--- a/reporte_estadias_v_4.docx
+++ b/reporte_estadias_v_4.docx
@@ -1,6 +1,6 @@
 
 <file path=word/document.xml><?xml version="1.0" encoding="utf-8"?>
-<w:document xmlns:wpc="http://schemas.microsoft.com/office/word/2010/wordprocessingCanvas" xmlns:cx="http://schemas.microsoft.com/office/drawing/2014/chartex" xmlns:cx1="http://schemas.microsoft.com/office/drawing/2015/9/8/chartex" xmlns:cx2="http://schemas.microsoft.com/office/drawing/2015/10/21/chartex" xmlns:cx3="http://schemas.microsoft.com/office/drawing/2016/5/9/chartex" xmlns:cx4="http://schemas.microsoft.com/office/drawing/2016/5/10/chartex" xmlns:cx5="http://schemas.microsoft.com/office/drawing/2016/5/11/chartex" xmlns:cx6="http://schemas.microsoft.com/office/drawing/2016/5/12/chartex" xmlns:cx7="http://schemas.microsoft.com/office/drawing/2016/5/13/chartex" xmlns:cx8="http://schemas.microsoft.com/office/drawing/2016/5/14/chartex" xmlns:mc="http://schemas.openxmlformats.org/markup-compatibility/2006" xmlns:aink="http://schemas.microsoft.com/office/drawing/2016/ink" xmlns:am3d="http://schemas.microsoft.com/office/drawing/2017/model3d" xmlns:o="urn:schemas-microsoft-com:office:office" xmlns:oel="http://schemas.microsoft.com/office/2019/extlst" xmlns:r="http://schemas.openxmlformats.org/officeDocument/2006/relationships" xmlns:m="http://schemas.openxmlformats.org/officeDocument/2006/math" xmlns:v="urn:schemas-microsoft-com:vml" xmlns:wp14="http://schemas.microsoft.com/office/word/2010/wordprocessingDrawing" xmlns:wp="http://schemas.openxmlformats.org/drawingml/2006/wordprocessingDrawing" xmlns:w10="urn:schemas-microsoft-com:office:word" xmlns:w="http://schemas.openxmlformats.org/wordprocessingml/2006/main" xmlns:w14="http://schemas.microsoft.com/office/word/2010/wordml" xmlns:w15="http://schemas.microsoft.com/office/word/2012/wordml" xmlns:w16cex="http://schemas.microsoft.com/office/word/2018/wordml/cex" xmlns:w16cid="http://schemas.microsoft.com/office/word/2016/wordml/cid" xmlns:w16="http://schemas.microsoft.com/office/word/2018/wordml" xmlns:w16du="http://schemas.microsoft.com/office/word/2023/wordml/word16du" xmlns:w16sdtdh="http://schemas.microsoft.com/office/word/2020/wordml/sdtdatahash" xmlns:w16sdtfl="http://schemas.microsoft.com/office/word/2024/wordml/sdtformatlock" xmlns:w16se="http://schemas.microsoft.com/office/word/2015/wordml/symex" xmlns:wpg="http://schemas.microsoft.com/office/word/2010/wordprocessingGroup" xmlns:wpi="http://schemas.microsoft.com/office/word/2010/wordprocessingInk" xmlns:wne="http://schemas.microsoft.com/office/word/2006/wordml" xmlns:wps="http://schemas.microsoft.com/office/word/2010/wordprocessingShape" mc:Ignorable="w14 w15 w16se w16cid w16 w16cex w16sdtdh w16sdtfl w16du wp14">
+<w:document xmlns:wpc="http://schemas.microsoft.com/office/word/2010/wordprocessingCanvas" xmlns:cx="http://schemas.microsoft.com/office/drawing/2014/chartex" xmlns:cx1="http://schemas.microsoft.com/office/drawing/2015/9/8/chartex" xmlns:cx2="http://schemas.microsoft.com/office/drawing/2015/10/21/chartex" xmlns:cx3="http://schemas.microsoft.com/office/drawing/2016/5/9/chartex" xmlns:cx4="http://schemas.microsoft.com/office/drawing/2016/5/10/chartex" xmlns:cx5="http://schemas.microsoft.com/office/drawing/2016/5/11/chartex" xmlns:cx6="http://schemas.microsoft.com/office/drawing/2016/5/12/chartex" xmlns:cx7="http://schemas.microsoft.com/office/drawing/2016/5/13/chartex" xmlns:cx8="http://schemas.microsoft.com/office/drawing/2016/5/14/chartex" xmlns:mc="http://schemas.openxmlformats.org/markup-compatibility/2006" xmlns:aink="http://schemas.microsoft.com/office/drawing/2016/ink" xmlns:am3d="http://schemas.microsoft.com/office/drawing/2017/model3d" xmlns:o="urn:schemas-microsoft-com:office:office" xmlns:r="http://schemas.openxmlformats.org/officeDocument/2006/relationships" xmlns:m="http://schemas.openxmlformats.org/officeDocument/2006/math" xmlns:v="urn:schemas-microsoft-com:vml" xmlns:wp14="http://schemas.microsoft.com/office/word/2010/wordprocessingDrawing" xmlns:wp="http://schemas.openxmlformats.org/drawingml/2006/wordprocessingDrawing" xmlns:w10="urn:schemas-microsoft-com:office:word" xmlns:w="http://schemas.openxmlformats.org/wordprocessingml/2006/main" xmlns:w14="http://schemas.microsoft.com/office/word/2010/wordml" xmlns:w15="http://schemas.microsoft.com/office/word/2012/wordml" xmlns:w16cex="http://schemas.microsoft.com/office/word/2018/wordml/cex" xmlns:w16cid="http://schemas.microsoft.com/office/word/2016/wordml/cid" xmlns:w16="http://schemas.microsoft.com/office/word/2018/wordml" xmlns:w16sdtdh="http://schemas.microsoft.com/office/word/2020/wordml/sdtdatahash" xmlns:w16se="http://schemas.microsoft.com/office/word/2015/wordml/symex" xmlns:wpg="http://schemas.microsoft.com/office/word/2010/wordprocessingGroup" xmlns:wpi="http://schemas.microsoft.com/office/word/2010/wordprocessingInk" xmlns:wne="http://schemas.microsoft.com/office/word/2006/wordml" xmlns:wps="http://schemas.microsoft.com/office/word/2010/wordprocessingShape" mc:Ignorable="w14 w15 w16se w16cid w16 w16cex w16sdtdh wp14">
   <w:body>
     <w:p>
       <w:pPr>
@@ -52,6 +52,124 @@
           <w:sz w:val="32"/>
         </w:rPr>
       </w:pPr>
+      <w:r>
+        <w:rPr>
+          <w:b/>
+          <w:noProof/>
+          <w:sz w:val="28"/>
+          <w:szCs w:val="32"/>
+        </w:rPr>
+        <mc:AlternateContent>
+          <mc:Choice Requires="wps">
+            <w:drawing>
+              <wp:anchor distT="0" distB="0" distL="114300" distR="114300" simplePos="0" relativeHeight="251659264" behindDoc="0" locked="0" layoutInCell="1" allowOverlap="1" wp14:anchorId="6105290F" wp14:editId="56F3FC83">
+                <wp:simplePos x="0" y="0"/>
+                <wp:positionH relativeFrom="column">
+                  <wp:posOffset>-629285</wp:posOffset>
+                </wp:positionH>
+                <wp:positionV relativeFrom="page">
+                  <wp:posOffset>2184400</wp:posOffset>
+                </wp:positionV>
+                <wp:extent cx="3981450" cy="1816100"/>
+                <wp:effectExtent l="0" t="0" r="0" b="0"/>
+                <wp:wrapNone/>
+                <wp:docPr id="432631150" name="Cuadro de texto 1"/>
+                <wp:cNvGraphicFramePr/>
+                <a:graphic xmlns:a="http://schemas.openxmlformats.org/drawingml/2006/main">
+                  <a:graphicData uri="http://schemas.microsoft.com/office/word/2010/wordprocessingShape">
+                    <wps:wsp>
+                      <wps:cNvSpPr txBox="1"/>
+                      <wps:spPr>
+                        <a:xfrm>
+                          <a:off x="0" y="0"/>
+                          <a:ext cx="3981450" cy="1816100"/>
+                        </a:xfrm>
+                        <a:prstGeom prst="rect">
+                          <a:avLst/>
+                        </a:prstGeom>
+                        <a:noFill/>
+                        <a:ln w="6350">
+                          <a:noFill/>
+                        </a:ln>
+                      </wps:spPr>
+                      <wps:txbx>
+                        <w:txbxContent>
+                          <w:p>
+                            <w:pPr>
+                              <w:spacing w:line="240" w:lineRule="auto"/>
+                              <w:jc w:val="center"/>
+                              <w:rPr>
+                                <w:b/>
+                                <w:bCs/>
+                                <w:sz w:val="28"/>
+                                <w:szCs w:val="28"/>
+                              </w:rPr>
+                            </w:pPr>
+                            <w:r>
+                              <w:rPr>
+                                <w:b/>
+                                <w:bCs/>
+                                <w:sz w:val="28"/>
+                                <w:szCs w:val="28"/>
+                              </w:rPr>
+                              <w:t>MONITOREO Y CONTROL DE MUESTRAS DE RETENCIÓN</w:t>
+                            </w:r>
+                          </w:p>
+                        </w:txbxContent>
+                      </wps:txbx>
+                      <wps:bodyPr rot="0" spcFirstLastPara="0" vertOverflow="overflow" horzOverflow="overflow" vert="horz" wrap="square" lIns="91440" tIns="45720" rIns="91440" bIns="45720" numCol="1" spcCol="0" rtlCol="0" fromWordArt="0" anchor="ctr" anchorCtr="0" forceAA="0" compatLnSpc="1">
+                        <a:prstTxWarp prst="textNoShape">
+                          <a:avLst/>
+                        </a:prstTxWarp>
+                        <a:noAutofit/>
+                      </wps:bodyPr>
+                    </wps:wsp>
+                  </a:graphicData>
+                </a:graphic>
+                <wp14:sizeRelV relativeFrom="margin">
+                  <wp14:pctHeight>0</wp14:pctHeight>
+                </wp14:sizeRelV>
+              </wp:anchor>
+            </w:drawing>
+          </mc:Choice>
+          <mc:Fallback>
+            <w:pict>
+              <v:shapetype w14:anchorId="6105290F" id="_x0000_t202" coordsize="21600,21600" o:spt="202" path="m,l,21600r21600,l21600,xe">
+                <v:stroke joinstyle="miter"/>
+                <v:path gradientshapeok="t" o:connecttype="rect"/>
+              </v:shapetype>
+              <v:shape id="Cuadro de texto 1" o:spid="_x0000_s1026" type="#_x0000_t202" style="position:absolute;left:0;text-align:left;margin-left:-49.55pt;margin-top:172pt;width:313.5pt;height:143pt;z-index:251659264;visibility:visible;mso-wrap-style:square;mso-height-percent:0;mso-wrap-distance-left:9pt;mso-wrap-distance-top:0;mso-wrap-distance-right:9pt;mso-wrap-distance-bottom:0;mso-position-horizontal:absolute;mso-position-horizontal-relative:text;mso-position-vertical:absolute;mso-position-vertical-relative:page;mso-height-percent:0;mso-height-relative:margin;v-text-anchor:middle" o:gfxdata="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" filled="f" stroked="f" strokeweight=".5pt">
+                <v:textbox>
+                  <w:txbxContent>
+                    <w:p>
+                      <w:pPr>
+                        <w:spacing w:line="240" w:lineRule="auto"/>
+                        <w:jc w:val="center"/>
+                        <w:rPr>
+                          <w:b/>
+                          <w:bCs/>
+                          <w:sz w:val="28"/>
+                          <w:szCs w:val="28"/>
+                        </w:rPr>
+                      </w:pPr>
+                      <w:r>
+                        <w:rPr>
+                          <w:b/>
+                          <w:bCs/>
+                          <w:sz w:val="28"/>
+                          <w:szCs w:val="28"/>
+                        </w:rPr>
+                        <w:t>MONITOREO Y CONTROL DE MUESTRAS DE RETENCIÓN</w:t>
+                      </w:r>
+                    </w:p>
+                  </w:txbxContent>
+                </v:textbox>
+                <w10:wrap anchory="page"/>
+              </v:shape>
+            </w:pict>
+          </mc:Fallback>
+        </mc:AlternateContent>
+      </w:r>
     </w:p>
     <w:p>
       <w:pPr>
@@ -100,7 +218,7 @@
         <mc:AlternateContent>
           <mc:Choice Requires="wps">
             <w:drawing>
-              <wp:anchor distT="0" distB="0" distL="114300" distR="114300" simplePos="0" relativeHeight="251665408" behindDoc="0" locked="0" layoutInCell="1" allowOverlap="1" wp14:anchorId="3B00F609" wp14:editId="73F90BA3">
+              <wp:anchor distT="0" distB="0" distL="114300" distR="114300" simplePos="0" relativeHeight="251665408" behindDoc="0" locked="0" layoutInCell="1" allowOverlap="1" wp14:anchorId="3B00F609" wp14:editId="7AD4801A">
                 <wp:simplePos x="0" y="0"/>
                 <wp:positionH relativeFrom="page">
                   <wp:posOffset>472440</wp:posOffset>
@@ -206,11 +324,7 @@
           </mc:Choice>
           <mc:Fallback>
             <w:pict>
-              <v:shapetype w14:anchorId="3B00F609" id="_x0000_t202" coordsize="21600,21600" o:spt="202" path="m,l,21600r21600,l21600,xe">
-                <v:stroke joinstyle="miter"/>
-                <v:path gradientshapeok="t" o:connecttype="rect"/>
-              </v:shapetype>
-              <v:shape id="Cuadro de texto 1" o:spid="_x0000_s1026" type="#_x0000_t202" style="position:absolute;left:0;text-align:left;margin-left:37.2pt;margin-top:594.6pt;width:198.6pt;height:69.7pt;z-index:251665408;visibility:visible;mso-wrap-style:square;mso-width-percent:0;mso-height-percent:0;mso-wrap-distance-left:9pt;mso-wrap-distance-top:0;mso-wrap-distance-right:9pt;mso-wrap-distance-bottom:0;mso-position-horizontal:absolute;mso-position-horizontal-relative:page;mso-position-vertical:absolute;mso-position-vertical-relative:page;mso-width-percent:0;mso-height-percent:0;mso-width-relative:margin;mso-height-relative:margin;v-text-anchor:top" o:gfxdata="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" filled="f" stroked="f" strokeweight=".5pt">
+              <v:shape w14:anchorId="3B00F609" id="_x0000_s1027" type="#_x0000_t202" style="position:absolute;left:0;text-align:left;margin-left:37.2pt;margin-top:594.6pt;width:198.6pt;height:69.7pt;z-index:251665408;visibility:visible;mso-wrap-style:square;mso-width-percent:0;mso-height-percent:0;mso-wrap-distance-left:9pt;mso-wrap-distance-top:0;mso-wrap-distance-right:9pt;mso-wrap-distance-bottom:0;mso-position-horizontal:absolute;mso-position-horizontal-relative:page;mso-position-vertical:absolute;mso-position-vertical-relative:page;mso-width-percent:0;mso-height-percent:0;mso-width-relative:margin;mso-height-relative:margin;v-text-anchor:top" o:gfxdata="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" filled="f" stroked="f" strokeweight=".5pt">
                 <v:textbox>
                   <w:txbxContent>
                     <w:p>
@@ -268,117 +382,6 @@
                   </w:txbxContent>
                 </v:textbox>
                 <w10:wrap anchorx="page" anchory="page"/>
-              </v:shape>
-            </w:pict>
-          </mc:Fallback>
-        </mc:AlternateContent>
-      </w:r>
-      <w:r>
-        <w:rPr>
-          <w:b/>
-          <w:noProof/>
-          <w:sz w:val="28"/>
-          <w:szCs w:val="32"/>
-        </w:rPr>
-        <mc:AlternateContent>
-          <mc:Choice Requires="wps">
-            <w:drawing>
-              <wp:anchor distT="0" distB="0" distL="114300" distR="114300" simplePos="0" relativeHeight="251659264" behindDoc="0" locked="0" layoutInCell="1" allowOverlap="1" wp14:anchorId="6105290F" wp14:editId="280DC062">
-                <wp:simplePos x="0" y="0"/>
-                <wp:positionH relativeFrom="column">
-                  <wp:posOffset>-632460</wp:posOffset>
-                </wp:positionH>
-                <wp:positionV relativeFrom="page">
-                  <wp:posOffset>2181225</wp:posOffset>
-                </wp:positionV>
-                <wp:extent cx="3981450" cy="1571625"/>
-                <wp:effectExtent l="0" t="0" r="0" b="0"/>
-                <wp:wrapNone/>
-                <wp:docPr id="432631150" name="Cuadro de texto 1"/>
-                <wp:cNvGraphicFramePr/>
-                <a:graphic xmlns:a="http://schemas.openxmlformats.org/drawingml/2006/main">
-                  <a:graphicData uri="http://schemas.microsoft.com/office/word/2010/wordprocessingShape">
-                    <wps:wsp>
-                      <wps:cNvSpPr txBox="1"/>
-                      <wps:spPr>
-                        <a:xfrm>
-                          <a:off x="0" y="0"/>
-                          <a:ext cx="3981450" cy="1571625"/>
-                        </a:xfrm>
-                        <a:prstGeom prst="rect">
-                          <a:avLst/>
-                        </a:prstGeom>
-                        <a:noFill/>
-                        <a:ln w="6350">
-                          <a:noFill/>
-                        </a:ln>
-                      </wps:spPr>
-                      <wps:txbx>
-                        <w:txbxContent>
-                          <w:p>
-                            <w:pPr>
-                              <w:spacing w:line="240" w:lineRule="auto"/>
-                              <w:jc w:val="center"/>
-                              <w:rPr>
-                                <w:b/>
-                                <w:bCs/>
-                                <w:sz w:val="28"/>
-                                <w:szCs w:val="28"/>
-                              </w:rPr>
-                            </w:pPr>
-                            <w:r>
-                              <w:rPr>
-                                <w:b/>
-                                <w:bCs/>
-                                <w:sz w:val="28"/>
-                                <w:szCs w:val="28"/>
-                              </w:rPr>
-                              <w:t>Sistema de Muestras de Retención</w:t>
-                            </w:r>
-                          </w:p>
-                        </w:txbxContent>
-                      </wps:txbx>
-                      <wps:bodyPr rot="0" spcFirstLastPara="0" vertOverflow="overflow" horzOverflow="overflow" vert="horz" wrap="square" lIns="91440" tIns="45720" rIns="91440" bIns="45720" numCol="1" spcCol="0" rtlCol="0" fromWordArt="0" anchor="ctr" anchorCtr="0" forceAA="0" compatLnSpc="1">
-                        <a:prstTxWarp prst="textNoShape">
-                          <a:avLst/>
-                        </a:prstTxWarp>
-                        <a:noAutofit/>
-                      </wps:bodyPr>
-                    </wps:wsp>
-                  </a:graphicData>
-                </a:graphic>
-              </wp:anchor>
-            </w:drawing>
-          </mc:Choice>
-          <mc:Fallback>
-            <w:pict>
-              <v:shape w14:anchorId="6105290F" id="_x0000_s1027" type="#_x0000_t202" style="position:absolute;left:0;text-align:left;margin-left:-49.8pt;margin-top:171.75pt;width:313.5pt;height:123.75pt;z-index:251659264;visibility:visible;mso-wrap-style:square;mso-wrap-distance-left:9pt;mso-wrap-distance-top:0;mso-wrap-distance-right:9pt;mso-wrap-distance-bottom:0;mso-position-horizontal:absolute;mso-position-horizontal-relative:text;mso-position-vertical:absolute;mso-position-vertical-relative:page;v-text-anchor:middle" o:gfxdata="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" filled="f" stroked="f" strokeweight=".5pt">
-                <v:textbox>
-                  <w:txbxContent>
-                    <w:p>
-                      <w:pPr>
-                        <w:spacing w:line="240" w:lineRule="auto"/>
-                        <w:jc w:val="center"/>
-                        <w:rPr>
-                          <w:b/>
-                          <w:bCs/>
-                          <w:sz w:val="28"/>
-                          <w:szCs w:val="28"/>
-                        </w:rPr>
-                      </w:pPr>
-                      <w:r>
-                        <w:rPr>
-                          <w:b/>
-                          <w:bCs/>
-                          <w:sz w:val="28"/>
-                          <w:szCs w:val="28"/>
-                        </w:rPr>
-                        <w:t>Sistema de Muestras de Retención</w:t>
-                      </w:r>
-                    </w:p>
-                  </w:txbxContent>
-                </v:textbox>
-                <w10:wrap anchory="page"/>
               </v:shape>
             </w:pict>
           </mc:Fallback>
@@ -507,7 +510,7 @@
               </wp:anchor>
             </w:drawing>
           </mc:Choice>
-          <mc:Fallback>
+          <mc:Fallback xmlns:w16sdtfl="http://schemas.microsoft.com/office/word/2024/wordml/sdtformatlock" xmlns:w16du="http://schemas.microsoft.com/office/word/2023/wordml/word16du" xmlns:oel="http://schemas.microsoft.com/office/2019/extlst">
             <w:pict>
               <v:shape w14:anchorId="22E1F9AA" id="_x0000_s1028" type="#_x0000_t202" style="position:absolute;left:0;text-align:left;margin-left:146.7pt;margin-top:595.5pt;width:200.65pt;height:68.95pt;z-index:251667456;visibility:visible;mso-wrap-style:square;mso-width-percent:0;mso-height-percent:0;mso-wrap-distance-left:9pt;mso-wrap-distance-top:0;mso-wrap-distance-right:9pt;mso-wrap-distance-bottom:0;mso-position-horizontal:absolute;mso-position-horizontal-relative:margin;mso-position-vertical:absolute;mso-position-vertical-relative:page;mso-width-percent:0;mso-height-percent:0;mso-width-relative:margin;mso-height-relative:margin;v-text-anchor:top" o:gfxdata="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" filled="f" stroked="f" strokeweight=".5pt">
                 <v:textbox>
@@ -734,7 +737,7 @@
               </wp:anchor>
             </w:drawing>
           </mc:Choice>
-          <mc:Fallback>
+          <mc:Fallback xmlns:w16sdtfl="http://schemas.microsoft.com/office/word/2024/wordml/sdtformatlock" xmlns:w16du="http://schemas.microsoft.com/office/word/2023/wordml/word16du" xmlns:oel="http://schemas.microsoft.com/office/2019/extlst">
             <w:pict>
               <v:shape w14:anchorId="2FCD553F" id="_x0000_s1029" type="#_x0000_t202" style="position:absolute;left:0;text-align:left;margin-left:0;margin-top:300pt;width:381pt;height:165.75pt;z-index:251661312;visibility:visible;mso-wrap-style:square;mso-width-percent:0;mso-height-percent:0;mso-wrap-distance-left:9pt;mso-wrap-distance-top:0;mso-wrap-distance-right:9pt;mso-wrap-distance-bottom:0;mso-position-horizontal:left;mso-position-horizontal-relative:page;mso-position-vertical:absolute;mso-position-vertical-relative:page;mso-width-percent:0;mso-height-percent:0;mso-width-relative:margin;mso-height-relative:margin;v-text-anchor:middle" o:gfxdata="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" filled="f" stroked="f" strokeweight=".5pt">
                 <v:textbox>
@@ -935,7 +938,7 @@
               </wp:anchor>
             </w:drawing>
           </mc:Choice>
-          <mc:Fallback>
+          <mc:Fallback xmlns:w16sdtfl="http://schemas.microsoft.com/office/word/2024/wordml/sdtformatlock" xmlns:w16du="http://schemas.microsoft.com/office/word/2023/wordml/word16du" xmlns:oel="http://schemas.microsoft.com/office/2019/extlst">
             <w:pict>
               <v:shape w14:anchorId="7854C103" id="_x0000_s1030" type="#_x0000_t202" style="position:absolute;left:0;text-align:left;margin-left:30.75pt;margin-top:0;width:358.5pt;height:24.75pt;z-index:251669504;visibility:visible;mso-wrap-style:square;mso-width-percent:0;mso-height-percent:0;mso-wrap-distance-left:9pt;mso-wrap-distance-top:0;mso-wrap-distance-right:9pt;mso-wrap-distance-bottom:0;mso-position-horizontal:absolute;mso-position-horizontal-relative:page;mso-position-vertical:top;mso-position-vertical-relative:bottom-margin-area;mso-width-percent:0;mso-height-percent:0;mso-width-relative:margin;mso-height-relative:margin;v-text-anchor:top" o:gfxdata="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" filled="f" stroked="f" strokeweight=".5pt">
                 <v:textbox>
@@ -1085,7 +1088,7 @@
               </wp:anchor>
             </w:drawing>
           </mc:Choice>
-          <mc:Fallback>
+          <mc:Fallback xmlns:w16sdtfl="http://schemas.microsoft.com/office/word/2024/wordml/sdtformatlock" xmlns:w16du="http://schemas.microsoft.com/office/word/2023/wordml/word16du" xmlns:oel="http://schemas.microsoft.com/office/2019/extlst">
             <w:pict>
               <v:shape w14:anchorId="53484146" id="_x0000_s1031" type="#_x0000_t202" style="position:absolute;left:0;text-align:left;margin-left:30.75pt;margin-top:525pt;width:402pt;height:69.75pt;z-index:251663360;visibility:visible;mso-wrap-style:square;mso-width-percent:0;mso-height-percent:0;mso-wrap-distance-left:9pt;mso-wrap-distance-top:0;mso-wrap-distance-right:9pt;mso-wrap-distance-bottom:0;mso-position-horizontal:absolute;mso-position-horizontal-relative:page;mso-position-vertical:absolute;mso-position-vertical-relative:page;mso-width-percent:0;mso-height-percent:0;mso-width-relative:margin;mso-height-relative:margin;v-text-anchor:middle" o:gfxdata="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" filled="f" stroked="f" strokeweight=".5pt">
                 <v:textbox>
@@ -4324,6 +4327,7 @@
             <w:pPr>
               <w:pStyle w:val="Ttulo1"/>
               <w:spacing w:line="360" w:lineRule="auto"/>
+              <w:outlineLvl w:val="0"/>
             </w:pPr>
             <w:bookmarkStart w:id="0" w:name="_Toc225436412"/>
             <w:r>
@@ -4483,25 +4487,51 @@
       <w:r>
         <w:t xml:space="preserve">Figura </w:t>
       </w:r>
-      <w:fldSimple w:instr=" STYLEREF 1 \s ">
-        <w:r>
-          <w:rPr>
-            <w:noProof/>
-          </w:rPr>
-          <w:t>1</w:t>
-        </w:r>
-      </w:fldSimple>
+      <w:r>
+        <w:fldChar w:fldCharType="begin"/>
+      </w:r>
+      <w:r>
+        <w:instrText xml:space="preserve"> STYLEREF 1 \s </w:instrText>
+      </w:r>
+      <w:r>
+        <w:fldChar w:fldCharType="separate"/>
+      </w:r>
+      <w:r>
+        <w:rPr>
+          <w:noProof/>
+        </w:rPr>
+        <w:t>1</w:t>
+      </w:r>
+      <w:r>
+        <w:rPr>
+          <w:noProof/>
+        </w:rPr>
+        <w:fldChar w:fldCharType="end"/>
+      </w:r>
       <w:r>
         <w:t>.</w:t>
       </w:r>
-      <w:fldSimple w:instr=" SEQ Figura \* ARABIC \s 1 ">
-        <w:r>
-          <w:rPr>
-            <w:noProof/>
-          </w:rPr>
-          <w:t>1</w:t>
-        </w:r>
-      </w:fldSimple>
+      <w:r>
+        <w:fldChar w:fldCharType="begin"/>
+      </w:r>
+      <w:r>
+        <w:instrText xml:space="preserve"> SEQ Figura \* ARABIC \s 1 </w:instrText>
+      </w:r>
+      <w:r>
+        <w:fldChar w:fldCharType="separate"/>
+      </w:r>
+      <w:r>
+        <w:rPr>
+          <w:noProof/>
+        </w:rPr>
+        <w:t>1</w:t>
+      </w:r>
+      <w:r>
+        <w:rPr>
+          <w:noProof/>
+        </w:rPr>
+        <w:fldChar w:fldCharType="end"/>
+      </w:r>
       <w:bookmarkEnd w:id="2"/>
       <w:r>
         <w:t xml:space="preserve"> Logotipo de la empresa</w:t>
@@ -4587,8 +4617,13 @@
       <w:r>
         <w:t xml:space="preserve">. Julio Cesar Torres, quien actualmente desempeña el cargo de </w:t>
       </w:r>
-      <w:r>
-        <w:t>Director Asociado de TI en América</w:t>
+      <w:proofErr w:type="gramStart"/>
+      <w:r>
+        <w:t>Director</w:t>
+      </w:r>
+      <w:proofErr w:type="gramEnd"/>
+      <w:r>
+        <w:t xml:space="preserve"> Asociado de TI en América</w:t>
       </w:r>
       <w:r>
         <w:t xml:space="preserve"> dentro de la organización.</w:t>
@@ -5358,6 +5393,7 @@
             <w:pPr>
               <w:pStyle w:val="Ttulo1"/>
               <w:spacing w:line="360" w:lineRule="auto"/>
+              <w:outlineLvl w:val="0"/>
             </w:pPr>
             <w:bookmarkStart w:id="10" w:name="_Toc225436420"/>
             <w:r>
@@ -5675,51 +5711,6 @@
         <w:jc w:val="both"/>
         <w:rPr>
           <w:rFonts w:eastAsia="Arial" w:cs="Arial"/>
-          <w:color w:val="000000" w:themeColor="text1"/>
-          <w:szCs w:val="24"/>
-        </w:rPr>
-      </w:pPr>
-      <w:r>
-        <w:rPr>
-          <w:rFonts w:eastAsia="Arial" w:cs="Arial"/>
-          <w:color w:val="000000" w:themeColor="text1"/>
-          <w:szCs w:val="24"/>
-        </w:rPr>
-        <w:lastRenderedPageBreak/>
-        <w:t>Se debe identificar qué funciones del software impactan directamente en la calidad del medicamento o la seguridad del paciente</w:t>
-      </w:r>
-      <w:r>
-        <w:rPr>
-          <w:rFonts w:eastAsia="Arial" w:cs="Arial"/>
-          <w:color w:val="000000" w:themeColor="text1"/>
-          <w:szCs w:val="24"/>
-        </w:rPr>
-        <w:t xml:space="preserve"> y t</w:t>
-      </w:r>
-      <w:r>
-        <w:rPr>
-          <w:rFonts w:eastAsia="Arial" w:cs="Arial"/>
-          <w:color w:val="000000" w:themeColor="text1"/>
-          <w:szCs w:val="24"/>
-        </w:rPr>
-        <w:t>odos los sistemas computarizados que impactan GxP (Good Practices) deben estar inventariados y validados.</w:t>
-      </w:r>
-    </w:p>
-    <w:p>
-      <w:pPr>
-        <w:jc w:val="both"/>
-        <w:rPr>
-          <w:rFonts w:eastAsia="Arial" w:cs="Arial"/>
-          <w:color w:val="000000" w:themeColor="text1"/>
-          <w:szCs w:val="24"/>
-        </w:rPr>
-      </w:pPr>
-    </w:p>
-    <w:p>
-      <w:pPr>
-        <w:jc w:val="both"/>
-        <w:rPr>
-          <w:rFonts w:eastAsia="Arial" w:cs="Arial"/>
           <w:b/>
           <w:bCs/>
           <w:color w:val="000000" w:themeColor="text1"/>
@@ -5734,6 +5725,7 @@
           <w:color w:val="000000" w:themeColor="text1"/>
           <w:szCs w:val="24"/>
         </w:rPr>
+        <w:lastRenderedPageBreak/>
         <w:t>FDA 21 CFR Parte 11</w:t>
       </w:r>
     </w:p>
@@ -5774,6 +5766,7 @@
           <w:id w:val="-1874760834"/>
           <w:citation/>
         </w:sdtPr>
+        <w:sdtEndPr/>
         <w:sdtContent>
           <w:r>
             <w:rPr>
@@ -5861,7 +5854,7 @@
         <w:t>a</w:t>
       </w:r>
       <w:r>
-        <w:t xml:space="preserve"> normativa se aplica a los registros electrónicos que se crean, modifican, mantienen, archivan o transmiten bajo cualquier requisito de registro establecido en los reglamentos de la agencia. Esto incluye sistemas cerrados, donde el acceso está controlado por personas responsables del contenido, y sistemas abiertos, donde el acceso es más amplio y requiere controles adicionales como el cifrado de datos.</w:t>
+        <w:t xml:space="preserve"> normativa se aplica a los registros electrónicos que se crean, modifican, mantienen, archivan o transmiten bajo cualquier requisito de registro establecido en los reglamentos de la agencia. Esto incluye sistemas donde el acceso está controlado por responsables del contenido, y sistemas donde el acceso es más amplio </w:t>
       </w:r>
     </w:p>
     <w:p>
@@ -5891,6 +5884,7 @@
           <w:id w:val="-336928147"/>
           <w:citation/>
         </w:sdtPr>
+        <w:sdtEndPr/>
         <w:sdtContent>
           <w:r>
             <w:rPr>
@@ -6033,10 +6027,20 @@
     </w:p>
     <w:p>
       <w:pPr>
-        <w:jc w:val="both"/>
-      </w:pPr>
-      <w:r>
-        <w:lastRenderedPageBreak/>
+        <w:pStyle w:val="Prrafodelista"/>
+        <w:jc w:val="both"/>
+        <w:rPr>
+          <w:rFonts w:eastAsia="Arial" w:cs="Arial"/>
+          <w:color w:val="000000" w:themeColor="text1"/>
+          <w:szCs w:val="24"/>
+        </w:rPr>
+      </w:pPr>
+    </w:p>
+    <w:p>
+      <w:pPr>
+        <w:jc w:val="both"/>
+      </w:pPr>
+      <w:r>
         <w:t xml:space="preserve">Una de las desventajas </w:t>
       </w:r>
       <w:r>
@@ -6045,16 +6049,6 @@
       <w:r>
         <w:t>que consumen tiempo y recursos. Además, la complejidad técnica de mantener controles de acceso estrictos y firmas electrónicas vinculadas de forma única a cada individuo puede generar cuellos de botella administrativos si el sistema no está bien diseñado.</w:t>
       </w:r>
-    </w:p>
-    <w:p>
-      <w:pPr>
-        <w:jc w:val="both"/>
-        <w:rPr>
-          <w:rFonts w:eastAsia="Arial" w:cs="Arial"/>
-          <w:color w:val="000000" w:themeColor="text1"/>
-          <w:szCs w:val="24"/>
-        </w:rPr>
-      </w:pPr>
     </w:p>
     <w:p>
       <w:pPr>
@@ -6075,6 +6069,7 @@
           <w:color w:val="000000" w:themeColor="text1"/>
           <w:szCs w:val="24"/>
         </w:rPr>
+        <w:lastRenderedPageBreak/>
         <w:t>GAMP 5</w:t>
       </w:r>
     </w:p>
@@ -6107,6 +6102,7 @@
           <w:id w:val="-597253861"/>
           <w:citation/>
         </w:sdtPr>
+        <w:sdtEndPr/>
         <w:sdtContent>
           <w:r>
             <w:rPr>
@@ -6172,70 +6168,24 @@
         <w:t xml:space="preserve"> </w:t>
       </w:r>
       <w:r>
-        <w:t>La metodología categoriza el software (desde sistemas operativos hasta software a medida) para determinar el nivel de esfuerzo de validación necesario. El proceso se visualiza comúnmente a través del Modelo en V, que vincula los requisitos del usuario con las pruebas de verificación, asegurando que cada funcionalidad crítica sea probada y documentada rigurosamente.</w:t>
-      </w:r>
-    </w:p>
-    <w:p>
-      <w:pPr>
-        <w:jc w:val="both"/>
-      </w:pPr>
-      <w:r>
-        <w:t xml:space="preserve">Implementar GAMP 5 ofrece beneficios estratégicos para las organizaciones que buscan excelencia operativa. Basándose en el análisis de </w:t>
-      </w:r>
-      <w:sdt>
-        <w:sdtPr>
-          <w:rPr>
-            <w:rFonts w:eastAsia="Arial" w:cs="Arial"/>
-            <w:color w:val="000000" w:themeColor="text1"/>
-            <w:szCs w:val="24"/>
-          </w:rPr>
-          <w:id w:val="1735279749"/>
-          <w:citation/>
-        </w:sdtPr>
-        <w:sdtContent>
-          <w:r>
-            <w:rPr>
-              <w:rFonts w:eastAsia="Arial" w:cs="Arial"/>
-              <w:color w:val="000000" w:themeColor="text1"/>
-              <w:szCs w:val="24"/>
-            </w:rPr>
-            <w:fldChar w:fldCharType="begin"/>
-          </w:r>
-          <w:r>
-            <w:rPr>
-              <w:rFonts w:eastAsia="Arial" w:cs="Arial"/>
-              <w:color w:val="000000" w:themeColor="text1"/>
-              <w:szCs w:val="24"/>
-            </w:rPr>
-            <w:instrText xml:space="preserve"> CITATION Ing24 \l 2058 </w:instrText>
-          </w:r>
-          <w:r>
-            <w:rPr>
-              <w:rFonts w:eastAsia="Arial" w:cs="Arial"/>
-              <w:color w:val="000000" w:themeColor="text1"/>
-              <w:szCs w:val="24"/>
-            </w:rPr>
-            <w:fldChar w:fldCharType="separate"/>
-          </w:r>
-          <w:r>
-            <w:rPr>
-              <w:rFonts w:eastAsia="Arial" w:cs="Arial"/>
-              <w:noProof/>
-              <w:color w:val="000000" w:themeColor="text1"/>
-              <w:szCs w:val="24"/>
-            </w:rPr>
-            <w:t>(Centin, 2024)</w:t>
-          </w:r>
-          <w:r>
-            <w:rPr>
-              <w:rFonts w:eastAsia="Arial" w:cs="Arial"/>
-              <w:color w:val="000000" w:themeColor="text1"/>
-              <w:szCs w:val="24"/>
-            </w:rPr>
-            <w:fldChar w:fldCharType="end"/>
-          </w:r>
-        </w:sdtContent>
-      </w:sdt>
+        <w:t xml:space="preserve">La metodología categoriza el software (desde sistemas operativos hasta software a medida) para determinar el nivel de esfuerzo de validación necesario. </w:t>
+      </w:r>
+    </w:p>
+    <w:p>
+      <w:pPr>
+        <w:jc w:val="both"/>
+      </w:pPr>
+    </w:p>
+    <w:p>
+      <w:pPr>
+        <w:jc w:val="both"/>
+      </w:pPr>
+      <w:r>
+        <w:t>El proceso se visualiza comúnmente a través del Modelo en V, que vincula los requisitos del usuario con las pruebas de verificación, asegurando que cada funcionalidad crítica sea</w:t>
+      </w:r>
+      <w:r>
+        <w:t xml:space="preserve"> aprobada</w:t>
+      </w:r>
       <w:r>
         <w:t>, sus ventajas incluyen:</w:t>
       </w:r>
@@ -6297,12 +6247,65 @@
         <w:t>L</w:t>
       </w:r>
       <w:r>
-        <w:t xml:space="preserve">a adopción de GAMP 5 conlleva una carga administrativa y técnica considerable. </w:t>
-      </w:r>
-      <w:r>
-        <w:t>Según</w:t>
-      </w:r>
-      <w:r>
+        <w:t>a adopción de GAMP 5 conlleva una carga administrativa y técnica considerable</w:t>
+      </w:r>
+      <w:r>
+        <w:t xml:space="preserve"> debido a esto </w:t>
+      </w:r>
+      <w:r>
+        <w:t>una de las desventajas es la complejidad de la documentación; generar y mantener planes de validación, especificaciones y protocolos de prueba requiere una inversión de tiempo significativa.</w:t>
+      </w:r>
+    </w:p>
+    <w:p>
+      <w:pPr>
+        <w:jc w:val="both"/>
+      </w:pPr>
+    </w:p>
+    <w:p>
+      <w:pPr>
+        <w:jc w:val="both"/>
+      </w:pPr>
+    </w:p>
+    <w:p>
+      <w:pPr>
+        <w:pStyle w:val="Ttulo3"/>
+        <w:spacing w:line="360" w:lineRule="auto"/>
+        <w:jc w:val="both"/>
+      </w:pPr>
+      <w:bookmarkStart w:id="14" w:name="_Toc225436423"/>
+      <w:r>
+        <w:t>Integridad de datos y principios ALCOA+</w:t>
+      </w:r>
+      <w:bookmarkEnd w:id="14"/>
+    </w:p>
+    <w:p>
+      <w:pPr>
+        <w:jc w:val="both"/>
+      </w:pPr>
+    </w:p>
+    <w:p>
+      <w:pPr>
+        <w:jc w:val="both"/>
+        <w:rPr>
+          <w:rFonts w:eastAsia="Arial" w:cs="Arial"/>
+          <w:color w:val="000000" w:themeColor="text1"/>
+          <w:szCs w:val="24"/>
+        </w:rPr>
+      </w:pPr>
+      <w:r>
+        <w:rPr>
+          <w:rFonts w:eastAsia="Arial" w:cs="Arial"/>
+          <w:color w:val="000000" w:themeColor="text1"/>
+          <w:szCs w:val="24"/>
+        </w:rPr>
+        <w:t>Conforme</w:t>
+      </w:r>
+      <w:r>
+        <w:rPr>
+          <w:rFonts w:eastAsia="Arial" w:cs="Arial"/>
+          <w:color w:val="000000" w:themeColor="text1"/>
+          <w:szCs w:val="24"/>
+        </w:rPr>
         <w:t xml:space="preserve"> </w:t>
       </w:r>
       <w:sdt>
@@ -6312,126 +6315,10 @@
             <w:color w:val="000000" w:themeColor="text1"/>
             <w:szCs w:val="24"/>
           </w:rPr>
-          <w:id w:val="-1353412284"/>
-          <w:citation/>
-        </w:sdtPr>
-        <w:sdtContent>
-          <w:r>
-            <w:rPr>
-              <w:rFonts w:eastAsia="Arial" w:cs="Arial"/>
-              <w:color w:val="000000" w:themeColor="text1"/>
-              <w:szCs w:val="24"/>
-            </w:rPr>
-            <w:fldChar w:fldCharType="begin"/>
-          </w:r>
-          <w:r>
-            <w:rPr>
-              <w:rFonts w:eastAsia="Arial" w:cs="Arial"/>
-              <w:color w:val="000000" w:themeColor="text1"/>
-              <w:szCs w:val="24"/>
-            </w:rPr>
-            <w:instrText xml:space="preserve"> CITATION Ing24 \l 2058 </w:instrText>
-          </w:r>
-          <w:r>
-            <w:rPr>
-              <w:rFonts w:eastAsia="Arial" w:cs="Arial"/>
-              <w:color w:val="000000" w:themeColor="text1"/>
-              <w:szCs w:val="24"/>
-            </w:rPr>
-            <w:fldChar w:fldCharType="separate"/>
-          </w:r>
-          <w:r>
-            <w:rPr>
-              <w:rFonts w:eastAsia="Arial" w:cs="Arial"/>
-              <w:noProof/>
-              <w:color w:val="000000" w:themeColor="text1"/>
-              <w:szCs w:val="24"/>
-            </w:rPr>
-            <w:t>(Centin, 2024)</w:t>
-          </w:r>
-          <w:r>
-            <w:rPr>
-              <w:rFonts w:eastAsia="Arial" w:cs="Arial"/>
-              <w:color w:val="000000" w:themeColor="text1"/>
-              <w:szCs w:val="24"/>
-            </w:rPr>
-            <w:fldChar w:fldCharType="end"/>
-          </w:r>
-        </w:sdtContent>
-      </w:sdt>
-      <w:r>
-        <w:t xml:space="preserve">, </w:t>
-      </w:r>
-      <w:r>
-        <w:t xml:space="preserve">se infiere de una de las desventajas es la complejidad de la documentación; generar y mantener planes de validación, especificaciones y </w:t>
-      </w:r>
-      <w:r>
-        <w:lastRenderedPageBreak/>
-        <w:t>protocolos de prueba requiere una inversión de tiempo significativa. Además, para empresas pequeñas, el costo de consultoría y formación especializada puede ser una barrera de entrada, ya que una interpretación errónea de la guía puede derivar en observaciones críticas durante auditorías sanitarias.</w:t>
-      </w:r>
-    </w:p>
-    <w:p>
-      <w:pPr>
-        <w:jc w:val="both"/>
-      </w:pPr>
-    </w:p>
-    <w:p>
-      <w:pPr>
-        <w:jc w:val="both"/>
-      </w:pPr>
-    </w:p>
-    <w:p>
-      <w:pPr>
-        <w:pStyle w:val="Ttulo3"/>
-        <w:spacing w:line="360" w:lineRule="auto"/>
-        <w:jc w:val="both"/>
-      </w:pPr>
-      <w:bookmarkStart w:id="14" w:name="_Toc225436423"/>
-      <w:r>
-        <w:t>Integridad de datos y principios ALCOA+</w:t>
-      </w:r>
-      <w:bookmarkEnd w:id="14"/>
-    </w:p>
-    <w:p>
-      <w:pPr>
-        <w:jc w:val="both"/>
-      </w:pPr>
-    </w:p>
-    <w:p>
-      <w:pPr>
-        <w:jc w:val="both"/>
-        <w:rPr>
-          <w:rFonts w:eastAsia="Arial" w:cs="Arial"/>
-          <w:color w:val="000000" w:themeColor="text1"/>
-          <w:szCs w:val="24"/>
-        </w:rPr>
-      </w:pPr>
-      <w:r>
-        <w:rPr>
-          <w:rFonts w:eastAsia="Arial" w:cs="Arial"/>
-          <w:color w:val="000000" w:themeColor="text1"/>
-          <w:szCs w:val="24"/>
-        </w:rPr>
-        <w:t>Conforme</w:t>
-      </w:r>
-      <w:r>
-        <w:rPr>
-          <w:rFonts w:eastAsia="Arial" w:cs="Arial"/>
-          <w:color w:val="000000" w:themeColor="text1"/>
-          <w:szCs w:val="24"/>
-        </w:rPr>
-        <w:t xml:space="preserve"> </w:t>
-      </w:r>
-      <w:sdt>
-        <w:sdtPr>
-          <w:rPr>
-            <w:rFonts w:eastAsia="Arial" w:cs="Arial"/>
-            <w:color w:val="000000" w:themeColor="text1"/>
-            <w:szCs w:val="24"/>
-          </w:rPr>
           <w:id w:val="1497696471"/>
           <w:citation/>
         </w:sdtPr>
+        <w:sdtEndPr/>
         <w:sdtContent>
           <w:r>
             <w:rPr>
@@ -6498,7 +6385,7 @@
           <w:color w:val="000000" w:themeColor="text1"/>
           <w:szCs w:val="24"/>
         </w:rPr>
-        <w:t xml:space="preserve"> (Atribuible, Legible, Contemporáneo, Original y Preciso) define los estándares mínimos que cualquier registro, ya sea físico o digital, debe cumplir para ser considerado válido por agencias reguladoras como la FDA o la EMA</w:t>
+        <w:t xml:space="preserve"> (Atribuible, Legible, Contemporáneo, Original y Preciso) define los estándares mínimos que cualquier registro, ya sea físico o digital, debe cumplir para ser considerado válido por agencias reguladoras como la </w:t>
       </w:r>
       <w:r>
         <w:rPr>
@@ -6506,6 +6393,15 @@
           <w:color w:val="000000" w:themeColor="text1"/>
           <w:szCs w:val="24"/>
         </w:rPr>
+        <w:lastRenderedPageBreak/>
+        <w:t>FDA o la EMA</w:t>
+      </w:r>
+      <w:r>
+        <w:rPr>
+          <w:rFonts w:eastAsia="Arial" w:cs="Arial"/>
+          <w:color w:val="000000" w:themeColor="text1"/>
+          <w:szCs w:val="24"/>
+        </w:rPr>
         <w:t xml:space="preserve">. </w:t>
       </w:r>
       <w:r>
@@ -6532,130 +6428,93 @@
         </w:rPr>
         <w:t xml:space="preserve"> los principios se desglosan de la siguiente manera:</w:t>
       </w:r>
-    </w:p>
-    <w:p>
-      <w:pPr>
-        <w:jc w:val="both"/>
+      <w:r>
         <w:rPr>
           <w:rFonts w:eastAsia="Arial" w:cs="Arial"/>
           <w:color w:val="000000" w:themeColor="text1"/>
           <w:szCs w:val="24"/>
         </w:rPr>
-      </w:pPr>
-    </w:p>
-    <w:p>
-      <w:pPr>
-        <w:pStyle w:val="Prrafodelista"/>
-        <w:numPr>
-          <w:ilvl w:val="0"/>
-          <w:numId w:val="24"/>
-        </w:numPr>
-        <w:jc w:val="both"/>
+        <w:t xml:space="preserve"> </w:t>
+      </w:r>
+      <w:r>
         <w:rPr>
           <w:rFonts w:eastAsia="Arial" w:cs="Arial"/>
           <w:color w:val="000000" w:themeColor="text1"/>
           <w:szCs w:val="24"/>
         </w:rPr>
-      </w:pPr>
+        <w:t>Atribuible</w:t>
+      </w:r>
       <w:r>
         <w:rPr>
           <w:rFonts w:eastAsia="Arial" w:cs="Arial"/>
           <w:color w:val="000000" w:themeColor="text1"/>
           <w:szCs w:val="24"/>
         </w:rPr>
-        <w:t>Atribuible: Debe ser claro quién registró el dato.</w:t>
-      </w:r>
-    </w:p>
-    <w:p>
-      <w:pPr>
-        <w:pStyle w:val="Prrafodelista"/>
-        <w:numPr>
-          <w:ilvl w:val="0"/>
-          <w:numId w:val="24"/>
-        </w:numPr>
-        <w:jc w:val="both"/>
+        <w:t xml:space="preserve">, </w:t>
+      </w:r>
+      <w:r>
         <w:rPr>
           <w:rFonts w:eastAsia="Arial" w:cs="Arial"/>
           <w:color w:val="000000" w:themeColor="text1"/>
           <w:szCs w:val="24"/>
         </w:rPr>
-      </w:pPr>
+        <w:t>Legible</w:t>
+      </w:r>
       <w:r>
         <w:rPr>
           <w:rFonts w:eastAsia="Arial" w:cs="Arial"/>
           <w:color w:val="000000" w:themeColor="text1"/>
           <w:szCs w:val="24"/>
         </w:rPr>
-        <w:t>Legible: La información debe ser fácil de leer y permanente.</w:t>
-      </w:r>
-    </w:p>
-    <w:p>
-      <w:pPr>
-        <w:pStyle w:val="Prrafodelista"/>
-        <w:numPr>
-          <w:ilvl w:val="0"/>
-          <w:numId w:val="24"/>
-        </w:numPr>
-        <w:jc w:val="both"/>
+        <w:t xml:space="preserve">, </w:t>
+      </w:r>
+      <w:r>
         <w:rPr>
           <w:rFonts w:eastAsia="Arial" w:cs="Arial"/>
           <w:color w:val="000000" w:themeColor="text1"/>
           <w:szCs w:val="24"/>
         </w:rPr>
-      </w:pPr>
+        <w:t>Contemporáneo</w:t>
+      </w:r>
       <w:r>
         <w:rPr>
           <w:rFonts w:eastAsia="Arial" w:cs="Arial"/>
           <w:color w:val="000000" w:themeColor="text1"/>
           <w:szCs w:val="24"/>
         </w:rPr>
-        <w:t>Contemporáneo: El dato debe registrarse en el momento exacto en que ocurre la acción.</w:t>
-      </w:r>
-    </w:p>
-    <w:p>
-      <w:pPr>
-        <w:pStyle w:val="Prrafodelista"/>
-        <w:numPr>
-          <w:ilvl w:val="0"/>
-          <w:numId w:val="24"/>
-        </w:numPr>
-        <w:jc w:val="both"/>
+        <w:t xml:space="preserve">, </w:t>
+      </w:r>
+      <w:r>
         <w:rPr>
           <w:rFonts w:eastAsia="Arial" w:cs="Arial"/>
           <w:color w:val="000000" w:themeColor="text1"/>
           <w:szCs w:val="24"/>
         </w:rPr>
-      </w:pPr>
+        <w:t>Original</w:t>
+      </w:r>
       <w:r>
         <w:rPr>
           <w:rFonts w:eastAsia="Arial" w:cs="Arial"/>
           <w:color w:val="000000" w:themeColor="text1"/>
           <w:szCs w:val="24"/>
         </w:rPr>
-        <w:t>Original: Se debe conservar el registro primario o una copia certificada.</w:t>
-      </w:r>
-    </w:p>
-    <w:p>
-      <w:pPr>
-        <w:pStyle w:val="Prrafodelista"/>
-        <w:numPr>
-          <w:ilvl w:val="0"/>
-          <w:numId w:val="24"/>
-        </w:numPr>
-        <w:jc w:val="both"/>
+        <w:t xml:space="preserve">, </w:t>
+      </w:r>
+      <w:r>
         <w:rPr>
           <w:rFonts w:eastAsia="Arial" w:cs="Arial"/>
           <w:color w:val="000000" w:themeColor="text1"/>
           <w:szCs w:val="24"/>
         </w:rPr>
-      </w:pPr>
+        <w:t>Preciso</w:t>
+      </w:r>
       <w:r>
         <w:rPr>
           <w:rFonts w:eastAsia="Arial" w:cs="Arial"/>
           <w:color w:val="000000" w:themeColor="text1"/>
           <w:szCs w:val="24"/>
         </w:rPr>
-        <w:t>Preciso: El dato debe reflejar la realidad sin errores, estando libre de ediciones no autorizadas.</w:t>
+        <w:t>.</w:t>
       </w:r>
     </w:p>
     <w:p>
@@ -6795,7 +6654,6 @@
           <w:color w:val="000000" w:themeColor="text1"/>
           <w:szCs w:val="24"/>
         </w:rPr>
-        <w:lastRenderedPageBreak/>
         <w:t>Cultura de Calidad: Fomenta la responsabilidad individual y colectiva sobre la veracidad de los procesos industriales.</w:t>
       </w:r>
     </w:p>
@@ -6889,23 +6747,7 @@
           <w:color w:val="000000" w:themeColor="text1"/>
           <w:szCs w:val="24"/>
         </w:rPr>
-        <w:t xml:space="preserve"> </w:t>
-      </w:r>
-      <w:r>
-        <w:rPr>
-          <w:rFonts w:eastAsia="Arial" w:cs="Arial"/>
-          <w:color w:val="000000" w:themeColor="text1"/>
-          <w:szCs w:val="24"/>
-        </w:rPr>
-        <w:t xml:space="preserve">ya que </w:t>
-      </w:r>
-      <w:r>
-        <w:rPr>
-          <w:rFonts w:eastAsia="Arial" w:cs="Arial"/>
-          <w:color w:val="000000" w:themeColor="text1"/>
-          <w:szCs w:val="24"/>
-        </w:rPr>
-        <w:t>requiere una inversión significativa en software que incluya pistas de auditoría (audit trails) y controles de acceso biométricos o por contraseña, lo que representa un reto técnico para empresas con infraestructura heredada.</w:t>
+        <w:t>.</w:t>
       </w:r>
     </w:p>
     <w:p>
@@ -6980,6 +6822,7 @@
           <w:id w:val="-1525706047"/>
           <w:citation/>
         </w:sdtPr>
+        <w:sdtEndPr/>
         <w:sdtContent>
           <w:r>
             <w:fldChar w:fldCharType="begin"/>
@@ -7009,7 +6852,11 @@
         <w:t>,</w:t>
       </w:r>
       <w:r>
-        <w:t xml:space="preserve"> esta metodología se caracteriza por un flujo de trabajo lineal donde cada fase debe completarse en su totalidad antes de avanzar a la siguiente, similar al descenso de agua por una serie de escalones donde no hay vuelta atrás de forma sencilla. Este sistema es ideal para proyectos con objetivos fijos y cronogramas claros, donde la incertidumbre es mínima. El proceso típicamente atraviesa etapas críticas: requisitos, diseño, implementación, verificación y mantenimiento.</w:t>
+        <w:t xml:space="preserve"> esta metodología se caracteriza por un flujo de trabajo lineal donde cada fase debe completarse en su totalidad antes de avanzar a la siguiente, similar al descenso de agua por una serie de escalones donde no hay vuelta atrás de forma sencilla. Este sistema es ideal para proyectos con objetivos fijos y cronogramas claros, donde la incertidumbre es mínima. El proceso típicamente </w:t>
+      </w:r>
+      <w:r>
+        <w:lastRenderedPageBreak/>
+        <w:t>atraviesa etapas críticas: requisitos, diseño, implementación, verificación y mantenimiento.</w:t>
       </w:r>
     </w:p>
     <w:p>
@@ -7038,6 +6885,7 @@
           <w:id w:val="-1721055746"/>
           <w:citation/>
         </w:sdtPr>
+        <w:sdtEndPr/>
         <w:sdtContent>
           <w:r>
             <w:fldChar w:fldCharType="begin"/>
@@ -7072,7 +6920,6 @@
         <w:jc w:val="both"/>
       </w:pPr>
       <w:r>
-        <w:lastRenderedPageBreak/>
         <w:t xml:space="preserve">Esta rigidez </w:t>
       </w:r>
       <w:r>
@@ -7089,6 +6936,7 @@
           <w:id w:val="308225287"/>
           <w:citation/>
         </w:sdtPr>
+        <w:sdtEndPr/>
         <w:sdtContent>
           <w:r>
             <w:fldChar w:fldCharType="begin"/>
@@ -7184,6 +7032,7 @@
           <w:id w:val="1320535573"/>
           <w:citation/>
         </w:sdtPr>
+        <w:sdtEndPr/>
         <w:sdtContent>
           <w:r>
             <w:rPr>
@@ -7292,7 +7141,11 @@
         <w:jc w:val="both"/>
       </w:pPr>
       <w:r>
-        <w:t>Una de las principales desventajas de la implementación de la metodología Scrum es la incertidumbre asociada al cierre del proyecto, ya que el alcance puede variar de manera constante a lo largo de las iteraciones. Esta flexibilidad, si bien resulta beneficiosa para adaptarse a cambios, puede representar una desventaja cuando no existe una definición clara de los límites del proyecto, lo que dificulta la estimación precisa de tiempos y recursos.</w:t>
+        <w:t xml:space="preserve">Una de las principales desventajas de la implementación de la metodología Scrum es la incertidumbre asociada al cierre del proyecto, ya que el alcance puede variar de </w:t>
+      </w:r>
+      <w:r>
+        <w:lastRenderedPageBreak/>
+        <w:t>manera constante a lo largo de las iteraciones. Esta flexibilidad, si bien resulta beneficiosa para adaptarse a cambios, puede representar una desventaja cuando no existe una definición clara de los límites del proyecto, lo que dificulta la estimación precisa de tiempos y recursos.</w:t>
       </w:r>
     </w:p>
     <w:p>
@@ -7330,7 +7183,6 @@
           <w:color w:val="000000" w:themeColor="text1"/>
           <w:szCs w:val="24"/>
         </w:rPr>
-        <w:lastRenderedPageBreak/>
         <w:t>Modelo</w:t>
       </w:r>
       <w:r>
@@ -7374,6 +7226,7 @@
           <w:id w:val="1228260391"/>
           <w:citation/>
         </w:sdtPr>
+        <w:sdtEndPr/>
         <w:sdtContent>
           <w:r>
             <w:fldChar w:fldCharType="begin"/>
@@ -7474,12 +7327,8 @@
       <w:pPr>
         <w:jc w:val="both"/>
       </w:pPr>
-    </w:p>
-    <w:p>
-      <w:pPr>
-        <w:jc w:val="both"/>
-      </w:pPr>
-      <w:r>
+      <w:r>
+        <w:lastRenderedPageBreak/>
         <w:t>A pesar de su robust</w:t>
       </w:r>
       <w:r>
@@ -7493,6 +7342,7 @@
           <w:id w:val="601695221"/>
           <w:citation/>
         </w:sdtPr>
+        <w:sdtEndPr/>
         <w:sdtContent>
           <w:r>
             <w:fldChar w:fldCharType="begin"/>
@@ -7562,7 +7412,6 @@
         <w:jc w:val="both"/>
       </w:pPr>
       <w:r>
-        <w:lastRenderedPageBreak/>
         <w:t>Falta de prototipos funcionales: A diferencia de las metodologías ágiles, el usuario final no ve una versión funcional del sistema hasta que el desarrollo está avanzado, lo que exige una comunicación muy precisa en las etapas iniciales.</w:t>
       </w:r>
     </w:p>
@@ -7628,6 +7477,7 @@
           <w:id w:val="696359051"/>
           <w:citation/>
         </w:sdtPr>
+        <w:sdtEndPr/>
         <w:sdtContent>
           <w:r>
             <w:fldChar w:fldCharType="begin"/>
@@ -7668,69 +7518,26 @@
     <w:p>
       <w:pPr>
         <w:jc w:val="both"/>
-        <w:rPr>
-          <w:szCs w:val="24"/>
-        </w:rPr>
-      </w:pPr>
-      <w:r>
-        <w:rPr>
-          <w:szCs w:val="24"/>
-        </w:rPr>
-        <w:t xml:space="preserve">La esencia de Angular radica en su arquitectura basada en componentes. Según explica </w:t>
-      </w:r>
-      <w:sdt>
-        <w:sdtPr>
-          <w:rPr>
-            <w:szCs w:val="24"/>
-          </w:rPr>
-          <w:id w:val="-908922526"/>
-          <w:citation/>
-        </w:sdtPr>
-        <w:sdtContent>
-          <w:r>
-            <w:rPr>
-              <w:szCs w:val="24"/>
-            </w:rPr>
-            <w:fldChar w:fldCharType="begin"/>
-          </w:r>
-          <w:r>
-            <w:rPr>
-              <w:szCs w:val="24"/>
-            </w:rPr>
-            <w:instrText xml:space="preserve"> CITATION Ang26 \l 2058 </w:instrText>
-          </w:r>
-          <w:r>
-            <w:rPr>
-              <w:szCs w:val="24"/>
-            </w:rPr>
-            <w:fldChar w:fldCharType="separate"/>
-          </w:r>
-          <w:r>
-            <w:rPr>
-              <w:noProof/>
-              <w:szCs w:val="24"/>
-            </w:rPr>
-            <w:t>(Angular.dev, s.f.)</w:t>
-          </w:r>
-          <w:r>
-            <w:rPr>
-              <w:szCs w:val="24"/>
-            </w:rPr>
-            <w:fldChar w:fldCharType="end"/>
-          </w:r>
-        </w:sdtContent>
-      </w:sdt>
-      <w:r>
-        <w:rPr>
-          <w:szCs w:val="24"/>
-        </w:rPr>
-        <w:t xml:space="preserve">, </w:t>
-      </w:r>
-      <w:r>
-        <w:rPr>
-          <w:szCs w:val="24"/>
-        </w:rPr>
-        <w:t>cada aplicación se organiza en una jerarquía de componentes, donde cada uno encapsula su propia lógica, plantillas HTML y estilos CSS. Este modularidad permite que el código sea reutilizable y más fácil de mantener a medida que el proyecto crece. Además, al utilizar TypeScript, Angular proporciona una seguridad de tipos que ayuda a detectar errores durante la fase de desarrollo, mucho antes de que el código llegue a producción.</w:t>
+      </w:pPr>
+    </w:p>
+    <w:p>
+      <w:pPr>
+        <w:jc w:val="both"/>
+        <w:rPr>
+          <w:szCs w:val="24"/>
+        </w:rPr>
+      </w:pPr>
+      <w:r>
+        <w:rPr>
+          <w:szCs w:val="24"/>
+        </w:rPr>
+        <w:t>La esencia de Angular radica en su arquitectura basada en componentes</w:t>
+      </w:r>
+      <w:r>
+        <w:rPr>
+          <w:szCs w:val="24"/>
+        </w:rPr>
+        <w:t>,</w:t>
       </w:r>
       <w:r>
         <w:rPr>
@@ -7742,7 +7549,27 @@
         <w:rPr>
           <w:szCs w:val="24"/>
         </w:rPr>
-        <w:t>Una de las mayores fortalezas de esta plataforma es su enfoque todo incluido. El framework ofrece ventajas competitivas como:</w:t>
+        <w:t xml:space="preserve">cada aplicación se organiza en una jerarquía de componentes, donde cada uno encapsula su propia lógica, plantillas HTML y estilos CSS. Este modularidad permite que el código sea reutilizable y más fácil de mantener a medida que el proyecto </w:t>
+      </w:r>
+      <w:proofErr w:type="gramStart"/>
+      <w:r>
+        <w:rPr>
+          <w:szCs w:val="24"/>
+        </w:rPr>
+        <w:t>crece.</w:t>
+      </w:r>
+      <w:r>
+        <w:rPr>
+          <w:szCs w:val="24"/>
+        </w:rPr>
+        <w:t>El</w:t>
+      </w:r>
+      <w:proofErr w:type="gramEnd"/>
+      <w:r>
+        <w:rPr>
+          <w:szCs w:val="24"/>
+        </w:rPr>
+        <w:t xml:space="preserve"> framework ofrece ventajas competitivas como:</w:t>
       </w:r>
     </w:p>
     <w:p>
@@ -7788,6 +7615,7 @@
         <w:rPr>
           <w:szCs w:val="24"/>
         </w:rPr>
+        <w:lastRenderedPageBreak/>
         <w:t>Productividad con la CLI: La interfaz de línea de comandos (CLI) de Angular permite automatizar la creación de componentes y el despliegue de aplicaciones.</w:t>
       </w:r>
     </w:p>
@@ -7834,11 +7662,28 @@
     </w:p>
     <w:p>
       <w:pPr>
+        <w:pStyle w:val="Prrafodelista"/>
+        <w:jc w:val="both"/>
+        <w:rPr>
+          <w:szCs w:val="24"/>
+        </w:rPr>
+      </w:pPr>
+    </w:p>
+    <w:p>
+      <w:pPr>
+        <w:pStyle w:val="Prrafodelista"/>
+        <w:jc w:val="both"/>
+        <w:rPr>
+          <w:szCs w:val="24"/>
+        </w:rPr>
+      </w:pPr>
+    </w:p>
+    <w:p>
+      <w:pPr>
         <w:pStyle w:val="Ttulo4"/>
         <w:spacing w:before="0" w:after="0"/>
       </w:pPr>
       <w:r>
-        <w:lastRenderedPageBreak/>
         <w:t>Vue.js</w:t>
       </w:r>
     </w:p>
@@ -7876,6 +7721,7 @@
           <w:id w:val="352234743"/>
           <w:citation/>
         </w:sdtPr>
+        <w:sdtEndPr/>
         <w:sdtContent>
           <w:r>
             <w:rPr>
@@ -7949,6 +7795,7 @@
           <w:id w:val="1422292430"/>
           <w:citation/>
         </w:sdtPr>
+        <w:sdtEndPr/>
         <w:sdtContent>
           <w:r>
             <w:rPr>
@@ -8133,21 +7980,12 @@
     </w:p>
     <w:p>
       <w:pPr>
-        <w:jc w:val="both"/>
-      </w:pPr>
-    </w:p>
-    <w:p>
-      <w:pPr>
-        <w:jc w:val="both"/>
-      </w:pPr>
-    </w:p>
-    <w:p>
-      <w:pPr>
         <w:pStyle w:val="Ttulo4"/>
         <w:spacing w:before="0" w:after="0"/>
       </w:pPr>
       <w:bookmarkStart w:id="19" w:name="_Ref223343290"/>
       <w:r>
+        <w:lastRenderedPageBreak/>
         <w:t>React</w:t>
       </w:r>
       <w:bookmarkEnd w:id="19"/>
@@ -8168,6 +8006,7 @@
           <w:id w:val="1069550912"/>
           <w:citation/>
         </w:sdtPr>
+        <w:sdtEndPr/>
         <w:sdtContent>
           <w:r>
             <w:rPr>
@@ -8213,7 +8052,6 @@
         <w:rPr>
           <w:szCs w:val="24"/>
         </w:rPr>
-        <w:lastRenderedPageBreak/>
         <w:t>Según</w:t>
       </w:r>
       <w:r>
@@ -8227,6 +8065,7 @@
           <w:id w:val="-881862983"/>
           <w:citation/>
         </w:sdtPr>
+        <w:sdtEndPr/>
         <w:sdtContent>
           <w:r>
             <w:rPr>
@@ -8436,6 +8275,7 @@
         <w:rPr>
           <w:rFonts w:eastAsia="Arial"/>
         </w:rPr>
+        <w:lastRenderedPageBreak/>
         <w:t>Java (Spring Boot)</w:t>
       </w:r>
     </w:p>
@@ -8465,6 +8305,7 @@
           <w:id w:val="-894196652"/>
           <w:citation/>
         </w:sdtPr>
+        <w:sdtEndPr/>
         <w:sdtContent>
           <w:r>
             <w:rPr>
@@ -8530,16 +8371,7 @@
           <w:color w:val="000000" w:themeColor="text1"/>
           <w:szCs w:val="24"/>
         </w:rPr>
-        <w:t xml:space="preserve">Spring Boot ofrece </w:t>
-      </w:r>
-      <w:r>
-        <w:rPr>
-          <w:rFonts w:eastAsia="Arial" w:cs="Arial"/>
-          <w:color w:val="000000" w:themeColor="text1"/>
-          <w:szCs w:val="24"/>
-        </w:rPr>
-        <w:lastRenderedPageBreak/>
-        <w:t>beneficios determinantes para el desarrollo moderno, especialmente en arquitecturas de microservicios.</w:t>
+        <w:t>Spring Boot ofrece beneficios determinantes para el desarrollo moderno, especialmente en arquitecturas de microservicios.</w:t>
       </w:r>
     </w:p>
     <w:p>
@@ -8582,6 +8414,7 @@
           <w:id w:val="1974557233"/>
           <w:citation/>
         </w:sdtPr>
+        <w:sdtEndPr/>
         <w:sdtContent>
           <w:r>
             <w:rPr>
@@ -8781,6 +8614,7 @@
           <w:id w:val="1262725441"/>
           <w:citation/>
         </w:sdtPr>
+        <w:sdtEndPr/>
         <w:sdtContent>
           <w:r>
             <w:rPr>
@@ -8888,6 +8722,7 @@
           <w:color w:val="000000" w:themeColor="text1"/>
           <w:szCs w:val="24"/>
         </w:rPr>
+        <w:lastRenderedPageBreak/>
         <w:t>Seguridad integrada: Django ayuda a los desarrolladores a evitar errores comunes de seguridad, como la inyección de SQL, el cross-site scripting (XSS) y la falsificación de peticiones en sitios cruzados (CSRF).</w:t>
       </w:r>
     </w:p>
@@ -8911,7 +8746,6 @@
           <w:color w:val="000000" w:themeColor="text1"/>
           <w:szCs w:val="24"/>
         </w:rPr>
-        <w:lastRenderedPageBreak/>
         <w:t>Escalabilidad: Es capaz de manejar desde pequeños blogs hasta plataformas con tráfico masivo, gracias a su capacidad de gestionar componentes de forma independiente.</w:t>
       </w:r>
     </w:p>
@@ -8932,6 +8766,7 @@
           <w:id w:val="-217507988"/>
           <w:citation/>
         </w:sdtPr>
+        <w:sdtEndPr/>
         <w:sdtContent>
           <w:r>
             <w:rPr>
@@ -9034,6 +8869,7 @@
           <w:id w:val="-1190070836"/>
           <w:citation/>
         </w:sdtPr>
+        <w:sdtEndPr/>
         <w:sdtContent>
           <w:r>
             <w:rPr>
@@ -9142,6 +8978,7 @@
           <w:color w:val="000000" w:themeColor="text1"/>
           <w:szCs w:val="24"/>
         </w:rPr>
+        <w:lastRenderedPageBreak/>
         <w:t>Biblioteca de Clases Base (BCL): Ofrece un conjunto masivo de funciones predefinidas para tareas comunes como acceso a bases de datos, criptografía y manipulación de XML.</w:t>
       </w:r>
     </w:p>
@@ -9165,7 +9002,6 @@
           <w:color w:val="000000" w:themeColor="text1"/>
           <w:szCs w:val="24"/>
         </w:rPr>
-        <w:lastRenderedPageBreak/>
         <w:t>Interoperabilidad de lenguajes: Permite que un proyecto utilice módulos escritos en d</w:t>
       </w:r>
       <w:r>
@@ -9278,7 +9114,15 @@
         <w:spacing w:before="0" w:after="0"/>
       </w:pPr>
       <w:r>
-        <w:t>Active Directory(AD)</w:t>
+        <w:t xml:space="preserve">Active </w:t>
+      </w:r>
+      <w:proofErr w:type="gramStart"/>
+      <w:r>
+        <w:t>Directory(</w:t>
+      </w:r>
+      <w:proofErr w:type="gramEnd"/>
+      <w:r>
+        <w:t>AD)</w:t>
       </w:r>
     </w:p>
     <w:p/>
@@ -9308,6 +9152,7 @@
           <w:id w:val="-1485695130"/>
           <w:citation/>
         </w:sdtPr>
+        <w:sdtEndPr/>
         <w:sdtContent>
           <w:r>
             <w:fldChar w:fldCharType="begin"/>
@@ -9333,49 +9178,21 @@
         <w:t xml:space="preserve">, </w:t>
       </w:r>
       <w:r>
-        <w:t>su función principal es el servicio de dominio, que autentica y autoriza a todos los usuarios en un entorno de red. Esto permite el "Inicio de Sesión Único" (SSO), donde un empleado ingresa sus credenciales una sola vez para acceder a múltiples servicios autorizados dentro de la corporación.</w:t>
-      </w:r>
-    </w:p>
-    <w:p>
-      <w:pPr>
-        <w:jc w:val="both"/>
-      </w:pPr>
-    </w:p>
-    <w:p>
-      <w:pPr>
-        <w:jc w:val="both"/>
-      </w:pPr>
-      <w:r>
-        <w:t xml:space="preserve">El uso de AD ofrece beneficios críticos para la gobernanza de TI. De acuerdo con </w:t>
-      </w:r>
-      <w:sdt>
-        <w:sdtPr>
-          <w:id w:val="-1737620695"/>
-          <w:citation/>
-        </w:sdtPr>
-        <w:sdtContent>
-          <w:r>
-            <w:fldChar w:fldCharType="begin"/>
-          </w:r>
-          <w:r>
-            <w:instrText xml:space="preserve"> CITATION Que25 \l 2058 </w:instrText>
-          </w:r>
-          <w:r>
-            <w:fldChar w:fldCharType="separate"/>
-          </w:r>
-          <w:r>
-            <w:rPr>
-              <w:noProof/>
-            </w:rPr>
-            <w:t>(Quest Software Inc., 2025)</w:t>
-          </w:r>
-          <w:r>
-            <w:fldChar w:fldCharType="end"/>
-          </w:r>
-        </w:sdtContent>
-      </w:sdt>
-      <w:r>
-        <w:t>, sus ventajas incluyen:</w:t>
+        <w:t xml:space="preserve">su función principal es el servicio de dominio, que autentica y autoriza a todos los usuarios en un entorno de red. Esto permite el "Inicio de Sesión Único" (SSO), donde un empleado ingresa sus credenciales una sola vez para acceder a múltiples servicios autorizados dentro de la </w:t>
+      </w:r>
+      <w:proofErr w:type="gramStart"/>
+      <w:r>
+        <w:t>corporación.</w:t>
+      </w:r>
+      <w:r>
+        <w:t>S</w:t>
+      </w:r>
+      <w:r>
+        <w:t>us</w:t>
+      </w:r>
+      <w:proofErr w:type="gramEnd"/>
+      <w:r>
+        <w:t xml:space="preserve"> ventajas incluyen:</w:t>
       </w:r>
     </w:p>
     <w:p>
@@ -9466,6 +9283,15 @@
     <w:p>
       <w:pPr>
         <w:jc w:val="both"/>
+        <w:rPr>
+          <w:b/>
+          <w:bCs/>
+        </w:rPr>
+      </w:pPr>
+    </w:p>
+    <w:p>
+      <w:pPr>
+        <w:jc w:val="both"/>
       </w:pPr>
       <w:r>
         <w:t xml:space="preserve">Este marco de trabajo permite que una aplicación obtenga acceso limitado a las cuentas de usuario en un servicio de terceros (como Google) mediante el uso de tokens, en lugar de manejar credenciales directas. El flujo de OAuth 2.0 involucra varios actores: el propietario del recurso (usuario), el cliente (la aplicación que solicita acceso), el servidor de autorización y el servidor de recursos. De acuerdo con </w:t>
@@ -9475,6 +9301,7 @@
           <w:id w:val="1939102365"/>
           <w:citation/>
         </w:sdtPr>
+        <w:sdtEndPr/>
         <w:sdtContent>
           <w:r>
             <w:fldChar w:fldCharType="begin"/>
@@ -9534,6 +9361,7 @@
         <w:spacing w:before="0" w:after="0"/>
       </w:pPr>
       <w:r>
+        <w:lastRenderedPageBreak/>
         <w:t>Gestión de usuarios local</w:t>
       </w:r>
     </w:p>
@@ -9543,7 +9371,6 @@
         <w:jc w:val="both"/>
       </w:pPr>
       <w:r>
-        <w:lastRenderedPageBreak/>
         <w:t>E</w:t>
       </w:r>
       <w:r>
@@ -9554,6 +9381,7 @@
           <w:id w:val="229428501"/>
           <w:citation/>
         </w:sdtPr>
+        <w:sdtEndPr/>
         <w:sdtContent>
           <w:r>
             <w:fldChar w:fldCharType="begin"/>
@@ -9612,6 +9440,7 @@
           <w:id w:val="-1867980815"/>
           <w:citation/>
         </w:sdtPr>
+        <w:sdtEndPr/>
         <w:sdtContent>
           <w:r>
             <w:fldChar w:fldCharType="begin"/>
@@ -9724,6 +9553,7 @@
           <w:id w:val="267046925"/>
           <w:citation/>
         </w:sdtPr>
+        <w:sdtEndPr/>
         <w:sdtContent>
           <w:r>
             <w:fldChar w:fldCharType="begin"/>
@@ -9816,6 +9646,7 @@
           <w:id w:val="-302853393"/>
           <w:citation/>
         </w:sdtPr>
+        <w:sdtEndPr/>
         <w:sdtContent>
           <w:r>
             <w:fldChar w:fldCharType="begin"/>
@@ -9856,11 +9687,11 @@
         <w:t>My</w:t>
       </w:r>
       <w:r>
-        <w:t xml:space="preserve">SQL, MySQL es un sistema gestor de bases de datos relacional (RDBMS) que utiliza el lenguaje SQL (Structured Query Language) para la creación, manipulación y administración de la información. Este sistema permite almacenar los datos de manera </w:t>
+        <w:t xml:space="preserve">SQL, MySQL es un sistema gestor de bases de datos relacional (RDBMS) que </w:t>
       </w:r>
       <w:r>
         <w:lastRenderedPageBreak/>
-        <w:t>estructurada en tablas relacionadas entre sí, haciendo uso de claves primarias y foráneas para garantizar la integridad y consistencia de la información.</w:t>
+        <w:t>utiliza el lenguaje SQL (Structured Query Language) para la creación, manipulación y administración de la información. Este sistema permite almacenar los datos de manera estructurada en tablas relacionadas entre sí, haciendo uso de claves primarias y foráneas para garantizar la integridad y consistencia de la información.</w:t>
       </w:r>
     </w:p>
     <w:p>
@@ -9918,6 +9749,7 @@
           <w:id w:val="1218253044"/>
           <w:citation/>
         </w:sdtPr>
+        <w:sdtEndPr/>
         <w:sdtContent>
           <w:r>
             <w:fldChar w:fldCharType="begin"/>
@@ -9956,11 +9788,8 @@
         <w:jc w:val="both"/>
       </w:pPr>
       <w:r>
-        <w:t xml:space="preserve">Entre las principales ventajas de PostgreSQL destaca su estricto apego a los estándares del lenguaje SQL, lo que asegura portabilidad y consistencia en el manejo </w:t>
-      </w:r>
-      <w:r>
         <w:lastRenderedPageBreak/>
-        <w:t>de la información. Asimismo, ofrece un sólido soporte para transacciones complejas mediante el uso de propiedades ACID, lo que lo hace especialmente adecuado para sistemas críticos y aplicaciones empresariales. Otra ventaja relevante es su alto nivel de extensibilidad, ya que permite la creación de nuevos tipos de datos, operadores y funciones, adaptándose a necesidades específicas del proyecto.</w:t>
+        <w:t>Entre las principales ventajas de PostgreSQL destaca su estricto apego a los estándares del lenguaje SQL, lo que asegura portabilidad y consistencia en el manejo de la información. Asimismo, ofrece un sólido soporte para transacciones complejas mediante el uso de propiedades ACID, lo que lo hace especialmente adecuado para sistemas críticos y aplicaciones empresariales. Otra ventaja relevante es su alto nivel de extensibilidad, ya que permite la creación de nuevos tipos de datos, operadores y funciones, adaptándose a necesidades específicas del proyecto.</w:t>
       </w:r>
     </w:p>
     <w:p>
@@ -10011,6 +9840,7 @@
           <w:id w:val="825324792"/>
           <w:citation/>
         </w:sdtPr>
+        <w:sdtEndPr/>
         <w:sdtContent>
           <w:r>
             <w:fldChar w:fldCharType="begin"/>
@@ -10049,11 +9879,11 @@
         <w:jc w:val="both"/>
       </w:pPr>
       <w:r>
-        <w:t xml:space="preserve">Entre las principales ventajas de Microsoft SQL Server se encuentra su alta confiabilidad y estabilidad, especialmente en sistemas de tipo empresarial. El uso de Transact-SQL proporciona un mayor control sobre la lógica de negocio mediante procedimientos almacenados, funciones y triggers, lo que permite centralizar procesos directamente en la base de datos. Además, SQL Server ofrece amplios mecanismos </w:t>
+        <w:t xml:space="preserve">Entre las principales ventajas de Microsoft SQL Server se encuentra su alta confiabilidad y estabilidad, especialmente en sistemas de tipo empresarial. El uso de Transact-SQL proporciona un mayor control sobre la lógica de negocio mediante </w:t>
       </w:r>
       <w:r>
         <w:lastRenderedPageBreak/>
-        <w:t>de seguridad, incluyendo autenticación integrada con Windows, control granular de permisos, auditoría y cifrado de datos, aspectos fundamentales en organizaciones que manejan información sensible. Otra ventaja relevante es su integración con el ecosistema de Microsoft, lo que facilita su uso conjunto con otras herramientas y plataformas corporativas.</w:t>
+        <w:t>procedimientos almacenados, funciones y triggers, lo que permite centralizar procesos directamente en la base de datos. Además, SQL Server ofrece amplios mecanismos de seguridad, incluyendo autenticación integrada con Windows, control granular de permisos, auditoría y cifrado de datos, aspectos fundamentales en organizaciones que manejan información sensible. Otra ventaja relevante es su integración con el ecosistema de Microsoft, lo que facilita su uso conjunto con otras herramientas y plataformas corporativas.</w:t>
       </w:r>
     </w:p>
     <w:p>
@@ -10154,6 +9984,7 @@
           <w:id w:val="-1600483478"/>
           <w:citation/>
         </w:sdtPr>
+        <w:sdtEndPr/>
         <w:sdtContent>
           <w:r>
             <w:fldChar w:fldCharType="begin"/>
@@ -10189,11 +10020,11 @@
         <w:jc w:val="both"/>
       </w:pPr>
       <w:r>
-        <w:t xml:space="preserve">Consideraciones de Implementación: Una de las características notables de este sistema es su capacidad de configuración modular, lo que permite adaptar el software a diferentes normativas internacionales de manera nativa. Sin embargo, su estructura suele ser sumamente compleja y requiere una infraestructura de soporte técnica dedicada debido a la densidad de sus </w:t>
+        <w:t xml:space="preserve">Consideraciones de Implementación: Una de las características notables de este sistema es su capacidad de configuración modular, lo que permite adaptar el software a diferentes normativas internacionales de manera nativa. Sin </w:t>
       </w:r>
       <w:r>
         <w:lastRenderedPageBreak/>
-        <w:t>funciones, las cuales en ocasiones exceden los requerimientos de procesos locales simplificados.</w:t>
+        <w:t>embargo, su estructura suele ser sumamente compleja y requiere una infraestructura de soporte técnica dedicada debido a la densidad de sus funciones, las cuales en ocasiones exceden los requerimientos de procesos locales simplificados.</w:t>
       </w:r>
     </w:p>
     <w:p>
@@ -10248,6 +10079,7 @@
           <w:id w:val="1770273872"/>
           <w:citation/>
         </w:sdtPr>
+        <w:sdtEndPr/>
         <w:sdtContent>
           <w:r>
             <w:fldChar w:fldCharType="begin"/>
@@ -10318,7 +10150,7 @@
           <w:color w:val="000000" w:themeColor="text1"/>
           <w:szCs w:val="24"/>
         </w:rPr>
-        <w:t xml:space="preserve">La solución planteada consiste en el diseño e implementación de un Sistema Web Integral para la Gestión de Muestras de Retención, diseñado específicamente para digitalizar el ciclo de vida de los lotes y asegurar la trazabilidad exigida por la industria farmacéutica. A diferencia de las bitácoras físicas actuales, este sistema centralizará </w:t>
+        <w:t xml:space="preserve">La solución planteada consiste en el diseño e implementación de un Sistema Web Integral para la Gestión de Muestras de Retención, diseñado específicamente para digitalizar el ciclo de vida de los lotes y asegurar la trazabilidad exigida por la industria </w:t>
       </w:r>
       <w:r>
         <w:rPr>
@@ -10327,7 +10159,7 @@
           <w:szCs w:val="24"/>
         </w:rPr>
         <w:lastRenderedPageBreak/>
-        <w:t>la información en una base de datos relacional, permitiendo consultas instantáneas y un control estricto de accesos.</w:t>
+        <w:t>farmacéutica. A diferencia de las bitácoras físicas actuales, este sistema centralizará la información en una base de datos relacional, permitiendo consultas instantáneas y un control estricto de accesos.</w:t>
       </w:r>
     </w:p>
     <w:p>
@@ -10721,15 +10553,33 @@
           <w:color w:val="000000" w:themeColor="text1"/>
           <w:szCs w:val="24"/>
         </w:rPr>
-        <w:t xml:space="preserve">Metodología (Modelo en V): Dado que el proyecto debe alinearse con la GAMP 5 (Categoría 5), el Modelo en V permite que cada requerimiento del sistema tenga una prueba de validación asociada, asegurando que el software sea "apto </w:t>
-      </w:r>
+        <w:t>Metodología (Modelo en V): Dado que el proyecto debe alinearse con la GAMP 5 (Categoría 5), el Modelo en V permite que cada requerimiento del sistema tenga una prueba de validación asociada, asegurando que el software sea "</w:t>
+      </w:r>
+      <w:proofErr w:type="gramStart"/>
       <w:r>
         <w:rPr>
           <w:rFonts w:eastAsia="Arial" w:cs="Arial"/>
           <w:color w:val="000000" w:themeColor="text1"/>
           <w:szCs w:val="24"/>
         </w:rPr>
-        <w:t xml:space="preserve"> con enfoque de SCRUM para entregas continuas</w:t>
+        <w:t xml:space="preserve">apto </w:t>
+      </w:r>
+      <w:r>
+        <w:rPr>
+          <w:rFonts w:eastAsia="Arial" w:cs="Arial"/>
+          <w:color w:val="000000" w:themeColor="text1"/>
+          <w:szCs w:val="24"/>
+        </w:rPr>
+        <w:t xml:space="preserve"> con</w:t>
+      </w:r>
+      <w:proofErr w:type="gramEnd"/>
+      <w:r>
+        <w:rPr>
+          <w:rFonts w:eastAsia="Arial" w:cs="Arial"/>
+          <w:color w:val="000000" w:themeColor="text1"/>
+          <w:szCs w:val="24"/>
+        </w:rPr>
+        <w:t xml:space="preserve"> enfoque de SCRUM para entregas continuas</w:t>
       </w:r>
     </w:p>
     <w:p>
@@ -10887,6 +10737,7 @@
             <w:pPr>
               <w:pStyle w:val="Ttulo1"/>
               <w:spacing w:line="360" w:lineRule="auto"/>
+              <w:outlineLvl w:val="0"/>
             </w:pPr>
             <w:bookmarkStart w:id="24" w:name="_Toc225436430"/>
             <w:r>
@@ -11500,25 +11351,51 @@
       <w:r>
         <w:t xml:space="preserve">Figura </w:t>
       </w:r>
-      <w:fldSimple w:instr=" STYLEREF 1 \s ">
-        <w:r>
-          <w:rPr>
-            <w:noProof/>
-          </w:rPr>
-          <w:t>3</w:t>
-        </w:r>
-      </w:fldSimple>
+      <w:r>
+        <w:fldChar w:fldCharType="begin"/>
+      </w:r>
+      <w:r>
+        <w:instrText xml:space="preserve"> STYLEREF 1 \s </w:instrText>
+      </w:r>
+      <w:r>
+        <w:fldChar w:fldCharType="separate"/>
+      </w:r>
+      <w:r>
+        <w:rPr>
+          <w:noProof/>
+        </w:rPr>
+        <w:t>3</w:t>
+      </w:r>
+      <w:r>
+        <w:rPr>
+          <w:noProof/>
+        </w:rPr>
+        <w:fldChar w:fldCharType="end"/>
+      </w:r>
       <w:r>
         <w:t>.</w:t>
       </w:r>
-      <w:fldSimple w:instr=" SEQ Figura \* ARABIC \s 1 ">
-        <w:r>
-          <w:rPr>
-            <w:noProof/>
-          </w:rPr>
-          <w:t>1</w:t>
-        </w:r>
-      </w:fldSimple>
+      <w:r>
+        <w:fldChar w:fldCharType="begin"/>
+      </w:r>
+      <w:r>
+        <w:instrText xml:space="preserve"> SEQ Figura \* ARABIC \s 1 </w:instrText>
+      </w:r>
+      <w:r>
+        <w:fldChar w:fldCharType="separate"/>
+      </w:r>
+      <w:r>
+        <w:rPr>
+          <w:noProof/>
+        </w:rPr>
+        <w:t>1</w:t>
+      </w:r>
+      <w:r>
+        <w:rPr>
+          <w:noProof/>
+        </w:rPr>
+        <w:fldChar w:fldCharType="end"/>
+      </w:r>
       <w:r>
         <w:t xml:space="preserve"> Representación Conceptual</w:t>
       </w:r>
@@ -11714,25 +11591,51 @@
       <w:r>
         <w:t xml:space="preserve">Figura </w:t>
       </w:r>
-      <w:fldSimple w:instr=" STYLEREF 1 \s ">
-        <w:r>
-          <w:rPr>
-            <w:noProof/>
-          </w:rPr>
-          <w:t>3</w:t>
-        </w:r>
-      </w:fldSimple>
+      <w:r>
+        <w:fldChar w:fldCharType="begin"/>
+      </w:r>
+      <w:r>
+        <w:instrText xml:space="preserve"> STYLEREF 1 \s </w:instrText>
+      </w:r>
+      <w:r>
+        <w:fldChar w:fldCharType="separate"/>
+      </w:r>
+      <w:r>
+        <w:rPr>
+          <w:noProof/>
+        </w:rPr>
+        <w:t>3</w:t>
+      </w:r>
+      <w:r>
+        <w:rPr>
+          <w:noProof/>
+        </w:rPr>
+        <w:fldChar w:fldCharType="end"/>
+      </w:r>
       <w:r>
         <w:t>.</w:t>
       </w:r>
-      <w:fldSimple w:instr=" SEQ Figura \* ARABIC \s 1 ">
-        <w:r>
-          <w:rPr>
-            <w:noProof/>
-          </w:rPr>
-          <w:t>2</w:t>
-        </w:r>
-      </w:fldSimple>
+      <w:r>
+        <w:fldChar w:fldCharType="begin"/>
+      </w:r>
+      <w:r>
+        <w:instrText xml:space="preserve"> SEQ Figura \* ARABIC \s 1 </w:instrText>
+      </w:r>
+      <w:r>
+        <w:fldChar w:fldCharType="separate"/>
+      </w:r>
+      <w:r>
+        <w:rPr>
+          <w:noProof/>
+        </w:rPr>
+        <w:t>2</w:t>
+      </w:r>
+      <w:r>
+        <w:rPr>
+          <w:noProof/>
+        </w:rPr>
+        <w:fldChar w:fldCharType="end"/>
+      </w:r>
       <w:r>
         <w:t xml:space="preserve"> Estructura de Desglose de Trabajo</w:t>
       </w:r>
@@ -11927,25 +11830,51 @@
       <w:r>
         <w:t xml:space="preserve">Figura </w:t>
       </w:r>
-      <w:fldSimple w:instr=" STYLEREF 1 \s ">
-        <w:r>
-          <w:rPr>
-            <w:noProof/>
-          </w:rPr>
-          <w:t>3</w:t>
-        </w:r>
-      </w:fldSimple>
+      <w:r>
+        <w:fldChar w:fldCharType="begin"/>
+      </w:r>
+      <w:r>
+        <w:instrText xml:space="preserve"> STYLEREF 1 \s </w:instrText>
+      </w:r>
+      <w:r>
+        <w:fldChar w:fldCharType="separate"/>
+      </w:r>
+      <w:r>
+        <w:rPr>
+          <w:noProof/>
+        </w:rPr>
+        <w:t>3</w:t>
+      </w:r>
+      <w:r>
+        <w:rPr>
+          <w:noProof/>
+        </w:rPr>
+        <w:fldChar w:fldCharType="end"/>
+      </w:r>
       <w:r>
         <w:t>.</w:t>
       </w:r>
-      <w:fldSimple w:instr=" SEQ Figura \* ARABIC \s 1 ">
-        <w:r>
-          <w:rPr>
-            <w:noProof/>
-          </w:rPr>
-          <w:t>3</w:t>
-        </w:r>
-      </w:fldSimple>
+      <w:r>
+        <w:fldChar w:fldCharType="begin"/>
+      </w:r>
+      <w:r>
+        <w:instrText xml:space="preserve"> SEQ Figura \* ARABIC \s 1 </w:instrText>
+      </w:r>
+      <w:r>
+        <w:fldChar w:fldCharType="separate"/>
+      </w:r>
+      <w:r>
+        <w:rPr>
+          <w:noProof/>
+        </w:rPr>
+        <w:t>3</w:t>
+      </w:r>
+      <w:r>
+        <w:rPr>
+          <w:noProof/>
+        </w:rPr>
+        <w:fldChar w:fldCharType="end"/>
+      </w:r>
       <w:r>
         <w:t xml:space="preserve"> Tarea</w:t>
       </w:r>
@@ -12127,25 +12056,51 @@
       <w:r>
         <w:t xml:space="preserve">Figura </w:t>
       </w:r>
-      <w:fldSimple w:instr=" STYLEREF 1 \s ">
-        <w:r>
-          <w:rPr>
-            <w:noProof/>
-          </w:rPr>
-          <w:t>3</w:t>
-        </w:r>
-      </w:fldSimple>
+      <w:r>
+        <w:fldChar w:fldCharType="begin"/>
+      </w:r>
+      <w:r>
+        <w:instrText xml:space="preserve"> STYLEREF 1 \s </w:instrText>
+      </w:r>
+      <w:r>
+        <w:fldChar w:fldCharType="separate"/>
+      </w:r>
+      <w:r>
+        <w:rPr>
+          <w:noProof/>
+        </w:rPr>
+        <w:t>3</w:t>
+      </w:r>
+      <w:r>
+        <w:rPr>
+          <w:noProof/>
+        </w:rPr>
+        <w:fldChar w:fldCharType="end"/>
+      </w:r>
       <w:r>
         <w:t>.</w:t>
       </w:r>
-      <w:fldSimple w:instr=" SEQ Figura \* ARABIC \s 1 ">
-        <w:r>
-          <w:rPr>
-            <w:noProof/>
-          </w:rPr>
-          <w:t>4</w:t>
-        </w:r>
-      </w:fldSimple>
+      <w:r>
+        <w:fldChar w:fldCharType="begin"/>
+      </w:r>
+      <w:r>
+        <w:instrText xml:space="preserve"> SEQ Figura \* ARABIC \s 1 </w:instrText>
+      </w:r>
+      <w:r>
+        <w:fldChar w:fldCharType="separate"/>
+      </w:r>
+      <w:r>
+        <w:rPr>
+          <w:noProof/>
+        </w:rPr>
+        <w:t>4</w:t>
+      </w:r>
+      <w:r>
+        <w:rPr>
+          <w:noProof/>
+        </w:rPr>
+        <w:fldChar w:fldCharType="end"/>
+      </w:r>
       <w:bookmarkEnd w:id="38"/>
       <w:r>
         <w:t xml:space="preserve"> Fragmento de caso de uso</w:t>
@@ -12244,25 +12199,51 @@
       <w:r>
         <w:t xml:space="preserve">Figura </w:t>
       </w:r>
-      <w:fldSimple w:instr=" STYLEREF 1 \s ">
-        <w:r>
-          <w:rPr>
-            <w:noProof/>
-          </w:rPr>
-          <w:t>3</w:t>
-        </w:r>
-      </w:fldSimple>
+      <w:r>
+        <w:fldChar w:fldCharType="begin"/>
+      </w:r>
+      <w:r>
+        <w:instrText xml:space="preserve"> STYLEREF 1 \s </w:instrText>
+      </w:r>
+      <w:r>
+        <w:fldChar w:fldCharType="separate"/>
+      </w:r>
+      <w:r>
+        <w:rPr>
+          <w:noProof/>
+        </w:rPr>
+        <w:t>3</w:t>
+      </w:r>
+      <w:r>
+        <w:rPr>
+          <w:noProof/>
+        </w:rPr>
+        <w:fldChar w:fldCharType="end"/>
+      </w:r>
       <w:r>
         <w:t>.</w:t>
       </w:r>
-      <w:fldSimple w:instr=" SEQ Figura \* ARABIC \s 1 ">
-        <w:r>
-          <w:rPr>
-            <w:noProof/>
-          </w:rPr>
-          <w:t>5</w:t>
-        </w:r>
-      </w:fldSimple>
+      <w:r>
+        <w:fldChar w:fldCharType="begin"/>
+      </w:r>
+      <w:r>
+        <w:instrText xml:space="preserve"> SEQ Figura \* ARABIC \s 1 </w:instrText>
+      </w:r>
+      <w:r>
+        <w:fldChar w:fldCharType="separate"/>
+      </w:r>
+      <w:r>
+        <w:rPr>
+          <w:noProof/>
+        </w:rPr>
+        <w:t>5</w:t>
+      </w:r>
+      <w:r>
+        <w:rPr>
+          <w:noProof/>
+        </w:rPr>
+        <w:fldChar w:fldCharType="end"/>
+      </w:r>
       <w:r>
         <w:t xml:space="preserve"> Plan de riesgos</w:t>
       </w:r>
@@ -12449,25 +12430,51 @@
       <w:r>
         <w:t xml:space="preserve">Figura </w:t>
       </w:r>
-      <w:fldSimple w:instr=" STYLEREF 1 \s ">
-        <w:r>
-          <w:rPr>
-            <w:noProof/>
-          </w:rPr>
-          <w:t>3</w:t>
-        </w:r>
-      </w:fldSimple>
+      <w:r>
+        <w:fldChar w:fldCharType="begin"/>
+      </w:r>
+      <w:r>
+        <w:instrText xml:space="preserve"> STYLEREF 1 \s </w:instrText>
+      </w:r>
+      <w:r>
+        <w:fldChar w:fldCharType="separate"/>
+      </w:r>
+      <w:r>
+        <w:rPr>
+          <w:noProof/>
+        </w:rPr>
+        <w:t>3</w:t>
+      </w:r>
+      <w:r>
+        <w:rPr>
+          <w:noProof/>
+        </w:rPr>
+        <w:fldChar w:fldCharType="end"/>
+      </w:r>
       <w:r>
         <w:t>.</w:t>
       </w:r>
-      <w:fldSimple w:instr=" SEQ Figura \* ARABIC \s 1 ">
-        <w:r>
-          <w:rPr>
-            <w:noProof/>
-          </w:rPr>
-          <w:t>6</w:t>
-        </w:r>
-      </w:fldSimple>
+      <w:r>
+        <w:fldChar w:fldCharType="begin"/>
+      </w:r>
+      <w:r>
+        <w:instrText xml:space="preserve"> SEQ Figura \* ARABIC \s 1 </w:instrText>
+      </w:r>
+      <w:r>
+        <w:fldChar w:fldCharType="separate"/>
+      </w:r>
+      <w:r>
+        <w:rPr>
+          <w:noProof/>
+        </w:rPr>
+        <w:t>6</w:t>
+      </w:r>
+      <w:r>
+        <w:rPr>
+          <w:noProof/>
+        </w:rPr>
+        <w:fldChar w:fldCharType="end"/>
+      </w:r>
       <w:bookmarkEnd w:id="44"/>
       <w:r>
         <w:t xml:space="preserve"> Base de datos</w:t>
@@ -12541,6 +12548,7 @@
             <w:pPr>
               <w:pStyle w:val="Ttulo1"/>
               <w:spacing w:line="360" w:lineRule="auto"/>
+              <w:outlineLvl w:val="0"/>
             </w:pPr>
             <w:bookmarkStart w:id="48" w:name="_Toc225436437"/>
             <w:r>
@@ -12860,7 +12868,7 @@
 </file>
 
 <file path=word/comments.xml><?xml version="1.0" encoding="utf-8"?>
-<w:comments xmlns:wpc="http://schemas.microsoft.com/office/word/2010/wordprocessingCanvas" xmlns:cx="http://schemas.microsoft.com/office/drawing/2014/chartex" xmlns:cx1="http://schemas.microsoft.com/office/drawing/2015/9/8/chartex" xmlns:cx2="http://schemas.microsoft.com/office/drawing/2015/10/21/chartex" xmlns:cx3="http://schemas.microsoft.com/office/drawing/2016/5/9/chartex" xmlns:cx4="http://schemas.microsoft.com/office/drawing/2016/5/10/chartex" xmlns:cx5="http://schemas.microsoft.com/office/drawing/2016/5/11/chartex" xmlns:cx6="http://schemas.microsoft.com/office/drawing/2016/5/12/chartex" xmlns:cx7="http://schemas.microsoft.com/office/drawing/2016/5/13/chartex" xmlns:cx8="http://schemas.microsoft.com/office/drawing/2016/5/14/chartex" xmlns:mc="http://schemas.openxmlformats.org/markup-compatibility/2006" xmlns:aink="http://schemas.microsoft.com/office/drawing/2016/ink" xmlns:am3d="http://schemas.microsoft.com/office/drawing/2017/model3d" xmlns:o="urn:schemas-microsoft-com:office:office" xmlns:oel="http://schemas.microsoft.com/office/2019/extlst" xmlns:r="http://schemas.openxmlformats.org/officeDocument/2006/relationships" xmlns:m="http://schemas.openxmlformats.org/officeDocument/2006/math" xmlns:v="urn:schemas-microsoft-com:vml" xmlns:wp14="http://schemas.microsoft.com/office/word/2010/wordprocessingDrawing" xmlns:wp="http://schemas.openxmlformats.org/drawingml/2006/wordprocessingDrawing" xmlns:w10="urn:schemas-microsoft-com:office:word" xmlns:w="http://schemas.openxmlformats.org/wordprocessingml/2006/main" xmlns:w14="http://schemas.microsoft.com/office/word/2010/wordml" xmlns:w15="http://schemas.microsoft.com/office/word/2012/wordml" xmlns:w16cex="http://schemas.microsoft.com/office/word/2018/wordml/cex" xmlns:w16cid="http://schemas.microsoft.com/office/word/2016/wordml/cid" xmlns:w16="http://schemas.microsoft.com/office/word/2018/wordml" xmlns:w16du="http://schemas.microsoft.com/office/word/2023/wordml/word16du" xmlns:w16sdtdh="http://schemas.microsoft.com/office/word/2020/wordml/sdtdatahash" xmlns:w16sdtfl="http://schemas.microsoft.com/office/word/2024/wordml/sdtformatlock" xmlns:w16se="http://schemas.microsoft.com/office/word/2015/wordml/symex" xmlns:wpg="http://schemas.microsoft.com/office/word/2010/wordprocessingGroup" xmlns:wpi="http://schemas.microsoft.com/office/word/2010/wordprocessingInk" xmlns:wne="http://schemas.microsoft.com/office/word/2006/wordml" xmlns:wps="http://schemas.microsoft.com/office/word/2010/wordprocessingShape" mc:Ignorable="w14 w15 w16se w16cid w16 w16cex w16sdtdh w16sdtfl w16du wp14">
+<w:comments xmlns:wpc="http://schemas.microsoft.com/office/word/2010/wordprocessingCanvas" xmlns:cx="http://schemas.microsoft.com/office/drawing/2014/chartex" xmlns:cx1="http://schemas.microsoft.com/office/drawing/2015/9/8/chartex" xmlns:cx2="http://schemas.microsoft.com/office/drawing/2015/10/21/chartex" xmlns:cx3="http://schemas.microsoft.com/office/drawing/2016/5/9/chartex" xmlns:cx4="http://schemas.microsoft.com/office/drawing/2016/5/10/chartex" xmlns:cx5="http://schemas.microsoft.com/office/drawing/2016/5/11/chartex" xmlns:cx6="http://schemas.microsoft.com/office/drawing/2016/5/12/chartex" xmlns:cx7="http://schemas.microsoft.com/office/drawing/2016/5/13/chartex" xmlns:cx8="http://schemas.microsoft.com/office/drawing/2016/5/14/chartex" xmlns:mc="http://schemas.openxmlformats.org/markup-compatibility/2006" xmlns:aink="http://schemas.microsoft.com/office/drawing/2016/ink" xmlns:am3d="http://schemas.microsoft.com/office/drawing/2017/model3d" xmlns:o="urn:schemas-microsoft-com:office:office" xmlns:r="http://schemas.openxmlformats.org/officeDocument/2006/relationships" xmlns:m="http://schemas.openxmlformats.org/officeDocument/2006/math" xmlns:v="urn:schemas-microsoft-com:vml" xmlns:wp14="http://schemas.microsoft.com/office/word/2010/wordprocessingDrawing" xmlns:wp="http://schemas.openxmlformats.org/drawingml/2006/wordprocessingDrawing" xmlns:w10="urn:schemas-microsoft-com:office:word" xmlns:w="http://schemas.openxmlformats.org/wordprocessingml/2006/main" xmlns:w14="http://schemas.microsoft.com/office/word/2010/wordml" xmlns:w15="http://schemas.microsoft.com/office/word/2012/wordml" xmlns:w16cex="http://schemas.microsoft.com/office/word/2018/wordml/cex" xmlns:w16cid="http://schemas.microsoft.com/office/word/2016/wordml/cid" xmlns:w16="http://schemas.microsoft.com/office/word/2018/wordml" xmlns:w16sdtdh="http://schemas.microsoft.com/office/word/2020/wordml/sdtdatahash" xmlns:w16se="http://schemas.microsoft.com/office/word/2015/wordml/symex" xmlns:wpg="http://schemas.microsoft.com/office/word/2010/wordprocessingGroup" xmlns:wpi="http://schemas.microsoft.com/office/word/2010/wordprocessingInk" xmlns:wne="http://schemas.microsoft.com/office/word/2006/wordml" xmlns:wps="http://schemas.microsoft.com/office/word/2010/wordprocessingShape" mc:Ignorable="w14 w15 w16se w16cid w16 w16cex w16sdtdh wp14">
   <w:comment w:id="12" w:author="neli Bp" w:date="2026-03-25T18:26:00Z" w:initials="nB">
     <w:p>
       <w:pPr>
@@ -12961,7 +12969,7 @@
 </file>
 
 <file path=word/commentsExtended.xml><?xml version="1.0" encoding="utf-8"?>
-<w15:commentsEx xmlns:wpc="http://schemas.microsoft.com/office/word/2010/wordprocessingCanvas" xmlns:cx="http://schemas.microsoft.com/office/drawing/2014/chartex" xmlns:cx1="http://schemas.microsoft.com/office/drawing/2015/9/8/chartex" xmlns:cx2="http://schemas.microsoft.com/office/drawing/2015/10/21/chartex" xmlns:cx3="http://schemas.microsoft.com/office/drawing/2016/5/9/chartex" xmlns:cx4="http://schemas.microsoft.com/office/drawing/2016/5/10/chartex" xmlns:cx5="http://schemas.microsoft.com/office/drawing/2016/5/11/chartex" xmlns:cx6="http://schemas.microsoft.com/office/drawing/2016/5/12/chartex" xmlns:cx7="http://schemas.microsoft.com/office/drawing/2016/5/13/chartex" xmlns:cx8="http://schemas.microsoft.com/office/drawing/2016/5/14/chartex" xmlns:mc="http://schemas.openxmlformats.org/markup-compatibility/2006" xmlns:aink="http://schemas.microsoft.com/office/drawing/2016/ink" xmlns:am3d="http://schemas.microsoft.com/office/drawing/2017/model3d" xmlns:o="urn:schemas-microsoft-com:office:office" xmlns:oel="http://schemas.microsoft.com/office/2019/extlst" xmlns:r="http://schemas.openxmlformats.org/officeDocument/2006/relationships" xmlns:m="http://schemas.openxmlformats.org/officeDocument/2006/math" xmlns:v="urn:schemas-microsoft-com:vml" xmlns:wp14="http://schemas.microsoft.com/office/word/2010/wordprocessingDrawing" xmlns:wp="http://schemas.openxmlformats.org/drawingml/2006/wordprocessingDrawing" xmlns:w10="urn:schemas-microsoft-com:office:word" xmlns:w="http://schemas.openxmlformats.org/wordprocessingml/2006/main" xmlns:w14="http://schemas.microsoft.com/office/word/2010/wordml" xmlns:w15="http://schemas.microsoft.com/office/word/2012/wordml" xmlns:w16cex="http://schemas.microsoft.com/office/word/2018/wordml/cex" xmlns:w16cid="http://schemas.microsoft.com/office/word/2016/wordml/cid" xmlns:w16="http://schemas.microsoft.com/office/word/2018/wordml" xmlns:w16du="http://schemas.microsoft.com/office/word/2023/wordml/word16du" xmlns:w16sdtdh="http://schemas.microsoft.com/office/word/2020/wordml/sdtdatahash" xmlns:w16sdtfl="http://schemas.microsoft.com/office/word/2024/wordml/sdtformatlock" xmlns:w16se="http://schemas.microsoft.com/office/word/2015/wordml/symex" xmlns:wpg="http://schemas.microsoft.com/office/word/2010/wordprocessingGroup" xmlns:wpi="http://schemas.microsoft.com/office/word/2010/wordprocessingInk" xmlns:wne="http://schemas.microsoft.com/office/word/2006/wordml" xmlns:wps="http://schemas.microsoft.com/office/word/2010/wordprocessingShape" mc:Ignorable="w14 w15 w16se w16cid w16 w16cex w16sdtdh w16sdtfl w16du wp14">
+<w15:commentsEx xmlns:wpc="http://schemas.microsoft.com/office/word/2010/wordprocessingCanvas" xmlns:cx="http://schemas.microsoft.com/office/drawing/2014/chartex" xmlns:cx1="http://schemas.microsoft.com/office/drawing/2015/9/8/chartex" xmlns:cx2="http://schemas.microsoft.com/office/drawing/2015/10/21/chartex" xmlns:cx3="http://schemas.microsoft.com/office/drawing/2016/5/9/chartex" xmlns:cx4="http://schemas.microsoft.com/office/drawing/2016/5/10/chartex" xmlns:cx5="http://schemas.microsoft.com/office/drawing/2016/5/11/chartex" xmlns:cx6="http://schemas.microsoft.com/office/drawing/2016/5/12/chartex" xmlns:cx7="http://schemas.microsoft.com/office/drawing/2016/5/13/chartex" xmlns:cx8="http://schemas.microsoft.com/office/drawing/2016/5/14/chartex" xmlns:mc="http://schemas.openxmlformats.org/markup-compatibility/2006" xmlns:aink="http://schemas.microsoft.com/office/drawing/2016/ink" xmlns:am3d="http://schemas.microsoft.com/office/drawing/2017/model3d" xmlns:o="urn:schemas-microsoft-com:office:office" xmlns:r="http://schemas.openxmlformats.org/officeDocument/2006/relationships" xmlns:m="http://schemas.openxmlformats.org/officeDocument/2006/math" xmlns:v="urn:schemas-microsoft-com:vml" xmlns:wp14="http://schemas.microsoft.com/office/word/2010/wordprocessingDrawing" xmlns:wp="http://schemas.openxmlformats.org/drawingml/2006/wordprocessingDrawing" xmlns:w10="urn:schemas-microsoft-com:office:word" xmlns:w="http://schemas.openxmlformats.org/wordprocessingml/2006/main" xmlns:w14="http://schemas.microsoft.com/office/word/2010/wordml" xmlns:w15="http://schemas.microsoft.com/office/word/2012/wordml" xmlns:w16cex="http://schemas.microsoft.com/office/word/2018/wordml/cex" xmlns:w16cid="http://schemas.microsoft.com/office/word/2016/wordml/cid" xmlns:w16="http://schemas.microsoft.com/office/word/2018/wordml" xmlns:w16sdtdh="http://schemas.microsoft.com/office/word/2020/wordml/sdtdatahash" xmlns:w16se="http://schemas.microsoft.com/office/word/2015/wordml/symex" xmlns:wpg="http://schemas.microsoft.com/office/word/2010/wordprocessingGroup" xmlns:wpi="http://schemas.microsoft.com/office/word/2010/wordprocessingInk" xmlns:wne="http://schemas.microsoft.com/office/word/2006/wordml" xmlns:wps="http://schemas.microsoft.com/office/word/2010/wordprocessingShape" mc:Ignorable="w14 w15 w16se w16cid w16 w16cex w16sdtdh wp14">
   <w15:commentEx w15:paraId="39ABB8E6" w15:done="0"/>
   <w15:commentEx w15:paraId="5EEB920A" w15:done="1"/>
   <w15:commentEx w15:paraId="69976AE8" w15:done="0"/>
@@ -12972,7 +12980,7 @@
 </file>
 
 <file path=word/commentsExtensible.xml><?xml version="1.0" encoding="utf-8"?>
-<w16cex:commentsExtensible xmlns:wpc="http://schemas.microsoft.com/office/word/2010/wordprocessingCanvas" xmlns:cx="http://schemas.microsoft.com/office/drawing/2014/chartex" xmlns:cx1="http://schemas.microsoft.com/office/drawing/2015/9/8/chartex" xmlns:cx2="http://schemas.microsoft.com/office/drawing/2015/10/21/chartex" xmlns:cx3="http://schemas.microsoft.com/office/drawing/2016/5/9/chartex" xmlns:cx4="http://schemas.microsoft.com/office/drawing/2016/5/10/chartex" xmlns:cx5="http://schemas.microsoft.com/office/drawing/2016/5/11/chartex" xmlns:cx6="http://schemas.microsoft.com/office/drawing/2016/5/12/chartex" xmlns:cx7="http://schemas.microsoft.com/office/drawing/2016/5/13/chartex" xmlns:cx8="http://schemas.microsoft.com/office/drawing/2016/5/14/chartex" xmlns:cr="http://schemas.microsoft.com/office/comments/2020/reactions" xmlns:mc="http://schemas.openxmlformats.org/markup-compatibility/2006" xmlns:aink="http://schemas.microsoft.com/office/drawing/2016/ink" xmlns:am3d="http://schemas.microsoft.com/office/drawing/2017/model3d" xmlns:o="urn:schemas-microsoft-com:office:office" xmlns:oel="http://schemas.microsoft.com/office/2019/extlst" xmlns:r="http://schemas.openxmlformats.org/officeDocument/2006/relationships" xmlns:m="http://schemas.openxmlformats.org/officeDocument/2006/math" xmlns:v="urn:schemas-microsoft-com:vml" xmlns:wp14="http://schemas.microsoft.com/office/word/2010/wordprocessingDrawing" xmlns:wp="http://schemas.openxmlformats.org/drawingml/2006/wordprocessingDrawing" xmlns:w10="urn:schemas-microsoft-com:office:word" xmlns:w="http://schemas.openxmlformats.org/wordprocessingml/2006/main" xmlns:w14="http://schemas.microsoft.com/office/word/2010/wordml" xmlns:w15="http://schemas.microsoft.com/office/word/2012/wordml" xmlns:w16cex="http://schemas.microsoft.com/office/word/2018/wordml/cex" xmlns:w16cid="http://schemas.microsoft.com/office/word/2016/wordml/cid" xmlns:w16="http://schemas.microsoft.com/office/word/2018/wordml" xmlns:w16du="http://schemas.microsoft.com/office/word/2023/wordml/word16du" xmlns:w16sdtdh="http://schemas.microsoft.com/office/word/2020/wordml/sdtdatahash" xmlns:w16sdtfl="http://schemas.microsoft.com/office/word/2024/wordml/sdtformatlock" xmlns:w16se="http://schemas.microsoft.com/office/word/2015/wordml/symex" xmlns:wpg="http://schemas.microsoft.com/office/word/2010/wordprocessingGroup" xmlns:wpi="http://schemas.microsoft.com/office/word/2010/wordprocessingInk" xmlns:wne="http://schemas.microsoft.com/office/word/2006/wordml" xmlns:wps="http://schemas.microsoft.com/office/word/2010/wordprocessingShape" mc:Ignorable="w14 w15 w16se w16cid w16 w16cex w16sdtdh w16sdtfl cr w16du wp14">
+<w16cex:commentsExtensible xmlns:wpc="http://schemas.microsoft.com/office/word/2010/wordprocessingCanvas" xmlns:cx="http://schemas.microsoft.com/office/drawing/2014/chartex" xmlns:cx1="http://schemas.microsoft.com/office/drawing/2015/9/8/chartex" xmlns:cx2="http://schemas.microsoft.com/office/drawing/2015/10/21/chartex" xmlns:cx3="http://schemas.microsoft.com/office/drawing/2016/5/9/chartex" xmlns:cx4="http://schemas.microsoft.com/office/drawing/2016/5/10/chartex" xmlns:cx5="http://schemas.microsoft.com/office/drawing/2016/5/11/chartex" xmlns:cx6="http://schemas.microsoft.com/office/drawing/2016/5/12/chartex" xmlns:cx7="http://schemas.microsoft.com/office/drawing/2016/5/13/chartex" xmlns:cx8="http://schemas.microsoft.com/office/drawing/2016/5/14/chartex" xmlns:mc="http://schemas.openxmlformats.org/markup-compatibility/2006" xmlns:aink="http://schemas.microsoft.com/office/drawing/2016/ink" xmlns:am3d="http://schemas.microsoft.com/office/drawing/2017/model3d" xmlns:o="urn:schemas-microsoft-com:office:office" xmlns:r="http://schemas.openxmlformats.org/officeDocument/2006/relationships" xmlns:m="http://schemas.openxmlformats.org/officeDocument/2006/math" xmlns:v="urn:schemas-microsoft-com:vml" xmlns:wp14="http://schemas.microsoft.com/office/word/2010/wordprocessingDrawing" xmlns:wp="http://schemas.openxmlformats.org/drawingml/2006/wordprocessingDrawing" xmlns:w10="urn:schemas-microsoft-com:office:word" xmlns:w="http://schemas.openxmlformats.org/wordprocessingml/2006/main" xmlns:w14="http://schemas.microsoft.com/office/word/2010/wordml" xmlns:w15="http://schemas.microsoft.com/office/word/2012/wordml" xmlns:w16cex="http://schemas.microsoft.com/office/word/2018/wordml/cex" xmlns:w16cid="http://schemas.microsoft.com/office/word/2016/wordml/cid" xmlns:w16="http://schemas.microsoft.com/office/word/2018/wordml" xmlns:w16sdtdh="http://schemas.microsoft.com/office/word/2020/wordml/sdtdatahash" xmlns:w16se="http://schemas.microsoft.com/office/word/2015/wordml/symex" xmlns:wpg="http://schemas.microsoft.com/office/word/2010/wordprocessingGroup" xmlns:wpi="http://schemas.microsoft.com/office/word/2010/wordprocessingInk" xmlns:wne="http://schemas.microsoft.com/office/word/2006/wordml" xmlns:wps="http://schemas.microsoft.com/office/word/2010/wordprocessingShape" mc:Ignorable="w14 w15 w16se w16cid w16 w16cex w16sdtdh wp14">
   <w16cex:commentExtensible w16cex:durableId="063456F9" w16cex:dateUtc="2026-03-26T00:26:00Z"/>
   <w16cex:commentExtensible w16cex:durableId="2D4FEA09" w16cex:dateUtc="2026-03-02T16:50:00Z"/>
   <w16cex:commentExtensible w16cex:durableId="27C0ECD4" w16cex:dateUtc="2026-03-25T22:20:00Z"/>
@@ -12983,7 +12991,7 @@
 </file>
 
 <file path=word/commentsIds.xml><?xml version="1.0" encoding="utf-8"?>
-<w16cid:commentsIds xmlns:wpc="http://schemas.microsoft.com/office/word/2010/wordprocessingCanvas" xmlns:cx="http://schemas.microsoft.com/office/drawing/2014/chartex" xmlns:cx1="http://schemas.microsoft.com/office/drawing/2015/9/8/chartex" xmlns:cx2="http://schemas.microsoft.com/office/drawing/2015/10/21/chartex" xmlns:cx3="http://schemas.microsoft.com/office/drawing/2016/5/9/chartex" xmlns:cx4="http://schemas.microsoft.com/office/drawing/2016/5/10/chartex" xmlns:cx5="http://schemas.microsoft.com/office/drawing/2016/5/11/chartex" xmlns:cx6="http://schemas.microsoft.com/office/drawing/2016/5/12/chartex" xmlns:cx7="http://schemas.microsoft.com/office/drawing/2016/5/13/chartex" xmlns:cx8="http://schemas.microsoft.com/office/drawing/2016/5/14/chartex" xmlns:mc="http://schemas.openxmlformats.org/markup-compatibility/2006" xmlns:aink="http://schemas.microsoft.com/office/drawing/2016/ink" xmlns:am3d="http://schemas.microsoft.com/office/drawing/2017/model3d" xmlns:o="urn:schemas-microsoft-com:office:office" xmlns:oel="http://schemas.microsoft.com/office/2019/extlst" xmlns:r="http://schemas.openxmlformats.org/officeDocument/2006/relationships" xmlns:m="http://schemas.openxmlformats.org/officeDocument/2006/math" xmlns:v="urn:schemas-microsoft-com:vml" xmlns:wp14="http://schemas.microsoft.com/office/word/2010/wordprocessingDrawing" xmlns:wp="http://schemas.openxmlformats.org/drawingml/2006/wordprocessingDrawing" xmlns:w10="urn:schemas-microsoft-com:office:word" xmlns:w="http://schemas.openxmlformats.org/wordprocessingml/2006/main" xmlns:w14="http://schemas.microsoft.com/office/word/2010/wordml" xmlns:w15="http://schemas.microsoft.com/office/word/2012/wordml" xmlns:w16cex="http://schemas.microsoft.com/office/word/2018/wordml/cex" xmlns:w16cid="http://schemas.microsoft.com/office/word/2016/wordml/cid" xmlns:w16="http://schemas.microsoft.com/office/word/2018/wordml" xmlns:w16du="http://schemas.microsoft.com/office/word/2023/wordml/word16du" xmlns:w16sdtdh="http://schemas.microsoft.com/office/word/2020/wordml/sdtdatahash" xmlns:w16sdtfl="http://schemas.microsoft.com/office/word/2024/wordml/sdtformatlock" xmlns:w16se="http://schemas.microsoft.com/office/word/2015/wordml/symex" xmlns:wpg="http://schemas.microsoft.com/office/word/2010/wordprocessingGroup" xmlns:wpi="http://schemas.microsoft.com/office/word/2010/wordprocessingInk" xmlns:wne="http://schemas.microsoft.com/office/word/2006/wordml" xmlns:wps="http://schemas.microsoft.com/office/word/2010/wordprocessingShape" mc:Ignorable="w14 w15 w16se w16cid w16 w16cex w16sdtdh w16sdtfl w16du wp14">
+<w16cid:commentsIds xmlns:wpc="http://schemas.microsoft.com/office/word/2010/wordprocessingCanvas" xmlns:cx="http://schemas.microsoft.com/office/drawing/2014/chartex" xmlns:cx1="http://schemas.microsoft.com/office/drawing/2015/9/8/chartex" xmlns:cx2="http://schemas.microsoft.com/office/drawing/2015/10/21/chartex" xmlns:cx3="http://schemas.microsoft.com/office/drawing/2016/5/9/chartex" xmlns:cx4="http://schemas.microsoft.com/office/drawing/2016/5/10/chartex" xmlns:cx5="http://schemas.microsoft.com/office/drawing/2016/5/11/chartex" xmlns:cx6="http://schemas.microsoft.com/office/drawing/2016/5/12/chartex" xmlns:cx7="http://schemas.microsoft.com/office/drawing/2016/5/13/chartex" xmlns:cx8="http://schemas.microsoft.com/office/drawing/2016/5/14/chartex" xmlns:mc="http://schemas.openxmlformats.org/markup-compatibility/2006" xmlns:aink="http://schemas.microsoft.com/office/drawing/2016/ink" xmlns:am3d="http://schemas.microsoft.com/office/drawing/2017/model3d" xmlns:o="urn:schemas-microsoft-com:office:office" xmlns:r="http://schemas.openxmlformats.org/officeDocument/2006/relationships" xmlns:m="http://schemas.openxmlformats.org/officeDocument/2006/math" xmlns:v="urn:schemas-microsoft-com:vml" xmlns:wp14="http://schemas.microsoft.com/office/word/2010/wordprocessingDrawing" xmlns:wp="http://schemas.openxmlformats.org/drawingml/2006/wordprocessingDrawing" xmlns:w10="urn:schemas-microsoft-com:office:word" xmlns:w="http://schemas.openxmlformats.org/wordprocessingml/2006/main" xmlns:w14="http://schemas.microsoft.com/office/word/2010/wordml" xmlns:w15="http://schemas.microsoft.com/office/word/2012/wordml" xmlns:w16cex="http://schemas.microsoft.com/office/word/2018/wordml/cex" xmlns:w16cid="http://schemas.microsoft.com/office/word/2016/wordml/cid" xmlns:w16="http://schemas.microsoft.com/office/word/2018/wordml" xmlns:w16sdtdh="http://schemas.microsoft.com/office/word/2020/wordml/sdtdatahash" xmlns:w16se="http://schemas.microsoft.com/office/word/2015/wordml/symex" xmlns:wpg="http://schemas.microsoft.com/office/word/2010/wordprocessingGroup" xmlns:wpi="http://schemas.microsoft.com/office/word/2010/wordprocessingInk" xmlns:wne="http://schemas.microsoft.com/office/word/2006/wordml" xmlns:wps="http://schemas.microsoft.com/office/word/2010/wordprocessingShape" mc:Ignorable="w14 w15 w16se w16cid w16 w16cex w16sdtdh wp14">
   <w16cid:commentId w16cid:paraId="39ABB8E6" w16cid:durableId="063456F9"/>
   <w16cid:commentId w16cid:paraId="5EEB920A" w16cid:durableId="2D4FEA09"/>
   <w16cid:commentId w16cid:paraId="69976AE8" w16cid:durableId="27C0ECD4"/>
@@ -12994,7 +13002,7 @@
 </file>
 
 <file path=word/endnotes.xml><?xml version="1.0" encoding="utf-8"?>
-<w:endnotes xmlns:wpc="http://schemas.microsoft.com/office/word/2010/wordprocessingCanvas" xmlns:cx="http://schemas.microsoft.com/office/drawing/2014/chartex" xmlns:cx1="http://schemas.microsoft.com/office/drawing/2015/9/8/chartex" xmlns:cx2="http://schemas.microsoft.com/office/drawing/2015/10/21/chartex" xmlns:cx3="http://schemas.microsoft.com/office/drawing/2016/5/9/chartex" xmlns:cx4="http://schemas.microsoft.com/office/drawing/2016/5/10/chartex" xmlns:cx5="http://schemas.microsoft.com/office/drawing/2016/5/11/chartex" xmlns:cx6="http://schemas.microsoft.com/office/drawing/2016/5/12/chartex" xmlns:cx7="http://schemas.microsoft.com/office/drawing/2016/5/13/chartex" xmlns:cx8="http://schemas.microsoft.com/office/drawing/2016/5/14/chartex" xmlns:mc="http://schemas.openxmlformats.org/markup-compatibility/2006" xmlns:aink="http://schemas.microsoft.com/office/drawing/2016/ink" xmlns:am3d="http://schemas.microsoft.com/office/drawing/2017/model3d" xmlns:o="urn:schemas-microsoft-com:office:office" xmlns:oel="http://schemas.microsoft.com/office/2019/extlst" xmlns:r="http://schemas.openxmlformats.org/officeDocument/2006/relationships" xmlns:m="http://schemas.openxmlformats.org/officeDocument/2006/math" xmlns:v="urn:schemas-microsoft-com:vml" xmlns:wp14="http://schemas.microsoft.com/office/word/2010/wordprocessingDrawing" xmlns:wp="http://schemas.openxmlformats.org/drawingml/2006/wordprocessingDrawing" xmlns:w10="urn:schemas-microsoft-com:office:word" xmlns:w="http://schemas.openxmlformats.org/wordprocessingml/2006/main" xmlns:w14="http://schemas.microsoft.com/office/word/2010/wordml" xmlns:w15="http://schemas.microsoft.com/office/word/2012/wordml" xmlns:w16cex="http://schemas.microsoft.com/office/word/2018/wordml/cex" xmlns:w16cid="http://schemas.microsoft.com/office/word/2016/wordml/cid" xmlns:w16="http://schemas.microsoft.com/office/word/2018/wordml" xmlns:w16du="http://schemas.microsoft.com/office/word/2023/wordml/word16du" xmlns:w16sdtdh="http://schemas.microsoft.com/office/word/2020/wordml/sdtdatahash" xmlns:w16sdtfl="http://schemas.microsoft.com/office/word/2024/wordml/sdtformatlock" xmlns:w16se="http://schemas.microsoft.com/office/word/2015/wordml/symex" xmlns:wpg="http://schemas.microsoft.com/office/word/2010/wordprocessingGroup" xmlns:wpi="http://schemas.microsoft.com/office/word/2010/wordprocessingInk" xmlns:wne="http://schemas.microsoft.com/office/word/2006/wordml" xmlns:wps="http://schemas.microsoft.com/office/word/2010/wordprocessingShape" mc:Ignorable="w14 w15 w16se w16cid w16 w16cex w16sdtdh w16sdtfl w16du wp14">
+<w:endnotes xmlns:wpc="http://schemas.microsoft.com/office/word/2010/wordprocessingCanvas" xmlns:cx="http://schemas.microsoft.com/office/drawing/2014/chartex" xmlns:cx1="http://schemas.microsoft.com/office/drawing/2015/9/8/chartex" xmlns:cx2="http://schemas.microsoft.com/office/drawing/2015/10/21/chartex" xmlns:cx3="http://schemas.microsoft.com/office/drawing/2016/5/9/chartex" xmlns:cx4="http://schemas.microsoft.com/office/drawing/2016/5/10/chartex" xmlns:cx5="http://schemas.microsoft.com/office/drawing/2016/5/11/chartex" xmlns:cx6="http://schemas.microsoft.com/office/drawing/2016/5/12/chartex" xmlns:cx7="http://schemas.microsoft.com/office/drawing/2016/5/13/chartex" xmlns:cx8="http://schemas.microsoft.com/office/drawing/2016/5/14/chartex" xmlns:mc="http://schemas.openxmlformats.org/markup-compatibility/2006" xmlns:aink="http://schemas.microsoft.com/office/drawing/2016/ink" xmlns:am3d="http://schemas.microsoft.com/office/drawing/2017/model3d" xmlns:o="urn:schemas-microsoft-com:office:office" xmlns:r="http://schemas.openxmlformats.org/officeDocument/2006/relationships" xmlns:m="http://schemas.openxmlformats.org/officeDocument/2006/math" xmlns:v="urn:schemas-microsoft-com:vml" xmlns:wp14="http://schemas.microsoft.com/office/word/2010/wordprocessingDrawing" xmlns:wp="http://schemas.openxmlformats.org/drawingml/2006/wordprocessingDrawing" xmlns:w10="urn:schemas-microsoft-com:office:word" xmlns:w="http://schemas.openxmlformats.org/wordprocessingml/2006/main" xmlns:w14="http://schemas.microsoft.com/office/word/2010/wordml" xmlns:w15="http://schemas.microsoft.com/office/word/2012/wordml" xmlns:w16cex="http://schemas.microsoft.com/office/word/2018/wordml/cex" xmlns:w16cid="http://schemas.microsoft.com/office/word/2016/wordml/cid" xmlns:w16="http://schemas.microsoft.com/office/word/2018/wordml" xmlns:w16sdtdh="http://schemas.microsoft.com/office/word/2020/wordml/sdtdatahash" xmlns:w16se="http://schemas.microsoft.com/office/word/2015/wordml/symex" xmlns:wpg="http://schemas.microsoft.com/office/word/2010/wordprocessingGroup" xmlns:wpi="http://schemas.microsoft.com/office/word/2010/wordprocessingInk" xmlns:wne="http://schemas.microsoft.com/office/word/2006/wordml" xmlns:wps="http://schemas.microsoft.com/office/word/2010/wordprocessingShape" mc:Ignorable="w14 w15 w16se w16cid w16 w16cex w16sdtdh wp14">
   <w:endnote w:type="separator" w:id="-1">
     <w:p>
       <w:pPr>
@@ -13019,7 +13027,7 @@
 </file>
 
 <file path=word/footer1.xml><?xml version="1.0" encoding="utf-8"?>
-<w:ftr xmlns:wpc="http://schemas.microsoft.com/office/word/2010/wordprocessingCanvas" xmlns:cx="http://schemas.microsoft.com/office/drawing/2014/chartex" xmlns:cx1="http://schemas.microsoft.com/office/drawing/2015/9/8/chartex" xmlns:cx2="http://schemas.microsoft.com/office/drawing/2015/10/21/chartex" xmlns:cx3="http://schemas.microsoft.com/office/drawing/2016/5/9/chartex" xmlns:cx4="http://schemas.microsoft.com/office/drawing/2016/5/10/chartex" xmlns:cx5="http://schemas.microsoft.com/office/drawing/2016/5/11/chartex" xmlns:cx6="http://schemas.microsoft.com/office/drawing/2016/5/12/chartex" xmlns:cx7="http://schemas.microsoft.com/office/drawing/2016/5/13/chartex" xmlns:cx8="http://schemas.microsoft.com/office/drawing/2016/5/14/chartex" xmlns:mc="http://schemas.openxmlformats.org/markup-compatibility/2006" xmlns:aink="http://schemas.microsoft.com/office/drawing/2016/ink" xmlns:am3d="http://schemas.microsoft.com/office/drawing/2017/model3d" xmlns:o="urn:schemas-microsoft-com:office:office" xmlns:oel="http://schemas.microsoft.com/office/2019/extlst" xmlns:r="http://schemas.openxmlformats.org/officeDocument/2006/relationships" xmlns:m="http://schemas.openxmlformats.org/officeDocument/2006/math" xmlns:v="urn:schemas-microsoft-com:vml" xmlns:wp14="http://schemas.microsoft.com/office/word/2010/wordprocessingDrawing" xmlns:wp="http://schemas.openxmlformats.org/drawingml/2006/wordprocessingDrawing" xmlns:w10="urn:schemas-microsoft-com:office:word" xmlns:w="http://schemas.openxmlformats.org/wordprocessingml/2006/main" xmlns:w14="http://schemas.microsoft.com/office/word/2010/wordml" xmlns:w15="http://schemas.microsoft.com/office/word/2012/wordml" xmlns:w16cex="http://schemas.microsoft.com/office/word/2018/wordml/cex" xmlns:w16cid="http://schemas.microsoft.com/office/word/2016/wordml/cid" xmlns:w16="http://schemas.microsoft.com/office/word/2018/wordml" xmlns:w16du="http://schemas.microsoft.com/office/word/2023/wordml/word16du" xmlns:w16sdtdh="http://schemas.microsoft.com/office/word/2020/wordml/sdtdatahash" xmlns:w16sdtfl="http://schemas.microsoft.com/office/word/2024/wordml/sdtformatlock" xmlns:w16se="http://schemas.microsoft.com/office/word/2015/wordml/symex" xmlns:wpg="http://schemas.microsoft.com/office/word/2010/wordprocessingGroup" xmlns:wpi="http://schemas.microsoft.com/office/word/2010/wordprocessingInk" xmlns:wne="http://schemas.microsoft.com/office/word/2006/wordml" xmlns:wps="http://schemas.microsoft.com/office/word/2010/wordprocessingShape" mc:Ignorable="w14 w15 w16se w16cid w16 w16cex w16sdtdh w16sdtfl w16du wp14">
+<w:ftr xmlns:wpc="http://schemas.microsoft.com/office/word/2010/wordprocessingCanvas" xmlns:cx="http://schemas.microsoft.com/office/drawing/2014/chartex" xmlns:cx1="http://schemas.microsoft.com/office/drawing/2015/9/8/chartex" xmlns:cx2="http://schemas.microsoft.com/office/drawing/2015/10/21/chartex" xmlns:cx3="http://schemas.microsoft.com/office/drawing/2016/5/9/chartex" xmlns:cx4="http://schemas.microsoft.com/office/drawing/2016/5/10/chartex" xmlns:cx5="http://schemas.microsoft.com/office/drawing/2016/5/11/chartex" xmlns:cx6="http://schemas.microsoft.com/office/drawing/2016/5/12/chartex" xmlns:cx7="http://schemas.microsoft.com/office/drawing/2016/5/13/chartex" xmlns:cx8="http://schemas.microsoft.com/office/drawing/2016/5/14/chartex" xmlns:mc="http://schemas.openxmlformats.org/markup-compatibility/2006" xmlns:aink="http://schemas.microsoft.com/office/drawing/2016/ink" xmlns:am3d="http://schemas.microsoft.com/office/drawing/2017/model3d" xmlns:o="urn:schemas-microsoft-com:office:office" xmlns:r="http://schemas.openxmlformats.org/officeDocument/2006/relationships" xmlns:m="http://schemas.openxmlformats.org/officeDocument/2006/math" xmlns:v="urn:schemas-microsoft-com:vml" xmlns:wp14="http://schemas.microsoft.com/office/word/2010/wordprocessingDrawing" xmlns:wp="http://schemas.openxmlformats.org/drawingml/2006/wordprocessingDrawing" xmlns:w10="urn:schemas-microsoft-com:office:word" xmlns:w="http://schemas.openxmlformats.org/wordprocessingml/2006/main" xmlns:w14="http://schemas.microsoft.com/office/word/2010/wordml" xmlns:w15="http://schemas.microsoft.com/office/word/2012/wordml" xmlns:w16cex="http://schemas.microsoft.com/office/word/2018/wordml/cex" xmlns:w16cid="http://schemas.microsoft.com/office/word/2016/wordml/cid" xmlns:w16="http://schemas.microsoft.com/office/word/2018/wordml" xmlns:w16sdtdh="http://schemas.microsoft.com/office/word/2020/wordml/sdtdatahash" xmlns:w16se="http://schemas.microsoft.com/office/word/2015/wordml/symex" xmlns:wpg="http://schemas.microsoft.com/office/word/2010/wordprocessingGroup" xmlns:wpi="http://schemas.microsoft.com/office/word/2010/wordprocessingInk" xmlns:wne="http://schemas.microsoft.com/office/word/2006/wordml" xmlns:wps="http://schemas.microsoft.com/office/word/2010/wordprocessingShape" mc:Ignorable="w14 w15 w16se w16cid w16 w16cex w16sdtdh wp14">
   <w:p>
     <w:pPr>
       <w:pStyle w:val="Piedepgina"/>
@@ -13238,7 +13246,7 @@
 </file>
 
 <file path=word/footer2.xml><?xml version="1.0" encoding="utf-8"?>
-<w:ftr xmlns:wpc="http://schemas.microsoft.com/office/word/2010/wordprocessingCanvas" xmlns:cx="http://schemas.microsoft.com/office/drawing/2014/chartex" xmlns:cx1="http://schemas.microsoft.com/office/drawing/2015/9/8/chartex" xmlns:cx2="http://schemas.microsoft.com/office/drawing/2015/10/21/chartex" xmlns:cx3="http://schemas.microsoft.com/office/drawing/2016/5/9/chartex" xmlns:cx4="http://schemas.microsoft.com/office/drawing/2016/5/10/chartex" xmlns:cx5="http://schemas.microsoft.com/office/drawing/2016/5/11/chartex" xmlns:cx6="http://schemas.microsoft.com/office/drawing/2016/5/12/chartex" xmlns:cx7="http://schemas.microsoft.com/office/drawing/2016/5/13/chartex" xmlns:cx8="http://schemas.microsoft.com/office/drawing/2016/5/14/chartex" xmlns:mc="http://schemas.openxmlformats.org/markup-compatibility/2006" xmlns:aink="http://schemas.microsoft.com/office/drawing/2016/ink" xmlns:am3d="http://schemas.microsoft.com/office/drawing/2017/model3d" xmlns:o="urn:schemas-microsoft-com:office:office" xmlns:oel="http://schemas.microsoft.com/office/2019/extlst" xmlns:r="http://schemas.openxmlformats.org/officeDocument/2006/relationships" xmlns:m="http://schemas.openxmlformats.org/officeDocument/2006/math" xmlns:v="urn:schemas-microsoft-com:vml" xmlns:wp14="http://schemas.microsoft.com/office/word/2010/wordprocessingDrawing" xmlns:wp="http://schemas.openxmlformats.org/drawingml/2006/wordprocessingDrawing" xmlns:w10="urn:schemas-microsoft-com:office:word" xmlns:w="http://schemas.openxmlformats.org/wordprocessingml/2006/main" xmlns:w14="http://schemas.microsoft.com/office/word/2010/wordml" xmlns:w15="http://schemas.microsoft.com/office/word/2012/wordml" xmlns:w16cex="http://schemas.microsoft.com/office/word/2018/wordml/cex" xmlns:w16cid="http://schemas.microsoft.com/office/word/2016/wordml/cid" xmlns:w16="http://schemas.microsoft.com/office/word/2018/wordml" xmlns:w16du="http://schemas.microsoft.com/office/word/2023/wordml/word16du" xmlns:w16sdtdh="http://schemas.microsoft.com/office/word/2020/wordml/sdtdatahash" xmlns:w16sdtfl="http://schemas.microsoft.com/office/word/2024/wordml/sdtformatlock" xmlns:w16se="http://schemas.microsoft.com/office/word/2015/wordml/symex" xmlns:wpg="http://schemas.microsoft.com/office/word/2010/wordprocessingGroup" xmlns:wpi="http://schemas.microsoft.com/office/word/2010/wordprocessingInk" xmlns:wne="http://schemas.microsoft.com/office/word/2006/wordml" xmlns:wps="http://schemas.microsoft.com/office/word/2010/wordprocessingShape" mc:Ignorable="w14 w15 w16se w16cid w16 w16cex w16sdtdh w16sdtfl w16du wp14">
+<w:ftr xmlns:wpc="http://schemas.microsoft.com/office/word/2010/wordprocessingCanvas" xmlns:cx="http://schemas.microsoft.com/office/drawing/2014/chartex" xmlns:cx1="http://schemas.microsoft.com/office/drawing/2015/9/8/chartex" xmlns:cx2="http://schemas.microsoft.com/office/drawing/2015/10/21/chartex" xmlns:cx3="http://schemas.microsoft.com/office/drawing/2016/5/9/chartex" xmlns:cx4="http://schemas.microsoft.com/office/drawing/2016/5/10/chartex" xmlns:cx5="http://schemas.microsoft.com/office/drawing/2016/5/11/chartex" xmlns:cx6="http://schemas.microsoft.com/office/drawing/2016/5/12/chartex" xmlns:cx7="http://schemas.microsoft.com/office/drawing/2016/5/13/chartex" xmlns:cx8="http://schemas.microsoft.com/office/drawing/2016/5/14/chartex" xmlns:mc="http://schemas.openxmlformats.org/markup-compatibility/2006" xmlns:aink="http://schemas.microsoft.com/office/drawing/2016/ink" xmlns:am3d="http://schemas.microsoft.com/office/drawing/2017/model3d" xmlns:o="urn:schemas-microsoft-com:office:office" xmlns:r="http://schemas.openxmlformats.org/officeDocument/2006/relationships" xmlns:m="http://schemas.openxmlformats.org/officeDocument/2006/math" xmlns:v="urn:schemas-microsoft-com:vml" xmlns:wp14="http://schemas.microsoft.com/office/word/2010/wordprocessingDrawing" xmlns:wp="http://schemas.openxmlformats.org/drawingml/2006/wordprocessingDrawing" xmlns:w10="urn:schemas-microsoft-com:office:word" xmlns:w="http://schemas.openxmlformats.org/wordprocessingml/2006/main" xmlns:w14="http://schemas.microsoft.com/office/word/2010/wordml" xmlns:w15="http://schemas.microsoft.com/office/word/2012/wordml" xmlns:w16cex="http://schemas.microsoft.com/office/word/2018/wordml/cex" xmlns:w16cid="http://schemas.microsoft.com/office/word/2016/wordml/cid" xmlns:w16="http://schemas.microsoft.com/office/word/2018/wordml" xmlns:w16sdtdh="http://schemas.microsoft.com/office/word/2020/wordml/sdtdatahash" xmlns:w16se="http://schemas.microsoft.com/office/word/2015/wordml/symex" xmlns:wpg="http://schemas.microsoft.com/office/word/2010/wordprocessingGroup" xmlns:wpi="http://schemas.microsoft.com/office/word/2010/wordprocessingInk" xmlns:wne="http://schemas.microsoft.com/office/word/2006/wordml" xmlns:wps="http://schemas.microsoft.com/office/word/2010/wordprocessingShape" mc:Ignorable="w14 w15 w16se w16cid w16 w16cex w16sdtdh wp14">
   <w:p>
     <w:pPr>
       <w:pStyle w:val="Piedepgina"/>
@@ -13248,7 +13256,7 @@
 </file>
 
 <file path=word/footer3.xml><?xml version="1.0" encoding="utf-8"?>
-<w:ftr xmlns:wpc="http://schemas.microsoft.com/office/word/2010/wordprocessingCanvas" xmlns:cx="http://schemas.microsoft.com/office/drawing/2014/chartex" xmlns:cx1="http://schemas.microsoft.com/office/drawing/2015/9/8/chartex" xmlns:cx2="http://schemas.microsoft.com/office/drawing/2015/10/21/chartex" xmlns:cx3="http://schemas.microsoft.com/office/drawing/2016/5/9/chartex" xmlns:cx4="http://schemas.microsoft.com/office/drawing/2016/5/10/chartex" xmlns:cx5="http://schemas.microsoft.com/office/drawing/2016/5/11/chartex" xmlns:cx6="http://schemas.microsoft.com/office/drawing/2016/5/12/chartex" xmlns:cx7="http://schemas.microsoft.com/office/drawing/2016/5/13/chartex" xmlns:cx8="http://schemas.microsoft.com/office/drawing/2016/5/14/chartex" xmlns:mc="http://schemas.openxmlformats.org/markup-compatibility/2006" xmlns:aink="http://schemas.microsoft.com/office/drawing/2016/ink" xmlns:am3d="http://schemas.microsoft.com/office/drawing/2017/model3d" xmlns:o="urn:schemas-microsoft-com:office:office" xmlns:oel="http://schemas.microsoft.com/office/2019/extlst" xmlns:r="http://schemas.openxmlformats.org/officeDocument/2006/relationships" xmlns:m="http://schemas.openxmlformats.org/officeDocument/2006/math" xmlns:v="urn:schemas-microsoft-com:vml" xmlns:wp14="http://schemas.microsoft.com/office/word/2010/wordprocessingDrawing" xmlns:wp="http://schemas.openxmlformats.org/drawingml/2006/wordprocessingDrawing" xmlns:w10="urn:schemas-microsoft-com:office:word" xmlns:w="http://schemas.openxmlformats.org/wordprocessingml/2006/main" xmlns:w14="http://schemas.microsoft.com/office/word/2010/wordml" xmlns:w15="http://schemas.microsoft.com/office/word/2012/wordml" xmlns:w16cex="http://schemas.microsoft.com/office/word/2018/wordml/cex" xmlns:w16cid="http://schemas.microsoft.com/office/word/2016/wordml/cid" xmlns:w16="http://schemas.microsoft.com/office/word/2018/wordml" xmlns:w16du="http://schemas.microsoft.com/office/word/2023/wordml/word16du" xmlns:w16sdtdh="http://schemas.microsoft.com/office/word/2020/wordml/sdtdatahash" xmlns:w16sdtfl="http://schemas.microsoft.com/office/word/2024/wordml/sdtformatlock" xmlns:w16se="http://schemas.microsoft.com/office/word/2015/wordml/symex" xmlns:wpg="http://schemas.microsoft.com/office/word/2010/wordprocessingGroup" xmlns:wpi="http://schemas.microsoft.com/office/word/2010/wordprocessingInk" xmlns:wne="http://schemas.microsoft.com/office/word/2006/wordml" xmlns:wps="http://schemas.microsoft.com/office/word/2010/wordprocessingShape" mc:Ignorable="w14 w15 w16se w16cid w16 w16cex w16sdtdh w16sdtfl w16du wp14">
+<w:ftr xmlns:wpc="http://schemas.microsoft.com/office/word/2010/wordprocessingCanvas" xmlns:cx="http://schemas.microsoft.com/office/drawing/2014/chartex" xmlns:cx1="http://schemas.microsoft.com/office/drawing/2015/9/8/chartex" xmlns:cx2="http://schemas.microsoft.com/office/drawing/2015/10/21/chartex" xmlns:cx3="http://schemas.microsoft.com/office/drawing/2016/5/9/chartex" xmlns:cx4="http://schemas.microsoft.com/office/drawing/2016/5/10/chartex" xmlns:cx5="http://schemas.microsoft.com/office/drawing/2016/5/11/chartex" xmlns:cx6="http://schemas.microsoft.com/office/drawing/2016/5/12/chartex" xmlns:cx7="http://schemas.microsoft.com/office/drawing/2016/5/13/chartex" xmlns:cx8="http://schemas.microsoft.com/office/drawing/2016/5/14/chartex" xmlns:mc="http://schemas.openxmlformats.org/markup-compatibility/2006" xmlns:aink="http://schemas.microsoft.com/office/drawing/2016/ink" xmlns:am3d="http://schemas.microsoft.com/office/drawing/2017/model3d" xmlns:o="urn:schemas-microsoft-com:office:office" xmlns:r="http://schemas.openxmlformats.org/officeDocument/2006/relationships" xmlns:m="http://schemas.openxmlformats.org/officeDocument/2006/math" xmlns:v="urn:schemas-microsoft-com:vml" xmlns:wp14="http://schemas.microsoft.com/office/word/2010/wordprocessingDrawing" xmlns:wp="http://schemas.openxmlformats.org/drawingml/2006/wordprocessingDrawing" xmlns:w10="urn:schemas-microsoft-com:office:word" xmlns:w="http://schemas.openxmlformats.org/wordprocessingml/2006/main" xmlns:w14="http://schemas.microsoft.com/office/word/2010/wordml" xmlns:w15="http://schemas.microsoft.com/office/word/2012/wordml" xmlns:w16cex="http://schemas.microsoft.com/office/word/2018/wordml/cex" xmlns:w16cid="http://schemas.microsoft.com/office/word/2016/wordml/cid" xmlns:w16="http://schemas.microsoft.com/office/word/2018/wordml" xmlns:w16sdtdh="http://schemas.microsoft.com/office/word/2020/wordml/sdtdatahash" xmlns:w16se="http://schemas.microsoft.com/office/word/2015/wordml/symex" xmlns:wpg="http://schemas.microsoft.com/office/word/2010/wordprocessingGroup" xmlns:wpi="http://schemas.microsoft.com/office/word/2010/wordprocessingInk" xmlns:wne="http://schemas.microsoft.com/office/word/2006/wordml" xmlns:wps="http://schemas.microsoft.com/office/word/2010/wordprocessingShape" mc:Ignorable="w14 w15 w16se w16cid w16 w16cex w16sdtdh wp14">
   <w:sdt>
     <w:sdtPr>
       <w:id w:val="-1234318333"/>
@@ -13316,7 +13324,7 @@
 </file>
 
 <file path=word/footer4.xml><?xml version="1.0" encoding="utf-8"?>
-<w:ftr xmlns:wpc="http://schemas.microsoft.com/office/word/2010/wordprocessingCanvas" xmlns:cx="http://schemas.microsoft.com/office/drawing/2014/chartex" xmlns:cx1="http://schemas.microsoft.com/office/drawing/2015/9/8/chartex" xmlns:cx2="http://schemas.microsoft.com/office/drawing/2015/10/21/chartex" xmlns:cx3="http://schemas.microsoft.com/office/drawing/2016/5/9/chartex" xmlns:cx4="http://schemas.microsoft.com/office/drawing/2016/5/10/chartex" xmlns:cx5="http://schemas.microsoft.com/office/drawing/2016/5/11/chartex" xmlns:cx6="http://schemas.microsoft.com/office/drawing/2016/5/12/chartex" xmlns:cx7="http://schemas.microsoft.com/office/drawing/2016/5/13/chartex" xmlns:cx8="http://schemas.microsoft.com/office/drawing/2016/5/14/chartex" xmlns:mc="http://schemas.openxmlformats.org/markup-compatibility/2006" xmlns:aink="http://schemas.microsoft.com/office/drawing/2016/ink" xmlns:am3d="http://schemas.microsoft.com/office/drawing/2017/model3d" xmlns:o="urn:schemas-microsoft-com:office:office" xmlns:oel="http://schemas.microsoft.com/office/2019/extlst" xmlns:r="http://schemas.openxmlformats.org/officeDocument/2006/relationships" xmlns:m="http://schemas.openxmlformats.org/officeDocument/2006/math" xmlns:v="urn:schemas-microsoft-com:vml" xmlns:wp14="http://schemas.microsoft.com/office/word/2010/wordprocessingDrawing" xmlns:wp="http://schemas.openxmlformats.org/drawingml/2006/wordprocessingDrawing" xmlns:w10="urn:schemas-microsoft-com:office:word" xmlns:w="http://schemas.openxmlformats.org/wordprocessingml/2006/main" xmlns:w14="http://schemas.microsoft.com/office/word/2010/wordml" xmlns:w15="http://schemas.microsoft.com/office/word/2012/wordml" xmlns:w16cex="http://schemas.microsoft.com/office/word/2018/wordml/cex" xmlns:w16cid="http://schemas.microsoft.com/office/word/2016/wordml/cid" xmlns:w16="http://schemas.microsoft.com/office/word/2018/wordml" xmlns:w16du="http://schemas.microsoft.com/office/word/2023/wordml/word16du" xmlns:w16sdtdh="http://schemas.microsoft.com/office/word/2020/wordml/sdtdatahash" xmlns:w16sdtfl="http://schemas.microsoft.com/office/word/2024/wordml/sdtformatlock" xmlns:w16se="http://schemas.microsoft.com/office/word/2015/wordml/symex" xmlns:wpg="http://schemas.microsoft.com/office/word/2010/wordprocessingGroup" xmlns:wpi="http://schemas.microsoft.com/office/word/2010/wordprocessingInk" xmlns:wne="http://schemas.microsoft.com/office/word/2006/wordml" xmlns:wps="http://schemas.microsoft.com/office/word/2010/wordprocessingShape" mc:Ignorable="w14 w15 w16se w16cid w16 w16cex w16sdtdh w16sdtfl w16du wp14">
+<w:ftr xmlns:wpc="http://schemas.microsoft.com/office/word/2010/wordprocessingCanvas" xmlns:cx="http://schemas.microsoft.com/office/drawing/2014/chartex" xmlns:cx1="http://schemas.microsoft.com/office/drawing/2015/9/8/chartex" xmlns:cx2="http://schemas.microsoft.com/office/drawing/2015/10/21/chartex" xmlns:cx3="http://schemas.microsoft.com/office/drawing/2016/5/9/chartex" xmlns:cx4="http://schemas.microsoft.com/office/drawing/2016/5/10/chartex" xmlns:cx5="http://schemas.microsoft.com/office/drawing/2016/5/11/chartex" xmlns:cx6="http://schemas.microsoft.com/office/drawing/2016/5/12/chartex" xmlns:cx7="http://schemas.microsoft.com/office/drawing/2016/5/13/chartex" xmlns:cx8="http://schemas.microsoft.com/office/drawing/2016/5/14/chartex" xmlns:mc="http://schemas.openxmlformats.org/markup-compatibility/2006" xmlns:aink="http://schemas.microsoft.com/office/drawing/2016/ink" xmlns:am3d="http://schemas.microsoft.com/office/drawing/2017/model3d" xmlns:o="urn:schemas-microsoft-com:office:office" xmlns:r="http://schemas.openxmlformats.org/officeDocument/2006/relationships" xmlns:m="http://schemas.openxmlformats.org/officeDocument/2006/math" xmlns:v="urn:schemas-microsoft-com:vml" xmlns:wp14="http://schemas.microsoft.com/office/word/2010/wordprocessingDrawing" xmlns:wp="http://schemas.openxmlformats.org/drawingml/2006/wordprocessingDrawing" xmlns:w10="urn:schemas-microsoft-com:office:word" xmlns:w="http://schemas.openxmlformats.org/wordprocessingml/2006/main" xmlns:w14="http://schemas.microsoft.com/office/word/2010/wordml" xmlns:w15="http://schemas.microsoft.com/office/word/2012/wordml" xmlns:w16cex="http://schemas.microsoft.com/office/word/2018/wordml/cex" xmlns:w16cid="http://schemas.microsoft.com/office/word/2016/wordml/cid" xmlns:w16="http://schemas.microsoft.com/office/word/2018/wordml" xmlns:w16sdtdh="http://schemas.microsoft.com/office/word/2020/wordml/sdtdatahash" xmlns:w16se="http://schemas.microsoft.com/office/word/2015/wordml/symex" xmlns:wpg="http://schemas.microsoft.com/office/word/2010/wordprocessingGroup" xmlns:wpi="http://schemas.microsoft.com/office/word/2010/wordprocessingInk" xmlns:wne="http://schemas.microsoft.com/office/word/2006/wordml" xmlns:wps="http://schemas.microsoft.com/office/word/2010/wordprocessingShape" mc:Ignorable="w14 w15 w16se w16cid w16 w16cex w16sdtdh wp14">
   <w:p>
     <w:pPr>
       <w:pStyle w:val="Piedepgina"/>
@@ -13326,7 +13334,7 @@
 </file>
 
 <file path=word/footnotes.xml><?xml version="1.0" encoding="utf-8"?>
-<w:footnotes xmlns:wpc="http://schemas.microsoft.com/office/word/2010/wordprocessingCanvas" xmlns:cx="http://schemas.microsoft.com/office/drawing/2014/chartex" xmlns:cx1="http://schemas.microsoft.com/office/drawing/2015/9/8/chartex" xmlns:cx2="http://schemas.microsoft.com/office/drawing/2015/10/21/chartex" xmlns:cx3="http://schemas.microsoft.com/office/drawing/2016/5/9/chartex" xmlns:cx4="http://schemas.microsoft.com/office/drawing/2016/5/10/chartex" xmlns:cx5="http://schemas.microsoft.com/office/drawing/2016/5/11/chartex" xmlns:cx6="http://schemas.microsoft.com/office/drawing/2016/5/12/chartex" xmlns:cx7="http://schemas.microsoft.com/office/drawing/2016/5/13/chartex" xmlns:cx8="http://schemas.microsoft.com/office/drawing/2016/5/14/chartex" xmlns:mc="http://schemas.openxmlformats.org/markup-compatibility/2006" xmlns:aink="http://schemas.microsoft.com/office/drawing/2016/ink" xmlns:am3d="http://schemas.microsoft.com/office/drawing/2017/model3d" xmlns:o="urn:schemas-microsoft-com:office:office" xmlns:oel="http://schemas.microsoft.com/office/2019/extlst" xmlns:r="http://schemas.openxmlformats.org/officeDocument/2006/relationships" xmlns:m="http://schemas.openxmlformats.org/officeDocument/2006/math" xmlns:v="urn:schemas-microsoft-com:vml" xmlns:wp14="http://schemas.microsoft.com/office/word/2010/wordprocessingDrawing" xmlns:wp="http://schemas.openxmlformats.org/drawingml/2006/wordprocessingDrawing" xmlns:w10="urn:schemas-microsoft-com:office:word" xmlns:w="http://schemas.openxmlformats.org/wordprocessingml/2006/main" xmlns:w14="http://schemas.microsoft.com/office/word/2010/wordml" xmlns:w15="http://schemas.microsoft.com/office/word/2012/wordml" xmlns:w16cex="http://schemas.microsoft.com/office/word/2018/wordml/cex" xmlns:w16cid="http://schemas.microsoft.com/office/word/2016/wordml/cid" xmlns:w16="http://schemas.microsoft.com/office/word/2018/wordml" xmlns:w16du="http://schemas.microsoft.com/office/word/2023/wordml/word16du" xmlns:w16sdtdh="http://schemas.microsoft.com/office/word/2020/wordml/sdtdatahash" xmlns:w16sdtfl="http://schemas.microsoft.com/office/word/2024/wordml/sdtformatlock" xmlns:w16se="http://schemas.microsoft.com/office/word/2015/wordml/symex" xmlns:wpg="http://schemas.microsoft.com/office/word/2010/wordprocessingGroup" xmlns:wpi="http://schemas.microsoft.com/office/word/2010/wordprocessingInk" xmlns:wne="http://schemas.microsoft.com/office/word/2006/wordml" xmlns:wps="http://schemas.microsoft.com/office/word/2010/wordprocessingShape" mc:Ignorable="w14 w15 w16se w16cid w16 w16cex w16sdtdh w16sdtfl w16du wp14">
+<w:footnotes xmlns:wpc="http://schemas.microsoft.com/office/word/2010/wordprocessingCanvas" xmlns:cx="http://schemas.microsoft.com/office/drawing/2014/chartex" xmlns:cx1="http://schemas.microsoft.com/office/drawing/2015/9/8/chartex" xmlns:cx2="http://schemas.microsoft.com/office/drawing/2015/10/21/chartex" xmlns:cx3="http://schemas.microsoft.com/office/drawing/2016/5/9/chartex" xmlns:cx4="http://schemas.microsoft.com/office/drawing/2016/5/10/chartex" xmlns:cx5="http://schemas.microsoft.com/office/drawing/2016/5/11/chartex" xmlns:cx6="http://schemas.microsoft.com/office/drawing/2016/5/12/chartex" xmlns:cx7="http://schemas.microsoft.com/office/drawing/2016/5/13/chartex" xmlns:cx8="http://schemas.microsoft.com/office/drawing/2016/5/14/chartex" xmlns:mc="http://schemas.openxmlformats.org/markup-compatibility/2006" xmlns:aink="http://schemas.microsoft.com/office/drawing/2016/ink" xmlns:am3d="http://schemas.microsoft.com/office/drawing/2017/model3d" xmlns:o="urn:schemas-microsoft-com:office:office" xmlns:r="http://schemas.openxmlformats.org/officeDocument/2006/relationships" xmlns:m="http://schemas.openxmlformats.org/officeDocument/2006/math" xmlns:v="urn:schemas-microsoft-com:vml" xmlns:wp14="http://schemas.microsoft.com/office/word/2010/wordprocessingDrawing" xmlns:wp="http://schemas.openxmlformats.org/drawingml/2006/wordprocessingDrawing" xmlns:w10="urn:schemas-microsoft-com:office:word" xmlns:w="http://schemas.openxmlformats.org/wordprocessingml/2006/main" xmlns:w14="http://schemas.microsoft.com/office/word/2010/wordml" xmlns:w15="http://schemas.microsoft.com/office/word/2012/wordml" xmlns:w16cex="http://schemas.microsoft.com/office/word/2018/wordml/cex" xmlns:w16cid="http://schemas.microsoft.com/office/word/2016/wordml/cid" xmlns:w16="http://schemas.microsoft.com/office/word/2018/wordml" xmlns:w16sdtdh="http://schemas.microsoft.com/office/word/2020/wordml/sdtdatahash" xmlns:w16se="http://schemas.microsoft.com/office/word/2015/wordml/symex" xmlns:wpg="http://schemas.microsoft.com/office/word/2010/wordprocessingGroup" xmlns:wpi="http://schemas.microsoft.com/office/word/2010/wordprocessingInk" xmlns:wne="http://schemas.microsoft.com/office/word/2006/wordml" xmlns:wps="http://schemas.microsoft.com/office/word/2010/wordprocessingShape" mc:Ignorable="w14 w15 w16se w16cid w16 w16cex w16sdtdh wp14">
   <w:footnote w:type="separator" w:id="-1">
     <w:p>
       <w:pPr>
@@ -13351,7 +13359,7 @@
 </file>
 
 <file path=word/header1.xml><?xml version="1.0" encoding="utf-8"?>
-<w:hdr xmlns:wpc="http://schemas.microsoft.com/office/word/2010/wordprocessingCanvas" xmlns:cx="http://schemas.microsoft.com/office/drawing/2014/chartex" xmlns:cx1="http://schemas.microsoft.com/office/drawing/2015/9/8/chartex" xmlns:cx2="http://schemas.microsoft.com/office/drawing/2015/10/21/chartex" xmlns:cx3="http://schemas.microsoft.com/office/drawing/2016/5/9/chartex" xmlns:cx4="http://schemas.microsoft.com/office/drawing/2016/5/10/chartex" xmlns:cx5="http://schemas.microsoft.com/office/drawing/2016/5/11/chartex" xmlns:cx6="http://schemas.microsoft.com/office/drawing/2016/5/12/chartex" xmlns:cx7="http://schemas.microsoft.com/office/drawing/2016/5/13/chartex" xmlns:cx8="http://schemas.microsoft.com/office/drawing/2016/5/14/chartex" xmlns:mc="http://schemas.openxmlformats.org/markup-compatibility/2006" xmlns:aink="http://schemas.microsoft.com/office/drawing/2016/ink" xmlns:am3d="http://schemas.microsoft.com/office/drawing/2017/model3d" xmlns:o="urn:schemas-microsoft-com:office:office" xmlns:oel="http://schemas.microsoft.com/office/2019/extlst" xmlns:r="http://schemas.openxmlformats.org/officeDocument/2006/relationships" xmlns:m="http://schemas.openxmlformats.org/officeDocument/2006/math" xmlns:v="urn:schemas-microsoft-com:vml" xmlns:wp14="http://schemas.microsoft.com/office/word/2010/wordprocessingDrawing" xmlns:wp="http://schemas.openxmlformats.org/drawingml/2006/wordprocessingDrawing" xmlns:w10="urn:schemas-microsoft-com:office:word" xmlns:w="http://schemas.openxmlformats.org/wordprocessingml/2006/main" xmlns:w14="http://schemas.microsoft.com/office/word/2010/wordml" xmlns:w15="http://schemas.microsoft.com/office/word/2012/wordml" xmlns:w16cex="http://schemas.microsoft.com/office/word/2018/wordml/cex" xmlns:w16cid="http://schemas.microsoft.com/office/word/2016/wordml/cid" xmlns:w16="http://schemas.microsoft.com/office/word/2018/wordml" xmlns:w16du="http://schemas.microsoft.com/office/word/2023/wordml/word16du" xmlns:w16sdtdh="http://schemas.microsoft.com/office/word/2020/wordml/sdtdatahash" xmlns:w16sdtfl="http://schemas.microsoft.com/office/word/2024/wordml/sdtformatlock" xmlns:w16se="http://schemas.microsoft.com/office/word/2015/wordml/symex" xmlns:wpg="http://schemas.microsoft.com/office/word/2010/wordprocessingGroup" xmlns:wpi="http://schemas.microsoft.com/office/word/2010/wordprocessingInk" xmlns:wne="http://schemas.microsoft.com/office/word/2006/wordml" xmlns:wps="http://schemas.microsoft.com/office/word/2010/wordprocessingShape" mc:Ignorable="w14 w15 w16se w16cid w16 w16cex w16sdtdh w16sdtfl w16du wp14">
+<w:hdr xmlns:wpc="http://schemas.microsoft.com/office/word/2010/wordprocessingCanvas" xmlns:cx="http://schemas.microsoft.com/office/drawing/2014/chartex" xmlns:cx1="http://schemas.microsoft.com/office/drawing/2015/9/8/chartex" xmlns:cx2="http://schemas.microsoft.com/office/drawing/2015/10/21/chartex" xmlns:cx3="http://schemas.microsoft.com/office/drawing/2016/5/9/chartex" xmlns:cx4="http://schemas.microsoft.com/office/drawing/2016/5/10/chartex" xmlns:cx5="http://schemas.microsoft.com/office/drawing/2016/5/11/chartex" xmlns:cx6="http://schemas.microsoft.com/office/drawing/2016/5/12/chartex" xmlns:cx7="http://schemas.microsoft.com/office/drawing/2016/5/13/chartex" xmlns:cx8="http://schemas.microsoft.com/office/drawing/2016/5/14/chartex" xmlns:mc="http://schemas.openxmlformats.org/markup-compatibility/2006" xmlns:aink="http://schemas.microsoft.com/office/drawing/2016/ink" xmlns:am3d="http://schemas.microsoft.com/office/drawing/2017/model3d" xmlns:o="urn:schemas-microsoft-com:office:office" xmlns:r="http://schemas.openxmlformats.org/officeDocument/2006/relationships" xmlns:m="http://schemas.openxmlformats.org/officeDocument/2006/math" xmlns:v="urn:schemas-microsoft-com:vml" xmlns:wp14="http://schemas.microsoft.com/office/word/2010/wordprocessingDrawing" xmlns:wp="http://schemas.openxmlformats.org/drawingml/2006/wordprocessingDrawing" xmlns:w10="urn:schemas-microsoft-com:office:word" xmlns:w="http://schemas.openxmlformats.org/wordprocessingml/2006/main" xmlns:w14="http://schemas.microsoft.com/office/word/2010/wordml" xmlns:w15="http://schemas.microsoft.com/office/word/2012/wordml" xmlns:w16cex="http://schemas.microsoft.com/office/word/2018/wordml/cex" xmlns:w16cid="http://schemas.microsoft.com/office/word/2016/wordml/cid" xmlns:w16="http://schemas.microsoft.com/office/word/2018/wordml" xmlns:w16sdtdh="http://schemas.microsoft.com/office/word/2020/wordml/sdtdatahash" xmlns:w16se="http://schemas.microsoft.com/office/word/2015/wordml/symex" xmlns:wpg="http://schemas.microsoft.com/office/word/2010/wordprocessingGroup" xmlns:wpi="http://schemas.microsoft.com/office/word/2010/wordprocessingInk" xmlns:wne="http://schemas.microsoft.com/office/word/2006/wordml" xmlns:wps="http://schemas.microsoft.com/office/word/2010/wordprocessingShape" mc:Ignorable="w14 w15 w16se w16cid w16 w16cex w16sdtdh wp14">
   <w:p>
     <w:pPr>
       <w:pStyle w:val="Encabezado"/>
@@ -13426,7 +13434,7 @@
 </file>
 
 <file path=word/header2.xml><?xml version="1.0" encoding="utf-8"?>
-<w:hdr xmlns:wpc="http://schemas.microsoft.com/office/word/2010/wordprocessingCanvas" xmlns:cx="http://schemas.microsoft.com/office/drawing/2014/chartex" xmlns:cx1="http://schemas.microsoft.com/office/drawing/2015/9/8/chartex" xmlns:cx2="http://schemas.microsoft.com/office/drawing/2015/10/21/chartex" xmlns:cx3="http://schemas.microsoft.com/office/drawing/2016/5/9/chartex" xmlns:cx4="http://schemas.microsoft.com/office/drawing/2016/5/10/chartex" xmlns:cx5="http://schemas.microsoft.com/office/drawing/2016/5/11/chartex" xmlns:cx6="http://schemas.microsoft.com/office/drawing/2016/5/12/chartex" xmlns:cx7="http://schemas.microsoft.com/office/drawing/2016/5/13/chartex" xmlns:cx8="http://schemas.microsoft.com/office/drawing/2016/5/14/chartex" xmlns:mc="http://schemas.openxmlformats.org/markup-compatibility/2006" xmlns:aink="http://schemas.microsoft.com/office/drawing/2016/ink" xmlns:am3d="http://schemas.microsoft.com/office/drawing/2017/model3d" xmlns:o="urn:schemas-microsoft-com:office:office" xmlns:oel="http://schemas.microsoft.com/office/2019/extlst" xmlns:r="http://schemas.openxmlformats.org/officeDocument/2006/relationships" xmlns:m="http://schemas.openxmlformats.org/officeDocument/2006/math" xmlns:v="urn:schemas-microsoft-com:vml" xmlns:wp14="http://schemas.microsoft.com/office/word/2010/wordprocessingDrawing" xmlns:wp="http://schemas.openxmlformats.org/drawingml/2006/wordprocessingDrawing" xmlns:w10="urn:schemas-microsoft-com:office:word" xmlns:w="http://schemas.openxmlformats.org/wordprocessingml/2006/main" xmlns:w14="http://schemas.microsoft.com/office/word/2010/wordml" xmlns:w15="http://schemas.microsoft.com/office/word/2012/wordml" xmlns:w16cex="http://schemas.microsoft.com/office/word/2018/wordml/cex" xmlns:w16cid="http://schemas.microsoft.com/office/word/2016/wordml/cid" xmlns:w16="http://schemas.microsoft.com/office/word/2018/wordml" xmlns:w16du="http://schemas.microsoft.com/office/word/2023/wordml/word16du" xmlns:w16sdtdh="http://schemas.microsoft.com/office/word/2020/wordml/sdtdatahash" xmlns:w16sdtfl="http://schemas.microsoft.com/office/word/2024/wordml/sdtformatlock" xmlns:w16se="http://schemas.microsoft.com/office/word/2015/wordml/symex" xmlns:wpg="http://schemas.microsoft.com/office/word/2010/wordprocessingGroup" xmlns:wpi="http://schemas.microsoft.com/office/word/2010/wordprocessingInk" xmlns:wne="http://schemas.microsoft.com/office/word/2006/wordml" xmlns:wps="http://schemas.microsoft.com/office/word/2010/wordprocessingShape" mc:Ignorable="w14 w15 w16se w16cid w16 w16cex w16sdtdh w16sdtfl w16du wp14">
+<w:hdr xmlns:wpc="http://schemas.microsoft.com/office/word/2010/wordprocessingCanvas" xmlns:cx="http://schemas.microsoft.com/office/drawing/2014/chartex" xmlns:cx1="http://schemas.microsoft.com/office/drawing/2015/9/8/chartex" xmlns:cx2="http://schemas.microsoft.com/office/drawing/2015/10/21/chartex" xmlns:cx3="http://schemas.microsoft.com/office/drawing/2016/5/9/chartex" xmlns:cx4="http://schemas.microsoft.com/office/drawing/2016/5/10/chartex" xmlns:cx5="http://schemas.microsoft.com/office/drawing/2016/5/11/chartex" xmlns:cx6="http://schemas.microsoft.com/office/drawing/2016/5/12/chartex" xmlns:cx7="http://schemas.microsoft.com/office/drawing/2016/5/13/chartex" xmlns:cx8="http://schemas.microsoft.com/office/drawing/2016/5/14/chartex" xmlns:mc="http://schemas.openxmlformats.org/markup-compatibility/2006" xmlns:aink="http://schemas.microsoft.com/office/drawing/2016/ink" xmlns:am3d="http://schemas.microsoft.com/office/drawing/2017/model3d" xmlns:o="urn:schemas-microsoft-com:office:office" xmlns:r="http://schemas.openxmlformats.org/officeDocument/2006/relationships" xmlns:m="http://schemas.openxmlformats.org/officeDocument/2006/math" xmlns:v="urn:schemas-microsoft-com:vml" xmlns:wp14="http://schemas.microsoft.com/office/word/2010/wordprocessingDrawing" xmlns:wp="http://schemas.openxmlformats.org/drawingml/2006/wordprocessingDrawing" xmlns:w10="urn:schemas-microsoft-com:office:word" xmlns:w="http://schemas.openxmlformats.org/wordprocessingml/2006/main" xmlns:w14="http://schemas.microsoft.com/office/word/2010/wordml" xmlns:w15="http://schemas.microsoft.com/office/word/2012/wordml" xmlns:w16cex="http://schemas.microsoft.com/office/word/2018/wordml/cex" xmlns:w16cid="http://schemas.microsoft.com/office/word/2016/wordml/cid" xmlns:w16="http://schemas.microsoft.com/office/word/2018/wordml" xmlns:w16sdtdh="http://schemas.microsoft.com/office/word/2020/wordml/sdtdatahash" xmlns:w16se="http://schemas.microsoft.com/office/word/2015/wordml/symex" xmlns:wpg="http://schemas.microsoft.com/office/word/2010/wordprocessingGroup" xmlns:wpi="http://schemas.microsoft.com/office/word/2010/wordprocessingInk" xmlns:wne="http://schemas.microsoft.com/office/word/2006/wordml" xmlns:wps="http://schemas.microsoft.com/office/word/2010/wordprocessingShape" mc:Ignorable="w14 w15 w16se w16cid w16 w16cex w16sdtdh wp14">
   <w:p>
     <w:pPr>
       <w:pStyle w:val="Encabezado"/>
@@ -13436,7 +13444,7 @@
 </file>
 
 <file path=word/numbering.xml><?xml version="1.0" encoding="utf-8"?>
-<w:numbering xmlns:wpc="http://schemas.microsoft.com/office/word/2010/wordprocessingCanvas" xmlns:cx="http://schemas.microsoft.com/office/drawing/2014/chartex" xmlns:cx1="http://schemas.microsoft.com/office/drawing/2015/9/8/chartex" xmlns:cx2="http://schemas.microsoft.com/office/drawing/2015/10/21/chartex" xmlns:cx3="http://schemas.microsoft.com/office/drawing/2016/5/9/chartex" xmlns:cx4="http://schemas.microsoft.com/office/drawing/2016/5/10/chartex" xmlns:cx5="http://schemas.microsoft.com/office/drawing/2016/5/11/chartex" xmlns:cx6="http://schemas.microsoft.com/office/drawing/2016/5/12/chartex" xmlns:cx7="http://schemas.microsoft.com/office/drawing/2016/5/13/chartex" xmlns:cx8="http://schemas.microsoft.com/office/drawing/2016/5/14/chartex" xmlns:mc="http://schemas.openxmlformats.org/markup-compatibility/2006" xmlns:aink="http://schemas.microsoft.com/office/drawing/2016/ink" xmlns:am3d="http://schemas.microsoft.com/office/drawing/2017/model3d" xmlns:o="urn:schemas-microsoft-com:office:office" xmlns:oel="http://schemas.microsoft.com/office/2019/extlst" xmlns:r="http://schemas.openxmlformats.org/officeDocument/2006/relationships" xmlns:m="http://schemas.openxmlformats.org/officeDocument/2006/math" xmlns:v="urn:schemas-microsoft-com:vml" xmlns:wp14="http://schemas.microsoft.com/office/word/2010/wordprocessingDrawing" xmlns:wp="http://schemas.openxmlformats.org/drawingml/2006/wordprocessingDrawing" xmlns:w10="urn:schemas-microsoft-com:office:word" xmlns:w="http://schemas.openxmlformats.org/wordprocessingml/2006/main" xmlns:w14="http://schemas.microsoft.com/office/word/2010/wordml" xmlns:w15="http://schemas.microsoft.com/office/word/2012/wordml" xmlns:w16cex="http://schemas.microsoft.com/office/word/2018/wordml/cex" xmlns:w16cid="http://schemas.microsoft.com/office/word/2016/wordml/cid" xmlns:w16="http://schemas.microsoft.com/office/word/2018/wordml" xmlns:w16du="http://schemas.microsoft.com/office/word/2023/wordml/word16du" xmlns:w16sdtdh="http://schemas.microsoft.com/office/word/2020/wordml/sdtdatahash" xmlns:w16sdtfl="http://schemas.microsoft.com/office/word/2024/wordml/sdtformatlock" xmlns:w16se="http://schemas.microsoft.com/office/word/2015/wordml/symex" xmlns:wpg="http://schemas.microsoft.com/office/word/2010/wordprocessingGroup" xmlns:wpi="http://schemas.microsoft.com/office/word/2010/wordprocessingInk" xmlns:wne="http://schemas.microsoft.com/office/word/2006/wordml" xmlns:wps="http://schemas.microsoft.com/office/word/2010/wordprocessingShape" mc:Ignorable="w14 w15 w16se w16cid w16 w16cex w16sdtdh w16sdtfl w16du wp14">
+<w:numbering xmlns:wpc="http://schemas.microsoft.com/office/word/2010/wordprocessingCanvas" xmlns:cx="http://schemas.microsoft.com/office/drawing/2014/chartex" xmlns:cx1="http://schemas.microsoft.com/office/drawing/2015/9/8/chartex" xmlns:cx2="http://schemas.microsoft.com/office/drawing/2015/10/21/chartex" xmlns:cx3="http://schemas.microsoft.com/office/drawing/2016/5/9/chartex" xmlns:cx4="http://schemas.microsoft.com/office/drawing/2016/5/10/chartex" xmlns:cx5="http://schemas.microsoft.com/office/drawing/2016/5/11/chartex" xmlns:cx6="http://schemas.microsoft.com/office/drawing/2016/5/12/chartex" xmlns:cx7="http://schemas.microsoft.com/office/drawing/2016/5/13/chartex" xmlns:cx8="http://schemas.microsoft.com/office/drawing/2016/5/14/chartex" xmlns:mc="http://schemas.openxmlformats.org/markup-compatibility/2006" xmlns:aink="http://schemas.microsoft.com/office/drawing/2016/ink" xmlns:am3d="http://schemas.microsoft.com/office/drawing/2017/model3d" xmlns:o="urn:schemas-microsoft-com:office:office" xmlns:r="http://schemas.openxmlformats.org/officeDocument/2006/relationships" xmlns:m="http://schemas.openxmlformats.org/officeDocument/2006/math" xmlns:v="urn:schemas-microsoft-com:vml" xmlns:wp14="http://schemas.microsoft.com/office/word/2010/wordprocessingDrawing" xmlns:wp="http://schemas.openxmlformats.org/drawingml/2006/wordprocessingDrawing" xmlns:w10="urn:schemas-microsoft-com:office:word" xmlns:w="http://schemas.openxmlformats.org/wordprocessingml/2006/main" xmlns:w14="http://schemas.microsoft.com/office/word/2010/wordml" xmlns:w15="http://schemas.microsoft.com/office/word/2012/wordml" xmlns:w16cex="http://schemas.microsoft.com/office/word/2018/wordml/cex" xmlns:w16cid="http://schemas.microsoft.com/office/word/2016/wordml/cid" xmlns:w16="http://schemas.microsoft.com/office/word/2018/wordml" xmlns:w16sdtdh="http://schemas.microsoft.com/office/word/2020/wordml/sdtdatahash" xmlns:w16se="http://schemas.microsoft.com/office/word/2015/wordml/symex" xmlns:wpg="http://schemas.microsoft.com/office/word/2010/wordprocessingGroup" xmlns:wpi="http://schemas.microsoft.com/office/word/2010/wordprocessingInk" xmlns:wne="http://schemas.microsoft.com/office/word/2006/wordml" xmlns:wps="http://schemas.microsoft.com/office/word/2010/wordprocessingShape" mc:Ignorable="w14 w15 w16se w16cid w16 w16cex w16sdtdh wp14">
   <w:abstractNum w:abstractNumId="0" w15:restartNumberingAfterBreak="0">
     <w:nsid w:val="029F2C51"/>
     <w:multiLevelType w:val="hybridMultilevel"/>
@@ -16575,88 +16583,88 @@
       </w:rPr>
     </w:lvl>
   </w:abstractNum>
-  <w:num w:numId="1" w16cid:durableId="1280339216">
+  <w:num w:numId="1">
     <w:abstractNumId w:val="16"/>
   </w:num>
-  <w:num w:numId="2" w16cid:durableId="1038629504">
+  <w:num w:numId="2">
     <w:abstractNumId w:val="27"/>
   </w:num>
-  <w:num w:numId="3" w16cid:durableId="1072778647">
+  <w:num w:numId="3">
     <w:abstractNumId w:val="14"/>
   </w:num>
-  <w:num w:numId="4" w16cid:durableId="297341816">
+  <w:num w:numId="4">
     <w:abstractNumId w:val="4"/>
   </w:num>
-  <w:num w:numId="5" w16cid:durableId="1047101013">
+  <w:num w:numId="5">
     <w:abstractNumId w:val="11"/>
   </w:num>
-  <w:num w:numId="6" w16cid:durableId="1910143563">
+  <w:num w:numId="6">
     <w:abstractNumId w:val="6"/>
   </w:num>
-  <w:num w:numId="7" w16cid:durableId="598414494">
+  <w:num w:numId="7">
     <w:abstractNumId w:val="13"/>
   </w:num>
-  <w:num w:numId="8" w16cid:durableId="907418342">
+  <w:num w:numId="8">
     <w:abstractNumId w:val="10"/>
   </w:num>
-  <w:num w:numId="9" w16cid:durableId="1467897226">
+  <w:num w:numId="9">
     <w:abstractNumId w:val="7"/>
   </w:num>
-  <w:num w:numId="10" w16cid:durableId="439105416">
+  <w:num w:numId="10">
     <w:abstractNumId w:val="8"/>
   </w:num>
-  <w:num w:numId="11" w16cid:durableId="1194198587">
+  <w:num w:numId="11">
     <w:abstractNumId w:val="12"/>
   </w:num>
-  <w:num w:numId="12" w16cid:durableId="954023762">
+  <w:num w:numId="12">
     <w:abstractNumId w:val="25"/>
   </w:num>
-  <w:num w:numId="13" w16cid:durableId="2096051496">
+  <w:num w:numId="13">
     <w:abstractNumId w:val="15"/>
   </w:num>
-  <w:num w:numId="14" w16cid:durableId="633559027">
+  <w:num w:numId="14">
     <w:abstractNumId w:val="1"/>
   </w:num>
-  <w:num w:numId="15" w16cid:durableId="1593203640">
+  <w:num w:numId="15">
     <w:abstractNumId w:val="20"/>
   </w:num>
-  <w:num w:numId="16" w16cid:durableId="1463189430">
+  <w:num w:numId="16">
     <w:abstractNumId w:val="21"/>
   </w:num>
-  <w:num w:numId="17" w16cid:durableId="1057241459">
+  <w:num w:numId="17">
     <w:abstractNumId w:val="5"/>
   </w:num>
-  <w:num w:numId="18" w16cid:durableId="646740078">
+  <w:num w:numId="18">
     <w:abstractNumId w:val="19"/>
   </w:num>
-  <w:num w:numId="19" w16cid:durableId="1441223225">
+  <w:num w:numId="19">
     <w:abstractNumId w:val="26"/>
   </w:num>
-  <w:num w:numId="20" w16cid:durableId="1111130027">
+  <w:num w:numId="20">
     <w:abstractNumId w:val="2"/>
   </w:num>
-  <w:num w:numId="21" w16cid:durableId="232353772">
+  <w:num w:numId="21">
     <w:abstractNumId w:val="3"/>
   </w:num>
-  <w:num w:numId="22" w16cid:durableId="1361324321">
+  <w:num w:numId="22">
     <w:abstractNumId w:val="9"/>
   </w:num>
-  <w:num w:numId="23" w16cid:durableId="488181952">
+  <w:num w:numId="23">
     <w:abstractNumId w:val="0"/>
   </w:num>
-  <w:num w:numId="24" w16cid:durableId="49034838">
+  <w:num w:numId="24">
     <w:abstractNumId w:val="24"/>
   </w:num>
-  <w:num w:numId="25" w16cid:durableId="1617565513">
+  <w:num w:numId="25">
     <w:abstractNumId w:val="22"/>
   </w:num>
-  <w:num w:numId="26" w16cid:durableId="1392312834">
+  <w:num w:numId="26">
     <w:abstractNumId w:val="18"/>
   </w:num>
-  <w:num w:numId="27" w16cid:durableId="657268222">
+  <w:num w:numId="27">
     <w:abstractNumId w:val="23"/>
   </w:num>
-  <w:num w:numId="28" w16cid:durableId="1746293860">
+  <w:num w:numId="28">
     <w:abstractNumId w:val="17"/>
   </w:num>
   <w:numIdMacAtCleanup w:val="21"/>
@@ -16664,7 +16672,7 @@
 </file>
 
 <file path=word/people.xml><?xml version="1.0" encoding="utf-8"?>
-<w15:people xmlns:wpc="http://schemas.microsoft.com/office/word/2010/wordprocessingCanvas" xmlns:cx="http://schemas.microsoft.com/office/drawing/2014/chartex" xmlns:cx1="http://schemas.microsoft.com/office/drawing/2015/9/8/chartex" xmlns:cx2="http://schemas.microsoft.com/office/drawing/2015/10/21/chartex" xmlns:cx3="http://schemas.microsoft.com/office/drawing/2016/5/9/chartex" xmlns:cx4="http://schemas.microsoft.com/office/drawing/2016/5/10/chartex" xmlns:cx5="http://schemas.microsoft.com/office/drawing/2016/5/11/chartex" xmlns:cx6="http://schemas.microsoft.com/office/drawing/2016/5/12/chartex" xmlns:cx7="http://schemas.microsoft.com/office/drawing/2016/5/13/chartex" xmlns:cx8="http://schemas.microsoft.com/office/drawing/2016/5/14/chartex" xmlns:mc="http://schemas.openxmlformats.org/markup-compatibility/2006" xmlns:aink="http://schemas.microsoft.com/office/drawing/2016/ink" xmlns:am3d="http://schemas.microsoft.com/office/drawing/2017/model3d" xmlns:o="urn:schemas-microsoft-com:office:office" xmlns:oel="http://schemas.microsoft.com/office/2019/extlst" xmlns:r="http://schemas.openxmlformats.org/officeDocument/2006/relationships" xmlns:m="http://schemas.openxmlformats.org/officeDocument/2006/math" xmlns:v="urn:schemas-microsoft-com:vml" xmlns:wp14="http://schemas.microsoft.com/office/word/2010/wordprocessingDrawing" xmlns:wp="http://schemas.openxmlformats.org/drawingml/2006/wordprocessingDrawing" xmlns:w10="urn:schemas-microsoft-com:office:word" xmlns:w="http://schemas.openxmlformats.org/wordprocessingml/2006/main" xmlns:w14="http://schemas.microsoft.com/office/word/2010/wordml" xmlns:w15="http://schemas.microsoft.com/office/word/2012/wordml" xmlns:w16cex="http://schemas.microsoft.com/office/word/2018/wordml/cex" xmlns:w16cid="http://schemas.microsoft.com/office/word/2016/wordml/cid" xmlns:w16="http://schemas.microsoft.com/office/word/2018/wordml" xmlns:w16du="http://schemas.microsoft.com/office/word/2023/wordml/word16du" xmlns:w16sdtdh="http://schemas.microsoft.com/office/word/2020/wordml/sdtdatahash" xmlns:w16sdtfl="http://schemas.microsoft.com/office/word/2024/wordml/sdtformatlock" xmlns:w16se="http://schemas.microsoft.com/office/word/2015/wordml/symex" xmlns:wpg="http://schemas.microsoft.com/office/word/2010/wordprocessingGroup" xmlns:wpi="http://schemas.microsoft.com/office/word/2010/wordprocessingInk" xmlns:wne="http://schemas.microsoft.com/office/word/2006/wordml" xmlns:wps="http://schemas.microsoft.com/office/word/2010/wordprocessingShape" mc:Ignorable="w14 w15 w16se w16cid w16 w16cex w16sdtdh w16sdtfl w16du wp14">
+<w15:people xmlns:wpc="http://schemas.microsoft.com/office/word/2010/wordprocessingCanvas" xmlns:cx="http://schemas.microsoft.com/office/drawing/2014/chartex" xmlns:cx1="http://schemas.microsoft.com/office/drawing/2015/9/8/chartex" xmlns:cx2="http://schemas.microsoft.com/office/drawing/2015/10/21/chartex" xmlns:cx3="http://schemas.microsoft.com/office/drawing/2016/5/9/chartex" xmlns:cx4="http://schemas.microsoft.com/office/drawing/2016/5/10/chartex" xmlns:cx5="http://schemas.microsoft.com/office/drawing/2016/5/11/chartex" xmlns:cx6="http://schemas.microsoft.com/office/drawing/2016/5/12/chartex" xmlns:cx7="http://schemas.microsoft.com/office/drawing/2016/5/13/chartex" xmlns:cx8="http://schemas.microsoft.com/office/drawing/2016/5/14/chartex" xmlns:mc="http://schemas.openxmlformats.org/markup-compatibility/2006" xmlns:aink="http://schemas.microsoft.com/office/drawing/2016/ink" xmlns:am3d="http://schemas.microsoft.com/office/drawing/2017/model3d" xmlns:o="urn:schemas-microsoft-com:office:office" xmlns:r="http://schemas.openxmlformats.org/officeDocument/2006/relationships" xmlns:m="http://schemas.openxmlformats.org/officeDocument/2006/math" xmlns:v="urn:schemas-microsoft-com:vml" xmlns:wp14="http://schemas.microsoft.com/office/word/2010/wordprocessingDrawing" xmlns:wp="http://schemas.openxmlformats.org/drawingml/2006/wordprocessingDrawing" xmlns:w10="urn:schemas-microsoft-com:office:word" xmlns:w="http://schemas.openxmlformats.org/wordprocessingml/2006/main" xmlns:w14="http://schemas.microsoft.com/office/word/2010/wordml" xmlns:w15="http://schemas.microsoft.com/office/word/2012/wordml" xmlns:w16cex="http://schemas.microsoft.com/office/word/2018/wordml/cex" xmlns:w16cid="http://schemas.microsoft.com/office/word/2016/wordml/cid" xmlns:w16="http://schemas.microsoft.com/office/word/2018/wordml" xmlns:w16sdtdh="http://schemas.microsoft.com/office/word/2020/wordml/sdtdatahash" xmlns:w16se="http://schemas.microsoft.com/office/word/2015/wordml/symex" xmlns:wpg="http://schemas.microsoft.com/office/word/2010/wordprocessingGroup" xmlns:wpi="http://schemas.microsoft.com/office/word/2010/wordprocessingInk" xmlns:wne="http://schemas.microsoft.com/office/word/2006/wordml" xmlns:wps="http://schemas.microsoft.com/office/word/2010/wordprocessingShape" mc:Ignorable="w14 w15 w16se w16cid w16 w16cex w16sdtdh wp14">
   <w15:person w15:author="neli Bp">
     <w15:presenceInfo w15:providerId="Windows Live" w15:userId="31bbf27711c9f401"/>
   </w15:person>
@@ -16678,7 +16686,7 @@
 </file>
 
 <file path=word/styles.xml><?xml version="1.0" encoding="utf-8"?>
-<w:styles xmlns:mc="http://schemas.openxmlformats.org/markup-compatibility/2006" xmlns:r="http://schemas.openxmlformats.org/officeDocument/2006/relationships" xmlns:w="http://schemas.openxmlformats.org/wordprocessingml/2006/main" xmlns:w14="http://schemas.microsoft.com/office/word/2010/wordml" xmlns:w15="http://schemas.microsoft.com/office/word/2012/wordml" xmlns:w16cex="http://schemas.microsoft.com/office/word/2018/wordml/cex" xmlns:w16cid="http://schemas.microsoft.com/office/word/2016/wordml/cid" xmlns:w16="http://schemas.microsoft.com/office/word/2018/wordml" xmlns:w16du="http://schemas.microsoft.com/office/word/2023/wordml/word16du" xmlns:w16sdtdh="http://schemas.microsoft.com/office/word/2020/wordml/sdtdatahash" xmlns:w16sdtfl="http://schemas.microsoft.com/office/word/2024/wordml/sdtformatlock" xmlns:w16se="http://schemas.microsoft.com/office/word/2015/wordml/symex" mc:Ignorable="w14 w15 w16se w16cid w16 w16cex w16sdtdh w16sdtfl w16du">
+<w:styles xmlns:mc="http://schemas.openxmlformats.org/markup-compatibility/2006" xmlns:r="http://schemas.openxmlformats.org/officeDocument/2006/relationships" xmlns:w="http://schemas.openxmlformats.org/wordprocessingml/2006/main" xmlns:w14="http://schemas.microsoft.com/office/word/2010/wordml" xmlns:w15="http://schemas.microsoft.com/office/word/2012/wordml" xmlns:w16cex="http://schemas.microsoft.com/office/word/2018/wordml/cex" xmlns:w16cid="http://schemas.microsoft.com/office/word/2016/wordml/cid" xmlns:w16="http://schemas.microsoft.com/office/word/2018/wordml" xmlns:w16sdtdh="http://schemas.microsoft.com/office/word/2020/wordml/sdtdatahash" xmlns:w16se="http://schemas.microsoft.com/office/word/2015/wordml/symex" mc:Ignorable="w14 w15 w16se w16cid w16 w16cex w16sdtdh">
   <w:docDefaults>
     <w:rPrDefault>
       <w:rPr>

--- a/reporte_estadias_v_4.docx
+++ b/reporte_estadias_v_4.docx
@@ -1,6 +1,6 @@
 
 <file path=word/document.xml><?xml version="1.0" encoding="utf-8"?>
-<w:document xmlns:wpc="http://schemas.microsoft.com/office/word/2010/wordprocessingCanvas" xmlns:cx="http://schemas.microsoft.com/office/drawing/2014/chartex" xmlns:cx1="http://schemas.microsoft.com/office/drawing/2015/9/8/chartex" xmlns:cx2="http://schemas.microsoft.com/office/drawing/2015/10/21/chartex" xmlns:cx3="http://schemas.microsoft.com/office/drawing/2016/5/9/chartex" xmlns:cx4="http://schemas.microsoft.com/office/drawing/2016/5/10/chartex" xmlns:cx5="http://schemas.microsoft.com/office/drawing/2016/5/11/chartex" xmlns:cx6="http://schemas.microsoft.com/office/drawing/2016/5/12/chartex" xmlns:cx7="http://schemas.microsoft.com/office/drawing/2016/5/13/chartex" xmlns:cx8="http://schemas.microsoft.com/office/drawing/2016/5/14/chartex" xmlns:mc="http://schemas.openxmlformats.org/markup-compatibility/2006" xmlns:aink="http://schemas.microsoft.com/office/drawing/2016/ink" xmlns:am3d="http://schemas.microsoft.com/office/drawing/2017/model3d" xmlns:o="urn:schemas-microsoft-com:office:office" xmlns:r="http://schemas.openxmlformats.org/officeDocument/2006/relationships" xmlns:m="http://schemas.openxmlformats.org/officeDocument/2006/math" xmlns:v="urn:schemas-microsoft-com:vml" xmlns:wp14="http://schemas.microsoft.com/office/word/2010/wordprocessingDrawing" xmlns:wp="http://schemas.openxmlformats.org/drawingml/2006/wordprocessingDrawing" xmlns:w10="urn:schemas-microsoft-com:office:word" xmlns:w="http://schemas.openxmlformats.org/wordprocessingml/2006/main" xmlns:w14="http://schemas.microsoft.com/office/word/2010/wordml" xmlns:w15="http://schemas.microsoft.com/office/word/2012/wordml" xmlns:w16cex="http://schemas.microsoft.com/office/word/2018/wordml/cex" xmlns:w16cid="http://schemas.microsoft.com/office/word/2016/wordml/cid" xmlns:w16="http://schemas.microsoft.com/office/word/2018/wordml" xmlns:w16sdtdh="http://schemas.microsoft.com/office/word/2020/wordml/sdtdatahash" xmlns:w16se="http://schemas.microsoft.com/office/word/2015/wordml/symex" xmlns:wpg="http://schemas.microsoft.com/office/word/2010/wordprocessingGroup" xmlns:wpi="http://schemas.microsoft.com/office/word/2010/wordprocessingInk" xmlns:wne="http://schemas.microsoft.com/office/word/2006/wordml" xmlns:wps="http://schemas.microsoft.com/office/word/2010/wordprocessingShape" mc:Ignorable="w14 w15 w16se w16cid w16 w16cex w16sdtdh wp14">
+<w:document xmlns:wpc="http://schemas.microsoft.com/office/word/2010/wordprocessingCanvas" xmlns:cx="http://schemas.microsoft.com/office/drawing/2014/chartex" xmlns:cx1="http://schemas.microsoft.com/office/drawing/2015/9/8/chartex" xmlns:cx2="http://schemas.microsoft.com/office/drawing/2015/10/21/chartex" xmlns:cx3="http://schemas.microsoft.com/office/drawing/2016/5/9/chartex" xmlns:cx4="http://schemas.microsoft.com/office/drawing/2016/5/10/chartex" xmlns:cx5="http://schemas.microsoft.com/office/drawing/2016/5/11/chartex" xmlns:cx6="http://schemas.microsoft.com/office/drawing/2016/5/12/chartex" xmlns:cx7="http://schemas.microsoft.com/office/drawing/2016/5/13/chartex" xmlns:cx8="http://schemas.microsoft.com/office/drawing/2016/5/14/chartex" xmlns:mc="http://schemas.openxmlformats.org/markup-compatibility/2006" xmlns:aink="http://schemas.microsoft.com/office/drawing/2016/ink" xmlns:am3d="http://schemas.microsoft.com/office/drawing/2017/model3d" xmlns:o="urn:schemas-microsoft-com:office:office" xmlns:oel="http://schemas.microsoft.com/office/2019/extlst" xmlns:r="http://schemas.openxmlformats.org/officeDocument/2006/relationships" xmlns:m="http://schemas.openxmlformats.org/officeDocument/2006/math" xmlns:v="urn:schemas-microsoft-com:vml" xmlns:wp14="http://schemas.microsoft.com/office/word/2010/wordprocessingDrawing" xmlns:wp="http://schemas.openxmlformats.org/drawingml/2006/wordprocessingDrawing" xmlns:w10="urn:schemas-microsoft-com:office:word" xmlns:w="http://schemas.openxmlformats.org/wordprocessingml/2006/main" xmlns:w14="http://schemas.microsoft.com/office/word/2010/wordml" xmlns:w15="http://schemas.microsoft.com/office/word/2012/wordml" xmlns:w16cex="http://schemas.microsoft.com/office/word/2018/wordml/cex" xmlns:w16cid="http://schemas.microsoft.com/office/word/2016/wordml/cid" xmlns:w16="http://schemas.microsoft.com/office/word/2018/wordml" xmlns:w16du="http://schemas.microsoft.com/office/word/2023/wordml/word16du" xmlns:w16sdtdh="http://schemas.microsoft.com/office/word/2020/wordml/sdtdatahash" xmlns:w16sdtfl="http://schemas.microsoft.com/office/word/2024/wordml/sdtformatlock" xmlns:w16se="http://schemas.microsoft.com/office/word/2015/wordml/symex" xmlns:wpg="http://schemas.microsoft.com/office/word/2010/wordprocessingGroup" xmlns:wpi="http://schemas.microsoft.com/office/word/2010/wordprocessingInk" xmlns:wne="http://schemas.microsoft.com/office/word/2006/wordml" xmlns:wps="http://schemas.microsoft.com/office/word/2010/wordprocessingShape" mc:Ignorable="w14 w15 w16se w16cid w16 w16cex w16sdtdh w16sdtfl w16du wp14">
   <w:body>
     <w:p>
       <w:pPr>
@@ -138,7 +138,7 @@
                 <v:stroke joinstyle="miter"/>
                 <v:path gradientshapeok="t" o:connecttype="rect"/>
               </v:shapetype>
-              <v:shape id="Cuadro de texto 1" o:spid="_x0000_s1026" type="#_x0000_t202" style="position:absolute;left:0;text-align:left;margin-left:-49.55pt;margin-top:172pt;width:313.5pt;height:143pt;z-index:251659264;visibility:visible;mso-wrap-style:square;mso-height-percent:0;mso-wrap-distance-left:9pt;mso-wrap-distance-top:0;mso-wrap-distance-right:9pt;mso-wrap-distance-bottom:0;mso-position-horizontal:absolute;mso-position-horizontal-relative:text;mso-position-vertical:absolute;mso-position-vertical-relative:page;mso-height-percent:0;mso-height-relative:margin;v-text-anchor:middle" o:gfxdata="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" filled="f" stroked="f" strokeweight=".5pt">
+              <v:shape id="Cuadro de texto 1" o:spid="_x0000_s1026" type="#_x0000_t202" style="position:absolute;left:0;text-align:left;margin-left:-49.55pt;margin-top:172pt;width:313.5pt;height:143pt;z-index:251659264;visibility:visible;mso-wrap-style:square;mso-height-percent:0;mso-wrap-distance-left:9pt;mso-wrap-distance-top:0;mso-wrap-distance-right:9pt;mso-wrap-distance-bottom:0;mso-position-horizontal:absolute;mso-position-horizontal-relative:text;mso-position-vertical:absolute;mso-position-vertical-relative:page;mso-height-percent:0;mso-height-relative:margin;v-text-anchor:middle" o:gfxdata="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" filled="f" stroked="f" strokeweight=".5pt">
                 <v:textbox>
                   <w:txbxContent>
                     <w:p>
@@ -324,7 +324,7 @@
           </mc:Choice>
           <mc:Fallback>
             <w:pict>
-              <v:shape w14:anchorId="3B00F609" id="_x0000_s1027" type="#_x0000_t202" style="position:absolute;left:0;text-align:left;margin-left:37.2pt;margin-top:594.6pt;width:198.6pt;height:69.7pt;z-index:251665408;visibility:visible;mso-wrap-style:square;mso-width-percent:0;mso-height-percent:0;mso-wrap-distance-left:9pt;mso-wrap-distance-top:0;mso-wrap-distance-right:9pt;mso-wrap-distance-bottom:0;mso-position-horizontal:absolute;mso-position-horizontal-relative:page;mso-position-vertical:absolute;mso-position-vertical-relative:page;mso-width-percent:0;mso-height-percent:0;mso-width-relative:margin;mso-height-relative:margin;v-text-anchor:top" o:gfxdata="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" filled="f" stroked="f" strokeweight=".5pt">
+              <v:shape w14:anchorId="3B00F609" id="_x0000_s1027" type="#_x0000_t202" style="position:absolute;left:0;text-align:left;margin-left:37.2pt;margin-top:594.6pt;width:198.6pt;height:69.7pt;z-index:251665408;visibility:visible;mso-wrap-style:square;mso-width-percent:0;mso-height-percent:0;mso-wrap-distance-left:9pt;mso-wrap-distance-top:0;mso-wrap-distance-right:9pt;mso-wrap-distance-bottom:0;mso-position-horizontal:absolute;mso-position-horizontal-relative:page;mso-position-vertical:absolute;mso-position-vertical-relative:page;mso-width-percent:0;mso-height-percent:0;mso-width-relative:margin;mso-height-relative:margin;v-text-anchor:top" o:gfxdata="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" filled="f" stroked="f" strokeweight=".5pt">
                 <v:textbox>
                   <w:txbxContent>
                     <w:p>
@@ -510,7 +510,7 @@
               </wp:anchor>
             </w:drawing>
           </mc:Choice>
-          <mc:Fallback xmlns:w16sdtfl="http://schemas.microsoft.com/office/word/2024/wordml/sdtformatlock" xmlns:w16du="http://schemas.microsoft.com/office/word/2023/wordml/word16du" xmlns:oel="http://schemas.microsoft.com/office/2019/extlst">
+          <mc:Fallback>
             <w:pict>
               <v:shape w14:anchorId="22E1F9AA" id="_x0000_s1028" type="#_x0000_t202" style="position:absolute;left:0;text-align:left;margin-left:146.7pt;margin-top:595.5pt;width:200.65pt;height:68.95pt;z-index:251667456;visibility:visible;mso-wrap-style:square;mso-width-percent:0;mso-height-percent:0;mso-wrap-distance-left:9pt;mso-wrap-distance-top:0;mso-wrap-distance-right:9pt;mso-wrap-distance-bottom:0;mso-position-horizontal:absolute;mso-position-horizontal-relative:margin;mso-position-vertical:absolute;mso-position-vertical-relative:page;mso-width-percent:0;mso-height-percent:0;mso-width-relative:margin;mso-height-relative:margin;v-text-anchor:top" o:gfxdata="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" filled="f" stroked="f" strokeweight=".5pt">
                 <v:textbox>
@@ -737,7 +737,7 @@
               </wp:anchor>
             </w:drawing>
           </mc:Choice>
-          <mc:Fallback xmlns:w16sdtfl="http://schemas.microsoft.com/office/word/2024/wordml/sdtformatlock" xmlns:w16du="http://schemas.microsoft.com/office/word/2023/wordml/word16du" xmlns:oel="http://schemas.microsoft.com/office/2019/extlst">
+          <mc:Fallback>
             <w:pict>
               <v:shape w14:anchorId="2FCD553F" id="_x0000_s1029" type="#_x0000_t202" style="position:absolute;left:0;text-align:left;margin-left:0;margin-top:300pt;width:381pt;height:165.75pt;z-index:251661312;visibility:visible;mso-wrap-style:square;mso-width-percent:0;mso-height-percent:0;mso-wrap-distance-left:9pt;mso-wrap-distance-top:0;mso-wrap-distance-right:9pt;mso-wrap-distance-bottom:0;mso-position-horizontal:left;mso-position-horizontal-relative:page;mso-position-vertical:absolute;mso-position-vertical-relative:page;mso-width-percent:0;mso-height-percent:0;mso-width-relative:margin;mso-height-relative:margin;v-text-anchor:middle" o:gfxdata="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" filled="f" stroked="f" strokeweight=".5pt">
                 <v:textbox>
@@ -938,7 +938,7 @@
               </wp:anchor>
             </w:drawing>
           </mc:Choice>
-          <mc:Fallback xmlns:w16sdtfl="http://schemas.microsoft.com/office/word/2024/wordml/sdtformatlock" xmlns:w16du="http://schemas.microsoft.com/office/word/2023/wordml/word16du" xmlns:oel="http://schemas.microsoft.com/office/2019/extlst">
+          <mc:Fallback>
             <w:pict>
               <v:shape w14:anchorId="7854C103" id="_x0000_s1030" type="#_x0000_t202" style="position:absolute;left:0;text-align:left;margin-left:30.75pt;margin-top:0;width:358.5pt;height:24.75pt;z-index:251669504;visibility:visible;mso-wrap-style:square;mso-width-percent:0;mso-height-percent:0;mso-wrap-distance-left:9pt;mso-wrap-distance-top:0;mso-wrap-distance-right:9pt;mso-wrap-distance-bottom:0;mso-position-horizontal:absolute;mso-position-horizontal-relative:page;mso-position-vertical:top;mso-position-vertical-relative:bottom-margin-area;mso-width-percent:0;mso-height-percent:0;mso-width-relative:margin;mso-height-relative:margin;v-text-anchor:top" o:gfxdata="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" filled="f" stroked="f" strokeweight=".5pt">
                 <v:textbox>
@@ -1088,7 +1088,7 @@
               </wp:anchor>
             </w:drawing>
           </mc:Choice>
-          <mc:Fallback xmlns:w16sdtfl="http://schemas.microsoft.com/office/word/2024/wordml/sdtformatlock" xmlns:w16du="http://schemas.microsoft.com/office/word/2023/wordml/word16du" xmlns:oel="http://schemas.microsoft.com/office/2019/extlst">
+          <mc:Fallback>
             <w:pict>
               <v:shape w14:anchorId="53484146" id="_x0000_s1031" type="#_x0000_t202" style="position:absolute;left:0;text-align:left;margin-left:30.75pt;margin-top:525pt;width:402pt;height:69.75pt;z-index:251663360;visibility:visible;mso-wrap-style:square;mso-width-percent:0;mso-height-percent:0;mso-wrap-distance-left:9pt;mso-wrap-distance-top:0;mso-wrap-distance-right:9pt;mso-wrap-distance-bottom:0;mso-position-horizontal:absolute;mso-position-horizontal-relative:page;mso-position-vertical:absolute;mso-position-vertical-relative:page;mso-width-percent:0;mso-height-percent:0;mso-width-relative:margin;mso-height-relative:margin;v-text-anchor:middle" o:gfxdata="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" filled="f" stroked="f" strokeweight=".5pt">
                 <v:textbox>
@@ -4327,7 +4327,6 @@
             <w:pPr>
               <w:pStyle w:val="Ttulo1"/>
               <w:spacing w:line="360" w:lineRule="auto"/>
-              <w:outlineLvl w:val="0"/>
             </w:pPr>
             <w:bookmarkStart w:id="0" w:name="_Toc225436412"/>
             <w:r>
@@ -4617,13 +4616,8 @@
       <w:r>
         <w:t xml:space="preserve">. Julio Cesar Torres, quien actualmente desempeña el cargo de </w:t>
       </w:r>
-      <w:proofErr w:type="gramStart"/>
-      <w:r>
-        <w:t>Director</w:t>
-      </w:r>
-      <w:proofErr w:type="gramEnd"/>
-      <w:r>
-        <w:t xml:space="preserve"> Asociado de TI en América</w:t>
+      <w:r>
+        <w:t>Director Asociado de TI en América</w:t>
       </w:r>
       <w:r>
         <w:t xml:space="preserve"> dentro de la organización.</w:t>
@@ -5393,7 +5387,6 @@
             <w:pPr>
               <w:pStyle w:val="Ttulo1"/>
               <w:spacing w:line="360" w:lineRule="auto"/>
-              <w:outlineLvl w:val="0"/>
             </w:pPr>
             <w:bookmarkStart w:id="10" w:name="_Toc225436420"/>
             <w:r>
@@ -5766,7 +5759,6 @@
           <w:id w:val="-1874760834"/>
           <w:citation/>
         </w:sdtPr>
-        <w:sdtEndPr/>
         <w:sdtContent>
           <w:r>
             <w:rPr>
@@ -5884,7 +5876,6 @@
           <w:id w:val="-336928147"/>
           <w:citation/>
         </w:sdtPr>
-        <w:sdtEndPr/>
         <w:sdtContent>
           <w:r>
             <w:rPr>
@@ -6102,7 +6093,6 @@
           <w:id w:val="-597253861"/>
           <w:citation/>
         </w:sdtPr>
-        <w:sdtEndPr/>
         <w:sdtContent>
           <w:r>
             <w:rPr>
@@ -6318,7 +6308,6 @@
           <w:id w:val="1497696471"/>
           <w:citation/>
         </w:sdtPr>
-        <w:sdtEndPr/>
         <w:sdtContent>
           <w:r>
             <w:rPr>
@@ -6822,7 +6811,6 @@
           <w:id w:val="-1525706047"/>
           <w:citation/>
         </w:sdtPr>
-        <w:sdtEndPr/>
         <w:sdtContent>
           <w:r>
             <w:fldChar w:fldCharType="begin"/>
@@ -6885,7 +6873,6 @@
           <w:id w:val="-1721055746"/>
           <w:citation/>
         </w:sdtPr>
-        <w:sdtEndPr/>
         <w:sdtContent>
           <w:r>
             <w:fldChar w:fldCharType="begin"/>
@@ -6912,8 +6899,13 @@
         </w:sdtContent>
       </w:sdt>
       <w:r>
-        <w:t xml:space="preserve"> destaca que el uso de la metodología waterfall es especialmente útil en industrias donde los errores son costosos o los cambios de diseño a mitad del proceso son inviables, como en la construcción o la manufactura de hardware. La documentación técnica producida en cada etapa sirve como un registro histórico valioso para futuros mantenimientos o auditorías.</w:t>
-      </w:r>
+        <w:t xml:space="preserve"> destaca que el uso de la metodología waterfall es especialmente útil en industrias donde los errores son costosos o los cambios de diseño a mitad del proceso son inviables, como en la construcción o la manufactura de hardware.</w:t>
+      </w:r>
+    </w:p>
+    <w:p>
+      <w:pPr>
+        <w:jc w:val="both"/>
+      </w:pPr>
     </w:p>
     <w:p>
       <w:pPr>
@@ -6936,7 +6928,6 @@
           <w:id w:val="308225287"/>
           <w:citation/>
         </w:sdtPr>
-        <w:sdtEndPr/>
         <w:sdtContent>
           <w:r>
             <w:fldChar w:fldCharType="begin"/>
@@ -7032,7 +7023,6 @@
           <w:id w:val="1320535573"/>
           <w:citation/>
         </w:sdtPr>
-        <w:sdtEndPr/>
         <w:sdtContent>
           <w:r>
             <w:rPr>
@@ -7167,6 +7157,16 @@
     <w:p>
       <w:pPr>
         <w:jc w:val="both"/>
+      </w:pPr>
+    </w:p>
+    <w:p>
+      <w:pPr>
+        <w:jc w:val="both"/>
+      </w:pPr>
+    </w:p>
+    <w:p>
+      <w:pPr>
+        <w:jc w:val="both"/>
         <w:rPr>
           <w:rFonts w:eastAsia="Arial" w:cs="Arial"/>
           <w:b/>
@@ -7226,7 +7226,6 @@
           <w:id w:val="1228260391"/>
           <w:citation/>
         </w:sdtPr>
-        <w:sdtEndPr/>
         <w:sdtContent>
           <w:r>
             <w:fldChar w:fldCharType="begin"/>
@@ -7317,6 +7316,7 @@
         <w:jc w:val="both"/>
       </w:pPr>
       <w:r>
+        <w:lastRenderedPageBreak/>
         <w:t>Alta trazabilidad: Cada funcionalidad del sistema está directamente ligada a una prueba de aceptación, lo que simplifica la demostración de cumplimiento ante auditorías de la FDA o NOM-059</w:t>
       </w:r>
       <w:r>
@@ -7328,7 +7328,6 @@
         <w:jc w:val="both"/>
       </w:pPr>
       <w:r>
-        <w:lastRenderedPageBreak/>
         <w:t>A pesar de su robust</w:t>
       </w:r>
       <w:r>
@@ -7342,7 +7341,6 @@
           <w:id w:val="601695221"/>
           <w:citation/>
         </w:sdtPr>
-        <w:sdtEndPr/>
         <w:sdtContent>
           <w:r>
             <w:fldChar w:fldCharType="begin"/>
@@ -7477,7 +7475,6 @@
           <w:id w:val="696359051"/>
           <w:citation/>
         </w:sdtPr>
-        <w:sdtEndPr/>
         <w:sdtContent>
           <w:r>
             <w:fldChar w:fldCharType="begin"/>
@@ -7549,36 +7546,26 @@
         <w:rPr>
           <w:szCs w:val="24"/>
         </w:rPr>
-        <w:t xml:space="preserve">cada aplicación se organiza en una jerarquía de componentes, donde cada uno encapsula su propia lógica, plantillas HTML y estilos CSS. Este modularidad permite que el código sea reutilizable y más fácil de mantener a medida que el proyecto </w:t>
-      </w:r>
-      <w:proofErr w:type="gramStart"/>
-      <w:r>
-        <w:rPr>
-          <w:szCs w:val="24"/>
-        </w:rPr>
-        <w:t>crece.</w:t>
-      </w:r>
-      <w:r>
-        <w:rPr>
-          <w:szCs w:val="24"/>
-        </w:rPr>
-        <w:t>El</w:t>
-      </w:r>
-      <w:proofErr w:type="gramEnd"/>
-      <w:r>
-        <w:rPr>
-          <w:szCs w:val="24"/>
-        </w:rPr>
-        <w:t xml:space="preserve"> framework ofrece ventajas competitivas como:</w:t>
-      </w:r>
-    </w:p>
-    <w:p>
-      <w:pPr>
-        <w:jc w:val="both"/>
-        <w:rPr>
-          <w:szCs w:val="24"/>
-        </w:rPr>
-      </w:pPr>
+        <w:t>cada aplicación se organiza en una jerarquía de componentes, donde cada uno encapsula su propia lógica, plantillas HTML y estilos CSS. Este modularidad permite que el código sea reutilizable y más fácil de mantener a medida que el proyecto crece.</w:t>
+      </w:r>
+      <w:r>
+        <w:rPr>
+          <w:szCs w:val="24"/>
+        </w:rPr>
+        <w:t>El framework ofre</w:t>
+      </w:r>
+      <w:r>
+        <w:rPr>
+          <w:szCs w:val="24"/>
+        </w:rPr>
+        <w:t>c</w:t>
+      </w:r>
+      <w:r>
+        <w:rPr>
+          <w:szCs w:val="24"/>
+        </w:rPr>
+        <w:t>e ventajas competitivas como:</w:t>
+      </w:r>
     </w:p>
     <w:p>
       <w:pPr>
@@ -7596,6 +7583,7 @@
         <w:rPr>
           <w:szCs w:val="24"/>
         </w:rPr>
+        <w:lastRenderedPageBreak/>
         <w:t>Herramientas integradas: Incluye soluciones para el enrutamiento, la gestión de formularios y la comunicación con servicios HTTP sin necesidad de librerías externas.</w:t>
       </w:r>
     </w:p>
@@ -7615,8 +7603,7 @@
         <w:rPr>
           <w:szCs w:val="24"/>
         </w:rPr>
-        <w:lastRenderedPageBreak/>
-        <w:t>Productividad con la CLI: La interfaz de línea de comandos (CLI) de Angular permite automatizar la creación de componentes y el despliegue de aplicaciones.</w:t>
+        <w:t>Productividad con la CLI: La interfaz de línea de comandos (CLI) de Angular permite automatizar la creación y el despliegue de aplicaciones.</w:t>
       </w:r>
     </w:p>
     <w:p>
@@ -7721,7 +7708,6 @@
           <w:id w:val="352234743"/>
           <w:citation/>
         </w:sdtPr>
-        <w:sdtEndPr/>
         <w:sdtContent>
           <w:r>
             <w:rPr>
@@ -7767,19 +7753,7 @@
         <w:rPr>
           <w:szCs w:val="24"/>
         </w:rPr>
-        <w:t>, el framework se centra en la capa de la vista y utiliza un sistema de reactividad basado en componentes que actualiza automáticamente la interfaz cuando los datos cambian, optimizando el rendimiento sin intervención manual constante</w:t>
-      </w:r>
-      <w:r>
-        <w:rPr>
-          <w:szCs w:val="24"/>
-        </w:rPr>
-        <w:t xml:space="preserve">. </w:t>
-      </w:r>
-      <w:r>
-        <w:rPr>
-          <w:szCs w:val="24"/>
-        </w:rPr>
-        <w:t>Basándose en la documentación de</w:t>
+        <w:t>, el framework se centra en la capa de la vista y utiliza un sistema de reactividad basado en componentes que actualiza</w:t>
       </w:r>
       <w:r>
         <w:rPr>
@@ -7787,54 +7761,23 @@
         </w:rPr>
         <w:t xml:space="preserve"> </w:t>
       </w:r>
-      <w:sdt>
-        <w:sdtPr>
-          <w:rPr>
-            <w:szCs w:val="24"/>
-          </w:rPr>
-          <w:id w:val="1422292430"/>
-          <w:citation/>
-        </w:sdtPr>
-        <w:sdtEndPr/>
-        <w:sdtContent>
-          <w:r>
-            <w:rPr>
-              <w:szCs w:val="24"/>
-            </w:rPr>
-            <w:fldChar w:fldCharType="begin"/>
-          </w:r>
-          <w:r>
-            <w:rPr>
-              <w:szCs w:val="24"/>
-            </w:rPr>
-            <w:instrText xml:space="preserve"> CITATION Vue26 \l 2058 </w:instrText>
-          </w:r>
-          <w:r>
-            <w:rPr>
-              <w:szCs w:val="24"/>
-            </w:rPr>
-            <w:fldChar w:fldCharType="separate"/>
-          </w:r>
-          <w:r>
-            <w:rPr>
-              <w:noProof/>
-              <w:szCs w:val="24"/>
-            </w:rPr>
-            <w:t>(Vue.js, 2026)</w:t>
-          </w:r>
-          <w:r>
-            <w:rPr>
-              <w:szCs w:val="24"/>
-            </w:rPr>
-            <w:fldChar w:fldCharType="end"/>
-          </w:r>
-        </w:sdtContent>
-      </w:sdt>
-      <w:r>
-        <w:rPr>
-          <w:szCs w:val="24"/>
-        </w:rPr>
-        <w:t>, sus principales ventajas incluyen:</w:t>
+      <w:r>
+        <w:rPr>
+          <w:szCs w:val="24"/>
+        </w:rPr>
+        <w:t>optimizando el rendimiento sin intervención manual constante</w:t>
+      </w:r>
+      <w:r>
+        <w:rPr>
+          <w:szCs w:val="24"/>
+        </w:rPr>
+        <w:t xml:space="preserve">, </w:t>
+      </w:r>
+      <w:r>
+        <w:rPr>
+          <w:szCs w:val="24"/>
+        </w:rPr>
+        <w:t>sus principales ventajas incluyen:</w:t>
       </w:r>
     </w:p>
     <w:p>
@@ -7927,7 +7870,13 @@
         <w:jc w:val="both"/>
       </w:pPr>
       <w:r>
-        <w:t xml:space="preserve">Una de las desventajas es que, al ser tan flexible, puede haber falta de estandarización en proyectos muy grandes si no se siguen guías estrictas. Además, aunque su comunidad es enorme, el ecosistema de plugins y soporte corporativo en occidente a veces se percibe como menor en comparación con gigantes </w:t>
+        <w:t xml:space="preserve">Una de las desventajas </w:t>
+      </w:r>
+      <w:r>
+        <w:t xml:space="preserve">de Vue </w:t>
+      </w:r>
+      <w:r>
+        <w:t xml:space="preserve">es que, al ser tan flexible, puede haber falta de estandarización en proyectos muy grandes si no se siguen guías estrictas. Además, aunque su comunidad es enorme, el ecosistema de plugins y soporte corporativo en occidente a veces se percibe como menor en comparación con gigantes </w:t>
       </w:r>
       <w:r>
         <w:t xml:space="preserve">como </w:t>
@@ -7975,7 +7924,7 @@
         <w:fldChar w:fldCharType="end"/>
       </w:r>
       <w:r>
-        <w:t>, lo que puede influir en la toma de decisiones para aplicaciones de misión crítica de larga duración.</w:t>
+        <w:t>.</w:t>
       </w:r>
     </w:p>
     <w:p>
@@ -7994,6 +7943,9 @@
     <w:p>
       <w:pPr>
         <w:jc w:val="both"/>
+        <w:rPr>
+          <w:szCs w:val="24"/>
+        </w:rPr>
       </w:pPr>
       <w:r>
         <w:t xml:space="preserve">De acuerdo con </w:t>
@@ -8006,7 +7958,6 @@
           <w:id w:val="1069550912"/>
           <w:citation/>
         </w:sdtPr>
-        <w:sdtEndPr/>
         <w:sdtContent>
           <w:r>
             <w:rPr>
@@ -8040,84 +7991,9 @@
       <w:r>
         <w:t>, esta es una biblioteca diseñada para construir interfaces de usuario (UI) a partir de piezas individuales llamadas componentes, permitiendo un desarrollo modular y altamente eficiente.</w:t>
       </w:r>
-    </w:p>
-    <w:p>
-      <w:pPr>
-        <w:jc w:val="both"/>
-        <w:rPr>
-          <w:szCs w:val="24"/>
-        </w:rPr>
-      </w:pPr>
-      <w:r>
-        <w:rPr>
-          <w:szCs w:val="24"/>
-        </w:rPr>
-        <w:t>Según</w:t>
-      </w:r>
       <w:r>
         <w:t xml:space="preserve"> </w:t>
       </w:r>
-      <w:sdt>
-        <w:sdtPr>
-          <w:rPr>
-            <w:szCs w:val="24"/>
-          </w:rPr>
-          <w:id w:val="-881862983"/>
-          <w:citation/>
-        </w:sdtPr>
-        <w:sdtEndPr/>
-        <w:sdtContent>
-          <w:r>
-            <w:rPr>
-              <w:szCs w:val="24"/>
-            </w:rPr>
-            <w:fldChar w:fldCharType="begin"/>
-          </w:r>
-          <w:r>
-            <w:instrText xml:space="preserve"> CITATION Rea26 \l 2058 </w:instrText>
-          </w:r>
-          <w:r>
-            <w:rPr>
-              <w:szCs w:val="24"/>
-            </w:rPr>
-            <w:fldChar w:fldCharType="separate"/>
-          </w:r>
-          <w:r>
-            <w:rPr>
-              <w:noProof/>
-            </w:rPr>
-            <w:t>(React.dev, 2026)</w:t>
-          </w:r>
-          <w:r>
-            <w:rPr>
-              <w:szCs w:val="24"/>
-            </w:rPr>
-            <w:fldChar w:fldCharType="end"/>
-          </w:r>
-        </w:sdtContent>
-      </w:sdt>
-      <w:r>
-        <w:rPr>
-          <w:szCs w:val="24"/>
-        </w:rPr>
-        <w:t>, los desarrolladores escriben componentes que encapsulan tanto la estructura como el comportamiento de una parte de la pantalla. Una de las innovaciones clave es el uso de JSX, una extensión de sintaxis que permite escribir HTML directamente dentro de JavaScript, facilitando la visualización de la estructura de la UI y mejorando la legibilidad del código.</w:t>
-      </w:r>
-    </w:p>
-    <w:p>
-      <w:pPr>
-        <w:jc w:val="both"/>
-        <w:rPr>
-          <w:szCs w:val="24"/>
-        </w:rPr>
-      </w:pPr>
-    </w:p>
-    <w:p>
-      <w:pPr>
-        <w:jc w:val="both"/>
-        <w:rPr>
-          <w:szCs w:val="24"/>
-        </w:rPr>
-      </w:pPr>
       <w:r>
         <w:rPr>
           <w:szCs w:val="24"/>
@@ -8130,6 +8006,11 @@
         </w:rPr>
         <w:t>us principales ventajas incluyen:</w:t>
       </w:r>
+    </w:p>
+    <w:p>
+      <w:pPr>
+        <w:jc w:val="both"/>
+      </w:pPr>
     </w:p>
     <w:p>
       <w:pPr>
@@ -8275,7 +8156,6 @@
         <w:rPr>
           <w:rFonts w:eastAsia="Arial"/>
         </w:rPr>
-        <w:lastRenderedPageBreak/>
         <w:t>Java (Spring Boot)</w:t>
       </w:r>
     </w:p>
@@ -8305,7 +8185,6 @@
           <w:id w:val="-894196652"/>
           <w:citation/>
         </w:sdtPr>
-        <w:sdtEndPr/>
         <w:sdtContent>
           <w:r>
             <w:rPr>
@@ -8371,23 +8250,25 @@
           <w:color w:val="000000" w:themeColor="text1"/>
           <w:szCs w:val="24"/>
         </w:rPr>
-        <w:t>Spring Boot ofrece beneficios determinantes para el desarrollo moderno, especialmente en arquitecturas de microservicios.</w:t>
-      </w:r>
-    </w:p>
-    <w:p>
-      <w:pPr>
-        <w:jc w:val="both"/>
-      </w:pPr>
-    </w:p>
-    <w:p>
-      <w:pPr>
-        <w:jc w:val="both"/>
-        <w:rPr>
-          <w:rFonts w:eastAsia="Arial" w:cs="Arial"/>
-          <w:color w:val="000000" w:themeColor="text1"/>
-          <w:szCs w:val="24"/>
-        </w:rPr>
-      </w:pPr>
+        <w:t xml:space="preserve">Spring Boot ofrece </w:t>
+      </w:r>
+      <w:r>
+        <w:rPr>
+          <w:rFonts w:eastAsia="Arial" w:cs="Arial"/>
+          <w:color w:val="000000" w:themeColor="text1"/>
+          <w:szCs w:val="24"/>
+        </w:rPr>
+        <w:lastRenderedPageBreak/>
+        <w:t>beneficios determinantes para el desarrollo moderno, especialmente en arquitecturas de microservicios.</w:t>
+      </w:r>
+      <w:r>
+        <w:rPr>
+          <w:rFonts w:eastAsia="Arial" w:cs="Arial"/>
+          <w:color w:val="000000" w:themeColor="text1"/>
+          <w:szCs w:val="24"/>
+        </w:rPr>
+        <w:t xml:space="preserve"> </w:t>
+      </w:r>
       <w:r>
         <w:rPr>
           <w:rFonts w:eastAsia="Arial" w:cs="Arial"/>
@@ -8414,7 +8295,6 @@
           <w:id w:val="1974557233"/>
           <w:citation/>
         </w:sdtPr>
-        <w:sdtEndPr/>
         <w:sdtContent>
           <w:r>
             <w:rPr>
@@ -8473,6 +8353,16 @@
     </w:p>
     <w:p>
       <w:pPr>
+        <w:jc w:val="both"/>
+        <w:rPr>
+          <w:rFonts w:eastAsia="Arial" w:cs="Arial"/>
+          <w:color w:val="000000" w:themeColor="text1"/>
+          <w:szCs w:val="24"/>
+        </w:rPr>
+      </w:pPr>
+    </w:p>
+    <w:p>
+      <w:pPr>
         <w:pStyle w:val="Prrafodelista"/>
         <w:numPr>
           <w:ilvl w:val="0"/>
@@ -8519,6 +8409,17 @@
     </w:p>
     <w:p>
       <w:pPr>
+        <w:pStyle w:val="Prrafodelista"/>
+        <w:jc w:val="both"/>
+        <w:rPr>
+          <w:rFonts w:eastAsia="Arial" w:cs="Arial"/>
+          <w:color w:val="000000" w:themeColor="text1"/>
+          <w:szCs w:val="24"/>
+        </w:rPr>
+      </w:pPr>
+    </w:p>
+    <w:p>
+      <w:pPr>
         <w:jc w:val="both"/>
         <w:rPr>
           <w:rFonts w:eastAsia="Arial" w:cs="Arial"/>
@@ -8614,7 +8515,6 @@
           <w:id w:val="1262725441"/>
           <w:citation/>
         </w:sdtPr>
-        <w:sdtEndPr/>
         <w:sdtContent>
           <w:r>
             <w:rPr>
@@ -8722,7 +8622,6 @@
           <w:color w:val="000000" w:themeColor="text1"/>
           <w:szCs w:val="24"/>
         </w:rPr>
-        <w:lastRenderedPageBreak/>
         <w:t>Seguridad integrada: Django ayuda a los desarrolladores a evitar errores comunes de seguridad, como la inyección de SQL, el cross-site scripting (XSS) y la falsificación de peticiones en sitios cruzados (CSRF).</w:t>
       </w:r>
     </w:p>
@@ -8746,6 +8645,7 @@
           <w:color w:val="000000" w:themeColor="text1"/>
           <w:szCs w:val="24"/>
         </w:rPr>
+        <w:lastRenderedPageBreak/>
         <w:t>Escalabilidad: Es capaz de manejar desde pequeños blogs hasta plataformas con tráfico masivo, gracias a su capacidad de gestionar componentes de forma independiente.</w:t>
       </w:r>
     </w:p>
@@ -8766,7 +8666,6 @@
           <w:id w:val="-217507988"/>
           <w:citation/>
         </w:sdtPr>
-        <w:sdtEndPr/>
         <w:sdtContent>
           <w:r>
             <w:rPr>
@@ -8869,7 +8768,6 @@
           <w:id w:val="-1190070836"/>
           <w:citation/>
         </w:sdtPr>
-        <w:sdtEndPr/>
         <w:sdtContent>
           <w:r>
             <w:rPr>
@@ -8934,7 +8832,7 @@
         <w:t>el Common Language Runtime (CLR).</w:t>
       </w:r>
       <w:r>
-        <w:t xml:space="preserve"> Este componente actúa como una máquina virtual que se encarga de la gestión de memoria (a través del Garbage Collector), la seguridad y el manejo de excepciones. Además, el código se compila primero en un lenguaje intermedio (CIL) que luego el CLR transforma en código de máquina, garantizando que las aplicaciones sean eficientes y seguras.</w:t>
+        <w:t xml:space="preserve"> Este componente actúa como una máquina virtual que se encarga de la gestión de memoria (a través del Garbage Collector), la seguridad y el manejo de excepciones.</w:t>
       </w:r>
       <w:r>
         <w:t xml:space="preserve"> </w:t>
@@ -8978,7 +8876,6 @@
           <w:color w:val="000000" w:themeColor="text1"/>
           <w:szCs w:val="24"/>
         </w:rPr>
-        <w:lastRenderedPageBreak/>
         <w:t>Biblioteca de Clases Base (BCL): Ofrece un conjunto masivo de funciones predefinidas para tareas comunes como acceso a bases de datos, criptografía y manipulación de XML.</w:t>
       </w:r>
     </w:p>
@@ -9041,6 +8938,7 @@
           <w:color w:val="000000" w:themeColor="text1"/>
           <w:szCs w:val="24"/>
         </w:rPr>
+        <w:lastRenderedPageBreak/>
         <w:t>Seguridad robusta: Al ser un entorno gestionado, previene errores comunes de acceso a memoria y ofrece capas de seguridad integradas para aplicaciones empresariales.</w:t>
       </w:r>
     </w:p>
@@ -9114,15 +9012,7 @@
         <w:spacing w:before="0" w:after="0"/>
       </w:pPr>
       <w:r>
-        <w:t xml:space="preserve">Active </w:t>
-      </w:r>
-      <w:proofErr w:type="gramStart"/>
-      <w:r>
-        <w:t>Directory(</w:t>
-      </w:r>
-      <w:proofErr w:type="gramEnd"/>
-      <w:r>
-        <w:t>AD)</w:t>
+        <w:t>Active Directory(AD)</w:t>
       </w:r>
     </w:p>
     <w:p/>
@@ -9139,6 +9029,11 @@
       <w:r>
         <w:t xml:space="preserve"> posiciona como el servicio de directorio líder para sistemas Windows.</w:t>
       </w:r>
+    </w:p>
+    <w:p>
+      <w:pPr>
+        <w:jc w:val="both"/>
+      </w:pPr>
     </w:p>
     <w:p>
       <w:pPr>
@@ -9152,7 +9047,6 @@
           <w:id w:val="-1485695130"/>
           <w:citation/>
         </w:sdtPr>
-        <w:sdtEndPr/>
         <w:sdtContent>
           <w:r>
             <w:fldChar w:fldCharType="begin"/>
@@ -9178,21 +9072,13 @@
         <w:t xml:space="preserve">, </w:t>
       </w:r>
       <w:r>
-        <w:t xml:space="preserve">su función principal es el servicio de dominio, que autentica y autoriza a todos los usuarios en un entorno de red. Esto permite el "Inicio de Sesión Único" (SSO), donde un empleado ingresa sus credenciales una sola vez para acceder a múltiples servicios autorizados dentro de la </w:t>
-      </w:r>
-      <w:proofErr w:type="gramStart"/>
-      <w:r>
-        <w:t>corporación.</w:t>
+        <w:t>su función principal es el servicio de dominio, que autentica y autoriza a todos los usuarios en un entorno de red. Esto permite el "Inicio de Sesión Único" (SSO), donde un empleado ingresa sus credenciales una sola vez para acceder a múltiples servicios autorizados dentro de la corporación.</w:t>
       </w:r>
       <w:r>
         <w:t>S</w:t>
       </w:r>
       <w:r>
-        <w:t>us</w:t>
-      </w:r>
-      <w:proofErr w:type="gramEnd"/>
-      <w:r>
-        <w:t xml:space="preserve"> ventajas incluyen:</w:t>
+        <w:t>us ventajas incluyen:</w:t>
       </w:r>
     </w:p>
     <w:p>
@@ -9210,7 +9096,6 @@
         <w:jc w:val="both"/>
       </w:pPr>
       <w:r>
-        <w:lastRenderedPageBreak/>
         <w:t>Administración Centralizada: Permite modificar políticas de seguridad para miles de usuarios desde una única consola.</w:t>
       </w:r>
     </w:p>
@@ -9237,6 +9122,7 @@
         <w:jc w:val="both"/>
       </w:pPr>
       <w:r>
+        <w:lastRenderedPageBreak/>
         <w:t>Escalabilidad: Puede crecer desde una pequeña oficina hasta corporaciones globales con millones de objetos.</w:t>
       </w:r>
     </w:p>
@@ -9301,7 +9187,6 @@
           <w:id w:val="1939102365"/>
           <w:citation/>
         </w:sdtPr>
-        <w:sdtEndPr/>
         <w:sdtContent>
           <w:r>
             <w:fldChar w:fldCharType="begin"/>
@@ -9357,11 +9242,15 @@
     </w:p>
     <w:p>
       <w:pPr>
+        <w:jc w:val="both"/>
+      </w:pPr>
+    </w:p>
+    <w:p>
+      <w:pPr>
         <w:pStyle w:val="Ttulo4"/>
         <w:spacing w:before="0" w:after="0"/>
       </w:pPr>
       <w:r>
-        <w:lastRenderedPageBreak/>
         <w:t>Gestión de usuarios local</w:t>
       </w:r>
     </w:p>
@@ -9369,6 +9258,9 @@
     <w:p>
       <w:pPr>
         <w:jc w:val="both"/>
+        <w:rPr>
+          <w:szCs w:val="24"/>
+        </w:rPr>
       </w:pPr>
       <w:r>
         <w:t>E</w:t>
@@ -9381,7 +9273,6 @@
           <w:id w:val="229428501"/>
           <w:citation/>
         </w:sdtPr>
-        <w:sdtEndPr/>
         <w:sdtContent>
           <w:r>
             <w:fldChar w:fldCharType="begin"/>
@@ -9411,24 +9302,15 @@
         <w:t xml:space="preserve">, </w:t>
       </w:r>
       <w:r>
-        <w:t>este sistema de Control de Acceso Basado en Roles permite que la aplicación verifique no solo quién es el usuario (autenticación), sino qué tiene permitido hacer (autorización). Por ejemplo, un usuario con el rol de "Administrador" puede eliminar datos, mientras que uno con el rol de "Editor" solo puede modificarlos.</w:t>
-      </w:r>
-    </w:p>
-    <w:p>
-      <w:pPr>
-        <w:jc w:val="both"/>
-        <w:rPr>
-          <w:szCs w:val="24"/>
-        </w:rPr>
-      </w:pPr>
-    </w:p>
-    <w:p>
-      <w:pPr>
-        <w:jc w:val="both"/>
-        <w:rPr>
-          <w:szCs w:val="24"/>
-        </w:rPr>
-      </w:pPr>
+        <w:t xml:space="preserve">este sistema de Control </w:t>
+      </w:r>
+      <w:r>
+        <w:lastRenderedPageBreak/>
+        <w:t>de Acceso Basado en Roles permite que la aplicación verifique no solo quién es el usuario (autenticación), sino qué tiene permitido hacer (autorización). Por ejemplo, un usuario con el rol de "Administrador" puede eliminar datos, mientras que uno con el rol de "Editor" solo puede modificarlos.</w:t>
+      </w:r>
+      <w:r>
+        <w:t xml:space="preserve"> </w:t>
+      </w:r>
       <w:r>
         <w:rPr>
           <w:szCs w:val="24"/>
@@ -9440,7 +9322,6 @@
           <w:id w:val="-1867980815"/>
           <w:citation/>
         </w:sdtPr>
-        <w:sdtEndPr/>
         <w:sdtContent>
           <w:r>
             <w:fldChar w:fldCharType="begin"/>
@@ -9478,6 +9359,11 @@
     </w:p>
     <w:p>
       <w:pPr>
+        <w:jc w:val="both"/>
+      </w:pPr>
+    </w:p>
+    <w:p>
+      <w:pPr>
         <w:pStyle w:val="Prrafodelista"/>
         <w:numPr>
           <w:ilvl w:val="0"/>
@@ -9553,7 +9439,6 @@
           <w:id w:val="267046925"/>
           <w:citation/>
         </w:sdtPr>
-        <w:sdtEndPr/>
         <w:sdtContent>
           <w:r>
             <w:fldChar w:fldCharType="begin"/>
@@ -9646,7 +9531,6 @@
           <w:id w:val="-302853393"/>
           <w:citation/>
         </w:sdtPr>
-        <w:sdtEndPr/>
         <w:sdtContent>
           <w:r>
             <w:fldChar w:fldCharType="begin"/>
@@ -9687,18 +9571,15 @@
         <w:t>My</w:t>
       </w:r>
       <w:r>
-        <w:t xml:space="preserve">SQL, MySQL es un sistema gestor de bases de datos relacional (RDBMS) que </w:t>
-      </w:r>
+        <w:t>SQL, MySQL es un sistema gestor de bases de datos relacional (RDBMS) que utiliza el lenguaje SQL (Structured Query Language) para la creación, manipulación y administración de la información. Este sistema permite almacenar los datos de manera estructurada en tablas relacionadas entre sí, haciendo uso de claves primarias y foráneas para garantizar la integridad y consistencia de la información.</w:t>
+      </w:r>
+    </w:p>
+    <w:p>
+      <w:pPr>
+        <w:jc w:val="both"/>
+      </w:pPr>
       <w:r>
         <w:lastRenderedPageBreak/>
-        <w:t>utiliza el lenguaje SQL (Structured Query Language) para la creación, manipulación y administración de la información. Este sistema permite almacenar los datos de manera estructurada en tablas relacionadas entre sí, haciendo uso de claves primarias y foráneas para garantizar la integridad y consistencia de la información.</w:t>
-      </w:r>
-    </w:p>
-    <w:p>
-      <w:pPr>
-        <w:jc w:val="both"/>
-      </w:pPr>
-      <w:r>
         <w:t>Entre las principales ventajas de MySQL se encuentra su facilidad de uso, derivada de una sintaxis clara y estandarizada que facilita su aprendizaje e implementación. Además, ofrece un buen rendimiento, especialmente en operaciones de lectura, lo que lo hace adecuado para sistemas con alta demanda de consultas. Su compatibilidad con distintos sistemas operativos permite una implementación flexible, y su amplia comunidad de usuarios proporciona abundante documentación y soporte. Adicionalmente, MySQL puede integrarse con diversos lenguajes de programación, lo que favorece su uso en múltiples entornos de desarrollo.</w:t>
       </w:r>
     </w:p>
@@ -9749,7 +9630,6 @@
           <w:id w:val="1218253044"/>
           <w:citation/>
         </w:sdtPr>
-        <w:sdtEndPr/>
         <w:sdtContent>
           <w:r>
             <w:fldChar w:fldCharType="begin"/>
@@ -9788,8 +9668,11 @@
         <w:jc w:val="both"/>
       </w:pPr>
       <w:r>
+        <w:t xml:space="preserve">Entre las principales ventajas de PostgreSQL destaca su estricto apego a los estándares del lenguaje SQL, lo que asegura portabilidad y consistencia en el manejo de la información. Asimismo, ofrece un sólido soporte para transacciones complejas mediante el uso de propiedades ACID, lo que lo hace especialmente adecuado para </w:t>
+      </w:r>
+      <w:r>
         <w:lastRenderedPageBreak/>
-        <w:t>Entre las principales ventajas de PostgreSQL destaca su estricto apego a los estándares del lenguaje SQL, lo que asegura portabilidad y consistencia en el manejo de la información. Asimismo, ofrece un sólido soporte para transacciones complejas mediante el uso de propiedades ACID, lo que lo hace especialmente adecuado para sistemas críticos y aplicaciones empresariales. Otra ventaja relevante es su alto nivel de extensibilidad, ya que permite la creación de nuevos tipos de datos, operadores y funciones, adaptándose a necesidades específicas del proyecto.</w:t>
+        <w:t>sistemas críticos y aplicaciones empresariales. Otra ventaja relevante es su alto nivel de extensibilidad, ya que permite la creación de nuevos tipos de datos, operadores y funciones, adaptándose a necesidades específicas del proyecto.</w:t>
       </w:r>
     </w:p>
     <w:p>
@@ -9840,7 +9723,6 @@
           <w:id w:val="825324792"/>
           <w:citation/>
         </w:sdtPr>
-        <w:sdtEndPr/>
         <w:sdtContent>
           <w:r>
             <w:fldChar w:fldCharType="begin"/>
@@ -9879,11 +9761,11 @@
         <w:jc w:val="both"/>
       </w:pPr>
       <w:r>
-        <w:t xml:space="preserve">Entre las principales ventajas de Microsoft SQL Server se encuentra su alta confiabilidad y estabilidad, especialmente en sistemas de tipo empresarial. El uso de Transact-SQL proporciona un mayor control sobre la lógica de negocio mediante </w:t>
+        <w:t xml:space="preserve">Entre las principales ventajas de Microsoft SQL Server se encuentra su alta confiabilidad y estabilidad, especialmente en sistemas de tipo empresarial. El uso de Transact-SQL proporciona un mayor control sobre la lógica de negocio mediante procedimientos almacenados, funciones y triggers, lo que permite centralizar procesos directamente en la base de datos. Además, SQL Server ofrece amplios mecanismos de seguridad, incluyendo autenticación integrada con Windows, control granular de permisos, auditoría y cifrado de datos, aspectos fundamentales en organizaciones que </w:t>
       </w:r>
       <w:r>
         <w:lastRenderedPageBreak/>
-        <w:t>procedimientos almacenados, funciones y triggers, lo que permite centralizar procesos directamente en la base de datos. Además, SQL Server ofrece amplios mecanismos de seguridad, incluyendo autenticación integrada con Windows, control granular de permisos, auditoría y cifrado de datos, aspectos fundamentales en organizaciones que manejan información sensible. Otra ventaja relevante es su integración con el ecosistema de Microsoft, lo que facilita su uso conjunto con otras herramientas y plataformas corporativas.</w:t>
+        <w:t>manejan información sensible. Otra ventaja relevante es su integración con el ecosistema de Microsoft, lo que facilita su uso conjunto con otras herramientas y plataformas corporativas.</w:t>
       </w:r>
     </w:p>
     <w:p>
@@ -9984,7 +9866,6 @@
           <w:id w:val="-1600483478"/>
           <w:citation/>
         </w:sdtPr>
-        <w:sdtEndPr/>
         <w:sdtContent>
           <w:r>
             <w:fldChar w:fldCharType="begin"/>
@@ -10020,24 +9901,8 @@
         <w:jc w:val="both"/>
       </w:pPr>
       <w:r>
-        <w:t xml:space="preserve">Consideraciones de Implementación: Una de las características notables de este sistema es su capacidad de configuración modular, lo que permite adaptar el software a diferentes normativas internacionales de manera nativa. Sin </w:t>
-      </w:r>
-      <w:r>
-        <w:lastRenderedPageBreak/>
-        <w:t>embargo, su estructura suele ser sumamente compleja y requiere una infraestructura de soporte técnica dedicada debido a la densidad de sus funciones, las cuales en ocasiones exceden los requerimientos de procesos locales simplificados.</w:t>
-      </w:r>
-    </w:p>
-    <w:p>
-      <w:pPr>
-        <w:pStyle w:val="Prrafodelista"/>
-        <w:jc w:val="both"/>
-      </w:pPr>
-    </w:p>
-    <w:p>
-      <w:pPr>
-        <w:pStyle w:val="Prrafodelista"/>
-        <w:jc w:val="both"/>
-      </w:pPr>
+        <w:t>Consideraciones de Implementación: Una de las características notables de este sistema es su capacidad de configuración modular, lo que permite adaptar el software a diferentes normativas internacionales de manera nativa. Sin embargo, su estructura suele ser sumamente compleja y requiere una infraestructura de soporte técnica dedicada debido a la densidad de sus funciones, las cuales en ocasiones exceden los requerimientos de procesos locales simplificados.</w:t>
+      </w:r>
     </w:p>
     <w:p>
       <w:pPr>
@@ -10045,6 +9910,7 @@
         <w:spacing w:before="0" w:after="0"/>
       </w:pPr>
       <w:r>
+        <w:lastRenderedPageBreak/>
         <w:t>Siemens Opcenter Execution Pharma (MES)</w:t>
       </w:r>
     </w:p>
@@ -10072,14 +9938,16 @@
         <w:jc w:val="both"/>
       </w:pPr>
       <w:r>
-        <w:t xml:space="preserve">Capacidades Técnicas: El sistema garantiza una trazabilidad de extremo a extremo, vinculando cada unidad de producto con sus condiciones de fabricación y almacenamiento. Implementa de forma nativa la segregación de funciones y la gestión de firmas electrónicas, asegurando que cada acción en el sistema sea atribuible a un usuario específico </w:t>
+        <w:t>Capacidades Técnicas: El sistema garantiza una trazabilidad de extremo a extremo, vinculando cada unidad de producto con sus condiciones de fabricación y almacenamiento.</w:t>
+      </w:r>
+      <w:r>
+        <w:t xml:space="preserve"> </w:t>
       </w:r>
       <w:sdt>
         <w:sdtPr>
           <w:id w:val="1770273872"/>
           <w:citation/>
         </w:sdtPr>
-        <w:sdtEndPr/>
         <w:sdtContent>
           <w:r>
             <w:fldChar w:fldCharType="begin"/>
@@ -10115,7 +9983,7 @@
         <w:jc w:val="both"/>
       </w:pPr>
       <w:r>
-        <w:t>Consideraciones de Implementación: El ecosistema de Siemens destaca por su alta confiabilidad y su alineación con los principios de Industria 4.0. No obstante, al ser una solución integral de manufactura, su despliegue suele implicar una inversión significativa de tiempo y recursos financieros, además de demandar una integración profunda con otros sistemas ERP preexistentes, lo que puede limitar su agilidad en departamentos que buscan soluciones de nicho.</w:t>
+        <w:t>Consideraciones de Implementación: El ecosistema de Siemens destaca por su alta confiabilidad y su alineación con los principios de Industria 4.0. No obstante, al ser una solución integral de manufactura, su despliegue suele implicar una inversión significativa de tiempo y recursos financieros, lo que puede limitar su agilidad en departamentos que buscan soluciones de nicho.</w:t>
       </w:r>
     </w:p>
     <w:p/>
@@ -10150,36 +10018,112 @@
           <w:color w:val="000000" w:themeColor="text1"/>
           <w:szCs w:val="24"/>
         </w:rPr>
-        <w:t xml:space="preserve">La solución planteada consiste en el diseño e implementación de un Sistema Web Integral para la Gestión de Muestras de Retención, diseñado específicamente para digitalizar el ciclo de vida de los lotes y asegurar la trazabilidad exigida por la industria </w:t>
-      </w:r>
-      <w:r>
-        <w:rPr>
-          <w:rFonts w:eastAsia="Arial" w:cs="Arial"/>
-          <w:color w:val="000000" w:themeColor="text1"/>
-          <w:szCs w:val="24"/>
-        </w:rPr>
+        <w:t>La solución planteada consiste en el diseño e implementación de un Sistema Web Integral para la Gestión de Muestras de Retención, diseñado específicamente para digitalizar</w:t>
+      </w:r>
+      <w:r>
+        <w:rPr>
+          <w:rFonts w:eastAsia="Arial" w:cs="Arial"/>
+          <w:color w:val="000000" w:themeColor="text1"/>
+          <w:szCs w:val="24"/>
+        </w:rPr>
+        <w:t xml:space="preserve"> los formatos que el área de Calidad usa para llevar el registro del</w:t>
+      </w:r>
+      <w:r>
+        <w:rPr>
+          <w:rFonts w:eastAsia="Arial" w:cs="Arial"/>
+          <w:color w:val="000000" w:themeColor="text1"/>
+          <w:szCs w:val="24"/>
+        </w:rPr>
+        <w:t xml:space="preserve"> ciclo de vida de los lotes y asegurar la trazabilidad exigida por la industria farmacéutica. A diferencia de las bitácoras físicas actuales, este sistema centralizará la información en una base de datos relacional, permitiendo consultas instantáneas y un control estricto de accesos</w:t>
+      </w:r>
+      <w:r>
+        <w:rPr>
+          <w:rFonts w:eastAsia="Arial" w:cs="Arial"/>
+          <w:color w:val="000000" w:themeColor="text1"/>
+          <w:szCs w:val="24"/>
+        </w:rPr>
+        <w:t>.</w:t>
+      </w:r>
+    </w:p>
+    <w:p>
+      <w:pPr>
+        <w:jc w:val="both"/>
+        <w:rPr>
+          <w:rFonts w:eastAsia="Arial" w:cs="Arial"/>
+          <w:color w:val="000000" w:themeColor="text1"/>
+          <w:szCs w:val="24"/>
+        </w:rPr>
+      </w:pPr>
+    </w:p>
+    <w:p>
+      <w:pPr>
+        <w:jc w:val="both"/>
+        <w:rPr>
+          <w:rFonts w:eastAsia="Arial" w:cs="Arial"/>
+          <w:color w:val="000000" w:themeColor="text1"/>
+          <w:szCs w:val="24"/>
+        </w:rPr>
+      </w:pPr>
+    </w:p>
+    <w:p>
+      <w:pPr>
+        <w:pStyle w:val="Ttulo3"/>
+        <w:rPr>
+          <w:rFonts w:eastAsia="Arial"/>
+        </w:rPr>
+      </w:pPr>
+      <w:r>
+        <w:rPr>
+          <w:rFonts w:eastAsia="Arial"/>
+        </w:rPr>
+        <w:t>Metodología</w:t>
+      </w:r>
+    </w:p>
+    <w:p/>
+    <w:p>
+      <w:pPr>
+        <w:jc w:val="both"/>
+      </w:pPr>
+      <w:r>
+        <w:t xml:space="preserve">Dado que el sistema desarrollado se encuentra dentro de un entorno regulado, donde es necesario asegurar la calidad, trazabilidad y cumplimiento normativo, la </w:t>
+      </w:r>
+      <w:r>
         <w:lastRenderedPageBreak/>
-        <w:t>farmacéutica. A diferencia de las bitácoras físicas actuales, este sistema centralizará la información en una base de datos relacional, permitiendo consultas instantáneas y un control estricto de accesos.</w:t>
-      </w:r>
-    </w:p>
-    <w:p>
-      <w:pPr>
-        <w:jc w:val="both"/>
-        <w:rPr>
-          <w:rFonts w:eastAsia="Arial" w:cs="Arial"/>
-          <w:color w:val="000000" w:themeColor="text1"/>
-          <w:szCs w:val="24"/>
-        </w:rPr>
-      </w:pPr>
-    </w:p>
-    <w:p>
-      <w:pPr>
-        <w:jc w:val="both"/>
-        <w:rPr>
-          <w:rFonts w:eastAsia="Arial" w:cs="Arial"/>
-          <w:color w:val="000000" w:themeColor="text1"/>
-          <w:szCs w:val="24"/>
-        </w:rPr>
+        <w:t>metodología seleccionada se basa en una combinación del Modelo en V y el marco ágil Scrum, alineándose con las buenas prácticas establecidas en la guía GAMP 5 (Good Automated Manufacturing Practice).</w:t>
+      </w:r>
+    </w:p>
+    <w:p>
+      <w:pPr>
+        <w:jc w:val="both"/>
+      </w:pPr>
+    </w:p>
+    <w:p>
+      <w:pPr>
+        <w:jc w:val="both"/>
+      </w:pPr>
+      <w:r>
+        <w:t>El Modelo en V se adopta como estructura principal debido a su enfoque en la validación y verificación en cada etapa del ciclo de vida del sistema. Este modelo permite garantizar que cada fase de desarrollo (requisitos, diseño, implementación) tenga su correspondiente fase de prueba (pruebas de aceptación, pruebas de sistema, pruebas de integración), lo cual es fundamental en sistemas regulados como los utilizados en la industria farmacéutica.</w:t>
+      </w:r>
+    </w:p>
+    <w:p>
+      <w:pPr>
+        <w:jc w:val="both"/>
+      </w:pPr>
+    </w:p>
+    <w:p>
+      <w:pPr>
+        <w:jc w:val="both"/>
+      </w:pPr>
+      <w:r>
+        <w:t>Por otro lado, se incorpora Scrum como metodología ágil complementaria, con el objetivo de permitir una entrega incremental y continua de funcionalidades, así como una rápida adaptación a cambios en los requerimientos del usuario o del entorno operativo.</w:t>
+      </w:r>
+      <w:r>
+        <w:t xml:space="preserve"> </w:t>
+      </w:r>
+    </w:p>
+    <w:p>
+      <w:pPr>
+        <w:jc w:val="both"/>
       </w:pPr>
     </w:p>
     <w:p>
@@ -10193,7 +10137,7 @@
         <w:rPr>
           <w:rFonts w:eastAsia="Arial"/>
         </w:rPr>
-        <w:t>Metodología</w:t>
+        <w:t xml:space="preserve">Back </w:t>
       </w:r>
     </w:p>
     <w:p/>
@@ -10202,43 +10146,178 @@
         <w:jc w:val="both"/>
       </w:pPr>
       <w:r>
-        <w:t>Dado que el sistema desarrollado se encuentra dentro de un entorno regulado, donde es necesario asegurar la calidad, trazabilidad y cumplimiento normativo, la metodología seleccionada se basa en una combinación del Modelo en V y el marco ágil Scrum, alineándose con las buenas prácticas establecidas en la guía GAMP 5 (Good Automated Manufacturing Practice).</w:t>
-      </w:r>
-    </w:p>
-    <w:p>
-      <w:pPr>
-        <w:jc w:val="both"/>
-      </w:pPr>
-    </w:p>
-    <w:p>
-      <w:pPr>
-        <w:jc w:val="both"/>
-      </w:pPr>
-      <w:r>
-        <w:t>El Modelo en V se adopta como estructura principal debido a su enfoque en la validación y verificación en cada etapa del ciclo de vida del sistema. Este modelo permite garantizar que cada fase de desarrollo (requisitos, diseño, implementación) tenga su correspondiente fase de prueba (pruebas de aceptación, pruebas de sistema, pruebas de integración), lo cual es fundamental en sistemas regulados como los utilizados en la industria farmacéutica.</w:t>
-      </w:r>
-    </w:p>
-    <w:p>
-      <w:pPr>
-        <w:jc w:val="both"/>
-      </w:pPr>
-    </w:p>
-    <w:p>
-      <w:pPr>
-        <w:jc w:val="both"/>
-      </w:pPr>
-      <w:r>
-        <w:t>Por otro lado, se incorpora Scrum como metodología ágil complementaria, con el objetivo de permitir una entrega incremental y continua de funcionalidades, así como una rápida adaptación a cambios en los requerimientos del usuario o del entorno operativo.</w:t>
+        <w:t>Se seleccionó .NET Framework como tecnología para el desarrollo del backend debido a que forma parte del estándar corporativo de la organización, lo cual garantiza compatibilidad, soporte institucional y una integración directa con la infraestructura existente, incluyendo servidores, servicios internos y mecanismos de autenticación como Active Directory.</w:t>
+      </w:r>
+    </w:p>
+    <w:p>
+      <w:pPr>
+        <w:jc w:val="both"/>
+      </w:pPr>
+    </w:p>
+    <w:p>
+      <w:pPr>
+        <w:jc w:val="both"/>
+      </w:pPr>
+      <w:r>
+        <w:t xml:space="preserve">Desde el punto de vista técnico, .NET Framework ofrece un entorno robusto, seguro y altamente probado en entornos empresariales, lo que lo convierte en una opción adecuada para sistemas críticos dentro de la industria farmacéutica. </w:t>
+      </w:r>
+    </w:p>
+    <w:p>
+      <w:pPr>
+        <w:jc w:val="both"/>
+      </w:pPr>
+    </w:p>
+    <w:p>
+      <w:pPr>
+        <w:jc w:val="both"/>
+      </w:pPr>
+      <w:r>
+        <w:t>Su arquitectura permite implementar de manera eficiente la lógica de negocio, así como manejar transacciones de forma controlada, asegurando la integridad de los datos en todo momento.</w:t>
+      </w:r>
+    </w:p>
+    <w:p>
+      <w:pPr>
+        <w:pStyle w:val="Ttulo3"/>
+        <w:rPr>
+          <w:rFonts w:eastAsia="Arial"/>
+        </w:rPr>
+      </w:pPr>
+      <w:r>
+        <w:rPr>
+          <w:rFonts w:eastAsia="Arial"/>
+        </w:rPr>
+        <w:lastRenderedPageBreak/>
+        <w:t>Front</w:t>
+      </w:r>
+      <w:r>
+        <w:rPr>
+          <w:rFonts w:eastAsia="Arial"/>
+        </w:rPr>
+        <w:t>end</w:t>
+      </w:r>
+    </w:p>
+    <w:p/>
+    <w:p>
+      <w:pPr>
+        <w:jc w:val="both"/>
+      </w:pPr>
+      <w:r>
+        <w:t>Se seleccionó React como biblioteca principal para el desarrollo del frontend debido a su capacidad para construir interfaces de usuario dinámicas, reactivas y altamente eficientes, lo cual resulta fundamental en entornos operativos donde la interacción en tiempo real es crítica.</w:t>
+      </w:r>
+    </w:p>
+    <w:p>
+      <w:pPr>
+        <w:jc w:val="both"/>
+      </w:pPr>
+    </w:p>
+    <w:p>
+      <w:pPr>
+        <w:jc w:val="both"/>
+      </w:pPr>
+      <w:r>
+        <w:t>Una de las principales ventajas de React es su enfoque basado en componentes reutilizables, lo que permite desarrollar interfaces modulares, mantenibles y escalables. Esto facilita la evolución del sistema conforme se incorporen nuevos requerimientos, sin comprometer la estabilidad de las funcionalidades existentes.</w:t>
+      </w:r>
+    </w:p>
+    <w:p>
+      <w:pPr>
+        <w:jc w:val="both"/>
+      </w:pPr>
+      <w:r>
+        <w:t>En el contexto del sistema RESS, React permite implementar flujos de trabajo optimizados para el personal de calidad, como el escaneo de códigos QR, la visualización inmediata de resultados y la actualización de información sin necesidad de recargar la página. Esto se traduce en una mejora significativa en la eficiencia operativa dentro de áreas como almacén o bodega, reduciendo tiempos de espera y minimizando errores humanos.</w:t>
+      </w:r>
+    </w:p>
+    <w:p>
+      <w:pPr>
+        <w:jc w:val="both"/>
+      </w:pPr>
+    </w:p>
+    <w:p>
+      <w:pPr>
+        <w:jc w:val="both"/>
+      </w:pPr>
+      <w:r>
+        <w:t>En conjunto, la elección de React permite desarrollar una interfaz moderna, eficiente y alineada con las necesidades del entorno operativo, manteniendo al mismo tiempo la flexibilidad necesaria para cumplir con los requerimientos de un sistema regulado bajo lineamientos como GAMP 5.</w:t>
+      </w:r>
+    </w:p>
+    <w:p>
+      <w:pPr>
+        <w:jc w:val="both"/>
+      </w:pPr>
+    </w:p>
+    <w:p>
+      <w:pPr>
+        <w:jc w:val="both"/>
+      </w:pPr>
+    </w:p>
+    <w:p>
+      <w:pPr>
+        <w:pStyle w:val="Ttulo3"/>
+        <w:rPr>
+          <w:rFonts w:eastAsia="Arial"/>
+        </w:rPr>
+      </w:pPr>
+      <w:r>
+        <w:rPr>
+          <w:rFonts w:eastAsia="Arial"/>
+        </w:rPr>
+        <w:t xml:space="preserve">Base de datos </w:t>
+      </w:r>
+    </w:p>
+    <w:p>
+      <w:pPr>
+        <w:jc w:val="both"/>
+      </w:pPr>
+    </w:p>
+    <w:p>
+      <w:pPr>
+        <w:jc w:val="both"/>
+      </w:pPr>
+      <w:r>
+        <w:t>Se seleccionó Microsoft SQL Server como sistema gestor de base de datos debido a su robustez, confiabilidad y amplia adopción en entornos empresariales, especialmente en organizaciones que ya utilizan tecnologías del ecosistema Microsoft, como .NET Framework y Active Directory.</w:t>
       </w:r>
       <w:r>
         <w:t xml:space="preserve"> </w:t>
       </w:r>
-    </w:p>
-    <w:p>
-      <w:pPr>
-        <w:jc w:val="both"/>
-      </w:pPr>
-    </w:p>
+      <w:r>
+        <w:t xml:space="preserve">Una de las principales ventajas de SQL Server es su capacidad para garantizar la integridad y consistencia de los datos mediante el uso de transacciones ACID, lo cual es fundamental en sistemas críticos </w:t>
+      </w:r>
+      <w:r>
+        <w:lastRenderedPageBreak/>
+        <w:t>como el de gestión de muestras de retención. Esto asegura que operaciones como el registro de muestras, almacenamiento de cajas y firmas electrónicas se realicen de manera segura y sin pérdida de información.</w:t>
+      </w:r>
+    </w:p>
+    <w:p>
+      <w:pPr>
+        <w:jc w:val="both"/>
+      </w:pPr>
+    </w:p>
+    <w:p>
+      <w:pPr>
+        <w:jc w:val="both"/>
+      </w:pPr>
+      <w:r>
+        <w:t>Asimismo, SQL Server ofrece mecanismos avanzados de seguridad, incluyendo autenticación integrada con Active Directory, control de accesos por roles y auditoría de operaciones. Estas características permiten cumplir con los requisitos de trazabilidad y control establecidos en normativas regulatorias y en lineamientos como GAMP 5.</w:t>
+      </w:r>
+    </w:p>
+    <w:p>
+      <w:pPr>
+        <w:jc w:val="both"/>
+      </w:pPr>
+    </w:p>
+    <w:p>
+      <w:pPr>
+        <w:jc w:val="both"/>
+      </w:pPr>
+      <w:r>
+        <w:t>Finalmente, su integración nativa con .NET Framework simplifica el desarrollo y mantenimiento del sistema, permitiendo una comunicación eficiente entre la capa de aplicación y la base de datos.</w:t>
+      </w:r>
+    </w:p>
+    <w:p>
+      <w:pPr>
+        <w:jc w:val="both"/>
+      </w:pPr>
+    </w:p>
+    <w:p/>
     <w:p>
       <w:pPr>
         <w:pStyle w:val="Ttulo3"/>
@@ -10247,45 +10326,18 @@
         </w:rPr>
       </w:pPr>
       <w:r>
+        <w:t>Seguridad</w:t>
+      </w:r>
+      <w:r>
         <w:rPr>
           <w:rFonts w:eastAsia="Arial"/>
         </w:rPr>
-        <w:t xml:space="preserve">Back </w:t>
-      </w:r>
-    </w:p>
-    <w:p/>
-    <w:p>
-      <w:pPr>
-        <w:jc w:val="both"/>
-      </w:pPr>
-      <w:r>
-        <w:t>Se seleccionó .NET Framework como tecnología para el desarrollo del backend debido a que forma parte del estándar corporativo de la organización, lo cual garantiza compatibilidad, soporte institucional y una integración directa con la infraestructura existente, incluyendo servidores, servicios internos y mecanismos de autenticación como Active Directory.</w:t>
-      </w:r>
-    </w:p>
-    <w:p>
-      <w:pPr>
-        <w:jc w:val="both"/>
-      </w:pPr>
-      <w:r>
-        <w:lastRenderedPageBreak/>
-        <w:t>Desde el punto de vista técnico, .NET Framework ofrece un entorno robusto, seguro y altamente probado en entornos empresariales, lo que lo convierte en una opción adecuada para sistemas críticos dentro de la industria farmacéutica. Su arquitectura permite implementar de manera eficiente la lógica de negocio, así como manejar transacciones de forma controlada, asegurando la integridad de los datos en todo momento.</w:t>
-      </w:r>
-    </w:p>
-    <w:p>
-      <w:pPr>
-        <w:jc w:val="both"/>
-      </w:pPr>
-    </w:p>
-    <w:p>
-      <w:pPr>
-        <w:jc w:val="both"/>
-      </w:pPr>
-      <w:r>
-        <w:t>Otro aspecto relevante es su capacidad para manejar procesos concurrentes y operaciones críticas sin afectar el rendimiento, lo que contribuye a mantener una baja latencia y alta disponibilidad en la ejecución de las operaciones del sistema.</w:t>
+        <w:t xml:space="preserve"> </w:t>
       </w:r>
     </w:p>
     <w:p/>
     <w:p/>
+    <w:p/>
     <w:p>
       <w:pPr>
         <w:pStyle w:val="Ttulo3"/>
@@ -10297,111 +10349,6 @@
         <w:rPr>
           <w:rFonts w:eastAsia="Arial"/>
         </w:rPr>
-        <w:t>Front</w:t>
-      </w:r>
-      <w:r>
-        <w:rPr>
-          <w:rFonts w:eastAsia="Arial"/>
-        </w:rPr>
-        <w:t>end</w:t>
-      </w:r>
-    </w:p>
-    <w:p/>
-    <w:p>
-      <w:pPr>
-        <w:jc w:val="both"/>
-      </w:pPr>
-      <w:r>
-        <w:t>Se seleccionó React como biblioteca principal para el desarrollo del frontend debido a su capacidad para construir interfaces de usuario dinámicas, reactivas y altamente eficientes, lo cual resulta fundamental en entornos operativos donde la interacción en tiempo real es crítica.</w:t>
-      </w:r>
-    </w:p>
-    <w:p>
-      <w:pPr>
-        <w:jc w:val="both"/>
-      </w:pPr>
-    </w:p>
-    <w:p>
-      <w:pPr>
-        <w:jc w:val="both"/>
-      </w:pPr>
-      <w:r>
-        <w:t>Una de las principales ventajas de React es su enfoque basado en componentes reutilizables, lo que permite desarrollar interfaces modulares, mantenibles y escalables. Esto facilita la evolución del sistema conforme se incorporen nuevos requerimientos, sin comprometer la estabilidad de las funcionalidades existentes.</w:t>
-      </w:r>
-    </w:p>
-    <w:p>
-      <w:pPr>
-        <w:jc w:val="both"/>
-      </w:pPr>
-      <w:r>
-        <w:t>En el contexto del sistema RESS, React permite implementar flujos de trabajo optimizados para el personal de calidad, como el escaneo de códigos QR, la visualización inmediata de resultados y la actualización de información sin necesidad de recargar la página. Esto se traduce en una mejora significativa en la eficiencia operativa dentro de áreas como almacén o bodega, reduciendo tiempos de espera y minimizando errores humanos.</w:t>
-      </w:r>
-    </w:p>
-    <w:p>
-      <w:pPr>
-        <w:jc w:val="both"/>
-      </w:pPr>
-    </w:p>
-    <w:p>
-      <w:pPr>
-        <w:jc w:val="both"/>
-      </w:pPr>
-      <w:r>
-        <w:t xml:space="preserve">En conjunto, la elección de React permite desarrollar una interfaz moderna, eficiente y alineada con las necesidades del entorno operativo, manteniendo al mismo tiempo la </w:t>
-      </w:r>
-      <w:r>
-        <w:lastRenderedPageBreak/>
-        <w:t>flexibilidad necesaria para cumplir con los requerimientos de un sistema regulado bajo lineamientos como GAMP 5.</w:t>
-      </w:r>
-    </w:p>
-    <w:p>
-      <w:pPr>
-        <w:jc w:val="both"/>
-      </w:pPr>
-    </w:p>
-    <w:p>
-      <w:pPr>
-        <w:jc w:val="both"/>
-      </w:pPr>
-    </w:p>
-    <w:p>
-      <w:pPr>
-        <w:pStyle w:val="Ttulo3"/>
-        <w:rPr>
-          <w:rFonts w:eastAsia="Arial"/>
-        </w:rPr>
-      </w:pPr>
-      <w:r>
-        <w:rPr>
-          <w:rFonts w:eastAsia="Arial"/>
-        </w:rPr>
-        <w:t xml:space="preserve">Base de datos </w:t>
-      </w:r>
-    </w:p>
-    <w:p>
-      <w:pPr>
-        <w:pStyle w:val="Ttulo3"/>
-        <w:rPr>
-          <w:rFonts w:eastAsia="Arial"/>
-        </w:rPr>
-      </w:pPr>
-      <w:r>
-        <w:rPr>
-          <w:rFonts w:eastAsia="Arial"/>
-        </w:rPr>
-        <w:t xml:space="preserve">Seguridad </w:t>
-      </w:r>
-    </w:p>
-    <w:p>
-      <w:pPr>
-        <w:pStyle w:val="Ttulo3"/>
-        <w:rPr>
-          <w:rFonts w:eastAsia="Arial"/>
-        </w:rPr>
-      </w:pPr>
-      <w:r>
-        <w:rPr>
-          <w:rFonts w:eastAsia="Arial"/>
-        </w:rPr>
         <w:t>Pruebas</w:t>
       </w:r>
     </w:p>
@@ -10414,287 +10361,7 @@
           <w:szCs w:val="24"/>
         </w:rPr>
       </w:pPr>
-      <w:r>
-        <w:rPr>
-          <w:rFonts w:eastAsia="Arial" w:cs="Arial"/>
-          <w:color w:val="000000" w:themeColor="text1"/>
-          <w:szCs w:val="24"/>
-        </w:rPr>
-        <w:t xml:space="preserve"> </w:t>
-      </w:r>
-    </w:p>
-    <w:p>
-      <w:pPr>
-        <w:pStyle w:val="Ttulo4"/>
-        <w:spacing w:before="0" w:after="0"/>
-        <w:jc w:val="both"/>
-        <w:rPr>
-          <w:rFonts w:eastAsia="Arial" w:cs="Arial"/>
-          <w:bCs/>
-          <w:iCs w:val="0"/>
-          <w:szCs w:val="24"/>
-        </w:rPr>
-      </w:pPr>
-      <w:r>
-        <w:rPr>
-          <w:rFonts w:eastAsia="Arial" w:cs="Arial"/>
-          <w:bCs/>
-          <w:iCs w:val="0"/>
-          <w:szCs w:val="24"/>
-        </w:rPr>
-        <w:t>Justificación técnica de la selección</w:t>
-      </w:r>
-    </w:p>
-    <w:p/>
-    <w:p>
-      <w:pPr>
-        <w:jc w:val="both"/>
-        <w:rPr>
-          <w:rFonts w:eastAsia="Arial" w:cs="Arial"/>
-          <w:color w:val="000000" w:themeColor="text1"/>
-          <w:szCs w:val="24"/>
-        </w:rPr>
-      </w:pPr>
-      <w:r>
-        <w:rPr>
-          <w:rFonts w:eastAsia="Arial" w:cs="Arial"/>
-          <w:color w:val="000000" w:themeColor="text1"/>
-          <w:szCs w:val="24"/>
-        </w:rPr>
-        <w:t>La elección de la arquitectura se fundamenta en la infraestructura robusta y estandarizada de Vantive:</w:t>
-      </w:r>
-    </w:p>
-    <w:p>
-      <w:pPr>
-        <w:pStyle w:val="Prrafodelista"/>
-        <w:numPr>
-          <w:ilvl w:val="0"/>
-          <w:numId w:val="2"/>
-        </w:numPr>
-        <w:jc w:val="both"/>
-        <w:rPr>
-          <w:rFonts w:eastAsia="Arial" w:cs="Arial"/>
-          <w:color w:val="000000" w:themeColor="text1"/>
-          <w:szCs w:val="24"/>
-        </w:rPr>
-      </w:pPr>
-      <w:r>
-        <w:rPr>
-          <w:rFonts w:eastAsia="Arial" w:cs="Arial"/>
-          <w:color w:val="000000" w:themeColor="text1"/>
-          <w:szCs w:val="24"/>
-        </w:rPr>
-        <w:t>Frontend (React): Se optó por esta biblioteca debido a su capacidad para crear interfaces de usuario dinámicas y reactivas. Esto permitirá que el personal de calidad escanee códigos QR y visualice los resultados de validación en tiempo real sin recargas innecesarias de la página, optimizando el flujo de trabajo en bodega.</w:t>
-      </w:r>
-    </w:p>
-    <w:p>
-      <w:pPr>
-        <w:pStyle w:val="Prrafodelista"/>
-        <w:numPr>
-          <w:ilvl w:val="0"/>
-          <w:numId w:val="2"/>
-        </w:numPr>
-        <w:jc w:val="both"/>
-        <w:rPr>
-          <w:rFonts w:eastAsia="Arial" w:cs="Arial"/>
-          <w:color w:val="000000" w:themeColor="text1"/>
-          <w:szCs w:val="24"/>
-        </w:rPr>
-      </w:pPr>
-      <w:r>
-        <w:rPr>
-          <w:rFonts w:eastAsia="Arial" w:cs="Arial"/>
-          <w:color w:val="000000" w:themeColor="text1"/>
-          <w:szCs w:val="24"/>
-        </w:rPr>
-        <w:t>Backend (.NET Framework): Al ser el estándar corporativo, garantiza una comunicación nativa con los servidores de la empresa. Su robustez es ideal para procesar la lógica de negocio y asegurar que el Audit Trail se registre de manera íntegra y sin latencia.</w:t>
-      </w:r>
-    </w:p>
-    <w:p>
-      <w:pPr>
-        <w:pStyle w:val="Prrafodelista"/>
-        <w:numPr>
-          <w:ilvl w:val="0"/>
-          <w:numId w:val="2"/>
-        </w:numPr>
-        <w:jc w:val="both"/>
-        <w:rPr>
-          <w:rFonts w:eastAsia="Arial" w:cs="Arial"/>
-          <w:color w:val="000000" w:themeColor="text1"/>
-          <w:szCs w:val="24"/>
-        </w:rPr>
-      </w:pPr>
-      <w:r>
-        <w:rPr>
-          <w:rFonts w:eastAsia="Arial" w:cs="Arial"/>
-          <w:color w:val="000000" w:themeColor="text1"/>
-          <w:szCs w:val="24"/>
-        </w:rPr>
-        <w:t>Seguridad (Active Directory): La validación de usuarios mediante AD elimina la necesidad de gestionar una base de datos de contraseñas interna. Esto no solo simplifica la administración de IT, sino que garantiza que, al ocurrir una baja de personal, el acceso al sistema se revoque de forma automática, cumpliendo con los protocolos de seguridad de la información.</w:t>
-      </w:r>
-    </w:p>
-    <w:p>
-      <w:pPr>
-        <w:pStyle w:val="Prrafodelista"/>
-        <w:numPr>
-          <w:ilvl w:val="0"/>
-          <w:numId w:val="2"/>
-        </w:numPr>
-        <w:jc w:val="both"/>
-        <w:rPr>
-          <w:rFonts w:eastAsia="Arial" w:cs="Arial"/>
-          <w:color w:val="000000" w:themeColor="text1"/>
-          <w:szCs w:val="24"/>
-        </w:rPr>
-      </w:pPr>
-      <w:r>
-        <w:rPr>
-          <w:rFonts w:eastAsia="Arial" w:cs="Arial"/>
-          <w:color w:val="000000" w:themeColor="text1"/>
-          <w:szCs w:val="24"/>
-        </w:rPr>
-        <w:t>Metodología (Modelo en V): Dado que el proyecto debe alinearse con la GAMP 5 (Categoría 5), el Modelo en V permite que cada requerimiento del sistema tenga una prueba de validación asociada, asegurando que el software sea "</w:t>
-      </w:r>
-      <w:proofErr w:type="gramStart"/>
-      <w:r>
-        <w:rPr>
-          <w:rFonts w:eastAsia="Arial" w:cs="Arial"/>
-          <w:color w:val="000000" w:themeColor="text1"/>
-          <w:szCs w:val="24"/>
-        </w:rPr>
-        <w:t xml:space="preserve">apto </w:t>
-      </w:r>
-      <w:r>
-        <w:rPr>
-          <w:rFonts w:eastAsia="Arial" w:cs="Arial"/>
-          <w:color w:val="000000" w:themeColor="text1"/>
-          <w:szCs w:val="24"/>
-        </w:rPr>
-        <w:t xml:space="preserve"> con</w:t>
-      </w:r>
-      <w:proofErr w:type="gramEnd"/>
-      <w:r>
-        <w:rPr>
-          <w:rFonts w:eastAsia="Arial" w:cs="Arial"/>
-          <w:color w:val="000000" w:themeColor="text1"/>
-          <w:szCs w:val="24"/>
-        </w:rPr>
-        <w:t xml:space="preserve"> enfoque de SCRUM para entregas continuas</w:t>
-      </w:r>
-    </w:p>
-    <w:p>
-      <w:pPr>
-        <w:jc w:val="both"/>
-        <w:rPr>
-          <w:rFonts w:eastAsia="Arial" w:cs="Arial"/>
-          <w:color w:val="000000" w:themeColor="text1"/>
-          <w:szCs w:val="24"/>
-        </w:rPr>
-      </w:pPr>
-      <w:r>
-        <w:rPr>
-          <w:rFonts w:eastAsia="Arial" w:cs="Arial"/>
-          <w:color w:val="000000" w:themeColor="text1"/>
-          <w:szCs w:val="24"/>
-        </w:rPr>
-        <w:t>Para determinar la factibilidad de la propuesta, se han analizado los siguientes tres ejes:</w:t>
-      </w:r>
-    </w:p>
-    <w:p>
-      <w:pPr>
-        <w:pStyle w:val="Prrafodelista"/>
-        <w:numPr>
-          <w:ilvl w:val="0"/>
-          <w:numId w:val="1"/>
-        </w:numPr>
-        <w:jc w:val="both"/>
-        <w:rPr>
-          <w:rFonts w:eastAsia="Arial" w:cs="Arial"/>
-          <w:color w:val="000000" w:themeColor="text1"/>
-          <w:szCs w:val="24"/>
-        </w:rPr>
-      </w:pPr>
-      <w:r>
-        <w:rPr>
-          <w:rFonts w:eastAsia="Arial" w:cs="Arial"/>
-          <w:color w:val="000000" w:themeColor="text1"/>
-          <w:szCs w:val="24"/>
-        </w:rPr>
-        <w:lastRenderedPageBreak/>
-        <w:t xml:space="preserve">Viabilidad Técnica: El proyecto es altamente viable ya que la planta </w:t>
-      </w:r>
-      <w:r>
-        <w:rPr>
-          <w:rFonts w:eastAsia="Arial" w:cs="Arial"/>
-          <w:color w:val="000000" w:themeColor="text1"/>
-          <w:szCs w:val="24"/>
-        </w:rPr>
-        <w:t>Vantive Cuernavaca</w:t>
-      </w:r>
-      <w:r>
-        <w:rPr>
-          <w:rFonts w:eastAsia="Arial" w:cs="Arial"/>
-          <w:color w:val="000000" w:themeColor="text1"/>
-          <w:szCs w:val="24"/>
-        </w:rPr>
-        <w:t xml:space="preserve"> </w:t>
-      </w:r>
-      <w:r>
-        <w:rPr>
-          <w:rFonts w:eastAsia="Arial" w:cs="Arial"/>
-          <w:color w:val="000000" w:themeColor="text1"/>
-          <w:szCs w:val="24"/>
-        </w:rPr>
-        <w:t>ya cuenta con la infraestructura necesaria (servidores Windows, instancias de SQL Server y conectividad VPN). El equipo de desarrollo tiene acceso a las herramientas de Microsoft requeridas, lo que elimina la curva de aprendizaje tecnológica compleja.</w:t>
-      </w:r>
-    </w:p>
-    <w:p>
-      <w:pPr>
-        <w:pStyle w:val="Prrafodelista"/>
-        <w:numPr>
-          <w:ilvl w:val="0"/>
-          <w:numId w:val="1"/>
-        </w:numPr>
-        <w:jc w:val="both"/>
-        <w:rPr>
-          <w:rFonts w:eastAsia="Arial" w:cs="Arial"/>
-          <w:color w:val="000000" w:themeColor="text1"/>
-          <w:szCs w:val="24"/>
-        </w:rPr>
-      </w:pPr>
-      <w:r>
-        <w:rPr>
-          <w:rFonts w:eastAsia="Arial" w:cs="Arial"/>
-          <w:color w:val="000000" w:themeColor="text1"/>
-          <w:szCs w:val="24"/>
-        </w:rPr>
-        <w:t>Viabilidad Operativa: Existe una necesidad crítica por parte del área de Calidad para resolver el retraso en las auditorías. Al utilizar el directorio activo de la empresa, la adopción por parte de los usuarios será natural, ya que no requerirán nuevas credenciales. El uso de códigos QR simplifica la tarea de los operadores, reduciendo el error humano asociado a la escritura manual.</w:t>
-      </w:r>
-    </w:p>
-    <w:p>
-      <w:pPr>
-        <w:pStyle w:val="Prrafodelista"/>
-        <w:numPr>
-          <w:ilvl w:val="0"/>
-          <w:numId w:val="1"/>
-        </w:numPr>
-        <w:jc w:val="both"/>
-        <w:rPr>
-          <w:rFonts w:eastAsia="Arial" w:cs="Arial"/>
-          <w:color w:val="000000" w:themeColor="text1"/>
-          <w:szCs w:val="24"/>
-        </w:rPr>
-      </w:pPr>
-      <w:r>
-        <w:rPr>
-          <w:rFonts w:eastAsia="Arial" w:cs="Arial"/>
-          <w:color w:val="000000" w:themeColor="text1"/>
-          <w:szCs w:val="24"/>
-        </w:rPr>
-        <w:t>Viabilidad Económica y Legal: El costo de implementación es bajo, dado que Vantive ya posee las licencias de software necesarias. Legalmente, el proyecto es indispensable para transitar hacia la Transformación Digital y cumplir con la NOM-059-SSA1-2015, transformando un proceso propenso a errores en un sistema auditable bajo los principios ALCOA+.</w:t>
-      </w:r>
-    </w:p>
-    <w:p/>
+    </w:p>
     <w:p/>
     <w:p/>
     <w:p>
@@ -10737,7 +10404,6 @@
             <w:pPr>
               <w:pStyle w:val="Ttulo1"/>
               <w:spacing w:line="360" w:lineRule="auto"/>
-              <w:outlineLvl w:val="0"/>
             </w:pPr>
             <w:bookmarkStart w:id="24" w:name="_Toc225436430"/>
             <w:r>
@@ -11436,11 +11102,6 @@
       <w:pPr>
         <w:jc w:val="both"/>
       </w:pPr>
-    </w:p>
-    <w:p>
-      <w:pPr>
-        <w:jc w:val="both"/>
-      </w:pPr>
       <w:r>
         <w:lastRenderedPageBreak/>
         <w:t xml:space="preserve">Como parte de la fase de planeación, se elaboró </w:t>
@@ -11451,6 +11112,11 @@
       <w:r>
         <w:t xml:space="preserve"> permitió organizar de manera jerárquica y sistemática todas las actividades necesarias para el desarrollo del proyecto. Esta estructura facilitó la identificación de las fases que lo componen, así como el desglose de cada una de ellas en tareas y subtareas específicas, lo que contribuyó a una mejor comprensión del alcance y complejidad del proyecto.</w:t>
       </w:r>
+    </w:p>
+    <w:p>
+      <w:pPr>
+        <w:jc w:val="both"/>
+      </w:pPr>
     </w:p>
     <w:p>
       <w:pPr>
@@ -11646,11 +11312,6 @@
       <w:pPr>
         <w:jc w:val="both"/>
       </w:pPr>
-    </w:p>
-    <w:p>
-      <w:pPr>
-        <w:jc w:val="both"/>
-      </w:pPr>
       <w:r>
         <w:lastRenderedPageBreak/>
         <w:t xml:space="preserve">Una vez establecidas las actividades que conforman el proyecto, se desarrolló un </w:t>
@@ -11904,6 +11565,11 @@
       <w:pPr>
         <w:jc w:val="both"/>
       </w:pPr>
+    </w:p>
+    <w:p>
+      <w:pPr>
+        <w:jc w:val="both"/>
+      </w:pPr>
       <w:r>
         <w:t xml:space="preserve">En la </w:t>
       </w:r>
@@ -11961,6 +11627,11 @@
       <w:r>
         <w:t>, así como algunas de las operaciones que pueden ejecutar dentro de la plataforma. La representación gráfica de estas interacciones facilitó la validación de los requerimientos funcionales previamente definidos y permitió asegurar que las necesidades de cada tipo de usuario fueran contempladas adecuadamente durante el diseño del sistema.</w:t>
       </w:r>
+    </w:p>
+    <w:p>
+      <w:pPr>
+        <w:jc w:val="both"/>
+      </w:pPr>
     </w:p>
     <w:p>
       <w:pPr>
@@ -11982,6 +11653,11 @@
         </w:rPr>
         <w:commentReference w:id="37"/>
       </w:r>
+    </w:p>
+    <w:p>
+      <w:pPr>
+        <w:jc w:val="both"/>
+      </w:pPr>
     </w:p>
     <w:p>
       <w:pPr>
@@ -12111,18 +11787,15 @@
       <w:pPr>
         <w:jc w:val="both"/>
       </w:pPr>
-    </w:p>
-    <w:p>
-      <w:pPr>
-        <w:jc w:val="both"/>
-      </w:pPr>
-      <w:r>
-        <w:t xml:space="preserve">Como parte del proceso de planeación del proyecto, se realizó un análisis del plan de riesgos con el objetivo de identificar, evaluar y mitigar posibles situaciones que pudieran afectar el cumplimiento de los objetivos establecidos. Este análisis permitió </w:t>
-      </w:r>
       <w:r>
         <w:lastRenderedPageBreak/>
-        <w:t>anticipar eventos que podrían impactar negativamente en el alcance, el tiempo o la calidad del desarrollo del sistema, considerando tanto riesgos técnicos como organizacionales y operativos.</w:t>
-      </w:r>
+        <w:t>Como parte del proceso de planeación del proyecto, se realizó un análisis del plan de riesgos con el objetivo de identificar, evaluar y mitigar posibles situaciones que pudieran afectar el cumplimiento de los objetivos establecidos. Este análisis permitió anticipar eventos que podrían impactar negativamente en el alcance, el tiempo o la calidad del desarrollo del sistema, considerando tanto riesgos técnicos como organizacionales y operativos.</w:t>
+      </w:r>
+    </w:p>
+    <w:p>
+      <w:pPr>
+        <w:jc w:val="both"/>
+      </w:pPr>
     </w:p>
     <w:p>
       <w:pPr>
@@ -12136,6 +11809,11 @@
       <w:pPr>
         <w:jc w:val="both"/>
       </w:pPr>
+    </w:p>
+    <w:p>
+      <w:pPr>
+        <w:jc w:val="both"/>
+      </w:pPr>
       <w:r>
         <w:t>El plan de riesgos sirvió como una herramienta preventiva que facilitó la toma de decisiones oportunas a lo largo del proyecto, permitiendo reducir la incertidumbre y responder de manera organizada ante cualquier eventualidad. Asimismo, contribuyó a fortalecer la comunicación con el cliente y las áreas involucradas, asegurando que todos los participantes estuvieran conscientes de los posibles riesgos y de las acciones definidas para su control.</w:t>
       </w:r>
@@ -12148,16 +11826,16 @@
     <w:p>
       <w:pPr>
         <w:keepNext/>
-        <w:jc w:val="both"/>
+        <w:jc w:val="center"/>
       </w:pPr>
       <w:r>
         <w:rPr>
           <w:noProof/>
         </w:rPr>
         <w:drawing>
-          <wp:inline distT="0" distB="0" distL="0" distR="0" wp14:anchorId="224C35DF" wp14:editId="6F5C9BB3">
-            <wp:extent cx="5791835" cy="2816225"/>
-            <wp:effectExtent l="0" t="0" r="0" b="3175"/>
+          <wp:inline distT="0" distB="0" distL="0" distR="0" wp14:anchorId="224C35DF" wp14:editId="5B13D28F">
+            <wp:extent cx="5094812" cy="2477303"/>
+            <wp:effectExtent l="0" t="0" r="0" b="0"/>
             <wp:docPr id="2011046816" name="Imagen 1"/>
             <wp:cNvGraphicFramePr>
               <a:graphicFrameLocks xmlns:a="http://schemas.openxmlformats.org/drawingml/2006/main" noChangeAspect="1"/>
@@ -12178,7 +11856,7 @@
                   <pic:spPr>
                     <a:xfrm>
                       <a:off x="0" y="0"/>
-                      <a:ext cx="5791835" cy="2816225"/>
+                      <a:ext cx="5108545" cy="2483980"/>
                     </a:xfrm>
                     <a:prstGeom prst="rect">
                       <a:avLst/>
@@ -12249,8 +11927,6 @@
       </w:r>
       <w:bookmarkEnd w:id="40"/>
     </w:p>
-    <w:p/>
-    <w:p/>
     <w:p>
       <w:pPr>
         <w:pStyle w:val="Ttulo2"/>
@@ -12351,12 +12027,17 @@
       <w:pPr>
         <w:jc w:val="both"/>
       </w:pPr>
-      <w:r>
-        <w:t xml:space="preserve">Para el desarrollo del proyecto se tomó como punto de partida una estructura de base de datos previamente existente, la cual fue analizada y posteriormente ajustada mediante la incorporación de nuevas tablas y relaciones, con el fin de satisfacer los requerimientos definidos para el sistema. La base de datos fue implementada utilizando SQL Server, de acuerdo con los estándares y requisitos establecidos por la empresa, lo que permitió una gestión eficiente y segura de la información relacionada </w:t>
+    </w:p>
+    <w:p>
+      <w:pPr>
+        <w:jc w:val="both"/>
+      </w:pPr>
+      <w:r>
+        <w:t xml:space="preserve">Para el desarrollo del proyecto se tomó como punto de partida una estructura de base de datos previamente existente, la cual fue analizada y posteriormente ajustada mediante la incorporación de nuevas tablas y relaciones, con el fin de satisfacer los requerimientos definidos para el sistema. La base de datos fue implementada utilizando SQL Server, de acuerdo con los estándares y requisitos establecidos por la </w:t>
       </w:r>
       <w:r>
         <w:lastRenderedPageBreak/>
-        <w:t>con usuarios, productos, ventas, inventario y demás módulos de la aplicación. El diseño completo de la base de datos puede consultarse en e</w:t>
+        <w:t>empresa, lo que permitió una gestión eficiente y segura de la información relacionada con usuarios, productos, ventas, inventario y demás módulos de la aplicación. El diseño completo de la base de datos puede consultarse en e</w:t>
       </w:r>
       <w:commentRangeStart w:id="43"/>
       <w:r>
@@ -12482,6 +12163,549 @@
       <w:bookmarkEnd w:id="45"/>
     </w:p>
     <w:p/>
+    <w:p/>
+    <w:p>
+      <w:pPr>
+        <w:pStyle w:val="Ttulo3"/>
+      </w:pPr>
+      <w:r>
+        <w:t>Diseño de Frontend</w:t>
+      </w:r>
+    </w:p>
+    <w:p/>
+    <w:p>
+      <w:pPr>
+        <w:jc w:val="both"/>
+      </w:pPr>
+      <w:r>
+        <w:t>El desarrollo del frontend del sistema se llevó a cabo utilizando la biblioteca React, adoptando un enfoque basado en componentes que permitió construir una interfaz modular, escalable y alineada con las necesidades operativas del sistema.</w:t>
+      </w:r>
+    </w:p>
+    <w:p>
+      <w:pPr>
+        <w:jc w:val="both"/>
+      </w:pPr>
+    </w:p>
+    <w:p>
+      <w:pPr>
+        <w:jc w:val="both"/>
+      </w:pPr>
+      <w:r>
+        <w:t>Durante esta etapa, se priorizó la implementación de una interfaz intuitiva y eficiente, orientada a usuarios del área de calidad y operación, quienes interactúan constantemente con el sistema en actividades como registro de muestras, escaneo de códigos QR y almacenamiento de cajas. Para ello, se diseñaron vistas específicas para cada proceso clave, tales como la gestión de batches, administración de cajas, visualización de shelves y almacenamiento de muestras.</w:t>
+      </w:r>
+      <w:r>
+        <w:t xml:space="preserve"> </w:t>
+      </w:r>
+    </w:p>
+    <w:p>
+      <w:pPr>
+        <w:jc w:val="both"/>
+      </w:pPr>
+      <w:r>
+        <w:lastRenderedPageBreak/>
+        <w:t>El frontend se estructuró en componentes reutilizables, lo que facilitó la consistencia visual y funcional en toda la aplicación. Elementos como formularios, tablas, modales y tarjetas fueron diseñados para ser reutilizados en distintas vistas, reduciendo la duplicidad de código y mejorando la mantenibilidad del sistema.</w:t>
+      </w:r>
+    </w:p>
+    <w:p>
+      <w:pPr>
+        <w:jc w:val="both"/>
+      </w:pPr>
+    </w:p>
+    <w:p>
+      <w:pPr>
+        <w:jc w:val="both"/>
+      </w:pPr>
+      <w:r>
+        <w:t>Uno de los aspectos más relevantes en la ejecución del frontend fue la integración de funcionalidades en tiempo real, como el escaneo de códigos QR mediante la cámara del dispositivo, permitiendo identificar rápidamente cajas y ubicaciones dentro del almacén. Esta funcionalidad se integró directamente en la interfaz, proporcionando retroalimentación inmediata al usuario sin necesidad de recargar la página.</w:t>
+      </w:r>
+    </w:p>
+    <w:p>
+      <w:pPr>
+        <w:jc w:val="both"/>
+      </w:pPr>
+    </w:p>
+    <w:p>
+      <w:pPr>
+        <w:jc w:val="both"/>
+      </w:pPr>
+      <w:r>
+        <w:t>Asimismo, se implementó un sistema de navegación dinámico que permite cambiar entre diferentes vistas (dashboard, batches, cajas, shelves, etc.) de manera fluida, mejorando la experiencia del usuario. La comunicación con el backend se realizó a través de servicios centralizados, lo que permitió gestionar de manera eficiente las solicitudes a la API, el manejo de tokens de autenticación y el control de errores.</w:t>
+      </w:r>
+    </w:p>
+    <w:p>
+      <w:pPr>
+        <w:jc w:val="both"/>
+      </w:pPr>
+    </w:p>
+    <w:p>
+      <w:pPr>
+        <w:jc w:val="both"/>
+      </w:pPr>
+      <w:r>
+        <w:t>En cuanto a la seguridad desde el frontend, se integró el manejo de sesiones mediante almacenamiento seguro de tokens, así como la gestión de roles de usuario, permitiendo habilitar o restringir funcionalidades según el perfil (administrador, supervisor o usuario operativo).</w:t>
+      </w:r>
+    </w:p>
+    <w:p>
+      <w:pPr>
+        <w:jc w:val="both"/>
+      </w:pPr>
+    </w:p>
+    <w:p>
+      <w:pPr>
+        <w:jc w:val="both"/>
+      </w:pPr>
+      <w:r>
+        <w:t>Adicionalmente, se incorporaron elementos visuales que facilitan la interpretación del estado del sistema, como indicadores de ocupación en los racks mediante códigos de color, mensajes de retroalimentación al usuario y validaciones en formularios, contribuyendo a reducir errores en la operación.</w:t>
+      </w:r>
+    </w:p>
+    <w:p>
+      <w:pPr>
+        <w:jc w:val="both"/>
+      </w:pPr>
+    </w:p>
+    <w:p>
+      <w:pPr>
+        <w:jc w:val="both"/>
+      </w:pPr>
+      <w:r>
+        <w:t xml:space="preserve">El desarrollo se realizó de manera iterativa, permitiendo validar continuamente las funcionalidades implementadas y realizar ajustes con base en la retroalimentación obtenida durante las pruebas. Esto aseguró que el frontend no solo cumpliera con los </w:t>
+      </w:r>
+      <w:r>
+        <w:lastRenderedPageBreak/>
+        <w:t>requerimientos técnicos, sino también con las necesidades reales del entorno operativo.</w:t>
+      </w:r>
+    </w:p>
+    <w:p>
+      <w:pPr>
+        <w:jc w:val="both"/>
+      </w:pPr>
+      <w:r>
+        <w:t>En conjunto, la ejecución del frontend permitió construir una interfaz moderna, funcional y alineada con los procesos del sistema, optimizando la interacción del usuario y facilitando la ejecución de tareas críticas dentro del flujo de trabajo.</w:t>
+      </w:r>
+    </w:p>
+    <w:p>
+      <w:pPr>
+        <w:jc w:val="both"/>
+      </w:pPr>
+    </w:p>
+    <w:p>
+      <w:pPr>
+        <w:jc w:val="both"/>
+      </w:pPr>
+    </w:p>
+    <w:p>
+      <w:pPr>
+        <w:pStyle w:val="Ttulo3"/>
+      </w:pPr>
+      <w:r>
+        <w:t>Backend</w:t>
+      </w:r>
+    </w:p>
+    <w:p/>
+    <w:p>
+      <w:pPr>
+        <w:jc w:val="both"/>
+      </w:pPr>
+      <w:r>
+        <w:t>El desarrollo del backend del sistema RESS se llevó a cabo utilizando .NET Framework, siguiendo una arquitectura basada en servicios que permitió estructurar de manera clara la lógica de negocio, la gestión de datos y la exposición de funcionalidades a través de una API.</w:t>
+      </w:r>
+    </w:p>
+    <w:p>
+      <w:pPr>
+        <w:jc w:val="both"/>
+      </w:pPr>
+    </w:p>
+    <w:p>
+      <w:pPr>
+        <w:jc w:val="both"/>
+      </w:pPr>
+      <w:r>
+        <w:t>Durante esta etapa, se implementaron los distintos módulos del sistema, considerando los procesos clave de la gestión de muestras de retención, tales como la creación y administración de batches, la gestión de cajas, el control de almacenamiento en shelves y la generación de etiquetas. Cada uno de estos módulos fue desarrollado como parte de un conjunto de endpoints organizados que permiten la interacción con el frontend de manera segura y eficiente.</w:t>
+      </w:r>
+    </w:p>
+    <w:p>
+      <w:pPr>
+        <w:jc w:val="both"/>
+      </w:pPr>
+    </w:p>
+    <w:p>
+      <w:pPr>
+        <w:jc w:val="both"/>
+      </w:pPr>
+      <w:r>
+        <w:t>Uno de los aspectos principales en la ejecución del backend fue la implementación de la lógica de negocio centralizada, asegurando que todas las validaciones, reglas operativas y restricciones se ejecuten en el servidor. Esto incluye validaciones como el estado de los batches, la asignación de cajas a ubicaciones específicas y el control de capacidad de los shelves, garantizando la integridad de la información y la coherencia del sistema.</w:t>
+      </w:r>
+    </w:p>
+    <w:p>
+      <w:pPr>
+        <w:jc w:val="both"/>
+      </w:pPr>
+    </w:p>
+    <w:p>
+      <w:pPr>
+        <w:jc w:val="both"/>
+      </w:pPr>
+      <w:r>
+        <w:t xml:space="preserve">Asimismo, se integró el sistema con Active Directory, permitiendo validar las credenciales de los usuarios y obtener sus roles dentro de la organización. Esta integración fue fundamental para implementar un esquema de autenticación y </w:t>
+      </w:r>
+      <w:r>
+        <w:lastRenderedPageBreak/>
+        <w:t>autorización basado en roles, el cual se complementa con el uso de tokens JWT para asegurar las comunicaciones entre cliente y servidor.</w:t>
+      </w:r>
+    </w:p>
+    <w:p>
+      <w:pPr>
+        <w:jc w:val="both"/>
+      </w:pPr>
+      <w:r>
+        <w:t>Un componente crítico del backend es la implementación de firmas electrónicas para operaciones sensibles, como la validación de registros o el almacenamiento de cajas. Para estas acciones, el sistema requiere la reautenticación del usuario mediante sus credenciales, lo que garantiza que cada operación quede debidamente autorizada y asociada a un responsable.</w:t>
+      </w:r>
+    </w:p>
+    <w:p>
+      <w:pPr>
+        <w:jc w:val="both"/>
+      </w:pPr>
+    </w:p>
+    <w:p>
+      <w:pPr>
+        <w:jc w:val="both"/>
+      </w:pPr>
+      <w:r>
+        <w:t>De igual manera, se desarrolló un mecanismo de Audit Trail, mediante el cual se registran todas las acciones relevantes realizadas dentro del sistema, incluyendo datos como el usuario, la fecha y la operación ejecutada. Esto permite mantener una trazabilidad completa de los procesos, facilitando auditorías y cumpliendo con los lineamientos regulatorios aplicables.</w:t>
+      </w:r>
+    </w:p>
+    <w:p>
+      <w:pPr>
+        <w:jc w:val="both"/>
+      </w:pPr>
+    </w:p>
+    <w:p>
+      <w:pPr>
+        <w:jc w:val="both"/>
+      </w:pPr>
+      <w:r>
+        <w:t>En cuanto a la persistencia de datos, el backend interactúa con una base de datos SQL Server mediante el uso de Entity Framework y consultas optimizadas, asegurando un acceso eficiente y seguro a la información. Se implementaron identificadores únicos (GUID) para garantizar la unicidad de los registros y evitar conflictos en entornos concurrentes.</w:t>
+      </w:r>
+    </w:p>
+    <w:p>
+      <w:pPr>
+        <w:jc w:val="both"/>
+      </w:pPr>
+    </w:p>
+    <w:p>
+      <w:pPr>
+        <w:jc w:val="both"/>
+      </w:pPr>
+      <w:r>
+        <w:t>El desarrollo del backend se realizó de manera iterativa, permitiendo validar progresivamente cada funcionalidad y realizar ajustes conforme a los requerimientos del sistema. Se llevaron a cabo pruebas de integración con el frontend para asegurar la correcta comunicación entre ambos componentes, verificando el flujo completo de información desde la captura de datos hasta su almacenamiento y consulta.</w:t>
+      </w:r>
+    </w:p>
+    <w:p>
+      <w:pPr>
+        <w:jc w:val="both"/>
+      </w:pPr>
+      <w:r>
+        <w:t>En conjunto, la ejecución del backend permitió construir una capa robusta, segura y alineada con los requerimientos del sistema RESS, proporcionando la base necesaria para garantizar la correcta operación, trazabilidad y cumplimiento normativo del sistema.</w:t>
+      </w:r>
+    </w:p>
+    <w:p/>
+    <w:p/>
+    <w:p>
+      <w:pPr>
+        <w:pStyle w:val="Ttulo3"/>
+      </w:pPr>
+      <w:r>
+        <w:lastRenderedPageBreak/>
+        <w:t>Seguridad</w:t>
+      </w:r>
+    </w:p>
+    <w:p/>
+    <w:p>
+      <w:pPr>
+        <w:jc w:val="both"/>
+      </w:pPr>
+      <w:r>
+        <w:t>La seguridad del sistema se diseñó como un componente fundamental, considerando tanto la protección de la información como el cumplimiento de requisitos regulatorios en entornos controlados.</w:t>
+      </w:r>
+    </w:p>
+    <w:p>
+      <w:pPr>
+        <w:jc w:val="both"/>
+      </w:pPr>
+      <w:r>
+        <w:t>En primer lugar, el sistema utiliza un mecanismo de autenticación basado en tokens (JWT) para el acceso a la API. Este enfoque permite validar la identidad del usuario en cada solicitud, asegurando que únicamente usuarios autenticados puedan interactuar con los recursos del sistema. Además, los tokens contienen información de roles, lo que permite aplicar controles de acceso basados en permisos, garantizando que cada usuario solo pueda ejecutar las acciones correspondientes a su perfil.</w:t>
+      </w:r>
+    </w:p>
+    <w:p>
+      <w:pPr>
+        <w:jc w:val="both"/>
+      </w:pPr>
+    </w:p>
+    <w:p>
+      <w:pPr>
+        <w:jc w:val="both"/>
+      </w:pPr>
+      <w:r>
+        <w:t>Adicionalmente, se emplea el uso de identificadores únicos globales (GUID) como claves primarias en la base de datos. Esto reduce significativamente el riesgo de colisiones o duplicidad de registros y dificulta la manipulación o predicción de identificadores, fortaleciendo la seguridad a nivel de datos.</w:t>
+      </w:r>
+    </w:p>
+    <w:p>
+      <w:pPr>
+        <w:jc w:val="both"/>
+      </w:pPr>
+      <w:r>
+        <w:t>Un elemento clave del sistema es la implementación de firmas electrónicas para operaciones críticas, tales como la validación de registros o el almacenamiento de cajas. Para ejecutar estas acciones, el usuario debe ingresar nuevamente sus credenciales (usuario y contraseña), las cuales son verificadas contra el sistema de autenticación corporativo (Active Directory).</w:t>
+      </w:r>
+    </w:p>
+    <w:p>
+      <w:pPr>
+        <w:jc w:val="both"/>
+      </w:pPr>
+    </w:p>
+    <w:p>
+      <w:pPr>
+        <w:jc w:val="both"/>
+      </w:pPr>
+      <w:r>
+        <w:t>Asimismo, el sistema incorpora un Audit Trail completo, donde se registran todas las acciones relevantes realizadas por los usuarios, incluyendo creación, modificación, validación y almacenamiento de información. Cada registro contiene datos como el usuario responsable, la fecha y hora de la acción, y los cambios realizados. Esto garantiza la trazabilidad total de las operaciones, permitiendo auditorías internas y externas conforme a los lineamientos de GAMP 5 y buenas prácticas de la industria.</w:t>
+      </w:r>
+    </w:p>
+    <w:p>
+      <w:pPr>
+        <w:jc w:val="both"/>
+      </w:pPr>
+    </w:p>
+    <w:p>
+      <w:pPr>
+        <w:jc w:val="both"/>
+      </w:pPr>
+      <w:r>
+        <w:t>Finalmente, la comunicación entre frontend y backend se realiza a través de endpoints seguros, y el control de acceso se gestiona mediante roles y políticas definidas en el sistema, lo que asegura una protección integral de la información y de los procesos.</w:t>
+      </w:r>
+    </w:p>
+    <w:p>
+      <w:pPr>
+        <w:pStyle w:val="Ttulo3"/>
+      </w:pPr>
+      <w:r>
+        <w:lastRenderedPageBreak/>
+        <w:t>Pruebas</w:t>
+      </w:r>
+    </w:p>
+    <w:p/>
+    <w:p>
+      <w:pPr>
+        <w:jc w:val="both"/>
+        <w:rPr>
+          <w:rFonts w:eastAsia="Arial" w:cs="Arial"/>
+          <w:color w:val="000000" w:themeColor="text1"/>
+          <w:szCs w:val="24"/>
+        </w:rPr>
+      </w:pPr>
+      <w:r>
+        <w:rPr>
+          <w:rFonts w:eastAsia="Arial" w:cs="Arial"/>
+          <w:color w:val="000000" w:themeColor="text1"/>
+          <w:szCs w:val="24"/>
+        </w:rPr>
+        <w:t>Las pruebas realizadas en el sistema se diseñaron con el objetivo de garantizar la calidad, confiabilidad y cumplimiento regulatorio del sistema, alineándose con las buenas prácticas establecidas en GAMP 5, particularmente en lo referente a la verificación y validación de sistemas computarizados.</w:t>
+      </w:r>
+    </w:p>
+    <w:p>
+      <w:pPr>
+        <w:jc w:val="both"/>
+        <w:rPr>
+          <w:rFonts w:eastAsia="Arial" w:cs="Arial"/>
+          <w:color w:val="000000" w:themeColor="text1"/>
+          <w:szCs w:val="24"/>
+        </w:rPr>
+      </w:pPr>
+    </w:p>
+    <w:p>
+      <w:pPr>
+        <w:jc w:val="both"/>
+        <w:rPr>
+          <w:rFonts w:eastAsia="Arial" w:cs="Arial"/>
+          <w:color w:val="000000" w:themeColor="text1"/>
+          <w:szCs w:val="24"/>
+        </w:rPr>
+      </w:pPr>
+      <w:r>
+        <w:rPr>
+          <w:rFonts w:eastAsia="Arial" w:cs="Arial"/>
+          <w:color w:val="000000" w:themeColor="text1"/>
+          <w:szCs w:val="24"/>
+        </w:rPr>
+        <w:t xml:space="preserve">Siguiendo el enfoque del Modelo en V, cada etapa del desarrollo fue acompañada por su correspondiente nivel de prueba, asegurando la trazabilidad entre los requerimientos definidos y su correcta implementación. </w:t>
+      </w:r>
+    </w:p>
+    <w:p>
+      <w:pPr>
+        <w:jc w:val="both"/>
+        <w:rPr>
+          <w:rFonts w:eastAsia="Arial" w:cs="Arial"/>
+          <w:color w:val="000000" w:themeColor="text1"/>
+          <w:szCs w:val="24"/>
+        </w:rPr>
+      </w:pPr>
+    </w:p>
+    <w:p>
+      <w:pPr>
+        <w:jc w:val="both"/>
+        <w:rPr>
+          <w:rFonts w:eastAsia="Arial" w:cs="Arial"/>
+          <w:color w:val="000000" w:themeColor="text1"/>
+          <w:szCs w:val="24"/>
+        </w:rPr>
+      </w:pPr>
+      <w:r>
+        <w:rPr>
+          <w:rFonts w:eastAsia="Arial" w:cs="Arial"/>
+          <w:color w:val="000000" w:themeColor="text1"/>
+          <w:szCs w:val="24"/>
+        </w:rPr>
+        <w:t>En primer lugar, se realizaron pruebas unitarias, enfocadas en validar el correcto funcionamiento de componentes individuales del sistema, especialmente en la lógica de negocio implementada en el backend.</w:t>
+      </w:r>
+      <w:r>
+        <w:rPr>
+          <w:rFonts w:eastAsia="Arial" w:cs="Arial"/>
+          <w:color w:val="000000" w:themeColor="text1"/>
+          <w:szCs w:val="24"/>
+        </w:rPr>
+        <w:t xml:space="preserve"> </w:t>
+      </w:r>
+      <w:r>
+        <w:rPr>
+          <w:rFonts w:eastAsia="Arial" w:cs="Arial"/>
+          <w:color w:val="000000" w:themeColor="text1"/>
+          <w:szCs w:val="24"/>
+        </w:rPr>
+        <w:t>Posteriormente, se llevaron a cabo pruebas de integración, con el fin de verificar la correcta comunicación entre los distintos módulos del sistema, incluyendo la interacción entre el frontend desarrollado en React, el backend en .NET Framework y la base de datos SQL Server. Estas pruebas aseguraron que los flujos de información, como el registro de muestras, escaneo de códigos QR y almacenamiento de cajas, se ejecuten de manera consistente y sin pérdida de datos.</w:t>
+      </w:r>
+    </w:p>
+    <w:p>
+      <w:pPr>
+        <w:jc w:val="both"/>
+        <w:rPr>
+          <w:rFonts w:eastAsia="Arial" w:cs="Arial"/>
+          <w:color w:val="000000" w:themeColor="text1"/>
+          <w:szCs w:val="24"/>
+        </w:rPr>
+      </w:pPr>
+    </w:p>
+    <w:p>
+      <w:pPr>
+        <w:jc w:val="both"/>
+        <w:rPr>
+          <w:rFonts w:eastAsia="Arial" w:cs="Arial"/>
+          <w:color w:val="000000" w:themeColor="text1"/>
+          <w:szCs w:val="24"/>
+        </w:rPr>
+      </w:pPr>
+      <w:r>
+        <w:rPr>
+          <w:rFonts w:eastAsia="Arial" w:cs="Arial"/>
+          <w:color w:val="000000" w:themeColor="text1"/>
+          <w:szCs w:val="24"/>
+        </w:rPr>
+        <w:t>Asimismo, se realizaron pruebas funcionales, orientadas a validar que el sistema cumple con los casos de uso definidos, tales como la creación de batches, validación y rechazo, generación de etiquetas, almacenamiento de cajas en shelves y búsqueda de información. Estas pruebas se ejecutaron desde la perspectiva del usuario final, garantizando que el sistema responde correctamente a las operaciones reales del entorno.</w:t>
+      </w:r>
+    </w:p>
+    <w:p>
+      <w:pPr>
+        <w:jc w:val="both"/>
+        <w:rPr>
+          <w:rFonts w:eastAsia="Arial" w:cs="Arial"/>
+          <w:color w:val="000000" w:themeColor="text1"/>
+          <w:szCs w:val="24"/>
+        </w:rPr>
+      </w:pPr>
+    </w:p>
+    <w:p>
+      <w:pPr>
+        <w:jc w:val="both"/>
+        <w:rPr>
+          <w:rFonts w:eastAsia="Arial" w:cs="Arial"/>
+          <w:color w:val="000000" w:themeColor="text1"/>
+          <w:szCs w:val="24"/>
+        </w:rPr>
+      </w:pPr>
+      <w:r>
+        <w:rPr>
+          <w:rFonts w:eastAsia="Arial" w:cs="Arial"/>
+          <w:color w:val="000000" w:themeColor="text1"/>
+          <w:szCs w:val="24"/>
+        </w:rPr>
+        <w:t xml:space="preserve">De igual manera, se consideraron pruebas de seguridad, verificando aspectos como la autenticación mediante tokens, el control de acceso basado en roles, la validación de credenciales para firmas electrónicas y la correcta implementación del Audit Trail. </w:t>
+      </w:r>
+      <w:r>
+        <w:rPr>
+          <w:rFonts w:eastAsia="Arial" w:cs="Arial"/>
+          <w:color w:val="000000" w:themeColor="text1"/>
+          <w:szCs w:val="24"/>
+        </w:rPr>
+        <w:lastRenderedPageBreak/>
+        <w:t>Esto permitió asegurar que las operaciones críticas están protegidas y que la información se mantiene íntegra y trazable.</w:t>
+      </w:r>
+    </w:p>
+    <w:p>
+      <w:pPr>
+        <w:jc w:val="both"/>
+        <w:rPr>
+          <w:rFonts w:eastAsia="Arial" w:cs="Arial"/>
+          <w:color w:val="000000" w:themeColor="text1"/>
+          <w:szCs w:val="24"/>
+        </w:rPr>
+      </w:pPr>
+    </w:p>
+    <w:p>
+      <w:pPr>
+        <w:jc w:val="both"/>
+        <w:rPr>
+          <w:rFonts w:eastAsia="Arial" w:cs="Arial"/>
+          <w:color w:val="000000" w:themeColor="text1"/>
+          <w:szCs w:val="24"/>
+        </w:rPr>
+      </w:pPr>
+      <w:r>
+        <w:rPr>
+          <w:rFonts w:eastAsia="Arial" w:cs="Arial"/>
+          <w:color w:val="000000" w:themeColor="text1"/>
+          <w:szCs w:val="24"/>
+        </w:rPr>
+        <w:t>Finalmente, se realizaron pruebas de aceptación, donde se validó el sistema en un entorno similar al operativo, con la participación de usuarios clave. Estas pruebas permitieron confirmar que el sistema cumple con las expectativas del negocio y es apto para su uso en el proceso de gestión de muestras de retención.</w:t>
+      </w:r>
+    </w:p>
+    <w:p>
+      <w:pPr>
+        <w:jc w:val="both"/>
+        <w:rPr>
+          <w:rFonts w:eastAsia="Arial" w:cs="Arial"/>
+          <w:color w:val="000000" w:themeColor="text1"/>
+          <w:szCs w:val="24"/>
+        </w:rPr>
+      </w:pPr>
+    </w:p>
+    <w:p>
+      <w:pPr>
+        <w:jc w:val="both"/>
+        <w:rPr>
+          <w:rFonts w:eastAsia="Arial" w:cs="Arial"/>
+          <w:color w:val="000000" w:themeColor="text1"/>
+          <w:szCs w:val="24"/>
+        </w:rPr>
+      </w:pPr>
+      <w:r>
+        <w:rPr>
+          <w:rFonts w:eastAsia="Arial" w:cs="Arial"/>
+          <w:color w:val="000000" w:themeColor="text1"/>
+          <w:szCs w:val="24"/>
+        </w:rPr>
+        <w:t>En conjunto, la estrategia de pruebas aplicada permitió asegurar que el sistema es confiable, seguro y cumple con los requisitos regulatorios, proporcionando evidencia documentada de su correcto funcionamiento conforme a los lineamientos de GAMP 5.</w:t>
+      </w:r>
+    </w:p>
+    <w:p/>
+    <w:p/>
     <w:p>
       <w:pPr>
         <w:pStyle w:val="Ttulo2"/>
@@ -12548,7 +12772,6 @@
             <w:pPr>
               <w:pStyle w:val="Ttulo1"/>
               <w:spacing w:line="360" w:lineRule="auto"/>
-              <w:outlineLvl w:val="0"/>
             </w:pPr>
             <w:bookmarkStart w:id="48" w:name="_Toc225436437"/>
             <w:r>
@@ -12868,7 +13091,7 @@
 </file>
 
 <file path=word/comments.xml><?xml version="1.0" encoding="utf-8"?>
-<w:comments xmlns:wpc="http://schemas.microsoft.com/office/word/2010/wordprocessingCanvas" xmlns:cx="http://schemas.microsoft.com/office/drawing/2014/chartex" xmlns:cx1="http://schemas.microsoft.com/office/drawing/2015/9/8/chartex" xmlns:cx2="http://schemas.microsoft.com/office/drawing/2015/10/21/chartex" xmlns:cx3="http://schemas.microsoft.com/office/drawing/2016/5/9/chartex" xmlns:cx4="http://schemas.microsoft.com/office/drawing/2016/5/10/chartex" xmlns:cx5="http://schemas.microsoft.com/office/drawing/2016/5/11/chartex" xmlns:cx6="http://schemas.microsoft.com/office/drawing/2016/5/12/chartex" xmlns:cx7="http://schemas.microsoft.com/office/drawing/2016/5/13/chartex" xmlns:cx8="http://schemas.microsoft.com/office/drawing/2016/5/14/chartex" xmlns:mc="http://schemas.openxmlformats.org/markup-compatibility/2006" xmlns:aink="http://schemas.microsoft.com/office/drawing/2016/ink" xmlns:am3d="http://schemas.microsoft.com/office/drawing/2017/model3d" xmlns:o="urn:schemas-microsoft-com:office:office" xmlns:r="http://schemas.openxmlformats.org/officeDocument/2006/relationships" xmlns:m="http://schemas.openxmlformats.org/officeDocument/2006/math" xmlns:v="urn:schemas-microsoft-com:vml" xmlns:wp14="http://schemas.microsoft.com/office/word/2010/wordprocessingDrawing" xmlns:wp="http://schemas.openxmlformats.org/drawingml/2006/wordprocessingDrawing" xmlns:w10="urn:schemas-microsoft-com:office:word" xmlns:w="http://schemas.openxmlformats.org/wordprocessingml/2006/main" xmlns:w14="http://schemas.microsoft.com/office/word/2010/wordml" xmlns:w15="http://schemas.microsoft.com/office/word/2012/wordml" xmlns:w16cex="http://schemas.microsoft.com/office/word/2018/wordml/cex" xmlns:w16cid="http://schemas.microsoft.com/office/word/2016/wordml/cid" xmlns:w16="http://schemas.microsoft.com/office/word/2018/wordml" xmlns:w16sdtdh="http://schemas.microsoft.com/office/word/2020/wordml/sdtdatahash" xmlns:w16se="http://schemas.microsoft.com/office/word/2015/wordml/symex" xmlns:wpg="http://schemas.microsoft.com/office/word/2010/wordprocessingGroup" xmlns:wpi="http://schemas.microsoft.com/office/word/2010/wordprocessingInk" xmlns:wne="http://schemas.microsoft.com/office/word/2006/wordml" xmlns:wps="http://schemas.microsoft.com/office/word/2010/wordprocessingShape" mc:Ignorable="w14 w15 w16se w16cid w16 w16cex w16sdtdh wp14">
+<w:comments xmlns:wpc="http://schemas.microsoft.com/office/word/2010/wordprocessingCanvas" xmlns:cx="http://schemas.microsoft.com/office/drawing/2014/chartex" xmlns:cx1="http://schemas.microsoft.com/office/drawing/2015/9/8/chartex" xmlns:cx2="http://schemas.microsoft.com/office/drawing/2015/10/21/chartex" xmlns:cx3="http://schemas.microsoft.com/office/drawing/2016/5/9/chartex" xmlns:cx4="http://schemas.microsoft.com/office/drawing/2016/5/10/chartex" xmlns:cx5="http://schemas.microsoft.com/office/drawing/2016/5/11/chartex" xmlns:cx6="http://schemas.microsoft.com/office/drawing/2016/5/12/chartex" xmlns:cx7="http://schemas.microsoft.com/office/drawing/2016/5/13/chartex" xmlns:cx8="http://schemas.microsoft.com/office/drawing/2016/5/14/chartex" xmlns:mc="http://schemas.openxmlformats.org/markup-compatibility/2006" xmlns:aink="http://schemas.microsoft.com/office/drawing/2016/ink" xmlns:am3d="http://schemas.microsoft.com/office/drawing/2017/model3d" xmlns:o="urn:schemas-microsoft-com:office:office" xmlns:oel="http://schemas.microsoft.com/office/2019/extlst" xmlns:r="http://schemas.openxmlformats.org/officeDocument/2006/relationships" xmlns:m="http://schemas.openxmlformats.org/officeDocument/2006/math" xmlns:v="urn:schemas-microsoft-com:vml" xmlns:wp14="http://schemas.microsoft.com/office/word/2010/wordprocessingDrawing" xmlns:wp="http://schemas.openxmlformats.org/drawingml/2006/wordprocessingDrawing" xmlns:w10="urn:schemas-microsoft-com:office:word" xmlns:w="http://schemas.openxmlformats.org/wordprocessingml/2006/main" xmlns:w14="http://schemas.microsoft.com/office/word/2010/wordml" xmlns:w15="http://schemas.microsoft.com/office/word/2012/wordml" xmlns:w16cex="http://schemas.microsoft.com/office/word/2018/wordml/cex" xmlns:w16cid="http://schemas.microsoft.com/office/word/2016/wordml/cid" xmlns:w16="http://schemas.microsoft.com/office/word/2018/wordml" xmlns:w16du="http://schemas.microsoft.com/office/word/2023/wordml/word16du" xmlns:w16sdtdh="http://schemas.microsoft.com/office/word/2020/wordml/sdtdatahash" xmlns:w16sdtfl="http://schemas.microsoft.com/office/word/2024/wordml/sdtformatlock" xmlns:w16se="http://schemas.microsoft.com/office/word/2015/wordml/symex" xmlns:wpg="http://schemas.microsoft.com/office/word/2010/wordprocessingGroup" xmlns:wpi="http://schemas.microsoft.com/office/word/2010/wordprocessingInk" xmlns:wne="http://schemas.microsoft.com/office/word/2006/wordml" xmlns:wps="http://schemas.microsoft.com/office/word/2010/wordprocessingShape" mc:Ignorable="w14 w15 w16se w16cid w16 w16cex w16sdtdh w16sdtfl w16du wp14">
   <w:comment w:id="12" w:author="neli Bp" w:date="2026-03-25T18:26:00Z" w:initials="nB">
     <w:p>
       <w:pPr>
@@ -12969,7 +13192,7 @@
 </file>
 
 <file path=word/commentsExtended.xml><?xml version="1.0" encoding="utf-8"?>
-<w15:commentsEx xmlns:wpc="http://schemas.microsoft.com/office/word/2010/wordprocessingCanvas" xmlns:cx="http://schemas.microsoft.com/office/drawing/2014/chartex" xmlns:cx1="http://schemas.microsoft.com/office/drawing/2015/9/8/chartex" xmlns:cx2="http://schemas.microsoft.com/office/drawing/2015/10/21/chartex" xmlns:cx3="http://schemas.microsoft.com/office/drawing/2016/5/9/chartex" xmlns:cx4="http://schemas.microsoft.com/office/drawing/2016/5/10/chartex" xmlns:cx5="http://schemas.microsoft.com/office/drawing/2016/5/11/chartex" xmlns:cx6="http://schemas.microsoft.com/office/drawing/2016/5/12/chartex" xmlns:cx7="http://schemas.microsoft.com/office/drawing/2016/5/13/chartex" xmlns:cx8="http://schemas.microsoft.com/office/drawing/2016/5/14/chartex" xmlns:mc="http://schemas.openxmlformats.org/markup-compatibility/2006" xmlns:aink="http://schemas.microsoft.com/office/drawing/2016/ink" xmlns:am3d="http://schemas.microsoft.com/office/drawing/2017/model3d" xmlns:o="urn:schemas-microsoft-com:office:office" xmlns:r="http://schemas.openxmlformats.org/officeDocument/2006/relationships" xmlns:m="http://schemas.openxmlformats.org/officeDocument/2006/math" xmlns:v="urn:schemas-microsoft-com:vml" xmlns:wp14="http://schemas.microsoft.com/office/word/2010/wordprocessingDrawing" xmlns:wp="http://schemas.openxmlformats.org/drawingml/2006/wordprocessingDrawing" xmlns:w10="urn:schemas-microsoft-com:office:word" xmlns:w="http://schemas.openxmlformats.org/wordprocessingml/2006/main" xmlns:w14="http://schemas.microsoft.com/office/word/2010/wordml" xmlns:w15="http://schemas.microsoft.com/office/word/2012/wordml" xmlns:w16cex="http://schemas.microsoft.com/office/word/2018/wordml/cex" xmlns:w16cid="http://schemas.microsoft.com/office/word/2016/wordml/cid" xmlns:w16="http://schemas.microsoft.com/office/word/2018/wordml" xmlns:w16sdtdh="http://schemas.microsoft.com/office/word/2020/wordml/sdtdatahash" xmlns:w16se="http://schemas.microsoft.com/office/word/2015/wordml/symex" xmlns:wpg="http://schemas.microsoft.com/office/word/2010/wordprocessingGroup" xmlns:wpi="http://schemas.microsoft.com/office/word/2010/wordprocessingInk" xmlns:wne="http://schemas.microsoft.com/office/word/2006/wordml" xmlns:wps="http://schemas.microsoft.com/office/word/2010/wordprocessingShape" mc:Ignorable="w14 w15 w16se w16cid w16 w16cex w16sdtdh wp14">
+<w15:commentsEx xmlns:wpc="http://schemas.microsoft.com/office/word/2010/wordprocessingCanvas" xmlns:cx="http://schemas.microsoft.com/office/drawing/2014/chartex" xmlns:cx1="http://schemas.microsoft.com/office/drawing/2015/9/8/chartex" xmlns:cx2="http://schemas.microsoft.com/office/drawing/2015/10/21/chartex" xmlns:cx3="http://schemas.microsoft.com/office/drawing/2016/5/9/chartex" xmlns:cx4="http://schemas.microsoft.com/office/drawing/2016/5/10/chartex" xmlns:cx5="http://schemas.microsoft.com/office/drawing/2016/5/11/chartex" xmlns:cx6="http://schemas.microsoft.com/office/drawing/2016/5/12/chartex" xmlns:cx7="http://schemas.microsoft.com/office/drawing/2016/5/13/chartex" xmlns:cx8="http://schemas.microsoft.com/office/drawing/2016/5/14/chartex" xmlns:mc="http://schemas.openxmlformats.org/markup-compatibility/2006" xmlns:aink="http://schemas.microsoft.com/office/drawing/2016/ink" xmlns:am3d="http://schemas.microsoft.com/office/drawing/2017/model3d" xmlns:o="urn:schemas-microsoft-com:office:office" xmlns:oel="http://schemas.microsoft.com/office/2019/extlst" xmlns:r="http://schemas.openxmlformats.org/officeDocument/2006/relationships" xmlns:m="http://schemas.openxmlformats.org/officeDocument/2006/math" xmlns:v="urn:schemas-microsoft-com:vml" xmlns:wp14="http://schemas.microsoft.com/office/word/2010/wordprocessingDrawing" xmlns:wp="http://schemas.openxmlformats.org/drawingml/2006/wordprocessingDrawing" xmlns:w10="urn:schemas-microsoft-com:office:word" xmlns:w="http://schemas.openxmlformats.org/wordprocessingml/2006/main" xmlns:w14="http://schemas.microsoft.com/office/word/2010/wordml" xmlns:w15="http://schemas.microsoft.com/office/word/2012/wordml" xmlns:w16cex="http://schemas.microsoft.com/office/word/2018/wordml/cex" xmlns:w16cid="http://schemas.microsoft.com/office/word/2016/wordml/cid" xmlns:w16="http://schemas.microsoft.com/office/word/2018/wordml" xmlns:w16du="http://schemas.microsoft.com/office/word/2023/wordml/word16du" xmlns:w16sdtdh="http://schemas.microsoft.com/office/word/2020/wordml/sdtdatahash" xmlns:w16sdtfl="http://schemas.microsoft.com/office/word/2024/wordml/sdtformatlock" xmlns:w16se="http://schemas.microsoft.com/office/word/2015/wordml/symex" xmlns:wpg="http://schemas.microsoft.com/office/word/2010/wordprocessingGroup" xmlns:wpi="http://schemas.microsoft.com/office/word/2010/wordprocessingInk" xmlns:wne="http://schemas.microsoft.com/office/word/2006/wordml" xmlns:wps="http://schemas.microsoft.com/office/word/2010/wordprocessingShape" mc:Ignorable="w14 w15 w16se w16cid w16 w16cex w16sdtdh w16sdtfl w16du wp14">
   <w15:commentEx w15:paraId="39ABB8E6" w15:done="0"/>
   <w15:commentEx w15:paraId="5EEB920A" w15:done="1"/>
   <w15:commentEx w15:paraId="69976AE8" w15:done="0"/>
@@ -12980,7 +13203,7 @@
 </file>
 
 <file path=word/commentsExtensible.xml><?xml version="1.0" encoding="utf-8"?>
-<w16cex:commentsExtensible xmlns:wpc="http://schemas.microsoft.com/office/word/2010/wordprocessingCanvas" xmlns:cx="http://schemas.microsoft.com/office/drawing/2014/chartex" xmlns:cx1="http://schemas.microsoft.com/office/drawing/2015/9/8/chartex" xmlns:cx2="http://schemas.microsoft.com/office/drawing/2015/10/21/chartex" xmlns:cx3="http://schemas.microsoft.com/office/drawing/2016/5/9/chartex" xmlns:cx4="http://schemas.microsoft.com/office/drawing/2016/5/10/chartex" xmlns:cx5="http://schemas.microsoft.com/office/drawing/2016/5/11/chartex" xmlns:cx6="http://schemas.microsoft.com/office/drawing/2016/5/12/chartex" xmlns:cx7="http://schemas.microsoft.com/office/drawing/2016/5/13/chartex" xmlns:cx8="http://schemas.microsoft.com/office/drawing/2016/5/14/chartex" xmlns:mc="http://schemas.openxmlformats.org/markup-compatibility/2006" xmlns:aink="http://schemas.microsoft.com/office/drawing/2016/ink" xmlns:am3d="http://schemas.microsoft.com/office/drawing/2017/model3d" xmlns:o="urn:schemas-microsoft-com:office:office" xmlns:r="http://schemas.openxmlformats.org/officeDocument/2006/relationships" xmlns:m="http://schemas.openxmlformats.org/officeDocument/2006/math" xmlns:v="urn:schemas-microsoft-com:vml" xmlns:wp14="http://schemas.microsoft.com/office/word/2010/wordprocessingDrawing" xmlns:wp="http://schemas.openxmlformats.org/drawingml/2006/wordprocessingDrawing" xmlns:w10="urn:schemas-microsoft-com:office:word" xmlns:w="http://schemas.openxmlformats.org/wordprocessingml/2006/main" xmlns:w14="http://schemas.microsoft.com/office/word/2010/wordml" xmlns:w15="http://schemas.microsoft.com/office/word/2012/wordml" xmlns:w16cex="http://schemas.microsoft.com/office/word/2018/wordml/cex" xmlns:w16cid="http://schemas.microsoft.com/office/word/2016/wordml/cid" xmlns:w16="http://schemas.microsoft.com/office/word/2018/wordml" xmlns:w16sdtdh="http://schemas.microsoft.com/office/word/2020/wordml/sdtdatahash" xmlns:w16se="http://schemas.microsoft.com/office/word/2015/wordml/symex" xmlns:wpg="http://schemas.microsoft.com/office/word/2010/wordprocessingGroup" xmlns:wpi="http://schemas.microsoft.com/office/word/2010/wordprocessingInk" xmlns:wne="http://schemas.microsoft.com/office/word/2006/wordml" xmlns:wps="http://schemas.microsoft.com/office/word/2010/wordprocessingShape" mc:Ignorable="w14 w15 w16se w16cid w16 w16cex w16sdtdh wp14">
+<w16cex:commentsExtensible xmlns:wpc="http://schemas.microsoft.com/office/word/2010/wordprocessingCanvas" xmlns:cx="http://schemas.microsoft.com/office/drawing/2014/chartex" xmlns:cx1="http://schemas.microsoft.com/office/drawing/2015/9/8/chartex" xmlns:cx2="http://schemas.microsoft.com/office/drawing/2015/10/21/chartex" xmlns:cx3="http://schemas.microsoft.com/office/drawing/2016/5/9/chartex" xmlns:cx4="http://schemas.microsoft.com/office/drawing/2016/5/10/chartex" xmlns:cx5="http://schemas.microsoft.com/office/drawing/2016/5/11/chartex" xmlns:cx6="http://schemas.microsoft.com/office/drawing/2016/5/12/chartex" xmlns:cx7="http://schemas.microsoft.com/office/drawing/2016/5/13/chartex" xmlns:cx8="http://schemas.microsoft.com/office/drawing/2016/5/14/chartex" xmlns:cr="http://schemas.microsoft.com/office/comments/2020/reactions" xmlns:mc="http://schemas.openxmlformats.org/markup-compatibility/2006" xmlns:aink="http://schemas.microsoft.com/office/drawing/2016/ink" xmlns:am3d="http://schemas.microsoft.com/office/drawing/2017/model3d" xmlns:o="urn:schemas-microsoft-com:office:office" xmlns:oel="http://schemas.microsoft.com/office/2019/extlst" xmlns:r="http://schemas.openxmlformats.org/officeDocument/2006/relationships" xmlns:m="http://schemas.openxmlformats.org/officeDocument/2006/math" xmlns:v="urn:schemas-microsoft-com:vml" xmlns:wp14="http://schemas.microsoft.com/office/word/2010/wordprocessingDrawing" xmlns:wp="http://schemas.openxmlformats.org/drawingml/2006/wordprocessingDrawing" xmlns:w10="urn:schemas-microsoft-com:office:word" xmlns:w="http://schemas.openxmlformats.org/wordprocessingml/2006/main" xmlns:w14="http://schemas.microsoft.com/office/word/2010/wordml" xmlns:w15="http://schemas.microsoft.com/office/word/2012/wordml" xmlns:w16cex="http://schemas.microsoft.com/office/word/2018/wordml/cex" xmlns:w16cid="http://schemas.microsoft.com/office/word/2016/wordml/cid" xmlns:w16="http://schemas.microsoft.com/office/word/2018/wordml" xmlns:w16du="http://schemas.microsoft.com/office/word/2023/wordml/word16du" xmlns:w16sdtdh="http://schemas.microsoft.com/office/word/2020/wordml/sdtdatahash" xmlns:w16sdtfl="http://schemas.microsoft.com/office/word/2024/wordml/sdtformatlock" xmlns:w16se="http://schemas.microsoft.com/office/word/2015/wordml/symex" xmlns:wpg="http://schemas.microsoft.com/office/word/2010/wordprocessingGroup" xmlns:wpi="http://schemas.microsoft.com/office/word/2010/wordprocessingInk" xmlns:wne="http://schemas.microsoft.com/office/word/2006/wordml" xmlns:wps="http://schemas.microsoft.com/office/word/2010/wordprocessingShape" mc:Ignorable="w14 w15 w16se w16cid w16 w16cex w16sdtdh w16sdtfl cr w16du wp14">
   <w16cex:commentExtensible w16cex:durableId="063456F9" w16cex:dateUtc="2026-03-26T00:26:00Z"/>
   <w16cex:commentExtensible w16cex:durableId="2D4FEA09" w16cex:dateUtc="2026-03-02T16:50:00Z"/>
   <w16cex:commentExtensible w16cex:durableId="27C0ECD4" w16cex:dateUtc="2026-03-25T22:20:00Z"/>
@@ -12991,7 +13214,7 @@
 </file>
 
 <file path=word/commentsIds.xml><?xml version="1.0" encoding="utf-8"?>
-<w16cid:commentsIds xmlns:wpc="http://schemas.microsoft.com/office/word/2010/wordprocessingCanvas" xmlns:cx="http://schemas.microsoft.com/office/drawing/2014/chartex" xmlns:cx1="http://schemas.microsoft.com/office/drawing/2015/9/8/chartex" xmlns:cx2="http://schemas.microsoft.com/office/drawing/2015/10/21/chartex" xmlns:cx3="http://schemas.microsoft.com/office/drawing/2016/5/9/chartex" xmlns:cx4="http://schemas.microsoft.com/office/drawing/2016/5/10/chartex" xmlns:cx5="http://schemas.microsoft.com/office/drawing/2016/5/11/chartex" xmlns:cx6="http://schemas.microsoft.com/office/drawing/2016/5/12/chartex" xmlns:cx7="http://schemas.microsoft.com/office/drawing/2016/5/13/chartex" xmlns:cx8="http://schemas.microsoft.com/office/drawing/2016/5/14/chartex" xmlns:mc="http://schemas.openxmlformats.org/markup-compatibility/2006" xmlns:aink="http://schemas.microsoft.com/office/drawing/2016/ink" xmlns:am3d="http://schemas.microsoft.com/office/drawing/2017/model3d" xmlns:o="urn:schemas-microsoft-com:office:office" xmlns:r="http://schemas.openxmlformats.org/officeDocument/2006/relationships" xmlns:m="http://schemas.openxmlformats.org/officeDocument/2006/math" xmlns:v="urn:schemas-microsoft-com:vml" xmlns:wp14="http://schemas.microsoft.com/office/word/2010/wordprocessingDrawing" xmlns:wp="http://schemas.openxmlformats.org/drawingml/2006/wordprocessingDrawing" xmlns:w10="urn:schemas-microsoft-com:office:word" xmlns:w="http://schemas.openxmlformats.org/wordprocessingml/2006/main" xmlns:w14="http://schemas.microsoft.com/office/word/2010/wordml" xmlns:w15="http://schemas.microsoft.com/office/word/2012/wordml" xmlns:w16cex="http://schemas.microsoft.com/office/word/2018/wordml/cex" xmlns:w16cid="http://schemas.microsoft.com/office/word/2016/wordml/cid" xmlns:w16="http://schemas.microsoft.com/office/word/2018/wordml" xmlns:w16sdtdh="http://schemas.microsoft.com/office/word/2020/wordml/sdtdatahash" xmlns:w16se="http://schemas.microsoft.com/office/word/2015/wordml/symex" xmlns:wpg="http://schemas.microsoft.com/office/word/2010/wordprocessingGroup" xmlns:wpi="http://schemas.microsoft.com/office/word/2010/wordprocessingInk" xmlns:wne="http://schemas.microsoft.com/office/word/2006/wordml" xmlns:wps="http://schemas.microsoft.com/office/word/2010/wordprocessingShape" mc:Ignorable="w14 w15 w16se w16cid w16 w16cex w16sdtdh wp14">
+<w16cid:commentsIds xmlns:wpc="http://schemas.microsoft.com/office/word/2010/wordprocessingCanvas" xmlns:cx="http://schemas.microsoft.com/office/drawing/2014/chartex" xmlns:cx1="http://schemas.microsoft.com/office/drawing/2015/9/8/chartex" xmlns:cx2="http://schemas.microsoft.com/office/drawing/2015/10/21/chartex" xmlns:cx3="http://schemas.microsoft.com/office/drawing/2016/5/9/chartex" xmlns:cx4="http://schemas.microsoft.com/office/drawing/2016/5/10/chartex" xmlns:cx5="http://schemas.microsoft.com/office/drawing/2016/5/11/chartex" xmlns:cx6="http://schemas.microsoft.com/office/drawing/2016/5/12/chartex" xmlns:cx7="http://schemas.microsoft.com/office/drawing/2016/5/13/chartex" xmlns:cx8="http://schemas.microsoft.com/office/drawing/2016/5/14/chartex" xmlns:mc="http://schemas.openxmlformats.org/markup-compatibility/2006" xmlns:aink="http://schemas.microsoft.com/office/drawing/2016/ink" xmlns:am3d="http://schemas.microsoft.com/office/drawing/2017/model3d" xmlns:o="urn:schemas-microsoft-com:office:office" xmlns:oel="http://schemas.microsoft.com/office/2019/extlst" xmlns:r="http://schemas.openxmlformats.org/officeDocument/2006/relationships" xmlns:m="http://schemas.openxmlformats.org/officeDocument/2006/math" xmlns:v="urn:schemas-microsoft-com:vml" xmlns:wp14="http://schemas.microsoft.com/office/word/2010/wordprocessingDrawing" xmlns:wp="http://schemas.openxmlformats.org/drawingml/2006/wordprocessingDrawing" xmlns:w10="urn:schemas-microsoft-com:office:word" xmlns:w="http://schemas.openxmlformats.org/wordprocessingml/2006/main" xmlns:w14="http://schemas.microsoft.com/office/word/2010/wordml" xmlns:w15="http://schemas.microsoft.com/office/word/2012/wordml" xmlns:w16cex="http://schemas.microsoft.com/office/word/2018/wordml/cex" xmlns:w16cid="http://schemas.microsoft.com/office/word/2016/wordml/cid" xmlns:w16="http://schemas.microsoft.com/office/word/2018/wordml" xmlns:w16du="http://schemas.microsoft.com/office/word/2023/wordml/word16du" xmlns:w16sdtdh="http://schemas.microsoft.com/office/word/2020/wordml/sdtdatahash" xmlns:w16sdtfl="http://schemas.microsoft.com/office/word/2024/wordml/sdtformatlock" xmlns:w16se="http://schemas.microsoft.com/office/word/2015/wordml/symex" xmlns:wpg="http://schemas.microsoft.com/office/word/2010/wordprocessingGroup" xmlns:wpi="http://schemas.microsoft.com/office/word/2010/wordprocessingInk" xmlns:wne="http://schemas.microsoft.com/office/word/2006/wordml" xmlns:wps="http://schemas.microsoft.com/office/word/2010/wordprocessingShape" mc:Ignorable="w14 w15 w16se w16cid w16 w16cex w16sdtdh w16sdtfl w16du wp14">
   <w16cid:commentId w16cid:paraId="39ABB8E6" w16cid:durableId="063456F9"/>
   <w16cid:commentId w16cid:paraId="5EEB920A" w16cid:durableId="2D4FEA09"/>
   <w16cid:commentId w16cid:paraId="69976AE8" w16cid:durableId="27C0ECD4"/>
@@ -13002,7 +13225,7 @@
 </file>
 
 <file path=word/endnotes.xml><?xml version="1.0" encoding="utf-8"?>
-<w:endnotes xmlns:wpc="http://schemas.microsoft.com/office/word/2010/wordprocessingCanvas" xmlns:cx="http://schemas.microsoft.com/office/drawing/2014/chartex" xmlns:cx1="http://schemas.microsoft.com/office/drawing/2015/9/8/chartex" xmlns:cx2="http://schemas.microsoft.com/office/drawing/2015/10/21/chartex" xmlns:cx3="http://schemas.microsoft.com/office/drawing/2016/5/9/chartex" xmlns:cx4="http://schemas.microsoft.com/office/drawing/2016/5/10/chartex" xmlns:cx5="http://schemas.microsoft.com/office/drawing/2016/5/11/chartex" xmlns:cx6="http://schemas.microsoft.com/office/drawing/2016/5/12/chartex" xmlns:cx7="http://schemas.microsoft.com/office/drawing/2016/5/13/chartex" xmlns:cx8="http://schemas.microsoft.com/office/drawing/2016/5/14/chartex" xmlns:mc="http://schemas.openxmlformats.org/markup-compatibility/2006" xmlns:aink="http://schemas.microsoft.com/office/drawing/2016/ink" xmlns:am3d="http://schemas.microsoft.com/office/drawing/2017/model3d" xmlns:o="urn:schemas-microsoft-com:office:office" xmlns:r="http://schemas.openxmlformats.org/officeDocument/2006/relationships" xmlns:m="http://schemas.openxmlformats.org/officeDocument/2006/math" xmlns:v="urn:schemas-microsoft-com:vml" xmlns:wp14="http://schemas.microsoft.com/office/word/2010/wordprocessingDrawing" xmlns:wp="http://schemas.openxmlformats.org/drawingml/2006/wordprocessingDrawing" xmlns:w10="urn:schemas-microsoft-com:office:word" xmlns:w="http://schemas.openxmlformats.org/wordprocessingml/2006/main" xmlns:w14="http://schemas.microsoft.com/office/word/2010/wordml" xmlns:w15="http://schemas.microsoft.com/office/word/2012/wordml" xmlns:w16cex="http://schemas.microsoft.com/office/word/2018/wordml/cex" xmlns:w16cid="http://schemas.microsoft.com/office/word/2016/wordml/cid" xmlns:w16="http://schemas.microsoft.com/office/word/2018/wordml" xmlns:w16sdtdh="http://schemas.microsoft.com/office/word/2020/wordml/sdtdatahash" xmlns:w16se="http://schemas.microsoft.com/office/word/2015/wordml/symex" xmlns:wpg="http://schemas.microsoft.com/office/word/2010/wordprocessingGroup" xmlns:wpi="http://schemas.microsoft.com/office/word/2010/wordprocessingInk" xmlns:wne="http://schemas.microsoft.com/office/word/2006/wordml" xmlns:wps="http://schemas.microsoft.com/office/word/2010/wordprocessingShape" mc:Ignorable="w14 w15 w16se w16cid w16 w16cex w16sdtdh wp14">
+<w:endnotes xmlns:wpc="http://schemas.microsoft.com/office/word/2010/wordprocessingCanvas" xmlns:cx="http://schemas.microsoft.com/office/drawing/2014/chartex" xmlns:cx1="http://schemas.microsoft.com/office/drawing/2015/9/8/chartex" xmlns:cx2="http://schemas.microsoft.com/office/drawing/2015/10/21/chartex" xmlns:cx3="http://schemas.microsoft.com/office/drawing/2016/5/9/chartex" xmlns:cx4="http://schemas.microsoft.com/office/drawing/2016/5/10/chartex" xmlns:cx5="http://schemas.microsoft.com/office/drawing/2016/5/11/chartex" xmlns:cx6="http://schemas.microsoft.com/office/drawing/2016/5/12/chartex" xmlns:cx7="http://schemas.microsoft.com/office/drawing/2016/5/13/chartex" xmlns:cx8="http://schemas.microsoft.com/office/drawing/2016/5/14/chartex" xmlns:mc="http://schemas.openxmlformats.org/markup-compatibility/2006" xmlns:aink="http://schemas.microsoft.com/office/drawing/2016/ink" xmlns:am3d="http://schemas.microsoft.com/office/drawing/2017/model3d" xmlns:o="urn:schemas-microsoft-com:office:office" xmlns:oel="http://schemas.microsoft.com/office/2019/extlst" xmlns:r="http://schemas.openxmlformats.org/officeDocument/2006/relationships" xmlns:m="http://schemas.openxmlformats.org/officeDocument/2006/math" xmlns:v="urn:schemas-microsoft-com:vml" xmlns:wp14="http://schemas.microsoft.com/office/word/2010/wordprocessingDrawing" xmlns:wp="http://schemas.openxmlformats.org/drawingml/2006/wordprocessingDrawing" xmlns:w10="urn:schemas-microsoft-com:office:word" xmlns:w="http://schemas.openxmlformats.org/wordprocessingml/2006/main" xmlns:w14="http://schemas.microsoft.com/office/word/2010/wordml" xmlns:w15="http://schemas.microsoft.com/office/word/2012/wordml" xmlns:w16cex="http://schemas.microsoft.com/office/word/2018/wordml/cex" xmlns:w16cid="http://schemas.microsoft.com/office/word/2016/wordml/cid" xmlns:w16="http://schemas.microsoft.com/office/word/2018/wordml" xmlns:w16du="http://schemas.microsoft.com/office/word/2023/wordml/word16du" xmlns:w16sdtdh="http://schemas.microsoft.com/office/word/2020/wordml/sdtdatahash" xmlns:w16sdtfl="http://schemas.microsoft.com/office/word/2024/wordml/sdtformatlock" xmlns:w16se="http://schemas.microsoft.com/office/word/2015/wordml/symex" xmlns:wpg="http://schemas.microsoft.com/office/word/2010/wordprocessingGroup" xmlns:wpi="http://schemas.microsoft.com/office/word/2010/wordprocessingInk" xmlns:wne="http://schemas.microsoft.com/office/word/2006/wordml" xmlns:wps="http://schemas.microsoft.com/office/word/2010/wordprocessingShape" mc:Ignorable="w14 w15 w16se w16cid w16 w16cex w16sdtdh w16sdtfl w16du wp14">
   <w:endnote w:type="separator" w:id="-1">
     <w:p>
       <w:pPr>
@@ -13027,7 +13250,7 @@
 </file>
 
 <file path=word/footer1.xml><?xml version="1.0" encoding="utf-8"?>
-<w:ftr xmlns:wpc="http://schemas.microsoft.com/office/word/2010/wordprocessingCanvas" xmlns:cx="http://schemas.microsoft.com/office/drawing/2014/chartex" xmlns:cx1="http://schemas.microsoft.com/office/drawing/2015/9/8/chartex" xmlns:cx2="http://schemas.microsoft.com/office/drawing/2015/10/21/chartex" xmlns:cx3="http://schemas.microsoft.com/office/drawing/2016/5/9/chartex" xmlns:cx4="http://schemas.microsoft.com/office/drawing/2016/5/10/chartex" xmlns:cx5="http://schemas.microsoft.com/office/drawing/2016/5/11/chartex" xmlns:cx6="http://schemas.microsoft.com/office/drawing/2016/5/12/chartex" xmlns:cx7="http://schemas.microsoft.com/office/drawing/2016/5/13/chartex" xmlns:cx8="http://schemas.microsoft.com/office/drawing/2016/5/14/chartex" xmlns:mc="http://schemas.openxmlformats.org/markup-compatibility/2006" xmlns:aink="http://schemas.microsoft.com/office/drawing/2016/ink" xmlns:am3d="http://schemas.microsoft.com/office/drawing/2017/model3d" xmlns:o="urn:schemas-microsoft-com:office:office" xmlns:r="http://schemas.openxmlformats.org/officeDocument/2006/relationships" xmlns:m="http://schemas.openxmlformats.org/officeDocument/2006/math" xmlns:v="urn:schemas-microsoft-com:vml" xmlns:wp14="http://schemas.microsoft.com/office/word/2010/wordprocessingDrawing" xmlns:wp="http://schemas.openxmlformats.org/drawingml/2006/wordprocessingDrawing" xmlns:w10="urn:schemas-microsoft-com:office:word" xmlns:w="http://schemas.openxmlformats.org/wordprocessingml/2006/main" xmlns:w14="http://schemas.microsoft.com/office/word/2010/wordml" xmlns:w15="http://schemas.microsoft.com/office/word/2012/wordml" xmlns:w16cex="http://schemas.microsoft.com/office/word/2018/wordml/cex" xmlns:w16cid="http://schemas.microsoft.com/office/word/2016/wordml/cid" xmlns:w16="http://schemas.microsoft.com/office/word/2018/wordml" xmlns:w16sdtdh="http://schemas.microsoft.com/office/word/2020/wordml/sdtdatahash" xmlns:w16se="http://schemas.microsoft.com/office/word/2015/wordml/symex" xmlns:wpg="http://schemas.microsoft.com/office/word/2010/wordprocessingGroup" xmlns:wpi="http://schemas.microsoft.com/office/word/2010/wordprocessingInk" xmlns:wne="http://schemas.microsoft.com/office/word/2006/wordml" xmlns:wps="http://schemas.microsoft.com/office/word/2010/wordprocessingShape" mc:Ignorable="w14 w15 w16se w16cid w16 w16cex w16sdtdh wp14">
+<w:ftr xmlns:wpc="http://schemas.microsoft.com/office/word/2010/wordprocessingCanvas" xmlns:cx="http://schemas.microsoft.com/office/drawing/2014/chartex" xmlns:cx1="http://schemas.microsoft.com/office/drawing/2015/9/8/chartex" xmlns:cx2="http://schemas.microsoft.com/office/drawing/2015/10/21/chartex" xmlns:cx3="http://schemas.microsoft.com/office/drawing/2016/5/9/chartex" xmlns:cx4="http://schemas.microsoft.com/office/drawing/2016/5/10/chartex" xmlns:cx5="http://schemas.microsoft.com/office/drawing/2016/5/11/chartex" xmlns:cx6="http://schemas.microsoft.com/office/drawing/2016/5/12/chartex" xmlns:cx7="http://schemas.microsoft.com/office/drawing/2016/5/13/chartex" xmlns:cx8="http://schemas.microsoft.com/office/drawing/2016/5/14/chartex" xmlns:mc="http://schemas.openxmlformats.org/markup-compatibility/2006" xmlns:aink="http://schemas.microsoft.com/office/drawing/2016/ink" xmlns:am3d="http://schemas.microsoft.com/office/drawing/2017/model3d" xmlns:o="urn:schemas-microsoft-com:office:office" xmlns:oel="http://schemas.microsoft.com/office/2019/extlst" xmlns:r="http://schemas.openxmlformats.org/officeDocument/2006/relationships" xmlns:m="http://schemas.openxmlformats.org/officeDocument/2006/math" xmlns:v="urn:schemas-microsoft-com:vml" xmlns:wp14="http://schemas.microsoft.com/office/word/2010/wordprocessingDrawing" xmlns:wp="http://schemas.openxmlformats.org/drawingml/2006/wordprocessingDrawing" xmlns:w10="urn:schemas-microsoft-com:office:word" xmlns:w="http://schemas.openxmlformats.org/wordprocessingml/2006/main" xmlns:w14="http://schemas.microsoft.com/office/word/2010/wordml" xmlns:w15="http://schemas.microsoft.com/office/word/2012/wordml" xmlns:w16cex="http://schemas.microsoft.com/office/word/2018/wordml/cex" xmlns:w16cid="http://schemas.microsoft.com/office/word/2016/wordml/cid" xmlns:w16="http://schemas.microsoft.com/office/word/2018/wordml" xmlns:w16du="http://schemas.microsoft.com/office/word/2023/wordml/word16du" xmlns:w16sdtdh="http://schemas.microsoft.com/office/word/2020/wordml/sdtdatahash" xmlns:w16sdtfl="http://schemas.microsoft.com/office/word/2024/wordml/sdtformatlock" xmlns:w16se="http://schemas.microsoft.com/office/word/2015/wordml/symex" xmlns:wpg="http://schemas.microsoft.com/office/word/2010/wordprocessingGroup" xmlns:wpi="http://schemas.microsoft.com/office/word/2010/wordprocessingInk" xmlns:wne="http://schemas.microsoft.com/office/word/2006/wordml" xmlns:wps="http://schemas.microsoft.com/office/word/2010/wordprocessingShape" mc:Ignorable="w14 w15 w16se w16cid w16 w16cex w16sdtdh w16sdtfl w16du wp14">
   <w:p>
     <w:pPr>
       <w:pStyle w:val="Piedepgina"/>
@@ -13246,7 +13469,7 @@
 </file>
 
 <file path=word/footer2.xml><?xml version="1.0" encoding="utf-8"?>
-<w:ftr xmlns:wpc="http://schemas.microsoft.com/office/word/2010/wordprocessingCanvas" xmlns:cx="http://schemas.microsoft.com/office/drawing/2014/chartex" xmlns:cx1="http://schemas.microsoft.com/office/drawing/2015/9/8/chartex" xmlns:cx2="http://schemas.microsoft.com/office/drawing/2015/10/21/chartex" xmlns:cx3="http://schemas.microsoft.com/office/drawing/2016/5/9/chartex" xmlns:cx4="http://schemas.microsoft.com/office/drawing/2016/5/10/chartex" xmlns:cx5="http://schemas.microsoft.com/office/drawing/2016/5/11/chartex" xmlns:cx6="http://schemas.microsoft.com/office/drawing/2016/5/12/chartex" xmlns:cx7="http://schemas.microsoft.com/office/drawing/2016/5/13/chartex" xmlns:cx8="http://schemas.microsoft.com/office/drawing/2016/5/14/chartex" xmlns:mc="http://schemas.openxmlformats.org/markup-compatibility/2006" xmlns:aink="http://schemas.microsoft.com/office/drawing/2016/ink" xmlns:am3d="http://schemas.microsoft.com/office/drawing/2017/model3d" xmlns:o="urn:schemas-microsoft-com:office:office" xmlns:r="http://schemas.openxmlformats.org/officeDocument/2006/relationships" xmlns:m="http://schemas.openxmlformats.org/officeDocument/2006/math" xmlns:v="urn:schemas-microsoft-com:vml" xmlns:wp14="http://schemas.microsoft.com/office/word/2010/wordprocessingDrawing" xmlns:wp="http://schemas.openxmlformats.org/drawingml/2006/wordprocessingDrawing" xmlns:w10="urn:schemas-microsoft-com:office:word" xmlns:w="http://schemas.openxmlformats.org/wordprocessingml/2006/main" xmlns:w14="http://schemas.microsoft.com/office/word/2010/wordml" xmlns:w15="http://schemas.microsoft.com/office/word/2012/wordml" xmlns:w16cex="http://schemas.microsoft.com/office/word/2018/wordml/cex" xmlns:w16cid="http://schemas.microsoft.com/office/word/2016/wordml/cid" xmlns:w16="http://schemas.microsoft.com/office/word/2018/wordml" xmlns:w16sdtdh="http://schemas.microsoft.com/office/word/2020/wordml/sdtdatahash" xmlns:w16se="http://schemas.microsoft.com/office/word/2015/wordml/symex" xmlns:wpg="http://schemas.microsoft.com/office/word/2010/wordprocessingGroup" xmlns:wpi="http://schemas.microsoft.com/office/word/2010/wordprocessingInk" xmlns:wne="http://schemas.microsoft.com/office/word/2006/wordml" xmlns:wps="http://schemas.microsoft.com/office/word/2010/wordprocessingShape" mc:Ignorable="w14 w15 w16se w16cid w16 w16cex w16sdtdh wp14">
+<w:ftr xmlns:wpc="http://schemas.microsoft.com/office/word/2010/wordprocessingCanvas" xmlns:cx="http://schemas.microsoft.com/office/drawing/2014/chartex" xmlns:cx1="http://schemas.microsoft.com/office/drawing/2015/9/8/chartex" xmlns:cx2="http://schemas.microsoft.com/office/drawing/2015/10/21/chartex" xmlns:cx3="http://schemas.microsoft.com/office/drawing/2016/5/9/chartex" xmlns:cx4="http://schemas.microsoft.com/office/drawing/2016/5/10/chartex" xmlns:cx5="http://schemas.microsoft.com/office/drawing/2016/5/11/chartex" xmlns:cx6="http://schemas.microsoft.com/office/drawing/2016/5/12/chartex" xmlns:cx7="http://schemas.microsoft.com/office/drawing/2016/5/13/chartex" xmlns:cx8="http://schemas.microsoft.com/office/drawing/2016/5/14/chartex" xmlns:mc="http://schemas.openxmlformats.org/markup-compatibility/2006" xmlns:aink="http://schemas.microsoft.com/office/drawing/2016/ink" xmlns:am3d="http://schemas.microsoft.com/office/drawing/2017/model3d" xmlns:o="urn:schemas-microsoft-com:office:office" xmlns:oel="http://schemas.microsoft.com/office/2019/extlst" xmlns:r="http://schemas.openxmlformats.org/officeDocument/2006/relationships" xmlns:m="http://schemas.openxmlformats.org/officeDocument/2006/math" xmlns:v="urn:schemas-microsoft-com:vml" xmlns:wp14="http://schemas.microsoft.com/office/word/2010/wordprocessingDrawing" xmlns:wp="http://schemas.openxmlformats.org/drawingml/2006/wordprocessingDrawing" xmlns:w10="urn:schemas-microsoft-com:office:word" xmlns:w="http://schemas.openxmlformats.org/wordprocessingml/2006/main" xmlns:w14="http://schemas.microsoft.com/office/word/2010/wordml" xmlns:w15="http://schemas.microsoft.com/office/word/2012/wordml" xmlns:w16cex="http://schemas.microsoft.com/office/word/2018/wordml/cex" xmlns:w16cid="http://schemas.microsoft.com/office/word/2016/wordml/cid" xmlns:w16="http://schemas.microsoft.com/office/word/2018/wordml" xmlns:w16du="http://schemas.microsoft.com/office/word/2023/wordml/word16du" xmlns:w16sdtdh="http://schemas.microsoft.com/office/word/2020/wordml/sdtdatahash" xmlns:w16sdtfl="http://schemas.microsoft.com/office/word/2024/wordml/sdtformatlock" xmlns:w16se="http://schemas.microsoft.com/office/word/2015/wordml/symex" xmlns:wpg="http://schemas.microsoft.com/office/word/2010/wordprocessingGroup" xmlns:wpi="http://schemas.microsoft.com/office/word/2010/wordprocessingInk" xmlns:wne="http://schemas.microsoft.com/office/word/2006/wordml" xmlns:wps="http://schemas.microsoft.com/office/word/2010/wordprocessingShape" mc:Ignorable="w14 w15 w16se w16cid w16 w16cex w16sdtdh w16sdtfl w16du wp14">
   <w:p>
     <w:pPr>
       <w:pStyle w:val="Piedepgina"/>
@@ -13256,7 +13479,7 @@
 </file>
 
 <file path=word/footer3.xml><?xml version="1.0" encoding="utf-8"?>
-<w:ftr xmlns:wpc="http://schemas.microsoft.com/office/word/2010/wordprocessingCanvas" xmlns:cx="http://schemas.microsoft.com/office/drawing/2014/chartex" xmlns:cx1="http://schemas.microsoft.com/office/drawing/2015/9/8/chartex" xmlns:cx2="http://schemas.microsoft.com/office/drawing/2015/10/21/chartex" xmlns:cx3="http://schemas.microsoft.com/office/drawing/2016/5/9/chartex" xmlns:cx4="http://schemas.microsoft.com/office/drawing/2016/5/10/chartex" xmlns:cx5="http://schemas.microsoft.com/office/drawing/2016/5/11/chartex" xmlns:cx6="http://schemas.microsoft.com/office/drawing/2016/5/12/chartex" xmlns:cx7="http://schemas.microsoft.com/office/drawing/2016/5/13/chartex" xmlns:cx8="http://schemas.microsoft.com/office/drawing/2016/5/14/chartex" xmlns:mc="http://schemas.openxmlformats.org/markup-compatibility/2006" xmlns:aink="http://schemas.microsoft.com/office/drawing/2016/ink" xmlns:am3d="http://schemas.microsoft.com/office/drawing/2017/model3d" xmlns:o="urn:schemas-microsoft-com:office:office" xmlns:r="http://schemas.openxmlformats.org/officeDocument/2006/relationships" xmlns:m="http://schemas.openxmlformats.org/officeDocument/2006/math" xmlns:v="urn:schemas-microsoft-com:vml" xmlns:wp14="http://schemas.microsoft.com/office/word/2010/wordprocessingDrawing" xmlns:wp="http://schemas.openxmlformats.org/drawingml/2006/wordprocessingDrawing" xmlns:w10="urn:schemas-microsoft-com:office:word" xmlns:w="http://schemas.openxmlformats.org/wordprocessingml/2006/main" xmlns:w14="http://schemas.microsoft.com/office/word/2010/wordml" xmlns:w15="http://schemas.microsoft.com/office/word/2012/wordml" xmlns:w16cex="http://schemas.microsoft.com/office/word/2018/wordml/cex" xmlns:w16cid="http://schemas.microsoft.com/office/word/2016/wordml/cid" xmlns:w16="http://schemas.microsoft.com/office/word/2018/wordml" xmlns:w16sdtdh="http://schemas.microsoft.com/office/word/2020/wordml/sdtdatahash" xmlns:w16se="http://schemas.microsoft.com/office/word/2015/wordml/symex" xmlns:wpg="http://schemas.microsoft.com/office/word/2010/wordprocessingGroup" xmlns:wpi="http://schemas.microsoft.com/office/word/2010/wordprocessingInk" xmlns:wne="http://schemas.microsoft.com/office/word/2006/wordml" xmlns:wps="http://schemas.microsoft.com/office/word/2010/wordprocessingShape" mc:Ignorable="w14 w15 w16se w16cid w16 w16cex w16sdtdh wp14">
+<w:ftr xmlns:wpc="http://schemas.microsoft.com/office/word/2010/wordprocessingCanvas" xmlns:cx="http://schemas.microsoft.com/office/drawing/2014/chartex" xmlns:cx1="http://schemas.microsoft.com/office/drawing/2015/9/8/chartex" xmlns:cx2="http://schemas.microsoft.com/office/drawing/2015/10/21/chartex" xmlns:cx3="http://schemas.microsoft.com/office/drawing/2016/5/9/chartex" xmlns:cx4="http://schemas.microsoft.com/office/drawing/2016/5/10/chartex" xmlns:cx5="http://schemas.microsoft.com/office/drawing/2016/5/11/chartex" xmlns:cx6="http://schemas.microsoft.com/office/drawing/2016/5/12/chartex" xmlns:cx7="http://schemas.microsoft.com/office/drawing/2016/5/13/chartex" xmlns:cx8="http://schemas.microsoft.com/office/drawing/2016/5/14/chartex" xmlns:mc="http://schemas.openxmlformats.org/markup-compatibility/2006" xmlns:aink="http://schemas.microsoft.com/office/drawing/2016/ink" xmlns:am3d="http://schemas.microsoft.com/office/drawing/2017/model3d" xmlns:o="urn:schemas-microsoft-com:office:office" xmlns:oel="http://schemas.microsoft.com/office/2019/extlst" xmlns:r="http://schemas.openxmlformats.org/officeDocument/2006/relationships" xmlns:m="http://schemas.openxmlformats.org/officeDocument/2006/math" xmlns:v="urn:schemas-microsoft-com:vml" xmlns:wp14="http://schemas.microsoft.com/office/word/2010/wordprocessingDrawing" xmlns:wp="http://schemas.openxmlformats.org/drawingml/2006/wordprocessingDrawing" xmlns:w10="urn:schemas-microsoft-com:office:word" xmlns:w="http://schemas.openxmlformats.org/wordprocessingml/2006/main" xmlns:w14="http://schemas.microsoft.com/office/word/2010/wordml" xmlns:w15="http://schemas.microsoft.com/office/word/2012/wordml" xmlns:w16cex="http://schemas.microsoft.com/office/word/2018/wordml/cex" xmlns:w16cid="http://schemas.microsoft.com/office/word/2016/wordml/cid" xmlns:w16="http://schemas.microsoft.com/office/word/2018/wordml" xmlns:w16du="http://schemas.microsoft.com/office/word/2023/wordml/word16du" xmlns:w16sdtdh="http://schemas.microsoft.com/office/word/2020/wordml/sdtdatahash" xmlns:w16sdtfl="http://schemas.microsoft.com/office/word/2024/wordml/sdtformatlock" xmlns:w16se="http://schemas.microsoft.com/office/word/2015/wordml/symex" xmlns:wpg="http://schemas.microsoft.com/office/word/2010/wordprocessingGroup" xmlns:wpi="http://schemas.microsoft.com/office/word/2010/wordprocessingInk" xmlns:wne="http://schemas.microsoft.com/office/word/2006/wordml" xmlns:wps="http://schemas.microsoft.com/office/word/2010/wordprocessingShape" mc:Ignorable="w14 w15 w16se w16cid w16 w16cex w16sdtdh w16sdtfl w16du wp14">
   <w:sdt>
     <w:sdtPr>
       <w:id w:val="-1234318333"/>
@@ -13324,7 +13547,7 @@
 </file>
 
 <file path=word/footer4.xml><?xml version="1.0" encoding="utf-8"?>
-<w:ftr xmlns:wpc="http://schemas.microsoft.com/office/word/2010/wordprocessingCanvas" xmlns:cx="http://schemas.microsoft.com/office/drawing/2014/chartex" xmlns:cx1="http://schemas.microsoft.com/office/drawing/2015/9/8/chartex" xmlns:cx2="http://schemas.microsoft.com/office/drawing/2015/10/21/chartex" xmlns:cx3="http://schemas.microsoft.com/office/drawing/2016/5/9/chartex" xmlns:cx4="http://schemas.microsoft.com/office/drawing/2016/5/10/chartex" xmlns:cx5="http://schemas.microsoft.com/office/drawing/2016/5/11/chartex" xmlns:cx6="http://schemas.microsoft.com/office/drawing/2016/5/12/chartex" xmlns:cx7="http://schemas.microsoft.com/office/drawing/2016/5/13/chartex" xmlns:cx8="http://schemas.microsoft.com/office/drawing/2016/5/14/chartex" xmlns:mc="http://schemas.openxmlformats.org/markup-compatibility/2006" xmlns:aink="http://schemas.microsoft.com/office/drawing/2016/ink" xmlns:am3d="http://schemas.microsoft.com/office/drawing/2017/model3d" xmlns:o="urn:schemas-microsoft-com:office:office" xmlns:r="http://schemas.openxmlformats.org/officeDocument/2006/relationships" xmlns:m="http://schemas.openxmlformats.org/officeDocument/2006/math" xmlns:v="urn:schemas-microsoft-com:vml" xmlns:wp14="http://schemas.microsoft.com/office/word/2010/wordprocessingDrawing" xmlns:wp="http://schemas.openxmlformats.org/drawingml/2006/wordprocessingDrawing" xmlns:w10="urn:schemas-microsoft-com:office:word" xmlns:w="http://schemas.openxmlformats.org/wordprocessingml/2006/main" xmlns:w14="http://schemas.microsoft.com/office/word/2010/wordml" xmlns:w15="http://schemas.microsoft.com/office/word/2012/wordml" xmlns:w16cex="http://schemas.microsoft.com/office/word/2018/wordml/cex" xmlns:w16cid="http://schemas.microsoft.com/office/word/2016/wordml/cid" xmlns:w16="http://schemas.microsoft.com/office/word/2018/wordml" xmlns:w16sdtdh="http://schemas.microsoft.com/office/word/2020/wordml/sdtdatahash" xmlns:w16se="http://schemas.microsoft.com/office/word/2015/wordml/symex" xmlns:wpg="http://schemas.microsoft.com/office/word/2010/wordprocessingGroup" xmlns:wpi="http://schemas.microsoft.com/office/word/2010/wordprocessingInk" xmlns:wne="http://schemas.microsoft.com/office/word/2006/wordml" xmlns:wps="http://schemas.microsoft.com/office/word/2010/wordprocessingShape" mc:Ignorable="w14 w15 w16se w16cid w16 w16cex w16sdtdh wp14">
+<w:ftr xmlns:wpc="http://schemas.microsoft.com/office/word/2010/wordprocessingCanvas" xmlns:cx="http://schemas.microsoft.com/office/drawing/2014/chartex" xmlns:cx1="http://schemas.microsoft.com/office/drawing/2015/9/8/chartex" xmlns:cx2="http://schemas.microsoft.com/office/drawing/2015/10/21/chartex" xmlns:cx3="http://schemas.microsoft.com/office/drawing/2016/5/9/chartex" xmlns:cx4="http://schemas.microsoft.com/office/drawing/2016/5/10/chartex" xmlns:cx5="http://schemas.microsoft.com/office/drawing/2016/5/11/chartex" xmlns:cx6="http://schemas.microsoft.com/office/drawing/2016/5/12/chartex" xmlns:cx7="http://schemas.microsoft.com/office/drawing/2016/5/13/chartex" xmlns:cx8="http://schemas.microsoft.com/office/drawing/2016/5/14/chartex" xmlns:mc="http://schemas.openxmlformats.org/markup-compatibility/2006" xmlns:aink="http://schemas.microsoft.com/office/drawing/2016/ink" xmlns:am3d="http://schemas.microsoft.com/office/drawing/2017/model3d" xmlns:o="urn:schemas-microsoft-com:office:office" xmlns:oel="http://schemas.microsoft.com/office/2019/extlst" xmlns:r="http://schemas.openxmlformats.org/officeDocument/2006/relationships" xmlns:m="http://schemas.openxmlformats.org/officeDocument/2006/math" xmlns:v="urn:schemas-microsoft-com:vml" xmlns:wp14="http://schemas.microsoft.com/office/word/2010/wordprocessingDrawing" xmlns:wp="http://schemas.openxmlformats.org/drawingml/2006/wordprocessingDrawing" xmlns:w10="urn:schemas-microsoft-com:office:word" xmlns:w="http://schemas.openxmlformats.org/wordprocessingml/2006/main" xmlns:w14="http://schemas.microsoft.com/office/word/2010/wordml" xmlns:w15="http://schemas.microsoft.com/office/word/2012/wordml" xmlns:w16cex="http://schemas.microsoft.com/office/word/2018/wordml/cex" xmlns:w16cid="http://schemas.microsoft.com/office/word/2016/wordml/cid" xmlns:w16="http://schemas.microsoft.com/office/word/2018/wordml" xmlns:w16du="http://schemas.microsoft.com/office/word/2023/wordml/word16du" xmlns:w16sdtdh="http://schemas.microsoft.com/office/word/2020/wordml/sdtdatahash" xmlns:w16sdtfl="http://schemas.microsoft.com/office/word/2024/wordml/sdtformatlock" xmlns:w16se="http://schemas.microsoft.com/office/word/2015/wordml/symex" xmlns:wpg="http://schemas.microsoft.com/office/word/2010/wordprocessingGroup" xmlns:wpi="http://schemas.microsoft.com/office/word/2010/wordprocessingInk" xmlns:wne="http://schemas.microsoft.com/office/word/2006/wordml" xmlns:wps="http://schemas.microsoft.com/office/word/2010/wordprocessingShape" mc:Ignorable="w14 w15 w16se w16cid w16 w16cex w16sdtdh w16sdtfl w16du wp14">
   <w:p>
     <w:pPr>
       <w:pStyle w:val="Piedepgina"/>
@@ -13334,7 +13557,7 @@
 </file>
 
 <file path=word/footnotes.xml><?xml version="1.0" encoding="utf-8"?>
-<w:footnotes xmlns:wpc="http://schemas.microsoft.com/office/word/2010/wordprocessingCanvas" xmlns:cx="http://schemas.microsoft.com/office/drawing/2014/chartex" xmlns:cx1="http://schemas.microsoft.com/office/drawing/2015/9/8/chartex" xmlns:cx2="http://schemas.microsoft.com/office/drawing/2015/10/21/chartex" xmlns:cx3="http://schemas.microsoft.com/office/drawing/2016/5/9/chartex" xmlns:cx4="http://schemas.microsoft.com/office/drawing/2016/5/10/chartex" xmlns:cx5="http://schemas.microsoft.com/office/drawing/2016/5/11/chartex" xmlns:cx6="http://schemas.microsoft.com/office/drawing/2016/5/12/chartex" xmlns:cx7="http://schemas.microsoft.com/office/drawing/2016/5/13/chartex" xmlns:cx8="http://schemas.microsoft.com/office/drawing/2016/5/14/chartex" xmlns:mc="http://schemas.openxmlformats.org/markup-compatibility/2006" xmlns:aink="http://schemas.microsoft.com/office/drawing/2016/ink" xmlns:am3d="http://schemas.microsoft.com/office/drawing/2017/model3d" xmlns:o="urn:schemas-microsoft-com:office:office" xmlns:r="http://schemas.openxmlformats.org/officeDocument/2006/relationships" xmlns:m="http://schemas.openxmlformats.org/officeDocument/2006/math" xmlns:v="urn:schemas-microsoft-com:vml" xmlns:wp14="http://schemas.microsoft.com/office/word/2010/wordprocessingDrawing" xmlns:wp="http://schemas.openxmlformats.org/drawingml/2006/wordprocessingDrawing" xmlns:w10="urn:schemas-microsoft-com:office:word" xmlns:w="http://schemas.openxmlformats.org/wordprocessingml/2006/main" xmlns:w14="http://schemas.microsoft.com/office/word/2010/wordml" xmlns:w15="http://schemas.microsoft.com/office/word/2012/wordml" xmlns:w16cex="http://schemas.microsoft.com/office/word/2018/wordml/cex" xmlns:w16cid="http://schemas.microsoft.com/office/word/2016/wordml/cid" xmlns:w16="http://schemas.microsoft.com/office/word/2018/wordml" xmlns:w16sdtdh="http://schemas.microsoft.com/office/word/2020/wordml/sdtdatahash" xmlns:w16se="http://schemas.microsoft.com/office/word/2015/wordml/symex" xmlns:wpg="http://schemas.microsoft.com/office/word/2010/wordprocessingGroup" xmlns:wpi="http://schemas.microsoft.com/office/word/2010/wordprocessingInk" xmlns:wne="http://schemas.microsoft.com/office/word/2006/wordml" xmlns:wps="http://schemas.microsoft.com/office/word/2010/wordprocessingShape" mc:Ignorable="w14 w15 w16se w16cid w16 w16cex w16sdtdh wp14">
+<w:footnotes xmlns:wpc="http://schemas.microsoft.com/office/word/2010/wordprocessingCanvas" xmlns:cx="http://schemas.microsoft.com/office/drawing/2014/chartex" xmlns:cx1="http://schemas.microsoft.com/office/drawing/2015/9/8/chartex" xmlns:cx2="http://schemas.microsoft.com/office/drawing/2015/10/21/chartex" xmlns:cx3="http://schemas.microsoft.com/office/drawing/2016/5/9/chartex" xmlns:cx4="http://schemas.microsoft.com/office/drawing/2016/5/10/chartex" xmlns:cx5="http://schemas.microsoft.com/office/drawing/2016/5/11/chartex" xmlns:cx6="http://schemas.microsoft.com/office/drawing/2016/5/12/chartex" xmlns:cx7="http://schemas.microsoft.com/office/drawing/2016/5/13/chartex" xmlns:cx8="http://schemas.microsoft.com/office/drawing/2016/5/14/chartex" xmlns:mc="http://schemas.openxmlformats.org/markup-compatibility/2006" xmlns:aink="http://schemas.microsoft.com/office/drawing/2016/ink" xmlns:am3d="http://schemas.microsoft.com/office/drawing/2017/model3d" xmlns:o="urn:schemas-microsoft-com:office:office" xmlns:oel="http://schemas.microsoft.com/office/2019/extlst" xmlns:r="http://schemas.openxmlformats.org/officeDocument/2006/relationships" xmlns:m="http://schemas.openxmlformats.org/officeDocument/2006/math" xmlns:v="urn:schemas-microsoft-com:vml" xmlns:wp14="http://schemas.microsoft.com/office/word/2010/wordprocessingDrawing" xmlns:wp="http://schemas.openxmlformats.org/drawingml/2006/wordprocessingDrawing" xmlns:w10="urn:schemas-microsoft-com:office:word" xmlns:w="http://schemas.openxmlformats.org/wordprocessingml/2006/main" xmlns:w14="http://schemas.microsoft.com/office/word/2010/wordml" xmlns:w15="http://schemas.microsoft.com/office/word/2012/wordml" xmlns:w16cex="http://schemas.microsoft.com/office/word/2018/wordml/cex" xmlns:w16cid="http://schemas.microsoft.com/office/word/2016/wordml/cid" xmlns:w16="http://schemas.microsoft.com/office/word/2018/wordml" xmlns:w16du="http://schemas.microsoft.com/office/word/2023/wordml/word16du" xmlns:w16sdtdh="http://schemas.microsoft.com/office/word/2020/wordml/sdtdatahash" xmlns:w16sdtfl="http://schemas.microsoft.com/office/word/2024/wordml/sdtformatlock" xmlns:w16se="http://schemas.microsoft.com/office/word/2015/wordml/symex" xmlns:wpg="http://schemas.microsoft.com/office/word/2010/wordprocessingGroup" xmlns:wpi="http://schemas.microsoft.com/office/word/2010/wordprocessingInk" xmlns:wne="http://schemas.microsoft.com/office/word/2006/wordml" xmlns:wps="http://schemas.microsoft.com/office/word/2010/wordprocessingShape" mc:Ignorable="w14 w15 w16se w16cid w16 w16cex w16sdtdh w16sdtfl w16du wp14">
   <w:footnote w:type="separator" w:id="-1">
     <w:p>
       <w:pPr>
@@ -13359,7 +13582,7 @@
 </file>
 
 <file path=word/header1.xml><?xml version="1.0" encoding="utf-8"?>
-<w:hdr xmlns:wpc="http://schemas.microsoft.com/office/word/2010/wordprocessingCanvas" xmlns:cx="http://schemas.microsoft.com/office/drawing/2014/chartex" xmlns:cx1="http://schemas.microsoft.com/office/drawing/2015/9/8/chartex" xmlns:cx2="http://schemas.microsoft.com/office/drawing/2015/10/21/chartex" xmlns:cx3="http://schemas.microsoft.com/office/drawing/2016/5/9/chartex" xmlns:cx4="http://schemas.microsoft.com/office/drawing/2016/5/10/chartex" xmlns:cx5="http://schemas.microsoft.com/office/drawing/2016/5/11/chartex" xmlns:cx6="http://schemas.microsoft.com/office/drawing/2016/5/12/chartex" xmlns:cx7="http://schemas.microsoft.com/office/drawing/2016/5/13/chartex" xmlns:cx8="http://schemas.microsoft.com/office/drawing/2016/5/14/chartex" xmlns:mc="http://schemas.openxmlformats.org/markup-compatibility/2006" xmlns:aink="http://schemas.microsoft.com/office/drawing/2016/ink" xmlns:am3d="http://schemas.microsoft.com/office/drawing/2017/model3d" xmlns:o="urn:schemas-microsoft-com:office:office" xmlns:r="http://schemas.openxmlformats.org/officeDocument/2006/relationships" xmlns:m="http://schemas.openxmlformats.org/officeDocument/2006/math" xmlns:v="urn:schemas-microsoft-com:vml" xmlns:wp14="http://schemas.microsoft.com/office/word/2010/wordprocessingDrawing" xmlns:wp="http://schemas.openxmlformats.org/drawingml/2006/wordprocessingDrawing" xmlns:w10="urn:schemas-microsoft-com:office:word" xmlns:w="http://schemas.openxmlformats.org/wordprocessingml/2006/main" xmlns:w14="http://schemas.microsoft.com/office/word/2010/wordml" xmlns:w15="http://schemas.microsoft.com/office/word/2012/wordml" xmlns:w16cex="http://schemas.microsoft.com/office/word/2018/wordml/cex" xmlns:w16cid="http://schemas.microsoft.com/office/word/2016/wordml/cid" xmlns:w16="http://schemas.microsoft.com/office/word/2018/wordml" xmlns:w16sdtdh="http://schemas.microsoft.com/office/word/2020/wordml/sdtdatahash" xmlns:w16se="http://schemas.microsoft.com/office/word/2015/wordml/symex" xmlns:wpg="http://schemas.microsoft.com/office/word/2010/wordprocessingGroup" xmlns:wpi="http://schemas.microsoft.com/office/word/2010/wordprocessingInk" xmlns:wne="http://schemas.microsoft.com/office/word/2006/wordml" xmlns:wps="http://schemas.microsoft.com/office/word/2010/wordprocessingShape" mc:Ignorable="w14 w15 w16se w16cid w16 w16cex w16sdtdh wp14">
+<w:hdr xmlns:wpc="http://schemas.microsoft.com/office/word/2010/wordprocessingCanvas" xmlns:cx="http://schemas.microsoft.com/office/drawing/2014/chartex" xmlns:cx1="http://schemas.microsoft.com/office/drawing/2015/9/8/chartex" xmlns:cx2="http://schemas.microsoft.com/office/drawing/2015/10/21/chartex" xmlns:cx3="http://schemas.microsoft.com/office/drawing/2016/5/9/chartex" xmlns:cx4="http://schemas.microsoft.com/office/drawing/2016/5/10/chartex" xmlns:cx5="http://schemas.microsoft.com/office/drawing/2016/5/11/chartex" xmlns:cx6="http://schemas.microsoft.com/office/drawing/2016/5/12/chartex" xmlns:cx7="http://schemas.microsoft.com/office/drawing/2016/5/13/chartex" xmlns:cx8="http://schemas.microsoft.com/office/drawing/2016/5/14/chartex" xmlns:mc="http://schemas.openxmlformats.org/markup-compatibility/2006" xmlns:aink="http://schemas.microsoft.com/office/drawing/2016/ink" xmlns:am3d="http://schemas.microsoft.com/office/drawing/2017/model3d" xmlns:o="urn:schemas-microsoft-com:office:office" xmlns:oel="http://schemas.microsoft.com/office/2019/extlst" xmlns:r="http://schemas.openxmlformats.org/officeDocument/2006/relationships" xmlns:m="http://schemas.openxmlformats.org/officeDocument/2006/math" xmlns:v="urn:schemas-microsoft-com:vml" xmlns:wp14="http://schemas.microsoft.com/office/word/2010/wordprocessingDrawing" xmlns:wp="http://schemas.openxmlformats.org/drawingml/2006/wordprocessingDrawing" xmlns:w10="urn:schemas-microsoft-com:office:word" xmlns:w="http://schemas.openxmlformats.org/wordprocessingml/2006/main" xmlns:w14="http://schemas.microsoft.com/office/word/2010/wordml" xmlns:w15="http://schemas.microsoft.com/office/word/2012/wordml" xmlns:w16cex="http://schemas.microsoft.com/office/word/2018/wordml/cex" xmlns:w16cid="http://schemas.microsoft.com/office/word/2016/wordml/cid" xmlns:w16="http://schemas.microsoft.com/office/word/2018/wordml" xmlns:w16du="http://schemas.microsoft.com/office/word/2023/wordml/word16du" xmlns:w16sdtdh="http://schemas.microsoft.com/office/word/2020/wordml/sdtdatahash" xmlns:w16sdtfl="http://schemas.microsoft.com/office/word/2024/wordml/sdtformatlock" xmlns:w16se="http://schemas.microsoft.com/office/word/2015/wordml/symex" xmlns:wpg="http://schemas.microsoft.com/office/word/2010/wordprocessingGroup" xmlns:wpi="http://schemas.microsoft.com/office/word/2010/wordprocessingInk" xmlns:wne="http://schemas.microsoft.com/office/word/2006/wordml" xmlns:wps="http://schemas.microsoft.com/office/word/2010/wordprocessingShape" mc:Ignorable="w14 w15 w16se w16cid w16 w16cex w16sdtdh w16sdtfl w16du wp14">
   <w:p>
     <w:pPr>
       <w:pStyle w:val="Encabezado"/>
@@ -13434,7 +13657,7 @@
 </file>
 
 <file path=word/header2.xml><?xml version="1.0" encoding="utf-8"?>
-<w:hdr xmlns:wpc="http://schemas.microsoft.com/office/word/2010/wordprocessingCanvas" xmlns:cx="http://schemas.microsoft.com/office/drawing/2014/chartex" xmlns:cx1="http://schemas.microsoft.com/office/drawing/2015/9/8/chartex" xmlns:cx2="http://schemas.microsoft.com/office/drawing/2015/10/21/chartex" xmlns:cx3="http://schemas.microsoft.com/office/drawing/2016/5/9/chartex" xmlns:cx4="http://schemas.microsoft.com/office/drawing/2016/5/10/chartex" xmlns:cx5="http://schemas.microsoft.com/office/drawing/2016/5/11/chartex" xmlns:cx6="http://schemas.microsoft.com/office/drawing/2016/5/12/chartex" xmlns:cx7="http://schemas.microsoft.com/office/drawing/2016/5/13/chartex" xmlns:cx8="http://schemas.microsoft.com/office/drawing/2016/5/14/chartex" xmlns:mc="http://schemas.openxmlformats.org/markup-compatibility/2006" xmlns:aink="http://schemas.microsoft.com/office/drawing/2016/ink" xmlns:am3d="http://schemas.microsoft.com/office/drawing/2017/model3d" xmlns:o="urn:schemas-microsoft-com:office:office" xmlns:r="http://schemas.openxmlformats.org/officeDocument/2006/relationships" xmlns:m="http://schemas.openxmlformats.org/officeDocument/2006/math" xmlns:v="urn:schemas-microsoft-com:vml" xmlns:wp14="http://schemas.microsoft.com/office/word/2010/wordprocessingDrawing" xmlns:wp="http://schemas.openxmlformats.org/drawingml/2006/wordprocessingDrawing" xmlns:w10="urn:schemas-microsoft-com:office:word" xmlns:w="http://schemas.openxmlformats.org/wordprocessingml/2006/main" xmlns:w14="http://schemas.microsoft.com/office/word/2010/wordml" xmlns:w15="http://schemas.microsoft.com/office/word/2012/wordml" xmlns:w16cex="http://schemas.microsoft.com/office/word/2018/wordml/cex" xmlns:w16cid="http://schemas.microsoft.com/office/word/2016/wordml/cid" xmlns:w16="http://schemas.microsoft.com/office/word/2018/wordml" xmlns:w16sdtdh="http://schemas.microsoft.com/office/word/2020/wordml/sdtdatahash" xmlns:w16se="http://schemas.microsoft.com/office/word/2015/wordml/symex" xmlns:wpg="http://schemas.microsoft.com/office/word/2010/wordprocessingGroup" xmlns:wpi="http://schemas.microsoft.com/office/word/2010/wordprocessingInk" xmlns:wne="http://schemas.microsoft.com/office/word/2006/wordml" xmlns:wps="http://schemas.microsoft.com/office/word/2010/wordprocessingShape" mc:Ignorable="w14 w15 w16se w16cid w16 w16cex w16sdtdh wp14">
+<w:hdr xmlns:wpc="http://schemas.microsoft.com/office/word/2010/wordprocessingCanvas" xmlns:cx="http://schemas.microsoft.com/office/drawing/2014/chartex" xmlns:cx1="http://schemas.microsoft.com/office/drawing/2015/9/8/chartex" xmlns:cx2="http://schemas.microsoft.com/office/drawing/2015/10/21/chartex" xmlns:cx3="http://schemas.microsoft.com/office/drawing/2016/5/9/chartex" xmlns:cx4="http://schemas.microsoft.com/office/drawing/2016/5/10/chartex" xmlns:cx5="http://schemas.microsoft.com/office/drawing/2016/5/11/chartex" xmlns:cx6="http://schemas.microsoft.com/office/drawing/2016/5/12/chartex" xmlns:cx7="http://schemas.microsoft.com/office/drawing/2016/5/13/chartex" xmlns:cx8="http://schemas.microsoft.com/office/drawing/2016/5/14/chartex" xmlns:mc="http://schemas.openxmlformats.org/markup-compatibility/2006" xmlns:aink="http://schemas.microsoft.com/office/drawing/2016/ink" xmlns:am3d="http://schemas.microsoft.com/office/drawing/2017/model3d" xmlns:o="urn:schemas-microsoft-com:office:office" xmlns:oel="http://schemas.microsoft.com/office/2019/extlst" xmlns:r="http://schemas.openxmlformats.org/officeDocument/2006/relationships" xmlns:m="http://schemas.openxmlformats.org/officeDocument/2006/math" xmlns:v="urn:schemas-microsoft-com:vml" xmlns:wp14="http://schemas.microsoft.com/office/word/2010/wordprocessingDrawing" xmlns:wp="http://schemas.openxmlformats.org/drawingml/2006/wordprocessingDrawing" xmlns:w10="urn:schemas-microsoft-com:office:word" xmlns:w="http://schemas.openxmlformats.org/wordprocessingml/2006/main" xmlns:w14="http://schemas.microsoft.com/office/word/2010/wordml" xmlns:w15="http://schemas.microsoft.com/office/word/2012/wordml" xmlns:w16cex="http://schemas.microsoft.com/office/word/2018/wordml/cex" xmlns:w16cid="http://schemas.microsoft.com/office/word/2016/wordml/cid" xmlns:w16="http://schemas.microsoft.com/office/word/2018/wordml" xmlns:w16du="http://schemas.microsoft.com/office/word/2023/wordml/word16du" xmlns:w16sdtdh="http://schemas.microsoft.com/office/word/2020/wordml/sdtdatahash" xmlns:w16sdtfl="http://schemas.microsoft.com/office/word/2024/wordml/sdtformatlock" xmlns:w16se="http://schemas.microsoft.com/office/word/2015/wordml/symex" xmlns:wpg="http://schemas.microsoft.com/office/word/2010/wordprocessingGroup" xmlns:wpi="http://schemas.microsoft.com/office/word/2010/wordprocessingInk" xmlns:wne="http://schemas.microsoft.com/office/word/2006/wordml" xmlns:wps="http://schemas.microsoft.com/office/word/2010/wordprocessingShape" mc:Ignorable="w14 w15 w16se w16cid w16 w16cex w16sdtdh w16sdtfl w16du wp14">
   <w:p>
     <w:pPr>
       <w:pStyle w:val="Encabezado"/>
@@ -13444,7 +13667,7 @@
 </file>
 
 <file path=word/numbering.xml><?xml version="1.0" encoding="utf-8"?>
-<w:numbering xmlns:wpc="http://schemas.microsoft.com/office/word/2010/wordprocessingCanvas" xmlns:cx="http://schemas.microsoft.com/office/drawing/2014/chartex" xmlns:cx1="http://schemas.microsoft.com/office/drawing/2015/9/8/chartex" xmlns:cx2="http://schemas.microsoft.com/office/drawing/2015/10/21/chartex" xmlns:cx3="http://schemas.microsoft.com/office/drawing/2016/5/9/chartex" xmlns:cx4="http://schemas.microsoft.com/office/drawing/2016/5/10/chartex" xmlns:cx5="http://schemas.microsoft.com/office/drawing/2016/5/11/chartex" xmlns:cx6="http://schemas.microsoft.com/office/drawing/2016/5/12/chartex" xmlns:cx7="http://schemas.microsoft.com/office/drawing/2016/5/13/chartex" xmlns:cx8="http://schemas.microsoft.com/office/drawing/2016/5/14/chartex" xmlns:mc="http://schemas.openxmlformats.org/markup-compatibility/2006" xmlns:aink="http://schemas.microsoft.com/office/drawing/2016/ink" xmlns:am3d="http://schemas.microsoft.com/office/drawing/2017/model3d" xmlns:o="urn:schemas-microsoft-com:office:office" xmlns:r="http://schemas.openxmlformats.org/officeDocument/2006/relationships" xmlns:m="http://schemas.openxmlformats.org/officeDocument/2006/math" xmlns:v="urn:schemas-microsoft-com:vml" xmlns:wp14="http://schemas.microsoft.com/office/word/2010/wordprocessingDrawing" xmlns:wp="http://schemas.openxmlformats.org/drawingml/2006/wordprocessingDrawing" xmlns:w10="urn:schemas-microsoft-com:office:word" xmlns:w="http://schemas.openxmlformats.org/wordprocessingml/2006/main" xmlns:w14="http://schemas.microsoft.com/office/word/2010/wordml" xmlns:w15="http://schemas.microsoft.com/office/word/2012/wordml" xmlns:w16cex="http://schemas.microsoft.com/office/word/2018/wordml/cex" xmlns:w16cid="http://schemas.microsoft.com/office/word/2016/wordml/cid" xmlns:w16="http://schemas.microsoft.com/office/word/2018/wordml" xmlns:w16sdtdh="http://schemas.microsoft.com/office/word/2020/wordml/sdtdatahash" xmlns:w16se="http://schemas.microsoft.com/office/word/2015/wordml/symex" xmlns:wpg="http://schemas.microsoft.com/office/word/2010/wordprocessingGroup" xmlns:wpi="http://schemas.microsoft.com/office/word/2010/wordprocessingInk" xmlns:wne="http://schemas.microsoft.com/office/word/2006/wordml" xmlns:wps="http://schemas.microsoft.com/office/word/2010/wordprocessingShape" mc:Ignorable="w14 w15 w16se w16cid w16 w16cex w16sdtdh wp14">
+<w:numbering xmlns:wpc="http://schemas.microsoft.com/office/word/2010/wordprocessingCanvas" xmlns:cx="http://schemas.microsoft.com/office/drawing/2014/chartex" xmlns:cx1="http://schemas.microsoft.com/office/drawing/2015/9/8/chartex" xmlns:cx2="http://schemas.microsoft.com/office/drawing/2015/10/21/chartex" xmlns:cx3="http://schemas.microsoft.com/office/drawing/2016/5/9/chartex" xmlns:cx4="http://schemas.microsoft.com/office/drawing/2016/5/10/chartex" xmlns:cx5="http://schemas.microsoft.com/office/drawing/2016/5/11/chartex" xmlns:cx6="http://schemas.microsoft.com/office/drawing/2016/5/12/chartex" xmlns:cx7="http://schemas.microsoft.com/office/drawing/2016/5/13/chartex" xmlns:cx8="http://schemas.microsoft.com/office/drawing/2016/5/14/chartex" xmlns:mc="http://schemas.openxmlformats.org/markup-compatibility/2006" xmlns:aink="http://schemas.microsoft.com/office/drawing/2016/ink" xmlns:am3d="http://schemas.microsoft.com/office/drawing/2017/model3d" xmlns:o="urn:schemas-microsoft-com:office:office" xmlns:oel="http://schemas.microsoft.com/office/2019/extlst" xmlns:r="http://schemas.openxmlformats.org/officeDocument/2006/relationships" xmlns:m="http://schemas.openxmlformats.org/officeDocument/2006/math" xmlns:v="urn:schemas-microsoft-com:vml" xmlns:wp14="http://schemas.microsoft.com/office/word/2010/wordprocessingDrawing" xmlns:wp="http://schemas.openxmlformats.org/drawingml/2006/wordprocessingDrawing" xmlns:w10="urn:schemas-microsoft-com:office:word" xmlns:w="http://schemas.openxmlformats.org/wordprocessingml/2006/main" xmlns:w14="http://schemas.microsoft.com/office/word/2010/wordml" xmlns:w15="http://schemas.microsoft.com/office/word/2012/wordml" xmlns:w16cex="http://schemas.microsoft.com/office/word/2018/wordml/cex" xmlns:w16cid="http://schemas.microsoft.com/office/word/2016/wordml/cid" xmlns:w16="http://schemas.microsoft.com/office/word/2018/wordml" xmlns:w16du="http://schemas.microsoft.com/office/word/2023/wordml/word16du" xmlns:w16sdtdh="http://schemas.microsoft.com/office/word/2020/wordml/sdtdatahash" xmlns:w16sdtfl="http://schemas.microsoft.com/office/word/2024/wordml/sdtformatlock" xmlns:w16se="http://schemas.microsoft.com/office/word/2015/wordml/symex" xmlns:wpg="http://schemas.microsoft.com/office/word/2010/wordprocessingGroup" xmlns:wpi="http://schemas.microsoft.com/office/word/2010/wordprocessingInk" xmlns:wne="http://schemas.microsoft.com/office/word/2006/wordml" xmlns:wps="http://schemas.microsoft.com/office/word/2010/wordprocessingShape" mc:Ignorable="w14 w15 w16se w16cid w16 w16cex w16sdtdh w16sdtfl w16du wp14">
   <w:abstractNum w:abstractNumId="0" w15:restartNumberingAfterBreak="0">
     <w:nsid w:val="029F2C51"/>
     <w:multiLevelType w:val="hybridMultilevel"/>
@@ -16583,88 +16806,88 @@
       </w:rPr>
     </w:lvl>
   </w:abstractNum>
-  <w:num w:numId="1">
+  <w:num w:numId="1" w16cid:durableId="1486122836">
     <w:abstractNumId w:val="16"/>
   </w:num>
-  <w:num w:numId="2">
+  <w:num w:numId="2" w16cid:durableId="1784879954">
     <w:abstractNumId w:val="27"/>
   </w:num>
-  <w:num w:numId="3">
+  <w:num w:numId="3" w16cid:durableId="223489410">
     <w:abstractNumId w:val="14"/>
   </w:num>
-  <w:num w:numId="4">
+  <w:num w:numId="4" w16cid:durableId="1725905029">
     <w:abstractNumId w:val="4"/>
   </w:num>
-  <w:num w:numId="5">
+  <w:num w:numId="5" w16cid:durableId="672612469">
     <w:abstractNumId w:val="11"/>
   </w:num>
-  <w:num w:numId="6">
+  <w:num w:numId="6" w16cid:durableId="1127625515">
     <w:abstractNumId w:val="6"/>
   </w:num>
-  <w:num w:numId="7">
+  <w:num w:numId="7" w16cid:durableId="1001859353">
     <w:abstractNumId w:val="13"/>
   </w:num>
-  <w:num w:numId="8">
+  <w:num w:numId="8" w16cid:durableId="989481109">
     <w:abstractNumId w:val="10"/>
   </w:num>
-  <w:num w:numId="9">
+  <w:num w:numId="9" w16cid:durableId="484200016">
     <w:abstractNumId w:val="7"/>
   </w:num>
-  <w:num w:numId="10">
+  <w:num w:numId="10" w16cid:durableId="1757090435">
     <w:abstractNumId w:val="8"/>
   </w:num>
-  <w:num w:numId="11">
+  <w:num w:numId="11" w16cid:durableId="1620717528">
     <w:abstractNumId w:val="12"/>
   </w:num>
-  <w:num w:numId="12">
+  <w:num w:numId="12" w16cid:durableId="975645565">
     <w:abstractNumId w:val="25"/>
   </w:num>
-  <w:num w:numId="13">
+  <w:num w:numId="13" w16cid:durableId="774713244">
     <w:abstractNumId w:val="15"/>
   </w:num>
-  <w:num w:numId="14">
+  <w:num w:numId="14" w16cid:durableId="91174378">
     <w:abstractNumId w:val="1"/>
   </w:num>
-  <w:num w:numId="15">
+  <w:num w:numId="15" w16cid:durableId="1185678819">
     <w:abstractNumId w:val="20"/>
   </w:num>
-  <w:num w:numId="16">
+  <w:num w:numId="16" w16cid:durableId="1209420411">
     <w:abstractNumId w:val="21"/>
   </w:num>
-  <w:num w:numId="17">
+  <w:num w:numId="17" w16cid:durableId="1194417470">
     <w:abstractNumId w:val="5"/>
   </w:num>
-  <w:num w:numId="18">
+  <w:num w:numId="18" w16cid:durableId="1630358462">
     <w:abstractNumId w:val="19"/>
   </w:num>
-  <w:num w:numId="19">
+  <w:num w:numId="19" w16cid:durableId="1781099181">
     <w:abstractNumId w:val="26"/>
   </w:num>
-  <w:num w:numId="20">
+  <w:num w:numId="20" w16cid:durableId="101653178">
     <w:abstractNumId w:val="2"/>
   </w:num>
-  <w:num w:numId="21">
+  <w:num w:numId="21" w16cid:durableId="1295714617">
     <w:abstractNumId w:val="3"/>
   </w:num>
-  <w:num w:numId="22">
+  <w:num w:numId="22" w16cid:durableId="1735590603">
     <w:abstractNumId w:val="9"/>
   </w:num>
-  <w:num w:numId="23">
+  <w:num w:numId="23" w16cid:durableId="1034384249">
     <w:abstractNumId w:val="0"/>
   </w:num>
-  <w:num w:numId="24">
+  <w:num w:numId="24" w16cid:durableId="597181850">
     <w:abstractNumId w:val="24"/>
   </w:num>
-  <w:num w:numId="25">
+  <w:num w:numId="25" w16cid:durableId="63378718">
     <w:abstractNumId w:val="22"/>
   </w:num>
-  <w:num w:numId="26">
+  <w:num w:numId="26" w16cid:durableId="1514492860">
     <w:abstractNumId w:val="18"/>
   </w:num>
-  <w:num w:numId="27">
+  <w:num w:numId="27" w16cid:durableId="2119594075">
     <w:abstractNumId w:val="23"/>
   </w:num>
-  <w:num w:numId="28">
+  <w:num w:numId="28" w16cid:durableId="484511860">
     <w:abstractNumId w:val="17"/>
   </w:num>
   <w:numIdMacAtCleanup w:val="21"/>
@@ -16672,7 +16895,7 @@
 </file>
 
 <file path=word/people.xml><?xml version="1.0" encoding="utf-8"?>
-<w15:people xmlns:wpc="http://schemas.microsoft.com/office/word/2010/wordprocessingCanvas" xmlns:cx="http://schemas.microsoft.com/office/drawing/2014/chartex" xmlns:cx1="http://schemas.microsoft.com/office/drawing/2015/9/8/chartex" xmlns:cx2="http://schemas.microsoft.com/office/drawing/2015/10/21/chartex" xmlns:cx3="http://schemas.microsoft.com/office/drawing/2016/5/9/chartex" xmlns:cx4="http://schemas.microsoft.com/office/drawing/2016/5/10/chartex" xmlns:cx5="http://schemas.microsoft.com/office/drawing/2016/5/11/chartex" xmlns:cx6="http://schemas.microsoft.com/office/drawing/2016/5/12/chartex" xmlns:cx7="http://schemas.microsoft.com/office/drawing/2016/5/13/chartex" xmlns:cx8="http://schemas.microsoft.com/office/drawing/2016/5/14/chartex" xmlns:mc="http://schemas.openxmlformats.org/markup-compatibility/2006" xmlns:aink="http://schemas.microsoft.com/office/drawing/2016/ink" xmlns:am3d="http://schemas.microsoft.com/office/drawing/2017/model3d" xmlns:o="urn:schemas-microsoft-com:office:office" xmlns:r="http://schemas.openxmlformats.org/officeDocument/2006/relationships" xmlns:m="http://schemas.openxmlformats.org/officeDocument/2006/math" xmlns:v="urn:schemas-microsoft-com:vml" xmlns:wp14="http://schemas.microsoft.com/office/word/2010/wordprocessingDrawing" xmlns:wp="http://schemas.openxmlformats.org/drawingml/2006/wordprocessingDrawing" xmlns:w10="urn:schemas-microsoft-com:office:word" xmlns:w="http://schemas.openxmlformats.org/wordprocessingml/2006/main" xmlns:w14="http://schemas.microsoft.com/office/word/2010/wordml" xmlns:w15="http://schemas.microsoft.com/office/word/2012/wordml" xmlns:w16cex="http://schemas.microsoft.com/office/word/2018/wordml/cex" xmlns:w16cid="http://schemas.microsoft.com/office/word/2016/wordml/cid" xmlns:w16="http://schemas.microsoft.com/office/word/2018/wordml" xmlns:w16sdtdh="http://schemas.microsoft.com/office/word/2020/wordml/sdtdatahash" xmlns:w16se="http://schemas.microsoft.com/office/word/2015/wordml/symex" xmlns:wpg="http://schemas.microsoft.com/office/word/2010/wordprocessingGroup" xmlns:wpi="http://schemas.microsoft.com/office/word/2010/wordprocessingInk" xmlns:wne="http://schemas.microsoft.com/office/word/2006/wordml" xmlns:wps="http://schemas.microsoft.com/office/word/2010/wordprocessingShape" mc:Ignorable="w14 w15 w16se w16cid w16 w16cex w16sdtdh wp14">
+<w15:people xmlns:wpc="http://schemas.microsoft.com/office/word/2010/wordprocessingCanvas" xmlns:cx="http://schemas.microsoft.com/office/drawing/2014/chartex" xmlns:cx1="http://schemas.microsoft.com/office/drawing/2015/9/8/chartex" xmlns:cx2="http://schemas.microsoft.com/office/drawing/2015/10/21/chartex" xmlns:cx3="http://schemas.microsoft.com/office/drawing/2016/5/9/chartex" xmlns:cx4="http://schemas.microsoft.com/office/drawing/2016/5/10/chartex" xmlns:cx5="http://schemas.microsoft.com/office/drawing/2016/5/11/chartex" xmlns:cx6="http://schemas.microsoft.com/office/drawing/2016/5/12/chartex" xmlns:cx7="http://schemas.microsoft.com/office/drawing/2016/5/13/chartex" xmlns:cx8="http://schemas.microsoft.com/office/drawing/2016/5/14/chartex" xmlns:mc="http://schemas.openxmlformats.org/markup-compatibility/2006" xmlns:aink="http://schemas.microsoft.com/office/drawing/2016/ink" xmlns:am3d="http://schemas.microsoft.com/office/drawing/2017/model3d" xmlns:o="urn:schemas-microsoft-com:office:office" xmlns:oel="http://schemas.microsoft.com/office/2019/extlst" xmlns:r="http://schemas.openxmlformats.org/officeDocument/2006/relationships" xmlns:m="http://schemas.openxmlformats.org/officeDocument/2006/math" xmlns:v="urn:schemas-microsoft-com:vml" xmlns:wp14="http://schemas.microsoft.com/office/word/2010/wordprocessingDrawing" xmlns:wp="http://schemas.openxmlformats.org/drawingml/2006/wordprocessingDrawing" xmlns:w10="urn:schemas-microsoft-com:office:word" xmlns:w="http://schemas.openxmlformats.org/wordprocessingml/2006/main" xmlns:w14="http://schemas.microsoft.com/office/word/2010/wordml" xmlns:w15="http://schemas.microsoft.com/office/word/2012/wordml" xmlns:w16cex="http://schemas.microsoft.com/office/word/2018/wordml/cex" xmlns:w16cid="http://schemas.microsoft.com/office/word/2016/wordml/cid" xmlns:w16="http://schemas.microsoft.com/office/word/2018/wordml" xmlns:w16du="http://schemas.microsoft.com/office/word/2023/wordml/word16du" xmlns:w16sdtdh="http://schemas.microsoft.com/office/word/2020/wordml/sdtdatahash" xmlns:w16sdtfl="http://schemas.microsoft.com/office/word/2024/wordml/sdtformatlock" xmlns:w16se="http://schemas.microsoft.com/office/word/2015/wordml/symex" xmlns:wpg="http://schemas.microsoft.com/office/word/2010/wordprocessingGroup" xmlns:wpi="http://schemas.microsoft.com/office/word/2010/wordprocessingInk" xmlns:wne="http://schemas.microsoft.com/office/word/2006/wordml" xmlns:wps="http://schemas.microsoft.com/office/word/2010/wordprocessingShape" mc:Ignorable="w14 w15 w16se w16cid w16 w16cex w16sdtdh w16sdtfl w16du wp14">
   <w15:person w15:author="neli Bp">
     <w15:presenceInfo w15:providerId="Windows Live" w15:userId="31bbf27711c9f401"/>
   </w15:person>
@@ -16686,7 +16909,7 @@
 </file>
 
 <file path=word/styles.xml><?xml version="1.0" encoding="utf-8"?>
-<w:styles xmlns:mc="http://schemas.openxmlformats.org/markup-compatibility/2006" xmlns:r="http://schemas.openxmlformats.org/officeDocument/2006/relationships" xmlns:w="http://schemas.openxmlformats.org/wordprocessingml/2006/main" xmlns:w14="http://schemas.microsoft.com/office/word/2010/wordml" xmlns:w15="http://schemas.microsoft.com/office/word/2012/wordml" xmlns:w16cex="http://schemas.microsoft.com/office/word/2018/wordml/cex" xmlns:w16cid="http://schemas.microsoft.com/office/word/2016/wordml/cid" xmlns:w16="http://schemas.microsoft.com/office/word/2018/wordml" xmlns:w16sdtdh="http://schemas.microsoft.com/office/word/2020/wordml/sdtdatahash" xmlns:w16se="http://schemas.microsoft.com/office/word/2015/wordml/symex" mc:Ignorable="w14 w15 w16se w16cid w16 w16cex w16sdtdh">
+<w:styles xmlns:mc="http://schemas.openxmlformats.org/markup-compatibility/2006" xmlns:r="http://schemas.openxmlformats.org/officeDocument/2006/relationships" xmlns:w="http://schemas.openxmlformats.org/wordprocessingml/2006/main" xmlns:w14="http://schemas.microsoft.com/office/word/2010/wordml" xmlns:w15="http://schemas.microsoft.com/office/word/2012/wordml" xmlns:w16cex="http://schemas.microsoft.com/office/word/2018/wordml/cex" xmlns:w16cid="http://schemas.microsoft.com/office/word/2016/wordml/cid" xmlns:w16="http://schemas.microsoft.com/office/word/2018/wordml" xmlns:w16du="http://schemas.microsoft.com/office/word/2023/wordml/word16du" xmlns:w16sdtdh="http://schemas.microsoft.com/office/word/2020/wordml/sdtdatahash" xmlns:w16sdtfl="http://schemas.microsoft.com/office/word/2024/wordml/sdtformatlock" xmlns:w16se="http://schemas.microsoft.com/office/word/2015/wordml/symex" mc:Ignorable="w14 w15 w16se w16cid w16 w16cex w16sdtdh w16sdtfl w16du">
   <w:docDefaults>
     <w:rPrDefault>
       <w:rPr>

--- a/reporte_estadias_v_4.docx
+++ b/reporte_estadias_v_4.docx
@@ -4486,51 +4486,25 @@
       <w:r>
         <w:t xml:space="preserve">Figura </w:t>
       </w:r>
-      <w:r>
-        <w:fldChar w:fldCharType="begin"/>
-      </w:r>
-      <w:r>
-        <w:instrText xml:space="preserve"> STYLEREF 1 \s </w:instrText>
-      </w:r>
-      <w:r>
-        <w:fldChar w:fldCharType="separate"/>
-      </w:r>
-      <w:r>
-        <w:rPr>
-          <w:noProof/>
-        </w:rPr>
-        <w:t>1</w:t>
-      </w:r>
-      <w:r>
-        <w:rPr>
-          <w:noProof/>
-        </w:rPr>
-        <w:fldChar w:fldCharType="end"/>
-      </w:r>
+      <w:fldSimple w:instr=" STYLEREF 1 \s ">
+        <w:r>
+          <w:rPr>
+            <w:noProof/>
+          </w:rPr>
+          <w:t>1</w:t>
+        </w:r>
+      </w:fldSimple>
       <w:r>
         <w:t>.</w:t>
       </w:r>
-      <w:r>
-        <w:fldChar w:fldCharType="begin"/>
-      </w:r>
-      <w:r>
-        <w:instrText xml:space="preserve"> SEQ Figura \* ARABIC \s 1 </w:instrText>
-      </w:r>
-      <w:r>
-        <w:fldChar w:fldCharType="separate"/>
-      </w:r>
-      <w:r>
-        <w:rPr>
-          <w:noProof/>
-        </w:rPr>
-        <w:t>1</w:t>
-      </w:r>
-      <w:r>
-        <w:rPr>
-          <w:noProof/>
-        </w:rPr>
-        <w:fldChar w:fldCharType="end"/>
-      </w:r>
+      <w:fldSimple w:instr=" SEQ Figura \* ARABIC \s 1 ">
+        <w:r>
+          <w:rPr>
+            <w:noProof/>
+          </w:rPr>
+          <w:t>1</w:t>
+        </w:r>
+      </w:fldSimple>
       <w:bookmarkEnd w:id="2"/>
       <w:r>
         <w:t xml:space="preserve"> Logotipo de la empresa</w:t>
@@ -10273,13 +10247,7 @@
         <w:jc w:val="both"/>
       </w:pPr>
       <w:r>
-        <w:t>Se seleccionó Microsoft SQL Server como sistema gestor de base de datos debido a su robustez, confiabilidad y amplia adopción en entornos empresariales, especialmente en organizaciones que ya utilizan tecnologías del ecosistema Microsoft, como .NET Framework y Active Directory.</w:t>
-      </w:r>
-      <w:r>
-        <w:t xml:space="preserve"> </w:t>
-      </w:r>
-      <w:r>
-        <w:t xml:space="preserve">Una de las principales ventajas de SQL Server es su capacidad para garantizar la integridad y consistencia de los datos mediante el uso de transacciones ACID, lo cual es fundamental en sistemas críticos </w:t>
+        <w:t xml:space="preserve">Se seleccionó Microsoft SQL Server como sistema gestor de base de datos debido a su robustez, confiabilidad y amplia adopción en entornos empresariales, especialmente en organizaciones que ya utilizan tecnologías del ecosistema Microsoft, como .NET Framework y Active Directory. Una de las principales ventajas de SQL Server es su capacidad para garantizar la integridad y consistencia de los datos mediante el uso de transacciones ACID, lo cual es fundamental en sistemas críticos </w:t>
       </w:r>
       <w:r>
         <w:lastRenderedPageBreak/>
@@ -10336,8 +10304,110 @@
       </w:r>
     </w:p>
     <w:p/>
-    <w:p/>
-    <w:p/>
+    <w:p>
+      <w:pPr>
+        <w:jc w:val="both"/>
+      </w:pPr>
+      <w:r>
+        <w:t>Como parte de la propuesta de solución del sistema, se contempla la implementación de un modelo de seguridad integral que garantice la protección de la información, el control de accesos y la trazabilidad de las operaciones, en cumplimiento con las buenas prácticas establecidas en GAMP 5 y lineamientos de sistemas regulados.</w:t>
+      </w:r>
+    </w:p>
+    <w:p>
+      <w:pPr>
+        <w:jc w:val="both"/>
+      </w:pPr>
+    </w:p>
+    <w:p>
+      <w:pPr>
+        <w:jc w:val="both"/>
+      </w:pPr>
+      <w:r>
+        <w:t>En primer lugar, se propone un esquema de autenticación centralizada, basado en la integración con Active Directory, permitiendo validar la identidad de los usuarios mediante las credenciales corporativas. Este enfoque asegura que únicamente personal autorizado tenga acceso al sistema, alineándose con las políticas de seguridad de la organización.</w:t>
+      </w:r>
+    </w:p>
+    <w:p>
+      <w:pPr>
+        <w:jc w:val="both"/>
+      </w:pPr>
+    </w:p>
+    <w:p>
+      <w:pPr>
+        <w:jc w:val="both"/>
+      </w:pPr>
+      <w:r>
+        <w:t xml:space="preserve">Adicionalmente, se implementará un mecanismo de autorización basado en roles, mediante el cual se definirán distintos perfiles de usuario (como administrador, supervisor y operador), cada uno con permisos específicos sobre las funcionalidades </w:t>
+      </w:r>
+      <w:r>
+        <w:lastRenderedPageBreak/>
+        <w:t>del sistema. Esto permitirá restringir el acceso a operaciones críticas y asegurar que cada usuario solo pueda ejecutar acciones acordes a sus responsabilidades.</w:t>
+      </w:r>
+    </w:p>
+    <w:p>
+      <w:pPr>
+        <w:jc w:val="both"/>
+      </w:pPr>
+      <w:r>
+        <w:t>Para proteger la comunicación entre el frontend y el backend, se propone el uso de tokens de autenticación (JWT), los cuales serán generados tras el inicio de sesión y enviados en cada solicitud a la API. Este mecanismo permitirá validar la sesión del usuario de manera segura y eficiente, evitando accesos no autorizados.</w:t>
+      </w:r>
+    </w:p>
+    <w:p>
+      <w:pPr>
+        <w:jc w:val="both"/>
+      </w:pPr>
+    </w:p>
+    <w:p>
+      <w:pPr>
+        <w:jc w:val="both"/>
+      </w:pPr>
+      <w:r>
+        <w:t>En cuanto a la gestión de datos, se plantea el uso de identificadores únicos globales (GUID) para cada entidad del sistema, con el fin de evitar duplicidades y reducir la posibilidad de manipulación de registros. Asimismo, se garantizará la integridad de la información mediante el uso de transacciones en la base de datos.</w:t>
+      </w:r>
+    </w:p>
+    <w:p>
+      <w:pPr>
+        <w:jc w:val="both"/>
+      </w:pPr>
+    </w:p>
+    <w:p>
+      <w:pPr>
+        <w:jc w:val="both"/>
+      </w:pPr>
+      <w:r>
+        <w:t>Un componente clave de la seguridad propuesta es la implementación de firmas electrónicas para operaciones críticas, como la validación de registros o el almacenamiento de muestras. Para ejecutar estas acciones, el usuario deberá reingresar sus credenciales, las cuales serán verificadas nuevamente contra el sistema de autenticación. Esto permitirá asegurar la autenticidad de las operaciones y cumplir con principios de no repudio.</w:t>
+      </w:r>
+    </w:p>
+    <w:p>
+      <w:pPr>
+        <w:jc w:val="both"/>
+      </w:pPr>
+    </w:p>
+    <w:p>
+      <w:pPr>
+        <w:jc w:val="both"/>
+      </w:pPr>
+      <w:r>
+        <w:t>De igual manera, se contempla la implementación de un Audit Trail, en el cual se registrarán todas las acciones relevantes realizadas en el sistema, incluyendo información como el usuario, la fecha, la hora y la operación ejecutada. Este registro permitirá mantener una trazabilidad completa de los procesos, facilitando auditorías y asegurando el cumplimiento de los requisitos regulatorios.</w:t>
+      </w:r>
+    </w:p>
+    <w:p>
+      <w:pPr>
+        <w:jc w:val="both"/>
+      </w:pPr>
+    </w:p>
+    <w:p>
+      <w:pPr>
+        <w:jc w:val="both"/>
+      </w:pPr>
+      <w:r>
+        <w:t>Finalmente, se establecerán mecanismos de control y validación en cada capa del sistema, asegurando que tanto el frontend como el backend contribuyan a la protección de la información y a la correcta ejecución de los procesos.</w:t>
+      </w:r>
+      <w:r>
+        <w:t xml:space="preserve"> </w:t>
+      </w:r>
+      <w:r>
+        <w:t>En conjunto, esta propuesta de seguridad busca garantizar un sistema confiable, trazable y alineado con las exigencias de entornos regulados, asegurando la integridad de los datos y la correcta identificación de los usuarios en cada operación.</w:t>
+      </w:r>
+    </w:p>
     <w:p>
       <w:pPr>
         <w:pStyle w:val="Ttulo3"/>
@@ -10349,6 +10419,7 @@
         <w:rPr>
           <w:rFonts w:eastAsia="Arial"/>
         </w:rPr>
+        <w:lastRenderedPageBreak/>
         <w:t>Pruebas</w:t>
       </w:r>
     </w:p>
@@ -10362,7 +10433,116 @@
         </w:rPr>
       </w:pPr>
     </w:p>
-    <w:p/>
+    <w:p>
+      <w:pPr>
+        <w:jc w:val="both"/>
+      </w:pPr>
+      <w:r>
+        <w:t>Se</w:t>
+      </w:r>
+      <w:r>
+        <w:t xml:space="preserve"> plantea la implementación de una estrategia de pruebas estructurada y basada en riesgo, alineada con los lineamientos de GAMP 5, con el objetivo de garantizar la calidad, confiabilidad y cumplimiento regulatorio del sistema.</w:t>
+      </w:r>
+    </w:p>
+    <w:p>
+      <w:pPr>
+        <w:jc w:val="both"/>
+      </w:pPr>
+      <w:r>
+        <w:t>La estrategia de pruebas se diseñará en concordancia con el Modelo en V, estableciendo una relación directa entre las fases de desarrollo y sus correspondientes niveles de validación. De esta manera, cada requerimiento definido será verificado mediante pruebas específicas, asegurando la trazabilidad desde su definición hasta su validación final.</w:t>
+      </w:r>
+    </w:p>
+    <w:p>
+      <w:pPr>
+        <w:jc w:val="both"/>
+      </w:pPr>
+    </w:p>
+    <w:p>
+      <w:pPr>
+        <w:jc w:val="both"/>
+      </w:pPr>
+      <w:r>
+        <w:t>En primer lugar, se propone la realización de pruebas unitarias, enfocadas en validar el correcto funcionamiento de componentes individuales del sistema, especialmente en la lógica de negocio del backend. Estas pruebas permitirán identificar errores de manera temprana y reducir el impacto de fallos en etapas posteriores del desarrollo.</w:t>
+      </w:r>
+    </w:p>
+    <w:p>
+      <w:pPr>
+        <w:jc w:val="both"/>
+      </w:pPr>
+      <w:r>
+        <w:t>Posteriormente, se contemplan pruebas de integración, cuyo objetivo será verificar la correcta interacción entre los distintos componentes del sistema, incluyendo el frontend, el backend y la base de datos. Estas pruebas permitirán asegurar que los flujos de información se ejecuten de manera consistente, particularmente en procesos críticos como el registro de muestras, el escaneo de códigos QR y el almacenamiento de cajas.</w:t>
+      </w:r>
+    </w:p>
+    <w:p>
+      <w:pPr>
+        <w:jc w:val="both"/>
+      </w:pPr>
+    </w:p>
+    <w:p>
+      <w:pPr>
+        <w:jc w:val="both"/>
+      </w:pPr>
+      <w:r>
+        <w:t>Asimismo, se propone la ejecución de pruebas funcionales, orientadas a validar que el sistema cumpla con los casos de uso definidos. Estas pruebas se centrarán en verificar que las funcionalidades respondan correctamente a las acciones del usuario, incluyendo la gestión de batches, la administración de cajas, la visualización de shelves y la búsqueda de información.</w:t>
+      </w:r>
+    </w:p>
+    <w:p>
+      <w:pPr>
+        <w:jc w:val="both"/>
+      </w:pPr>
+    </w:p>
+    <w:p>
+      <w:pPr>
+        <w:jc w:val="both"/>
+      </w:pPr>
+      <w:r>
+        <w:t xml:space="preserve">De igual manera, se consideran pruebas de seguridad, enfocadas en validar mecanismos como la autenticación mediante tokens, el control de acceso basado en roles, la verificación de credenciales para firmas electrónicas y la correcta </w:t>
+      </w:r>
+      <w:r>
+        <w:lastRenderedPageBreak/>
+        <w:t>implementación del Audit Trail. Estas pruebas permitirán asegurar que las operaciones críticas estén protegidas y que la información sea íntegra y trazable.</w:t>
+      </w:r>
+    </w:p>
+    <w:p>
+      <w:pPr>
+        <w:jc w:val="both"/>
+      </w:pPr>
+    </w:p>
+    <w:p>
+      <w:pPr>
+        <w:jc w:val="both"/>
+      </w:pPr>
+      <w:r>
+        <w:t>Adicionalmente</w:t>
+      </w:r>
+      <w:r>
+        <w:t>, se propone la realización de pruebas de aceptación de usuario (UAT), en las cuales el sistema será evaluado en un entorno representativo del entorno operativo. Estas pruebas permitirán validar que el sistema cumple con las necesidades del negocio y es adecuado para su uso en la gestión de muestras de retención.</w:t>
+      </w:r>
+    </w:p>
+    <w:p>
+      <w:pPr>
+        <w:jc w:val="both"/>
+      </w:pPr>
+    </w:p>
+    <w:p>
+      <w:pPr>
+        <w:jc w:val="both"/>
+      </w:pPr>
+      <w:r>
+        <w:t>Finalmente</w:t>
+      </w:r>
+      <w:r>
+        <w:t>, se contempla la documentación de los resultados de las pruebas, generando evidencia que respalde el correcto funcionamiento del sistema y facilite futuras auditorías.</w:t>
+      </w:r>
+    </w:p>
+    <w:p>
+      <w:pPr>
+        <w:jc w:val="both"/>
+      </w:pPr>
+      <w:r>
+        <w:t>En conjunto, esta estrategia de pruebas permitirá asegurar que el sistema RESS cumpla con los estándares de calidad requeridos, proporcionando una base sólida para su validación y operación en un entorno regulado.</w:t>
+      </w:r>
+    </w:p>
     <w:p/>
     <w:p>
       <w:pPr>
@@ -11017,51 +11197,25 @@
       <w:r>
         <w:t xml:space="preserve">Figura </w:t>
       </w:r>
-      <w:r>
-        <w:fldChar w:fldCharType="begin"/>
-      </w:r>
-      <w:r>
-        <w:instrText xml:space="preserve"> STYLEREF 1 \s </w:instrText>
-      </w:r>
-      <w:r>
-        <w:fldChar w:fldCharType="separate"/>
-      </w:r>
-      <w:r>
-        <w:rPr>
-          <w:noProof/>
-        </w:rPr>
-        <w:t>3</w:t>
-      </w:r>
-      <w:r>
-        <w:rPr>
-          <w:noProof/>
-        </w:rPr>
-        <w:fldChar w:fldCharType="end"/>
-      </w:r>
+      <w:fldSimple w:instr=" STYLEREF 1 \s ">
+        <w:r>
+          <w:rPr>
+            <w:noProof/>
+          </w:rPr>
+          <w:t>3</w:t>
+        </w:r>
+      </w:fldSimple>
       <w:r>
         <w:t>.</w:t>
       </w:r>
-      <w:r>
-        <w:fldChar w:fldCharType="begin"/>
-      </w:r>
-      <w:r>
-        <w:instrText xml:space="preserve"> SEQ Figura \* ARABIC \s 1 </w:instrText>
-      </w:r>
-      <w:r>
-        <w:fldChar w:fldCharType="separate"/>
-      </w:r>
-      <w:r>
-        <w:rPr>
-          <w:noProof/>
-        </w:rPr>
-        <w:t>1</w:t>
-      </w:r>
-      <w:r>
-        <w:rPr>
-          <w:noProof/>
-        </w:rPr>
-        <w:fldChar w:fldCharType="end"/>
-      </w:r>
+      <w:fldSimple w:instr=" SEQ Figura \* ARABIC \s 1 ">
+        <w:r>
+          <w:rPr>
+            <w:noProof/>
+          </w:rPr>
+          <w:t>1</w:t>
+        </w:r>
+      </w:fldSimple>
       <w:r>
         <w:t xml:space="preserve"> Representación Conceptual</w:t>
       </w:r>
@@ -11257,51 +11411,25 @@
       <w:r>
         <w:t xml:space="preserve">Figura </w:t>
       </w:r>
-      <w:r>
-        <w:fldChar w:fldCharType="begin"/>
-      </w:r>
-      <w:r>
-        <w:instrText xml:space="preserve"> STYLEREF 1 \s </w:instrText>
-      </w:r>
-      <w:r>
-        <w:fldChar w:fldCharType="separate"/>
-      </w:r>
-      <w:r>
-        <w:rPr>
-          <w:noProof/>
-        </w:rPr>
-        <w:t>3</w:t>
-      </w:r>
-      <w:r>
-        <w:rPr>
-          <w:noProof/>
-        </w:rPr>
-        <w:fldChar w:fldCharType="end"/>
-      </w:r>
+      <w:fldSimple w:instr=" STYLEREF 1 \s ">
+        <w:r>
+          <w:rPr>
+            <w:noProof/>
+          </w:rPr>
+          <w:t>3</w:t>
+        </w:r>
+      </w:fldSimple>
       <w:r>
         <w:t>.</w:t>
       </w:r>
-      <w:r>
-        <w:fldChar w:fldCharType="begin"/>
-      </w:r>
-      <w:r>
-        <w:instrText xml:space="preserve"> SEQ Figura \* ARABIC \s 1 </w:instrText>
-      </w:r>
-      <w:r>
-        <w:fldChar w:fldCharType="separate"/>
-      </w:r>
-      <w:r>
-        <w:rPr>
-          <w:noProof/>
-        </w:rPr>
-        <w:t>2</w:t>
-      </w:r>
-      <w:r>
-        <w:rPr>
-          <w:noProof/>
-        </w:rPr>
-        <w:fldChar w:fldCharType="end"/>
-      </w:r>
+      <w:fldSimple w:instr=" SEQ Figura \* ARABIC \s 1 ">
+        <w:r>
+          <w:rPr>
+            <w:noProof/>
+          </w:rPr>
+          <w:t>2</w:t>
+        </w:r>
+      </w:fldSimple>
       <w:r>
         <w:t xml:space="preserve"> Estructura de Desglose de Trabajo</w:t>
       </w:r>
@@ -11491,51 +11619,25 @@
       <w:r>
         <w:t xml:space="preserve">Figura </w:t>
       </w:r>
-      <w:r>
-        <w:fldChar w:fldCharType="begin"/>
-      </w:r>
-      <w:r>
-        <w:instrText xml:space="preserve"> STYLEREF 1 \s </w:instrText>
-      </w:r>
-      <w:r>
-        <w:fldChar w:fldCharType="separate"/>
-      </w:r>
-      <w:r>
-        <w:rPr>
-          <w:noProof/>
-        </w:rPr>
-        <w:t>3</w:t>
-      </w:r>
-      <w:r>
-        <w:rPr>
-          <w:noProof/>
-        </w:rPr>
-        <w:fldChar w:fldCharType="end"/>
-      </w:r>
+      <w:fldSimple w:instr=" STYLEREF 1 \s ">
+        <w:r>
+          <w:rPr>
+            <w:noProof/>
+          </w:rPr>
+          <w:t>3</w:t>
+        </w:r>
+      </w:fldSimple>
       <w:r>
         <w:t>.</w:t>
       </w:r>
-      <w:r>
-        <w:fldChar w:fldCharType="begin"/>
-      </w:r>
-      <w:r>
-        <w:instrText xml:space="preserve"> SEQ Figura \* ARABIC \s 1 </w:instrText>
-      </w:r>
-      <w:r>
-        <w:fldChar w:fldCharType="separate"/>
-      </w:r>
-      <w:r>
-        <w:rPr>
-          <w:noProof/>
-        </w:rPr>
-        <w:t>3</w:t>
-      </w:r>
-      <w:r>
-        <w:rPr>
-          <w:noProof/>
-        </w:rPr>
-        <w:fldChar w:fldCharType="end"/>
-      </w:r>
+      <w:fldSimple w:instr=" SEQ Figura \* ARABIC \s 1 ">
+        <w:r>
+          <w:rPr>
+            <w:noProof/>
+          </w:rPr>
+          <w:t>3</w:t>
+        </w:r>
+      </w:fldSimple>
       <w:r>
         <w:t xml:space="preserve"> Tarea</w:t>
       </w:r>
@@ -11732,51 +11834,25 @@
       <w:r>
         <w:t xml:space="preserve">Figura </w:t>
       </w:r>
-      <w:r>
-        <w:fldChar w:fldCharType="begin"/>
-      </w:r>
-      <w:r>
-        <w:instrText xml:space="preserve"> STYLEREF 1 \s </w:instrText>
-      </w:r>
-      <w:r>
-        <w:fldChar w:fldCharType="separate"/>
-      </w:r>
-      <w:r>
-        <w:rPr>
-          <w:noProof/>
-        </w:rPr>
-        <w:t>3</w:t>
-      </w:r>
-      <w:r>
-        <w:rPr>
-          <w:noProof/>
-        </w:rPr>
-        <w:fldChar w:fldCharType="end"/>
-      </w:r>
+      <w:fldSimple w:instr=" STYLEREF 1 \s ">
+        <w:r>
+          <w:rPr>
+            <w:noProof/>
+          </w:rPr>
+          <w:t>3</w:t>
+        </w:r>
+      </w:fldSimple>
       <w:r>
         <w:t>.</w:t>
       </w:r>
-      <w:r>
-        <w:fldChar w:fldCharType="begin"/>
-      </w:r>
-      <w:r>
-        <w:instrText xml:space="preserve"> SEQ Figura \* ARABIC \s 1 </w:instrText>
-      </w:r>
-      <w:r>
-        <w:fldChar w:fldCharType="separate"/>
-      </w:r>
-      <w:r>
-        <w:rPr>
-          <w:noProof/>
-        </w:rPr>
-        <w:t>4</w:t>
-      </w:r>
-      <w:r>
-        <w:rPr>
-          <w:noProof/>
-        </w:rPr>
-        <w:fldChar w:fldCharType="end"/>
-      </w:r>
+      <w:fldSimple w:instr=" SEQ Figura \* ARABIC \s 1 ">
+        <w:r>
+          <w:rPr>
+            <w:noProof/>
+          </w:rPr>
+          <w:t>4</w:t>
+        </w:r>
+      </w:fldSimple>
       <w:bookmarkEnd w:id="38"/>
       <w:r>
         <w:t xml:space="preserve"> Fragmento de caso de uso</w:t>
@@ -11877,51 +11953,25 @@
       <w:r>
         <w:t xml:space="preserve">Figura </w:t>
       </w:r>
-      <w:r>
-        <w:fldChar w:fldCharType="begin"/>
-      </w:r>
-      <w:r>
-        <w:instrText xml:space="preserve"> STYLEREF 1 \s </w:instrText>
-      </w:r>
-      <w:r>
-        <w:fldChar w:fldCharType="separate"/>
-      </w:r>
-      <w:r>
-        <w:rPr>
-          <w:noProof/>
-        </w:rPr>
-        <w:t>3</w:t>
-      </w:r>
-      <w:r>
-        <w:rPr>
-          <w:noProof/>
-        </w:rPr>
-        <w:fldChar w:fldCharType="end"/>
-      </w:r>
+      <w:fldSimple w:instr=" STYLEREF 1 \s ">
+        <w:r>
+          <w:rPr>
+            <w:noProof/>
+          </w:rPr>
+          <w:t>3</w:t>
+        </w:r>
+      </w:fldSimple>
       <w:r>
         <w:t>.</w:t>
       </w:r>
-      <w:r>
-        <w:fldChar w:fldCharType="begin"/>
-      </w:r>
-      <w:r>
-        <w:instrText xml:space="preserve"> SEQ Figura \* ARABIC \s 1 </w:instrText>
-      </w:r>
-      <w:r>
-        <w:fldChar w:fldCharType="separate"/>
-      </w:r>
-      <w:r>
-        <w:rPr>
-          <w:noProof/>
-        </w:rPr>
-        <w:t>5</w:t>
-      </w:r>
-      <w:r>
-        <w:rPr>
-          <w:noProof/>
-        </w:rPr>
-        <w:fldChar w:fldCharType="end"/>
-      </w:r>
+      <w:fldSimple w:instr=" SEQ Figura \* ARABIC \s 1 ">
+        <w:r>
+          <w:rPr>
+            <w:noProof/>
+          </w:rPr>
+          <w:t>5</w:t>
+        </w:r>
+      </w:fldSimple>
       <w:r>
         <w:t xml:space="preserve"> Plan de riesgos</w:t>
       </w:r>
@@ -12111,51 +12161,25 @@
       <w:r>
         <w:t xml:space="preserve">Figura </w:t>
       </w:r>
-      <w:r>
-        <w:fldChar w:fldCharType="begin"/>
-      </w:r>
-      <w:r>
-        <w:instrText xml:space="preserve"> STYLEREF 1 \s </w:instrText>
-      </w:r>
-      <w:r>
-        <w:fldChar w:fldCharType="separate"/>
-      </w:r>
-      <w:r>
-        <w:rPr>
-          <w:noProof/>
-        </w:rPr>
-        <w:t>3</w:t>
-      </w:r>
-      <w:r>
-        <w:rPr>
-          <w:noProof/>
-        </w:rPr>
-        <w:fldChar w:fldCharType="end"/>
-      </w:r>
+      <w:fldSimple w:instr=" STYLEREF 1 \s ">
+        <w:r>
+          <w:rPr>
+            <w:noProof/>
+          </w:rPr>
+          <w:t>3</w:t>
+        </w:r>
+      </w:fldSimple>
       <w:r>
         <w:t>.</w:t>
       </w:r>
-      <w:r>
-        <w:fldChar w:fldCharType="begin"/>
-      </w:r>
-      <w:r>
-        <w:instrText xml:space="preserve"> SEQ Figura \* ARABIC \s 1 </w:instrText>
-      </w:r>
-      <w:r>
-        <w:fldChar w:fldCharType="separate"/>
-      </w:r>
-      <w:r>
-        <w:rPr>
-          <w:noProof/>
-        </w:rPr>
-        <w:t>6</w:t>
-      </w:r>
-      <w:r>
-        <w:rPr>
-          <w:noProof/>
-        </w:rPr>
-        <w:fldChar w:fldCharType="end"/>
-      </w:r>
+      <w:fldSimple w:instr=" SEQ Figura \* ARABIC \s 1 ">
+        <w:r>
+          <w:rPr>
+            <w:noProof/>
+          </w:rPr>
+          <w:t>6</w:t>
+        </w:r>
+      </w:fldSimple>
       <w:bookmarkEnd w:id="44"/>
       <w:r>
         <w:t xml:space="preserve"> Base de datos</w:t>

--- a/reporte_estadias_v_4.docx
+++ b/reporte_estadias_v_4.docx
@@ -1,6 +1,6 @@
 
 <file path=word/document.xml><?xml version="1.0" encoding="utf-8"?>
-<w:document xmlns:wpc="http://schemas.microsoft.com/office/word/2010/wordprocessingCanvas" xmlns:cx="http://schemas.microsoft.com/office/drawing/2014/chartex" xmlns:cx1="http://schemas.microsoft.com/office/drawing/2015/9/8/chartex" xmlns:cx2="http://schemas.microsoft.com/office/drawing/2015/10/21/chartex" xmlns:cx3="http://schemas.microsoft.com/office/drawing/2016/5/9/chartex" xmlns:cx4="http://schemas.microsoft.com/office/drawing/2016/5/10/chartex" xmlns:cx5="http://schemas.microsoft.com/office/drawing/2016/5/11/chartex" xmlns:cx6="http://schemas.microsoft.com/office/drawing/2016/5/12/chartex" xmlns:cx7="http://schemas.microsoft.com/office/drawing/2016/5/13/chartex" xmlns:cx8="http://schemas.microsoft.com/office/drawing/2016/5/14/chartex" xmlns:mc="http://schemas.openxmlformats.org/markup-compatibility/2006" xmlns:aink="http://schemas.microsoft.com/office/drawing/2016/ink" xmlns:am3d="http://schemas.microsoft.com/office/drawing/2017/model3d" xmlns:o="urn:schemas-microsoft-com:office:office" xmlns:oel="http://schemas.microsoft.com/office/2019/extlst" xmlns:r="http://schemas.openxmlformats.org/officeDocument/2006/relationships" xmlns:m="http://schemas.openxmlformats.org/officeDocument/2006/math" xmlns:v="urn:schemas-microsoft-com:vml" xmlns:wp14="http://schemas.microsoft.com/office/word/2010/wordprocessingDrawing" xmlns:wp="http://schemas.openxmlformats.org/drawingml/2006/wordprocessingDrawing" xmlns:w10="urn:schemas-microsoft-com:office:word" xmlns:w="http://schemas.openxmlformats.org/wordprocessingml/2006/main" xmlns:w14="http://schemas.microsoft.com/office/word/2010/wordml" xmlns:w15="http://schemas.microsoft.com/office/word/2012/wordml" xmlns:w16cex="http://schemas.microsoft.com/office/word/2018/wordml/cex" xmlns:w16cid="http://schemas.microsoft.com/office/word/2016/wordml/cid" xmlns:w16="http://schemas.microsoft.com/office/word/2018/wordml" xmlns:w16du="http://schemas.microsoft.com/office/word/2023/wordml/word16du" xmlns:w16sdtdh="http://schemas.microsoft.com/office/word/2020/wordml/sdtdatahash" xmlns:w16sdtfl="http://schemas.microsoft.com/office/word/2024/wordml/sdtformatlock" xmlns:w16se="http://schemas.microsoft.com/office/word/2015/wordml/symex" xmlns:wpg="http://schemas.microsoft.com/office/word/2010/wordprocessingGroup" xmlns:wpi="http://schemas.microsoft.com/office/word/2010/wordprocessingInk" xmlns:wne="http://schemas.microsoft.com/office/word/2006/wordml" xmlns:wps="http://schemas.microsoft.com/office/word/2010/wordprocessingShape" mc:Ignorable="w14 w15 w16se w16cid w16 w16cex w16sdtdh w16sdtfl w16du wp14">
+<w:document xmlns:wpc="http://schemas.microsoft.com/office/word/2010/wordprocessingCanvas" xmlns:cx="http://schemas.microsoft.com/office/drawing/2014/chartex" xmlns:cx1="http://schemas.microsoft.com/office/drawing/2015/9/8/chartex" xmlns:cx2="http://schemas.microsoft.com/office/drawing/2015/10/21/chartex" xmlns:cx3="http://schemas.microsoft.com/office/drawing/2016/5/9/chartex" xmlns:cx4="http://schemas.microsoft.com/office/drawing/2016/5/10/chartex" xmlns:cx5="http://schemas.microsoft.com/office/drawing/2016/5/11/chartex" xmlns:cx6="http://schemas.microsoft.com/office/drawing/2016/5/12/chartex" xmlns:cx7="http://schemas.microsoft.com/office/drawing/2016/5/13/chartex" xmlns:cx8="http://schemas.microsoft.com/office/drawing/2016/5/14/chartex" xmlns:mc="http://schemas.openxmlformats.org/markup-compatibility/2006" xmlns:aink="http://schemas.microsoft.com/office/drawing/2016/ink" xmlns:am3d="http://schemas.microsoft.com/office/drawing/2017/model3d" xmlns:o="urn:schemas-microsoft-com:office:office" xmlns:r="http://schemas.openxmlformats.org/officeDocument/2006/relationships" xmlns:m="http://schemas.openxmlformats.org/officeDocument/2006/math" xmlns:v="urn:schemas-microsoft-com:vml" xmlns:wp14="http://schemas.microsoft.com/office/word/2010/wordprocessingDrawing" xmlns:wp="http://schemas.openxmlformats.org/drawingml/2006/wordprocessingDrawing" xmlns:w10="urn:schemas-microsoft-com:office:word" xmlns:w="http://schemas.openxmlformats.org/wordprocessingml/2006/main" xmlns:w14="http://schemas.microsoft.com/office/word/2010/wordml" xmlns:w15="http://schemas.microsoft.com/office/word/2012/wordml" xmlns:w16cex="http://schemas.microsoft.com/office/word/2018/wordml/cex" xmlns:w16cid="http://schemas.microsoft.com/office/word/2016/wordml/cid" xmlns:w16="http://schemas.microsoft.com/office/word/2018/wordml" xmlns:w16sdtdh="http://schemas.microsoft.com/office/word/2020/wordml/sdtdatahash" xmlns:w16se="http://schemas.microsoft.com/office/word/2015/wordml/symex" xmlns:wpg="http://schemas.microsoft.com/office/word/2010/wordprocessingGroup" xmlns:wpi="http://schemas.microsoft.com/office/word/2010/wordprocessingInk" xmlns:wne="http://schemas.microsoft.com/office/word/2006/wordml" xmlns:wps="http://schemas.microsoft.com/office/word/2010/wordprocessingShape" mc:Ignorable="w14 w15 w16se w16cid w16 w16cex w16sdtdh wp14">
   <w:body>
     <w:p>
       <w:pPr>
@@ -16,32 +16,29 @@
           <w:b/>
           <w:sz w:val="32"/>
         </w:rPr>
-        <w:t>UNIVERSIDAD TECNOLÓGICA</w:t>
+        <w:t xml:space="preserve"> </w:t>
       </w:r>
       <w:r>
         <w:rPr>
           <w:b/>
           <w:sz w:val="32"/>
         </w:rPr>
-        <w:t xml:space="preserve"> </w:t>
+        <w:t>UNIVERSIDAD TECNOLÓGICA</w:t>
       </w:r>
       <w:r>
         <w:rPr>
           <w:b/>
           <w:sz w:val="32"/>
         </w:rPr>
-        <w:t>EMILIANO ZAPATA DEL ESTADO DE MORELOS</w:t>
-      </w:r>
-    </w:p>
-    <w:p>
-      <w:pPr>
-        <w:ind w:left="-993" w:right="3876"/>
-        <w:jc w:val="center"/>
+        <w:t xml:space="preserve"> </w:t>
+      </w:r>
+      <w:r>
         <w:rPr>
           <w:b/>
           <w:sz w:val="32"/>
         </w:rPr>
-      </w:pPr>
+        <w:t>EMILIANO ZAPATA DEL ESTADO DE MORELOS</w:t>
+      </w:r>
     </w:p>
     <w:p>
       <w:pPr>
@@ -138,7 +135,7 @@
                 <v:stroke joinstyle="miter"/>
                 <v:path gradientshapeok="t" o:connecttype="rect"/>
               </v:shapetype>
-              <v:shape id="Cuadro de texto 1" o:spid="_x0000_s1026" type="#_x0000_t202" style="position:absolute;left:0;text-align:left;margin-left:-49.55pt;margin-top:172pt;width:313.5pt;height:143pt;z-index:251659264;visibility:visible;mso-wrap-style:square;mso-height-percent:0;mso-wrap-distance-left:9pt;mso-wrap-distance-top:0;mso-wrap-distance-right:9pt;mso-wrap-distance-bottom:0;mso-position-horizontal:absolute;mso-position-horizontal-relative:text;mso-position-vertical:absolute;mso-position-vertical-relative:page;mso-height-percent:0;mso-height-relative:margin;v-text-anchor:middle" o:gfxdata="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" filled="f" stroked="f" strokeweight=".5pt">
+              <v:shape id="Cuadro de texto 1" o:spid="_x0000_s1026" type="#_x0000_t202" style="position:absolute;left:0;text-align:left;margin-left:-49.55pt;margin-top:172pt;width:313.5pt;height:143pt;z-index:251659264;visibility:visible;mso-wrap-style:square;mso-height-percent:0;mso-wrap-distance-left:9pt;mso-wrap-distance-top:0;mso-wrap-distance-right:9pt;mso-wrap-distance-bottom:0;mso-position-horizontal:absolute;mso-position-horizontal-relative:text;mso-position-vertical:absolute;mso-position-vertical-relative:page;mso-height-percent:0;mso-height-relative:margin;v-text-anchor:middle" o:gfxdata="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" filled="f" stroked="f" strokeweight=".5pt">
                 <v:textbox>
                   <w:txbxContent>
                     <w:p>
@@ -324,7 +321,7 @@
           </mc:Choice>
           <mc:Fallback>
             <w:pict>
-              <v:shape w14:anchorId="3B00F609" id="_x0000_s1027" type="#_x0000_t202" style="position:absolute;left:0;text-align:left;margin-left:37.2pt;margin-top:594.6pt;width:198.6pt;height:69.7pt;z-index:251665408;visibility:visible;mso-wrap-style:square;mso-width-percent:0;mso-height-percent:0;mso-wrap-distance-left:9pt;mso-wrap-distance-top:0;mso-wrap-distance-right:9pt;mso-wrap-distance-bottom:0;mso-position-horizontal:absolute;mso-position-horizontal-relative:page;mso-position-vertical:absolute;mso-position-vertical-relative:page;mso-width-percent:0;mso-height-percent:0;mso-width-relative:margin;mso-height-relative:margin;v-text-anchor:top" o:gfxdata="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" filled="f" stroked="f" strokeweight=".5pt">
+              <v:shape w14:anchorId="3B00F609" id="_x0000_s1027" type="#_x0000_t202" style="position:absolute;left:0;text-align:left;margin-left:37.2pt;margin-top:594.6pt;width:198.6pt;height:69.7pt;z-index:251665408;visibility:visible;mso-wrap-style:square;mso-width-percent:0;mso-height-percent:0;mso-wrap-distance-left:9pt;mso-wrap-distance-top:0;mso-wrap-distance-right:9pt;mso-wrap-distance-bottom:0;mso-position-horizontal:absolute;mso-position-horizontal-relative:page;mso-position-vertical:absolute;mso-position-vertical-relative:page;mso-width-percent:0;mso-height-percent:0;mso-width-relative:margin;mso-height-relative:margin;v-text-anchor:top" o:gfxdata="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" filled="f" stroked="f" strokeweight=".5pt">
                 <v:textbox>
                   <w:txbxContent>
                     <w:p>
@@ -512,7 +509,7 @@
           </mc:Choice>
           <mc:Fallback>
             <w:pict>
-              <v:shape w14:anchorId="22E1F9AA" id="_x0000_s1028" type="#_x0000_t202" style="position:absolute;left:0;text-align:left;margin-left:146.7pt;margin-top:595.5pt;width:200.65pt;height:68.95pt;z-index:251667456;visibility:visible;mso-wrap-style:square;mso-width-percent:0;mso-height-percent:0;mso-wrap-distance-left:9pt;mso-wrap-distance-top:0;mso-wrap-distance-right:9pt;mso-wrap-distance-bottom:0;mso-position-horizontal:absolute;mso-position-horizontal-relative:margin;mso-position-vertical:absolute;mso-position-vertical-relative:page;mso-width-percent:0;mso-height-percent:0;mso-width-relative:margin;mso-height-relative:margin;v-text-anchor:top" o:gfxdata="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" filled="f" stroked="f" strokeweight=".5pt">
+              <v:shape w14:anchorId="22E1F9AA" id="_x0000_s1028" type="#_x0000_t202" style="position:absolute;left:0;text-align:left;margin-left:146.7pt;margin-top:595.5pt;width:200.65pt;height:68.95pt;z-index:251667456;visibility:visible;mso-wrap-style:square;mso-width-percent:0;mso-height-percent:0;mso-wrap-distance-left:9pt;mso-wrap-distance-top:0;mso-wrap-distance-right:9pt;mso-wrap-distance-bottom:0;mso-position-horizontal:absolute;mso-position-horizontal-relative:margin;mso-position-vertical:absolute;mso-position-vertical-relative:page;mso-width-percent:0;mso-height-percent:0;mso-width-relative:margin;mso-height-relative:margin;v-text-anchor:top" o:gfxdata="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" filled="f" stroked="f" strokeweight=".5pt">
                 <v:textbox>
                   <w:txbxContent>
                     <w:p>
@@ -739,7 +736,7 @@
           </mc:Choice>
           <mc:Fallback>
             <w:pict>
-              <v:shape w14:anchorId="2FCD553F" id="_x0000_s1029" type="#_x0000_t202" style="position:absolute;left:0;text-align:left;margin-left:0;margin-top:300pt;width:381pt;height:165.75pt;z-index:251661312;visibility:visible;mso-wrap-style:square;mso-width-percent:0;mso-height-percent:0;mso-wrap-distance-left:9pt;mso-wrap-distance-top:0;mso-wrap-distance-right:9pt;mso-wrap-distance-bottom:0;mso-position-horizontal:left;mso-position-horizontal-relative:page;mso-position-vertical:absolute;mso-position-vertical-relative:page;mso-width-percent:0;mso-height-percent:0;mso-width-relative:margin;mso-height-relative:margin;v-text-anchor:middle" o:gfxdata="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" filled="f" stroked="f" strokeweight=".5pt">
+              <v:shape w14:anchorId="2FCD553F" id="_x0000_s1029" type="#_x0000_t202" style="position:absolute;left:0;text-align:left;margin-left:0;margin-top:300pt;width:381pt;height:165.75pt;z-index:251661312;visibility:visible;mso-wrap-style:square;mso-width-percent:0;mso-height-percent:0;mso-wrap-distance-left:9pt;mso-wrap-distance-top:0;mso-wrap-distance-right:9pt;mso-wrap-distance-bottom:0;mso-position-horizontal:left;mso-position-horizontal-relative:page;mso-position-vertical:absolute;mso-position-vertical-relative:page;mso-width-percent:0;mso-height-percent:0;mso-width-relative:margin;mso-height-relative:margin;v-text-anchor:middle" o:gfxdata="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" filled="f" stroked="f" strokeweight=".5pt">
                 <v:textbox>
                   <w:txbxContent>
                     <w:p>
@@ -940,7 +937,7 @@
           </mc:Choice>
           <mc:Fallback>
             <w:pict>
-              <v:shape w14:anchorId="7854C103" id="_x0000_s1030" type="#_x0000_t202" style="position:absolute;left:0;text-align:left;margin-left:30.75pt;margin-top:0;width:358.5pt;height:24.75pt;z-index:251669504;visibility:visible;mso-wrap-style:square;mso-width-percent:0;mso-height-percent:0;mso-wrap-distance-left:9pt;mso-wrap-distance-top:0;mso-wrap-distance-right:9pt;mso-wrap-distance-bottom:0;mso-position-horizontal:absolute;mso-position-horizontal-relative:page;mso-position-vertical:top;mso-position-vertical-relative:bottom-margin-area;mso-width-percent:0;mso-height-percent:0;mso-width-relative:margin;mso-height-relative:margin;v-text-anchor:top" o:gfxdata="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" filled="f" stroked="f" strokeweight=".5pt">
+              <v:shape w14:anchorId="7854C103" id="_x0000_s1030" type="#_x0000_t202" style="position:absolute;left:0;text-align:left;margin-left:30.75pt;margin-top:0;width:358.5pt;height:24.75pt;z-index:251669504;visibility:visible;mso-wrap-style:square;mso-width-percent:0;mso-height-percent:0;mso-wrap-distance-left:9pt;mso-wrap-distance-top:0;mso-wrap-distance-right:9pt;mso-wrap-distance-bottom:0;mso-position-horizontal:absolute;mso-position-horizontal-relative:page;mso-position-vertical:top;mso-position-vertical-relative:bottom-margin-area;mso-width-percent:0;mso-height-percent:0;mso-width-relative:margin;mso-height-relative:margin;v-text-anchor:top" o:gfxdata="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" filled="f" stroked="f" strokeweight=".5pt">
                 <v:textbox>
                   <w:txbxContent>
                     <w:p>
@@ -1090,7 +1087,7 @@
           </mc:Choice>
           <mc:Fallback>
             <w:pict>
-              <v:shape w14:anchorId="53484146" id="_x0000_s1031" type="#_x0000_t202" style="position:absolute;left:0;text-align:left;margin-left:30.75pt;margin-top:525pt;width:402pt;height:69.75pt;z-index:251663360;visibility:visible;mso-wrap-style:square;mso-width-percent:0;mso-height-percent:0;mso-wrap-distance-left:9pt;mso-wrap-distance-top:0;mso-wrap-distance-right:9pt;mso-wrap-distance-bottom:0;mso-position-horizontal:absolute;mso-position-horizontal-relative:page;mso-position-vertical:absolute;mso-position-vertical-relative:page;mso-width-percent:0;mso-height-percent:0;mso-width-relative:margin;mso-height-relative:margin;v-text-anchor:middle" o:gfxdata="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" filled="f" stroked="f" strokeweight=".5pt">
+              <v:shape w14:anchorId="53484146" id="_x0000_s1031" type="#_x0000_t202" style="position:absolute;left:0;text-align:left;margin-left:30.75pt;margin-top:525pt;width:402pt;height:69.75pt;z-index:251663360;visibility:visible;mso-wrap-style:square;mso-width-percent:0;mso-height-percent:0;mso-wrap-distance-left:9pt;mso-wrap-distance-top:0;mso-wrap-distance-right:9pt;mso-wrap-distance-bottom:0;mso-position-horizontal:absolute;mso-position-horizontal-relative:page;mso-position-vertical:absolute;mso-position-vertical-relative:page;mso-width-percent:0;mso-height-percent:0;mso-width-relative:margin;mso-height-relative:margin;v-text-anchor:middle" o:gfxdata="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" filled="f" stroked="f" strokeweight=".5pt">
                 <v:textbox>
                   <w:txbxContent>
                     <w:p>
@@ -1210,9 +1207,11 @@
       </w:r>
     </w:p>
     <w:p>
+      <w:proofErr w:type="spellStart"/>
       <w:r>
         <w:t>Summary</w:t>
       </w:r>
+      <w:proofErr w:type="spellEnd"/>
     </w:p>
     <w:p/>
     <w:p>
@@ -1225,11 +1224,8 @@
           <w:rFonts w:asciiTheme="minorHAnsi" w:eastAsiaTheme="minorEastAsia" w:hAnsiTheme="minorHAnsi"/>
           <w:b w:val="0"/>
           <w:noProof/>
-          <w:kern w:val="2"/>
-          <w:sz w:val="24"/>
-          <w:szCs w:val="24"/>
-          <w:lang w:eastAsia="es-MX"/>
-          <w14:ligatures w14:val="standardContextual"/>
+          <w:sz w:val="22"/>
+          <w:lang w:val="es-419" w:eastAsia="es-419"/>
         </w:rPr>
       </w:pPr>
       <w:r>
@@ -1256,7 +1252,7 @@
         </w:rPr>
         <w:fldChar w:fldCharType="separate"/>
       </w:r>
-      <w:hyperlink w:anchor="_Toc225436412" w:history="1">
+      <w:hyperlink w:anchor="_Toc226396709" w:history="1">
         <w:r>
           <w:rPr>
             <w:rStyle w:val="Hipervnculo"/>
@@ -1283,7 +1279,7 @@
             <w:noProof/>
             <w:webHidden/>
           </w:rPr>
-          <w:instrText xml:space="preserve"> PAGEREF _Toc225436412 \h </w:instrText>
+          <w:instrText xml:space="preserve"> PAGEREF _Toc226396709 \h </w:instrText>
         </w:r>
         <w:r>
           <w:rPr>
@@ -1323,13 +1319,11 @@
         <w:rPr>
           <w:rFonts w:asciiTheme="minorHAnsi" w:eastAsiaTheme="minorEastAsia" w:hAnsiTheme="minorHAnsi"/>
           <w:noProof/>
-          <w:kern w:val="2"/>
-          <w:szCs w:val="24"/>
-          <w:lang w:eastAsia="es-MX"/>
-          <w14:ligatures w14:val="standardContextual"/>
-        </w:rPr>
-      </w:pPr>
-      <w:hyperlink w:anchor="_Toc225436413" w:history="1">
+          <w:sz w:val="22"/>
+          <w:lang w:val="es-419" w:eastAsia="es-419"/>
+        </w:rPr>
+      </w:pPr>
+      <w:hyperlink w:anchor="_Toc226396710" w:history="1">
         <w:r>
           <w:rPr>
             <w:rStyle w:val="Hipervnculo"/>
@@ -1356,7 +1350,7 @@
             <w:noProof/>
             <w:webHidden/>
           </w:rPr>
-          <w:instrText xml:space="preserve"> PAGEREF _Toc225436413 \h </w:instrText>
+          <w:instrText xml:space="preserve"> PAGEREF _Toc226396710 \h </w:instrText>
         </w:r>
         <w:r>
           <w:rPr>
@@ -1396,13 +1390,11 @@
         <w:rPr>
           <w:rFonts w:asciiTheme="minorHAnsi" w:eastAsiaTheme="minorEastAsia" w:hAnsiTheme="minorHAnsi"/>
           <w:noProof/>
-          <w:kern w:val="2"/>
-          <w:szCs w:val="24"/>
-          <w:lang w:eastAsia="es-MX"/>
-          <w14:ligatures w14:val="standardContextual"/>
-        </w:rPr>
-      </w:pPr>
-      <w:hyperlink w:anchor="_Toc225436414" w:history="1">
+          <w:sz w:val="22"/>
+          <w:lang w:val="es-419" w:eastAsia="es-419"/>
+        </w:rPr>
+      </w:pPr>
+      <w:hyperlink w:anchor="_Toc226396711" w:history="1">
         <w:r>
           <w:rPr>
             <w:rStyle w:val="Hipervnculo"/>
@@ -1429,7 +1421,7 @@
             <w:noProof/>
             <w:webHidden/>
           </w:rPr>
-          <w:instrText xml:space="preserve"> PAGEREF _Toc225436414 \h </w:instrText>
+          <w:instrText xml:space="preserve"> PAGEREF _Toc226396711 \h </w:instrText>
         </w:r>
         <w:r>
           <w:rPr>
@@ -1469,13 +1461,11 @@
         <w:rPr>
           <w:rFonts w:asciiTheme="minorHAnsi" w:eastAsiaTheme="minorEastAsia" w:hAnsiTheme="minorHAnsi"/>
           <w:noProof/>
-          <w:kern w:val="2"/>
-          <w:szCs w:val="24"/>
-          <w:lang w:eastAsia="es-MX"/>
-          <w14:ligatures w14:val="standardContextual"/>
-        </w:rPr>
-      </w:pPr>
-      <w:hyperlink w:anchor="_Toc225436415" w:history="1">
+          <w:sz w:val="22"/>
+          <w:lang w:val="es-419" w:eastAsia="es-419"/>
+        </w:rPr>
+      </w:pPr>
+      <w:hyperlink w:anchor="_Toc226396712" w:history="1">
         <w:r>
           <w:rPr>
             <w:rStyle w:val="Hipervnculo"/>
@@ -1502,7 +1492,7 @@
             <w:noProof/>
             <w:webHidden/>
           </w:rPr>
-          <w:instrText xml:space="preserve"> PAGEREF _Toc225436415 \h </w:instrText>
+          <w:instrText xml:space="preserve"> PAGEREF _Toc226396712 \h </w:instrText>
         </w:r>
         <w:r>
           <w:rPr>
@@ -1542,13 +1532,11 @@
         <w:rPr>
           <w:rFonts w:asciiTheme="minorHAnsi" w:eastAsiaTheme="minorEastAsia" w:hAnsiTheme="minorHAnsi"/>
           <w:noProof/>
-          <w:kern w:val="2"/>
-          <w:szCs w:val="24"/>
-          <w:lang w:eastAsia="es-MX"/>
-          <w14:ligatures w14:val="standardContextual"/>
-        </w:rPr>
-      </w:pPr>
-      <w:hyperlink w:anchor="_Toc225436416" w:history="1">
+          <w:sz w:val="22"/>
+          <w:lang w:val="es-419" w:eastAsia="es-419"/>
+        </w:rPr>
+      </w:pPr>
+      <w:hyperlink w:anchor="_Toc226396713" w:history="1">
         <w:r>
           <w:rPr>
             <w:rStyle w:val="Hipervnculo"/>
@@ -1575,7 +1563,7 @@
             <w:noProof/>
             <w:webHidden/>
           </w:rPr>
-          <w:instrText xml:space="preserve"> PAGEREF _Toc225436416 \h </w:instrText>
+          <w:instrText xml:space="preserve"> PAGEREF _Toc226396713 \h </w:instrText>
         </w:r>
         <w:r>
           <w:rPr>
@@ -1615,13 +1603,11 @@
         <w:rPr>
           <w:rFonts w:asciiTheme="minorHAnsi" w:eastAsiaTheme="minorEastAsia" w:hAnsiTheme="minorHAnsi"/>
           <w:noProof/>
-          <w:kern w:val="2"/>
-          <w:szCs w:val="24"/>
-          <w:lang w:eastAsia="es-MX"/>
-          <w14:ligatures w14:val="standardContextual"/>
-        </w:rPr>
-      </w:pPr>
-      <w:hyperlink w:anchor="_Toc225436417" w:history="1">
+          <w:sz w:val="22"/>
+          <w:lang w:val="es-419" w:eastAsia="es-419"/>
+        </w:rPr>
+      </w:pPr>
+      <w:hyperlink w:anchor="_Toc226396714" w:history="1">
         <w:r>
           <w:rPr>
             <w:rStyle w:val="Hipervnculo"/>
@@ -1648,7 +1634,7 @@
             <w:noProof/>
             <w:webHidden/>
           </w:rPr>
-          <w:instrText xml:space="preserve"> PAGEREF _Toc225436417 \h </w:instrText>
+          <w:instrText xml:space="preserve"> PAGEREF _Toc226396714 \h </w:instrText>
         </w:r>
         <w:r>
           <w:rPr>
@@ -1688,13 +1674,11 @@
         <w:rPr>
           <w:rFonts w:asciiTheme="minorHAnsi" w:eastAsiaTheme="minorEastAsia" w:hAnsiTheme="minorHAnsi"/>
           <w:noProof/>
-          <w:kern w:val="2"/>
-          <w:szCs w:val="24"/>
-          <w:lang w:eastAsia="es-MX"/>
-          <w14:ligatures w14:val="standardContextual"/>
-        </w:rPr>
-      </w:pPr>
-      <w:hyperlink w:anchor="_Toc225436418" w:history="1">
+          <w:sz w:val="22"/>
+          <w:lang w:val="es-419" w:eastAsia="es-419"/>
+        </w:rPr>
+      </w:pPr>
+      <w:hyperlink w:anchor="_Toc226396715" w:history="1">
         <w:r>
           <w:rPr>
             <w:rStyle w:val="Hipervnculo"/>
@@ -1721,7 +1705,7 @@
             <w:noProof/>
             <w:webHidden/>
           </w:rPr>
-          <w:instrText xml:space="preserve"> PAGEREF _Toc225436418 \h </w:instrText>
+          <w:instrText xml:space="preserve"> PAGEREF _Toc226396715 \h </w:instrText>
         </w:r>
         <w:r>
           <w:rPr>
@@ -1761,13 +1745,11 @@
         <w:rPr>
           <w:rFonts w:asciiTheme="minorHAnsi" w:eastAsiaTheme="minorEastAsia" w:hAnsiTheme="minorHAnsi"/>
           <w:noProof/>
-          <w:kern w:val="2"/>
-          <w:szCs w:val="24"/>
-          <w:lang w:eastAsia="es-MX"/>
-          <w14:ligatures w14:val="standardContextual"/>
-        </w:rPr>
-      </w:pPr>
-      <w:hyperlink w:anchor="_Toc225436419" w:history="1">
+          <w:sz w:val="22"/>
+          <w:lang w:val="es-419" w:eastAsia="es-419"/>
+        </w:rPr>
+      </w:pPr>
+      <w:hyperlink w:anchor="_Toc226396716" w:history="1">
         <w:r>
           <w:rPr>
             <w:rStyle w:val="Hipervnculo"/>
@@ -1794,7 +1776,7 @@
             <w:noProof/>
             <w:webHidden/>
           </w:rPr>
-          <w:instrText xml:space="preserve"> PAGEREF _Toc225436419 \h </w:instrText>
+          <w:instrText xml:space="preserve"> PAGEREF _Toc226396716 \h </w:instrText>
         </w:r>
         <w:r>
           <w:rPr>
@@ -1835,14 +1817,11 @@
           <w:rFonts w:asciiTheme="minorHAnsi" w:eastAsiaTheme="minorEastAsia" w:hAnsiTheme="minorHAnsi"/>
           <w:b w:val="0"/>
           <w:noProof/>
-          <w:kern w:val="2"/>
-          <w:sz w:val="24"/>
-          <w:szCs w:val="24"/>
-          <w:lang w:eastAsia="es-MX"/>
-          <w14:ligatures w14:val="standardContextual"/>
-        </w:rPr>
-      </w:pPr>
-      <w:hyperlink w:anchor="_Toc225436420" w:history="1">
+          <w:sz w:val="22"/>
+          <w:lang w:val="es-419" w:eastAsia="es-419"/>
+        </w:rPr>
+      </w:pPr>
+      <w:hyperlink w:anchor="_Toc226396717" w:history="1">
         <w:r>
           <w:rPr>
             <w:rStyle w:val="Hipervnculo"/>
@@ -1869,7 +1848,7 @@
             <w:noProof/>
             <w:webHidden/>
           </w:rPr>
-          <w:instrText xml:space="preserve"> PAGEREF _Toc225436420 \h </w:instrText>
+          <w:instrText xml:space="preserve"> PAGEREF _Toc226396717 \h </w:instrText>
         </w:r>
         <w:r>
           <w:rPr>
@@ -1909,13 +1888,11 @@
         <w:rPr>
           <w:rFonts w:asciiTheme="minorHAnsi" w:eastAsiaTheme="minorEastAsia" w:hAnsiTheme="minorHAnsi"/>
           <w:noProof/>
-          <w:kern w:val="2"/>
-          <w:szCs w:val="24"/>
-          <w:lang w:eastAsia="es-MX"/>
-          <w14:ligatures w14:val="standardContextual"/>
-        </w:rPr>
-      </w:pPr>
-      <w:hyperlink w:anchor="_Toc225436421" w:history="1">
+          <w:sz w:val="22"/>
+          <w:lang w:val="es-419" w:eastAsia="es-419"/>
+        </w:rPr>
+      </w:pPr>
+      <w:hyperlink w:anchor="_Toc226396718" w:history="1">
         <w:r>
           <w:rPr>
             <w:rStyle w:val="Hipervnculo"/>
@@ -1942,7 +1919,7 @@
             <w:noProof/>
             <w:webHidden/>
           </w:rPr>
-          <w:instrText xml:space="preserve"> PAGEREF _Toc225436421 \h </w:instrText>
+          <w:instrText xml:space="preserve"> PAGEREF _Toc226396718 \h </w:instrText>
         </w:r>
         <w:r>
           <w:rPr>
@@ -1982,13 +1959,11 @@
         <w:rPr>
           <w:rFonts w:asciiTheme="minorHAnsi" w:eastAsiaTheme="minorEastAsia" w:hAnsiTheme="minorHAnsi"/>
           <w:noProof/>
-          <w:kern w:val="2"/>
-          <w:szCs w:val="24"/>
-          <w:lang w:eastAsia="es-MX"/>
-          <w14:ligatures w14:val="standardContextual"/>
-        </w:rPr>
-      </w:pPr>
-      <w:hyperlink w:anchor="_Toc225436422" w:history="1">
+          <w:sz w:val="22"/>
+          <w:lang w:val="es-419" w:eastAsia="es-419"/>
+        </w:rPr>
+      </w:pPr>
+      <w:hyperlink w:anchor="_Toc226396719" w:history="1">
         <w:r>
           <w:rPr>
             <w:rStyle w:val="Hipervnculo"/>
@@ -2015,7 +1990,7 @@
             <w:noProof/>
             <w:webHidden/>
           </w:rPr>
-          <w:instrText xml:space="preserve"> PAGEREF _Toc225436422 \h </w:instrText>
+          <w:instrText xml:space="preserve"> PAGEREF _Toc226396719 \h </w:instrText>
         </w:r>
         <w:r>
           <w:rPr>
@@ -2055,13 +2030,11 @@
         <w:rPr>
           <w:rFonts w:asciiTheme="minorHAnsi" w:eastAsiaTheme="minorEastAsia" w:hAnsiTheme="minorHAnsi"/>
           <w:noProof/>
-          <w:kern w:val="2"/>
-          <w:szCs w:val="24"/>
-          <w:lang w:eastAsia="es-MX"/>
-          <w14:ligatures w14:val="standardContextual"/>
-        </w:rPr>
-      </w:pPr>
-      <w:hyperlink w:anchor="_Toc225436423" w:history="1">
+          <w:sz w:val="22"/>
+          <w:lang w:val="es-419" w:eastAsia="es-419"/>
+        </w:rPr>
+      </w:pPr>
+      <w:hyperlink w:anchor="_Toc226396720" w:history="1">
         <w:r>
           <w:rPr>
             <w:rStyle w:val="Hipervnculo"/>
@@ -2088,7 +2061,7 @@
             <w:noProof/>
             <w:webHidden/>
           </w:rPr>
-          <w:instrText xml:space="preserve"> PAGEREF _Toc225436423 \h </w:instrText>
+          <w:instrText xml:space="preserve"> PAGEREF _Toc226396720 \h </w:instrText>
         </w:r>
         <w:r>
           <w:rPr>
@@ -2108,7 +2081,7 @@
             <w:noProof/>
             <w:webHidden/>
           </w:rPr>
-          <w:t>17</w:t>
+          <w:t>16</w:t>
         </w:r>
         <w:r>
           <w:rPr>
@@ -2128,13 +2101,11 @@
         <w:rPr>
           <w:rFonts w:asciiTheme="minorHAnsi" w:eastAsiaTheme="minorEastAsia" w:hAnsiTheme="minorHAnsi"/>
           <w:noProof/>
-          <w:kern w:val="2"/>
-          <w:szCs w:val="24"/>
-          <w:lang w:eastAsia="es-MX"/>
-          <w14:ligatures w14:val="standardContextual"/>
-        </w:rPr>
-      </w:pPr>
-      <w:hyperlink w:anchor="_Toc225436424" w:history="1">
+          <w:sz w:val="22"/>
+          <w:lang w:val="es-419" w:eastAsia="es-419"/>
+        </w:rPr>
+      </w:pPr>
+      <w:hyperlink w:anchor="_Toc226396721" w:history="1">
         <w:r>
           <w:rPr>
             <w:rStyle w:val="Hipervnculo"/>
@@ -2161,7 +2132,7 @@
             <w:noProof/>
             <w:webHidden/>
           </w:rPr>
-          <w:instrText xml:space="preserve"> PAGEREF _Toc225436424 \h </w:instrText>
+          <w:instrText xml:space="preserve"> PAGEREF _Toc226396721 \h </w:instrText>
         </w:r>
         <w:r>
           <w:rPr>
@@ -2181,7 +2152,7 @@
             <w:noProof/>
             <w:webHidden/>
           </w:rPr>
-          <w:t>18</w:t>
+          <w:t>17</w:t>
         </w:r>
         <w:r>
           <w:rPr>
@@ -2201,13 +2172,11 @@
         <w:rPr>
           <w:rFonts w:asciiTheme="minorHAnsi" w:eastAsiaTheme="minorEastAsia" w:hAnsiTheme="minorHAnsi"/>
           <w:noProof/>
-          <w:kern w:val="2"/>
-          <w:szCs w:val="24"/>
-          <w:lang w:eastAsia="es-MX"/>
-          <w14:ligatures w14:val="standardContextual"/>
-        </w:rPr>
-      </w:pPr>
-      <w:hyperlink w:anchor="_Toc225436425" w:history="1">
+          <w:sz w:val="22"/>
+          <w:lang w:val="es-419" w:eastAsia="es-419"/>
+        </w:rPr>
+      </w:pPr>
+      <w:hyperlink w:anchor="_Toc226396722" w:history="1">
         <w:r>
           <w:rPr>
             <w:rStyle w:val="Hipervnculo"/>
@@ -2235,7 +2204,7 @@
             <w:noProof/>
             <w:webHidden/>
           </w:rPr>
-          <w:instrText xml:space="preserve"> PAGEREF _Toc225436425 \h </w:instrText>
+          <w:instrText xml:space="preserve"> PAGEREF _Toc226396722 \h </w:instrText>
         </w:r>
         <w:r>
           <w:rPr>
@@ -2255,7 +2224,7 @@
             <w:noProof/>
             <w:webHidden/>
           </w:rPr>
-          <w:t>20</w:t>
+          <w:t>19</w:t>
         </w:r>
         <w:r>
           <w:rPr>
@@ -2275,13 +2244,11 @@
         <w:rPr>
           <w:rFonts w:asciiTheme="minorHAnsi" w:eastAsiaTheme="minorEastAsia" w:hAnsiTheme="minorHAnsi"/>
           <w:noProof/>
-          <w:kern w:val="2"/>
-          <w:szCs w:val="24"/>
-          <w:lang w:eastAsia="es-MX"/>
-          <w14:ligatures w14:val="standardContextual"/>
-        </w:rPr>
-      </w:pPr>
-      <w:hyperlink w:anchor="_Toc225436426" w:history="1">
+          <w:sz w:val="22"/>
+          <w:lang w:val="es-419" w:eastAsia="es-419"/>
+        </w:rPr>
+      </w:pPr>
+      <w:hyperlink w:anchor="_Toc226396723" w:history="1">
         <w:r>
           <w:rPr>
             <w:rStyle w:val="Hipervnculo"/>
@@ -2309,7 +2276,7 @@
             <w:noProof/>
             <w:webHidden/>
           </w:rPr>
-          <w:instrText xml:space="preserve"> PAGEREF _Toc225436426 \h </w:instrText>
+          <w:instrText xml:space="preserve"> PAGEREF _Toc226396723 \h </w:instrText>
         </w:r>
         <w:r>
           <w:rPr>
@@ -2329,7 +2296,7 @@
             <w:noProof/>
             <w:webHidden/>
           </w:rPr>
-          <w:t>23</w:t>
+          <w:t>21</w:t>
         </w:r>
         <w:r>
           <w:rPr>
@@ -2349,13 +2316,11 @@
         <w:rPr>
           <w:rFonts w:asciiTheme="minorHAnsi" w:eastAsiaTheme="minorEastAsia" w:hAnsiTheme="minorHAnsi"/>
           <w:noProof/>
-          <w:kern w:val="2"/>
-          <w:szCs w:val="24"/>
-          <w:lang w:eastAsia="es-MX"/>
-          <w14:ligatures w14:val="standardContextual"/>
-        </w:rPr>
-      </w:pPr>
-      <w:hyperlink w:anchor="_Toc225436427" w:history="1">
+          <w:sz w:val="22"/>
+          <w:lang w:val="es-419" w:eastAsia="es-419"/>
+        </w:rPr>
+      </w:pPr>
+      <w:hyperlink w:anchor="_Toc226396724" w:history="1">
         <w:r>
           <w:rPr>
             <w:rStyle w:val="Hipervnculo"/>
@@ -2383,7 +2348,7 @@
             <w:noProof/>
             <w:webHidden/>
           </w:rPr>
-          <w:instrText xml:space="preserve"> PAGEREF _Toc225436427 \h </w:instrText>
+          <w:instrText xml:space="preserve"> PAGEREF _Toc226396724 \h </w:instrText>
         </w:r>
         <w:r>
           <w:rPr>
@@ -2403,7 +2368,7 @@
             <w:noProof/>
             <w:webHidden/>
           </w:rPr>
-          <w:t>26</w:t>
+          <w:t>24</w:t>
         </w:r>
         <w:r>
           <w:rPr>
@@ -2423,13 +2388,11 @@
         <w:rPr>
           <w:rFonts w:asciiTheme="minorHAnsi" w:eastAsiaTheme="minorEastAsia" w:hAnsiTheme="minorHAnsi"/>
           <w:noProof/>
-          <w:kern w:val="2"/>
-          <w:szCs w:val="24"/>
-          <w:lang w:eastAsia="es-MX"/>
-          <w14:ligatures w14:val="standardContextual"/>
-        </w:rPr>
-      </w:pPr>
-      <w:hyperlink w:anchor="_Toc225436428" w:history="1">
+          <w:sz w:val="22"/>
+          <w:lang w:val="es-419" w:eastAsia="es-419"/>
+        </w:rPr>
+      </w:pPr>
+      <w:hyperlink w:anchor="_Toc226396725" w:history="1">
         <w:r>
           <w:rPr>
             <w:rStyle w:val="Hipervnculo"/>
@@ -2457,7 +2420,7 @@
             <w:noProof/>
             <w:webHidden/>
           </w:rPr>
-          <w:instrText xml:space="preserve"> PAGEREF _Toc225436428 \h </w:instrText>
+          <w:instrText xml:space="preserve"> PAGEREF _Toc226396725 \h </w:instrText>
         </w:r>
         <w:r>
           <w:rPr>
@@ -2477,7 +2440,7 @@
             <w:noProof/>
             <w:webHidden/>
           </w:rPr>
-          <w:t>28</w:t>
+          <w:t>27</w:t>
         </w:r>
         <w:r>
           <w:rPr>
@@ -2497,13 +2460,11 @@
         <w:rPr>
           <w:rFonts w:asciiTheme="minorHAnsi" w:eastAsiaTheme="minorEastAsia" w:hAnsiTheme="minorHAnsi"/>
           <w:noProof/>
-          <w:kern w:val="2"/>
-          <w:szCs w:val="24"/>
-          <w:lang w:eastAsia="es-MX"/>
-          <w14:ligatures w14:val="standardContextual"/>
-        </w:rPr>
-      </w:pPr>
-      <w:hyperlink w:anchor="_Toc225436429" w:history="1">
+          <w:sz w:val="22"/>
+          <w:lang w:val="es-419" w:eastAsia="es-419"/>
+        </w:rPr>
+      </w:pPr>
+      <w:hyperlink w:anchor="_Toc226396726" w:history="1">
         <w:r>
           <w:rPr>
             <w:rStyle w:val="Hipervnculo"/>
@@ -2530,7 +2491,7 @@
             <w:noProof/>
             <w:webHidden/>
           </w:rPr>
-          <w:instrText xml:space="preserve"> PAGEREF _Toc225436429 \h </w:instrText>
+          <w:instrText xml:space="preserve"> PAGEREF _Toc226396726 \h </w:instrText>
         </w:r>
         <w:r>
           <w:rPr>
@@ -2550,7 +2511,446 @@
             <w:noProof/>
             <w:webHidden/>
           </w:rPr>
+          <w:t>28</w:t>
+        </w:r>
+        <w:r>
+          <w:rPr>
+            <w:noProof/>
+            <w:webHidden/>
+          </w:rPr>
+          <w:fldChar w:fldCharType="end"/>
+        </w:r>
+      </w:hyperlink>
+    </w:p>
+    <w:p>
+      <w:pPr>
+        <w:pStyle w:val="TDC3"/>
+        <w:tabs>
+          <w:tab w:val="right" w:leader="dot" w:pos="9111"/>
+        </w:tabs>
+        <w:rPr>
+          <w:rFonts w:asciiTheme="minorHAnsi" w:eastAsiaTheme="minorEastAsia" w:hAnsiTheme="minorHAnsi"/>
+          <w:noProof/>
+          <w:sz w:val="22"/>
+          <w:lang w:val="es-419" w:eastAsia="es-419"/>
+        </w:rPr>
+      </w:pPr>
+      <w:hyperlink w:anchor="_Toc226396727" w:history="1">
+        <w:r>
+          <w:rPr>
+            <w:rStyle w:val="Hipervnculo"/>
+            <w:rFonts w:eastAsia="Arial"/>
+            <w:noProof/>
+          </w:rPr>
+          <w:t>2.2.1 Metodología</w:t>
+        </w:r>
+        <w:r>
+          <w:rPr>
+            <w:noProof/>
+            <w:webHidden/>
+          </w:rPr>
+          <w:tab/>
+        </w:r>
+        <w:r>
+          <w:rPr>
+            <w:noProof/>
+            <w:webHidden/>
+          </w:rPr>
+          <w:fldChar w:fldCharType="begin"/>
+        </w:r>
+        <w:r>
+          <w:rPr>
+            <w:noProof/>
+            <w:webHidden/>
+          </w:rPr>
+          <w:instrText xml:space="preserve"> PAGEREF _Toc226396727 \h </w:instrText>
+        </w:r>
+        <w:r>
+          <w:rPr>
+            <w:noProof/>
+            <w:webHidden/>
+          </w:rPr>
+        </w:r>
+        <w:r>
+          <w:rPr>
+            <w:noProof/>
+            <w:webHidden/>
+          </w:rPr>
+          <w:fldChar w:fldCharType="separate"/>
+        </w:r>
+        <w:r>
+          <w:rPr>
+            <w:noProof/>
+            <w:webHidden/>
+          </w:rPr>
+          <w:t>28</w:t>
+        </w:r>
+        <w:r>
+          <w:rPr>
+            <w:noProof/>
+            <w:webHidden/>
+          </w:rPr>
+          <w:fldChar w:fldCharType="end"/>
+        </w:r>
+      </w:hyperlink>
+    </w:p>
+    <w:p>
+      <w:pPr>
+        <w:pStyle w:val="TDC3"/>
+        <w:tabs>
+          <w:tab w:val="right" w:leader="dot" w:pos="9111"/>
+        </w:tabs>
+        <w:rPr>
+          <w:rFonts w:asciiTheme="minorHAnsi" w:eastAsiaTheme="minorEastAsia" w:hAnsiTheme="minorHAnsi"/>
+          <w:noProof/>
+          <w:sz w:val="22"/>
+          <w:lang w:val="es-419" w:eastAsia="es-419"/>
+        </w:rPr>
+      </w:pPr>
+      <w:hyperlink w:anchor="_Toc226396728" w:history="1">
+        <w:r>
+          <w:rPr>
+            <w:rStyle w:val="Hipervnculo"/>
+            <w:rFonts w:eastAsia="Arial"/>
+            <w:noProof/>
+          </w:rPr>
+          <w:t>2.2.2 Backend</w:t>
+        </w:r>
+        <w:r>
+          <w:rPr>
+            <w:noProof/>
+            <w:webHidden/>
+          </w:rPr>
+          <w:tab/>
+        </w:r>
+        <w:r>
+          <w:rPr>
+            <w:noProof/>
+            <w:webHidden/>
+          </w:rPr>
+          <w:fldChar w:fldCharType="begin"/>
+        </w:r>
+        <w:r>
+          <w:rPr>
+            <w:noProof/>
+            <w:webHidden/>
+          </w:rPr>
+          <w:instrText xml:space="preserve"> PAGEREF _Toc226396728 \h </w:instrText>
+        </w:r>
+        <w:r>
+          <w:rPr>
+            <w:noProof/>
+            <w:webHidden/>
+          </w:rPr>
+        </w:r>
+        <w:r>
+          <w:rPr>
+            <w:noProof/>
+            <w:webHidden/>
+          </w:rPr>
+          <w:fldChar w:fldCharType="separate"/>
+        </w:r>
+        <w:r>
+          <w:rPr>
+            <w:noProof/>
+            <w:webHidden/>
+          </w:rPr>
           <w:t>29</w:t>
+        </w:r>
+        <w:r>
+          <w:rPr>
+            <w:noProof/>
+            <w:webHidden/>
+          </w:rPr>
+          <w:fldChar w:fldCharType="end"/>
+        </w:r>
+      </w:hyperlink>
+    </w:p>
+    <w:p>
+      <w:pPr>
+        <w:pStyle w:val="TDC3"/>
+        <w:tabs>
+          <w:tab w:val="right" w:leader="dot" w:pos="9111"/>
+        </w:tabs>
+        <w:rPr>
+          <w:rFonts w:asciiTheme="minorHAnsi" w:eastAsiaTheme="minorEastAsia" w:hAnsiTheme="minorHAnsi"/>
+          <w:noProof/>
+          <w:sz w:val="22"/>
+          <w:lang w:val="es-419" w:eastAsia="es-419"/>
+        </w:rPr>
+      </w:pPr>
+      <w:hyperlink w:anchor="_Toc226396729" w:history="1">
+        <w:r>
+          <w:rPr>
+            <w:rStyle w:val="Hipervnculo"/>
+            <w:rFonts w:eastAsia="Arial"/>
+            <w:noProof/>
+          </w:rPr>
+          <w:t>2.2.3 Frontend</w:t>
+        </w:r>
+        <w:r>
+          <w:rPr>
+            <w:noProof/>
+            <w:webHidden/>
+          </w:rPr>
+          <w:tab/>
+        </w:r>
+        <w:r>
+          <w:rPr>
+            <w:noProof/>
+            <w:webHidden/>
+          </w:rPr>
+          <w:fldChar w:fldCharType="begin"/>
+        </w:r>
+        <w:r>
+          <w:rPr>
+            <w:noProof/>
+            <w:webHidden/>
+          </w:rPr>
+          <w:instrText xml:space="preserve"> PAGEREF _Toc226396729 \h </w:instrText>
+        </w:r>
+        <w:r>
+          <w:rPr>
+            <w:noProof/>
+            <w:webHidden/>
+          </w:rPr>
+        </w:r>
+        <w:r>
+          <w:rPr>
+            <w:noProof/>
+            <w:webHidden/>
+          </w:rPr>
+          <w:fldChar w:fldCharType="separate"/>
+        </w:r>
+        <w:r>
+          <w:rPr>
+            <w:noProof/>
+            <w:webHidden/>
+          </w:rPr>
+          <w:t>29</w:t>
+        </w:r>
+        <w:r>
+          <w:rPr>
+            <w:noProof/>
+            <w:webHidden/>
+          </w:rPr>
+          <w:fldChar w:fldCharType="end"/>
+        </w:r>
+      </w:hyperlink>
+    </w:p>
+    <w:p>
+      <w:pPr>
+        <w:pStyle w:val="TDC3"/>
+        <w:tabs>
+          <w:tab w:val="right" w:leader="dot" w:pos="9111"/>
+        </w:tabs>
+        <w:rPr>
+          <w:rFonts w:asciiTheme="minorHAnsi" w:eastAsiaTheme="minorEastAsia" w:hAnsiTheme="minorHAnsi"/>
+          <w:noProof/>
+          <w:sz w:val="22"/>
+          <w:lang w:val="es-419" w:eastAsia="es-419"/>
+        </w:rPr>
+      </w:pPr>
+      <w:hyperlink w:anchor="_Toc226396730" w:history="1">
+        <w:r>
+          <w:rPr>
+            <w:rStyle w:val="Hipervnculo"/>
+            <w:rFonts w:eastAsia="Arial"/>
+            <w:noProof/>
+          </w:rPr>
+          <w:t>2.2.4 Base de datos</w:t>
+        </w:r>
+        <w:r>
+          <w:rPr>
+            <w:noProof/>
+            <w:webHidden/>
+          </w:rPr>
+          <w:tab/>
+        </w:r>
+        <w:r>
+          <w:rPr>
+            <w:noProof/>
+            <w:webHidden/>
+          </w:rPr>
+          <w:fldChar w:fldCharType="begin"/>
+        </w:r>
+        <w:r>
+          <w:rPr>
+            <w:noProof/>
+            <w:webHidden/>
+          </w:rPr>
+          <w:instrText xml:space="preserve"> PAGEREF _Toc226396730 \h </w:instrText>
+        </w:r>
+        <w:r>
+          <w:rPr>
+            <w:noProof/>
+            <w:webHidden/>
+          </w:rPr>
+        </w:r>
+        <w:r>
+          <w:rPr>
+            <w:noProof/>
+            <w:webHidden/>
+          </w:rPr>
+          <w:fldChar w:fldCharType="separate"/>
+        </w:r>
+        <w:r>
+          <w:rPr>
+            <w:noProof/>
+            <w:webHidden/>
+          </w:rPr>
+          <w:t>30</w:t>
+        </w:r>
+        <w:r>
+          <w:rPr>
+            <w:noProof/>
+            <w:webHidden/>
+          </w:rPr>
+          <w:fldChar w:fldCharType="end"/>
+        </w:r>
+      </w:hyperlink>
+    </w:p>
+    <w:p>
+      <w:pPr>
+        <w:pStyle w:val="TDC3"/>
+        <w:tabs>
+          <w:tab w:val="right" w:leader="dot" w:pos="9111"/>
+        </w:tabs>
+        <w:rPr>
+          <w:rFonts w:asciiTheme="minorHAnsi" w:eastAsiaTheme="minorEastAsia" w:hAnsiTheme="minorHAnsi"/>
+          <w:noProof/>
+          <w:sz w:val="22"/>
+          <w:lang w:val="es-419" w:eastAsia="es-419"/>
+        </w:rPr>
+      </w:pPr>
+      <w:hyperlink w:anchor="_Toc226396731" w:history="1">
+        <w:r>
+          <w:rPr>
+            <w:rStyle w:val="Hipervnculo"/>
+            <w:rFonts w:eastAsia="Arial"/>
+            <w:noProof/>
+          </w:rPr>
+          <w:t>2.2.5</w:t>
+        </w:r>
+        <w:r>
+          <w:rPr>
+            <w:rStyle w:val="Hipervnculo"/>
+            <w:noProof/>
+          </w:rPr>
+          <w:t xml:space="preserve"> Seguridad</w:t>
+        </w:r>
+        <w:r>
+          <w:rPr>
+            <w:noProof/>
+            <w:webHidden/>
+          </w:rPr>
+          <w:tab/>
+        </w:r>
+        <w:r>
+          <w:rPr>
+            <w:noProof/>
+            <w:webHidden/>
+          </w:rPr>
+          <w:fldChar w:fldCharType="begin"/>
+        </w:r>
+        <w:r>
+          <w:rPr>
+            <w:noProof/>
+            <w:webHidden/>
+          </w:rPr>
+          <w:instrText xml:space="preserve"> PAGEREF _Toc226396731 \h </w:instrText>
+        </w:r>
+        <w:r>
+          <w:rPr>
+            <w:noProof/>
+            <w:webHidden/>
+          </w:rPr>
+        </w:r>
+        <w:r>
+          <w:rPr>
+            <w:noProof/>
+            <w:webHidden/>
+          </w:rPr>
+          <w:fldChar w:fldCharType="separate"/>
+        </w:r>
+        <w:r>
+          <w:rPr>
+            <w:noProof/>
+            <w:webHidden/>
+          </w:rPr>
+          <w:t>30</w:t>
+        </w:r>
+        <w:r>
+          <w:rPr>
+            <w:noProof/>
+            <w:webHidden/>
+          </w:rPr>
+          <w:fldChar w:fldCharType="end"/>
+        </w:r>
+      </w:hyperlink>
+    </w:p>
+    <w:p>
+      <w:pPr>
+        <w:pStyle w:val="TDC3"/>
+        <w:tabs>
+          <w:tab w:val="right" w:leader="dot" w:pos="9111"/>
+        </w:tabs>
+        <w:rPr>
+          <w:rFonts w:asciiTheme="minorHAnsi" w:eastAsiaTheme="minorEastAsia" w:hAnsiTheme="minorHAnsi"/>
+          <w:noProof/>
+          <w:sz w:val="22"/>
+          <w:lang w:val="es-419" w:eastAsia="es-419"/>
+        </w:rPr>
+      </w:pPr>
+      <w:hyperlink w:anchor="_Toc226396732" w:history="1">
+        <w:r>
+          <w:rPr>
+            <w:rStyle w:val="Hipervnculo"/>
+            <w:rFonts w:eastAsia="Arial"/>
+            <w:noProof/>
+          </w:rPr>
+          <w:t>2.2.6 Pruebas</w:t>
+        </w:r>
+        <w:r>
+          <w:rPr>
+            <w:noProof/>
+            <w:webHidden/>
+          </w:rPr>
+          <w:tab/>
+        </w:r>
+        <w:r>
+          <w:rPr>
+            <w:noProof/>
+            <w:webHidden/>
+          </w:rPr>
+          <w:fldChar w:fldCharType="begin"/>
+        </w:r>
+        <w:r>
+          <w:rPr>
+            <w:noProof/>
+            <w:webHidden/>
+          </w:rPr>
+          <w:instrText xml:space="preserve"> PAGEREF _Toc226396732 \h </w:instrText>
+        </w:r>
+        <w:r>
+          <w:rPr>
+            <w:noProof/>
+            <w:webHidden/>
+          </w:rPr>
+        </w:r>
+        <w:r>
+          <w:rPr>
+            <w:noProof/>
+            <w:webHidden/>
+          </w:rPr>
+          <w:fldChar w:fldCharType="separate"/>
+        </w:r>
+        <w:r>
+          <w:rPr>
+            <w:noProof/>
+            <w:webHidden/>
+          </w:rPr>
+          <w:t>32</w:t>
         </w:r>
         <w:r>
           <w:rPr>
@@ -2571,14 +2971,11 @@
           <w:rFonts w:asciiTheme="minorHAnsi" w:eastAsiaTheme="minorEastAsia" w:hAnsiTheme="minorHAnsi"/>
           <w:b w:val="0"/>
           <w:noProof/>
-          <w:kern w:val="2"/>
-          <w:sz w:val="24"/>
-          <w:szCs w:val="24"/>
-          <w:lang w:eastAsia="es-MX"/>
-          <w14:ligatures w14:val="standardContextual"/>
-        </w:rPr>
-      </w:pPr>
-      <w:hyperlink w:anchor="_Toc225436430" w:history="1">
+          <w:sz w:val="22"/>
+          <w:lang w:val="es-419" w:eastAsia="es-419"/>
+        </w:rPr>
+      </w:pPr>
+      <w:hyperlink w:anchor="_Toc226396733" w:history="1">
         <w:r>
           <w:rPr>
             <w:rStyle w:val="Hipervnculo"/>
@@ -2605,7 +3002,7 @@
             <w:noProof/>
             <w:webHidden/>
           </w:rPr>
-          <w:instrText xml:space="preserve"> PAGEREF _Toc225436430 \h </w:instrText>
+          <w:instrText xml:space="preserve"> PAGEREF _Toc226396733 \h </w:instrText>
         </w:r>
         <w:r>
           <w:rPr>
@@ -2625,7 +3022,7 @@
             <w:noProof/>
             <w:webHidden/>
           </w:rPr>
-          <w:t>32</w:t>
+          <w:t>34</w:t>
         </w:r>
         <w:r>
           <w:rPr>
@@ -2645,13 +3042,11 @@
         <w:rPr>
           <w:rFonts w:asciiTheme="minorHAnsi" w:eastAsiaTheme="minorEastAsia" w:hAnsiTheme="minorHAnsi"/>
           <w:noProof/>
-          <w:kern w:val="2"/>
-          <w:szCs w:val="24"/>
-          <w:lang w:eastAsia="es-MX"/>
-          <w14:ligatures w14:val="standardContextual"/>
-        </w:rPr>
-      </w:pPr>
-      <w:hyperlink w:anchor="_Toc225436431" w:history="1">
+          <w:sz w:val="22"/>
+          <w:lang w:val="es-419" w:eastAsia="es-419"/>
+        </w:rPr>
+      </w:pPr>
+      <w:hyperlink w:anchor="_Toc226396734" w:history="1">
         <w:r>
           <w:rPr>
             <w:rStyle w:val="Hipervnculo"/>
@@ -2678,7 +3073,7 @@
             <w:noProof/>
             <w:webHidden/>
           </w:rPr>
-          <w:instrText xml:space="preserve"> PAGEREF _Toc225436431 \h </w:instrText>
+          <w:instrText xml:space="preserve"> PAGEREF _Toc226396734 \h </w:instrText>
         </w:r>
         <w:r>
           <w:rPr>
@@ -2698,7 +3093,7 @@
             <w:noProof/>
             <w:webHidden/>
           </w:rPr>
-          <w:t>32</w:t>
+          <w:t>34</w:t>
         </w:r>
         <w:r>
           <w:rPr>
@@ -2718,13 +3113,11 @@
         <w:rPr>
           <w:rFonts w:asciiTheme="minorHAnsi" w:eastAsiaTheme="minorEastAsia" w:hAnsiTheme="minorHAnsi"/>
           <w:noProof/>
-          <w:kern w:val="2"/>
-          <w:szCs w:val="24"/>
-          <w:lang w:eastAsia="es-MX"/>
-          <w14:ligatures w14:val="standardContextual"/>
-        </w:rPr>
-      </w:pPr>
-      <w:hyperlink w:anchor="_Toc225436432" w:history="1">
+          <w:sz w:val="22"/>
+          <w:lang w:val="es-419" w:eastAsia="es-419"/>
+        </w:rPr>
+      </w:pPr>
+      <w:hyperlink w:anchor="_Toc226396735" w:history="1">
         <w:r>
           <w:rPr>
             <w:rStyle w:val="Hipervnculo"/>
@@ -2751,7 +3144,7 @@
             <w:noProof/>
             <w:webHidden/>
           </w:rPr>
-          <w:instrText xml:space="preserve"> PAGEREF _Toc225436432 \h </w:instrText>
+          <w:instrText xml:space="preserve"> PAGEREF _Toc226396735 \h </w:instrText>
         </w:r>
         <w:r>
           <w:rPr>
@@ -2771,7 +3164,7 @@
             <w:noProof/>
             <w:webHidden/>
           </w:rPr>
-          <w:t>34</w:t>
+          <w:t>36</w:t>
         </w:r>
         <w:r>
           <w:rPr>
@@ -2791,13 +3184,11 @@
         <w:rPr>
           <w:rFonts w:asciiTheme="minorHAnsi" w:eastAsiaTheme="minorEastAsia" w:hAnsiTheme="minorHAnsi"/>
           <w:noProof/>
-          <w:kern w:val="2"/>
-          <w:szCs w:val="24"/>
-          <w:lang w:eastAsia="es-MX"/>
-          <w14:ligatures w14:val="standardContextual"/>
-        </w:rPr>
-      </w:pPr>
-      <w:hyperlink w:anchor="_Toc225436433" w:history="1">
+          <w:sz w:val="22"/>
+          <w:lang w:val="es-419" w:eastAsia="es-419"/>
+        </w:rPr>
+      </w:pPr>
+      <w:hyperlink w:anchor="_Toc226396736" w:history="1">
         <w:r>
           <w:rPr>
             <w:rStyle w:val="Hipervnculo"/>
@@ -2824,7 +3215,7 @@
             <w:noProof/>
             <w:webHidden/>
           </w:rPr>
-          <w:instrText xml:space="preserve"> PAGEREF _Toc225436433 \h </w:instrText>
+          <w:instrText xml:space="preserve"> PAGEREF _Toc226396736 \h </w:instrText>
         </w:r>
         <w:r>
           <w:rPr>
@@ -2844,7 +3235,7 @@
             <w:noProof/>
             <w:webHidden/>
           </w:rPr>
-          <w:t>39</w:t>
+          <w:t>41</w:t>
         </w:r>
         <w:r>
           <w:rPr>
@@ -2864,13 +3255,11 @@
         <w:rPr>
           <w:rFonts w:asciiTheme="minorHAnsi" w:eastAsiaTheme="minorEastAsia" w:hAnsiTheme="minorHAnsi"/>
           <w:noProof/>
-          <w:kern w:val="2"/>
-          <w:szCs w:val="24"/>
-          <w:lang w:eastAsia="es-MX"/>
-          <w14:ligatures w14:val="standardContextual"/>
-        </w:rPr>
-      </w:pPr>
-      <w:hyperlink w:anchor="_Toc225436434" w:history="1">
+          <w:sz w:val="22"/>
+          <w:lang w:val="es-419" w:eastAsia="es-419"/>
+        </w:rPr>
+      </w:pPr>
+      <w:hyperlink w:anchor="_Toc226396737" w:history="1">
         <w:r>
           <w:rPr>
             <w:rStyle w:val="Hipervnculo"/>
@@ -2897,7 +3286,7 @@
             <w:noProof/>
             <w:webHidden/>
           </w:rPr>
-          <w:instrText xml:space="preserve"> PAGEREF _Toc225436434 \h </w:instrText>
+          <w:instrText xml:space="preserve"> PAGEREF _Toc226396737 \h </w:instrText>
         </w:r>
         <w:r>
           <w:rPr>
@@ -2917,7 +3306,291 @@
             <w:noProof/>
             <w:webHidden/>
           </w:rPr>
-          <w:t>39</w:t>
+          <w:t>41</w:t>
+        </w:r>
+        <w:r>
+          <w:rPr>
+            <w:noProof/>
+            <w:webHidden/>
+          </w:rPr>
+          <w:fldChar w:fldCharType="end"/>
+        </w:r>
+      </w:hyperlink>
+    </w:p>
+    <w:p>
+      <w:pPr>
+        <w:pStyle w:val="TDC3"/>
+        <w:tabs>
+          <w:tab w:val="right" w:leader="dot" w:pos="9111"/>
+        </w:tabs>
+        <w:rPr>
+          <w:rFonts w:asciiTheme="minorHAnsi" w:eastAsiaTheme="minorEastAsia" w:hAnsiTheme="minorHAnsi"/>
+          <w:noProof/>
+          <w:sz w:val="22"/>
+          <w:lang w:val="es-419" w:eastAsia="es-419"/>
+        </w:rPr>
+      </w:pPr>
+      <w:hyperlink w:anchor="_Toc226396738" w:history="1">
+        <w:r>
+          <w:rPr>
+            <w:rStyle w:val="Hipervnculo"/>
+            <w:noProof/>
+          </w:rPr>
+          <w:t>3.3.2 Diseño de Frontend</w:t>
+        </w:r>
+        <w:r>
+          <w:rPr>
+            <w:noProof/>
+            <w:webHidden/>
+          </w:rPr>
+          <w:tab/>
+        </w:r>
+        <w:r>
+          <w:rPr>
+            <w:noProof/>
+            <w:webHidden/>
+          </w:rPr>
+          <w:fldChar w:fldCharType="begin"/>
+        </w:r>
+        <w:r>
+          <w:rPr>
+            <w:noProof/>
+            <w:webHidden/>
+          </w:rPr>
+          <w:instrText xml:space="preserve"> PAGEREF _Toc226396738 \h </w:instrText>
+        </w:r>
+        <w:r>
+          <w:rPr>
+            <w:noProof/>
+            <w:webHidden/>
+          </w:rPr>
+        </w:r>
+        <w:r>
+          <w:rPr>
+            <w:noProof/>
+            <w:webHidden/>
+          </w:rPr>
+          <w:fldChar w:fldCharType="separate"/>
+        </w:r>
+        <w:r>
+          <w:rPr>
+            <w:noProof/>
+            <w:webHidden/>
+          </w:rPr>
+          <w:t>42</w:t>
+        </w:r>
+        <w:r>
+          <w:rPr>
+            <w:noProof/>
+            <w:webHidden/>
+          </w:rPr>
+          <w:fldChar w:fldCharType="end"/>
+        </w:r>
+      </w:hyperlink>
+    </w:p>
+    <w:p>
+      <w:pPr>
+        <w:pStyle w:val="TDC3"/>
+        <w:tabs>
+          <w:tab w:val="right" w:leader="dot" w:pos="9111"/>
+        </w:tabs>
+        <w:rPr>
+          <w:rFonts w:asciiTheme="minorHAnsi" w:eastAsiaTheme="minorEastAsia" w:hAnsiTheme="minorHAnsi"/>
+          <w:noProof/>
+          <w:sz w:val="22"/>
+          <w:lang w:val="es-419" w:eastAsia="es-419"/>
+        </w:rPr>
+      </w:pPr>
+      <w:hyperlink w:anchor="_Toc226396739" w:history="1">
+        <w:r>
+          <w:rPr>
+            <w:rStyle w:val="Hipervnculo"/>
+            <w:noProof/>
+          </w:rPr>
+          <w:t>3.3.3 Backend</w:t>
+        </w:r>
+        <w:r>
+          <w:rPr>
+            <w:noProof/>
+            <w:webHidden/>
+          </w:rPr>
+          <w:tab/>
+        </w:r>
+        <w:r>
+          <w:rPr>
+            <w:noProof/>
+            <w:webHidden/>
+          </w:rPr>
+          <w:fldChar w:fldCharType="begin"/>
+        </w:r>
+        <w:r>
+          <w:rPr>
+            <w:noProof/>
+            <w:webHidden/>
+          </w:rPr>
+          <w:instrText xml:space="preserve"> PAGEREF _Toc226396739 \h </w:instrText>
+        </w:r>
+        <w:r>
+          <w:rPr>
+            <w:noProof/>
+            <w:webHidden/>
+          </w:rPr>
+        </w:r>
+        <w:r>
+          <w:rPr>
+            <w:noProof/>
+            <w:webHidden/>
+          </w:rPr>
+          <w:fldChar w:fldCharType="separate"/>
+        </w:r>
+        <w:r>
+          <w:rPr>
+            <w:noProof/>
+            <w:webHidden/>
+          </w:rPr>
+          <w:t>44</w:t>
+        </w:r>
+        <w:r>
+          <w:rPr>
+            <w:noProof/>
+            <w:webHidden/>
+          </w:rPr>
+          <w:fldChar w:fldCharType="end"/>
+        </w:r>
+      </w:hyperlink>
+    </w:p>
+    <w:p>
+      <w:pPr>
+        <w:pStyle w:val="TDC3"/>
+        <w:tabs>
+          <w:tab w:val="right" w:leader="dot" w:pos="9111"/>
+        </w:tabs>
+        <w:rPr>
+          <w:rFonts w:asciiTheme="minorHAnsi" w:eastAsiaTheme="minorEastAsia" w:hAnsiTheme="minorHAnsi"/>
+          <w:noProof/>
+          <w:sz w:val="22"/>
+          <w:lang w:val="es-419" w:eastAsia="es-419"/>
+        </w:rPr>
+      </w:pPr>
+      <w:hyperlink w:anchor="_Toc226396740" w:history="1">
+        <w:r>
+          <w:rPr>
+            <w:rStyle w:val="Hipervnculo"/>
+            <w:noProof/>
+          </w:rPr>
+          <w:t>3.3.4 Seguridad</w:t>
+        </w:r>
+        <w:r>
+          <w:rPr>
+            <w:noProof/>
+            <w:webHidden/>
+          </w:rPr>
+          <w:tab/>
+        </w:r>
+        <w:r>
+          <w:rPr>
+            <w:noProof/>
+            <w:webHidden/>
+          </w:rPr>
+          <w:fldChar w:fldCharType="begin"/>
+        </w:r>
+        <w:r>
+          <w:rPr>
+            <w:noProof/>
+            <w:webHidden/>
+          </w:rPr>
+          <w:instrText xml:space="preserve"> PAGEREF _Toc226396740 \h </w:instrText>
+        </w:r>
+        <w:r>
+          <w:rPr>
+            <w:noProof/>
+            <w:webHidden/>
+          </w:rPr>
+        </w:r>
+        <w:r>
+          <w:rPr>
+            <w:noProof/>
+            <w:webHidden/>
+          </w:rPr>
+          <w:fldChar w:fldCharType="separate"/>
+        </w:r>
+        <w:r>
+          <w:rPr>
+            <w:noProof/>
+            <w:webHidden/>
+          </w:rPr>
+          <w:t>46</w:t>
+        </w:r>
+        <w:r>
+          <w:rPr>
+            <w:noProof/>
+            <w:webHidden/>
+          </w:rPr>
+          <w:fldChar w:fldCharType="end"/>
+        </w:r>
+      </w:hyperlink>
+    </w:p>
+    <w:p>
+      <w:pPr>
+        <w:pStyle w:val="TDC3"/>
+        <w:tabs>
+          <w:tab w:val="right" w:leader="dot" w:pos="9111"/>
+        </w:tabs>
+        <w:rPr>
+          <w:rFonts w:asciiTheme="minorHAnsi" w:eastAsiaTheme="minorEastAsia" w:hAnsiTheme="minorHAnsi"/>
+          <w:noProof/>
+          <w:sz w:val="22"/>
+          <w:lang w:val="es-419" w:eastAsia="es-419"/>
+        </w:rPr>
+      </w:pPr>
+      <w:hyperlink w:anchor="_Toc226396741" w:history="1">
+        <w:r>
+          <w:rPr>
+            <w:rStyle w:val="Hipervnculo"/>
+            <w:noProof/>
+          </w:rPr>
+          <w:t>3.3.5 Pruebas</w:t>
+        </w:r>
+        <w:r>
+          <w:rPr>
+            <w:noProof/>
+            <w:webHidden/>
+          </w:rPr>
+          <w:tab/>
+        </w:r>
+        <w:r>
+          <w:rPr>
+            <w:noProof/>
+            <w:webHidden/>
+          </w:rPr>
+          <w:fldChar w:fldCharType="begin"/>
+        </w:r>
+        <w:r>
+          <w:rPr>
+            <w:noProof/>
+            <w:webHidden/>
+          </w:rPr>
+          <w:instrText xml:space="preserve"> PAGEREF _Toc226396741 \h </w:instrText>
+        </w:r>
+        <w:r>
+          <w:rPr>
+            <w:noProof/>
+            <w:webHidden/>
+          </w:rPr>
+        </w:r>
+        <w:r>
+          <w:rPr>
+            <w:noProof/>
+            <w:webHidden/>
+          </w:rPr>
+          <w:fldChar w:fldCharType="separate"/>
+        </w:r>
+        <w:r>
+          <w:rPr>
+            <w:noProof/>
+            <w:webHidden/>
+          </w:rPr>
+          <w:t>47</w:t>
         </w:r>
         <w:r>
           <w:rPr>
@@ -2937,13 +3610,11 @@
         <w:rPr>
           <w:rFonts w:asciiTheme="minorHAnsi" w:eastAsiaTheme="minorEastAsia" w:hAnsiTheme="minorHAnsi"/>
           <w:noProof/>
-          <w:kern w:val="2"/>
-          <w:szCs w:val="24"/>
-          <w:lang w:eastAsia="es-MX"/>
-          <w14:ligatures w14:val="standardContextual"/>
-        </w:rPr>
-      </w:pPr>
-      <w:hyperlink w:anchor="_Toc225436435" w:history="1">
+          <w:sz w:val="22"/>
+          <w:lang w:val="es-419" w:eastAsia="es-419"/>
+        </w:rPr>
+      </w:pPr>
+      <w:hyperlink w:anchor="_Toc226396742" w:history="1">
         <w:r>
           <w:rPr>
             <w:rStyle w:val="Hipervnculo"/>
@@ -2970,7 +3641,7 @@
             <w:noProof/>
             <w:webHidden/>
           </w:rPr>
-          <w:instrText xml:space="preserve"> PAGEREF _Toc225436435 \h </w:instrText>
+          <w:instrText xml:space="preserve"> PAGEREF _Toc226396742 \h </w:instrText>
         </w:r>
         <w:r>
           <w:rPr>
@@ -2990,7 +3661,7 @@
             <w:noProof/>
             <w:webHidden/>
           </w:rPr>
-          <w:t>40</w:t>
+          <w:t>48</w:t>
         </w:r>
         <w:r>
           <w:rPr>
@@ -3010,13 +3681,11 @@
         <w:rPr>
           <w:rFonts w:asciiTheme="minorHAnsi" w:eastAsiaTheme="minorEastAsia" w:hAnsiTheme="minorHAnsi"/>
           <w:noProof/>
-          <w:kern w:val="2"/>
-          <w:szCs w:val="24"/>
-          <w:lang w:eastAsia="es-MX"/>
-          <w14:ligatures w14:val="standardContextual"/>
-        </w:rPr>
-      </w:pPr>
-      <w:hyperlink w:anchor="_Toc225436436" w:history="1">
+          <w:sz w:val="22"/>
+          <w:lang w:val="es-419" w:eastAsia="es-419"/>
+        </w:rPr>
+      </w:pPr>
+      <w:hyperlink w:anchor="_Toc226396743" w:history="1">
         <w:r>
           <w:rPr>
             <w:rStyle w:val="Hipervnculo"/>
@@ -3043,7 +3712,7 @@
             <w:noProof/>
             <w:webHidden/>
           </w:rPr>
-          <w:instrText xml:space="preserve"> PAGEREF _Toc225436436 \h </w:instrText>
+          <w:instrText xml:space="preserve"> PAGEREF _Toc226396743 \h </w:instrText>
         </w:r>
         <w:r>
           <w:rPr>
@@ -3063,7 +3732,7 @@
             <w:noProof/>
             <w:webHidden/>
           </w:rPr>
-          <w:t>40</w:t>
+          <w:t>48</w:t>
         </w:r>
         <w:r>
           <w:rPr>
@@ -3084,14 +3753,11 @@
           <w:rFonts w:asciiTheme="minorHAnsi" w:eastAsiaTheme="minorEastAsia" w:hAnsiTheme="minorHAnsi"/>
           <w:b w:val="0"/>
           <w:noProof/>
-          <w:kern w:val="2"/>
-          <w:sz w:val="24"/>
-          <w:szCs w:val="24"/>
-          <w:lang w:eastAsia="es-MX"/>
-          <w14:ligatures w14:val="standardContextual"/>
-        </w:rPr>
-      </w:pPr>
-      <w:hyperlink w:anchor="_Toc225436437" w:history="1">
+          <w:sz w:val="22"/>
+          <w:lang w:val="es-419" w:eastAsia="es-419"/>
+        </w:rPr>
+      </w:pPr>
+      <w:hyperlink w:anchor="_Toc226396744" w:history="1">
         <w:r>
           <w:rPr>
             <w:rStyle w:val="Hipervnculo"/>
@@ -3118,7 +3784,7 @@
             <w:noProof/>
             <w:webHidden/>
           </w:rPr>
-          <w:instrText xml:space="preserve"> PAGEREF _Toc225436437 \h </w:instrText>
+          <w:instrText xml:space="preserve"> PAGEREF _Toc226396744 \h </w:instrText>
         </w:r>
         <w:r>
           <w:rPr>
@@ -3138,7 +3804,7 @@
             <w:noProof/>
             <w:webHidden/>
           </w:rPr>
-          <w:t>41</w:t>
+          <w:t>49</w:t>
         </w:r>
         <w:r>
           <w:rPr>
@@ -3158,13 +3824,11 @@
         <w:rPr>
           <w:rFonts w:asciiTheme="minorHAnsi" w:eastAsiaTheme="minorEastAsia" w:hAnsiTheme="minorHAnsi"/>
           <w:noProof/>
-          <w:kern w:val="2"/>
-          <w:szCs w:val="24"/>
-          <w:lang w:eastAsia="es-MX"/>
-          <w14:ligatures w14:val="standardContextual"/>
-        </w:rPr>
-      </w:pPr>
-      <w:hyperlink w:anchor="_Toc225436438" w:history="1">
+          <w:sz w:val="22"/>
+          <w:lang w:val="es-419" w:eastAsia="es-419"/>
+        </w:rPr>
+      </w:pPr>
+      <w:hyperlink w:anchor="_Toc226396745" w:history="1">
         <w:r>
           <w:rPr>
             <w:rStyle w:val="Hipervnculo"/>
@@ -3191,7 +3855,7 @@
             <w:noProof/>
             <w:webHidden/>
           </w:rPr>
-          <w:instrText xml:space="preserve"> PAGEREF _Toc225436438 \h </w:instrText>
+          <w:instrText xml:space="preserve"> PAGEREF _Toc226396745 \h </w:instrText>
         </w:r>
         <w:r>
           <w:rPr>
@@ -3211,7 +3875,7 @@
             <w:noProof/>
             <w:webHidden/>
           </w:rPr>
-          <w:t>41</w:t>
+          <w:t>49</w:t>
         </w:r>
         <w:r>
           <w:rPr>
@@ -3231,13 +3895,11 @@
         <w:rPr>
           <w:rFonts w:asciiTheme="minorHAnsi" w:eastAsiaTheme="minorEastAsia" w:hAnsiTheme="minorHAnsi"/>
           <w:noProof/>
-          <w:kern w:val="2"/>
-          <w:szCs w:val="24"/>
-          <w:lang w:eastAsia="es-MX"/>
-          <w14:ligatures w14:val="standardContextual"/>
-        </w:rPr>
-      </w:pPr>
-      <w:hyperlink w:anchor="_Toc225436439" w:history="1">
+          <w:sz w:val="22"/>
+          <w:lang w:val="es-419" w:eastAsia="es-419"/>
+        </w:rPr>
+      </w:pPr>
+      <w:hyperlink w:anchor="_Toc226396746" w:history="1">
         <w:r>
           <w:rPr>
             <w:rStyle w:val="Hipervnculo"/>
@@ -3264,7 +3926,7 @@
             <w:noProof/>
             <w:webHidden/>
           </w:rPr>
-          <w:instrText xml:space="preserve"> PAGEREF _Toc225436439 \h </w:instrText>
+          <w:instrText xml:space="preserve"> PAGEREF _Toc226396746 \h </w:instrText>
         </w:r>
         <w:r>
           <w:rPr>
@@ -3284,7 +3946,7 @@
             <w:noProof/>
             <w:webHidden/>
           </w:rPr>
-          <w:t>41</w:t>
+          <w:t>49</w:t>
         </w:r>
         <w:r>
           <w:rPr>
@@ -3304,13 +3966,11 @@
         <w:rPr>
           <w:rFonts w:asciiTheme="minorHAnsi" w:eastAsiaTheme="minorEastAsia" w:hAnsiTheme="minorHAnsi"/>
           <w:noProof/>
-          <w:kern w:val="2"/>
-          <w:szCs w:val="24"/>
-          <w:lang w:eastAsia="es-MX"/>
-          <w14:ligatures w14:val="standardContextual"/>
-        </w:rPr>
-      </w:pPr>
-      <w:hyperlink w:anchor="_Toc225436440" w:history="1">
+          <w:sz w:val="22"/>
+          <w:lang w:val="es-419" w:eastAsia="es-419"/>
+        </w:rPr>
+      </w:pPr>
+      <w:hyperlink w:anchor="_Toc226396747" w:history="1">
         <w:r>
           <w:rPr>
             <w:rStyle w:val="Hipervnculo"/>
@@ -3337,7 +3997,7 @@
             <w:noProof/>
             <w:webHidden/>
           </w:rPr>
-          <w:instrText xml:space="preserve"> PAGEREF _Toc225436440 \h </w:instrText>
+          <w:instrText xml:space="preserve"> PAGEREF _Toc226396747 \h </w:instrText>
         </w:r>
         <w:r>
           <w:rPr>
@@ -3357,7 +4017,7 @@
             <w:noProof/>
             <w:webHidden/>
           </w:rPr>
-          <w:t>41</w:t>
+          <w:t>49</w:t>
         </w:r>
         <w:r>
           <w:rPr>
@@ -3416,6 +4076,7 @@
     </w:p>
     <w:p>
       <w:r>
+        <w:lastRenderedPageBreak/>
         <w:br w:type="page"/>
       </w:r>
     </w:p>
@@ -3471,10 +4132,8 @@
         <w:rPr>
           <w:rFonts w:asciiTheme="minorHAnsi" w:eastAsiaTheme="minorEastAsia" w:hAnsiTheme="minorHAnsi"/>
           <w:noProof/>
-          <w:kern w:val="2"/>
-          <w:szCs w:val="24"/>
-          <w:lang w:eastAsia="es-MX"/>
-          <w14:ligatures w14:val="standardContextual"/>
+          <w:sz w:val="22"/>
+          <w:lang w:val="es-419" w:eastAsia="es-419"/>
         </w:rPr>
       </w:pPr>
       <w:r>
@@ -3486,7 +4145,7 @@
       <w:r>
         <w:fldChar w:fldCharType="separate"/>
       </w:r>
-      <w:hyperlink w:anchor="_Toc225436441" w:history="1">
+      <w:hyperlink w:anchor="_Toc226386739" w:history="1">
         <w:r>
           <w:rPr>
             <w:rStyle w:val="Hipervnculo"/>
@@ -3513,7 +4172,7 @@
             <w:noProof/>
             <w:webHidden/>
           </w:rPr>
-          <w:instrText xml:space="preserve"> PAGEREF _Toc225436441 \h </w:instrText>
+          <w:instrText xml:space="preserve"> PAGEREF _Toc226386739 \h </w:instrText>
         </w:r>
         <w:r>
           <w:rPr>
@@ -3553,13 +4212,11 @@
         <w:rPr>
           <w:rFonts w:asciiTheme="minorHAnsi" w:eastAsiaTheme="minorEastAsia" w:hAnsiTheme="minorHAnsi"/>
           <w:noProof/>
-          <w:kern w:val="2"/>
-          <w:szCs w:val="24"/>
-          <w:lang w:eastAsia="es-MX"/>
-          <w14:ligatures w14:val="standardContextual"/>
-        </w:rPr>
-      </w:pPr>
-      <w:hyperlink w:anchor="_Toc225436442" w:history="1">
+          <w:sz w:val="22"/>
+          <w:lang w:val="es-419" w:eastAsia="es-419"/>
+        </w:rPr>
+      </w:pPr>
+      <w:hyperlink w:anchor="_Toc226386740" w:history="1">
         <w:r>
           <w:rPr>
             <w:rStyle w:val="Hipervnculo"/>
@@ -3586,7 +4243,7 @@
             <w:noProof/>
             <w:webHidden/>
           </w:rPr>
-          <w:instrText xml:space="preserve"> PAGEREF _Toc225436442 \h </w:instrText>
+          <w:instrText xml:space="preserve"> PAGEREF _Toc226386740 \h </w:instrText>
         </w:r>
         <w:r>
           <w:rPr>
@@ -3606,7 +4263,7 @@
             <w:noProof/>
             <w:webHidden/>
           </w:rPr>
-          <w:t>34</w:t>
+          <w:t>40</w:t>
         </w:r>
         <w:r>
           <w:rPr>
@@ -3626,13 +4283,11 @@
         <w:rPr>
           <w:rFonts w:asciiTheme="minorHAnsi" w:eastAsiaTheme="minorEastAsia" w:hAnsiTheme="minorHAnsi"/>
           <w:noProof/>
-          <w:kern w:val="2"/>
-          <w:szCs w:val="24"/>
-          <w:lang w:eastAsia="es-MX"/>
-          <w14:ligatures w14:val="standardContextual"/>
-        </w:rPr>
-      </w:pPr>
-      <w:hyperlink w:anchor="_Toc225436443" w:history="1">
+          <w:sz w:val="22"/>
+          <w:lang w:val="es-419" w:eastAsia="es-419"/>
+        </w:rPr>
+      </w:pPr>
+      <w:hyperlink w:anchor="_Toc226386741" w:history="1">
         <w:r>
           <w:rPr>
             <w:rStyle w:val="Hipervnculo"/>
@@ -3659,7 +4314,7 @@
             <w:noProof/>
             <w:webHidden/>
           </w:rPr>
-          <w:instrText xml:space="preserve"> PAGEREF _Toc225436443 \h </w:instrText>
+          <w:instrText xml:space="preserve"> PAGEREF _Toc226386741 \h </w:instrText>
         </w:r>
         <w:r>
           <w:rPr>
@@ -3679,7 +4334,7 @@
             <w:noProof/>
             <w:webHidden/>
           </w:rPr>
-          <w:t>35</w:t>
+          <w:t>41</w:t>
         </w:r>
         <w:r>
           <w:rPr>
@@ -3699,13 +4354,11 @@
         <w:rPr>
           <w:rFonts w:asciiTheme="minorHAnsi" w:eastAsiaTheme="minorEastAsia" w:hAnsiTheme="minorHAnsi"/>
           <w:noProof/>
-          <w:kern w:val="2"/>
-          <w:szCs w:val="24"/>
-          <w:lang w:eastAsia="es-MX"/>
-          <w14:ligatures w14:val="standardContextual"/>
-        </w:rPr>
-      </w:pPr>
-      <w:hyperlink w:anchor="_Toc225436444" w:history="1">
+          <w:sz w:val="22"/>
+          <w:lang w:val="es-419" w:eastAsia="es-419"/>
+        </w:rPr>
+      </w:pPr>
+      <w:hyperlink w:anchor="_Toc226386742" w:history="1">
         <w:r>
           <w:rPr>
             <w:rStyle w:val="Hipervnculo"/>
@@ -3732,7 +4385,7 @@
             <w:noProof/>
             <w:webHidden/>
           </w:rPr>
-          <w:instrText xml:space="preserve"> PAGEREF _Toc225436444 \h </w:instrText>
+          <w:instrText xml:space="preserve"> PAGEREF _Toc226386742 \h </w:instrText>
         </w:r>
         <w:r>
           <w:rPr>
@@ -3752,7 +4405,7 @@
             <w:noProof/>
             <w:webHidden/>
           </w:rPr>
-          <w:t>36</w:t>
+          <w:t>42</w:t>
         </w:r>
         <w:r>
           <w:rPr>
@@ -3772,13 +4425,11 @@
         <w:rPr>
           <w:rFonts w:asciiTheme="minorHAnsi" w:eastAsiaTheme="minorEastAsia" w:hAnsiTheme="minorHAnsi"/>
           <w:noProof/>
-          <w:kern w:val="2"/>
-          <w:szCs w:val="24"/>
-          <w:lang w:eastAsia="es-MX"/>
-          <w14:ligatures w14:val="standardContextual"/>
-        </w:rPr>
-      </w:pPr>
-      <w:hyperlink w:anchor="_Toc225436445" w:history="1">
+          <w:sz w:val="22"/>
+          <w:lang w:val="es-419" w:eastAsia="es-419"/>
+        </w:rPr>
+      </w:pPr>
+      <w:hyperlink w:anchor="_Toc226386743" w:history="1">
         <w:r>
           <w:rPr>
             <w:rStyle w:val="Hipervnculo"/>
@@ -3805,7 +4456,7 @@
             <w:noProof/>
             <w:webHidden/>
           </w:rPr>
-          <w:instrText xml:space="preserve"> PAGEREF _Toc225436445 \h </w:instrText>
+          <w:instrText xml:space="preserve"> PAGEREF _Toc226386743 \h </w:instrText>
         </w:r>
         <w:r>
           <w:rPr>
@@ -3825,7 +4476,7 @@
             <w:noProof/>
             <w:webHidden/>
           </w:rPr>
-          <w:t>37</w:t>
+          <w:t>43</w:t>
         </w:r>
         <w:r>
           <w:rPr>
@@ -3845,13 +4496,11 @@
         <w:rPr>
           <w:rFonts w:asciiTheme="minorHAnsi" w:eastAsiaTheme="minorEastAsia" w:hAnsiTheme="minorHAnsi"/>
           <w:noProof/>
-          <w:kern w:val="2"/>
-          <w:szCs w:val="24"/>
-          <w:lang w:eastAsia="es-MX"/>
-          <w14:ligatures w14:val="standardContextual"/>
-        </w:rPr>
-      </w:pPr>
-      <w:hyperlink w:anchor="_Toc225436446" w:history="1">
+          <w:sz w:val="22"/>
+          <w:lang w:val="es-419" w:eastAsia="es-419"/>
+        </w:rPr>
+      </w:pPr>
+      <w:hyperlink w:anchor="_Toc226386744" w:history="1">
         <w:r>
           <w:rPr>
             <w:rStyle w:val="Hipervnculo"/>
@@ -3878,7 +4527,7 @@
             <w:noProof/>
             <w:webHidden/>
           </w:rPr>
-          <w:instrText xml:space="preserve"> PAGEREF _Toc225436446 \h </w:instrText>
+          <w:instrText xml:space="preserve"> PAGEREF _Toc226386744 \h </w:instrText>
         </w:r>
         <w:r>
           <w:rPr>
@@ -3898,7 +4547,7 @@
             <w:noProof/>
             <w:webHidden/>
           </w:rPr>
-          <w:t>38</w:t>
+          <w:t>44</w:t>
         </w:r>
         <w:r>
           <w:rPr>
@@ -3918,13 +4567,11 @@
         <w:rPr>
           <w:rFonts w:asciiTheme="minorHAnsi" w:eastAsiaTheme="minorEastAsia" w:hAnsiTheme="minorHAnsi"/>
           <w:noProof/>
-          <w:kern w:val="2"/>
-          <w:szCs w:val="24"/>
-          <w:lang w:eastAsia="es-MX"/>
-          <w14:ligatures w14:val="standardContextual"/>
-        </w:rPr>
-      </w:pPr>
-      <w:hyperlink w:anchor="_Toc225436447" w:history="1">
+          <w:sz w:val="22"/>
+          <w:lang w:val="es-419" w:eastAsia="es-419"/>
+        </w:rPr>
+      </w:pPr>
+      <w:hyperlink w:anchor="_Toc226386745" w:history="1">
         <w:r>
           <w:rPr>
             <w:rStyle w:val="Hipervnculo"/>
@@ -3951,7 +4598,7 @@
             <w:noProof/>
             <w:webHidden/>
           </w:rPr>
-          <w:instrText xml:space="preserve"> PAGEREF _Toc225436447 \h </w:instrText>
+          <w:instrText xml:space="preserve"> PAGEREF _Toc226386745 \h </w:instrText>
         </w:r>
         <w:r>
           <w:rPr>
@@ -3971,7 +4618,7 @@
             <w:noProof/>
             <w:webHidden/>
           </w:rPr>
-          <w:t>40</w:t>
+          <w:t>46</w:t>
         </w:r>
         <w:r>
           <w:rPr>
@@ -4042,15 +4689,24 @@
         <w:tabs>
           <w:tab w:val="right" w:leader="dot" w:pos="9111"/>
         </w:tabs>
+      </w:pPr>
+    </w:p>
+    <w:p>
+      <w:pPr>
+        <w:pStyle w:val="Tabladeilustraciones"/>
+        <w:tabs>
+          <w:tab w:val="right" w:leader="dot" w:pos="9111"/>
+        </w:tabs>
         <w:rPr>
           <w:rFonts w:asciiTheme="minorHAnsi" w:eastAsiaTheme="minorEastAsia" w:hAnsiTheme="minorHAnsi"/>
           <w:noProof/>
-          <w:kern w:val="2"/>
-          <w:szCs w:val="24"/>
-          <w:lang w:eastAsia="es-MX"/>
-          <w14:ligatures w14:val="standardContextual"/>
-        </w:rPr>
-      </w:pPr>
+          <w:sz w:val="22"/>
+          <w:lang w:val="es-419" w:eastAsia="es-419"/>
+        </w:rPr>
+      </w:pPr>
+      <w:r>
+        <w:t xml:space="preserve">                         </w:t>
+      </w:r>
       <w:r>
         <w:fldChar w:fldCharType="begin"/>
       </w:r>
@@ -4060,7 +4716,7 @@
       <w:r>
         <w:fldChar w:fldCharType="separate"/>
       </w:r>
-      <w:hyperlink w:anchor="_Toc225434023" w:history="1">
+      <w:hyperlink w:anchor="_Toc226386753" w:history="1">
         <w:r>
           <w:rPr>
             <w:rStyle w:val="Hipervnculo"/>
@@ -4087,7 +4743,7 @@
             <w:noProof/>
             <w:webHidden/>
           </w:rPr>
-          <w:instrText xml:space="preserve"> PAGEREF _Toc225434023 \h </w:instrText>
+          <w:instrText xml:space="preserve"> PAGEREF _Toc226386753 \h </w:instrText>
         </w:r>
         <w:r>
           <w:rPr>
@@ -4107,7 +4763,7 @@
             <w:noProof/>
             <w:webHidden/>
           </w:rPr>
-          <w:t>33</w:t>
+          <w:t>38</w:t>
         </w:r>
         <w:r>
           <w:rPr>
@@ -4327,8 +4983,9 @@
             <w:pPr>
               <w:pStyle w:val="Ttulo1"/>
               <w:spacing w:line="360" w:lineRule="auto"/>
+              <w:outlineLvl w:val="0"/>
             </w:pPr>
-            <w:bookmarkStart w:id="0" w:name="_Toc225436412"/>
+            <w:bookmarkStart w:id="0" w:name="_Toc226396709"/>
             <w:r>
               <w:lastRenderedPageBreak/>
               <w:t>DESCRIPCIÓN DEL PROYECTO</w:t>
@@ -4344,7 +5001,7 @@
         <w:pStyle w:val="Ttulo2"/>
         <w:spacing w:line="360" w:lineRule="auto"/>
       </w:pPr>
-      <w:bookmarkStart w:id="1" w:name="_Toc225436413"/>
+      <w:bookmarkStart w:id="1" w:name="_Toc226396710"/>
       <w:r>
         <w:t>Datos generales de la empresa</w:t>
       </w:r>
@@ -4482,29 +5139,55 @@
         <w:pStyle w:val="Descripcin"/>
       </w:pPr>
       <w:bookmarkStart w:id="2" w:name="_Ref225435563"/>
-      <w:bookmarkStart w:id="3" w:name="_Toc225436441"/>
+      <w:bookmarkStart w:id="3" w:name="_Toc226386739"/>
       <w:r>
         <w:t xml:space="preserve">Figura </w:t>
       </w:r>
-      <w:fldSimple w:instr=" STYLEREF 1 \s ">
-        <w:r>
-          <w:rPr>
-            <w:noProof/>
-          </w:rPr>
-          <w:t>1</w:t>
-        </w:r>
-      </w:fldSimple>
+      <w:r>
+        <w:fldChar w:fldCharType="begin"/>
+      </w:r>
+      <w:r>
+        <w:instrText xml:space="preserve"> STYLEREF 1 \s </w:instrText>
+      </w:r>
+      <w:r>
+        <w:fldChar w:fldCharType="separate"/>
+      </w:r>
+      <w:r>
+        <w:rPr>
+          <w:noProof/>
+        </w:rPr>
+        <w:t>1</w:t>
+      </w:r>
+      <w:r>
+        <w:rPr>
+          <w:noProof/>
+        </w:rPr>
+        <w:fldChar w:fldCharType="end"/>
+      </w:r>
       <w:r>
         <w:t>.</w:t>
       </w:r>
-      <w:fldSimple w:instr=" SEQ Figura \* ARABIC \s 1 ">
-        <w:r>
-          <w:rPr>
-            <w:noProof/>
-          </w:rPr>
-          <w:t>1</w:t>
-        </w:r>
-      </w:fldSimple>
+      <w:r>
+        <w:fldChar w:fldCharType="begin"/>
+      </w:r>
+      <w:r>
+        <w:instrText xml:space="preserve"> SEQ Figura \* ARABIC \s 1 </w:instrText>
+      </w:r>
+      <w:r>
+        <w:fldChar w:fldCharType="separate"/>
+      </w:r>
+      <w:r>
+        <w:rPr>
+          <w:noProof/>
+        </w:rPr>
+        <w:t>1</w:t>
+      </w:r>
+      <w:r>
+        <w:rPr>
+          <w:noProof/>
+        </w:rPr>
+        <w:fldChar w:fldCharType="end"/>
+      </w:r>
       <w:bookmarkEnd w:id="2"/>
       <w:r>
         <w:t xml:space="preserve"> Logotipo de la empresa</w:t>
@@ -4517,7 +5200,15 @@
         <w:jc w:val="both"/>
       </w:pPr>
       <w:r>
-        <w:t>Sus principales actividades consisten en la innovación de tratamientos médicos, ofreciendo soluciones especializadas para diálisis peritoneal, hemodiálisis, hemodiálisis expandida (HDx) y terapia continua de reemplazo renal (TCRR), con el objetivo fundamental de mejorar la calidad de vida tanto de los pacientes como de los profesionales de la salud.</w:t>
+        <w:t>Sus principales actividades consisten en la innovación de tratamientos médicos, ofreciendo soluciones especializadas para diálisis peritoneal, hemodiálisis, hemodiálisis expandida (</w:t>
+      </w:r>
+      <w:proofErr w:type="spellStart"/>
+      <w:r>
+        <w:t>HDx</w:t>
+      </w:r>
+      <w:proofErr w:type="spellEnd"/>
+      <w:r>
+        <w:t>) y terapia continua de reemplazo renal (TCRR), con el objetivo fundamental de mejorar la calidad de vida tanto de los pacientes como de los profesionales de la salud.</w:t>
       </w:r>
     </w:p>
     <w:p>
@@ -4562,8 +5253,13 @@
       <w:r>
         <w:t xml:space="preserve">colonia </w:t>
       </w:r>
-      <w:r>
-        <w:t xml:space="preserve">Civac, C.P. 62578, en el municipio de Jiutepec, Morelos. De acuerdo con su magnitud, Vantive se clasifica como una empresa grande, contando con una plantilla superior a los 1000 empleados que laboran activamente dentro de las instalaciones de la </w:t>
+      <w:proofErr w:type="spellStart"/>
+      <w:r>
+        <w:t>Civac</w:t>
+      </w:r>
+      <w:proofErr w:type="spellEnd"/>
+      <w:r>
+        <w:t xml:space="preserve">, C.P. 62578, en el municipio de Jiutepec, Morelos. De acuerdo con su magnitud, Vantive se clasifica como una empresa grande, contando con una plantilla superior a los 1000 empleados que laboran activamente dentro de las instalaciones de la </w:t>
       </w:r>
       <w:r>
         <w:t>planta Vantive Cuernavaca</w:t>
@@ -4590,8 +5286,13 @@
       <w:r>
         <w:t xml:space="preserve">. Julio Cesar Torres, quien actualmente desempeña el cargo de </w:t>
       </w:r>
-      <w:r>
-        <w:t>Director Asociado de TI en América</w:t>
+      <w:proofErr w:type="gramStart"/>
+      <w:r>
+        <w:t>Director</w:t>
+      </w:r>
+      <w:proofErr w:type="gramEnd"/>
+      <w:r>
+        <w:t xml:space="preserve"> Asociado de TI en América</w:t>
       </w:r>
       <w:r>
         <w:t xml:space="preserve"> dentro de la organización.</w:t>
@@ -4602,7 +5303,7 @@
         <w:pStyle w:val="Ttulo2"/>
         <w:spacing w:line="360" w:lineRule="auto"/>
       </w:pPr>
-      <w:bookmarkStart w:id="4" w:name="_Toc225436414"/>
+      <w:bookmarkStart w:id="4" w:name="_Toc226396711"/>
       <w:r>
         <w:lastRenderedPageBreak/>
         <w:t>Antecedentes del proyecto</w:t>
@@ -4651,7 +5352,7 @@
         <w:pStyle w:val="Ttulo2"/>
         <w:spacing w:line="360" w:lineRule="auto"/>
       </w:pPr>
-      <w:bookmarkStart w:id="5" w:name="_Toc225436415"/>
+      <w:bookmarkStart w:id="5" w:name="_Toc226396712"/>
       <w:r>
         <w:t>Objetivo general</w:t>
       </w:r>
@@ -4713,7 +5414,7 @@
         <w:pStyle w:val="Ttulo2"/>
         <w:spacing w:line="360" w:lineRule="auto"/>
       </w:pPr>
-      <w:bookmarkStart w:id="6" w:name="_Toc225436416"/>
+      <w:bookmarkStart w:id="6" w:name="_Toc226396713"/>
       <w:r>
         <w:lastRenderedPageBreak/>
         <w:t>Objetivos específicos</w:t>
@@ -4794,7 +5495,7 @@
         <w:pStyle w:val="Ttulo2"/>
         <w:spacing w:line="360" w:lineRule="auto"/>
       </w:pPr>
-      <w:bookmarkStart w:id="7" w:name="_Toc225436417"/>
+      <w:bookmarkStart w:id="7" w:name="_Toc226396714"/>
       <w:r>
         <w:t>Justificación</w:t>
       </w:r>
@@ -4825,7 +5526,15 @@
         <w:jc w:val="both"/>
       </w:pPr>
       <w:r>
-        <w:t xml:space="preserve">El uso actual de bitácoras físicas representa un riesgo crítico de cumplimiento, ya que dificulta la adherencia a los principios ALCOA+ (Atribuible, Legible, Contemporáneo, Original, Exacto, además de Completo, Consistente, Perduradero y Disponible). Las deficiencias del método manual han derivado en retrasos operativos durante periodos </w:t>
+        <w:t xml:space="preserve">El uso actual de bitácoras físicas representa un riesgo crítico de cumplimiento, ya que dificulta la adherencia a los principios ALCOA+ (Atribuible, Legible, Contemporáneo, Original, Exacto, además de Completo, Consistente, </w:t>
+      </w:r>
+      <w:proofErr w:type="spellStart"/>
+      <w:r>
+        <w:t>Perduradero</w:t>
+      </w:r>
+      <w:proofErr w:type="spellEnd"/>
+      <w:r>
+        <w:t xml:space="preserve"> y Disponible). Las deficiencias del método manual han derivado en retrasos operativos durante periodos </w:t>
       </w:r>
       <w:r>
         <w:lastRenderedPageBreak/>
@@ -4871,7 +5580,7 @@
         <w:pStyle w:val="Ttulo2"/>
         <w:spacing w:line="360" w:lineRule="auto"/>
       </w:pPr>
-      <w:bookmarkStart w:id="8" w:name="_Toc225436418"/>
+      <w:bookmarkStart w:id="8" w:name="_Toc226396715"/>
       <w:r>
         <w:t>Alcances</w:t>
       </w:r>
@@ -5013,7 +5722,7 @@
         <w:pStyle w:val="Ttulo2"/>
         <w:spacing w:line="360" w:lineRule="auto"/>
       </w:pPr>
-      <w:bookmarkStart w:id="9" w:name="_Toc225436419"/>
+      <w:bookmarkStart w:id="9" w:name="_Toc226396716"/>
       <w:r>
         <w:t>Restricciones</w:t>
       </w:r>
@@ -5034,23 +5743,23 @@
       </w:pPr>
       <w:r>
         <w:rPr>
-          <w:b/>
-          <w:bCs/>
           <w:lang w:val="es-419"/>
         </w:rPr>
-        <w:t>Infraestructura Tecnológica:</w:t>
-      </w:r>
+        <w:t xml:space="preserve">Infraestructura Tecnológica: El desarrollo debe ser compatible exclusivamente con el ecosistema de Microsoft, utilizando .NET Framework para el </w:t>
+      </w:r>
+      <w:proofErr w:type="spellStart"/>
       <w:r>
         <w:rPr>
           <w:lang w:val="es-419"/>
         </w:rPr>
-        <w:t xml:space="preserve"> El desarrollo debe ser compatible exclusivamente con el ecosistema de Microsoft, utilizando </w:t>
-      </w:r>
+        <w:t>backend</w:t>
+      </w:r>
+      <w:proofErr w:type="spellEnd"/>
       <w:r>
         <w:rPr>
           <w:lang w:val="es-419"/>
         </w:rPr>
-        <w:t>.NET Framework para el backend y SQL Server para la gestión de base de datos, conforme a los estándares de la empresa.</w:t>
+        <w:t xml:space="preserve"> y SQL Server para la gestión de base de datos, conforme a los estándares de la empresa.</w:t>
       </w:r>
     </w:p>
     <w:p>
@@ -5067,53 +5776,35 @@
       </w:pPr>
       <w:r>
         <w:rPr>
-          <w:b/>
-          <w:bCs/>
           <w:lang w:val="es-419"/>
         </w:rPr>
-        <w:t>Seguridad y Control de Accesos:</w:t>
-      </w:r>
+        <w:t xml:space="preserve">Seguridad y Control de Accesos: El sistema debe integrarse obligatoriamente con Active </w:t>
+      </w:r>
+      <w:proofErr w:type="spellStart"/>
       <w:r>
         <w:rPr>
           <w:lang w:val="es-419"/>
         </w:rPr>
-        <w:t xml:space="preserve"> El sistema debe integrarse obligatoriamente </w:t>
-      </w:r>
+        <w:t>Directory</w:t>
+      </w:r>
+      <w:proofErr w:type="spellEnd"/>
       <w:r>
         <w:rPr>
           <w:lang w:val="es-419"/>
         </w:rPr>
-        <w:t>con Active Directory (AD) de</w:t>
+        <w:t xml:space="preserve"> (AD) de Vantive para la autenticación de credenciales. La validación de accesos se restringirá estrictamente según los roles de usuario definidos (</w:t>
       </w:r>
       <w:r>
         <w:rPr>
           <w:lang w:val="es-419"/>
         </w:rPr>
-        <w:t xml:space="preserve"> Vantive para la autenticación de credenciales. La validación de accesos se restringirá estrictamente según </w:t>
+        <w:t>O</w:t>
       </w:r>
       <w:r>
         <w:rPr>
           <w:lang w:val="es-419"/>
         </w:rPr>
-        <w:t>los roles de usuario definidos (</w:t>
-      </w:r>
-      <w:r>
-        <w:rPr>
-          <w:lang w:val="es-419"/>
-        </w:rPr>
-        <w:t>O</w:t>
-      </w:r>
-      <w:r>
-        <w:rPr>
-          <w:lang w:val="es-419"/>
-        </w:rPr>
-        <w:t>perador, Supervisor, Calidad), asegurando la</w:t>
-      </w:r>
-      <w:r>
-        <w:rPr>
-          <w:lang w:val="es-419"/>
-        </w:rPr>
-        <w:t xml:space="preserve"> segregación de funciones requerida por la normativa vigente.</w:t>
+        <w:t>perador, Supervisor, Calidad), asegurando la segregación de funciones requerida por la normativa vigente.</w:t>
       </w:r>
     </w:p>
     <w:p>
@@ -5130,43 +5821,9 @@
       </w:pPr>
       <w:r>
         <w:rPr>
-          <w:b/>
-          <w:bCs/>
           <w:lang w:val="es-419"/>
         </w:rPr>
-        <w:t>Entorno de Red:</w:t>
-      </w:r>
-      <w:r>
-        <w:rPr>
-          <w:lang w:val="es-419"/>
-        </w:rPr>
-        <w:t xml:space="preserve"> El desarrollo, pruebas y despliegue del sistema solo podrán realizarse dentro de la red local de la planta o mediante una </w:t>
-      </w:r>
-      <w:r>
-        <w:rPr>
-          <w:lang w:val="es-419"/>
-        </w:rPr>
-        <w:t>conexión VPN</w:t>
-      </w:r>
-      <w:r>
-        <w:rPr>
-          <w:b/>
-          <w:bCs/>
-          <w:lang w:val="es-419"/>
-        </w:rPr>
-        <w:t xml:space="preserve"> </w:t>
-      </w:r>
-      <w:r>
-        <w:rPr>
-          <w:lang w:val="es-419"/>
-        </w:rPr>
-        <w:t>empresarial</w:t>
-      </w:r>
-      <w:r>
-        <w:rPr>
-          <w:lang w:val="es-419"/>
-        </w:rPr>
-        <w:t xml:space="preserve"> autorizada por el departamento de IT.</w:t>
+        <w:t>Entorno de Red: El desarrollo, pruebas y despliegue del sistema solo podrán realizarse dentro de la red local de la planta o mediante una conexión VPN empresarial autorizada por el departamento de IT.</w:t>
       </w:r>
     </w:p>
     <w:p>
@@ -5183,16 +5840,12 @@
       </w:pPr>
       <w:r>
         <w:rPr>
-          <w:b/>
-          <w:bCs/>
           <w:lang w:val="es-419"/>
         </w:rPr>
         <w:t>Cumplimiento Normativo Nacional e Internacional</w:t>
       </w:r>
       <w:r>
         <w:rPr>
-          <w:b/>
-          <w:bCs/>
           <w:lang w:val="es-419"/>
         </w:rPr>
         <w:t>:</w:t>
@@ -5217,17 +5870,9 @@
       </w:pPr>
       <w:r>
         <w:rPr>
-          <w:b/>
-          <w:bCs/>
           <w:lang w:val="es-419"/>
         </w:rPr>
-        <w:t>NOM-059-SSA1-2015:</w:t>
-      </w:r>
-      <w:r>
-        <w:rPr>
-          <w:lang w:val="es-419"/>
-        </w:rPr>
-        <w:t xml:space="preserve"> El software debe apegarse a la Norma Oficial Mexicana de Buenas Prácticas de Fabricación de Medicamentos, garantizando la integridad, disponibilidad y trazabilidad de la información técnica.</w:t>
+        <w:t>NOM-059-SSA1-2015: El software debe apegarse a la Norma Oficial Mexicana de Buenas Prácticas de Fabricación de Medicamentos, garantizando la integridad, disponibilidad y trazabilidad de la información técnica.</w:t>
       </w:r>
     </w:p>
     <w:p>
@@ -5243,18 +5888,10 @@
       </w:pPr>
       <w:r>
         <w:rPr>
-          <w:b/>
-          <w:bCs/>
           <w:lang w:val="es-419"/>
         </w:rPr>
         <w:lastRenderedPageBreak/>
-        <w:t>FDA 21 CFR Parte 11:</w:t>
-      </w:r>
-      <w:r>
-        <w:rPr>
-          <w:lang w:val="es-419"/>
-        </w:rPr>
-        <w:t xml:space="preserve"> Cumplimiento con los estándares de registros y firmas electrónicas.</w:t>
+        <w:t>FDA 21 CFR Parte 11: Cumplimiento con los estándares de registros y firmas electrónicas.</w:t>
       </w:r>
     </w:p>
     <w:p>
@@ -5270,16 +5907,12 @@
       </w:pPr>
       <w:r>
         <w:rPr>
-          <w:b/>
-          <w:bCs/>
           <w:lang w:val="es-419"/>
         </w:rPr>
         <w:t>GAMP 5</w:t>
       </w:r>
       <w:r>
         <w:rPr>
-          <w:b/>
-          <w:bCs/>
           <w:lang w:val="es-419"/>
         </w:rPr>
         <w:t xml:space="preserve">: </w:t>
@@ -5305,17 +5938,9 @@
       </w:pPr>
       <w:r>
         <w:rPr>
-          <w:b/>
-          <w:bCs/>
           <w:lang w:val="es-419"/>
         </w:rPr>
-        <w:t>Plazos Temporales:</w:t>
-      </w:r>
-      <w:r>
-        <w:rPr>
-          <w:lang w:val="es-419"/>
-        </w:rPr>
-        <w:t xml:space="preserve"> El diseño e implementación del sistema debe completarse dentro del periodo de estadías académicas, ajustándose al cronograma establecido por la universidad y la organización.</w:t>
+        <w:t>Plazos Temporales: El diseño e implementación del sistema debe completarse dentro del periodo de estadías académicas, ajustándose al cronograma establecido por la universidad y la organización.</w:t>
       </w:r>
     </w:p>
     <w:p/>
@@ -5361,8 +5986,9 @@
             <w:pPr>
               <w:pStyle w:val="Ttulo1"/>
               <w:spacing w:line="360" w:lineRule="auto"/>
+              <w:outlineLvl w:val="0"/>
             </w:pPr>
-            <w:bookmarkStart w:id="10" w:name="_Toc225436420"/>
+            <w:bookmarkStart w:id="10" w:name="_Toc226396717"/>
             <w:r>
               <w:lastRenderedPageBreak/>
               <w:t xml:space="preserve">MARCO </w:t>
@@ -5381,7 +6007,7 @@
         <w:pStyle w:val="Ttulo2"/>
         <w:spacing w:line="360" w:lineRule="auto"/>
       </w:pPr>
-      <w:bookmarkStart w:id="11" w:name="_Toc225436421"/>
+      <w:bookmarkStart w:id="11" w:name="_Toc226396718"/>
       <w:r>
         <w:t>Principios teóricos</w:t>
       </w:r>
@@ -5463,7 +6089,7 @@
         <w:spacing w:line="360" w:lineRule="auto"/>
         <w:jc w:val="both"/>
       </w:pPr>
-      <w:bookmarkStart w:id="13" w:name="_Toc225436422"/>
+      <w:bookmarkStart w:id="13" w:name="_Toc226396719"/>
       <w:r>
         <w:t>Normativas y estándares de calidad farmacéutica</w:t>
       </w:r>
@@ -5633,6 +6259,7 @@
         </w:rPr>
         <w:t xml:space="preserve">Validación: Se requiere un Plan Maestro de Validación (PMV). No basta con hacer </w:t>
       </w:r>
+      <w:proofErr w:type="spellStart"/>
       <w:r>
         <w:rPr>
           <w:rFonts w:eastAsia="Arial" w:cs="Arial"/>
@@ -5641,6 +6268,7 @@
         </w:rPr>
         <w:t>testing</w:t>
       </w:r>
+      <w:proofErr w:type="spellEnd"/>
       <w:r>
         <w:rPr>
           <w:rFonts w:eastAsia="Arial" w:cs="Arial"/>
@@ -5733,6 +6361,7 @@
           <w:id w:val="-1874760834"/>
           <w:citation/>
         </w:sdtPr>
+        <w:sdtEndPr/>
         <w:sdtContent>
           <w:r>
             <w:rPr>
@@ -5850,6 +6479,7 @@
           <w:id w:val="-336928147"/>
           <w:citation/>
         </w:sdtPr>
+        <w:sdtEndPr/>
         <w:sdtContent>
           <w:r>
             <w:rPr>
@@ -5941,7 +6571,43 @@
           <w:color w:val="000000" w:themeColor="text1"/>
           <w:szCs w:val="24"/>
         </w:rPr>
-        <w:t>Integridad de Datos Garantizada: El uso de "pistas de auditoría" (audit trails) asegura que cualquier cambio en un registro sea rastreable, identificando quién hizo el cambio, cuándo y por qué.</w:t>
+        <w:t>Integridad de Datos Garantizada: El uso de "pistas de auditoría" (</w:t>
+      </w:r>
+      <w:proofErr w:type="spellStart"/>
+      <w:r>
+        <w:rPr>
+          <w:rFonts w:eastAsia="Arial" w:cs="Arial"/>
+          <w:color w:val="000000" w:themeColor="text1"/>
+          <w:szCs w:val="24"/>
+        </w:rPr>
+        <w:t>audit</w:t>
+      </w:r>
+      <w:proofErr w:type="spellEnd"/>
+      <w:r>
+        <w:rPr>
+          <w:rFonts w:eastAsia="Arial" w:cs="Arial"/>
+          <w:color w:val="000000" w:themeColor="text1"/>
+          <w:szCs w:val="24"/>
+        </w:rPr>
+        <w:t xml:space="preserve"> </w:t>
+      </w:r>
+      <w:proofErr w:type="spellStart"/>
+      <w:r>
+        <w:rPr>
+          <w:rFonts w:eastAsia="Arial" w:cs="Arial"/>
+          <w:color w:val="000000" w:themeColor="text1"/>
+          <w:szCs w:val="24"/>
+        </w:rPr>
+        <w:t>trails</w:t>
+      </w:r>
+      <w:proofErr w:type="spellEnd"/>
+      <w:r>
+        <w:rPr>
+          <w:rFonts w:eastAsia="Arial" w:cs="Arial"/>
+          <w:color w:val="000000" w:themeColor="text1"/>
+          <w:szCs w:val="24"/>
+        </w:rPr>
+        <w:t>) asegura que cualquier cambio en un registro sea rastreable, identificando quién hizo el cambio, cuándo y por qué.</w:t>
       </w:r>
     </w:p>
     <w:p>
@@ -6067,6 +6733,7 @@
           <w:id w:val="-597253861"/>
           <w:citation/>
         </w:sdtPr>
+        <w:sdtEndPr/>
         <w:sdtContent>
           <w:r>
             <w:rPr>
@@ -6123,7 +6790,15 @@
         <w:t xml:space="preserve"> </w:t>
       </w:r>
       <w:r>
-        <w:t>este marco de trabajo propone un enfoque basado en el riesgo para garantizar que los sistemas automatizados cumplan con las normativas GxP (Buenas Prácticas), asegurando la calidad</w:t>
+        <w:t xml:space="preserve">este marco de trabajo propone un enfoque basado en el riesgo para garantizar que los sistemas automatizados cumplan con las normativas </w:t>
+      </w:r>
+      <w:proofErr w:type="spellStart"/>
+      <w:r>
+        <w:t>GxP</w:t>
+      </w:r>
+      <w:proofErr w:type="spellEnd"/>
+      <w:r>
+        <w:t xml:space="preserve"> (Buenas Prácticas), asegurando la calidad</w:t>
       </w:r>
       <w:r>
         <w:t xml:space="preserve"> del producto y la seguridad del paciente.</w:t>
@@ -6236,7 +6911,7 @@
         <w:spacing w:line="360" w:lineRule="auto"/>
         <w:jc w:val="both"/>
       </w:pPr>
-      <w:bookmarkStart w:id="14" w:name="_Toc225436423"/>
+      <w:bookmarkStart w:id="14" w:name="_Toc226396720"/>
       <w:r>
         <w:t>Integridad de datos y principios ALCOA+</w:t>
       </w:r>
@@ -6282,6 +6957,7 @@
           <w:id w:val="1497696471"/>
           <w:citation/>
         </w:sdtPr>
+        <w:sdtEndPr/>
         <w:sdtContent>
           <w:r>
             <w:rPr>
@@ -6739,7 +7415,7 @@
         <w:spacing w:line="360" w:lineRule="auto"/>
         <w:jc w:val="both"/>
       </w:pPr>
-      <w:bookmarkStart w:id="15" w:name="_Toc225436424"/>
+      <w:bookmarkStart w:id="15" w:name="_Toc226396721"/>
       <w:r>
         <w:t>Metodologías de desarrollo de software</w:t>
       </w:r>
@@ -6758,7 +7434,23 @@
           <w:b/>
           <w:bCs/>
         </w:rPr>
-        <w:t>Metodología Cascada (Waterfall)</w:t>
+        <w:t>Metodología Cascada (</w:t>
+      </w:r>
+      <w:proofErr w:type="spellStart"/>
+      <w:r>
+        <w:rPr>
+          <w:b/>
+          <w:bCs/>
+        </w:rPr>
+        <w:t>Waterfall</w:t>
+      </w:r>
+      <w:proofErr w:type="spellEnd"/>
+      <w:r>
+        <w:rPr>
+          <w:b/>
+          <w:bCs/>
+        </w:rPr>
+        <w:t>)</w:t>
       </w:r>
     </w:p>
     <w:p>
@@ -6785,6 +7477,7 @@
           <w:id w:val="-1525706047"/>
           <w:citation/>
         </w:sdtPr>
+        <w:sdtEndPr/>
         <w:sdtContent>
           <w:r>
             <w:fldChar w:fldCharType="begin"/>
@@ -6834,104 +7527,41 @@
         <w:t xml:space="preserve">Una de las mayores fortalezas de </w:t>
       </w:r>
       <w:r>
-        <w:t>implementar Waterfall</w:t>
-      </w:r>
+        <w:t xml:space="preserve">implementar </w:t>
+      </w:r>
+      <w:proofErr w:type="spellStart"/>
+      <w:r>
+        <w:t>Waterfall</w:t>
+      </w:r>
+      <w:proofErr w:type="spellEnd"/>
       <w:r>
         <w:t xml:space="preserve"> es la disciplina y la trazabilidad. Al</w:t>
       </w:r>
       <w:r>
-        <w:t xml:space="preserve"> tener hitos bien definidos, los gestores pueden medir el progreso de manera sencilla. </w:t>
-      </w:r>
-      <w:sdt>
-        <w:sdtPr>
-          <w:id w:val="-1721055746"/>
-          <w:citation/>
-        </w:sdtPr>
-        <w:sdtContent>
-          <w:r>
-            <w:fldChar w:fldCharType="begin"/>
-          </w:r>
-          <w:r>
-            <w:rPr>
-              <w:b/>
-              <w:bCs/>
-            </w:rPr>
-            <w:instrText xml:space="preserve"> CITATION Lao26 \l 2058 </w:instrText>
-          </w:r>
-          <w:r>
-            <w:fldChar w:fldCharType="separate"/>
-          </w:r>
-          <w:r>
-            <w:rPr>
-              <w:noProof/>
-            </w:rPr>
-            <w:t>(Laoyan, 2026)</w:t>
-          </w:r>
-          <w:r>
-            <w:fldChar w:fldCharType="end"/>
-          </w:r>
-        </w:sdtContent>
-      </w:sdt>
-      <w:r>
-        <w:t xml:space="preserve"> destaca que el uso de la metodología waterfall es especialmente útil en industrias donde los errores son costosos o los cambios de diseño a mitad del proceso son inviables, como en la construcción o la manufactura de hardware.</w:t>
-      </w:r>
-    </w:p>
-    <w:p>
-      <w:pPr>
-        <w:jc w:val="both"/>
-      </w:pPr>
-    </w:p>
-    <w:p>
-      <w:pPr>
-        <w:jc w:val="both"/>
-      </w:pPr>
+        <w:t xml:space="preserve"> tener hitos bien definidos, los gestores pueden medir el progreso de manera sencilla.</w:t>
+      </w:r>
+      <w:r>
+        <w:t xml:space="preserve"> </w:t>
+      </w:r>
       <w:r>
         <w:t xml:space="preserve">Esta rigidez </w:t>
       </w:r>
       <w:r>
-        <w:t xml:space="preserve">de Waterfall </w:t>
+        <w:t xml:space="preserve">de </w:t>
+      </w:r>
+      <w:proofErr w:type="spellStart"/>
+      <w:r>
+        <w:t>Waterfall</w:t>
+      </w:r>
+      <w:proofErr w:type="spellEnd"/>
+      <w:r>
+        <w:t xml:space="preserve"> </w:t>
       </w:r>
       <w:r>
         <w:t>también representa su mayor debilidad. Debido a que el cliente solo ve el producto final al terminar el ciclo, cualquier malentendido en los requisitos iniciales puede derivar en un resultado insatisfactorio.</w:t>
       </w:r>
       <w:r>
         <w:t xml:space="preserve"> </w:t>
-      </w:r>
-      <w:sdt>
-        <w:sdtPr>
-          <w:id w:val="308225287"/>
-          <w:citation/>
-        </w:sdtPr>
-        <w:sdtContent>
-          <w:r>
-            <w:fldChar w:fldCharType="begin"/>
-          </w:r>
-          <w:r>
-            <w:rPr>
-              <w:b/>
-              <w:bCs/>
-            </w:rPr>
-            <w:instrText xml:space="preserve"> CITATION Lao26 \l 2058 </w:instrText>
-          </w:r>
-          <w:r>
-            <w:fldChar w:fldCharType="separate"/>
-          </w:r>
-          <w:r>
-            <w:rPr>
-              <w:noProof/>
-            </w:rPr>
-            <w:t>(Laoyan, 2026)</w:t>
-          </w:r>
-          <w:r>
-            <w:fldChar w:fldCharType="end"/>
-          </w:r>
-        </w:sdtContent>
-      </w:sdt>
-      <w:r>
-        <w:t xml:space="preserve"> explica que</w:t>
-      </w:r>
-      <w:r>
-        <w:t>, si se detecta un error en la fase de pruebas que proviene de la etapa de diseño, el equipo debe retroceder significativamente, lo que impacta negativamente en el presupuesto y el tiempo de entrega.</w:t>
       </w:r>
     </w:p>
     <w:p>
@@ -6997,6 +7627,7 @@
           <w:id w:val="1320535573"/>
           <w:citation/>
         </w:sdtPr>
+        <w:sdtEndPr/>
         <w:sdtContent>
           <w:r>
             <w:rPr>
@@ -7068,12 +7699,26 @@
         <w:rPr>
           <w:rStyle w:val="citation-63"/>
         </w:rPr>
-        <w:t>llamados Sprints, que</w:t>
-      </w:r>
+        <w:t xml:space="preserve">llamados </w:t>
+      </w:r>
+      <w:proofErr w:type="spellStart"/>
       <w:r>
         <w:rPr>
           <w:rStyle w:val="citation-63"/>
         </w:rPr>
+        <w:t>Sprints</w:t>
+      </w:r>
+      <w:proofErr w:type="spellEnd"/>
+      <w:r>
+        <w:rPr>
+          <w:rStyle w:val="citation-63"/>
+        </w:rPr>
+        <w:t>, que</w:t>
+      </w:r>
+      <w:r>
+        <w:rPr>
+          <w:rStyle w:val="citation-63"/>
+        </w:rPr>
         <w:t xml:space="preserve"> suelen </w:t>
       </w:r>
       <w:r>
@@ -7083,7 +7728,23 @@
         <w:t>durar entre una y cuatro semanas.</w:t>
       </w:r>
       <w:r>
-        <w:t xml:space="preserve"> El éxito de este modelo depende de tres roles fundamentales: el Product Owner, quien maximiza el valor del producto; el Scrum Master, qu</w:t>
+        <w:t xml:space="preserve"> El éxito de este modelo depende de tres roles fundamentales: el </w:t>
+      </w:r>
+      <w:proofErr w:type="spellStart"/>
+      <w:r>
+        <w:t>Product</w:t>
+      </w:r>
+      <w:proofErr w:type="spellEnd"/>
+      <w:r>
+        <w:t xml:space="preserve"> </w:t>
+      </w:r>
+      <w:proofErr w:type="spellStart"/>
+      <w:r>
+        <w:t>Owner</w:t>
+      </w:r>
+      <w:proofErr w:type="spellEnd"/>
+      <w:r>
+        <w:t>, quien maximiza el valor del producto; el Scrum Master, qu</w:t>
       </w:r>
       <w:r>
         <w:t xml:space="preserve">e guía al equipo en la metodología; y los desarrolladores, que ejecutan el trabajo </w:t>
@@ -7105,38 +7766,46 @@
         <w:jc w:val="both"/>
       </w:pPr>
       <w:r>
-        <w:t xml:space="preserve">Una de las principales desventajas de la implementación de la metodología Scrum es la incertidumbre asociada al cierre del proyecto, ya que el alcance puede variar de </w:t>
-      </w:r>
-      <w:r>
-        <w:lastRenderedPageBreak/>
-        <w:t>manera constante a lo largo de las iteraciones. Esta flexibilidad, si bien resulta beneficiosa para adaptarse a cambios, puede representar una desventaja cuando no existe una definición clara de los límites del proyecto, lo que dificulta la estimación precisa de tiempos y recursos.</w:t>
-      </w:r>
-    </w:p>
-    <w:p>
-      <w:pPr>
-        <w:jc w:val="both"/>
-      </w:pPr>
-    </w:p>
-    <w:p>
-      <w:pPr>
-        <w:jc w:val="both"/>
-      </w:pPr>
-      <w:r>
-        <w:t>Asimismo, Scrum exige un alto nivel de madurez organizacional, compromiso y disciplina por parte de todos los integrantes del equipo. La participación activa y constante del Product Owner es fundamental para la correcta priorización del backlog y la toma de decisiones oportunas; su ausencia o falta de disponibilidad puede generar retrasos, ambigüedades en los requerimientos</w:t>
+        <w:t>Una de las principales desventajas de la implementación de la metodología Scrum es la incertidumbre asociada al cierre del proyecto, ya que el alcance puede variar de manera constante a lo largo de las iteraciones. Esta flexibilidad, si bien resulta beneficiosa para adaptarse a cambios, puede representar una desventaja cuando no existe una definición clara de los límites del proyecto, lo que dificulta la estimación precisa de tiempos y recursos.</w:t>
+      </w:r>
+    </w:p>
+    <w:p>
+      <w:pPr>
+        <w:jc w:val="both"/>
+      </w:pPr>
+    </w:p>
+    <w:p>
+      <w:pPr>
+        <w:jc w:val="both"/>
+      </w:pPr>
+      <w:r>
+        <w:t>Asimismo, Scrum exige un alto nivel de madurez organizacional, compromiso y disciplina por parte de todos los integrantes del equipo</w:t>
+      </w:r>
+      <w:r>
+        <w:t>, y l</w:t>
+      </w:r>
+      <w:r>
+        <w:t xml:space="preserve">a participación activa y constante del </w:t>
+      </w:r>
+      <w:proofErr w:type="spellStart"/>
+      <w:r>
+        <w:t>Product</w:t>
+      </w:r>
+      <w:proofErr w:type="spellEnd"/>
+      <w:r>
+        <w:t xml:space="preserve"> </w:t>
+      </w:r>
+      <w:proofErr w:type="spellStart"/>
+      <w:r>
+        <w:t>Owner</w:t>
+      </w:r>
+      <w:proofErr w:type="spellEnd"/>
+      <w:r>
+        <w:t xml:space="preserve"> para la correcta priorización del backlog</w:t>
       </w:r>
       <w:r>
         <w:t>.</w:t>
       </w:r>
-    </w:p>
-    <w:p>
-      <w:pPr>
-        <w:jc w:val="both"/>
-      </w:pPr>
-    </w:p>
-    <w:p>
-      <w:pPr>
-        <w:jc w:val="both"/>
-      </w:pPr>
     </w:p>
     <w:p>
       <w:pPr>
@@ -7157,6 +7826,7 @@
           <w:color w:val="000000" w:themeColor="text1"/>
           <w:szCs w:val="24"/>
         </w:rPr>
+        <w:lastRenderedPageBreak/>
         <w:t>Modelo</w:t>
       </w:r>
       <w:r>
@@ -7187,13 +7857,7 @@
         <w:jc w:val="both"/>
       </w:pPr>
       <w:r>
-        <w:t xml:space="preserve">El </w:t>
-      </w:r>
-      <w:r>
-        <w:t>M</w:t>
-      </w:r>
-      <w:r>
-        <w:t>odelo en V conforme</w:t>
+        <w:t xml:space="preserve">El Modelo en V </w:t>
       </w:r>
       <w:sdt>
         <w:sdtPr>
@@ -7228,25 +7892,13 @@
         <w:t xml:space="preserve"> </w:t>
       </w:r>
       <w:r>
-        <w:t>es</w:t>
-      </w:r>
-      <w:r>
-        <w:t xml:space="preserve"> un proceso riguroso que representa de forma visual la relación entre cada fase del ciclo de vida del desarrollo y su fase de prueba correspondiente. A diferencia de los modelos lineales tradicionales, el Modelo en V no espera hasta el final del desarrollo para iniciar las actividades de verificación; por el contrario, cada etapa de diseño en la "rama descendente" (izquierda) tiene un plan de pruebas paralelo en la "rama ascendente" (derecha</w:t>
-      </w:r>
-      <w:r>
-        <w:t>)</w:t>
-      </w:r>
-      <w:r>
-        <w:t>.</w:t>
-      </w:r>
-    </w:p>
-    <w:p/>
-    <w:p>
-      <w:pPr>
-        <w:jc w:val="both"/>
-      </w:pPr>
-      <w:r>
-        <w:t>La implementación del Modelo en V ofrece beneficios sustanciales para proyectos en entornos regulados:</w:t>
+        <w:t>es un proceso que muestra la relación entre cada fase del desarrollo y su prueba correspondiente. A diferencia de modelos lineales, integra la verificación desde el inicio: cada etapa de diseño en la rama descendente tiene su plan de pruebas en la rama ascendente.</w:t>
+      </w:r>
+      <w:r>
+        <w:t xml:space="preserve"> </w:t>
+      </w:r>
+      <w:r>
+        <w:t>Su implementación ofrece beneficios clave en entornos regulados:</w:t>
       </w:r>
     </w:p>
     <w:p>
@@ -7259,12 +7911,12 @@
         <w:pStyle w:val="Prrafodelista"/>
         <w:numPr>
           <w:ilvl w:val="0"/>
-          <w:numId w:val="12"/>
+          <w:numId w:val="30"/>
         </w:numPr>
         <w:jc w:val="both"/>
       </w:pPr>
       <w:r>
-        <w:t>Enfoque sistemático y disciplinado: El modelo requiere que cada fase se complete y documente antes de pasar a la siguiente, lo que facilita el control administrativo del proyecto.</w:t>
+        <w:t>Enfoque sistemático: cada fase se completa y documenta antes de avanzar, facilitando el control del proyecto.</w:t>
       </w:r>
     </w:p>
     <w:p>
@@ -7272,47 +7924,42 @@
         <w:pStyle w:val="Prrafodelista"/>
         <w:numPr>
           <w:ilvl w:val="0"/>
-          <w:numId w:val="12"/>
+          <w:numId w:val="30"/>
         </w:numPr>
         <w:jc w:val="both"/>
       </w:pPr>
       <w:r>
-        <w:t>Detección temprana de errores: Al diseñar los planes de prueba simultáneamente con los requisitos, los errores lógicos se identifican antes de que se escriba una sola línea de código, reduciendo costos de corrección.</w:t>
+        <w:t>Detección temprana de errores: los problemas se identifican desde los requisitos, reduciendo costos.</w:t>
       </w:r>
     </w:p>
     <w:p>
       <w:pPr>
         <w:pStyle w:val="Prrafodelista"/>
         <w:numPr>
-          <w:ilvl w:val="0"/>
-          <w:numId w:val="12"/>
+          <w:ilvl w:val="1"/>
+          <w:numId w:val="30"/>
         </w:numPr>
         <w:jc w:val="both"/>
       </w:pPr>
       <w:r>
-        <w:lastRenderedPageBreak/>
-        <w:t>Alta trazabilidad: Cada funcionalidad del sistema está directamente ligada a una prueba de aceptación, lo que simplifica la demostración de cumplimiento ante auditorías de la FDA o NOM-059</w:t>
-      </w:r>
-      <w:r>
-        <w:t>.</w:t>
-      </w:r>
-    </w:p>
-    <w:p>
-      <w:pPr>
-        <w:jc w:val="both"/>
-      </w:pPr>
-      <w:r>
-        <w:t>A pesar de su robust</w:t>
-      </w:r>
-      <w:r>
-        <w:t xml:space="preserve">ez, </w:t>
-      </w:r>
-      <w:r>
-        <w:t xml:space="preserve">señala </w:t>
+        <w:t>Alta trazabilidad: cada funcionalidad se vincula con pruebas, apoyando auditorías (FDA, NOM-059).</w:t>
+      </w:r>
+    </w:p>
+    <w:p>
+      <w:pPr>
+        <w:jc w:val="both"/>
+      </w:pPr>
+    </w:p>
+    <w:p>
+      <w:pPr>
+        <w:jc w:val="both"/>
+      </w:pPr>
+      <w:r>
+        <w:t xml:space="preserve">Sin embargo, también presenta limitaciones </w:t>
       </w:r>
       <w:sdt>
         <w:sdtPr>
-          <w:id w:val="601695221"/>
+          <w:id w:val="1899935636"/>
           <w:citation/>
         </w:sdtPr>
         <w:sdtContent>
@@ -7329,7 +7976,7 @@
             <w:rPr>
               <w:noProof/>
             </w:rPr>
-            <w:t>(Jain, 2025)</w:t>
+            <w:t xml:space="preserve"> (Jain, 2025)</w:t>
           </w:r>
           <w:r>
             <w:fldChar w:fldCharType="end"/>
@@ -7337,10 +7984,7 @@
         </w:sdtContent>
       </w:sdt>
       <w:r>
-        <w:t xml:space="preserve"> ciertas</w:t>
-      </w:r>
-      <w:r>
-        <w:t xml:space="preserve"> limitaciones que deben gestionarse:</w:t>
+        <w:t>:</w:t>
       </w:r>
     </w:p>
     <w:p>
@@ -7353,12 +7997,12 @@
         <w:pStyle w:val="Prrafodelista"/>
         <w:numPr>
           <w:ilvl w:val="0"/>
-          <w:numId w:val="13"/>
+          <w:numId w:val="31"/>
         </w:numPr>
         <w:jc w:val="both"/>
       </w:pPr>
       <w:r>
-        <w:t>Rigidez ante cambios: Al ser un modelo secuencial, realizar cambios en los requerimientos una vez iniciada la fase de ejecución puede ser costoso y complejo.</w:t>
+        <w:t>Rigidez ante cambios: modificar requisitos en fases avanzadas es costoso.</w:t>
       </w:r>
     </w:p>
     <w:p>
@@ -7366,12 +8010,12 @@
         <w:pStyle w:val="Prrafodelista"/>
         <w:numPr>
           <w:ilvl w:val="0"/>
-          <w:numId w:val="13"/>
+          <w:numId w:val="31"/>
         </w:numPr>
         <w:jc w:val="both"/>
       </w:pPr>
       <w:r>
-        <w:t>Riesgo inicial elevado: Si los requisitos iniciales se definen de forma incorrecta, el error puede no detectarse hasta las fases finales de validación, lo que impactaría el cronograma.</w:t>
+        <w:t>Riesgo inicial: errores en requisitos pueden detectarse tarde.</w:t>
       </w:r>
     </w:p>
     <w:p>
@@ -7379,12 +8023,12 @@
         <w:pStyle w:val="Prrafodelista"/>
         <w:numPr>
           <w:ilvl w:val="0"/>
-          <w:numId w:val="13"/>
+          <w:numId w:val="31"/>
         </w:numPr>
         <w:jc w:val="both"/>
       </w:pPr>
       <w:r>
-        <w:t>Falta de prototipos funcionales: A diferencia de las metodologías ágiles, el usuario final no ve una versión funcional del sistema hasta que el desarrollo está avanzado, lo que exige una comunicación muy precisa en las etapas iniciales.</w:t>
+        <w:t>Falta de prototipos: el usuario no ve el sistema funcional hasta etapas avanzadas, requiriendo comunicación precisa desde el inicio.</w:t>
       </w:r>
     </w:p>
     <w:p>
@@ -7409,7 +8053,7 @@
           <w:iCs/>
         </w:rPr>
       </w:pPr>
-      <w:bookmarkStart w:id="16" w:name="_Toc225436425"/>
+      <w:bookmarkStart w:id="16" w:name="_Toc226396722"/>
       <w:r>
         <w:rPr>
           <w:rFonts w:eastAsia="Arial"/>
@@ -7420,7 +8064,21 @@
         <w:rPr>
           <w:rFonts w:eastAsia="Arial"/>
         </w:rPr>
-        <w:t>mientas para el Desarrollo de Interfaz (Frontend)</w:t>
+        <w:t>mientas para el Desarrollo de Interfaz (</w:t>
+      </w:r>
+      <w:proofErr w:type="spellStart"/>
+      <w:r>
+        <w:rPr>
+          <w:rFonts w:eastAsia="Arial"/>
+        </w:rPr>
+        <w:t>Frontend</w:t>
+      </w:r>
+      <w:proofErr w:type="spellEnd"/>
+      <w:r>
+        <w:rPr>
+          <w:rFonts w:eastAsia="Arial"/>
+        </w:rPr>
+        <w:t>)</w:t>
       </w:r>
       <w:bookmarkEnd w:id="16"/>
     </w:p>
@@ -7449,6 +8107,7 @@
           <w:id w:val="696359051"/>
           <w:citation/>
         </w:sdtPr>
+        <w:sdtEndPr/>
         <w:sdtContent>
           <w:r>
             <w:fldChar w:fldCharType="begin"/>
@@ -7458,7 +8117,7 @@
               <w:b/>
               <w:bCs/>
             </w:rPr>
-            <w:instrText xml:space="preserve"> CITATION Ang26 \l 2058 </w:instrText>
+            <w:instrText xml:space="preserve">CITATION Ang26 \l 2058 </w:instrText>
           </w:r>
           <w:r>
             <w:fldChar w:fldCharType="separate"/>
@@ -7475,7 +8134,7 @@
             <w:rPr>
               <w:noProof/>
             </w:rPr>
-            <w:t>(Angular.dev, s.f.)</w:t>
+            <w:t>(Angular.dev, 2026)</w:t>
           </w:r>
           <w:r>
             <w:fldChar w:fldCharType="end"/>
@@ -7502,6 +8161,7 @@
         <w:rPr>
           <w:szCs w:val="24"/>
         </w:rPr>
+        <w:lastRenderedPageBreak/>
         <w:t>La esencia de Angular radica en su arquitectura basada en componentes</w:t>
       </w:r>
       <w:r>
@@ -7526,6 +8186,12 @@
         <w:rPr>
           <w:szCs w:val="24"/>
         </w:rPr>
+        <w:t xml:space="preserve"> </w:t>
+      </w:r>
+      <w:r>
+        <w:rPr>
+          <w:szCs w:val="24"/>
+        </w:rPr>
         <w:t>El framework ofre</w:t>
       </w:r>
       <w:r>
@@ -7540,6 +8206,14 @@
         </w:rPr>
         <w:t>e ventajas competitivas como:</w:t>
       </w:r>
+    </w:p>
+    <w:p>
+      <w:pPr>
+        <w:jc w:val="both"/>
+        <w:rPr>
+          <w:szCs w:val="24"/>
+        </w:rPr>
+      </w:pPr>
     </w:p>
     <w:p>
       <w:pPr>
@@ -7557,7 +8231,6 @@
         <w:rPr>
           <w:szCs w:val="24"/>
         </w:rPr>
-        <w:lastRenderedPageBreak/>
         <w:t>Herramientas integradas: Incluye soluciones para el enrutamiento, la gestión de formularios y la comunicación con servicios HTTP sin necesidad de librerías externas.</w:t>
       </w:r>
     </w:p>
@@ -7682,6 +8355,7 @@
           <w:id w:val="352234743"/>
           <w:citation/>
         </w:sdtPr>
+        <w:sdtEndPr/>
         <w:sdtContent>
           <w:r>
             <w:rPr>
@@ -7727,19 +8401,7 @@
         <w:rPr>
           <w:szCs w:val="24"/>
         </w:rPr>
-        <w:t>, el framework se centra en la capa de la vista y utiliza un sistema de reactividad basado en componentes que actualiza</w:t>
-      </w:r>
-      <w:r>
-        <w:rPr>
-          <w:szCs w:val="24"/>
-        </w:rPr>
-        <w:t xml:space="preserve"> </w:t>
-      </w:r>
-      <w:r>
-        <w:rPr>
-          <w:szCs w:val="24"/>
-        </w:rPr>
-        <w:t>optimizando el rendimiento sin intervención manual constante</w:t>
+        <w:t>, el framework se centra en la capa de la vista y utiliza un sistema de reactividad basado en componentes</w:t>
       </w:r>
       <w:r>
         <w:rPr>
@@ -7766,139 +8428,73 @@
       <w:pPr>
         <w:pStyle w:val="Prrafodelista"/>
         <w:numPr>
-          <w:ilvl w:val="0"/>
-          <w:numId w:val="15"/>
+          <w:ilvl w:val="1"/>
+          <w:numId w:val="30"/>
         </w:numPr>
         <w:jc w:val="both"/>
-        <w:rPr>
-          <w:szCs w:val="24"/>
-        </w:rPr>
-      </w:pPr>
-      <w:r>
-        <w:rPr>
-          <w:szCs w:val="24"/>
-        </w:rPr>
-        <w:t>Curva de aprendizaje: Utiliza estándares web</w:t>
-      </w:r>
-      <w:r>
-        <w:rPr>
-          <w:szCs w:val="24"/>
-        </w:rPr>
-        <w:t>,</w:t>
-      </w:r>
-      <w:r>
-        <w:rPr>
-          <w:szCs w:val="24"/>
-        </w:rPr>
-        <w:t xml:space="preserve"> lo que permite que con conocimientos básicos se vuelvan productivos rápidamente.</w:t>
+      </w:pPr>
+      <w:r>
+        <w:t>Curva de aprendizaje rápida con conocimientos básicos web.</w:t>
       </w:r>
     </w:p>
     <w:p>
       <w:pPr>
         <w:pStyle w:val="Prrafodelista"/>
         <w:numPr>
-          <w:ilvl w:val="0"/>
-          <w:numId w:val="15"/>
+          <w:ilvl w:val="1"/>
+          <w:numId w:val="30"/>
         </w:numPr>
         <w:jc w:val="both"/>
-        <w:rPr>
-          <w:szCs w:val="24"/>
-        </w:rPr>
-      </w:pPr>
-      <w:r>
-        <w:rPr>
-          <w:szCs w:val="24"/>
-        </w:rPr>
-        <w:t>Reactividad eficiente: Gracias a su Virtual DOM y sistema de seguimiento de dependencias, las actualizaciones de la interfaz son extremadamente rápidas.</w:t>
+      </w:pPr>
+      <w:r>
+        <w:t>Reactividad eficiente gracias al Virtual DOM.</w:t>
       </w:r>
     </w:p>
     <w:p>
       <w:pPr>
         <w:pStyle w:val="Prrafodelista"/>
         <w:numPr>
-          <w:ilvl w:val="0"/>
-          <w:numId w:val="15"/>
+          <w:ilvl w:val="1"/>
+          <w:numId w:val="30"/>
         </w:numPr>
         <w:jc w:val="both"/>
-        <w:rPr>
-          <w:szCs w:val="24"/>
-        </w:rPr>
-      </w:pPr>
-      <w:r>
-        <w:rPr>
-          <w:szCs w:val="24"/>
-        </w:rPr>
-        <w:t>Flexibilidad: Su arquitectura permite integrar librerías de terceros fácilmente, adaptándose tanto a pequeños widgets como a grandes sistemas.</w:t>
-      </w:r>
-    </w:p>
-    <w:p>
-      <w:pPr>
-        <w:jc w:val="both"/>
-        <w:rPr>
-          <w:szCs w:val="24"/>
-        </w:rPr>
-      </w:pPr>
-    </w:p>
-    <w:p>
-      <w:pPr>
-        <w:jc w:val="both"/>
-      </w:pPr>
-      <w:r>
-        <w:t xml:space="preserve">Una de las desventajas </w:t>
-      </w:r>
-      <w:r>
-        <w:t xml:space="preserve">de Vue </w:t>
-      </w:r>
-      <w:r>
-        <w:t xml:space="preserve">es que, al ser tan flexible, puede haber falta de estandarización en proyectos muy grandes si no se siguen guías estrictas. Además, aunque su comunidad es enorme, el ecosistema de plugins y soporte corporativo en occidente a veces se percibe como menor en comparación con gigantes </w:t>
-      </w:r>
-      <w:r>
-        <w:t xml:space="preserve">como </w:t>
-      </w:r>
-      <w:r>
-        <w:fldChar w:fldCharType="begin"/>
-      </w:r>
-      <w:r>
-        <w:instrText xml:space="preserve"> REF _Ref223343290 \h </w:instrText>
-      </w:r>
-      <w:r>
-        <w:instrText xml:space="preserve"> \* MERGEFORMAT </w:instrText>
-      </w:r>
-      <w:r>
-        <w:fldChar w:fldCharType="separate"/>
-      </w:r>
+      </w:pPr>
+      <w:r>
+        <w:t>Flexible e integrable con librerías externas.</w:t>
+      </w:r>
+    </w:p>
+    <w:p>
+      <w:pPr>
+        <w:pStyle w:val="Prrafodelista"/>
+        <w:ind w:left="1440"/>
+        <w:jc w:val="both"/>
+      </w:pPr>
+    </w:p>
+    <w:p>
+      <w:pPr>
+        <w:jc w:val="both"/>
+      </w:pPr>
+      <w:r>
+        <w:t xml:space="preserve">Entre las desventajas del uso de </w:t>
+      </w:r>
+      <w:proofErr w:type="spellStart"/>
+      <w:r>
+        <w:t>Vue</w:t>
+      </w:r>
+      <w:proofErr w:type="spellEnd"/>
+      <w:r>
+        <w:t xml:space="preserve"> se encuentra que</w:t>
+      </w:r>
+      <w:r>
+        <w:t xml:space="preserve"> su flexibilidad puede generar falta de estandarización en proyectos grandes y su ecosistema/soporte corporativo puede percibirse menor frente a </w:t>
+      </w:r>
+      <w:proofErr w:type="spellStart"/>
       <w:r>
         <w:t>React</w:t>
       </w:r>
-      <w:r>
-        <w:fldChar w:fldCharType="end"/>
-      </w:r>
-      <w:r>
-        <w:t xml:space="preserve"> </w:t>
-      </w:r>
-      <w:r>
-        <w:t xml:space="preserve">o </w:t>
-      </w:r>
-      <w:r>
-        <w:fldChar w:fldCharType="begin"/>
-      </w:r>
-      <w:r>
-        <w:instrText xml:space="preserve"> REF _Ref223343415 \h </w:instrText>
-      </w:r>
-      <w:r>
-        <w:instrText xml:space="preserve"> \* MERGEFORMAT </w:instrText>
-      </w:r>
-      <w:r>
-        <w:fldChar w:fldCharType="separate"/>
-      </w:r>
-      <w:r>
-        <w:t>Angular</w:t>
-      </w:r>
-      <w:r>
-        <w:fldChar w:fldCharType="end"/>
-      </w:r>
-      <w:r>
-        <w:t>.</w:t>
+      <w:proofErr w:type="spellEnd"/>
+      <w:r>
+        <w:t xml:space="preserve"> o Angular.</w:t>
       </w:r>
     </w:p>
     <w:p>
@@ -7907,11 +8503,13 @@
         <w:spacing w:before="0" w:after="0"/>
       </w:pPr>
       <w:bookmarkStart w:id="19" w:name="_Ref223343290"/>
+      <w:proofErr w:type="spellStart"/>
       <w:r>
         <w:lastRenderedPageBreak/>
         <w:t>React</w:t>
       </w:r>
       <w:bookmarkEnd w:id="19"/>
+      <w:proofErr w:type="spellEnd"/>
     </w:p>
     <w:p/>
     <w:p>
@@ -7932,6 +8530,7 @@
           <w:id w:val="1069550912"/>
           <w:citation/>
         </w:sdtPr>
+        <w:sdtEndPr/>
         <w:sdtContent>
           <w:r>
             <w:rPr>
@@ -8002,7 +8601,21 @@
         <w:rPr>
           <w:szCs w:val="24"/>
         </w:rPr>
-        <w:t>Virtual DOM: React crea una copia ligera del DOM real, lo que le permite calcular los cambios mínimos necesarios antes de actualizar la pantalla, resultando en una velocidad excepcional.</w:t>
+        <w:t xml:space="preserve">Virtual DOM: </w:t>
+      </w:r>
+      <w:proofErr w:type="spellStart"/>
+      <w:r>
+        <w:rPr>
+          <w:szCs w:val="24"/>
+        </w:rPr>
+        <w:t>React</w:t>
+      </w:r>
+      <w:proofErr w:type="spellEnd"/>
+      <w:r>
+        <w:rPr>
+          <w:szCs w:val="24"/>
+        </w:rPr>
+        <w:t xml:space="preserve"> crea una copia ligera del DOM real, lo que le permite calcular los cambios mínimos necesarios antes de actualizar la pantalla, resultando en una velocidad excepcional.</w:t>
       </w:r>
     </w:p>
     <w:p>
@@ -8078,9 +8691,11 @@
       <w:r>
         <w:t xml:space="preserve">), no incluye soluciones nativas para el enrutamiento o la gestión de estados complejos, obligando al desarrollador a elegir y aprender herramientas adicionales. Además, el ritmo frenético de sus actualizaciones y la curva de aprendizaje de conceptos como los </w:t>
       </w:r>
+      <w:proofErr w:type="spellStart"/>
       <w:r>
         <w:t>Hooks</w:t>
       </w:r>
+      <w:proofErr w:type="spellEnd"/>
       <w:r>
         <w:t xml:space="preserve"> pueden resultar desafiantes para quienes recién comienzan.</w:t>
       </w:r>
@@ -8108,7 +8723,7 @@
           <w:iCs/>
         </w:rPr>
       </w:pPr>
-      <w:bookmarkStart w:id="20" w:name="_Toc225436426"/>
+      <w:bookmarkStart w:id="20" w:name="_Toc226396723"/>
       <w:r>
         <w:rPr>
           <w:rFonts w:eastAsia="Arial"/>
@@ -8130,7 +8745,21 @@
         <w:rPr>
           <w:rFonts w:eastAsia="Arial"/>
         </w:rPr>
-        <w:t>Java (Spring Boot)</w:t>
+        <w:t xml:space="preserve">Java (Spring </w:t>
+      </w:r>
+      <w:proofErr w:type="spellStart"/>
+      <w:r>
+        <w:rPr>
+          <w:rFonts w:eastAsia="Arial"/>
+        </w:rPr>
+        <w:t>Boot</w:t>
+      </w:r>
+      <w:proofErr w:type="spellEnd"/>
+      <w:r>
+        <w:rPr>
+          <w:rFonts w:eastAsia="Arial"/>
+        </w:rPr>
+        <w:t>)</w:t>
       </w:r>
     </w:p>
     <w:p/>
@@ -8159,6 +8788,7 @@
           <w:id w:val="-894196652"/>
           <w:citation/>
         </w:sdtPr>
+        <w:sdtEndPr/>
         <w:sdtContent>
           <w:r>
             <w:rPr>
@@ -8210,12 +8840,26 @@
         <w:rPr>
           <w:rStyle w:val="citation-71"/>
         </w:rPr>
-        <w:t>Spring Boot es una herramienta diseñada para simplificar el uso del framework Spring, permitiendo a los desarrolladores crear aplicaciones listas para ejecutar con una configuración mínima.</w:t>
-      </w:r>
+        <w:t xml:space="preserve">Spring </w:t>
+      </w:r>
+      <w:proofErr w:type="spellStart"/>
       <w:r>
         <w:rPr>
           <w:rStyle w:val="citation-71"/>
         </w:rPr>
+        <w:t>Boot</w:t>
+      </w:r>
+      <w:proofErr w:type="spellEnd"/>
+      <w:r>
+        <w:rPr>
+          <w:rStyle w:val="citation-71"/>
+        </w:rPr>
+        <w:t xml:space="preserve"> es una herramienta diseñada para simplificar el uso del framework Spring, permitiendo a los desarrolladores crear aplicaciones listas para ejecutar con una configuración mínima.</w:t>
+      </w:r>
+      <w:r>
+        <w:rPr>
+          <w:rStyle w:val="citation-71"/>
+        </w:rPr>
         <w:t xml:space="preserve"> </w:t>
       </w:r>
       <w:r>
@@ -8224,7 +8868,25 @@
           <w:color w:val="000000" w:themeColor="text1"/>
           <w:szCs w:val="24"/>
         </w:rPr>
-        <w:t xml:space="preserve">Spring Boot ofrece </w:t>
+        <w:t xml:space="preserve">Spring </w:t>
+      </w:r>
+      <w:proofErr w:type="spellStart"/>
+      <w:r>
+        <w:rPr>
+          <w:rFonts w:eastAsia="Arial" w:cs="Arial"/>
+          <w:color w:val="000000" w:themeColor="text1"/>
+          <w:szCs w:val="24"/>
+        </w:rPr>
+        <w:t>Boot</w:t>
+      </w:r>
+      <w:proofErr w:type="spellEnd"/>
+      <w:r>
+        <w:rPr>
+          <w:rFonts w:eastAsia="Arial" w:cs="Arial"/>
+          <w:color w:val="000000" w:themeColor="text1"/>
+          <w:szCs w:val="24"/>
+        </w:rPr>
+        <w:t xml:space="preserve"> ofrece </w:t>
       </w:r>
       <w:r>
         <w:rPr>
@@ -8269,6 +8931,7 @@
           <w:id w:val="1974557233"/>
           <w:citation/>
         </w:sdtPr>
+        <w:sdtEndPr/>
         <w:sdtContent>
           <w:r>
             <w:rPr>
@@ -8355,7 +9018,25 @@
           <w:color w:val="000000" w:themeColor="text1"/>
           <w:szCs w:val="24"/>
         </w:rPr>
-        <w:t>Servidor embebido: No es necesario instalar un servidor externo como Tomcat o Jetty; la aplicación se empaqueta con el servidor incluido, facilitando su despliegue.</w:t>
+        <w:t xml:space="preserve">Servidor embebido: No es necesario instalar un servidor externo como Tomcat o </w:t>
+      </w:r>
+      <w:proofErr w:type="spellStart"/>
+      <w:r>
+        <w:rPr>
+          <w:rFonts w:eastAsia="Arial" w:cs="Arial"/>
+          <w:color w:val="000000" w:themeColor="text1"/>
+          <w:szCs w:val="24"/>
+        </w:rPr>
+        <w:t>Jetty</w:t>
+      </w:r>
+      <w:proofErr w:type="spellEnd"/>
+      <w:r>
+        <w:rPr>
+          <w:rFonts w:eastAsia="Arial" w:cs="Arial"/>
+          <w:color w:val="000000" w:themeColor="text1"/>
+          <w:szCs w:val="24"/>
+        </w:rPr>
+        <w:t>; la aplicación se empaqueta con el servidor incluido, facilitando su despliegue.</w:t>
       </w:r>
     </w:p>
     <w:p>
@@ -8378,7 +9059,25 @@
           <w:color w:val="000000" w:themeColor="text1"/>
           <w:szCs w:val="24"/>
         </w:rPr>
-        <w:t>Starters de dependencias: Agrupa librerías comunes en paquetes de inicio, evitando conflictos de versiones y simplificando la gestión del archivo de construcción (Maven o Gradle).</w:t>
+        <w:t xml:space="preserve">Starters de dependencias: Agrupa librerías comunes en paquetes de inicio, evitando conflictos de versiones y simplificando la gestión del archivo de construcción (Maven o </w:t>
+      </w:r>
+      <w:proofErr w:type="spellStart"/>
+      <w:r>
+        <w:rPr>
+          <w:rFonts w:eastAsia="Arial" w:cs="Arial"/>
+          <w:color w:val="000000" w:themeColor="text1"/>
+          <w:szCs w:val="24"/>
+        </w:rPr>
+        <w:t>Gradle</w:t>
+      </w:r>
+      <w:proofErr w:type="spellEnd"/>
+      <w:r>
+        <w:rPr>
+          <w:rFonts w:eastAsia="Arial" w:cs="Arial"/>
+          <w:color w:val="000000" w:themeColor="text1"/>
+          <w:szCs w:val="24"/>
+        </w:rPr>
+        <w:t>).</w:t>
       </w:r>
     </w:p>
     <w:p>
@@ -8489,6 +9188,7 @@
           <w:id w:val="1262725441"/>
           <w:citation/>
         </w:sdtPr>
+        <w:sdtEndPr/>
         <w:sdtContent>
           <w:r>
             <w:rPr>
@@ -8539,7 +9239,10 @@
           <w:color w:val="000000" w:themeColor="text1"/>
           <w:szCs w:val="24"/>
         </w:rPr>
-        <w:t>, este framework elimina gran parte de las tareas repetitivas del desarrollo, permitiendo que los equipos se enfoquen en escribir la lógica de su aplicación en lugar de reinventar la rueda. Un componente clave es su arquitectura MVT (Modelo-Vista-Template), que organiza el código de manera lógica y eficiente.</w:t>
+        <w:t xml:space="preserve">, </w:t>
+      </w:r>
+      <w:r>
+        <w:t>este framework reduce tareas repetitivas y permite enfocarse en la lógica, usando una arquitectura MVT que organiza el código eficientemente.</w:t>
       </w:r>
       <w:r>
         <w:rPr>
@@ -8580,8 +9283,8 @@
       <w:pPr>
         <w:pStyle w:val="Prrafodelista"/>
         <w:numPr>
-          <w:ilvl w:val="0"/>
-          <w:numId w:val="18"/>
+          <w:ilvl w:val="1"/>
+          <w:numId w:val="30"/>
         </w:numPr>
         <w:jc w:val="both"/>
         <w:rPr>
@@ -8591,20 +9294,23 @@
         </w:rPr>
       </w:pPr>
       <w:r>
-        <w:rPr>
-          <w:rFonts w:eastAsia="Arial" w:cs="Arial"/>
-          <w:color w:val="000000" w:themeColor="text1"/>
-          <w:szCs w:val="24"/>
-        </w:rPr>
-        <w:t>Seguridad integrada: Django ayuda a los desarrolladores a evitar errores comunes de seguridad, como la inyección de SQL, el cross-site scripting (XSS) y la falsificación de peticiones en sitios cruzados (CSRF).</w:t>
+        <w:t xml:space="preserve">Seguridad integrada (protección contra SQL </w:t>
+      </w:r>
+      <w:proofErr w:type="spellStart"/>
+      <w:r>
+        <w:t>injection</w:t>
+      </w:r>
+      <w:proofErr w:type="spellEnd"/>
+      <w:r>
+        <w:t>, XSS y CSRF).</w:t>
       </w:r>
     </w:p>
     <w:p>
       <w:pPr>
         <w:pStyle w:val="Prrafodelista"/>
         <w:numPr>
-          <w:ilvl w:val="0"/>
-          <w:numId w:val="18"/>
+          <w:ilvl w:val="1"/>
+          <w:numId w:val="30"/>
         </w:numPr>
         <w:jc w:val="both"/>
         <w:rPr>
@@ -8614,21 +9320,66 @@
         </w:rPr>
       </w:pPr>
       <w:r>
-        <w:rPr>
-          <w:rFonts w:eastAsia="Arial" w:cs="Arial"/>
-          <w:color w:val="000000" w:themeColor="text1"/>
-          <w:szCs w:val="24"/>
+        <w:t>Escalabilidad para proyectos pequeños y de alto tráfico.</w:t>
+      </w:r>
+    </w:p>
+    <w:p>
+      <w:pPr>
+        <w:pStyle w:val="Prrafodelista"/>
+        <w:ind w:left="1440"/>
+        <w:jc w:val="both"/>
+        <w:rPr>
+          <w:rFonts w:eastAsia="Arial" w:cs="Arial"/>
+          <w:color w:val="000000" w:themeColor="text1"/>
+          <w:szCs w:val="24"/>
+        </w:rPr>
+      </w:pPr>
+    </w:p>
+    <w:p>
+      <w:pPr>
+        <w:jc w:val="both"/>
+      </w:pPr>
+      <w:r>
+        <w:t>Una</w:t>
+      </w:r>
+      <w:r>
+        <w:t xml:space="preserve"> de las desventajas es que Django puede resultar "pesado" o excesivo para aplicaciones muy simples o microservicios de una sola función, debido a su estructura monolítica.</w:t>
+      </w:r>
+    </w:p>
+    <w:p>
+      <w:pPr>
+        <w:pStyle w:val="Ttulo4"/>
+        <w:spacing w:before="0" w:after="0"/>
+        <w:jc w:val="both"/>
+        <w:rPr>
+          <w:rFonts w:eastAsia="Arial"/>
+        </w:rPr>
+      </w:pPr>
+      <w:r>
+        <w:rPr>
+          <w:rFonts w:eastAsia="Arial"/>
         </w:rPr>
         <w:lastRenderedPageBreak/>
-        <w:t>Escalabilidad: Es capaz de manejar desde pequeños blogs hasta plataformas con tráfico masivo, gracias a su capacidad de gestionar componentes de forma independiente.</w:t>
-      </w:r>
-    </w:p>
-    <w:p>
-      <w:pPr>
-        <w:jc w:val="both"/>
-      </w:pPr>
-      <w:r>
-        <w:t xml:space="preserve">Como se infiere de </w:t>
+        <w:t>Microsoft .NET Framework</w:t>
+      </w:r>
+    </w:p>
+    <w:p/>
+    <w:p>
+      <w:pPr>
+        <w:jc w:val="both"/>
+      </w:pPr>
+      <w:r>
+        <w:rPr>
+          <w:b/>
+          <w:bCs/>
+        </w:rPr>
+        <w:t>.</w:t>
+      </w:r>
+      <w:r>
+        <w:t>NET Framework representa</w:t>
+      </w:r>
+      <w:r>
+        <w:t xml:space="preserve"> esta infraestructura esencial que permite a los programadores crear, ejecutar y desplegar una amplia variedad de software. Según explica </w:t>
       </w:r>
       <w:sdt>
         <w:sdtPr>
@@ -8637,111 +9388,10 @@
             <w:color w:val="000000" w:themeColor="text1"/>
             <w:szCs w:val="24"/>
           </w:rPr>
-          <w:id w:val="-217507988"/>
-          <w:citation/>
-        </w:sdtPr>
-        <w:sdtContent>
-          <w:r>
-            <w:rPr>
-              <w:rFonts w:eastAsia="Arial" w:cs="Arial"/>
-              <w:color w:val="000000" w:themeColor="text1"/>
-              <w:szCs w:val="24"/>
-            </w:rPr>
-            <w:fldChar w:fldCharType="begin"/>
-          </w:r>
-          <w:r>
-            <w:rPr>
-              <w:rFonts w:eastAsia="Arial" w:cs="Arial"/>
-              <w:color w:val="000000" w:themeColor="text1"/>
-              <w:szCs w:val="24"/>
-            </w:rPr>
-            <w:instrText xml:space="preserve"> CITATION Imp26 \l 2058 </w:instrText>
-          </w:r>
-          <w:r>
-            <w:rPr>
-              <w:rFonts w:eastAsia="Arial" w:cs="Arial"/>
-              <w:color w:val="000000" w:themeColor="text1"/>
-              <w:szCs w:val="24"/>
-            </w:rPr>
-            <w:fldChar w:fldCharType="separate"/>
-          </w:r>
-          <w:r>
-            <w:rPr>
-              <w:rFonts w:eastAsia="Arial" w:cs="Arial"/>
-              <w:noProof/>
-              <w:color w:val="000000" w:themeColor="text1"/>
-              <w:szCs w:val="24"/>
-            </w:rPr>
-            <w:t>(Impulso06, 2026)</w:t>
-          </w:r>
-          <w:r>
-            <w:rPr>
-              <w:rFonts w:eastAsia="Arial" w:cs="Arial"/>
-              <w:color w:val="000000" w:themeColor="text1"/>
-              <w:szCs w:val="24"/>
-            </w:rPr>
-            <w:fldChar w:fldCharType="end"/>
-          </w:r>
-        </w:sdtContent>
-      </w:sdt>
-      <w:r>
-        <w:t>, una de las desventajas es que Django puede resultar "pesado" o excesivo para aplicaciones muy simples o microservicios de una sola función, debido a su estructura monolítica. Además, al ser un framework "opinado" (con reglas muy estrictas sobre cómo hacer las cosas), puede ofrecer menos flexibilidad creativa en comparación con micro-frameworks como Flask si el desarrollador desea salirse de los patrones establecidos.</w:t>
-      </w:r>
-    </w:p>
-    <w:p>
-      <w:pPr>
-        <w:jc w:val="both"/>
-      </w:pPr>
-    </w:p>
-    <w:p>
-      <w:pPr>
-        <w:jc w:val="both"/>
-      </w:pPr>
-    </w:p>
-    <w:p>
-      <w:pPr>
-        <w:pStyle w:val="Ttulo4"/>
-        <w:spacing w:before="0" w:after="0"/>
-        <w:jc w:val="both"/>
-        <w:rPr>
-          <w:rFonts w:eastAsia="Arial"/>
-        </w:rPr>
-      </w:pPr>
-      <w:r>
-        <w:rPr>
-          <w:rFonts w:eastAsia="Arial"/>
-        </w:rPr>
-        <w:t>Microsoft .NET Framework</w:t>
-      </w:r>
-    </w:p>
-    <w:p/>
-    <w:p>
-      <w:pPr>
-        <w:jc w:val="both"/>
-      </w:pPr>
-      <w:r>
-        <w:rPr>
-          <w:b/>
-          <w:bCs/>
-        </w:rPr>
-        <w:t>.</w:t>
-      </w:r>
-      <w:r>
-        <w:t>NET Framework representa</w:t>
-      </w:r>
-      <w:r>
-        <w:t xml:space="preserve"> esta infraestructura esencial que permite a los programadores crear, ejecutar y desplegar una amplia variedad de software. Según explica </w:t>
-      </w:r>
-      <w:sdt>
-        <w:sdtPr>
-          <w:rPr>
-            <w:rFonts w:eastAsia="Arial" w:cs="Arial"/>
-            <w:color w:val="000000" w:themeColor="text1"/>
-            <w:szCs w:val="24"/>
-          </w:rPr>
           <w:id w:val="-1190070836"/>
           <w:citation/>
         </w:sdtPr>
+        <w:sdtEndPr/>
         <w:sdtContent>
           <w:r>
             <w:rPr>
@@ -8803,21 +9453,79 @@
         <w:t xml:space="preserve">.NET Framework no ejecuta el código directamente en el procesador; en su lugar, utiliza </w:t>
       </w:r>
       <w:r>
-        <w:t>el Common Language Runtime (CLR).</w:t>
-      </w:r>
-      <w:r>
-        <w:t xml:space="preserve"> Este componente actúa como una máquina virtual que se encarga de la gestión de memoria (a través del Garbage Collector), la seguridad y el manejo de excepciones.</w:t>
-      </w:r>
+        <w:t xml:space="preserve">el </w:t>
+      </w:r>
+      <w:proofErr w:type="spellStart"/>
+      <w:r>
+        <w:t>Common</w:t>
+      </w:r>
+      <w:proofErr w:type="spellEnd"/>
       <w:r>
         <w:t xml:space="preserve"> </w:t>
       </w:r>
-      <w:r>
-        <w:rPr>
-          <w:rFonts w:eastAsia="Arial" w:cs="Arial"/>
-          <w:color w:val="000000" w:themeColor="text1"/>
-          <w:szCs w:val="24"/>
-        </w:rPr>
-        <w:t>Para los desarrolladores, trabajar con esta tecnología ofrece beneficios estructurales. Basándose en el análisis de Mellor (2023), sus principales ventajas incluyen:</w:t>
+      <w:proofErr w:type="spellStart"/>
+      <w:r>
+        <w:t>Language</w:t>
+      </w:r>
+      <w:proofErr w:type="spellEnd"/>
+      <w:r>
+        <w:t xml:space="preserve"> </w:t>
+      </w:r>
+      <w:proofErr w:type="spellStart"/>
+      <w:r>
+        <w:t>Runtime</w:t>
+      </w:r>
+      <w:proofErr w:type="spellEnd"/>
+      <w:r>
+        <w:t xml:space="preserve"> (CLR).</w:t>
+      </w:r>
+      <w:r>
+        <w:t xml:space="preserve"> Este componente actúa como una máquina virtual que se encarga de la gestión de memoria (a través del </w:t>
+      </w:r>
+      <w:proofErr w:type="spellStart"/>
+      <w:r>
+        <w:t>Garbage</w:t>
+      </w:r>
+      <w:proofErr w:type="spellEnd"/>
+      <w:r>
+        <w:t xml:space="preserve"> </w:t>
+      </w:r>
+      <w:proofErr w:type="spellStart"/>
+      <w:r>
+        <w:t>Collector</w:t>
+      </w:r>
+      <w:proofErr w:type="spellEnd"/>
+      <w:r>
+        <w:t>), la seguridad y el manejo de excepciones.</w:t>
+      </w:r>
+      <w:r>
+        <w:t xml:space="preserve"> </w:t>
+      </w:r>
+      <w:r>
+        <w:rPr>
+          <w:rFonts w:eastAsia="Arial" w:cs="Arial"/>
+          <w:color w:val="000000" w:themeColor="text1"/>
+          <w:szCs w:val="24"/>
+        </w:rPr>
+        <w:t xml:space="preserve">Para los desarrolladores, trabajar con esta tecnología ofrece beneficios estructurales. Basándose en el análisis de </w:t>
+      </w:r>
+      <w:proofErr w:type="spellStart"/>
+      <w:r>
+        <w:rPr>
+          <w:rFonts w:eastAsia="Arial" w:cs="Arial"/>
+          <w:color w:val="000000" w:themeColor="text1"/>
+          <w:szCs w:val="24"/>
+        </w:rPr>
+        <w:t>Mellor</w:t>
+      </w:r>
+      <w:proofErr w:type="spellEnd"/>
+      <w:r>
+        <w:rPr>
+          <w:rFonts w:eastAsia="Arial" w:cs="Arial"/>
+          <w:color w:val="000000" w:themeColor="text1"/>
+          <w:szCs w:val="24"/>
+        </w:rPr>
+        <w:t xml:space="preserve"> (2023), sus principales ventajas incluyen:</w:t>
       </w:r>
     </w:p>
     <w:p>
@@ -8912,7 +9620,6 @@
           <w:color w:val="000000" w:themeColor="text1"/>
           <w:szCs w:val="24"/>
         </w:rPr>
-        <w:lastRenderedPageBreak/>
         <w:t>Seguridad robusta: Al ser un entorno gestionado, previene errores comunes de acceso a memoria y ofrece capas de seguridad integradas para aplicaciones empresariales.</w:t>
       </w:r>
     </w:p>
@@ -8946,11 +9653,6 @@
       <w:r>
         <w:t>, lo que limita su uso en servidores Linux o macOS. Además, al ser un framework de gran tamaño, las aplicaciones pueden requerir una instalación previa pesada en el sistema del usuario final, lo que puede resultar en un consumo de recursos superior al de aplicaciones nativas más ligeras.</w:t>
       </w:r>
-    </w:p>
-    <w:p>
-      <w:pPr>
-        <w:jc w:val="both"/>
-      </w:pPr>
     </w:p>
     <w:p>
       <w:pPr>
@@ -8970,11 +9672,12 @@
           <w:iCs/>
         </w:rPr>
       </w:pPr>
-      <w:bookmarkStart w:id="21" w:name="_Toc225436427"/>
+      <w:bookmarkStart w:id="21" w:name="_Toc226396724"/>
       <w:r>
         <w:rPr>
           <w:rFonts w:eastAsia="Arial"/>
         </w:rPr>
+        <w:lastRenderedPageBreak/>
         <w:t>Gestión de Identidad y Validación de Usuarios</w:t>
       </w:r>
       <w:bookmarkEnd w:id="21"/>
@@ -8986,7 +9689,20 @@
         <w:spacing w:before="0" w:after="0"/>
       </w:pPr>
       <w:r>
-        <w:t>Active Directory(AD)</w:t>
+        <w:t xml:space="preserve">Active </w:t>
+      </w:r>
+      <w:proofErr w:type="spellStart"/>
+      <w:proofErr w:type="gramStart"/>
+      <w:r>
+        <w:t>Directory</w:t>
+      </w:r>
+      <w:proofErr w:type="spellEnd"/>
+      <w:r>
+        <w:t>(</w:t>
+      </w:r>
+      <w:proofErr w:type="gramEnd"/>
+      <w:r>
+        <w:t>AD)</w:t>
       </w:r>
     </w:p>
     <w:p/>
@@ -8998,7 +9714,15 @@
         <w:t xml:space="preserve">En el ámbito de la administración de redes empresariales, la centralización de los recursos es fundamental para la seguridad y la </w:t>
       </w:r>
       <w:r>
-        <w:t>eficiencia. Active Directory (AD) se</w:t>
+        <w:t xml:space="preserve">eficiencia. Active </w:t>
+      </w:r>
+      <w:proofErr w:type="spellStart"/>
+      <w:r>
+        <w:t>Directory</w:t>
+      </w:r>
+      <w:proofErr w:type="spellEnd"/>
+      <w:r>
+        <w:t xml:space="preserve"> (AD) se</w:t>
       </w:r>
       <w:r>
         <w:t xml:space="preserve"> posiciona como el servicio de directorio líder para sistemas Windows.</w:t>
@@ -9021,6 +9745,7 @@
           <w:id w:val="-1485695130"/>
           <w:citation/>
         </w:sdtPr>
+        <w:sdtEndPr/>
         <w:sdtContent>
           <w:r>
             <w:fldChar w:fldCharType="begin"/>
@@ -9049,69 +9774,19 @@
         <w:t>su función principal es el servicio de dominio, que autentica y autoriza a todos los usuarios en un entorno de red. Esto permite el "Inicio de Sesión Único" (SSO), donde un empleado ingresa sus credenciales una sola vez para acceder a múltiples servicios autorizados dentro de la corporación.</w:t>
       </w:r>
       <w:r>
+        <w:t xml:space="preserve"> </w:t>
+      </w:r>
+      <w:r>
         <w:t>S</w:t>
       </w:r>
       <w:r>
-        <w:t>us ventajas incluyen:</w:t>
-      </w:r>
-    </w:p>
-    <w:p>
-      <w:pPr>
-        <w:jc w:val="both"/>
-      </w:pPr>
-    </w:p>
-    <w:p>
-      <w:pPr>
-        <w:pStyle w:val="Prrafodelista"/>
-        <w:numPr>
-          <w:ilvl w:val="0"/>
-          <w:numId w:val="20"/>
-        </w:numPr>
-        <w:jc w:val="both"/>
-      </w:pPr>
-      <w:r>
-        <w:t>Administración Centralizada: Permite modificar políticas de seguridad para miles de usuarios desde una única consola.</w:t>
-      </w:r>
-    </w:p>
-    <w:p>
-      <w:pPr>
-        <w:pStyle w:val="Prrafodelista"/>
-        <w:numPr>
-          <w:ilvl w:val="0"/>
-          <w:numId w:val="20"/>
-        </w:numPr>
-        <w:jc w:val="both"/>
-      </w:pPr>
-      <w:r>
-        <w:t>Seguridad Mejorada: Facilita la implementación de políticas de contraseñas y el control de acceso basado en grupos.</w:t>
-      </w:r>
-    </w:p>
-    <w:p>
-      <w:pPr>
-        <w:pStyle w:val="Prrafodelista"/>
-        <w:numPr>
-          <w:ilvl w:val="0"/>
-          <w:numId w:val="20"/>
-        </w:numPr>
-        <w:jc w:val="both"/>
-      </w:pPr>
-      <w:r>
-        <w:lastRenderedPageBreak/>
-        <w:t>Escalabilidad: Puede crecer desde una pequeña oficina hasta corporaciones globales con millones de objetos.</w:t>
-      </w:r>
-    </w:p>
-    <w:p>
-      <w:pPr>
-        <w:pStyle w:val="Prrafodelista"/>
-        <w:jc w:val="both"/>
-      </w:pPr>
-    </w:p>
-    <w:p>
-      <w:pPr>
-        <w:jc w:val="both"/>
-      </w:pPr>
-      <w:r>
-        <w:t>Su complejidad requiere personal altamente capacitado para evitar configuraciones erróneas. Además, al ser un punto central de acceso, se convierte en un objetivo primario para ciberataques; si un atacante compromete un controlador de dominio, podría obtener el control total de la infraestructura empresarial.</w:t>
+        <w:t>us ventajas incluyen</w:t>
+      </w:r>
+      <w:r>
+        <w:t xml:space="preserve"> la a</w:t>
+      </w:r>
+      <w:r>
+        <w:t>dministración centralizada, mayor seguridad mediante políticas y control de accesos, y alta escalabilidad. Como desventajas, su complejidad requiere personal especializado y, al ser un punto central, es un objetivo crítico para ciberataques.</w:t>
       </w:r>
     </w:p>
     <w:p>
@@ -9154,13 +9829,27 @@
         <w:jc w:val="both"/>
       </w:pPr>
       <w:r>
-        <w:t xml:space="preserve">Este marco de trabajo permite que una aplicación obtenga acceso limitado a las cuentas de usuario en un servicio de terceros (como Google) mediante el uso de tokens, en lugar de manejar credenciales directas. El flujo de OAuth 2.0 involucra varios actores: el propietario del recurso (usuario), el cliente (la aplicación que solicita acceso), el servidor de autorización y el servidor de recursos. De acuerdo con </w:t>
+        <w:t>Este marco de trabajo permite que una aplicación obtenga acceso limitado a las cuentas de usuario en un servicio de terceros mediante el uso de tokens, en lugar de manejar credenciales directas. El flujo de OAuth 2.0 involucra varios actores: el propietario del recurso, el cliente, el servidor de autorización y el servidor de recursos.</w:t>
+      </w:r>
+    </w:p>
+    <w:p>
+      <w:pPr>
+        <w:jc w:val="both"/>
+      </w:pPr>
+    </w:p>
+    <w:p>
+      <w:pPr>
+        <w:jc w:val="both"/>
+      </w:pPr>
+      <w:r>
+        <w:t xml:space="preserve">De acuerdo con </w:t>
       </w:r>
       <w:sdt>
         <w:sdtPr>
           <w:id w:val="1939102365"/>
           <w:citation/>
         </w:sdtPr>
+        <w:sdtEndPr/>
         <w:sdtContent>
           <w:r>
             <w:fldChar w:fldCharType="begin"/>
@@ -9195,29 +9884,20 @@
       <w:r>
         <w:t>. Este token actúa como una llave específica que otorga permisos limitados a datos puntuales, garantizando que la aplicación solicitante nunca vea la contraseña del usuario.</w:t>
       </w:r>
-    </w:p>
-    <w:p>
-      <w:pPr>
-        <w:jc w:val="both"/>
-      </w:pPr>
-    </w:p>
-    <w:p>
-      <w:pPr>
-        <w:jc w:val="both"/>
-      </w:pPr>
-      <w:r>
-        <w:t>Su implementación técnica puede ser compleja y propensa a errores de seguridad si no se manejan correctamente los tokens (como el almacenamiento inseguro en el lado del cliente). Además, genera una dependencia de los grandes proveedores de identidad; si el servicio de autorización (como Google o Facebook) se cae, los usuarios no pueden acceder a las aplicaciones vinculadas.</w:t>
-      </w:r>
-    </w:p>
-    <w:p>
-      <w:pPr>
-        <w:jc w:val="both"/>
-      </w:pPr>
-    </w:p>
-    <w:p>
-      <w:pPr>
-        <w:jc w:val="both"/>
-      </w:pPr>
+      <w:r>
+        <w:t xml:space="preserve"> </w:t>
+      </w:r>
+      <w:r>
+        <w:t xml:space="preserve">Su implementación es compleja y puede generar riesgos si los tokens no se manejan bien. Además, depende de proveedores externos, por lo </w:t>
+      </w:r>
+      <w:proofErr w:type="gramStart"/>
+      <w:r>
+        <w:t>que</w:t>
+      </w:r>
+      <w:proofErr w:type="gramEnd"/>
+      <w:r>
+        <w:t xml:space="preserve"> si fallan, se bloquea el acceso a las aplicaciones.</w:t>
+      </w:r>
     </w:p>
     <w:p>
       <w:pPr>
@@ -9225,26 +9905,31 @@
         <w:spacing w:before="0" w:after="0"/>
       </w:pPr>
       <w:r>
+        <w:lastRenderedPageBreak/>
         <w:t>Gestión de usuarios local</w:t>
       </w:r>
     </w:p>
-    <w:p/>
-    <w:p>
-      <w:pPr>
-        <w:jc w:val="both"/>
-        <w:rPr>
-          <w:szCs w:val="24"/>
-        </w:rPr>
-      </w:pPr>
-      <w:r>
-        <w:t>E</w:t>
-      </w:r>
-      <w:r>
-        <w:t xml:space="preserve">n una aplicación web, la base de datos local suele contener una tabla de "Usuarios" y una de "Roles". De acuerdo con la visión de </w:t>
+    <w:p>
+      <w:pPr>
+        <w:jc w:val="both"/>
+      </w:pPr>
+    </w:p>
+    <w:p>
+      <w:pPr>
+        <w:jc w:val="both"/>
+      </w:pPr>
+      <w:r>
+        <w:t>El Control de Acceso Basado en</w:t>
+      </w:r>
+      <w:r>
+        <w:t xml:space="preserve"> lo dicho por</w:t>
+      </w:r>
+      <w:r>
+        <w:t xml:space="preserve"> </w:t>
       </w:r>
       <w:sdt>
         <w:sdtPr>
-          <w:id w:val="229428501"/>
+          <w:id w:val="-543062743"/>
           <w:citation/>
         </w:sdtPr>
         <w:sdtContent>
@@ -9273,179 +9958,35 @@
         </w:sdtContent>
       </w:sdt>
       <w:r>
-        <w:t xml:space="preserve">, </w:t>
-      </w:r>
-      <w:r>
-        <w:t xml:space="preserve">este sistema de Control </w:t>
-      </w:r>
-      <w:r>
-        <w:lastRenderedPageBreak/>
-        <w:t>de Acceso Basado en Roles permite que la aplicación verifique no solo quién es el usuario (autenticación), sino qué tiene permitido hacer (autorización). Por ejemplo, un usuario con el rol de "Administrador" puede eliminar datos, mientras que uno con el rol de "Editor" solo puede modificarlos.</w:t>
-      </w:r>
-      <w:r>
-        <w:t xml:space="preserve"> </w:t>
-      </w:r>
-      <w:r>
-        <w:rPr>
-          <w:szCs w:val="24"/>
-        </w:rPr>
-        <w:t xml:space="preserve">Basándose en </w:t>
-      </w:r>
-      <w:sdt>
-        <w:sdtPr>
-          <w:id w:val="-1867980815"/>
-          <w:citation/>
-        </w:sdtPr>
-        <w:sdtContent>
-          <w:r>
-            <w:fldChar w:fldCharType="begin"/>
-          </w:r>
-          <w:r>
-            <w:rPr>
-              <w:b/>
-              <w:bCs/>
-            </w:rPr>
-            <w:instrText xml:space="preserve"> CITATION Sea23 \l 2058 </w:instrText>
-          </w:r>
-          <w:r>
-            <w:fldChar w:fldCharType="separate"/>
-          </w:r>
-          <w:r>
-            <w:rPr>
-              <w:noProof/>
-            </w:rPr>
-            <w:t>(Blanton, 2023)</w:t>
-          </w:r>
-          <w:r>
-            <w:fldChar w:fldCharType="end"/>
-          </w:r>
-        </w:sdtContent>
-      </w:sdt>
-      <w:r>
-        <w:t>,</w:t>
-      </w:r>
-      <w:r>
-        <w:rPr>
-          <w:szCs w:val="24"/>
-        </w:rPr>
-        <w:t xml:space="preserve"> las ventajas incluyen:</w:t>
-      </w:r>
-    </w:p>
-    <w:p>
-      <w:pPr>
-        <w:jc w:val="both"/>
-      </w:pPr>
-    </w:p>
-    <w:p>
-      <w:pPr>
-        <w:pStyle w:val="Prrafodelista"/>
-        <w:numPr>
-          <w:ilvl w:val="0"/>
-          <w:numId w:val="21"/>
-        </w:numPr>
-        <w:jc w:val="both"/>
-        <w:rPr>
-          <w:szCs w:val="24"/>
-        </w:rPr>
-      </w:pPr>
-      <w:r>
-        <w:rPr>
-          <w:szCs w:val="24"/>
-        </w:rPr>
-        <w:t>Control Total: El desarrollador decide exactamente qué datos almacenar y cómo estructurar los permisos.</w:t>
-      </w:r>
-    </w:p>
-    <w:p>
-      <w:pPr>
-        <w:pStyle w:val="Prrafodelista"/>
-        <w:numPr>
-          <w:ilvl w:val="0"/>
-          <w:numId w:val="21"/>
-        </w:numPr>
-        <w:jc w:val="both"/>
-        <w:rPr>
-          <w:szCs w:val="24"/>
-        </w:rPr>
-      </w:pPr>
-      <w:r>
-        <w:rPr>
-          <w:szCs w:val="24"/>
-        </w:rPr>
-        <w:t>Independencia: La aplicación no depende de servicios externos (como OAuth o AD) para funcionar, lo que reduce la latencia y posibles puntos de falla externos.</w:t>
-      </w:r>
-    </w:p>
-    <w:p>
-      <w:pPr>
-        <w:pStyle w:val="Prrafodelista"/>
-        <w:numPr>
-          <w:ilvl w:val="0"/>
-          <w:numId w:val="21"/>
-        </w:numPr>
-        <w:jc w:val="both"/>
-        <w:rPr>
-          <w:szCs w:val="24"/>
-        </w:rPr>
-      </w:pPr>
-      <w:r>
-        <w:rPr>
-          <w:szCs w:val="24"/>
-        </w:rPr>
-        <w:t>Privacidad: Los datos de los usuarios permanecen bajo el control exclusivo de la organización.</w:t>
-      </w:r>
-    </w:p>
-    <w:p>
-      <w:pPr>
-        <w:jc w:val="both"/>
-        <w:rPr>
-          <w:szCs w:val="24"/>
-        </w:rPr>
-      </w:pPr>
-    </w:p>
-    <w:p>
-      <w:pPr>
-        <w:jc w:val="both"/>
-      </w:pPr>
-      <w:r>
-        <w:t xml:space="preserve">Sin embargo, esta autonomía conlleva una gran responsabilidad. Según advierte </w:t>
-      </w:r>
-      <w:sdt>
-        <w:sdtPr>
-          <w:id w:val="267046925"/>
-          <w:citation/>
-        </w:sdtPr>
-        <w:sdtContent>
-          <w:r>
-            <w:fldChar w:fldCharType="begin"/>
-          </w:r>
-          <w:r>
-            <w:rPr>
-              <w:b/>
-              <w:bCs/>
-            </w:rPr>
-            <w:instrText xml:space="preserve"> CITATION Sea23 \l 2058 </w:instrText>
-          </w:r>
-          <w:r>
-            <w:fldChar w:fldCharType="separate"/>
-          </w:r>
-          <w:r>
-            <w:rPr>
-              <w:noProof/>
-            </w:rPr>
-            <w:t>(Blanton, 2023)</w:t>
-          </w:r>
-          <w:r>
-            <w:fldChar w:fldCharType="end"/>
-          </w:r>
-        </w:sdtContent>
-      </w:sdt>
-      <w:r>
-        <w:t xml:space="preserve">, la principal </w:t>
-      </w:r>
-      <w:r>
-        <w:t>desventaja es la carga de seguridad</w:t>
-      </w:r>
-      <w:r>
-        <w:t>. El desarrollador debe encargarse manualmente de cifrar contraseñas, gestionar la recuperación de cuentas y prevenir ataques de fuerza bruta. Además, a medida que la aplicación crece, mantener un sistema de roles manual puede volverse inmanejable y propenso a errores humanos que dejen brechas de seguridad abiertas.</w:t>
+        <w:t>, permite definir qué puede hacer cada usuario según su rol (autenticación y autorización).</w:t>
+      </w:r>
+    </w:p>
+    <w:p>
+      <w:pPr>
+        <w:jc w:val="both"/>
+      </w:pPr>
+    </w:p>
+    <w:p>
+      <w:pPr>
+        <w:jc w:val="both"/>
+      </w:pPr>
+      <w:r>
+        <w:t xml:space="preserve">Las ventajas de usar localmente la gestión de usuarios es el </w:t>
+      </w:r>
+      <w:r>
+        <w:t>control total, independencia de servicios externos y mayor privacidad</w:t>
+      </w:r>
+      <w:r>
+        <w:t>. Las de</w:t>
+      </w:r>
+      <w:r>
+        <w:t>sventajas</w:t>
+      </w:r>
+      <w:r>
+        <w:t xml:space="preserve"> por otra parte son su</w:t>
+      </w:r>
+      <w:r>
+        <w:t xml:space="preserve"> alta responsabilidad en seguridad y dificultad para escalar, lo que puede generar errores y vulnerabilidades.</w:t>
       </w:r>
     </w:p>
     <w:p>
@@ -9505,6 +10046,7 @@
           <w:id w:val="-302853393"/>
           <w:citation/>
         </w:sdtPr>
+        <w:sdtEndPr/>
         <w:sdtContent>
           <w:r>
             <w:fldChar w:fldCharType="begin"/>
@@ -9545,46 +10087,68 @@
         <w:t>My</w:t>
       </w:r>
       <w:r>
-        <w:t>SQL, MySQL es un sistema gestor de bases de datos relacional (RDBMS) que utiliza el lenguaje SQL (Structured Query Language) para la creación, manipulación y administración de la información. Este sistema permite almacenar los datos de manera estructurada en tablas relacionadas entre sí, haciendo uso de claves primarias y foráneas para garantizar la integridad y consistencia de la información.</w:t>
-      </w:r>
-    </w:p>
-    <w:p>
-      <w:pPr>
-        <w:jc w:val="both"/>
+        <w:t>SQL, MySQL es un sistema gestor de bases de datos relacional (RDBMS) que utiliza el lenguaje SQL (</w:t>
+      </w:r>
+      <w:proofErr w:type="spellStart"/>
+      <w:r>
+        <w:t>Structured</w:t>
+      </w:r>
+      <w:proofErr w:type="spellEnd"/>
+      <w:r>
+        <w:t xml:space="preserve"> </w:t>
+      </w:r>
+      <w:proofErr w:type="spellStart"/>
+      <w:r>
+        <w:t>Query</w:t>
+      </w:r>
+      <w:proofErr w:type="spellEnd"/>
+      <w:r>
+        <w:t xml:space="preserve"> </w:t>
+      </w:r>
+      <w:proofErr w:type="spellStart"/>
+      <w:r>
+        <w:t>Language</w:t>
+      </w:r>
+      <w:proofErr w:type="spellEnd"/>
+      <w:r>
+        <w:t>) para la creación, manipulación y administración de la información. Este sistema permite almacenar los datos de manera estructurada en tablas relacionadas entre sí</w:t>
+      </w:r>
+      <w:r>
+        <w:t>.</w:t>
+      </w:r>
+    </w:p>
+    <w:p>
+      <w:pPr>
+        <w:jc w:val="both"/>
+      </w:pPr>
+    </w:p>
+    <w:p>
+      <w:pPr>
+        <w:jc w:val="both"/>
+      </w:pPr>
+      <w:r>
+        <w:t xml:space="preserve">Entre las principales ventajas de MySQL se encuentra una sintaxis clara y estandarizada que facilita su aprendizaje e implementación. No obstante, MySQL también presenta algunas desventajas que deben considerarse. Una de ellas es su cumplimiento parcial del estándar SQL, ya que ciertas funcionalidades avanzadas no están completamente implementadas o presentan diferencias respecto a otros gestores de bases de datos. </w:t>
+      </w:r>
+    </w:p>
+    <w:p>
+      <w:pPr>
+        <w:jc w:val="both"/>
+      </w:pPr>
+    </w:p>
+    <w:p>
+      <w:pPr>
+        <w:jc w:val="both"/>
+      </w:pPr>
+      <w:r>
+        <w:t>Asimismo, en comparación con sistemas como SQL Server u Oracle, puede mostrar limitaciones en el manejo de características avanzadas orientadas a entornos empresariales de gran escala.</w:t>
+      </w:r>
+    </w:p>
+    <w:p>
+      <w:pPr>
+        <w:pStyle w:val="Ttulo4"/>
       </w:pPr>
       <w:r>
         <w:lastRenderedPageBreak/>
-        <w:t>Entre las principales ventajas de MySQL se encuentra su facilidad de uso, derivada de una sintaxis clara y estandarizada que facilita su aprendizaje e implementación. Además, ofrece un buen rendimiento, especialmente en operaciones de lectura, lo que lo hace adecuado para sistemas con alta demanda de consultas. Su compatibilidad con distintos sistemas operativos permite una implementación flexible, y su amplia comunidad de usuarios proporciona abundante documentación y soporte. Adicionalmente, MySQL puede integrarse con diversos lenguajes de programación, lo que favorece su uso en múltiples entornos de desarrollo.</w:t>
-      </w:r>
-    </w:p>
-    <w:p>
-      <w:pPr>
-        <w:jc w:val="both"/>
-      </w:pPr>
-    </w:p>
-    <w:p>
-      <w:pPr>
-        <w:jc w:val="both"/>
-      </w:pPr>
-      <w:r>
-        <w:t>No obstante, MySQL también presenta algunas desventajas que deben considerarse. Una de ellas es su cumplimiento parcial del estándar SQL, ya que ciertas funcionalidades avanzadas no están completamente implementadas o presentan diferencias respecto a otros gestores de bases de datos. Asimismo, en comparación con sistemas como SQL Server u Oracle, puede mostrar limitaciones en el manejo de características avanzadas orientadas a entornos empresariales de gran escala.</w:t>
-      </w:r>
-    </w:p>
-    <w:p>
-      <w:pPr>
-        <w:jc w:val="both"/>
-      </w:pPr>
-    </w:p>
-    <w:p>
-      <w:pPr>
-        <w:jc w:val="both"/>
-      </w:pPr>
-    </w:p>
-    <w:p>
-      <w:pPr>
-        <w:pStyle w:val="Ttulo4"/>
-      </w:pPr>
-      <w:r>
         <w:t>PostgreSQL</w:t>
       </w:r>
     </w:p>
@@ -9594,8 +10158,13 @@
         <w:jc w:val="both"/>
       </w:pPr>
       <w:r>
-        <w:t>Bajo las premisas establesidas</w:t>
-      </w:r>
+        <w:t xml:space="preserve">Bajo las premisas </w:t>
+      </w:r>
+      <w:proofErr w:type="spellStart"/>
+      <w:r>
+        <w:t>establesidas</w:t>
+      </w:r>
+      <w:proofErr w:type="spellEnd"/>
       <w:r>
         <w:t xml:space="preserve"> por </w:t>
       </w:r>
@@ -9604,6 +10173,7 @@
           <w:id w:val="1218253044"/>
           <w:citation/>
         </w:sdtPr>
+        <w:sdtEndPr/>
         <w:sdtContent>
           <w:r>
             <w:fldChar w:fldCharType="begin"/>
@@ -9642,24 +10212,16 @@
         <w:jc w:val="both"/>
       </w:pPr>
       <w:r>
-        <w:t xml:space="preserve">Entre las principales ventajas de PostgreSQL destaca su estricto apego a los estándares del lenguaje SQL, lo que asegura portabilidad y consistencia en el manejo de la información. Asimismo, ofrece un sólido soporte para transacciones complejas mediante el uso de propiedades ACID, lo que lo hace especialmente adecuado para </w:t>
-      </w:r>
-      <w:r>
-        <w:lastRenderedPageBreak/>
-        <w:t>sistemas críticos y aplicaciones empresariales. Otra ventaja relevante es su alto nivel de extensibilidad, ya que permite la creación de nuevos tipos de datos, operadores y funciones, adaptándose a necesidades específicas del proyecto.</w:t>
-      </w:r>
-    </w:p>
-    <w:p>
-      <w:pPr>
-        <w:jc w:val="both"/>
-      </w:pPr>
-    </w:p>
-    <w:p>
-      <w:pPr>
-        <w:jc w:val="both"/>
-      </w:pPr>
-      <w:r>
-        <w:t>PostgreSQL también presenta algunas desventajas que deben considerarse. Una de ellas es su mayor complejidad de administración en comparación con otros gestores más simples, lo que puede implicar una curva de aprendizaje más pronunciada para desarrolladores o administradores con poca experiencia. Asimismo, su configuración y optimización pueden requerir conocimientos técnicos más avanzados para alcanzar un rendimiento óptimo. En escenarios donde se busca una implementación rápida y con requerimientos básicos, PostgreSQL puede resultar más demandante en términos de recursos y tiempo de configuración.</w:t>
+        <w:t>Entre las principales ventajas de PostgreSQL destaca su estricto apego a los estándares del lenguaje SQL, lo que asegura portabilidad y consistencia en el manejo de la información.</w:t>
+      </w:r>
+      <w:r>
+        <w:t xml:space="preserve"> </w:t>
+      </w:r>
+      <w:r>
+        <w:t>PostgreSQL también presenta algunas desventajas que deben considerarse. Una de ellas es su mayor complejidad de administración en comparación con otros gestores más simples, lo que puede implicar una curva de aprendizaje más pronunciada para desarrolladores o administradores con poca experiencia</w:t>
+      </w:r>
+      <w:r>
+        <w:t>.</w:t>
       </w:r>
     </w:p>
     <w:p>
@@ -9697,6 +10259,7 @@
           <w:id w:val="825324792"/>
           <w:citation/>
         </w:sdtPr>
+        <w:sdtEndPr/>
         <w:sdtContent>
           <w:r>
             <w:fldChar w:fldCharType="begin"/>
@@ -9722,42 +10285,69 @@
         <w:t xml:space="preserve"> </w:t>
       </w:r>
       <w:r>
-        <w:t>en el libro Microsoft SQL Server: Diseño y Administración Básica de Bases de Datos con Transact-SQL, Microsoft SQL Server es un sistema gestor de bases de datos relacional (RDBMS) desarrollado por Microsoft, orientado a la administración, almacenamiento y procesamiento eficiente de grandes volúmenes de información. Este sistema utiliza una extensión del lenguaje SQL denominada Transact-SQL (T-SQL), la cual permite realizar operaciones avanzadas de consulta, control de transacciones y administración de bases de datos.</w:t>
-      </w:r>
-    </w:p>
-    <w:p>
-      <w:pPr>
-        <w:jc w:val="both"/>
-      </w:pPr>
-    </w:p>
-    <w:p>
-      <w:pPr>
-        <w:jc w:val="both"/>
-      </w:pPr>
-      <w:r>
-        <w:t xml:space="preserve">Entre las principales ventajas de Microsoft SQL Server se encuentra su alta confiabilidad y estabilidad, especialmente en sistemas de tipo empresarial. El uso de Transact-SQL proporciona un mayor control sobre la lógica de negocio mediante procedimientos almacenados, funciones y triggers, lo que permite centralizar procesos directamente en la base de datos. Además, SQL Server ofrece amplios mecanismos de seguridad, incluyendo autenticación integrada con Windows, control granular de permisos, auditoría y cifrado de datos, aspectos fundamentales en organizaciones que </w:t>
-      </w:r>
+        <w:t xml:space="preserve">en el libro Microsoft SQL Server: Diseño y Administración Básica de Bases de Datos con </w:t>
+      </w:r>
+      <w:proofErr w:type="spellStart"/>
+      <w:r>
+        <w:t>Transact</w:t>
+      </w:r>
+      <w:proofErr w:type="spellEnd"/>
+      <w:r>
+        <w:t>-SQL, Microsoft SQL Server es un sistema gestor de bases de datos relacional (RDBMS) desarrollado por Microsoft, orientado a la administración, almacenamiento y procesamiento eficiente de grandes volúmenes de información</w:t>
+      </w:r>
+      <w:r>
+        <w:t xml:space="preserve">. </w:t>
+      </w:r>
+    </w:p>
+    <w:p>
+      <w:pPr>
+        <w:jc w:val="both"/>
+      </w:pPr>
+    </w:p>
+    <w:p>
+      <w:pPr>
+        <w:jc w:val="both"/>
+      </w:pPr>
+      <w:r>
+        <w:t xml:space="preserve">Microsoft SQL Server destaca por su alta confiabilidad y estabilidad en entornos empresariales. Ofrece gran control de la lógica de negocio mediante </w:t>
+      </w:r>
+      <w:proofErr w:type="spellStart"/>
+      <w:r>
+        <w:t>Transact</w:t>
+      </w:r>
+      <w:proofErr w:type="spellEnd"/>
+      <w:r>
+        <w:t xml:space="preserve">-SQL (procedimientos, funciones y </w:t>
+      </w:r>
+      <w:proofErr w:type="spellStart"/>
+      <w:r>
+        <w:t>triggers</w:t>
+      </w:r>
+      <w:proofErr w:type="spellEnd"/>
+      <w:r>
+        <w:t>), además de sólidos mecanismos de seguridad</w:t>
+      </w:r>
+      <w:r>
+        <w:t>.</w:t>
+      </w:r>
+    </w:p>
+    <w:p>
+      <w:pPr>
+        <w:jc w:val="both"/>
+      </w:pPr>
       <w:r>
         <w:lastRenderedPageBreak/>
-        <w:t>manejan información sensible. Otra ventaja relevante es su integración con el ecosistema de Microsoft, lo que facilita su uso conjunto con otras herramientas y plataformas corporativas.</w:t>
-      </w:r>
-    </w:p>
-    <w:p>
-      <w:pPr>
-        <w:jc w:val="both"/>
-      </w:pPr>
-    </w:p>
-    <w:p>
-      <w:pPr>
-        <w:jc w:val="both"/>
-      </w:pPr>
-      <w:r>
-        <w:t xml:space="preserve">SQL Server también presenta algunas desventajas que deben considerarse. Una de las principales es el costo asociado a sus licencias en ediciones orientadas a entornos productivos, lo cual puede representar una limitación para proyectos con presupuestos reducidos. Asimismo, su dependencia del entorno Microsoft puede restringir su implementación en sistemas que utilizan otras plataformas de manera predominante. </w:t>
-      </w:r>
-    </w:p>
-    <w:p>
-      <w:pPr>
-        <w:jc w:val="both"/>
+        <w:t>Como desventajas, presenta un costo elevado en licencias para entornos productivos y una fuerte dependencia de tecnologías Microsoft, lo que puede limitar su uso en otros entornos.</w:t>
+      </w:r>
+    </w:p>
+    <w:p>
+      <w:pPr>
+        <w:jc w:val="both"/>
+        <w:rPr>
+          <w:rFonts w:eastAsia="Arial" w:cs="Arial"/>
+          <w:color w:val="000000" w:themeColor="text1"/>
+          <w:szCs w:val="24"/>
+        </w:rPr>
       </w:pPr>
     </w:p>
     <w:p>
@@ -9778,7 +10368,7 @@
           <w:iCs/>
         </w:rPr>
       </w:pPr>
-      <w:bookmarkStart w:id="22" w:name="_Toc225436428"/>
+      <w:bookmarkStart w:id="22" w:name="_Toc226396725"/>
       <w:r>
         <w:rPr>
           <w:rFonts w:eastAsia="Arial"/>
@@ -9796,87 +10386,68 @@
           <w:lang w:val="en-US"/>
         </w:rPr>
       </w:pPr>
+      <w:proofErr w:type="spellStart"/>
       <w:r>
         <w:rPr>
           <w:lang w:val="en-US"/>
         </w:rPr>
-        <w:t>LabWare LIMS (Laboratory Information Management System)</w:t>
-      </w:r>
-    </w:p>
-    <w:p>
-      <w:pPr>
+        <w:t>LabWare</w:t>
+      </w:r>
+      <w:proofErr w:type="spellEnd"/>
+      <w:r>
         <w:rPr>
           <w:lang w:val="en-US"/>
         </w:rPr>
-      </w:pPr>
-    </w:p>
-    <w:p>
-      <w:pPr>
-        <w:jc w:val="both"/>
-      </w:pPr>
-      <w:r>
-        <w:t>LabWare es considerada una de las plataformas líderes a nivel global en la gestión de información de laboratorios para la industria farmacéutica. Su arquitectura está diseñada específicamente para cumplir con los estándares de integridad de datos y las regulaciones de la FDA (21 CFR Parte 11).</w:t>
-      </w:r>
-    </w:p>
-    <w:p>
-      <w:pPr>
-        <w:jc w:val="both"/>
-      </w:pPr>
+        <w:t xml:space="preserve"> LIMS (Laboratory Information Management System)</w:t>
+      </w:r>
+    </w:p>
+    <w:p>
+      <w:pPr>
+        <w:rPr>
+          <w:lang w:val="en-US"/>
+        </w:rPr>
+      </w:pPr>
+    </w:p>
+    <w:p>
+      <w:pPr>
+        <w:jc w:val="both"/>
+      </w:pPr>
+      <w:proofErr w:type="spellStart"/>
+      <w:r>
+        <w:t>LabWare</w:t>
+      </w:r>
+      <w:proofErr w:type="spellEnd"/>
+      <w:r>
+        <w:t xml:space="preserve"> es considerada una de las plataformas líderes a nivel global en la gestión de información de laboratorios para la industria farmacéutica. Su arquitectura está diseñada específicamente para cumplir con los estándares de integridad de datos y las regulaciones de la FDA (21 CFR Parte 11).</w:t>
+      </w:r>
+    </w:p>
+    <w:p>
+      <w:pPr>
+        <w:jc w:val="both"/>
+      </w:pPr>
+      <w:r>
+        <w:tab/>
+      </w:r>
+    </w:p>
+    <w:p>
+      <w:pPr>
+        <w:jc w:val="both"/>
+      </w:pPr>
+      <w:r>
+        <w:t>Ofrece un módulo robusto de seguimiento de muestras que automatiza el flujo y permite integración con códigos de barras y RFID para su localización.</w:t>
+      </w:r>
+      <w:r>
+        <w:t xml:space="preserve"> </w:t>
+      </w:r>
+      <w:r>
+        <w:t>Como desventaja, su implementación es compleja, requiere soporte técnico especializado y puede resultar excesivo para procesos más simples.</w:t>
+      </w:r>
     </w:p>
     <w:p>
       <w:pPr>
         <w:pStyle w:val="Prrafodelista"/>
-        <w:numPr>
-          <w:ilvl w:val="0"/>
-          <w:numId w:val="26"/>
-        </w:numPr>
-        <w:jc w:val="both"/>
-      </w:pPr>
-      <w:r>
-        <w:t>Capacidades Técnicas: Esta solución comercial ofrece un módulo robusto para el seguimiento de muestras (Sample Tracking) que automatiza el flujo de trabajo desde la recepción hasta la disposición final. Permite la integración de códigos de barras y etiquetas RFID, facilitando la localización física de los lotes en almacenes de retención</w:t>
-      </w:r>
-      <w:sdt>
-        <w:sdtPr>
-          <w:id w:val="-1600483478"/>
-          <w:citation/>
-        </w:sdtPr>
-        <w:sdtContent>
-          <w:r>
-            <w:fldChar w:fldCharType="begin"/>
-          </w:r>
-          <w:r>
-            <w:instrText xml:space="preserve"> CITATION Lab24 \l 2058 </w:instrText>
-          </w:r>
-          <w:r>
-            <w:fldChar w:fldCharType="separate"/>
-          </w:r>
-          <w:r>
-            <w:rPr>
-              <w:noProof/>
-            </w:rPr>
-            <w:t xml:space="preserve"> (LabWare., 2024)</w:t>
-          </w:r>
-          <w:r>
-            <w:fldChar w:fldCharType="end"/>
-          </w:r>
-        </w:sdtContent>
-      </w:sdt>
-      <w:r>
-        <w:t>.</w:t>
-      </w:r>
-    </w:p>
-    <w:p>
-      <w:pPr>
-        <w:pStyle w:val="Prrafodelista"/>
-        <w:numPr>
-          <w:ilvl w:val="0"/>
-          <w:numId w:val="26"/>
-        </w:numPr>
-        <w:jc w:val="both"/>
-      </w:pPr>
-      <w:r>
-        <w:t>Consideraciones de Implementación: Una de las características notables de este sistema es su capacidad de configuración modular, lo que permite adaptar el software a diferentes normativas internacionales de manera nativa. Sin embargo, su estructura suele ser sumamente compleja y requiere una infraestructura de soporte técnica dedicada debido a la densidad de sus funciones, las cuales en ocasiones exceden los requerimientos de procesos locales simplificados.</w:t>
-      </w:r>
+        <w:jc w:val="both"/>
+      </w:pPr>
     </w:p>
     <w:p>
       <w:pPr>
@@ -9884,8 +10455,31 @@
         <w:spacing w:before="0" w:after="0"/>
       </w:pPr>
       <w:r>
-        <w:lastRenderedPageBreak/>
-        <w:t>Siemens Opcenter Execution Pharma (MES)</w:t>
+        <w:t xml:space="preserve">Siemens </w:t>
+      </w:r>
+      <w:proofErr w:type="spellStart"/>
+      <w:r>
+        <w:t>Opcenter</w:t>
+      </w:r>
+      <w:proofErr w:type="spellEnd"/>
+      <w:r>
+        <w:t xml:space="preserve"> </w:t>
+      </w:r>
+      <w:proofErr w:type="spellStart"/>
+      <w:r>
+        <w:t>Execution</w:t>
+      </w:r>
+      <w:proofErr w:type="spellEnd"/>
+      <w:r>
+        <w:t xml:space="preserve"> </w:t>
+      </w:r>
+      <w:proofErr w:type="spellStart"/>
+      <w:r>
+        <w:t>Pharma</w:t>
+      </w:r>
+      <w:proofErr w:type="spellEnd"/>
+      <w:r>
+        <w:t xml:space="preserve"> (MES)</w:t>
       </w:r>
     </w:p>
     <w:p/>
@@ -9894,28 +10488,7 @@
         <w:jc w:val="both"/>
       </w:pPr>
       <w:r>
-        <w:t>Como parte de los sistemas de ejecución de manufactura (MES), la solución de Siemens está orientada a la digitalización completa de la planta de producción, eliminando los registros en papel mediante el uso de registros electrónicos de lotes (Electronic Batch Records).</w:t>
-      </w:r>
-    </w:p>
-    <w:p>
-      <w:pPr>
-        <w:jc w:val="both"/>
-      </w:pPr>
-    </w:p>
-    <w:p>
-      <w:pPr>
-        <w:pStyle w:val="Prrafodelista"/>
-        <w:numPr>
-          <w:ilvl w:val="0"/>
-          <w:numId w:val="27"/>
-        </w:numPr>
-        <w:jc w:val="both"/>
-      </w:pPr>
-      <w:r>
-        <w:t>Capacidades Técnicas: El sistema garantiza una trazabilidad de extremo a extremo, vinculando cada unidad de producto con sus condiciones de fabricación y almacenamiento.</w:t>
-      </w:r>
-      <w:r>
-        <w:t xml:space="preserve"> </w:t>
+        <w:t xml:space="preserve">Como lo menciona </w:t>
       </w:r>
       <w:sdt>
         <w:sdtPr>
@@ -9944,31 +10517,61 @@
         </w:sdtContent>
       </w:sdt>
       <w:r>
-        <w:t>.</w:t>
-      </w:r>
-    </w:p>
-    <w:p>
-      <w:pPr>
-        <w:pStyle w:val="Prrafodelista"/>
-        <w:numPr>
-          <w:ilvl w:val="0"/>
-          <w:numId w:val="27"/>
-        </w:numPr>
-        <w:jc w:val="both"/>
-      </w:pPr>
-      <w:r>
-        <w:t>Consideraciones de Implementación: El ecosistema de Siemens destaca por su alta confiabilidad y su alineación con los principios de Industria 4.0. No obstante, al ser una solución integral de manufactura, su despliegue suele implicar una inversión significativa de tiempo y recursos financieros, lo que puede limitar su agilidad en departamentos que buscan soluciones de nicho.</w:t>
-      </w:r>
-    </w:p>
-    <w:p/>
-    <w:p/>
+        <w:t xml:space="preserve">, </w:t>
+      </w:r>
+      <w:r>
+        <w:t xml:space="preserve">los sistemas de ejecución de manufactura (MES), </w:t>
+      </w:r>
+      <w:r>
+        <w:t xml:space="preserve">como </w:t>
+      </w:r>
+      <w:r>
+        <w:t xml:space="preserve">la solución de Siemens está orientada a la digitalización completa de la planta de producción, eliminando los registros en papel mediante el uso de registros electrónicos de lotes (Electronic </w:t>
+      </w:r>
+      <w:proofErr w:type="spellStart"/>
+      <w:r>
+        <w:t>Batch</w:t>
+      </w:r>
+      <w:proofErr w:type="spellEnd"/>
+      <w:r>
+        <w:t xml:space="preserve"> </w:t>
+      </w:r>
+      <w:proofErr w:type="spellStart"/>
+      <w:r>
+        <w:t>Records</w:t>
+      </w:r>
+      <w:proofErr w:type="spellEnd"/>
+      <w:r>
+        <w:t>).</w:t>
+      </w:r>
+    </w:p>
+    <w:p>
+      <w:pPr>
+        <w:jc w:val="both"/>
+      </w:pPr>
+    </w:p>
+    <w:p>
+      <w:pPr>
+        <w:jc w:val="both"/>
+      </w:pPr>
+      <w:r>
+        <w:t>Garantiza una trazabilidad de extremo a extremo, vinculando cada producto con sus condiciones de fabricación y almacenamiento. Además, destaca por su alta confiabilidad y alineación con los principios de Industria 4.0.</w:t>
+      </w:r>
+      <w:r>
+        <w:t xml:space="preserve"> </w:t>
+      </w:r>
+      <w:r>
+        <w:t>Como desventaja, su implementación requiere una inversión considerable de tiempo y recursos, lo que puede limitar su adopción en áreas que buscan soluciones más específicas o ágiles.</w:t>
+      </w:r>
+    </w:p>
     <w:p>
       <w:pPr>
         <w:pStyle w:val="Ttulo2"/>
         <w:spacing w:line="360" w:lineRule="auto"/>
       </w:pPr>
-      <w:bookmarkStart w:id="23" w:name="_Toc225436429"/>
-      <w:r>
+      <w:bookmarkStart w:id="23" w:name="_Toc226396726"/>
+      <w:r>
+        <w:lastRenderedPageBreak/>
         <w:t>P</w:t>
       </w:r>
       <w:r>
@@ -10044,14 +10647,18 @@
         <w:pStyle w:val="Ttulo3"/>
         <w:rPr>
           <w:rFonts w:eastAsia="Arial"/>
-        </w:rPr>
-      </w:pPr>
+          <w:highlight w:val="yellow"/>
+        </w:rPr>
+      </w:pPr>
+      <w:bookmarkStart w:id="24" w:name="_Toc226396727"/>
       <w:r>
         <w:rPr>
           <w:rFonts w:eastAsia="Arial"/>
+          <w:highlight w:val="yellow"/>
         </w:rPr>
         <w:t>Metodología</w:t>
       </w:r>
+      <w:bookmarkEnd w:id="24"/>
     </w:p>
     <w:p/>
     <w:p>
@@ -10059,39 +10666,268 @@
         <w:jc w:val="both"/>
       </w:pPr>
       <w:r>
-        <w:t xml:space="preserve">Dado que el sistema desarrollado se encuentra dentro de un entorno regulado, donde es necesario asegurar la calidad, trazabilidad y cumplimiento normativo, la </w:t>
-      </w:r>
-      <w:r>
+        <w:t xml:space="preserve">Dado que el sistema desarrollado se encuentra dentro de un entorno regulado, donde es necesario asegurar la calidad, trazabilidad y cumplimiento normativo, la metodología seleccionada se basa en una combinación del Modelo en V y el marco ágil Scrum, alineándose con las buenas prácticas establecidas en la guía GAMP 5 (Good </w:t>
+      </w:r>
+      <w:proofErr w:type="spellStart"/>
+      <w:r>
+        <w:t>Automated</w:t>
+      </w:r>
+      <w:proofErr w:type="spellEnd"/>
+      <w:r>
+        <w:t xml:space="preserve"> </w:t>
+      </w:r>
+      <w:proofErr w:type="spellStart"/>
+      <w:r>
+        <w:t>Manufacturing</w:t>
+      </w:r>
+      <w:proofErr w:type="spellEnd"/>
+      <w:r>
+        <w:t xml:space="preserve"> </w:t>
+      </w:r>
+      <w:proofErr w:type="spellStart"/>
+      <w:r>
+        <w:t>Practice</w:t>
+      </w:r>
+      <w:proofErr w:type="spellEnd"/>
+      <w:r>
+        <w:t>).</w:t>
+      </w:r>
+    </w:p>
+    <w:p>
+      <w:pPr>
+        <w:jc w:val="both"/>
+      </w:pPr>
+    </w:p>
+    <w:p>
+      <w:pPr>
+        <w:jc w:val="both"/>
+      </w:pPr>
+      <w:r>
+        <w:t>El Modelo en V se adopta como estructura principal debido a su enfoque en la validación y verificación en cada etapa del ciclo de vida del sistema. Este modelo permite garantizar que cada fase de desarrollo (requisitos, diseño, implementación) tenga su correspondiente fase de prueba (pruebas de aceptación, pruebas de sistema, pruebas de integración), lo cual es fundamental en sistemas regulados como los utilizados en la industria farmacéutica.</w:t>
+      </w:r>
+    </w:p>
+    <w:p>
+      <w:pPr>
+        <w:jc w:val="both"/>
+      </w:pPr>
+    </w:p>
+    <w:p>
+      <w:pPr>
+        <w:jc w:val="both"/>
+      </w:pPr>
+      <w:r>
+        <w:t>Por otro lado, se incorpora Scrum como metodología ágil complementaria, con el objetivo de permitir una entrega incremental y continua de funcionalidades, así como una rápida adaptación a cambios en los requerimientos del usuario o del entorno operativo.</w:t>
+      </w:r>
+      <w:r>
+        <w:t xml:space="preserve"> </w:t>
+      </w:r>
+    </w:p>
+    <w:p>
+      <w:pPr>
+        <w:jc w:val="both"/>
+      </w:pPr>
+    </w:p>
+    <w:p>
+      <w:pPr>
+        <w:jc w:val="both"/>
+      </w:pPr>
+    </w:p>
+    <w:p>
+      <w:pPr>
+        <w:pStyle w:val="Ttulo3"/>
+        <w:rPr>
+          <w:rFonts w:eastAsia="Arial"/>
+        </w:rPr>
+      </w:pPr>
+      <w:bookmarkStart w:id="25" w:name="_Toc226396728"/>
+      <w:r>
+        <w:rPr>
+          <w:rFonts w:eastAsia="Arial"/>
+        </w:rPr>
         <w:lastRenderedPageBreak/>
-        <w:t>metodología seleccionada se basa en una combinación del Modelo en V y el marco ágil Scrum, alineándose con las buenas prácticas establecidas en la guía GAMP 5 (Good Automated Manufacturing Practice).</w:t>
-      </w:r>
-    </w:p>
-    <w:p>
-      <w:pPr>
-        <w:jc w:val="both"/>
-      </w:pPr>
-    </w:p>
-    <w:p>
-      <w:pPr>
-        <w:jc w:val="both"/>
-      </w:pPr>
-      <w:r>
-        <w:t>El Modelo en V se adopta como estructura principal debido a su enfoque en la validación y verificación en cada etapa del ciclo de vida del sistema. Este modelo permite garantizar que cada fase de desarrollo (requisitos, diseño, implementación) tenga su correspondiente fase de prueba (pruebas de aceptación, pruebas de sistema, pruebas de integración), lo cual es fundamental en sistemas regulados como los utilizados en la industria farmacéutica.</w:t>
-      </w:r>
-    </w:p>
-    <w:p>
-      <w:pPr>
-        <w:jc w:val="both"/>
-      </w:pPr>
-    </w:p>
-    <w:p>
-      <w:pPr>
-        <w:jc w:val="both"/>
-      </w:pPr>
-      <w:r>
-        <w:t>Por otro lado, se incorpora Scrum como metodología ágil complementaria, con el objetivo de permitir una entrega incremental y continua de funcionalidades, así como una rápida adaptación a cambios en los requerimientos del usuario o del entorno operativo.</w:t>
-      </w:r>
-      <w:r>
+        <w:t>Back</w:t>
+      </w:r>
+      <w:r>
+        <w:rPr>
+          <w:rFonts w:eastAsia="Arial"/>
+        </w:rPr>
+        <w:t>end</w:t>
+      </w:r>
+      <w:bookmarkEnd w:id="25"/>
+    </w:p>
+    <w:p/>
+    <w:p>
+      <w:pPr>
+        <w:jc w:val="both"/>
+      </w:pPr>
+      <w:r>
+        <w:t xml:space="preserve">Se seleccionó .NET Framework como tecnología para el desarrollo del </w:t>
+      </w:r>
+      <w:proofErr w:type="spellStart"/>
+      <w:r>
+        <w:t>backend</w:t>
+      </w:r>
+      <w:proofErr w:type="spellEnd"/>
+      <w:r>
+        <w:t xml:space="preserve"> debido a que forma parte del estándar corporativo de la organización, lo cual garantiza compatibilidad, soporte institucional y una integración directa con la infraestructura existente, incluyendo servidores, servicios internos y mecanismos de autenticación como Active </w:t>
+      </w:r>
+      <w:proofErr w:type="spellStart"/>
+      <w:r>
+        <w:t>Directory</w:t>
+      </w:r>
+      <w:proofErr w:type="spellEnd"/>
+      <w:r>
+        <w:t>.</w:t>
+      </w:r>
+    </w:p>
+    <w:p>
+      <w:pPr>
+        <w:jc w:val="both"/>
+      </w:pPr>
+    </w:p>
+    <w:p>
+      <w:pPr>
+        <w:jc w:val="both"/>
+      </w:pPr>
+      <w:r>
+        <w:t xml:space="preserve">Desde el punto de vista técnico, .NET Framework ofrece un entorno robusto, seguro y altamente probado en entornos empresariales, lo que lo convierte en una opción adecuada para sistemas críticos dentro de la industria farmacéutica. </w:t>
+      </w:r>
+    </w:p>
+    <w:p>
+      <w:pPr>
+        <w:jc w:val="both"/>
+      </w:pPr>
+    </w:p>
+    <w:p>
+      <w:pPr>
+        <w:jc w:val="both"/>
+      </w:pPr>
+      <w:r>
+        <w:t>Su arquitectura permite implementar de manera eficiente la lógica de negocio, así como manejar transacciones de forma controlada, asegurando la integridad de los datos en todo momento.</w:t>
+      </w:r>
+    </w:p>
+    <w:p>
+      <w:pPr>
+        <w:jc w:val="both"/>
+      </w:pPr>
+    </w:p>
+    <w:p>
+      <w:pPr>
+        <w:pStyle w:val="Ttulo3"/>
+        <w:rPr>
+          <w:rFonts w:eastAsia="Arial"/>
+        </w:rPr>
+      </w:pPr>
+      <w:bookmarkStart w:id="26" w:name="_Toc226396729"/>
+      <w:proofErr w:type="spellStart"/>
+      <w:r>
+        <w:rPr>
+          <w:rFonts w:eastAsia="Arial"/>
+        </w:rPr>
+        <w:t>Front</w:t>
+      </w:r>
+      <w:r>
+        <w:rPr>
+          <w:rFonts w:eastAsia="Arial"/>
+        </w:rPr>
+        <w:t>end</w:t>
+      </w:r>
+      <w:bookmarkEnd w:id="26"/>
+      <w:proofErr w:type="spellEnd"/>
+    </w:p>
+    <w:p/>
+    <w:p>
+      <w:pPr>
+        <w:jc w:val="both"/>
+      </w:pPr>
+      <w:r>
+        <w:t xml:space="preserve">Se seleccionó </w:t>
+      </w:r>
+      <w:proofErr w:type="spellStart"/>
+      <w:r>
+        <w:t>React</w:t>
+      </w:r>
+      <w:proofErr w:type="spellEnd"/>
+      <w:r>
+        <w:t xml:space="preserve"> como biblioteca principal para el desarrollo del </w:t>
+      </w:r>
+      <w:proofErr w:type="spellStart"/>
+      <w:r>
+        <w:t>frontend</w:t>
+      </w:r>
+      <w:proofErr w:type="spellEnd"/>
+      <w:r>
+        <w:t xml:space="preserve"> debido a su capacidad para construir interfaces de usuario dinámicas, reactivas y altamente eficientes, lo cual resulta fundamental en entornos operativos donde la interacción en tiempo real es crítica.</w:t>
+      </w:r>
+    </w:p>
+    <w:p>
+      <w:pPr>
+        <w:jc w:val="both"/>
+      </w:pPr>
+    </w:p>
+    <w:p>
+      <w:pPr>
+        <w:jc w:val="both"/>
+      </w:pPr>
+      <w:r>
+        <w:t xml:space="preserve">En el contexto del sistema </w:t>
+      </w:r>
+      <w:r>
+        <w:t>a construir</w:t>
+      </w:r>
+      <w:r>
+        <w:t xml:space="preserve">, </w:t>
+      </w:r>
+      <w:proofErr w:type="spellStart"/>
+      <w:r>
+        <w:t>React</w:t>
+      </w:r>
+      <w:proofErr w:type="spellEnd"/>
+      <w:r>
+        <w:t xml:space="preserve"> permite implementar flujos de trabajo optimizados para el personal de calidad, como el escaneo de códigos QR, la visualización inmediata de resultados y la actualización de información sin necesidad de recargar la página. </w:t>
+      </w:r>
+    </w:p>
+    <w:p>
+      <w:pPr>
+        <w:jc w:val="both"/>
+      </w:pPr>
+    </w:p>
+    <w:p>
+      <w:pPr>
+        <w:jc w:val="both"/>
+      </w:pPr>
+      <w:r>
+        <w:t xml:space="preserve">En conjunto, la elección de </w:t>
+      </w:r>
+      <w:proofErr w:type="spellStart"/>
+      <w:r>
+        <w:t>React</w:t>
+      </w:r>
+      <w:proofErr w:type="spellEnd"/>
+      <w:r>
+        <w:t xml:space="preserve"> permite desarrollar una interfaz moderna, eficiente y alineada con las necesidades del entorno operativo, manteniendo al mismo tiempo la flexibilidad necesaria para cumplir con los requerimientos de un sistema regulado bajo lineamientos como GAMP 5.</w:t>
+      </w:r>
+    </w:p>
+    <w:p>
+      <w:pPr>
+        <w:pStyle w:val="Ttulo3"/>
+        <w:rPr>
+          <w:rFonts w:eastAsia="Arial"/>
+        </w:rPr>
+      </w:pPr>
+      <w:bookmarkStart w:id="27" w:name="_Toc226396730"/>
+      <w:r>
+        <w:rPr>
+          <w:rFonts w:eastAsia="Arial"/>
+        </w:rPr>
+        <w:lastRenderedPageBreak/>
+        <w:t>Base de datos</w:t>
+      </w:r>
+      <w:bookmarkEnd w:id="27"/>
+      <w:r>
+        <w:rPr>
+          <w:rFonts w:eastAsia="Arial"/>
+        </w:rPr>
         <w:t xml:space="preserve"> </w:t>
       </w:r>
     </w:p>
@@ -10102,16 +10938,77 @@
     </w:p>
     <w:p>
       <w:pPr>
+        <w:jc w:val="both"/>
+      </w:pPr>
+      <w:r>
+        <w:t xml:space="preserve">Se seleccionó Microsoft SQL Server como sistema gestor de base de datos debido a su robustez, confiabilidad y amplia adopción en entornos empresariales, especialmente en organizaciones que ya utilizan tecnologías del ecosistema Microsoft, como .NET Framework y Active </w:t>
+      </w:r>
+      <w:proofErr w:type="spellStart"/>
+      <w:r>
+        <w:t>Directory</w:t>
+      </w:r>
+      <w:proofErr w:type="spellEnd"/>
+      <w:r>
+        <w:t>. Una de las principales ventajas de SQL Server es su capacidad para garantizar la integridad y consistencia de los datos mediante el uso de transacciones ACID, lo cual es fundamental en sistemas críticos como el de gestión de muestras de retención. Esto asegura que operaciones como el registro de muestras, almacenamiento de cajas y firmas electrónicas se realicen de manera segura y sin pérdida de información.</w:t>
+      </w:r>
+    </w:p>
+    <w:p>
+      <w:pPr>
+        <w:jc w:val="both"/>
+      </w:pPr>
+    </w:p>
+    <w:p>
+      <w:pPr>
+        <w:jc w:val="both"/>
+      </w:pPr>
+      <w:r>
+        <w:t xml:space="preserve">Asimismo, SQL Server ofrece mecanismos avanzados de seguridad, incluyendo autenticación integrada con Active </w:t>
+      </w:r>
+      <w:proofErr w:type="spellStart"/>
+      <w:r>
+        <w:t>Directory</w:t>
+      </w:r>
+      <w:proofErr w:type="spellEnd"/>
+      <w:r>
+        <w:t>, control de accesos por roles y auditoría de operaciones. Estas características permiten cumplir con los requisitos de trazabilidad y control establecidos en normativas regulatorias y en lineamientos como GAMP 5.</w:t>
+      </w:r>
+    </w:p>
+    <w:p>
+      <w:pPr>
+        <w:jc w:val="both"/>
+      </w:pPr>
+    </w:p>
+    <w:p>
+      <w:pPr>
+        <w:jc w:val="both"/>
+      </w:pPr>
+      <w:r>
+        <w:t>Finalmente, su integración nativa con .NET Framework simplifica el desarrollo y mantenimiento del sistema, permitiendo una comunicación eficiente entre la capa de aplicación y la base de datos.</w:t>
+      </w:r>
+    </w:p>
+    <w:p>
+      <w:pPr>
+        <w:jc w:val="both"/>
+      </w:pPr>
+    </w:p>
+    <w:p/>
+    <w:p>
+      <w:pPr>
         <w:pStyle w:val="Ttulo3"/>
         <w:rPr>
           <w:rFonts w:eastAsia="Arial"/>
         </w:rPr>
       </w:pPr>
+      <w:bookmarkStart w:id="28" w:name="_Toc226396731"/>
+      <w:r>
+        <w:t>Seguridad</w:t>
+      </w:r>
+      <w:bookmarkEnd w:id="28"/>
       <w:r>
         <w:rPr>
           <w:rFonts w:eastAsia="Arial"/>
         </w:rPr>
-        <w:t xml:space="preserve">Back </w:t>
+        <w:t xml:space="preserve"> </w:t>
       </w:r>
     </w:p>
     <w:p/>
@@ -10120,33 +11017,146 @@
         <w:jc w:val="both"/>
       </w:pPr>
       <w:r>
-        <w:t>Se seleccionó .NET Framework como tecnología para el desarrollo del backend debido a que forma parte del estándar corporativo de la organización, lo cual garantiza compatibilidad, soporte institucional y una integración directa con la infraestructura existente, incluyendo servidores, servicios internos y mecanismos de autenticación como Active Directory.</w:t>
-      </w:r>
-    </w:p>
-    <w:p>
-      <w:pPr>
-        <w:jc w:val="both"/>
-      </w:pPr>
-    </w:p>
-    <w:p>
-      <w:pPr>
-        <w:jc w:val="both"/>
-      </w:pPr>
-      <w:r>
-        <w:t xml:space="preserve">Desde el punto de vista técnico, .NET Framework ofrece un entorno robusto, seguro y altamente probado en entornos empresariales, lo que lo convierte en una opción adecuada para sistemas críticos dentro de la industria farmacéutica. </w:t>
-      </w:r>
-    </w:p>
-    <w:p>
-      <w:pPr>
-        <w:jc w:val="both"/>
-      </w:pPr>
-    </w:p>
-    <w:p>
-      <w:pPr>
-        <w:jc w:val="both"/>
-      </w:pPr>
-      <w:r>
-        <w:t>Su arquitectura permite implementar de manera eficiente la lógica de negocio, así como manejar transacciones de forma controlada, asegurando la integridad de los datos en todo momento.</w:t>
+        <w:t>Como parte de la propuesta de solución del sistema, se contempla la implementación de un modelo de seguridad integral que garantice la protección de la información, el control de accesos y la trazabilidad de las operaciones, en cumplimiento con las buenas prácticas establecidas en GAMP 5 y lineamientos de sistemas regulados.</w:t>
+      </w:r>
+    </w:p>
+    <w:p>
+      <w:pPr>
+        <w:jc w:val="both"/>
+      </w:pPr>
+    </w:p>
+    <w:p>
+      <w:pPr>
+        <w:jc w:val="both"/>
+      </w:pPr>
+      <w:r>
+        <w:t xml:space="preserve">En primer lugar, se propone un esquema de autenticación centralizada, basado en la integración con Active </w:t>
+      </w:r>
+      <w:proofErr w:type="spellStart"/>
+      <w:r>
+        <w:t>Directory</w:t>
+      </w:r>
+      <w:proofErr w:type="spellEnd"/>
+      <w:r>
+        <w:t xml:space="preserve">, permitiendo validar la identidad de los usuarios </w:t>
+      </w:r>
+      <w:r>
+        <w:lastRenderedPageBreak/>
+        <w:t>mediante las credenciales corporativas. Este enfoque asegura que únicamente personal autorizado tenga acceso al sistema, alineándose con las políticas de seguridad de la organización.</w:t>
+      </w:r>
+    </w:p>
+    <w:p>
+      <w:pPr>
+        <w:jc w:val="both"/>
+      </w:pPr>
+    </w:p>
+    <w:p>
+      <w:pPr>
+        <w:jc w:val="both"/>
+      </w:pPr>
+      <w:r>
+        <w:t>Adicionalmente, se implementará un mecanismo de autorización basado en roles, mediante el cual se definirán distintos perfiles de usuario (como administrador, supervisor y operador), cada uno con permisos específicos sobre las funcionalidades del sistema. Esto permitirá restringir el acceso a operaciones críticas y asegurar que cada usuario solo pueda ejecutar acciones acordes a sus responsabilidades.</w:t>
+      </w:r>
+    </w:p>
+    <w:p>
+      <w:pPr>
+        <w:jc w:val="both"/>
+      </w:pPr>
+    </w:p>
+    <w:p>
+      <w:pPr>
+        <w:jc w:val="both"/>
+      </w:pPr>
+      <w:r>
+        <w:t xml:space="preserve">Para proteger la comunicación entre el </w:t>
+      </w:r>
+      <w:proofErr w:type="spellStart"/>
+      <w:r>
+        <w:t>frontend</w:t>
+      </w:r>
+      <w:proofErr w:type="spellEnd"/>
+      <w:r>
+        <w:t xml:space="preserve"> y el </w:t>
+      </w:r>
+      <w:proofErr w:type="spellStart"/>
+      <w:r>
+        <w:t>backend</w:t>
+      </w:r>
+      <w:proofErr w:type="spellEnd"/>
+      <w:r>
+        <w:t>, se propone el uso de tokens de autenticación (JWT), los cuales serán generados tras el inicio de sesión y enviados en cada solicitud a la API. Este mecanismo permitirá validar la sesión del usuario de manera segura y eficiente, evitando accesos no autorizados.</w:t>
+      </w:r>
+    </w:p>
+    <w:p>
+      <w:pPr>
+        <w:jc w:val="both"/>
+      </w:pPr>
+    </w:p>
+    <w:p>
+      <w:pPr>
+        <w:jc w:val="both"/>
+      </w:pPr>
+      <w:r>
+        <w:t>En cuanto a la gestión de datos, se plantea el uso de identificadores únicos globales (GUID) para cada entidad del sistema, con el fin de evitar duplicidades y reducir la posibilidad de manipulación de registros. Asimismo, se garantizará la integridad de la información mediante el uso de transacciones en la base de datos.</w:t>
+      </w:r>
+    </w:p>
+    <w:p>
+      <w:pPr>
+        <w:jc w:val="both"/>
+      </w:pPr>
+    </w:p>
+    <w:p>
+      <w:pPr>
+        <w:jc w:val="both"/>
+      </w:pPr>
+      <w:r>
+        <w:t>Un componente clave de la seguridad propuesta es la implementación de firmas electrónicas para operaciones críticas, como la validación de registros o el almacenamiento de muestras. Para ejecutar estas acciones, el usuario deberá reingresar sus credenciales, las cuales serán verificadas nuevamente contra el sistema de autenticación. Esto permitirá asegurar la autenticidad de las operaciones y cumplir con principios de no repudio.</w:t>
+      </w:r>
+    </w:p>
+    <w:p>
+      <w:pPr>
+        <w:jc w:val="both"/>
+      </w:pPr>
+    </w:p>
+    <w:p>
+      <w:pPr>
+        <w:jc w:val="both"/>
+      </w:pPr>
+      <w:r>
+        <w:t xml:space="preserve">De igual manera, se contempla la implementación de un Audit Trail, en el cual se registrarán todas las acciones relevantes realizadas en el sistema, incluyendo información como el usuario, la fecha, la hora y la operación ejecutada. Este registro </w:t>
+      </w:r>
+      <w:r>
+        <w:lastRenderedPageBreak/>
+        <w:t>permitirá mantener una trazabilidad completa de los procesos, facilitando auditorías y asegurando el cumplimiento de los requisitos regulatorios.</w:t>
+      </w:r>
+    </w:p>
+    <w:p>
+      <w:pPr>
+        <w:jc w:val="both"/>
+      </w:pPr>
+    </w:p>
+    <w:p>
+      <w:pPr>
+        <w:jc w:val="both"/>
+      </w:pPr>
+      <w:r>
+        <w:t xml:space="preserve">Finalmente, se establecerán mecanismos de control y validación en cada capa del sistema, asegurando que tanto el </w:t>
+      </w:r>
+      <w:proofErr w:type="spellStart"/>
+      <w:r>
+        <w:t>frontend</w:t>
+      </w:r>
+      <w:proofErr w:type="spellEnd"/>
+      <w:r>
+        <w:t xml:space="preserve"> como el </w:t>
+      </w:r>
+      <w:proofErr w:type="spellStart"/>
+      <w:r>
+        <w:t>backend</w:t>
+      </w:r>
+      <w:proofErr w:type="spellEnd"/>
+      <w:r>
+        <w:t xml:space="preserve"> contribuyan a la protección de la información y a la correcta ejecución de los procesos. En conjunto, esta propuesta de seguridad busca garantizar un sistema confiable, trazable y alineado con las exigencias de entornos regulados, asegurando la integridad de los datos y la correcta identificación de los usuarios en cada operación.</w:t>
       </w:r>
     </w:p>
     <w:p>
@@ -10156,383 +11166,153 @@
           <w:rFonts w:eastAsia="Arial"/>
         </w:rPr>
       </w:pPr>
+      <w:bookmarkStart w:id="29" w:name="_Toc226396732"/>
       <w:r>
         <w:rPr>
           <w:rFonts w:eastAsia="Arial"/>
         </w:rPr>
+        <w:t>Pruebas</w:t>
+      </w:r>
+      <w:bookmarkEnd w:id="29"/>
+    </w:p>
+    <w:p>
+      <w:pPr>
+        <w:jc w:val="both"/>
+        <w:rPr>
+          <w:rFonts w:eastAsia="Arial" w:cs="Arial"/>
+          <w:color w:val="000000" w:themeColor="text1"/>
+          <w:szCs w:val="24"/>
+        </w:rPr>
+      </w:pPr>
+    </w:p>
+    <w:p>
+      <w:pPr>
+        <w:jc w:val="both"/>
+      </w:pPr>
+      <w:r>
+        <w:t>Se plantea la implementación de una estrategia de pruebas estructurada y basada en riesgo, alineada con los lineamientos de GAMP 5, con el objetivo de garantizar la calidad, confiabilidad y cumplimiento regulatorio del sistema.</w:t>
+      </w:r>
+    </w:p>
+    <w:p>
+      <w:pPr>
+        <w:jc w:val="both"/>
+      </w:pPr>
+      <w:r>
+        <w:t>La estrategia de pruebas se diseñará en concordancia con el Modelo en V, estableciendo una relación directa entre las fases de desarrollo y sus correspondientes niveles de validación. De esta manera, cada requerimiento definido será verificado mediante pruebas específicas, asegurando la trazabilidad desde su definición hasta su validación final.</w:t>
+      </w:r>
+    </w:p>
+    <w:p>
+      <w:pPr>
+        <w:jc w:val="both"/>
+      </w:pPr>
+    </w:p>
+    <w:p>
+      <w:pPr>
+        <w:jc w:val="both"/>
+      </w:pPr>
+      <w:r>
+        <w:t xml:space="preserve">En primer lugar, se propone la realización de pruebas unitarias, enfocadas en validar el correcto funcionamiento de componentes individuales del sistema, especialmente en la lógica de negocio del </w:t>
+      </w:r>
+      <w:proofErr w:type="spellStart"/>
+      <w:r>
+        <w:t>backend</w:t>
+      </w:r>
+      <w:proofErr w:type="spellEnd"/>
+      <w:r>
+        <w:t>. Estas pruebas permitirán identificar errores de manera temprana y reducir el impacto de fallos en etapas posteriores del desarrollo.</w:t>
+      </w:r>
+    </w:p>
+    <w:p>
+      <w:pPr>
+        <w:jc w:val="both"/>
+      </w:pPr>
+      <w:r>
+        <w:t xml:space="preserve">Posteriormente, se contemplan pruebas de integración, cuyo objetivo será verificar la correcta interacción entre los distintos componentes del sistema, incluyendo el </w:t>
+      </w:r>
+      <w:proofErr w:type="spellStart"/>
+      <w:r>
+        <w:t>frontend</w:t>
+      </w:r>
+      <w:proofErr w:type="spellEnd"/>
+      <w:r>
+        <w:t xml:space="preserve">, el </w:t>
+      </w:r>
+      <w:proofErr w:type="spellStart"/>
+      <w:r>
+        <w:t>backend</w:t>
+      </w:r>
+      <w:proofErr w:type="spellEnd"/>
+      <w:r>
+        <w:t xml:space="preserve"> y la base de datos. Estas pruebas permitirán asegurar que los flujos de información se ejecuten de manera consistente, particularmente en procesos críticos como el registro de muestras, el escaneo de códigos QR y el almacenamiento de cajas.</w:t>
+      </w:r>
+    </w:p>
+    <w:p>
+      <w:pPr>
+        <w:jc w:val="both"/>
+      </w:pPr>
+    </w:p>
+    <w:p>
+      <w:pPr>
+        <w:jc w:val="both"/>
+      </w:pPr>
+      <w:r>
         <w:lastRenderedPageBreak/>
-        <w:t>Front</w:t>
-      </w:r>
-      <w:r>
-        <w:rPr>
-          <w:rFonts w:eastAsia="Arial"/>
-        </w:rPr>
-        <w:t>end</w:t>
-      </w:r>
-    </w:p>
-    <w:p/>
-    <w:p>
-      <w:pPr>
-        <w:jc w:val="both"/>
-      </w:pPr>
-      <w:r>
-        <w:t>Se seleccionó React como biblioteca principal para el desarrollo del frontend debido a su capacidad para construir interfaces de usuario dinámicas, reactivas y altamente eficientes, lo cual resulta fundamental en entornos operativos donde la interacción en tiempo real es crítica.</w:t>
-      </w:r>
-    </w:p>
-    <w:p>
-      <w:pPr>
-        <w:jc w:val="both"/>
-      </w:pPr>
-    </w:p>
-    <w:p>
-      <w:pPr>
-        <w:jc w:val="both"/>
-      </w:pPr>
-      <w:r>
-        <w:t>Una de las principales ventajas de React es su enfoque basado en componentes reutilizables, lo que permite desarrollar interfaces modulares, mantenibles y escalables. Esto facilita la evolución del sistema conforme se incorporen nuevos requerimientos, sin comprometer la estabilidad de las funcionalidades existentes.</w:t>
-      </w:r>
-    </w:p>
-    <w:p>
-      <w:pPr>
-        <w:jc w:val="both"/>
-      </w:pPr>
-      <w:r>
-        <w:t>En el contexto del sistema RESS, React permite implementar flujos de trabajo optimizados para el personal de calidad, como el escaneo de códigos QR, la visualización inmediata de resultados y la actualización de información sin necesidad de recargar la página. Esto se traduce en una mejora significativa en la eficiencia operativa dentro de áreas como almacén o bodega, reduciendo tiempos de espera y minimizando errores humanos.</w:t>
-      </w:r>
-    </w:p>
-    <w:p>
-      <w:pPr>
-        <w:jc w:val="both"/>
-      </w:pPr>
-    </w:p>
-    <w:p>
-      <w:pPr>
-        <w:jc w:val="both"/>
-      </w:pPr>
-      <w:r>
-        <w:t>En conjunto, la elección de React permite desarrollar una interfaz moderna, eficiente y alineada con las necesidades del entorno operativo, manteniendo al mismo tiempo la flexibilidad necesaria para cumplir con los requerimientos de un sistema regulado bajo lineamientos como GAMP 5.</w:t>
-      </w:r>
-    </w:p>
-    <w:p>
-      <w:pPr>
-        <w:jc w:val="both"/>
-      </w:pPr>
-    </w:p>
-    <w:p>
-      <w:pPr>
-        <w:jc w:val="both"/>
-      </w:pPr>
-    </w:p>
-    <w:p>
-      <w:pPr>
-        <w:pStyle w:val="Ttulo3"/>
-        <w:rPr>
-          <w:rFonts w:eastAsia="Arial"/>
-        </w:rPr>
-      </w:pPr>
-      <w:r>
-        <w:rPr>
-          <w:rFonts w:eastAsia="Arial"/>
-        </w:rPr>
-        <w:t xml:space="preserve">Base de datos </w:t>
-      </w:r>
-    </w:p>
-    <w:p>
-      <w:pPr>
-        <w:jc w:val="both"/>
-      </w:pPr>
-    </w:p>
-    <w:p>
-      <w:pPr>
-        <w:jc w:val="both"/>
-      </w:pPr>
-      <w:r>
-        <w:t xml:space="preserve">Se seleccionó Microsoft SQL Server como sistema gestor de base de datos debido a su robustez, confiabilidad y amplia adopción en entornos empresariales, especialmente en organizaciones que ya utilizan tecnologías del ecosistema Microsoft, como .NET Framework y Active Directory. Una de las principales ventajas de SQL Server es su capacidad para garantizar la integridad y consistencia de los datos mediante el uso de transacciones ACID, lo cual es fundamental en sistemas críticos </w:t>
-      </w:r>
-      <w:r>
-        <w:lastRenderedPageBreak/>
-        <w:t>como el de gestión de muestras de retención. Esto asegura que operaciones como el registro de muestras, almacenamiento de cajas y firmas electrónicas se realicen de manera segura y sin pérdida de información.</w:t>
-      </w:r>
-    </w:p>
-    <w:p>
-      <w:pPr>
-        <w:jc w:val="both"/>
-      </w:pPr>
-    </w:p>
-    <w:p>
-      <w:pPr>
-        <w:jc w:val="both"/>
-      </w:pPr>
-      <w:r>
-        <w:t>Asimismo, SQL Server ofrece mecanismos avanzados de seguridad, incluyendo autenticación integrada con Active Directory, control de accesos por roles y auditoría de operaciones. Estas características permiten cumplir con los requisitos de trazabilidad y control establecidos en normativas regulatorias y en lineamientos como GAMP 5.</w:t>
-      </w:r>
-    </w:p>
-    <w:p>
-      <w:pPr>
-        <w:jc w:val="both"/>
-      </w:pPr>
-    </w:p>
-    <w:p>
-      <w:pPr>
-        <w:jc w:val="both"/>
-      </w:pPr>
-      <w:r>
-        <w:t>Finalmente, su integración nativa con .NET Framework simplifica el desarrollo y mantenimiento del sistema, permitiendo una comunicación eficiente entre la capa de aplicación y la base de datos.</w:t>
-      </w:r>
-    </w:p>
-    <w:p>
-      <w:pPr>
-        <w:jc w:val="both"/>
-      </w:pPr>
-    </w:p>
-    <w:p/>
-    <w:p>
-      <w:pPr>
-        <w:pStyle w:val="Ttulo3"/>
-        <w:rPr>
-          <w:rFonts w:eastAsia="Arial"/>
-        </w:rPr>
-      </w:pPr>
-      <w:r>
-        <w:t>Seguridad</w:t>
-      </w:r>
-      <w:r>
-        <w:rPr>
-          <w:rFonts w:eastAsia="Arial"/>
-        </w:rPr>
-        <w:t xml:space="preserve"> </w:t>
-      </w:r>
-    </w:p>
-    <w:p/>
-    <w:p>
-      <w:pPr>
-        <w:jc w:val="both"/>
-      </w:pPr>
-      <w:r>
-        <w:t>Como parte de la propuesta de solución del sistema, se contempla la implementación de un modelo de seguridad integral que garantice la protección de la información, el control de accesos y la trazabilidad de las operaciones, en cumplimiento con las buenas prácticas establecidas en GAMP 5 y lineamientos de sistemas regulados.</w:t>
-      </w:r>
-    </w:p>
-    <w:p>
-      <w:pPr>
-        <w:jc w:val="both"/>
-      </w:pPr>
-    </w:p>
-    <w:p>
-      <w:pPr>
-        <w:jc w:val="both"/>
-      </w:pPr>
-      <w:r>
-        <w:t>En primer lugar, se propone un esquema de autenticación centralizada, basado en la integración con Active Directory, permitiendo validar la identidad de los usuarios mediante las credenciales corporativas. Este enfoque asegura que únicamente personal autorizado tenga acceso al sistema, alineándose con las políticas de seguridad de la organización.</w:t>
-      </w:r>
-    </w:p>
-    <w:p>
-      <w:pPr>
-        <w:jc w:val="both"/>
-      </w:pPr>
-    </w:p>
-    <w:p>
-      <w:pPr>
-        <w:jc w:val="both"/>
-      </w:pPr>
-      <w:r>
-        <w:t xml:space="preserve">Adicionalmente, se implementará un mecanismo de autorización basado en roles, mediante el cual se definirán distintos perfiles de usuario (como administrador, supervisor y operador), cada uno con permisos específicos sobre las funcionalidades </w:t>
-      </w:r>
-      <w:r>
-        <w:lastRenderedPageBreak/>
-        <w:t>del sistema. Esto permitirá restringir el acceso a operaciones críticas y asegurar que cada usuario solo pueda ejecutar acciones acordes a sus responsabilidades.</w:t>
-      </w:r>
-    </w:p>
-    <w:p>
-      <w:pPr>
-        <w:jc w:val="both"/>
-      </w:pPr>
-      <w:r>
-        <w:t>Para proteger la comunicación entre el frontend y el backend, se propone el uso de tokens de autenticación (JWT), los cuales serán generados tras el inicio de sesión y enviados en cada solicitud a la API. Este mecanismo permitirá validar la sesión del usuario de manera segura y eficiente, evitando accesos no autorizados.</w:t>
-      </w:r>
-    </w:p>
-    <w:p>
-      <w:pPr>
-        <w:jc w:val="both"/>
-      </w:pPr>
-    </w:p>
-    <w:p>
-      <w:pPr>
-        <w:jc w:val="both"/>
-      </w:pPr>
-      <w:r>
-        <w:t>En cuanto a la gestión de datos, se plantea el uso de identificadores únicos globales (GUID) para cada entidad del sistema, con el fin de evitar duplicidades y reducir la posibilidad de manipulación de registros. Asimismo, se garantizará la integridad de la información mediante el uso de transacciones en la base de datos.</w:t>
-      </w:r>
-    </w:p>
-    <w:p>
-      <w:pPr>
-        <w:jc w:val="both"/>
-      </w:pPr>
-    </w:p>
-    <w:p>
-      <w:pPr>
-        <w:jc w:val="both"/>
-      </w:pPr>
-      <w:r>
-        <w:t>Un componente clave de la seguridad propuesta es la implementación de firmas electrónicas para operaciones críticas, como la validación de registros o el almacenamiento de muestras. Para ejecutar estas acciones, el usuario deberá reingresar sus credenciales, las cuales serán verificadas nuevamente contra el sistema de autenticación. Esto permitirá asegurar la autenticidad de las operaciones y cumplir con principios de no repudio.</w:t>
-      </w:r>
-    </w:p>
-    <w:p>
-      <w:pPr>
-        <w:jc w:val="both"/>
-      </w:pPr>
-    </w:p>
-    <w:p>
-      <w:pPr>
-        <w:jc w:val="both"/>
-      </w:pPr>
-      <w:r>
-        <w:t>De igual manera, se contempla la implementación de un Audit Trail, en el cual se registrarán todas las acciones relevantes realizadas en el sistema, incluyendo información como el usuario, la fecha, la hora y la operación ejecutada. Este registro permitirá mantener una trazabilidad completa de los procesos, facilitando auditorías y asegurando el cumplimiento de los requisitos regulatorios.</w:t>
-      </w:r>
-    </w:p>
-    <w:p>
-      <w:pPr>
-        <w:jc w:val="both"/>
-      </w:pPr>
-    </w:p>
-    <w:p>
-      <w:pPr>
-        <w:jc w:val="both"/>
-      </w:pPr>
-      <w:r>
-        <w:t>Finalmente, se establecerán mecanismos de control y validación en cada capa del sistema, asegurando que tanto el frontend como el backend contribuyan a la protección de la información y a la correcta ejecución de los procesos.</w:t>
-      </w:r>
-      <w:r>
-        <w:t xml:space="preserve"> </w:t>
-      </w:r>
-      <w:r>
-        <w:t>En conjunto, esta propuesta de seguridad busca garantizar un sistema confiable, trazable y alineado con las exigencias de entornos regulados, asegurando la integridad de los datos y la correcta identificación de los usuarios en cada operación.</w:t>
-      </w:r>
-    </w:p>
-    <w:p>
-      <w:pPr>
-        <w:pStyle w:val="Ttulo3"/>
-        <w:rPr>
-          <w:rFonts w:eastAsia="Arial"/>
-        </w:rPr>
-      </w:pPr>
-      <w:r>
-        <w:rPr>
-          <w:rFonts w:eastAsia="Arial"/>
-        </w:rPr>
-        <w:lastRenderedPageBreak/>
-        <w:t>Pruebas</w:t>
-      </w:r>
-    </w:p>
-    <w:p>
-      <w:pPr>
-        <w:jc w:val="both"/>
-        <w:rPr>
-          <w:rFonts w:eastAsia="Arial" w:cs="Arial"/>
-          <w:color w:val="000000" w:themeColor="text1"/>
-          <w:szCs w:val="24"/>
-        </w:rPr>
-      </w:pPr>
-    </w:p>
-    <w:p>
-      <w:pPr>
-        <w:jc w:val="both"/>
-      </w:pPr>
-      <w:r>
-        <w:t>Se</w:t>
-      </w:r>
-      <w:r>
-        <w:t xml:space="preserve"> plantea la implementación de una estrategia de pruebas estructurada y basada en riesgo, alineada con los lineamientos de GAMP 5, con el objetivo de garantizar la calidad, confiabilidad y cumplimiento regulatorio del sistema.</w:t>
-      </w:r>
-    </w:p>
-    <w:p>
-      <w:pPr>
-        <w:jc w:val="both"/>
-      </w:pPr>
-      <w:r>
-        <w:t>La estrategia de pruebas se diseñará en concordancia con el Modelo en V, estableciendo una relación directa entre las fases de desarrollo y sus correspondientes niveles de validación. De esta manera, cada requerimiento definido será verificado mediante pruebas específicas, asegurando la trazabilidad desde su definición hasta su validación final.</w:t>
-      </w:r>
-    </w:p>
-    <w:p>
-      <w:pPr>
-        <w:jc w:val="both"/>
-      </w:pPr>
-    </w:p>
-    <w:p>
-      <w:pPr>
-        <w:jc w:val="both"/>
-      </w:pPr>
-      <w:r>
-        <w:t>En primer lugar, se propone la realización de pruebas unitarias, enfocadas en validar el correcto funcionamiento de componentes individuales del sistema, especialmente en la lógica de negocio del backend. Estas pruebas permitirán identificar errores de manera temprana y reducir el impacto de fallos en etapas posteriores del desarrollo.</w:t>
-      </w:r>
-    </w:p>
-    <w:p>
-      <w:pPr>
-        <w:jc w:val="both"/>
-      </w:pPr>
-      <w:r>
-        <w:t>Posteriormente, se contemplan pruebas de integración, cuyo objetivo será verificar la correcta interacción entre los distintos componentes del sistema, incluyendo el frontend, el backend y la base de datos. Estas pruebas permitirán asegurar que los flujos de información se ejecuten de manera consistente, particularmente en procesos críticos como el registro de muestras, el escaneo de códigos QR y el almacenamiento de cajas.</w:t>
-      </w:r>
-    </w:p>
-    <w:p>
-      <w:pPr>
-        <w:jc w:val="both"/>
-      </w:pPr>
-    </w:p>
-    <w:p>
-      <w:pPr>
-        <w:jc w:val="both"/>
-      </w:pPr>
-      <w:r>
-        <w:t>Asimismo, se propone la ejecución de pruebas funcionales, orientadas a validar que el sistema cumpla con los casos de uso definidos. Estas pruebas se centrarán en verificar que las funcionalidades respondan correctamente a las acciones del usuario, incluyendo la gestión de batches, la administración de cajas, la visualización de shelves y la búsqueda de información.</w:t>
-      </w:r>
-    </w:p>
-    <w:p>
-      <w:pPr>
-        <w:jc w:val="both"/>
-      </w:pPr>
-    </w:p>
-    <w:p>
-      <w:pPr>
-        <w:jc w:val="both"/>
-      </w:pPr>
-      <w:r>
-        <w:t xml:space="preserve">De igual manera, se consideran pruebas de seguridad, enfocadas en validar mecanismos como la autenticación mediante tokens, el control de acceso basado en roles, la verificación de credenciales para firmas electrónicas y la correcta </w:t>
-      </w:r>
-      <w:r>
-        <w:lastRenderedPageBreak/>
-        <w:t>implementación del Audit Trail. Estas pruebas permitirán asegurar que las operaciones críticas estén protegidas y que la información sea íntegra y trazable.</w:t>
-      </w:r>
-    </w:p>
-    <w:p>
-      <w:pPr>
-        <w:jc w:val="both"/>
-      </w:pPr>
-    </w:p>
-    <w:p>
-      <w:pPr>
-        <w:jc w:val="both"/>
-      </w:pPr>
-      <w:r>
-        <w:t>Adicionalmente</w:t>
-      </w:r>
-      <w:r>
-        <w:t>, se propone la realización de pruebas de aceptación de usuario (UAT), en las cuales el sistema será evaluado en un entorno representativo del entorno operativo. Estas pruebas permitirán validar que el sistema cumple con las necesidades del negocio y es adecuado para su uso en la gestión de muestras de retención.</w:t>
-      </w:r>
-    </w:p>
-    <w:p>
-      <w:pPr>
-        <w:jc w:val="both"/>
-      </w:pPr>
-    </w:p>
-    <w:p>
-      <w:pPr>
-        <w:jc w:val="both"/>
-      </w:pPr>
-      <w:r>
-        <w:t>Finalmente</w:t>
-      </w:r>
-      <w:r>
-        <w:t>, se contempla la documentación de los resultados de las pruebas, generando evidencia que respalde el correcto funcionamiento del sistema y facilite futuras auditorías.</w:t>
+        <w:t xml:space="preserve">Asimismo, se propone la ejecución de pruebas funcionales, orientadas a validar que el sistema cumpla con los casos de uso definidos. Estas pruebas se centrarán en verificar que las funcionalidades respondan correctamente a las acciones del usuario, incluyendo la gestión de </w:t>
+      </w:r>
+      <w:proofErr w:type="spellStart"/>
+      <w:r>
+        <w:t>batches</w:t>
+      </w:r>
+      <w:proofErr w:type="spellEnd"/>
+      <w:r>
+        <w:t xml:space="preserve">, la administración de cajas, la visualización de </w:t>
+      </w:r>
+      <w:proofErr w:type="spellStart"/>
+      <w:r>
+        <w:t>shelves</w:t>
+      </w:r>
+      <w:proofErr w:type="spellEnd"/>
+      <w:r>
+        <w:t xml:space="preserve"> y la búsqueda de información.</w:t>
+      </w:r>
+    </w:p>
+    <w:p>
+      <w:pPr>
+        <w:jc w:val="both"/>
+      </w:pPr>
+    </w:p>
+    <w:p>
+      <w:pPr>
+        <w:jc w:val="both"/>
+      </w:pPr>
+      <w:r>
+        <w:t>De igual manera, se consideran pruebas de seguridad, enfocadas en validar mecanismos como la autenticación mediante tokens, el control de acceso basado en roles, la verificación de credenciales para firmas electrónicas y la correcta implementación del Audit Trail. Estas pruebas permitirán asegurar que las operaciones críticas estén protegidas y que la información sea íntegra y trazable.</w:t>
+      </w:r>
+    </w:p>
+    <w:p>
+      <w:pPr>
+        <w:jc w:val="both"/>
+      </w:pPr>
+    </w:p>
+    <w:p>
+      <w:pPr>
+        <w:jc w:val="both"/>
+      </w:pPr>
+      <w:r>
+        <w:t>Adicionalmente, se propone la realización de pruebas de aceptación de usuario (UAT), en las cuales el sistema será evaluado en un entorno representativo del entorno operativo. Estas pruebas permitirán validar que el sistema cumple con las necesidades del negocio y es adecuado para su uso en la gestión de muestras de retención.</w:t>
+      </w:r>
+    </w:p>
+    <w:p>
+      <w:pPr>
+        <w:jc w:val="both"/>
+      </w:pPr>
+    </w:p>
+    <w:p>
+      <w:pPr>
+        <w:jc w:val="both"/>
+      </w:pPr>
+      <w:r>
+        <w:t>Finalmente, se contempla la documentación de los resultados de las pruebas, generando evidencia que respalde el correcto funcionamiento del sistema y facilite futuras auditorías.</w:t>
       </w:r>
     </w:p>
     <w:p>
@@ -10584,13 +11364,14 @@
             <w:pPr>
               <w:pStyle w:val="Ttulo1"/>
               <w:spacing w:line="360" w:lineRule="auto"/>
+              <w:outlineLvl w:val="0"/>
             </w:pPr>
-            <w:bookmarkStart w:id="24" w:name="_Toc225436430"/>
+            <w:bookmarkStart w:id="30" w:name="_Toc226396733"/>
             <w:r>
               <w:lastRenderedPageBreak/>
               <w:t>DESARROLLO</w:t>
             </w:r>
-            <w:bookmarkEnd w:id="24"/>
+            <w:bookmarkEnd w:id="30"/>
           </w:p>
         </w:tc>
       </w:tr>
@@ -10601,11 +11382,11 @@
         <w:pStyle w:val="Ttulo2"/>
         <w:spacing w:line="360" w:lineRule="auto"/>
       </w:pPr>
-      <w:bookmarkStart w:id="25" w:name="_Toc225436431"/>
+      <w:bookmarkStart w:id="31" w:name="_Toc226396734"/>
       <w:r>
         <w:t>Inicio</w:t>
       </w:r>
-      <w:bookmarkEnd w:id="25"/>
+      <w:bookmarkEnd w:id="31"/>
     </w:p>
     <w:p/>
     <w:p>
@@ -10664,8 +11445,8 @@
       <w:pPr>
         <w:pStyle w:val="Descripcin"/>
       </w:pPr>
-      <w:bookmarkStart w:id="26" w:name="_Ref225328990"/>
-      <w:bookmarkStart w:id="27" w:name="_Toc225434023"/>
+      <w:bookmarkStart w:id="32" w:name="_Ref225328990"/>
+      <w:bookmarkStart w:id="33" w:name="_Toc226386753"/>
       <w:r>
         <w:t xml:space="preserve">Tabla </w:t>
       </w:r>
@@ -10735,8 +11516,8 @@
       <w:r>
         <w:t xml:space="preserve"> Involucrados y sus funciones</w:t>
       </w:r>
-      <w:bookmarkEnd w:id="26"/>
-      <w:bookmarkEnd w:id="27"/>
+      <w:bookmarkEnd w:id="32"/>
+      <w:bookmarkEnd w:id="33"/>
     </w:p>
     <w:tbl>
       <w:tblPr>
@@ -11061,20 +11842,44 @@
         <w:jc w:val="both"/>
       </w:pPr>
       <w:r>
-        <w:t>Con la información obtenida en las primeras reuniones, se realizó un análisis que permitió la elaboración del Project Charter, documento que establece de manera formal el inicio del proyecto. En este documento se definieron los objetivos, el alcance, los riesgos, los supuestos y los principales entregables. Posteriormente, en una tercera reunión, el Project Charter fue presentado al cliente para su revisión y, finalmente, autorizado y firmado, marcando así el inicio formal del desarrollo del proyecto. El documento completo se encuentra disponible en el ANEXO A.</w:t>
-      </w:r>
-    </w:p>
-    <w:p>
-      <w:pPr>
-        <w:jc w:val="both"/>
-      </w:pPr>
-    </w:p>
-    <w:p>
-      <w:pPr>
-        <w:jc w:val="both"/>
-      </w:pPr>
-      <w:r>
-        <w:t>A partir del Project Charter se procedió a la elaboración del Documento Formal de Requerimientos (DFR), en el cual se describen con mayor detalle las funcionalidades que deberá cumplir el sistema. Este documento especifica tanto los requerimientos funcionales —relativos a las acciones que el sistema debe ejecutar— como los requerimientos no funcionales, asociados a aspectos de seguridad, rendimiento, disponibilidad y compatibilidad. En la Figura 3.1 Fragmento del DFR se presenta un extracto de dicho documento, mientras que su versión completa puede consultarse en el ANEXO B.</w:t>
+        <w:t xml:space="preserve">Con la información obtenida en las primeras reuniones, se realizó un análisis que permitió la elaboración del Project </w:t>
+      </w:r>
+      <w:proofErr w:type="spellStart"/>
+      <w:r>
+        <w:t>Charter</w:t>
+      </w:r>
+      <w:proofErr w:type="spellEnd"/>
+      <w:r>
+        <w:t xml:space="preserve">, documento que establece de manera formal el inicio del proyecto. En este documento se definieron los objetivos, el alcance, los riesgos, los supuestos y los principales entregables. Posteriormente, en una tercera reunión, el Project </w:t>
+      </w:r>
+      <w:proofErr w:type="spellStart"/>
+      <w:r>
+        <w:t>Charter</w:t>
+      </w:r>
+      <w:proofErr w:type="spellEnd"/>
+      <w:r>
+        <w:t xml:space="preserve"> fue presentado al cliente para su revisión y, finalmente, autorizado y firmado, marcando así el inicio formal del desarrollo del proyecto. El documento completo se encuentra disponible en el ANEXO A.</w:t>
+      </w:r>
+    </w:p>
+    <w:p>
+      <w:pPr>
+        <w:jc w:val="both"/>
+      </w:pPr>
+    </w:p>
+    <w:p>
+      <w:pPr>
+        <w:jc w:val="both"/>
+      </w:pPr>
+      <w:r>
+        <w:t xml:space="preserve">A partir del Project </w:t>
+      </w:r>
+      <w:proofErr w:type="spellStart"/>
+      <w:r>
+        <w:t>Charter</w:t>
+      </w:r>
+      <w:proofErr w:type="spellEnd"/>
+      <w:r>
+        <w:t xml:space="preserve"> se procedió a la elaboración del Documento Formal de Requerimientos (DFR), en el cual se describen con mayor detalle las funcionalidades que deberá cumplir el sistema. Este documento especifica tanto los requerimientos funcionales relativos a las acciones que el sistema debe ejecutar como los requerimientos no funcionales, asociados a aspectos de seguridad, rendimiento, disponibilidad y compatibilidad. En la Figura 3.1 Fragmento del DFR se presenta un extracto de dicho documento, mientras que su versión completa puede consultarse en el ANEXO B.</w:t>
       </w:r>
     </w:p>
     <w:p>
@@ -11088,7 +11893,15 @@
       </w:pPr>
       <w:r>
         <w:lastRenderedPageBreak/>
-        <w:t xml:space="preserve">Una vez que los documentos Project Charter y DFR fueron revisados y aprobados, se continuó con la representación conceptual del sistema como objetivo de visualizar de manera general los usuarios del sistema y su interacción con el sistema. </w:t>
+        <w:t xml:space="preserve">Una vez que los documentos Project </w:t>
+      </w:r>
+      <w:proofErr w:type="spellStart"/>
+      <w:r>
+        <w:t>Charter</w:t>
+      </w:r>
+      <w:proofErr w:type="spellEnd"/>
+      <w:r>
+        <w:t xml:space="preserve"> y DFR fueron revisados y aprobados, se continuó con la representación conceptual del sistema como objetivo de visualizar de manera general los usuarios del sistema y su interacción con el sistema. </w:t>
       </w:r>
       <w:r>
         <w:t xml:space="preserve">En la </w:t>
@@ -11192,35 +12005,61 @@
       <w:pPr>
         <w:pStyle w:val="Descripcin"/>
       </w:pPr>
-      <w:bookmarkStart w:id="28" w:name="_Ref225334699"/>
-      <w:bookmarkStart w:id="29" w:name="_Toc225436442"/>
+      <w:bookmarkStart w:id="34" w:name="_Ref225334699"/>
+      <w:bookmarkStart w:id="35" w:name="_Toc226386740"/>
       <w:r>
         <w:t xml:space="preserve">Figura </w:t>
       </w:r>
-      <w:fldSimple w:instr=" STYLEREF 1 \s ">
-        <w:r>
-          <w:rPr>
-            <w:noProof/>
-          </w:rPr>
-          <w:t>3</w:t>
-        </w:r>
-      </w:fldSimple>
+      <w:r>
+        <w:fldChar w:fldCharType="begin"/>
+      </w:r>
+      <w:r>
+        <w:instrText xml:space="preserve"> STYLEREF 1 \s </w:instrText>
+      </w:r>
+      <w:r>
+        <w:fldChar w:fldCharType="separate"/>
+      </w:r>
+      <w:r>
+        <w:rPr>
+          <w:noProof/>
+        </w:rPr>
+        <w:t>3</w:t>
+      </w:r>
+      <w:r>
+        <w:rPr>
+          <w:noProof/>
+        </w:rPr>
+        <w:fldChar w:fldCharType="end"/>
+      </w:r>
       <w:r>
         <w:t>.</w:t>
       </w:r>
-      <w:fldSimple w:instr=" SEQ Figura \* ARABIC \s 1 ">
-        <w:r>
-          <w:rPr>
-            <w:noProof/>
-          </w:rPr>
-          <w:t>1</w:t>
-        </w:r>
-      </w:fldSimple>
+      <w:r>
+        <w:fldChar w:fldCharType="begin"/>
+      </w:r>
+      <w:r>
+        <w:instrText xml:space="preserve"> SEQ Figura \* ARABIC \s 1 </w:instrText>
+      </w:r>
+      <w:r>
+        <w:fldChar w:fldCharType="separate"/>
+      </w:r>
+      <w:r>
+        <w:rPr>
+          <w:noProof/>
+        </w:rPr>
+        <w:t>1</w:t>
+      </w:r>
+      <w:r>
+        <w:rPr>
+          <w:noProof/>
+        </w:rPr>
+        <w:fldChar w:fldCharType="end"/>
+      </w:r>
       <w:r>
         <w:t xml:space="preserve"> Representación Conceptual</w:t>
       </w:r>
-      <w:bookmarkEnd w:id="28"/>
-      <w:bookmarkEnd w:id="29"/>
+      <w:bookmarkEnd w:id="34"/>
+      <w:bookmarkEnd w:id="35"/>
     </w:p>
     <w:p>
       <w:pPr>
@@ -11237,11 +12076,11 @@
         <w:pStyle w:val="Ttulo2"/>
         <w:spacing w:line="360" w:lineRule="auto"/>
       </w:pPr>
-      <w:bookmarkStart w:id="30" w:name="_Toc225436432"/>
+      <w:bookmarkStart w:id="36" w:name="_Toc226396735"/>
       <w:r>
         <w:t>Planeación</w:t>
       </w:r>
-      <w:bookmarkEnd w:id="30"/>
+      <w:bookmarkEnd w:id="36"/>
     </w:p>
     <w:p/>
     <w:p>
@@ -11321,18 +12160,18 @@
       <w:r>
         <w:t xml:space="preserve"> El documento completo puede revisarse en el </w:t>
       </w:r>
-      <w:commentRangeStart w:id="31"/>
+      <w:commentRangeStart w:id="37"/>
       <w:r>
         <w:t>Anexo D</w:t>
       </w:r>
-      <w:commentRangeEnd w:id="31"/>
+      <w:commentRangeEnd w:id="37"/>
       <w:r>
         <w:rPr>
           <w:rStyle w:val="Refdecomentario"/>
           <w:sz w:val="24"/>
           <w:szCs w:val="22"/>
         </w:rPr>
-        <w:commentReference w:id="31"/>
+        <w:commentReference w:id="37"/>
       </w:r>
     </w:p>
     <w:p>
@@ -11406,35 +12245,61 @@
       <w:pPr>
         <w:pStyle w:val="Descripcin"/>
       </w:pPr>
-      <w:bookmarkStart w:id="32" w:name="_Ref225342252"/>
-      <w:bookmarkStart w:id="33" w:name="_Toc225436443"/>
+      <w:bookmarkStart w:id="38" w:name="_Ref225342252"/>
+      <w:bookmarkStart w:id="39" w:name="_Toc226386741"/>
       <w:r>
         <w:t xml:space="preserve">Figura </w:t>
       </w:r>
-      <w:fldSimple w:instr=" STYLEREF 1 \s ">
-        <w:r>
-          <w:rPr>
-            <w:noProof/>
-          </w:rPr>
-          <w:t>3</w:t>
-        </w:r>
-      </w:fldSimple>
+      <w:r>
+        <w:fldChar w:fldCharType="begin"/>
+      </w:r>
+      <w:r>
+        <w:instrText xml:space="preserve"> STYLEREF 1 \s </w:instrText>
+      </w:r>
+      <w:r>
+        <w:fldChar w:fldCharType="separate"/>
+      </w:r>
+      <w:r>
+        <w:rPr>
+          <w:noProof/>
+        </w:rPr>
+        <w:t>3</w:t>
+      </w:r>
+      <w:r>
+        <w:rPr>
+          <w:noProof/>
+        </w:rPr>
+        <w:fldChar w:fldCharType="end"/>
+      </w:r>
       <w:r>
         <w:t>.</w:t>
       </w:r>
-      <w:fldSimple w:instr=" SEQ Figura \* ARABIC \s 1 ">
-        <w:r>
-          <w:rPr>
-            <w:noProof/>
-          </w:rPr>
-          <w:t>2</w:t>
-        </w:r>
-      </w:fldSimple>
+      <w:r>
+        <w:fldChar w:fldCharType="begin"/>
+      </w:r>
+      <w:r>
+        <w:instrText xml:space="preserve"> SEQ Figura \* ARABIC \s 1 </w:instrText>
+      </w:r>
+      <w:r>
+        <w:fldChar w:fldCharType="separate"/>
+      </w:r>
+      <w:r>
+        <w:rPr>
+          <w:noProof/>
+        </w:rPr>
+        <w:t>2</w:t>
+      </w:r>
+      <w:r>
+        <w:rPr>
+          <w:noProof/>
+        </w:rPr>
+        <w:fldChar w:fldCharType="end"/>
+      </w:r>
       <w:r>
         <w:t xml:space="preserve"> Estructura de Desglose de Trabajo</w:t>
       </w:r>
-      <w:bookmarkEnd w:id="32"/>
-      <w:bookmarkEnd w:id="33"/>
+      <w:bookmarkEnd w:id="38"/>
+      <w:bookmarkEnd w:id="39"/>
     </w:p>
     <w:p>
       <w:pPr>
@@ -11535,7 +12400,7 @@
       <w:r>
         <w:t xml:space="preserve"> puede consultarse en </w:t>
       </w:r>
-      <w:commentRangeStart w:id="34"/>
+      <w:commentRangeStart w:id="40"/>
       <w:r>
         <w:t xml:space="preserve">el </w:t>
       </w:r>
@@ -11549,14 +12414,14 @@
       <w:r>
         <w:t>.</w:t>
       </w:r>
-      <w:commentRangeEnd w:id="34"/>
+      <w:commentRangeEnd w:id="40"/>
       <w:r>
         <w:rPr>
           <w:rStyle w:val="Refdecomentario"/>
           <w:sz w:val="24"/>
           <w:szCs w:val="22"/>
         </w:rPr>
-        <w:commentReference w:id="34"/>
+        <w:commentReference w:id="40"/>
       </w:r>
     </w:p>
     <w:p>
@@ -11614,30 +12479,56 @@
       <w:pPr>
         <w:pStyle w:val="Descripcin"/>
       </w:pPr>
-      <w:bookmarkStart w:id="35" w:name="_Ref225349013"/>
-      <w:bookmarkStart w:id="36" w:name="_Toc225436444"/>
+      <w:bookmarkStart w:id="41" w:name="_Ref225349013"/>
+      <w:bookmarkStart w:id="42" w:name="_Toc226386742"/>
       <w:r>
         <w:t xml:space="preserve">Figura </w:t>
       </w:r>
-      <w:fldSimple w:instr=" STYLEREF 1 \s ">
-        <w:r>
-          <w:rPr>
-            <w:noProof/>
-          </w:rPr>
-          <w:t>3</w:t>
-        </w:r>
-      </w:fldSimple>
+      <w:r>
+        <w:fldChar w:fldCharType="begin"/>
+      </w:r>
+      <w:r>
+        <w:instrText xml:space="preserve"> STYLEREF 1 \s </w:instrText>
+      </w:r>
+      <w:r>
+        <w:fldChar w:fldCharType="separate"/>
+      </w:r>
+      <w:r>
+        <w:rPr>
+          <w:noProof/>
+        </w:rPr>
+        <w:t>3</w:t>
+      </w:r>
+      <w:r>
+        <w:rPr>
+          <w:noProof/>
+        </w:rPr>
+        <w:fldChar w:fldCharType="end"/>
+      </w:r>
       <w:r>
         <w:t>.</w:t>
       </w:r>
-      <w:fldSimple w:instr=" SEQ Figura \* ARABIC \s 1 ">
-        <w:r>
-          <w:rPr>
-            <w:noProof/>
-          </w:rPr>
-          <w:t>3</w:t>
-        </w:r>
-      </w:fldSimple>
+      <w:r>
+        <w:fldChar w:fldCharType="begin"/>
+      </w:r>
+      <w:r>
+        <w:instrText xml:space="preserve"> SEQ Figura \* ARABIC \s 1 </w:instrText>
+      </w:r>
+      <w:r>
+        <w:fldChar w:fldCharType="separate"/>
+      </w:r>
+      <w:r>
+        <w:rPr>
+          <w:noProof/>
+        </w:rPr>
+        <w:t>3</w:t>
+      </w:r>
+      <w:r>
+        <w:rPr>
+          <w:noProof/>
+        </w:rPr>
+        <w:fldChar w:fldCharType="end"/>
+      </w:r>
       <w:r>
         <w:t xml:space="preserve"> Tarea</w:t>
       </w:r>
@@ -11647,8 +12538,8 @@
       <w:r>
         <w:t xml:space="preserve"> asignadas</w:t>
       </w:r>
-      <w:bookmarkEnd w:id="35"/>
-      <w:bookmarkEnd w:id="36"/>
+      <w:bookmarkEnd w:id="41"/>
+      <w:bookmarkEnd w:id="42"/>
     </w:p>
     <w:p/>
     <w:p>
@@ -11742,18 +12633,18 @@
       <w:r>
         <w:t xml:space="preserve">La elaboración de este diagrama permitió obtener una visión general del funcionamiento del sistema y de la relación entre sus funcionalidades, sirviendo como apoyo para las etapas posteriores de diseño y desarrollo. El diagrama completo de casos de uso puede consultarse en </w:t>
       </w:r>
-      <w:commentRangeStart w:id="37"/>
+      <w:commentRangeStart w:id="43"/>
       <w:r>
         <w:t>el ANEXO C.</w:t>
       </w:r>
-      <w:commentRangeEnd w:id="37"/>
+      <w:commentRangeEnd w:id="43"/>
       <w:r>
         <w:rPr>
           <w:rStyle w:val="Refdecomentario"/>
           <w:sz w:val="24"/>
           <w:szCs w:val="22"/>
         </w:rPr>
-        <w:commentReference w:id="37"/>
+        <w:commentReference w:id="43"/>
       </w:r>
     </w:p>
     <w:p>
@@ -11829,35 +12720,61 @@
       <w:pPr>
         <w:pStyle w:val="Descripcin"/>
       </w:pPr>
-      <w:bookmarkStart w:id="38" w:name="_Ref225352707"/>
-      <w:bookmarkStart w:id="39" w:name="_Toc225436445"/>
+      <w:bookmarkStart w:id="44" w:name="_Ref225352707"/>
+      <w:bookmarkStart w:id="45" w:name="_Toc226386743"/>
       <w:r>
         <w:t xml:space="preserve">Figura </w:t>
       </w:r>
-      <w:fldSimple w:instr=" STYLEREF 1 \s ">
-        <w:r>
-          <w:rPr>
-            <w:noProof/>
-          </w:rPr>
-          <w:t>3</w:t>
-        </w:r>
-      </w:fldSimple>
+      <w:r>
+        <w:fldChar w:fldCharType="begin"/>
+      </w:r>
+      <w:r>
+        <w:instrText xml:space="preserve"> STYLEREF 1 \s </w:instrText>
+      </w:r>
+      <w:r>
+        <w:fldChar w:fldCharType="separate"/>
+      </w:r>
+      <w:r>
+        <w:rPr>
+          <w:noProof/>
+        </w:rPr>
+        <w:t>3</w:t>
+      </w:r>
+      <w:r>
+        <w:rPr>
+          <w:noProof/>
+        </w:rPr>
+        <w:fldChar w:fldCharType="end"/>
+      </w:r>
       <w:r>
         <w:t>.</w:t>
       </w:r>
-      <w:fldSimple w:instr=" SEQ Figura \* ARABIC \s 1 ">
-        <w:r>
-          <w:rPr>
-            <w:noProof/>
-          </w:rPr>
-          <w:t>4</w:t>
-        </w:r>
-      </w:fldSimple>
-      <w:bookmarkEnd w:id="38"/>
+      <w:r>
+        <w:fldChar w:fldCharType="begin"/>
+      </w:r>
+      <w:r>
+        <w:instrText xml:space="preserve"> SEQ Figura \* ARABIC \s 1 </w:instrText>
+      </w:r>
+      <w:r>
+        <w:fldChar w:fldCharType="separate"/>
+      </w:r>
+      <w:r>
+        <w:rPr>
+          <w:noProof/>
+        </w:rPr>
+        <w:t>4</w:t>
+      </w:r>
+      <w:r>
+        <w:rPr>
+          <w:noProof/>
+        </w:rPr>
+        <w:fldChar w:fldCharType="end"/>
+      </w:r>
+      <w:bookmarkEnd w:id="44"/>
       <w:r>
         <w:t xml:space="preserve"> Fragmento de caso de uso</w:t>
       </w:r>
-      <w:bookmarkEnd w:id="39"/>
+      <w:bookmarkEnd w:id="45"/>
     </w:p>
     <w:p>
       <w:pPr>
@@ -11949,45 +12866,71 @@
       <w:pPr>
         <w:pStyle w:val="Descripcin"/>
       </w:pPr>
-      <w:bookmarkStart w:id="40" w:name="_Toc225436446"/>
+      <w:bookmarkStart w:id="46" w:name="_Toc226386744"/>
       <w:r>
         <w:t xml:space="preserve">Figura </w:t>
       </w:r>
-      <w:fldSimple w:instr=" STYLEREF 1 \s ">
-        <w:r>
-          <w:rPr>
-            <w:noProof/>
-          </w:rPr>
-          <w:t>3</w:t>
-        </w:r>
-      </w:fldSimple>
+      <w:r>
+        <w:fldChar w:fldCharType="begin"/>
+      </w:r>
+      <w:r>
+        <w:instrText xml:space="preserve"> STYLEREF 1 \s </w:instrText>
+      </w:r>
+      <w:r>
+        <w:fldChar w:fldCharType="separate"/>
+      </w:r>
+      <w:r>
+        <w:rPr>
+          <w:noProof/>
+        </w:rPr>
+        <w:t>3</w:t>
+      </w:r>
+      <w:r>
+        <w:rPr>
+          <w:noProof/>
+        </w:rPr>
+        <w:fldChar w:fldCharType="end"/>
+      </w:r>
       <w:r>
         <w:t>.</w:t>
       </w:r>
-      <w:fldSimple w:instr=" SEQ Figura \* ARABIC \s 1 ">
-        <w:r>
-          <w:rPr>
-            <w:noProof/>
-          </w:rPr>
-          <w:t>5</w:t>
-        </w:r>
-      </w:fldSimple>
+      <w:r>
+        <w:fldChar w:fldCharType="begin"/>
+      </w:r>
+      <w:r>
+        <w:instrText xml:space="preserve"> SEQ Figura \* ARABIC \s 1 </w:instrText>
+      </w:r>
+      <w:r>
+        <w:fldChar w:fldCharType="separate"/>
+      </w:r>
+      <w:r>
+        <w:rPr>
+          <w:noProof/>
+        </w:rPr>
+        <w:t>5</w:t>
+      </w:r>
+      <w:r>
+        <w:rPr>
+          <w:noProof/>
+        </w:rPr>
+        <w:fldChar w:fldCharType="end"/>
+      </w:r>
       <w:r>
         <w:t xml:space="preserve"> Plan de riesgos</w:t>
       </w:r>
-      <w:bookmarkEnd w:id="40"/>
+      <w:bookmarkEnd w:id="46"/>
     </w:p>
     <w:p>
       <w:pPr>
         <w:pStyle w:val="Ttulo2"/>
         <w:spacing w:line="360" w:lineRule="auto"/>
       </w:pPr>
-      <w:bookmarkStart w:id="41" w:name="_Toc225436433"/>
+      <w:bookmarkStart w:id="47" w:name="_Toc226396736"/>
       <w:r>
         <w:lastRenderedPageBreak/>
         <w:t>Ejecución</w:t>
       </w:r>
-      <w:bookmarkEnd w:id="41"/>
+      <w:bookmarkEnd w:id="47"/>
     </w:p>
     <w:p/>
     <w:p>
@@ -12025,11 +12968,11 @@
       <w:pPr>
         <w:pStyle w:val="Ttulo3"/>
       </w:pPr>
-      <w:bookmarkStart w:id="42" w:name="_Toc225436434"/>
+      <w:bookmarkStart w:id="48" w:name="_Toc226396737"/>
       <w:r>
         <w:t>Diseño de Base de Datos</w:t>
       </w:r>
-      <w:bookmarkEnd w:id="42"/>
+      <w:bookmarkEnd w:id="48"/>
     </w:p>
     <w:p/>
     <w:p>
@@ -12089,18 +13032,18 @@
         <w:lastRenderedPageBreak/>
         <w:t>empresa, lo que permitió una gestión eficiente y segura de la información relacionada con usuarios, productos, ventas, inventario y demás módulos de la aplicación. El diseño completo de la base de datos puede consultarse en e</w:t>
       </w:r>
-      <w:commentRangeStart w:id="43"/>
+      <w:commentRangeStart w:id="49"/>
       <w:r>
         <w:t xml:space="preserve">l ANEXO </w:t>
       </w:r>
-      <w:commentRangeEnd w:id="43"/>
+      <w:commentRangeEnd w:id="49"/>
       <w:r>
         <w:rPr>
           <w:rStyle w:val="Refdecomentario"/>
           <w:sz w:val="24"/>
           <w:szCs w:val="22"/>
         </w:rPr>
-        <w:commentReference w:id="43"/>
+        <w:commentReference w:id="49"/>
       </w:r>
       <w:r>
         <w:t>F.</w:t>
@@ -12156,35 +13099,61 @@
       <w:pPr>
         <w:pStyle w:val="Descripcin"/>
       </w:pPr>
-      <w:bookmarkStart w:id="44" w:name="_Ref225354263"/>
-      <w:bookmarkStart w:id="45" w:name="_Toc225436447"/>
+      <w:bookmarkStart w:id="50" w:name="_Ref225354263"/>
+      <w:bookmarkStart w:id="51" w:name="_Toc226386745"/>
       <w:r>
         <w:t xml:space="preserve">Figura </w:t>
       </w:r>
-      <w:fldSimple w:instr=" STYLEREF 1 \s ">
-        <w:r>
-          <w:rPr>
-            <w:noProof/>
-          </w:rPr>
-          <w:t>3</w:t>
-        </w:r>
-      </w:fldSimple>
+      <w:r>
+        <w:fldChar w:fldCharType="begin"/>
+      </w:r>
+      <w:r>
+        <w:instrText xml:space="preserve"> STYLEREF 1 \s </w:instrText>
+      </w:r>
+      <w:r>
+        <w:fldChar w:fldCharType="separate"/>
+      </w:r>
+      <w:r>
+        <w:rPr>
+          <w:noProof/>
+        </w:rPr>
+        <w:t>3</w:t>
+      </w:r>
+      <w:r>
+        <w:rPr>
+          <w:noProof/>
+        </w:rPr>
+        <w:fldChar w:fldCharType="end"/>
+      </w:r>
       <w:r>
         <w:t>.</w:t>
       </w:r>
-      <w:fldSimple w:instr=" SEQ Figura \* ARABIC \s 1 ">
-        <w:r>
-          <w:rPr>
-            <w:noProof/>
-          </w:rPr>
-          <w:t>6</w:t>
-        </w:r>
-      </w:fldSimple>
-      <w:bookmarkEnd w:id="44"/>
+      <w:r>
+        <w:fldChar w:fldCharType="begin"/>
+      </w:r>
+      <w:r>
+        <w:instrText xml:space="preserve"> SEQ Figura \* ARABIC \s 1 </w:instrText>
+      </w:r>
+      <w:r>
+        <w:fldChar w:fldCharType="separate"/>
+      </w:r>
+      <w:r>
+        <w:rPr>
+          <w:noProof/>
+        </w:rPr>
+        <w:t>6</w:t>
+      </w:r>
+      <w:r>
+        <w:rPr>
+          <w:noProof/>
+        </w:rPr>
+        <w:fldChar w:fldCharType="end"/>
+      </w:r>
+      <w:bookmarkEnd w:id="50"/>
       <w:r>
         <w:t xml:space="preserve"> Base de datos</w:t>
       </w:r>
-      <w:bookmarkEnd w:id="45"/>
+      <w:bookmarkEnd w:id="51"/>
     </w:p>
     <w:p/>
     <w:p/>
@@ -12192,9 +13161,16 @@
       <w:pPr>
         <w:pStyle w:val="Ttulo3"/>
       </w:pPr>
-      <w:r>
-        <w:t>Diseño de Frontend</w:t>
-      </w:r>
+      <w:bookmarkStart w:id="52" w:name="_Toc226396738"/>
+      <w:r>
+        <w:t xml:space="preserve">Diseño de </w:t>
+      </w:r>
+      <w:proofErr w:type="spellStart"/>
+      <w:r>
+        <w:t>Frontend</w:t>
+      </w:r>
+      <w:bookmarkEnd w:id="52"/>
+      <w:proofErr w:type="spellEnd"/>
     </w:p>
     <w:p/>
     <w:p>
@@ -12202,20 +13178,52 @@
         <w:jc w:val="both"/>
       </w:pPr>
       <w:r>
-        <w:t>El desarrollo del frontend del sistema se llevó a cabo utilizando la biblioteca React, adoptando un enfoque basado en componentes que permitió construir una interfaz modular, escalable y alineada con las necesidades operativas del sistema.</w:t>
-      </w:r>
-    </w:p>
-    <w:p>
-      <w:pPr>
-        <w:jc w:val="both"/>
-      </w:pPr>
-    </w:p>
-    <w:p>
-      <w:pPr>
-        <w:jc w:val="both"/>
-      </w:pPr>
-      <w:r>
-        <w:t>Durante esta etapa, se priorizó la implementación de una interfaz intuitiva y eficiente, orientada a usuarios del área de calidad y operación, quienes interactúan constantemente con el sistema en actividades como registro de muestras, escaneo de códigos QR y almacenamiento de cajas. Para ello, se diseñaron vistas específicas para cada proceso clave, tales como la gestión de batches, administración de cajas, visualización de shelves y almacenamiento de muestras.</w:t>
+        <w:t xml:space="preserve">El desarrollo del </w:t>
+      </w:r>
+      <w:proofErr w:type="spellStart"/>
+      <w:r>
+        <w:t>frontend</w:t>
+      </w:r>
+      <w:proofErr w:type="spellEnd"/>
+      <w:r>
+        <w:t xml:space="preserve"> del sistema se llevó a cabo utilizando la biblioteca </w:t>
+      </w:r>
+      <w:proofErr w:type="spellStart"/>
+      <w:r>
+        <w:t>React</w:t>
+      </w:r>
+      <w:proofErr w:type="spellEnd"/>
+      <w:r>
+        <w:t>, adoptando un enfoque basado en componentes que permitió construir una interfaz modular, escalable y alineada con las necesidades operativas del sistema.</w:t>
+      </w:r>
+    </w:p>
+    <w:p>
+      <w:pPr>
+        <w:jc w:val="both"/>
+      </w:pPr>
+    </w:p>
+    <w:p>
+      <w:pPr>
+        <w:jc w:val="both"/>
+      </w:pPr>
+      <w:r>
+        <w:t xml:space="preserve">Durante esta etapa, se priorizó la implementación de una interfaz intuitiva y eficiente, orientada a usuarios del área de calidad y operación, quienes interactúan constantemente con el sistema en actividades como registro de muestras, escaneo de códigos QR y almacenamiento de cajas. Para ello, se diseñaron vistas específicas para cada proceso clave, tales como la gestión de </w:t>
+      </w:r>
+      <w:proofErr w:type="spellStart"/>
+      <w:r>
+        <w:t>batches</w:t>
+      </w:r>
+      <w:proofErr w:type="spellEnd"/>
+      <w:r>
+        <w:t xml:space="preserve">, administración de cajas, visualización de </w:t>
+      </w:r>
+      <w:proofErr w:type="spellStart"/>
+      <w:r>
+        <w:t>shelves</w:t>
+      </w:r>
+      <w:proofErr w:type="spellEnd"/>
+      <w:r>
+        <w:t xml:space="preserve"> y almacenamiento de muestras.</w:t>
       </w:r>
       <w:r>
         <w:t xml:space="preserve"> </w:t>
@@ -12227,46 +13235,102 @@
       </w:pPr>
       <w:r>
         <w:lastRenderedPageBreak/>
-        <w:t>El frontend se estructuró en componentes reutilizables, lo que facilitó la consistencia visual y funcional en toda la aplicación. Elementos como formularios, tablas, modales y tarjetas fueron diseñados para ser reutilizados en distintas vistas, reduciendo la duplicidad de código y mejorando la mantenibilidad del sistema.</w:t>
-      </w:r>
-    </w:p>
-    <w:p>
-      <w:pPr>
-        <w:jc w:val="both"/>
-      </w:pPr>
-    </w:p>
-    <w:p>
-      <w:pPr>
-        <w:jc w:val="both"/>
-      </w:pPr>
-      <w:r>
-        <w:t>Uno de los aspectos más relevantes en la ejecución del frontend fue la integración de funcionalidades en tiempo real, como el escaneo de códigos QR mediante la cámara del dispositivo, permitiendo identificar rápidamente cajas y ubicaciones dentro del almacén. Esta funcionalidad se integró directamente en la interfaz, proporcionando retroalimentación inmediata al usuario sin necesidad de recargar la página.</w:t>
-      </w:r>
-    </w:p>
-    <w:p>
-      <w:pPr>
-        <w:jc w:val="both"/>
-      </w:pPr>
-    </w:p>
-    <w:p>
-      <w:pPr>
-        <w:jc w:val="both"/>
-      </w:pPr>
-      <w:r>
-        <w:t>Asimismo, se implementó un sistema de navegación dinámico que permite cambiar entre diferentes vistas (dashboard, batches, cajas, shelves, etc.) de manera fluida, mejorando la experiencia del usuario. La comunicación con el backend se realizó a través de servicios centralizados, lo que permitió gestionar de manera eficiente las solicitudes a la API, el manejo de tokens de autenticación y el control de errores.</w:t>
-      </w:r>
-    </w:p>
-    <w:p>
-      <w:pPr>
-        <w:jc w:val="both"/>
-      </w:pPr>
-    </w:p>
-    <w:p>
-      <w:pPr>
-        <w:jc w:val="both"/>
-      </w:pPr>
-      <w:r>
-        <w:t>En cuanto a la seguridad desde el frontend, se integró el manejo de sesiones mediante almacenamiento seguro de tokens, así como la gestión de roles de usuario, permitiendo habilitar o restringir funcionalidades según el perfil (administrador, supervisor o usuario operativo).</w:t>
+        <w:t xml:space="preserve">El </w:t>
+      </w:r>
+      <w:proofErr w:type="spellStart"/>
+      <w:r>
+        <w:t>frontend</w:t>
+      </w:r>
+      <w:proofErr w:type="spellEnd"/>
+      <w:r>
+        <w:t xml:space="preserve"> se estructuró en componentes reutilizables, lo que facilitó la consistencia visual y funcional en toda la aplicación. Elementos como formularios, tablas, modales y tarjetas fueron diseñados para ser reutilizados en distintas vistas, reduciendo la duplicidad de código y mejorando la mantenibilidad del sistema.</w:t>
+      </w:r>
+    </w:p>
+    <w:p>
+      <w:pPr>
+        <w:jc w:val="both"/>
+      </w:pPr>
+    </w:p>
+    <w:p>
+      <w:pPr>
+        <w:jc w:val="both"/>
+      </w:pPr>
+      <w:r>
+        <w:t xml:space="preserve">Uno de los aspectos más relevantes en la ejecución del </w:t>
+      </w:r>
+      <w:proofErr w:type="spellStart"/>
+      <w:r>
+        <w:t>frontend</w:t>
+      </w:r>
+      <w:proofErr w:type="spellEnd"/>
+      <w:r>
+        <w:t xml:space="preserve"> fue la integración de funcionalidades en tiempo real, como el escaneo de códigos QR mediante la cámara del dispositivo, permitiendo identificar rápidamente cajas y ubicaciones dentro del almacén. Esta funcionalidad se integró directamente en la interfaz, proporcionando retroalimentación inmediata al usuario sin necesidad de recargar la página.</w:t>
+      </w:r>
+    </w:p>
+    <w:p>
+      <w:pPr>
+        <w:jc w:val="both"/>
+      </w:pPr>
+    </w:p>
+    <w:p>
+      <w:pPr>
+        <w:jc w:val="both"/>
+      </w:pPr>
+      <w:r>
+        <w:t>Asimismo, se implementó un sistema de navegación dinámico que permite cambiar entre diferentes vistas (</w:t>
+      </w:r>
+      <w:proofErr w:type="spellStart"/>
+      <w:r>
+        <w:t>dashboard</w:t>
+      </w:r>
+      <w:proofErr w:type="spellEnd"/>
+      <w:r>
+        <w:t xml:space="preserve">, </w:t>
+      </w:r>
+      <w:proofErr w:type="spellStart"/>
+      <w:r>
+        <w:t>batches</w:t>
+      </w:r>
+      <w:proofErr w:type="spellEnd"/>
+      <w:r>
+        <w:t xml:space="preserve">, cajas, </w:t>
+      </w:r>
+      <w:proofErr w:type="spellStart"/>
+      <w:r>
+        <w:t>shelves</w:t>
+      </w:r>
+      <w:proofErr w:type="spellEnd"/>
+      <w:r>
+        <w:t xml:space="preserve">, etc.) de manera fluida, mejorando la experiencia del usuario. La comunicación con el </w:t>
+      </w:r>
+      <w:proofErr w:type="spellStart"/>
+      <w:r>
+        <w:t>backend</w:t>
+      </w:r>
+      <w:proofErr w:type="spellEnd"/>
+      <w:r>
+        <w:t xml:space="preserve"> se realizó a través de servicios centralizados, lo que permitió gestionar de manera eficiente las solicitudes a la API, el manejo de tokens de autenticación y el control de errores.</w:t>
+      </w:r>
+    </w:p>
+    <w:p>
+      <w:pPr>
+        <w:jc w:val="both"/>
+      </w:pPr>
+    </w:p>
+    <w:p>
+      <w:pPr>
+        <w:jc w:val="both"/>
+      </w:pPr>
+      <w:r>
+        <w:t xml:space="preserve">En cuanto a la seguridad desde el </w:t>
+      </w:r>
+      <w:proofErr w:type="spellStart"/>
+      <w:r>
+        <w:t>frontend</w:t>
+      </w:r>
+      <w:proofErr w:type="spellEnd"/>
+      <w:r>
+        <w:t>, se integró el manejo de sesiones mediante almacenamiento seguro de tokens, así como la gestión de roles de usuario, permitiendo habilitar o restringir funcionalidades según el perfil (administrador, supervisor o usuario operativo).</w:t>
       </w:r>
     </w:p>
     <w:p>
@@ -12292,7 +13356,15 @@
         <w:jc w:val="both"/>
       </w:pPr>
       <w:r>
-        <w:t xml:space="preserve">El desarrollo se realizó de manera iterativa, permitiendo validar continuamente las funcionalidades implementadas y realizar ajustes con base en la retroalimentación obtenida durante las pruebas. Esto aseguró que el frontend no solo cumpliera con los </w:t>
+        <w:t xml:space="preserve">El desarrollo se realizó de manera iterativa, permitiendo validar continuamente las funcionalidades implementadas y realizar ajustes con base en la retroalimentación obtenida durante las pruebas. Esto aseguró que el </w:t>
+      </w:r>
+      <w:proofErr w:type="spellStart"/>
+      <w:r>
+        <w:t>frontend</w:t>
+      </w:r>
+      <w:proofErr w:type="spellEnd"/>
+      <w:r>
+        <w:t xml:space="preserve"> no solo cumpliera con los </w:t>
       </w:r>
       <w:r>
         <w:lastRenderedPageBreak/>
@@ -12304,7 +13376,15 @@
         <w:jc w:val="both"/>
       </w:pPr>
       <w:r>
-        <w:t>En conjunto, la ejecución del frontend permitió construir una interfaz moderna, funcional y alineada con los procesos del sistema, optimizando la interacción del usuario y facilitando la ejecución de tareas críticas dentro del flujo de trabajo.</w:t>
+        <w:t xml:space="preserve">En conjunto, la ejecución del </w:t>
+      </w:r>
+      <w:proofErr w:type="spellStart"/>
+      <w:r>
+        <w:t>frontend</w:t>
+      </w:r>
+      <w:proofErr w:type="spellEnd"/>
+      <w:r>
+        <w:t xml:space="preserve"> permitió construir una interfaz moderna, funcional y alineada con los procesos del sistema, optimizando la interacción del usuario y facilitando la ejecución de tareas críticas dentro del flujo de trabajo.</w:t>
       </w:r>
     </w:p>
     <w:p>
@@ -12321,9 +13401,11 @@
       <w:pPr>
         <w:pStyle w:val="Ttulo3"/>
       </w:pPr>
+      <w:bookmarkStart w:id="53" w:name="_Toc226396739"/>
       <w:r>
         <w:t>Backend</w:t>
       </w:r>
+      <w:bookmarkEnd w:id="53"/>
     </w:p>
     <w:p/>
     <w:p>
@@ -12331,46 +13413,118 @@
         <w:jc w:val="both"/>
       </w:pPr>
       <w:r>
-        <w:t>El desarrollo del backend del sistema RESS se llevó a cabo utilizando .NET Framework, siguiendo una arquitectura basada en servicios que permitió estructurar de manera clara la lógica de negocio, la gestión de datos y la exposición de funcionalidades a través de una API.</w:t>
-      </w:r>
-    </w:p>
-    <w:p>
-      <w:pPr>
-        <w:jc w:val="both"/>
-      </w:pPr>
-    </w:p>
-    <w:p>
-      <w:pPr>
-        <w:jc w:val="both"/>
-      </w:pPr>
-      <w:r>
-        <w:t>Durante esta etapa, se implementaron los distintos módulos del sistema, considerando los procesos clave de la gestión de muestras de retención, tales como la creación y administración de batches, la gestión de cajas, el control de almacenamiento en shelves y la generación de etiquetas. Cada uno de estos módulos fue desarrollado como parte de un conjunto de endpoints organizados que permiten la interacción con el frontend de manera segura y eficiente.</w:t>
-      </w:r>
-    </w:p>
-    <w:p>
-      <w:pPr>
-        <w:jc w:val="both"/>
-      </w:pPr>
-    </w:p>
-    <w:p>
-      <w:pPr>
-        <w:jc w:val="both"/>
-      </w:pPr>
-      <w:r>
-        <w:t>Uno de los aspectos principales en la ejecución del backend fue la implementación de la lógica de negocio centralizada, asegurando que todas las validaciones, reglas operativas y restricciones se ejecuten en el servidor. Esto incluye validaciones como el estado de los batches, la asignación de cajas a ubicaciones específicas y el control de capacidad de los shelves, garantizando la integridad de la información y la coherencia del sistema.</w:t>
-      </w:r>
-    </w:p>
-    <w:p>
-      <w:pPr>
-        <w:jc w:val="both"/>
-      </w:pPr>
-    </w:p>
-    <w:p>
-      <w:pPr>
-        <w:jc w:val="both"/>
-      </w:pPr>
-      <w:r>
-        <w:t xml:space="preserve">Asimismo, se integró el sistema con Active Directory, permitiendo validar las credenciales de los usuarios y obtener sus roles dentro de la organización. Esta integración fue fundamental para implementar un esquema de autenticación y </w:t>
+        <w:t xml:space="preserve">El desarrollo del </w:t>
+      </w:r>
+      <w:proofErr w:type="spellStart"/>
+      <w:r>
+        <w:t>backend</w:t>
+      </w:r>
+      <w:proofErr w:type="spellEnd"/>
+      <w:r>
+        <w:t xml:space="preserve"> del sistema RESS se llevó a cabo utilizando .NET Framework, siguiendo una arquitectura basada en servicios que permitió estructurar de manera clara la lógica de negocio, la gestión de datos y la exposición de funcionalidades a través de una API.</w:t>
+      </w:r>
+    </w:p>
+    <w:p>
+      <w:pPr>
+        <w:jc w:val="both"/>
+      </w:pPr>
+    </w:p>
+    <w:p>
+      <w:pPr>
+        <w:jc w:val="both"/>
+      </w:pPr>
+      <w:r>
+        <w:t xml:space="preserve">Durante esta etapa, se implementaron los distintos módulos del sistema, considerando los procesos clave de la gestión de muestras de retención, tales como la creación y administración de </w:t>
+      </w:r>
+      <w:proofErr w:type="spellStart"/>
+      <w:r>
+        <w:t>batches</w:t>
+      </w:r>
+      <w:proofErr w:type="spellEnd"/>
+      <w:r>
+        <w:t xml:space="preserve">, la gestión de cajas, el control de almacenamiento en </w:t>
+      </w:r>
+      <w:proofErr w:type="spellStart"/>
+      <w:r>
+        <w:t>shelves</w:t>
+      </w:r>
+      <w:proofErr w:type="spellEnd"/>
+      <w:r>
+        <w:t xml:space="preserve"> y la generación de etiquetas. Cada uno de estos módulos fue desarrollado como parte de un conjunto de </w:t>
+      </w:r>
+      <w:proofErr w:type="spellStart"/>
+      <w:r>
+        <w:t>endpoints</w:t>
+      </w:r>
+      <w:proofErr w:type="spellEnd"/>
+      <w:r>
+        <w:t xml:space="preserve"> organizados que permiten la interacción con el </w:t>
+      </w:r>
+      <w:proofErr w:type="spellStart"/>
+      <w:r>
+        <w:t>frontend</w:t>
+      </w:r>
+      <w:proofErr w:type="spellEnd"/>
+      <w:r>
+        <w:t xml:space="preserve"> de manera segura y eficiente.</w:t>
+      </w:r>
+    </w:p>
+    <w:p>
+      <w:pPr>
+        <w:jc w:val="both"/>
+      </w:pPr>
+    </w:p>
+    <w:p>
+      <w:pPr>
+        <w:jc w:val="both"/>
+      </w:pPr>
+      <w:r>
+        <w:t xml:space="preserve">Uno de los aspectos principales en la ejecución del </w:t>
+      </w:r>
+      <w:proofErr w:type="spellStart"/>
+      <w:r>
+        <w:t>backend</w:t>
+      </w:r>
+      <w:proofErr w:type="spellEnd"/>
+      <w:r>
+        <w:t xml:space="preserve"> fue la implementación de la lógica de negocio centralizada, asegurando que todas las validaciones, reglas operativas y restricciones se ejecuten en el servidor. Esto incluye validaciones como el estado de los </w:t>
+      </w:r>
+      <w:proofErr w:type="spellStart"/>
+      <w:r>
+        <w:t>batches</w:t>
+      </w:r>
+      <w:proofErr w:type="spellEnd"/>
+      <w:r>
+        <w:t xml:space="preserve">, la asignación de cajas a ubicaciones específicas y el control de capacidad de los </w:t>
+      </w:r>
+      <w:proofErr w:type="spellStart"/>
+      <w:r>
+        <w:t>shelves</w:t>
+      </w:r>
+      <w:proofErr w:type="spellEnd"/>
+      <w:r>
+        <w:t>, garantizando la integridad de la información y la coherencia del sistema.</w:t>
+      </w:r>
+    </w:p>
+    <w:p>
+      <w:pPr>
+        <w:jc w:val="both"/>
+      </w:pPr>
+    </w:p>
+    <w:p>
+      <w:pPr>
+        <w:jc w:val="both"/>
+      </w:pPr>
+      <w:r>
+        <w:t xml:space="preserve">Asimismo, se integró el sistema con Active </w:t>
+      </w:r>
+      <w:proofErr w:type="spellStart"/>
+      <w:r>
+        <w:t>Directory</w:t>
+      </w:r>
+      <w:proofErr w:type="spellEnd"/>
+      <w:r>
+        <w:t xml:space="preserve">, permitiendo validar las credenciales de los usuarios y obtener sus roles dentro de la organización. Esta integración fue fundamental para implementar un esquema de autenticación y </w:t>
       </w:r>
       <w:r>
         <w:lastRenderedPageBreak/>
@@ -12382,7 +13536,23 @@
         <w:jc w:val="both"/>
       </w:pPr>
       <w:r>
-        <w:t>Un componente crítico del backend es la implementación de firmas electrónicas para operaciones sensibles, como la validación de registros o el almacenamiento de cajas. Para estas acciones, el sistema requiere la reautenticación del usuario mediante sus credenciales, lo que garantiza que cada operación quede debidamente autorizada y asociada a un responsable.</w:t>
+        <w:t xml:space="preserve">Un componente crítico del </w:t>
+      </w:r>
+      <w:proofErr w:type="spellStart"/>
+      <w:r>
+        <w:t>backend</w:t>
+      </w:r>
+      <w:proofErr w:type="spellEnd"/>
+      <w:r>
+        <w:t xml:space="preserve"> es la implementación de firmas electrónicas para operaciones sensibles, como la validación de registros o el almacenamiento de cajas. Para estas acciones, el sistema requiere la </w:t>
+      </w:r>
+      <w:proofErr w:type="spellStart"/>
+      <w:r>
+        <w:t>reautenticación</w:t>
+      </w:r>
+      <w:proofErr w:type="spellEnd"/>
+      <w:r>
+        <w:t xml:space="preserve"> del usuario mediante sus credenciales, lo que garantiza que cada operación quede debidamente autorizada y asociada a un responsable.</w:t>
       </w:r>
     </w:p>
     <w:p>
@@ -12408,28 +13578,68 @@
         <w:jc w:val="both"/>
       </w:pPr>
       <w:r>
-        <w:t>En cuanto a la persistencia de datos, el backend interactúa con una base de datos SQL Server mediante el uso de Entity Framework y consultas optimizadas, asegurando un acceso eficiente y seguro a la información. Se implementaron identificadores únicos (GUID) para garantizar la unicidad de los registros y evitar conflictos en entornos concurrentes.</w:t>
-      </w:r>
-    </w:p>
-    <w:p>
-      <w:pPr>
-        <w:jc w:val="both"/>
-      </w:pPr>
-    </w:p>
-    <w:p>
-      <w:pPr>
-        <w:jc w:val="both"/>
-      </w:pPr>
-      <w:r>
-        <w:t>El desarrollo del backend se realizó de manera iterativa, permitiendo validar progresivamente cada funcionalidad y realizar ajustes conforme a los requerimientos del sistema. Se llevaron a cabo pruebas de integración con el frontend para asegurar la correcta comunicación entre ambos componentes, verificando el flujo completo de información desde la captura de datos hasta su almacenamiento y consulta.</w:t>
-      </w:r>
-    </w:p>
-    <w:p>
-      <w:pPr>
-        <w:jc w:val="both"/>
-      </w:pPr>
-      <w:r>
-        <w:t>En conjunto, la ejecución del backend permitió construir una capa robusta, segura y alineada con los requerimientos del sistema RESS, proporcionando la base necesaria para garantizar la correcta operación, trazabilidad y cumplimiento normativo del sistema.</w:t>
+        <w:t xml:space="preserve">En cuanto a la persistencia de datos, el </w:t>
+      </w:r>
+      <w:proofErr w:type="spellStart"/>
+      <w:r>
+        <w:t>backend</w:t>
+      </w:r>
+      <w:proofErr w:type="spellEnd"/>
+      <w:r>
+        <w:t xml:space="preserve"> interactúa con una base de datos SQL Server mediante el uso de </w:t>
+      </w:r>
+      <w:proofErr w:type="spellStart"/>
+      <w:r>
+        <w:t>Entity</w:t>
+      </w:r>
+      <w:proofErr w:type="spellEnd"/>
+      <w:r>
+        <w:t xml:space="preserve"> Framework y consultas optimizadas, asegurando un acceso eficiente y seguro a la información. Se implementaron identificadores únicos (GUID) para garantizar la unicidad de los registros y evitar conflictos en entornos concurrentes.</w:t>
+      </w:r>
+    </w:p>
+    <w:p>
+      <w:pPr>
+        <w:jc w:val="both"/>
+      </w:pPr>
+    </w:p>
+    <w:p>
+      <w:pPr>
+        <w:jc w:val="both"/>
+      </w:pPr>
+      <w:r>
+        <w:t xml:space="preserve">El desarrollo del </w:t>
+      </w:r>
+      <w:proofErr w:type="spellStart"/>
+      <w:r>
+        <w:t>backend</w:t>
+      </w:r>
+      <w:proofErr w:type="spellEnd"/>
+      <w:r>
+        <w:t xml:space="preserve"> se realizó de manera iterativa, permitiendo validar progresivamente cada funcionalidad y realizar ajustes conforme a los requerimientos del sistema. Se llevaron a cabo pruebas de integración con el </w:t>
+      </w:r>
+      <w:proofErr w:type="spellStart"/>
+      <w:r>
+        <w:t>frontend</w:t>
+      </w:r>
+      <w:proofErr w:type="spellEnd"/>
+      <w:r>
+        <w:t xml:space="preserve"> para asegurar la correcta comunicación entre ambos componentes, verificando el flujo completo de información desde la captura de datos hasta su almacenamiento y consulta.</w:t>
+      </w:r>
+    </w:p>
+    <w:p>
+      <w:pPr>
+        <w:jc w:val="both"/>
+      </w:pPr>
+      <w:r>
+        <w:t xml:space="preserve">En conjunto, la ejecución del </w:t>
+      </w:r>
+      <w:proofErr w:type="spellStart"/>
+      <w:r>
+        <w:t>backend</w:t>
+      </w:r>
+      <w:proofErr w:type="spellEnd"/>
+      <w:r>
+        <w:t xml:space="preserve"> permitió construir una capa robusta, segura y alineada con los requerimientos del sistema RESS, proporcionando la base necesaria para garantizar la correcta operación, trazabilidad y cumplimiento normativo del sistema.</w:t>
       </w:r>
     </w:p>
     <w:p/>
@@ -12438,10 +13648,12 @@
       <w:pPr>
         <w:pStyle w:val="Ttulo3"/>
       </w:pPr>
+      <w:bookmarkStart w:id="54" w:name="_Toc226396740"/>
       <w:r>
         <w:lastRenderedPageBreak/>
         <w:t>Seguridad</w:t>
       </w:r>
+      <w:bookmarkEnd w:id="54"/>
     </w:p>
     <w:p/>
     <w:p>
@@ -12478,7 +13690,15 @@
         <w:jc w:val="both"/>
       </w:pPr>
       <w:r>
-        <w:t>Un elemento clave del sistema es la implementación de firmas electrónicas para operaciones críticas, tales como la validación de registros o el almacenamiento de cajas. Para ejecutar estas acciones, el usuario debe ingresar nuevamente sus credenciales (usuario y contraseña), las cuales son verificadas contra el sistema de autenticación corporativo (Active Directory).</w:t>
+        <w:t xml:space="preserve">Un elemento clave del sistema es la implementación de firmas electrónicas para operaciones críticas, tales como la validación de registros o el almacenamiento de cajas. Para ejecutar estas acciones, el usuario debe ingresar nuevamente sus credenciales (usuario y contraseña), las cuales son verificadas contra el sistema de autenticación corporativo (Active </w:t>
+      </w:r>
+      <w:proofErr w:type="spellStart"/>
+      <w:r>
+        <w:t>Directory</w:t>
+      </w:r>
+      <w:proofErr w:type="spellEnd"/>
+      <w:r>
+        <w:t>).</w:t>
       </w:r>
     </w:p>
     <w:p>
@@ -12504,17 +13724,43 @@
         <w:jc w:val="both"/>
       </w:pPr>
       <w:r>
-        <w:t>Finalmente, la comunicación entre frontend y backend se realiza a través de endpoints seguros, y el control de acceso se gestiona mediante roles y políticas definidas en el sistema, lo que asegura una protección integral de la información y de los procesos.</w:t>
+        <w:t xml:space="preserve">Finalmente, la comunicación entre </w:t>
+      </w:r>
+      <w:proofErr w:type="spellStart"/>
+      <w:r>
+        <w:t>frontend</w:t>
+      </w:r>
+      <w:proofErr w:type="spellEnd"/>
+      <w:r>
+        <w:t xml:space="preserve"> y </w:t>
+      </w:r>
+      <w:proofErr w:type="spellStart"/>
+      <w:r>
+        <w:t>backend</w:t>
+      </w:r>
+      <w:proofErr w:type="spellEnd"/>
+      <w:r>
+        <w:t xml:space="preserve"> se realiza a través de </w:t>
+      </w:r>
+      <w:proofErr w:type="spellStart"/>
+      <w:r>
+        <w:t>endpoints</w:t>
+      </w:r>
+      <w:proofErr w:type="spellEnd"/>
+      <w:r>
+        <w:t xml:space="preserve"> seguros, y el control de acceso se gestiona mediante roles y políticas definidas en el sistema, lo que asegura una protección integral de la información y de los procesos.</w:t>
       </w:r>
     </w:p>
     <w:p>
       <w:pPr>
         <w:pStyle w:val="Ttulo3"/>
       </w:pPr>
+      <w:bookmarkStart w:id="55" w:name="_Toc226396741"/>
       <w:r>
         <w:lastRenderedPageBreak/>
         <w:t>Pruebas</w:t>
       </w:r>
+      <w:bookmarkEnd w:id="55"/>
     </w:p>
     <w:p/>
     <w:p>
@@ -12588,7 +13834,25 @@
           <w:color w:val="000000" w:themeColor="text1"/>
           <w:szCs w:val="24"/>
         </w:rPr>
-        <w:t>En primer lugar, se realizaron pruebas unitarias, enfocadas en validar el correcto funcionamiento de componentes individuales del sistema, especialmente en la lógica de negocio implementada en el backend.</w:t>
+        <w:t xml:space="preserve">En primer lugar, se realizaron pruebas unitarias, enfocadas en validar el correcto funcionamiento de componentes individuales del sistema, especialmente en la lógica de negocio implementada en el </w:t>
+      </w:r>
+      <w:proofErr w:type="spellStart"/>
+      <w:r>
+        <w:rPr>
+          <w:rFonts w:eastAsia="Arial" w:cs="Arial"/>
+          <w:color w:val="000000" w:themeColor="text1"/>
+          <w:szCs w:val="24"/>
+        </w:rPr>
+        <w:t>backend</w:t>
+      </w:r>
+      <w:proofErr w:type="spellEnd"/>
+      <w:r>
+        <w:rPr>
+          <w:rFonts w:eastAsia="Arial" w:cs="Arial"/>
+          <w:color w:val="000000" w:themeColor="text1"/>
+          <w:szCs w:val="24"/>
+        </w:rPr>
+        <w:t>.</w:t>
       </w:r>
       <w:r>
         <w:rPr>
@@ -12604,35 +13868,125 @@
           <w:color w:val="000000" w:themeColor="text1"/>
           <w:szCs w:val="24"/>
         </w:rPr>
-        <w:t>Posteriormente, se llevaron a cabo pruebas de integración, con el fin de verificar la correcta comunicación entre los distintos módulos del sistema, incluyendo la interacción entre el frontend desarrollado en React, el backend en .NET Framework y la base de datos SQL Server. Estas pruebas aseguraron que los flujos de información, como el registro de muestras, escaneo de códigos QR y almacenamiento de cajas, se ejecuten de manera consistente y sin pérdida de datos.</w:t>
-      </w:r>
-    </w:p>
-    <w:p>
-      <w:pPr>
-        <w:jc w:val="both"/>
-        <w:rPr>
-          <w:rFonts w:eastAsia="Arial" w:cs="Arial"/>
-          <w:color w:val="000000" w:themeColor="text1"/>
-          <w:szCs w:val="24"/>
-        </w:rPr>
-      </w:pPr>
-    </w:p>
-    <w:p>
-      <w:pPr>
-        <w:jc w:val="both"/>
-        <w:rPr>
-          <w:rFonts w:eastAsia="Arial" w:cs="Arial"/>
-          <w:color w:val="000000" w:themeColor="text1"/>
-          <w:szCs w:val="24"/>
-        </w:rPr>
-      </w:pPr>
-      <w:r>
-        <w:rPr>
-          <w:rFonts w:eastAsia="Arial" w:cs="Arial"/>
-          <w:color w:val="000000" w:themeColor="text1"/>
-          <w:szCs w:val="24"/>
-        </w:rPr>
-        <w:t>Asimismo, se realizaron pruebas funcionales, orientadas a validar que el sistema cumple con los casos de uso definidos, tales como la creación de batches, validación y rechazo, generación de etiquetas, almacenamiento de cajas en shelves y búsqueda de información. Estas pruebas se ejecutaron desde la perspectiva del usuario final, garantizando que el sistema responde correctamente a las operaciones reales del entorno.</w:t>
+        <w:t xml:space="preserve">Posteriormente, se llevaron a cabo pruebas de integración, con el fin de verificar la correcta comunicación entre los distintos módulos del sistema, incluyendo la interacción entre el </w:t>
+      </w:r>
+      <w:proofErr w:type="spellStart"/>
+      <w:r>
+        <w:rPr>
+          <w:rFonts w:eastAsia="Arial" w:cs="Arial"/>
+          <w:color w:val="000000" w:themeColor="text1"/>
+          <w:szCs w:val="24"/>
+        </w:rPr>
+        <w:t>frontend</w:t>
+      </w:r>
+      <w:proofErr w:type="spellEnd"/>
+      <w:r>
+        <w:rPr>
+          <w:rFonts w:eastAsia="Arial" w:cs="Arial"/>
+          <w:color w:val="000000" w:themeColor="text1"/>
+          <w:szCs w:val="24"/>
+        </w:rPr>
+        <w:t xml:space="preserve"> desarrollado en </w:t>
+      </w:r>
+      <w:proofErr w:type="spellStart"/>
+      <w:r>
+        <w:rPr>
+          <w:rFonts w:eastAsia="Arial" w:cs="Arial"/>
+          <w:color w:val="000000" w:themeColor="text1"/>
+          <w:szCs w:val="24"/>
+        </w:rPr>
+        <w:t>React</w:t>
+      </w:r>
+      <w:proofErr w:type="spellEnd"/>
+      <w:r>
+        <w:rPr>
+          <w:rFonts w:eastAsia="Arial" w:cs="Arial"/>
+          <w:color w:val="000000" w:themeColor="text1"/>
+          <w:szCs w:val="24"/>
+        </w:rPr>
+        <w:t xml:space="preserve">, el </w:t>
+      </w:r>
+      <w:proofErr w:type="spellStart"/>
+      <w:r>
+        <w:rPr>
+          <w:rFonts w:eastAsia="Arial" w:cs="Arial"/>
+          <w:color w:val="000000" w:themeColor="text1"/>
+          <w:szCs w:val="24"/>
+        </w:rPr>
+        <w:t>backend</w:t>
+      </w:r>
+      <w:proofErr w:type="spellEnd"/>
+      <w:r>
+        <w:rPr>
+          <w:rFonts w:eastAsia="Arial" w:cs="Arial"/>
+          <w:color w:val="000000" w:themeColor="text1"/>
+          <w:szCs w:val="24"/>
+        </w:rPr>
+        <w:t xml:space="preserve"> en .NET Framework y la base de datos SQL Server. Estas pruebas aseguraron que los flujos de información, como el registro de muestras, escaneo de códigos QR y almacenamiento de cajas, se ejecuten de manera consistente y sin pérdida de datos.</w:t>
+      </w:r>
+    </w:p>
+    <w:p>
+      <w:pPr>
+        <w:jc w:val="both"/>
+        <w:rPr>
+          <w:rFonts w:eastAsia="Arial" w:cs="Arial"/>
+          <w:color w:val="000000" w:themeColor="text1"/>
+          <w:szCs w:val="24"/>
+        </w:rPr>
+      </w:pPr>
+    </w:p>
+    <w:p>
+      <w:pPr>
+        <w:jc w:val="both"/>
+        <w:rPr>
+          <w:rFonts w:eastAsia="Arial" w:cs="Arial"/>
+          <w:color w:val="000000" w:themeColor="text1"/>
+          <w:szCs w:val="24"/>
+        </w:rPr>
+      </w:pPr>
+      <w:r>
+        <w:rPr>
+          <w:rFonts w:eastAsia="Arial" w:cs="Arial"/>
+          <w:color w:val="000000" w:themeColor="text1"/>
+          <w:szCs w:val="24"/>
+        </w:rPr>
+        <w:t xml:space="preserve">Asimismo, se realizaron pruebas funcionales, orientadas a validar que el sistema cumple con los casos de uso definidos, tales como la creación de </w:t>
+      </w:r>
+      <w:proofErr w:type="spellStart"/>
+      <w:r>
+        <w:rPr>
+          <w:rFonts w:eastAsia="Arial" w:cs="Arial"/>
+          <w:color w:val="000000" w:themeColor="text1"/>
+          <w:szCs w:val="24"/>
+        </w:rPr>
+        <w:t>batches</w:t>
+      </w:r>
+      <w:proofErr w:type="spellEnd"/>
+      <w:r>
+        <w:rPr>
+          <w:rFonts w:eastAsia="Arial" w:cs="Arial"/>
+          <w:color w:val="000000" w:themeColor="text1"/>
+          <w:szCs w:val="24"/>
+        </w:rPr>
+        <w:t xml:space="preserve">, validación y rechazo, generación de etiquetas, almacenamiento de cajas en </w:t>
+      </w:r>
+      <w:proofErr w:type="spellStart"/>
+      <w:r>
+        <w:rPr>
+          <w:rFonts w:eastAsia="Arial" w:cs="Arial"/>
+          <w:color w:val="000000" w:themeColor="text1"/>
+          <w:szCs w:val="24"/>
+        </w:rPr>
+        <w:t>shelves</w:t>
+      </w:r>
+      <w:proofErr w:type="spellEnd"/>
+      <w:r>
+        <w:rPr>
+          <w:rFonts w:eastAsia="Arial" w:cs="Arial"/>
+          <w:color w:val="000000" w:themeColor="text1"/>
+          <w:szCs w:val="24"/>
+        </w:rPr>
+        <w:t xml:space="preserve"> y búsqueda de información. Estas pruebas se ejecutaron desde la perspectiva del usuario final, garantizando que el sistema responde correctamente a las operaciones reales del entorno.</w:t>
       </w:r>
     </w:p>
     <w:p>
@@ -12735,11 +14089,11 @@
         <w:pStyle w:val="Ttulo2"/>
         <w:spacing w:line="360" w:lineRule="auto"/>
       </w:pPr>
-      <w:bookmarkStart w:id="46" w:name="_Toc225436435"/>
+      <w:bookmarkStart w:id="56" w:name="_Toc226396742"/>
       <w:r>
         <w:t>Control</w:t>
       </w:r>
-      <w:bookmarkEnd w:id="46"/>
+      <w:bookmarkEnd w:id="56"/>
     </w:p>
     <w:p/>
     <w:p/>
@@ -12748,11 +14102,11 @@
         <w:pStyle w:val="Ttulo2"/>
         <w:spacing w:line="360" w:lineRule="auto"/>
       </w:pPr>
-      <w:bookmarkStart w:id="47" w:name="_Toc225436436"/>
+      <w:bookmarkStart w:id="57" w:name="_Toc226396743"/>
       <w:r>
         <w:t>Cierre</w:t>
       </w:r>
-      <w:bookmarkEnd w:id="47"/>
+      <w:bookmarkEnd w:id="57"/>
     </w:p>
     <w:p/>
     <w:p/>
@@ -12796,13 +14150,14 @@
             <w:pPr>
               <w:pStyle w:val="Ttulo1"/>
               <w:spacing w:line="360" w:lineRule="auto"/>
+              <w:outlineLvl w:val="0"/>
             </w:pPr>
-            <w:bookmarkStart w:id="48" w:name="_Toc225436437"/>
+            <w:bookmarkStart w:id="58" w:name="_Toc226396744"/>
             <w:r>
               <w:lastRenderedPageBreak/>
               <w:t>CONCLUSIONES</w:t>
             </w:r>
-            <w:bookmarkEnd w:id="48"/>
+            <w:bookmarkEnd w:id="58"/>
           </w:p>
         </w:tc>
       </w:tr>
@@ -12813,11 +14168,11 @@
         <w:pStyle w:val="Ttulo2"/>
         <w:spacing w:line="360" w:lineRule="auto"/>
       </w:pPr>
-      <w:bookmarkStart w:id="49" w:name="_Toc225436438"/>
+      <w:bookmarkStart w:id="59" w:name="_Toc226396745"/>
       <w:r>
         <w:t>Cumplimiento de objetivos</w:t>
       </w:r>
-      <w:bookmarkEnd w:id="49"/>
+      <w:bookmarkEnd w:id="59"/>
     </w:p>
     <w:p/>
     <w:p/>
@@ -12826,11 +14181,11 @@
         <w:pStyle w:val="Ttulo2"/>
         <w:spacing w:line="360" w:lineRule="auto"/>
       </w:pPr>
-      <w:bookmarkStart w:id="50" w:name="_Toc225436439"/>
+      <w:bookmarkStart w:id="60" w:name="_Toc226396746"/>
       <w:r>
         <w:t>Resultados</w:t>
       </w:r>
-      <w:bookmarkEnd w:id="50"/>
+      <w:bookmarkEnd w:id="60"/>
     </w:p>
     <w:p/>
     <w:p/>
@@ -12839,11 +14194,11 @@
         <w:pStyle w:val="Ttulo2"/>
         <w:spacing w:line="360" w:lineRule="auto"/>
       </w:pPr>
-      <w:bookmarkStart w:id="51" w:name="_Toc225436440"/>
+      <w:bookmarkStart w:id="61" w:name="_Toc226396747"/>
       <w:r>
         <w:t>Contribuciones</w:t>
       </w:r>
-      <w:bookmarkEnd w:id="51"/>
+      <w:bookmarkEnd w:id="61"/>
     </w:p>
     <w:p/>
     <w:p/>
@@ -12948,6 +14303,7 @@
           <w:lang w:val="en-US"/>
         </w:rPr>
       </w:pPr>
+      <w:proofErr w:type="spellStart"/>
       <w:r>
         <w:rPr>
           <w:rFonts w:eastAsia="Arial" w:cs="Arial"/>
@@ -12955,7 +14311,17 @@
           <w:sz w:val="22"/>
           <w:lang w:val="en-US"/>
         </w:rPr>
-        <w:t xml:space="preserve">Referencia APA: Food and Drug Administration. (2023). </w:t>
+        <w:t>Referencia</w:t>
+      </w:r>
+      <w:proofErr w:type="spellEnd"/>
+      <w:r>
+        <w:rPr>
+          <w:rFonts w:eastAsia="Arial" w:cs="Arial"/>
+          <w:color w:val="000000" w:themeColor="text1"/>
+          <w:sz w:val="22"/>
+          <w:lang w:val="en-US"/>
+        </w:rPr>
+        <w:t xml:space="preserve"> APA: Food and Drug Administration. (2023). </w:t>
       </w:r>
       <w:r>
         <w:rPr>
@@ -13003,7 +14369,25 @@
           <w:sz w:val="22"/>
           <w:lang w:val="en-US"/>
         </w:rPr>
-        <w:t xml:space="preserve">International Society for Pharmaceutical Engineering (ISPE). (2008). GAMP 5: A risk-based approach to compliant GxP computerized systems. ISPE.  </w:t>
+        <w:t xml:space="preserve">International Society for Pharmaceutical Engineering (ISPE). (2008). GAMP 5: A risk-based approach to compliant </w:t>
+      </w:r>
+      <w:proofErr w:type="spellStart"/>
+      <w:r>
+        <w:rPr>
+          <w:rFonts w:eastAsia="Arial" w:cs="Arial"/>
+          <w:sz w:val="22"/>
+          <w:lang w:val="en-US"/>
+        </w:rPr>
+        <w:t>GxP</w:t>
+      </w:r>
+      <w:proofErr w:type="spellEnd"/>
+      <w:r>
+        <w:rPr>
+          <w:rFonts w:eastAsia="Arial" w:cs="Arial"/>
+          <w:sz w:val="22"/>
+          <w:lang w:val="en-US"/>
+        </w:rPr>
+        <w:t xml:space="preserve"> computerized systems. ISPE.  </w:t>
       </w:r>
     </w:p>
     <w:p/>
@@ -13115,7 +14499,7 @@
 </file>
 
 <file path=word/comments.xml><?xml version="1.0" encoding="utf-8"?>
-<w:comments xmlns:wpc="http://schemas.microsoft.com/office/word/2010/wordprocessingCanvas" xmlns:cx="http://schemas.microsoft.com/office/drawing/2014/chartex" xmlns:cx1="http://schemas.microsoft.com/office/drawing/2015/9/8/chartex" xmlns:cx2="http://schemas.microsoft.com/office/drawing/2015/10/21/chartex" xmlns:cx3="http://schemas.microsoft.com/office/drawing/2016/5/9/chartex" xmlns:cx4="http://schemas.microsoft.com/office/drawing/2016/5/10/chartex" xmlns:cx5="http://schemas.microsoft.com/office/drawing/2016/5/11/chartex" xmlns:cx6="http://schemas.microsoft.com/office/drawing/2016/5/12/chartex" xmlns:cx7="http://schemas.microsoft.com/office/drawing/2016/5/13/chartex" xmlns:cx8="http://schemas.microsoft.com/office/drawing/2016/5/14/chartex" xmlns:mc="http://schemas.openxmlformats.org/markup-compatibility/2006" xmlns:aink="http://schemas.microsoft.com/office/drawing/2016/ink" xmlns:am3d="http://schemas.microsoft.com/office/drawing/2017/model3d" xmlns:o="urn:schemas-microsoft-com:office:office" xmlns:oel="http://schemas.microsoft.com/office/2019/extlst" xmlns:r="http://schemas.openxmlformats.org/officeDocument/2006/relationships" xmlns:m="http://schemas.openxmlformats.org/officeDocument/2006/math" xmlns:v="urn:schemas-microsoft-com:vml" xmlns:wp14="http://schemas.microsoft.com/office/word/2010/wordprocessingDrawing" xmlns:wp="http://schemas.openxmlformats.org/drawingml/2006/wordprocessingDrawing" xmlns:w10="urn:schemas-microsoft-com:office:word" xmlns:w="http://schemas.openxmlformats.org/wordprocessingml/2006/main" xmlns:w14="http://schemas.microsoft.com/office/word/2010/wordml" xmlns:w15="http://schemas.microsoft.com/office/word/2012/wordml" xmlns:w16cex="http://schemas.microsoft.com/office/word/2018/wordml/cex" xmlns:w16cid="http://schemas.microsoft.com/office/word/2016/wordml/cid" xmlns:w16="http://schemas.microsoft.com/office/word/2018/wordml" xmlns:w16du="http://schemas.microsoft.com/office/word/2023/wordml/word16du" xmlns:w16sdtdh="http://schemas.microsoft.com/office/word/2020/wordml/sdtdatahash" xmlns:w16sdtfl="http://schemas.microsoft.com/office/word/2024/wordml/sdtformatlock" xmlns:w16se="http://schemas.microsoft.com/office/word/2015/wordml/symex" xmlns:wpg="http://schemas.microsoft.com/office/word/2010/wordprocessingGroup" xmlns:wpi="http://schemas.microsoft.com/office/word/2010/wordprocessingInk" xmlns:wne="http://schemas.microsoft.com/office/word/2006/wordml" xmlns:wps="http://schemas.microsoft.com/office/word/2010/wordprocessingShape" mc:Ignorable="w14 w15 w16se w16cid w16 w16cex w16sdtdh w16sdtfl w16du wp14">
+<w:comments xmlns:wpc="http://schemas.microsoft.com/office/word/2010/wordprocessingCanvas" xmlns:cx="http://schemas.microsoft.com/office/drawing/2014/chartex" xmlns:cx1="http://schemas.microsoft.com/office/drawing/2015/9/8/chartex" xmlns:cx2="http://schemas.microsoft.com/office/drawing/2015/10/21/chartex" xmlns:cx3="http://schemas.microsoft.com/office/drawing/2016/5/9/chartex" xmlns:cx4="http://schemas.microsoft.com/office/drawing/2016/5/10/chartex" xmlns:cx5="http://schemas.microsoft.com/office/drawing/2016/5/11/chartex" xmlns:cx6="http://schemas.microsoft.com/office/drawing/2016/5/12/chartex" xmlns:cx7="http://schemas.microsoft.com/office/drawing/2016/5/13/chartex" xmlns:cx8="http://schemas.microsoft.com/office/drawing/2016/5/14/chartex" xmlns:mc="http://schemas.openxmlformats.org/markup-compatibility/2006" xmlns:aink="http://schemas.microsoft.com/office/drawing/2016/ink" xmlns:am3d="http://schemas.microsoft.com/office/drawing/2017/model3d" xmlns:o="urn:schemas-microsoft-com:office:office" xmlns:r="http://schemas.openxmlformats.org/officeDocument/2006/relationships" xmlns:m="http://schemas.openxmlformats.org/officeDocument/2006/math" xmlns:v="urn:schemas-microsoft-com:vml" xmlns:wp14="http://schemas.microsoft.com/office/word/2010/wordprocessingDrawing" xmlns:wp="http://schemas.openxmlformats.org/drawingml/2006/wordprocessingDrawing" xmlns:w10="urn:schemas-microsoft-com:office:word" xmlns:w="http://schemas.openxmlformats.org/wordprocessingml/2006/main" xmlns:w14="http://schemas.microsoft.com/office/word/2010/wordml" xmlns:w15="http://schemas.microsoft.com/office/word/2012/wordml" xmlns:w16cex="http://schemas.microsoft.com/office/word/2018/wordml/cex" xmlns:w16cid="http://schemas.microsoft.com/office/word/2016/wordml/cid" xmlns:w16="http://schemas.microsoft.com/office/word/2018/wordml" xmlns:w16sdtdh="http://schemas.microsoft.com/office/word/2020/wordml/sdtdatahash" xmlns:w16se="http://schemas.microsoft.com/office/word/2015/wordml/symex" xmlns:wpg="http://schemas.microsoft.com/office/word/2010/wordprocessingGroup" xmlns:wpi="http://schemas.microsoft.com/office/word/2010/wordprocessingInk" xmlns:wne="http://schemas.microsoft.com/office/word/2006/wordml" xmlns:wps="http://schemas.microsoft.com/office/word/2010/wordprocessingShape" mc:Ignorable="w14 w15 w16se w16cid w16 w16cex w16sdtdh wp14">
   <w:comment w:id="12" w:author="neli Bp" w:date="2026-03-25T18:26:00Z" w:initials="nB">
     <w:p>
       <w:pPr>
@@ -13148,7 +14532,7 @@
       </w:r>
     </w:p>
   </w:comment>
-  <w:comment w:id="31" w:author="DIAZ HERNANDEZ, ANDRES YISMAEL" w:date="2026-03-25T16:20:00Z" w:initials="AD">
+  <w:comment w:id="37" w:author="DIAZ HERNANDEZ, ANDRES YISMAEL" w:date="2026-03-25T16:20:00Z" w:initials="AD">
     <w:p>
       <w:pPr>
         <w:pStyle w:val="Textocomentario"/>
@@ -13164,7 +14548,7 @@
       </w:r>
     </w:p>
   </w:comment>
-  <w:comment w:id="34" w:author="DIAZ HERNANDEZ, ANDRES YISMAEL" w:date="2026-03-25T16:20:00Z" w:initials="AD">
+  <w:comment w:id="40" w:author="DIAZ HERNANDEZ, ANDRES YISMAEL" w:date="2026-03-25T16:20:00Z" w:initials="AD">
     <w:p>
       <w:pPr>
         <w:pStyle w:val="Textocomentario"/>
@@ -13180,7 +14564,7 @@
       </w:r>
     </w:p>
   </w:comment>
-  <w:comment w:id="37" w:author="DIAZ HERNANDEZ, ANDRES YISMAEL" w:date="2026-03-25T16:38:00Z" w:initials="AD">
+  <w:comment w:id="43" w:author="DIAZ HERNANDEZ, ANDRES YISMAEL" w:date="2026-03-25T16:38:00Z" w:initials="AD">
     <w:p>
       <w:pPr>
         <w:pStyle w:val="Textocomentario"/>
@@ -13196,7 +14580,7 @@
       </w:r>
     </w:p>
   </w:comment>
-  <w:comment w:id="43" w:author="DIAZ HERNANDEZ, ANDRES YISMAEL" w:date="2026-03-25T18:04:00Z" w:initials="AD">
+  <w:comment w:id="49" w:author="DIAZ HERNANDEZ, ANDRES YISMAEL" w:date="2026-03-25T18:04:00Z" w:initials="AD">
     <w:p>
       <w:pPr>
         <w:pStyle w:val="Textocomentario"/>
@@ -13216,8 +14600,8 @@
 </file>
 
 <file path=word/commentsExtended.xml><?xml version="1.0" encoding="utf-8"?>
-<w15:commentsEx xmlns:wpc="http://schemas.microsoft.com/office/word/2010/wordprocessingCanvas" xmlns:cx="http://schemas.microsoft.com/office/drawing/2014/chartex" xmlns:cx1="http://schemas.microsoft.com/office/drawing/2015/9/8/chartex" xmlns:cx2="http://schemas.microsoft.com/office/drawing/2015/10/21/chartex" xmlns:cx3="http://schemas.microsoft.com/office/drawing/2016/5/9/chartex" xmlns:cx4="http://schemas.microsoft.com/office/drawing/2016/5/10/chartex" xmlns:cx5="http://schemas.microsoft.com/office/drawing/2016/5/11/chartex" xmlns:cx6="http://schemas.microsoft.com/office/drawing/2016/5/12/chartex" xmlns:cx7="http://schemas.microsoft.com/office/drawing/2016/5/13/chartex" xmlns:cx8="http://schemas.microsoft.com/office/drawing/2016/5/14/chartex" xmlns:mc="http://schemas.openxmlformats.org/markup-compatibility/2006" xmlns:aink="http://schemas.microsoft.com/office/drawing/2016/ink" xmlns:am3d="http://schemas.microsoft.com/office/drawing/2017/model3d" xmlns:o="urn:schemas-microsoft-com:office:office" xmlns:oel="http://schemas.microsoft.com/office/2019/extlst" xmlns:r="http://schemas.openxmlformats.org/officeDocument/2006/relationships" xmlns:m="http://schemas.openxmlformats.org/officeDocument/2006/math" xmlns:v="urn:schemas-microsoft-com:vml" xmlns:wp14="http://schemas.microsoft.com/office/word/2010/wordprocessingDrawing" xmlns:wp="http://schemas.openxmlformats.org/drawingml/2006/wordprocessingDrawing" xmlns:w10="urn:schemas-microsoft-com:office:word" xmlns:w="http://schemas.openxmlformats.org/wordprocessingml/2006/main" xmlns:w14="http://schemas.microsoft.com/office/word/2010/wordml" xmlns:w15="http://schemas.microsoft.com/office/word/2012/wordml" xmlns:w16cex="http://schemas.microsoft.com/office/word/2018/wordml/cex" xmlns:w16cid="http://schemas.microsoft.com/office/word/2016/wordml/cid" xmlns:w16="http://schemas.microsoft.com/office/word/2018/wordml" xmlns:w16du="http://schemas.microsoft.com/office/word/2023/wordml/word16du" xmlns:w16sdtdh="http://schemas.microsoft.com/office/word/2020/wordml/sdtdatahash" xmlns:w16sdtfl="http://schemas.microsoft.com/office/word/2024/wordml/sdtformatlock" xmlns:w16se="http://schemas.microsoft.com/office/word/2015/wordml/symex" xmlns:wpg="http://schemas.microsoft.com/office/word/2010/wordprocessingGroup" xmlns:wpi="http://schemas.microsoft.com/office/word/2010/wordprocessingInk" xmlns:wne="http://schemas.microsoft.com/office/word/2006/wordml" xmlns:wps="http://schemas.microsoft.com/office/word/2010/wordprocessingShape" mc:Ignorable="w14 w15 w16se w16cid w16 w16cex w16sdtdh w16sdtfl w16du wp14">
-  <w15:commentEx w15:paraId="39ABB8E6" w15:done="0"/>
+<w15:commentsEx xmlns:wpc="http://schemas.microsoft.com/office/word/2010/wordprocessingCanvas" xmlns:cx="http://schemas.microsoft.com/office/drawing/2014/chartex" xmlns:cx1="http://schemas.microsoft.com/office/drawing/2015/9/8/chartex" xmlns:cx2="http://schemas.microsoft.com/office/drawing/2015/10/21/chartex" xmlns:cx3="http://schemas.microsoft.com/office/drawing/2016/5/9/chartex" xmlns:cx4="http://schemas.microsoft.com/office/drawing/2016/5/10/chartex" xmlns:cx5="http://schemas.microsoft.com/office/drawing/2016/5/11/chartex" xmlns:cx6="http://schemas.microsoft.com/office/drawing/2016/5/12/chartex" xmlns:cx7="http://schemas.microsoft.com/office/drawing/2016/5/13/chartex" xmlns:cx8="http://schemas.microsoft.com/office/drawing/2016/5/14/chartex" xmlns:mc="http://schemas.openxmlformats.org/markup-compatibility/2006" xmlns:aink="http://schemas.microsoft.com/office/drawing/2016/ink" xmlns:am3d="http://schemas.microsoft.com/office/drawing/2017/model3d" xmlns:o="urn:schemas-microsoft-com:office:office" xmlns:r="http://schemas.openxmlformats.org/officeDocument/2006/relationships" xmlns:m="http://schemas.openxmlformats.org/officeDocument/2006/math" xmlns:v="urn:schemas-microsoft-com:vml" xmlns:wp14="http://schemas.microsoft.com/office/word/2010/wordprocessingDrawing" xmlns:wp="http://schemas.openxmlformats.org/drawingml/2006/wordprocessingDrawing" xmlns:w10="urn:schemas-microsoft-com:office:word" xmlns:w="http://schemas.openxmlformats.org/wordprocessingml/2006/main" xmlns:w14="http://schemas.microsoft.com/office/word/2010/wordml" xmlns:w15="http://schemas.microsoft.com/office/word/2012/wordml" xmlns:w16cex="http://schemas.microsoft.com/office/word/2018/wordml/cex" xmlns:w16cid="http://schemas.microsoft.com/office/word/2016/wordml/cid" xmlns:w16="http://schemas.microsoft.com/office/word/2018/wordml" xmlns:w16sdtdh="http://schemas.microsoft.com/office/word/2020/wordml/sdtdatahash" xmlns:w16se="http://schemas.microsoft.com/office/word/2015/wordml/symex" xmlns:wpg="http://schemas.microsoft.com/office/word/2010/wordprocessingGroup" xmlns:wpi="http://schemas.microsoft.com/office/word/2010/wordprocessingInk" xmlns:wne="http://schemas.microsoft.com/office/word/2006/wordml" xmlns:wps="http://schemas.microsoft.com/office/word/2010/wordprocessingShape" mc:Ignorable="w14 w15 w16se w16cid w16 w16cex w16sdtdh wp14">
+  <w15:commentEx w15:paraId="39ABB8E6" w15:done="1"/>
   <w15:commentEx w15:paraId="5EEB920A" w15:done="1"/>
   <w15:commentEx w15:paraId="69976AE8" w15:done="0"/>
   <w15:commentEx w15:paraId="65F828DF" w15:done="0"/>
@@ -13227,7 +14611,7 @@
 </file>
 
 <file path=word/commentsExtensible.xml><?xml version="1.0" encoding="utf-8"?>
-<w16cex:commentsExtensible xmlns:wpc="http://schemas.microsoft.com/office/word/2010/wordprocessingCanvas" xmlns:cx="http://schemas.microsoft.com/office/drawing/2014/chartex" xmlns:cx1="http://schemas.microsoft.com/office/drawing/2015/9/8/chartex" xmlns:cx2="http://schemas.microsoft.com/office/drawing/2015/10/21/chartex" xmlns:cx3="http://schemas.microsoft.com/office/drawing/2016/5/9/chartex" xmlns:cx4="http://schemas.microsoft.com/office/drawing/2016/5/10/chartex" xmlns:cx5="http://schemas.microsoft.com/office/drawing/2016/5/11/chartex" xmlns:cx6="http://schemas.microsoft.com/office/drawing/2016/5/12/chartex" xmlns:cx7="http://schemas.microsoft.com/office/drawing/2016/5/13/chartex" xmlns:cx8="http://schemas.microsoft.com/office/drawing/2016/5/14/chartex" xmlns:cr="http://schemas.microsoft.com/office/comments/2020/reactions" xmlns:mc="http://schemas.openxmlformats.org/markup-compatibility/2006" xmlns:aink="http://schemas.microsoft.com/office/drawing/2016/ink" xmlns:am3d="http://schemas.microsoft.com/office/drawing/2017/model3d" xmlns:o="urn:schemas-microsoft-com:office:office" xmlns:oel="http://schemas.microsoft.com/office/2019/extlst" xmlns:r="http://schemas.openxmlformats.org/officeDocument/2006/relationships" xmlns:m="http://schemas.openxmlformats.org/officeDocument/2006/math" xmlns:v="urn:schemas-microsoft-com:vml" xmlns:wp14="http://schemas.microsoft.com/office/word/2010/wordprocessingDrawing" xmlns:wp="http://schemas.openxmlformats.org/drawingml/2006/wordprocessingDrawing" xmlns:w10="urn:schemas-microsoft-com:office:word" xmlns:w="http://schemas.openxmlformats.org/wordprocessingml/2006/main" xmlns:w14="http://schemas.microsoft.com/office/word/2010/wordml" xmlns:w15="http://schemas.microsoft.com/office/word/2012/wordml" xmlns:w16cex="http://schemas.microsoft.com/office/word/2018/wordml/cex" xmlns:w16cid="http://schemas.microsoft.com/office/word/2016/wordml/cid" xmlns:w16="http://schemas.microsoft.com/office/word/2018/wordml" xmlns:w16du="http://schemas.microsoft.com/office/word/2023/wordml/word16du" xmlns:w16sdtdh="http://schemas.microsoft.com/office/word/2020/wordml/sdtdatahash" xmlns:w16sdtfl="http://schemas.microsoft.com/office/word/2024/wordml/sdtformatlock" xmlns:w16se="http://schemas.microsoft.com/office/word/2015/wordml/symex" xmlns:wpg="http://schemas.microsoft.com/office/word/2010/wordprocessingGroup" xmlns:wpi="http://schemas.microsoft.com/office/word/2010/wordprocessingInk" xmlns:wne="http://schemas.microsoft.com/office/word/2006/wordml" xmlns:wps="http://schemas.microsoft.com/office/word/2010/wordprocessingShape" mc:Ignorable="w14 w15 w16se w16cid w16 w16cex w16sdtdh w16sdtfl cr w16du wp14">
+<w16cex:commentsExtensible xmlns:wpc="http://schemas.microsoft.com/office/word/2010/wordprocessingCanvas" xmlns:cx="http://schemas.microsoft.com/office/drawing/2014/chartex" xmlns:cx1="http://schemas.microsoft.com/office/drawing/2015/9/8/chartex" xmlns:cx2="http://schemas.microsoft.com/office/drawing/2015/10/21/chartex" xmlns:cx3="http://schemas.microsoft.com/office/drawing/2016/5/9/chartex" xmlns:cx4="http://schemas.microsoft.com/office/drawing/2016/5/10/chartex" xmlns:cx5="http://schemas.microsoft.com/office/drawing/2016/5/11/chartex" xmlns:cx6="http://schemas.microsoft.com/office/drawing/2016/5/12/chartex" xmlns:cx7="http://schemas.microsoft.com/office/drawing/2016/5/13/chartex" xmlns:cx8="http://schemas.microsoft.com/office/drawing/2016/5/14/chartex" xmlns:mc="http://schemas.openxmlformats.org/markup-compatibility/2006" xmlns:aink="http://schemas.microsoft.com/office/drawing/2016/ink" xmlns:am3d="http://schemas.microsoft.com/office/drawing/2017/model3d" xmlns:o="urn:schemas-microsoft-com:office:office" xmlns:r="http://schemas.openxmlformats.org/officeDocument/2006/relationships" xmlns:m="http://schemas.openxmlformats.org/officeDocument/2006/math" xmlns:v="urn:schemas-microsoft-com:vml" xmlns:wp14="http://schemas.microsoft.com/office/word/2010/wordprocessingDrawing" xmlns:wp="http://schemas.openxmlformats.org/drawingml/2006/wordprocessingDrawing" xmlns:w10="urn:schemas-microsoft-com:office:word" xmlns:w="http://schemas.openxmlformats.org/wordprocessingml/2006/main" xmlns:w14="http://schemas.microsoft.com/office/word/2010/wordml" xmlns:w15="http://schemas.microsoft.com/office/word/2012/wordml" xmlns:w16cex="http://schemas.microsoft.com/office/word/2018/wordml/cex" xmlns:w16cid="http://schemas.microsoft.com/office/word/2016/wordml/cid" xmlns:w16="http://schemas.microsoft.com/office/word/2018/wordml" xmlns:w16sdtdh="http://schemas.microsoft.com/office/word/2020/wordml/sdtdatahash" xmlns:w16se="http://schemas.microsoft.com/office/word/2015/wordml/symex" xmlns:wpg="http://schemas.microsoft.com/office/word/2010/wordprocessingGroup" xmlns:wpi="http://schemas.microsoft.com/office/word/2010/wordprocessingInk" xmlns:wne="http://schemas.microsoft.com/office/word/2006/wordml" xmlns:wps="http://schemas.microsoft.com/office/word/2010/wordprocessingShape" mc:Ignorable="w14 w15 w16se w16cid w16 w16cex w16sdtdh wp14">
   <w16cex:commentExtensible w16cex:durableId="063456F9" w16cex:dateUtc="2026-03-26T00:26:00Z"/>
   <w16cex:commentExtensible w16cex:durableId="2D4FEA09" w16cex:dateUtc="2026-03-02T16:50:00Z"/>
   <w16cex:commentExtensible w16cex:durableId="27C0ECD4" w16cex:dateUtc="2026-03-25T22:20:00Z"/>
@@ -13238,7 +14622,7 @@
 </file>
 
 <file path=word/commentsIds.xml><?xml version="1.0" encoding="utf-8"?>
-<w16cid:commentsIds xmlns:wpc="http://schemas.microsoft.com/office/word/2010/wordprocessingCanvas" xmlns:cx="http://schemas.microsoft.com/office/drawing/2014/chartex" xmlns:cx1="http://schemas.microsoft.com/office/drawing/2015/9/8/chartex" xmlns:cx2="http://schemas.microsoft.com/office/drawing/2015/10/21/chartex" xmlns:cx3="http://schemas.microsoft.com/office/drawing/2016/5/9/chartex" xmlns:cx4="http://schemas.microsoft.com/office/drawing/2016/5/10/chartex" xmlns:cx5="http://schemas.microsoft.com/office/drawing/2016/5/11/chartex" xmlns:cx6="http://schemas.microsoft.com/office/drawing/2016/5/12/chartex" xmlns:cx7="http://schemas.microsoft.com/office/drawing/2016/5/13/chartex" xmlns:cx8="http://schemas.microsoft.com/office/drawing/2016/5/14/chartex" xmlns:mc="http://schemas.openxmlformats.org/markup-compatibility/2006" xmlns:aink="http://schemas.microsoft.com/office/drawing/2016/ink" xmlns:am3d="http://schemas.microsoft.com/office/drawing/2017/model3d" xmlns:o="urn:schemas-microsoft-com:office:office" xmlns:oel="http://schemas.microsoft.com/office/2019/extlst" xmlns:r="http://schemas.openxmlformats.org/officeDocument/2006/relationships" xmlns:m="http://schemas.openxmlformats.org/officeDocument/2006/math" xmlns:v="urn:schemas-microsoft-com:vml" xmlns:wp14="http://schemas.microsoft.com/office/word/2010/wordprocessingDrawing" xmlns:wp="http://schemas.openxmlformats.org/drawingml/2006/wordprocessingDrawing" xmlns:w10="urn:schemas-microsoft-com:office:word" xmlns:w="http://schemas.openxmlformats.org/wordprocessingml/2006/main" xmlns:w14="http://schemas.microsoft.com/office/word/2010/wordml" xmlns:w15="http://schemas.microsoft.com/office/word/2012/wordml" xmlns:w16cex="http://schemas.microsoft.com/office/word/2018/wordml/cex" xmlns:w16cid="http://schemas.microsoft.com/office/word/2016/wordml/cid" xmlns:w16="http://schemas.microsoft.com/office/word/2018/wordml" xmlns:w16du="http://schemas.microsoft.com/office/word/2023/wordml/word16du" xmlns:w16sdtdh="http://schemas.microsoft.com/office/word/2020/wordml/sdtdatahash" xmlns:w16sdtfl="http://schemas.microsoft.com/office/word/2024/wordml/sdtformatlock" xmlns:w16se="http://schemas.microsoft.com/office/word/2015/wordml/symex" xmlns:wpg="http://schemas.microsoft.com/office/word/2010/wordprocessingGroup" xmlns:wpi="http://schemas.microsoft.com/office/word/2010/wordprocessingInk" xmlns:wne="http://schemas.microsoft.com/office/word/2006/wordml" xmlns:wps="http://schemas.microsoft.com/office/word/2010/wordprocessingShape" mc:Ignorable="w14 w15 w16se w16cid w16 w16cex w16sdtdh w16sdtfl w16du wp14">
+<w16cid:commentsIds xmlns:wpc="http://schemas.microsoft.com/office/word/2010/wordprocessingCanvas" xmlns:cx="http://schemas.microsoft.com/office/drawing/2014/chartex" xmlns:cx1="http://schemas.microsoft.com/office/drawing/2015/9/8/chartex" xmlns:cx2="http://schemas.microsoft.com/office/drawing/2015/10/21/chartex" xmlns:cx3="http://schemas.microsoft.com/office/drawing/2016/5/9/chartex" xmlns:cx4="http://schemas.microsoft.com/office/drawing/2016/5/10/chartex" xmlns:cx5="http://schemas.microsoft.com/office/drawing/2016/5/11/chartex" xmlns:cx6="http://schemas.microsoft.com/office/drawing/2016/5/12/chartex" xmlns:cx7="http://schemas.microsoft.com/office/drawing/2016/5/13/chartex" xmlns:cx8="http://schemas.microsoft.com/office/drawing/2016/5/14/chartex" xmlns:mc="http://schemas.openxmlformats.org/markup-compatibility/2006" xmlns:aink="http://schemas.microsoft.com/office/drawing/2016/ink" xmlns:am3d="http://schemas.microsoft.com/office/drawing/2017/model3d" xmlns:o="urn:schemas-microsoft-com:office:office" xmlns:r="http://schemas.openxmlformats.org/officeDocument/2006/relationships" xmlns:m="http://schemas.openxmlformats.org/officeDocument/2006/math" xmlns:v="urn:schemas-microsoft-com:vml" xmlns:wp14="http://schemas.microsoft.com/office/word/2010/wordprocessingDrawing" xmlns:wp="http://schemas.openxmlformats.org/drawingml/2006/wordprocessingDrawing" xmlns:w10="urn:schemas-microsoft-com:office:word" xmlns:w="http://schemas.openxmlformats.org/wordprocessingml/2006/main" xmlns:w14="http://schemas.microsoft.com/office/word/2010/wordml" xmlns:w15="http://schemas.microsoft.com/office/word/2012/wordml" xmlns:w16cex="http://schemas.microsoft.com/office/word/2018/wordml/cex" xmlns:w16cid="http://schemas.microsoft.com/office/word/2016/wordml/cid" xmlns:w16="http://schemas.microsoft.com/office/word/2018/wordml" xmlns:w16sdtdh="http://schemas.microsoft.com/office/word/2020/wordml/sdtdatahash" xmlns:w16se="http://schemas.microsoft.com/office/word/2015/wordml/symex" xmlns:wpg="http://schemas.microsoft.com/office/word/2010/wordprocessingGroup" xmlns:wpi="http://schemas.microsoft.com/office/word/2010/wordprocessingInk" xmlns:wne="http://schemas.microsoft.com/office/word/2006/wordml" xmlns:wps="http://schemas.microsoft.com/office/word/2010/wordprocessingShape" mc:Ignorable="w14 w15 w16se w16cid w16 w16cex w16sdtdh wp14">
   <w16cid:commentId w16cid:paraId="39ABB8E6" w16cid:durableId="063456F9"/>
   <w16cid:commentId w16cid:paraId="5EEB920A" w16cid:durableId="2D4FEA09"/>
   <w16cid:commentId w16cid:paraId="69976AE8" w16cid:durableId="27C0ECD4"/>
@@ -13249,7 +14633,7 @@
 </file>
 
 <file path=word/endnotes.xml><?xml version="1.0" encoding="utf-8"?>
-<w:endnotes xmlns:wpc="http://schemas.microsoft.com/office/word/2010/wordprocessingCanvas" xmlns:cx="http://schemas.microsoft.com/office/drawing/2014/chartex" xmlns:cx1="http://schemas.microsoft.com/office/drawing/2015/9/8/chartex" xmlns:cx2="http://schemas.microsoft.com/office/drawing/2015/10/21/chartex" xmlns:cx3="http://schemas.microsoft.com/office/drawing/2016/5/9/chartex" xmlns:cx4="http://schemas.microsoft.com/office/drawing/2016/5/10/chartex" xmlns:cx5="http://schemas.microsoft.com/office/drawing/2016/5/11/chartex" xmlns:cx6="http://schemas.microsoft.com/office/drawing/2016/5/12/chartex" xmlns:cx7="http://schemas.microsoft.com/office/drawing/2016/5/13/chartex" xmlns:cx8="http://schemas.microsoft.com/office/drawing/2016/5/14/chartex" xmlns:mc="http://schemas.openxmlformats.org/markup-compatibility/2006" xmlns:aink="http://schemas.microsoft.com/office/drawing/2016/ink" xmlns:am3d="http://schemas.microsoft.com/office/drawing/2017/model3d" xmlns:o="urn:schemas-microsoft-com:office:office" xmlns:oel="http://schemas.microsoft.com/office/2019/extlst" xmlns:r="http://schemas.openxmlformats.org/officeDocument/2006/relationships" xmlns:m="http://schemas.openxmlformats.org/officeDocument/2006/math" xmlns:v="urn:schemas-microsoft-com:vml" xmlns:wp14="http://schemas.microsoft.com/office/word/2010/wordprocessingDrawing" xmlns:wp="http://schemas.openxmlformats.org/drawingml/2006/wordprocessingDrawing" xmlns:w10="urn:schemas-microsoft-com:office:word" xmlns:w="http://schemas.openxmlformats.org/wordprocessingml/2006/main" xmlns:w14="http://schemas.microsoft.com/office/word/2010/wordml" xmlns:w15="http://schemas.microsoft.com/office/word/2012/wordml" xmlns:w16cex="http://schemas.microsoft.com/office/word/2018/wordml/cex" xmlns:w16cid="http://schemas.microsoft.com/office/word/2016/wordml/cid" xmlns:w16="http://schemas.microsoft.com/office/word/2018/wordml" xmlns:w16du="http://schemas.microsoft.com/office/word/2023/wordml/word16du" xmlns:w16sdtdh="http://schemas.microsoft.com/office/word/2020/wordml/sdtdatahash" xmlns:w16sdtfl="http://schemas.microsoft.com/office/word/2024/wordml/sdtformatlock" xmlns:w16se="http://schemas.microsoft.com/office/word/2015/wordml/symex" xmlns:wpg="http://schemas.microsoft.com/office/word/2010/wordprocessingGroup" xmlns:wpi="http://schemas.microsoft.com/office/word/2010/wordprocessingInk" xmlns:wne="http://schemas.microsoft.com/office/word/2006/wordml" xmlns:wps="http://schemas.microsoft.com/office/word/2010/wordprocessingShape" mc:Ignorable="w14 w15 w16se w16cid w16 w16cex w16sdtdh w16sdtfl w16du wp14">
+<w:endnotes xmlns:wpc="http://schemas.microsoft.com/office/word/2010/wordprocessingCanvas" xmlns:cx="http://schemas.microsoft.com/office/drawing/2014/chartex" xmlns:cx1="http://schemas.microsoft.com/office/drawing/2015/9/8/chartex" xmlns:cx2="http://schemas.microsoft.com/office/drawing/2015/10/21/chartex" xmlns:cx3="http://schemas.microsoft.com/office/drawing/2016/5/9/chartex" xmlns:cx4="http://schemas.microsoft.com/office/drawing/2016/5/10/chartex" xmlns:cx5="http://schemas.microsoft.com/office/drawing/2016/5/11/chartex" xmlns:cx6="http://schemas.microsoft.com/office/drawing/2016/5/12/chartex" xmlns:cx7="http://schemas.microsoft.com/office/drawing/2016/5/13/chartex" xmlns:cx8="http://schemas.microsoft.com/office/drawing/2016/5/14/chartex" xmlns:mc="http://schemas.openxmlformats.org/markup-compatibility/2006" xmlns:aink="http://schemas.microsoft.com/office/drawing/2016/ink" xmlns:am3d="http://schemas.microsoft.com/office/drawing/2017/model3d" xmlns:o="urn:schemas-microsoft-com:office:office" xmlns:r="http://schemas.openxmlformats.org/officeDocument/2006/relationships" xmlns:m="http://schemas.openxmlformats.org/officeDocument/2006/math" xmlns:v="urn:schemas-microsoft-com:vml" xmlns:wp14="http://schemas.microsoft.com/office/word/2010/wordprocessingDrawing" xmlns:wp="http://schemas.openxmlformats.org/drawingml/2006/wordprocessingDrawing" xmlns:w10="urn:schemas-microsoft-com:office:word" xmlns:w="http://schemas.openxmlformats.org/wordprocessingml/2006/main" xmlns:w14="http://schemas.microsoft.com/office/word/2010/wordml" xmlns:w15="http://schemas.microsoft.com/office/word/2012/wordml" xmlns:w16cex="http://schemas.microsoft.com/office/word/2018/wordml/cex" xmlns:w16cid="http://schemas.microsoft.com/office/word/2016/wordml/cid" xmlns:w16="http://schemas.microsoft.com/office/word/2018/wordml" xmlns:w16sdtdh="http://schemas.microsoft.com/office/word/2020/wordml/sdtdatahash" xmlns:w16se="http://schemas.microsoft.com/office/word/2015/wordml/symex" xmlns:wpg="http://schemas.microsoft.com/office/word/2010/wordprocessingGroup" xmlns:wpi="http://schemas.microsoft.com/office/word/2010/wordprocessingInk" xmlns:wne="http://schemas.microsoft.com/office/word/2006/wordml" xmlns:wps="http://schemas.microsoft.com/office/word/2010/wordprocessingShape" mc:Ignorable="w14 w15 w16se w16cid w16 w16cex w16sdtdh wp14">
   <w:endnote w:type="separator" w:id="-1">
     <w:p>
       <w:pPr>
@@ -13274,7 +14658,7 @@
 </file>
 
 <file path=word/footer1.xml><?xml version="1.0" encoding="utf-8"?>
-<w:ftr xmlns:wpc="http://schemas.microsoft.com/office/word/2010/wordprocessingCanvas" xmlns:cx="http://schemas.microsoft.com/office/drawing/2014/chartex" xmlns:cx1="http://schemas.microsoft.com/office/drawing/2015/9/8/chartex" xmlns:cx2="http://schemas.microsoft.com/office/drawing/2015/10/21/chartex" xmlns:cx3="http://schemas.microsoft.com/office/drawing/2016/5/9/chartex" xmlns:cx4="http://schemas.microsoft.com/office/drawing/2016/5/10/chartex" xmlns:cx5="http://schemas.microsoft.com/office/drawing/2016/5/11/chartex" xmlns:cx6="http://schemas.microsoft.com/office/drawing/2016/5/12/chartex" xmlns:cx7="http://schemas.microsoft.com/office/drawing/2016/5/13/chartex" xmlns:cx8="http://schemas.microsoft.com/office/drawing/2016/5/14/chartex" xmlns:mc="http://schemas.openxmlformats.org/markup-compatibility/2006" xmlns:aink="http://schemas.microsoft.com/office/drawing/2016/ink" xmlns:am3d="http://schemas.microsoft.com/office/drawing/2017/model3d" xmlns:o="urn:schemas-microsoft-com:office:office" xmlns:oel="http://schemas.microsoft.com/office/2019/extlst" xmlns:r="http://schemas.openxmlformats.org/officeDocument/2006/relationships" xmlns:m="http://schemas.openxmlformats.org/officeDocument/2006/math" xmlns:v="urn:schemas-microsoft-com:vml" xmlns:wp14="http://schemas.microsoft.com/office/word/2010/wordprocessingDrawing" xmlns:wp="http://schemas.openxmlformats.org/drawingml/2006/wordprocessingDrawing" xmlns:w10="urn:schemas-microsoft-com:office:word" xmlns:w="http://schemas.openxmlformats.org/wordprocessingml/2006/main" xmlns:w14="http://schemas.microsoft.com/office/word/2010/wordml" xmlns:w15="http://schemas.microsoft.com/office/word/2012/wordml" xmlns:w16cex="http://schemas.microsoft.com/office/word/2018/wordml/cex" xmlns:w16cid="http://schemas.microsoft.com/office/word/2016/wordml/cid" xmlns:w16="http://schemas.microsoft.com/office/word/2018/wordml" xmlns:w16du="http://schemas.microsoft.com/office/word/2023/wordml/word16du" xmlns:w16sdtdh="http://schemas.microsoft.com/office/word/2020/wordml/sdtdatahash" xmlns:w16sdtfl="http://schemas.microsoft.com/office/word/2024/wordml/sdtformatlock" xmlns:w16se="http://schemas.microsoft.com/office/word/2015/wordml/symex" xmlns:wpg="http://schemas.microsoft.com/office/word/2010/wordprocessingGroup" xmlns:wpi="http://schemas.microsoft.com/office/word/2010/wordprocessingInk" xmlns:wne="http://schemas.microsoft.com/office/word/2006/wordml" xmlns:wps="http://schemas.microsoft.com/office/word/2010/wordprocessingShape" mc:Ignorable="w14 w15 w16se w16cid w16 w16cex w16sdtdh w16sdtfl w16du wp14">
+<w:ftr xmlns:wpc="http://schemas.microsoft.com/office/word/2010/wordprocessingCanvas" xmlns:cx="http://schemas.microsoft.com/office/drawing/2014/chartex" xmlns:cx1="http://schemas.microsoft.com/office/drawing/2015/9/8/chartex" xmlns:cx2="http://schemas.microsoft.com/office/drawing/2015/10/21/chartex" xmlns:cx3="http://schemas.microsoft.com/office/drawing/2016/5/9/chartex" xmlns:cx4="http://schemas.microsoft.com/office/drawing/2016/5/10/chartex" xmlns:cx5="http://schemas.microsoft.com/office/drawing/2016/5/11/chartex" xmlns:cx6="http://schemas.microsoft.com/office/drawing/2016/5/12/chartex" xmlns:cx7="http://schemas.microsoft.com/office/drawing/2016/5/13/chartex" xmlns:cx8="http://schemas.microsoft.com/office/drawing/2016/5/14/chartex" xmlns:mc="http://schemas.openxmlformats.org/markup-compatibility/2006" xmlns:aink="http://schemas.microsoft.com/office/drawing/2016/ink" xmlns:am3d="http://schemas.microsoft.com/office/drawing/2017/model3d" xmlns:o="urn:schemas-microsoft-com:office:office" xmlns:r="http://schemas.openxmlformats.org/officeDocument/2006/relationships" xmlns:m="http://schemas.openxmlformats.org/officeDocument/2006/math" xmlns:v="urn:schemas-microsoft-com:vml" xmlns:wp14="http://schemas.microsoft.com/office/word/2010/wordprocessingDrawing" xmlns:wp="http://schemas.openxmlformats.org/drawingml/2006/wordprocessingDrawing" xmlns:w10="urn:schemas-microsoft-com:office:word" xmlns:w="http://schemas.openxmlformats.org/wordprocessingml/2006/main" xmlns:w14="http://schemas.microsoft.com/office/word/2010/wordml" xmlns:w15="http://schemas.microsoft.com/office/word/2012/wordml" xmlns:w16cex="http://schemas.microsoft.com/office/word/2018/wordml/cex" xmlns:w16cid="http://schemas.microsoft.com/office/word/2016/wordml/cid" xmlns:w16="http://schemas.microsoft.com/office/word/2018/wordml" xmlns:w16sdtdh="http://schemas.microsoft.com/office/word/2020/wordml/sdtdatahash" xmlns:w16se="http://schemas.microsoft.com/office/word/2015/wordml/symex" xmlns:wpg="http://schemas.microsoft.com/office/word/2010/wordprocessingGroup" xmlns:wpi="http://schemas.microsoft.com/office/word/2010/wordprocessingInk" xmlns:wne="http://schemas.microsoft.com/office/word/2006/wordml" xmlns:wps="http://schemas.microsoft.com/office/word/2010/wordprocessingShape" mc:Ignorable="w14 w15 w16se w16cid w16 w16cex w16sdtdh wp14">
   <w:p>
     <w:pPr>
       <w:pStyle w:val="Piedepgina"/>
@@ -13493,7 +14877,7 @@
 </file>
 
 <file path=word/footer2.xml><?xml version="1.0" encoding="utf-8"?>
-<w:ftr xmlns:wpc="http://schemas.microsoft.com/office/word/2010/wordprocessingCanvas" xmlns:cx="http://schemas.microsoft.com/office/drawing/2014/chartex" xmlns:cx1="http://schemas.microsoft.com/office/drawing/2015/9/8/chartex" xmlns:cx2="http://schemas.microsoft.com/office/drawing/2015/10/21/chartex" xmlns:cx3="http://schemas.microsoft.com/office/drawing/2016/5/9/chartex" xmlns:cx4="http://schemas.microsoft.com/office/drawing/2016/5/10/chartex" xmlns:cx5="http://schemas.microsoft.com/office/drawing/2016/5/11/chartex" xmlns:cx6="http://schemas.microsoft.com/office/drawing/2016/5/12/chartex" xmlns:cx7="http://schemas.microsoft.com/office/drawing/2016/5/13/chartex" xmlns:cx8="http://schemas.microsoft.com/office/drawing/2016/5/14/chartex" xmlns:mc="http://schemas.openxmlformats.org/markup-compatibility/2006" xmlns:aink="http://schemas.microsoft.com/office/drawing/2016/ink" xmlns:am3d="http://schemas.microsoft.com/office/drawing/2017/model3d" xmlns:o="urn:schemas-microsoft-com:office:office" xmlns:oel="http://schemas.microsoft.com/office/2019/extlst" xmlns:r="http://schemas.openxmlformats.org/officeDocument/2006/relationships" xmlns:m="http://schemas.openxmlformats.org/officeDocument/2006/math" xmlns:v="urn:schemas-microsoft-com:vml" xmlns:wp14="http://schemas.microsoft.com/office/word/2010/wordprocessingDrawing" xmlns:wp="http://schemas.openxmlformats.org/drawingml/2006/wordprocessingDrawing" xmlns:w10="urn:schemas-microsoft-com:office:word" xmlns:w="http://schemas.openxmlformats.org/wordprocessingml/2006/main" xmlns:w14="http://schemas.microsoft.com/office/word/2010/wordml" xmlns:w15="http://schemas.microsoft.com/office/word/2012/wordml" xmlns:w16cex="http://schemas.microsoft.com/office/word/2018/wordml/cex" xmlns:w16cid="http://schemas.microsoft.com/office/word/2016/wordml/cid" xmlns:w16="http://schemas.microsoft.com/office/word/2018/wordml" xmlns:w16du="http://schemas.microsoft.com/office/word/2023/wordml/word16du" xmlns:w16sdtdh="http://schemas.microsoft.com/office/word/2020/wordml/sdtdatahash" xmlns:w16sdtfl="http://schemas.microsoft.com/office/word/2024/wordml/sdtformatlock" xmlns:w16se="http://schemas.microsoft.com/office/word/2015/wordml/symex" xmlns:wpg="http://schemas.microsoft.com/office/word/2010/wordprocessingGroup" xmlns:wpi="http://schemas.microsoft.com/office/word/2010/wordprocessingInk" xmlns:wne="http://schemas.microsoft.com/office/word/2006/wordml" xmlns:wps="http://schemas.microsoft.com/office/word/2010/wordprocessingShape" mc:Ignorable="w14 w15 w16se w16cid w16 w16cex w16sdtdh w16sdtfl w16du wp14">
+<w:ftr xmlns:wpc="http://schemas.microsoft.com/office/word/2010/wordprocessingCanvas" xmlns:cx="http://schemas.microsoft.com/office/drawing/2014/chartex" xmlns:cx1="http://schemas.microsoft.com/office/drawing/2015/9/8/chartex" xmlns:cx2="http://schemas.microsoft.com/office/drawing/2015/10/21/chartex" xmlns:cx3="http://schemas.microsoft.com/office/drawing/2016/5/9/chartex" xmlns:cx4="http://schemas.microsoft.com/office/drawing/2016/5/10/chartex" xmlns:cx5="http://schemas.microsoft.com/office/drawing/2016/5/11/chartex" xmlns:cx6="http://schemas.microsoft.com/office/drawing/2016/5/12/chartex" xmlns:cx7="http://schemas.microsoft.com/office/drawing/2016/5/13/chartex" xmlns:cx8="http://schemas.microsoft.com/office/drawing/2016/5/14/chartex" xmlns:mc="http://schemas.openxmlformats.org/markup-compatibility/2006" xmlns:aink="http://schemas.microsoft.com/office/drawing/2016/ink" xmlns:am3d="http://schemas.microsoft.com/office/drawing/2017/model3d" xmlns:o="urn:schemas-microsoft-com:office:office" xmlns:r="http://schemas.openxmlformats.org/officeDocument/2006/relationships" xmlns:m="http://schemas.openxmlformats.org/officeDocument/2006/math" xmlns:v="urn:schemas-microsoft-com:vml" xmlns:wp14="http://schemas.microsoft.com/office/word/2010/wordprocessingDrawing" xmlns:wp="http://schemas.openxmlformats.org/drawingml/2006/wordprocessingDrawing" xmlns:w10="urn:schemas-microsoft-com:office:word" xmlns:w="http://schemas.openxmlformats.org/wordprocessingml/2006/main" xmlns:w14="http://schemas.microsoft.com/office/word/2010/wordml" xmlns:w15="http://schemas.microsoft.com/office/word/2012/wordml" xmlns:w16cex="http://schemas.microsoft.com/office/word/2018/wordml/cex" xmlns:w16cid="http://schemas.microsoft.com/office/word/2016/wordml/cid" xmlns:w16="http://schemas.microsoft.com/office/word/2018/wordml" xmlns:w16sdtdh="http://schemas.microsoft.com/office/word/2020/wordml/sdtdatahash" xmlns:w16se="http://schemas.microsoft.com/office/word/2015/wordml/symex" xmlns:wpg="http://schemas.microsoft.com/office/word/2010/wordprocessingGroup" xmlns:wpi="http://schemas.microsoft.com/office/word/2010/wordprocessingInk" xmlns:wne="http://schemas.microsoft.com/office/word/2006/wordml" xmlns:wps="http://schemas.microsoft.com/office/word/2010/wordprocessingShape" mc:Ignorable="w14 w15 w16se w16cid w16 w16cex w16sdtdh wp14">
   <w:p>
     <w:pPr>
       <w:pStyle w:val="Piedepgina"/>
@@ -13503,7 +14887,7 @@
 </file>
 
 <file path=word/footer3.xml><?xml version="1.0" encoding="utf-8"?>
-<w:ftr xmlns:wpc="http://schemas.microsoft.com/office/word/2010/wordprocessingCanvas" xmlns:cx="http://schemas.microsoft.com/office/drawing/2014/chartex" xmlns:cx1="http://schemas.microsoft.com/office/drawing/2015/9/8/chartex" xmlns:cx2="http://schemas.microsoft.com/office/drawing/2015/10/21/chartex" xmlns:cx3="http://schemas.microsoft.com/office/drawing/2016/5/9/chartex" xmlns:cx4="http://schemas.microsoft.com/office/drawing/2016/5/10/chartex" xmlns:cx5="http://schemas.microsoft.com/office/drawing/2016/5/11/chartex" xmlns:cx6="http://schemas.microsoft.com/office/drawing/2016/5/12/chartex" xmlns:cx7="http://schemas.microsoft.com/office/drawing/2016/5/13/chartex" xmlns:cx8="http://schemas.microsoft.com/office/drawing/2016/5/14/chartex" xmlns:mc="http://schemas.openxmlformats.org/markup-compatibility/2006" xmlns:aink="http://schemas.microsoft.com/office/drawing/2016/ink" xmlns:am3d="http://schemas.microsoft.com/office/drawing/2017/model3d" xmlns:o="urn:schemas-microsoft-com:office:office" xmlns:oel="http://schemas.microsoft.com/office/2019/extlst" xmlns:r="http://schemas.openxmlformats.org/officeDocument/2006/relationships" xmlns:m="http://schemas.openxmlformats.org/officeDocument/2006/math" xmlns:v="urn:schemas-microsoft-com:vml" xmlns:wp14="http://schemas.microsoft.com/office/word/2010/wordprocessingDrawing" xmlns:wp="http://schemas.openxmlformats.org/drawingml/2006/wordprocessingDrawing" xmlns:w10="urn:schemas-microsoft-com:office:word" xmlns:w="http://schemas.openxmlformats.org/wordprocessingml/2006/main" xmlns:w14="http://schemas.microsoft.com/office/word/2010/wordml" xmlns:w15="http://schemas.microsoft.com/office/word/2012/wordml" xmlns:w16cex="http://schemas.microsoft.com/office/word/2018/wordml/cex" xmlns:w16cid="http://schemas.microsoft.com/office/word/2016/wordml/cid" xmlns:w16="http://schemas.microsoft.com/office/word/2018/wordml" xmlns:w16du="http://schemas.microsoft.com/office/word/2023/wordml/word16du" xmlns:w16sdtdh="http://schemas.microsoft.com/office/word/2020/wordml/sdtdatahash" xmlns:w16sdtfl="http://schemas.microsoft.com/office/word/2024/wordml/sdtformatlock" xmlns:w16se="http://schemas.microsoft.com/office/word/2015/wordml/symex" xmlns:wpg="http://schemas.microsoft.com/office/word/2010/wordprocessingGroup" xmlns:wpi="http://schemas.microsoft.com/office/word/2010/wordprocessingInk" xmlns:wne="http://schemas.microsoft.com/office/word/2006/wordml" xmlns:wps="http://schemas.microsoft.com/office/word/2010/wordprocessingShape" mc:Ignorable="w14 w15 w16se w16cid w16 w16cex w16sdtdh w16sdtfl w16du wp14">
+<w:ftr xmlns:wpc="http://schemas.microsoft.com/office/word/2010/wordprocessingCanvas" xmlns:cx="http://schemas.microsoft.com/office/drawing/2014/chartex" xmlns:cx1="http://schemas.microsoft.com/office/drawing/2015/9/8/chartex" xmlns:cx2="http://schemas.microsoft.com/office/drawing/2015/10/21/chartex" xmlns:cx3="http://schemas.microsoft.com/office/drawing/2016/5/9/chartex" xmlns:cx4="http://schemas.microsoft.com/office/drawing/2016/5/10/chartex" xmlns:cx5="http://schemas.microsoft.com/office/drawing/2016/5/11/chartex" xmlns:cx6="http://schemas.microsoft.com/office/drawing/2016/5/12/chartex" xmlns:cx7="http://schemas.microsoft.com/office/drawing/2016/5/13/chartex" xmlns:cx8="http://schemas.microsoft.com/office/drawing/2016/5/14/chartex" xmlns:mc="http://schemas.openxmlformats.org/markup-compatibility/2006" xmlns:aink="http://schemas.microsoft.com/office/drawing/2016/ink" xmlns:am3d="http://schemas.microsoft.com/office/drawing/2017/model3d" xmlns:o="urn:schemas-microsoft-com:office:office" xmlns:r="http://schemas.openxmlformats.org/officeDocument/2006/relationships" xmlns:m="http://schemas.openxmlformats.org/officeDocument/2006/math" xmlns:v="urn:schemas-microsoft-com:vml" xmlns:wp14="http://schemas.microsoft.com/office/word/2010/wordprocessingDrawing" xmlns:wp="http://schemas.openxmlformats.org/drawingml/2006/wordprocessingDrawing" xmlns:w10="urn:schemas-microsoft-com:office:word" xmlns:w="http://schemas.openxmlformats.org/wordprocessingml/2006/main" xmlns:w14="http://schemas.microsoft.com/office/word/2010/wordml" xmlns:w15="http://schemas.microsoft.com/office/word/2012/wordml" xmlns:w16cex="http://schemas.microsoft.com/office/word/2018/wordml/cex" xmlns:w16cid="http://schemas.microsoft.com/office/word/2016/wordml/cid" xmlns:w16="http://schemas.microsoft.com/office/word/2018/wordml" xmlns:w16sdtdh="http://schemas.microsoft.com/office/word/2020/wordml/sdtdatahash" xmlns:w16se="http://schemas.microsoft.com/office/word/2015/wordml/symex" xmlns:wpg="http://schemas.microsoft.com/office/word/2010/wordprocessingGroup" xmlns:wpi="http://schemas.microsoft.com/office/word/2010/wordprocessingInk" xmlns:wne="http://schemas.microsoft.com/office/word/2006/wordml" xmlns:wps="http://schemas.microsoft.com/office/word/2010/wordprocessingShape" mc:Ignorable="w14 w15 w16se w16cid w16 w16cex w16sdtdh wp14">
   <w:sdt>
     <w:sdtPr>
       <w:id w:val="-1234318333"/>
@@ -13571,7 +14955,7 @@
 </file>
 
 <file path=word/footer4.xml><?xml version="1.0" encoding="utf-8"?>
-<w:ftr xmlns:wpc="http://schemas.microsoft.com/office/word/2010/wordprocessingCanvas" xmlns:cx="http://schemas.microsoft.com/office/drawing/2014/chartex" xmlns:cx1="http://schemas.microsoft.com/office/drawing/2015/9/8/chartex" xmlns:cx2="http://schemas.microsoft.com/office/drawing/2015/10/21/chartex" xmlns:cx3="http://schemas.microsoft.com/office/drawing/2016/5/9/chartex" xmlns:cx4="http://schemas.microsoft.com/office/drawing/2016/5/10/chartex" xmlns:cx5="http://schemas.microsoft.com/office/drawing/2016/5/11/chartex" xmlns:cx6="http://schemas.microsoft.com/office/drawing/2016/5/12/chartex" xmlns:cx7="http://schemas.microsoft.com/office/drawing/2016/5/13/chartex" xmlns:cx8="http://schemas.microsoft.com/office/drawing/2016/5/14/chartex" xmlns:mc="http://schemas.openxmlformats.org/markup-compatibility/2006" xmlns:aink="http://schemas.microsoft.com/office/drawing/2016/ink" xmlns:am3d="http://schemas.microsoft.com/office/drawing/2017/model3d" xmlns:o="urn:schemas-microsoft-com:office:office" xmlns:oel="http://schemas.microsoft.com/office/2019/extlst" xmlns:r="http://schemas.openxmlformats.org/officeDocument/2006/relationships" xmlns:m="http://schemas.openxmlformats.org/officeDocument/2006/math" xmlns:v="urn:schemas-microsoft-com:vml" xmlns:wp14="http://schemas.microsoft.com/office/word/2010/wordprocessingDrawing" xmlns:wp="http://schemas.openxmlformats.org/drawingml/2006/wordprocessingDrawing" xmlns:w10="urn:schemas-microsoft-com:office:word" xmlns:w="http://schemas.openxmlformats.org/wordprocessingml/2006/main" xmlns:w14="http://schemas.microsoft.com/office/word/2010/wordml" xmlns:w15="http://schemas.microsoft.com/office/word/2012/wordml" xmlns:w16cex="http://schemas.microsoft.com/office/word/2018/wordml/cex" xmlns:w16cid="http://schemas.microsoft.com/office/word/2016/wordml/cid" xmlns:w16="http://schemas.microsoft.com/office/word/2018/wordml" xmlns:w16du="http://schemas.microsoft.com/office/word/2023/wordml/word16du" xmlns:w16sdtdh="http://schemas.microsoft.com/office/word/2020/wordml/sdtdatahash" xmlns:w16sdtfl="http://schemas.microsoft.com/office/word/2024/wordml/sdtformatlock" xmlns:w16se="http://schemas.microsoft.com/office/word/2015/wordml/symex" xmlns:wpg="http://schemas.microsoft.com/office/word/2010/wordprocessingGroup" xmlns:wpi="http://schemas.microsoft.com/office/word/2010/wordprocessingInk" xmlns:wne="http://schemas.microsoft.com/office/word/2006/wordml" xmlns:wps="http://schemas.microsoft.com/office/word/2010/wordprocessingShape" mc:Ignorable="w14 w15 w16se w16cid w16 w16cex w16sdtdh w16sdtfl w16du wp14">
+<w:ftr xmlns:wpc="http://schemas.microsoft.com/office/word/2010/wordprocessingCanvas" xmlns:cx="http://schemas.microsoft.com/office/drawing/2014/chartex" xmlns:cx1="http://schemas.microsoft.com/office/drawing/2015/9/8/chartex" xmlns:cx2="http://schemas.microsoft.com/office/drawing/2015/10/21/chartex" xmlns:cx3="http://schemas.microsoft.com/office/drawing/2016/5/9/chartex" xmlns:cx4="http://schemas.microsoft.com/office/drawing/2016/5/10/chartex" xmlns:cx5="http://schemas.microsoft.com/office/drawing/2016/5/11/chartex" xmlns:cx6="http://schemas.microsoft.com/office/drawing/2016/5/12/chartex" xmlns:cx7="http://schemas.microsoft.com/office/drawing/2016/5/13/chartex" xmlns:cx8="http://schemas.microsoft.com/office/drawing/2016/5/14/chartex" xmlns:mc="http://schemas.openxmlformats.org/markup-compatibility/2006" xmlns:aink="http://schemas.microsoft.com/office/drawing/2016/ink" xmlns:am3d="http://schemas.microsoft.com/office/drawing/2017/model3d" xmlns:o="urn:schemas-microsoft-com:office:office" xmlns:r="http://schemas.openxmlformats.org/officeDocument/2006/relationships" xmlns:m="http://schemas.openxmlformats.org/officeDocument/2006/math" xmlns:v="urn:schemas-microsoft-com:vml" xmlns:wp14="http://schemas.microsoft.com/office/word/2010/wordprocessingDrawing" xmlns:wp="http://schemas.openxmlformats.org/drawingml/2006/wordprocessingDrawing" xmlns:w10="urn:schemas-microsoft-com:office:word" xmlns:w="http://schemas.openxmlformats.org/wordprocessingml/2006/main" xmlns:w14="http://schemas.microsoft.com/office/word/2010/wordml" xmlns:w15="http://schemas.microsoft.com/office/word/2012/wordml" xmlns:w16cex="http://schemas.microsoft.com/office/word/2018/wordml/cex" xmlns:w16cid="http://schemas.microsoft.com/office/word/2016/wordml/cid" xmlns:w16="http://schemas.microsoft.com/office/word/2018/wordml" xmlns:w16sdtdh="http://schemas.microsoft.com/office/word/2020/wordml/sdtdatahash" xmlns:w16se="http://schemas.microsoft.com/office/word/2015/wordml/symex" xmlns:wpg="http://schemas.microsoft.com/office/word/2010/wordprocessingGroup" xmlns:wpi="http://schemas.microsoft.com/office/word/2010/wordprocessingInk" xmlns:wne="http://schemas.microsoft.com/office/word/2006/wordml" xmlns:wps="http://schemas.microsoft.com/office/word/2010/wordprocessingShape" mc:Ignorable="w14 w15 w16se w16cid w16 w16cex w16sdtdh wp14">
   <w:p>
     <w:pPr>
       <w:pStyle w:val="Piedepgina"/>
@@ -13581,7 +14965,7 @@
 </file>
 
 <file path=word/footnotes.xml><?xml version="1.0" encoding="utf-8"?>
-<w:footnotes xmlns:wpc="http://schemas.microsoft.com/office/word/2010/wordprocessingCanvas" xmlns:cx="http://schemas.microsoft.com/office/drawing/2014/chartex" xmlns:cx1="http://schemas.microsoft.com/office/drawing/2015/9/8/chartex" xmlns:cx2="http://schemas.microsoft.com/office/drawing/2015/10/21/chartex" xmlns:cx3="http://schemas.microsoft.com/office/drawing/2016/5/9/chartex" xmlns:cx4="http://schemas.microsoft.com/office/drawing/2016/5/10/chartex" xmlns:cx5="http://schemas.microsoft.com/office/drawing/2016/5/11/chartex" xmlns:cx6="http://schemas.microsoft.com/office/drawing/2016/5/12/chartex" xmlns:cx7="http://schemas.microsoft.com/office/drawing/2016/5/13/chartex" xmlns:cx8="http://schemas.microsoft.com/office/drawing/2016/5/14/chartex" xmlns:mc="http://schemas.openxmlformats.org/markup-compatibility/2006" xmlns:aink="http://schemas.microsoft.com/office/drawing/2016/ink" xmlns:am3d="http://schemas.microsoft.com/office/drawing/2017/model3d" xmlns:o="urn:schemas-microsoft-com:office:office" xmlns:oel="http://schemas.microsoft.com/office/2019/extlst" xmlns:r="http://schemas.openxmlformats.org/officeDocument/2006/relationships" xmlns:m="http://schemas.openxmlformats.org/officeDocument/2006/math" xmlns:v="urn:schemas-microsoft-com:vml" xmlns:wp14="http://schemas.microsoft.com/office/word/2010/wordprocessingDrawing" xmlns:wp="http://schemas.openxmlformats.org/drawingml/2006/wordprocessingDrawing" xmlns:w10="urn:schemas-microsoft-com:office:word" xmlns:w="http://schemas.openxmlformats.org/wordprocessingml/2006/main" xmlns:w14="http://schemas.microsoft.com/office/word/2010/wordml" xmlns:w15="http://schemas.microsoft.com/office/word/2012/wordml" xmlns:w16cex="http://schemas.microsoft.com/office/word/2018/wordml/cex" xmlns:w16cid="http://schemas.microsoft.com/office/word/2016/wordml/cid" xmlns:w16="http://schemas.microsoft.com/office/word/2018/wordml" xmlns:w16du="http://schemas.microsoft.com/office/word/2023/wordml/word16du" xmlns:w16sdtdh="http://schemas.microsoft.com/office/word/2020/wordml/sdtdatahash" xmlns:w16sdtfl="http://schemas.microsoft.com/office/word/2024/wordml/sdtformatlock" xmlns:w16se="http://schemas.microsoft.com/office/word/2015/wordml/symex" xmlns:wpg="http://schemas.microsoft.com/office/word/2010/wordprocessingGroup" xmlns:wpi="http://schemas.microsoft.com/office/word/2010/wordprocessingInk" xmlns:wne="http://schemas.microsoft.com/office/word/2006/wordml" xmlns:wps="http://schemas.microsoft.com/office/word/2010/wordprocessingShape" mc:Ignorable="w14 w15 w16se w16cid w16 w16cex w16sdtdh w16sdtfl w16du wp14">
+<w:footnotes xmlns:wpc="http://schemas.microsoft.com/office/word/2010/wordprocessingCanvas" xmlns:cx="http://schemas.microsoft.com/office/drawing/2014/chartex" xmlns:cx1="http://schemas.microsoft.com/office/drawing/2015/9/8/chartex" xmlns:cx2="http://schemas.microsoft.com/office/drawing/2015/10/21/chartex" xmlns:cx3="http://schemas.microsoft.com/office/drawing/2016/5/9/chartex" xmlns:cx4="http://schemas.microsoft.com/office/drawing/2016/5/10/chartex" xmlns:cx5="http://schemas.microsoft.com/office/drawing/2016/5/11/chartex" xmlns:cx6="http://schemas.microsoft.com/office/drawing/2016/5/12/chartex" xmlns:cx7="http://schemas.microsoft.com/office/drawing/2016/5/13/chartex" xmlns:cx8="http://schemas.microsoft.com/office/drawing/2016/5/14/chartex" xmlns:mc="http://schemas.openxmlformats.org/markup-compatibility/2006" xmlns:aink="http://schemas.microsoft.com/office/drawing/2016/ink" xmlns:am3d="http://schemas.microsoft.com/office/drawing/2017/model3d" xmlns:o="urn:schemas-microsoft-com:office:office" xmlns:r="http://schemas.openxmlformats.org/officeDocument/2006/relationships" xmlns:m="http://schemas.openxmlformats.org/officeDocument/2006/math" xmlns:v="urn:schemas-microsoft-com:vml" xmlns:wp14="http://schemas.microsoft.com/office/word/2010/wordprocessingDrawing" xmlns:wp="http://schemas.openxmlformats.org/drawingml/2006/wordprocessingDrawing" xmlns:w10="urn:schemas-microsoft-com:office:word" xmlns:w="http://schemas.openxmlformats.org/wordprocessingml/2006/main" xmlns:w14="http://schemas.microsoft.com/office/word/2010/wordml" xmlns:w15="http://schemas.microsoft.com/office/word/2012/wordml" xmlns:w16cex="http://schemas.microsoft.com/office/word/2018/wordml/cex" xmlns:w16cid="http://schemas.microsoft.com/office/word/2016/wordml/cid" xmlns:w16="http://schemas.microsoft.com/office/word/2018/wordml" xmlns:w16sdtdh="http://schemas.microsoft.com/office/word/2020/wordml/sdtdatahash" xmlns:w16se="http://schemas.microsoft.com/office/word/2015/wordml/symex" xmlns:wpg="http://schemas.microsoft.com/office/word/2010/wordprocessingGroup" xmlns:wpi="http://schemas.microsoft.com/office/word/2010/wordprocessingInk" xmlns:wne="http://schemas.microsoft.com/office/word/2006/wordml" xmlns:wps="http://schemas.microsoft.com/office/word/2010/wordprocessingShape" mc:Ignorable="w14 w15 w16se w16cid w16 w16cex w16sdtdh wp14">
   <w:footnote w:type="separator" w:id="-1">
     <w:p>
       <w:pPr>
@@ -13606,7 +14990,7 @@
 </file>
 
 <file path=word/header1.xml><?xml version="1.0" encoding="utf-8"?>
-<w:hdr xmlns:wpc="http://schemas.microsoft.com/office/word/2010/wordprocessingCanvas" xmlns:cx="http://schemas.microsoft.com/office/drawing/2014/chartex" xmlns:cx1="http://schemas.microsoft.com/office/drawing/2015/9/8/chartex" xmlns:cx2="http://schemas.microsoft.com/office/drawing/2015/10/21/chartex" xmlns:cx3="http://schemas.microsoft.com/office/drawing/2016/5/9/chartex" xmlns:cx4="http://schemas.microsoft.com/office/drawing/2016/5/10/chartex" xmlns:cx5="http://schemas.microsoft.com/office/drawing/2016/5/11/chartex" xmlns:cx6="http://schemas.microsoft.com/office/drawing/2016/5/12/chartex" xmlns:cx7="http://schemas.microsoft.com/office/drawing/2016/5/13/chartex" xmlns:cx8="http://schemas.microsoft.com/office/drawing/2016/5/14/chartex" xmlns:mc="http://schemas.openxmlformats.org/markup-compatibility/2006" xmlns:aink="http://schemas.microsoft.com/office/drawing/2016/ink" xmlns:am3d="http://schemas.microsoft.com/office/drawing/2017/model3d" xmlns:o="urn:schemas-microsoft-com:office:office" xmlns:oel="http://schemas.microsoft.com/office/2019/extlst" xmlns:r="http://schemas.openxmlformats.org/officeDocument/2006/relationships" xmlns:m="http://schemas.openxmlformats.org/officeDocument/2006/math" xmlns:v="urn:schemas-microsoft-com:vml" xmlns:wp14="http://schemas.microsoft.com/office/word/2010/wordprocessingDrawing" xmlns:wp="http://schemas.openxmlformats.org/drawingml/2006/wordprocessingDrawing" xmlns:w10="urn:schemas-microsoft-com:office:word" xmlns:w="http://schemas.openxmlformats.org/wordprocessingml/2006/main" xmlns:w14="http://schemas.microsoft.com/office/word/2010/wordml" xmlns:w15="http://schemas.microsoft.com/office/word/2012/wordml" xmlns:w16cex="http://schemas.microsoft.com/office/word/2018/wordml/cex" xmlns:w16cid="http://schemas.microsoft.com/office/word/2016/wordml/cid" xmlns:w16="http://schemas.microsoft.com/office/word/2018/wordml" xmlns:w16du="http://schemas.microsoft.com/office/word/2023/wordml/word16du" xmlns:w16sdtdh="http://schemas.microsoft.com/office/word/2020/wordml/sdtdatahash" xmlns:w16sdtfl="http://schemas.microsoft.com/office/word/2024/wordml/sdtformatlock" xmlns:w16se="http://schemas.microsoft.com/office/word/2015/wordml/symex" xmlns:wpg="http://schemas.microsoft.com/office/word/2010/wordprocessingGroup" xmlns:wpi="http://schemas.microsoft.com/office/word/2010/wordprocessingInk" xmlns:wne="http://schemas.microsoft.com/office/word/2006/wordml" xmlns:wps="http://schemas.microsoft.com/office/word/2010/wordprocessingShape" mc:Ignorable="w14 w15 w16se w16cid w16 w16cex w16sdtdh w16sdtfl w16du wp14">
+<w:hdr xmlns:wpc="http://schemas.microsoft.com/office/word/2010/wordprocessingCanvas" xmlns:cx="http://schemas.microsoft.com/office/drawing/2014/chartex" xmlns:cx1="http://schemas.microsoft.com/office/drawing/2015/9/8/chartex" xmlns:cx2="http://schemas.microsoft.com/office/drawing/2015/10/21/chartex" xmlns:cx3="http://schemas.microsoft.com/office/drawing/2016/5/9/chartex" xmlns:cx4="http://schemas.microsoft.com/office/drawing/2016/5/10/chartex" xmlns:cx5="http://schemas.microsoft.com/office/drawing/2016/5/11/chartex" xmlns:cx6="http://schemas.microsoft.com/office/drawing/2016/5/12/chartex" xmlns:cx7="http://schemas.microsoft.com/office/drawing/2016/5/13/chartex" xmlns:cx8="http://schemas.microsoft.com/office/drawing/2016/5/14/chartex" xmlns:mc="http://schemas.openxmlformats.org/markup-compatibility/2006" xmlns:aink="http://schemas.microsoft.com/office/drawing/2016/ink" xmlns:am3d="http://schemas.microsoft.com/office/drawing/2017/model3d" xmlns:o="urn:schemas-microsoft-com:office:office" xmlns:r="http://schemas.openxmlformats.org/officeDocument/2006/relationships" xmlns:m="http://schemas.openxmlformats.org/officeDocument/2006/math" xmlns:v="urn:schemas-microsoft-com:vml" xmlns:wp14="http://schemas.microsoft.com/office/word/2010/wordprocessingDrawing" xmlns:wp="http://schemas.openxmlformats.org/drawingml/2006/wordprocessingDrawing" xmlns:w10="urn:schemas-microsoft-com:office:word" xmlns:w="http://schemas.openxmlformats.org/wordprocessingml/2006/main" xmlns:w14="http://schemas.microsoft.com/office/word/2010/wordml" xmlns:w15="http://schemas.microsoft.com/office/word/2012/wordml" xmlns:w16cex="http://schemas.microsoft.com/office/word/2018/wordml/cex" xmlns:w16cid="http://schemas.microsoft.com/office/word/2016/wordml/cid" xmlns:w16="http://schemas.microsoft.com/office/word/2018/wordml" xmlns:w16sdtdh="http://schemas.microsoft.com/office/word/2020/wordml/sdtdatahash" xmlns:w16se="http://schemas.microsoft.com/office/word/2015/wordml/symex" xmlns:wpg="http://schemas.microsoft.com/office/word/2010/wordprocessingGroup" xmlns:wpi="http://schemas.microsoft.com/office/word/2010/wordprocessingInk" xmlns:wne="http://schemas.microsoft.com/office/word/2006/wordml" xmlns:wps="http://schemas.microsoft.com/office/word/2010/wordprocessingShape" mc:Ignorable="w14 w15 w16se w16cid w16 w16cex w16sdtdh wp14">
   <w:p>
     <w:pPr>
       <w:pStyle w:val="Encabezado"/>
@@ -13681,7 +15065,7 @@
 </file>
 
 <file path=word/header2.xml><?xml version="1.0" encoding="utf-8"?>
-<w:hdr xmlns:wpc="http://schemas.microsoft.com/office/word/2010/wordprocessingCanvas" xmlns:cx="http://schemas.microsoft.com/office/drawing/2014/chartex" xmlns:cx1="http://schemas.microsoft.com/office/drawing/2015/9/8/chartex" xmlns:cx2="http://schemas.microsoft.com/office/drawing/2015/10/21/chartex" xmlns:cx3="http://schemas.microsoft.com/office/drawing/2016/5/9/chartex" xmlns:cx4="http://schemas.microsoft.com/office/drawing/2016/5/10/chartex" xmlns:cx5="http://schemas.microsoft.com/office/drawing/2016/5/11/chartex" xmlns:cx6="http://schemas.microsoft.com/office/drawing/2016/5/12/chartex" xmlns:cx7="http://schemas.microsoft.com/office/drawing/2016/5/13/chartex" xmlns:cx8="http://schemas.microsoft.com/office/drawing/2016/5/14/chartex" xmlns:mc="http://schemas.openxmlformats.org/markup-compatibility/2006" xmlns:aink="http://schemas.microsoft.com/office/drawing/2016/ink" xmlns:am3d="http://schemas.microsoft.com/office/drawing/2017/model3d" xmlns:o="urn:schemas-microsoft-com:office:office" xmlns:oel="http://schemas.microsoft.com/office/2019/extlst" xmlns:r="http://schemas.openxmlformats.org/officeDocument/2006/relationships" xmlns:m="http://schemas.openxmlformats.org/officeDocument/2006/math" xmlns:v="urn:schemas-microsoft-com:vml" xmlns:wp14="http://schemas.microsoft.com/office/word/2010/wordprocessingDrawing" xmlns:wp="http://schemas.openxmlformats.org/drawingml/2006/wordprocessingDrawing" xmlns:w10="urn:schemas-microsoft-com:office:word" xmlns:w="http://schemas.openxmlformats.org/wordprocessingml/2006/main" xmlns:w14="http://schemas.microsoft.com/office/word/2010/wordml" xmlns:w15="http://schemas.microsoft.com/office/word/2012/wordml" xmlns:w16cex="http://schemas.microsoft.com/office/word/2018/wordml/cex" xmlns:w16cid="http://schemas.microsoft.com/office/word/2016/wordml/cid" xmlns:w16="http://schemas.microsoft.com/office/word/2018/wordml" xmlns:w16du="http://schemas.microsoft.com/office/word/2023/wordml/word16du" xmlns:w16sdtdh="http://schemas.microsoft.com/office/word/2020/wordml/sdtdatahash" xmlns:w16sdtfl="http://schemas.microsoft.com/office/word/2024/wordml/sdtformatlock" xmlns:w16se="http://schemas.microsoft.com/office/word/2015/wordml/symex" xmlns:wpg="http://schemas.microsoft.com/office/word/2010/wordprocessingGroup" xmlns:wpi="http://schemas.microsoft.com/office/word/2010/wordprocessingInk" xmlns:wne="http://schemas.microsoft.com/office/word/2006/wordml" xmlns:wps="http://schemas.microsoft.com/office/word/2010/wordprocessingShape" mc:Ignorable="w14 w15 w16se w16cid w16 w16cex w16sdtdh w16sdtfl w16du wp14">
+<w:hdr xmlns:wpc="http://schemas.microsoft.com/office/word/2010/wordprocessingCanvas" xmlns:cx="http://schemas.microsoft.com/office/drawing/2014/chartex" xmlns:cx1="http://schemas.microsoft.com/office/drawing/2015/9/8/chartex" xmlns:cx2="http://schemas.microsoft.com/office/drawing/2015/10/21/chartex" xmlns:cx3="http://schemas.microsoft.com/office/drawing/2016/5/9/chartex" xmlns:cx4="http://schemas.microsoft.com/office/drawing/2016/5/10/chartex" xmlns:cx5="http://schemas.microsoft.com/office/drawing/2016/5/11/chartex" xmlns:cx6="http://schemas.microsoft.com/office/drawing/2016/5/12/chartex" xmlns:cx7="http://schemas.microsoft.com/office/drawing/2016/5/13/chartex" xmlns:cx8="http://schemas.microsoft.com/office/drawing/2016/5/14/chartex" xmlns:mc="http://schemas.openxmlformats.org/markup-compatibility/2006" xmlns:aink="http://schemas.microsoft.com/office/drawing/2016/ink" xmlns:am3d="http://schemas.microsoft.com/office/drawing/2017/model3d" xmlns:o="urn:schemas-microsoft-com:office:office" xmlns:r="http://schemas.openxmlformats.org/officeDocument/2006/relationships" xmlns:m="http://schemas.openxmlformats.org/officeDocument/2006/math" xmlns:v="urn:schemas-microsoft-com:vml" xmlns:wp14="http://schemas.microsoft.com/office/word/2010/wordprocessingDrawing" xmlns:wp="http://schemas.openxmlformats.org/drawingml/2006/wordprocessingDrawing" xmlns:w10="urn:schemas-microsoft-com:office:word" xmlns:w="http://schemas.openxmlformats.org/wordprocessingml/2006/main" xmlns:w14="http://schemas.microsoft.com/office/word/2010/wordml" xmlns:w15="http://schemas.microsoft.com/office/word/2012/wordml" xmlns:w16cex="http://schemas.microsoft.com/office/word/2018/wordml/cex" xmlns:w16cid="http://schemas.microsoft.com/office/word/2016/wordml/cid" xmlns:w16="http://schemas.microsoft.com/office/word/2018/wordml" xmlns:w16sdtdh="http://schemas.microsoft.com/office/word/2020/wordml/sdtdatahash" xmlns:w16se="http://schemas.microsoft.com/office/word/2015/wordml/symex" xmlns:wpg="http://schemas.microsoft.com/office/word/2010/wordprocessingGroup" xmlns:wpi="http://schemas.microsoft.com/office/word/2010/wordprocessingInk" xmlns:wne="http://schemas.microsoft.com/office/word/2006/wordml" xmlns:wps="http://schemas.microsoft.com/office/word/2010/wordprocessingShape" mc:Ignorable="w14 w15 w16se w16cid w16 w16cex w16sdtdh wp14">
   <w:p>
     <w:pPr>
       <w:pStyle w:val="Encabezado"/>
@@ -13691,7 +15075,7 @@
 </file>
 
 <file path=word/numbering.xml><?xml version="1.0" encoding="utf-8"?>
-<w:numbering xmlns:wpc="http://schemas.microsoft.com/office/word/2010/wordprocessingCanvas" xmlns:cx="http://schemas.microsoft.com/office/drawing/2014/chartex" xmlns:cx1="http://schemas.microsoft.com/office/drawing/2015/9/8/chartex" xmlns:cx2="http://schemas.microsoft.com/office/drawing/2015/10/21/chartex" xmlns:cx3="http://schemas.microsoft.com/office/drawing/2016/5/9/chartex" xmlns:cx4="http://schemas.microsoft.com/office/drawing/2016/5/10/chartex" xmlns:cx5="http://schemas.microsoft.com/office/drawing/2016/5/11/chartex" xmlns:cx6="http://schemas.microsoft.com/office/drawing/2016/5/12/chartex" xmlns:cx7="http://schemas.microsoft.com/office/drawing/2016/5/13/chartex" xmlns:cx8="http://schemas.microsoft.com/office/drawing/2016/5/14/chartex" xmlns:mc="http://schemas.openxmlformats.org/markup-compatibility/2006" xmlns:aink="http://schemas.microsoft.com/office/drawing/2016/ink" xmlns:am3d="http://schemas.microsoft.com/office/drawing/2017/model3d" xmlns:o="urn:schemas-microsoft-com:office:office" xmlns:oel="http://schemas.microsoft.com/office/2019/extlst" xmlns:r="http://schemas.openxmlformats.org/officeDocument/2006/relationships" xmlns:m="http://schemas.openxmlformats.org/officeDocument/2006/math" xmlns:v="urn:schemas-microsoft-com:vml" xmlns:wp14="http://schemas.microsoft.com/office/word/2010/wordprocessingDrawing" xmlns:wp="http://schemas.openxmlformats.org/drawingml/2006/wordprocessingDrawing" xmlns:w10="urn:schemas-microsoft-com:office:word" xmlns:w="http://schemas.openxmlformats.org/wordprocessingml/2006/main" xmlns:w14="http://schemas.microsoft.com/office/word/2010/wordml" xmlns:w15="http://schemas.microsoft.com/office/word/2012/wordml" xmlns:w16cex="http://schemas.microsoft.com/office/word/2018/wordml/cex" xmlns:w16cid="http://schemas.microsoft.com/office/word/2016/wordml/cid" xmlns:w16="http://schemas.microsoft.com/office/word/2018/wordml" xmlns:w16du="http://schemas.microsoft.com/office/word/2023/wordml/word16du" xmlns:w16sdtdh="http://schemas.microsoft.com/office/word/2020/wordml/sdtdatahash" xmlns:w16sdtfl="http://schemas.microsoft.com/office/word/2024/wordml/sdtformatlock" xmlns:w16se="http://schemas.microsoft.com/office/word/2015/wordml/symex" xmlns:wpg="http://schemas.microsoft.com/office/word/2010/wordprocessingGroup" xmlns:wpi="http://schemas.microsoft.com/office/word/2010/wordprocessingInk" xmlns:wne="http://schemas.microsoft.com/office/word/2006/wordml" xmlns:wps="http://schemas.microsoft.com/office/word/2010/wordprocessingShape" mc:Ignorable="w14 w15 w16se w16cid w16 w16cex w16sdtdh w16sdtfl w16du wp14">
+<w:numbering xmlns:wpc="http://schemas.microsoft.com/office/word/2010/wordprocessingCanvas" xmlns:cx="http://schemas.microsoft.com/office/drawing/2014/chartex" xmlns:cx1="http://schemas.microsoft.com/office/drawing/2015/9/8/chartex" xmlns:cx2="http://schemas.microsoft.com/office/drawing/2015/10/21/chartex" xmlns:cx3="http://schemas.microsoft.com/office/drawing/2016/5/9/chartex" xmlns:cx4="http://schemas.microsoft.com/office/drawing/2016/5/10/chartex" xmlns:cx5="http://schemas.microsoft.com/office/drawing/2016/5/11/chartex" xmlns:cx6="http://schemas.microsoft.com/office/drawing/2016/5/12/chartex" xmlns:cx7="http://schemas.microsoft.com/office/drawing/2016/5/13/chartex" xmlns:cx8="http://schemas.microsoft.com/office/drawing/2016/5/14/chartex" xmlns:mc="http://schemas.openxmlformats.org/markup-compatibility/2006" xmlns:aink="http://schemas.microsoft.com/office/drawing/2016/ink" xmlns:am3d="http://schemas.microsoft.com/office/drawing/2017/model3d" xmlns:o="urn:schemas-microsoft-com:office:office" xmlns:r="http://schemas.openxmlformats.org/officeDocument/2006/relationships" xmlns:m="http://schemas.openxmlformats.org/officeDocument/2006/math" xmlns:v="urn:schemas-microsoft-com:vml" xmlns:wp14="http://schemas.microsoft.com/office/word/2010/wordprocessingDrawing" xmlns:wp="http://schemas.openxmlformats.org/drawingml/2006/wordprocessingDrawing" xmlns:w10="urn:schemas-microsoft-com:office:word" xmlns:w="http://schemas.openxmlformats.org/wordprocessingml/2006/main" xmlns:w14="http://schemas.microsoft.com/office/word/2010/wordml" xmlns:w15="http://schemas.microsoft.com/office/word/2012/wordml" xmlns:w16cex="http://schemas.microsoft.com/office/word/2018/wordml/cex" xmlns:w16cid="http://schemas.microsoft.com/office/word/2016/wordml/cid" xmlns:w16="http://schemas.microsoft.com/office/word/2018/wordml" xmlns:w16sdtdh="http://schemas.microsoft.com/office/word/2020/wordml/sdtdatahash" xmlns:w16se="http://schemas.microsoft.com/office/word/2015/wordml/symex" xmlns:wpg="http://schemas.microsoft.com/office/word/2010/wordprocessingGroup" xmlns:wpi="http://schemas.microsoft.com/office/word/2010/wordprocessingInk" xmlns:wne="http://schemas.microsoft.com/office/word/2006/wordml" xmlns:wps="http://schemas.microsoft.com/office/word/2010/wordprocessingShape" mc:Ignorable="w14 w15 w16se w16cid w16 w16cex w16sdtdh wp14">
   <w:abstractNum w:abstractNumId="0" w15:restartNumberingAfterBreak="0">
     <w:nsid w:val="029F2C51"/>
     <w:multiLevelType w:val="hybridMultilevel"/>
@@ -13806,6 +15190,119 @@
     </w:lvl>
   </w:abstractNum>
   <w:abstractNum w:abstractNumId="1" w15:restartNumberingAfterBreak="0">
+    <w:nsid w:val="02BE5925"/>
+    <w:multiLevelType w:val="hybridMultilevel"/>
+    <w:tmpl w:val="431E235C"/>
+    <w:lvl w:ilvl="0" w:tplc="580A0001">
+      <w:start w:val="1"/>
+      <w:numFmt w:val="bullet"/>
+      <w:lvlText w:val=""/>
+      <w:lvlJc w:val="left"/>
+      <w:pPr>
+        <w:ind w:left="720" w:hanging="360"/>
+      </w:pPr>
+      <w:rPr>
+        <w:rFonts w:ascii="Symbol" w:hAnsi="Symbol" w:hint="default"/>
+      </w:rPr>
+    </w:lvl>
+    <w:lvl w:ilvl="1" w:tplc="580A0003" w:tentative="1">
+      <w:start w:val="1"/>
+      <w:numFmt w:val="bullet"/>
+      <w:lvlText w:val="o"/>
+      <w:lvlJc w:val="left"/>
+      <w:pPr>
+        <w:ind w:left="1440" w:hanging="360"/>
+      </w:pPr>
+      <w:rPr>
+        <w:rFonts w:ascii="Courier New" w:hAnsi="Courier New" w:cs="Courier New" w:hint="default"/>
+      </w:rPr>
+    </w:lvl>
+    <w:lvl w:ilvl="2" w:tplc="580A0005" w:tentative="1">
+      <w:start w:val="1"/>
+      <w:numFmt w:val="bullet"/>
+      <w:lvlText w:val=""/>
+      <w:lvlJc w:val="left"/>
+      <w:pPr>
+        <w:ind w:left="2160" w:hanging="360"/>
+      </w:pPr>
+      <w:rPr>
+        <w:rFonts w:ascii="Wingdings" w:hAnsi="Wingdings" w:hint="default"/>
+      </w:rPr>
+    </w:lvl>
+    <w:lvl w:ilvl="3" w:tplc="580A0001" w:tentative="1">
+      <w:start w:val="1"/>
+      <w:numFmt w:val="bullet"/>
+      <w:lvlText w:val=""/>
+      <w:lvlJc w:val="left"/>
+      <w:pPr>
+        <w:ind w:left="2880" w:hanging="360"/>
+      </w:pPr>
+      <w:rPr>
+        <w:rFonts w:ascii="Symbol" w:hAnsi="Symbol" w:hint="default"/>
+      </w:rPr>
+    </w:lvl>
+    <w:lvl w:ilvl="4" w:tplc="580A0003" w:tentative="1">
+      <w:start w:val="1"/>
+      <w:numFmt w:val="bullet"/>
+      <w:lvlText w:val="o"/>
+      <w:lvlJc w:val="left"/>
+      <w:pPr>
+        <w:ind w:left="3600" w:hanging="360"/>
+      </w:pPr>
+      <w:rPr>
+        <w:rFonts w:ascii="Courier New" w:hAnsi="Courier New" w:cs="Courier New" w:hint="default"/>
+      </w:rPr>
+    </w:lvl>
+    <w:lvl w:ilvl="5" w:tplc="580A0005" w:tentative="1">
+      <w:start w:val="1"/>
+      <w:numFmt w:val="bullet"/>
+      <w:lvlText w:val=""/>
+      <w:lvlJc w:val="left"/>
+      <w:pPr>
+        <w:ind w:left="4320" w:hanging="360"/>
+      </w:pPr>
+      <w:rPr>
+        <w:rFonts w:ascii="Wingdings" w:hAnsi="Wingdings" w:hint="default"/>
+      </w:rPr>
+    </w:lvl>
+    <w:lvl w:ilvl="6" w:tplc="580A0001" w:tentative="1">
+      <w:start w:val="1"/>
+      <w:numFmt w:val="bullet"/>
+      <w:lvlText w:val=""/>
+      <w:lvlJc w:val="left"/>
+      <w:pPr>
+        <w:ind w:left="5040" w:hanging="360"/>
+      </w:pPr>
+      <w:rPr>
+        <w:rFonts w:ascii="Symbol" w:hAnsi="Symbol" w:hint="default"/>
+      </w:rPr>
+    </w:lvl>
+    <w:lvl w:ilvl="7" w:tplc="580A0003" w:tentative="1">
+      <w:start w:val="1"/>
+      <w:numFmt w:val="bullet"/>
+      <w:lvlText w:val="o"/>
+      <w:lvlJc w:val="left"/>
+      <w:pPr>
+        <w:ind w:left="5760" w:hanging="360"/>
+      </w:pPr>
+      <w:rPr>
+        <w:rFonts w:ascii="Courier New" w:hAnsi="Courier New" w:cs="Courier New" w:hint="default"/>
+      </w:rPr>
+    </w:lvl>
+    <w:lvl w:ilvl="8" w:tplc="580A0005" w:tentative="1">
+      <w:start w:val="1"/>
+      <w:numFmt w:val="bullet"/>
+      <w:lvlText w:val=""/>
+      <w:lvlJc w:val="left"/>
+      <w:pPr>
+        <w:ind w:left="6480" w:hanging="360"/>
+      </w:pPr>
+      <w:rPr>
+        <w:rFonts w:ascii="Wingdings" w:hAnsi="Wingdings" w:hint="default"/>
+      </w:rPr>
+    </w:lvl>
+  </w:abstractNum>
+  <w:abstractNum w:abstractNumId="2" w15:restartNumberingAfterBreak="0">
     <w:nsid w:val="03F8646B"/>
     <w:multiLevelType w:val="hybridMultilevel"/>
     <w:tmpl w:val="479A56AE"/>
@@ -13918,7 +15415,7 @@
       </w:rPr>
     </w:lvl>
   </w:abstractNum>
-  <w:abstractNum w:abstractNumId="2" w15:restartNumberingAfterBreak="0">
+  <w:abstractNum w:abstractNumId="3" w15:restartNumberingAfterBreak="0">
     <w:nsid w:val="0EF331B2"/>
     <w:multiLevelType w:val="hybridMultilevel"/>
     <w:tmpl w:val="6E701C04"/>
@@ -14031,7 +15528,7 @@
       </w:rPr>
     </w:lvl>
   </w:abstractNum>
-  <w:abstractNum w:abstractNumId="3" w15:restartNumberingAfterBreak="0">
+  <w:abstractNum w:abstractNumId="4" w15:restartNumberingAfterBreak="0">
     <w:nsid w:val="0F3E76B4"/>
     <w:multiLevelType w:val="hybridMultilevel"/>
     <w:tmpl w:val="5BB83E90"/>
@@ -14144,7 +15641,7 @@
       </w:rPr>
     </w:lvl>
   </w:abstractNum>
-  <w:abstractNum w:abstractNumId="4" w15:restartNumberingAfterBreak="0">
+  <w:abstractNum w:abstractNumId="5" w15:restartNumberingAfterBreak="0">
     <w:nsid w:val="137601C7"/>
     <w:multiLevelType w:val="hybridMultilevel"/>
     <w:tmpl w:val="B01CAD18"/>
@@ -14257,7 +15754,7 @@
       </w:rPr>
     </w:lvl>
   </w:abstractNum>
-  <w:abstractNum w:abstractNumId="5" w15:restartNumberingAfterBreak="0">
+  <w:abstractNum w:abstractNumId="6" w15:restartNumberingAfterBreak="0">
     <w:nsid w:val="15040204"/>
     <w:multiLevelType w:val="hybridMultilevel"/>
     <w:tmpl w:val="EE921D10"/>
@@ -14370,7 +15867,7 @@
       </w:rPr>
     </w:lvl>
   </w:abstractNum>
-  <w:abstractNum w:abstractNumId="6" w15:restartNumberingAfterBreak="0">
+  <w:abstractNum w:abstractNumId="7" w15:restartNumberingAfterBreak="0">
     <w:nsid w:val="1B23DFFF"/>
     <w:multiLevelType w:val="hybridMultilevel"/>
     <w:tmpl w:val="0E8098A6"/>
@@ -14483,7 +15980,7 @@
       </w:rPr>
     </w:lvl>
   </w:abstractNum>
-  <w:abstractNum w:abstractNumId="7" w15:restartNumberingAfterBreak="0">
+  <w:abstractNum w:abstractNumId="8" w15:restartNumberingAfterBreak="0">
     <w:nsid w:val="1CAF0A1C"/>
     <w:multiLevelType w:val="hybridMultilevel"/>
     <w:tmpl w:val="0756C8E2"/>
@@ -14572,7 +16069,7 @@
       </w:pPr>
     </w:lvl>
   </w:abstractNum>
-  <w:abstractNum w:abstractNumId="8" w15:restartNumberingAfterBreak="0">
+  <w:abstractNum w:abstractNumId="9" w15:restartNumberingAfterBreak="0">
     <w:nsid w:val="23A642BD"/>
     <w:multiLevelType w:val="multilevel"/>
     <w:tmpl w:val="BE50A222"/>
@@ -14717,7 +16214,7 @@
       </w:rPr>
     </w:lvl>
   </w:abstractNum>
-  <w:abstractNum w:abstractNumId="9" w15:restartNumberingAfterBreak="0">
+  <w:abstractNum w:abstractNumId="10" w15:restartNumberingAfterBreak="0">
     <w:nsid w:val="265006FF"/>
     <w:multiLevelType w:val="hybridMultilevel"/>
     <w:tmpl w:val="0C4E6A34"/>
@@ -14830,7 +16327,7 @@
       </w:rPr>
     </w:lvl>
   </w:abstractNum>
-  <w:abstractNum w:abstractNumId="10" w15:restartNumberingAfterBreak="0">
+  <w:abstractNum w:abstractNumId="11" w15:restartNumberingAfterBreak="0">
     <w:nsid w:val="2A9E20F0"/>
     <w:multiLevelType w:val="hybridMultilevel"/>
     <w:tmpl w:val="8EE0C558"/>
@@ -14919,7 +16416,7 @@
       </w:pPr>
     </w:lvl>
   </w:abstractNum>
-  <w:abstractNum w:abstractNumId="11" w15:restartNumberingAfterBreak="0">
+  <w:abstractNum w:abstractNumId="12" w15:restartNumberingAfterBreak="0">
     <w:nsid w:val="2CF3710F"/>
     <w:multiLevelType w:val="hybridMultilevel"/>
     <w:tmpl w:val="D77428E6"/>
@@ -15032,7 +16529,119 @@
       </w:rPr>
     </w:lvl>
   </w:abstractNum>
-  <w:abstractNum w:abstractNumId="12" w15:restartNumberingAfterBreak="0">
+  <w:abstractNum w:abstractNumId="13" w15:restartNumberingAfterBreak="0">
+    <w:nsid w:val="2DB11E3F"/>
+    <w:multiLevelType w:val="hybridMultilevel"/>
+    <w:tmpl w:val="813449E0"/>
+    <w:lvl w:ilvl="0" w:tplc="580A0001">
+      <w:start w:val="1"/>
+      <w:numFmt w:val="bullet"/>
+      <w:lvlText w:val=""/>
+      <w:lvlJc w:val="left"/>
+      <w:pPr>
+        <w:ind w:left="720" w:hanging="360"/>
+      </w:pPr>
+      <w:rPr>
+        <w:rFonts w:ascii="Symbol" w:hAnsi="Symbol" w:hint="default"/>
+      </w:rPr>
+    </w:lvl>
+    <w:lvl w:ilvl="1" w:tplc="75A4ADD4">
+      <w:numFmt w:val="bullet"/>
+      <w:lvlText w:val="•"/>
+      <w:lvlJc w:val="left"/>
+      <w:pPr>
+        <w:ind w:left="1440" w:hanging="360"/>
+      </w:pPr>
+      <w:rPr>
+        <w:rFonts w:ascii="Arial" w:eastAsiaTheme="minorHAnsi" w:hAnsi="Arial" w:cs="Arial" w:hint="default"/>
+      </w:rPr>
+    </w:lvl>
+    <w:lvl w:ilvl="2" w:tplc="580A0005" w:tentative="1">
+      <w:start w:val="1"/>
+      <w:numFmt w:val="bullet"/>
+      <w:lvlText w:val=""/>
+      <w:lvlJc w:val="left"/>
+      <w:pPr>
+        <w:ind w:left="2160" w:hanging="360"/>
+      </w:pPr>
+      <w:rPr>
+        <w:rFonts w:ascii="Wingdings" w:hAnsi="Wingdings" w:hint="default"/>
+      </w:rPr>
+    </w:lvl>
+    <w:lvl w:ilvl="3" w:tplc="580A0001" w:tentative="1">
+      <w:start w:val="1"/>
+      <w:numFmt w:val="bullet"/>
+      <w:lvlText w:val=""/>
+      <w:lvlJc w:val="left"/>
+      <w:pPr>
+        <w:ind w:left="2880" w:hanging="360"/>
+      </w:pPr>
+      <w:rPr>
+        <w:rFonts w:ascii="Symbol" w:hAnsi="Symbol" w:hint="default"/>
+      </w:rPr>
+    </w:lvl>
+    <w:lvl w:ilvl="4" w:tplc="580A0003" w:tentative="1">
+      <w:start w:val="1"/>
+      <w:numFmt w:val="bullet"/>
+      <w:lvlText w:val="o"/>
+      <w:lvlJc w:val="left"/>
+      <w:pPr>
+        <w:ind w:left="3600" w:hanging="360"/>
+      </w:pPr>
+      <w:rPr>
+        <w:rFonts w:ascii="Courier New" w:hAnsi="Courier New" w:cs="Courier New" w:hint="default"/>
+      </w:rPr>
+    </w:lvl>
+    <w:lvl w:ilvl="5" w:tplc="580A0005" w:tentative="1">
+      <w:start w:val="1"/>
+      <w:numFmt w:val="bullet"/>
+      <w:lvlText w:val=""/>
+      <w:lvlJc w:val="left"/>
+      <w:pPr>
+        <w:ind w:left="4320" w:hanging="360"/>
+      </w:pPr>
+      <w:rPr>
+        <w:rFonts w:ascii="Wingdings" w:hAnsi="Wingdings" w:hint="default"/>
+      </w:rPr>
+    </w:lvl>
+    <w:lvl w:ilvl="6" w:tplc="580A0001" w:tentative="1">
+      <w:start w:val="1"/>
+      <w:numFmt w:val="bullet"/>
+      <w:lvlText w:val=""/>
+      <w:lvlJc w:val="left"/>
+      <w:pPr>
+        <w:ind w:left="5040" w:hanging="360"/>
+      </w:pPr>
+      <w:rPr>
+        <w:rFonts w:ascii="Symbol" w:hAnsi="Symbol" w:hint="default"/>
+      </w:rPr>
+    </w:lvl>
+    <w:lvl w:ilvl="7" w:tplc="580A0003" w:tentative="1">
+      <w:start w:val="1"/>
+      <w:numFmt w:val="bullet"/>
+      <w:lvlText w:val="o"/>
+      <w:lvlJc w:val="left"/>
+      <w:pPr>
+        <w:ind w:left="5760" w:hanging="360"/>
+      </w:pPr>
+      <w:rPr>
+        <w:rFonts w:ascii="Courier New" w:hAnsi="Courier New" w:cs="Courier New" w:hint="default"/>
+      </w:rPr>
+    </w:lvl>
+    <w:lvl w:ilvl="8" w:tplc="580A0005" w:tentative="1">
+      <w:start w:val="1"/>
+      <w:numFmt w:val="bullet"/>
+      <w:lvlText w:val=""/>
+      <w:lvlJc w:val="left"/>
+      <w:pPr>
+        <w:ind w:left="6480" w:hanging="360"/>
+      </w:pPr>
+      <w:rPr>
+        <w:rFonts w:ascii="Wingdings" w:hAnsi="Wingdings" w:hint="default"/>
+      </w:rPr>
+    </w:lvl>
+  </w:abstractNum>
+  <w:abstractNum w:abstractNumId="14" w15:restartNumberingAfterBreak="0">
     <w:nsid w:val="359F5A9C"/>
     <w:multiLevelType w:val="multilevel"/>
     <w:tmpl w:val="D73A4AF2"/>
@@ -15181,7 +16790,7 @@
       </w:rPr>
     </w:lvl>
   </w:abstractNum>
-  <w:abstractNum w:abstractNumId="13" w15:restartNumberingAfterBreak="0">
+  <w:abstractNum w:abstractNumId="15" w15:restartNumberingAfterBreak="0">
     <w:nsid w:val="3702131F"/>
     <w:multiLevelType w:val="multilevel"/>
     <w:tmpl w:val="66DEE064"/>
@@ -15302,7 +16911,7 @@
       </w:rPr>
     </w:lvl>
   </w:abstractNum>
-  <w:abstractNum w:abstractNumId="14" w15:restartNumberingAfterBreak="0">
+  <w:abstractNum w:abstractNumId="16" w15:restartNumberingAfterBreak="0">
     <w:nsid w:val="37597B38"/>
     <w:multiLevelType w:val="hybridMultilevel"/>
     <w:tmpl w:val="72B2A2B4"/>
@@ -15388,7 +16997,7 @@
       </w:pPr>
     </w:lvl>
   </w:abstractNum>
-  <w:abstractNum w:abstractNumId="15" w15:restartNumberingAfterBreak="0">
+  <w:abstractNum w:abstractNumId="17" w15:restartNumberingAfterBreak="0">
     <w:nsid w:val="3C0720D9"/>
     <w:multiLevelType w:val="hybridMultilevel"/>
     <w:tmpl w:val="C46CF284"/>
@@ -15501,7 +17110,7 @@
       </w:rPr>
     </w:lvl>
   </w:abstractNum>
-  <w:abstractNum w:abstractNumId="16" w15:restartNumberingAfterBreak="0">
+  <w:abstractNum w:abstractNumId="18" w15:restartNumberingAfterBreak="0">
     <w:nsid w:val="42C8AE54"/>
     <w:multiLevelType w:val="hybridMultilevel"/>
     <w:tmpl w:val="751085B2"/>
@@ -15587,7 +17196,7 @@
       </w:pPr>
     </w:lvl>
   </w:abstractNum>
-  <w:abstractNum w:abstractNumId="17" w15:restartNumberingAfterBreak="0">
+  <w:abstractNum w:abstractNumId="19" w15:restartNumberingAfterBreak="0">
     <w:nsid w:val="433C0AD5"/>
     <w:multiLevelType w:val="hybridMultilevel"/>
     <w:tmpl w:val="694CF932"/>
@@ -15700,7 +17309,7 @@
       </w:rPr>
     </w:lvl>
   </w:abstractNum>
-  <w:abstractNum w:abstractNumId="18" w15:restartNumberingAfterBreak="0">
+  <w:abstractNum w:abstractNumId="20" w15:restartNumberingAfterBreak="0">
     <w:nsid w:val="4FB81A85"/>
     <w:multiLevelType w:val="hybridMultilevel"/>
     <w:tmpl w:val="33B03890"/>
@@ -15813,7 +17422,7 @@
       </w:rPr>
     </w:lvl>
   </w:abstractNum>
-  <w:abstractNum w:abstractNumId="19" w15:restartNumberingAfterBreak="0">
+  <w:abstractNum w:abstractNumId="21" w15:restartNumberingAfterBreak="0">
     <w:nsid w:val="53164A3D"/>
     <w:multiLevelType w:val="hybridMultilevel"/>
     <w:tmpl w:val="9B70B8FE"/>
@@ -15926,7 +17535,7 @@
       </w:rPr>
     </w:lvl>
   </w:abstractNum>
-  <w:abstractNum w:abstractNumId="20" w15:restartNumberingAfterBreak="0">
+  <w:abstractNum w:abstractNumId="22" w15:restartNumberingAfterBreak="0">
     <w:nsid w:val="53AC4584"/>
     <w:multiLevelType w:val="hybridMultilevel"/>
     <w:tmpl w:val="20F24F44"/>
@@ -16039,7 +17648,233 @@
       </w:rPr>
     </w:lvl>
   </w:abstractNum>
-  <w:abstractNum w:abstractNumId="21" w15:restartNumberingAfterBreak="0">
+  <w:abstractNum w:abstractNumId="23" w15:restartNumberingAfterBreak="0">
+    <w:nsid w:val="547E26B4"/>
+    <w:multiLevelType w:val="hybridMultilevel"/>
+    <w:tmpl w:val="159C47FC"/>
+    <w:lvl w:ilvl="0" w:tplc="580A0001">
+      <w:start w:val="1"/>
+      <w:numFmt w:val="bullet"/>
+      <w:lvlText w:val=""/>
+      <w:lvlJc w:val="left"/>
+      <w:pPr>
+        <w:ind w:left="720" w:hanging="360"/>
+      </w:pPr>
+      <w:rPr>
+        <w:rFonts w:ascii="Symbol" w:hAnsi="Symbol" w:hint="default"/>
+      </w:rPr>
+    </w:lvl>
+    <w:lvl w:ilvl="1" w:tplc="580A0003" w:tentative="1">
+      <w:start w:val="1"/>
+      <w:numFmt w:val="bullet"/>
+      <w:lvlText w:val="o"/>
+      <w:lvlJc w:val="left"/>
+      <w:pPr>
+        <w:ind w:left="1440" w:hanging="360"/>
+      </w:pPr>
+      <w:rPr>
+        <w:rFonts w:ascii="Courier New" w:hAnsi="Courier New" w:cs="Courier New" w:hint="default"/>
+      </w:rPr>
+    </w:lvl>
+    <w:lvl w:ilvl="2" w:tplc="580A0005" w:tentative="1">
+      <w:start w:val="1"/>
+      <w:numFmt w:val="bullet"/>
+      <w:lvlText w:val=""/>
+      <w:lvlJc w:val="left"/>
+      <w:pPr>
+        <w:ind w:left="2160" w:hanging="360"/>
+      </w:pPr>
+      <w:rPr>
+        <w:rFonts w:ascii="Wingdings" w:hAnsi="Wingdings" w:hint="default"/>
+      </w:rPr>
+    </w:lvl>
+    <w:lvl w:ilvl="3" w:tplc="580A0001" w:tentative="1">
+      <w:start w:val="1"/>
+      <w:numFmt w:val="bullet"/>
+      <w:lvlText w:val=""/>
+      <w:lvlJc w:val="left"/>
+      <w:pPr>
+        <w:ind w:left="2880" w:hanging="360"/>
+      </w:pPr>
+      <w:rPr>
+        <w:rFonts w:ascii="Symbol" w:hAnsi="Symbol" w:hint="default"/>
+      </w:rPr>
+    </w:lvl>
+    <w:lvl w:ilvl="4" w:tplc="580A0003" w:tentative="1">
+      <w:start w:val="1"/>
+      <w:numFmt w:val="bullet"/>
+      <w:lvlText w:val="o"/>
+      <w:lvlJc w:val="left"/>
+      <w:pPr>
+        <w:ind w:left="3600" w:hanging="360"/>
+      </w:pPr>
+      <w:rPr>
+        <w:rFonts w:ascii="Courier New" w:hAnsi="Courier New" w:cs="Courier New" w:hint="default"/>
+      </w:rPr>
+    </w:lvl>
+    <w:lvl w:ilvl="5" w:tplc="580A0005" w:tentative="1">
+      <w:start w:val="1"/>
+      <w:numFmt w:val="bullet"/>
+      <w:lvlText w:val=""/>
+      <w:lvlJc w:val="left"/>
+      <w:pPr>
+        <w:ind w:left="4320" w:hanging="360"/>
+      </w:pPr>
+      <w:rPr>
+        <w:rFonts w:ascii="Wingdings" w:hAnsi="Wingdings" w:hint="default"/>
+      </w:rPr>
+    </w:lvl>
+    <w:lvl w:ilvl="6" w:tplc="580A0001" w:tentative="1">
+      <w:start w:val="1"/>
+      <w:numFmt w:val="bullet"/>
+      <w:lvlText w:val=""/>
+      <w:lvlJc w:val="left"/>
+      <w:pPr>
+        <w:ind w:left="5040" w:hanging="360"/>
+      </w:pPr>
+      <w:rPr>
+        <w:rFonts w:ascii="Symbol" w:hAnsi="Symbol" w:hint="default"/>
+      </w:rPr>
+    </w:lvl>
+    <w:lvl w:ilvl="7" w:tplc="580A0003" w:tentative="1">
+      <w:start w:val="1"/>
+      <w:numFmt w:val="bullet"/>
+      <w:lvlText w:val="o"/>
+      <w:lvlJc w:val="left"/>
+      <w:pPr>
+        <w:ind w:left="5760" w:hanging="360"/>
+      </w:pPr>
+      <w:rPr>
+        <w:rFonts w:ascii="Courier New" w:hAnsi="Courier New" w:cs="Courier New" w:hint="default"/>
+      </w:rPr>
+    </w:lvl>
+    <w:lvl w:ilvl="8" w:tplc="580A0005" w:tentative="1">
+      <w:start w:val="1"/>
+      <w:numFmt w:val="bullet"/>
+      <w:lvlText w:val=""/>
+      <w:lvlJc w:val="left"/>
+      <w:pPr>
+        <w:ind w:left="6480" w:hanging="360"/>
+      </w:pPr>
+      <w:rPr>
+        <w:rFonts w:ascii="Wingdings" w:hAnsi="Wingdings" w:hint="default"/>
+      </w:rPr>
+    </w:lvl>
+  </w:abstractNum>
+  <w:abstractNum w:abstractNumId="24" w15:restartNumberingAfterBreak="0">
+    <w:nsid w:val="5799474B"/>
+    <w:multiLevelType w:val="hybridMultilevel"/>
+    <w:tmpl w:val="B6382134"/>
+    <w:lvl w:ilvl="0" w:tplc="580A0001">
+      <w:start w:val="1"/>
+      <w:numFmt w:val="bullet"/>
+      <w:lvlText w:val=""/>
+      <w:lvlJc w:val="left"/>
+      <w:pPr>
+        <w:ind w:left="720" w:hanging="360"/>
+      </w:pPr>
+      <w:rPr>
+        <w:rFonts w:ascii="Symbol" w:hAnsi="Symbol" w:hint="default"/>
+      </w:rPr>
+    </w:lvl>
+    <w:lvl w:ilvl="1" w:tplc="580A0003" w:tentative="1">
+      <w:start w:val="1"/>
+      <w:numFmt w:val="bullet"/>
+      <w:lvlText w:val="o"/>
+      <w:lvlJc w:val="left"/>
+      <w:pPr>
+        <w:ind w:left="1440" w:hanging="360"/>
+      </w:pPr>
+      <w:rPr>
+        <w:rFonts w:ascii="Courier New" w:hAnsi="Courier New" w:cs="Courier New" w:hint="default"/>
+      </w:rPr>
+    </w:lvl>
+    <w:lvl w:ilvl="2" w:tplc="580A0005" w:tentative="1">
+      <w:start w:val="1"/>
+      <w:numFmt w:val="bullet"/>
+      <w:lvlText w:val=""/>
+      <w:lvlJc w:val="left"/>
+      <w:pPr>
+        <w:ind w:left="2160" w:hanging="360"/>
+      </w:pPr>
+      <w:rPr>
+        <w:rFonts w:ascii="Wingdings" w:hAnsi="Wingdings" w:hint="default"/>
+      </w:rPr>
+    </w:lvl>
+    <w:lvl w:ilvl="3" w:tplc="580A0001" w:tentative="1">
+      <w:start w:val="1"/>
+      <w:numFmt w:val="bullet"/>
+      <w:lvlText w:val=""/>
+      <w:lvlJc w:val="left"/>
+      <w:pPr>
+        <w:ind w:left="2880" w:hanging="360"/>
+      </w:pPr>
+      <w:rPr>
+        <w:rFonts w:ascii="Symbol" w:hAnsi="Symbol" w:hint="default"/>
+      </w:rPr>
+    </w:lvl>
+    <w:lvl w:ilvl="4" w:tplc="580A0003" w:tentative="1">
+      <w:start w:val="1"/>
+      <w:numFmt w:val="bullet"/>
+      <w:lvlText w:val="o"/>
+      <w:lvlJc w:val="left"/>
+      <w:pPr>
+        <w:ind w:left="3600" w:hanging="360"/>
+      </w:pPr>
+      <w:rPr>
+        <w:rFonts w:ascii="Courier New" w:hAnsi="Courier New" w:cs="Courier New" w:hint="default"/>
+      </w:rPr>
+    </w:lvl>
+    <w:lvl w:ilvl="5" w:tplc="580A0005" w:tentative="1">
+      <w:start w:val="1"/>
+      <w:numFmt w:val="bullet"/>
+      <w:lvlText w:val=""/>
+      <w:lvlJc w:val="left"/>
+      <w:pPr>
+        <w:ind w:left="4320" w:hanging="360"/>
+      </w:pPr>
+      <w:rPr>
+        <w:rFonts w:ascii="Wingdings" w:hAnsi="Wingdings" w:hint="default"/>
+      </w:rPr>
+    </w:lvl>
+    <w:lvl w:ilvl="6" w:tplc="580A0001" w:tentative="1">
+      <w:start w:val="1"/>
+      <w:numFmt w:val="bullet"/>
+      <w:lvlText w:val=""/>
+      <w:lvlJc w:val="left"/>
+      <w:pPr>
+        <w:ind w:left="5040" w:hanging="360"/>
+      </w:pPr>
+      <w:rPr>
+        <w:rFonts w:ascii="Symbol" w:hAnsi="Symbol" w:hint="default"/>
+      </w:rPr>
+    </w:lvl>
+    <w:lvl w:ilvl="7" w:tplc="580A0003" w:tentative="1">
+      <w:start w:val="1"/>
+      <w:numFmt w:val="bullet"/>
+      <w:lvlText w:val="o"/>
+      <w:lvlJc w:val="left"/>
+      <w:pPr>
+        <w:ind w:left="5760" w:hanging="360"/>
+      </w:pPr>
+      <w:rPr>
+        <w:rFonts w:ascii="Courier New" w:hAnsi="Courier New" w:cs="Courier New" w:hint="default"/>
+      </w:rPr>
+    </w:lvl>
+    <w:lvl w:ilvl="8" w:tplc="580A0005" w:tentative="1">
+      <w:start w:val="1"/>
+      <w:numFmt w:val="bullet"/>
+      <w:lvlText w:val=""/>
+      <w:lvlJc w:val="left"/>
+      <w:pPr>
+        <w:ind w:left="6480" w:hanging="360"/>
+      </w:pPr>
+      <w:rPr>
+        <w:rFonts w:ascii="Wingdings" w:hAnsi="Wingdings" w:hint="default"/>
+      </w:rPr>
+    </w:lvl>
+  </w:abstractNum>
+  <w:abstractNum w:abstractNumId="25" w15:restartNumberingAfterBreak="0">
     <w:nsid w:val="5BA465FC"/>
     <w:multiLevelType w:val="hybridMultilevel"/>
     <w:tmpl w:val="70224DD0"/>
@@ -16152,7 +17987,7 @@
       </w:rPr>
     </w:lvl>
   </w:abstractNum>
-  <w:abstractNum w:abstractNumId="22" w15:restartNumberingAfterBreak="0">
+  <w:abstractNum w:abstractNumId="26" w15:restartNumberingAfterBreak="0">
     <w:nsid w:val="5BD70805"/>
     <w:multiLevelType w:val="hybridMultilevel"/>
     <w:tmpl w:val="C1124558"/>
@@ -16265,7 +18100,7 @@
       </w:rPr>
     </w:lvl>
   </w:abstractNum>
-  <w:abstractNum w:abstractNumId="23" w15:restartNumberingAfterBreak="0">
+  <w:abstractNum w:abstractNumId="27" w15:restartNumberingAfterBreak="0">
     <w:nsid w:val="61570E53"/>
     <w:multiLevelType w:val="hybridMultilevel"/>
     <w:tmpl w:val="4D447B94"/>
@@ -16378,7 +18213,120 @@
       </w:rPr>
     </w:lvl>
   </w:abstractNum>
-  <w:abstractNum w:abstractNumId="24" w15:restartNumberingAfterBreak="0">
+  <w:abstractNum w:abstractNumId="28" w15:restartNumberingAfterBreak="0">
+    <w:nsid w:val="680C5DBE"/>
+    <w:multiLevelType w:val="hybridMultilevel"/>
+    <w:tmpl w:val="F504576C"/>
+    <w:lvl w:ilvl="0" w:tplc="580A0001">
+      <w:start w:val="1"/>
+      <w:numFmt w:val="bullet"/>
+      <w:lvlText w:val=""/>
+      <w:lvlJc w:val="left"/>
+      <w:pPr>
+        <w:ind w:left="1440" w:hanging="360"/>
+      </w:pPr>
+      <w:rPr>
+        <w:rFonts w:ascii="Symbol" w:hAnsi="Symbol" w:hint="default"/>
+      </w:rPr>
+    </w:lvl>
+    <w:lvl w:ilvl="1" w:tplc="580A0003" w:tentative="1">
+      <w:start w:val="1"/>
+      <w:numFmt w:val="bullet"/>
+      <w:lvlText w:val="o"/>
+      <w:lvlJc w:val="left"/>
+      <w:pPr>
+        <w:ind w:left="2160" w:hanging="360"/>
+      </w:pPr>
+      <w:rPr>
+        <w:rFonts w:ascii="Courier New" w:hAnsi="Courier New" w:cs="Courier New" w:hint="default"/>
+      </w:rPr>
+    </w:lvl>
+    <w:lvl w:ilvl="2" w:tplc="580A0005" w:tentative="1">
+      <w:start w:val="1"/>
+      <w:numFmt w:val="bullet"/>
+      <w:lvlText w:val=""/>
+      <w:lvlJc w:val="left"/>
+      <w:pPr>
+        <w:ind w:left="2880" w:hanging="360"/>
+      </w:pPr>
+      <w:rPr>
+        <w:rFonts w:ascii="Wingdings" w:hAnsi="Wingdings" w:hint="default"/>
+      </w:rPr>
+    </w:lvl>
+    <w:lvl w:ilvl="3" w:tplc="580A0001" w:tentative="1">
+      <w:start w:val="1"/>
+      <w:numFmt w:val="bullet"/>
+      <w:lvlText w:val=""/>
+      <w:lvlJc w:val="left"/>
+      <w:pPr>
+        <w:ind w:left="3600" w:hanging="360"/>
+      </w:pPr>
+      <w:rPr>
+        <w:rFonts w:ascii="Symbol" w:hAnsi="Symbol" w:hint="default"/>
+      </w:rPr>
+    </w:lvl>
+    <w:lvl w:ilvl="4" w:tplc="580A0003" w:tentative="1">
+      <w:start w:val="1"/>
+      <w:numFmt w:val="bullet"/>
+      <w:lvlText w:val="o"/>
+      <w:lvlJc w:val="left"/>
+      <w:pPr>
+        <w:ind w:left="4320" w:hanging="360"/>
+      </w:pPr>
+      <w:rPr>
+        <w:rFonts w:ascii="Courier New" w:hAnsi="Courier New" w:cs="Courier New" w:hint="default"/>
+      </w:rPr>
+    </w:lvl>
+    <w:lvl w:ilvl="5" w:tplc="580A0005" w:tentative="1">
+      <w:start w:val="1"/>
+      <w:numFmt w:val="bullet"/>
+      <w:lvlText w:val=""/>
+      <w:lvlJc w:val="left"/>
+      <w:pPr>
+        <w:ind w:left="5040" w:hanging="360"/>
+      </w:pPr>
+      <w:rPr>
+        <w:rFonts w:ascii="Wingdings" w:hAnsi="Wingdings" w:hint="default"/>
+      </w:rPr>
+    </w:lvl>
+    <w:lvl w:ilvl="6" w:tplc="580A0001" w:tentative="1">
+      <w:start w:val="1"/>
+      <w:numFmt w:val="bullet"/>
+      <w:lvlText w:val=""/>
+      <w:lvlJc w:val="left"/>
+      <w:pPr>
+        <w:ind w:left="5760" w:hanging="360"/>
+      </w:pPr>
+      <w:rPr>
+        <w:rFonts w:ascii="Symbol" w:hAnsi="Symbol" w:hint="default"/>
+      </w:rPr>
+    </w:lvl>
+    <w:lvl w:ilvl="7" w:tplc="580A0003" w:tentative="1">
+      <w:start w:val="1"/>
+      <w:numFmt w:val="bullet"/>
+      <w:lvlText w:val="o"/>
+      <w:lvlJc w:val="left"/>
+      <w:pPr>
+        <w:ind w:left="6480" w:hanging="360"/>
+      </w:pPr>
+      <w:rPr>
+        <w:rFonts w:ascii="Courier New" w:hAnsi="Courier New" w:cs="Courier New" w:hint="default"/>
+      </w:rPr>
+    </w:lvl>
+    <w:lvl w:ilvl="8" w:tplc="580A0005" w:tentative="1">
+      <w:start w:val="1"/>
+      <w:numFmt w:val="bullet"/>
+      <w:lvlText w:val=""/>
+      <w:lvlJc w:val="left"/>
+      <w:pPr>
+        <w:ind w:left="7200" w:hanging="360"/>
+      </w:pPr>
+      <w:rPr>
+        <w:rFonts w:ascii="Wingdings" w:hAnsi="Wingdings" w:hint="default"/>
+      </w:rPr>
+    </w:lvl>
+  </w:abstractNum>
+  <w:abstractNum w:abstractNumId="29" w15:restartNumberingAfterBreak="0">
     <w:nsid w:val="6CEA2EA9"/>
     <w:multiLevelType w:val="hybridMultilevel"/>
     <w:tmpl w:val="A77E207E"/>
@@ -16491,7 +18439,7 @@
       </w:rPr>
     </w:lvl>
   </w:abstractNum>
-  <w:abstractNum w:abstractNumId="25" w15:restartNumberingAfterBreak="0">
+  <w:abstractNum w:abstractNumId="30" w15:restartNumberingAfterBreak="0">
     <w:nsid w:val="70E726F9"/>
     <w:multiLevelType w:val="hybridMultilevel"/>
     <w:tmpl w:val="9970F59A"/>
@@ -16604,7 +18552,7 @@
       </w:rPr>
     </w:lvl>
   </w:abstractNum>
-  <w:abstractNum w:abstractNumId="26" w15:restartNumberingAfterBreak="0">
+  <w:abstractNum w:abstractNumId="31" w15:restartNumberingAfterBreak="0">
     <w:nsid w:val="7EFC5866"/>
     <w:multiLevelType w:val="hybridMultilevel"/>
     <w:tmpl w:val="37BA4604"/>
@@ -16717,7 +18665,7 @@
       </w:rPr>
     </w:lvl>
   </w:abstractNum>
-  <w:abstractNum w:abstractNumId="27" w15:restartNumberingAfterBreak="0">
+  <w:abstractNum w:abstractNumId="32" w15:restartNumberingAfterBreak="0">
     <w:nsid w:val="7FCDA580"/>
     <w:multiLevelType w:val="hybridMultilevel"/>
     <w:tmpl w:val="112C21EE"/>
@@ -16830,96 +18778,111 @@
       </w:rPr>
     </w:lvl>
   </w:abstractNum>
-  <w:num w:numId="1" w16cid:durableId="1486122836">
+  <w:num w:numId="1">
+    <w:abstractNumId w:val="18"/>
+  </w:num>
+  <w:num w:numId="2">
+    <w:abstractNumId w:val="32"/>
+  </w:num>
+  <w:num w:numId="3">
     <w:abstractNumId w:val="16"/>
   </w:num>
-  <w:num w:numId="2" w16cid:durableId="1784879954">
+  <w:num w:numId="4">
+    <w:abstractNumId w:val="5"/>
+  </w:num>
+  <w:num w:numId="5">
+    <w:abstractNumId w:val="12"/>
+  </w:num>
+  <w:num w:numId="6">
+    <w:abstractNumId w:val="7"/>
+  </w:num>
+  <w:num w:numId="7">
+    <w:abstractNumId w:val="15"/>
+  </w:num>
+  <w:num w:numId="8">
+    <w:abstractNumId w:val="11"/>
+  </w:num>
+  <w:num w:numId="9">
+    <w:abstractNumId w:val="8"/>
+  </w:num>
+  <w:num w:numId="10">
+    <w:abstractNumId w:val="9"/>
+  </w:num>
+  <w:num w:numId="11">
+    <w:abstractNumId w:val="14"/>
+  </w:num>
+  <w:num w:numId="12">
+    <w:abstractNumId w:val="30"/>
+  </w:num>
+  <w:num w:numId="13">
+    <w:abstractNumId w:val="17"/>
+  </w:num>
+  <w:num w:numId="14">
+    <w:abstractNumId w:val="2"/>
+  </w:num>
+  <w:num w:numId="15">
+    <w:abstractNumId w:val="22"/>
+  </w:num>
+  <w:num w:numId="16">
+    <w:abstractNumId w:val="25"/>
+  </w:num>
+  <w:num w:numId="17">
+    <w:abstractNumId w:val="6"/>
+  </w:num>
+  <w:num w:numId="18">
+    <w:abstractNumId w:val="21"/>
+  </w:num>
+  <w:num w:numId="19">
+    <w:abstractNumId w:val="31"/>
+  </w:num>
+  <w:num w:numId="20">
+    <w:abstractNumId w:val="3"/>
+  </w:num>
+  <w:num w:numId="21">
+    <w:abstractNumId w:val="4"/>
+  </w:num>
+  <w:num w:numId="22">
+    <w:abstractNumId w:val="10"/>
+  </w:num>
+  <w:num w:numId="23">
+    <w:abstractNumId w:val="0"/>
+  </w:num>
+  <w:num w:numId="24">
+    <w:abstractNumId w:val="29"/>
+  </w:num>
+  <w:num w:numId="25">
+    <w:abstractNumId w:val="26"/>
+  </w:num>
+  <w:num w:numId="26">
+    <w:abstractNumId w:val="20"/>
+  </w:num>
+  <w:num w:numId="27">
     <w:abstractNumId w:val="27"/>
   </w:num>
-  <w:num w:numId="3" w16cid:durableId="223489410">
-    <w:abstractNumId w:val="14"/>
+  <w:num w:numId="28">
+    <w:abstractNumId w:val="19"/>
   </w:num>
-  <w:num w:numId="4" w16cid:durableId="1725905029">
-    <w:abstractNumId w:val="4"/>
+  <w:num w:numId="29">
+    <w:abstractNumId w:val="24"/>
   </w:num>
-  <w:num w:numId="5" w16cid:durableId="672612469">
-    <w:abstractNumId w:val="11"/>
-  </w:num>
-  <w:num w:numId="6" w16cid:durableId="1127625515">
-    <w:abstractNumId w:val="6"/>
-  </w:num>
-  <w:num w:numId="7" w16cid:durableId="1001859353">
+  <w:num w:numId="30">
     <w:abstractNumId w:val="13"/>
   </w:num>
-  <w:num w:numId="8" w16cid:durableId="989481109">
-    <w:abstractNumId w:val="10"/>
+  <w:num w:numId="31">
+    <w:abstractNumId w:val="23"/>
   </w:num>
-  <w:num w:numId="9" w16cid:durableId="484200016">
-    <w:abstractNumId w:val="7"/>
-  </w:num>
-  <w:num w:numId="10" w16cid:durableId="1757090435">
-    <w:abstractNumId w:val="8"/>
-  </w:num>
-  <w:num w:numId="11" w16cid:durableId="1620717528">
-    <w:abstractNumId w:val="12"/>
-  </w:num>
-  <w:num w:numId="12" w16cid:durableId="975645565">
-    <w:abstractNumId w:val="25"/>
-  </w:num>
-  <w:num w:numId="13" w16cid:durableId="774713244">
-    <w:abstractNumId w:val="15"/>
-  </w:num>
-  <w:num w:numId="14" w16cid:durableId="91174378">
+  <w:num w:numId="32">
     <w:abstractNumId w:val="1"/>
   </w:num>
-  <w:num w:numId="15" w16cid:durableId="1185678819">
-    <w:abstractNumId w:val="20"/>
-  </w:num>
-  <w:num w:numId="16" w16cid:durableId="1209420411">
-    <w:abstractNumId w:val="21"/>
-  </w:num>
-  <w:num w:numId="17" w16cid:durableId="1194417470">
-    <w:abstractNumId w:val="5"/>
-  </w:num>
-  <w:num w:numId="18" w16cid:durableId="1630358462">
-    <w:abstractNumId w:val="19"/>
-  </w:num>
-  <w:num w:numId="19" w16cid:durableId="1781099181">
-    <w:abstractNumId w:val="26"/>
-  </w:num>
-  <w:num w:numId="20" w16cid:durableId="101653178">
-    <w:abstractNumId w:val="2"/>
-  </w:num>
-  <w:num w:numId="21" w16cid:durableId="1295714617">
-    <w:abstractNumId w:val="3"/>
-  </w:num>
-  <w:num w:numId="22" w16cid:durableId="1735590603">
-    <w:abstractNumId w:val="9"/>
-  </w:num>
-  <w:num w:numId="23" w16cid:durableId="1034384249">
-    <w:abstractNumId w:val="0"/>
-  </w:num>
-  <w:num w:numId="24" w16cid:durableId="597181850">
-    <w:abstractNumId w:val="24"/>
-  </w:num>
-  <w:num w:numId="25" w16cid:durableId="63378718">
-    <w:abstractNumId w:val="22"/>
-  </w:num>
-  <w:num w:numId="26" w16cid:durableId="1514492860">
-    <w:abstractNumId w:val="18"/>
-  </w:num>
-  <w:num w:numId="27" w16cid:durableId="2119594075">
-    <w:abstractNumId w:val="23"/>
-  </w:num>
-  <w:num w:numId="28" w16cid:durableId="484511860">
-    <w:abstractNumId w:val="17"/>
+  <w:num w:numId="33">
+    <w:abstractNumId w:val="28"/>
   </w:num>
   <w:numIdMacAtCleanup w:val="21"/>
 </w:numbering>
 </file>
 
 <file path=word/people.xml><?xml version="1.0" encoding="utf-8"?>
-<w15:people xmlns:wpc="http://schemas.microsoft.com/office/word/2010/wordprocessingCanvas" xmlns:cx="http://schemas.microsoft.com/office/drawing/2014/chartex" xmlns:cx1="http://schemas.microsoft.com/office/drawing/2015/9/8/chartex" xmlns:cx2="http://schemas.microsoft.com/office/drawing/2015/10/21/chartex" xmlns:cx3="http://schemas.microsoft.com/office/drawing/2016/5/9/chartex" xmlns:cx4="http://schemas.microsoft.com/office/drawing/2016/5/10/chartex" xmlns:cx5="http://schemas.microsoft.com/office/drawing/2016/5/11/chartex" xmlns:cx6="http://schemas.microsoft.com/office/drawing/2016/5/12/chartex" xmlns:cx7="http://schemas.microsoft.com/office/drawing/2016/5/13/chartex" xmlns:cx8="http://schemas.microsoft.com/office/drawing/2016/5/14/chartex" xmlns:mc="http://schemas.openxmlformats.org/markup-compatibility/2006" xmlns:aink="http://schemas.microsoft.com/office/drawing/2016/ink" xmlns:am3d="http://schemas.microsoft.com/office/drawing/2017/model3d" xmlns:o="urn:schemas-microsoft-com:office:office" xmlns:oel="http://schemas.microsoft.com/office/2019/extlst" xmlns:r="http://schemas.openxmlformats.org/officeDocument/2006/relationships" xmlns:m="http://schemas.openxmlformats.org/officeDocument/2006/math" xmlns:v="urn:schemas-microsoft-com:vml" xmlns:wp14="http://schemas.microsoft.com/office/word/2010/wordprocessingDrawing" xmlns:wp="http://schemas.openxmlformats.org/drawingml/2006/wordprocessingDrawing" xmlns:w10="urn:schemas-microsoft-com:office:word" xmlns:w="http://schemas.openxmlformats.org/wordprocessingml/2006/main" xmlns:w14="http://schemas.microsoft.com/office/word/2010/wordml" xmlns:w15="http://schemas.microsoft.com/office/word/2012/wordml" xmlns:w16cex="http://schemas.microsoft.com/office/word/2018/wordml/cex" xmlns:w16cid="http://schemas.microsoft.com/office/word/2016/wordml/cid" xmlns:w16="http://schemas.microsoft.com/office/word/2018/wordml" xmlns:w16du="http://schemas.microsoft.com/office/word/2023/wordml/word16du" xmlns:w16sdtdh="http://schemas.microsoft.com/office/word/2020/wordml/sdtdatahash" xmlns:w16sdtfl="http://schemas.microsoft.com/office/word/2024/wordml/sdtformatlock" xmlns:w16se="http://schemas.microsoft.com/office/word/2015/wordml/symex" xmlns:wpg="http://schemas.microsoft.com/office/word/2010/wordprocessingGroup" xmlns:wpi="http://schemas.microsoft.com/office/word/2010/wordprocessingInk" xmlns:wne="http://schemas.microsoft.com/office/word/2006/wordml" xmlns:wps="http://schemas.microsoft.com/office/word/2010/wordprocessingShape" mc:Ignorable="w14 w15 w16se w16cid w16 w16cex w16sdtdh w16sdtfl w16du wp14">
+<w15:people xmlns:wpc="http://schemas.microsoft.com/office/word/2010/wordprocessingCanvas" xmlns:cx="http://schemas.microsoft.com/office/drawing/2014/chartex" xmlns:cx1="http://schemas.microsoft.com/office/drawing/2015/9/8/chartex" xmlns:cx2="http://schemas.microsoft.com/office/drawing/2015/10/21/chartex" xmlns:cx3="http://schemas.microsoft.com/office/drawing/2016/5/9/chartex" xmlns:cx4="http://schemas.microsoft.com/office/drawing/2016/5/10/chartex" xmlns:cx5="http://schemas.microsoft.com/office/drawing/2016/5/11/chartex" xmlns:cx6="http://schemas.microsoft.com/office/drawing/2016/5/12/chartex" xmlns:cx7="http://schemas.microsoft.com/office/drawing/2016/5/13/chartex" xmlns:cx8="http://schemas.microsoft.com/office/drawing/2016/5/14/chartex" xmlns:mc="http://schemas.openxmlformats.org/markup-compatibility/2006" xmlns:aink="http://schemas.microsoft.com/office/drawing/2016/ink" xmlns:am3d="http://schemas.microsoft.com/office/drawing/2017/model3d" xmlns:o="urn:schemas-microsoft-com:office:office" xmlns:r="http://schemas.openxmlformats.org/officeDocument/2006/relationships" xmlns:m="http://schemas.openxmlformats.org/officeDocument/2006/math" xmlns:v="urn:schemas-microsoft-com:vml" xmlns:wp14="http://schemas.microsoft.com/office/word/2010/wordprocessingDrawing" xmlns:wp="http://schemas.openxmlformats.org/drawingml/2006/wordprocessingDrawing" xmlns:w10="urn:schemas-microsoft-com:office:word" xmlns:w="http://schemas.openxmlformats.org/wordprocessingml/2006/main" xmlns:w14="http://schemas.microsoft.com/office/word/2010/wordml" xmlns:w15="http://schemas.microsoft.com/office/word/2012/wordml" xmlns:w16cex="http://schemas.microsoft.com/office/word/2018/wordml/cex" xmlns:w16cid="http://schemas.microsoft.com/office/word/2016/wordml/cid" xmlns:w16="http://schemas.microsoft.com/office/word/2018/wordml" xmlns:w16sdtdh="http://schemas.microsoft.com/office/word/2020/wordml/sdtdatahash" xmlns:w16se="http://schemas.microsoft.com/office/word/2015/wordml/symex" xmlns:wpg="http://schemas.microsoft.com/office/word/2010/wordprocessingGroup" xmlns:wpi="http://schemas.microsoft.com/office/word/2010/wordprocessingInk" xmlns:wne="http://schemas.microsoft.com/office/word/2006/wordml" xmlns:wps="http://schemas.microsoft.com/office/word/2010/wordprocessingShape" mc:Ignorable="w14 w15 w16se w16cid w16 w16cex w16sdtdh wp14">
   <w15:person w15:author="neli Bp">
     <w15:presenceInfo w15:providerId="Windows Live" w15:userId="31bbf27711c9f401"/>
   </w15:person>
@@ -16933,7 +18896,7 @@
 </file>
 
 <file path=word/styles.xml><?xml version="1.0" encoding="utf-8"?>
-<w:styles xmlns:mc="http://schemas.openxmlformats.org/markup-compatibility/2006" xmlns:r="http://schemas.openxmlformats.org/officeDocument/2006/relationships" xmlns:w="http://schemas.openxmlformats.org/wordprocessingml/2006/main" xmlns:w14="http://schemas.microsoft.com/office/word/2010/wordml" xmlns:w15="http://schemas.microsoft.com/office/word/2012/wordml" xmlns:w16cex="http://schemas.microsoft.com/office/word/2018/wordml/cex" xmlns:w16cid="http://schemas.microsoft.com/office/word/2016/wordml/cid" xmlns:w16="http://schemas.microsoft.com/office/word/2018/wordml" xmlns:w16du="http://schemas.microsoft.com/office/word/2023/wordml/word16du" xmlns:w16sdtdh="http://schemas.microsoft.com/office/word/2020/wordml/sdtdatahash" xmlns:w16sdtfl="http://schemas.microsoft.com/office/word/2024/wordml/sdtformatlock" xmlns:w16se="http://schemas.microsoft.com/office/word/2015/wordml/symex" mc:Ignorable="w14 w15 w16se w16cid w16 w16cex w16sdtdh w16sdtfl w16du">
+<w:styles xmlns:mc="http://schemas.openxmlformats.org/markup-compatibility/2006" xmlns:r="http://schemas.openxmlformats.org/officeDocument/2006/relationships" xmlns:w="http://schemas.openxmlformats.org/wordprocessingml/2006/main" xmlns:w14="http://schemas.microsoft.com/office/word/2010/wordml" xmlns:w15="http://schemas.microsoft.com/office/word/2012/wordml" xmlns:w16cex="http://schemas.microsoft.com/office/word/2018/wordml/cex" xmlns:w16cid="http://schemas.microsoft.com/office/word/2016/wordml/cid" xmlns:w16="http://schemas.microsoft.com/office/word/2018/wordml" xmlns:w16sdtdh="http://schemas.microsoft.com/office/word/2020/wordml/sdtdatahash" xmlns:w16se="http://schemas.microsoft.com/office/word/2015/wordml/symex" mc:Ignorable="w14 w15 w16se w16cid w16 w16cex w16sdtdh">
   <w:docDefaults>
     <w:rPrDefault>
       <w:rPr>
@@ -18354,23 +20317,6 @@
     <b:RefOrder>6</b:RefOrder>
   </b:Source>
   <b:Source>
-    <b:Tag>Ang26</b:Tag>
-    <b:SourceType>InternetSite</b:SourceType>
-    <b:Guid>{9A54509E-4C63-44D8-962D-8DB74D99E11D}</b:Guid>
-    <b:Author>
-      <b:Author>
-        <b:Corporate>Angular.dev</b:Corporate>
-      </b:Author>
-    </b:Author>
-    <b:Title>What is angular?</b:Title>
-    <b:InternetSiteTitle>Angular.dev</b:InternetSiteTitle>
-    <b:URL>https://angular.dev/overview</b:URL>
-    <b:YearAccessed>2026</b:YearAccessed>
-    <b:MonthAccessed>02</b:MonthAccessed>
-    <b:DayAccessed>28</b:DayAccessed>
-    <b:RefOrder>7</b:RefOrder>
-  </b:Source>
-  <b:Source>
     <b:Tag>Vue26</b:Tag>
     <b:SourceType>InternetSite</b:SourceType>
     <b:Guid>{E1D7C15E-C800-46E2-A82B-E84B482B9683}</b:Guid>
@@ -18670,11 +20616,31 @@
     <b:Publisher>Lulu.com</b:Publisher>
     <b:RefOrder>18</b:RefOrder>
   </b:Source>
+  <b:Source>
+    <b:Tag>Ang26</b:Tag>
+    <b:SourceType>InternetSite</b:SourceType>
+    <b:Guid>{6707BFC6-8AC5-4591-A058-F2C200C00F7C}</b:Guid>
+    <b:Author>
+      <b:Author>
+        <b:Corporate>Angular.dev</b:Corporate>
+      </b:Author>
+    </b:Author>
+    <b:Title>What is angular?</b:Title>
+    <b:InternetSiteTitle>Angular.dev</b:InternetSiteTitle>
+    <b:URL>https://angular.dev/overview</b:URL>
+    <b:YearAccessed>2026</b:YearAccessed>
+    <b:MonthAccessed>02</b:MonthAccessed>
+    <b:DayAccessed>28</b:DayAccessed>
+    <b:Year>2026</b:Year>
+    <b:Month>04</b:Month>
+    <b:Day>06</b:Day>
+    <b:RefOrder>7</b:RefOrder>
+  </b:Source>
 </b:Sources>
 </file>
 
 <file path=customXml/itemProps1.xml><?xml version="1.0" encoding="utf-8"?>
-<ds:datastoreItem xmlns:ds="http://schemas.openxmlformats.org/officeDocument/2006/customXml" ds:itemID="{DD3901A7-02FE-4191-8F8B-A6A31BB3E6B3}">
+<ds:datastoreItem xmlns:ds="http://schemas.openxmlformats.org/officeDocument/2006/customXml" ds:itemID="{E5A8310C-651E-4B49-B142-4D18BEFF23B6}">
   <ds:schemaRefs>
     <ds:schemaRef ds:uri="http://schemas.openxmlformats.org/officeDocument/2006/bibliography"/>
   </ds:schemaRefs>

--- a/reporte_estadias_v_4.docx
+++ b/reporte_estadias_v_4.docx
@@ -1,6 +1,6 @@
 
 <file path=word/document.xml><?xml version="1.0" encoding="utf-8"?>
-<w:document xmlns:wpc="http://schemas.microsoft.com/office/word/2010/wordprocessingCanvas" xmlns:cx="http://schemas.microsoft.com/office/drawing/2014/chartex" xmlns:cx1="http://schemas.microsoft.com/office/drawing/2015/9/8/chartex" xmlns:cx2="http://schemas.microsoft.com/office/drawing/2015/10/21/chartex" xmlns:cx3="http://schemas.microsoft.com/office/drawing/2016/5/9/chartex" xmlns:cx4="http://schemas.microsoft.com/office/drawing/2016/5/10/chartex" xmlns:cx5="http://schemas.microsoft.com/office/drawing/2016/5/11/chartex" xmlns:cx6="http://schemas.microsoft.com/office/drawing/2016/5/12/chartex" xmlns:cx7="http://schemas.microsoft.com/office/drawing/2016/5/13/chartex" xmlns:cx8="http://schemas.microsoft.com/office/drawing/2016/5/14/chartex" xmlns:mc="http://schemas.openxmlformats.org/markup-compatibility/2006" xmlns:aink="http://schemas.microsoft.com/office/drawing/2016/ink" xmlns:am3d="http://schemas.microsoft.com/office/drawing/2017/model3d" xmlns:o="urn:schemas-microsoft-com:office:office" xmlns:r="http://schemas.openxmlformats.org/officeDocument/2006/relationships" xmlns:m="http://schemas.openxmlformats.org/officeDocument/2006/math" xmlns:v="urn:schemas-microsoft-com:vml" xmlns:wp14="http://schemas.microsoft.com/office/word/2010/wordprocessingDrawing" xmlns:wp="http://schemas.openxmlformats.org/drawingml/2006/wordprocessingDrawing" xmlns:w10="urn:schemas-microsoft-com:office:word" xmlns:w="http://schemas.openxmlformats.org/wordprocessingml/2006/main" xmlns:w14="http://schemas.microsoft.com/office/word/2010/wordml" xmlns:w15="http://schemas.microsoft.com/office/word/2012/wordml" xmlns:w16cex="http://schemas.microsoft.com/office/word/2018/wordml/cex" xmlns:w16cid="http://schemas.microsoft.com/office/word/2016/wordml/cid" xmlns:w16="http://schemas.microsoft.com/office/word/2018/wordml" xmlns:w16sdtdh="http://schemas.microsoft.com/office/word/2020/wordml/sdtdatahash" xmlns:w16se="http://schemas.microsoft.com/office/word/2015/wordml/symex" xmlns:wpg="http://schemas.microsoft.com/office/word/2010/wordprocessingGroup" xmlns:wpi="http://schemas.microsoft.com/office/word/2010/wordprocessingInk" xmlns:wne="http://schemas.microsoft.com/office/word/2006/wordml" xmlns:wps="http://schemas.microsoft.com/office/word/2010/wordprocessingShape" mc:Ignorable="w14 w15 w16se w16cid w16 w16cex w16sdtdh wp14">
+<w:document xmlns:wpc="http://schemas.microsoft.com/office/word/2010/wordprocessingCanvas" xmlns:cx="http://schemas.microsoft.com/office/drawing/2014/chartex" xmlns:cx1="http://schemas.microsoft.com/office/drawing/2015/9/8/chartex" xmlns:cx2="http://schemas.microsoft.com/office/drawing/2015/10/21/chartex" xmlns:cx3="http://schemas.microsoft.com/office/drawing/2016/5/9/chartex" xmlns:cx4="http://schemas.microsoft.com/office/drawing/2016/5/10/chartex" xmlns:cx5="http://schemas.microsoft.com/office/drawing/2016/5/11/chartex" xmlns:cx6="http://schemas.microsoft.com/office/drawing/2016/5/12/chartex" xmlns:cx7="http://schemas.microsoft.com/office/drawing/2016/5/13/chartex" xmlns:cx8="http://schemas.microsoft.com/office/drawing/2016/5/14/chartex" xmlns:mc="http://schemas.openxmlformats.org/markup-compatibility/2006" xmlns:aink="http://schemas.microsoft.com/office/drawing/2016/ink" xmlns:am3d="http://schemas.microsoft.com/office/drawing/2017/model3d" xmlns:o="urn:schemas-microsoft-com:office:office" xmlns:oel="http://schemas.microsoft.com/office/2019/extlst" xmlns:r="http://schemas.openxmlformats.org/officeDocument/2006/relationships" xmlns:m="http://schemas.openxmlformats.org/officeDocument/2006/math" xmlns:v="urn:schemas-microsoft-com:vml" xmlns:wp14="http://schemas.microsoft.com/office/word/2010/wordprocessingDrawing" xmlns:wp="http://schemas.openxmlformats.org/drawingml/2006/wordprocessingDrawing" xmlns:w10="urn:schemas-microsoft-com:office:word" xmlns:w="http://schemas.openxmlformats.org/wordprocessingml/2006/main" xmlns:w14="http://schemas.microsoft.com/office/word/2010/wordml" xmlns:w15="http://schemas.microsoft.com/office/word/2012/wordml" xmlns:w16cex="http://schemas.microsoft.com/office/word/2018/wordml/cex" xmlns:w16cid="http://schemas.microsoft.com/office/word/2016/wordml/cid" xmlns:w16="http://schemas.microsoft.com/office/word/2018/wordml" xmlns:w16du="http://schemas.microsoft.com/office/word/2023/wordml/word16du" xmlns:w16sdtdh="http://schemas.microsoft.com/office/word/2020/wordml/sdtdatahash" xmlns:w16sdtfl="http://schemas.microsoft.com/office/word/2024/wordml/sdtformatlock" xmlns:w16se="http://schemas.microsoft.com/office/word/2015/wordml/symex" xmlns:wpg="http://schemas.microsoft.com/office/word/2010/wordprocessingGroup" xmlns:wpi="http://schemas.microsoft.com/office/word/2010/wordprocessingInk" xmlns:wne="http://schemas.microsoft.com/office/word/2006/wordml" xmlns:wps="http://schemas.microsoft.com/office/word/2010/wordprocessingShape" mc:Ignorable="w14 w15 w16se w16cid w16 w16cex w16sdtdh w16sdtfl w16du wp14">
   <w:body>
     <w:p>
       <w:pPr>
@@ -135,7 +135,7 @@
                 <v:stroke joinstyle="miter"/>
                 <v:path gradientshapeok="t" o:connecttype="rect"/>
               </v:shapetype>
-              <v:shape id="Cuadro de texto 1" o:spid="_x0000_s1026" type="#_x0000_t202" style="position:absolute;left:0;text-align:left;margin-left:-49.55pt;margin-top:172pt;width:313.5pt;height:143pt;z-index:251659264;visibility:visible;mso-wrap-style:square;mso-height-percent:0;mso-wrap-distance-left:9pt;mso-wrap-distance-top:0;mso-wrap-distance-right:9pt;mso-wrap-distance-bottom:0;mso-position-horizontal:absolute;mso-position-horizontal-relative:text;mso-position-vertical:absolute;mso-position-vertical-relative:page;mso-height-percent:0;mso-height-relative:margin;v-text-anchor:middle" o:gfxdata="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" filled="f" stroked="f" strokeweight=".5pt">
+              <v:shape id="Cuadro de texto 1" o:spid="_x0000_s1026" type="#_x0000_t202" style="position:absolute;left:0;text-align:left;margin-left:-49.55pt;margin-top:172pt;width:313.5pt;height:143pt;z-index:251659264;visibility:visible;mso-wrap-style:square;mso-height-percent:0;mso-wrap-distance-left:9pt;mso-wrap-distance-top:0;mso-wrap-distance-right:9pt;mso-wrap-distance-bottom:0;mso-position-horizontal:absolute;mso-position-horizontal-relative:text;mso-position-vertical:absolute;mso-position-vertical-relative:page;mso-height-percent:0;mso-height-relative:margin;v-text-anchor:middle" o:gfxdata="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" filled="f" stroked="f" strokeweight=".5pt">
                 <v:textbox>
                   <w:txbxContent>
                     <w:p>
@@ -321,7 +321,7 @@
           </mc:Choice>
           <mc:Fallback>
             <w:pict>
-              <v:shape w14:anchorId="3B00F609" id="_x0000_s1027" type="#_x0000_t202" style="position:absolute;left:0;text-align:left;margin-left:37.2pt;margin-top:594.6pt;width:198.6pt;height:69.7pt;z-index:251665408;visibility:visible;mso-wrap-style:square;mso-width-percent:0;mso-height-percent:0;mso-wrap-distance-left:9pt;mso-wrap-distance-top:0;mso-wrap-distance-right:9pt;mso-wrap-distance-bottom:0;mso-position-horizontal:absolute;mso-position-horizontal-relative:page;mso-position-vertical:absolute;mso-position-vertical-relative:page;mso-width-percent:0;mso-height-percent:0;mso-width-relative:margin;mso-height-relative:margin;v-text-anchor:top" o:gfxdata="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" filled="f" stroked="f" strokeweight=".5pt">
+              <v:shape w14:anchorId="3B00F609" id="_x0000_s1027" type="#_x0000_t202" style="position:absolute;left:0;text-align:left;margin-left:37.2pt;margin-top:594.6pt;width:198.6pt;height:69.7pt;z-index:251665408;visibility:visible;mso-wrap-style:square;mso-width-percent:0;mso-height-percent:0;mso-wrap-distance-left:9pt;mso-wrap-distance-top:0;mso-wrap-distance-right:9pt;mso-wrap-distance-bottom:0;mso-position-horizontal:absolute;mso-position-horizontal-relative:page;mso-position-vertical:absolute;mso-position-vertical-relative:page;mso-width-percent:0;mso-height-percent:0;mso-width-relative:margin;mso-height-relative:margin;v-text-anchor:top" o:gfxdata="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" filled="f" stroked="f" strokeweight=".5pt">
                 <v:textbox>
                   <w:txbxContent>
                     <w:p>
@@ -509,7 +509,7 @@
           </mc:Choice>
           <mc:Fallback>
             <w:pict>
-              <v:shape w14:anchorId="22E1F9AA" id="_x0000_s1028" type="#_x0000_t202" style="position:absolute;left:0;text-align:left;margin-left:146.7pt;margin-top:595.5pt;width:200.65pt;height:68.95pt;z-index:251667456;visibility:visible;mso-wrap-style:square;mso-width-percent:0;mso-height-percent:0;mso-wrap-distance-left:9pt;mso-wrap-distance-top:0;mso-wrap-distance-right:9pt;mso-wrap-distance-bottom:0;mso-position-horizontal:absolute;mso-position-horizontal-relative:margin;mso-position-vertical:absolute;mso-position-vertical-relative:page;mso-width-percent:0;mso-height-percent:0;mso-width-relative:margin;mso-height-relative:margin;v-text-anchor:top" o:gfxdata="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" filled="f" stroked="f" strokeweight=".5pt">
+              <v:shape w14:anchorId="22E1F9AA" id="_x0000_s1028" type="#_x0000_t202" style="position:absolute;left:0;text-align:left;margin-left:146.7pt;margin-top:595.5pt;width:200.65pt;height:68.95pt;z-index:251667456;visibility:visible;mso-wrap-style:square;mso-width-percent:0;mso-height-percent:0;mso-wrap-distance-left:9pt;mso-wrap-distance-top:0;mso-wrap-distance-right:9pt;mso-wrap-distance-bottom:0;mso-position-horizontal:absolute;mso-position-horizontal-relative:margin;mso-position-vertical:absolute;mso-position-vertical-relative:page;mso-width-percent:0;mso-height-percent:0;mso-width-relative:margin;mso-height-relative:margin;v-text-anchor:top" o:gfxdata="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" filled="f" stroked="f" strokeweight=".5pt">
                 <v:textbox>
                   <w:txbxContent>
                     <w:p>
@@ -736,7 +736,7 @@
           </mc:Choice>
           <mc:Fallback>
             <w:pict>
-              <v:shape w14:anchorId="2FCD553F" id="_x0000_s1029" type="#_x0000_t202" style="position:absolute;left:0;text-align:left;margin-left:0;margin-top:300pt;width:381pt;height:165.75pt;z-index:251661312;visibility:visible;mso-wrap-style:square;mso-width-percent:0;mso-height-percent:0;mso-wrap-distance-left:9pt;mso-wrap-distance-top:0;mso-wrap-distance-right:9pt;mso-wrap-distance-bottom:0;mso-position-horizontal:left;mso-position-horizontal-relative:page;mso-position-vertical:absolute;mso-position-vertical-relative:page;mso-width-percent:0;mso-height-percent:0;mso-width-relative:margin;mso-height-relative:margin;v-text-anchor:middle" o:gfxdata="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" filled="f" stroked="f" strokeweight=".5pt">
+              <v:shape w14:anchorId="2FCD553F" id="_x0000_s1029" type="#_x0000_t202" style="position:absolute;left:0;text-align:left;margin-left:0;margin-top:300pt;width:381pt;height:165.75pt;z-index:251661312;visibility:visible;mso-wrap-style:square;mso-width-percent:0;mso-height-percent:0;mso-wrap-distance-left:9pt;mso-wrap-distance-top:0;mso-wrap-distance-right:9pt;mso-wrap-distance-bottom:0;mso-position-horizontal:left;mso-position-horizontal-relative:page;mso-position-vertical:absolute;mso-position-vertical-relative:page;mso-width-percent:0;mso-height-percent:0;mso-width-relative:margin;mso-height-relative:margin;v-text-anchor:middle" o:gfxdata="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" filled="f" stroked="f" strokeweight=".5pt">
                 <v:textbox>
                   <w:txbxContent>
                     <w:p>
@@ -937,7 +937,7 @@
           </mc:Choice>
           <mc:Fallback>
             <w:pict>
-              <v:shape w14:anchorId="7854C103" id="_x0000_s1030" type="#_x0000_t202" style="position:absolute;left:0;text-align:left;margin-left:30.75pt;margin-top:0;width:358.5pt;height:24.75pt;z-index:251669504;visibility:visible;mso-wrap-style:square;mso-width-percent:0;mso-height-percent:0;mso-wrap-distance-left:9pt;mso-wrap-distance-top:0;mso-wrap-distance-right:9pt;mso-wrap-distance-bottom:0;mso-position-horizontal:absolute;mso-position-horizontal-relative:page;mso-position-vertical:top;mso-position-vertical-relative:bottom-margin-area;mso-width-percent:0;mso-height-percent:0;mso-width-relative:margin;mso-height-relative:margin;v-text-anchor:top" o:gfxdata="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" filled="f" stroked="f" strokeweight=".5pt">
+              <v:shape w14:anchorId="7854C103" id="_x0000_s1030" type="#_x0000_t202" style="position:absolute;left:0;text-align:left;margin-left:30.75pt;margin-top:0;width:358.5pt;height:24.75pt;z-index:251669504;visibility:visible;mso-wrap-style:square;mso-width-percent:0;mso-height-percent:0;mso-wrap-distance-left:9pt;mso-wrap-distance-top:0;mso-wrap-distance-right:9pt;mso-wrap-distance-bottom:0;mso-position-horizontal:absolute;mso-position-horizontal-relative:page;mso-position-vertical:top;mso-position-vertical-relative:bottom-margin-area;mso-width-percent:0;mso-height-percent:0;mso-width-relative:margin;mso-height-relative:margin;v-text-anchor:top" o:gfxdata="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" filled="f" stroked="f" strokeweight=".5pt">
                 <v:textbox>
                   <w:txbxContent>
                     <w:p>
@@ -1087,7 +1087,7 @@
           </mc:Choice>
           <mc:Fallback>
             <w:pict>
-              <v:shape w14:anchorId="53484146" id="_x0000_s1031" type="#_x0000_t202" style="position:absolute;left:0;text-align:left;margin-left:30.75pt;margin-top:525pt;width:402pt;height:69.75pt;z-index:251663360;visibility:visible;mso-wrap-style:square;mso-width-percent:0;mso-height-percent:0;mso-wrap-distance-left:9pt;mso-wrap-distance-top:0;mso-wrap-distance-right:9pt;mso-wrap-distance-bottom:0;mso-position-horizontal:absolute;mso-position-horizontal-relative:page;mso-position-vertical:absolute;mso-position-vertical-relative:page;mso-width-percent:0;mso-height-percent:0;mso-width-relative:margin;mso-height-relative:margin;v-text-anchor:middle" o:gfxdata="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" filled="f" stroked="f" strokeweight=".5pt">
+              <v:shape w14:anchorId="53484146" id="_x0000_s1031" type="#_x0000_t202" style="position:absolute;left:0;text-align:left;margin-left:30.75pt;margin-top:525pt;width:402pt;height:69.75pt;z-index:251663360;visibility:visible;mso-wrap-style:square;mso-width-percent:0;mso-height-percent:0;mso-wrap-distance-left:9pt;mso-wrap-distance-top:0;mso-wrap-distance-right:9pt;mso-wrap-distance-bottom:0;mso-position-horizontal:absolute;mso-position-horizontal-relative:page;mso-position-vertical:absolute;mso-position-vertical-relative:page;mso-width-percent:0;mso-height-percent:0;mso-width-relative:margin;mso-height-relative:margin;v-text-anchor:middle" o:gfxdata="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" filled="f" stroked="f" strokeweight=".5pt">
                 <v:textbox>
                   <w:txbxContent>
                     <w:p>
@@ -1207,11 +1207,9 @@
       </w:r>
     </w:p>
     <w:p>
-      <w:proofErr w:type="spellStart"/>
       <w:r>
         <w:t>Summary</w:t>
       </w:r>
-      <w:proofErr w:type="spellEnd"/>
     </w:p>
     <w:p/>
     <w:p>
@@ -1224,8 +1222,11 @@
           <w:rFonts w:asciiTheme="minorHAnsi" w:eastAsiaTheme="minorEastAsia" w:hAnsiTheme="minorHAnsi"/>
           <w:b w:val="0"/>
           <w:noProof/>
-          <w:sz w:val="22"/>
-          <w:lang w:val="es-419" w:eastAsia="es-419"/>
+          <w:kern w:val="2"/>
+          <w:sz w:val="24"/>
+          <w:szCs w:val="24"/>
+          <w:lang w:eastAsia="es-MX"/>
+          <w14:ligatures w14:val="standardContextual"/>
         </w:rPr>
       </w:pPr>
       <w:r>
@@ -1252,7 +1253,7 @@
         </w:rPr>
         <w:fldChar w:fldCharType="separate"/>
       </w:r>
-      <w:hyperlink w:anchor="_Toc226396709" w:history="1">
+      <w:hyperlink w:anchor="_Toc226479065" w:history="1">
         <w:r>
           <w:rPr>
             <w:rStyle w:val="Hipervnculo"/>
@@ -1279,7 +1280,7 @@
             <w:noProof/>
             <w:webHidden/>
           </w:rPr>
-          <w:instrText xml:space="preserve"> PAGEREF _Toc226396709 \h </w:instrText>
+          <w:instrText xml:space="preserve"> PAGEREF _Toc226479065 \h </w:instrText>
         </w:r>
         <w:r>
           <w:rPr>
@@ -1319,11 +1320,13 @@
         <w:rPr>
           <w:rFonts w:asciiTheme="minorHAnsi" w:eastAsiaTheme="minorEastAsia" w:hAnsiTheme="minorHAnsi"/>
           <w:noProof/>
-          <w:sz w:val="22"/>
-          <w:lang w:val="es-419" w:eastAsia="es-419"/>
-        </w:rPr>
-      </w:pPr>
-      <w:hyperlink w:anchor="_Toc226396710" w:history="1">
+          <w:kern w:val="2"/>
+          <w:szCs w:val="24"/>
+          <w:lang w:eastAsia="es-MX"/>
+          <w14:ligatures w14:val="standardContextual"/>
+        </w:rPr>
+      </w:pPr>
+      <w:hyperlink w:anchor="_Toc226479066" w:history="1">
         <w:r>
           <w:rPr>
             <w:rStyle w:val="Hipervnculo"/>
@@ -1350,7 +1353,7 @@
             <w:noProof/>
             <w:webHidden/>
           </w:rPr>
-          <w:instrText xml:space="preserve"> PAGEREF _Toc226396710 \h </w:instrText>
+          <w:instrText xml:space="preserve"> PAGEREF _Toc226479066 \h </w:instrText>
         </w:r>
         <w:r>
           <w:rPr>
@@ -1390,11 +1393,13 @@
         <w:rPr>
           <w:rFonts w:asciiTheme="minorHAnsi" w:eastAsiaTheme="minorEastAsia" w:hAnsiTheme="minorHAnsi"/>
           <w:noProof/>
-          <w:sz w:val="22"/>
-          <w:lang w:val="es-419" w:eastAsia="es-419"/>
-        </w:rPr>
-      </w:pPr>
-      <w:hyperlink w:anchor="_Toc226396711" w:history="1">
+          <w:kern w:val="2"/>
+          <w:szCs w:val="24"/>
+          <w:lang w:eastAsia="es-MX"/>
+          <w14:ligatures w14:val="standardContextual"/>
+        </w:rPr>
+      </w:pPr>
+      <w:hyperlink w:anchor="_Toc226479067" w:history="1">
         <w:r>
           <w:rPr>
             <w:rStyle w:val="Hipervnculo"/>
@@ -1421,7 +1426,7 @@
             <w:noProof/>
             <w:webHidden/>
           </w:rPr>
-          <w:instrText xml:space="preserve"> PAGEREF _Toc226396711 \h </w:instrText>
+          <w:instrText xml:space="preserve"> PAGEREF _Toc226479067 \h </w:instrText>
         </w:r>
         <w:r>
           <w:rPr>
@@ -1461,11 +1466,13 @@
         <w:rPr>
           <w:rFonts w:asciiTheme="minorHAnsi" w:eastAsiaTheme="minorEastAsia" w:hAnsiTheme="minorHAnsi"/>
           <w:noProof/>
-          <w:sz w:val="22"/>
-          <w:lang w:val="es-419" w:eastAsia="es-419"/>
-        </w:rPr>
-      </w:pPr>
-      <w:hyperlink w:anchor="_Toc226396712" w:history="1">
+          <w:kern w:val="2"/>
+          <w:szCs w:val="24"/>
+          <w:lang w:eastAsia="es-MX"/>
+          <w14:ligatures w14:val="standardContextual"/>
+        </w:rPr>
+      </w:pPr>
+      <w:hyperlink w:anchor="_Toc226479068" w:history="1">
         <w:r>
           <w:rPr>
             <w:rStyle w:val="Hipervnculo"/>
@@ -1492,7 +1499,7 @@
             <w:noProof/>
             <w:webHidden/>
           </w:rPr>
-          <w:instrText xml:space="preserve"> PAGEREF _Toc226396712 \h </w:instrText>
+          <w:instrText xml:space="preserve"> PAGEREF _Toc226479068 \h </w:instrText>
         </w:r>
         <w:r>
           <w:rPr>
@@ -1532,11 +1539,13 @@
         <w:rPr>
           <w:rFonts w:asciiTheme="minorHAnsi" w:eastAsiaTheme="minorEastAsia" w:hAnsiTheme="minorHAnsi"/>
           <w:noProof/>
-          <w:sz w:val="22"/>
-          <w:lang w:val="es-419" w:eastAsia="es-419"/>
-        </w:rPr>
-      </w:pPr>
-      <w:hyperlink w:anchor="_Toc226396713" w:history="1">
+          <w:kern w:val="2"/>
+          <w:szCs w:val="24"/>
+          <w:lang w:eastAsia="es-MX"/>
+          <w14:ligatures w14:val="standardContextual"/>
+        </w:rPr>
+      </w:pPr>
+      <w:hyperlink w:anchor="_Toc226479069" w:history="1">
         <w:r>
           <w:rPr>
             <w:rStyle w:val="Hipervnculo"/>
@@ -1563,7 +1572,7 @@
             <w:noProof/>
             <w:webHidden/>
           </w:rPr>
-          <w:instrText xml:space="preserve"> PAGEREF _Toc226396713 \h </w:instrText>
+          <w:instrText xml:space="preserve"> PAGEREF _Toc226479069 \h </w:instrText>
         </w:r>
         <w:r>
           <w:rPr>
@@ -1603,11 +1612,13 @@
         <w:rPr>
           <w:rFonts w:asciiTheme="minorHAnsi" w:eastAsiaTheme="minorEastAsia" w:hAnsiTheme="minorHAnsi"/>
           <w:noProof/>
-          <w:sz w:val="22"/>
-          <w:lang w:val="es-419" w:eastAsia="es-419"/>
-        </w:rPr>
-      </w:pPr>
-      <w:hyperlink w:anchor="_Toc226396714" w:history="1">
+          <w:kern w:val="2"/>
+          <w:szCs w:val="24"/>
+          <w:lang w:eastAsia="es-MX"/>
+          <w14:ligatures w14:val="standardContextual"/>
+        </w:rPr>
+      </w:pPr>
+      <w:hyperlink w:anchor="_Toc226479070" w:history="1">
         <w:r>
           <w:rPr>
             <w:rStyle w:val="Hipervnculo"/>
@@ -1634,7 +1645,7 @@
             <w:noProof/>
             <w:webHidden/>
           </w:rPr>
-          <w:instrText xml:space="preserve"> PAGEREF _Toc226396714 \h </w:instrText>
+          <w:instrText xml:space="preserve"> PAGEREF _Toc226479070 \h </w:instrText>
         </w:r>
         <w:r>
           <w:rPr>
@@ -1674,11 +1685,13 @@
         <w:rPr>
           <w:rFonts w:asciiTheme="minorHAnsi" w:eastAsiaTheme="minorEastAsia" w:hAnsiTheme="minorHAnsi"/>
           <w:noProof/>
-          <w:sz w:val="22"/>
-          <w:lang w:val="es-419" w:eastAsia="es-419"/>
-        </w:rPr>
-      </w:pPr>
-      <w:hyperlink w:anchor="_Toc226396715" w:history="1">
+          <w:kern w:val="2"/>
+          <w:szCs w:val="24"/>
+          <w:lang w:eastAsia="es-MX"/>
+          <w14:ligatures w14:val="standardContextual"/>
+        </w:rPr>
+      </w:pPr>
+      <w:hyperlink w:anchor="_Toc226479071" w:history="1">
         <w:r>
           <w:rPr>
             <w:rStyle w:val="Hipervnculo"/>
@@ -1705,7 +1718,7 @@
             <w:noProof/>
             <w:webHidden/>
           </w:rPr>
-          <w:instrText xml:space="preserve"> PAGEREF _Toc226396715 \h </w:instrText>
+          <w:instrText xml:space="preserve"> PAGEREF _Toc226479071 \h </w:instrText>
         </w:r>
         <w:r>
           <w:rPr>
@@ -1745,11 +1758,13 @@
         <w:rPr>
           <w:rFonts w:asciiTheme="minorHAnsi" w:eastAsiaTheme="minorEastAsia" w:hAnsiTheme="minorHAnsi"/>
           <w:noProof/>
-          <w:sz w:val="22"/>
-          <w:lang w:val="es-419" w:eastAsia="es-419"/>
-        </w:rPr>
-      </w:pPr>
-      <w:hyperlink w:anchor="_Toc226396716" w:history="1">
+          <w:kern w:val="2"/>
+          <w:szCs w:val="24"/>
+          <w:lang w:eastAsia="es-MX"/>
+          <w14:ligatures w14:val="standardContextual"/>
+        </w:rPr>
+      </w:pPr>
+      <w:hyperlink w:anchor="_Toc226479072" w:history="1">
         <w:r>
           <w:rPr>
             <w:rStyle w:val="Hipervnculo"/>
@@ -1776,7 +1791,7 @@
             <w:noProof/>
             <w:webHidden/>
           </w:rPr>
-          <w:instrText xml:space="preserve"> PAGEREF _Toc226396716 \h </w:instrText>
+          <w:instrText xml:space="preserve"> PAGEREF _Toc226479072 \h </w:instrText>
         </w:r>
         <w:r>
           <w:rPr>
@@ -1817,11 +1832,14 @@
           <w:rFonts w:asciiTheme="minorHAnsi" w:eastAsiaTheme="minorEastAsia" w:hAnsiTheme="minorHAnsi"/>
           <w:b w:val="0"/>
           <w:noProof/>
-          <w:sz w:val="22"/>
-          <w:lang w:val="es-419" w:eastAsia="es-419"/>
-        </w:rPr>
-      </w:pPr>
-      <w:hyperlink w:anchor="_Toc226396717" w:history="1">
+          <w:kern w:val="2"/>
+          <w:sz w:val="24"/>
+          <w:szCs w:val="24"/>
+          <w:lang w:eastAsia="es-MX"/>
+          <w14:ligatures w14:val="standardContextual"/>
+        </w:rPr>
+      </w:pPr>
+      <w:hyperlink w:anchor="_Toc226479073" w:history="1">
         <w:r>
           <w:rPr>
             <w:rStyle w:val="Hipervnculo"/>
@@ -1848,7 +1866,7 @@
             <w:noProof/>
             <w:webHidden/>
           </w:rPr>
-          <w:instrText xml:space="preserve"> PAGEREF _Toc226396717 \h </w:instrText>
+          <w:instrText xml:space="preserve"> PAGEREF _Toc226479073 \h </w:instrText>
         </w:r>
         <w:r>
           <w:rPr>
@@ -1888,11 +1906,13 @@
         <w:rPr>
           <w:rFonts w:asciiTheme="minorHAnsi" w:eastAsiaTheme="minorEastAsia" w:hAnsiTheme="minorHAnsi"/>
           <w:noProof/>
-          <w:sz w:val="22"/>
-          <w:lang w:val="es-419" w:eastAsia="es-419"/>
-        </w:rPr>
-      </w:pPr>
-      <w:hyperlink w:anchor="_Toc226396718" w:history="1">
+          <w:kern w:val="2"/>
+          <w:szCs w:val="24"/>
+          <w:lang w:eastAsia="es-MX"/>
+          <w14:ligatures w14:val="standardContextual"/>
+        </w:rPr>
+      </w:pPr>
+      <w:hyperlink w:anchor="_Toc226479074" w:history="1">
         <w:r>
           <w:rPr>
             <w:rStyle w:val="Hipervnculo"/>
@@ -1919,7 +1939,7 @@
             <w:noProof/>
             <w:webHidden/>
           </w:rPr>
-          <w:instrText xml:space="preserve"> PAGEREF _Toc226396718 \h </w:instrText>
+          <w:instrText xml:space="preserve"> PAGEREF _Toc226479074 \h </w:instrText>
         </w:r>
         <w:r>
           <w:rPr>
@@ -1959,11 +1979,13 @@
         <w:rPr>
           <w:rFonts w:asciiTheme="minorHAnsi" w:eastAsiaTheme="minorEastAsia" w:hAnsiTheme="minorHAnsi"/>
           <w:noProof/>
-          <w:sz w:val="22"/>
-          <w:lang w:val="es-419" w:eastAsia="es-419"/>
-        </w:rPr>
-      </w:pPr>
-      <w:hyperlink w:anchor="_Toc226396719" w:history="1">
+          <w:kern w:val="2"/>
+          <w:szCs w:val="24"/>
+          <w:lang w:eastAsia="es-MX"/>
+          <w14:ligatures w14:val="standardContextual"/>
+        </w:rPr>
+      </w:pPr>
+      <w:hyperlink w:anchor="_Toc226479075" w:history="1">
         <w:r>
           <w:rPr>
             <w:rStyle w:val="Hipervnculo"/>
@@ -1990,7 +2012,7 @@
             <w:noProof/>
             <w:webHidden/>
           </w:rPr>
-          <w:instrText xml:space="preserve"> PAGEREF _Toc226396719 \h </w:instrText>
+          <w:instrText xml:space="preserve"> PAGEREF _Toc226479075 \h </w:instrText>
         </w:r>
         <w:r>
           <w:rPr>
@@ -2030,11 +2052,13 @@
         <w:rPr>
           <w:rFonts w:asciiTheme="minorHAnsi" w:eastAsiaTheme="minorEastAsia" w:hAnsiTheme="minorHAnsi"/>
           <w:noProof/>
-          <w:sz w:val="22"/>
-          <w:lang w:val="es-419" w:eastAsia="es-419"/>
-        </w:rPr>
-      </w:pPr>
-      <w:hyperlink w:anchor="_Toc226396720" w:history="1">
+          <w:kern w:val="2"/>
+          <w:szCs w:val="24"/>
+          <w:lang w:eastAsia="es-MX"/>
+          <w14:ligatures w14:val="standardContextual"/>
+        </w:rPr>
+      </w:pPr>
+      <w:hyperlink w:anchor="_Toc226479076" w:history="1">
         <w:r>
           <w:rPr>
             <w:rStyle w:val="Hipervnculo"/>
@@ -2061,7 +2085,7 @@
             <w:noProof/>
             <w:webHidden/>
           </w:rPr>
-          <w:instrText xml:space="preserve"> PAGEREF _Toc226396720 \h </w:instrText>
+          <w:instrText xml:space="preserve"> PAGEREF _Toc226479076 \h </w:instrText>
         </w:r>
         <w:r>
           <w:rPr>
@@ -2101,11 +2125,13 @@
         <w:rPr>
           <w:rFonts w:asciiTheme="minorHAnsi" w:eastAsiaTheme="minorEastAsia" w:hAnsiTheme="minorHAnsi"/>
           <w:noProof/>
-          <w:sz w:val="22"/>
-          <w:lang w:val="es-419" w:eastAsia="es-419"/>
-        </w:rPr>
-      </w:pPr>
-      <w:hyperlink w:anchor="_Toc226396721" w:history="1">
+          <w:kern w:val="2"/>
+          <w:szCs w:val="24"/>
+          <w:lang w:eastAsia="es-MX"/>
+          <w14:ligatures w14:val="standardContextual"/>
+        </w:rPr>
+      </w:pPr>
+      <w:hyperlink w:anchor="_Toc226479077" w:history="1">
         <w:r>
           <w:rPr>
             <w:rStyle w:val="Hipervnculo"/>
@@ -2132,7 +2158,7 @@
             <w:noProof/>
             <w:webHidden/>
           </w:rPr>
-          <w:instrText xml:space="preserve"> PAGEREF _Toc226396721 \h </w:instrText>
+          <w:instrText xml:space="preserve"> PAGEREF _Toc226479077 \h </w:instrText>
         </w:r>
         <w:r>
           <w:rPr>
@@ -2172,11 +2198,13 @@
         <w:rPr>
           <w:rFonts w:asciiTheme="minorHAnsi" w:eastAsiaTheme="minorEastAsia" w:hAnsiTheme="minorHAnsi"/>
           <w:noProof/>
-          <w:sz w:val="22"/>
-          <w:lang w:val="es-419" w:eastAsia="es-419"/>
-        </w:rPr>
-      </w:pPr>
-      <w:hyperlink w:anchor="_Toc226396722" w:history="1">
+          <w:kern w:val="2"/>
+          <w:szCs w:val="24"/>
+          <w:lang w:eastAsia="es-MX"/>
+          <w14:ligatures w14:val="standardContextual"/>
+        </w:rPr>
+      </w:pPr>
+      <w:hyperlink w:anchor="_Toc226479078" w:history="1">
         <w:r>
           <w:rPr>
             <w:rStyle w:val="Hipervnculo"/>
@@ -2204,7 +2232,7 @@
             <w:noProof/>
             <w:webHidden/>
           </w:rPr>
-          <w:instrText xml:space="preserve"> PAGEREF _Toc226396722 \h </w:instrText>
+          <w:instrText xml:space="preserve"> PAGEREF _Toc226479078 \h </w:instrText>
         </w:r>
         <w:r>
           <w:rPr>
@@ -2244,11 +2272,13 @@
         <w:rPr>
           <w:rFonts w:asciiTheme="minorHAnsi" w:eastAsiaTheme="minorEastAsia" w:hAnsiTheme="minorHAnsi"/>
           <w:noProof/>
-          <w:sz w:val="22"/>
-          <w:lang w:val="es-419" w:eastAsia="es-419"/>
-        </w:rPr>
-      </w:pPr>
-      <w:hyperlink w:anchor="_Toc226396723" w:history="1">
+          <w:kern w:val="2"/>
+          <w:szCs w:val="24"/>
+          <w:lang w:eastAsia="es-MX"/>
+          <w14:ligatures w14:val="standardContextual"/>
+        </w:rPr>
+      </w:pPr>
+      <w:hyperlink w:anchor="_Toc226479079" w:history="1">
         <w:r>
           <w:rPr>
             <w:rStyle w:val="Hipervnculo"/>
@@ -2276,7 +2306,7 @@
             <w:noProof/>
             <w:webHidden/>
           </w:rPr>
-          <w:instrText xml:space="preserve"> PAGEREF _Toc226396723 \h </w:instrText>
+          <w:instrText xml:space="preserve"> PAGEREF _Toc226479079 \h </w:instrText>
         </w:r>
         <w:r>
           <w:rPr>
@@ -2316,11 +2346,13 @@
         <w:rPr>
           <w:rFonts w:asciiTheme="minorHAnsi" w:eastAsiaTheme="minorEastAsia" w:hAnsiTheme="minorHAnsi"/>
           <w:noProof/>
-          <w:sz w:val="22"/>
-          <w:lang w:val="es-419" w:eastAsia="es-419"/>
-        </w:rPr>
-      </w:pPr>
-      <w:hyperlink w:anchor="_Toc226396724" w:history="1">
+          <w:kern w:val="2"/>
+          <w:szCs w:val="24"/>
+          <w:lang w:eastAsia="es-MX"/>
+          <w14:ligatures w14:val="standardContextual"/>
+        </w:rPr>
+      </w:pPr>
+      <w:hyperlink w:anchor="_Toc226479080" w:history="1">
         <w:r>
           <w:rPr>
             <w:rStyle w:val="Hipervnculo"/>
@@ -2348,7 +2380,7 @@
             <w:noProof/>
             <w:webHidden/>
           </w:rPr>
-          <w:instrText xml:space="preserve"> PAGEREF _Toc226396724 \h </w:instrText>
+          <w:instrText xml:space="preserve"> PAGEREF _Toc226479080 \h </w:instrText>
         </w:r>
         <w:r>
           <w:rPr>
@@ -2368,7 +2400,7 @@
             <w:noProof/>
             <w:webHidden/>
           </w:rPr>
-          <w:t>24</w:t>
+          <w:t>23</w:t>
         </w:r>
         <w:r>
           <w:rPr>
@@ -2388,11 +2420,13 @@
         <w:rPr>
           <w:rFonts w:asciiTheme="minorHAnsi" w:eastAsiaTheme="minorEastAsia" w:hAnsiTheme="minorHAnsi"/>
           <w:noProof/>
-          <w:sz w:val="22"/>
-          <w:lang w:val="es-419" w:eastAsia="es-419"/>
-        </w:rPr>
-      </w:pPr>
-      <w:hyperlink w:anchor="_Toc226396725" w:history="1">
+          <w:kern w:val="2"/>
+          <w:szCs w:val="24"/>
+          <w:lang w:eastAsia="es-MX"/>
+          <w14:ligatures w14:val="standardContextual"/>
+        </w:rPr>
+      </w:pPr>
+      <w:hyperlink w:anchor="_Toc226479081" w:history="1">
         <w:r>
           <w:rPr>
             <w:rStyle w:val="Hipervnculo"/>
@@ -2420,7 +2454,7 @@
             <w:noProof/>
             <w:webHidden/>
           </w:rPr>
-          <w:instrText xml:space="preserve"> PAGEREF _Toc226396725 \h </w:instrText>
+          <w:instrText xml:space="preserve"> PAGEREF _Toc226479081 \h </w:instrText>
         </w:r>
         <w:r>
           <w:rPr>
@@ -2440,7 +2474,7 @@
             <w:noProof/>
             <w:webHidden/>
           </w:rPr>
-          <w:t>27</w:t>
+          <w:t>26</w:t>
         </w:r>
         <w:r>
           <w:rPr>
@@ -2460,11 +2494,13 @@
         <w:rPr>
           <w:rFonts w:asciiTheme="minorHAnsi" w:eastAsiaTheme="minorEastAsia" w:hAnsiTheme="minorHAnsi"/>
           <w:noProof/>
-          <w:sz w:val="22"/>
-          <w:lang w:val="es-419" w:eastAsia="es-419"/>
-        </w:rPr>
-      </w:pPr>
-      <w:hyperlink w:anchor="_Toc226396726" w:history="1">
+          <w:kern w:val="2"/>
+          <w:szCs w:val="24"/>
+          <w:lang w:eastAsia="es-MX"/>
+          <w14:ligatures w14:val="standardContextual"/>
+        </w:rPr>
+      </w:pPr>
+      <w:hyperlink w:anchor="_Toc226479082" w:history="1">
         <w:r>
           <w:rPr>
             <w:rStyle w:val="Hipervnculo"/>
@@ -2491,7 +2527,7 @@
             <w:noProof/>
             <w:webHidden/>
           </w:rPr>
-          <w:instrText xml:space="preserve"> PAGEREF _Toc226396726 \h </w:instrText>
+          <w:instrText xml:space="preserve"> PAGEREF _Toc226479082 \h </w:instrText>
         </w:r>
         <w:r>
           <w:rPr>
@@ -2511,7 +2547,7 @@
             <w:noProof/>
             <w:webHidden/>
           </w:rPr>
-          <w:t>28</w:t>
+          <w:t>27</w:t>
         </w:r>
         <w:r>
           <w:rPr>
@@ -2531,16 +2567,19 @@
         <w:rPr>
           <w:rFonts w:asciiTheme="minorHAnsi" w:eastAsiaTheme="minorEastAsia" w:hAnsiTheme="minorHAnsi"/>
           <w:noProof/>
-          <w:sz w:val="22"/>
-          <w:lang w:val="es-419" w:eastAsia="es-419"/>
-        </w:rPr>
-      </w:pPr>
-      <w:hyperlink w:anchor="_Toc226396727" w:history="1">
+          <w:kern w:val="2"/>
+          <w:szCs w:val="24"/>
+          <w:lang w:eastAsia="es-MX"/>
+          <w14:ligatures w14:val="standardContextual"/>
+        </w:rPr>
+      </w:pPr>
+      <w:hyperlink w:anchor="_Toc226479083" w:history="1">
         <w:r>
           <w:rPr>
             <w:rStyle w:val="Hipervnculo"/>
             <w:rFonts w:eastAsia="Arial"/>
             <w:noProof/>
+            <w:highlight w:val="yellow"/>
           </w:rPr>
           <w:t>2.2.1 Metodología</w:t>
         </w:r>
@@ -2563,7 +2602,7 @@
             <w:noProof/>
             <w:webHidden/>
           </w:rPr>
-          <w:instrText xml:space="preserve"> PAGEREF _Toc226396727 \h </w:instrText>
+          <w:instrText xml:space="preserve"> PAGEREF _Toc226479083 \h </w:instrText>
         </w:r>
         <w:r>
           <w:rPr>
@@ -2583,7 +2622,7 @@
             <w:noProof/>
             <w:webHidden/>
           </w:rPr>
-          <w:t>28</w:t>
+          <w:t>27</w:t>
         </w:r>
         <w:r>
           <w:rPr>
@@ -2603,11 +2642,13 @@
         <w:rPr>
           <w:rFonts w:asciiTheme="minorHAnsi" w:eastAsiaTheme="minorEastAsia" w:hAnsiTheme="minorHAnsi"/>
           <w:noProof/>
-          <w:sz w:val="22"/>
-          <w:lang w:val="es-419" w:eastAsia="es-419"/>
-        </w:rPr>
-      </w:pPr>
-      <w:hyperlink w:anchor="_Toc226396728" w:history="1">
+          <w:kern w:val="2"/>
+          <w:szCs w:val="24"/>
+          <w:lang w:eastAsia="es-MX"/>
+          <w14:ligatures w14:val="standardContextual"/>
+        </w:rPr>
+      </w:pPr>
+      <w:hyperlink w:anchor="_Toc226479084" w:history="1">
         <w:r>
           <w:rPr>
             <w:rStyle w:val="Hipervnculo"/>
@@ -2635,7 +2676,7 @@
             <w:noProof/>
             <w:webHidden/>
           </w:rPr>
-          <w:instrText xml:space="preserve"> PAGEREF _Toc226396728 \h </w:instrText>
+          <w:instrText xml:space="preserve"> PAGEREF _Toc226479084 \h </w:instrText>
         </w:r>
         <w:r>
           <w:rPr>
@@ -2655,7 +2696,7 @@
             <w:noProof/>
             <w:webHidden/>
           </w:rPr>
-          <w:t>29</w:t>
+          <w:t>28</w:t>
         </w:r>
         <w:r>
           <w:rPr>
@@ -2675,11 +2716,13 @@
         <w:rPr>
           <w:rFonts w:asciiTheme="minorHAnsi" w:eastAsiaTheme="minorEastAsia" w:hAnsiTheme="minorHAnsi"/>
           <w:noProof/>
-          <w:sz w:val="22"/>
-          <w:lang w:val="es-419" w:eastAsia="es-419"/>
-        </w:rPr>
-      </w:pPr>
-      <w:hyperlink w:anchor="_Toc226396729" w:history="1">
+          <w:kern w:val="2"/>
+          <w:szCs w:val="24"/>
+          <w:lang w:eastAsia="es-MX"/>
+          <w14:ligatures w14:val="standardContextual"/>
+        </w:rPr>
+      </w:pPr>
+      <w:hyperlink w:anchor="_Toc226479085" w:history="1">
         <w:r>
           <w:rPr>
             <w:rStyle w:val="Hipervnculo"/>
@@ -2707,7 +2750,7 @@
             <w:noProof/>
             <w:webHidden/>
           </w:rPr>
-          <w:instrText xml:space="preserve"> PAGEREF _Toc226396729 \h </w:instrText>
+          <w:instrText xml:space="preserve"> PAGEREF _Toc226479085 \h </w:instrText>
         </w:r>
         <w:r>
           <w:rPr>
@@ -2727,7 +2770,7 @@
             <w:noProof/>
             <w:webHidden/>
           </w:rPr>
-          <w:t>29</w:t>
+          <w:t>28</w:t>
         </w:r>
         <w:r>
           <w:rPr>
@@ -2747,11 +2790,13 @@
         <w:rPr>
           <w:rFonts w:asciiTheme="minorHAnsi" w:eastAsiaTheme="minorEastAsia" w:hAnsiTheme="minorHAnsi"/>
           <w:noProof/>
-          <w:sz w:val="22"/>
-          <w:lang w:val="es-419" w:eastAsia="es-419"/>
-        </w:rPr>
-      </w:pPr>
-      <w:hyperlink w:anchor="_Toc226396730" w:history="1">
+          <w:kern w:val="2"/>
+          <w:szCs w:val="24"/>
+          <w:lang w:eastAsia="es-MX"/>
+          <w14:ligatures w14:val="standardContextual"/>
+        </w:rPr>
+      </w:pPr>
+      <w:hyperlink w:anchor="_Toc226479086" w:history="1">
         <w:r>
           <w:rPr>
             <w:rStyle w:val="Hipervnculo"/>
@@ -2779,7 +2824,7 @@
             <w:noProof/>
             <w:webHidden/>
           </w:rPr>
-          <w:instrText xml:space="preserve"> PAGEREF _Toc226396730 \h </w:instrText>
+          <w:instrText xml:space="preserve"> PAGEREF _Toc226479086 \h </w:instrText>
         </w:r>
         <w:r>
           <w:rPr>
@@ -2799,7 +2844,7 @@
             <w:noProof/>
             <w:webHidden/>
           </w:rPr>
-          <w:t>30</w:t>
+          <w:t>29</w:t>
         </w:r>
         <w:r>
           <w:rPr>
@@ -2819,11 +2864,13 @@
         <w:rPr>
           <w:rFonts w:asciiTheme="minorHAnsi" w:eastAsiaTheme="minorEastAsia" w:hAnsiTheme="minorHAnsi"/>
           <w:noProof/>
-          <w:sz w:val="22"/>
-          <w:lang w:val="es-419" w:eastAsia="es-419"/>
-        </w:rPr>
-      </w:pPr>
-      <w:hyperlink w:anchor="_Toc226396731" w:history="1">
+          <w:kern w:val="2"/>
+          <w:szCs w:val="24"/>
+          <w:lang w:eastAsia="es-MX"/>
+          <w14:ligatures w14:val="standardContextual"/>
+        </w:rPr>
+      </w:pPr>
+      <w:hyperlink w:anchor="_Toc226479087" w:history="1">
         <w:r>
           <w:rPr>
             <w:rStyle w:val="Hipervnculo"/>
@@ -2858,7 +2905,7 @@
             <w:noProof/>
             <w:webHidden/>
           </w:rPr>
-          <w:instrText xml:space="preserve"> PAGEREF _Toc226396731 \h </w:instrText>
+          <w:instrText xml:space="preserve"> PAGEREF _Toc226479087 \h </w:instrText>
         </w:r>
         <w:r>
           <w:rPr>
@@ -2878,7 +2925,7 @@
             <w:noProof/>
             <w:webHidden/>
           </w:rPr>
-          <w:t>30</w:t>
+          <w:t>29</w:t>
         </w:r>
         <w:r>
           <w:rPr>
@@ -2898,11 +2945,13 @@
         <w:rPr>
           <w:rFonts w:asciiTheme="minorHAnsi" w:eastAsiaTheme="minorEastAsia" w:hAnsiTheme="minorHAnsi"/>
           <w:noProof/>
-          <w:sz w:val="22"/>
-          <w:lang w:val="es-419" w:eastAsia="es-419"/>
-        </w:rPr>
-      </w:pPr>
-      <w:hyperlink w:anchor="_Toc226396732" w:history="1">
+          <w:kern w:val="2"/>
+          <w:szCs w:val="24"/>
+          <w:lang w:eastAsia="es-MX"/>
+          <w14:ligatures w14:val="standardContextual"/>
+        </w:rPr>
+      </w:pPr>
+      <w:hyperlink w:anchor="_Toc226479088" w:history="1">
         <w:r>
           <w:rPr>
             <w:rStyle w:val="Hipervnculo"/>
@@ -2930,7 +2979,7 @@
             <w:noProof/>
             <w:webHidden/>
           </w:rPr>
-          <w:instrText xml:space="preserve"> PAGEREF _Toc226396732 \h </w:instrText>
+          <w:instrText xml:space="preserve"> PAGEREF _Toc226479088 \h </w:instrText>
         </w:r>
         <w:r>
           <w:rPr>
@@ -2950,7 +2999,7 @@
             <w:noProof/>
             <w:webHidden/>
           </w:rPr>
-          <w:t>32</w:t>
+          <w:t>31</w:t>
         </w:r>
         <w:r>
           <w:rPr>
@@ -2971,11 +3020,14 @@
           <w:rFonts w:asciiTheme="minorHAnsi" w:eastAsiaTheme="minorEastAsia" w:hAnsiTheme="minorHAnsi"/>
           <w:b w:val="0"/>
           <w:noProof/>
-          <w:sz w:val="22"/>
-          <w:lang w:val="es-419" w:eastAsia="es-419"/>
-        </w:rPr>
-      </w:pPr>
-      <w:hyperlink w:anchor="_Toc226396733" w:history="1">
+          <w:kern w:val="2"/>
+          <w:sz w:val="24"/>
+          <w:szCs w:val="24"/>
+          <w:lang w:eastAsia="es-MX"/>
+          <w14:ligatures w14:val="standardContextual"/>
+        </w:rPr>
+      </w:pPr>
+      <w:hyperlink w:anchor="_Toc226479089" w:history="1">
         <w:r>
           <w:rPr>
             <w:rStyle w:val="Hipervnculo"/>
@@ -3002,7 +3054,7 @@
             <w:noProof/>
             <w:webHidden/>
           </w:rPr>
-          <w:instrText xml:space="preserve"> PAGEREF _Toc226396733 \h </w:instrText>
+          <w:instrText xml:space="preserve"> PAGEREF _Toc226479089 \h </w:instrText>
         </w:r>
         <w:r>
           <w:rPr>
@@ -3022,7 +3074,7 @@
             <w:noProof/>
             <w:webHidden/>
           </w:rPr>
-          <w:t>34</w:t>
+          <w:t>33</w:t>
         </w:r>
         <w:r>
           <w:rPr>
@@ -3042,11 +3094,13 @@
         <w:rPr>
           <w:rFonts w:asciiTheme="minorHAnsi" w:eastAsiaTheme="minorEastAsia" w:hAnsiTheme="minorHAnsi"/>
           <w:noProof/>
-          <w:sz w:val="22"/>
-          <w:lang w:val="es-419" w:eastAsia="es-419"/>
-        </w:rPr>
-      </w:pPr>
-      <w:hyperlink w:anchor="_Toc226396734" w:history="1">
+          <w:kern w:val="2"/>
+          <w:szCs w:val="24"/>
+          <w:lang w:eastAsia="es-MX"/>
+          <w14:ligatures w14:val="standardContextual"/>
+        </w:rPr>
+      </w:pPr>
+      <w:hyperlink w:anchor="_Toc226479090" w:history="1">
         <w:r>
           <w:rPr>
             <w:rStyle w:val="Hipervnculo"/>
@@ -3073,7 +3127,7 @@
             <w:noProof/>
             <w:webHidden/>
           </w:rPr>
-          <w:instrText xml:space="preserve"> PAGEREF _Toc226396734 \h </w:instrText>
+          <w:instrText xml:space="preserve"> PAGEREF _Toc226479090 \h </w:instrText>
         </w:r>
         <w:r>
           <w:rPr>
@@ -3093,7 +3147,7 @@
             <w:noProof/>
             <w:webHidden/>
           </w:rPr>
-          <w:t>34</w:t>
+          <w:t>33</w:t>
         </w:r>
         <w:r>
           <w:rPr>
@@ -3113,11 +3167,13 @@
         <w:rPr>
           <w:rFonts w:asciiTheme="minorHAnsi" w:eastAsiaTheme="minorEastAsia" w:hAnsiTheme="minorHAnsi"/>
           <w:noProof/>
-          <w:sz w:val="22"/>
-          <w:lang w:val="es-419" w:eastAsia="es-419"/>
-        </w:rPr>
-      </w:pPr>
-      <w:hyperlink w:anchor="_Toc226396735" w:history="1">
+          <w:kern w:val="2"/>
+          <w:szCs w:val="24"/>
+          <w:lang w:eastAsia="es-MX"/>
+          <w14:ligatures w14:val="standardContextual"/>
+        </w:rPr>
+      </w:pPr>
+      <w:hyperlink w:anchor="_Toc226479091" w:history="1">
         <w:r>
           <w:rPr>
             <w:rStyle w:val="Hipervnculo"/>
@@ -3144,7 +3200,7 @@
             <w:noProof/>
             <w:webHidden/>
           </w:rPr>
-          <w:instrText xml:space="preserve"> PAGEREF _Toc226396735 \h </w:instrText>
+          <w:instrText xml:space="preserve"> PAGEREF _Toc226479091 \h </w:instrText>
         </w:r>
         <w:r>
           <w:rPr>
@@ -3164,7 +3220,7 @@
             <w:noProof/>
             <w:webHidden/>
           </w:rPr>
-          <w:t>36</w:t>
+          <w:t>35</w:t>
         </w:r>
         <w:r>
           <w:rPr>
@@ -3184,11 +3240,13 @@
         <w:rPr>
           <w:rFonts w:asciiTheme="minorHAnsi" w:eastAsiaTheme="minorEastAsia" w:hAnsiTheme="minorHAnsi"/>
           <w:noProof/>
-          <w:sz w:val="22"/>
-          <w:lang w:val="es-419" w:eastAsia="es-419"/>
-        </w:rPr>
-      </w:pPr>
-      <w:hyperlink w:anchor="_Toc226396736" w:history="1">
+          <w:kern w:val="2"/>
+          <w:szCs w:val="24"/>
+          <w:lang w:eastAsia="es-MX"/>
+          <w14:ligatures w14:val="standardContextual"/>
+        </w:rPr>
+      </w:pPr>
+      <w:hyperlink w:anchor="_Toc226479092" w:history="1">
         <w:r>
           <w:rPr>
             <w:rStyle w:val="Hipervnculo"/>
@@ -3215,7 +3273,7 @@
             <w:noProof/>
             <w:webHidden/>
           </w:rPr>
-          <w:instrText xml:space="preserve"> PAGEREF _Toc226396736 \h </w:instrText>
+          <w:instrText xml:space="preserve"> PAGEREF _Toc226479092 \h </w:instrText>
         </w:r>
         <w:r>
           <w:rPr>
@@ -3235,7 +3293,7 @@
             <w:noProof/>
             <w:webHidden/>
           </w:rPr>
-          <w:t>41</w:t>
+          <w:t>40</w:t>
         </w:r>
         <w:r>
           <w:rPr>
@@ -3255,11 +3313,13 @@
         <w:rPr>
           <w:rFonts w:asciiTheme="minorHAnsi" w:eastAsiaTheme="minorEastAsia" w:hAnsiTheme="minorHAnsi"/>
           <w:noProof/>
-          <w:sz w:val="22"/>
-          <w:lang w:val="es-419" w:eastAsia="es-419"/>
-        </w:rPr>
-      </w:pPr>
-      <w:hyperlink w:anchor="_Toc226396737" w:history="1">
+          <w:kern w:val="2"/>
+          <w:szCs w:val="24"/>
+          <w:lang w:eastAsia="es-MX"/>
+          <w14:ligatures w14:val="standardContextual"/>
+        </w:rPr>
+      </w:pPr>
+      <w:hyperlink w:anchor="_Toc226479093" w:history="1">
         <w:r>
           <w:rPr>
             <w:rStyle w:val="Hipervnculo"/>
@@ -3286,7 +3346,7 @@
             <w:noProof/>
             <w:webHidden/>
           </w:rPr>
-          <w:instrText xml:space="preserve"> PAGEREF _Toc226396737 \h </w:instrText>
+          <w:instrText xml:space="preserve"> PAGEREF _Toc226479093 \h </w:instrText>
         </w:r>
         <w:r>
           <w:rPr>
@@ -3306,7 +3366,7 @@
             <w:noProof/>
             <w:webHidden/>
           </w:rPr>
-          <w:t>41</w:t>
+          <w:t>40</w:t>
         </w:r>
         <w:r>
           <w:rPr>
@@ -3326,11 +3386,13 @@
         <w:rPr>
           <w:rFonts w:asciiTheme="minorHAnsi" w:eastAsiaTheme="minorEastAsia" w:hAnsiTheme="minorHAnsi"/>
           <w:noProof/>
-          <w:sz w:val="22"/>
-          <w:lang w:val="es-419" w:eastAsia="es-419"/>
-        </w:rPr>
-      </w:pPr>
-      <w:hyperlink w:anchor="_Toc226396738" w:history="1">
+          <w:kern w:val="2"/>
+          <w:szCs w:val="24"/>
+          <w:lang w:eastAsia="es-MX"/>
+          <w14:ligatures w14:val="standardContextual"/>
+        </w:rPr>
+      </w:pPr>
+      <w:hyperlink w:anchor="_Toc226479094" w:history="1">
         <w:r>
           <w:rPr>
             <w:rStyle w:val="Hipervnculo"/>
@@ -3357,7 +3419,7 @@
             <w:noProof/>
             <w:webHidden/>
           </w:rPr>
-          <w:instrText xml:space="preserve"> PAGEREF _Toc226396738 \h </w:instrText>
+          <w:instrText xml:space="preserve"> PAGEREF _Toc226479094 \h </w:instrText>
         </w:r>
         <w:r>
           <w:rPr>
@@ -3377,7 +3439,7 @@
             <w:noProof/>
             <w:webHidden/>
           </w:rPr>
-          <w:t>42</w:t>
+          <w:t>41</w:t>
         </w:r>
         <w:r>
           <w:rPr>
@@ -3397,11 +3459,13 @@
         <w:rPr>
           <w:rFonts w:asciiTheme="minorHAnsi" w:eastAsiaTheme="minorEastAsia" w:hAnsiTheme="minorHAnsi"/>
           <w:noProof/>
-          <w:sz w:val="22"/>
-          <w:lang w:val="es-419" w:eastAsia="es-419"/>
-        </w:rPr>
-      </w:pPr>
-      <w:hyperlink w:anchor="_Toc226396739" w:history="1">
+          <w:kern w:val="2"/>
+          <w:szCs w:val="24"/>
+          <w:lang w:eastAsia="es-MX"/>
+          <w14:ligatures w14:val="standardContextual"/>
+        </w:rPr>
+      </w:pPr>
+      <w:hyperlink w:anchor="_Toc226479095" w:history="1">
         <w:r>
           <w:rPr>
             <w:rStyle w:val="Hipervnculo"/>
@@ -3428,7 +3492,7 @@
             <w:noProof/>
             <w:webHidden/>
           </w:rPr>
-          <w:instrText xml:space="preserve"> PAGEREF _Toc226396739 \h </w:instrText>
+          <w:instrText xml:space="preserve"> PAGEREF _Toc226479095 \h </w:instrText>
         </w:r>
         <w:r>
           <w:rPr>
@@ -3448,7 +3512,7 @@
             <w:noProof/>
             <w:webHidden/>
           </w:rPr>
-          <w:t>44</w:t>
+          <w:t>43</w:t>
         </w:r>
         <w:r>
           <w:rPr>
@@ -3468,11 +3532,13 @@
         <w:rPr>
           <w:rFonts w:asciiTheme="minorHAnsi" w:eastAsiaTheme="minorEastAsia" w:hAnsiTheme="minorHAnsi"/>
           <w:noProof/>
-          <w:sz w:val="22"/>
-          <w:lang w:val="es-419" w:eastAsia="es-419"/>
-        </w:rPr>
-      </w:pPr>
-      <w:hyperlink w:anchor="_Toc226396740" w:history="1">
+          <w:kern w:val="2"/>
+          <w:szCs w:val="24"/>
+          <w:lang w:eastAsia="es-MX"/>
+          <w14:ligatures w14:val="standardContextual"/>
+        </w:rPr>
+      </w:pPr>
+      <w:hyperlink w:anchor="_Toc226479096" w:history="1">
         <w:r>
           <w:rPr>
             <w:rStyle w:val="Hipervnculo"/>
@@ -3499,7 +3565,7 @@
             <w:noProof/>
             <w:webHidden/>
           </w:rPr>
-          <w:instrText xml:space="preserve"> PAGEREF _Toc226396740 \h </w:instrText>
+          <w:instrText xml:space="preserve"> PAGEREF _Toc226479096 \h </w:instrText>
         </w:r>
         <w:r>
           <w:rPr>
@@ -3519,7 +3585,7 @@
             <w:noProof/>
             <w:webHidden/>
           </w:rPr>
-          <w:t>46</w:t>
+          <w:t>45</w:t>
         </w:r>
         <w:r>
           <w:rPr>
@@ -3539,11 +3605,13 @@
         <w:rPr>
           <w:rFonts w:asciiTheme="minorHAnsi" w:eastAsiaTheme="minorEastAsia" w:hAnsiTheme="minorHAnsi"/>
           <w:noProof/>
-          <w:sz w:val="22"/>
-          <w:lang w:val="es-419" w:eastAsia="es-419"/>
-        </w:rPr>
-      </w:pPr>
-      <w:hyperlink w:anchor="_Toc226396741" w:history="1">
+          <w:kern w:val="2"/>
+          <w:szCs w:val="24"/>
+          <w:lang w:eastAsia="es-MX"/>
+          <w14:ligatures w14:val="standardContextual"/>
+        </w:rPr>
+      </w:pPr>
+      <w:hyperlink w:anchor="_Toc226479097" w:history="1">
         <w:r>
           <w:rPr>
             <w:rStyle w:val="Hipervnculo"/>
@@ -3570,7 +3638,7 @@
             <w:noProof/>
             <w:webHidden/>
           </w:rPr>
-          <w:instrText xml:space="preserve"> PAGEREF _Toc226396741 \h </w:instrText>
+          <w:instrText xml:space="preserve"> PAGEREF _Toc226479097 \h </w:instrText>
         </w:r>
         <w:r>
           <w:rPr>
@@ -3590,7 +3658,7 @@
             <w:noProof/>
             <w:webHidden/>
           </w:rPr>
-          <w:t>47</w:t>
+          <w:t>46</w:t>
         </w:r>
         <w:r>
           <w:rPr>
@@ -3610,11 +3678,13 @@
         <w:rPr>
           <w:rFonts w:asciiTheme="minorHAnsi" w:eastAsiaTheme="minorEastAsia" w:hAnsiTheme="minorHAnsi"/>
           <w:noProof/>
-          <w:sz w:val="22"/>
-          <w:lang w:val="es-419" w:eastAsia="es-419"/>
-        </w:rPr>
-      </w:pPr>
-      <w:hyperlink w:anchor="_Toc226396742" w:history="1">
+          <w:kern w:val="2"/>
+          <w:szCs w:val="24"/>
+          <w:lang w:eastAsia="es-MX"/>
+          <w14:ligatures w14:val="standardContextual"/>
+        </w:rPr>
+      </w:pPr>
+      <w:hyperlink w:anchor="_Toc226479098" w:history="1">
         <w:r>
           <w:rPr>
             <w:rStyle w:val="Hipervnculo"/>
@@ -3641,7 +3711,7 @@
             <w:noProof/>
             <w:webHidden/>
           </w:rPr>
-          <w:instrText xml:space="preserve"> PAGEREF _Toc226396742 \h </w:instrText>
+          <w:instrText xml:space="preserve"> PAGEREF _Toc226479098 \h </w:instrText>
         </w:r>
         <w:r>
           <w:rPr>
@@ -3661,7 +3731,7 @@
             <w:noProof/>
             <w:webHidden/>
           </w:rPr>
-          <w:t>48</w:t>
+          <w:t>47</w:t>
         </w:r>
         <w:r>
           <w:rPr>
@@ -3681,11 +3751,13 @@
         <w:rPr>
           <w:rFonts w:asciiTheme="minorHAnsi" w:eastAsiaTheme="minorEastAsia" w:hAnsiTheme="minorHAnsi"/>
           <w:noProof/>
-          <w:sz w:val="22"/>
-          <w:lang w:val="es-419" w:eastAsia="es-419"/>
-        </w:rPr>
-      </w:pPr>
-      <w:hyperlink w:anchor="_Toc226396743" w:history="1">
+          <w:kern w:val="2"/>
+          <w:szCs w:val="24"/>
+          <w:lang w:eastAsia="es-MX"/>
+          <w14:ligatures w14:val="standardContextual"/>
+        </w:rPr>
+      </w:pPr>
+      <w:hyperlink w:anchor="_Toc226479099" w:history="1">
         <w:r>
           <w:rPr>
             <w:rStyle w:val="Hipervnculo"/>
@@ -3712,7 +3784,7 @@
             <w:noProof/>
             <w:webHidden/>
           </w:rPr>
-          <w:instrText xml:space="preserve"> PAGEREF _Toc226396743 \h </w:instrText>
+          <w:instrText xml:space="preserve"> PAGEREF _Toc226479099 \h </w:instrText>
         </w:r>
         <w:r>
           <w:rPr>
@@ -3732,7 +3804,7 @@
             <w:noProof/>
             <w:webHidden/>
           </w:rPr>
-          <w:t>48</w:t>
+          <w:t>47</w:t>
         </w:r>
         <w:r>
           <w:rPr>
@@ -3753,11 +3825,14 @@
           <w:rFonts w:asciiTheme="minorHAnsi" w:eastAsiaTheme="minorEastAsia" w:hAnsiTheme="minorHAnsi"/>
           <w:b w:val="0"/>
           <w:noProof/>
-          <w:sz w:val="22"/>
-          <w:lang w:val="es-419" w:eastAsia="es-419"/>
-        </w:rPr>
-      </w:pPr>
-      <w:hyperlink w:anchor="_Toc226396744" w:history="1">
+          <w:kern w:val="2"/>
+          <w:sz w:val="24"/>
+          <w:szCs w:val="24"/>
+          <w:lang w:eastAsia="es-MX"/>
+          <w14:ligatures w14:val="standardContextual"/>
+        </w:rPr>
+      </w:pPr>
+      <w:hyperlink w:anchor="_Toc226479100" w:history="1">
         <w:r>
           <w:rPr>
             <w:rStyle w:val="Hipervnculo"/>
@@ -3784,7 +3859,7 @@
             <w:noProof/>
             <w:webHidden/>
           </w:rPr>
-          <w:instrText xml:space="preserve"> PAGEREF _Toc226396744 \h </w:instrText>
+          <w:instrText xml:space="preserve"> PAGEREF _Toc226479100 \h </w:instrText>
         </w:r>
         <w:r>
           <w:rPr>
@@ -3804,7 +3879,7 @@
             <w:noProof/>
             <w:webHidden/>
           </w:rPr>
-          <w:t>49</w:t>
+          <w:t>48</w:t>
         </w:r>
         <w:r>
           <w:rPr>
@@ -3824,11 +3899,13 @@
         <w:rPr>
           <w:rFonts w:asciiTheme="minorHAnsi" w:eastAsiaTheme="minorEastAsia" w:hAnsiTheme="minorHAnsi"/>
           <w:noProof/>
-          <w:sz w:val="22"/>
-          <w:lang w:val="es-419" w:eastAsia="es-419"/>
-        </w:rPr>
-      </w:pPr>
-      <w:hyperlink w:anchor="_Toc226396745" w:history="1">
+          <w:kern w:val="2"/>
+          <w:szCs w:val="24"/>
+          <w:lang w:eastAsia="es-MX"/>
+          <w14:ligatures w14:val="standardContextual"/>
+        </w:rPr>
+      </w:pPr>
+      <w:hyperlink w:anchor="_Toc226479101" w:history="1">
         <w:r>
           <w:rPr>
             <w:rStyle w:val="Hipervnculo"/>
@@ -3855,7 +3932,7 @@
             <w:noProof/>
             <w:webHidden/>
           </w:rPr>
-          <w:instrText xml:space="preserve"> PAGEREF _Toc226396745 \h </w:instrText>
+          <w:instrText xml:space="preserve"> PAGEREF _Toc226479101 \h </w:instrText>
         </w:r>
         <w:r>
           <w:rPr>
@@ -3875,7 +3952,7 @@
             <w:noProof/>
             <w:webHidden/>
           </w:rPr>
-          <w:t>49</w:t>
+          <w:t>48</w:t>
         </w:r>
         <w:r>
           <w:rPr>
@@ -3895,11 +3972,13 @@
         <w:rPr>
           <w:rFonts w:asciiTheme="minorHAnsi" w:eastAsiaTheme="minorEastAsia" w:hAnsiTheme="minorHAnsi"/>
           <w:noProof/>
-          <w:sz w:val="22"/>
-          <w:lang w:val="es-419" w:eastAsia="es-419"/>
-        </w:rPr>
-      </w:pPr>
-      <w:hyperlink w:anchor="_Toc226396746" w:history="1">
+          <w:kern w:val="2"/>
+          <w:szCs w:val="24"/>
+          <w:lang w:eastAsia="es-MX"/>
+          <w14:ligatures w14:val="standardContextual"/>
+        </w:rPr>
+      </w:pPr>
+      <w:hyperlink w:anchor="_Toc226479102" w:history="1">
         <w:r>
           <w:rPr>
             <w:rStyle w:val="Hipervnculo"/>
@@ -3926,7 +4005,7 @@
             <w:noProof/>
             <w:webHidden/>
           </w:rPr>
-          <w:instrText xml:space="preserve"> PAGEREF _Toc226396746 \h </w:instrText>
+          <w:instrText xml:space="preserve"> PAGEREF _Toc226479102 \h </w:instrText>
         </w:r>
         <w:r>
           <w:rPr>
@@ -3946,7 +4025,7 @@
             <w:noProof/>
             <w:webHidden/>
           </w:rPr>
-          <w:t>49</w:t>
+          <w:t>48</w:t>
         </w:r>
         <w:r>
           <w:rPr>
@@ -3966,11 +4045,13 @@
         <w:rPr>
           <w:rFonts w:asciiTheme="minorHAnsi" w:eastAsiaTheme="minorEastAsia" w:hAnsiTheme="minorHAnsi"/>
           <w:noProof/>
-          <w:sz w:val="22"/>
-          <w:lang w:val="es-419" w:eastAsia="es-419"/>
-        </w:rPr>
-      </w:pPr>
-      <w:hyperlink w:anchor="_Toc226396747" w:history="1">
+          <w:kern w:val="2"/>
+          <w:szCs w:val="24"/>
+          <w:lang w:eastAsia="es-MX"/>
+          <w14:ligatures w14:val="standardContextual"/>
+        </w:rPr>
+      </w:pPr>
+      <w:hyperlink w:anchor="_Toc226479103" w:history="1">
         <w:r>
           <w:rPr>
             <w:rStyle w:val="Hipervnculo"/>
@@ -3997,7 +4078,7 @@
             <w:noProof/>
             <w:webHidden/>
           </w:rPr>
-          <w:instrText xml:space="preserve"> PAGEREF _Toc226396747 \h </w:instrText>
+          <w:instrText xml:space="preserve"> PAGEREF _Toc226479103 \h </w:instrText>
         </w:r>
         <w:r>
           <w:rPr>
@@ -4017,7 +4098,7 @@
             <w:noProof/>
             <w:webHidden/>
           </w:rPr>
-          <w:t>49</w:t>
+          <w:t>48</w:t>
         </w:r>
         <w:r>
           <w:rPr>
@@ -4983,9 +5064,8 @@
             <w:pPr>
               <w:pStyle w:val="Ttulo1"/>
               <w:spacing w:line="360" w:lineRule="auto"/>
-              <w:outlineLvl w:val="0"/>
             </w:pPr>
-            <w:bookmarkStart w:id="0" w:name="_Toc226396709"/>
+            <w:bookmarkStart w:id="0" w:name="_Toc226479065"/>
             <w:r>
               <w:lastRenderedPageBreak/>
               <w:t>DESCRIPCIÓN DEL PROYECTO</w:t>
@@ -5001,7 +5081,7 @@
         <w:pStyle w:val="Ttulo2"/>
         <w:spacing w:line="360" w:lineRule="auto"/>
       </w:pPr>
-      <w:bookmarkStart w:id="1" w:name="_Toc226396710"/>
+      <w:bookmarkStart w:id="1" w:name="_Toc226479066"/>
       <w:r>
         <w:t>Datos generales de la empresa</w:t>
       </w:r>
@@ -5200,15 +5280,7 @@
         <w:jc w:val="both"/>
       </w:pPr>
       <w:r>
-        <w:t>Sus principales actividades consisten en la innovación de tratamientos médicos, ofreciendo soluciones especializadas para diálisis peritoneal, hemodiálisis, hemodiálisis expandida (</w:t>
-      </w:r>
-      <w:proofErr w:type="spellStart"/>
-      <w:r>
-        <w:t>HDx</w:t>
-      </w:r>
-      <w:proofErr w:type="spellEnd"/>
-      <w:r>
-        <w:t>) y terapia continua de reemplazo renal (TCRR), con el objetivo fundamental de mejorar la calidad de vida tanto de los pacientes como de los profesionales de la salud.</w:t>
+        <w:t>Sus principales actividades consisten en la innovación de tratamientos médicos, ofreciendo soluciones especializadas para diálisis peritoneal, hemodiálisis, hemodiálisis expandida (HDx) y terapia continua de reemplazo renal (TCRR), con el objetivo fundamental de mejorar la calidad de vida tanto de los pacientes como de los profesionales de la salud.</w:t>
       </w:r>
     </w:p>
     <w:p>
@@ -5253,13 +5325,8 @@
       <w:r>
         <w:t xml:space="preserve">colonia </w:t>
       </w:r>
-      <w:proofErr w:type="spellStart"/>
-      <w:r>
-        <w:t>Civac</w:t>
-      </w:r>
-      <w:proofErr w:type="spellEnd"/>
-      <w:r>
-        <w:t xml:space="preserve">, C.P. 62578, en el municipio de Jiutepec, Morelos. De acuerdo con su magnitud, Vantive se clasifica como una empresa grande, contando con una plantilla superior a los 1000 empleados que laboran activamente dentro de las instalaciones de la </w:t>
+      <w:r>
+        <w:t xml:space="preserve">Civac, C.P. 62578, en el municipio de Jiutepec, Morelos. De acuerdo con su magnitud, Vantive se clasifica como una empresa grande, contando con una plantilla superior a los 1000 empleados que laboran activamente dentro de las instalaciones de la </w:t>
       </w:r>
       <w:r>
         <w:t>planta Vantive Cuernavaca</w:t>
@@ -5286,13 +5353,8 @@
       <w:r>
         <w:t xml:space="preserve">. Julio Cesar Torres, quien actualmente desempeña el cargo de </w:t>
       </w:r>
-      <w:proofErr w:type="gramStart"/>
-      <w:r>
-        <w:t>Director</w:t>
-      </w:r>
-      <w:proofErr w:type="gramEnd"/>
-      <w:r>
-        <w:t xml:space="preserve"> Asociado de TI en América</w:t>
+      <w:r>
+        <w:t>Director Asociado de TI en América</w:t>
       </w:r>
       <w:r>
         <w:t xml:space="preserve"> dentro de la organización.</w:t>
@@ -5303,12 +5365,14 @@
         <w:pStyle w:val="Ttulo2"/>
         <w:spacing w:line="360" w:lineRule="auto"/>
       </w:pPr>
-      <w:bookmarkStart w:id="4" w:name="_Toc226396711"/>
+      <w:bookmarkStart w:id="4" w:name="_Toc226479067"/>
+      <w:bookmarkStart w:id="5" w:name="_Ref226479504"/>
       <w:r>
         <w:lastRenderedPageBreak/>
         <w:t>Antecedentes del proyecto</w:t>
       </w:r>
       <w:bookmarkEnd w:id="4"/>
+      <w:bookmarkEnd w:id="5"/>
     </w:p>
     <w:p/>
     <w:p>
@@ -5352,11 +5416,11 @@
         <w:pStyle w:val="Ttulo2"/>
         <w:spacing w:line="360" w:lineRule="auto"/>
       </w:pPr>
-      <w:bookmarkStart w:id="5" w:name="_Toc226396712"/>
+      <w:bookmarkStart w:id="6" w:name="_Toc226479068"/>
       <w:r>
         <w:t>Objetivo general</w:t>
       </w:r>
-      <w:bookmarkEnd w:id="5"/>
+      <w:bookmarkEnd w:id="6"/>
     </w:p>
     <w:p/>
     <w:p>
@@ -5414,12 +5478,12 @@
         <w:pStyle w:val="Ttulo2"/>
         <w:spacing w:line="360" w:lineRule="auto"/>
       </w:pPr>
-      <w:bookmarkStart w:id="6" w:name="_Toc226396713"/>
+      <w:bookmarkStart w:id="7" w:name="_Toc226479069"/>
       <w:r>
         <w:lastRenderedPageBreak/>
         <w:t>Objetivos específicos</w:t>
       </w:r>
-      <w:bookmarkEnd w:id="6"/>
+      <w:bookmarkEnd w:id="7"/>
     </w:p>
     <w:p/>
     <w:p>
@@ -5495,11 +5559,11 @@
         <w:pStyle w:val="Ttulo2"/>
         <w:spacing w:line="360" w:lineRule="auto"/>
       </w:pPr>
-      <w:bookmarkStart w:id="7" w:name="_Toc226396714"/>
+      <w:bookmarkStart w:id="8" w:name="_Toc226479070"/>
       <w:r>
         <w:t>Justificación</w:t>
       </w:r>
-      <w:bookmarkEnd w:id="7"/>
+      <w:bookmarkEnd w:id="8"/>
     </w:p>
     <w:p/>
     <w:p>
@@ -5526,15 +5590,7 @@
         <w:jc w:val="both"/>
       </w:pPr>
       <w:r>
-        <w:t xml:space="preserve">El uso actual de bitácoras físicas representa un riesgo crítico de cumplimiento, ya que dificulta la adherencia a los principios ALCOA+ (Atribuible, Legible, Contemporáneo, Original, Exacto, además de Completo, Consistente, </w:t>
-      </w:r>
-      <w:proofErr w:type="spellStart"/>
-      <w:r>
-        <w:t>Perduradero</w:t>
-      </w:r>
-      <w:proofErr w:type="spellEnd"/>
-      <w:r>
-        <w:t xml:space="preserve"> y Disponible). Las deficiencias del método manual han derivado en retrasos operativos durante periodos </w:t>
+        <w:t xml:space="preserve">El uso actual de bitácoras físicas representa un riesgo crítico de cumplimiento, ya que dificulta la adherencia a los principios ALCOA+ (Atribuible, Legible, Contemporáneo, Original, Exacto, además de Completo, Consistente, Perduradero y Disponible). Las deficiencias del método manual han derivado en retrasos operativos durante periodos </w:t>
       </w:r>
       <w:r>
         <w:lastRenderedPageBreak/>
@@ -5580,11 +5636,11 @@
         <w:pStyle w:val="Ttulo2"/>
         <w:spacing w:line="360" w:lineRule="auto"/>
       </w:pPr>
-      <w:bookmarkStart w:id="8" w:name="_Toc226396715"/>
+      <w:bookmarkStart w:id="9" w:name="_Toc226479071"/>
       <w:r>
         <w:t>Alcances</w:t>
       </w:r>
-      <w:bookmarkEnd w:id="8"/>
+      <w:bookmarkEnd w:id="9"/>
     </w:p>
     <w:p/>
     <w:p>
@@ -5722,11 +5778,11 @@
         <w:pStyle w:val="Ttulo2"/>
         <w:spacing w:line="360" w:lineRule="auto"/>
       </w:pPr>
-      <w:bookmarkStart w:id="9" w:name="_Toc226396716"/>
+      <w:bookmarkStart w:id="10" w:name="_Toc226479072"/>
       <w:r>
         <w:t>Restricciones</w:t>
       </w:r>
-      <w:bookmarkEnd w:id="9"/>
+      <w:bookmarkEnd w:id="10"/>
     </w:p>
     <w:p/>
     <w:p>
@@ -5745,21 +5801,7 @@
         <w:rPr>
           <w:lang w:val="es-419"/>
         </w:rPr>
-        <w:t xml:space="preserve">Infraestructura Tecnológica: El desarrollo debe ser compatible exclusivamente con el ecosistema de Microsoft, utilizando .NET Framework para el </w:t>
-      </w:r>
-      <w:proofErr w:type="spellStart"/>
-      <w:r>
-        <w:rPr>
-          <w:lang w:val="es-419"/>
-        </w:rPr>
-        <w:t>backend</w:t>
-      </w:r>
-      <w:proofErr w:type="spellEnd"/>
-      <w:r>
-        <w:rPr>
-          <w:lang w:val="es-419"/>
-        </w:rPr>
-        <w:t xml:space="preserve"> y SQL Server para la gestión de base de datos, conforme a los estándares de la empresa.</w:t>
+        <w:t>Infraestructura Tecnológica: El desarrollo debe ser compatible exclusivamente con el ecosistema de Microsoft, utilizando .NET Framework para el backend y SQL Server para la gestión de base de datos, conforme a los estándares de la empresa.</w:t>
       </w:r>
     </w:p>
     <w:p>
@@ -5778,21 +5820,7 @@
         <w:rPr>
           <w:lang w:val="es-419"/>
         </w:rPr>
-        <w:t xml:space="preserve">Seguridad y Control de Accesos: El sistema debe integrarse obligatoriamente con Active </w:t>
-      </w:r>
-      <w:proofErr w:type="spellStart"/>
-      <w:r>
-        <w:rPr>
-          <w:lang w:val="es-419"/>
-        </w:rPr>
-        <w:t>Directory</w:t>
-      </w:r>
-      <w:proofErr w:type="spellEnd"/>
-      <w:r>
-        <w:rPr>
-          <w:lang w:val="es-419"/>
-        </w:rPr>
-        <w:t xml:space="preserve"> (AD) de Vantive para la autenticación de credenciales. La validación de accesos se restringirá estrictamente según los roles de usuario definidos (</w:t>
+        <w:t>Seguridad y Control de Accesos: El sistema debe integrarse obligatoriamente con Active Directory (AD) de Vantive para la autenticación de credenciales. La validación de accesos se restringirá estrictamente según los roles de usuario definidos (</w:t>
       </w:r>
       <w:r>
         <w:rPr>
@@ -5986,9 +6014,8 @@
             <w:pPr>
               <w:pStyle w:val="Ttulo1"/>
               <w:spacing w:line="360" w:lineRule="auto"/>
-              <w:outlineLvl w:val="0"/>
             </w:pPr>
-            <w:bookmarkStart w:id="10" w:name="_Toc226396717"/>
+            <w:bookmarkStart w:id="11" w:name="_Toc226479073"/>
             <w:r>
               <w:lastRenderedPageBreak/>
               <w:t xml:space="preserve">MARCO </w:t>
@@ -5996,7 +6023,7 @@
             <w:r>
               <w:t>DE REFERENCIA</w:t>
             </w:r>
-            <w:bookmarkEnd w:id="10"/>
+            <w:bookmarkEnd w:id="11"/>
           </w:p>
         </w:tc>
       </w:tr>
@@ -6007,14 +6034,14 @@
         <w:pStyle w:val="Ttulo2"/>
         <w:spacing w:line="360" w:lineRule="auto"/>
       </w:pPr>
-      <w:bookmarkStart w:id="11" w:name="_Toc226396718"/>
+      <w:bookmarkStart w:id="12" w:name="_Toc226479074"/>
       <w:r>
         <w:t>Principios teóricos</w:t>
       </w:r>
       <w:r>
         <w:t>, metodologías y herramientas</w:t>
       </w:r>
-      <w:bookmarkEnd w:id="11"/>
+      <w:bookmarkEnd w:id="12"/>
     </w:p>
     <w:p/>
     <w:p>
@@ -6070,8 +6097,8 @@
           <w:szCs w:val="24"/>
         </w:rPr>
       </w:pPr>
-      <w:commentRangeStart w:id="12"/>
-      <w:commentRangeEnd w:id="12"/>
+      <w:commentRangeStart w:id="13"/>
+      <w:commentRangeEnd w:id="13"/>
       <w:r>
         <w:rPr>
           <w:rStyle w:val="Refdecomentario"/>
@@ -6080,7 +6107,7 @@
           <w:sz w:val="24"/>
           <w:szCs w:val="24"/>
         </w:rPr>
-        <w:commentReference w:id="12"/>
+        <w:commentReference w:id="13"/>
       </w:r>
     </w:p>
     <w:p>
@@ -6089,11 +6116,11 @@
         <w:spacing w:line="360" w:lineRule="auto"/>
         <w:jc w:val="both"/>
       </w:pPr>
-      <w:bookmarkStart w:id="13" w:name="_Toc226396719"/>
+      <w:bookmarkStart w:id="14" w:name="_Toc226479075"/>
       <w:r>
         <w:t>Normativas y estándares de calidad farmacéutica</w:t>
       </w:r>
-      <w:bookmarkEnd w:id="13"/>
+      <w:bookmarkEnd w:id="14"/>
     </w:p>
     <w:p>
       <w:pPr>
@@ -6259,7 +6286,6 @@
         </w:rPr>
         <w:t xml:space="preserve">Validación: Se requiere un Plan Maestro de Validación (PMV). No basta con hacer </w:t>
       </w:r>
-      <w:proofErr w:type="spellStart"/>
       <w:r>
         <w:rPr>
           <w:rFonts w:eastAsia="Arial" w:cs="Arial"/>
@@ -6268,7 +6294,6 @@
         </w:rPr>
         <w:t>testing</w:t>
       </w:r>
-      <w:proofErr w:type="spellEnd"/>
       <w:r>
         <w:rPr>
           <w:rFonts w:eastAsia="Arial" w:cs="Arial"/>
@@ -6361,7 +6386,6 @@
           <w:id w:val="-1874760834"/>
           <w:citation/>
         </w:sdtPr>
-        <w:sdtEndPr/>
         <w:sdtContent>
           <w:r>
             <w:rPr>
@@ -6479,7 +6503,6 @@
           <w:id w:val="-336928147"/>
           <w:citation/>
         </w:sdtPr>
-        <w:sdtEndPr/>
         <w:sdtContent>
           <w:r>
             <w:rPr>
@@ -6571,43 +6594,7 @@
           <w:color w:val="000000" w:themeColor="text1"/>
           <w:szCs w:val="24"/>
         </w:rPr>
-        <w:t>Integridad de Datos Garantizada: El uso de "pistas de auditoría" (</w:t>
-      </w:r>
-      <w:proofErr w:type="spellStart"/>
-      <w:r>
-        <w:rPr>
-          <w:rFonts w:eastAsia="Arial" w:cs="Arial"/>
-          <w:color w:val="000000" w:themeColor="text1"/>
-          <w:szCs w:val="24"/>
-        </w:rPr>
-        <w:t>audit</w:t>
-      </w:r>
-      <w:proofErr w:type="spellEnd"/>
-      <w:r>
-        <w:rPr>
-          <w:rFonts w:eastAsia="Arial" w:cs="Arial"/>
-          <w:color w:val="000000" w:themeColor="text1"/>
-          <w:szCs w:val="24"/>
-        </w:rPr>
-        <w:t xml:space="preserve"> </w:t>
-      </w:r>
-      <w:proofErr w:type="spellStart"/>
-      <w:r>
-        <w:rPr>
-          <w:rFonts w:eastAsia="Arial" w:cs="Arial"/>
-          <w:color w:val="000000" w:themeColor="text1"/>
-          <w:szCs w:val="24"/>
-        </w:rPr>
-        <w:t>trails</w:t>
-      </w:r>
-      <w:proofErr w:type="spellEnd"/>
-      <w:r>
-        <w:rPr>
-          <w:rFonts w:eastAsia="Arial" w:cs="Arial"/>
-          <w:color w:val="000000" w:themeColor="text1"/>
-          <w:szCs w:val="24"/>
-        </w:rPr>
-        <w:t>) asegura que cualquier cambio en un registro sea rastreable, identificando quién hizo el cambio, cuándo y por qué.</w:t>
+        <w:t>Integridad de Datos Garantizada: El uso de "pistas de auditoría" (audit trails) asegura que cualquier cambio en un registro sea rastreable, identificando quién hizo el cambio, cuándo y por qué.</w:t>
       </w:r>
     </w:p>
     <w:p>
@@ -6733,7 +6720,6 @@
           <w:id w:val="-597253861"/>
           <w:citation/>
         </w:sdtPr>
-        <w:sdtEndPr/>
         <w:sdtContent>
           <w:r>
             <w:rPr>
@@ -6790,15 +6776,7 @@
         <w:t xml:space="preserve"> </w:t>
       </w:r>
       <w:r>
-        <w:t xml:space="preserve">este marco de trabajo propone un enfoque basado en el riesgo para garantizar que los sistemas automatizados cumplan con las normativas </w:t>
-      </w:r>
-      <w:proofErr w:type="spellStart"/>
-      <w:r>
-        <w:t>GxP</w:t>
-      </w:r>
-      <w:proofErr w:type="spellEnd"/>
-      <w:r>
-        <w:t xml:space="preserve"> (Buenas Prácticas), asegurando la calidad</w:t>
+        <w:t>este marco de trabajo propone un enfoque basado en el riesgo para garantizar que los sistemas automatizados cumplan con las normativas GxP (Buenas Prácticas), asegurando la calidad</w:t>
       </w:r>
       <w:r>
         <w:t xml:space="preserve"> del producto y la seguridad del paciente.</w:t>
@@ -6911,11 +6889,11 @@
         <w:spacing w:line="360" w:lineRule="auto"/>
         <w:jc w:val="both"/>
       </w:pPr>
-      <w:bookmarkStart w:id="14" w:name="_Toc226396720"/>
+      <w:bookmarkStart w:id="15" w:name="_Toc226479076"/>
       <w:r>
         <w:t>Integridad de datos y principios ALCOA+</w:t>
       </w:r>
-      <w:bookmarkEnd w:id="14"/>
+      <w:bookmarkEnd w:id="15"/>
     </w:p>
     <w:p>
       <w:pPr>
@@ -6957,7 +6935,6 @@
           <w:id w:val="1497696471"/>
           <w:citation/>
         </w:sdtPr>
-        <w:sdtEndPr/>
         <w:sdtContent>
           <w:r>
             <w:rPr>
@@ -7415,11 +7392,11 @@
         <w:spacing w:line="360" w:lineRule="auto"/>
         <w:jc w:val="both"/>
       </w:pPr>
-      <w:bookmarkStart w:id="15" w:name="_Toc226396721"/>
+      <w:bookmarkStart w:id="16" w:name="_Toc226479077"/>
       <w:r>
         <w:t>Metodologías de desarrollo de software</w:t>
       </w:r>
-      <w:bookmarkEnd w:id="15"/>
+      <w:bookmarkEnd w:id="16"/>
     </w:p>
     <w:p/>
     <w:p>
@@ -7434,23 +7411,7 @@
           <w:b/>
           <w:bCs/>
         </w:rPr>
-        <w:t>Metodología Cascada (</w:t>
-      </w:r>
-      <w:proofErr w:type="spellStart"/>
-      <w:r>
-        <w:rPr>
-          <w:b/>
-          <w:bCs/>
-        </w:rPr>
-        <w:t>Waterfall</w:t>
-      </w:r>
-      <w:proofErr w:type="spellEnd"/>
-      <w:r>
-        <w:rPr>
-          <w:b/>
-          <w:bCs/>
-        </w:rPr>
-        <w:t>)</w:t>
+        <w:t>Metodología Cascada (Waterfall)</w:t>
       </w:r>
     </w:p>
     <w:p>
@@ -7477,7 +7438,6 @@
           <w:id w:val="-1525706047"/>
           <w:citation/>
         </w:sdtPr>
-        <w:sdtEndPr/>
         <w:sdtContent>
           <w:r>
             <w:fldChar w:fldCharType="begin"/>
@@ -7527,13 +7487,8 @@
         <w:t xml:space="preserve">Una de las mayores fortalezas de </w:t>
       </w:r>
       <w:r>
-        <w:t xml:space="preserve">implementar </w:t>
-      </w:r>
-      <w:proofErr w:type="spellStart"/>
-      <w:r>
-        <w:t>Waterfall</w:t>
-      </w:r>
-      <w:proofErr w:type="spellEnd"/>
+        <w:t>implementar Waterfall</w:t>
+      </w:r>
       <w:r>
         <w:t xml:space="preserve"> es la disciplina y la trazabilidad. Al</w:t>
       </w:r>
@@ -7547,15 +7502,7 @@
         <w:t xml:space="preserve">Esta rigidez </w:t>
       </w:r>
       <w:r>
-        <w:t xml:space="preserve">de </w:t>
-      </w:r>
-      <w:proofErr w:type="spellStart"/>
-      <w:r>
-        <w:t>Waterfall</w:t>
-      </w:r>
-      <w:proofErr w:type="spellEnd"/>
-      <w:r>
-        <w:t xml:space="preserve"> </w:t>
+        <w:t xml:space="preserve">de Waterfall </w:t>
       </w:r>
       <w:r>
         <w:t>también representa su mayor debilidad. Debido a que el cliente solo ve el producto final al terminar el ciclo, cualquier malentendido en los requisitos iniciales puede derivar en un resultado insatisfactorio.</w:t>
@@ -7627,7 +7574,6 @@
           <w:id w:val="1320535573"/>
           <w:citation/>
         </w:sdtPr>
-        <w:sdtEndPr/>
         <w:sdtContent>
           <w:r>
             <w:rPr>
@@ -7699,52 +7645,22 @@
         <w:rPr>
           <w:rStyle w:val="citation-63"/>
         </w:rPr>
-        <w:t xml:space="preserve">llamados </w:t>
-      </w:r>
-      <w:proofErr w:type="spellStart"/>
+        <w:t>llamados Sprints, que</w:t>
+      </w:r>
       <w:r>
         <w:rPr>
           <w:rStyle w:val="citation-63"/>
         </w:rPr>
-        <w:t>Sprints</w:t>
-      </w:r>
-      <w:proofErr w:type="spellEnd"/>
+        <w:t xml:space="preserve"> suelen </w:t>
+      </w:r>
       <w:r>
         <w:rPr>
           <w:rStyle w:val="citation-63"/>
         </w:rPr>
-        <w:t>, que</w:t>
-      </w:r>
-      <w:r>
-        <w:rPr>
-          <w:rStyle w:val="citation-63"/>
-        </w:rPr>
-        <w:t xml:space="preserve"> suelen </w:t>
-      </w:r>
-      <w:r>
-        <w:rPr>
-          <w:rStyle w:val="citation-63"/>
-        </w:rPr>
         <w:t>durar entre una y cuatro semanas.</w:t>
       </w:r>
       <w:r>
-        <w:t xml:space="preserve"> El éxito de este modelo depende de tres roles fundamentales: el </w:t>
-      </w:r>
-      <w:proofErr w:type="spellStart"/>
-      <w:r>
-        <w:t>Product</w:t>
-      </w:r>
-      <w:proofErr w:type="spellEnd"/>
-      <w:r>
-        <w:t xml:space="preserve"> </w:t>
-      </w:r>
-      <w:proofErr w:type="spellStart"/>
-      <w:r>
-        <w:t>Owner</w:t>
-      </w:r>
-      <w:proofErr w:type="spellEnd"/>
-      <w:r>
-        <w:t>, quien maximiza el valor del producto; el Scrum Master, qu</w:t>
+        <w:t xml:space="preserve"> El éxito de este modelo depende de tres roles fundamentales: el Product Owner, quien maximiza el valor del producto; el Scrum Master, qu</w:t>
       </w:r>
       <w:r>
         <w:t xml:space="preserve">e guía al equipo en la metodología; y los desarrolladores, que ejecutan el trabajo </w:t>
@@ -7785,23 +7701,7 @@
         <w:t>, y l</w:t>
       </w:r>
       <w:r>
-        <w:t xml:space="preserve">a participación activa y constante del </w:t>
-      </w:r>
-      <w:proofErr w:type="spellStart"/>
-      <w:r>
-        <w:t>Product</w:t>
-      </w:r>
-      <w:proofErr w:type="spellEnd"/>
-      <w:r>
-        <w:t xml:space="preserve"> </w:t>
-      </w:r>
-      <w:proofErr w:type="spellStart"/>
-      <w:r>
-        <w:t>Owner</w:t>
-      </w:r>
-      <w:proofErr w:type="spellEnd"/>
-      <w:r>
-        <w:t xml:space="preserve"> para la correcta priorización del backlog</w:t>
+        <w:t>a participación activa y constante del Product Owner para la correcta priorización del backlog</w:t>
       </w:r>
       <w:r>
         <w:t>.</w:t>
@@ -7889,10 +7789,7 @@
         <w:t>,</w:t>
       </w:r>
       <w:r>
-        <w:t xml:space="preserve"> </w:t>
-      </w:r>
-      <w:r>
-        <w:t>es un proceso que muestra la relación entre cada fase del desarrollo y su prueba correspondiente. A diferencia de modelos lineales, integra la verificación desde el inicio: cada etapa de diseño en la rama descendente tiene su plan de pruebas en la rama ascendente.</w:t>
+        <w:t xml:space="preserve"> es un proceso que muestra la relación entre cada fase del desarrollo y su prueba correspondiente. A diferencia de modelos lineales, integra la verificación desde el inicio: cada etapa de diseño en la rama descendente tiene su plan de pruebas en la rama ascendente.</w:t>
       </w:r>
       <w:r>
         <w:t xml:space="preserve"> </w:t>
@@ -8053,7 +7950,7 @@
           <w:iCs/>
         </w:rPr>
       </w:pPr>
-      <w:bookmarkStart w:id="16" w:name="_Toc226396722"/>
+      <w:bookmarkStart w:id="17" w:name="_Toc226479078"/>
       <w:r>
         <w:rPr>
           <w:rFonts w:eastAsia="Arial"/>
@@ -8064,23 +7961,9 @@
         <w:rPr>
           <w:rFonts w:eastAsia="Arial"/>
         </w:rPr>
-        <w:t>mientas para el Desarrollo de Interfaz (</w:t>
-      </w:r>
-      <w:proofErr w:type="spellStart"/>
-      <w:r>
-        <w:rPr>
-          <w:rFonts w:eastAsia="Arial"/>
-        </w:rPr>
-        <w:t>Frontend</w:t>
-      </w:r>
-      <w:proofErr w:type="spellEnd"/>
-      <w:r>
-        <w:rPr>
-          <w:rFonts w:eastAsia="Arial"/>
-        </w:rPr>
-        <w:t>)</w:t>
-      </w:r>
-      <w:bookmarkEnd w:id="16"/>
+        <w:t>mientas para el Desarrollo de Interfaz (Frontend)</w:t>
+      </w:r>
+      <w:bookmarkEnd w:id="17"/>
     </w:p>
     <w:p/>
     <w:p>
@@ -8088,11 +7971,11 @@
         <w:pStyle w:val="Ttulo4"/>
         <w:spacing w:before="0" w:after="0"/>
       </w:pPr>
-      <w:bookmarkStart w:id="17" w:name="_Ref223343415"/>
+      <w:bookmarkStart w:id="18" w:name="_Ref223343415"/>
       <w:r>
         <w:t>Angular</w:t>
       </w:r>
-      <w:bookmarkEnd w:id="17"/>
+      <w:bookmarkEnd w:id="18"/>
     </w:p>
     <w:p/>
     <w:p>
@@ -8107,7 +7990,6 @@
           <w:id w:val="696359051"/>
           <w:citation/>
         </w:sdtPr>
-        <w:sdtEndPr/>
         <w:sdtContent>
           <w:r>
             <w:fldChar w:fldCharType="begin"/>
@@ -8271,21 +8153,21 @@
         </w:rPr>
         <w:t xml:space="preserve">Rendimiento optimizado: Gracias a sus mecanismos de detección de cambios y renderizado eficiente, las aplicaciones mantienen una respuesta fluida incluso </w:t>
       </w:r>
-      <w:commentRangeStart w:id="18"/>
+      <w:commentRangeStart w:id="19"/>
       <w:r>
         <w:rPr>
           <w:szCs w:val="24"/>
         </w:rPr>
         <w:t xml:space="preserve">con grandes </w:t>
       </w:r>
-      <w:commentRangeEnd w:id="18"/>
+      <w:commentRangeEnd w:id="19"/>
       <w:r>
         <w:rPr>
           <w:rStyle w:val="Refdecomentario"/>
           <w:sz w:val="24"/>
           <w:szCs w:val="24"/>
         </w:rPr>
-        <w:commentReference w:id="18"/>
+        <w:commentReference w:id="19"/>
       </w:r>
       <w:r>
         <w:rPr>
@@ -8355,7 +8237,6 @@
           <w:id w:val="352234743"/>
           <w:citation/>
         </w:sdtPr>
-        <w:sdtEndPr/>
         <w:sdtContent>
           <w:r>
             <w:rPr>
@@ -8475,26 +8356,7 @@
         <w:jc w:val="both"/>
       </w:pPr>
       <w:r>
-        <w:t xml:space="preserve">Entre las desventajas del uso de </w:t>
-      </w:r>
-      <w:proofErr w:type="spellStart"/>
-      <w:r>
-        <w:t>Vue</w:t>
-      </w:r>
-      <w:proofErr w:type="spellEnd"/>
-      <w:r>
-        <w:t xml:space="preserve"> se encuentra que</w:t>
-      </w:r>
-      <w:r>
-        <w:t xml:space="preserve"> su flexibilidad puede generar falta de estandarización en proyectos grandes y su ecosistema/soporte corporativo puede percibirse menor frente a </w:t>
-      </w:r>
-      <w:proofErr w:type="spellStart"/>
-      <w:r>
-        <w:t>React</w:t>
-      </w:r>
-      <w:proofErr w:type="spellEnd"/>
-      <w:r>
-        <w:t xml:space="preserve"> o Angular.</w:t>
+        <w:t>Entre las desventajas del uso de Vue se encuentra que su flexibilidad puede generar falta de estandarización en proyectos grandes y su ecosistema/soporte corporativo puede percibirse menor frente a React o Angular.</w:t>
       </w:r>
     </w:p>
     <w:p>
@@ -8502,14 +8364,12 @@
         <w:pStyle w:val="Ttulo4"/>
         <w:spacing w:before="0" w:after="0"/>
       </w:pPr>
-      <w:bookmarkStart w:id="19" w:name="_Ref223343290"/>
-      <w:proofErr w:type="spellStart"/>
+      <w:bookmarkStart w:id="20" w:name="_Ref223343290"/>
       <w:r>
         <w:lastRenderedPageBreak/>
         <w:t>React</w:t>
       </w:r>
-      <w:bookmarkEnd w:id="19"/>
-      <w:proofErr w:type="spellEnd"/>
+      <w:bookmarkEnd w:id="20"/>
     </w:p>
     <w:p/>
     <w:p>
@@ -8530,7 +8390,6 @@
           <w:id w:val="1069550912"/>
           <w:citation/>
         </w:sdtPr>
-        <w:sdtEndPr/>
         <w:sdtContent>
           <w:r>
             <w:rPr>
@@ -8601,21 +8460,7 @@
         <w:rPr>
           <w:szCs w:val="24"/>
         </w:rPr>
-        <w:t xml:space="preserve">Virtual DOM: </w:t>
-      </w:r>
-      <w:proofErr w:type="spellStart"/>
-      <w:r>
-        <w:rPr>
-          <w:szCs w:val="24"/>
-        </w:rPr>
-        <w:t>React</w:t>
-      </w:r>
-      <w:proofErr w:type="spellEnd"/>
-      <w:r>
-        <w:rPr>
-          <w:szCs w:val="24"/>
-        </w:rPr>
-        <w:t xml:space="preserve"> crea una copia ligera del DOM real, lo que le permite calcular los cambios mínimos necesarios antes de actualizar la pantalla, resultando en una velocidad excepcional.</w:t>
+        <w:t>Virtual DOM: React crea una copia ligera del DOM real, lo que le permite calcular los cambios mínimos necesarios antes de actualizar la pantalla, resultando en una velocidad excepcional.</w:t>
       </w:r>
     </w:p>
     <w:p>
@@ -8691,11 +8536,9 @@
       <w:r>
         <w:t xml:space="preserve">), no incluye soluciones nativas para el enrutamiento o la gestión de estados complejos, obligando al desarrollador a elegir y aprender herramientas adicionales. Además, el ritmo frenético de sus actualizaciones y la curva de aprendizaje de conceptos como los </w:t>
       </w:r>
-      <w:proofErr w:type="spellStart"/>
       <w:r>
         <w:t>Hooks</w:t>
       </w:r>
-      <w:proofErr w:type="spellEnd"/>
       <w:r>
         <w:t xml:space="preserve"> pueden resultar desafiantes para quienes recién comienzan.</w:t>
       </w:r>
@@ -8723,14 +8566,14 @@
           <w:iCs/>
         </w:rPr>
       </w:pPr>
-      <w:bookmarkStart w:id="20" w:name="_Toc226396723"/>
+      <w:bookmarkStart w:id="21" w:name="_Toc226479079"/>
       <w:r>
         <w:rPr>
           <w:rFonts w:eastAsia="Arial"/>
         </w:rPr>
         <w:t>Herramientas de desarrollo (Backend)</w:t>
       </w:r>
-      <w:bookmarkEnd w:id="20"/>
+      <w:bookmarkEnd w:id="21"/>
     </w:p>
     <w:p/>
     <w:p>
@@ -8745,21 +8588,7 @@
         <w:rPr>
           <w:rFonts w:eastAsia="Arial"/>
         </w:rPr>
-        <w:t xml:space="preserve">Java (Spring </w:t>
-      </w:r>
-      <w:proofErr w:type="spellStart"/>
-      <w:r>
-        <w:rPr>
-          <w:rFonts w:eastAsia="Arial"/>
-        </w:rPr>
-        <w:t>Boot</w:t>
-      </w:r>
-      <w:proofErr w:type="spellEnd"/>
-      <w:r>
-        <w:rPr>
-          <w:rFonts w:eastAsia="Arial"/>
-        </w:rPr>
-        <w:t>)</w:t>
+        <w:t>Java (Spring Boot)</w:t>
       </w:r>
     </w:p>
     <w:p/>
@@ -8767,9 +8596,7 @@
       <w:pPr>
         <w:jc w:val="both"/>
         <w:rPr>
-          <w:rFonts w:eastAsia="Arial" w:cs="Arial"/>
-          <w:color w:val="000000" w:themeColor="text1"/>
-          <w:szCs w:val="24"/>
+          <w:rStyle w:val="citation-71"/>
         </w:rPr>
       </w:pPr>
       <w:r>
@@ -8788,7 +8615,6 @@
           <w:id w:val="-894196652"/>
           <w:citation/>
         </w:sdtPr>
-        <w:sdtEndPr/>
         <w:sdtContent>
           <w:r>
             <w:rPr>
@@ -8840,78 +8666,90 @@
         <w:rPr>
           <w:rStyle w:val="citation-71"/>
         </w:rPr>
-        <w:t xml:space="preserve">Spring </w:t>
-      </w:r>
-      <w:proofErr w:type="spellStart"/>
+        <w:t xml:space="preserve">Spring Boot simplifica el uso del framework Spring al permitir crear aplicaciones listas para ejecutarse con mínima configuración, siendo especialmente útil en arquitecturas de microservicios. Entre sus principales ventajas </w:t>
+      </w:r>
       <w:r>
         <w:rPr>
           <w:rStyle w:val="citation-71"/>
         </w:rPr>
-        <w:t>Boot</w:t>
-      </w:r>
-      <w:proofErr w:type="spellEnd"/>
-      <w:r>
+        <w:lastRenderedPageBreak/>
+        <w:t>destacan el servidor embebido, que elimina la necesidad de instalar servidores externos, y los starters de dependencias, que facilitan la gestión de librerías y evitan conflictos de versiones.</w:t>
+      </w:r>
+    </w:p>
+    <w:p>
+      <w:pPr>
+        <w:jc w:val="both"/>
         <w:rPr>
           <w:rStyle w:val="citation-71"/>
         </w:rPr>
-        <w:t xml:space="preserve"> es una herramienta diseñada para simplificar el uso del framework Spring, permitiendo a los desarrolladores crear aplicaciones listas para ejecutar con una configuración mínima.</w:t>
-      </w:r>
-      <w:r>
+      </w:pPr>
+    </w:p>
+    <w:p>
+      <w:pPr>
+        <w:jc w:val="both"/>
         <w:rPr>
           <w:rStyle w:val="citation-71"/>
         </w:rPr>
-        <w:t xml:space="preserve"> </w:t>
-      </w:r>
-      <w:r>
+      </w:pPr>
+      <w:r>
+        <w:rPr>
+          <w:rStyle w:val="citation-71"/>
+        </w:rPr>
+        <w:t>No obstante, la autoconfiguración puede dificultar la depuración si no se comprende su funcionamiento interno y, al incluir múltiples dependencias por defecto, las aplicaciones pueden consumir más memoria y tener mayor tamaño que soluciones minimalistas.</w:t>
+      </w:r>
+    </w:p>
+    <w:p>
+      <w:pPr>
+        <w:jc w:val="both"/>
         <w:rPr>
           <w:rFonts w:eastAsia="Arial" w:cs="Arial"/>
           <w:color w:val="000000" w:themeColor="text1"/>
           <w:szCs w:val="24"/>
         </w:rPr>
-        <w:t xml:space="preserve">Spring </w:t>
-      </w:r>
-      <w:proofErr w:type="spellStart"/>
-      <w:r>
+      </w:pPr>
+    </w:p>
+    <w:p>
+      <w:pPr>
+        <w:jc w:val="both"/>
         <w:rPr>
           <w:rFonts w:eastAsia="Arial" w:cs="Arial"/>
           <w:color w:val="000000" w:themeColor="text1"/>
           <w:szCs w:val="24"/>
         </w:rPr>
-        <w:t>Boot</w:t>
-      </w:r>
-      <w:proofErr w:type="spellEnd"/>
-      <w:r>
+      </w:pPr>
+    </w:p>
+    <w:p>
+      <w:pPr>
+        <w:pStyle w:val="Ttulo4"/>
+        <w:spacing w:before="0" w:after="0"/>
+        <w:rPr>
+          <w:rFonts w:eastAsia="Arial"/>
+        </w:rPr>
+      </w:pPr>
+      <w:r>
+        <w:rPr>
+          <w:rFonts w:eastAsia="Arial"/>
+        </w:rPr>
+        <w:t>Python (Django)</w:t>
+      </w:r>
+    </w:p>
+    <w:p/>
+    <w:p>
+      <w:pPr>
+        <w:jc w:val="both"/>
         <w:rPr>
           <w:rFonts w:eastAsia="Arial" w:cs="Arial"/>
           <w:color w:val="000000" w:themeColor="text1"/>
           <w:szCs w:val="24"/>
         </w:rPr>
-        <w:t xml:space="preserve"> ofrece </w:t>
-      </w:r>
+      </w:pPr>
       <w:r>
         <w:rPr>
           <w:rFonts w:eastAsia="Arial" w:cs="Arial"/>
           <w:color w:val="000000" w:themeColor="text1"/>
           <w:szCs w:val="24"/>
         </w:rPr>
-        <w:lastRenderedPageBreak/>
-        <w:t>beneficios determinantes para el desarrollo moderno, especialmente en arquitecturas de microservicios.</w:t>
-      </w:r>
-      <w:r>
-        <w:rPr>
-          <w:rFonts w:eastAsia="Arial" w:cs="Arial"/>
-          <w:color w:val="000000" w:themeColor="text1"/>
-          <w:szCs w:val="24"/>
-        </w:rPr>
-        <w:t xml:space="preserve"> </w:t>
-      </w:r>
-      <w:r>
-        <w:rPr>
-          <w:rFonts w:eastAsia="Arial" w:cs="Arial"/>
-          <w:color w:val="000000" w:themeColor="text1"/>
-          <w:szCs w:val="24"/>
-        </w:rPr>
-        <w:t>Basándose en el análisis de</w:t>
+        <w:t>De acuerdo con</w:t>
       </w:r>
       <w:r>
         <w:rPr>
@@ -8928,267 +8766,9 @@
             <w:color w:val="000000" w:themeColor="text1"/>
             <w:szCs w:val="24"/>
           </w:rPr>
-          <w:id w:val="1974557233"/>
-          <w:citation/>
-        </w:sdtPr>
-        <w:sdtEndPr/>
-        <w:sdtContent>
-          <w:r>
-            <w:rPr>
-              <w:rFonts w:eastAsia="Arial" w:cs="Arial"/>
-              <w:color w:val="000000" w:themeColor="text1"/>
-              <w:szCs w:val="24"/>
-            </w:rPr>
-            <w:fldChar w:fldCharType="begin"/>
-          </w:r>
-          <w:r>
-            <w:rPr>
-              <w:rFonts w:eastAsia="Arial" w:cs="Arial"/>
-              <w:color w:val="000000" w:themeColor="text1"/>
-              <w:szCs w:val="24"/>
-            </w:rPr>
-            <w:instrText xml:space="preserve"> CITATION Cec24 \l 2058 </w:instrText>
-          </w:r>
-          <w:r>
-            <w:rPr>
-              <w:rFonts w:eastAsia="Arial" w:cs="Arial"/>
-              <w:color w:val="000000" w:themeColor="text1"/>
-              <w:szCs w:val="24"/>
-            </w:rPr>
-            <w:fldChar w:fldCharType="separate"/>
-          </w:r>
-          <w:r>
-            <w:rPr>
-              <w:rFonts w:eastAsia="Arial" w:cs="Arial"/>
-              <w:noProof/>
-              <w:color w:val="000000" w:themeColor="text1"/>
-              <w:szCs w:val="24"/>
-            </w:rPr>
-            <w:t>(Caules, 2024)</w:t>
-          </w:r>
-          <w:r>
-            <w:rPr>
-              <w:rFonts w:eastAsia="Arial" w:cs="Arial"/>
-              <w:color w:val="000000" w:themeColor="text1"/>
-              <w:szCs w:val="24"/>
-            </w:rPr>
-            <w:fldChar w:fldCharType="end"/>
-          </w:r>
-        </w:sdtContent>
-      </w:sdt>
-      <w:r>
-        <w:t>,</w:t>
-      </w:r>
-      <w:r>
-        <w:rPr>
-          <w:rFonts w:eastAsia="Arial" w:cs="Arial"/>
-          <w:color w:val="000000" w:themeColor="text1"/>
-          <w:szCs w:val="24"/>
-        </w:rPr>
-        <w:t xml:space="preserve"> sus principales ventajas incluyen:</w:t>
-      </w:r>
-    </w:p>
-    <w:p>
-      <w:pPr>
-        <w:jc w:val="both"/>
-        <w:rPr>
-          <w:rFonts w:eastAsia="Arial" w:cs="Arial"/>
-          <w:color w:val="000000" w:themeColor="text1"/>
-          <w:szCs w:val="24"/>
-        </w:rPr>
-      </w:pPr>
-    </w:p>
-    <w:p>
-      <w:pPr>
-        <w:pStyle w:val="Prrafodelista"/>
-        <w:numPr>
-          <w:ilvl w:val="0"/>
-          <w:numId w:val="17"/>
-        </w:numPr>
-        <w:jc w:val="both"/>
-        <w:rPr>
-          <w:rFonts w:eastAsia="Arial" w:cs="Arial"/>
-          <w:color w:val="000000" w:themeColor="text1"/>
-          <w:szCs w:val="24"/>
-        </w:rPr>
-      </w:pPr>
-      <w:r>
-        <w:rPr>
-          <w:rFonts w:eastAsia="Arial" w:cs="Arial"/>
-          <w:color w:val="000000" w:themeColor="text1"/>
-          <w:szCs w:val="24"/>
-        </w:rPr>
-        <w:t xml:space="preserve">Servidor embebido: No es necesario instalar un servidor externo como Tomcat o </w:t>
-      </w:r>
-      <w:proofErr w:type="spellStart"/>
-      <w:r>
-        <w:rPr>
-          <w:rFonts w:eastAsia="Arial" w:cs="Arial"/>
-          <w:color w:val="000000" w:themeColor="text1"/>
-          <w:szCs w:val="24"/>
-        </w:rPr>
-        <w:t>Jetty</w:t>
-      </w:r>
-      <w:proofErr w:type="spellEnd"/>
-      <w:r>
-        <w:rPr>
-          <w:rFonts w:eastAsia="Arial" w:cs="Arial"/>
-          <w:color w:val="000000" w:themeColor="text1"/>
-          <w:szCs w:val="24"/>
-        </w:rPr>
-        <w:t>; la aplicación se empaqueta con el servidor incluido, facilitando su despliegue.</w:t>
-      </w:r>
-    </w:p>
-    <w:p>
-      <w:pPr>
-        <w:pStyle w:val="Prrafodelista"/>
-        <w:numPr>
-          <w:ilvl w:val="0"/>
-          <w:numId w:val="17"/>
-        </w:numPr>
-        <w:jc w:val="both"/>
-        <w:rPr>
-          <w:rFonts w:eastAsia="Arial" w:cs="Arial"/>
-          <w:color w:val="000000" w:themeColor="text1"/>
-          <w:szCs w:val="24"/>
-        </w:rPr>
-      </w:pPr>
-      <w:r>
-        <w:rPr>
-          <w:rFonts w:eastAsia="Arial" w:cs="Arial"/>
-          <w:color w:val="000000" w:themeColor="text1"/>
-          <w:szCs w:val="24"/>
-        </w:rPr>
-        <w:t xml:space="preserve">Starters de dependencias: Agrupa librerías comunes en paquetes de inicio, evitando conflictos de versiones y simplificando la gestión del archivo de construcción (Maven o </w:t>
-      </w:r>
-      <w:proofErr w:type="spellStart"/>
-      <w:r>
-        <w:rPr>
-          <w:rFonts w:eastAsia="Arial" w:cs="Arial"/>
-          <w:color w:val="000000" w:themeColor="text1"/>
-          <w:szCs w:val="24"/>
-        </w:rPr>
-        <w:t>Gradle</w:t>
-      </w:r>
-      <w:proofErr w:type="spellEnd"/>
-      <w:r>
-        <w:rPr>
-          <w:rFonts w:eastAsia="Arial" w:cs="Arial"/>
-          <w:color w:val="000000" w:themeColor="text1"/>
-          <w:szCs w:val="24"/>
-        </w:rPr>
-        <w:t>).</w:t>
-      </w:r>
-    </w:p>
-    <w:p>
-      <w:pPr>
-        <w:pStyle w:val="Prrafodelista"/>
-        <w:jc w:val="both"/>
-        <w:rPr>
-          <w:rFonts w:eastAsia="Arial" w:cs="Arial"/>
-          <w:color w:val="000000" w:themeColor="text1"/>
-          <w:szCs w:val="24"/>
-        </w:rPr>
-      </w:pPr>
-    </w:p>
-    <w:p>
-      <w:pPr>
-        <w:jc w:val="both"/>
-        <w:rPr>
-          <w:rFonts w:eastAsia="Arial" w:cs="Arial"/>
-          <w:color w:val="000000" w:themeColor="text1"/>
-          <w:szCs w:val="24"/>
-        </w:rPr>
-      </w:pPr>
-      <w:r>
-        <w:rPr>
-          <w:rFonts w:eastAsia="Arial" w:cs="Arial"/>
-          <w:color w:val="000000" w:themeColor="text1"/>
-          <w:szCs w:val="24"/>
-        </w:rPr>
-        <w:t>U</w:t>
-      </w:r>
-      <w:r>
-        <w:rPr>
-          <w:rFonts w:eastAsia="Arial" w:cs="Arial"/>
-          <w:color w:val="000000" w:themeColor="text1"/>
-          <w:szCs w:val="24"/>
-        </w:rPr>
-        <w:t>na de las desventajas de la autoconfiguración puede dificultar la depuración si el desarrollador no comprende qué está ocurriendo internamente. Además, debido a la gran cantidad de dependencias que carga por defecto para asegurar su funcionamiento, las aplicaciones resultantes pueden consumir más memoria y tener un tamaño de archivo mayor en comparación con desarrollos minimalistas hechos a medida.</w:t>
-      </w:r>
-    </w:p>
-    <w:p>
-      <w:pPr>
-        <w:jc w:val="both"/>
-        <w:rPr>
-          <w:rFonts w:eastAsia="Arial" w:cs="Arial"/>
-          <w:color w:val="000000" w:themeColor="text1"/>
-          <w:szCs w:val="24"/>
-        </w:rPr>
-      </w:pPr>
-    </w:p>
-    <w:p>
-      <w:pPr>
-        <w:jc w:val="both"/>
-        <w:rPr>
-          <w:rFonts w:eastAsia="Arial" w:cs="Arial"/>
-          <w:color w:val="000000" w:themeColor="text1"/>
-          <w:szCs w:val="24"/>
-        </w:rPr>
-      </w:pPr>
-    </w:p>
-    <w:p>
-      <w:pPr>
-        <w:pStyle w:val="Ttulo4"/>
-        <w:spacing w:before="0" w:after="0"/>
-        <w:rPr>
-          <w:rFonts w:eastAsia="Arial"/>
-        </w:rPr>
-      </w:pPr>
-      <w:r>
-        <w:rPr>
-          <w:rFonts w:eastAsia="Arial"/>
-        </w:rPr>
-        <w:t>Python (Django)</w:t>
-      </w:r>
-    </w:p>
-    <w:p/>
-    <w:p>
-      <w:pPr>
-        <w:jc w:val="both"/>
-        <w:rPr>
-          <w:rFonts w:eastAsia="Arial" w:cs="Arial"/>
-          <w:color w:val="000000" w:themeColor="text1"/>
-          <w:szCs w:val="24"/>
-        </w:rPr>
-      </w:pPr>
-      <w:r>
-        <w:rPr>
-          <w:rFonts w:eastAsia="Arial" w:cs="Arial"/>
-          <w:color w:val="000000" w:themeColor="text1"/>
-          <w:szCs w:val="24"/>
-        </w:rPr>
-        <w:t>De acuerdo con</w:t>
-      </w:r>
-      <w:r>
-        <w:rPr>
-          <w:rFonts w:eastAsia="Arial" w:cs="Arial"/>
-          <w:color w:val="000000" w:themeColor="text1"/>
-          <w:szCs w:val="24"/>
-        </w:rPr>
-        <w:t xml:space="preserve"> </w:t>
-      </w:r>
-      <w:sdt>
-        <w:sdtPr>
-          <w:rPr>
-            <w:rFonts w:eastAsia="Arial" w:cs="Arial"/>
-            <w:color w:val="000000" w:themeColor="text1"/>
-            <w:szCs w:val="24"/>
-          </w:rPr>
           <w:id w:val="1262725441"/>
           <w:citation/>
         </w:sdtPr>
-        <w:sdtEndPr/>
         <w:sdtContent>
           <w:r>
             <w:rPr>
@@ -9294,15 +8874,7 @@
         </w:rPr>
       </w:pPr>
       <w:r>
-        <w:t xml:space="preserve">Seguridad integrada (protección contra SQL </w:t>
-      </w:r>
-      <w:proofErr w:type="spellStart"/>
-      <w:r>
-        <w:t>injection</w:t>
-      </w:r>
-      <w:proofErr w:type="spellEnd"/>
-      <w:r>
-        <w:t>, XSS y CSRF).</w:t>
+        <w:t>Seguridad integrada (protección contra SQL injection, XSS y CSRF).</w:t>
       </w:r>
     </w:p>
     <w:p>
@@ -9348,6 +8920,16 @@
     </w:p>
     <w:p>
       <w:pPr>
+        <w:jc w:val="both"/>
+      </w:pPr>
+    </w:p>
+    <w:p>
+      <w:pPr>
+        <w:jc w:val="both"/>
+      </w:pPr>
+    </w:p>
+    <w:p>
+      <w:pPr>
         <w:pStyle w:val="Ttulo4"/>
         <w:spacing w:before="0" w:after="0"/>
         <w:jc w:val="both"/>
@@ -9359,7 +8941,6 @@
         <w:rPr>
           <w:rFonts w:eastAsia="Arial"/>
         </w:rPr>
-        <w:lastRenderedPageBreak/>
         <w:t>Microsoft .NET Framework</w:t>
       </w:r>
     </w:p>
@@ -9369,17 +8950,7 @@
         <w:jc w:val="both"/>
       </w:pPr>
       <w:r>
-        <w:rPr>
-          <w:b/>
-          <w:bCs/>
-        </w:rPr>
-        <w:t>.</w:t>
-      </w:r>
-      <w:r>
-        <w:t>NET Framework representa</w:t>
-      </w:r>
-      <w:r>
-        <w:t xml:space="preserve"> esta infraestructura esencial que permite a los programadores crear, ejecutar y desplegar una amplia variedad de software. Según explica </w:t>
+        <w:t xml:space="preserve">.NET Framework es una infraestructura que permite a los desarrolladores crear y ejecutar aplicaciones mediante un entorno de ejecución gestionado. Según </w:t>
       </w:r>
       <w:sdt>
         <w:sdtPr>
@@ -9391,7 +8962,6 @@
           <w:id w:val="-1190070836"/>
           <w:citation/>
         </w:sdtPr>
-        <w:sdtEndPr/>
         <w:sdtContent>
           <w:r>
             <w:rPr>
@@ -9437,231 +9007,39 @@
         </w:sdtContent>
       </w:sdt>
       <w:r>
-        <w:t>, este framework funciona como un entorno de ejecución gestionado que proporciona servicios de biblioteca y herramientas de desarrollo para lenguajes como C#, F# y Visual Basic.</w:t>
-      </w:r>
-    </w:p>
-    <w:p>
-      <w:pPr>
-        <w:jc w:val="both"/>
-      </w:pPr>
-    </w:p>
-    <w:p>
-      <w:pPr>
-        <w:jc w:val="both"/>
-      </w:pPr>
-      <w:r>
-        <w:t xml:space="preserve">.NET Framework no ejecuta el código directamente en el procesador; en su lugar, utiliza </w:t>
-      </w:r>
-      <w:r>
-        <w:t xml:space="preserve">el </w:t>
-      </w:r>
-      <w:proofErr w:type="spellStart"/>
-      <w:r>
-        <w:t>Common</w:t>
-      </w:r>
-      <w:proofErr w:type="spellEnd"/>
-      <w:r>
-        <w:t xml:space="preserve"> </w:t>
-      </w:r>
-      <w:proofErr w:type="spellStart"/>
-      <w:r>
-        <w:t>Language</w:t>
-      </w:r>
-      <w:proofErr w:type="spellEnd"/>
-      <w:r>
-        <w:t xml:space="preserve"> </w:t>
-      </w:r>
-      <w:proofErr w:type="spellStart"/>
-      <w:r>
-        <w:t>Runtime</w:t>
-      </w:r>
-      <w:proofErr w:type="spellEnd"/>
-      <w:r>
-        <w:t xml:space="preserve"> (CLR).</w:t>
-      </w:r>
-      <w:r>
-        <w:t xml:space="preserve"> Este componente actúa como una máquina virtual que se encarga de la gestión de memoria (a través del </w:t>
-      </w:r>
-      <w:proofErr w:type="spellStart"/>
-      <w:r>
-        <w:t>Garbage</w:t>
-      </w:r>
-      <w:proofErr w:type="spellEnd"/>
-      <w:r>
-        <w:t xml:space="preserve"> </w:t>
-      </w:r>
-      <w:proofErr w:type="spellStart"/>
-      <w:r>
-        <w:t>Collector</w:t>
-      </w:r>
-      <w:proofErr w:type="spellEnd"/>
-      <w:r>
-        <w:t>), la seguridad y el manejo de excepciones.</w:t>
-      </w:r>
-      <w:r>
-        <w:t xml:space="preserve"> </w:t>
-      </w:r>
-      <w:r>
+        <w:t xml:space="preserve">, </w:t>
+      </w:r>
+      <w:r>
+        <w:t xml:space="preserve"> ofrece bibliotecas y herramientas para lenguajes como C#, F# y Visual Basic, utilizando el Common Language Runtime (CLR) para gestionar memoria, seguridad y excepciones.</w:t>
+      </w:r>
+    </w:p>
+    <w:p>
+      <w:pPr>
+        <w:jc w:val="both"/>
+      </w:pPr>
+      <w:r>
+        <w:lastRenderedPageBreak/>
+        <w:t>Entre sus principales ventajas se encuentran la Biblioteca de Clases Base, que facilita tareas comunes, la interoperabilidad entre lenguajes y una seguridad robusta propia de los entornos gestionados. Sin embargo, el .NET Framework tradicional presenta limitaciones, como su dependencia del sistema operativo Windows y el alto consumo de recursos, lo que puede requerir instalaciones pesadas en comparación con aplicaciones más ligeras.</w:t>
+      </w:r>
+    </w:p>
+    <w:p>
+      <w:pPr>
+        <w:jc w:val="both"/>
         <w:rPr>
           <w:rFonts w:eastAsia="Arial" w:cs="Arial"/>
           <w:color w:val="000000" w:themeColor="text1"/>
           <w:szCs w:val="24"/>
         </w:rPr>
-        <w:t xml:space="preserve">Para los desarrolladores, trabajar con esta tecnología ofrece beneficios estructurales. Basándose en el análisis de </w:t>
-      </w:r>
-      <w:proofErr w:type="spellStart"/>
-      <w:r>
+      </w:pPr>
+    </w:p>
+    <w:p>
+      <w:pPr>
+        <w:jc w:val="both"/>
         <w:rPr>
           <w:rFonts w:eastAsia="Arial" w:cs="Arial"/>
           <w:color w:val="000000" w:themeColor="text1"/>
           <w:szCs w:val="24"/>
         </w:rPr>
-        <w:t>Mellor</w:t>
-      </w:r>
-      <w:proofErr w:type="spellEnd"/>
-      <w:r>
-        <w:rPr>
-          <w:rFonts w:eastAsia="Arial" w:cs="Arial"/>
-          <w:color w:val="000000" w:themeColor="text1"/>
-          <w:szCs w:val="24"/>
-        </w:rPr>
-        <w:t xml:space="preserve"> (2023), sus principales ventajas incluyen:</w:t>
-      </w:r>
-    </w:p>
-    <w:p>
-      <w:pPr>
-        <w:jc w:val="both"/>
-        <w:rPr>
-          <w:rFonts w:eastAsia="Arial" w:cs="Arial"/>
-          <w:color w:val="000000" w:themeColor="text1"/>
-          <w:szCs w:val="24"/>
-        </w:rPr>
-      </w:pPr>
-    </w:p>
-    <w:p>
-      <w:pPr>
-        <w:pStyle w:val="Prrafodelista"/>
-        <w:numPr>
-          <w:ilvl w:val="0"/>
-          <w:numId w:val="19"/>
-        </w:numPr>
-        <w:jc w:val="both"/>
-        <w:rPr>
-          <w:rFonts w:eastAsia="Arial" w:cs="Arial"/>
-          <w:color w:val="000000" w:themeColor="text1"/>
-          <w:szCs w:val="24"/>
-        </w:rPr>
-      </w:pPr>
-      <w:r>
-        <w:rPr>
-          <w:rFonts w:eastAsia="Arial" w:cs="Arial"/>
-          <w:color w:val="000000" w:themeColor="text1"/>
-          <w:szCs w:val="24"/>
-        </w:rPr>
-        <w:t>Biblioteca de Clases Base (BCL): Ofrece un conjunto masivo de funciones predefinidas para tareas comunes como acceso a bases de datos, criptografía y manipulación de XML.</w:t>
-      </w:r>
-    </w:p>
-    <w:p>
-      <w:pPr>
-        <w:pStyle w:val="Prrafodelista"/>
-        <w:numPr>
-          <w:ilvl w:val="0"/>
-          <w:numId w:val="19"/>
-        </w:numPr>
-        <w:jc w:val="both"/>
-        <w:rPr>
-          <w:rFonts w:eastAsia="Arial" w:cs="Arial"/>
-          <w:color w:val="000000" w:themeColor="text1"/>
-          <w:szCs w:val="24"/>
-        </w:rPr>
-      </w:pPr>
-      <w:r>
-        <w:rPr>
-          <w:rFonts w:eastAsia="Arial" w:cs="Arial"/>
-          <w:color w:val="000000" w:themeColor="text1"/>
-          <w:szCs w:val="24"/>
-        </w:rPr>
-        <w:t>Interoperabilidad de lenguajes: Permite que un proyecto utilice módulos escritos en d</w:t>
-      </w:r>
-      <w:r>
-        <w:rPr>
-          <w:rFonts w:eastAsia="Arial" w:cs="Arial"/>
-          <w:color w:val="000000" w:themeColor="text1"/>
-          <w:szCs w:val="24"/>
-        </w:rPr>
-        <w:t>i</w:t>
-      </w:r>
-      <w:r>
-        <w:rPr>
-          <w:rFonts w:eastAsia="Arial" w:cs="Arial"/>
-          <w:color w:val="000000" w:themeColor="text1"/>
-          <w:szCs w:val="24"/>
-        </w:rPr>
-        <w:t>ferentes lenguajes de .NET sin problemas de compatibilidad.</w:t>
-      </w:r>
-    </w:p>
-    <w:p>
-      <w:pPr>
-        <w:pStyle w:val="Prrafodelista"/>
-        <w:numPr>
-          <w:ilvl w:val="0"/>
-          <w:numId w:val="19"/>
-        </w:numPr>
-        <w:jc w:val="both"/>
-        <w:rPr>
-          <w:rFonts w:eastAsia="Arial" w:cs="Arial"/>
-          <w:color w:val="000000" w:themeColor="text1"/>
-          <w:szCs w:val="24"/>
-        </w:rPr>
-      </w:pPr>
-      <w:r>
-        <w:rPr>
-          <w:rFonts w:eastAsia="Arial" w:cs="Arial"/>
-          <w:color w:val="000000" w:themeColor="text1"/>
-          <w:szCs w:val="24"/>
-        </w:rPr>
-        <w:t>Seguridad robusta: Al ser un entorno gestionado, previene errores comunes de acceso a memoria y ofrece capas de seguridad integradas para aplicaciones empresariales.</w:t>
-      </w:r>
-    </w:p>
-    <w:p>
-      <w:pPr>
-        <w:pStyle w:val="Prrafodelista"/>
-        <w:jc w:val="both"/>
-        <w:rPr>
-          <w:rFonts w:eastAsia="Arial" w:cs="Arial"/>
-          <w:color w:val="000000" w:themeColor="text1"/>
-          <w:szCs w:val="24"/>
-        </w:rPr>
-      </w:pPr>
-    </w:p>
-    <w:p>
-      <w:pPr>
-        <w:jc w:val="both"/>
-      </w:pPr>
-      <w:r>
-        <w:t xml:space="preserve">A pesar de su potencia, el .NET Framework tradicional tiene limitaciones claras. </w:t>
-      </w:r>
-      <w:r>
-        <w:t>U</w:t>
-      </w:r>
-      <w:r>
-        <w:t xml:space="preserve">na de las mayores desventajas es su </w:t>
-      </w:r>
-      <w:r>
-        <w:t>dependencia de Windows</w:t>
-      </w:r>
-      <w:r>
-        <w:t>, lo que limita su uso en servidores Linux o macOS. Además, al ser un framework de gran tamaño, las aplicaciones pueden requerir una instalación previa pesada en el sistema del usuario final, lo que puede resultar en un consumo de recursos superior al de aplicaciones nativas más ligeras.</w:t>
-      </w:r>
-    </w:p>
-    <w:p>
-      <w:pPr>
-        <w:jc w:val="both"/>
-        <w:rPr>
-          <w:rFonts w:eastAsia="Arial" w:cs="Arial"/>
-          <w:color w:val="000000" w:themeColor="text1"/>
-          <w:szCs w:val="24"/>
-        </w:rPr>
       </w:pPr>
     </w:p>
     <w:p>
@@ -9672,15 +9050,14 @@
           <w:iCs/>
         </w:rPr>
       </w:pPr>
-      <w:bookmarkStart w:id="21" w:name="_Toc226396724"/>
+      <w:bookmarkStart w:id="22" w:name="_Toc226479080"/>
       <w:r>
         <w:rPr>
           <w:rFonts w:eastAsia="Arial"/>
         </w:rPr>
-        <w:lastRenderedPageBreak/>
         <w:t>Gestión de Identidad y Validación de Usuarios</w:t>
       </w:r>
-      <w:bookmarkEnd w:id="21"/>
+      <w:bookmarkEnd w:id="22"/>
     </w:p>
     <w:p/>
     <w:p>
@@ -9689,20 +9066,7 @@
         <w:spacing w:before="0" w:after="0"/>
       </w:pPr>
       <w:r>
-        <w:t xml:space="preserve">Active </w:t>
-      </w:r>
-      <w:proofErr w:type="spellStart"/>
-      <w:proofErr w:type="gramStart"/>
-      <w:r>
-        <w:t>Directory</w:t>
-      </w:r>
-      <w:proofErr w:type="spellEnd"/>
-      <w:r>
-        <w:t>(</w:t>
-      </w:r>
-      <w:proofErr w:type="gramEnd"/>
-      <w:r>
-        <w:t>AD)</w:t>
+        <w:t>Active Directory(AD)</w:t>
       </w:r>
     </w:p>
     <w:p/>
@@ -9714,24 +9078,11 @@
         <w:t xml:space="preserve">En el ámbito de la administración de redes empresariales, la centralización de los recursos es fundamental para la seguridad y la </w:t>
       </w:r>
       <w:r>
-        <w:t xml:space="preserve">eficiencia. Active </w:t>
-      </w:r>
-      <w:proofErr w:type="spellStart"/>
-      <w:r>
-        <w:t>Directory</w:t>
-      </w:r>
-      <w:proofErr w:type="spellEnd"/>
-      <w:r>
-        <w:t xml:space="preserve"> (AD) se</w:t>
+        <w:t>eficiencia. Active Directory (AD) se</w:t>
       </w:r>
       <w:r>
         <w:t xml:space="preserve"> posiciona como el servicio de directorio líder para sistemas Windows.</w:t>
       </w:r>
-    </w:p>
-    <w:p>
-      <w:pPr>
-        <w:jc w:val="both"/>
-      </w:pPr>
     </w:p>
     <w:p>
       <w:pPr>
@@ -9745,7 +9096,6 @@
           <w:id w:val="-1485695130"/>
           <w:citation/>
         </w:sdtPr>
-        <w:sdtEndPr/>
         <w:sdtContent>
           <w:r>
             <w:fldChar w:fldCharType="begin"/>
@@ -9783,10 +9133,7 @@
         <w:t>us ventajas incluyen</w:t>
       </w:r>
       <w:r>
-        <w:t xml:space="preserve"> la a</w:t>
-      </w:r>
-      <w:r>
-        <w:t>dministración centralizada, mayor seguridad mediante políticas y control de accesos, y alta escalabilidad. Como desventajas, su complejidad requiere personal especializado y, al ser un punto central, es un objetivo crítico para ciberataques.</w:t>
+        <w:t xml:space="preserve"> la administración centralizada, mayor seguridad mediante políticas y control de accesos, y alta escalabilidad. Como desventajas, su complejidad requiere personal especializado y, al ser un punto central, es un objetivo crítico para ciberataques.</w:t>
       </w:r>
     </w:p>
     <w:p>
@@ -9836,12 +9183,8 @@
       <w:pPr>
         <w:jc w:val="both"/>
       </w:pPr>
-    </w:p>
-    <w:p>
-      <w:pPr>
-        <w:jc w:val="both"/>
-      </w:pPr>
-      <w:r>
+      <w:r>
+        <w:lastRenderedPageBreak/>
         <w:t xml:space="preserve">De acuerdo con </w:t>
       </w:r>
       <w:sdt>
@@ -9849,7 +9192,6 @@
           <w:id w:val="1939102365"/>
           <w:citation/>
         </w:sdtPr>
-        <w:sdtEndPr/>
         <w:sdtContent>
           <w:r>
             <w:fldChar w:fldCharType="begin"/>
@@ -9885,19 +9227,18 @@
         <w:t>. Este token actúa como una llave específica que otorga permisos limitados a datos puntuales, garantizando que la aplicación solicitante nunca vea la contraseña del usuario.</w:t>
       </w:r>
       <w:r>
-        <w:t xml:space="preserve"> </w:t>
-      </w:r>
-      <w:r>
-        <w:t xml:space="preserve">Su implementación es compleja y puede generar riesgos si los tokens no se manejan bien. Además, depende de proveedores externos, por lo </w:t>
-      </w:r>
-      <w:proofErr w:type="gramStart"/>
-      <w:r>
-        <w:t>que</w:t>
-      </w:r>
-      <w:proofErr w:type="gramEnd"/>
-      <w:r>
-        <w:t xml:space="preserve"> si fallan, se bloquea el acceso a las aplicaciones.</w:t>
-      </w:r>
+        <w:t xml:space="preserve"> Su implementación es compleja y puede generar riesgos si los tokens no se manejan bien. Además, depende de proveedores externos, por lo que si fallan, se bloquea el acceso a las aplicaciones.</w:t>
+      </w:r>
+    </w:p>
+    <w:p>
+      <w:pPr>
+        <w:jc w:val="both"/>
+      </w:pPr>
+    </w:p>
+    <w:p>
+      <w:pPr>
+        <w:jc w:val="both"/>
+      </w:pPr>
     </w:p>
     <w:p>
       <w:pPr>
@@ -9905,7 +9246,6 @@
         <w:spacing w:before="0" w:after="0"/>
       </w:pPr>
       <w:r>
-        <w:lastRenderedPageBreak/>
         <w:t>Gestión de usuarios local</w:t>
       </w:r>
     </w:p>
@@ -10046,7 +9386,6 @@
           <w:id w:val="-302853393"/>
           <w:citation/>
         </w:sdtPr>
-        <w:sdtEndPr/>
         <w:sdtContent>
           <w:r>
             <w:fldChar w:fldCharType="begin"/>
@@ -10087,31 +9426,7 @@
         <w:t>My</w:t>
       </w:r>
       <w:r>
-        <w:t>SQL, MySQL es un sistema gestor de bases de datos relacional (RDBMS) que utiliza el lenguaje SQL (</w:t>
-      </w:r>
-      <w:proofErr w:type="spellStart"/>
-      <w:r>
-        <w:t>Structured</w:t>
-      </w:r>
-      <w:proofErr w:type="spellEnd"/>
-      <w:r>
-        <w:t xml:space="preserve"> </w:t>
-      </w:r>
-      <w:proofErr w:type="spellStart"/>
-      <w:r>
-        <w:t>Query</w:t>
-      </w:r>
-      <w:proofErr w:type="spellEnd"/>
-      <w:r>
-        <w:t xml:space="preserve"> </w:t>
-      </w:r>
-      <w:proofErr w:type="spellStart"/>
-      <w:r>
-        <w:t>Language</w:t>
-      </w:r>
-      <w:proofErr w:type="spellEnd"/>
-      <w:r>
-        <w:t>) para la creación, manipulación y administración de la información. Este sistema permite almacenar los datos de manera estructurada en tablas relacionadas entre sí</w:t>
+        <w:t>SQL, MySQL es un sistema gestor de bases de datos relacional (RDBMS) que utiliza el lenguaje SQL (Structured Query Language) para la creación, manipulación y administración de la información. Este sistema permite almacenar los datos de manera estructurada en tablas relacionadas entre sí</w:t>
       </w:r>
       <w:r>
         <w:t>.</w:t>
@@ -10127,28 +9442,28 @@
         <w:jc w:val="both"/>
       </w:pPr>
       <w:r>
-        <w:t xml:space="preserve">Entre las principales ventajas de MySQL se encuentra una sintaxis clara y estandarizada que facilita su aprendizaje e implementación. No obstante, MySQL también presenta algunas desventajas que deben considerarse. Una de ellas es su cumplimiento parcial del estándar SQL, ya que ciertas funcionalidades avanzadas no están completamente implementadas o presentan diferencias respecto a otros gestores de bases de datos. </w:t>
-      </w:r>
-    </w:p>
-    <w:p>
-      <w:pPr>
-        <w:jc w:val="both"/>
-      </w:pPr>
-    </w:p>
-    <w:p>
-      <w:pPr>
-        <w:jc w:val="both"/>
-      </w:pPr>
-      <w:r>
-        <w:t>Asimismo, en comparación con sistemas como SQL Server u Oracle, puede mostrar limitaciones en el manejo de características avanzadas orientadas a entornos empresariales de gran escala.</w:t>
-      </w:r>
+        <w:t xml:space="preserve">Entre las ventajas de MySQL destaca su sintaxis clara y estandarizada, que facilita su aprendizaje e implementación. Sin embargo, presenta desventajas como su </w:t>
+      </w:r>
+      <w:r>
+        <w:lastRenderedPageBreak/>
+        <w:t>cumplimiento parcial del estándar SQL y limitaciones en características avanzadas, especialmente en comparación con sistemas empresariales como SQL Server u Oracle.</w:t>
+      </w:r>
+    </w:p>
+    <w:p>
+      <w:pPr>
+        <w:jc w:val="both"/>
+      </w:pPr>
+    </w:p>
+    <w:p>
+      <w:pPr>
+        <w:jc w:val="both"/>
+      </w:pPr>
     </w:p>
     <w:p>
       <w:pPr>
         <w:pStyle w:val="Ttulo4"/>
       </w:pPr>
       <w:r>
-        <w:lastRenderedPageBreak/>
         <w:t>PostgreSQL</w:t>
       </w:r>
     </w:p>
@@ -10158,13 +9473,8 @@
         <w:jc w:val="both"/>
       </w:pPr>
       <w:r>
-        <w:t xml:space="preserve">Bajo las premisas </w:t>
-      </w:r>
-      <w:proofErr w:type="spellStart"/>
-      <w:r>
-        <w:t>establesidas</w:t>
-      </w:r>
-      <w:proofErr w:type="spellEnd"/>
+        <w:t>Bajo las premisas establesidas</w:t>
+      </w:r>
       <w:r>
         <w:t xml:space="preserve"> por </w:t>
       </w:r>
@@ -10173,7 +9483,6 @@
           <w:id w:val="1218253044"/>
           <w:citation/>
         </w:sdtPr>
-        <w:sdtEndPr/>
         <w:sdtContent>
           <w:r>
             <w:fldChar w:fldCharType="begin"/>
@@ -10259,7 +9568,6 @@
           <w:id w:val="825324792"/>
           <w:citation/>
         </w:sdtPr>
-        <w:sdtEndPr/>
         <w:sdtContent>
           <w:r>
             <w:fldChar w:fldCharType="begin"/>
@@ -10285,15 +9593,7 @@
         <w:t xml:space="preserve"> </w:t>
       </w:r>
       <w:r>
-        <w:t xml:space="preserve">en el libro Microsoft SQL Server: Diseño y Administración Básica de Bases de Datos con </w:t>
-      </w:r>
-      <w:proofErr w:type="spellStart"/>
-      <w:r>
-        <w:t>Transact</w:t>
-      </w:r>
-      <w:proofErr w:type="spellEnd"/>
-      <w:r>
-        <w:t>-SQL, Microsoft SQL Server es un sistema gestor de bases de datos relacional (RDBMS) desarrollado por Microsoft, orientado a la administración, almacenamiento y procesamiento eficiente de grandes volúmenes de información</w:t>
+        <w:t>en el libro Microsoft SQL Server: Diseño y Administración Básica de Bases de Datos con Transact-SQL, Microsoft SQL Server es un sistema gestor de bases de datos relacional (RDBMS) desarrollado por Microsoft, orientado a la administración, almacenamiento y procesamiento eficiente de grandes volúmenes de información</w:t>
       </w:r>
       <w:r>
         <w:t xml:space="preserve">. </w:t>
@@ -10309,34 +9609,15 @@
         <w:jc w:val="both"/>
       </w:pPr>
       <w:r>
-        <w:t xml:space="preserve">Microsoft SQL Server destaca por su alta confiabilidad y estabilidad en entornos empresariales. Ofrece gran control de la lógica de negocio mediante </w:t>
-      </w:r>
-      <w:proofErr w:type="spellStart"/>
-      <w:r>
-        <w:t>Transact</w:t>
-      </w:r>
-      <w:proofErr w:type="spellEnd"/>
-      <w:r>
-        <w:t xml:space="preserve">-SQL (procedimientos, funciones y </w:t>
-      </w:r>
-      <w:proofErr w:type="spellStart"/>
-      <w:r>
-        <w:t>triggers</w:t>
-      </w:r>
-      <w:proofErr w:type="spellEnd"/>
-      <w:r>
-        <w:t>), además de sólidos mecanismos de seguridad</w:t>
-      </w:r>
-      <w:r>
-        <w:t>.</w:t>
-      </w:r>
-    </w:p>
-    <w:p>
-      <w:pPr>
-        <w:jc w:val="both"/>
-      </w:pPr>
-      <w:r>
         <w:lastRenderedPageBreak/>
+        <w:t>Microsoft SQL Server destaca por su alta confiabilidad y estabilidad en entornos empresariales. Ofrece gran control de la lógica de negocio mediante Transact-SQL (procedimientos, funciones y triggers), además de sólidos mecanismos de seguridad.</w:t>
+      </w:r>
+    </w:p>
+    <w:p>
+      <w:pPr>
+        <w:jc w:val="both"/>
+      </w:pPr>
+      <w:r>
         <w:t>Como desventajas, presenta un costo elevado en licencias para entornos productivos y una fuerte dependencia de tecnologías Microsoft, lo que puede limitar su uso en otros entornos.</w:t>
       </w:r>
     </w:p>
@@ -10368,14 +9649,14 @@
           <w:iCs/>
         </w:rPr>
       </w:pPr>
-      <w:bookmarkStart w:id="22" w:name="_Toc226396725"/>
+      <w:bookmarkStart w:id="23" w:name="_Toc226479081"/>
       <w:r>
         <w:rPr>
           <w:rFonts w:eastAsia="Arial"/>
         </w:rPr>
         <w:t>Trabajos relacionados y soluciones comerciales</w:t>
       </w:r>
-      <w:bookmarkEnd w:id="22"/>
+      <w:bookmarkEnd w:id="23"/>
     </w:p>
     <w:p/>
     <w:p>
@@ -10386,39 +9667,26 @@
           <w:lang w:val="en-US"/>
         </w:rPr>
       </w:pPr>
-      <w:proofErr w:type="spellStart"/>
       <w:r>
         <w:rPr>
           <w:lang w:val="en-US"/>
         </w:rPr>
-        <w:t>LabWare</w:t>
-      </w:r>
-      <w:proofErr w:type="spellEnd"/>
-      <w:r>
+        <w:t>LabWare LIMS (Laboratory Information Management System)</w:t>
+      </w:r>
+    </w:p>
+    <w:p>
+      <w:pPr>
         <w:rPr>
           <w:lang w:val="en-US"/>
         </w:rPr>
-        <w:t xml:space="preserve"> LIMS (Laboratory Information Management System)</w:t>
-      </w:r>
-    </w:p>
-    <w:p>
-      <w:pPr>
-        <w:rPr>
-          <w:lang w:val="en-US"/>
-        </w:rPr>
-      </w:pPr>
-    </w:p>
-    <w:p>
-      <w:pPr>
-        <w:jc w:val="both"/>
-      </w:pPr>
-      <w:proofErr w:type="spellStart"/>
-      <w:r>
-        <w:t>LabWare</w:t>
-      </w:r>
-      <w:proofErr w:type="spellEnd"/>
-      <w:r>
-        <w:t xml:space="preserve"> es considerada una de las plataformas líderes a nivel global en la gestión de información de laboratorios para la industria farmacéutica. Su arquitectura está diseñada específicamente para cumplir con los estándares de integridad de datos y las regulaciones de la FDA (21 CFR Parte 11).</w:t>
+      </w:pPr>
+    </w:p>
+    <w:p>
+      <w:pPr>
+        <w:jc w:val="both"/>
+      </w:pPr>
+      <w:r>
+        <w:t>LabWare es considerada una de las plataformas líderes a nivel global en la gestión de información de laboratorios para la industria farmacéutica. Su arquitectura está diseñada específicamente para cumplir con los estándares de integridad de datos y las regulaciones de la FDA (21 CFR Parte 11).</w:t>
       </w:r>
     </w:p>
     <w:p>
@@ -10434,18 +9702,16 @@
         <w:jc w:val="both"/>
       </w:pPr>
       <w:r>
-        <w:t>Ofrece un módulo robusto de seguimiento de muestras que automatiza el flujo y permite integración con códigos de barras y RFID para su localización.</w:t>
-      </w:r>
-      <w:r>
-        <w:t xml:space="preserve"> </w:t>
-      </w:r>
-      <w:r>
-        <w:t>Como desventaja, su implementación es compleja, requiere soporte técnico especializado y puede resultar excesivo para procesos más simples.</w:t>
-      </w:r>
-    </w:p>
-    <w:p>
-      <w:pPr>
-        <w:pStyle w:val="Prrafodelista"/>
+        <w:t>Ofrece un módulo robusto de seguimiento de muestras que automatiza el flujo y permite integración con códigos de barras y RFID para su localización. Como desventaja, su implementación es compleja, requiere soporte técnico especializado y puede resultar excesivo para procesos más simples.</w:t>
+      </w:r>
+    </w:p>
+    <w:p>
+      <w:pPr>
+        <w:jc w:val="both"/>
+      </w:pPr>
+    </w:p>
+    <w:p>
+      <w:pPr>
         <w:jc w:val="both"/>
       </w:pPr>
     </w:p>
@@ -10455,31 +9721,7 @@
         <w:spacing w:before="0" w:after="0"/>
       </w:pPr>
       <w:r>
-        <w:t xml:space="preserve">Siemens </w:t>
-      </w:r>
-      <w:proofErr w:type="spellStart"/>
-      <w:r>
-        <w:t>Opcenter</w:t>
-      </w:r>
-      <w:proofErr w:type="spellEnd"/>
-      <w:r>
-        <w:t xml:space="preserve"> </w:t>
-      </w:r>
-      <w:proofErr w:type="spellStart"/>
-      <w:r>
-        <w:t>Execution</w:t>
-      </w:r>
-      <w:proofErr w:type="spellEnd"/>
-      <w:r>
-        <w:t xml:space="preserve"> </w:t>
-      </w:r>
-      <w:proofErr w:type="spellStart"/>
-      <w:r>
-        <w:t>Pharma</w:t>
-      </w:r>
-      <w:proofErr w:type="spellEnd"/>
-      <w:r>
-        <w:t xml:space="preserve"> (MES)</w:t>
+        <w:t>Siemens Opcenter Execution Pharma (MES)</w:t>
       </w:r>
     </w:p>
     <w:p/>
@@ -10526,58 +9768,49 @@
         <w:t xml:space="preserve">como </w:t>
       </w:r>
       <w:r>
-        <w:t xml:space="preserve">la solución de Siemens está orientada a la digitalización completa de la planta de producción, eliminando los registros en papel mediante el uso de registros electrónicos de lotes (Electronic </w:t>
-      </w:r>
-      <w:proofErr w:type="spellStart"/>
-      <w:r>
-        <w:t>Batch</w:t>
-      </w:r>
-      <w:proofErr w:type="spellEnd"/>
-      <w:r>
-        <w:t xml:space="preserve"> </w:t>
-      </w:r>
-      <w:proofErr w:type="spellStart"/>
-      <w:r>
-        <w:t>Records</w:t>
-      </w:r>
-      <w:proofErr w:type="spellEnd"/>
-      <w:r>
-        <w:t>).</w:t>
-      </w:r>
-    </w:p>
-    <w:p>
-      <w:pPr>
-        <w:jc w:val="both"/>
-      </w:pPr>
-    </w:p>
-    <w:p>
-      <w:pPr>
-        <w:jc w:val="both"/>
-      </w:pPr>
-      <w:r>
-        <w:t>Garantiza una trazabilidad de extremo a extremo, vinculando cada producto con sus condiciones de fabricación y almacenamiento. Además, destaca por su alta confiabilidad y alineación con los principios de Industria 4.0.</w:t>
-      </w:r>
-      <w:r>
-        <w:t xml:space="preserve"> </w:t>
-      </w:r>
-      <w:r>
-        <w:t>Como desventaja, su implementación requiere una inversión considerable de tiempo y recursos, lo que puede limitar su adopción en áreas que buscan soluciones más específicas o ágiles.</w:t>
-      </w:r>
+        <w:t>la solución de Siemens está orientada a la digitalización completa de la planta de producción, eliminando los registros en papel mediante el uso de registros electrónicos de lotes (Electronic Batch Records).</w:t>
+      </w:r>
+    </w:p>
+    <w:p>
+      <w:pPr>
+        <w:jc w:val="both"/>
+      </w:pPr>
+    </w:p>
+    <w:p>
+      <w:pPr>
+        <w:jc w:val="both"/>
+      </w:pPr>
+      <w:r>
+        <w:t xml:space="preserve">Garantiza una trazabilidad de extremo a extremo, vinculando cada producto con sus condiciones de fabricación y almacenamiento. Además, destaca por su alta </w:t>
+      </w:r>
+      <w:r>
+        <w:lastRenderedPageBreak/>
+        <w:t>confiabilidad y alineación con los principios de Industria 4.0. Como desventaja, su implementación requiere una inversión considerable de tiempo y recursos, lo que puede limitar su adopción en áreas que buscan soluciones más específicas o ágiles.</w:t>
+      </w:r>
+    </w:p>
+    <w:p>
+      <w:pPr>
+        <w:jc w:val="both"/>
+      </w:pPr>
+    </w:p>
+    <w:p>
+      <w:pPr>
+        <w:jc w:val="both"/>
+      </w:pPr>
     </w:p>
     <w:p>
       <w:pPr>
         <w:pStyle w:val="Ttulo2"/>
         <w:spacing w:line="360" w:lineRule="auto"/>
       </w:pPr>
-      <w:bookmarkStart w:id="23" w:name="_Toc226396726"/>
-      <w:r>
-        <w:lastRenderedPageBreak/>
+      <w:bookmarkStart w:id="24" w:name="_Toc226479082"/>
+      <w:r>
         <w:t>P</w:t>
       </w:r>
       <w:r>
         <w:t>ropuesta de solución</w:t>
       </w:r>
-      <w:bookmarkEnd w:id="23"/>
+      <w:bookmarkEnd w:id="24"/>
     </w:p>
     <w:p/>
     <w:p>
@@ -10595,7 +9828,7 @@
           <w:color w:val="000000" w:themeColor="text1"/>
           <w:szCs w:val="24"/>
         </w:rPr>
-        <w:t>La solución planteada consiste en el diseño e implementación de un Sistema Web Integral para la Gestión de Muestras de Retención, diseñado específicamente para digitalizar</w:t>
+        <w:t xml:space="preserve">La solución planteada consiste en el diseño e implementación de un </w:t>
       </w:r>
       <w:r>
         <w:rPr>
@@ -10603,7 +9836,7 @@
           <w:color w:val="000000" w:themeColor="text1"/>
           <w:szCs w:val="24"/>
         </w:rPr>
-        <w:t xml:space="preserve"> los formatos que el área de Calidad usa para llevar el registro del</w:t>
+        <w:t>s</w:t>
       </w:r>
       <w:r>
         <w:rPr>
@@ -10611,7 +9844,7 @@
           <w:color w:val="000000" w:themeColor="text1"/>
           <w:szCs w:val="24"/>
         </w:rPr>
-        <w:t xml:space="preserve"> ciclo de vida de los lotes y asegurar la trazabilidad exigida por la industria farmacéutica. A diferencia de las bitácoras físicas actuales, este sistema centralizará la información en una base de datos relacional, permitiendo consultas instantáneas y un control estricto de accesos</w:t>
+        <w:t xml:space="preserve">istema </w:t>
       </w:r>
       <w:r>
         <w:rPr>
@@ -10619,570 +9852,489 @@
           <w:color w:val="000000" w:themeColor="text1"/>
           <w:szCs w:val="24"/>
         </w:rPr>
-        <w:t>.</w:t>
-      </w:r>
-    </w:p>
-    <w:p>
-      <w:pPr>
-        <w:jc w:val="both"/>
+        <w:t>w</w:t>
+      </w:r>
+      <w:r>
         <w:rPr>
           <w:rFonts w:eastAsia="Arial" w:cs="Arial"/>
           <w:color w:val="000000" w:themeColor="text1"/>
           <w:szCs w:val="24"/>
         </w:rPr>
-      </w:pPr>
-    </w:p>
-    <w:p>
-      <w:pPr>
-        <w:jc w:val="both"/>
+        <w:t xml:space="preserve">eb para la </w:t>
+      </w:r>
+      <w:r>
         <w:rPr>
           <w:rFonts w:eastAsia="Arial" w:cs="Arial"/>
           <w:color w:val="000000" w:themeColor="text1"/>
           <w:szCs w:val="24"/>
         </w:rPr>
-      </w:pPr>
-    </w:p>
-    <w:p>
-      <w:pPr>
-        <w:pStyle w:val="Ttulo3"/>
-        <w:rPr>
-          <w:rFonts w:eastAsia="Arial"/>
-          <w:highlight w:val="yellow"/>
-        </w:rPr>
-      </w:pPr>
-      <w:bookmarkStart w:id="24" w:name="_Toc226396727"/>
-      <w:r>
-        <w:rPr>
-          <w:rFonts w:eastAsia="Arial"/>
-          <w:highlight w:val="yellow"/>
-        </w:rPr>
-        <w:t>Metodología</w:t>
-      </w:r>
-      <w:bookmarkEnd w:id="24"/>
-    </w:p>
-    <w:p/>
-    <w:p>
-      <w:pPr>
-        <w:jc w:val="both"/>
-      </w:pPr>
-      <w:r>
-        <w:t xml:space="preserve">Dado que el sistema desarrollado se encuentra dentro de un entorno regulado, donde es necesario asegurar la calidad, trazabilidad y cumplimiento normativo, la metodología seleccionada se basa en una combinación del Modelo en V y el marco ágil Scrum, alineándose con las buenas prácticas establecidas en la guía GAMP 5 (Good </w:t>
-      </w:r>
-      <w:proofErr w:type="spellStart"/>
-      <w:r>
-        <w:t>Automated</w:t>
-      </w:r>
-      <w:proofErr w:type="spellEnd"/>
-      <w:r>
-        <w:t xml:space="preserve"> </w:t>
-      </w:r>
-      <w:proofErr w:type="spellStart"/>
-      <w:r>
-        <w:t>Manufacturing</w:t>
-      </w:r>
-      <w:proofErr w:type="spellEnd"/>
-      <w:r>
-        <w:t xml:space="preserve"> </w:t>
-      </w:r>
-      <w:proofErr w:type="spellStart"/>
-      <w:r>
-        <w:t>Practice</w:t>
-      </w:r>
-      <w:proofErr w:type="spellEnd"/>
-      <w:r>
-        <w:t>).</w:t>
-      </w:r>
-    </w:p>
-    <w:p>
-      <w:pPr>
-        <w:jc w:val="both"/>
-      </w:pPr>
-    </w:p>
-    <w:p>
-      <w:pPr>
-        <w:jc w:val="both"/>
-      </w:pPr>
-      <w:r>
-        <w:t>El Modelo en V se adopta como estructura principal debido a su enfoque en la validación y verificación en cada etapa del ciclo de vida del sistema. Este modelo permite garantizar que cada fase de desarrollo (requisitos, diseño, implementación) tenga su correspondiente fase de prueba (pruebas de aceptación, pruebas de sistema, pruebas de integración), lo cual es fundamental en sistemas regulados como los utilizados en la industria farmacéutica.</w:t>
-      </w:r>
-    </w:p>
-    <w:p>
-      <w:pPr>
-        <w:jc w:val="both"/>
-      </w:pPr>
-    </w:p>
-    <w:p>
-      <w:pPr>
-        <w:jc w:val="both"/>
-      </w:pPr>
-      <w:r>
-        <w:t>Por otro lado, se incorpora Scrum como metodología ágil complementaria, con el objetivo de permitir una entrega incremental y continua de funcionalidades, así como una rápida adaptación a cambios en los requerimientos del usuario o del entorno operativo.</w:t>
-      </w:r>
-      <w:r>
-        <w:t xml:space="preserve"> </w:t>
-      </w:r>
-    </w:p>
-    <w:p>
-      <w:pPr>
-        <w:jc w:val="both"/>
-      </w:pPr>
-    </w:p>
-    <w:p>
-      <w:pPr>
-        <w:jc w:val="both"/>
-      </w:pPr>
-    </w:p>
-    <w:p>
-      <w:pPr>
-        <w:pStyle w:val="Ttulo3"/>
-        <w:rPr>
-          <w:rFonts w:eastAsia="Arial"/>
-        </w:rPr>
-      </w:pPr>
-      <w:bookmarkStart w:id="25" w:name="_Toc226396728"/>
-      <w:r>
-        <w:rPr>
-          <w:rFonts w:eastAsia="Arial"/>
-        </w:rPr>
-        <w:lastRenderedPageBreak/>
-        <w:t>Back</w:t>
-      </w:r>
-      <w:r>
-        <w:rPr>
-          <w:rFonts w:eastAsia="Arial"/>
-        </w:rPr>
-        <w:t>end</w:t>
-      </w:r>
-      <w:bookmarkEnd w:id="25"/>
-    </w:p>
-    <w:p/>
-    <w:p>
-      <w:pPr>
-        <w:jc w:val="both"/>
-      </w:pPr>
-      <w:r>
-        <w:t xml:space="preserve">Se seleccionó .NET Framework como tecnología para el desarrollo del </w:t>
-      </w:r>
-      <w:proofErr w:type="spellStart"/>
-      <w:r>
-        <w:t>backend</w:t>
-      </w:r>
-      <w:proofErr w:type="spellEnd"/>
-      <w:r>
-        <w:t xml:space="preserve"> debido a que forma parte del estándar corporativo de la organización, lo cual garantiza compatibilidad, soporte institucional y una integración directa con la infraestructura existente, incluyendo servidores, servicios internos y mecanismos de autenticación como Active </w:t>
-      </w:r>
-      <w:proofErr w:type="spellStart"/>
-      <w:r>
-        <w:t>Directory</w:t>
-      </w:r>
-      <w:proofErr w:type="spellEnd"/>
-      <w:r>
-        <w:t>.</w:t>
-      </w:r>
-    </w:p>
-    <w:p>
-      <w:pPr>
-        <w:jc w:val="both"/>
-      </w:pPr>
-    </w:p>
-    <w:p>
-      <w:pPr>
-        <w:jc w:val="both"/>
-      </w:pPr>
-      <w:r>
-        <w:t xml:space="preserve">Desde el punto de vista técnico, .NET Framework ofrece un entorno robusto, seguro y altamente probado en entornos empresariales, lo que lo convierte en una opción adecuada para sistemas críticos dentro de la industria farmacéutica. </w:t>
-      </w:r>
-    </w:p>
-    <w:p>
-      <w:pPr>
-        <w:jc w:val="both"/>
-      </w:pPr>
-    </w:p>
-    <w:p>
-      <w:pPr>
-        <w:jc w:val="both"/>
-      </w:pPr>
-      <w:r>
-        <w:t>Su arquitectura permite implementar de manera eficiente la lógica de negocio, así como manejar transacciones de forma controlada, asegurando la integridad de los datos en todo momento.</w:t>
-      </w:r>
-    </w:p>
-    <w:p>
-      <w:pPr>
-        <w:jc w:val="both"/>
-      </w:pPr>
-    </w:p>
-    <w:p>
-      <w:pPr>
-        <w:pStyle w:val="Ttulo3"/>
-        <w:rPr>
-          <w:rFonts w:eastAsia="Arial"/>
-        </w:rPr>
-      </w:pPr>
-      <w:bookmarkStart w:id="26" w:name="_Toc226396729"/>
-      <w:proofErr w:type="spellStart"/>
-      <w:r>
-        <w:rPr>
-          <w:rFonts w:eastAsia="Arial"/>
-        </w:rPr>
-        <w:t>Front</w:t>
-      </w:r>
-      <w:r>
-        <w:rPr>
-          <w:rFonts w:eastAsia="Arial"/>
-        </w:rPr>
-        <w:t>end</w:t>
-      </w:r>
-      <w:bookmarkEnd w:id="26"/>
-      <w:proofErr w:type="spellEnd"/>
-    </w:p>
-    <w:p/>
-    <w:p>
-      <w:pPr>
-        <w:jc w:val="both"/>
-      </w:pPr>
-      <w:r>
-        <w:t xml:space="preserve">Se seleccionó </w:t>
-      </w:r>
-      <w:proofErr w:type="spellStart"/>
-      <w:r>
-        <w:t>React</w:t>
-      </w:r>
-      <w:proofErr w:type="spellEnd"/>
-      <w:r>
-        <w:t xml:space="preserve"> como biblioteca principal para el desarrollo del </w:t>
-      </w:r>
-      <w:proofErr w:type="spellStart"/>
-      <w:r>
-        <w:t>frontend</w:t>
-      </w:r>
-      <w:proofErr w:type="spellEnd"/>
-      <w:r>
-        <w:t xml:space="preserve"> debido a su capacidad para construir interfaces de usuario dinámicas, reactivas y altamente eficientes, lo cual resulta fundamental en entornos operativos donde la interacción en tiempo real es crítica.</w:t>
-      </w:r>
-    </w:p>
-    <w:p>
-      <w:pPr>
-        <w:jc w:val="both"/>
-      </w:pPr>
-    </w:p>
-    <w:p>
-      <w:pPr>
-        <w:jc w:val="both"/>
-      </w:pPr>
-      <w:r>
-        <w:t xml:space="preserve">En el contexto del sistema </w:t>
-      </w:r>
-      <w:r>
-        <w:t>a construir</w:t>
-      </w:r>
-      <w:r>
-        <w:t xml:space="preserve">, </w:t>
-      </w:r>
-      <w:proofErr w:type="spellStart"/>
-      <w:r>
-        <w:t>React</w:t>
-      </w:r>
-      <w:proofErr w:type="spellEnd"/>
-      <w:r>
-        <w:t xml:space="preserve"> permite implementar flujos de trabajo optimizados para el personal de calidad, como el escaneo de códigos QR, la visualización inmediata de resultados y la actualización de información sin necesidad de recargar la página. </w:t>
-      </w:r>
-    </w:p>
-    <w:p>
-      <w:pPr>
-        <w:jc w:val="both"/>
-      </w:pPr>
-    </w:p>
-    <w:p>
-      <w:pPr>
-        <w:jc w:val="both"/>
-      </w:pPr>
-      <w:r>
-        <w:t xml:space="preserve">En conjunto, la elección de </w:t>
-      </w:r>
-      <w:proofErr w:type="spellStart"/>
-      <w:r>
-        <w:t>React</w:t>
-      </w:r>
-      <w:proofErr w:type="spellEnd"/>
-      <w:r>
-        <w:t xml:space="preserve"> permite desarrollar una interfaz moderna, eficiente y alineada con las necesidades del entorno operativo, manteniendo al mismo tiempo la flexibilidad necesaria para cumplir con los requerimientos de un sistema regulado bajo lineamientos como GAMP 5.</w:t>
-      </w:r>
-    </w:p>
-    <w:p>
-      <w:pPr>
-        <w:pStyle w:val="Ttulo3"/>
-        <w:rPr>
-          <w:rFonts w:eastAsia="Arial"/>
-        </w:rPr>
-      </w:pPr>
-      <w:bookmarkStart w:id="27" w:name="_Toc226396730"/>
-      <w:r>
-        <w:rPr>
-          <w:rFonts w:eastAsia="Arial"/>
-        </w:rPr>
-        <w:lastRenderedPageBreak/>
-        <w:t>Base de datos</w:t>
-      </w:r>
-      <w:bookmarkEnd w:id="27"/>
-      <w:r>
-        <w:rPr>
-          <w:rFonts w:eastAsia="Arial"/>
-        </w:rPr>
-        <w:t xml:space="preserve"> </w:t>
-      </w:r>
-    </w:p>
-    <w:p>
-      <w:pPr>
-        <w:jc w:val="both"/>
-      </w:pPr>
-    </w:p>
-    <w:p>
-      <w:pPr>
-        <w:jc w:val="both"/>
-      </w:pPr>
-      <w:r>
-        <w:t xml:space="preserve">Se seleccionó Microsoft SQL Server como sistema gestor de base de datos debido a su robustez, confiabilidad y amplia adopción en entornos empresariales, especialmente en organizaciones que ya utilizan tecnologías del ecosistema Microsoft, como .NET Framework y Active </w:t>
-      </w:r>
-      <w:proofErr w:type="spellStart"/>
-      <w:r>
-        <w:t>Directory</w:t>
-      </w:r>
-      <w:proofErr w:type="spellEnd"/>
-      <w:r>
-        <w:t>. Una de las principales ventajas de SQL Server es su capacidad para garantizar la integridad y consistencia de los datos mediante el uso de transacciones ACID, lo cual es fundamental en sistemas críticos como el de gestión de muestras de retención. Esto asegura que operaciones como el registro de muestras, almacenamiento de cajas y firmas electrónicas se realicen de manera segura y sin pérdida de información.</w:t>
-      </w:r>
-    </w:p>
-    <w:p>
-      <w:pPr>
-        <w:jc w:val="both"/>
-      </w:pPr>
-    </w:p>
-    <w:p>
-      <w:pPr>
-        <w:jc w:val="both"/>
-      </w:pPr>
-      <w:r>
-        <w:t xml:space="preserve">Asimismo, SQL Server ofrece mecanismos avanzados de seguridad, incluyendo autenticación integrada con Active </w:t>
-      </w:r>
-      <w:proofErr w:type="spellStart"/>
-      <w:r>
-        <w:t>Directory</w:t>
-      </w:r>
-      <w:proofErr w:type="spellEnd"/>
-      <w:r>
-        <w:t>, control de accesos por roles y auditoría de operaciones. Estas características permiten cumplir con los requisitos de trazabilidad y control establecidos en normativas regulatorias y en lineamientos como GAMP 5.</w:t>
-      </w:r>
-    </w:p>
-    <w:p>
-      <w:pPr>
-        <w:jc w:val="both"/>
-      </w:pPr>
-    </w:p>
-    <w:p>
-      <w:pPr>
-        <w:jc w:val="both"/>
-      </w:pPr>
-      <w:r>
-        <w:t>Finalmente, su integración nativa con .NET Framework simplifica el desarrollo y mantenimiento del sistema, permitiendo una comunicación eficiente entre la capa de aplicación y la base de datos.</w:t>
-      </w:r>
-    </w:p>
-    <w:p>
-      <w:pPr>
-        <w:jc w:val="both"/>
-      </w:pPr>
-    </w:p>
-    <w:p/>
-    <w:p>
-      <w:pPr>
-        <w:pStyle w:val="Ttulo3"/>
-        <w:rPr>
-          <w:rFonts w:eastAsia="Arial"/>
-        </w:rPr>
-      </w:pPr>
-      <w:bookmarkStart w:id="28" w:name="_Toc226396731"/>
-      <w:r>
-        <w:t>Seguridad</w:t>
-      </w:r>
-      <w:bookmarkEnd w:id="28"/>
-      <w:r>
-        <w:rPr>
-          <w:rFonts w:eastAsia="Arial"/>
-        </w:rPr>
-        <w:t xml:space="preserve"> </w:t>
-      </w:r>
-    </w:p>
-    <w:p/>
-    <w:p>
-      <w:pPr>
-        <w:jc w:val="both"/>
-      </w:pPr>
-      <w:r>
-        <w:t>Como parte de la propuesta de solución del sistema, se contempla la implementación de un modelo de seguridad integral que garantice la protección de la información, el control de accesos y la trazabilidad de las operaciones, en cumplimiento con las buenas prácticas establecidas en GAMP 5 y lineamientos de sistemas regulados.</w:t>
-      </w:r>
-    </w:p>
-    <w:p>
-      <w:pPr>
-        <w:jc w:val="both"/>
-      </w:pPr>
-    </w:p>
-    <w:p>
-      <w:pPr>
-        <w:jc w:val="both"/>
-      </w:pPr>
-      <w:r>
-        <w:t xml:space="preserve">En primer lugar, se propone un esquema de autenticación centralizada, basado en la integración con Active </w:t>
-      </w:r>
-      <w:proofErr w:type="spellStart"/>
-      <w:r>
-        <w:t>Directory</w:t>
-      </w:r>
-      <w:proofErr w:type="spellEnd"/>
-      <w:r>
-        <w:t xml:space="preserve">, permitiendo validar la identidad de los usuarios </w:t>
-      </w:r>
-      <w:r>
-        <w:lastRenderedPageBreak/>
-        <w:t>mediante las credenciales corporativas. Este enfoque asegura que únicamente personal autorizado tenga acceso al sistema, alineándose con las políticas de seguridad de la organización.</w:t>
-      </w:r>
-    </w:p>
-    <w:p>
-      <w:pPr>
-        <w:jc w:val="both"/>
-      </w:pPr>
-    </w:p>
-    <w:p>
-      <w:pPr>
-        <w:jc w:val="both"/>
-      </w:pPr>
-      <w:r>
-        <w:t>Adicionalmente, se implementará un mecanismo de autorización basado en roles, mediante el cual se definirán distintos perfiles de usuario (como administrador, supervisor y operador), cada uno con permisos específicos sobre las funcionalidades del sistema. Esto permitirá restringir el acceso a operaciones críticas y asegurar que cada usuario solo pueda ejecutar acciones acordes a sus responsabilidades.</w:t>
-      </w:r>
-    </w:p>
-    <w:p>
-      <w:pPr>
-        <w:jc w:val="both"/>
-      </w:pPr>
-    </w:p>
-    <w:p>
-      <w:pPr>
-        <w:jc w:val="both"/>
-      </w:pPr>
-      <w:r>
-        <w:t xml:space="preserve">Para proteger la comunicación entre el </w:t>
-      </w:r>
-      <w:proofErr w:type="spellStart"/>
-      <w:r>
-        <w:t>frontend</w:t>
-      </w:r>
-      <w:proofErr w:type="spellEnd"/>
-      <w:r>
-        <w:t xml:space="preserve"> y el </w:t>
-      </w:r>
-      <w:proofErr w:type="spellStart"/>
-      <w:r>
-        <w:t>backend</w:t>
-      </w:r>
-      <w:proofErr w:type="spellEnd"/>
-      <w:r>
-        <w:t>, se propone el uso de tokens de autenticación (JWT), los cuales serán generados tras el inicio de sesión y enviados en cada solicitud a la API. Este mecanismo permitirá validar la sesión del usuario de manera segura y eficiente, evitando accesos no autorizados.</w:t>
-      </w:r>
-    </w:p>
-    <w:p>
-      <w:pPr>
-        <w:jc w:val="both"/>
-      </w:pPr>
-    </w:p>
-    <w:p>
-      <w:pPr>
-        <w:jc w:val="both"/>
-      </w:pPr>
-      <w:r>
-        <w:t>En cuanto a la gestión de datos, se plantea el uso de identificadores únicos globales (GUID) para cada entidad del sistema, con el fin de evitar duplicidades y reducir la posibilidad de manipulación de registros. Asimismo, se garantizará la integridad de la información mediante el uso de transacciones en la base de datos.</w:t>
-      </w:r>
-    </w:p>
-    <w:p>
-      <w:pPr>
-        <w:jc w:val="both"/>
-      </w:pPr>
-    </w:p>
-    <w:p>
-      <w:pPr>
-        <w:jc w:val="both"/>
-      </w:pPr>
-      <w:r>
-        <w:t>Un componente clave de la seguridad propuesta es la implementación de firmas electrónicas para operaciones críticas, como la validación de registros o el almacenamiento de muestras. Para ejecutar estas acciones, el usuario deberá reingresar sus credenciales, las cuales serán verificadas nuevamente contra el sistema de autenticación. Esto permitirá asegurar la autenticidad de las operaciones y cumplir con principios de no repudio.</w:t>
-      </w:r>
-    </w:p>
-    <w:p>
-      <w:pPr>
-        <w:jc w:val="both"/>
-      </w:pPr>
-    </w:p>
-    <w:p>
-      <w:pPr>
-        <w:jc w:val="both"/>
-      </w:pPr>
-      <w:r>
-        <w:t xml:space="preserve">De igual manera, se contempla la implementación de un Audit Trail, en el cual se registrarán todas las acciones relevantes realizadas en el sistema, incluyendo información como el usuario, la fecha, la hora y la operación ejecutada. Este registro </w:t>
-      </w:r>
-      <w:r>
-        <w:lastRenderedPageBreak/>
-        <w:t>permitirá mantener una trazabilidad completa de los procesos, facilitando auditorías y asegurando el cumplimiento de los requisitos regulatorios.</w:t>
-      </w:r>
-    </w:p>
-    <w:p>
-      <w:pPr>
-        <w:jc w:val="both"/>
-      </w:pPr>
-    </w:p>
-    <w:p>
-      <w:pPr>
-        <w:jc w:val="both"/>
-      </w:pPr>
-      <w:r>
-        <w:t xml:space="preserve">Finalmente, se establecerán mecanismos de control y validación en cada capa del sistema, asegurando que tanto el </w:t>
-      </w:r>
-      <w:proofErr w:type="spellStart"/>
-      <w:r>
-        <w:t>frontend</w:t>
-      </w:r>
-      <w:proofErr w:type="spellEnd"/>
-      <w:r>
-        <w:t xml:space="preserve"> como el </w:t>
-      </w:r>
-      <w:proofErr w:type="spellStart"/>
-      <w:r>
-        <w:t>backend</w:t>
-      </w:r>
-      <w:proofErr w:type="spellEnd"/>
-      <w:r>
-        <w:t xml:space="preserve"> contribuyan a la protección de la información y a la correcta ejecución de los procesos. En conjunto, esta propuesta de seguridad busca garantizar un sistema confiable, trazable y alineado con las exigencias de entornos regulados, asegurando la integridad de los datos y la correcta identificación de los usuarios en cada operación.</w:t>
-      </w:r>
-    </w:p>
-    <w:p>
-      <w:pPr>
-        <w:pStyle w:val="Ttulo3"/>
-        <w:rPr>
-          <w:rFonts w:eastAsia="Arial"/>
-        </w:rPr>
-      </w:pPr>
-      <w:bookmarkStart w:id="29" w:name="_Toc226396732"/>
-      <w:r>
-        <w:rPr>
-          <w:rFonts w:eastAsia="Arial"/>
-        </w:rPr>
-        <w:t>Pruebas</w:t>
-      </w:r>
-      <w:bookmarkEnd w:id="29"/>
-    </w:p>
-    <w:p>
-      <w:pPr>
-        <w:jc w:val="both"/>
+        <w:t>g</w:t>
+      </w:r>
+      <w:r>
         <w:rPr>
           <w:rFonts w:eastAsia="Arial" w:cs="Arial"/>
           <w:color w:val="000000" w:themeColor="text1"/>
           <w:szCs w:val="24"/>
         </w:rPr>
+        <w:t xml:space="preserve">estión de </w:t>
+      </w:r>
+      <w:r>
+        <w:rPr>
+          <w:rFonts w:eastAsia="Arial" w:cs="Arial"/>
+          <w:color w:val="000000" w:themeColor="text1"/>
+          <w:szCs w:val="24"/>
+        </w:rPr>
+        <w:t>m</w:t>
+      </w:r>
+      <w:r>
+        <w:rPr>
+          <w:rFonts w:eastAsia="Arial" w:cs="Arial"/>
+          <w:color w:val="000000" w:themeColor="text1"/>
+          <w:szCs w:val="24"/>
+        </w:rPr>
+        <w:t xml:space="preserve">uestras de </w:t>
+      </w:r>
+      <w:r>
+        <w:rPr>
+          <w:rFonts w:eastAsia="Arial" w:cs="Arial"/>
+          <w:color w:val="000000" w:themeColor="text1"/>
+          <w:szCs w:val="24"/>
+        </w:rPr>
+        <w:t>r</w:t>
+      </w:r>
+      <w:r>
+        <w:rPr>
+          <w:rFonts w:eastAsia="Arial" w:cs="Arial"/>
+          <w:color w:val="000000" w:themeColor="text1"/>
+          <w:szCs w:val="24"/>
+        </w:rPr>
+        <w:t>etención</w:t>
+      </w:r>
+      <w:r>
+        <w:rPr>
+          <w:rFonts w:eastAsia="Arial" w:cs="Arial"/>
+          <w:color w:val="000000" w:themeColor="text1"/>
+          <w:szCs w:val="24"/>
+        </w:rPr>
+        <w:t xml:space="preserve"> que logre resolver la </w:t>
+      </w:r>
+      <w:r>
+        <w:rPr>
+          <w:rFonts w:eastAsia="Arial" w:cs="Arial"/>
+          <w:color w:val="000000" w:themeColor="text1"/>
+          <w:szCs w:val="24"/>
+        </w:rPr>
+        <w:t>problemática</w:t>
+      </w:r>
+      <w:r>
+        <w:rPr>
+          <w:rFonts w:eastAsia="Arial" w:cs="Arial"/>
+          <w:color w:val="000000" w:themeColor="text1"/>
+          <w:szCs w:val="24"/>
+        </w:rPr>
+        <w:t xml:space="preserve"> planteada en el capítulo </w:t>
+      </w:r>
+      <w:r>
+        <w:rPr>
+          <w:rFonts w:eastAsia="Arial" w:cs="Arial"/>
+          <w:color w:val="000000" w:themeColor="text1"/>
+          <w:szCs w:val="24"/>
+        </w:rPr>
+        <w:fldChar w:fldCharType="begin"/>
+      </w:r>
+      <w:r>
+        <w:rPr>
+          <w:rFonts w:eastAsia="Arial" w:cs="Arial"/>
+          <w:color w:val="000000" w:themeColor="text1"/>
+          <w:szCs w:val="24"/>
+        </w:rPr>
+        <w:instrText xml:space="preserve"> REF _Ref226479504 \r \h </w:instrText>
+      </w:r>
+      <w:r>
+        <w:rPr>
+          <w:rFonts w:eastAsia="Arial" w:cs="Arial"/>
+          <w:color w:val="000000" w:themeColor="text1"/>
+          <w:szCs w:val="24"/>
+        </w:rPr>
+      </w:r>
+      <w:r>
+        <w:rPr>
+          <w:rFonts w:eastAsia="Arial" w:cs="Arial"/>
+          <w:color w:val="000000" w:themeColor="text1"/>
+          <w:szCs w:val="24"/>
+        </w:rPr>
+        <w:fldChar w:fldCharType="separate"/>
+      </w:r>
+      <w:r>
+        <w:rPr>
+          <w:rFonts w:eastAsia="Arial" w:cs="Arial"/>
+          <w:color w:val="000000" w:themeColor="text1"/>
+          <w:szCs w:val="24"/>
+        </w:rPr>
+        <w:t>1.2</w:t>
+      </w:r>
+      <w:r>
+        <w:rPr>
+          <w:rFonts w:eastAsia="Arial" w:cs="Arial"/>
+          <w:color w:val="000000" w:themeColor="text1"/>
+          <w:szCs w:val="24"/>
+        </w:rPr>
+        <w:fldChar w:fldCharType="end"/>
+      </w:r>
+      <w:r>
+        <w:rPr>
+          <w:rFonts w:eastAsia="Arial" w:cs="Arial"/>
+          <w:color w:val="000000" w:themeColor="text1"/>
+          <w:szCs w:val="24"/>
+        </w:rPr>
+        <w:t xml:space="preserve"> </w:t>
+      </w:r>
+      <w:r>
+        <w:rPr>
+          <w:rFonts w:eastAsia="Arial" w:cs="Arial"/>
+          <w:color w:val="000000" w:themeColor="text1"/>
+          <w:szCs w:val="24"/>
+        </w:rPr>
+        <w:t>diseñado específicamente para digitalizar</w:t>
+      </w:r>
+      <w:r>
+        <w:rPr>
+          <w:rFonts w:eastAsia="Arial" w:cs="Arial"/>
+          <w:color w:val="000000" w:themeColor="text1"/>
+          <w:szCs w:val="24"/>
+        </w:rPr>
+        <w:t xml:space="preserve"> los formatos que el área de </w:t>
+      </w:r>
+      <w:r>
+        <w:rPr>
+          <w:rFonts w:eastAsia="Arial" w:cs="Arial"/>
+          <w:color w:val="000000" w:themeColor="text1"/>
+          <w:szCs w:val="24"/>
+        </w:rPr>
+        <w:t>c</w:t>
+      </w:r>
+      <w:r>
+        <w:rPr>
+          <w:rFonts w:eastAsia="Arial" w:cs="Arial"/>
+          <w:color w:val="000000" w:themeColor="text1"/>
+          <w:szCs w:val="24"/>
+        </w:rPr>
+        <w:t>alidad usa para llevar el registro del</w:t>
+      </w:r>
+      <w:r>
+        <w:rPr>
+          <w:rFonts w:eastAsia="Arial" w:cs="Arial"/>
+          <w:color w:val="000000" w:themeColor="text1"/>
+          <w:szCs w:val="24"/>
+        </w:rPr>
+        <w:t xml:space="preserve"> ciclo de vida de los lotes y asegurar la trazabilidad exigida por la industria farmacéutica. </w:t>
+      </w:r>
+    </w:p>
+    <w:p/>
+    <w:p>
+      <w:pPr>
+        <w:jc w:val="both"/>
+      </w:pPr>
+      <w:r>
+        <w:t xml:space="preserve">Dado que </w:t>
+      </w:r>
+      <w:r>
+        <w:t>este</w:t>
+      </w:r>
+      <w:r>
+        <w:t xml:space="preserve"> sistema </w:t>
+      </w:r>
+      <w:r>
+        <w:t>se deberá desarrollar d</w:t>
+      </w:r>
+      <w:r>
+        <w:t>entro de un entorno</w:t>
+      </w:r>
+      <w:r>
+        <w:t xml:space="preserve"> farmacéutico</w:t>
+      </w:r>
+      <w:r>
+        <w:t xml:space="preserve"> regulado, la metodología seleccionada se basa en una combinación del Modelo en V y el marco ágil Scrum, alineándose con las buenas prácticas establecidas en la guía GAMP 5</w:t>
+      </w:r>
+      <w:r>
+        <w:t xml:space="preserve">. </w:t>
+      </w:r>
+      <w:r>
+        <w:t xml:space="preserve">El Modelo en V se </w:t>
+      </w:r>
+      <w:r>
+        <w:t>adoptará</w:t>
+      </w:r>
+      <w:r>
+        <w:t xml:space="preserve"> como estructura principal debido a su enfoque en la validación y verificación en cada etapa del ciclo de vida del sistema</w:t>
+      </w:r>
+      <w:r>
+        <w:t>, p</w:t>
+      </w:r>
+      <w:r>
+        <w:t xml:space="preserve">or otro lado, se </w:t>
+      </w:r>
+      <w:r>
+        <w:t>usará</w:t>
+      </w:r>
+      <w:r>
+        <w:t xml:space="preserve"> Scrum como metodología ágil complementaria, con el objetivo de permitir una entrega incremental y continua de funcionalidades, así como una rápida adaptación a cambios en los requerimientos del usuario o del entorno operativo.</w:t>
+      </w:r>
+      <w:r>
+        <w:t xml:space="preserve"> </w:t>
+      </w:r>
+    </w:p>
+    <w:p>
+      <w:pPr>
+        <w:jc w:val="both"/>
+      </w:pPr>
+    </w:p>
+    <w:p>
+      <w:pPr>
+        <w:jc w:val="both"/>
+        <w:rPr>
+          <w:rFonts w:eastAsia="Arial"/>
+        </w:rPr>
+      </w:pPr>
+      <w:r>
+        <w:t xml:space="preserve">La construcción del backend para este sistema será con </w:t>
+      </w:r>
+      <w:r>
+        <w:t>.NET Framework debido a que forma parte del estándar corporativo de la organización, lo cual garantiza compatibilidad, soporte institucional y una integración directa con la infraestructura existente, incluyendo servidores, servicios internos y mecanismos de autenticación como Active Directory.</w:t>
+      </w:r>
+    </w:p>
+    <w:p/>
+    <w:p>
+      <w:pPr>
+        <w:jc w:val="both"/>
+      </w:pPr>
+      <w:r>
+        <w:t>Para la parte del Frontend s</w:t>
+      </w:r>
+      <w:r>
+        <w:t xml:space="preserve">e seleccionó React como biblioteca principal para el desarrollo del frontend debido a su capacidad para construir interfaces de usuario </w:t>
+      </w:r>
+      <w:r>
+        <w:lastRenderedPageBreak/>
+        <w:t>dinámicas, reactivas y altamente eficientes, lo cual resulta fundamental en entornos operativos donde la interacción en tiempo real es crítica.</w:t>
+      </w:r>
+    </w:p>
+    <w:p>
+      <w:pPr>
+        <w:jc w:val="both"/>
+      </w:pPr>
+    </w:p>
+    <w:p>
+      <w:pPr>
+        <w:pStyle w:val="Ttulo3"/>
+        <w:rPr>
+          <w:rFonts w:eastAsia="Arial"/>
+        </w:rPr>
+      </w:pPr>
+      <w:bookmarkStart w:id="25" w:name="_Toc226479086"/>
+      <w:r>
+        <w:rPr>
+          <w:rFonts w:eastAsia="Arial"/>
+        </w:rPr>
+        <w:t>Base de datos</w:t>
+      </w:r>
+      <w:bookmarkEnd w:id="25"/>
+      <w:r>
+        <w:rPr>
+          <w:rFonts w:eastAsia="Arial"/>
+        </w:rPr>
+        <w:t xml:space="preserve"> </w:t>
+      </w:r>
+    </w:p>
+    <w:p>
+      <w:pPr>
+        <w:jc w:val="both"/>
+      </w:pPr>
+    </w:p>
+    <w:p>
+      <w:pPr>
+        <w:jc w:val="both"/>
+      </w:pPr>
+      <w:r>
+        <w:t>Se seleccionó Microsoft SQL Server como sistema gestor de base de datos debido a su robustez, confiabilidad y amplia adopción en entornos empresariales, especialmente en organizaciones que ya utilizan tecnologías del ecosistema Microsoft, como .NET Framework y Active Directory. Una de las principales ventajas de SQL Server es su capacidad para garantizar la integridad y consistencia de los datos mediante el uso de transacciones ACID, lo cual es fundamental en sistemas críticos como el de gestión de muestras de retención. Esto asegura que operaciones como el registro de muestras, almacenamiento de cajas y firmas electrónicas se realicen de manera segura y sin pérdida de información.</w:t>
+      </w:r>
+    </w:p>
+    <w:p>
+      <w:pPr>
+        <w:jc w:val="both"/>
+      </w:pPr>
+    </w:p>
+    <w:p>
+      <w:pPr>
+        <w:jc w:val="both"/>
+      </w:pPr>
+      <w:r>
+        <w:t>Asimismo, SQL Server ofrece mecanismos avanzados de seguridad, incluyendo autenticación integrada con Active Directory, control de accesos por roles y auditoría de operaciones. Estas características permiten cumplir con los requisitos de trazabilidad y control establecidos en normativas regulatorias y en lineamientos como GAMP 5.</w:t>
+      </w:r>
+    </w:p>
+    <w:p>
+      <w:pPr>
+        <w:jc w:val="both"/>
+      </w:pPr>
+    </w:p>
+    <w:p>
+      <w:pPr>
+        <w:jc w:val="both"/>
+      </w:pPr>
+      <w:r>
+        <w:t>Finalmente, su integración nativa con .NET Framework simplifica el desarrollo y mantenimiento del sistema, permitiendo una comunicación eficiente entre la capa de aplicación y la base de datos.</w:t>
+      </w:r>
+    </w:p>
+    <w:p>
+      <w:pPr>
+        <w:jc w:val="both"/>
+      </w:pPr>
+    </w:p>
+    <w:p/>
+    <w:p>
+      <w:pPr>
+        <w:pStyle w:val="Ttulo3"/>
+        <w:rPr>
+          <w:rFonts w:eastAsia="Arial"/>
+        </w:rPr>
+      </w:pPr>
+      <w:bookmarkStart w:id="26" w:name="_Toc226479087"/>
+      <w:r>
+        <w:t>Seguridad</w:t>
+      </w:r>
+      <w:bookmarkEnd w:id="26"/>
+      <w:r>
+        <w:rPr>
+          <w:rFonts w:eastAsia="Arial"/>
+        </w:rPr>
+        <w:t xml:space="preserve"> </w:t>
+      </w:r>
+    </w:p>
+    <w:p/>
+    <w:p>
+      <w:pPr>
+        <w:jc w:val="both"/>
+      </w:pPr>
+      <w:r>
+        <w:t>Como parte de la propuesta de solución del sistema, se contempla la implementación de un modelo de seguridad integral que garantice la protección de la información, el control de accesos y la trazabilidad de las operaciones, en cumplimiento con las buenas prácticas establecidas en GAMP 5 y lineamientos de sistemas regulados.</w:t>
+      </w:r>
+    </w:p>
+    <w:p>
+      <w:pPr>
+        <w:jc w:val="both"/>
+      </w:pPr>
+    </w:p>
+    <w:p>
+      <w:pPr>
+        <w:jc w:val="both"/>
+      </w:pPr>
+      <w:r>
+        <w:t>En primer lugar, se propone un esquema de autenticación centralizada, basado en la integración con Active Directory, permitiendo validar la identidad de los usuarios mediante las credenciales corporativas. Este enfoque asegura que únicamente personal autorizado tenga acceso al sistema, alineándose con las políticas de seguridad de la organización.</w:t>
+      </w:r>
+    </w:p>
+    <w:p>
+      <w:pPr>
+        <w:jc w:val="both"/>
+      </w:pPr>
+    </w:p>
+    <w:p>
+      <w:pPr>
+        <w:jc w:val="both"/>
+      </w:pPr>
+      <w:r>
+        <w:t>Adicionalmente, se implementará un mecanismo de autorización basado en roles, mediante el cual se definirán distintos perfiles de usuario (como administrador, supervisor y operador), cada uno con permisos específicos sobre las funcionalidades del sistema. Esto permitirá restringir el acceso a operaciones críticas y asegurar que cada usuario solo pueda ejecutar acciones acordes a sus responsabilidades.</w:t>
+      </w:r>
+    </w:p>
+    <w:p>
+      <w:pPr>
+        <w:jc w:val="both"/>
+      </w:pPr>
+    </w:p>
+    <w:p>
+      <w:pPr>
+        <w:jc w:val="both"/>
+      </w:pPr>
+      <w:r>
+        <w:t>Para proteger la comunicación entre el frontend y el backend, se propone el uso de tokens de autenticación (JWT), los cuales serán generados tras el inicio de sesión y enviados en cada solicitud a la API. Este mecanismo permitirá validar la sesión del usuario de manera segura y eficiente, evitando accesos no autorizados.</w:t>
+      </w:r>
+    </w:p>
+    <w:p>
+      <w:pPr>
+        <w:jc w:val="both"/>
+      </w:pPr>
+    </w:p>
+    <w:p>
+      <w:pPr>
+        <w:jc w:val="both"/>
+      </w:pPr>
+      <w:r>
+        <w:t>En cuanto a la gestión de datos, se plantea el uso de identificadores únicos globales (GUID) para cada entidad del sistema, con el fin de evitar duplicidades y reducir la posibilidad de manipulación de registros. Asimismo, se garantizará la integridad de la información mediante el uso de transacciones en la base de datos.</w:t>
+      </w:r>
+    </w:p>
+    <w:p>
+      <w:pPr>
+        <w:jc w:val="both"/>
+      </w:pPr>
+    </w:p>
+    <w:p>
+      <w:pPr>
+        <w:jc w:val="both"/>
+      </w:pPr>
+      <w:r>
+        <w:t>Un componente clave de la seguridad propuesta es la implementación de firmas electrónicas para operaciones críticas, como la validación de registros o el almacenamiento de muestras. Para ejecutar estas acciones, el usuario deberá reingresar sus credenciales, las cuales serán verificadas nuevamente contra el sistema de autenticación. Esto permitirá asegurar la autenticidad de las operaciones y cumplir con principios de no repudio.</w:t>
+      </w:r>
+    </w:p>
+    <w:p>
+      <w:pPr>
+        <w:jc w:val="both"/>
+      </w:pPr>
+    </w:p>
+    <w:p>
+      <w:pPr>
+        <w:jc w:val="both"/>
+      </w:pPr>
+      <w:r>
+        <w:lastRenderedPageBreak/>
+        <w:t>De igual manera, se contempla la implementación de un Audit Trail, en el cual se registrarán todas las acciones relevantes realizadas en el sistema, incluyendo información como el usuario, la fecha, la hora y la operación ejecutada. Este registro permitirá mantener una trazabilidad completa de los procesos, facilitando auditorías y asegurando el cumplimiento de los requisitos regulatorios.</w:t>
+      </w:r>
+    </w:p>
+    <w:p>
+      <w:pPr>
+        <w:jc w:val="both"/>
+      </w:pPr>
+    </w:p>
+    <w:p>
+      <w:pPr>
+        <w:jc w:val="both"/>
+      </w:pPr>
+      <w:r>
+        <w:t>Finalmente, se establecerán mecanismos de control y validación en cada capa del sistema, asegurando que tanto el frontend como el backend contribuyan a la protección de la información y a la correcta ejecución de los procesos. En conjunto, esta propuesta de seguridad busca garantizar un sistema confiable, trazable y alineado con las exigencias de entornos regulados, asegurando la integridad de los datos y la correcta identificación de los usuarios en cada operación.</w:t>
+      </w:r>
+    </w:p>
+    <w:p>
+      <w:pPr>
+        <w:pStyle w:val="Ttulo3"/>
+        <w:rPr>
+          <w:rFonts w:eastAsia="Arial"/>
+        </w:rPr>
+      </w:pPr>
+      <w:bookmarkStart w:id="27" w:name="_Toc226479088"/>
+      <w:r>
+        <w:rPr>
+          <w:rFonts w:eastAsia="Arial"/>
+        </w:rPr>
+        <w:t>Pruebas</w:t>
+      </w:r>
+      <w:bookmarkEnd w:id="27"/>
+    </w:p>
+    <w:p>
+      <w:pPr>
+        <w:jc w:val="both"/>
+        <w:rPr>
+          <w:rFonts w:eastAsia="Arial" w:cs="Arial"/>
+          <w:color w:val="000000" w:themeColor="text1"/>
+          <w:szCs w:val="24"/>
+        </w:rPr>
       </w:pPr>
     </w:p>
     <w:p>
@@ -11211,69 +10363,32 @@
         <w:jc w:val="both"/>
       </w:pPr>
       <w:r>
-        <w:t xml:space="preserve">En primer lugar, se propone la realización de pruebas unitarias, enfocadas en validar el correcto funcionamiento de componentes individuales del sistema, especialmente en la lógica de negocio del </w:t>
-      </w:r>
-      <w:proofErr w:type="spellStart"/>
-      <w:r>
-        <w:t>backend</w:t>
-      </w:r>
-      <w:proofErr w:type="spellEnd"/>
-      <w:r>
-        <w:t>. Estas pruebas permitirán identificar errores de manera temprana y reducir el impacto de fallos en etapas posteriores del desarrollo.</w:t>
-      </w:r>
-    </w:p>
-    <w:p>
-      <w:pPr>
-        <w:jc w:val="both"/>
-      </w:pPr>
-      <w:r>
-        <w:t xml:space="preserve">Posteriormente, se contemplan pruebas de integración, cuyo objetivo será verificar la correcta interacción entre los distintos componentes del sistema, incluyendo el </w:t>
-      </w:r>
-      <w:proofErr w:type="spellStart"/>
-      <w:r>
-        <w:t>frontend</w:t>
-      </w:r>
-      <w:proofErr w:type="spellEnd"/>
-      <w:r>
-        <w:t xml:space="preserve">, el </w:t>
-      </w:r>
-      <w:proofErr w:type="spellStart"/>
-      <w:r>
-        <w:t>backend</w:t>
-      </w:r>
-      <w:proofErr w:type="spellEnd"/>
-      <w:r>
-        <w:t xml:space="preserve"> y la base de datos. Estas pruebas permitirán asegurar que los flujos de información se ejecuten de manera consistente, particularmente en procesos críticos como el registro de muestras, el escaneo de códigos QR y el almacenamiento de cajas.</w:t>
-      </w:r>
-    </w:p>
-    <w:p>
-      <w:pPr>
-        <w:jc w:val="both"/>
-      </w:pPr>
-    </w:p>
-    <w:p>
-      <w:pPr>
-        <w:jc w:val="both"/>
-      </w:pPr>
+        <w:t>En primer lugar, se propone la realización de pruebas unitarias, enfocadas en validar el correcto funcionamiento de componentes individuales del sistema, especialmente en la lógica de negocio del backend. Estas pruebas permitirán identificar errores de manera temprana y reducir el impacto de fallos en etapas posteriores del desarrollo.</w:t>
+      </w:r>
+    </w:p>
+    <w:p>
+      <w:pPr>
+        <w:jc w:val="both"/>
+      </w:pPr>
+      <w:r>
+        <w:t xml:space="preserve">Posteriormente, se contemplan pruebas de integración, cuyo objetivo será verificar la correcta interacción entre los distintos componentes del sistema, incluyendo el frontend, el backend y la base de datos. Estas pruebas permitirán asegurar que los flujos de información se ejecuten de manera consistente, particularmente en procesos </w:t>
+      </w:r>
       <w:r>
         <w:lastRenderedPageBreak/>
-        <w:t xml:space="preserve">Asimismo, se propone la ejecución de pruebas funcionales, orientadas a validar que el sistema cumpla con los casos de uso definidos. Estas pruebas se centrarán en verificar que las funcionalidades respondan correctamente a las acciones del usuario, incluyendo la gestión de </w:t>
-      </w:r>
-      <w:proofErr w:type="spellStart"/>
-      <w:r>
-        <w:t>batches</w:t>
-      </w:r>
-      <w:proofErr w:type="spellEnd"/>
-      <w:r>
-        <w:t xml:space="preserve">, la administración de cajas, la visualización de </w:t>
-      </w:r>
-      <w:proofErr w:type="spellStart"/>
-      <w:r>
-        <w:t>shelves</w:t>
-      </w:r>
-      <w:proofErr w:type="spellEnd"/>
-      <w:r>
-        <w:t xml:space="preserve"> y la búsqueda de información.</w:t>
+        <w:t>críticos como el registro de muestras, el escaneo de códigos QR y el almacenamiento de cajas.</w:t>
+      </w:r>
+    </w:p>
+    <w:p>
+      <w:pPr>
+        <w:jc w:val="both"/>
+      </w:pPr>
+    </w:p>
+    <w:p>
+      <w:pPr>
+        <w:jc w:val="both"/>
+      </w:pPr>
+      <w:r>
+        <w:t>Asimismo, se propone la ejecución de pruebas funcionales, orientadas a validar que el sistema cumpla con los casos de uso definidos. Estas pruebas se centrarán en verificar que las funcionalidades respondan correctamente a las acciones del usuario, incluyendo la gestión de batches, la administración de cajas, la visualización de shelves y la búsqueda de información.</w:t>
       </w:r>
     </w:p>
     <w:p>
@@ -11364,14 +10479,13 @@
             <w:pPr>
               <w:pStyle w:val="Ttulo1"/>
               <w:spacing w:line="360" w:lineRule="auto"/>
-              <w:outlineLvl w:val="0"/>
             </w:pPr>
-            <w:bookmarkStart w:id="30" w:name="_Toc226396733"/>
+            <w:bookmarkStart w:id="28" w:name="_Toc226479089"/>
             <w:r>
               <w:lastRenderedPageBreak/>
               <w:t>DESARROLLO</w:t>
             </w:r>
-            <w:bookmarkEnd w:id="30"/>
+            <w:bookmarkEnd w:id="28"/>
           </w:p>
         </w:tc>
       </w:tr>
@@ -11382,142 +10496,142 @@
         <w:pStyle w:val="Ttulo2"/>
         <w:spacing w:line="360" w:lineRule="auto"/>
       </w:pPr>
-      <w:bookmarkStart w:id="31" w:name="_Toc226396734"/>
+      <w:bookmarkStart w:id="29" w:name="_Toc226479090"/>
       <w:r>
         <w:t>Inicio</w:t>
       </w:r>
+      <w:bookmarkEnd w:id="29"/>
+    </w:p>
+    <w:p/>
+    <w:p>
+      <w:pPr>
+        <w:jc w:val="both"/>
+      </w:pPr>
+      <w:r>
+        <w:t>El primer acercamiento se realizó el día 5 de enero con el Ing. Julio César Torres Hernández, responsable de la gestión de desarrollos de sistemas e implementaciones tecnológicas dentro de la planta Vantive Cuernavaca y quien, además, funge como cliente del proyecto, tal como se muestra en la</w:t>
+      </w:r>
+      <w:r>
+        <w:t xml:space="preserve"> </w:t>
+      </w:r>
+      <w:r>
+        <w:fldChar w:fldCharType="begin"/>
+      </w:r>
+      <w:r>
+        <w:instrText xml:space="preserve"> REF _Ref225328990 \h </w:instrText>
+      </w:r>
+      <w:r>
+        <w:fldChar w:fldCharType="separate"/>
+      </w:r>
+      <w:r>
+        <w:t xml:space="preserve">Tabla </w:t>
+      </w:r>
+      <w:r>
+        <w:rPr>
+          <w:noProof/>
+        </w:rPr>
+        <w:t>3</w:t>
+      </w:r>
+      <w:r>
+        <w:t>.</w:t>
+      </w:r>
+      <w:r>
+        <w:rPr>
+          <w:noProof/>
+        </w:rPr>
+        <w:t>1</w:t>
+      </w:r>
+      <w:r>
+        <w:t xml:space="preserve"> Involucrados y sus funciones</w:t>
+      </w:r>
+      <w:r>
+        <w:fldChar w:fldCharType="end"/>
+      </w:r>
+      <w:r>
+        <w:t>. En esta reunión inicial se expuso la problemática identificada y la solución tecnológica requerida. Asimismo, se presentó de manera general el alcance del sistema propuesto y las áreas involucradas en su desarrollo.</w:t>
+      </w:r>
+    </w:p>
+    <w:p>
+      <w:pPr>
+        <w:jc w:val="both"/>
+      </w:pPr>
+    </w:p>
+    <w:p>
+      <w:pPr>
+        <w:pStyle w:val="Descripcin"/>
+      </w:pPr>
+      <w:bookmarkStart w:id="30" w:name="_Ref225328990"/>
+      <w:bookmarkStart w:id="31" w:name="_Toc226386753"/>
+      <w:r>
+        <w:t xml:space="preserve">Tabla </w:t>
+      </w:r>
+      <w:r>
+        <w:rPr>
+          <w:noProof/>
+        </w:rPr>
+        <w:fldChar w:fldCharType="begin"/>
+      </w:r>
+      <w:r>
+        <w:rPr>
+          <w:noProof/>
+        </w:rPr>
+        <w:instrText xml:space="preserve"> STYLEREF 1 \s </w:instrText>
+      </w:r>
+      <w:r>
+        <w:rPr>
+          <w:noProof/>
+        </w:rPr>
+        <w:fldChar w:fldCharType="separate"/>
+      </w:r>
+      <w:r>
+        <w:rPr>
+          <w:noProof/>
+        </w:rPr>
+        <w:t>3</w:t>
+      </w:r>
+      <w:r>
+        <w:rPr>
+          <w:noProof/>
+        </w:rPr>
+        <w:fldChar w:fldCharType="end"/>
+      </w:r>
+      <w:r>
+        <w:t>.</w:t>
+      </w:r>
+      <w:r>
+        <w:rPr>
+          <w:noProof/>
+        </w:rPr>
+        <w:fldChar w:fldCharType="begin"/>
+      </w:r>
+      <w:r>
+        <w:rPr>
+          <w:noProof/>
+        </w:rPr>
+        <w:instrText xml:space="preserve"> SEQ Tabla \* ARABIC \s 1 </w:instrText>
+      </w:r>
+      <w:r>
+        <w:rPr>
+          <w:noProof/>
+        </w:rPr>
+        <w:fldChar w:fldCharType="separate"/>
+      </w:r>
+      <w:r>
+        <w:rPr>
+          <w:noProof/>
+        </w:rPr>
+        <w:t>1</w:t>
+      </w:r>
+      <w:r>
+        <w:rPr>
+          <w:noProof/>
+        </w:rPr>
+        <w:fldChar w:fldCharType="end"/>
+      </w:r>
+      <w:r>
+        <w:t xml:space="preserve"> Involucrados y sus funciones</w:t>
+      </w:r>
+      <w:bookmarkEnd w:id="30"/>
       <w:bookmarkEnd w:id="31"/>
-    </w:p>
-    <w:p/>
-    <w:p>
-      <w:pPr>
-        <w:jc w:val="both"/>
-      </w:pPr>
-      <w:r>
-        <w:t>El primer acercamiento se realizó el día 5 de enero con el Ing. Julio César Torres Hernández, responsable de la gestión de desarrollos de sistemas e implementaciones tecnológicas dentro de la planta Vantive Cuernavaca y quien, además, funge como cliente del proyecto, tal como se muestra en la</w:t>
-      </w:r>
-      <w:r>
-        <w:t xml:space="preserve"> </w:t>
-      </w:r>
-      <w:r>
-        <w:fldChar w:fldCharType="begin"/>
-      </w:r>
-      <w:r>
-        <w:instrText xml:space="preserve"> REF _Ref225328990 \h </w:instrText>
-      </w:r>
-      <w:r>
-        <w:fldChar w:fldCharType="separate"/>
-      </w:r>
-      <w:r>
-        <w:t xml:space="preserve">Tabla </w:t>
-      </w:r>
-      <w:r>
-        <w:rPr>
-          <w:noProof/>
-        </w:rPr>
-        <w:t>3</w:t>
-      </w:r>
-      <w:r>
-        <w:t>.</w:t>
-      </w:r>
-      <w:r>
-        <w:rPr>
-          <w:noProof/>
-        </w:rPr>
-        <w:t>1</w:t>
-      </w:r>
-      <w:r>
-        <w:t xml:space="preserve"> Involucrados y sus funciones</w:t>
-      </w:r>
-      <w:r>
-        <w:fldChar w:fldCharType="end"/>
-      </w:r>
-      <w:r>
-        <w:t>. En esta reunión inicial se expuso la problemática identificada y la solución tecnológica requerida. Asimismo, se presentó de manera general el alcance del sistema propuesto y las áreas involucradas en su desarrollo.</w:t>
-      </w:r>
-    </w:p>
-    <w:p>
-      <w:pPr>
-        <w:jc w:val="both"/>
-      </w:pPr>
-    </w:p>
-    <w:p>
-      <w:pPr>
-        <w:pStyle w:val="Descripcin"/>
-      </w:pPr>
-      <w:bookmarkStart w:id="32" w:name="_Ref225328990"/>
-      <w:bookmarkStart w:id="33" w:name="_Toc226386753"/>
-      <w:r>
-        <w:t xml:space="preserve">Tabla </w:t>
-      </w:r>
-      <w:r>
-        <w:rPr>
-          <w:noProof/>
-        </w:rPr>
-        <w:fldChar w:fldCharType="begin"/>
-      </w:r>
-      <w:r>
-        <w:rPr>
-          <w:noProof/>
-        </w:rPr>
-        <w:instrText xml:space="preserve"> STYLEREF 1 \s </w:instrText>
-      </w:r>
-      <w:r>
-        <w:rPr>
-          <w:noProof/>
-        </w:rPr>
-        <w:fldChar w:fldCharType="separate"/>
-      </w:r>
-      <w:r>
-        <w:rPr>
-          <w:noProof/>
-        </w:rPr>
-        <w:t>3</w:t>
-      </w:r>
-      <w:r>
-        <w:rPr>
-          <w:noProof/>
-        </w:rPr>
-        <w:fldChar w:fldCharType="end"/>
-      </w:r>
-      <w:r>
-        <w:t>.</w:t>
-      </w:r>
-      <w:r>
-        <w:rPr>
-          <w:noProof/>
-        </w:rPr>
-        <w:fldChar w:fldCharType="begin"/>
-      </w:r>
-      <w:r>
-        <w:rPr>
-          <w:noProof/>
-        </w:rPr>
-        <w:instrText xml:space="preserve"> SEQ Tabla \* ARABIC \s 1 </w:instrText>
-      </w:r>
-      <w:r>
-        <w:rPr>
-          <w:noProof/>
-        </w:rPr>
-        <w:fldChar w:fldCharType="separate"/>
-      </w:r>
-      <w:r>
-        <w:rPr>
-          <w:noProof/>
-        </w:rPr>
-        <w:t>1</w:t>
-      </w:r>
-      <w:r>
-        <w:rPr>
-          <w:noProof/>
-        </w:rPr>
-        <w:fldChar w:fldCharType="end"/>
-      </w:r>
-      <w:r>
-        <w:t xml:space="preserve"> Involucrados y sus funciones</w:t>
-      </w:r>
-      <w:bookmarkEnd w:id="32"/>
-      <w:bookmarkEnd w:id="33"/>
     </w:p>
     <w:tbl>
       <w:tblPr>
@@ -11842,44 +10956,20 @@
         <w:jc w:val="both"/>
       </w:pPr>
       <w:r>
-        <w:t xml:space="preserve">Con la información obtenida en las primeras reuniones, se realizó un análisis que permitió la elaboración del Project </w:t>
-      </w:r>
-      <w:proofErr w:type="spellStart"/>
-      <w:r>
-        <w:t>Charter</w:t>
-      </w:r>
-      <w:proofErr w:type="spellEnd"/>
-      <w:r>
-        <w:t xml:space="preserve">, documento que establece de manera formal el inicio del proyecto. En este documento se definieron los objetivos, el alcance, los riesgos, los supuestos y los principales entregables. Posteriormente, en una tercera reunión, el Project </w:t>
-      </w:r>
-      <w:proofErr w:type="spellStart"/>
-      <w:r>
-        <w:t>Charter</w:t>
-      </w:r>
-      <w:proofErr w:type="spellEnd"/>
-      <w:r>
-        <w:t xml:space="preserve"> fue presentado al cliente para su revisión y, finalmente, autorizado y firmado, marcando así el inicio formal del desarrollo del proyecto. El documento completo se encuentra disponible en el ANEXO A.</w:t>
-      </w:r>
-    </w:p>
-    <w:p>
-      <w:pPr>
-        <w:jc w:val="both"/>
-      </w:pPr>
-    </w:p>
-    <w:p>
-      <w:pPr>
-        <w:jc w:val="both"/>
-      </w:pPr>
-      <w:r>
-        <w:t xml:space="preserve">A partir del Project </w:t>
-      </w:r>
-      <w:proofErr w:type="spellStart"/>
-      <w:r>
-        <w:t>Charter</w:t>
-      </w:r>
-      <w:proofErr w:type="spellEnd"/>
-      <w:r>
-        <w:t xml:space="preserve"> se procedió a la elaboración del Documento Formal de Requerimientos (DFR), en el cual se describen con mayor detalle las funcionalidades que deberá cumplir el sistema. Este documento especifica tanto los requerimientos funcionales relativos a las acciones que el sistema debe ejecutar como los requerimientos no funcionales, asociados a aspectos de seguridad, rendimiento, disponibilidad y compatibilidad. En la Figura 3.1 Fragmento del DFR se presenta un extracto de dicho documento, mientras que su versión completa puede consultarse en el ANEXO B.</w:t>
+        <w:t>Con la información obtenida en las primeras reuniones, se realizó un análisis que permitió la elaboración del Project Charter, documento que establece de manera formal el inicio del proyecto. En este documento se definieron los objetivos, el alcance, los riesgos, los supuestos y los principales entregables. Posteriormente, en una tercera reunión, el Project Charter fue presentado al cliente para su revisión y, finalmente, autorizado y firmado, marcando así el inicio formal del desarrollo del proyecto. El documento completo se encuentra disponible en el ANEXO A.</w:t>
+      </w:r>
+    </w:p>
+    <w:p>
+      <w:pPr>
+        <w:jc w:val="both"/>
+      </w:pPr>
+    </w:p>
+    <w:p>
+      <w:pPr>
+        <w:jc w:val="both"/>
+      </w:pPr>
+      <w:r>
+        <w:t>A partir del Project Charter se procedió a la elaboración del Documento Formal de Requerimientos (DFR), en el cual se describen con mayor detalle las funcionalidades que deberá cumplir el sistema. Este documento especifica tanto los requerimientos funcionales relativos a las acciones que el sistema debe ejecutar como los requerimientos no funcionales, asociados a aspectos de seguridad, rendimiento, disponibilidad y compatibilidad. En la Figura 3.1 Fragmento del DFR se presenta un extracto de dicho documento, mientras que su versión completa puede consultarse en el ANEXO B.</w:t>
       </w:r>
     </w:p>
     <w:p>
@@ -11893,15 +10983,7 @@
       </w:pPr>
       <w:r>
         <w:lastRenderedPageBreak/>
-        <w:t xml:space="preserve">Una vez que los documentos Project </w:t>
-      </w:r>
-      <w:proofErr w:type="spellStart"/>
-      <w:r>
-        <w:t>Charter</w:t>
-      </w:r>
-      <w:proofErr w:type="spellEnd"/>
-      <w:r>
-        <w:t xml:space="preserve"> y DFR fueron revisados y aprobados, se continuó con la representación conceptual del sistema como objetivo de visualizar de manera general los usuarios del sistema y su interacción con el sistema. </w:t>
+        <w:t xml:space="preserve">Una vez que los documentos Project Charter y DFR fueron revisados y aprobados, se continuó con la representación conceptual del sistema como objetivo de visualizar de manera general los usuarios del sistema y su interacción con el sistema. </w:t>
       </w:r>
       <w:r>
         <w:t xml:space="preserve">En la </w:t>
@@ -12005,8 +11087,8 @@
       <w:pPr>
         <w:pStyle w:val="Descripcin"/>
       </w:pPr>
-      <w:bookmarkStart w:id="34" w:name="_Ref225334699"/>
-      <w:bookmarkStart w:id="35" w:name="_Toc226386740"/>
+      <w:bookmarkStart w:id="32" w:name="_Ref225334699"/>
+      <w:bookmarkStart w:id="33" w:name="_Toc226386740"/>
       <w:r>
         <w:t xml:space="preserve">Figura </w:t>
       </w:r>
@@ -12058,8 +11140,8 @@
       <w:r>
         <w:t xml:space="preserve"> Representación Conceptual</w:t>
       </w:r>
-      <w:bookmarkEnd w:id="34"/>
-      <w:bookmarkEnd w:id="35"/>
+      <w:bookmarkEnd w:id="32"/>
+      <w:bookmarkEnd w:id="33"/>
     </w:p>
     <w:p>
       <w:pPr>
@@ -12076,11 +11158,11 @@
         <w:pStyle w:val="Ttulo2"/>
         <w:spacing w:line="360" w:lineRule="auto"/>
       </w:pPr>
-      <w:bookmarkStart w:id="36" w:name="_Toc226396735"/>
+      <w:bookmarkStart w:id="34" w:name="_Toc226479091"/>
       <w:r>
         <w:t>Planeación</w:t>
       </w:r>
-      <w:bookmarkEnd w:id="36"/>
+      <w:bookmarkEnd w:id="34"/>
     </w:p>
     <w:p/>
     <w:p>
@@ -12160,18 +11242,18 @@
       <w:r>
         <w:t xml:space="preserve"> El documento completo puede revisarse en el </w:t>
       </w:r>
-      <w:commentRangeStart w:id="37"/>
+      <w:commentRangeStart w:id="35"/>
       <w:r>
         <w:t>Anexo D</w:t>
       </w:r>
-      <w:commentRangeEnd w:id="37"/>
+      <w:commentRangeEnd w:id="35"/>
       <w:r>
         <w:rPr>
           <w:rStyle w:val="Refdecomentario"/>
           <w:sz w:val="24"/>
           <w:szCs w:val="22"/>
         </w:rPr>
-        <w:commentReference w:id="37"/>
+        <w:commentReference w:id="35"/>
       </w:r>
     </w:p>
     <w:p>
@@ -12245,8 +11327,8 @@
       <w:pPr>
         <w:pStyle w:val="Descripcin"/>
       </w:pPr>
-      <w:bookmarkStart w:id="38" w:name="_Ref225342252"/>
-      <w:bookmarkStart w:id="39" w:name="_Toc226386741"/>
+      <w:bookmarkStart w:id="36" w:name="_Ref225342252"/>
+      <w:bookmarkStart w:id="37" w:name="_Toc226386741"/>
       <w:r>
         <w:t xml:space="preserve">Figura </w:t>
       </w:r>
@@ -12298,8 +11380,8 @@
       <w:r>
         <w:t xml:space="preserve"> Estructura de Desglose de Trabajo</w:t>
       </w:r>
-      <w:bookmarkEnd w:id="38"/>
-      <w:bookmarkEnd w:id="39"/>
+      <w:bookmarkEnd w:id="36"/>
+      <w:bookmarkEnd w:id="37"/>
     </w:p>
     <w:p>
       <w:pPr>
@@ -12400,7 +11482,7 @@
       <w:r>
         <w:t xml:space="preserve"> puede consultarse en </w:t>
       </w:r>
-      <w:commentRangeStart w:id="40"/>
+      <w:commentRangeStart w:id="38"/>
       <w:r>
         <w:t xml:space="preserve">el </w:t>
       </w:r>
@@ -12414,14 +11496,14 @@
       <w:r>
         <w:t>.</w:t>
       </w:r>
-      <w:commentRangeEnd w:id="40"/>
+      <w:commentRangeEnd w:id="38"/>
       <w:r>
         <w:rPr>
           <w:rStyle w:val="Refdecomentario"/>
           <w:sz w:val="24"/>
           <w:szCs w:val="22"/>
         </w:rPr>
-        <w:commentReference w:id="40"/>
+        <w:commentReference w:id="38"/>
       </w:r>
     </w:p>
     <w:p>
@@ -12479,8 +11561,8 @@
       <w:pPr>
         <w:pStyle w:val="Descripcin"/>
       </w:pPr>
-      <w:bookmarkStart w:id="41" w:name="_Ref225349013"/>
-      <w:bookmarkStart w:id="42" w:name="_Toc226386742"/>
+      <w:bookmarkStart w:id="39" w:name="_Ref225349013"/>
+      <w:bookmarkStart w:id="40" w:name="_Toc226386742"/>
       <w:r>
         <w:t xml:space="preserve">Figura </w:t>
       </w:r>
@@ -12538,8 +11620,8 @@
       <w:r>
         <w:t xml:space="preserve"> asignadas</w:t>
       </w:r>
-      <w:bookmarkEnd w:id="41"/>
-      <w:bookmarkEnd w:id="42"/>
+      <w:bookmarkEnd w:id="39"/>
+      <w:bookmarkEnd w:id="40"/>
     </w:p>
     <w:p/>
     <w:p>
@@ -12633,18 +11715,18 @@
       <w:r>
         <w:t xml:space="preserve">La elaboración de este diagrama permitió obtener una visión general del funcionamiento del sistema y de la relación entre sus funcionalidades, sirviendo como apoyo para las etapas posteriores de diseño y desarrollo. El diagrama completo de casos de uso puede consultarse en </w:t>
       </w:r>
-      <w:commentRangeStart w:id="43"/>
+      <w:commentRangeStart w:id="41"/>
       <w:r>
         <w:t>el ANEXO C.</w:t>
       </w:r>
-      <w:commentRangeEnd w:id="43"/>
+      <w:commentRangeEnd w:id="41"/>
       <w:r>
         <w:rPr>
           <w:rStyle w:val="Refdecomentario"/>
           <w:sz w:val="24"/>
           <w:szCs w:val="22"/>
         </w:rPr>
-        <w:commentReference w:id="43"/>
+        <w:commentReference w:id="41"/>
       </w:r>
     </w:p>
     <w:p>
@@ -12720,8 +11802,8 @@
       <w:pPr>
         <w:pStyle w:val="Descripcin"/>
       </w:pPr>
-      <w:bookmarkStart w:id="44" w:name="_Ref225352707"/>
-      <w:bookmarkStart w:id="45" w:name="_Toc226386743"/>
+      <w:bookmarkStart w:id="42" w:name="_Ref225352707"/>
+      <w:bookmarkStart w:id="43" w:name="_Toc226386743"/>
       <w:r>
         <w:t xml:space="preserve">Figura </w:t>
       </w:r>
@@ -12770,11 +11852,11 @@
         </w:rPr>
         <w:fldChar w:fldCharType="end"/>
       </w:r>
-      <w:bookmarkEnd w:id="44"/>
+      <w:bookmarkEnd w:id="42"/>
       <w:r>
         <w:t xml:space="preserve"> Fragmento de caso de uso</w:t>
       </w:r>
-      <w:bookmarkEnd w:id="45"/>
+      <w:bookmarkEnd w:id="43"/>
     </w:p>
     <w:p>
       <w:pPr>
@@ -12866,7 +11948,7 @@
       <w:pPr>
         <w:pStyle w:val="Descripcin"/>
       </w:pPr>
-      <w:bookmarkStart w:id="46" w:name="_Toc226386744"/>
+      <w:bookmarkStart w:id="44" w:name="_Toc226386744"/>
       <w:r>
         <w:t xml:space="preserve">Figura </w:t>
       </w:r>
@@ -12918,19 +12000,19 @@
       <w:r>
         <w:t xml:space="preserve"> Plan de riesgos</w:t>
       </w:r>
-      <w:bookmarkEnd w:id="46"/>
+      <w:bookmarkEnd w:id="44"/>
     </w:p>
     <w:p>
       <w:pPr>
         <w:pStyle w:val="Ttulo2"/>
         <w:spacing w:line="360" w:lineRule="auto"/>
       </w:pPr>
-      <w:bookmarkStart w:id="47" w:name="_Toc226396736"/>
+      <w:bookmarkStart w:id="45" w:name="_Toc226479092"/>
       <w:r>
         <w:lastRenderedPageBreak/>
         <w:t>Ejecución</w:t>
       </w:r>
-      <w:bookmarkEnd w:id="47"/>
+      <w:bookmarkEnd w:id="45"/>
     </w:p>
     <w:p/>
     <w:p>
@@ -12968,11 +12050,11 @@
       <w:pPr>
         <w:pStyle w:val="Ttulo3"/>
       </w:pPr>
-      <w:bookmarkStart w:id="48" w:name="_Toc226396737"/>
+      <w:bookmarkStart w:id="46" w:name="_Toc226479093"/>
       <w:r>
         <w:t>Diseño de Base de Datos</w:t>
       </w:r>
-      <w:bookmarkEnd w:id="48"/>
+      <w:bookmarkEnd w:id="46"/>
     </w:p>
     <w:p/>
     <w:p>
@@ -13032,18 +12114,18 @@
         <w:lastRenderedPageBreak/>
         <w:t>empresa, lo que permitió una gestión eficiente y segura de la información relacionada con usuarios, productos, ventas, inventario y demás módulos de la aplicación. El diseño completo de la base de datos puede consultarse en e</w:t>
       </w:r>
-      <w:commentRangeStart w:id="49"/>
+      <w:commentRangeStart w:id="47"/>
       <w:r>
         <w:t xml:space="preserve">l ANEXO </w:t>
       </w:r>
-      <w:commentRangeEnd w:id="49"/>
+      <w:commentRangeEnd w:id="47"/>
       <w:r>
         <w:rPr>
           <w:rStyle w:val="Refdecomentario"/>
           <w:sz w:val="24"/>
           <w:szCs w:val="22"/>
         </w:rPr>
-        <w:commentReference w:id="49"/>
+        <w:commentReference w:id="47"/>
       </w:r>
       <w:r>
         <w:t>F.</w:t>
@@ -13099,8 +12181,8 @@
       <w:pPr>
         <w:pStyle w:val="Descripcin"/>
       </w:pPr>
-      <w:bookmarkStart w:id="50" w:name="_Ref225354263"/>
-      <w:bookmarkStart w:id="51" w:name="_Toc226386745"/>
+      <w:bookmarkStart w:id="48" w:name="_Ref225354263"/>
+      <w:bookmarkStart w:id="49" w:name="_Toc226386745"/>
       <w:r>
         <w:t xml:space="preserve">Figura </w:t>
       </w:r>
@@ -13149,11 +12231,11 @@
         </w:rPr>
         <w:fldChar w:fldCharType="end"/>
       </w:r>
-      <w:bookmarkEnd w:id="50"/>
+      <w:bookmarkEnd w:id="48"/>
       <w:r>
         <w:t xml:space="preserve"> Base de datos</w:t>
       </w:r>
-      <w:bookmarkEnd w:id="51"/>
+      <w:bookmarkEnd w:id="49"/>
     </w:p>
     <w:p/>
     <w:p/>
@@ -13161,16 +12243,11 @@
       <w:pPr>
         <w:pStyle w:val="Ttulo3"/>
       </w:pPr>
-      <w:bookmarkStart w:id="52" w:name="_Toc226396738"/>
-      <w:r>
-        <w:t xml:space="preserve">Diseño de </w:t>
-      </w:r>
-      <w:proofErr w:type="spellStart"/>
-      <w:r>
-        <w:t>Frontend</w:t>
-      </w:r>
-      <w:bookmarkEnd w:id="52"/>
-      <w:proofErr w:type="spellEnd"/>
+      <w:bookmarkStart w:id="50" w:name="_Toc226479094"/>
+      <w:r>
+        <w:t>Diseño de Frontend</w:t>
+      </w:r>
+      <w:bookmarkEnd w:id="50"/>
     </w:p>
     <w:p/>
     <w:p>
@@ -13178,52 +12255,20 @@
         <w:jc w:val="both"/>
       </w:pPr>
       <w:r>
-        <w:t xml:space="preserve">El desarrollo del </w:t>
-      </w:r>
-      <w:proofErr w:type="spellStart"/>
-      <w:r>
-        <w:t>frontend</w:t>
-      </w:r>
-      <w:proofErr w:type="spellEnd"/>
-      <w:r>
-        <w:t xml:space="preserve"> del sistema se llevó a cabo utilizando la biblioteca </w:t>
-      </w:r>
-      <w:proofErr w:type="spellStart"/>
-      <w:r>
-        <w:t>React</w:t>
-      </w:r>
-      <w:proofErr w:type="spellEnd"/>
-      <w:r>
-        <w:t>, adoptando un enfoque basado en componentes que permitió construir una interfaz modular, escalable y alineada con las necesidades operativas del sistema.</w:t>
-      </w:r>
-    </w:p>
-    <w:p>
-      <w:pPr>
-        <w:jc w:val="both"/>
-      </w:pPr>
-    </w:p>
-    <w:p>
-      <w:pPr>
-        <w:jc w:val="both"/>
-      </w:pPr>
-      <w:r>
-        <w:t xml:space="preserve">Durante esta etapa, se priorizó la implementación de una interfaz intuitiva y eficiente, orientada a usuarios del área de calidad y operación, quienes interactúan constantemente con el sistema en actividades como registro de muestras, escaneo de códigos QR y almacenamiento de cajas. Para ello, se diseñaron vistas específicas para cada proceso clave, tales como la gestión de </w:t>
-      </w:r>
-      <w:proofErr w:type="spellStart"/>
-      <w:r>
-        <w:t>batches</w:t>
-      </w:r>
-      <w:proofErr w:type="spellEnd"/>
-      <w:r>
-        <w:t xml:space="preserve">, administración de cajas, visualización de </w:t>
-      </w:r>
-      <w:proofErr w:type="spellStart"/>
-      <w:r>
-        <w:t>shelves</w:t>
-      </w:r>
-      <w:proofErr w:type="spellEnd"/>
-      <w:r>
-        <w:t xml:space="preserve"> y almacenamiento de muestras.</w:t>
+        <w:t>El desarrollo del frontend del sistema se llevó a cabo utilizando la biblioteca React, adoptando un enfoque basado en componentes que permitió construir una interfaz modular, escalable y alineada con las necesidades operativas del sistema.</w:t>
+      </w:r>
+    </w:p>
+    <w:p>
+      <w:pPr>
+        <w:jc w:val="both"/>
+      </w:pPr>
+    </w:p>
+    <w:p>
+      <w:pPr>
+        <w:jc w:val="both"/>
+      </w:pPr>
+      <w:r>
+        <w:t>Durante esta etapa, se priorizó la implementación de una interfaz intuitiva y eficiente, orientada a usuarios del área de calidad y operación, quienes interactúan constantemente con el sistema en actividades como registro de muestras, escaneo de códigos QR y almacenamiento de cajas. Para ello, se diseñaron vistas específicas para cada proceso clave, tales como la gestión de batches, administración de cajas, visualización de shelves y almacenamiento de muestras.</w:t>
       </w:r>
       <w:r>
         <w:t xml:space="preserve"> </w:t>
@@ -13235,102 +12280,46 @@
       </w:pPr>
       <w:r>
         <w:lastRenderedPageBreak/>
-        <w:t xml:space="preserve">El </w:t>
-      </w:r>
-      <w:proofErr w:type="spellStart"/>
-      <w:r>
-        <w:t>frontend</w:t>
-      </w:r>
-      <w:proofErr w:type="spellEnd"/>
-      <w:r>
-        <w:t xml:space="preserve"> se estructuró en componentes reutilizables, lo que facilitó la consistencia visual y funcional en toda la aplicación. Elementos como formularios, tablas, modales y tarjetas fueron diseñados para ser reutilizados en distintas vistas, reduciendo la duplicidad de código y mejorando la mantenibilidad del sistema.</w:t>
-      </w:r>
-    </w:p>
-    <w:p>
-      <w:pPr>
-        <w:jc w:val="both"/>
-      </w:pPr>
-    </w:p>
-    <w:p>
-      <w:pPr>
-        <w:jc w:val="both"/>
-      </w:pPr>
-      <w:r>
-        <w:t xml:space="preserve">Uno de los aspectos más relevantes en la ejecución del </w:t>
-      </w:r>
-      <w:proofErr w:type="spellStart"/>
-      <w:r>
-        <w:t>frontend</w:t>
-      </w:r>
-      <w:proofErr w:type="spellEnd"/>
-      <w:r>
-        <w:t xml:space="preserve"> fue la integración de funcionalidades en tiempo real, como el escaneo de códigos QR mediante la cámara del dispositivo, permitiendo identificar rápidamente cajas y ubicaciones dentro del almacén. Esta funcionalidad se integró directamente en la interfaz, proporcionando retroalimentación inmediata al usuario sin necesidad de recargar la página.</w:t>
-      </w:r>
-    </w:p>
-    <w:p>
-      <w:pPr>
-        <w:jc w:val="both"/>
-      </w:pPr>
-    </w:p>
-    <w:p>
-      <w:pPr>
-        <w:jc w:val="both"/>
-      </w:pPr>
-      <w:r>
-        <w:t>Asimismo, se implementó un sistema de navegación dinámico que permite cambiar entre diferentes vistas (</w:t>
-      </w:r>
-      <w:proofErr w:type="spellStart"/>
-      <w:r>
-        <w:t>dashboard</w:t>
-      </w:r>
-      <w:proofErr w:type="spellEnd"/>
-      <w:r>
-        <w:t xml:space="preserve">, </w:t>
-      </w:r>
-      <w:proofErr w:type="spellStart"/>
-      <w:r>
-        <w:t>batches</w:t>
-      </w:r>
-      <w:proofErr w:type="spellEnd"/>
-      <w:r>
-        <w:t xml:space="preserve">, cajas, </w:t>
-      </w:r>
-      <w:proofErr w:type="spellStart"/>
-      <w:r>
-        <w:t>shelves</w:t>
-      </w:r>
-      <w:proofErr w:type="spellEnd"/>
-      <w:r>
-        <w:t xml:space="preserve">, etc.) de manera fluida, mejorando la experiencia del usuario. La comunicación con el </w:t>
-      </w:r>
-      <w:proofErr w:type="spellStart"/>
-      <w:r>
-        <w:t>backend</w:t>
-      </w:r>
-      <w:proofErr w:type="spellEnd"/>
-      <w:r>
-        <w:t xml:space="preserve"> se realizó a través de servicios centralizados, lo que permitió gestionar de manera eficiente las solicitudes a la API, el manejo de tokens de autenticación y el control de errores.</w:t>
-      </w:r>
-    </w:p>
-    <w:p>
-      <w:pPr>
-        <w:jc w:val="both"/>
-      </w:pPr>
-    </w:p>
-    <w:p>
-      <w:pPr>
-        <w:jc w:val="both"/>
-      </w:pPr>
-      <w:r>
-        <w:t xml:space="preserve">En cuanto a la seguridad desde el </w:t>
-      </w:r>
-      <w:proofErr w:type="spellStart"/>
-      <w:r>
-        <w:t>frontend</w:t>
-      </w:r>
-      <w:proofErr w:type="spellEnd"/>
-      <w:r>
-        <w:t>, se integró el manejo de sesiones mediante almacenamiento seguro de tokens, así como la gestión de roles de usuario, permitiendo habilitar o restringir funcionalidades según el perfil (administrador, supervisor o usuario operativo).</w:t>
+        <w:t>El frontend se estructuró en componentes reutilizables, lo que facilitó la consistencia visual y funcional en toda la aplicación. Elementos como formularios, tablas, modales y tarjetas fueron diseñados para ser reutilizados en distintas vistas, reduciendo la duplicidad de código y mejorando la mantenibilidad del sistema.</w:t>
+      </w:r>
+    </w:p>
+    <w:p>
+      <w:pPr>
+        <w:jc w:val="both"/>
+      </w:pPr>
+    </w:p>
+    <w:p>
+      <w:pPr>
+        <w:jc w:val="both"/>
+      </w:pPr>
+      <w:r>
+        <w:t>Uno de los aspectos más relevantes en la ejecución del frontend fue la integración de funcionalidades en tiempo real, como el escaneo de códigos QR mediante la cámara del dispositivo, permitiendo identificar rápidamente cajas y ubicaciones dentro del almacén. Esta funcionalidad se integró directamente en la interfaz, proporcionando retroalimentación inmediata al usuario sin necesidad de recargar la página.</w:t>
+      </w:r>
+    </w:p>
+    <w:p>
+      <w:pPr>
+        <w:jc w:val="both"/>
+      </w:pPr>
+    </w:p>
+    <w:p>
+      <w:pPr>
+        <w:jc w:val="both"/>
+      </w:pPr>
+      <w:r>
+        <w:t>Asimismo, se implementó un sistema de navegación dinámico que permite cambiar entre diferentes vistas (dashboard, batches, cajas, shelves, etc.) de manera fluida, mejorando la experiencia del usuario. La comunicación con el backend se realizó a través de servicios centralizados, lo que permitió gestionar de manera eficiente las solicitudes a la API, el manejo de tokens de autenticación y el control de errores.</w:t>
+      </w:r>
+    </w:p>
+    <w:p>
+      <w:pPr>
+        <w:jc w:val="both"/>
+      </w:pPr>
+    </w:p>
+    <w:p>
+      <w:pPr>
+        <w:jc w:val="both"/>
+      </w:pPr>
+      <w:r>
+        <w:t>En cuanto a la seguridad desde el frontend, se integró el manejo de sesiones mediante almacenamiento seguro de tokens, así como la gestión de roles de usuario, permitiendo habilitar o restringir funcionalidades según el perfil (administrador, supervisor o usuario operativo).</w:t>
       </w:r>
     </w:p>
     <w:p>
@@ -13356,15 +12345,7 @@
         <w:jc w:val="both"/>
       </w:pPr>
       <w:r>
-        <w:t xml:space="preserve">El desarrollo se realizó de manera iterativa, permitiendo validar continuamente las funcionalidades implementadas y realizar ajustes con base en la retroalimentación obtenida durante las pruebas. Esto aseguró que el </w:t>
-      </w:r>
-      <w:proofErr w:type="spellStart"/>
-      <w:r>
-        <w:t>frontend</w:t>
-      </w:r>
-      <w:proofErr w:type="spellEnd"/>
-      <w:r>
-        <w:t xml:space="preserve"> no solo cumpliera con los </w:t>
+        <w:t xml:space="preserve">El desarrollo se realizó de manera iterativa, permitiendo validar continuamente las funcionalidades implementadas y realizar ajustes con base en la retroalimentación obtenida durante las pruebas. Esto aseguró que el frontend no solo cumpliera con los </w:t>
       </w:r>
       <w:r>
         <w:lastRenderedPageBreak/>
@@ -13376,15 +12357,7 @@
         <w:jc w:val="both"/>
       </w:pPr>
       <w:r>
-        <w:t xml:space="preserve">En conjunto, la ejecución del </w:t>
-      </w:r>
-      <w:proofErr w:type="spellStart"/>
-      <w:r>
-        <w:t>frontend</w:t>
-      </w:r>
-      <w:proofErr w:type="spellEnd"/>
-      <w:r>
-        <w:t xml:space="preserve"> permitió construir una interfaz moderna, funcional y alineada con los procesos del sistema, optimizando la interacción del usuario y facilitando la ejecución de tareas críticas dentro del flujo de trabajo.</w:t>
+        <w:t>En conjunto, la ejecución del frontend permitió construir una interfaz moderna, funcional y alineada con los procesos del sistema, optimizando la interacción del usuario y facilitando la ejecución de tareas críticas dentro del flujo de trabajo.</w:t>
       </w:r>
     </w:p>
     <w:p>
@@ -13401,11 +12374,11 @@
       <w:pPr>
         <w:pStyle w:val="Ttulo3"/>
       </w:pPr>
-      <w:bookmarkStart w:id="53" w:name="_Toc226396739"/>
+      <w:bookmarkStart w:id="51" w:name="_Toc226479095"/>
       <w:r>
         <w:t>Backend</w:t>
       </w:r>
-      <w:bookmarkEnd w:id="53"/>
+      <w:bookmarkEnd w:id="51"/>
     </w:p>
     <w:p/>
     <w:p>
@@ -13413,118 +12386,46 @@
         <w:jc w:val="both"/>
       </w:pPr>
       <w:r>
-        <w:t xml:space="preserve">El desarrollo del </w:t>
-      </w:r>
-      <w:proofErr w:type="spellStart"/>
-      <w:r>
-        <w:t>backend</w:t>
-      </w:r>
-      <w:proofErr w:type="spellEnd"/>
-      <w:r>
-        <w:t xml:space="preserve"> del sistema RESS se llevó a cabo utilizando .NET Framework, siguiendo una arquitectura basada en servicios que permitió estructurar de manera clara la lógica de negocio, la gestión de datos y la exposición de funcionalidades a través de una API.</w:t>
-      </w:r>
-    </w:p>
-    <w:p>
-      <w:pPr>
-        <w:jc w:val="both"/>
-      </w:pPr>
-    </w:p>
-    <w:p>
-      <w:pPr>
-        <w:jc w:val="both"/>
-      </w:pPr>
-      <w:r>
-        <w:t xml:space="preserve">Durante esta etapa, se implementaron los distintos módulos del sistema, considerando los procesos clave de la gestión de muestras de retención, tales como la creación y administración de </w:t>
-      </w:r>
-      <w:proofErr w:type="spellStart"/>
-      <w:r>
-        <w:t>batches</w:t>
-      </w:r>
-      <w:proofErr w:type="spellEnd"/>
-      <w:r>
-        <w:t xml:space="preserve">, la gestión de cajas, el control de almacenamiento en </w:t>
-      </w:r>
-      <w:proofErr w:type="spellStart"/>
-      <w:r>
-        <w:t>shelves</w:t>
-      </w:r>
-      <w:proofErr w:type="spellEnd"/>
-      <w:r>
-        <w:t xml:space="preserve"> y la generación de etiquetas. Cada uno de estos módulos fue desarrollado como parte de un conjunto de </w:t>
-      </w:r>
-      <w:proofErr w:type="spellStart"/>
-      <w:r>
-        <w:t>endpoints</w:t>
-      </w:r>
-      <w:proofErr w:type="spellEnd"/>
-      <w:r>
-        <w:t xml:space="preserve"> organizados que permiten la interacción con el </w:t>
-      </w:r>
-      <w:proofErr w:type="spellStart"/>
-      <w:r>
-        <w:t>frontend</w:t>
-      </w:r>
-      <w:proofErr w:type="spellEnd"/>
-      <w:r>
-        <w:t xml:space="preserve"> de manera segura y eficiente.</w:t>
-      </w:r>
-    </w:p>
-    <w:p>
-      <w:pPr>
-        <w:jc w:val="both"/>
-      </w:pPr>
-    </w:p>
-    <w:p>
-      <w:pPr>
-        <w:jc w:val="both"/>
-      </w:pPr>
-      <w:r>
-        <w:t xml:space="preserve">Uno de los aspectos principales en la ejecución del </w:t>
-      </w:r>
-      <w:proofErr w:type="spellStart"/>
-      <w:r>
-        <w:t>backend</w:t>
-      </w:r>
-      <w:proofErr w:type="spellEnd"/>
-      <w:r>
-        <w:t xml:space="preserve"> fue la implementación de la lógica de negocio centralizada, asegurando que todas las validaciones, reglas operativas y restricciones se ejecuten en el servidor. Esto incluye validaciones como el estado de los </w:t>
-      </w:r>
-      <w:proofErr w:type="spellStart"/>
-      <w:r>
-        <w:t>batches</w:t>
-      </w:r>
-      <w:proofErr w:type="spellEnd"/>
-      <w:r>
-        <w:t xml:space="preserve">, la asignación de cajas a ubicaciones específicas y el control de capacidad de los </w:t>
-      </w:r>
-      <w:proofErr w:type="spellStart"/>
-      <w:r>
-        <w:t>shelves</w:t>
-      </w:r>
-      <w:proofErr w:type="spellEnd"/>
-      <w:r>
-        <w:t>, garantizando la integridad de la información y la coherencia del sistema.</w:t>
-      </w:r>
-    </w:p>
-    <w:p>
-      <w:pPr>
-        <w:jc w:val="both"/>
-      </w:pPr>
-    </w:p>
-    <w:p>
-      <w:pPr>
-        <w:jc w:val="both"/>
-      </w:pPr>
-      <w:r>
-        <w:t xml:space="preserve">Asimismo, se integró el sistema con Active </w:t>
-      </w:r>
-      <w:proofErr w:type="spellStart"/>
-      <w:r>
-        <w:t>Directory</w:t>
-      </w:r>
-      <w:proofErr w:type="spellEnd"/>
-      <w:r>
-        <w:t xml:space="preserve">, permitiendo validar las credenciales de los usuarios y obtener sus roles dentro de la organización. Esta integración fue fundamental para implementar un esquema de autenticación y </w:t>
+        <w:t>El desarrollo del backend del sistema RESS se llevó a cabo utilizando .NET Framework, siguiendo una arquitectura basada en servicios que permitió estructurar de manera clara la lógica de negocio, la gestión de datos y la exposición de funcionalidades a través de una API.</w:t>
+      </w:r>
+    </w:p>
+    <w:p>
+      <w:pPr>
+        <w:jc w:val="both"/>
+      </w:pPr>
+    </w:p>
+    <w:p>
+      <w:pPr>
+        <w:jc w:val="both"/>
+      </w:pPr>
+      <w:r>
+        <w:t>Durante esta etapa, se implementaron los distintos módulos del sistema, considerando los procesos clave de la gestión de muestras de retención, tales como la creación y administración de batches, la gestión de cajas, el control de almacenamiento en shelves y la generación de etiquetas. Cada uno de estos módulos fue desarrollado como parte de un conjunto de endpoints organizados que permiten la interacción con el frontend de manera segura y eficiente.</w:t>
+      </w:r>
+    </w:p>
+    <w:p>
+      <w:pPr>
+        <w:jc w:val="both"/>
+      </w:pPr>
+    </w:p>
+    <w:p>
+      <w:pPr>
+        <w:jc w:val="both"/>
+      </w:pPr>
+      <w:r>
+        <w:t>Uno de los aspectos principales en la ejecución del backend fue la implementación de la lógica de negocio centralizada, asegurando que todas las validaciones, reglas operativas y restricciones se ejecuten en el servidor. Esto incluye validaciones como el estado de los batches, la asignación de cajas a ubicaciones específicas y el control de capacidad de los shelves, garantizando la integridad de la información y la coherencia del sistema.</w:t>
+      </w:r>
+    </w:p>
+    <w:p>
+      <w:pPr>
+        <w:jc w:val="both"/>
+      </w:pPr>
+    </w:p>
+    <w:p>
+      <w:pPr>
+        <w:jc w:val="both"/>
+      </w:pPr>
+      <w:r>
+        <w:t xml:space="preserve">Asimismo, se integró el sistema con Active Directory, permitiendo validar las credenciales de los usuarios y obtener sus roles dentro de la organización. Esta integración fue fundamental para implementar un esquema de autenticación y </w:t>
       </w:r>
       <w:r>
         <w:lastRenderedPageBreak/>
@@ -13536,23 +12437,7 @@
         <w:jc w:val="both"/>
       </w:pPr>
       <w:r>
-        <w:t xml:space="preserve">Un componente crítico del </w:t>
-      </w:r>
-      <w:proofErr w:type="spellStart"/>
-      <w:r>
-        <w:t>backend</w:t>
-      </w:r>
-      <w:proofErr w:type="spellEnd"/>
-      <w:r>
-        <w:t xml:space="preserve"> es la implementación de firmas electrónicas para operaciones sensibles, como la validación de registros o el almacenamiento de cajas. Para estas acciones, el sistema requiere la </w:t>
-      </w:r>
-      <w:proofErr w:type="spellStart"/>
-      <w:r>
-        <w:t>reautenticación</w:t>
-      </w:r>
-      <w:proofErr w:type="spellEnd"/>
-      <w:r>
-        <w:t xml:space="preserve"> del usuario mediante sus credenciales, lo que garantiza que cada operación quede debidamente autorizada y asociada a un responsable.</w:t>
+        <w:t>Un componente crítico del backend es la implementación de firmas electrónicas para operaciones sensibles, como la validación de registros o el almacenamiento de cajas. Para estas acciones, el sistema requiere la reautenticación del usuario mediante sus credenciales, lo que garantiza que cada operación quede debidamente autorizada y asociada a un responsable.</w:t>
       </w:r>
     </w:p>
     <w:p>
@@ -13578,68 +12463,28 @@
         <w:jc w:val="both"/>
       </w:pPr>
       <w:r>
-        <w:t xml:space="preserve">En cuanto a la persistencia de datos, el </w:t>
-      </w:r>
-      <w:proofErr w:type="spellStart"/>
-      <w:r>
-        <w:t>backend</w:t>
-      </w:r>
-      <w:proofErr w:type="spellEnd"/>
-      <w:r>
-        <w:t xml:space="preserve"> interactúa con una base de datos SQL Server mediante el uso de </w:t>
-      </w:r>
-      <w:proofErr w:type="spellStart"/>
-      <w:r>
-        <w:t>Entity</w:t>
-      </w:r>
-      <w:proofErr w:type="spellEnd"/>
-      <w:r>
-        <w:t xml:space="preserve"> Framework y consultas optimizadas, asegurando un acceso eficiente y seguro a la información. Se implementaron identificadores únicos (GUID) para garantizar la unicidad de los registros y evitar conflictos en entornos concurrentes.</w:t>
-      </w:r>
-    </w:p>
-    <w:p>
-      <w:pPr>
-        <w:jc w:val="both"/>
-      </w:pPr>
-    </w:p>
-    <w:p>
-      <w:pPr>
-        <w:jc w:val="both"/>
-      </w:pPr>
-      <w:r>
-        <w:t xml:space="preserve">El desarrollo del </w:t>
-      </w:r>
-      <w:proofErr w:type="spellStart"/>
-      <w:r>
-        <w:t>backend</w:t>
-      </w:r>
-      <w:proofErr w:type="spellEnd"/>
-      <w:r>
-        <w:t xml:space="preserve"> se realizó de manera iterativa, permitiendo validar progresivamente cada funcionalidad y realizar ajustes conforme a los requerimientos del sistema. Se llevaron a cabo pruebas de integración con el </w:t>
-      </w:r>
-      <w:proofErr w:type="spellStart"/>
-      <w:r>
-        <w:t>frontend</w:t>
-      </w:r>
-      <w:proofErr w:type="spellEnd"/>
-      <w:r>
-        <w:t xml:space="preserve"> para asegurar la correcta comunicación entre ambos componentes, verificando el flujo completo de información desde la captura de datos hasta su almacenamiento y consulta.</w:t>
-      </w:r>
-    </w:p>
-    <w:p>
-      <w:pPr>
-        <w:jc w:val="both"/>
-      </w:pPr>
-      <w:r>
-        <w:t xml:space="preserve">En conjunto, la ejecución del </w:t>
-      </w:r>
-      <w:proofErr w:type="spellStart"/>
-      <w:r>
-        <w:t>backend</w:t>
-      </w:r>
-      <w:proofErr w:type="spellEnd"/>
-      <w:r>
-        <w:t xml:space="preserve"> permitió construir una capa robusta, segura y alineada con los requerimientos del sistema RESS, proporcionando la base necesaria para garantizar la correcta operación, trazabilidad y cumplimiento normativo del sistema.</w:t>
+        <w:t>En cuanto a la persistencia de datos, el backend interactúa con una base de datos SQL Server mediante el uso de Entity Framework y consultas optimizadas, asegurando un acceso eficiente y seguro a la información. Se implementaron identificadores únicos (GUID) para garantizar la unicidad de los registros y evitar conflictos en entornos concurrentes.</w:t>
+      </w:r>
+    </w:p>
+    <w:p>
+      <w:pPr>
+        <w:jc w:val="both"/>
+      </w:pPr>
+    </w:p>
+    <w:p>
+      <w:pPr>
+        <w:jc w:val="both"/>
+      </w:pPr>
+      <w:r>
+        <w:t>El desarrollo del backend se realizó de manera iterativa, permitiendo validar progresivamente cada funcionalidad y realizar ajustes conforme a los requerimientos del sistema. Se llevaron a cabo pruebas de integración con el frontend para asegurar la correcta comunicación entre ambos componentes, verificando el flujo completo de información desde la captura de datos hasta su almacenamiento y consulta.</w:t>
+      </w:r>
+    </w:p>
+    <w:p>
+      <w:pPr>
+        <w:jc w:val="both"/>
+      </w:pPr>
+      <w:r>
+        <w:t>En conjunto, la ejecución del backend permitió construir una capa robusta, segura y alineada con los requerimientos del sistema RESS, proporcionando la base necesaria para garantizar la correcta operación, trazabilidad y cumplimiento normativo del sistema.</w:t>
       </w:r>
     </w:p>
     <w:p/>
@@ -13648,12 +12493,12 @@
       <w:pPr>
         <w:pStyle w:val="Ttulo3"/>
       </w:pPr>
-      <w:bookmarkStart w:id="54" w:name="_Toc226396740"/>
+      <w:bookmarkStart w:id="52" w:name="_Toc226479096"/>
       <w:r>
         <w:lastRenderedPageBreak/>
         <w:t>Seguridad</w:t>
       </w:r>
-      <w:bookmarkEnd w:id="54"/>
+      <w:bookmarkEnd w:id="52"/>
     </w:p>
     <w:p/>
     <w:p>
@@ -13690,15 +12535,7 @@
         <w:jc w:val="both"/>
       </w:pPr>
       <w:r>
-        <w:t xml:space="preserve">Un elemento clave del sistema es la implementación de firmas electrónicas para operaciones críticas, tales como la validación de registros o el almacenamiento de cajas. Para ejecutar estas acciones, el usuario debe ingresar nuevamente sus credenciales (usuario y contraseña), las cuales son verificadas contra el sistema de autenticación corporativo (Active </w:t>
-      </w:r>
-      <w:proofErr w:type="spellStart"/>
-      <w:r>
-        <w:t>Directory</w:t>
-      </w:r>
-      <w:proofErr w:type="spellEnd"/>
-      <w:r>
-        <w:t>).</w:t>
+        <w:t>Un elemento clave del sistema es la implementación de firmas electrónicas para operaciones críticas, tales como la validación de registros o el almacenamiento de cajas. Para ejecutar estas acciones, el usuario debe ingresar nuevamente sus credenciales (usuario y contraseña), las cuales son verificadas contra el sistema de autenticación corporativo (Active Directory).</w:t>
       </w:r>
     </w:p>
     <w:p>
@@ -13724,43 +12561,19 @@
         <w:jc w:val="both"/>
       </w:pPr>
       <w:r>
-        <w:t xml:space="preserve">Finalmente, la comunicación entre </w:t>
-      </w:r>
-      <w:proofErr w:type="spellStart"/>
-      <w:r>
-        <w:t>frontend</w:t>
-      </w:r>
-      <w:proofErr w:type="spellEnd"/>
-      <w:r>
-        <w:t xml:space="preserve"> y </w:t>
-      </w:r>
-      <w:proofErr w:type="spellStart"/>
-      <w:r>
-        <w:t>backend</w:t>
-      </w:r>
-      <w:proofErr w:type="spellEnd"/>
-      <w:r>
-        <w:t xml:space="preserve"> se realiza a través de </w:t>
-      </w:r>
-      <w:proofErr w:type="spellStart"/>
-      <w:r>
-        <w:t>endpoints</w:t>
-      </w:r>
-      <w:proofErr w:type="spellEnd"/>
-      <w:r>
-        <w:t xml:space="preserve"> seguros, y el control de acceso se gestiona mediante roles y políticas definidas en el sistema, lo que asegura una protección integral de la información y de los procesos.</w:t>
+        <w:t>Finalmente, la comunicación entre frontend y backend se realiza a través de endpoints seguros, y el control de acceso se gestiona mediante roles y políticas definidas en el sistema, lo que asegura una protección integral de la información y de los procesos.</w:t>
       </w:r>
     </w:p>
     <w:p>
       <w:pPr>
         <w:pStyle w:val="Ttulo3"/>
       </w:pPr>
-      <w:bookmarkStart w:id="55" w:name="_Toc226396741"/>
+      <w:bookmarkStart w:id="53" w:name="_Toc226479097"/>
       <w:r>
         <w:lastRenderedPageBreak/>
         <w:t>Pruebas</w:t>
       </w:r>
-      <w:bookmarkEnd w:id="55"/>
+      <w:bookmarkEnd w:id="53"/>
     </w:p>
     <w:p/>
     <w:p>
@@ -13834,96 +12647,99 @@
           <w:color w:val="000000" w:themeColor="text1"/>
           <w:szCs w:val="24"/>
         </w:rPr>
-        <w:t xml:space="preserve">En primer lugar, se realizaron pruebas unitarias, enfocadas en validar el correcto funcionamiento de componentes individuales del sistema, especialmente en la lógica de negocio implementada en el </w:t>
-      </w:r>
-      <w:proofErr w:type="spellStart"/>
+        <w:t>En primer lugar, se realizaron pruebas unitarias, enfocadas en validar el correcto funcionamiento de componentes individuales del sistema, especialmente en la lógica de negocio implementada en el backend.</w:t>
+      </w:r>
       <w:r>
         <w:rPr>
           <w:rFonts w:eastAsia="Arial" w:cs="Arial"/>
           <w:color w:val="000000" w:themeColor="text1"/>
           <w:szCs w:val="24"/>
         </w:rPr>
-        <w:t>backend</w:t>
-      </w:r>
-      <w:proofErr w:type="spellEnd"/>
+        <w:t xml:space="preserve"> </w:t>
+      </w:r>
       <w:r>
         <w:rPr>
           <w:rFonts w:eastAsia="Arial" w:cs="Arial"/>
           <w:color w:val="000000" w:themeColor="text1"/>
           <w:szCs w:val="24"/>
         </w:rPr>
-        <w:t>.</w:t>
-      </w:r>
-      <w:r>
+        <w:t>Posteriormente, se llevaron a cabo pruebas de integración, con el fin de verificar la correcta comunicación entre los distintos módulos del sistema, incluyendo la interacción entre el frontend desarrollado en React, el backend en .NET Framework y la base de datos SQL Server. Estas pruebas aseguraron que los flujos de información, como el registro de muestras, escaneo de códigos QR y almacenamiento de cajas, se ejecuten de manera consistente y sin pérdida de datos.</w:t>
+      </w:r>
+    </w:p>
+    <w:p>
+      <w:pPr>
+        <w:jc w:val="both"/>
         <w:rPr>
           <w:rFonts w:eastAsia="Arial" w:cs="Arial"/>
           <w:color w:val="000000" w:themeColor="text1"/>
           <w:szCs w:val="24"/>
         </w:rPr>
-        <w:t xml:space="preserve"> </w:t>
-      </w:r>
-      <w:r>
+      </w:pPr>
+    </w:p>
+    <w:p>
+      <w:pPr>
+        <w:jc w:val="both"/>
         <w:rPr>
           <w:rFonts w:eastAsia="Arial" w:cs="Arial"/>
           <w:color w:val="000000" w:themeColor="text1"/>
           <w:szCs w:val="24"/>
         </w:rPr>
-        <w:t xml:space="preserve">Posteriormente, se llevaron a cabo pruebas de integración, con el fin de verificar la correcta comunicación entre los distintos módulos del sistema, incluyendo la interacción entre el </w:t>
-      </w:r>
-      <w:proofErr w:type="spellStart"/>
+      </w:pPr>
       <w:r>
         <w:rPr>
           <w:rFonts w:eastAsia="Arial" w:cs="Arial"/>
           <w:color w:val="000000" w:themeColor="text1"/>
           <w:szCs w:val="24"/>
         </w:rPr>
-        <w:t>frontend</w:t>
-      </w:r>
-      <w:proofErr w:type="spellEnd"/>
-      <w:r>
+        <w:t>Asimismo, se realizaron pruebas funcionales, orientadas a validar que el sistema cumple con los casos de uso definidos, tales como la creación de batches, validación y rechazo, generación de etiquetas, almacenamiento de cajas en shelves y búsqueda de información. Estas pruebas se ejecutaron desde la perspectiva del usuario final, garantizando que el sistema responde correctamente a las operaciones reales del entorno.</w:t>
+      </w:r>
+    </w:p>
+    <w:p>
+      <w:pPr>
+        <w:jc w:val="both"/>
         <w:rPr>
           <w:rFonts w:eastAsia="Arial" w:cs="Arial"/>
           <w:color w:val="000000" w:themeColor="text1"/>
           <w:szCs w:val="24"/>
         </w:rPr>
-        <w:t xml:space="preserve"> desarrollado en </w:t>
-      </w:r>
-      <w:proofErr w:type="spellStart"/>
-      <w:r>
+      </w:pPr>
+    </w:p>
+    <w:p>
+      <w:pPr>
+        <w:jc w:val="both"/>
         <w:rPr>
           <w:rFonts w:eastAsia="Arial" w:cs="Arial"/>
           <w:color w:val="000000" w:themeColor="text1"/>
           <w:szCs w:val="24"/>
         </w:rPr>
-        <w:t>React</w:t>
-      </w:r>
-      <w:proofErr w:type="spellEnd"/>
+      </w:pPr>
       <w:r>
         <w:rPr>
           <w:rFonts w:eastAsia="Arial" w:cs="Arial"/>
           <w:color w:val="000000" w:themeColor="text1"/>
           <w:szCs w:val="24"/>
         </w:rPr>
-        <w:t xml:space="preserve">, el </w:t>
-      </w:r>
-      <w:proofErr w:type="spellStart"/>
+        <w:t xml:space="preserve">De igual manera, se consideraron pruebas de seguridad, verificando aspectos como la autenticación mediante tokens, el control de acceso basado en roles, la validación de credenciales para firmas electrónicas y la correcta implementación del Audit Trail. </w:t>
+      </w:r>
       <w:r>
         <w:rPr>
           <w:rFonts w:eastAsia="Arial" w:cs="Arial"/>
           <w:color w:val="000000" w:themeColor="text1"/>
           <w:szCs w:val="24"/>
         </w:rPr>
-        <w:t>backend</w:t>
-      </w:r>
-      <w:proofErr w:type="spellEnd"/>
-      <w:r>
+        <w:lastRenderedPageBreak/>
+        <w:t>Esto permitió asegurar que las operaciones críticas están protegidas y que la información se mantiene íntegra y trazable.</w:t>
+      </w:r>
+    </w:p>
+    <w:p>
+      <w:pPr>
+        <w:jc w:val="both"/>
         <w:rPr>
           <w:rFonts w:eastAsia="Arial" w:cs="Arial"/>
           <w:color w:val="000000" w:themeColor="text1"/>
           <w:szCs w:val="24"/>
         </w:rPr>
-        <w:t xml:space="preserve"> en .NET Framework y la base de datos SQL Server. Estas pruebas aseguraron que los flujos de información, como el registro de muestras, escaneo de códigos QR y almacenamiento de cajas, se ejecuten de manera consistente y sin pérdida de datos.</w:t>
-      </w:r>
+      </w:pPr>
     </w:p>
     <w:p>
       <w:pPr>
@@ -13934,151 +12750,40 @@
           <w:szCs w:val="24"/>
         </w:rPr>
       </w:pPr>
-    </w:p>
-    <w:p>
-      <w:pPr>
-        <w:jc w:val="both"/>
+      <w:r>
         <w:rPr>
           <w:rFonts w:eastAsia="Arial" w:cs="Arial"/>
           <w:color w:val="000000" w:themeColor="text1"/>
           <w:szCs w:val="24"/>
         </w:rPr>
-      </w:pPr>
-      <w:r>
+        <w:t>Finalmente, se realizaron pruebas de aceptación, donde se validó el sistema en un entorno similar al operativo, con la participación de usuarios clave. Estas pruebas permitieron confirmar que el sistema cumple con las expectativas del negocio y es apto para su uso en el proceso de gestión de muestras de retención.</w:t>
+      </w:r>
+    </w:p>
+    <w:p>
+      <w:pPr>
+        <w:jc w:val="both"/>
         <w:rPr>
           <w:rFonts w:eastAsia="Arial" w:cs="Arial"/>
           <w:color w:val="000000" w:themeColor="text1"/>
           <w:szCs w:val="24"/>
         </w:rPr>
-        <w:t xml:space="preserve">Asimismo, se realizaron pruebas funcionales, orientadas a validar que el sistema cumple con los casos de uso definidos, tales como la creación de </w:t>
-      </w:r>
-      <w:proofErr w:type="spellStart"/>
-      <w:r>
+      </w:pPr>
+    </w:p>
+    <w:p>
+      <w:pPr>
+        <w:jc w:val="both"/>
         <w:rPr>
           <w:rFonts w:eastAsia="Arial" w:cs="Arial"/>
           <w:color w:val="000000" w:themeColor="text1"/>
           <w:szCs w:val="24"/>
         </w:rPr>
-        <w:t>batches</w:t>
-      </w:r>
-      <w:proofErr w:type="spellEnd"/>
+      </w:pPr>
       <w:r>
         <w:rPr>
           <w:rFonts w:eastAsia="Arial" w:cs="Arial"/>
           <w:color w:val="000000" w:themeColor="text1"/>
           <w:szCs w:val="24"/>
         </w:rPr>
-        <w:t xml:space="preserve">, validación y rechazo, generación de etiquetas, almacenamiento de cajas en </w:t>
-      </w:r>
-      <w:proofErr w:type="spellStart"/>
-      <w:r>
-        <w:rPr>
-          <w:rFonts w:eastAsia="Arial" w:cs="Arial"/>
-          <w:color w:val="000000" w:themeColor="text1"/>
-          <w:szCs w:val="24"/>
-        </w:rPr>
-        <w:t>shelves</w:t>
-      </w:r>
-      <w:proofErr w:type="spellEnd"/>
-      <w:r>
-        <w:rPr>
-          <w:rFonts w:eastAsia="Arial" w:cs="Arial"/>
-          <w:color w:val="000000" w:themeColor="text1"/>
-          <w:szCs w:val="24"/>
-        </w:rPr>
-        <w:t xml:space="preserve"> y búsqueda de información. Estas pruebas se ejecutaron desde la perspectiva del usuario final, garantizando que el sistema responde correctamente a las operaciones reales del entorno.</w:t>
-      </w:r>
-    </w:p>
-    <w:p>
-      <w:pPr>
-        <w:jc w:val="both"/>
-        <w:rPr>
-          <w:rFonts w:eastAsia="Arial" w:cs="Arial"/>
-          <w:color w:val="000000" w:themeColor="text1"/>
-          <w:szCs w:val="24"/>
-        </w:rPr>
-      </w:pPr>
-    </w:p>
-    <w:p>
-      <w:pPr>
-        <w:jc w:val="both"/>
-        <w:rPr>
-          <w:rFonts w:eastAsia="Arial" w:cs="Arial"/>
-          <w:color w:val="000000" w:themeColor="text1"/>
-          <w:szCs w:val="24"/>
-        </w:rPr>
-      </w:pPr>
-      <w:r>
-        <w:rPr>
-          <w:rFonts w:eastAsia="Arial" w:cs="Arial"/>
-          <w:color w:val="000000" w:themeColor="text1"/>
-          <w:szCs w:val="24"/>
-        </w:rPr>
-        <w:t xml:space="preserve">De igual manera, se consideraron pruebas de seguridad, verificando aspectos como la autenticación mediante tokens, el control de acceso basado en roles, la validación de credenciales para firmas electrónicas y la correcta implementación del Audit Trail. </w:t>
-      </w:r>
-      <w:r>
-        <w:rPr>
-          <w:rFonts w:eastAsia="Arial" w:cs="Arial"/>
-          <w:color w:val="000000" w:themeColor="text1"/>
-          <w:szCs w:val="24"/>
-        </w:rPr>
-        <w:lastRenderedPageBreak/>
-        <w:t>Esto permitió asegurar que las operaciones críticas están protegidas y que la información se mantiene íntegra y trazable.</w:t>
-      </w:r>
-    </w:p>
-    <w:p>
-      <w:pPr>
-        <w:jc w:val="both"/>
-        <w:rPr>
-          <w:rFonts w:eastAsia="Arial" w:cs="Arial"/>
-          <w:color w:val="000000" w:themeColor="text1"/>
-          <w:szCs w:val="24"/>
-        </w:rPr>
-      </w:pPr>
-    </w:p>
-    <w:p>
-      <w:pPr>
-        <w:jc w:val="both"/>
-        <w:rPr>
-          <w:rFonts w:eastAsia="Arial" w:cs="Arial"/>
-          <w:color w:val="000000" w:themeColor="text1"/>
-          <w:szCs w:val="24"/>
-        </w:rPr>
-      </w:pPr>
-      <w:r>
-        <w:rPr>
-          <w:rFonts w:eastAsia="Arial" w:cs="Arial"/>
-          <w:color w:val="000000" w:themeColor="text1"/>
-          <w:szCs w:val="24"/>
-        </w:rPr>
-        <w:t>Finalmente, se realizaron pruebas de aceptación, donde se validó el sistema en un entorno similar al operativo, con la participación de usuarios clave. Estas pruebas permitieron confirmar que el sistema cumple con las expectativas del negocio y es apto para su uso en el proceso de gestión de muestras de retención.</w:t>
-      </w:r>
-    </w:p>
-    <w:p>
-      <w:pPr>
-        <w:jc w:val="both"/>
-        <w:rPr>
-          <w:rFonts w:eastAsia="Arial" w:cs="Arial"/>
-          <w:color w:val="000000" w:themeColor="text1"/>
-          <w:szCs w:val="24"/>
-        </w:rPr>
-      </w:pPr>
-    </w:p>
-    <w:p>
-      <w:pPr>
-        <w:jc w:val="both"/>
-        <w:rPr>
-          <w:rFonts w:eastAsia="Arial" w:cs="Arial"/>
-          <w:color w:val="000000" w:themeColor="text1"/>
-          <w:szCs w:val="24"/>
-        </w:rPr>
-      </w:pPr>
-      <w:r>
-        <w:rPr>
-          <w:rFonts w:eastAsia="Arial" w:cs="Arial"/>
-          <w:color w:val="000000" w:themeColor="text1"/>
-          <w:szCs w:val="24"/>
-        </w:rPr>
         <w:t>En conjunto, la estrategia de pruebas aplicada permitió asegurar que el sistema es confiable, seguro y cumple con los requisitos regulatorios, proporcionando evidencia documentada de su correcto funcionamiento conforme a los lineamientos de GAMP 5.</w:t>
       </w:r>
     </w:p>
@@ -14089,11 +12794,11 @@
         <w:pStyle w:val="Ttulo2"/>
         <w:spacing w:line="360" w:lineRule="auto"/>
       </w:pPr>
-      <w:bookmarkStart w:id="56" w:name="_Toc226396742"/>
+      <w:bookmarkStart w:id="54" w:name="_Toc226479098"/>
       <w:r>
         <w:t>Control</w:t>
       </w:r>
-      <w:bookmarkEnd w:id="56"/>
+      <w:bookmarkEnd w:id="54"/>
     </w:p>
     <w:p/>
     <w:p/>
@@ -14102,11 +12807,11 @@
         <w:pStyle w:val="Ttulo2"/>
         <w:spacing w:line="360" w:lineRule="auto"/>
       </w:pPr>
-      <w:bookmarkStart w:id="57" w:name="_Toc226396743"/>
+      <w:bookmarkStart w:id="55" w:name="_Toc226479099"/>
       <w:r>
         <w:t>Cierre</w:t>
       </w:r>
-      <w:bookmarkEnd w:id="57"/>
+      <w:bookmarkEnd w:id="55"/>
     </w:p>
     <w:p/>
     <w:p/>
@@ -14150,14 +12855,13 @@
             <w:pPr>
               <w:pStyle w:val="Ttulo1"/>
               <w:spacing w:line="360" w:lineRule="auto"/>
-              <w:outlineLvl w:val="0"/>
             </w:pPr>
-            <w:bookmarkStart w:id="58" w:name="_Toc226396744"/>
+            <w:bookmarkStart w:id="56" w:name="_Toc226479100"/>
             <w:r>
               <w:lastRenderedPageBreak/>
               <w:t>CONCLUSIONES</w:t>
             </w:r>
-            <w:bookmarkEnd w:id="58"/>
+            <w:bookmarkEnd w:id="56"/>
           </w:p>
         </w:tc>
       </w:tr>
@@ -14168,11 +12872,11 @@
         <w:pStyle w:val="Ttulo2"/>
         <w:spacing w:line="360" w:lineRule="auto"/>
       </w:pPr>
-      <w:bookmarkStart w:id="59" w:name="_Toc226396745"/>
+      <w:bookmarkStart w:id="57" w:name="_Toc226479101"/>
       <w:r>
         <w:t>Cumplimiento de objetivos</w:t>
       </w:r>
-      <w:bookmarkEnd w:id="59"/>
+      <w:bookmarkEnd w:id="57"/>
     </w:p>
     <w:p/>
     <w:p/>
@@ -14181,11 +12885,11 @@
         <w:pStyle w:val="Ttulo2"/>
         <w:spacing w:line="360" w:lineRule="auto"/>
       </w:pPr>
-      <w:bookmarkStart w:id="60" w:name="_Toc226396746"/>
+      <w:bookmarkStart w:id="58" w:name="_Toc226479102"/>
       <w:r>
         <w:t>Resultados</w:t>
       </w:r>
-      <w:bookmarkEnd w:id="60"/>
+      <w:bookmarkEnd w:id="58"/>
     </w:p>
     <w:p/>
     <w:p/>
@@ -14194,11 +12898,11 @@
         <w:pStyle w:val="Ttulo2"/>
         <w:spacing w:line="360" w:lineRule="auto"/>
       </w:pPr>
-      <w:bookmarkStart w:id="61" w:name="_Toc226396747"/>
+      <w:bookmarkStart w:id="59" w:name="_Toc226479103"/>
       <w:r>
         <w:t>Contribuciones</w:t>
       </w:r>
-      <w:bookmarkEnd w:id="61"/>
+      <w:bookmarkEnd w:id="59"/>
     </w:p>
     <w:p/>
     <w:p/>
@@ -14303,7 +13007,6 @@
           <w:lang w:val="en-US"/>
         </w:rPr>
       </w:pPr>
-      <w:proofErr w:type="spellStart"/>
       <w:r>
         <w:rPr>
           <w:rFonts w:eastAsia="Arial" w:cs="Arial"/>
@@ -14311,17 +13014,7 @@
           <w:sz w:val="22"/>
           <w:lang w:val="en-US"/>
         </w:rPr>
-        <w:t>Referencia</w:t>
-      </w:r>
-      <w:proofErr w:type="spellEnd"/>
-      <w:r>
-        <w:rPr>
-          <w:rFonts w:eastAsia="Arial" w:cs="Arial"/>
-          <w:color w:val="000000" w:themeColor="text1"/>
-          <w:sz w:val="22"/>
-          <w:lang w:val="en-US"/>
-        </w:rPr>
-        <w:t xml:space="preserve"> APA: Food and Drug Administration. (2023). </w:t>
+        <w:t xml:space="preserve">Referencia APA: Food and Drug Administration. (2023). </w:t>
       </w:r>
       <w:r>
         <w:rPr>
@@ -14369,25 +13062,7 @@
           <w:sz w:val="22"/>
           <w:lang w:val="en-US"/>
         </w:rPr>
-        <w:t xml:space="preserve">International Society for Pharmaceutical Engineering (ISPE). (2008). GAMP 5: A risk-based approach to compliant </w:t>
-      </w:r>
-      <w:proofErr w:type="spellStart"/>
-      <w:r>
-        <w:rPr>
-          <w:rFonts w:eastAsia="Arial" w:cs="Arial"/>
-          <w:sz w:val="22"/>
-          <w:lang w:val="en-US"/>
-        </w:rPr>
-        <w:t>GxP</w:t>
-      </w:r>
-      <w:proofErr w:type="spellEnd"/>
-      <w:r>
-        <w:rPr>
-          <w:rFonts w:eastAsia="Arial" w:cs="Arial"/>
-          <w:sz w:val="22"/>
-          <w:lang w:val="en-US"/>
-        </w:rPr>
-        <w:t xml:space="preserve"> computerized systems. ISPE.  </w:t>
+        <w:t xml:space="preserve">International Society for Pharmaceutical Engineering (ISPE). (2008). GAMP 5: A risk-based approach to compliant GxP computerized systems. ISPE.  </w:t>
       </w:r>
     </w:p>
     <w:p/>
@@ -14499,8 +13174,8 @@
 </file>
 
 <file path=word/comments.xml><?xml version="1.0" encoding="utf-8"?>
-<w:comments xmlns:wpc="http://schemas.microsoft.com/office/word/2010/wordprocessingCanvas" xmlns:cx="http://schemas.microsoft.com/office/drawing/2014/chartex" xmlns:cx1="http://schemas.microsoft.com/office/drawing/2015/9/8/chartex" xmlns:cx2="http://schemas.microsoft.com/office/drawing/2015/10/21/chartex" xmlns:cx3="http://schemas.microsoft.com/office/drawing/2016/5/9/chartex" xmlns:cx4="http://schemas.microsoft.com/office/drawing/2016/5/10/chartex" xmlns:cx5="http://schemas.microsoft.com/office/drawing/2016/5/11/chartex" xmlns:cx6="http://schemas.microsoft.com/office/drawing/2016/5/12/chartex" xmlns:cx7="http://schemas.microsoft.com/office/drawing/2016/5/13/chartex" xmlns:cx8="http://schemas.microsoft.com/office/drawing/2016/5/14/chartex" xmlns:mc="http://schemas.openxmlformats.org/markup-compatibility/2006" xmlns:aink="http://schemas.microsoft.com/office/drawing/2016/ink" xmlns:am3d="http://schemas.microsoft.com/office/drawing/2017/model3d" xmlns:o="urn:schemas-microsoft-com:office:office" xmlns:r="http://schemas.openxmlformats.org/officeDocument/2006/relationships" xmlns:m="http://schemas.openxmlformats.org/officeDocument/2006/math" xmlns:v="urn:schemas-microsoft-com:vml" xmlns:wp14="http://schemas.microsoft.com/office/word/2010/wordprocessingDrawing" xmlns:wp="http://schemas.openxmlformats.org/drawingml/2006/wordprocessingDrawing" xmlns:w10="urn:schemas-microsoft-com:office:word" xmlns:w="http://schemas.openxmlformats.org/wordprocessingml/2006/main" xmlns:w14="http://schemas.microsoft.com/office/word/2010/wordml" xmlns:w15="http://schemas.microsoft.com/office/word/2012/wordml" xmlns:w16cex="http://schemas.microsoft.com/office/word/2018/wordml/cex" xmlns:w16cid="http://schemas.microsoft.com/office/word/2016/wordml/cid" xmlns:w16="http://schemas.microsoft.com/office/word/2018/wordml" xmlns:w16sdtdh="http://schemas.microsoft.com/office/word/2020/wordml/sdtdatahash" xmlns:w16se="http://schemas.microsoft.com/office/word/2015/wordml/symex" xmlns:wpg="http://schemas.microsoft.com/office/word/2010/wordprocessingGroup" xmlns:wpi="http://schemas.microsoft.com/office/word/2010/wordprocessingInk" xmlns:wne="http://schemas.microsoft.com/office/word/2006/wordml" xmlns:wps="http://schemas.microsoft.com/office/word/2010/wordprocessingShape" mc:Ignorable="w14 w15 w16se w16cid w16 w16cex w16sdtdh wp14">
-  <w:comment w:id="12" w:author="neli Bp" w:date="2026-03-25T18:26:00Z" w:initials="nB">
+<w:comments xmlns:wpc="http://schemas.microsoft.com/office/word/2010/wordprocessingCanvas" xmlns:cx="http://schemas.microsoft.com/office/drawing/2014/chartex" xmlns:cx1="http://schemas.microsoft.com/office/drawing/2015/9/8/chartex" xmlns:cx2="http://schemas.microsoft.com/office/drawing/2015/10/21/chartex" xmlns:cx3="http://schemas.microsoft.com/office/drawing/2016/5/9/chartex" xmlns:cx4="http://schemas.microsoft.com/office/drawing/2016/5/10/chartex" xmlns:cx5="http://schemas.microsoft.com/office/drawing/2016/5/11/chartex" xmlns:cx6="http://schemas.microsoft.com/office/drawing/2016/5/12/chartex" xmlns:cx7="http://schemas.microsoft.com/office/drawing/2016/5/13/chartex" xmlns:cx8="http://schemas.microsoft.com/office/drawing/2016/5/14/chartex" xmlns:mc="http://schemas.openxmlformats.org/markup-compatibility/2006" xmlns:aink="http://schemas.microsoft.com/office/drawing/2016/ink" xmlns:am3d="http://schemas.microsoft.com/office/drawing/2017/model3d" xmlns:o="urn:schemas-microsoft-com:office:office" xmlns:oel="http://schemas.microsoft.com/office/2019/extlst" xmlns:r="http://schemas.openxmlformats.org/officeDocument/2006/relationships" xmlns:m="http://schemas.openxmlformats.org/officeDocument/2006/math" xmlns:v="urn:schemas-microsoft-com:vml" xmlns:wp14="http://schemas.microsoft.com/office/word/2010/wordprocessingDrawing" xmlns:wp="http://schemas.openxmlformats.org/drawingml/2006/wordprocessingDrawing" xmlns:w10="urn:schemas-microsoft-com:office:word" xmlns:w="http://schemas.openxmlformats.org/wordprocessingml/2006/main" xmlns:w14="http://schemas.microsoft.com/office/word/2010/wordml" xmlns:w15="http://schemas.microsoft.com/office/word/2012/wordml" xmlns:w16cex="http://schemas.microsoft.com/office/word/2018/wordml/cex" xmlns:w16cid="http://schemas.microsoft.com/office/word/2016/wordml/cid" xmlns:w16="http://schemas.microsoft.com/office/word/2018/wordml" xmlns:w16du="http://schemas.microsoft.com/office/word/2023/wordml/word16du" xmlns:w16sdtdh="http://schemas.microsoft.com/office/word/2020/wordml/sdtdatahash" xmlns:w16sdtfl="http://schemas.microsoft.com/office/word/2024/wordml/sdtformatlock" xmlns:w16se="http://schemas.microsoft.com/office/word/2015/wordml/symex" xmlns:wpg="http://schemas.microsoft.com/office/word/2010/wordprocessingGroup" xmlns:wpi="http://schemas.microsoft.com/office/word/2010/wordprocessingInk" xmlns:wne="http://schemas.microsoft.com/office/word/2006/wordml" xmlns:wps="http://schemas.microsoft.com/office/word/2010/wordprocessingShape" mc:Ignorable="w14 w15 w16se w16cid w16 w16cex w16sdtdh w16sdtfl w16du wp14">
+  <w:comment w:id="13" w:author="neli Bp" w:date="2026-03-25T18:26:00Z" w:initials="nB">
     <w:p>
       <w:pPr>
         <w:pStyle w:val="Textocomentario"/>
@@ -14516,7 +13191,7 @@
       </w:r>
     </w:p>
   </w:comment>
-  <w:comment w:id="18" w:author="Andrés Yismael Díaz" w:date="2026-03-02T10:50:00Z" w:initials="AYD">
+  <w:comment w:id="19" w:author="Andrés Yismael Díaz" w:date="2026-03-02T10:50:00Z" w:initials="AYD">
     <w:p>
       <w:pPr>
         <w:pStyle w:val="Textocomentario"/>
@@ -14532,7 +13207,7 @@
       </w:r>
     </w:p>
   </w:comment>
-  <w:comment w:id="37" w:author="DIAZ HERNANDEZ, ANDRES YISMAEL" w:date="2026-03-25T16:20:00Z" w:initials="AD">
+  <w:comment w:id="35" w:author="DIAZ HERNANDEZ, ANDRES YISMAEL" w:date="2026-03-25T16:20:00Z" w:initials="AD">
     <w:p>
       <w:pPr>
         <w:pStyle w:val="Textocomentario"/>
@@ -14548,7 +13223,7 @@
       </w:r>
     </w:p>
   </w:comment>
-  <w:comment w:id="40" w:author="DIAZ HERNANDEZ, ANDRES YISMAEL" w:date="2026-03-25T16:20:00Z" w:initials="AD">
+  <w:comment w:id="38" w:author="DIAZ HERNANDEZ, ANDRES YISMAEL" w:date="2026-03-25T16:20:00Z" w:initials="AD">
     <w:p>
       <w:pPr>
         <w:pStyle w:val="Textocomentario"/>
@@ -14564,7 +13239,7 @@
       </w:r>
     </w:p>
   </w:comment>
-  <w:comment w:id="43" w:author="DIAZ HERNANDEZ, ANDRES YISMAEL" w:date="2026-03-25T16:38:00Z" w:initials="AD">
+  <w:comment w:id="41" w:author="DIAZ HERNANDEZ, ANDRES YISMAEL" w:date="2026-03-25T16:38:00Z" w:initials="AD">
     <w:p>
       <w:pPr>
         <w:pStyle w:val="Textocomentario"/>
@@ -14580,7 +13255,7 @@
       </w:r>
     </w:p>
   </w:comment>
-  <w:comment w:id="49" w:author="DIAZ HERNANDEZ, ANDRES YISMAEL" w:date="2026-03-25T18:04:00Z" w:initials="AD">
+  <w:comment w:id="47" w:author="DIAZ HERNANDEZ, ANDRES YISMAEL" w:date="2026-03-25T18:04:00Z" w:initials="AD">
     <w:p>
       <w:pPr>
         <w:pStyle w:val="Textocomentario"/>
@@ -14600,7 +13275,7 @@
 </file>
 
 <file path=word/commentsExtended.xml><?xml version="1.0" encoding="utf-8"?>
-<w15:commentsEx xmlns:wpc="http://schemas.microsoft.com/office/word/2010/wordprocessingCanvas" xmlns:cx="http://schemas.microsoft.com/office/drawing/2014/chartex" xmlns:cx1="http://schemas.microsoft.com/office/drawing/2015/9/8/chartex" xmlns:cx2="http://schemas.microsoft.com/office/drawing/2015/10/21/chartex" xmlns:cx3="http://schemas.microsoft.com/office/drawing/2016/5/9/chartex" xmlns:cx4="http://schemas.microsoft.com/office/drawing/2016/5/10/chartex" xmlns:cx5="http://schemas.microsoft.com/office/drawing/2016/5/11/chartex" xmlns:cx6="http://schemas.microsoft.com/office/drawing/2016/5/12/chartex" xmlns:cx7="http://schemas.microsoft.com/office/drawing/2016/5/13/chartex" xmlns:cx8="http://schemas.microsoft.com/office/drawing/2016/5/14/chartex" xmlns:mc="http://schemas.openxmlformats.org/markup-compatibility/2006" xmlns:aink="http://schemas.microsoft.com/office/drawing/2016/ink" xmlns:am3d="http://schemas.microsoft.com/office/drawing/2017/model3d" xmlns:o="urn:schemas-microsoft-com:office:office" xmlns:r="http://schemas.openxmlformats.org/officeDocument/2006/relationships" xmlns:m="http://schemas.openxmlformats.org/officeDocument/2006/math" xmlns:v="urn:schemas-microsoft-com:vml" xmlns:wp14="http://schemas.microsoft.com/office/word/2010/wordprocessingDrawing" xmlns:wp="http://schemas.openxmlformats.org/drawingml/2006/wordprocessingDrawing" xmlns:w10="urn:schemas-microsoft-com:office:word" xmlns:w="http://schemas.openxmlformats.org/wordprocessingml/2006/main" xmlns:w14="http://schemas.microsoft.com/office/word/2010/wordml" xmlns:w15="http://schemas.microsoft.com/office/word/2012/wordml" xmlns:w16cex="http://schemas.microsoft.com/office/word/2018/wordml/cex" xmlns:w16cid="http://schemas.microsoft.com/office/word/2016/wordml/cid" xmlns:w16="http://schemas.microsoft.com/office/word/2018/wordml" xmlns:w16sdtdh="http://schemas.microsoft.com/office/word/2020/wordml/sdtdatahash" xmlns:w16se="http://schemas.microsoft.com/office/word/2015/wordml/symex" xmlns:wpg="http://schemas.microsoft.com/office/word/2010/wordprocessingGroup" xmlns:wpi="http://schemas.microsoft.com/office/word/2010/wordprocessingInk" xmlns:wne="http://schemas.microsoft.com/office/word/2006/wordml" xmlns:wps="http://schemas.microsoft.com/office/word/2010/wordprocessingShape" mc:Ignorable="w14 w15 w16se w16cid w16 w16cex w16sdtdh wp14">
+<w15:commentsEx xmlns:wpc="http://schemas.microsoft.com/office/word/2010/wordprocessingCanvas" xmlns:cx="http://schemas.microsoft.com/office/drawing/2014/chartex" xmlns:cx1="http://schemas.microsoft.com/office/drawing/2015/9/8/chartex" xmlns:cx2="http://schemas.microsoft.com/office/drawing/2015/10/21/chartex" xmlns:cx3="http://schemas.microsoft.com/office/drawing/2016/5/9/chartex" xmlns:cx4="http://schemas.microsoft.com/office/drawing/2016/5/10/chartex" xmlns:cx5="http://schemas.microsoft.com/office/drawing/2016/5/11/chartex" xmlns:cx6="http://schemas.microsoft.com/office/drawing/2016/5/12/chartex" xmlns:cx7="http://schemas.microsoft.com/office/drawing/2016/5/13/chartex" xmlns:cx8="http://schemas.microsoft.com/office/drawing/2016/5/14/chartex" xmlns:mc="http://schemas.openxmlformats.org/markup-compatibility/2006" xmlns:aink="http://schemas.microsoft.com/office/drawing/2016/ink" xmlns:am3d="http://schemas.microsoft.com/office/drawing/2017/model3d" xmlns:o="urn:schemas-microsoft-com:office:office" xmlns:oel="http://schemas.microsoft.com/office/2019/extlst" xmlns:r="http://schemas.openxmlformats.org/officeDocument/2006/relationships" xmlns:m="http://schemas.openxmlformats.org/officeDocument/2006/math" xmlns:v="urn:schemas-microsoft-com:vml" xmlns:wp14="http://schemas.microsoft.com/office/word/2010/wordprocessingDrawing" xmlns:wp="http://schemas.openxmlformats.org/drawingml/2006/wordprocessingDrawing" xmlns:w10="urn:schemas-microsoft-com:office:word" xmlns:w="http://schemas.openxmlformats.org/wordprocessingml/2006/main" xmlns:w14="http://schemas.microsoft.com/office/word/2010/wordml" xmlns:w15="http://schemas.microsoft.com/office/word/2012/wordml" xmlns:w16cex="http://schemas.microsoft.com/office/word/2018/wordml/cex" xmlns:w16cid="http://schemas.microsoft.com/office/word/2016/wordml/cid" xmlns:w16="http://schemas.microsoft.com/office/word/2018/wordml" xmlns:w16du="http://schemas.microsoft.com/office/word/2023/wordml/word16du" xmlns:w16sdtdh="http://schemas.microsoft.com/office/word/2020/wordml/sdtdatahash" xmlns:w16sdtfl="http://schemas.microsoft.com/office/word/2024/wordml/sdtformatlock" xmlns:w16se="http://schemas.microsoft.com/office/word/2015/wordml/symex" xmlns:wpg="http://schemas.microsoft.com/office/word/2010/wordprocessingGroup" xmlns:wpi="http://schemas.microsoft.com/office/word/2010/wordprocessingInk" xmlns:wne="http://schemas.microsoft.com/office/word/2006/wordml" xmlns:wps="http://schemas.microsoft.com/office/word/2010/wordprocessingShape" mc:Ignorable="w14 w15 w16se w16cid w16 w16cex w16sdtdh w16sdtfl w16du wp14">
   <w15:commentEx w15:paraId="39ABB8E6" w15:done="1"/>
   <w15:commentEx w15:paraId="5EEB920A" w15:done="1"/>
   <w15:commentEx w15:paraId="69976AE8" w15:done="0"/>
@@ -14611,7 +13286,7 @@
 </file>
 
 <file path=word/commentsExtensible.xml><?xml version="1.0" encoding="utf-8"?>
-<w16cex:commentsExtensible xmlns:wpc="http://schemas.microsoft.com/office/word/2010/wordprocessingCanvas" xmlns:cx="http://schemas.microsoft.com/office/drawing/2014/chartex" xmlns:cx1="http://schemas.microsoft.com/office/drawing/2015/9/8/chartex" xmlns:cx2="http://schemas.microsoft.com/office/drawing/2015/10/21/chartex" xmlns:cx3="http://schemas.microsoft.com/office/drawing/2016/5/9/chartex" xmlns:cx4="http://schemas.microsoft.com/office/drawing/2016/5/10/chartex" xmlns:cx5="http://schemas.microsoft.com/office/drawing/2016/5/11/chartex" xmlns:cx6="http://schemas.microsoft.com/office/drawing/2016/5/12/chartex" xmlns:cx7="http://schemas.microsoft.com/office/drawing/2016/5/13/chartex" xmlns:cx8="http://schemas.microsoft.com/office/drawing/2016/5/14/chartex" xmlns:mc="http://schemas.openxmlformats.org/markup-compatibility/2006" xmlns:aink="http://schemas.microsoft.com/office/drawing/2016/ink" xmlns:am3d="http://schemas.microsoft.com/office/drawing/2017/model3d" xmlns:o="urn:schemas-microsoft-com:office:office" xmlns:r="http://schemas.openxmlformats.org/officeDocument/2006/relationships" xmlns:m="http://schemas.openxmlformats.org/officeDocument/2006/math" xmlns:v="urn:schemas-microsoft-com:vml" xmlns:wp14="http://schemas.microsoft.com/office/word/2010/wordprocessingDrawing" xmlns:wp="http://schemas.openxmlformats.org/drawingml/2006/wordprocessingDrawing" xmlns:w10="urn:schemas-microsoft-com:office:word" xmlns:w="http://schemas.openxmlformats.org/wordprocessingml/2006/main" xmlns:w14="http://schemas.microsoft.com/office/word/2010/wordml" xmlns:w15="http://schemas.microsoft.com/office/word/2012/wordml" xmlns:w16cex="http://schemas.microsoft.com/office/word/2018/wordml/cex" xmlns:w16cid="http://schemas.microsoft.com/office/word/2016/wordml/cid" xmlns:w16="http://schemas.microsoft.com/office/word/2018/wordml" xmlns:w16sdtdh="http://schemas.microsoft.com/office/word/2020/wordml/sdtdatahash" xmlns:w16se="http://schemas.microsoft.com/office/word/2015/wordml/symex" xmlns:wpg="http://schemas.microsoft.com/office/word/2010/wordprocessingGroup" xmlns:wpi="http://schemas.microsoft.com/office/word/2010/wordprocessingInk" xmlns:wne="http://schemas.microsoft.com/office/word/2006/wordml" xmlns:wps="http://schemas.microsoft.com/office/word/2010/wordprocessingShape" mc:Ignorable="w14 w15 w16se w16cid w16 w16cex w16sdtdh wp14">
+<w16cex:commentsExtensible xmlns:wpc="http://schemas.microsoft.com/office/word/2010/wordprocessingCanvas" xmlns:cx="http://schemas.microsoft.com/office/drawing/2014/chartex" xmlns:cx1="http://schemas.microsoft.com/office/drawing/2015/9/8/chartex" xmlns:cx2="http://schemas.microsoft.com/office/drawing/2015/10/21/chartex" xmlns:cx3="http://schemas.microsoft.com/office/drawing/2016/5/9/chartex" xmlns:cx4="http://schemas.microsoft.com/office/drawing/2016/5/10/chartex" xmlns:cx5="http://schemas.microsoft.com/office/drawing/2016/5/11/chartex" xmlns:cx6="http://schemas.microsoft.com/office/drawing/2016/5/12/chartex" xmlns:cx7="http://schemas.microsoft.com/office/drawing/2016/5/13/chartex" xmlns:cx8="http://schemas.microsoft.com/office/drawing/2016/5/14/chartex" xmlns:cr="http://schemas.microsoft.com/office/comments/2020/reactions" xmlns:mc="http://schemas.openxmlformats.org/markup-compatibility/2006" xmlns:aink="http://schemas.microsoft.com/office/drawing/2016/ink" xmlns:am3d="http://schemas.microsoft.com/office/drawing/2017/model3d" xmlns:o="urn:schemas-microsoft-com:office:office" xmlns:oel="http://schemas.microsoft.com/office/2019/extlst" xmlns:r="http://schemas.openxmlformats.org/officeDocument/2006/relationships" xmlns:m="http://schemas.openxmlformats.org/officeDocument/2006/math" xmlns:v="urn:schemas-microsoft-com:vml" xmlns:wp14="http://schemas.microsoft.com/office/word/2010/wordprocessingDrawing" xmlns:wp="http://schemas.openxmlformats.org/drawingml/2006/wordprocessingDrawing" xmlns:w10="urn:schemas-microsoft-com:office:word" xmlns:w="http://schemas.openxmlformats.org/wordprocessingml/2006/main" xmlns:w14="http://schemas.microsoft.com/office/word/2010/wordml" xmlns:w15="http://schemas.microsoft.com/office/word/2012/wordml" xmlns:w16cex="http://schemas.microsoft.com/office/word/2018/wordml/cex" xmlns:w16cid="http://schemas.microsoft.com/office/word/2016/wordml/cid" xmlns:w16="http://schemas.microsoft.com/office/word/2018/wordml" xmlns:w16du="http://schemas.microsoft.com/office/word/2023/wordml/word16du" xmlns:w16sdtdh="http://schemas.microsoft.com/office/word/2020/wordml/sdtdatahash" xmlns:w16sdtfl="http://schemas.microsoft.com/office/word/2024/wordml/sdtformatlock" xmlns:w16se="http://schemas.microsoft.com/office/word/2015/wordml/symex" xmlns:wpg="http://schemas.microsoft.com/office/word/2010/wordprocessingGroup" xmlns:wpi="http://schemas.microsoft.com/office/word/2010/wordprocessingInk" xmlns:wne="http://schemas.microsoft.com/office/word/2006/wordml" xmlns:wps="http://schemas.microsoft.com/office/word/2010/wordprocessingShape" mc:Ignorable="w14 w15 w16se w16cid w16 w16cex w16sdtdh w16sdtfl cr w16du wp14">
   <w16cex:commentExtensible w16cex:durableId="063456F9" w16cex:dateUtc="2026-03-26T00:26:00Z"/>
   <w16cex:commentExtensible w16cex:durableId="2D4FEA09" w16cex:dateUtc="2026-03-02T16:50:00Z"/>
   <w16cex:commentExtensible w16cex:durableId="27C0ECD4" w16cex:dateUtc="2026-03-25T22:20:00Z"/>
@@ -14622,7 +13297,7 @@
 </file>
 
 <file path=word/commentsIds.xml><?xml version="1.0" encoding="utf-8"?>
-<w16cid:commentsIds xmlns:wpc="http://schemas.microsoft.com/office/word/2010/wordprocessingCanvas" xmlns:cx="http://schemas.microsoft.com/office/drawing/2014/chartex" xmlns:cx1="http://schemas.microsoft.com/office/drawing/2015/9/8/chartex" xmlns:cx2="http://schemas.microsoft.com/office/drawing/2015/10/21/chartex" xmlns:cx3="http://schemas.microsoft.com/office/drawing/2016/5/9/chartex" xmlns:cx4="http://schemas.microsoft.com/office/drawing/2016/5/10/chartex" xmlns:cx5="http://schemas.microsoft.com/office/drawing/2016/5/11/chartex" xmlns:cx6="http://schemas.microsoft.com/office/drawing/2016/5/12/chartex" xmlns:cx7="http://schemas.microsoft.com/office/drawing/2016/5/13/chartex" xmlns:cx8="http://schemas.microsoft.com/office/drawing/2016/5/14/chartex" xmlns:mc="http://schemas.openxmlformats.org/markup-compatibility/2006" xmlns:aink="http://schemas.microsoft.com/office/drawing/2016/ink" xmlns:am3d="http://schemas.microsoft.com/office/drawing/2017/model3d" xmlns:o="urn:schemas-microsoft-com:office:office" xmlns:r="http://schemas.openxmlformats.org/officeDocument/2006/relationships" xmlns:m="http://schemas.openxmlformats.org/officeDocument/2006/math" xmlns:v="urn:schemas-microsoft-com:vml" xmlns:wp14="http://schemas.microsoft.com/office/word/2010/wordprocessingDrawing" xmlns:wp="http://schemas.openxmlformats.org/drawingml/2006/wordprocessingDrawing" xmlns:w10="urn:schemas-microsoft-com:office:word" xmlns:w="http://schemas.openxmlformats.org/wordprocessingml/2006/main" xmlns:w14="http://schemas.microsoft.com/office/word/2010/wordml" xmlns:w15="http://schemas.microsoft.com/office/word/2012/wordml" xmlns:w16cex="http://schemas.microsoft.com/office/word/2018/wordml/cex" xmlns:w16cid="http://schemas.microsoft.com/office/word/2016/wordml/cid" xmlns:w16="http://schemas.microsoft.com/office/word/2018/wordml" xmlns:w16sdtdh="http://schemas.microsoft.com/office/word/2020/wordml/sdtdatahash" xmlns:w16se="http://schemas.microsoft.com/office/word/2015/wordml/symex" xmlns:wpg="http://schemas.microsoft.com/office/word/2010/wordprocessingGroup" xmlns:wpi="http://schemas.microsoft.com/office/word/2010/wordprocessingInk" xmlns:wne="http://schemas.microsoft.com/office/word/2006/wordml" xmlns:wps="http://schemas.microsoft.com/office/word/2010/wordprocessingShape" mc:Ignorable="w14 w15 w16se w16cid w16 w16cex w16sdtdh wp14">
+<w16cid:commentsIds xmlns:wpc="http://schemas.microsoft.com/office/word/2010/wordprocessingCanvas" xmlns:cx="http://schemas.microsoft.com/office/drawing/2014/chartex" xmlns:cx1="http://schemas.microsoft.com/office/drawing/2015/9/8/chartex" xmlns:cx2="http://schemas.microsoft.com/office/drawing/2015/10/21/chartex" xmlns:cx3="http://schemas.microsoft.com/office/drawing/2016/5/9/chartex" xmlns:cx4="http://schemas.microsoft.com/office/drawing/2016/5/10/chartex" xmlns:cx5="http://schemas.microsoft.com/office/drawing/2016/5/11/chartex" xmlns:cx6="http://schemas.microsoft.com/office/drawing/2016/5/12/chartex" xmlns:cx7="http://schemas.microsoft.com/office/drawing/2016/5/13/chartex" xmlns:cx8="http://schemas.microsoft.com/office/drawing/2016/5/14/chartex" xmlns:mc="http://schemas.openxmlformats.org/markup-compatibility/2006" xmlns:aink="http://schemas.microsoft.com/office/drawing/2016/ink" xmlns:am3d="http://schemas.microsoft.com/office/drawing/2017/model3d" xmlns:o="urn:schemas-microsoft-com:office:office" xmlns:oel="http://schemas.microsoft.com/office/2019/extlst" xmlns:r="http://schemas.openxmlformats.org/officeDocument/2006/relationships" xmlns:m="http://schemas.openxmlformats.org/officeDocument/2006/math" xmlns:v="urn:schemas-microsoft-com:vml" xmlns:wp14="http://schemas.microsoft.com/office/word/2010/wordprocessingDrawing" xmlns:wp="http://schemas.openxmlformats.org/drawingml/2006/wordprocessingDrawing" xmlns:w10="urn:schemas-microsoft-com:office:word" xmlns:w="http://schemas.openxmlformats.org/wordprocessingml/2006/main" xmlns:w14="http://schemas.microsoft.com/office/word/2010/wordml" xmlns:w15="http://schemas.microsoft.com/office/word/2012/wordml" xmlns:w16cex="http://schemas.microsoft.com/office/word/2018/wordml/cex" xmlns:w16cid="http://schemas.microsoft.com/office/word/2016/wordml/cid" xmlns:w16="http://schemas.microsoft.com/office/word/2018/wordml" xmlns:w16du="http://schemas.microsoft.com/office/word/2023/wordml/word16du" xmlns:w16sdtdh="http://schemas.microsoft.com/office/word/2020/wordml/sdtdatahash" xmlns:w16sdtfl="http://schemas.microsoft.com/office/word/2024/wordml/sdtformatlock" xmlns:w16se="http://schemas.microsoft.com/office/word/2015/wordml/symex" xmlns:wpg="http://schemas.microsoft.com/office/word/2010/wordprocessingGroup" xmlns:wpi="http://schemas.microsoft.com/office/word/2010/wordprocessingInk" xmlns:wne="http://schemas.microsoft.com/office/word/2006/wordml" xmlns:wps="http://schemas.microsoft.com/office/word/2010/wordprocessingShape" mc:Ignorable="w14 w15 w16se w16cid w16 w16cex w16sdtdh w16sdtfl w16du wp14">
   <w16cid:commentId w16cid:paraId="39ABB8E6" w16cid:durableId="063456F9"/>
   <w16cid:commentId w16cid:paraId="5EEB920A" w16cid:durableId="2D4FEA09"/>
   <w16cid:commentId w16cid:paraId="69976AE8" w16cid:durableId="27C0ECD4"/>
@@ -14633,7 +13308,7 @@
 </file>
 
 <file path=word/endnotes.xml><?xml version="1.0" encoding="utf-8"?>
-<w:endnotes xmlns:wpc="http://schemas.microsoft.com/office/word/2010/wordprocessingCanvas" xmlns:cx="http://schemas.microsoft.com/office/drawing/2014/chartex" xmlns:cx1="http://schemas.microsoft.com/office/drawing/2015/9/8/chartex" xmlns:cx2="http://schemas.microsoft.com/office/drawing/2015/10/21/chartex" xmlns:cx3="http://schemas.microsoft.com/office/drawing/2016/5/9/chartex" xmlns:cx4="http://schemas.microsoft.com/office/drawing/2016/5/10/chartex" xmlns:cx5="http://schemas.microsoft.com/office/drawing/2016/5/11/chartex" xmlns:cx6="http://schemas.microsoft.com/office/drawing/2016/5/12/chartex" xmlns:cx7="http://schemas.microsoft.com/office/drawing/2016/5/13/chartex" xmlns:cx8="http://schemas.microsoft.com/office/drawing/2016/5/14/chartex" xmlns:mc="http://schemas.openxmlformats.org/markup-compatibility/2006" xmlns:aink="http://schemas.microsoft.com/office/drawing/2016/ink" xmlns:am3d="http://schemas.microsoft.com/office/drawing/2017/model3d" xmlns:o="urn:schemas-microsoft-com:office:office" xmlns:r="http://schemas.openxmlformats.org/officeDocument/2006/relationships" xmlns:m="http://schemas.openxmlformats.org/officeDocument/2006/math" xmlns:v="urn:schemas-microsoft-com:vml" xmlns:wp14="http://schemas.microsoft.com/office/word/2010/wordprocessingDrawing" xmlns:wp="http://schemas.openxmlformats.org/drawingml/2006/wordprocessingDrawing" xmlns:w10="urn:schemas-microsoft-com:office:word" xmlns:w="http://schemas.openxmlformats.org/wordprocessingml/2006/main" xmlns:w14="http://schemas.microsoft.com/office/word/2010/wordml" xmlns:w15="http://schemas.microsoft.com/office/word/2012/wordml" xmlns:w16cex="http://schemas.microsoft.com/office/word/2018/wordml/cex" xmlns:w16cid="http://schemas.microsoft.com/office/word/2016/wordml/cid" xmlns:w16="http://schemas.microsoft.com/office/word/2018/wordml" xmlns:w16sdtdh="http://schemas.microsoft.com/office/word/2020/wordml/sdtdatahash" xmlns:w16se="http://schemas.microsoft.com/office/word/2015/wordml/symex" xmlns:wpg="http://schemas.microsoft.com/office/word/2010/wordprocessingGroup" xmlns:wpi="http://schemas.microsoft.com/office/word/2010/wordprocessingInk" xmlns:wne="http://schemas.microsoft.com/office/word/2006/wordml" xmlns:wps="http://schemas.microsoft.com/office/word/2010/wordprocessingShape" mc:Ignorable="w14 w15 w16se w16cid w16 w16cex w16sdtdh wp14">
+<w:endnotes xmlns:wpc="http://schemas.microsoft.com/office/word/2010/wordprocessingCanvas" xmlns:cx="http://schemas.microsoft.com/office/drawing/2014/chartex" xmlns:cx1="http://schemas.microsoft.com/office/drawing/2015/9/8/chartex" xmlns:cx2="http://schemas.microsoft.com/office/drawing/2015/10/21/chartex" xmlns:cx3="http://schemas.microsoft.com/office/drawing/2016/5/9/chartex" xmlns:cx4="http://schemas.microsoft.com/office/drawing/2016/5/10/chartex" xmlns:cx5="http://schemas.microsoft.com/office/drawing/2016/5/11/chartex" xmlns:cx6="http://schemas.microsoft.com/office/drawing/2016/5/12/chartex" xmlns:cx7="http://schemas.microsoft.com/office/drawing/2016/5/13/chartex" xmlns:cx8="http://schemas.microsoft.com/office/drawing/2016/5/14/chartex" xmlns:mc="http://schemas.openxmlformats.org/markup-compatibility/2006" xmlns:aink="http://schemas.microsoft.com/office/drawing/2016/ink" xmlns:am3d="http://schemas.microsoft.com/office/drawing/2017/model3d" xmlns:o="urn:schemas-microsoft-com:office:office" xmlns:oel="http://schemas.microsoft.com/office/2019/extlst" xmlns:r="http://schemas.openxmlformats.org/officeDocument/2006/relationships" xmlns:m="http://schemas.openxmlformats.org/officeDocument/2006/math" xmlns:v="urn:schemas-microsoft-com:vml" xmlns:wp14="http://schemas.microsoft.com/office/word/2010/wordprocessingDrawing" xmlns:wp="http://schemas.openxmlformats.org/drawingml/2006/wordprocessingDrawing" xmlns:w10="urn:schemas-microsoft-com:office:word" xmlns:w="http://schemas.openxmlformats.org/wordprocessingml/2006/main" xmlns:w14="http://schemas.microsoft.com/office/word/2010/wordml" xmlns:w15="http://schemas.microsoft.com/office/word/2012/wordml" xmlns:w16cex="http://schemas.microsoft.com/office/word/2018/wordml/cex" xmlns:w16cid="http://schemas.microsoft.com/office/word/2016/wordml/cid" xmlns:w16="http://schemas.microsoft.com/office/word/2018/wordml" xmlns:w16du="http://schemas.microsoft.com/office/word/2023/wordml/word16du" xmlns:w16sdtdh="http://schemas.microsoft.com/office/word/2020/wordml/sdtdatahash" xmlns:w16sdtfl="http://schemas.microsoft.com/office/word/2024/wordml/sdtformatlock" xmlns:w16se="http://schemas.microsoft.com/office/word/2015/wordml/symex" xmlns:wpg="http://schemas.microsoft.com/office/word/2010/wordprocessingGroup" xmlns:wpi="http://schemas.microsoft.com/office/word/2010/wordprocessingInk" xmlns:wne="http://schemas.microsoft.com/office/word/2006/wordml" xmlns:wps="http://schemas.microsoft.com/office/word/2010/wordprocessingShape" mc:Ignorable="w14 w15 w16se w16cid w16 w16cex w16sdtdh w16sdtfl w16du wp14">
   <w:endnote w:type="separator" w:id="-1">
     <w:p>
       <w:pPr>
@@ -14658,7 +13333,7 @@
 </file>
 
 <file path=word/footer1.xml><?xml version="1.0" encoding="utf-8"?>
-<w:ftr xmlns:wpc="http://schemas.microsoft.com/office/word/2010/wordprocessingCanvas" xmlns:cx="http://schemas.microsoft.com/office/drawing/2014/chartex" xmlns:cx1="http://schemas.microsoft.com/office/drawing/2015/9/8/chartex" xmlns:cx2="http://schemas.microsoft.com/office/drawing/2015/10/21/chartex" xmlns:cx3="http://schemas.microsoft.com/office/drawing/2016/5/9/chartex" xmlns:cx4="http://schemas.microsoft.com/office/drawing/2016/5/10/chartex" xmlns:cx5="http://schemas.microsoft.com/office/drawing/2016/5/11/chartex" xmlns:cx6="http://schemas.microsoft.com/office/drawing/2016/5/12/chartex" xmlns:cx7="http://schemas.microsoft.com/office/drawing/2016/5/13/chartex" xmlns:cx8="http://schemas.microsoft.com/office/drawing/2016/5/14/chartex" xmlns:mc="http://schemas.openxmlformats.org/markup-compatibility/2006" xmlns:aink="http://schemas.microsoft.com/office/drawing/2016/ink" xmlns:am3d="http://schemas.microsoft.com/office/drawing/2017/model3d" xmlns:o="urn:schemas-microsoft-com:office:office" xmlns:r="http://schemas.openxmlformats.org/officeDocument/2006/relationships" xmlns:m="http://schemas.openxmlformats.org/officeDocument/2006/math" xmlns:v="urn:schemas-microsoft-com:vml" xmlns:wp14="http://schemas.microsoft.com/office/word/2010/wordprocessingDrawing" xmlns:wp="http://schemas.openxmlformats.org/drawingml/2006/wordprocessingDrawing" xmlns:w10="urn:schemas-microsoft-com:office:word" xmlns:w="http://schemas.openxmlformats.org/wordprocessingml/2006/main" xmlns:w14="http://schemas.microsoft.com/office/word/2010/wordml" xmlns:w15="http://schemas.microsoft.com/office/word/2012/wordml" xmlns:w16cex="http://schemas.microsoft.com/office/word/2018/wordml/cex" xmlns:w16cid="http://schemas.microsoft.com/office/word/2016/wordml/cid" xmlns:w16="http://schemas.microsoft.com/office/word/2018/wordml" xmlns:w16sdtdh="http://schemas.microsoft.com/office/word/2020/wordml/sdtdatahash" xmlns:w16se="http://schemas.microsoft.com/office/word/2015/wordml/symex" xmlns:wpg="http://schemas.microsoft.com/office/word/2010/wordprocessingGroup" xmlns:wpi="http://schemas.microsoft.com/office/word/2010/wordprocessingInk" xmlns:wne="http://schemas.microsoft.com/office/word/2006/wordml" xmlns:wps="http://schemas.microsoft.com/office/word/2010/wordprocessingShape" mc:Ignorable="w14 w15 w16se w16cid w16 w16cex w16sdtdh wp14">
+<w:ftr xmlns:wpc="http://schemas.microsoft.com/office/word/2010/wordprocessingCanvas" xmlns:cx="http://schemas.microsoft.com/office/drawing/2014/chartex" xmlns:cx1="http://schemas.microsoft.com/office/drawing/2015/9/8/chartex" xmlns:cx2="http://schemas.microsoft.com/office/drawing/2015/10/21/chartex" xmlns:cx3="http://schemas.microsoft.com/office/drawing/2016/5/9/chartex" xmlns:cx4="http://schemas.microsoft.com/office/drawing/2016/5/10/chartex" xmlns:cx5="http://schemas.microsoft.com/office/drawing/2016/5/11/chartex" xmlns:cx6="http://schemas.microsoft.com/office/drawing/2016/5/12/chartex" xmlns:cx7="http://schemas.microsoft.com/office/drawing/2016/5/13/chartex" xmlns:cx8="http://schemas.microsoft.com/office/drawing/2016/5/14/chartex" xmlns:mc="http://schemas.openxmlformats.org/markup-compatibility/2006" xmlns:aink="http://schemas.microsoft.com/office/drawing/2016/ink" xmlns:am3d="http://schemas.microsoft.com/office/drawing/2017/model3d" xmlns:o="urn:schemas-microsoft-com:office:office" xmlns:oel="http://schemas.microsoft.com/office/2019/extlst" xmlns:r="http://schemas.openxmlformats.org/officeDocument/2006/relationships" xmlns:m="http://schemas.openxmlformats.org/officeDocument/2006/math" xmlns:v="urn:schemas-microsoft-com:vml" xmlns:wp14="http://schemas.microsoft.com/office/word/2010/wordprocessingDrawing" xmlns:wp="http://schemas.openxmlformats.org/drawingml/2006/wordprocessingDrawing" xmlns:w10="urn:schemas-microsoft-com:office:word" xmlns:w="http://schemas.openxmlformats.org/wordprocessingml/2006/main" xmlns:w14="http://schemas.microsoft.com/office/word/2010/wordml" xmlns:w15="http://schemas.microsoft.com/office/word/2012/wordml" xmlns:w16cex="http://schemas.microsoft.com/office/word/2018/wordml/cex" xmlns:w16cid="http://schemas.microsoft.com/office/word/2016/wordml/cid" xmlns:w16="http://schemas.microsoft.com/office/word/2018/wordml" xmlns:w16du="http://schemas.microsoft.com/office/word/2023/wordml/word16du" xmlns:w16sdtdh="http://schemas.microsoft.com/office/word/2020/wordml/sdtdatahash" xmlns:w16sdtfl="http://schemas.microsoft.com/office/word/2024/wordml/sdtformatlock" xmlns:w16se="http://schemas.microsoft.com/office/word/2015/wordml/symex" xmlns:wpg="http://schemas.microsoft.com/office/word/2010/wordprocessingGroup" xmlns:wpi="http://schemas.microsoft.com/office/word/2010/wordprocessingInk" xmlns:wne="http://schemas.microsoft.com/office/word/2006/wordml" xmlns:wps="http://schemas.microsoft.com/office/word/2010/wordprocessingShape" mc:Ignorable="w14 w15 w16se w16cid w16 w16cex w16sdtdh w16sdtfl w16du wp14">
   <w:p>
     <w:pPr>
       <w:pStyle w:val="Piedepgina"/>
@@ -14877,7 +13552,7 @@
 </file>
 
 <file path=word/footer2.xml><?xml version="1.0" encoding="utf-8"?>
-<w:ftr xmlns:wpc="http://schemas.microsoft.com/office/word/2010/wordprocessingCanvas" xmlns:cx="http://schemas.microsoft.com/office/drawing/2014/chartex" xmlns:cx1="http://schemas.microsoft.com/office/drawing/2015/9/8/chartex" xmlns:cx2="http://schemas.microsoft.com/office/drawing/2015/10/21/chartex" xmlns:cx3="http://schemas.microsoft.com/office/drawing/2016/5/9/chartex" xmlns:cx4="http://schemas.microsoft.com/office/drawing/2016/5/10/chartex" xmlns:cx5="http://schemas.microsoft.com/office/drawing/2016/5/11/chartex" xmlns:cx6="http://schemas.microsoft.com/office/drawing/2016/5/12/chartex" xmlns:cx7="http://schemas.microsoft.com/office/drawing/2016/5/13/chartex" xmlns:cx8="http://schemas.microsoft.com/office/drawing/2016/5/14/chartex" xmlns:mc="http://schemas.openxmlformats.org/markup-compatibility/2006" xmlns:aink="http://schemas.microsoft.com/office/drawing/2016/ink" xmlns:am3d="http://schemas.microsoft.com/office/drawing/2017/model3d" xmlns:o="urn:schemas-microsoft-com:office:office" xmlns:r="http://schemas.openxmlformats.org/officeDocument/2006/relationships" xmlns:m="http://schemas.openxmlformats.org/officeDocument/2006/math" xmlns:v="urn:schemas-microsoft-com:vml" xmlns:wp14="http://schemas.microsoft.com/office/word/2010/wordprocessingDrawing" xmlns:wp="http://schemas.openxmlformats.org/drawingml/2006/wordprocessingDrawing" xmlns:w10="urn:schemas-microsoft-com:office:word" xmlns:w="http://schemas.openxmlformats.org/wordprocessingml/2006/main" xmlns:w14="http://schemas.microsoft.com/office/word/2010/wordml" xmlns:w15="http://schemas.microsoft.com/office/word/2012/wordml" xmlns:w16cex="http://schemas.microsoft.com/office/word/2018/wordml/cex" xmlns:w16cid="http://schemas.microsoft.com/office/word/2016/wordml/cid" xmlns:w16="http://schemas.microsoft.com/office/word/2018/wordml" xmlns:w16sdtdh="http://schemas.microsoft.com/office/word/2020/wordml/sdtdatahash" xmlns:w16se="http://schemas.microsoft.com/office/word/2015/wordml/symex" xmlns:wpg="http://schemas.microsoft.com/office/word/2010/wordprocessingGroup" xmlns:wpi="http://schemas.microsoft.com/office/word/2010/wordprocessingInk" xmlns:wne="http://schemas.microsoft.com/office/word/2006/wordml" xmlns:wps="http://schemas.microsoft.com/office/word/2010/wordprocessingShape" mc:Ignorable="w14 w15 w16se w16cid w16 w16cex w16sdtdh wp14">
+<w:ftr xmlns:wpc="http://schemas.microsoft.com/office/word/2010/wordprocessingCanvas" xmlns:cx="http://schemas.microsoft.com/office/drawing/2014/chartex" xmlns:cx1="http://schemas.microsoft.com/office/drawing/2015/9/8/chartex" xmlns:cx2="http://schemas.microsoft.com/office/drawing/2015/10/21/chartex" xmlns:cx3="http://schemas.microsoft.com/office/drawing/2016/5/9/chartex" xmlns:cx4="http://schemas.microsoft.com/office/drawing/2016/5/10/chartex" xmlns:cx5="http://schemas.microsoft.com/office/drawing/2016/5/11/chartex" xmlns:cx6="http://schemas.microsoft.com/office/drawing/2016/5/12/chartex" xmlns:cx7="http://schemas.microsoft.com/office/drawing/2016/5/13/chartex" xmlns:cx8="http://schemas.microsoft.com/office/drawing/2016/5/14/chartex" xmlns:mc="http://schemas.openxmlformats.org/markup-compatibility/2006" xmlns:aink="http://schemas.microsoft.com/office/drawing/2016/ink" xmlns:am3d="http://schemas.microsoft.com/office/drawing/2017/model3d" xmlns:o="urn:schemas-microsoft-com:office:office" xmlns:oel="http://schemas.microsoft.com/office/2019/extlst" xmlns:r="http://schemas.openxmlformats.org/officeDocument/2006/relationships" xmlns:m="http://schemas.openxmlformats.org/officeDocument/2006/math" xmlns:v="urn:schemas-microsoft-com:vml" xmlns:wp14="http://schemas.microsoft.com/office/word/2010/wordprocessingDrawing" xmlns:wp="http://schemas.openxmlformats.org/drawingml/2006/wordprocessingDrawing" xmlns:w10="urn:schemas-microsoft-com:office:word" xmlns:w="http://schemas.openxmlformats.org/wordprocessingml/2006/main" xmlns:w14="http://schemas.microsoft.com/office/word/2010/wordml" xmlns:w15="http://schemas.microsoft.com/office/word/2012/wordml" xmlns:w16cex="http://schemas.microsoft.com/office/word/2018/wordml/cex" xmlns:w16cid="http://schemas.microsoft.com/office/word/2016/wordml/cid" xmlns:w16="http://schemas.microsoft.com/office/word/2018/wordml" xmlns:w16du="http://schemas.microsoft.com/office/word/2023/wordml/word16du" xmlns:w16sdtdh="http://schemas.microsoft.com/office/word/2020/wordml/sdtdatahash" xmlns:w16sdtfl="http://schemas.microsoft.com/office/word/2024/wordml/sdtformatlock" xmlns:w16se="http://schemas.microsoft.com/office/word/2015/wordml/symex" xmlns:wpg="http://schemas.microsoft.com/office/word/2010/wordprocessingGroup" xmlns:wpi="http://schemas.microsoft.com/office/word/2010/wordprocessingInk" xmlns:wne="http://schemas.microsoft.com/office/word/2006/wordml" xmlns:wps="http://schemas.microsoft.com/office/word/2010/wordprocessingShape" mc:Ignorable="w14 w15 w16se w16cid w16 w16cex w16sdtdh w16sdtfl w16du wp14">
   <w:p>
     <w:pPr>
       <w:pStyle w:val="Piedepgina"/>
@@ -14887,7 +13562,7 @@
 </file>
 
 <file path=word/footer3.xml><?xml version="1.0" encoding="utf-8"?>
-<w:ftr xmlns:wpc="http://schemas.microsoft.com/office/word/2010/wordprocessingCanvas" xmlns:cx="http://schemas.microsoft.com/office/drawing/2014/chartex" xmlns:cx1="http://schemas.microsoft.com/office/drawing/2015/9/8/chartex" xmlns:cx2="http://schemas.microsoft.com/office/drawing/2015/10/21/chartex" xmlns:cx3="http://schemas.microsoft.com/office/drawing/2016/5/9/chartex" xmlns:cx4="http://schemas.microsoft.com/office/drawing/2016/5/10/chartex" xmlns:cx5="http://schemas.microsoft.com/office/drawing/2016/5/11/chartex" xmlns:cx6="http://schemas.microsoft.com/office/drawing/2016/5/12/chartex" xmlns:cx7="http://schemas.microsoft.com/office/drawing/2016/5/13/chartex" xmlns:cx8="http://schemas.microsoft.com/office/drawing/2016/5/14/chartex" xmlns:mc="http://schemas.openxmlformats.org/markup-compatibility/2006" xmlns:aink="http://schemas.microsoft.com/office/drawing/2016/ink" xmlns:am3d="http://schemas.microsoft.com/office/drawing/2017/model3d" xmlns:o="urn:schemas-microsoft-com:office:office" xmlns:r="http://schemas.openxmlformats.org/officeDocument/2006/relationships" xmlns:m="http://schemas.openxmlformats.org/officeDocument/2006/math" xmlns:v="urn:schemas-microsoft-com:vml" xmlns:wp14="http://schemas.microsoft.com/office/word/2010/wordprocessingDrawing" xmlns:wp="http://schemas.openxmlformats.org/drawingml/2006/wordprocessingDrawing" xmlns:w10="urn:schemas-microsoft-com:office:word" xmlns:w="http://schemas.openxmlformats.org/wordprocessingml/2006/main" xmlns:w14="http://schemas.microsoft.com/office/word/2010/wordml" xmlns:w15="http://schemas.microsoft.com/office/word/2012/wordml" xmlns:w16cex="http://schemas.microsoft.com/office/word/2018/wordml/cex" xmlns:w16cid="http://schemas.microsoft.com/office/word/2016/wordml/cid" xmlns:w16="http://schemas.microsoft.com/office/word/2018/wordml" xmlns:w16sdtdh="http://schemas.microsoft.com/office/word/2020/wordml/sdtdatahash" xmlns:w16se="http://schemas.microsoft.com/office/word/2015/wordml/symex" xmlns:wpg="http://schemas.microsoft.com/office/word/2010/wordprocessingGroup" xmlns:wpi="http://schemas.microsoft.com/office/word/2010/wordprocessingInk" xmlns:wne="http://schemas.microsoft.com/office/word/2006/wordml" xmlns:wps="http://schemas.microsoft.com/office/word/2010/wordprocessingShape" mc:Ignorable="w14 w15 w16se w16cid w16 w16cex w16sdtdh wp14">
+<w:ftr xmlns:wpc="http://schemas.microsoft.com/office/word/2010/wordprocessingCanvas" xmlns:cx="http://schemas.microsoft.com/office/drawing/2014/chartex" xmlns:cx1="http://schemas.microsoft.com/office/drawing/2015/9/8/chartex" xmlns:cx2="http://schemas.microsoft.com/office/drawing/2015/10/21/chartex" xmlns:cx3="http://schemas.microsoft.com/office/drawing/2016/5/9/chartex" xmlns:cx4="http://schemas.microsoft.com/office/drawing/2016/5/10/chartex" xmlns:cx5="http://schemas.microsoft.com/office/drawing/2016/5/11/chartex" xmlns:cx6="http://schemas.microsoft.com/office/drawing/2016/5/12/chartex" xmlns:cx7="http://schemas.microsoft.com/office/drawing/2016/5/13/chartex" xmlns:cx8="http://schemas.microsoft.com/office/drawing/2016/5/14/chartex" xmlns:mc="http://schemas.openxmlformats.org/markup-compatibility/2006" xmlns:aink="http://schemas.microsoft.com/office/drawing/2016/ink" xmlns:am3d="http://schemas.microsoft.com/office/drawing/2017/model3d" xmlns:o="urn:schemas-microsoft-com:office:office" xmlns:oel="http://schemas.microsoft.com/office/2019/extlst" xmlns:r="http://schemas.openxmlformats.org/officeDocument/2006/relationships" xmlns:m="http://schemas.openxmlformats.org/officeDocument/2006/math" xmlns:v="urn:schemas-microsoft-com:vml" xmlns:wp14="http://schemas.microsoft.com/office/word/2010/wordprocessingDrawing" xmlns:wp="http://schemas.openxmlformats.org/drawingml/2006/wordprocessingDrawing" xmlns:w10="urn:schemas-microsoft-com:office:word" xmlns:w="http://schemas.openxmlformats.org/wordprocessingml/2006/main" xmlns:w14="http://schemas.microsoft.com/office/word/2010/wordml" xmlns:w15="http://schemas.microsoft.com/office/word/2012/wordml" xmlns:w16cex="http://schemas.microsoft.com/office/word/2018/wordml/cex" xmlns:w16cid="http://schemas.microsoft.com/office/word/2016/wordml/cid" xmlns:w16="http://schemas.microsoft.com/office/word/2018/wordml" xmlns:w16du="http://schemas.microsoft.com/office/word/2023/wordml/word16du" xmlns:w16sdtdh="http://schemas.microsoft.com/office/word/2020/wordml/sdtdatahash" xmlns:w16sdtfl="http://schemas.microsoft.com/office/word/2024/wordml/sdtformatlock" xmlns:w16se="http://schemas.microsoft.com/office/word/2015/wordml/symex" xmlns:wpg="http://schemas.microsoft.com/office/word/2010/wordprocessingGroup" xmlns:wpi="http://schemas.microsoft.com/office/word/2010/wordprocessingInk" xmlns:wne="http://schemas.microsoft.com/office/word/2006/wordml" xmlns:wps="http://schemas.microsoft.com/office/word/2010/wordprocessingShape" mc:Ignorable="w14 w15 w16se w16cid w16 w16cex w16sdtdh w16sdtfl w16du wp14">
   <w:sdt>
     <w:sdtPr>
       <w:id w:val="-1234318333"/>
@@ -14955,7 +13630,7 @@
 </file>
 
 <file path=word/footer4.xml><?xml version="1.0" encoding="utf-8"?>
-<w:ftr xmlns:wpc="http://schemas.microsoft.com/office/word/2010/wordprocessingCanvas" xmlns:cx="http://schemas.microsoft.com/office/drawing/2014/chartex" xmlns:cx1="http://schemas.microsoft.com/office/drawing/2015/9/8/chartex" xmlns:cx2="http://schemas.microsoft.com/office/drawing/2015/10/21/chartex" xmlns:cx3="http://schemas.microsoft.com/office/drawing/2016/5/9/chartex" xmlns:cx4="http://schemas.microsoft.com/office/drawing/2016/5/10/chartex" xmlns:cx5="http://schemas.microsoft.com/office/drawing/2016/5/11/chartex" xmlns:cx6="http://schemas.microsoft.com/office/drawing/2016/5/12/chartex" xmlns:cx7="http://schemas.microsoft.com/office/drawing/2016/5/13/chartex" xmlns:cx8="http://schemas.microsoft.com/office/drawing/2016/5/14/chartex" xmlns:mc="http://schemas.openxmlformats.org/markup-compatibility/2006" xmlns:aink="http://schemas.microsoft.com/office/drawing/2016/ink" xmlns:am3d="http://schemas.microsoft.com/office/drawing/2017/model3d" xmlns:o="urn:schemas-microsoft-com:office:office" xmlns:r="http://schemas.openxmlformats.org/officeDocument/2006/relationships" xmlns:m="http://schemas.openxmlformats.org/officeDocument/2006/math" xmlns:v="urn:schemas-microsoft-com:vml" xmlns:wp14="http://schemas.microsoft.com/office/word/2010/wordprocessingDrawing" xmlns:wp="http://schemas.openxmlformats.org/drawingml/2006/wordprocessingDrawing" xmlns:w10="urn:schemas-microsoft-com:office:word" xmlns:w="http://schemas.openxmlformats.org/wordprocessingml/2006/main" xmlns:w14="http://schemas.microsoft.com/office/word/2010/wordml" xmlns:w15="http://schemas.microsoft.com/office/word/2012/wordml" xmlns:w16cex="http://schemas.microsoft.com/office/word/2018/wordml/cex" xmlns:w16cid="http://schemas.microsoft.com/office/word/2016/wordml/cid" xmlns:w16="http://schemas.microsoft.com/office/word/2018/wordml" xmlns:w16sdtdh="http://schemas.microsoft.com/office/word/2020/wordml/sdtdatahash" xmlns:w16se="http://schemas.microsoft.com/office/word/2015/wordml/symex" xmlns:wpg="http://schemas.microsoft.com/office/word/2010/wordprocessingGroup" xmlns:wpi="http://schemas.microsoft.com/office/word/2010/wordprocessingInk" xmlns:wne="http://schemas.microsoft.com/office/word/2006/wordml" xmlns:wps="http://schemas.microsoft.com/office/word/2010/wordprocessingShape" mc:Ignorable="w14 w15 w16se w16cid w16 w16cex w16sdtdh wp14">
+<w:ftr xmlns:wpc="http://schemas.microsoft.com/office/word/2010/wordprocessingCanvas" xmlns:cx="http://schemas.microsoft.com/office/drawing/2014/chartex" xmlns:cx1="http://schemas.microsoft.com/office/drawing/2015/9/8/chartex" xmlns:cx2="http://schemas.microsoft.com/office/drawing/2015/10/21/chartex" xmlns:cx3="http://schemas.microsoft.com/office/drawing/2016/5/9/chartex" xmlns:cx4="http://schemas.microsoft.com/office/drawing/2016/5/10/chartex" xmlns:cx5="http://schemas.microsoft.com/office/drawing/2016/5/11/chartex" xmlns:cx6="http://schemas.microsoft.com/office/drawing/2016/5/12/chartex" xmlns:cx7="http://schemas.microsoft.com/office/drawing/2016/5/13/chartex" xmlns:cx8="http://schemas.microsoft.com/office/drawing/2016/5/14/chartex" xmlns:mc="http://schemas.openxmlformats.org/markup-compatibility/2006" xmlns:aink="http://schemas.microsoft.com/office/drawing/2016/ink" xmlns:am3d="http://schemas.microsoft.com/office/drawing/2017/model3d" xmlns:o="urn:schemas-microsoft-com:office:office" xmlns:oel="http://schemas.microsoft.com/office/2019/extlst" xmlns:r="http://schemas.openxmlformats.org/officeDocument/2006/relationships" xmlns:m="http://schemas.openxmlformats.org/officeDocument/2006/math" xmlns:v="urn:schemas-microsoft-com:vml" xmlns:wp14="http://schemas.microsoft.com/office/word/2010/wordprocessingDrawing" xmlns:wp="http://schemas.openxmlformats.org/drawingml/2006/wordprocessingDrawing" xmlns:w10="urn:schemas-microsoft-com:office:word" xmlns:w="http://schemas.openxmlformats.org/wordprocessingml/2006/main" xmlns:w14="http://schemas.microsoft.com/office/word/2010/wordml" xmlns:w15="http://schemas.microsoft.com/office/word/2012/wordml" xmlns:w16cex="http://schemas.microsoft.com/office/word/2018/wordml/cex" xmlns:w16cid="http://schemas.microsoft.com/office/word/2016/wordml/cid" xmlns:w16="http://schemas.microsoft.com/office/word/2018/wordml" xmlns:w16du="http://schemas.microsoft.com/office/word/2023/wordml/word16du" xmlns:w16sdtdh="http://schemas.microsoft.com/office/word/2020/wordml/sdtdatahash" xmlns:w16sdtfl="http://schemas.microsoft.com/office/word/2024/wordml/sdtformatlock" xmlns:w16se="http://schemas.microsoft.com/office/word/2015/wordml/symex" xmlns:wpg="http://schemas.microsoft.com/office/word/2010/wordprocessingGroup" xmlns:wpi="http://schemas.microsoft.com/office/word/2010/wordprocessingInk" xmlns:wne="http://schemas.microsoft.com/office/word/2006/wordml" xmlns:wps="http://schemas.microsoft.com/office/word/2010/wordprocessingShape" mc:Ignorable="w14 w15 w16se w16cid w16 w16cex w16sdtdh w16sdtfl w16du wp14">
   <w:p>
     <w:pPr>
       <w:pStyle w:val="Piedepgina"/>
@@ -14965,7 +13640,7 @@
 </file>
 
 <file path=word/footnotes.xml><?xml version="1.0" encoding="utf-8"?>
-<w:footnotes xmlns:wpc="http://schemas.microsoft.com/office/word/2010/wordprocessingCanvas" xmlns:cx="http://schemas.microsoft.com/office/drawing/2014/chartex" xmlns:cx1="http://schemas.microsoft.com/office/drawing/2015/9/8/chartex" xmlns:cx2="http://schemas.microsoft.com/office/drawing/2015/10/21/chartex" xmlns:cx3="http://schemas.microsoft.com/office/drawing/2016/5/9/chartex" xmlns:cx4="http://schemas.microsoft.com/office/drawing/2016/5/10/chartex" xmlns:cx5="http://schemas.microsoft.com/office/drawing/2016/5/11/chartex" xmlns:cx6="http://schemas.microsoft.com/office/drawing/2016/5/12/chartex" xmlns:cx7="http://schemas.microsoft.com/office/drawing/2016/5/13/chartex" xmlns:cx8="http://schemas.microsoft.com/office/drawing/2016/5/14/chartex" xmlns:mc="http://schemas.openxmlformats.org/markup-compatibility/2006" xmlns:aink="http://schemas.microsoft.com/office/drawing/2016/ink" xmlns:am3d="http://schemas.microsoft.com/office/drawing/2017/model3d" xmlns:o="urn:schemas-microsoft-com:office:office" xmlns:r="http://schemas.openxmlformats.org/officeDocument/2006/relationships" xmlns:m="http://schemas.openxmlformats.org/officeDocument/2006/math" xmlns:v="urn:schemas-microsoft-com:vml" xmlns:wp14="http://schemas.microsoft.com/office/word/2010/wordprocessingDrawing" xmlns:wp="http://schemas.openxmlformats.org/drawingml/2006/wordprocessingDrawing" xmlns:w10="urn:schemas-microsoft-com:office:word" xmlns:w="http://schemas.openxmlformats.org/wordprocessingml/2006/main" xmlns:w14="http://schemas.microsoft.com/office/word/2010/wordml" xmlns:w15="http://schemas.microsoft.com/office/word/2012/wordml" xmlns:w16cex="http://schemas.microsoft.com/office/word/2018/wordml/cex" xmlns:w16cid="http://schemas.microsoft.com/office/word/2016/wordml/cid" xmlns:w16="http://schemas.microsoft.com/office/word/2018/wordml" xmlns:w16sdtdh="http://schemas.microsoft.com/office/word/2020/wordml/sdtdatahash" xmlns:w16se="http://schemas.microsoft.com/office/word/2015/wordml/symex" xmlns:wpg="http://schemas.microsoft.com/office/word/2010/wordprocessingGroup" xmlns:wpi="http://schemas.microsoft.com/office/word/2010/wordprocessingInk" xmlns:wne="http://schemas.microsoft.com/office/word/2006/wordml" xmlns:wps="http://schemas.microsoft.com/office/word/2010/wordprocessingShape" mc:Ignorable="w14 w15 w16se w16cid w16 w16cex w16sdtdh wp14">
+<w:footnotes xmlns:wpc="http://schemas.microsoft.com/office/word/2010/wordprocessingCanvas" xmlns:cx="http://schemas.microsoft.com/office/drawing/2014/chartex" xmlns:cx1="http://schemas.microsoft.com/office/drawing/2015/9/8/chartex" xmlns:cx2="http://schemas.microsoft.com/office/drawing/2015/10/21/chartex" xmlns:cx3="http://schemas.microsoft.com/office/drawing/2016/5/9/chartex" xmlns:cx4="http://schemas.microsoft.com/office/drawing/2016/5/10/chartex" xmlns:cx5="http://schemas.microsoft.com/office/drawing/2016/5/11/chartex" xmlns:cx6="http://schemas.microsoft.com/office/drawing/2016/5/12/chartex" xmlns:cx7="http://schemas.microsoft.com/office/drawing/2016/5/13/chartex" xmlns:cx8="http://schemas.microsoft.com/office/drawing/2016/5/14/chartex" xmlns:mc="http://schemas.openxmlformats.org/markup-compatibility/2006" xmlns:aink="http://schemas.microsoft.com/office/drawing/2016/ink" xmlns:am3d="http://schemas.microsoft.com/office/drawing/2017/model3d" xmlns:o="urn:schemas-microsoft-com:office:office" xmlns:oel="http://schemas.microsoft.com/office/2019/extlst" xmlns:r="http://schemas.openxmlformats.org/officeDocument/2006/relationships" xmlns:m="http://schemas.openxmlformats.org/officeDocument/2006/math" xmlns:v="urn:schemas-microsoft-com:vml" xmlns:wp14="http://schemas.microsoft.com/office/word/2010/wordprocessingDrawing" xmlns:wp="http://schemas.openxmlformats.org/drawingml/2006/wordprocessingDrawing" xmlns:w10="urn:schemas-microsoft-com:office:word" xmlns:w="http://schemas.openxmlformats.org/wordprocessingml/2006/main" xmlns:w14="http://schemas.microsoft.com/office/word/2010/wordml" xmlns:w15="http://schemas.microsoft.com/office/word/2012/wordml" xmlns:w16cex="http://schemas.microsoft.com/office/word/2018/wordml/cex" xmlns:w16cid="http://schemas.microsoft.com/office/word/2016/wordml/cid" xmlns:w16="http://schemas.microsoft.com/office/word/2018/wordml" xmlns:w16du="http://schemas.microsoft.com/office/word/2023/wordml/word16du" xmlns:w16sdtdh="http://schemas.microsoft.com/office/word/2020/wordml/sdtdatahash" xmlns:w16sdtfl="http://schemas.microsoft.com/office/word/2024/wordml/sdtformatlock" xmlns:w16se="http://schemas.microsoft.com/office/word/2015/wordml/symex" xmlns:wpg="http://schemas.microsoft.com/office/word/2010/wordprocessingGroup" xmlns:wpi="http://schemas.microsoft.com/office/word/2010/wordprocessingInk" xmlns:wne="http://schemas.microsoft.com/office/word/2006/wordml" xmlns:wps="http://schemas.microsoft.com/office/word/2010/wordprocessingShape" mc:Ignorable="w14 w15 w16se w16cid w16 w16cex w16sdtdh w16sdtfl w16du wp14">
   <w:footnote w:type="separator" w:id="-1">
     <w:p>
       <w:pPr>
@@ -14990,7 +13665,7 @@
 </file>
 
 <file path=word/header1.xml><?xml version="1.0" encoding="utf-8"?>
-<w:hdr xmlns:wpc="http://schemas.microsoft.com/office/word/2010/wordprocessingCanvas" xmlns:cx="http://schemas.microsoft.com/office/drawing/2014/chartex" xmlns:cx1="http://schemas.microsoft.com/office/drawing/2015/9/8/chartex" xmlns:cx2="http://schemas.microsoft.com/office/drawing/2015/10/21/chartex" xmlns:cx3="http://schemas.microsoft.com/office/drawing/2016/5/9/chartex" xmlns:cx4="http://schemas.microsoft.com/office/drawing/2016/5/10/chartex" xmlns:cx5="http://schemas.microsoft.com/office/drawing/2016/5/11/chartex" xmlns:cx6="http://schemas.microsoft.com/office/drawing/2016/5/12/chartex" xmlns:cx7="http://schemas.microsoft.com/office/drawing/2016/5/13/chartex" xmlns:cx8="http://schemas.microsoft.com/office/drawing/2016/5/14/chartex" xmlns:mc="http://schemas.openxmlformats.org/markup-compatibility/2006" xmlns:aink="http://schemas.microsoft.com/office/drawing/2016/ink" xmlns:am3d="http://schemas.microsoft.com/office/drawing/2017/model3d" xmlns:o="urn:schemas-microsoft-com:office:office" xmlns:r="http://schemas.openxmlformats.org/officeDocument/2006/relationships" xmlns:m="http://schemas.openxmlformats.org/officeDocument/2006/math" xmlns:v="urn:schemas-microsoft-com:vml" xmlns:wp14="http://schemas.microsoft.com/office/word/2010/wordprocessingDrawing" xmlns:wp="http://schemas.openxmlformats.org/drawingml/2006/wordprocessingDrawing" xmlns:w10="urn:schemas-microsoft-com:office:word" xmlns:w="http://schemas.openxmlformats.org/wordprocessingml/2006/main" xmlns:w14="http://schemas.microsoft.com/office/word/2010/wordml" xmlns:w15="http://schemas.microsoft.com/office/word/2012/wordml" xmlns:w16cex="http://schemas.microsoft.com/office/word/2018/wordml/cex" xmlns:w16cid="http://schemas.microsoft.com/office/word/2016/wordml/cid" xmlns:w16="http://schemas.microsoft.com/office/word/2018/wordml" xmlns:w16sdtdh="http://schemas.microsoft.com/office/word/2020/wordml/sdtdatahash" xmlns:w16se="http://schemas.microsoft.com/office/word/2015/wordml/symex" xmlns:wpg="http://schemas.microsoft.com/office/word/2010/wordprocessingGroup" xmlns:wpi="http://schemas.microsoft.com/office/word/2010/wordprocessingInk" xmlns:wne="http://schemas.microsoft.com/office/word/2006/wordml" xmlns:wps="http://schemas.microsoft.com/office/word/2010/wordprocessingShape" mc:Ignorable="w14 w15 w16se w16cid w16 w16cex w16sdtdh wp14">
+<w:hdr xmlns:wpc="http://schemas.microsoft.com/office/word/2010/wordprocessingCanvas" xmlns:cx="http://schemas.microsoft.com/office/drawing/2014/chartex" xmlns:cx1="http://schemas.microsoft.com/office/drawing/2015/9/8/chartex" xmlns:cx2="http://schemas.microsoft.com/office/drawing/2015/10/21/chartex" xmlns:cx3="http://schemas.microsoft.com/office/drawing/2016/5/9/chartex" xmlns:cx4="http://schemas.microsoft.com/office/drawing/2016/5/10/chartex" xmlns:cx5="http://schemas.microsoft.com/office/drawing/2016/5/11/chartex" xmlns:cx6="http://schemas.microsoft.com/office/drawing/2016/5/12/chartex" xmlns:cx7="http://schemas.microsoft.com/office/drawing/2016/5/13/chartex" xmlns:cx8="http://schemas.microsoft.com/office/drawing/2016/5/14/chartex" xmlns:mc="http://schemas.openxmlformats.org/markup-compatibility/2006" xmlns:aink="http://schemas.microsoft.com/office/drawing/2016/ink" xmlns:am3d="http://schemas.microsoft.com/office/drawing/2017/model3d" xmlns:o="urn:schemas-microsoft-com:office:office" xmlns:oel="http://schemas.microsoft.com/office/2019/extlst" xmlns:r="http://schemas.openxmlformats.org/officeDocument/2006/relationships" xmlns:m="http://schemas.openxmlformats.org/officeDocument/2006/math" xmlns:v="urn:schemas-microsoft-com:vml" xmlns:wp14="http://schemas.microsoft.com/office/word/2010/wordprocessingDrawing" xmlns:wp="http://schemas.openxmlformats.org/drawingml/2006/wordprocessingDrawing" xmlns:w10="urn:schemas-microsoft-com:office:word" xmlns:w="http://schemas.openxmlformats.org/wordprocessingml/2006/main" xmlns:w14="http://schemas.microsoft.com/office/word/2010/wordml" xmlns:w15="http://schemas.microsoft.com/office/word/2012/wordml" xmlns:w16cex="http://schemas.microsoft.com/office/word/2018/wordml/cex" xmlns:w16cid="http://schemas.microsoft.com/office/word/2016/wordml/cid" xmlns:w16="http://schemas.microsoft.com/office/word/2018/wordml" xmlns:w16du="http://schemas.microsoft.com/office/word/2023/wordml/word16du" xmlns:w16sdtdh="http://schemas.microsoft.com/office/word/2020/wordml/sdtdatahash" xmlns:w16sdtfl="http://schemas.microsoft.com/office/word/2024/wordml/sdtformatlock" xmlns:w16se="http://schemas.microsoft.com/office/word/2015/wordml/symex" xmlns:wpg="http://schemas.microsoft.com/office/word/2010/wordprocessingGroup" xmlns:wpi="http://schemas.microsoft.com/office/word/2010/wordprocessingInk" xmlns:wne="http://schemas.microsoft.com/office/word/2006/wordml" xmlns:wps="http://schemas.microsoft.com/office/word/2010/wordprocessingShape" mc:Ignorable="w14 w15 w16se w16cid w16 w16cex w16sdtdh w16sdtfl w16du wp14">
   <w:p>
     <w:pPr>
       <w:pStyle w:val="Encabezado"/>
@@ -15065,7 +13740,7 @@
 </file>
 
 <file path=word/header2.xml><?xml version="1.0" encoding="utf-8"?>
-<w:hdr xmlns:wpc="http://schemas.microsoft.com/office/word/2010/wordprocessingCanvas" xmlns:cx="http://schemas.microsoft.com/office/drawing/2014/chartex" xmlns:cx1="http://schemas.microsoft.com/office/drawing/2015/9/8/chartex" xmlns:cx2="http://schemas.microsoft.com/office/drawing/2015/10/21/chartex" xmlns:cx3="http://schemas.microsoft.com/office/drawing/2016/5/9/chartex" xmlns:cx4="http://schemas.microsoft.com/office/drawing/2016/5/10/chartex" xmlns:cx5="http://schemas.microsoft.com/office/drawing/2016/5/11/chartex" xmlns:cx6="http://schemas.microsoft.com/office/drawing/2016/5/12/chartex" xmlns:cx7="http://schemas.microsoft.com/office/drawing/2016/5/13/chartex" xmlns:cx8="http://schemas.microsoft.com/office/drawing/2016/5/14/chartex" xmlns:mc="http://schemas.openxmlformats.org/markup-compatibility/2006" xmlns:aink="http://schemas.microsoft.com/office/drawing/2016/ink" xmlns:am3d="http://schemas.microsoft.com/office/drawing/2017/model3d" xmlns:o="urn:schemas-microsoft-com:office:office" xmlns:r="http://schemas.openxmlformats.org/officeDocument/2006/relationships" xmlns:m="http://schemas.openxmlformats.org/officeDocument/2006/math" xmlns:v="urn:schemas-microsoft-com:vml" xmlns:wp14="http://schemas.microsoft.com/office/word/2010/wordprocessingDrawing" xmlns:wp="http://schemas.openxmlformats.org/drawingml/2006/wordprocessingDrawing" xmlns:w10="urn:schemas-microsoft-com:office:word" xmlns:w="http://schemas.openxmlformats.org/wordprocessingml/2006/main" xmlns:w14="http://schemas.microsoft.com/office/word/2010/wordml" xmlns:w15="http://schemas.microsoft.com/office/word/2012/wordml" xmlns:w16cex="http://schemas.microsoft.com/office/word/2018/wordml/cex" xmlns:w16cid="http://schemas.microsoft.com/office/word/2016/wordml/cid" xmlns:w16="http://schemas.microsoft.com/office/word/2018/wordml" xmlns:w16sdtdh="http://schemas.microsoft.com/office/word/2020/wordml/sdtdatahash" xmlns:w16se="http://schemas.microsoft.com/office/word/2015/wordml/symex" xmlns:wpg="http://schemas.microsoft.com/office/word/2010/wordprocessingGroup" xmlns:wpi="http://schemas.microsoft.com/office/word/2010/wordprocessingInk" xmlns:wne="http://schemas.microsoft.com/office/word/2006/wordml" xmlns:wps="http://schemas.microsoft.com/office/word/2010/wordprocessingShape" mc:Ignorable="w14 w15 w16se w16cid w16 w16cex w16sdtdh wp14">
+<w:hdr xmlns:wpc="http://schemas.microsoft.com/office/word/2010/wordprocessingCanvas" xmlns:cx="http://schemas.microsoft.com/office/drawing/2014/chartex" xmlns:cx1="http://schemas.microsoft.com/office/drawing/2015/9/8/chartex" xmlns:cx2="http://schemas.microsoft.com/office/drawing/2015/10/21/chartex" xmlns:cx3="http://schemas.microsoft.com/office/drawing/2016/5/9/chartex" xmlns:cx4="http://schemas.microsoft.com/office/drawing/2016/5/10/chartex" xmlns:cx5="http://schemas.microsoft.com/office/drawing/2016/5/11/chartex" xmlns:cx6="http://schemas.microsoft.com/office/drawing/2016/5/12/chartex" xmlns:cx7="http://schemas.microsoft.com/office/drawing/2016/5/13/chartex" xmlns:cx8="http://schemas.microsoft.com/office/drawing/2016/5/14/chartex" xmlns:mc="http://schemas.openxmlformats.org/markup-compatibility/2006" xmlns:aink="http://schemas.microsoft.com/office/drawing/2016/ink" xmlns:am3d="http://schemas.microsoft.com/office/drawing/2017/model3d" xmlns:o="urn:schemas-microsoft-com:office:office" xmlns:oel="http://schemas.microsoft.com/office/2019/extlst" xmlns:r="http://schemas.openxmlformats.org/officeDocument/2006/relationships" xmlns:m="http://schemas.openxmlformats.org/officeDocument/2006/math" xmlns:v="urn:schemas-microsoft-com:vml" xmlns:wp14="http://schemas.microsoft.com/office/word/2010/wordprocessingDrawing" xmlns:wp="http://schemas.openxmlformats.org/drawingml/2006/wordprocessingDrawing" xmlns:w10="urn:schemas-microsoft-com:office:word" xmlns:w="http://schemas.openxmlformats.org/wordprocessingml/2006/main" xmlns:w14="http://schemas.microsoft.com/office/word/2010/wordml" xmlns:w15="http://schemas.microsoft.com/office/word/2012/wordml" xmlns:w16cex="http://schemas.microsoft.com/office/word/2018/wordml/cex" xmlns:w16cid="http://schemas.microsoft.com/office/word/2016/wordml/cid" xmlns:w16="http://schemas.microsoft.com/office/word/2018/wordml" xmlns:w16du="http://schemas.microsoft.com/office/word/2023/wordml/word16du" xmlns:w16sdtdh="http://schemas.microsoft.com/office/word/2020/wordml/sdtdatahash" xmlns:w16sdtfl="http://schemas.microsoft.com/office/word/2024/wordml/sdtformatlock" xmlns:w16se="http://schemas.microsoft.com/office/word/2015/wordml/symex" xmlns:wpg="http://schemas.microsoft.com/office/word/2010/wordprocessingGroup" xmlns:wpi="http://schemas.microsoft.com/office/word/2010/wordprocessingInk" xmlns:wne="http://schemas.microsoft.com/office/word/2006/wordml" xmlns:wps="http://schemas.microsoft.com/office/word/2010/wordprocessingShape" mc:Ignorable="w14 w15 w16se w16cid w16 w16cex w16sdtdh w16sdtfl w16du wp14">
   <w:p>
     <w:pPr>
       <w:pStyle w:val="Encabezado"/>
@@ -15075,7 +13750,7 @@
 </file>
 
 <file path=word/numbering.xml><?xml version="1.0" encoding="utf-8"?>
-<w:numbering xmlns:wpc="http://schemas.microsoft.com/office/word/2010/wordprocessingCanvas" xmlns:cx="http://schemas.microsoft.com/office/drawing/2014/chartex" xmlns:cx1="http://schemas.microsoft.com/office/drawing/2015/9/8/chartex" xmlns:cx2="http://schemas.microsoft.com/office/drawing/2015/10/21/chartex" xmlns:cx3="http://schemas.microsoft.com/office/drawing/2016/5/9/chartex" xmlns:cx4="http://schemas.microsoft.com/office/drawing/2016/5/10/chartex" xmlns:cx5="http://schemas.microsoft.com/office/drawing/2016/5/11/chartex" xmlns:cx6="http://schemas.microsoft.com/office/drawing/2016/5/12/chartex" xmlns:cx7="http://schemas.microsoft.com/office/drawing/2016/5/13/chartex" xmlns:cx8="http://schemas.microsoft.com/office/drawing/2016/5/14/chartex" xmlns:mc="http://schemas.openxmlformats.org/markup-compatibility/2006" xmlns:aink="http://schemas.microsoft.com/office/drawing/2016/ink" xmlns:am3d="http://schemas.microsoft.com/office/drawing/2017/model3d" xmlns:o="urn:schemas-microsoft-com:office:office" xmlns:r="http://schemas.openxmlformats.org/officeDocument/2006/relationships" xmlns:m="http://schemas.openxmlformats.org/officeDocument/2006/math" xmlns:v="urn:schemas-microsoft-com:vml" xmlns:wp14="http://schemas.microsoft.com/office/word/2010/wordprocessingDrawing" xmlns:wp="http://schemas.openxmlformats.org/drawingml/2006/wordprocessingDrawing" xmlns:w10="urn:schemas-microsoft-com:office:word" xmlns:w="http://schemas.openxmlformats.org/wordprocessingml/2006/main" xmlns:w14="http://schemas.microsoft.com/office/word/2010/wordml" xmlns:w15="http://schemas.microsoft.com/office/word/2012/wordml" xmlns:w16cex="http://schemas.microsoft.com/office/word/2018/wordml/cex" xmlns:w16cid="http://schemas.microsoft.com/office/word/2016/wordml/cid" xmlns:w16="http://schemas.microsoft.com/office/word/2018/wordml" xmlns:w16sdtdh="http://schemas.microsoft.com/office/word/2020/wordml/sdtdatahash" xmlns:w16se="http://schemas.microsoft.com/office/word/2015/wordml/symex" xmlns:wpg="http://schemas.microsoft.com/office/word/2010/wordprocessingGroup" xmlns:wpi="http://schemas.microsoft.com/office/word/2010/wordprocessingInk" xmlns:wne="http://schemas.microsoft.com/office/word/2006/wordml" xmlns:wps="http://schemas.microsoft.com/office/word/2010/wordprocessingShape" mc:Ignorable="w14 w15 w16se w16cid w16 w16cex w16sdtdh wp14">
+<w:numbering xmlns:wpc="http://schemas.microsoft.com/office/word/2010/wordprocessingCanvas" xmlns:cx="http://schemas.microsoft.com/office/drawing/2014/chartex" xmlns:cx1="http://schemas.microsoft.com/office/drawing/2015/9/8/chartex" xmlns:cx2="http://schemas.microsoft.com/office/drawing/2015/10/21/chartex" xmlns:cx3="http://schemas.microsoft.com/office/drawing/2016/5/9/chartex" xmlns:cx4="http://schemas.microsoft.com/office/drawing/2016/5/10/chartex" xmlns:cx5="http://schemas.microsoft.com/office/drawing/2016/5/11/chartex" xmlns:cx6="http://schemas.microsoft.com/office/drawing/2016/5/12/chartex" xmlns:cx7="http://schemas.microsoft.com/office/drawing/2016/5/13/chartex" xmlns:cx8="http://schemas.microsoft.com/office/drawing/2016/5/14/chartex" xmlns:mc="http://schemas.openxmlformats.org/markup-compatibility/2006" xmlns:aink="http://schemas.microsoft.com/office/drawing/2016/ink" xmlns:am3d="http://schemas.microsoft.com/office/drawing/2017/model3d" xmlns:o="urn:schemas-microsoft-com:office:office" xmlns:oel="http://schemas.microsoft.com/office/2019/extlst" xmlns:r="http://schemas.openxmlformats.org/officeDocument/2006/relationships" xmlns:m="http://schemas.openxmlformats.org/officeDocument/2006/math" xmlns:v="urn:schemas-microsoft-com:vml" xmlns:wp14="http://schemas.microsoft.com/office/word/2010/wordprocessingDrawing" xmlns:wp="http://schemas.openxmlformats.org/drawingml/2006/wordprocessingDrawing" xmlns:w10="urn:schemas-microsoft-com:office:word" xmlns:w="http://schemas.openxmlformats.org/wordprocessingml/2006/main" xmlns:w14="http://schemas.microsoft.com/office/word/2010/wordml" xmlns:w15="http://schemas.microsoft.com/office/word/2012/wordml" xmlns:w16cex="http://schemas.microsoft.com/office/word/2018/wordml/cex" xmlns:w16cid="http://schemas.microsoft.com/office/word/2016/wordml/cid" xmlns:w16="http://schemas.microsoft.com/office/word/2018/wordml" xmlns:w16du="http://schemas.microsoft.com/office/word/2023/wordml/word16du" xmlns:w16sdtdh="http://schemas.microsoft.com/office/word/2020/wordml/sdtdatahash" xmlns:w16sdtfl="http://schemas.microsoft.com/office/word/2024/wordml/sdtformatlock" xmlns:w16se="http://schemas.microsoft.com/office/word/2015/wordml/symex" xmlns:wpg="http://schemas.microsoft.com/office/word/2010/wordprocessingGroup" xmlns:wpi="http://schemas.microsoft.com/office/word/2010/wordprocessingInk" xmlns:wne="http://schemas.microsoft.com/office/word/2006/wordml" xmlns:wps="http://schemas.microsoft.com/office/word/2010/wordprocessingShape" mc:Ignorable="w14 w15 w16se w16cid w16 w16cex w16sdtdh w16sdtfl w16du wp14">
   <w:abstractNum w:abstractNumId="0" w15:restartNumberingAfterBreak="0">
     <w:nsid w:val="029F2C51"/>
     <w:multiLevelType w:val="hybridMultilevel"/>
@@ -18778,103 +17453,103 @@
       </w:rPr>
     </w:lvl>
   </w:abstractNum>
-  <w:num w:numId="1">
+  <w:num w:numId="1" w16cid:durableId="1981223025">
     <w:abstractNumId w:val="18"/>
   </w:num>
-  <w:num w:numId="2">
+  <w:num w:numId="2" w16cid:durableId="1502624042">
     <w:abstractNumId w:val="32"/>
   </w:num>
-  <w:num w:numId="3">
+  <w:num w:numId="3" w16cid:durableId="503664622">
     <w:abstractNumId w:val="16"/>
   </w:num>
-  <w:num w:numId="4">
+  <w:num w:numId="4" w16cid:durableId="1035739952">
     <w:abstractNumId w:val="5"/>
   </w:num>
-  <w:num w:numId="5">
+  <w:num w:numId="5" w16cid:durableId="1037661165">
     <w:abstractNumId w:val="12"/>
   </w:num>
-  <w:num w:numId="6">
+  <w:num w:numId="6" w16cid:durableId="875386524">
     <w:abstractNumId w:val="7"/>
   </w:num>
-  <w:num w:numId="7">
+  <w:num w:numId="7" w16cid:durableId="1591573876">
     <w:abstractNumId w:val="15"/>
   </w:num>
-  <w:num w:numId="8">
+  <w:num w:numId="8" w16cid:durableId="1231889074">
     <w:abstractNumId w:val="11"/>
   </w:num>
-  <w:num w:numId="9">
+  <w:num w:numId="9" w16cid:durableId="279460654">
     <w:abstractNumId w:val="8"/>
   </w:num>
-  <w:num w:numId="10">
+  <w:num w:numId="10" w16cid:durableId="1006862208">
     <w:abstractNumId w:val="9"/>
   </w:num>
-  <w:num w:numId="11">
+  <w:num w:numId="11" w16cid:durableId="1399740651">
     <w:abstractNumId w:val="14"/>
   </w:num>
-  <w:num w:numId="12">
+  <w:num w:numId="12" w16cid:durableId="1403024373">
     <w:abstractNumId w:val="30"/>
   </w:num>
-  <w:num w:numId="13">
+  <w:num w:numId="13" w16cid:durableId="2075732432">
     <w:abstractNumId w:val="17"/>
   </w:num>
-  <w:num w:numId="14">
+  <w:num w:numId="14" w16cid:durableId="303390763">
     <w:abstractNumId w:val="2"/>
   </w:num>
-  <w:num w:numId="15">
+  <w:num w:numId="15" w16cid:durableId="265233896">
     <w:abstractNumId w:val="22"/>
   </w:num>
-  <w:num w:numId="16">
+  <w:num w:numId="16" w16cid:durableId="1815947461">
     <w:abstractNumId w:val="25"/>
   </w:num>
-  <w:num w:numId="17">
+  <w:num w:numId="17" w16cid:durableId="278417724">
     <w:abstractNumId w:val="6"/>
   </w:num>
-  <w:num w:numId="18">
+  <w:num w:numId="18" w16cid:durableId="1082678888">
     <w:abstractNumId w:val="21"/>
   </w:num>
-  <w:num w:numId="19">
+  <w:num w:numId="19" w16cid:durableId="1636135599">
     <w:abstractNumId w:val="31"/>
   </w:num>
-  <w:num w:numId="20">
+  <w:num w:numId="20" w16cid:durableId="1891260620">
     <w:abstractNumId w:val="3"/>
   </w:num>
-  <w:num w:numId="21">
+  <w:num w:numId="21" w16cid:durableId="533541374">
     <w:abstractNumId w:val="4"/>
   </w:num>
-  <w:num w:numId="22">
+  <w:num w:numId="22" w16cid:durableId="760681091">
     <w:abstractNumId w:val="10"/>
   </w:num>
-  <w:num w:numId="23">
+  <w:num w:numId="23" w16cid:durableId="1883784383">
     <w:abstractNumId w:val="0"/>
   </w:num>
-  <w:num w:numId="24">
+  <w:num w:numId="24" w16cid:durableId="1200166245">
     <w:abstractNumId w:val="29"/>
   </w:num>
-  <w:num w:numId="25">
+  <w:num w:numId="25" w16cid:durableId="1972980087">
     <w:abstractNumId w:val="26"/>
   </w:num>
-  <w:num w:numId="26">
+  <w:num w:numId="26" w16cid:durableId="1736656924">
     <w:abstractNumId w:val="20"/>
   </w:num>
-  <w:num w:numId="27">
+  <w:num w:numId="27" w16cid:durableId="1796020031">
     <w:abstractNumId w:val="27"/>
   </w:num>
-  <w:num w:numId="28">
+  <w:num w:numId="28" w16cid:durableId="138308619">
     <w:abstractNumId w:val="19"/>
   </w:num>
-  <w:num w:numId="29">
+  <w:num w:numId="29" w16cid:durableId="1294402623">
     <w:abstractNumId w:val="24"/>
   </w:num>
-  <w:num w:numId="30">
+  <w:num w:numId="30" w16cid:durableId="153570050">
     <w:abstractNumId w:val="13"/>
   </w:num>
-  <w:num w:numId="31">
+  <w:num w:numId="31" w16cid:durableId="1487479964">
     <w:abstractNumId w:val="23"/>
   </w:num>
-  <w:num w:numId="32">
+  <w:num w:numId="32" w16cid:durableId="2019381811">
     <w:abstractNumId w:val="1"/>
   </w:num>
-  <w:num w:numId="33">
+  <w:num w:numId="33" w16cid:durableId="1753307557">
     <w:abstractNumId w:val="28"/>
   </w:num>
   <w:numIdMacAtCleanup w:val="21"/>
@@ -18882,7 +17557,7 @@
 </file>
 
 <file path=word/people.xml><?xml version="1.0" encoding="utf-8"?>
-<w15:people xmlns:wpc="http://schemas.microsoft.com/office/word/2010/wordprocessingCanvas" xmlns:cx="http://schemas.microsoft.com/office/drawing/2014/chartex" xmlns:cx1="http://schemas.microsoft.com/office/drawing/2015/9/8/chartex" xmlns:cx2="http://schemas.microsoft.com/office/drawing/2015/10/21/chartex" xmlns:cx3="http://schemas.microsoft.com/office/drawing/2016/5/9/chartex" xmlns:cx4="http://schemas.microsoft.com/office/drawing/2016/5/10/chartex" xmlns:cx5="http://schemas.microsoft.com/office/drawing/2016/5/11/chartex" xmlns:cx6="http://schemas.microsoft.com/office/drawing/2016/5/12/chartex" xmlns:cx7="http://schemas.microsoft.com/office/drawing/2016/5/13/chartex" xmlns:cx8="http://schemas.microsoft.com/office/drawing/2016/5/14/chartex" xmlns:mc="http://schemas.openxmlformats.org/markup-compatibility/2006" xmlns:aink="http://schemas.microsoft.com/office/drawing/2016/ink" xmlns:am3d="http://schemas.microsoft.com/office/drawing/2017/model3d" xmlns:o="urn:schemas-microsoft-com:office:office" xmlns:r="http://schemas.openxmlformats.org/officeDocument/2006/relationships" xmlns:m="http://schemas.openxmlformats.org/officeDocument/2006/math" xmlns:v="urn:schemas-microsoft-com:vml" xmlns:wp14="http://schemas.microsoft.com/office/word/2010/wordprocessingDrawing" xmlns:wp="http://schemas.openxmlformats.org/drawingml/2006/wordprocessingDrawing" xmlns:w10="urn:schemas-microsoft-com:office:word" xmlns:w="http://schemas.openxmlformats.org/wordprocessingml/2006/main" xmlns:w14="http://schemas.microsoft.com/office/word/2010/wordml" xmlns:w15="http://schemas.microsoft.com/office/word/2012/wordml" xmlns:w16cex="http://schemas.microsoft.com/office/word/2018/wordml/cex" xmlns:w16cid="http://schemas.microsoft.com/office/word/2016/wordml/cid" xmlns:w16="http://schemas.microsoft.com/office/word/2018/wordml" xmlns:w16sdtdh="http://schemas.microsoft.com/office/word/2020/wordml/sdtdatahash" xmlns:w16se="http://schemas.microsoft.com/office/word/2015/wordml/symex" xmlns:wpg="http://schemas.microsoft.com/office/word/2010/wordprocessingGroup" xmlns:wpi="http://schemas.microsoft.com/office/word/2010/wordprocessingInk" xmlns:wne="http://schemas.microsoft.com/office/word/2006/wordml" xmlns:wps="http://schemas.microsoft.com/office/word/2010/wordprocessingShape" mc:Ignorable="w14 w15 w16se w16cid w16 w16cex w16sdtdh wp14">
+<w15:people xmlns:wpc="http://schemas.microsoft.com/office/word/2010/wordprocessingCanvas" xmlns:cx="http://schemas.microsoft.com/office/drawing/2014/chartex" xmlns:cx1="http://schemas.microsoft.com/office/drawing/2015/9/8/chartex" xmlns:cx2="http://schemas.microsoft.com/office/drawing/2015/10/21/chartex" xmlns:cx3="http://schemas.microsoft.com/office/drawing/2016/5/9/chartex" xmlns:cx4="http://schemas.microsoft.com/office/drawing/2016/5/10/chartex" xmlns:cx5="http://schemas.microsoft.com/office/drawing/2016/5/11/chartex" xmlns:cx6="http://schemas.microsoft.com/office/drawing/2016/5/12/chartex" xmlns:cx7="http://schemas.microsoft.com/office/drawing/2016/5/13/chartex" xmlns:cx8="http://schemas.microsoft.com/office/drawing/2016/5/14/chartex" xmlns:mc="http://schemas.openxmlformats.org/markup-compatibility/2006" xmlns:aink="http://schemas.microsoft.com/office/drawing/2016/ink" xmlns:am3d="http://schemas.microsoft.com/office/drawing/2017/model3d" xmlns:o="urn:schemas-microsoft-com:office:office" xmlns:oel="http://schemas.microsoft.com/office/2019/extlst" xmlns:r="http://schemas.openxmlformats.org/officeDocument/2006/relationships" xmlns:m="http://schemas.openxmlformats.org/officeDocument/2006/math" xmlns:v="urn:schemas-microsoft-com:vml" xmlns:wp14="http://schemas.microsoft.com/office/word/2010/wordprocessingDrawing" xmlns:wp="http://schemas.openxmlformats.org/drawingml/2006/wordprocessingDrawing" xmlns:w10="urn:schemas-microsoft-com:office:word" xmlns:w="http://schemas.openxmlformats.org/wordprocessingml/2006/main" xmlns:w14="http://schemas.microsoft.com/office/word/2010/wordml" xmlns:w15="http://schemas.microsoft.com/office/word/2012/wordml" xmlns:w16cex="http://schemas.microsoft.com/office/word/2018/wordml/cex" xmlns:w16cid="http://schemas.microsoft.com/office/word/2016/wordml/cid" xmlns:w16="http://schemas.microsoft.com/office/word/2018/wordml" xmlns:w16du="http://schemas.microsoft.com/office/word/2023/wordml/word16du" xmlns:w16sdtdh="http://schemas.microsoft.com/office/word/2020/wordml/sdtdatahash" xmlns:w16sdtfl="http://schemas.microsoft.com/office/word/2024/wordml/sdtformatlock" xmlns:w16se="http://schemas.microsoft.com/office/word/2015/wordml/symex" xmlns:wpg="http://schemas.microsoft.com/office/word/2010/wordprocessingGroup" xmlns:wpi="http://schemas.microsoft.com/office/word/2010/wordprocessingInk" xmlns:wne="http://schemas.microsoft.com/office/word/2006/wordml" xmlns:wps="http://schemas.microsoft.com/office/word/2010/wordprocessingShape" mc:Ignorable="w14 w15 w16se w16cid w16 w16cex w16sdtdh w16sdtfl w16du wp14">
   <w15:person w15:author="neli Bp">
     <w15:presenceInfo w15:providerId="Windows Live" w15:userId="31bbf27711c9f401"/>
   </w15:person>
@@ -18896,7 +17571,7 @@
 </file>
 
 <file path=word/styles.xml><?xml version="1.0" encoding="utf-8"?>
-<w:styles xmlns:mc="http://schemas.openxmlformats.org/markup-compatibility/2006" xmlns:r="http://schemas.openxmlformats.org/officeDocument/2006/relationships" xmlns:w="http://schemas.openxmlformats.org/wordprocessingml/2006/main" xmlns:w14="http://schemas.microsoft.com/office/word/2010/wordml" xmlns:w15="http://schemas.microsoft.com/office/word/2012/wordml" xmlns:w16cex="http://schemas.microsoft.com/office/word/2018/wordml/cex" xmlns:w16cid="http://schemas.microsoft.com/office/word/2016/wordml/cid" xmlns:w16="http://schemas.microsoft.com/office/word/2018/wordml" xmlns:w16sdtdh="http://schemas.microsoft.com/office/word/2020/wordml/sdtdatahash" xmlns:w16se="http://schemas.microsoft.com/office/word/2015/wordml/symex" mc:Ignorable="w14 w15 w16se w16cid w16 w16cex w16sdtdh">
+<w:styles xmlns:mc="http://schemas.openxmlformats.org/markup-compatibility/2006" xmlns:r="http://schemas.openxmlformats.org/officeDocument/2006/relationships" xmlns:w="http://schemas.openxmlformats.org/wordprocessingml/2006/main" xmlns:w14="http://schemas.microsoft.com/office/word/2010/wordml" xmlns:w15="http://schemas.microsoft.com/office/word/2012/wordml" xmlns:w16cex="http://schemas.microsoft.com/office/word/2018/wordml/cex" xmlns:w16cid="http://schemas.microsoft.com/office/word/2016/wordml/cid" xmlns:w16="http://schemas.microsoft.com/office/word/2018/wordml" xmlns:w16du="http://schemas.microsoft.com/office/word/2023/wordml/word16du" xmlns:w16sdtdh="http://schemas.microsoft.com/office/word/2020/wordml/sdtdatahash" xmlns:w16sdtfl="http://schemas.microsoft.com/office/word/2024/wordml/sdtformatlock" xmlns:w16se="http://schemas.microsoft.com/office/word/2015/wordml/symex" mc:Ignorable="w14 w15 w16se w16cid w16 w16cex w16sdtdh w16sdtfl w16du">
   <w:docDefaults>
     <w:rPrDefault>
       <w:rPr>
@@ -19420,7 +18095,6 @@
   <w:style w:type="character" w:default="1" w:styleId="Fuentedeprrafopredeter">
     <w:name w:val="Default Paragraph Font"/>
     <w:uiPriority w:val="1"/>
-    <w:semiHidden/>
     <w:unhideWhenUsed/>
   </w:style>
   <w:style w:type="table" w:default="1" w:styleId="Tablanormal">
@@ -19954,6 +18628,18 @@
     <w:name w:val="citation-71"/>
     <w:basedOn w:val="Fuentedeprrafopredeter"/>
     <w:rsid w:val="00F8455A"/>
+  </w:style>
+  <w:style w:type="paragraph" w:styleId="NormalWeb">
+    <w:name w:val="Normal (Web)"/>
+    <w:basedOn w:val="Normal"/>
+    <w:uiPriority w:val="99"/>
+    <w:semiHidden/>
+    <w:unhideWhenUsed/>
+    <w:rsid w:val="00BA7DFC"/>
+    <w:rPr>
+      <w:rFonts w:ascii="Times New Roman" w:hAnsi="Times New Roman" w:cs="Times New Roman"/>
+      <w:szCs w:val="24"/>
+    </w:rPr>
   </w:style>
 </w:styles>
 </file>

--- a/reporte_estadias_v_4.docx
+++ b/reporte_estadias_v_4.docx
@@ -1,6 +1,6 @@
 
 <file path=word/document.xml><?xml version="1.0" encoding="utf-8"?>
-<w:document xmlns:wpc="http://schemas.microsoft.com/office/word/2010/wordprocessingCanvas" xmlns:cx="http://schemas.microsoft.com/office/drawing/2014/chartex" xmlns:cx1="http://schemas.microsoft.com/office/drawing/2015/9/8/chartex" xmlns:cx2="http://schemas.microsoft.com/office/drawing/2015/10/21/chartex" xmlns:cx3="http://schemas.microsoft.com/office/drawing/2016/5/9/chartex" xmlns:cx4="http://schemas.microsoft.com/office/drawing/2016/5/10/chartex" xmlns:cx5="http://schemas.microsoft.com/office/drawing/2016/5/11/chartex" xmlns:cx6="http://schemas.microsoft.com/office/drawing/2016/5/12/chartex" xmlns:cx7="http://schemas.microsoft.com/office/drawing/2016/5/13/chartex" xmlns:cx8="http://schemas.microsoft.com/office/drawing/2016/5/14/chartex" xmlns:mc="http://schemas.openxmlformats.org/markup-compatibility/2006" xmlns:aink="http://schemas.microsoft.com/office/drawing/2016/ink" xmlns:am3d="http://schemas.microsoft.com/office/drawing/2017/model3d" xmlns:o="urn:schemas-microsoft-com:office:office" xmlns:oel="http://schemas.microsoft.com/office/2019/extlst" xmlns:r="http://schemas.openxmlformats.org/officeDocument/2006/relationships" xmlns:m="http://schemas.openxmlformats.org/officeDocument/2006/math" xmlns:v="urn:schemas-microsoft-com:vml" xmlns:wp14="http://schemas.microsoft.com/office/word/2010/wordprocessingDrawing" xmlns:wp="http://schemas.openxmlformats.org/drawingml/2006/wordprocessingDrawing" xmlns:w10="urn:schemas-microsoft-com:office:word" xmlns:w="http://schemas.openxmlformats.org/wordprocessingml/2006/main" xmlns:w14="http://schemas.microsoft.com/office/word/2010/wordml" xmlns:w15="http://schemas.microsoft.com/office/word/2012/wordml" xmlns:w16cex="http://schemas.microsoft.com/office/word/2018/wordml/cex" xmlns:w16cid="http://schemas.microsoft.com/office/word/2016/wordml/cid" xmlns:w16="http://schemas.microsoft.com/office/word/2018/wordml" xmlns:w16du="http://schemas.microsoft.com/office/word/2023/wordml/word16du" xmlns:w16sdtdh="http://schemas.microsoft.com/office/word/2020/wordml/sdtdatahash" xmlns:w16sdtfl="http://schemas.microsoft.com/office/word/2024/wordml/sdtformatlock" xmlns:w16se="http://schemas.microsoft.com/office/word/2015/wordml/symex" xmlns:wpg="http://schemas.microsoft.com/office/word/2010/wordprocessingGroup" xmlns:wpi="http://schemas.microsoft.com/office/word/2010/wordprocessingInk" xmlns:wne="http://schemas.microsoft.com/office/word/2006/wordml" xmlns:wps="http://schemas.microsoft.com/office/word/2010/wordprocessingShape" mc:Ignorable="w14 w15 w16se w16cid w16 w16cex w16sdtdh w16sdtfl w16du wp14">
+<w:document xmlns:wpc="http://schemas.microsoft.com/office/word/2010/wordprocessingCanvas" xmlns:cx="http://schemas.microsoft.com/office/drawing/2014/chartex" xmlns:cx1="http://schemas.microsoft.com/office/drawing/2015/9/8/chartex" xmlns:cx2="http://schemas.microsoft.com/office/drawing/2015/10/21/chartex" xmlns:cx3="http://schemas.microsoft.com/office/drawing/2016/5/9/chartex" xmlns:cx4="http://schemas.microsoft.com/office/drawing/2016/5/10/chartex" xmlns:cx5="http://schemas.microsoft.com/office/drawing/2016/5/11/chartex" xmlns:cx6="http://schemas.microsoft.com/office/drawing/2016/5/12/chartex" xmlns:cx7="http://schemas.microsoft.com/office/drawing/2016/5/13/chartex" xmlns:cx8="http://schemas.microsoft.com/office/drawing/2016/5/14/chartex" xmlns:mc="http://schemas.openxmlformats.org/markup-compatibility/2006" xmlns:aink="http://schemas.microsoft.com/office/drawing/2016/ink" xmlns:am3d="http://schemas.microsoft.com/office/drawing/2017/model3d" xmlns:o="urn:schemas-microsoft-com:office:office" xmlns:r="http://schemas.openxmlformats.org/officeDocument/2006/relationships" xmlns:m="http://schemas.openxmlformats.org/officeDocument/2006/math" xmlns:v="urn:schemas-microsoft-com:vml" xmlns:wp14="http://schemas.microsoft.com/office/word/2010/wordprocessingDrawing" xmlns:wp="http://schemas.openxmlformats.org/drawingml/2006/wordprocessingDrawing" xmlns:w10="urn:schemas-microsoft-com:office:word" xmlns:w="http://schemas.openxmlformats.org/wordprocessingml/2006/main" xmlns:w14="http://schemas.microsoft.com/office/word/2010/wordml" xmlns:w15="http://schemas.microsoft.com/office/word/2012/wordml" xmlns:w16cex="http://schemas.microsoft.com/office/word/2018/wordml/cex" xmlns:w16cid="http://schemas.microsoft.com/office/word/2016/wordml/cid" xmlns:w16="http://schemas.microsoft.com/office/word/2018/wordml" xmlns:w16sdtdh="http://schemas.microsoft.com/office/word/2020/wordml/sdtdatahash" xmlns:w16se="http://schemas.microsoft.com/office/word/2015/wordml/symex" xmlns:wpg="http://schemas.microsoft.com/office/word/2010/wordprocessingGroup" xmlns:wpi="http://schemas.microsoft.com/office/word/2010/wordprocessingInk" xmlns:wne="http://schemas.microsoft.com/office/word/2006/wordml" xmlns:wps="http://schemas.microsoft.com/office/word/2010/wordprocessingShape" mc:Ignorable="w14 w15 w16se w16cid w16 w16cex w16sdtdh wp14">
   <w:body>
     <w:p>
       <w:pPr>
@@ -135,7 +135,7 @@
                 <v:stroke joinstyle="miter"/>
                 <v:path gradientshapeok="t" o:connecttype="rect"/>
               </v:shapetype>
-              <v:shape id="Cuadro de texto 1" o:spid="_x0000_s1026" type="#_x0000_t202" style="position:absolute;left:0;text-align:left;margin-left:-49.55pt;margin-top:172pt;width:313.5pt;height:143pt;z-index:251659264;visibility:visible;mso-wrap-style:square;mso-height-percent:0;mso-wrap-distance-left:9pt;mso-wrap-distance-top:0;mso-wrap-distance-right:9pt;mso-wrap-distance-bottom:0;mso-position-horizontal:absolute;mso-position-horizontal-relative:text;mso-position-vertical:absolute;mso-position-vertical-relative:page;mso-height-percent:0;mso-height-relative:margin;v-text-anchor:middle" o:gfxdata="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" filled="f" stroked="f" strokeweight=".5pt">
+              <v:shape id="Cuadro de texto 1" o:spid="_x0000_s1026" type="#_x0000_t202" style="position:absolute;left:0;text-align:left;margin-left:-49.55pt;margin-top:172pt;width:313.5pt;height:143pt;z-index:251659264;visibility:visible;mso-wrap-style:square;mso-height-percent:0;mso-wrap-distance-left:9pt;mso-wrap-distance-top:0;mso-wrap-distance-right:9pt;mso-wrap-distance-bottom:0;mso-position-horizontal:absolute;mso-position-horizontal-relative:text;mso-position-vertical:absolute;mso-position-vertical-relative:page;mso-height-percent:0;mso-height-relative:margin;v-text-anchor:middle" o:gfxdata="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" filled="f" stroked="f" strokeweight=".5pt">
                 <v:textbox>
                   <w:txbxContent>
                     <w:p>
@@ -321,7 +321,7 @@
           </mc:Choice>
           <mc:Fallback>
             <w:pict>
-              <v:shape w14:anchorId="3B00F609" id="_x0000_s1027" type="#_x0000_t202" style="position:absolute;left:0;text-align:left;margin-left:37.2pt;margin-top:594.6pt;width:198.6pt;height:69.7pt;z-index:251665408;visibility:visible;mso-wrap-style:square;mso-width-percent:0;mso-height-percent:0;mso-wrap-distance-left:9pt;mso-wrap-distance-top:0;mso-wrap-distance-right:9pt;mso-wrap-distance-bottom:0;mso-position-horizontal:absolute;mso-position-horizontal-relative:page;mso-position-vertical:absolute;mso-position-vertical-relative:page;mso-width-percent:0;mso-height-percent:0;mso-width-relative:margin;mso-height-relative:margin;v-text-anchor:top" o:gfxdata="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" filled="f" stroked="f" strokeweight=".5pt">
+              <v:shape w14:anchorId="3B00F609" id="_x0000_s1027" type="#_x0000_t202" style="position:absolute;left:0;text-align:left;margin-left:37.2pt;margin-top:594.6pt;width:198.6pt;height:69.7pt;z-index:251665408;visibility:visible;mso-wrap-style:square;mso-width-percent:0;mso-height-percent:0;mso-wrap-distance-left:9pt;mso-wrap-distance-top:0;mso-wrap-distance-right:9pt;mso-wrap-distance-bottom:0;mso-position-horizontal:absolute;mso-position-horizontal-relative:page;mso-position-vertical:absolute;mso-position-vertical-relative:page;mso-width-percent:0;mso-height-percent:0;mso-width-relative:margin;mso-height-relative:margin;v-text-anchor:top" o:gfxdata="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" filled="f" stroked="f" strokeweight=".5pt">
                 <v:textbox>
                   <w:txbxContent>
                     <w:p>
@@ -509,7 +509,7 @@
           </mc:Choice>
           <mc:Fallback>
             <w:pict>
-              <v:shape w14:anchorId="22E1F9AA" id="_x0000_s1028" type="#_x0000_t202" style="position:absolute;left:0;text-align:left;margin-left:146.7pt;margin-top:595.5pt;width:200.65pt;height:68.95pt;z-index:251667456;visibility:visible;mso-wrap-style:square;mso-width-percent:0;mso-height-percent:0;mso-wrap-distance-left:9pt;mso-wrap-distance-top:0;mso-wrap-distance-right:9pt;mso-wrap-distance-bottom:0;mso-position-horizontal:absolute;mso-position-horizontal-relative:margin;mso-position-vertical:absolute;mso-position-vertical-relative:page;mso-width-percent:0;mso-height-percent:0;mso-width-relative:margin;mso-height-relative:margin;v-text-anchor:top" o:gfxdata="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" filled="f" stroked="f" strokeweight=".5pt">
+              <v:shape w14:anchorId="22E1F9AA" id="_x0000_s1028" type="#_x0000_t202" style="position:absolute;left:0;text-align:left;margin-left:146.7pt;margin-top:595.5pt;width:200.65pt;height:68.95pt;z-index:251667456;visibility:visible;mso-wrap-style:square;mso-width-percent:0;mso-height-percent:0;mso-wrap-distance-left:9pt;mso-wrap-distance-top:0;mso-wrap-distance-right:9pt;mso-wrap-distance-bottom:0;mso-position-horizontal:absolute;mso-position-horizontal-relative:margin;mso-position-vertical:absolute;mso-position-vertical-relative:page;mso-width-percent:0;mso-height-percent:0;mso-width-relative:margin;mso-height-relative:margin;v-text-anchor:top" o:gfxdata="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" filled="f" stroked="f" strokeweight=".5pt">
                 <v:textbox>
                   <w:txbxContent>
                     <w:p>
@@ -736,7 +736,7 @@
           </mc:Choice>
           <mc:Fallback>
             <w:pict>
-              <v:shape w14:anchorId="2FCD553F" id="_x0000_s1029" type="#_x0000_t202" style="position:absolute;left:0;text-align:left;margin-left:0;margin-top:300pt;width:381pt;height:165.75pt;z-index:251661312;visibility:visible;mso-wrap-style:square;mso-width-percent:0;mso-height-percent:0;mso-wrap-distance-left:9pt;mso-wrap-distance-top:0;mso-wrap-distance-right:9pt;mso-wrap-distance-bottom:0;mso-position-horizontal:left;mso-position-horizontal-relative:page;mso-position-vertical:absolute;mso-position-vertical-relative:page;mso-width-percent:0;mso-height-percent:0;mso-width-relative:margin;mso-height-relative:margin;v-text-anchor:middle" o:gfxdata="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" filled="f" stroked="f" strokeweight=".5pt">
+              <v:shape w14:anchorId="2FCD553F" id="_x0000_s1029" type="#_x0000_t202" style="position:absolute;left:0;text-align:left;margin-left:0;margin-top:300pt;width:381pt;height:165.75pt;z-index:251661312;visibility:visible;mso-wrap-style:square;mso-width-percent:0;mso-height-percent:0;mso-wrap-distance-left:9pt;mso-wrap-distance-top:0;mso-wrap-distance-right:9pt;mso-wrap-distance-bottom:0;mso-position-horizontal:left;mso-position-horizontal-relative:page;mso-position-vertical:absolute;mso-position-vertical-relative:page;mso-width-percent:0;mso-height-percent:0;mso-width-relative:margin;mso-height-relative:margin;v-text-anchor:middle" o:gfxdata="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" filled="f" stroked="f" strokeweight=".5pt">
                 <v:textbox>
                   <w:txbxContent>
                     <w:p>
@@ -937,7 +937,7 @@
           </mc:Choice>
           <mc:Fallback>
             <w:pict>
-              <v:shape w14:anchorId="7854C103" id="_x0000_s1030" type="#_x0000_t202" style="position:absolute;left:0;text-align:left;margin-left:30.75pt;margin-top:0;width:358.5pt;height:24.75pt;z-index:251669504;visibility:visible;mso-wrap-style:square;mso-width-percent:0;mso-height-percent:0;mso-wrap-distance-left:9pt;mso-wrap-distance-top:0;mso-wrap-distance-right:9pt;mso-wrap-distance-bottom:0;mso-position-horizontal:absolute;mso-position-horizontal-relative:page;mso-position-vertical:top;mso-position-vertical-relative:bottom-margin-area;mso-width-percent:0;mso-height-percent:0;mso-width-relative:margin;mso-height-relative:margin;v-text-anchor:top" o:gfxdata="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" filled="f" stroked="f" strokeweight=".5pt">
+              <v:shape w14:anchorId="7854C103" id="_x0000_s1030" type="#_x0000_t202" style="position:absolute;left:0;text-align:left;margin-left:30.75pt;margin-top:0;width:358.5pt;height:24.75pt;z-index:251669504;visibility:visible;mso-wrap-style:square;mso-width-percent:0;mso-height-percent:0;mso-wrap-distance-left:9pt;mso-wrap-distance-top:0;mso-wrap-distance-right:9pt;mso-wrap-distance-bottom:0;mso-position-horizontal:absolute;mso-position-horizontal-relative:page;mso-position-vertical:top;mso-position-vertical-relative:bottom-margin-area;mso-width-percent:0;mso-height-percent:0;mso-width-relative:margin;mso-height-relative:margin;v-text-anchor:top" o:gfxdata="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" filled="f" stroked="f" strokeweight=".5pt">
                 <v:textbox>
                   <w:txbxContent>
                     <w:p>
@@ -1087,7 +1087,7 @@
           </mc:Choice>
           <mc:Fallback>
             <w:pict>
-              <v:shape w14:anchorId="53484146" id="_x0000_s1031" type="#_x0000_t202" style="position:absolute;left:0;text-align:left;margin-left:30.75pt;margin-top:525pt;width:402pt;height:69.75pt;z-index:251663360;visibility:visible;mso-wrap-style:square;mso-width-percent:0;mso-height-percent:0;mso-wrap-distance-left:9pt;mso-wrap-distance-top:0;mso-wrap-distance-right:9pt;mso-wrap-distance-bottom:0;mso-position-horizontal:absolute;mso-position-horizontal-relative:page;mso-position-vertical:absolute;mso-position-vertical-relative:page;mso-width-percent:0;mso-height-percent:0;mso-width-relative:margin;mso-height-relative:margin;v-text-anchor:middle" o:gfxdata="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" filled="f" stroked="f" strokeweight=".5pt">
+              <v:shape w14:anchorId="53484146" id="_x0000_s1031" type="#_x0000_t202" style="position:absolute;left:0;text-align:left;margin-left:30.75pt;margin-top:525pt;width:402pt;height:69.75pt;z-index:251663360;visibility:visible;mso-wrap-style:square;mso-width-percent:0;mso-height-percent:0;mso-wrap-distance-left:9pt;mso-wrap-distance-top:0;mso-wrap-distance-right:9pt;mso-wrap-distance-bottom:0;mso-position-horizontal:absolute;mso-position-horizontal-relative:page;mso-position-vertical:absolute;mso-position-vertical-relative:page;mso-width-percent:0;mso-height-percent:0;mso-width-relative:margin;mso-height-relative:margin;v-text-anchor:middle" o:gfxdata="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" filled="f" stroked="f" strokeweight=".5pt">
                 <v:textbox>
                   <w:txbxContent>
                     <w:p>
@@ -1207,9 +1207,11 @@
       </w:r>
     </w:p>
     <w:p>
+      <w:proofErr w:type="spellStart"/>
       <w:r>
         <w:t>Summary</w:t>
       </w:r>
+      <w:proofErr w:type="spellEnd"/>
     </w:p>
     <w:p/>
     <w:p>
@@ -1222,11 +1224,8 @@
           <w:rFonts w:asciiTheme="minorHAnsi" w:eastAsiaTheme="minorEastAsia" w:hAnsiTheme="minorHAnsi"/>
           <w:b w:val="0"/>
           <w:noProof/>
-          <w:kern w:val="2"/>
-          <w:sz w:val="24"/>
-          <w:szCs w:val="24"/>
-          <w:lang w:eastAsia="es-MX"/>
-          <w14:ligatures w14:val="standardContextual"/>
+          <w:sz w:val="22"/>
+          <w:lang w:val="es-419" w:eastAsia="es-419"/>
         </w:rPr>
       </w:pPr>
       <w:r>
@@ -1253,7 +1252,7 @@
         </w:rPr>
         <w:fldChar w:fldCharType="separate"/>
       </w:r>
-      <w:hyperlink w:anchor="_Toc226479065" w:history="1">
+      <w:hyperlink w:anchor="_Toc226608152" w:history="1">
         <w:r>
           <w:rPr>
             <w:rStyle w:val="Hipervnculo"/>
@@ -1280,7 +1279,7 @@
             <w:noProof/>
             <w:webHidden/>
           </w:rPr>
-          <w:instrText xml:space="preserve"> PAGEREF _Toc226479065 \h </w:instrText>
+          <w:instrText xml:space="preserve"> PAGEREF _Toc226608152 \h </w:instrText>
         </w:r>
         <w:r>
           <w:rPr>
@@ -1320,13 +1319,11 @@
         <w:rPr>
           <w:rFonts w:asciiTheme="minorHAnsi" w:eastAsiaTheme="minorEastAsia" w:hAnsiTheme="minorHAnsi"/>
           <w:noProof/>
-          <w:kern w:val="2"/>
-          <w:szCs w:val="24"/>
-          <w:lang w:eastAsia="es-MX"/>
-          <w14:ligatures w14:val="standardContextual"/>
-        </w:rPr>
-      </w:pPr>
-      <w:hyperlink w:anchor="_Toc226479066" w:history="1">
+          <w:sz w:val="22"/>
+          <w:lang w:val="es-419" w:eastAsia="es-419"/>
+        </w:rPr>
+      </w:pPr>
+      <w:hyperlink w:anchor="_Toc226608153" w:history="1">
         <w:r>
           <w:rPr>
             <w:rStyle w:val="Hipervnculo"/>
@@ -1353,7 +1350,7 @@
             <w:noProof/>
             <w:webHidden/>
           </w:rPr>
-          <w:instrText xml:space="preserve"> PAGEREF _Toc226479066 \h </w:instrText>
+          <w:instrText xml:space="preserve"> PAGEREF _Toc226608153 \h </w:instrText>
         </w:r>
         <w:r>
           <w:rPr>
@@ -1393,13 +1390,11 @@
         <w:rPr>
           <w:rFonts w:asciiTheme="minorHAnsi" w:eastAsiaTheme="minorEastAsia" w:hAnsiTheme="minorHAnsi"/>
           <w:noProof/>
-          <w:kern w:val="2"/>
-          <w:szCs w:val="24"/>
-          <w:lang w:eastAsia="es-MX"/>
-          <w14:ligatures w14:val="standardContextual"/>
-        </w:rPr>
-      </w:pPr>
-      <w:hyperlink w:anchor="_Toc226479067" w:history="1">
+          <w:sz w:val="22"/>
+          <w:lang w:val="es-419" w:eastAsia="es-419"/>
+        </w:rPr>
+      </w:pPr>
+      <w:hyperlink w:anchor="_Toc226608154" w:history="1">
         <w:r>
           <w:rPr>
             <w:rStyle w:val="Hipervnculo"/>
@@ -1426,7 +1421,7 @@
             <w:noProof/>
             <w:webHidden/>
           </w:rPr>
-          <w:instrText xml:space="preserve"> PAGEREF _Toc226479067 \h </w:instrText>
+          <w:instrText xml:space="preserve"> PAGEREF _Toc226608154 \h </w:instrText>
         </w:r>
         <w:r>
           <w:rPr>
@@ -1466,13 +1461,11 @@
         <w:rPr>
           <w:rFonts w:asciiTheme="minorHAnsi" w:eastAsiaTheme="minorEastAsia" w:hAnsiTheme="minorHAnsi"/>
           <w:noProof/>
-          <w:kern w:val="2"/>
-          <w:szCs w:val="24"/>
-          <w:lang w:eastAsia="es-MX"/>
-          <w14:ligatures w14:val="standardContextual"/>
-        </w:rPr>
-      </w:pPr>
-      <w:hyperlink w:anchor="_Toc226479068" w:history="1">
+          <w:sz w:val="22"/>
+          <w:lang w:val="es-419" w:eastAsia="es-419"/>
+        </w:rPr>
+      </w:pPr>
+      <w:hyperlink w:anchor="_Toc226608155" w:history="1">
         <w:r>
           <w:rPr>
             <w:rStyle w:val="Hipervnculo"/>
@@ -1499,7 +1492,7 @@
             <w:noProof/>
             <w:webHidden/>
           </w:rPr>
-          <w:instrText xml:space="preserve"> PAGEREF _Toc226479068 \h </w:instrText>
+          <w:instrText xml:space="preserve"> PAGEREF _Toc226608155 \h </w:instrText>
         </w:r>
         <w:r>
           <w:rPr>
@@ -1539,13 +1532,11 @@
         <w:rPr>
           <w:rFonts w:asciiTheme="minorHAnsi" w:eastAsiaTheme="minorEastAsia" w:hAnsiTheme="minorHAnsi"/>
           <w:noProof/>
-          <w:kern w:val="2"/>
-          <w:szCs w:val="24"/>
-          <w:lang w:eastAsia="es-MX"/>
-          <w14:ligatures w14:val="standardContextual"/>
-        </w:rPr>
-      </w:pPr>
-      <w:hyperlink w:anchor="_Toc226479069" w:history="1">
+          <w:sz w:val="22"/>
+          <w:lang w:val="es-419" w:eastAsia="es-419"/>
+        </w:rPr>
+      </w:pPr>
+      <w:hyperlink w:anchor="_Toc226608156" w:history="1">
         <w:r>
           <w:rPr>
             <w:rStyle w:val="Hipervnculo"/>
@@ -1572,7 +1563,7 @@
             <w:noProof/>
             <w:webHidden/>
           </w:rPr>
-          <w:instrText xml:space="preserve"> PAGEREF _Toc226479069 \h </w:instrText>
+          <w:instrText xml:space="preserve"> PAGEREF _Toc226608156 \h </w:instrText>
         </w:r>
         <w:r>
           <w:rPr>
@@ -1612,13 +1603,11 @@
         <w:rPr>
           <w:rFonts w:asciiTheme="minorHAnsi" w:eastAsiaTheme="minorEastAsia" w:hAnsiTheme="minorHAnsi"/>
           <w:noProof/>
-          <w:kern w:val="2"/>
-          <w:szCs w:val="24"/>
-          <w:lang w:eastAsia="es-MX"/>
-          <w14:ligatures w14:val="standardContextual"/>
-        </w:rPr>
-      </w:pPr>
-      <w:hyperlink w:anchor="_Toc226479070" w:history="1">
+          <w:sz w:val="22"/>
+          <w:lang w:val="es-419" w:eastAsia="es-419"/>
+        </w:rPr>
+      </w:pPr>
+      <w:hyperlink w:anchor="_Toc226608157" w:history="1">
         <w:r>
           <w:rPr>
             <w:rStyle w:val="Hipervnculo"/>
@@ -1645,7 +1634,7 @@
             <w:noProof/>
             <w:webHidden/>
           </w:rPr>
-          <w:instrText xml:space="preserve"> PAGEREF _Toc226479070 \h </w:instrText>
+          <w:instrText xml:space="preserve"> PAGEREF _Toc226608157 \h </w:instrText>
         </w:r>
         <w:r>
           <w:rPr>
@@ -1685,13 +1674,11 @@
         <w:rPr>
           <w:rFonts w:asciiTheme="minorHAnsi" w:eastAsiaTheme="minorEastAsia" w:hAnsiTheme="minorHAnsi"/>
           <w:noProof/>
-          <w:kern w:val="2"/>
-          <w:szCs w:val="24"/>
-          <w:lang w:eastAsia="es-MX"/>
-          <w14:ligatures w14:val="standardContextual"/>
-        </w:rPr>
-      </w:pPr>
-      <w:hyperlink w:anchor="_Toc226479071" w:history="1">
+          <w:sz w:val="22"/>
+          <w:lang w:val="es-419" w:eastAsia="es-419"/>
+        </w:rPr>
+      </w:pPr>
+      <w:hyperlink w:anchor="_Toc226608158" w:history="1">
         <w:r>
           <w:rPr>
             <w:rStyle w:val="Hipervnculo"/>
@@ -1718,7 +1705,7 @@
             <w:noProof/>
             <w:webHidden/>
           </w:rPr>
-          <w:instrText xml:space="preserve"> PAGEREF _Toc226479071 \h </w:instrText>
+          <w:instrText xml:space="preserve"> PAGEREF _Toc226608158 \h </w:instrText>
         </w:r>
         <w:r>
           <w:rPr>
@@ -1758,13 +1745,11 @@
         <w:rPr>
           <w:rFonts w:asciiTheme="minorHAnsi" w:eastAsiaTheme="minorEastAsia" w:hAnsiTheme="minorHAnsi"/>
           <w:noProof/>
-          <w:kern w:val="2"/>
-          <w:szCs w:val="24"/>
-          <w:lang w:eastAsia="es-MX"/>
-          <w14:ligatures w14:val="standardContextual"/>
-        </w:rPr>
-      </w:pPr>
-      <w:hyperlink w:anchor="_Toc226479072" w:history="1">
+          <w:sz w:val="22"/>
+          <w:lang w:val="es-419" w:eastAsia="es-419"/>
+        </w:rPr>
+      </w:pPr>
+      <w:hyperlink w:anchor="_Toc226608159" w:history="1">
         <w:r>
           <w:rPr>
             <w:rStyle w:val="Hipervnculo"/>
@@ -1791,7 +1776,7 @@
             <w:noProof/>
             <w:webHidden/>
           </w:rPr>
-          <w:instrText xml:space="preserve"> PAGEREF _Toc226479072 \h </w:instrText>
+          <w:instrText xml:space="preserve"> PAGEREF _Toc226608159 \h </w:instrText>
         </w:r>
         <w:r>
           <w:rPr>
@@ -1832,14 +1817,11 @@
           <w:rFonts w:asciiTheme="minorHAnsi" w:eastAsiaTheme="minorEastAsia" w:hAnsiTheme="minorHAnsi"/>
           <w:b w:val="0"/>
           <w:noProof/>
-          <w:kern w:val="2"/>
-          <w:sz w:val="24"/>
-          <w:szCs w:val="24"/>
-          <w:lang w:eastAsia="es-MX"/>
-          <w14:ligatures w14:val="standardContextual"/>
-        </w:rPr>
-      </w:pPr>
-      <w:hyperlink w:anchor="_Toc226479073" w:history="1">
+          <w:sz w:val="22"/>
+          <w:lang w:val="es-419" w:eastAsia="es-419"/>
+        </w:rPr>
+      </w:pPr>
+      <w:hyperlink w:anchor="_Toc226608160" w:history="1">
         <w:r>
           <w:rPr>
             <w:rStyle w:val="Hipervnculo"/>
@@ -1866,7 +1848,7 @@
             <w:noProof/>
             <w:webHidden/>
           </w:rPr>
-          <w:instrText xml:space="preserve"> PAGEREF _Toc226479073 \h </w:instrText>
+          <w:instrText xml:space="preserve"> PAGEREF _Toc226608160 \h </w:instrText>
         </w:r>
         <w:r>
           <w:rPr>
@@ -1906,13 +1888,11 @@
         <w:rPr>
           <w:rFonts w:asciiTheme="minorHAnsi" w:eastAsiaTheme="minorEastAsia" w:hAnsiTheme="minorHAnsi"/>
           <w:noProof/>
-          <w:kern w:val="2"/>
-          <w:szCs w:val="24"/>
-          <w:lang w:eastAsia="es-MX"/>
-          <w14:ligatures w14:val="standardContextual"/>
-        </w:rPr>
-      </w:pPr>
-      <w:hyperlink w:anchor="_Toc226479074" w:history="1">
+          <w:sz w:val="22"/>
+          <w:lang w:val="es-419" w:eastAsia="es-419"/>
+        </w:rPr>
+      </w:pPr>
+      <w:hyperlink w:anchor="_Toc226608161" w:history="1">
         <w:r>
           <w:rPr>
             <w:rStyle w:val="Hipervnculo"/>
@@ -1939,7 +1919,7 @@
             <w:noProof/>
             <w:webHidden/>
           </w:rPr>
-          <w:instrText xml:space="preserve"> PAGEREF _Toc226479074 \h </w:instrText>
+          <w:instrText xml:space="preserve"> PAGEREF _Toc226608161 \h </w:instrText>
         </w:r>
         <w:r>
           <w:rPr>
@@ -1979,13 +1959,11 @@
         <w:rPr>
           <w:rFonts w:asciiTheme="minorHAnsi" w:eastAsiaTheme="minorEastAsia" w:hAnsiTheme="minorHAnsi"/>
           <w:noProof/>
-          <w:kern w:val="2"/>
-          <w:szCs w:val="24"/>
-          <w:lang w:eastAsia="es-MX"/>
-          <w14:ligatures w14:val="standardContextual"/>
-        </w:rPr>
-      </w:pPr>
-      <w:hyperlink w:anchor="_Toc226479075" w:history="1">
+          <w:sz w:val="22"/>
+          <w:lang w:val="es-419" w:eastAsia="es-419"/>
+        </w:rPr>
+      </w:pPr>
+      <w:hyperlink w:anchor="_Toc226608162" w:history="1">
         <w:r>
           <w:rPr>
             <w:rStyle w:val="Hipervnculo"/>
@@ -2012,7 +1990,7 @@
             <w:noProof/>
             <w:webHidden/>
           </w:rPr>
-          <w:instrText xml:space="preserve"> PAGEREF _Toc226479075 \h </w:instrText>
+          <w:instrText xml:space="preserve"> PAGEREF _Toc226608162 \h </w:instrText>
         </w:r>
         <w:r>
           <w:rPr>
@@ -2052,13 +2030,11 @@
         <w:rPr>
           <w:rFonts w:asciiTheme="minorHAnsi" w:eastAsiaTheme="minorEastAsia" w:hAnsiTheme="minorHAnsi"/>
           <w:noProof/>
-          <w:kern w:val="2"/>
-          <w:szCs w:val="24"/>
-          <w:lang w:eastAsia="es-MX"/>
-          <w14:ligatures w14:val="standardContextual"/>
-        </w:rPr>
-      </w:pPr>
-      <w:hyperlink w:anchor="_Toc226479076" w:history="1">
+          <w:sz w:val="22"/>
+          <w:lang w:val="es-419" w:eastAsia="es-419"/>
+        </w:rPr>
+      </w:pPr>
+      <w:hyperlink w:anchor="_Toc226608163" w:history="1">
         <w:r>
           <w:rPr>
             <w:rStyle w:val="Hipervnculo"/>
@@ -2085,7 +2061,7 @@
             <w:noProof/>
             <w:webHidden/>
           </w:rPr>
-          <w:instrText xml:space="preserve"> PAGEREF _Toc226479076 \h </w:instrText>
+          <w:instrText xml:space="preserve"> PAGEREF _Toc226608163 \h </w:instrText>
         </w:r>
         <w:r>
           <w:rPr>
@@ -2125,13 +2101,11 @@
         <w:rPr>
           <w:rFonts w:asciiTheme="minorHAnsi" w:eastAsiaTheme="minorEastAsia" w:hAnsiTheme="minorHAnsi"/>
           <w:noProof/>
-          <w:kern w:val="2"/>
-          <w:szCs w:val="24"/>
-          <w:lang w:eastAsia="es-MX"/>
-          <w14:ligatures w14:val="standardContextual"/>
-        </w:rPr>
-      </w:pPr>
-      <w:hyperlink w:anchor="_Toc226479077" w:history="1">
+          <w:sz w:val="22"/>
+          <w:lang w:val="es-419" w:eastAsia="es-419"/>
+        </w:rPr>
+      </w:pPr>
+      <w:hyperlink w:anchor="_Toc226608164" w:history="1">
         <w:r>
           <w:rPr>
             <w:rStyle w:val="Hipervnculo"/>
@@ -2158,7 +2132,7 @@
             <w:noProof/>
             <w:webHidden/>
           </w:rPr>
-          <w:instrText xml:space="preserve"> PAGEREF _Toc226479077 \h </w:instrText>
+          <w:instrText xml:space="preserve"> PAGEREF _Toc226608164 \h </w:instrText>
         </w:r>
         <w:r>
           <w:rPr>
@@ -2198,13 +2172,11 @@
         <w:rPr>
           <w:rFonts w:asciiTheme="minorHAnsi" w:eastAsiaTheme="minorEastAsia" w:hAnsiTheme="minorHAnsi"/>
           <w:noProof/>
-          <w:kern w:val="2"/>
-          <w:szCs w:val="24"/>
-          <w:lang w:eastAsia="es-MX"/>
-          <w14:ligatures w14:val="standardContextual"/>
-        </w:rPr>
-      </w:pPr>
-      <w:hyperlink w:anchor="_Toc226479078" w:history="1">
+          <w:sz w:val="22"/>
+          <w:lang w:val="es-419" w:eastAsia="es-419"/>
+        </w:rPr>
+      </w:pPr>
+      <w:hyperlink w:anchor="_Toc226608165" w:history="1">
         <w:r>
           <w:rPr>
             <w:rStyle w:val="Hipervnculo"/>
@@ -2232,7 +2204,7 @@
             <w:noProof/>
             <w:webHidden/>
           </w:rPr>
-          <w:instrText xml:space="preserve"> PAGEREF _Toc226479078 \h </w:instrText>
+          <w:instrText xml:space="preserve"> PAGEREF _Toc226608165 \h </w:instrText>
         </w:r>
         <w:r>
           <w:rPr>
@@ -2272,13 +2244,11 @@
         <w:rPr>
           <w:rFonts w:asciiTheme="minorHAnsi" w:eastAsiaTheme="minorEastAsia" w:hAnsiTheme="minorHAnsi"/>
           <w:noProof/>
-          <w:kern w:val="2"/>
-          <w:szCs w:val="24"/>
-          <w:lang w:eastAsia="es-MX"/>
-          <w14:ligatures w14:val="standardContextual"/>
-        </w:rPr>
-      </w:pPr>
-      <w:hyperlink w:anchor="_Toc226479079" w:history="1">
+          <w:sz w:val="22"/>
+          <w:lang w:val="es-419" w:eastAsia="es-419"/>
+        </w:rPr>
+      </w:pPr>
+      <w:hyperlink w:anchor="_Toc226608166" w:history="1">
         <w:r>
           <w:rPr>
             <w:rStyle w:val="Hipervnculo"/>
@@ -2306,7 +2276,7 @@
             <w:noProof/>
             <w:webHidden/>
           </w:rPr>
-          <w:instrText xml:space="preserve"> PAGEREF _Toc226479079 \h </w:instrText>
+          <w:instrText xml:space="preserve"> PAGEREF _Toc226608166 \h </w:instrText>
         </w:r>
         <w:r>
           <w:rPr>
@@ -2346,13 +2316,11 @@
         <w:rPr>
           <w:rFonts w:asciiTheme="minorHAnsi" w:eastAsiaTheme="minorEastAsia" w:hAnsiTheme="minorHAnsi"/>
           <w:noProof/>
-          <w:kern w:val="2"/>
-          <w:szCs w:val="24"/>
-          <w:lang w:eastAsia="es-MX"/>
-          <w14:ligatures w14:val="standardContextual"/>
-        </w:rPr>
-      </w:pPr>
-      <w:hyperlink w:anchor="_Toc226479080" w:history="1">
+          <w:sz w:val="22"/>
+          <w:lang w:val="es-419" w:eastAsia="es-419"/>
+        </w:rPr>
+      </w:pPr>
+      <w:hyperlink w:anchor="_Toc226608167" w:history="1">
         <w:r>
           <w:rPr>
             <w:rStyle w:val="Hipervnculo"/>
@@ -2380,7 +2348,7 @@
             <w:noProof/>
             <w:webHidden/>
           </w:rPr>
-          <w:instrText xml:space="preserve"> PAGEREF _Toc226479080 \h </w:instrText>
+          <w:instrText xml:space="preserve"> PAGEREF _Toc226608167 \h </w:instrText>
         </w:r>
         <w:r>
           <w:rPr>
@@ -2420,13 +2388,11 @@
         <w:rPr>
           <w:rFonts w:asciiTheme="minorHAnsi" w:eastAsiaTheme="minorEastAsia" w:hAnsiTheme="minorHAnsi"/>
           <w:noProof/>
-          <w:kern w:val="2"/>
-          <w:szCs w:val="24"/>
-          <w:lang w:eastAsia="es-MX"/>
-          <w14:ligatures w14:val="standardContextual"/>
-        </w:rPr>
-      </w:pPr>
-      <w:hyperlink w:anchor="_Toc226479081" w:history="1">
+          <w:sz w:val="22"/>
+          <w:lang w:val="es-419" w:eastAsia="es-419"/>
+        </w:rPr>
+      </w:pPr>
+      <w:hyperlink w:anchor="_Toc226608168" w:history="1">
         <w:r>
           <w:rPr>
             <w:rStyle w:val="Hipervnculo"/>
@@ -2454,7 +2420,7 @@
             <w:noProof/>
             <w:webHidden/>
           </w:rPr>
-          <w:instrText xml:space="preserve"> PAGEREF _Toc226479081 \h </w:instrText>
+          <w:instrText xml:space="preserve"> PAGEREF _Toc226608168 \h </w:instrText>
         </w:r>
         <w:r>
           <w:rPr>
@@ -2494,13 +2460,11 @@
         <w:rPr>
           <w:rFonts w:asciiTheme="minorHAnsi" w:eastAsiaTheme="minorEastAsia" w:hAnsiTheme="minorHAnsi"/>
           <w:noProof/>
-          <w:kern w:val="2"/>
-          <w:szCs w:val="24"/>
-          <w:lang w:eastAsia="es-MX"/>
-          <w14:ligatures w14:val="standardContextual"/>
-        </w:rPr>
-      </w:pPr>
-      <w:hyperlink w:anchor="_Toc226479082" w:history="1">
+          <w:sz w:val="22"/>
+          <w:lang w:val="es-419" w:eastAsia="es-419"/>
+        </w:rPr>
+      </w:pPr>
+      <w:hyperlink w:anchor="_Toc226608169" w:history="1">
         <w:r>
           <w:rPr>
             <w:rStyle w:val="Hipervnculo"/>
@@ -2527,7 +2491,7 @@
             <w:noProof/>
             <w:webHidden/>
           </w:rPr>
-          <w:instrText xml:space="preserve"> PAGEREF _Toc226479082 \h </w:instrText>
+          <w:instrText xml:space="preserve"> PAGEREF _Toc226608169 \h </w:instrText>
         </w:r>
         <w:r>
           <w:rPr>
@@ -2567,21 +2531,18 @@
         <w:rPr>
           <w:rFonts w:asciiTheme="minorHAnsi" w:eastAsiaTheme="minorEastAsia" w:hAnsiTheme="minorHAnsi"/>
           <w:noProof/>
-          <w:kern w:val="2"/>
-          <w:szCs w:val="24"/>
-          <w:lang w:eastAsia="es-MX"/>
-          <w14:ligatures w14:val="standardContextual"/>
-        </w:rPr>
-      </w:pPr>
-      <w:hyperlink w:anchor="_Toc226479083" w:history="1">
+          <w:sz w:val="22"/>
+          <w:lang w:val="es-419" w:eastAsia="es-419"/>
+        </w:rPr>
+      </w:pPr>
+      <w:hyperlink w:anchor="_Toc226608170" w:history="1">
         <w:r>
           <w:rPr>
             <w:rStyle w:val="Hipervnculo"/>
             <w:rFonts w:eastAsia="Arial"/>
             <w:noProof/>
-            <w:highlight w:val="yellow"/>
-          </w:rPr>
-          <w:t>2.2.1 Metodología</w:t>
+          </w:rPr>
+          <w:t>2.2.1 Base de datos</w:t>
         </w:r>
         <w:r>
           <w:rPr>
@@ -2602,7 +2563,7 @@
             <w:noProof/>
             <w:webHidden/>
           </w:rPr>
-          <w:instrText xml:space="preserve"> PAGEREF _Toc226479083 \h </w:instrText>
+          <w:instrText xml:space="preserve"> PAGEREF _Toc226608170 \h </w:instrText>
         </w:r>
         <w:r>
           <w:rPr>
@@ -2622,7 +2583,7 @@
             <w:noProof/>
             <w:webHidden/>
           </w:rPr>
-          <w:t>27</w:t>
+          <w:t>28</w:t>
         </w:r>
         <w:r>
           <w:rPr>
@@ -2642,20 +2603,25 @@
         <w:rPr>
           <w:rFonts w:asciiTheme="minorHAnsi" w:eastAsiaTheme="minorEastAsia" w:hAnsiTheme="minorHAnsi"/>
           <w:noProof/>
-          <w:kern w:val="2"/>
-          <w:szCs w:val="24"/>
-          <w:lang w:eastAsia="es-MX"/>
-          <w14:ligatures w14:val="standardContextual"/>
-        </w:rPr>
-      </w:pPr>
-      <w:hyperlink w:anchor="_Toc226479084" w:history="1">
+          <w:sz w:val="22"/>
+          <w:lang w:val="es-419" w:eastAsia="es-419"/>
+        </w:rPr>
+      </w:pPr>
+      <w:hyperlink w:anchor="_Toc226608171" w:history="1">
         <w:r>
           <w:rPr>
             <w:rStyle w:val="Hipervnculo"/>
             <w:rFonts w:eastAsia="Arial"/>
             <w:noProof/>
           </w:rPr>
-          <w:t>2.2.2 Backend</w:t>
+          <w:t>2.2.2</w:t>
+        </w:r>
+        <w:r>
+          <w:rPr>
+            <w:rStyle w:val="Hipervnculo"/>
+            <w:noProof/>
+          </w:rPr>
+          <w:t xml:space="preserve"> Seguridad</w:t>
         </w:r>
         <w:r>
           <w:rPr>
@@ -2676,7 +2642,7 @@
             <w:noProof/>
             <w:webHidden/>
           </w:rPr>
-          <w:instrText xml:space="preserve"> PAGEREF _Toc226479084 \h </w:instrText>
+          <w:instrText xml:space="preserve"> PAGEREF _Toc226608171 \h </w:instrText>
         </w:r>
         <w:r>
           <w:rPr>
@@ -2716,20 +2682,18 @@
         <w:rPr>
           <w:rFonts w:asciiTheme="minorHAnsi" w:eastAsiaTheme="minorEastAsia" w:hAnsiTheme="minorHAnsi"/>
           <w:noProof/>
-          <w:kern w:val="2"/>
-          <w:szCs w:val="24"/>
-          <w:lang w:eastAsia="es-MX"/>
-          <w14:ligatures w14:val="standardContextual"/>
-        </w:rPr>
-      </w:pPr>
-      <w:hyperlink w:anchor="_Toc226479085" w:history="1">
+          <w:sz w:val="22"/>
+          <w:lang w:val="es-419" w:eastAsia="es-419"/>
+        </w:rPr>
+      </w:pPr>
+      <w:hyperlink w:anchor="_Toc226608172" w:history="1">
         <w:r>
           <w:rPr>
             <w:rStyle w:val="Hipervnculo"/>
             <w:rFonts w:eastAsia="Arial"/>
             <w:noProof/>
           </w:rPr>
-          <w:t>2.2.3 Frontend</w:t>
+          <w:t>2.2.3 Pruebas</w:t>
         </w:r>
         <w:r>
           <w:rPr>
@@ -2750,7 +2714,7 @@
             <w:noProof/>
             <w:webHidden/>
           </w:rPr>
-          <w:instrText xml:space="preserve"> PAGEREF _Toc226479085 \h </w:instrText>
+          <w:instrText xml:space="preserve"> PAGEREF _Toc226608172 \h </w:instrText>
         </w:r>
         <w:r>
           <w:rPr>
@@ -2770,7 +2734,292 @@
             <w:noProof/>
             <w:webHidden/>
           </w:rPr>
-          <w:t>28</w:t>
+          <w:t>30</w:t>
+        </w:r>
+        <w:r>
+          <w:rPr>
+            <w:noProof/>
+            <w:webHidden/>
+          </w:rPr>
+          <w:fldChar w:fldCharType="end"/>
+        </w:r>
+      </w:hyperlink>
+    </w:p>
+    <w:p>
+      <w:pPr>
+        <w:pStyle w:val="TDC1"/>
+        <w:tabs>
+          <w:tab w:val="right" w:leader="dot" w:pos="9111"/>
+        </w:tabs>
+        <w:rPr>
+          <w:rFonts w:asciiTheme="minorHAnsi" w:eastAsiaTheme="minorEastAsia" w:hAnsiTheme="minorHAnsi"/>
+          <w:b w:val="0"/>
+          <w:noProof/>
+          <w:sz w:val="22"/>
+          <w:lang w:val="es-419" w:eastAsia="es-419"/>
+        </w:rPr>
+      </w:pPr>
+      <w:hyperlink w:anchor="_Toc226608173" w:history="1">
+        <w:r>
+          <w:rPr>
+            <w:rStyle w:val="Hipervnculo"/>
+            <w:noProof/>
+          </w:rPr>
+          <w:t>CAPÍTULO 3. DESARROLLO</w:t>
+        </w:r>
+        <w:r>
+          <w:rPr>
+            <w:noProof/>
+            <w:webHidden/>
+          </w:rPr>
+          <w:tab/>
+        </w:r>
+        <w:r>
+          <w:rPr>
+            <w:noProof/>
+            <w:webHidden/>
+          </w:rPr>
+          <w:fldChar w:fldCharType="begin"/>
+        </w:r>
+        <w:r>
+          <w:rPr>
+            <w:noProof/>
+            <w:webHidden/>
+          </w:rPr>
+          <w:instrText xml:space="preserve"> PAGEREF _Toc226608173 \h </w:instrText>
+        </w:r>
+        <w:r>
+          <w:rPr>
+            <w:noProof/>
+            <w:webHidden/>
+          </w:rPr>
+        </w:r>
+        <w:r>
+          <w:rPr>
+            <w:noProof/>
+            <w:webHidden/>
+          </w:rPr>
+          <w:fldChar w:fldCharType="separate"/>
+        </w:r>
+        <w:r>
+          <w:rPr>
+            <w:noProof/>
+            <w:webHidden/>
+          </w:rPr>
+          <w:t>32</w:t>
+        </w:r>
+        <w:r>
+          <w:rPr>
+            <w:noProof/>
+            <w:webHidden/>
+          </w:rPr>
+          <w:fldChar w:fldCharType="end"/>
+        </w:r>
+      </w:hyperlink>
+    </w:p>
+    <w:p>
+      <w:pPr>
+        <w:pStyle w:val="TDC2"/>
+        <w:tabs>
+          <w:tab w:val="right" w:leader="dot" w:pos="9111"/>
+        </w:tabs>
+        <w:rPr>
+          <w:rFonts w:asciiTheme="minorHAnsi" w:eastAsiaTheme="minorEastAsia" w:hAnsiTheme="minorHAnsi"/>
+          <w:noProof/>
+          <w:sz w:val="22"/>
+          <w:lang w:val="es-419" w:eastAsia="es-419"/>
+        </w:rPr>
+      </w:pPr>
+      <w:hyperlink w:anchor="_Toc226608174" w:history="1">
+        <w:r>
+          <w:rPr>
+            <w:rStyle w:val="Hipervnculo"/>
+            <w:noProof/>
+          </w:rPr>
+          <w:t>3.1 Inicio</w:t>
+        </w:r>
+        <w:r>
+          <w:rPr>
+            <w:noProof/>
+            <w:webHidden/>
+          </w:rPr>
+          <w:tab/>
+        </w:r>
+        <w:r>
+          <w:rPr>
+            <w:noProof/>
+            <w:webHidden/>
+          </w:rPr>
+          <w:fldChar w:fldCharType="begin"/>
+        </w:r>
+        <w:r>
+          <w:rPr>
+            <w:noProof/>
+            <w:webHidden/>
+          </w:rPr>
+          <w:instrText xml:space="preserve"> PAGEREF _Toc226608174 \h </w:instrText>
+        </w:r>
+        <w:r>
+          <w:rPr>
+            <w:noProof/>
+            <w:webHidden/>
+          </w:rPr>
+        </w:r>
+        <w:r>
+          <w:rPr>
+            <w:noProof/>
+            <w:webHidden/>
+          </w:rPr>
+          <w:fldChar w:fldCharType="separate"/>
+        </w:r>
+        <w:r>
+          <w:rPr>
+            <w:noProof/>
+            <w:webHidden/>
+          </w:rPr>
+          <w:t>32</w:t>
+        </w:r>
+        <w:r>
+          <w:rPr>
+            <w:noProof/>
+            <w:webHidden/>
+          </w:rPr>
+          <w:fldChar w:fldCharType="end"/>
+        </w:r>
+      </w:hyperlink>
+    </w:p>
+    <w:p>
+      <w:pPr>
+        <w:pStyle w:val="TDC2"/>
+        <w:tabs>
+          <w:tab w:val="right" w:leader="dot" w:pos="9111"/>
+        </w:tabs>
+        <w:rPr>
+          <w:rFonts w:asciiTheme="minorHAnsi" w:eastAsiaTheme="minorEastAsia" w:hAnsiTheme="minorHAnsi"/>
+          <w:noProof/>
+          <w:sz w:val="22"/>
+          <w:lang w:val="es-419" w:eastAsia="es-419"/>
+        </w:rPr>
+      </w:pPr>
+      <w:hyperlink w:anchor="_Toc226608175" w:history="1">
+        <w:r>
+          <w:rPr>
+            <w:rStyle w:val="Hipervnculo"/>
+            <w:noProof/>
+          </w:rPr>
+          <w:t>3.2 Planeación</w:t>
+        </w:r>
+        <w:r>
+          <w:rPr>
+            <w:noProof/>
+            <w:webHidden/>
+          </w:rPr>
+          <w:tab/>
+        </w:r>
+        <w:r>
+          <w:rPr>
+            <w:noProof/>
+            <w:webHidden/>
+          </w:rPr>
+          <w:fldChar w:fldCharType="begin"/>
+        </w:r>
+        <w:r>
+          <w:rPr>
+            <w:noProof/>
+            <w:webHidden/>
+          </w:rPr>
+          <w:instrText xml:space="preserve"> PAGEREF _Toc226608175 \h </w:instrText>
+        </w:r>
+        <w:r>
+          <w:rPr>
+            <w:noProof/>
+            <w:webHidden/>
+          </w:rPr>
+        </w:r>
+        <w:r>
+          <w:rPr>
+            <w:noProof/>
+            <w:webHidden/>
+          </w:rPr>
+          <w:fldChar w:fldCharType="separate"/>
+        </w:r>
+        <w:r>
+          <w:rPr>
+            <w:noProof/>
+            <w:webHidden/>
+          </w:rPr>
+          <w:t>34</w:t>
+        </w:r>
+        <w:r>
+          <w:rPr>
+            <w:noProof/>
+            <w:webHidden/>
+          </w:rPr>
+          <w:fldChar w:fldCharType="end"/>
+        </w:r>
+      </w:hyperlink>
+    </w:p>
+    <w:p>
+      <w:pPr>
+        <w:pStyle w:val="TDC2"/>
+        <w:tabs>
+          <w:tab w:val="right" w:leader="dot" w:pos="9111"/>
+        </w:tabs>
+        <w:rPr>
+          <w:rFonts w:asciiTheme="minorHAnsi" w:eastAsiaTheme="minorEastAsia" w:hAnsiTheme="minorHAnsi"/>
+          <w:noProof/>
+          <w:sz w:val="22"/>
+          <w:lang w:val="es-419" w:eastAsia="es-419"/>
+        </w:rPr>
+      </w:pPr>
+      <w:hyperlink w:anchor="_Toc226608176" w:history="1">
+        <w:r>
+          <w:rPr>
+            <w:rStyle w:val="Hipervnculo"/>
+            <w:noProof/>
+          </w:rPr>
+          <w:t>3.3 Ejecución</w:t>
+        </w:r>
+        <w:r>
+          <w:rPr>
+            <w:noProof/>
+            <w:webHidden/>
+          </w:rPr>
+          <w:tab/>
+        </w:r>
+        <w:r>
+          <w:rPr>
+            <w:noProof/>
+            <w:webHidden/>
+          </w:rPr>
+          <w:fldChar w:fldCharType="begin"/>
+        </w:r>
+        <w:r>
+          <w:rPr>
+            <w:noProof/>
+            <w:webHidden/>
+          </w:rPr>
+          <w:instrText xml:space="preserve"> PAGEREF _Toc226608176 \h </w:instrText>
+        </w:r>
+        <w:r>
+          <w:rPr>
+            <w:noProof/>
+            <w:webHidden/>
+          </w:rPr>
+        </w:r>
+        <w:r>
+          <w:rPr>
+            <w:noProof/>
+            <w:webHidden/>
+          </w:rPr>
+          <w:fldChar w:fldCharType="separate"/>
+        </w:r>
+        <w:r>
+          <w:rPr>
+            <w:noProof/>
+            <w:webHidden/>
+          </w:rPr>
+          <w:t>39</w:t>
         </w:r>
         <w:r>
           <w:rPr>
@@ -2790,20 +3039,17 @@
         <w:rPr>
           <w:rFonts w:asciiTheme="minorHAnsi" w:eastAsiaTheme="minorEastAsia" w:hAnsiTheme="minorHAnsi"/>
           <w:noProof/>
-          <w:kern w:val="2"/>
-          <w:szCs w:val="24"/>
-          <w:lang w:eastAsia="es-MX"/>
-          <w14:ligatures w14:val="standardContextual"/>
-        </w:rPr>
-      </w:pPr>
-      <w:hyperlink w:anchor="_Toc226479086" w:history="1">
+          <w:sz w:val="22"/>
+          <w:lang w:val="es-419" w:eastAsia="es-419"/>
+        </w:rPr>
+      </w:pPr>
+      <w:hyperlink w:anchor="_Toc226608177" w:history="1">
         <w:r>
           <w:rPr>
             <w:rStyle w:val="Hipervnculo"/>
-            <w:rFonts w:eastAsia="Arial"/>
-            <w:noProof/>
-          </w:rPr>
-          <w:t>2.2.4 Base de datos</w:t>
+            <w:noProof/>
+          </w:rPr>
+          <w:t>3.3.1 Diseño de Base de Datos</w:t>
         </w:r>
         <w:r>
           <w:rPr>
@@ -2824,7 +3070,7 @@
             <w:noProof/>
             <w:webHidden/>
           </w:rPr>
-          <w:instrText xml:space="preserve"> PAGEREF _Toc226479086 \h </w:instrText>
+          <w:instrText xml:space="preserve"> PAGEREF _Toc226608177 \h </w:instrText>
         </w:r>
         <w:r>
           <w:rPr>
@@ -2844,7 +3090,7 @@
             <w:noProof/>
             <w:webHidden/>
           </w:rPr>
-          <w:t>29</w:t>
+          <w:t>39</w:t>
         </w:r>
         <w:r>
           <w:rPr>
@@ -2864,27 +3110,17 @@
         <w:rPr>
           <w:rFonts w:asciiTheme="minorHAnsi" w:eastAsiaTheme="minorEastAsia" w:hAnsiTheme="minorHAnsi"/>
           <w:noProof/>
-          <w:kern w:val="2"/>
-          <w:szCs w:val="24"/>
-          <w:lang w:eastAsia="es-MX"/>
-          <w14:ligatures w14:val="standardContextual"/>
-        </w:rPr>
-      </w:pPr>
-      <w:hyperlink w:anchor="_Toc226479087" w:history="1">
+          <w:sz w:val="22"/>
+          <w:lang w:val="es-419" w:eastAsia="es-419"/>
+        </w:rPr>
+      </w:pPr>
+      <w:hyperlink w:anchor="_Toc226608178" w:history="1">
         <w:r>
           <w:rPr>
             <w:rStyle w:val="Hipervnculo"/>
-            <w:rFonts w:eastAsia="Arial"/>
-            <w:noProof/>
-          </w:rPr>
-          <w:t>2.2.5</w:t>
-        </w:r>
-        <w:r>
-          <w:rPr>
-            <w:rStyle w:val="Hipervnculo"/>
-            <w:noProof/>
-          </w:rPr>
-          <w:t xml:space="preserve"> Seguridad</w:t>
+            <w:noProof/>
+          </w:rPr>
+          <w:t>3.3.2 Diseño de Frontend</w:t>
         </w:r>
         <w:r>
           <w:rPr>
@@ -2905,7 +3141,7 @@
             <w:noProof/>
             <w:webHidden/>
           </w:rPr>
-          <w:instrText xml:space="preserve"> PAGEREF _Toc226479087 \h </w:instrText>
+          <w:instrText xml:space="preserve"> PAGEREF _Toc226608178 \h </w:instrText>
         </w:r>
         <w:r>
           <w:rPr>
@@ -2925,7 +3161,7 @@
             <w:noProof/>
             <w:webHidden/>
           </w:rPr>
-          <w:t>29</w:t>
+          <w:t>40</w:t>
         </w:r>
         <w:r>
           <w:rPr>
@@ -2945,20 +3181,17 @@
         <w:rPr>
           <w:rFonts w:asciiTheme="minorHAnsi" w:eastAsiaTheme="minorEastAsia" w:hAnsiTheme="minorHAnsi"/>
           <w:noProof/>
-          <w:kern w:val="2"/>
-          <w:szCs w:val="24"/>
-          <w:lang w:eastAsia="es-MX"/>
-          <w14:ligatures w14:val="standardContextual"/>
-        </w:rPr>
-      </w:pPr>
-      <w:hyperlink w:anchor="_Toc226479088" w:history="1">
+          <w:sz w:val="22"/>
+          <w:lang w:val="es-419" w:eastAsia="es-419"/>
+        </w:rPr>
+      </w:pPr>
+      <w:hyperlink w:anchor="_Toc226608179" w:history="1">
         <w:r>
           <w:rPr>
             <w:rStyle w:val="Hipervnculo"/>
-            <w:rFonts w:eastAsia="Arial"/>
-            <w:noProof/>
-          </w:rPr>
-          <w:t>2.2.6 Pruebas</w:t>
+            <w:noProof/>
+          </w:rPr>
+          <w:t>3.3.3 Backend</w:t>
         </w:r>
         <w:r>
           <w:rPr>
@@ -2979,7 +3212,7 @@
             <w:noProof/>
             <w:webHidden/>
           </w:rPr>
-          <w:instrText xml:space="preserve"> PAGEREF _Toc226479088 \h </w:instrText>
+          <w:instrText xml:space="preserve"> PAGEREF _Toc226608179 \h </w:instrText>
         </w:r>
         <w:r>
           <w:rPr>
@@ -2999,7 +3232,291 @@
             <w:noProof/>
             <w:webHidden/>
           </w:rPr>
-          <w:t>31</w:t>
+          <w:t>42</w:t>
+        </w:r>
+        <w:r>
+          <w:rPr>
+            <w:noProof/>
+            <w:webHidden/>
+          </w:rPr>
+          <w:fldChar w:fldCharType="end"/>
+        </w:r>
+      </w:hyperlink>
+    </w:p>
+    <w:p>
+      <w:pPr>
+        <w:pStyle w:val="TDC3"/>
+        <w:tabs>
+          <w:tab w:val="right" w:leader="dot" w:pos="9111"/>
+        </w:tabs>
+        <w:rPr>
+          <w:rFonts w:asciiTheme="minorHAnsi" w:eastAsiaTheme="minorEastAsia" w:hAnsiTheme="minorHAnsi"/>
+          <w:noProof/>
+          <w:sz w:val="22"/>
+          <w:lang w:val="es-419" w:eastAsia="es-419"/>
+        </w:rPr>
+      </w:pPr>
+      <w:hyperlink w:anchor="_Toc226608180" w:history="1">
+        <w:r>
+          <w:rPr>
+            <w:rStyle w:val="Hipervnculo"/>
+            <w:noProof/>
+          </w:rPr>
+          <w:t>3.3.4 Seguridad</w:t>
+        </w:r>
+        <w:r>
+          <w:rPr>
+            <w:noProof/>
+            <w:webHidden/>
+          </w:rPr>
+          <w:tab/>
+        </w:r>
+        <w:r>
+          <w:rPr>
+            <w:noProof/>
+            <w:webHidden/>
+          </w:rPr>
+          <w:fldChar w:fldCharType="begin"/>
+        </w:r>
+        <w:r>
+          <w:rPr>
+            <w:noProof/>
+            <w:webHidden/>
+          </w:rPr>
+          <w:instrText xml:space="preserve"> PAGEREF _Toc226608180 \h </w:instrText>
+        </w:r>
+        <w:r>
+          <w:rPr>
+            <w:noProof/>
+            <w:webHidden/>
+          </w:rPr>
+        </w:r>
+        <w:r>
+          <w:rPr>
+            <w:noProof/>
+            <w:webHidden/>
+          </w:rPr>
+          <w:fldChar w:fldCharType="separate"/>
+        </w:r>
+        <w:r>
+          <w:rPr>
+            <w:noProof/>
+            <w:webHidden/>
+          </w:rPr>
+          <w:t>44</w:t>
+        </w:r>
+        <w:r>
+          <w:rPr>
+            <w:noProof/>
+            <w:webHidden/>
+          </w:rPr>
+          <w:fldChar w:fldCharType="end"/>
+        </w:r>
+      </w:hyperlink>
+    </w:p>
+    <w:p>
+      <w:pPr>
+        <w:pStyle w:val="TDC3"/>
+        <w:tabs>
+          <w:tab w:val="right" w:leader="dot" w:pos="9111"/>
+        </w:tabs>
+        <w:rPr>
+          <w:rFonts w:asciiTheme="minorHAnsi" w:eastAsiaTheme="minorEastAsia" w:hAnsiTheme="minorHAnsi"/>
+          <w:noProof/>
+          <w:sz w:val="22"/>
+          <w:lang w:val="es-419" w:eastAsia="es-419"/>
+        </w:rPr>
+      </w:pPr>
+      <w:hyperlink w:anchor="_Toc226608181" w:history="1">
+        <w:r>
+          <w:rPr>
+            <w:rStyle w:val="Hipervnculo"/>
+            <w:noProof/>
+          </w:rPr>
+          <w:t>3.3.5 Pruebas</w:t>
+        </w:r>
+        <w:r>
+          <w:rPr>
+            <w:noProof/>
+            <w:webHidden/>
+          </w:rPr>
+          <w:tab/>
+        </w:r>
+        <w:r>
+          <w:rPr>
+            <w:noProof/>
+            <w:webHidden/>
+          </w:rPr>
+          <w:fldChar w:fldCharType="begin"/>
+        </w:r>
+        <w:r>
+          <w:rPr>
+            <w:noProof/>
+            <w:webHidden/>
+          </w:rPr>
+          <w:instrText xml:space="preserve"> PAGEREF _Toc226608181 \h </w:instrText>
+        </w:r>
+        <w:r>
+          <w:rPr>
+            <w:noProof/>
+            <w:webHidden/>
+          </w:rPr>
+        </w:r>
+        <w:r>
+          <w:rPr>
+            <w:noProof/>
+            <w:webHidden/>
+          </w:rPr>
+          <w:fldChar w:fldCharType="separate"/>
+        </w:r>
+        <w:r>
+          <w:rPr>
+            <w:noProof/>
+            <w:webHidden/>
+          </w:rPr>
+          <w:t>45</w:t>
+        </w:r>
+        <w:r>
+          <w:rPr>
+            <w:noProof/>
+            <w:webHidden/>
+          </w:rPr>
+          <w:fldChar w:fldCharType="end"/>
+        </w:r>
+      </w:hyperlink>
+    </w:p>
+    <w:p>
+      <w:pPr>
+        <w:pStyle w:val="TDC2"/>
+        <w:tabs>
+          <w:tab w:val="right" w:leader="dot" w:pos="9111"/>
+        </w:tabs>
+        <w:rPr>
+          <w:rFonts w:asciiTheme="minorHAnsi" w:eastAsiaTheme="minorEastAsia" w:hAnsiTheme="minorHAnsi"/>
+          <w:noProof/>
+          <w:sz w:val="22"/>
+          <w:lang w:val="es-419" w:eastAsia="es-419"/>
+        </w:rPr>
+      </w:pPr>
+      <w:hyperlink w:anchor="_Toc226608182" w:history="1">
+        <w:r>
+          <w:rPr>
+            <w:rStyle w:val="Hipervnculo"/>
+            <w:noProof/>
+          </w:rPr>
+          <w:t>3.4 Control</w:t>
+        </w:r>
+        <w:r>
+          <w:rPr>
+            <w:noProof/>
+            <w:webHidden/>
+          </w:rPr>
+          <w:tab/>
+        </w:r>
+        <w:r>
+          <w:rPr>
+            <w:noProof/>
+            <w:webHidden/>
+          </w:rPr>
+          <w:fldChar w:fldCharType="begin"/>
+        </w:r>
+        <w:r>
+          <w:rPr>
+            <w:noProof/>
+            <w:webHidden/>
+          </w:rPr>
+          <w:instrText xml:space="preserve"> PAGEREF _Toc226608182 \h </w:instrText>
+        </w:r>
+        <w:r>
+          <w:rPr>
+            <w:noProof/>
+            <w:webHidden/>
+          </w:rPr>
+        </w:r>
+        <w:r>
+          <w:rPr>
+            <w:noProof/>
+            <w:webHidden/>
+          </w:rPr>
+          <w:fldChar w:fldCharType="separate"/>
+        </w:r>
+        <w:r>
+          <w:rPr>
+            <w:noProof/>
+            <w:webHidden/>
+          </w:rPr>
+          <w:t>46</w:t>
+        </w:r>
+        <w:r>
+          <w:rPr>
+            <w:noProof/>
+            <w:webHidden/>
+          </w:rPr>
+          <w:fldChar w:fldCharType="end"/>
+        </w:r>
+      </w:hyperlink>
+    </w:p>
+    <w:p>
+      <w:pPr>
+        <w:pStyle w:val="TDC2"/>
+        <w:tabs>
+          <w:tab w:val="right" w:leader="dot" w:pos="9111"/>
+        </w:tabs>
+        <w:rPr>
+          <w:rFonts w:asciiTheme="minorHAnsi" w:eastAsiaTheme="minorEastAsia" w:hAnsiTheme="minorHAnsi"/>
+          <w:noProof/>
+          <w:sz w:val="22"/>
+          <w:lang w:val="es-419" w:eastAsia="es-419"/>
+        </w:rPr>
+      </w:pPr>
+      <w:hyperlink w:anchor="_Toc226608183" w:history="1">
+        <w:r>
+          <w:rPr>
+            <w:rStyle w:val="Hipervnculo"/>
+            <w:noProof/>
+          </w:rPr>
+          <w:t>3.5 Cierre</w:t>
+        </w:r>
+        <w:r>
+          <w:rPr>
+            <w:noProof/>
+            <w:webHidden/>
+          </w:rPr>
+          <w:tab/>
+        </w:r>
+        <w:r>
+          <w:rPr>
+            <w:noProof/>
+            <w:webHidden/>
+          </w:rPr>
+          <w:fldChar w:fldCharType="begin"/>
+        </w:r>
+        <w:r>
+          <w:rPr>
+            <w:noProof/>
+            <w:webHidden/>
+          </w:rPr>
+          <w:instrText xml:space="preserve"> PAGEREF _Toc226608183 \h </w:instrText>
+        </w:r>
+        <w:r>
+          <w:rPr>
+            <w:noProof/>
+            <w:webHidden/>
+          </w:rPr>
+        </w:r>
+        <w:r>
+          <w:rPr>
+            <w:noProof/>
+            <w:webHidden/>
+          </w:rPr>
+          <w:fldChar w:fldCharType="separate"/>
+        </w:r>
+        <w:r>
+          <w:rPr>
+            <w:noProof/>
+            <w:webHidden/>
+          </w:rPr>
+          <w:t>46</w:t>
         </w:r>
         <w:r>
           <w:rPr>
@@ -3020,20 +3537,17 @@
           <w:rFonts w:asciiTheme="minorHAnsi" w:eastAsiaTheme="minorEastAsia" w:hAnsiTheme="minorHAnsi"/>
           <w:b w:val="0"/>
           <w:noProof/>
-          <w:kern w:val="2"/>
-          <w:sz w:val="24"/>
-          <w:szCs w:val="24"/>
-          <w:lang w:eastAsia="es-MX"/>
-          <w14:ligatures w14:val="standardContextual"/>
-        </w:rPr>
-      </w:pPr>
-      <w:hyperlink w:anchor="_Toc226479089" w:history="1">
+          <w:sz w:val="22"/>
+          <w:lang w:val="es-419" w:eastAsia="es-419"/>
+        </w:rPr>
+      </w:pPr>
+      <w:hyperlink w:anchor="_Toc226608184" w:history="1">
         <w:r>
           <w:rPr>
             <w:rStyle w:val="Hipervnculo"/>
             <w:noProof/>
           </w:rPr>
-          <w:t>CAPÍTULO 3. DESARROLLO</w:t>
+          <w:t>CAPÍTULO 4. CONCLUSIONES</w:t>
         </w:r>
         <w:r>
           <w:rPr>
@@ -3054,7 +3568,7 @@
             <w:noProof/>
             <w:webHidden/>
           </w:rPr>
-          <w:instrText xml:space="preserve"> PAGEREF _Toc226479089 \h </w:instrText>
+          <w:instrText xml:space="preserve"> PAGEREF _Toc226608184 \h </w:instrText>
         </w:r>
         <w:r>
           <w:rPr>
@@ -3074,7 +3588,7 @@
             <w:noProof/>
             <w:webHidden/>
           </w:rPr>
-          <w:t>33</w:t>
+          <w:t>47</w:t>
         </w:r>
         <w:r>
           <w:rPr>
@@ -3094,19 +3608,17 @@
         <w:rPr>
           <w:rFonts w:asciiTheme="minorHAnsi" w:eastAsiaTheme="minorEastAsia" w:hAnsiTheme="minorHAnsi"/>
           <w:noProof/>
-          <w:kern w:val="2"/>
-          <w:szCs w:val="24"/>
-          <w:lang w:eastAsia="es-MX"/>
-          <w14:ligatures w14:val="standardContextual"/>
-        </w:rPr>
-      </w:pPr>
-      <w:hyperlink w:anchor="_Toc226479090" w:history="1">
+          <w:sz w:val="22"/>
+          <w:lang w:val="es-419" w:eastAsia="es-419"/>
+        </w:rPr>
+      </w:pPr>
+      <w:hyperlink w:anchor="_Toc226608185" w:history="1">
         <w:r>
           <w:rPr>
             <w:rStyle w:val="Hipervnculo"/>
             <w:noProof/>
           </w:rPr>
-          <w:t>3.1 Inicio</w:t>
+          <w:t>4.1 Cumplimiento de objetivos</w:t>
         </w:r>
         <w:r>
           <w:rPr>
@@ -3127,7 +3639,7 @@
             <w:noProof/>
             <w:webHidden/>
           </w:rPr>
-          <w:instrText xml:space="preserve"> PAGEREF _Toc226479090 \h </w:instrText>
+          <w:instrText xml:space="preserve"> PAGEREF _Toc226608185 \h </w:instrText>
         </w:r>
         <w:r>
           <w:rPr>
@@ -3147,7 +3659,7 @@
             <w:noProof/>
             <w:webHidden/>
           </w:rPr>
-          <w:t>33</w:t>
+          <w:t>47</w:t>
         </w:r>
         <w:r>
           <w:rPr>
@@ -3167,19 +3679,17 @@
         <w:rPr>
           <w:rFonts w:asciiTheme="minorHAnsi" w:eastAsiaTheme="minorEastAsia" w:hAnsiTheme="minorHAnsi"/>
           <w:noProof/>
-          <w:kern w:val="2"/>
-          <w:szCs w:val="24"/>
-          <w:lang w:eastAsia="es-MX"/>
-          <w14:ligatures w14:val="standardContextual"/>
-        </w:rPr>
-      </w:pPr>
-      <w:hyperlink w:anchor="_Toc226479091" w:history="1">
+          <w:sz w:val="22"/>
+          <w:lang w:val="es-419" w:eastAsia="es-419"/>
+        </w:rPr>
+      </w:pPr>
+      <w:hyperlink w:anchor="_Toc226608186" w:history="1">
         <w:r>
           <w:rPr>
             <w:rStyle w:val="Hipervnculo"/>
             <w:noProof/>
           </w:rPr>
-          <w:t>3.2 Planeación</w:t>
+          <w:t>4.2 Resultados</w:t>
         </w:r>
         <w:r>
           <w:rPr>
@@ -3200,7 +3710,7 @@
             <w:noProof/>
             <w:webHidden/>
           </w:rPr>
-          <w:instrText xml:space="preserve"> PAGEREF _Toc226479091 \h </w:instrText>
+          <w:instrText xml:space="preserve"> PAGEREF _Toc226608186 \h </w:instrText>
         </w:r>
         <w:r>
           <w:rPr>
@@ -3220,7 +3730,7 @@
             <w:noProof/>
             <w:webHidden/>
           </w:rPr>
-          <w:t>35</w:t>
+          <w:t>47</w:t>
         </w:r>
         <w:r>
           <w:rPr>
@@ -3240,19 +3750,17 @@
         <w:rPr>
           <w:rFonts w:asciiTheme="minorHAnsi" w:eastAsiaTheme="minorEastAsia" w:hAnsiTheme="minorHAnsi"/>
           <w:noProof/>
-          <w:kern w:val="2"/>
-          <w:szCs w:val="24"/>
-          <w:lang w:eastAsia="es-MX"/>
-          <w14:ligatures w14:val="standardContextual"/>
-        </w:rPr>
-      </w:pPr>
-      <w:hyperlink w:anchor="_Toc226479092" w:history="1">
+          <w:sz w:val="22"/>
+          <w:lang w:val="es-419" w:eastAsia="es-419"/>
+        </w:rPr>
+      </w:pPr>
+      <w:hyperlink w:anchor="_Toc226608187" w:history="1">
         <w:r>
           <w:rPr>
             <w:rStyle w:val="Hipervnculo"/>
             <w:noProof/>
           </w:rPr>
-          <w:t>3.3 Ejecución</w:t>
+          <w:t>4.3 Contribuciones</w:t>
         </w:r>
         <w:r>
           <w:rPr>
@@ -3273,7 +3781,7 @@
             <w:noProof/>
             <w:webHidden/>
           </w:rPr>
-          <w:instrText xml:space="preserve"> PAGEREF _Toc226479092 \h </w:instrText>
+          <w:instrText xml:space="preserve"> PAGEREF _Toc226608187 \h </w:instrText>
         </w:r>
         <w:r>
           <w:rPr>
@@ -3293,812 +3801,7 @@
             <w:noProof/>
             <w:webHidden/>
           </w:rPr>
-          <w:t>40</w:t>
-        </w:r>
-        <w:r>
-          <w:rPr>
-            <w:noProof/>
-            <w:webHidden/>
-          </w:rPr>
-          <w:fldChar w:fldCharType="end"/>
-        </w:r>
-      </w:hyperlink>
-    </w:p>
-    <w:p>
-      <w:pPr>
-        <w:pStyle w:val="TDC3"/>
-        <w:tabs>
-          <w:tab w:val="right" w:leader="dot" w:pos="9111"/>
-        </w:tabs>
-        <w:rPr>
-          <w:rFonts w:asciiTheme="minorHAnsi" w:eastAsiaTheme="minorEastAsia" w:hAnsiTheme="minorHAnsi"/>
-          <w:noProof/>
-          <w:kern w:val="2"/>
-          <w:szCs w:val="24"/>
-          <w:lang w:eastAsia="es-MX"/>
-          <w14:ligatures w14:val="standardContextual"/>
-        </w:rPr>
-      </w:pPr>
-      <w:hyperlink w:anchor="_Toc226479093" w:history="1">
-        <w:r>
-          <w:rPr>
-            <w:rStyle w:val="Hipervnculo"/>
-            <w:noProof/>
-          </w:rPr>
-          <w:t>3.3.1 Diseño de Base de Datos</w:t>
-        </w:r>
-        <w:r>
-          <w:rPr>
-            <w:noProof/>
-            <w:webHidden/>
-          </w:rPr>
-          <w:tab/>
-        </w:r>
-        <w:r>
-          <w:rPr>
-            <w:noProof/>
-            <w:webHidden/>
-          </w:rPr>
-          <w:fldChar w:fldCharType="begin"/>
-        </w:r>
-        <w:r>
-          <w:rPr>
-            <w:noProof/>
-            <w:webHidden/>
-          </w:rPr>
-          <w:instrText xml:space="preserve"> PAGEREF _Toc226479093 \h </w:instrText>
-        </w:r>
-        <w:r>
-          <w:rPr>
-            <w:noProof/>
-            <w:webHidden/>
-          </w:rPr>
-        </w:r>
-        <w:r>
-          <w:rPr>
-            <w:noProof/>
-            <w:webHidden/>
-          </w:rPr>
-          <w:fldChar w:fldCharType="separate"/>
-        </w:r>
-        <w:r>
-          <w:rPr>
-            <w:noProof/>
-            <w:webHidden/>
-          </w:rPr>
-          <w:t>40</w:t>
-        </w:r>
-        <w:r>
-          <w:rPr>
-            <w:noProof/>
-            <w:webHidden/>
-          </w:rPr>
-          <w:fldChar w:fldCharType="end"/>
-        </w:r>
-      </w:hyperlink>
-    </w:p>
-    <w:p>
-      <w:pPr>
-        <w:pStyle w:val="TDC3"/>
-        <w:tabs>
-          <w:tab w:val="right" w:leader="dot" w:pos="9111"/>
-        </w:tabs>
-        <w:rPr>
-          <w:rFonts w:asciiTheme="minorHAnsi" w:eastAsiaTheme="minorEastAsia" w:hAnsiTheme="minorHAnsi"/>
-          <w:noProof/>
-          <w:kern w:val="2"/>
-          <w:szCs w:val="24"/>
-          <w:lang w:eastAsia="es-MX"/>
-          <w14:ligatures w14:val="standardContextual"/>
-        </w:rPr>
-      </w:pPr>
-      <w:hyperlink w:anchor="_Toc226479094" w:history="1">
-        <w:r>
-          <w:rPr>
-            <w:rStyle w:val="Hipervnculo"/>
-            <w:noProof/>
-          </w:rPr>
-          <w:t>3.3.2 Diseño de Frontend</w:t>
-        </w:r>
-        <w:r>
-          <w:rPr>
-            <w:noProof/>
-            <w:webHidden/>
-          </w:rPr>
-          <w:tab/>
-        </w:r>
-        <w:r>
-          <w:rPr>
-            <w:noProof/>
-            <w:webHidden/>
-          </w:rPr>
-          <w:fldChar w:fldCharType="begin"/>
-        </w:r>
-        <w:r>
-          <w:rPr>
-            <w:noProof/>
-            <w:webHidden/>
-          </w:rPr>
-          <w:instrText xml:space="preserve"> PAGEREF _Toc226479094 \h </w:instrText>
-        </w:r>
-        <w:r>
-          <w:rPr>
-            <w:noProof/>
-            <w:webHidden/>
-          </w:rPr>
-        </w:r>
-        <w:r>
-          <w:rPr>
-            <w:noProof/>
-            <w:webHidden/>
-          </w:rPr>
-          <w:fldChar w:fldCharType="separate"/>
-        </w:r>
-        <w:r>
-          <w:rPr>
-            <w:noProof/>
-            <w:webHidden/>
-          </w:rPr>
-          <w:t>41</w:t>
-        </w:r>
-        <w:r>
-          <w:rPr>
-            <w:noProof/>
-            <w:webHidden/>
-          </w:rPr>
-          <w:fldChar w:fldCharType="end"/>
-        </w:r>
-      </w:hyperlink>
-    </w:p>
-    <w:p>
-      <w:pPr>
-        <w:pStyle w:val="TDC3"/>
-        <w:tabs>
-          <w:tab w:val="right" w:leader="dot" w:pos="9111"/>
-        </w:tabs>
-        <w:rPr>
-          <w:rFonts w:asciiTheme="minorHAnsi" w:eastAsiaTheme="minorEastAsia" w:hAnsiTheme="minorHAnsi"/>
-          <w:noProof/>
-          <w:kern w:val="2"/>
-          <w:szCs w:val="24"/>
-          <w:lang w:eastAsia="es-MX"/>
-          <w14:ligatures w14:val="standardContextual"/>
-        </w:rPr>
-      </w:pPr>
-      <w:hyperlink w:anchor="_Toc226479095" w:history="1">
-        <w:r>
-          <w:rPr>
-            <w:rStyle w:val="Hipervnculo"/>
-            <w:noProof/>
-          </w:rPr>
-          <w:t>3.3.3 Backend</w:t>
-        </w:r>
-        <w:r>
-          <w:rPr>
-            <w:noProof/>
-            <w:webHidden/>
-          </w:rPr>
-          <w:tab/>
-        </w:r>
-        <w:r>
-          <w:rPr>
-            <w:noProof/>
-            <w:webHidden/>
-          </w:rPr>
-          <w:fldChar w:fldCharType="begin"/>
-        </w:r>
-        <w:r>
-          <w:rPr>
-            <w:noProof/>
-            <w:webHidden/>
-          </w:rPr>
-          <w:instrText xml:space="preserve"> PAGEREF _Toc226479095 \h </w:instrText>
-        </w:r>
-        <w:r>
-          <w:rPr>
-            <w:noProof/>
-            <w:webHidden/>
-          </w:rPr>
-        </w:r>
-        <w:r>
-          <w:rPr>
-            <w:noProof/>
-            <w:webHidden/>
-          </w:rPr>
-          <w:fldChar w:fldCharType="separate"/>
-        </w:r>
-        <w:r>
-          <w:rPr>
-            <w:noProof/>
-            <w:webHidden/>
-          </w:rPr>
-          <w:t>43</w:t>
-        </w:r>
-        <w:r>
-          <w:rPr>
-            <w:noProof/>
-            <w:webHidden/>
-          </w:rPr>
-          <w:fldChar w:fldCharType="end"/>
-        </w:r>
-      </w:hyperlink>
-    </w:p>
-    <w:p>
-      <w:pPr>
-        <w:pStyle w:val="TDC3"/>
-        <w:tabs>
-          <w:tab w:val="right" w:leader="dot" w:pos="9111"/>
-        </w:tabs>
-        <w:rPr>
-          <w:rFonts w:asciiTheme="minorHAnsi" w:eastAsiaTheme="minorEastAsia" w:hAnsiTheme="minorHAnsi"/>
-          <w:noProof/>
-          <w:kern w:val="2"/>
-          <w:szCs w:val="24"/>
-          <w:lang w:eastAsia="es-MX"/>
-          <w14:ligatures w14:val="standardContextual"/>
-        </w:rPr>
-      </w:pPr>
-      <w:hyperlink w:anchor="_Toc226479096" w:history="1">
-        <w:r>
-          <w:rPr>
-            <w:rStyle w:val="Hipervnculo"/>
-            <w:noProof/>
-          </w:rPr>
-          <w:t>3.3.4 Seguridad</w:t>
-        </w:r>
-        <w:r>
-          <w:rPr>
-            <w:noProof/>
-            <w:webHidden/>
-          </w:rPr>
-          <w:tab/>
-        </w:r>
-        <w:r>
-          <w:rPr>
-            <w:noProof/>
-            <w:webHidden/>
-          </w:rPr>
-          <w:fldChar w:fldCharType="begin"/>
-        </w:r>
-        <w:r>
-          <w:rPr>
-            <w:noProof/>
-            <w:webHidden/>
-          </w:rPr>
-          <w:instrText xml:space="preserve"> PAGEREF _Toc226479096 \h </w:instrText>
-        </w:r>
-        <w:r>
-          <w:rPr>
-            <w:noProof/>
-            <w:webHidden/>
-          </w:rPr>
-        </w:r>
-        <w:r>
-          <w:rPr>
-            <w:noProof/>
-            <w:webHidden/>
-          </w:rPr>
-          <w:fldChar w:fldCharType="separate"/>
-        </w:r>
-        <w:r>
-          <w:rPr>
-            <w:noProof/>
-            <w:webHidden/>
-          </w:rPr>
-          <w:t>45</w:t>
-        </w:r>
-        <w:r>
-          <w:rPr>
-            <w:noProof/>
-            <w:webHidden/>
-          </w:rPr>
-          <w:fldChar w:fldCharType="end"/>
-        </w:r>
-      </w:hyperlink>
-    </w:p>
-    <w:p>
-      <w:pPr>
-        <w:pStyle w:val="TDC3"/>
-        <w:tabs>
-          <w:tab w:val="right" w:leader="dot" w:pos="9111"/>
-        </w:tabs>
-        <w:rPr>
-          <w:rFonts w:asciiTheme="minorHAnsi" w:eastAsiaTheme="minorEastAsia" w:hAnsiTheme="minorHAnsi"/>
-          <w:noProof/>
-          <w:kern w:val="2"/>
-          <w:szCs w:val="24"/>
-          <w:lang w:eastAsia="es-MX"/>
-          <w14:ligatures w14:val="standardContextual"/>
-        </w:rPr>
-      </w:pPr>
-      <w:hyperlink w:anchor="_Toc226479097" w:history="1">
-        <w:r>
-          <w:rPr>
-            <w:rStyle w:val="Hipervnculo"/>
-            <w:noProof/>
-          </w:rPr>
-          <w:t>3.3.5 Pruebas</w:t>
-        </w:r>
-        <w:r>
-          <w:rPr>
-            <w:noProof/>
-            <w:webHidden/>
-          </w:rPr>
-          <w:tab/>
-        </w:r>
-        <w:r>
-          <w:rPr>
-            <w:noProof/>
-            <w:webHidden/>
-          </w:rPr>
-          <w:fldChar w:fldCharType="begin"/>
-        </w:r>
-        <w:r>
-          <w:rPr>
-            <w:noProof/>
-            <w:webHidden/>
-          </w:rPr>
-          <w:instrText xml:space="preserve"> PAGEREF _Toc226479097 \h </w:instrText>
-        </w:r>
-        <w:r>
-          <w:rPr>
-            <w:noProof/>
-            <w:webHidden/>
-          </w:rPr>
-        </w:r>
-        <w:r>
-          <w:rPr>
-            <w:noProof/>
-            <w:webHidden/>
-          </w:rPr>
-          <w:fldChar w:fldCharType="separate"/>
-        </w:r>
-        <w:r>
-          <w:rPr>
-            <w:noProof/>
-            <w:webHidden/>
-          </w:rPr>
-          <w:t>46</w:t>
-        </w:r>
-        <w:r>
-          <w:rPr>
-            <w:noProof/>
-            <w:webHidden/>
-          </w:rPr>
-          <w:fldChar w:fldCharType="end"/>
-        </w:r>
-      </w:hyperlink>
-    </w:p>
-    <w:p>
-      <w:pPr>
-        <w:pStyle w:val="TDC2"/>
-        <w:tabs>
-          <w:tab w:val="right" w:leader="dot" w:pos="9111"/>
-        </w:tabs>
-        <w:rPr>
-          <w:rFonts w:asciiTheme="minorHAnsi" w:eastAsiaTheme="minorEastAsia" w:hAnsiTheme="minorHAnsi"/>
-          <w:noProof/>
-          <w:kern w:val="2"/>
-          <w:szCs w:val="24"/>
-          <w:lang w:eastAsia="es-MX"/>
-          <w14:ligatures w14:val="standardContextual"/>
-        </w:rPr>
-      </w:pPr>
-      <w:hyperlink w:anchor="_Toc226479098" w:history="1">
-        <w:r>
-          <w:rPr>
-            <w:rStyle w:val="Hipervnculo"/>
-            <w:noProof/>
-          </w:rPr>
-          <w:t>3.4 Control</w:t>
-        </w:r>
-        <w:r>
-          <w:rPr>
-            <w:noProof/>
-            <w:webHidden/>
-          </w:rPr>
-          <w:tab/>
-        </w:r>
-        <w:r>
-          <w:rPr>
-            <w:noProof/>
-            <w:webHidden/>
-          </w:rPr>
-          <w:fldChar w:fldCharType="begin"/>
-        </w:r>
-        <w:r>
-          <w:rPr>
-            <w:noProof/>
-            <w:webHidden/>
-          </w:rPr>
-          <w:instrText xml:space="preserve"> PAGEREF _Toc226479098 \h </w:instrText>
-        </w:r>
-        <w:r>
-          <w:rPr>
-            <w:noProof/>
-            <w:webHidden/>
-          </w:rPr>
-        </w:r>
-        <w:r>
-          <w:rPr>
-            <w:noProof/>
-            <w:webHidden/>
-          </w:rPr>
-          <w:fldChar w:fldCharType="separate"/>
-        </w:r>
-        <w:r>
-          <w:rPr>
-            <w:noProof/>
-            <w:webHidden/>
-          </w:rPr>
           <w:t>47</w:t>
-        </w:r>
-        <w:r>
-          <w:rPr>
-            <w:noProof/>
-            <w:webHidden/>
-          </w:rPr>
-          <w:fldChar w:fldCharType="end"/>
-        </w:r>
-      </w:hyperlink>
-    </w:p>
-    <w:p>
-      <w:pPr>
-        <w:pStyle w:val="TDC2"/>
-        <w:tabs>
-          <w:tab w:val="right" w:leader="dot" w:pos="9111"/>
-        </w:tabs>
-        <w:rPr>
-          <w:rFonts w:asciiTheme="minorHAnsi" w:eastAsiaTheme="minorEastAsia" w:hAnsiTheme="minorHAnsi"/>
-          <w:noProof/>
-          <w:kern w:val="2"/>
-          <w:szCs w:val="24"/>
-          <w:lang w:eastAsia="es-MX"/>
-          <w14:ligatures w14:val="standardContextual"/>
-        </w:rPr>
-      </w:pPr>
-      <w:hyperlink w:anchor="_Toc226479099" w:history="1">
-        <w:r>
-          <w:rPr>
-            <w:rStyle w:val="Hipervnculo"/>
-            <w:noProof/>
-          </w:rPr>
-          <w:t>3.5 Cierre</w:t>
-        </w:r>
-        <w:r>
-          <w:rPr>
-            <w:noProof/>
-            <w:webHidden/>
-          </w:rPr>
-          <w:tab/>
-        </w:r>
-        <w:r>
-          <w:rPr>
-            <w:noProof/>
-            <w:webHidden/>
-          </w:rPr>
-          <w:fldChar w:fldCharType="begin"/>
-        </w:r>
-        <w:r>
-          <w:rPr>
-            <w:noProof/>
-            <w:webHidden/>
-          </w:rPr>
-          <w:instrText xml:space="preserve"> PAGEREF _Toc226479099 \h </w:instrText>
-        </w:r>
-        <w:r>
-          <w:rPr>
-            <w:noProof/>
-            <w:webHidden/>
-          </w:rPr>
-        </w:r>
-        <w:r>
-          <w:rPr>
-            <w:noProof/>
-            <w:webHidden/>
-          </w:rPr>
-          <w:fldChar w:fldCharType="separate"/>
-        </w:r>
-        <w:r>
-          <w:rPr>
-            <w:noProof/>
-            <w:webHidden/>
-          </w:rPr>
-          <w:t>47</w:t>
-        </w:r>
-        <w:r>
-          <w:rPr>
-            <w:noProof/>
-            <w:webHidden/>
-          </w:rPr>
-          <w:fldChar w:fldCharType="end"/>
-        </w:r>
-      </w:hyperlink>
-    </w:p>
-    <w:p>
-      <w:pPr>
-        <w:pStyle w:val="TDC1"/>
-        <w:tabs>
-          <w:tab w:val="right" w:leader="dot" w:pos="9111"/>
-        </w:tabs>
-        <w:rPr>
-          <w:rFonts w:asciiTheme="minorHAnsi" w:eastAsiaTheme="minorEastAsia" w:hAnsiTheme="minorHAnsi"/>
-          <w:b w:val="0"/>
-          <w:noProof/>
-          <w:kern w:val="2"/>
-          <w:sz w:val="24"/>
-          <w:szCs w:val="24"/>
-          <w:lang w:eastAsia="es-MX"/>
-          <w14:ligatures w14:val="standardContextual"/>
-        </w:rPr>
-      </w:pPr>
-      <w:hyperlink w:anchor="_Toc226479100" w:history="1">
-        <w:r>
-          <w:rPr>
-            <w:rStyle w:val="Hipervnculo"/>
-            <w:noProof/>
-          </w:rPr>
-          <w:t>CAPÍTULO 4. CONCLUSIONES</w:t>
-        </w:r>
-        <w:r>
-          <w:rPr>
-            <w:noProof/>
-            <w:webHidden/>
-          </w:rPr>
-          <w:tab/>
-        </w:r>
-        <w:r>
-          <w:rPr>
-            <w:noProof/>
-            <w:webHidden/>
-          </w:rPr>
-          <w:fldChar w:fldCharType="begin"/>
-        </w:r>
-        <w:r>
-          <w:rPr>
-            <w:noProof/>
-            <w:webHidden/>
-          </w:rPr>
-          <w:instrText xml:space="preserve"> PAGEREF _Toc226479100 \h </w:instrText>
-        </w:r>
-        <w:r>
-          <w:rPr>
-            <w:noProof/>
-            <w:webHidden/>
-          </w:rPr>
-        </w:r>
-        <w:r>
-          <w:rPr>
-            <w:noProof/>
-            <w:webHidden/>
-          </w:rPr>
-          <w:fldChar w:fldCharType="separate"/>
-        </w:r>
-        <w:r>
-          <w:rPr>
-            <w:noProof/>
-            <w:webHidden/>
-          </w:rPr>
-          <w:t>48</w:t>
-        </w:r>
-        <w:r>
-          <w:rPr>
-            <w:noProof/>
-            <w:webHidden/>
-          </w:rPr>
-          <w:fldChar w:fldCharType="end"/>
-        </w:r>
-      </w:hyperlink>
-    </w:p>
-    <w:p>
-      <w:pPr>
-        <w:pStyle w:val="TDC2"/>
-        <w:tabs>
-          <w:tab w:val="right" w:leader="dot" w:pos="9111"/>
-        </w:tabs>
-        <w:rPr>
-          <w:rFonts w:asciiTheme="minorHAnsi" w:eastAsiaTheme="minorEastAsia" w:hAnsiTheme="minorHAnsi"/>
-          <w:noProof/>
-          <w:kern w:val="2"/>
-          <w:szCs w:val="24"/>
-          <w:lang w:eastAsia="es-MX"/>
-          <w14:ligatures w14:val="standardContextual"/>
-        </w:rPr>
-      </w:pPr>
-      <w:hyperlink w:anchor="_Toc226479101" w:history="1">
-        <w:r>
-          <w:rPr>
-            <w:rStyle w:val="Hipervnculo"/>
-            <w:noProof/>
-          </w:rPr>
-          <w:t>4.1 Cumplimiento de objetivos</w:t>
-        </w:r>
-        <w:r>
-          <w:rPr>
-            <w:noProof/>
-            <w:webHidden/>
-          </w:rPr>
-          <w:tab/>
-        </w:r>
-        <w:r>
-          <w:rPr>
-            <w:noProof/>
-            <w:webHidden/>
-          </w:rPr>
-          <w:fldChar w:fldCharType="begin"/>
-        </w:r>
-        <w:r>
-          <w:rPr>
-            <w:noProof/>
-            <w:webHidden/>
-          </w:rPr>
-          <w:instrText xml:space="preserve"> PAGEREF _Toc226479101 \h </w:instrText>
-        </w:r>
-        <w:r>
-          <w:rPr>
-            <w:noProof/>
-            <w:webHidden/>
-          </w:rPr>
-        </w:r>
-        <w:r>
-          <w:rPr>
-            <w:noProof/>
-            <w:webHidden/>
-          </w:rPr>
-          <w:fldChar w:fldCharType="separate"/>
-        </w:r>
-        <w:r>
-          <w:rPr>
-            <w:noProof/>
-            <w:webHidden/>
-          </w:rPr>
-          <w:t>48</w:t>
-        </w:r>
-        <w:r>
-          <w:rPr>
-            <w:noProof/>
-            <w:webHidden/>
-          </w:rPr>
-          <w:fldChar w:fldCharType="end"/>
-        </w:r>
-      </w:hyperlink>
-    </w:p>
-    <w:p>
-      <w:pPr>
-        <w:pStyle w:val="TDC2"/>
-        <w:tabs>
-          <w:tab w:val="right" w:leader="dot" w:pos="9111"/>
-        </w:tabs>
-        <w:rPr>
-          <w:rFonts w:asciiTheme="minorHAnsi" w:eastAsiaTheme="minorEastAsia" w:hAnsiTheme="minorHAnsi"/>
-          <w:noProof/>
-          <w:kern w:val="2"/>
-          <w:szCs w:val="24"/>
-          <w:lang w:eastAsia="es-MX"/>
-          <w14:ligatures w14:val="standardContextual"/>
-        </w:rPr>
-      </w:pPr>
-      <w:hyperlink w:anchor="_Toc226479102" w:history="1">
-        <w:r>
-          <w:rPr>
-            <w:rStyle w:val="Hipervnculo"/>
-            <w:noProof/>
-          </w:rPr>
-          <w:t>4.2 Resultados</w:t>
-        </w:r>
-        <w:r>
-          <w:rPr>
-            <w:noProof/>
-            <w:webHidden/>
-          </w:rPr>
-          <w:tab/>
-        </w:r>
-        <w:r>
-          <w:rPr>
-            <w:noProof/>
-            <w:webHidden/>
-          </w:rPr>
-          <w:fldChar w:fldCharType="begin"/>
-        </w:r>
-        <w:r>
-          <w:rPr>
-            <w:noProof/>
-            <w:webHidden/>
-          </w:rPr>
-          <w:instrText xml:space="preserve"> PAGEREF _Toc226479102 \h </w:instrText>
-        </w:r>
-        <w:r>
-          <w:rPr>
-            <w:noProof/>
-            <w:webHidden/>
-          </w:rPr>
-        </w:r>
-        <w:r>
-          <w:rPr>
-            <w:noProof/>
-            <w:webHidden/>
-          </w:rPr>
-          <w:fldChar w:fldCharType="separate"/>
-        </w:r>
-        <w:r>
-          <w:rPr>
-            <w:noProof/>
-            <w:webHidden/>
-          </w:rPr>
-          <w:t>48</w:t>
-        </w:r>
-        <w:r>
-          <w:rPr>
-            <w:noProof/>
-            <w:webHidden/>
-          </w:rPr>
-          <w:fldChar w:fldCharType="end"/>
-        </w:r>
-      </w:hyperlink>
-    </w:p>
-    <w:p>
-      <w:pPr>
-        <w:pStyle w:val="TDC2"/>
-        <w:tabs>
-          <w:tab w:val="right" w:leader="dot" w:pos="9111"/>
-        </w:tabs>
-        <w:rPr>
-          <w:rFonts w:asciiTheme="minorHAnsi" w:eastAsiaTheme="minorEastAsia" w:hAnsiTheme="minorHAnsi"/>
-          <w:noProof/>
-          <w:kern w:val="2"/>
-          <w:szCs w:val="24"/>
-          <w:lang w:eastAsia="es-MX"/>
-          <w14:ligatures w14:val="standardContextual"/>
-        </w:rPr>
-      </w:pPr>
-      <w:hyperlink w:anchor="_Toc226479103" w:history="1">
-        <w:r>
-          <w:rPr>
-            <w:rStyle w:val="Hipervnculo"/>
-            <w:noProof/>
-          </w:rPr>
-          <w:t>4.3 Contribuciones</w:t>
-        </w:r>
-        <w:r>
-          <w:rPr>
-            <w:noProof/>
-            <w:webHidden/>
-          </w:rPr>
-          <w:tab/>
-        </w:r>
-        <w:r>
-          <w:rPr>
-            <w:noProof/>
-            <w:webHidden/>
-          </w:rPr>
-          <w:fldChar w:fldCharType="begin"/>
-        </w:r>
-        <w:r>
-          <w:rPr>
-            <w:noProof/>
-            <w:webHidden/>
-          </w:rPr>
-          <w:instrText xml:space="preserve"> PAGEREF _Toc226479103 \h </w:instrText>
-        </w:r>
-        <w:r>
-          <w:rPr>
-            <w:noProof/>
-            <w:webHidden/>
-          </w:rPr>
-        </w:r>
-        <w:r>
-          <w:rPr>
-            <w:noProof/>
-            <w:webHidden/>
-          </w:rPr>
-          <w:fldChar w:fldCharType="separate"/>
-        </w:r>
-        <w:r>
-          <w:rPr>
-            <w:noProof/>
-            <w:webHidden/>
-          </w:rPr>
-          <w:t>48</w:t>
         </w:r>
         <w:r>
           <w:rPr>
@@ -4157,7 +3860,6 @@
     </w:p>
     <w:p>
       <w:r>
-        <w:lastRenderedPageBreak/>
         <w:br w:type="page"/>
       </w:r>
     </w:p>
@@ -5064,8 +4766,9 @@
             <w:pPr>
               <w:pStyle w:val="Ttulo1"/>
               <w:spacing w:line="360" w:lineRule="auto"/>
+              <w:outlineLvl w:val="0"/>
             </w:pPr>
-            <w:bookmarkStart w:id="0" w:name="_Toc226479065"/>
+            <w:bookmarkStart w:id="0" w:name="_Toc226608152"/>
             <w:r>
               <w:lastRenderedPageBreak/>
               <w:t>DESCRIPCIÓN DEL PROYECTO</w:t>
@@ -5081,7 +4784,7 @@
         <w:pStyle w:val="Ttulo2"/>
         <w:spacing w:line="360" w:lineRule="auto"/>
       </w:pPr>
-      <w:bookmarkStart w:id="1" w:name="_Toc226479066"/>
+      <w:bookmarkStart w:id="1" w:name="_Toc226608153"/>
       <w:r>
         <w:t>Datos generales de la empresa</w:t>
       </w:r>
@@ -5223,51 +4926,25 @@
       <w:r>
         <w:t xml:space="preserve">Figura </w:t>
       </w:r>
-      <w:r>
-        <w:fldChar w:fldCharType="begin"/>
-      </w:r>
-      <w:r>
-        <w:instrText xml:space="preserve"> STYLEREF 1 \s </w:instrText>
-      </w:r>
-      <w:r>
-        <w:fldChar w:fldCharType="separate"/>
-      </w:r>
-      <w:r>
-        <w:rPr>
-          <w:noProof/>
-        </w:rPr>
-        <w:t>1</w:t>
-      </w:r>
-      <w:r>
-        <w:rPr>
-          <w:noProof/>
-        </w:rPr>
-        <w:fldChar w:fldCharType="end"/>
-      </w:r>
+      <w:fldSimple w:instr=" STYLEREF 1 \s ">
+        <w:r>
+          <w:rPr>
+            <w:noProof/>
+          </w:rPr>
+          <w:t>1</w:t>
+        </w:r>
+      </w:fldSimple>
       <w:r>
         <w:t>.</w:t>
       </w:r>
-      <w:r>
-        <w:fldChar w:fldCharType="begin"/>
-      </w:r>
-      <w:r>
-        <w:instrText xml:space="preserve"> SEQ Figura \* ARABIC \s 1 </w:instrText>
-      </w:r>
-      <w:r>
-        <w:fldChar w:fldCharType="separate"/>
-      </w:r>
-      <w:r>
-        <w:rPr>
-          <w:noProof/>
-        </w:rPr>
-        <w:t>1</w:t>
-      </w:r>
-      <w:r>
-        <w:rPr>
-          <w:noProof/>
-        </w:rPr>
-        <w:fldChar w:fldCharType="end"/>
-      </w:r>
+      <w:fldSimple w:instr=" SEQ Figura \* ARABIC \s 1 ">
+        <w:r>
+          <w:rPr>
+            <w:noProof/>
+          </w:rPr>
+          <w:t>1</w:t>
+        </w:r>
+      </w:fldSimple>
       <w:bookmarkEnd w:id="2"/>
       <w:r>
         <w:t xml:space="preserve"> Logotipo de la empresa</w:t>
@@ -5280,7 +4957,15 @@
         <w:jc w:val="both"/>
       </w:pPr>
       <w:r>
-        <w:t>Sus principales actividades consisten en la innovación de tratamientos médicos, ofreciendo soluciones especializadas para diálisis peritoneal, hemodiálisis, hemodiálisis expandida (HDx) y terapia continua de reemplazo renal (TCRR), con el objetivo fundamental de mejorar la calidad de vida tanto de los pacientes como de los profesionales de la salud.</w:t>
+        <w:t>Sus principales actividades consisten en la innovación de tratamientos médicos, ofreciendo soluciones especializadas para diálisis peritoneal, hemodiálisis, hemodiálisis expandida (</w:t>
+      </w:r>
+      <w:proofErr w:type="spellStart"/>
+      <w:r>
+        <w:t>HDx</w:t>
+      </w:r>
+      <w:proofErr w:type="spellEnd"/>
+      <w:r>
+        <w:t>) y terapia continua de reemplazo renal (TCRR), con el objetivo fundamental de mejorar la calidad de vida tanto de los pacientes como de los profesionales de la salud.</w:t>
       </w:r>
     </w:p>
     <w:p>
@@ -5325,8 +5010,13 @@
       <w:r>
         <w:t xml:space="preserve">colonia </w:t>
       </w:r>
-      <w:r>
-        <w:t xml:space="preserve">Civac, C.P. 62578, en el municipio de Jiutepec, Morelos. De acuerdo con su magnitud, Vantive se clasifica como una empresa grande, contando con una plantilla superior a los 1000 empleados que laboran activamente dentro de las instalaciones de la </w:t>
+      <w:proofErr w:type="spellStart"/>
+      <w:r>
+        <w:t>Civac</w:t>
+      </w:r>
+      <w:proofErr w:type="spellEnd"/>
+      <w:r>
+        <w:t xml:space="preserve">, C.P. 62578, en el municipio de Jiutepec, Morelos. De acuerdo con su magnitud, Vantive se clasifica como una empresa grande, contando con una plantilla superior a los 1000 empleados que laboran activamente dentro de las instalaciones de la </w:t>
       </w:r>
       <w:r>
         <w:t>planta Vantive Cuernavaca</w:t>
@@ -5353,8 +5043,13 @@
       <w:r>
         <w:t xml:space="preserve">. Julio Cesar Torres, quien actualmente desempeña el cargo de </w:t>
       </w:r>
-      <w:r>
-        <w:t>Director Asociado de TI en América</w:t>
+      <w:proofErr w:type="gramStart"/>
+      <w:r>
+        <w:t>Director</w:t>
+      </w:r>
+      <w:proofErr w:type="gramEnd"/>
+      <w:r>
+        <w:t xml:space="preserve"> Asociado de TI en América</w:t>
       </w:r>
       <w:r>
         <w:t xml:space="preserve"> dentro de la organización.</w:t>
@@ -5365,8 +5060,8 @@
         <w:pStyle w:val="Ttulo2"/>
         <w:spacing w:line="360" w:lineRule="auto"/>
       </w:pPr>
-      <w:bookmarkStart w:id="4" w:name="_Toc226479067"/>
-      <w:bookmarkStart w:id="5" w:name="_Ref226479504"/>
+      <w:bookmarkStart w:id="4" w:name="_Ref226479504"/>
+      <w:bookmarkStart w:id="5" w:name="_Toc226608154"/>
       <w:r>
         <w:lastRenderedPageBreak/>
         <w:t>Antecedentes del proyecto</w:t>
@@ -5416,7 +5111,7 @@
         <w:pStyle w:val="Ttulo2"/>
         <w:spacing w:line="360" w:lineRule="auto"/>
       </w:pPr>
-      <w:bookmarkStart w:id="6" w:name="_Toc226479068"/>
+      <w:bookmarkStart w:id="6" w:name="_Toc226608155"/>
       <w:r>
         <w:t>Objetivo general</w:t>
       </w:r>
@@ -5478,7 +5173,7 @@
         <w:pStyle w:val="Ttulo2"/>
         <w:spacing w:line="360" w:lineRule="auto"/>
       </w:pPr>
-      <w:bookmarkStart w:id="7" w:name="_Toc226479069"/>
+      <w:bookmarkStart w:id="7" w:name="_Toc226608156"/>
       <w:r>
         <w:lastRenderedPageBreak/>
         <w:t>Objetivos específicos</w:t>
@@ -5559,7 +5254,7 @@
         <w:pStyle w:val="Ttulo2"/>
         <w:spacing w:line="360" w:lineRule="auto"/>
       </w:pPr>
-      <w:bookmarkStart w:id="8" w:name="_Toc226479070"/>
+      <w:bookmarkStart w:id="8" w:name="_Toc226608157"/>
       <w:r>
         <w:t>Justificación</w:t>
       </w:r>
@@ -5590,7 +5285,15 @@
         <w:jc w:val="both"/>
       </w:pPr>
       <w:r>
-        <w:t xml:space="preserve">El uso actual de bitácoras físicas representa un riesgo crítico de cumplimiento, ya que dificulta la adherencia a los principios ALCOA+ (Atribuible, Legible, Contemporáneo, Original, Exacto, además de Completo, Consistente, Perduradero y Disponible). Las deficiencias del método manual han derivado en retrasos operativos durante periodos </w:t>
+        <w:t xml:space="preserve">El uso actual de bitácoras físicas representa un riesgo crítico de cumplimiento, ya que dificulta la adherencia a los principios ALCOA+ (Atribuible, Legible, Contemporáneo, Original, Exacto, además de Completo, Consistente, </w:t>
+      </w:r>
+      <w:proofErr w:type="spellStart"/>
+      <w:r>
+        <w:t>Perduradero</w:t>
+      </w:r>
+      <w:proofErr w:type="spellEnd"/>
+      <w:r>
+        <w:t xml:space="preserve"> y Disponible). Las deficiencias del método manual han derivado en retrasos operativos durante periodos </w:t>
       </w:r>
       <w:r>
         <w:lastRenderedPageBreak/>
@@ -5636,7 +5339,7 @@
         <w:pStyle w:val="Ttulo2"/>
         <w:spacing w:line="360" w:lineRule="auto"/>
       </w:pPr>
-      <w:bookmarkStart w:id="9" w:name="_Toc226479071"/>
+      <w:bookmarkStart w:id="9" w:name="_Toc226608158"/>
       <w:r>
         <w:t>Alcances</w:t>
       </w:r>
@@ -5778,7 +5481,7 @@
         <w:pStyle w:val="Ttulo2"/>
         <w:spacing w:line="360" w:lineRule="auto"/>
       </w:pPr>
-      <w:bookmarkStart w:id="10" w:name="_Toc226479072"/>
+      <w:bookmarkStart w:id="10" w:name="_Toc226608159"/>
       <w:r>
         <w:t>Restricciones</w:t>
       </w:r>
@@ -5801,7 +5504,21 @@
         <w:rPr>
           <w:lang w:val="es-419"/>
         </w:rPr>
-        <w:t>Infraestructura Tecnológica: El desarrollo debe ser compatible exclusivamente con el ecosistema de Microsoft, utilizando .NET Framework para el backend y SQL Server para la gestión de base de datos, conforme a los estándares de la empresa.</w:t>
+        <w:t xml:space="preserve">Infraestructura Tecnológica: El desarrollo debe ser compatible exclusivamente con el ecosistema de Microsoft, utilizando .NET Framework para el </w:t>
+      </w:r>
+      <w:proofErr w:type="spellStart"/>
+      <w:r>
+        <w:rPr>
+          <w:lang w:val="es-419"/>
+        </w:rPr>
+        <w:t>backend</w:t>
+      </w:r>
+      <w:proofErr w:type="spellEnd"/>
+      <w:r>
+        <w:rPr>
+          <w:lang w:val="es-419"/>
+        </w:rPr>
+        <w:t xml:space="preserve"> y SQL Server para la gestión de base de datos, conforme a los estándares de la empresa.</w:t>
       </w:r>
     </w:p>
     <w:p>
@@ -5820,7 +5537,21 @@
         <w:rPr>
           <w:lang w:val="es-419"/>
         </w:rPr>
-        <w:t>Seguridad y Control de Accesos: El sistema debe integrarse obligatoriamente con Active Directory (AD) de Vantive para la autenticación de credenciales. La validación de accesos se restringirá estrictamente según los roles de usuario definidos (</w:t>
+        <w:t xml:space="preserve">Seguridad y Control de Accesos: El sistema debe integrarse obligatoriamente con Active </w:t>
+      </w:r>
+      <w:proofErr w:type="spellStart"/>
+      <w:r>
+        <w:rPr>
+          <w:lang w:val="es-419"/>
+        </w:rPr>
+        <w:t>Directory</w:t>
+      </w:r>
+      <w:proofErr w:type="spellEnd"/>
+      <w:r>
+        <w:rPr>
+          <w:lang w:val="es-419"/>
+        </w:rPr>
+        <w:t xml:space="preserve"> (AD) de Vantive para la autenticación de credenciales. La validación de accesos se restringirá estrictamente según los roles de usuario definidos (</w:t>
       </w:r>
       <w:r>
         <w:rPr>
@@ -6014,8 +5745,9 @@
             <w:pPr>
               <w:pStyle w:val="Ttulo1"/>
               <w:spacing w:line="360" w:lineRule="auto"/>
+              <w:outlineLvl w:val="0"/>
             </w:pPr>
-            <w:bookmarkStart w:id="11" w:name="_Toc226479073"/>
+            <w:bookmarkStart w:id="11" w:name="_Toc226608160"/>
             <w:r>
               <w:lastRenderedPageBreak/>
               <w:t xml:space="preserve">MARCO </w:t>
@@ -6034,7 +5766,7 @@
         <w:pStyle w:val="Ttulo2"/>
         <w:spacing w:line="360" w:lineRule="auto"/>
       </w:pPr>
-      <w:bookmarkStart w:id="12" w:name="_Toc226479074"/>
+      <w:bookmarkStart w:id="12" w:name="_Toc226608161"/>
       <w:r>
         <w:t>Principios teóricos</w:t>
       </w:r>
@@ -6116,7 +5848,7 @@
         <w:spacing w:line="360" w:lineRule="auto"/>
         <w:jc w:val="both"/>
       </w:pPr>
-      <w:bookmarkStart w:id="14" w:name="_Toc226479075"/>
+      <w:bookmarkStart w:id="14" w:name="_Toc226608162"/>
       <w:r>
         <w:t>Normativas y estándares de calidad farmacéutica</w:t>
       </w:r>
@@ -6286,6 +6018,7 @@
         </w:rPr>
         <w:t xml:space="preserve">Validación: Se requiere un Plan Maestro de Validación (PMV). No basta con hacer </w:t>
       </w:r>
+      <w:proofErr w:type="spellStart"/>
       <w:r>
         <w:rPr>
           <w:rFonts w:eastAsia="Arial" w:cs="Arial"/>
@@ -6294,6 +6027,7 @@
         </w:rPr>
         <w:t>testing</w:t>
       </w:r>
+      <w:proofErr w:type="spellEnd"/>
       <w:r>
         <w:rPr>
           <w:rFonts w:eastAsia="Arial" w:cs="Arial"/>
@@ -6386,6 +6120,7 @@
           <w:id w:val="-1874760834"/>
           <w:citation/>
         </w:sdtPr>
+        <w:sdtEndPr/>
         <w:sdtContent>
           <w:r>
             <w:rPr>
@@ -6503,6 +6238,7 @@
           <w:id w:val="-336928147"/>
           <w:citation/>
         </w:sdtPr>
+        <w:sdtEndPr/>
         <w:sdtContent>
           <w:r>
             <w:rPr>
@@ -6594,7 +6330,43 @@
           <w:color w:val="000000" w:themeColor="text1"/>
           <w:szCs w:val="24"/>
         </w:rPr>
-        <w:t>Integridad de Datos Garantizada: El uso de "pistas de auditoría" (audit trails) asegura que cualquier cambio en un registro sea rastreable, identificando quién hizo el cambio, cuándo y por qué.</w:t>
+        <w:t>Integridad de Datos Garantizada: El uso de "pistas de auditoría" (</w:t>
+      </w:r>
+      <w:proofErr w:type="spellStart"/>
+      <w:r>
+        <w:rPr>
+          <w:rFonts w:eastAsia="Arial" w:cs="Arial"/>
+          <w:color w:val="000000" w:themeColor="text1"/>
+          <w:szCs w:val="24"/>
+        </w:rPr>
+        <w:t>audit</w:t>
+      </w:r>
+      <w:proofErr w:type="spellEnd"/>
+      <w:r>
+        <w:rPr>
+          <w:rFonts w:eastAsia="Arial" w:cs="Arial"/>
+          <w:color w:val="000000" w:themeColor="text1"/>
+          <w:szCs w:val="24"/>
+        </w:rPr>
+        <w:t xml:space="preserve"> </w:t>
+      </w:r>
+      <w:proofErr w:type="spellStart"/>
+      <w:r>
+        <w:rPr>
+          <w:rFonts w:eastAsia="Arial" w:cs="Arial"/>
+          <w:color w:val="000000" w:themeColor="text1"/>
+          <w:szCs w:val="24"/>
+        </w:rPr>
+        <w:t>trails</w:t>
+      </w:r>
+      <w:proofErr w:type="spellEnd"/>
+      <w:r>
+        <w:rPr>
+          <w:rFonts w:eastAsia="Arial" w:cs="Arial"/>
+          <w:color w:val="000000" w:themeColor="text1"/>
+          <w:szCs w:val="24"/>
+        </w:rPr>
+        <w:t>) asegura que cualquier cambio en un registro sea rastreable, identificando quién hizo el cambio, cuándo y por qué.</w:t>
       </w:r>
     </w:p>
     <w:p>
@@ -6720,6 +6492,7 @@
           <w:id w:val="-597253861"/>
           <w:citation/>
         </w:sdtPr>
+        <w:sdtEndPr/>
         <w:sdtContent>
           <w:r>
             <w:rPr>
@@ -6776,7 +6549,15 @@
         <w:t xml:space="preserve"> </w:t>
       </w:r>
       <w:r>
-        <w:t>este marco de trabajo propone un enfoque basado en el riesgo para garantizar que los sistemas automatizados cumplan con las normativas GxP (Buenas Prácticas), asegurando la calidad</w:t>
+        <w:t xml:space="preserve">este marco de trabajo propone un enfoque basado en el riesgo para garantizar que los sistemas automatizados cumplan con las normativas </w:t>
+      </w:r>
+      <w:proofErr w:type="spellStart"/>
+      <w:r>
+        <w:t>GxP</w:t>
+      </w:r>
+      <w:proofErr w:type="spellEnd"/>
+      <w:r>
+        <w:t xml:space="preserve"> (Buenas Prácticas), asegurando la calidad</w:t>
       </w:r>
       <w:r>
         <w:t xml:space="preserve"> del producto y la seguridad del paciente.</w:t>
@@ -6889,7 +6670,7 @@
         <w:spacing w:line="360" w:lineRule="auto"/>
         <w:jc w:val="both"/>
       </w:pPr>
-      <w:bookmarkStart w:id="15" w:name="_Toc226479076"/>
+      <w:bookmarkStart w:id="15" w:name="_Toc226608163"/>
       <w:r>
         <w:t>Integridad de datos y principios ALCOA+</w:t>
       </w:r>
@@ -6935,6 +6716,7 @@
           <w:id w:val="1497696471"/>
           <w:citation/>
         </w:sdtPr>
+        <w:sdtEndPr/>
         <w:sdtContent>
           <w:r>
             <w:rPr>
@@ -7392,7 +7174,7 @@
         <w:spacing w:line="360" w:lineRule="auto"/>
         <w:jc w:val="both"/>
       </w:pPr>
-      <w:bookmarkStart w:id="16" w:name="_Toc226479077"/>
+      <w:bookmarkStart w:id="16" w:name="_Toc226608164"/>
       <w:r>
         <w:t>Metodologías de desarrollo de software</w:t>
       </w:r>
@@ -7411,7 +7193,23 @@
           <w:b/>
           <w:bCs/>
         </w:rPr>
-        <w:t>Metodología Cascada (Waterfall)</w:t>
+        <w:t>Metodología Cascada (</w:t>
+      </w:r>
+      <w:proofErr w:type="spellStart"/>
+      <w:r>
+        <w:rPr>
+          <w:b/>
+          <w:bCs/>
+        </w:rPr>
+        <w:t>Waterfall</w:t>
+      </w:r>
+      <w:proofErr w:type="spellEnd"/>
+      <w:r>
+        <w:rPr>
+          <w:b/>
+          <w:bCs/>
+        </w:rPr>
+        <w:t>)</w:t>
       </w:r>
     </w:p>
     <w:p>
@@ -7438,6 +7236,7 @@
           <w:id w:val="-1525706047"/>
           <w:citation/>
         </w:sdtPr>
+        <w:sdtEndPr/>
         <w:sdtContent>
           <w:r>
             <w:fldChar w:fldCharType="begin"/>
@@ -7487,8 +7286,13 @@
         <w:t xml:space="preserve">Una de las mayores fortalezas de </w:t>
       </w:r>
       <w:r>
-        <w:t>implementar Waterfall</w:t>
-      </w:r>
+        <w:t xml:space="preserve">implementar </w:t>
+      </w:r>
+      <w:proofErr w:type="spellStart"/>
+      <w:r>
+        <w:t>Waterfall</w:t>
+      </w:r>
+      <w:proofErr w:type="spellEnd"/>
       <w:r>
         <w:t xml:space="preserve"> es la disciplina y la trazabilidad. Al</w:t>
       </w:r>
@@ -7502,7 +7306,15 @@
         <w:t xml:space="preserve">Esta rigidez </w:t>
       </w:r>
       <w:r>
-        <w:t xml:space="preserve">de Waterfall </w:t>
+        <w:t xml:space="preserve">de </w:t>
+      </w:r>
+      <w:proofErr w:type="spellStart"/>
+      <w:r>
+        <w:t>Waterfall</w:t>
+      </w:r>
+      <w:proofErr w:type="spellEnd"/>
+      <w:r>
+        <w:t xml:space="preserve"> </w:t>
       </w:r>
       <w:r>
         <w:t>también representa su mayor debilidad. Debido a que el cliente solo ve el producto final al terminar el ciclo, cualquier malentendido en los requisitos iniciales puede derivar en un resultado insatisfactorio.</w:t>
@@ -7574,6 +7386,7 @@
           <w:id w:val="1320535573"/>
           <w:citation/>
         </w:sdtPr>
+        <w:sdtEndPr/>
         <w:sdtContent>
           <w:r>
             <w:rPr>
@@ -7645,12 +7458,26 @@
         <w:rPr>
           <w:rStyle w:val="citation-63"/>
         </w:rPr>
-        <w:t>llamados Sprints, que</w:t>
-      </w:r>
+        <w:t xml:space="preserve">llamados </w:t>
+      </w:r>
+      <w:proofErr w:type="spellStart"/>
       <w:r>
         <w:rPr>
           <w:rStyle w:val="citation-63"/>
         </w:rPr>
+        <w:t>Sprints</w:t>
+      </w:r>
+      <w:proofErr w:type="spellEnd"/>
+      <w:r>
+        <w:rPr>
+          <w:rStyle w:val="citation-63"/>
+        </w:rPr>
+        <w:t>, que</w:t>
+      </w:r>
+      <w:r>
+        <w:rPr>
+          <w:rStyle w:val="citation-63"/>
+        </w:rPr>
         <w:t xml:space="preserve"> suelen </w:t>
       </w:r>
       <w:r>
@@ -7660,7 +7487,23 @@
         <w:t>durar entre una y cuatro semanas.</w:t>
       </w:r>
       <w:r>
-        <w:t xml:space="preserve"> El éxito de este modelo depende de tres roles fundamentales: el Product Owner, quien maximiza el valor del producto; el Scrum Master, qu</w:t>
+        <w:t xml:space="preserve"> El éxito de este modelo depende de tres roles fundamentales: el </w:t>
+      </w:r>
+      <w:proofErr w:type="spellStart"/>
+      <w:r>
+        <w:t>Product</w:t>
+      </w:r>
+      <w:proofErr w:type="spellEnd"/>
+      <w:r>
+        <w:t xml:space="preserve"> </w:t>
+      </w:r>
+      <w:proofErr w:type="spellStart"/>
+      <w:r>
+        <w:t>Owner</w:t>
+      </w:r>
+      <w:proofErr w:type="spellEnd"/>
+      <w:r>
+        <w:t>, quien maximiza el valor del producto; el Scrum Master, qu</w:t>
       </w:r>
       <w:r>
         <w:t xml:space="preserve">e guía al equipo en la metodología; y los desarrolladores, que ejecutan el trabajo </w:t>
@@ -7701,7 +7544,23 @@
         <w:t>, y l</w:t>
       </w:r>
       <w:r>
-        <w:t>a participación activa y constante del Product Owner para la correcta priorización del backlog</w:t>
+        <w:t xml:space="preserve">a participación activa y constante del </w:t>
+      </w:r>
+      <w:proofErr w:type="spellStart"/>
+      <w:r>
+        <w:t>Product</w:t>
+      </w:r>
+      <w:proofErr w:type="spellEnd"/>
+      <w:r>
+        <w:t xml:space="preserve"> </w:t>
+      </w:r>
+      <w:proofErr w:type="spellStart"/>
+      <w:r>
+        <w:t>Owner</w:t>
+      </w:r>
+      <w:proofErr w:type="spellEnd"/>
+      <w:r>
+        <w:t xml:space="preserve"> para la correcta priorización del backlog</w:t>
       </w:r>
       <w:r>
         <w:t>.</w:t>
@@ -7764,6 +7623,7 @@
           <w:id w:val="1228260391"/>
           <w:citation/>
         </w:sdtPr>
+        <w:sdtEndPr/>
         <w:sdtContent>
           <w:r>
             <w:fldChar w:fldCharType="begin"/>
@@ -7859,6 +7719,7 @@
           <w:id w:val="1899935636"/>
           <w:citation/>
         </w:sdtPr>
+        <w:sdtEndPr/>
         <w:sdtContent>
           <w:r>
             <w:fldChar w:fldCharType="begin"/>
@@ -7950,7 +7811,7 @@
           <w:iCs/>
         </w:rPr>
       </w:pPr>
-      <w:bookmarkStart w:id="17" w:name="_Toc226479078"/>
+      <w:bookmarkStart w:id="17" w:name="_Toc226608165"/>
       <w:r>
         <w:rPr>
           <w:rFonts w:eastAsia="Arial"/>
@@ -7961,7 +7822,21 @@
         <w:rPr>
           <w:rFonts w:eastAsia="Arial"/>
         </w:rPr>
-        <w:t>mientas para el Desarrollo de Interfaz (Frontend)</w:t>
+        <w:t>mientas para el Desarrollo de Interfaz (</w:t>
+      </w:r>
+      <w:proofErr w:type="spellStart"/>
+      <w:r>
+        <w:rPr>
+          <w:rFonts w:eastAsia="Arial"/>
+        </w:rPr>
+        <w:t>Frontend</w:t>
+      </w:r>
+      <w:proofErr w:type="spellEnd"/>
+      <w:r>
+        <w:rPr>
+          <w:rFonts w:eastAsia="Arial"/>
+        </w:rPr>
+        <w:t>)</w:t>
       </w:r>
       <w:bookmarkEnd w:id="17"/>
     </w:p>
@@ -7990,6 +7865,7 @@
           <w:id w:val="696359051"/>
           <w:citation/>
         </w:sdtPr>
+        <w:sdtEndPr/>
         <w:sdtContent>
           <w:r>
             <w:fldChar w:fldCharType="begin"/>
@@ -8237,6 +8113,7 @@
           <w:id w:val="352234743"/>
           <w:citation/>
         </w:sdtPr>
+        <w:sdtEndPr/>
         <w:sdtContent>
           <w:r>
             <w:rPr>
@@ -8356,7 +8233,23 @@
         <w:jc w:val="both"/>
       </w:pPr>
       <w:r>
-        <w:t>Entre las desventajas del uso de Vue se encuentra que su flexibilidad puede generar falta de estandarización en proyectos grandes y su ecosistema/soporte corporativo puede percibirse menor frente a React o Angular.</w:t>
+        <w:t xml:space="preserve">Entre las desventajas del uso de </w:t>
+      </w:r>
+      <w:proofErr w:type="spellStart"/>
+      <w:r>
+        <w:t>Vue</w:t>
+      </w:r>
+      <w:proofErr w:type="spellEnd"/>
+      <w:r>
+        <w:t xml:space="preserve"> se encuentra que su flexibilidad puede generar falta de estandarización en proyectos grandes y su ecosistema/soporte corporativo puede percibirse menor frente a </w:t>
+      </w:r>
+      <w:proofErr w:type="spellStart"/>
+      <w:r>
+        <w:t>React</w:t>
+      </w:r>
+      <w:proofErr w:type="spellEnd"/>
+      <w:r>
+        <w:t xml:space="preserve"> o Angular.</w:t>
       </w:r>
     </w:p>
     <w:p>
@@ -8365,11 +8258,13 @@
         <w:spacing w:before="0" w:after="0"/>
       </w:pPr>
       <w:bookmarkStart w:id="20" w:name="_Ref223343290"/>
+      <w:proofErr w:type="spellStart"/>
       <w:r>
         <w:lastRenderedPageBreak/>
         <w:t>React</w:t>
       </w:r>
       <w:bookmarkEnd w:id="20"/>
+      <w:proofErr w:type="spellEnd"/>
     </w:p>
     <w:p/>
     <w:p>
@@ -8390,6 +8285,7 @@
           <w:id w:val="1069550912"/>
           <w:citation/>
         </w:sdtPr>
+        <w:sdtEndPr/>
         <w:sdtContent>
           <w:r>
             <w:rPr>
@@ -8460,7 +8356,21 @@
         <w:rPr>
           <w:szCs w:val="24"/>
         </w:rPr>
-        <w:t>Virtual DOM: React crea una copia ligera del DOM real, lo que le permite calcular los cambios mínimos necesarios antes de actualizar la pantalla, resultando en una velocidad excepcional.</w:t>
+        <w:t xml:space="preserve">Virtual DOM: </w:t>
+      </w:r>
+      <w:proofErr w:type="spellStart"/>
+      <w:r>
+        <w:rPr>
+          <w:szCs w:val="24"/>
+        </w:rPr>
+        <w:t>React</w:t>
+      </w:r>
+      <w:proofErr w:type="spellEnd"/>
+      <w:r>
+        <w:rPr>
+          <w:szCs w:val="24"/>
+        </w:rPr>
+        <w:t xml:space="preserve"> crea una copia ligera del DOM real, lo que le permite calcular los cambios mínimos necesarios antes de actualizar la pantalla, resultando en una velocidad excepcional.</w:t>
       </w:r>
     </w:p>
     <w:p>
@@ -8536,9 +8446,11 @@
       <w:r>
         <w:t xml:space="preserve">), no incluye soluciones nativas para el enrutamiento o la gestión de estados complejos, obligando al desarrollador a elegir y aprender herramientas adicionales. Además, el ritmo frenético de sus actualizaciones y la curva de aprendizaje de conceptos como los </w:t>
       </w:r>
+      <w:proofErr w:type="spellStart"/>
       <w:r>
         <w:t>Hooks</w:t>
       </w:r>
+      <w:proofErr w:type="spellEnd"/>
       <w:r>
         <w:t xml:space="preserve"> pueden resultar desafiantes para quienes recién comienzan.</w:t>
       </w:r>
@@ -8566,7 +8478,7 @@
           <w:iCs/>
         </w:rPr>
       </w:pPr>
-      <w:bookmarkStart w:id="21" w:name="_Toc226479079"/>
+      <w:bookmarkStart w:id="21" w:name="_Toc226608166"/>
       <w:r>
         <w:rPr>
           <w:rFonts w:eastAsia="Arial"/>
@@ -8588,7 +8500,21 @@
         <w:rPr>
           <w:rFonts w:eastAsia="Arial"/>
         </w:rPr>
-        <w:t>Java (Spring Boot)</w:t>
+        <w:t xml:space="preserve">Java (Spring </w:t>
+      </w:r>
+      <w:proofErr w:type="spellStart"/>
+      <w:r>
+        <w:rPr>
+          <w:rFonts w:eastAsia="Arial"/>
+        </w:rPr>
+        <w:t>Boot</w:t>
+      </w:r>
+      <w:proofErr w:type="spellEnd"/>
+      <w:r>
+        <w:rPr>
+          <w:rFonts w:eastAsia="Arial"/>
+        </w:rPr>
+        <w:t>)</w:t>
       </w:r>
     </w:p>
     <w:p/>
@@ -8615,6 +8541,7 @@
           <w:id w:val="-894196652"/>
           <w:citation/>
         </w:sdtPr>
+        <w:sdtEndPr/>
         <w:sdtContent>
           <w:r>
             <w:rPr>
@@ -8666,7 +8593,21 @@
         <w:rPr>
           <w:rStyle w:val="citation-71"/>
         </w:rPr>
-        <w:t xml:space="preserve">Spring Boot simplifica el uso del framework Spring al permitir crear aplicaciones listas para ejecutarse con mínima configuración, siendo especialmente útil en arquitecturas de microservicios. Entre sus principales ventajas </w:t>
+        <w:t xml:space="preserve">Spring </w:t>
+      </w:r>
+      <w:proofErr w:type="spellStart"/>
+      <w:r>
+        <w:rPr>
+          <w:rStyle w:val="citation-71"/>
+        </w:rPr>
+        <w:t>Boot</w:t>
+      </w:r>
+      <w:proofErr w:type="spellEnd"/>
+      <w:r>
+        <w:rPr>
+          <w:rStyle w:val="citation-71"/>
+        </w:rPr>
+        <w:t xml:space="preserve"> simplifica el uso del framework Spring al permitir crear aplicaciones listas para ejecutarse con mínima configuración, siendo especialmente útil en arquitecturas de microservicios. Entre sus principales ventajas </w:t>
       </w:r>
       <w:r>
         <w:rPr>
@@ -8769,6 +8710,7 @@
           <w:id w:val="1262725441"/>
           <w:citation/>
         </w:sdtPr>
+        <w:sdtEndPr/>
         <w:sdtContent>
           <w:r>
             <w:rPr>
@@ -8874,7 +8816,15 @@
         </w:rPr>
       </w:pPr>
       <w:r>
-        <w:t>Seguridad integrada (protección contra SQL injection, XSS y CSRF).</w:t>
+        <w:t xml:space="preserve">Seguridad integrada (protección contra SQL </w:t>
+      </w:r>
+      <w:proofErr w:type="spellStart"/>
+      <w:r>
+        <w:t>injection</w:t>
+      </w:r>
+      <w:proofErr w:type="spellEnd"/>
+      <w:r>
+        <w:t>, XSS y CSRF).</w:t>
       </w:r>
     </w:p>
     <w:p>
@@ -8962,6 +8912,7 @@
           <w:id w:val="-1190070836"/>
           <w:citation/>
         </w:sdtPr>
+        <w:sdtEndPr/>
         <w:sdtContent>
           <w:r>
             <w:rPr>
@@ -9010,7 +8961,31 @@
         <w:t xml:space="preserve">, </w:t>
       </w:r>
       <w:r>
-        <w:t xml:space="preserve"> ofrece bibliotecas y herramientas para lenguajes como C#, F# y Visual Basic, utilizando el Common Language Runtime (CLR) para gestionar memoria, seguridad y excepciones.</w:t>
+        <w:t xml:space="preserve"> ofrece bibliotecas y herramientas para lenguajes como C#, F# y Visual Basic, utilizando el </w:t>
+      </w:r>
+      <w:proofErr w:type="spellStart"/>
+      <w:r>
+        <w:t>Common</w:t>
+      </w:r>
+      <w:proofErr w:type="spellEnd"/>
+      <w:r>
+        <w:t xml:space="preserve"> </w:t>
+      </w:r>
+      <w:proofErr w:type="spellStart"/>
+      <w:r>
+        <w:t>Language</w:t>
+      </w:r>
+      <w:proofErr w:type="spellEnd"/>
+      <w:r>
+        <w:t xml:space="preserve"> </w:t>
+      </w:r>
+      <w:proofErr w:type="spellStart"/>
+      <w:r>
+        <w:t>Runtime</w:t>
+      </w:r>
+      <w:proofErr w:type="spellEnd"/>
+      <w:r>
+        <w:t xml:space="preserve"> (CLR) para gestionar memoria, seguridad y excepciones.</w:t>
       </w:r>
     </w:p>
     <w:p>
@@ -9050,7 +9025,7 @@
           <w:iCs/>
         </w:rPr>
       </w:pPr>
-      <w:bookmarkStart w:id="22" w:name="_Toc226479080"/>
+      <w:bookmarkStart w:id="22" w:name="_Toc226608167"/>
       <w:r>
         <w:rPr>
           <w:rFonts w:eastAsia="Arial"/>
@@ -9066,7 +9041,20 @@
         <w:spacing w:before="0" w:after="0"/>
       </w:pPr>
       <w:r>
-        <w:t>Active Directory(AD)</w:t>
+        <w:t xml:space="preserve">Active </w:t>
+      </w:r>
+      <w:proofErr w:type="spellStart"/>
+      <w:proofErr w:type="gramStart"/>
+      <w:r>
+        <w:t>Directory</w:t>
+      </w:r>
+      <w:proofErr w:type="spellEnd"/>
+      <w:r>
+        <w:t>(</w:t>
+      </w:r>
+      <w:proofErr w:type="gramEnd"/>
+      <w:r>
+        <w:t>AD)</w:t>
       </w:r>
     </w:p>
     <w:p/>
@@ -9078,7 +9066,15 @@
         <w:t xml:space="preserve">En el ámbito de la administración de redes empresariales, la centralización de los recursos es fundamental para la seguridad y la </w:t>
       </w:r>
       <w:r>
-        <w:t>eficiencia. Active Directory (AD) se</w:t>
+        <w:t xml:space="preserve">eficiencia. Active </w:t>
+      </w:r>
+      <w:proofErr w:type="spellStart"/>
+      <w:r>
+        <w:t>Directory</w:t>
+      </w:r>
+      <w:proofErr w:type="spellEnd"/>
+      <w:r>
+        <w:t xml:space="preserve"> (AD) se</w:t>
       </w:r>
       <w:r>
         <w:t xml:space="preserve"> posiciona como el servicio de directorio líder para sistemas Windows.</w:t>
@@ -9096,6 +9092,7 @@
           <w:id w:val="-1485695130"/>
           <w:citation/>
         </w:sdtPr>
+        <w:sdtEndPr/>
         <w:sdtContent>
           <w:r>
             <w:fldChar w:fldCharType="begin"/>
@@ -9192,6 +9189,7 @@
           <w:id w:val="1939102365"/>
           <w:citation/>
         </w:sdtPr>
+        <w:sdtEndPr/>
         <w:sdtContent>
           <w:r>
             <w:fldChar w:fldCharType="begin"/>
@@ -9227,7 +9225,15 @@
         <w:t>. Este token actúa como una llave específica que otorga permisos limitados a datos puntuales, garantizando que la aplicación solicitante nunca vea la contraseña del usuario.</w:t>
       </w:r>
       <w:r>
-        <w:t xml:space="preserve"> Su implementación es compleja y puede generar riesgos si los tokens no se manejan bien. Además, depende de proveedores externos, por lo que si fallan, se bloquea el acceso a las aplicaciones.</w:t>
+        <w:t xml:space="preserve"> Su implementación es compleja y puede generar riesgos si los tokens no se manejan bien. Además, depende de proveedores externos, por lo </w:t>
+      </w:r>
+      <w:proofErr w:type="gramStart"/>
+      <w:r>
+        <w:t>que</w:t>
+      </w:r>
+      <w:proofErr w:type="gramEnd"/>
+      <w:r>
+        <w:t xml:space="preserve"> si fallan, se bloquea el acceso a las aplicaciones.</w:t>
       </w:r>
     </w:p>
     <w:p>
@@ -9272,6 +9278,7 @@
           <w:id w:val="-543062743"/>
           <w:citation/>
         </w:sdtPr>
+        <w:sdtEndPr/>
         <w:sdtContent>
           <w:r>
             <w:fldChar w:fldCharType="begin"/>
@@ -9386,6 +9393,7 @@
           <w:id w:val="-302853393"/>
           <w:citation/>
         </w:sdtPr>
+        <w:sdtEndPr/>
         <w:sdtContent>
           <w:r>
             <w:fldChar w:fldCharType="begin"/>
@@ -9426,7 +9434,31 @@
         <w:t>My</w:t>
       </w:r>
       <w:r>
-        <w:t>SQL, MySQL es un sistema gestor de bases de datos relacional (RDBMS) que utiliza el lenguaje SQL (Structured Query Language) para la creación, manipulación y administración de la información. Este sistema permite almacenar los datos de manera estructurada en tablas relacionadas entre sí</w:t>
+        <w:t>SQL, MySQL es un sistema gestor de bases de datos relacional (RDBMS) que utiliza el lenguaje SQL (</w:t>
+      </w:r>
+      <w:proofErr w:type="spellStart"/>
+      <w:r>
+        <w:t>Structured</w:t>
+      </w:r>
+      <w:proofErr w:type="spellEnd"/>
+      <w:r>
+        <w:t xml:space="preserve"> </w:t>
+      </w:r>
+      <w:proofErr w:type="spellStart"/>
+      <w:r>
+        <w:t>Query</w:t>
+      </w:r>
+      <w:proofErr w:type="spellEnd"/>
+      <w:r>
+        <w:t xml:space="preserve"> </w:t>
+      </w:r>
+      <w:proofErr w:type="spellStart"/>
+      <w:r>
+        <w:t>Language</w:t>
+      </w:r>
+      <w:proofErr w:type="spellEnd"/>
+      <w:r>
+        <w:t>) para la creación, manipulación y administración de la información. Este sistema permite almacenar los datos de manera estructurada en tablas relacionadas entre sí</w:t>
       </w:r>
       <w:r>
         <w:t>.</w:t>
@@ -9473,8 +9505,13 @@
         <w:jc w:val="both"/>
       </w:pPr>
       <w:r>
-        <w:t>Bajo las premisas establesidas</w:t>
-      </w:r>
+        <w:t xml:space="preserve">Bajo las premisas </w:t>
+      </w:r>
+      <w:proofErr w:type="spellStart"/>
+      <w:r>
+        <w:t>establesidas</w:t>
+      </w:r>
+      <w:proofErr w:type="spellEnd"/>
       <w:r>
         <w:t xml:space="preserve"> por </w:t>
       </w:r>
@@ -9483,6 +9520,7 @@
           <w:id w:val="1218253044"/>
           <w:citation/>
         </w:sdtPr>
+        <w:sdtEndPr/>
         <w:sdtContent>
           <w:r>
             <w:fldChar w:fldCharType="begin"/>
@@ -9568,6 +9606,7 @@
           <w:id w:val="825324792"/>
           <w:citation/>
         </w:sdtPr>
+        <w:sdtEndPr/>
         <w:sdtContent>
           <w:r>
             <w:fldChar w:fldCharType="begin"/>
@@ -9593,7 +9632,15 @@
         <w:t xml:space="preserve"> </w:t>
       </w:r>
       <w:r>
-        <w:t>en el libro Microsoft SQL Server: Diseño y Administración Básica de Bases de Datos con Transact-SQL, Microsoft SQL Server es un sistema gestor de bases de datos relacional (RDBMS) desarrollado por Microsoft, orientado a la administración, almacenamiento y procesamiento eficiente de grandes volúmenes de información</w:t>
+        <w:t xml:space="preserve">en el libro Microsoft SQL Server: Diseño y Administración Básica de Bases de Datos con </w:t>
+      </w:r>
+      <w:proofErr w:type="spellStart"/>
+      <w:r>
+        <w:t>Transact</w:t>
+      </w:r>
+      <w:proofErr w:type="spellEnd"/>
+      <w:r>
+        <w:t>-SQL, Microsoft SQL Server es un sistema gestor de bases de datos relacional (RDBMS) desarrollado por Microsoft, orientado a la administración, almacenamiento y procesamiento eficiente de grandes volúmenes de información</w:t>
       </w:r>
       <w:r>
         <w:t xml:space="preserve">. </w:t>
@@ -9610,7 +9657,23 @@
       </w:pPr>
       <w:r>
         <w:lastRenderedPageBreak/>
-        <w:t>Microsoft SQL Server destaca por su alta confiabilidad y estabilidad en entornos empresariales. Ofrece gran control de la lógica de negocio mediante Transact-SQL (procedimientos, funciones y triggers), además de sólidos mecanismos de seguridad.</w:t>
+        <w:t xml:space="preserve">Microsoft SQL Server destaca por su alta confiabilidad y estabilidad en entornos empresariales. Ofrece gran control de la lógica de negocio mediante </w:t>
+      </w:r>
+      <w:proofErr w:type="spellStart"/>
+      <w:r>
+        <w:t>Transact</w:t>
+      </w:r>
+      <w:proofErr w:type="spellEnd"/>
+      <w:r>
+        <w:t xml:space="preserve">-SQL (procedimientos, funciones y </w:t>
+      </w:r>
+      <w:proofErr w:type="spellStart"/>
+      <w:r>
+        <w:t>triggers</w:t>
+      </w:r>
+      <w:proofErr w:type="spellEnd"/>
+      <w:r>
+        <w:t>), además de sólidos mecanismos de seguridad.</w:t>
       </w:r>
     </w:p>
     <w:p>
@@ -9649,7 +9712,7 @@
           <w:iCs/>
         </w:rPr>
       </w:pPr>
-      <w:bookmarkStart w:id="23" w:name="_Toc226479081"/>
+      <w:bookmarkStart w:id="23" w:name="_Toc226608168"/>
       <w:r>
         <w:rPr>
           <w:rFonts w:eastAsia="Arial"/>
@@ -9671,7 +9734,7 @@
         <w:rPr>
           <w:lang w:val="en-US"/>
         </w:rPr>
-        <w:t>LabWare LIMS (Laboratory Information Management System)</w:t>
+        <w:t>LIMS (Laboratory Information Management System)</w:t>
       </w:r>
     </w:p>
     <w:p>
@@ -9686,23 +9749,57 @@
         <w:jc w:val="both"/>
       </w:pPr>
       <w:r>
-        <w:t>LabWare es considerada una de las plataformas líderes a nivel global en la gestión de información de laboratorios para la industria farmacéutica. Su arquitectura está diseñada específicamente para cumplir con los estándares de integridad de datos y las regulaciones de la FDA (21 CFR Parte 11).</w:t>
-      </w:r>
-    </w:p>
-    <w:p>
-      <w:pPr>
-        <w:jc w:val="both"/>
-      </w:pPr>
-      <w:r>
-        <w:tab/>
-      </w:r>
-    </w:p>
-    <w:p>
-      <w:pPr>
-        <w:jc w:val="both"/>
-      </w:pPr>
-      <w:r>
-        <w:t>Ofrece un módulo robusto de seguimiento de muestras que automatiza el flujo y permite integración con códigos de barras y RFID para su localización. Como desventaja, su implementación es compleja, requiere soporte técnico especializado y puede resultar excesivo para procesos más simples.</w:t>
+        <w:t xml:space="preserve">De acuerdo con la visión de </w:t>
+      </w:r>
+      <w:sdt>
+        <w:sdtPr>
+          <w:rPr>
+            <w:lang w:val="en-US"/>
+          </w:rPr>
+          <w:id w:val="1838805003"/>
+          <w:citation/>
+        </w:sdtPr>
+        <w:sdtContent>
+          <w:r>
+            <w:rPr>
+              <w:lang w:val="en-US"/>
+            </w:rPr>
+            <w:fldChar w:fldCharType="begin"/>
+          </w:r>
+          <w:r>
+            <w:instrText xml:space="preserve"> CITATION Chr18 \l 2058 </w:instrText>
+          </w:r>
+          <w:r>
+            <w:rPr>
+              <w:lang w:val="en-US"/>
+            </w:rPr>
+            <w:fldChar w:fldCharType="separate"/>
+          </w:r>
+          <w:r>
+            <w:rPr>
+              <w:noProof/>
+            </w:rPr>
+            <w:t>(Christine Paszko, 2018)</w:t>
+          </w:r>
+          <w:r>
+            <w:rPr>
+              <w:lang w:val="en-US"/>
+            </w:rPr>
+            <w:fldChar w:fldCharType="end"/>
+          </w:r>
+        </w:sdtContent>
+      </w:sdt>
+      <w:r>
+        <w:t xml:space="preserve"> </w:t>
+      </w:r>
+      <w:r>
+        <w:t xml:space="preserve">en su </w:t>
+      </w:r>
+      <w:r>
+        <w:t>libro</w:t>
+      </w:r>
+      <w:r>
+        <w:t>, un LIMS se define como una solución integral que combina software y hardware para gestionar el ciclo de vida completo de una muestra dentro de un laboratorio. Su función principal no es solo almacenar datos, sino automatizar flujos de trabajo complejos, desde la recepción inicial de la muestra y la asignación de pruebas, hasta el análisis de resultados y la generación de informes finales. Al centralizar la información, el sistema elimina los errores humanos asociados a los registros manuales y garantiza que cada dato sea rastreable y auditable.</w:t>
       </w:r>
     </w:p>
     <w:p>
@@ -9721,20 +9818,51 @@
         <w:spacing w:before="0" w:after="0"/>
       </w:pPr>
       <w:r>
-        <w:t>Siemens Opcenter Execution Pharma (MES)</w:t>
-      </w:r>
-    </w:p>
-    <w:p/>
-    <w:p>
-      <w:pPr>
-        <w:jc w:val="both"/>
-      </w:pPr>
-      <w:r>
-        <w:t xml:space="preserve">Como lo menciona </w:t>
+        <w:t xml:space="preserve">Siemens </w:t>
+      </w:r>
+      <w:proofErr w:type="spellStart"/>
+      <w:r>
+        <w:t>Opcenter</w:t>
+      </w:r>
+      <w:proofErr w:type="spellEnd"/>
+      <w:r>
+        <w:t xml:space="preserve"> </w:t>
+      </w:r>
+      <w:proofErr w:type="spellStart"/>
+      <w:r>
+        <w:t>Execution</w:t>
+      </w:r>
+      <w:proofErr w:type="spellEnd"/>
+      <w:r>
+        <w:t xml:space="preserve"> </w:t>
+      </w:r>
+      <w:proofErr w:type="spellStart"/>
+      <w:r>
+        <w:t>Pharma</w:t>
+      </w:r>
+      <w:proofErr w:type="spellEnd"/>
+      <w:r>
+        <w:t xml:space="preserve"> (MES)</w:t>
+      </w:r>
+    </w:p>
+    <w:p>
+      <w:pPr>
+        <w:jc w:val="both"/>
+      </w:pPr>
+    </w:p>
+    <w:p>
+      <w:pPr>
+        <w:jc w:val="both"/>
+      </w:pPr>
+      <w:r>
+        <w:t>De acuerdo con la visión planteada</w:t>
+      </w:r>
+      <w:r>
+        <w:t xml:space="preserve"> de </w:t>
       </w:r>
       <w:sdt>
         <w:sdtPr>
-          <w:id w:val="1770273872"/>
+          <w:id w:val="-1235850752"/>
           <w:citation/>
         </w:sdtPr>
         <w:sdtContent>
@@ -9742,7 +9870,7 @@
             <w:fldChar w:fldCharType="begin"/>
           </w:r>
           <w:r>
-            <w:instrText xml:space="preserve"> CITATION Sie23 \l 2058 </w:instrText>
+            <w:instrText xml:space="preserve"> CITATION Bia09 \l 2058 </w:instrText>
           </w:r>
           <w:r>
             <w:fldChar w:fldCharType="separate"/>
@@ -9751,7 +9879,7 @@
             <w:rPr>
               <w:noProof/>
             </w:rPr>
-            <w:t>(Siemens, 2023)</w:t>
+            <w:t>(Scholten, 2009)</w:t>
           </w:r>
           <w:r>
             <w:fldChar w:fldCharType="end"/>
@@ -9759,33 +9887,24 @@
         </w:sdtContent>
       </w:sdt>
       <w:r>
-        <w:t xml:space="preserve">, </w:t>
-      </w:r>
-      <w:r>
-        <w:t xml:space="preserve">los sistemas de ejecución de manufactura (MES), </w:t>
-      </w:r>
-      <w:r>
-        <w:t xml:space="preserve">como </w:t>
-      </w:r>
-      <w:r>
-        <w:t>la solución de Siemens está orientada a la digitalización completa de la planta de producción, eliminando los registros en papel mediante el uso de registros electrónicos de lotes (Electronic Batch Records).</w:t>
-      </w:r>
-    </w:p>
-    <w:p>
-      <w:pPr>
-        <w:jc w:val="both"/>
-      </w:pPr>
-    </w:p>
-    <w:p>
-      <w:pPr>
-        <w:jc w:val="both"/>
-      </w:pPr>
-      <w:r>
-        <w:t xml:space="preserve">Garantiza una trazabilidad de extremo a extremo, vinculando cada producto con sus condiciones de fabricación y almacenamiento. Además, destaca por su alta </w:t>
+        <w:t xml:space="preserve">, un sistema MES se define como el eslabón crítico de comunicación que cierra la brecha entre la planificación empresarial (ERP) y el control real en el piso de planta. Su propósito fundamental es proporcionar visibilidad en tiempo real sobre las operaciones de fabricación, transformando las órdenes de trabajo en productos terminados mediante el seguimiento y la optimización de cada paso del proceso. El libro destaca que un MES no es simplemente un recolector de datos, sino un motor de ejecución que asegura </w:t>
       </w:r>
       <w:r>
         <w:lastRenderedPageBreak/>
-        <w:t>confiabilidad y alineación con los principios de Industria 4.0. Como desventaja, su implementación requiere una inversión considerable de tiempo y recursos, lo que puede limitar su adopción en áreas que buscan soluciones más específicas o ágiles.</w:t>
+        <w:t>que las actividades de producción se realicen de manera eficiente, consistente y alineada con los objetivos de negocio de la organización.</w:t>
+      </w:r>
+    </w:p>
+    <w:p>
+      <w:pPr>
+        <w:jc w:val="both"/>
+      </w:pPr>
+    </w:p>
+    <w:p>
+      <w:pPr>
+        <w:jc w:val="both"/>
+      </w:pPr>
+      <w:r>
+        <w:t xml:space="preserve">La obra también enfatiza que la implementación de un MES es una decisión estratégica que va más allá de la tecnología, impactando directamente en la agilidad y la competitividad de la empresa. Al digitalizar el flujo de información, el sistema permite reducir drásticamente los tiempos de ciclo, eliminar el papeleo y minimizar los errores de producción a través de funciones como el control de calidad integrado y la gestión de la genealogía del producto. </w:t>
       </w:r>
     </w:p>
     <w:p>
@@ -9803,7 +9922,7 @@
         <w:pStyle w:val="Ttulo2"/>
         <w:spacing w:line="360" w:lineRule="auto"/>
       </w:pPr>
-      <w:bookmarkStart w:id="24" w:name="_Toc226479082"/>
+      <w:bookmarkStart w:id="24" w:name="_Toc226608169"/>
       <w:r>
         <w:t>P</w:t>
       </w:r>
@@ -10097,10 +10216,30 @@
         </w:rPr>
       </w:pPr>
       <w:r>
-        <w:t xml:space="preserve">La construcción del backend para este sistema será con </w:t>
-      </w:r>
-      <w:r>
-        <w:t>.NET Framework debido a que forma parte del estándar corporativo de la organización, lo cual garantiza compatibilidad, soporte institucional y una integración directa con la infraestructura existente, incluyendo servidores, servicios internos y mecanismos de autenticación como Active Directory.</w:t>
+        <w:t xml:space="preserve">La construcción del </w:t>
+      </w:r>
+      <w:proofErr w:type="spellStart"/>
+      <w:r>
+        <w:t>backend</w:t>
+      </w:r>
+      <w:proofErr w:type="spellEnd"/>
+      <w:r>
+        <w:t xml:space="preserve"> para este sistema será con </w:t>
+      </w:r>
+      <w:r>
+        <w:t xml:space="preserve">.NET Framework debido a que forma parte del estándar corporativo de la organización, lo cual garantiza compatibilidad, soporte institucional y una integración directa con la infraestructura </w:t>
+      </w:r>
+      <w:r>
+        <w:lastRenderedPageBreak/>
+        <w:t xml:space="preserve">existente, incluyendo servidores, servicios internos y mecanismos de autenticación como Active </w:t>
+      </w:r>
+      <w:proofErr w:type="spellStart"/>
+      <w:r>
+        <w:t>Directory</w:t>
+      </w:r>
+      <w:proofErr w:type="spellEnd"/>
+      <w:r>
+        <w:t>.</w:t>
       </w:r>
     </w:p>
     <w:p/>
@@ -10109,20 +10248,287 @@
         <w:jc w:val="both"/>
       </w:pPr>
       <w:r>
-        <w:t>Para la parte del Frontend s</w:t>
-      </w:r>
-      <w:r>
-        <w:t xml:space="preserve">e seleccionó React como biblioteca principal para el desarrollo del frontend debido a su capacidad para construir interfaces de usuario </w:t>
-      </w:r>
+        <w:t xml:space="preserve">Para la parte del </w:t>
+      </w:r>
+      <w:proofErr w:type="spellStart"/>
+      <w:r>
+        <w:t>Frontend</w:t>
+      </w:r>
+      <w:proofErr w:type="spellEnd"/>
+      <w:r>
+        <w:t xml:space="preserve"> s</w:t>
+      </w:r>
+      <w:r>
+        <w:t xml:space="preserve">e seleccionó </w:t>
+      </w:r>
+      <w:proofErr w:type="spellStart"/>
+      <w:r>
+        <w:t>React</w:t>
+      </w:r>
+      <w:proofErr w:type="spellEnd"/>
+      <w:r>
+        <w:t xml:space="preserve"> como biblioteca principal para el desarrollo del </w:t>
+      </w:r>
+      <w:proofErr w:type="spellStart"/>
+      <w:r>
+        <w:t>frontend</w:t>
+      </w:r>
+      <w:proofErr w:type="spellEnd"/>
+      <w:r>
+        <w:t xml:space="preserve"> debido a su capacidad para construir interfaces de usuario dinámicas, reactivas y altamente eficientes, lo cual resulta fundamental en entornos operativos donde la interacción en tiempo real es crítica.</w:t>
+      </w:r>
+    </w:p>
+    <w:p>
+      <w:pPr>
+        <w:jc w:val="both"/>
+      </w:pPr>
+    </w:p>
+    <w:p>
+      <w:pPr>
+        <w:pStyle w:val="Ttulo3"/>
+        <w:rPr>
+          <w:rFonts w:eastAsia="Arial"/>
+        </w:rPr>
+      </w:pPr>
+      <w:bookmarkStart w:id="25" w:name="_Toc226608170"/>
+      <w:r>
+        <w:rPr>
+          <w:rFonts w:eastAsia="Arial"/>
+        </w:rPr>
+        <w:t>Base de datos</w:t>
+      </w:r>
+      <w:bookmarkEnd w:id="25"/>
+      <w:r>
+        <w:rPr>
+          <w:rFonts w:eastAsia="Arial"/>
+        </w:rPr>
+        <w:t xml:space="preserve"> </w:t>
+      </w:r>
+    </w:p>
+    <w:p>
+      <w:pPr>
+        <w:jc w:val="both"/>
+      </w:pPr>
+    </w:p>
+    <w:p>
+      <w:pPr>
+        <w:jc w:val="both"/>
+      </w:pPr>
+      <w:r>
+        <w:t xml:space="preserve">Se seleccionó Microsoft SQL Server como sistema gestor de base de datos debido a su robustez, confiabilidad y amplia adopción en entornos empresariales, especialmente en organizaciones que ya utilizan tecnologías del ecosistema Microsoft, como .NET Framework y Active </w:t>
+      </w:r>
+      <w:proofErr w:type="spellStart"/>
+      <w:r>
+        <w:t>Directory</w:t>
+      </w:r>
+      <w:proofErr w:type="spellEnd"/>
+      <w:r>
+        <w:t>. Una de las principales ventajas de SQL Server es su capacidad para garantizar la integridad y consistencia de los datos mediante el uso de transacciones ACID, lo cual es fundamental en sistemas críticos como el de gestión de muestras de retención. Esto asegura que operaciones como el registro de muestras, almacenamiento de cajas y firmas electrónicas se realicen de manera segura y sin pérdida de información.</w:t>
+      </w:r>
+    </w:p>
+    <w:p>
+      <w:pPr>
+        <w:jc w:val="both"/>
+      </w:pPr>
+    </w:p>
+    <w:p>
+      <w:pPr>
+        <w:jc w:val="both"/>
+      </w:pPr>
+      <w:r>
+        <w:t xml:space="preserve">Asimismo, SQL Server ofrece mecanismos avanzados de seguridad, incluyendo autenticación integrada con Active </w:t>
+      </w:r>
+      <w:proofErr w:type="spellStart"/>
+      <w:r>
+        <w:t>Directory</w:t>
+      </w:r>
+      <w:proofErr w:type="spellEnd"/>
+      <w:r>
+        <w:t>, control de accesos por roles y auditoría de operaciones. Estas características permiten cumplir con los requisitos de trazabilidad y control establecidos en normativas regulatorias y en lineamientos como GAMP 5.</w:t>
+      </w:r>
+    </w:p>
+    <w:p>
+      <w:pPr>
+        <w:jc w:val="both"/>
+      </w:pPr>
+    </w:p>
+    <w:p>
+      <w:pPr>
+        <w:jc w:val="both"/>
+      </w:pPr>
+      <w:r>
+        <w:t>Finalmente, su integración nativa con .NET Framework simplifica el desarrollo y mantenimiento del sistema, permitiendo una comunicación eficiente entre la capa de aplicación y la base de datos.</w:t>
+      </w:r>
+    </w:p>
+    <w:p>
+      <w:pPr>
+        <w:jc w:val="both"/>
+      </w:pPr>
+    </w:p>
+    <w:p/>
+    <w:p>
+      <w:pPr>
+        <w:pStyle w:val="Ttulo3"/>
+        <w:rPr>
+          <w:rFonts w:eastAsia="Arial"/>
+        </w:rPr>
+      </w:pPr>
+      <w:bookmarkStart w:id="26" w:name="_Toc226608171"/>
       <w:r>
         <w:lastRenderedPageBreak/>
-        <w:t>dinámicas, reactivas y altamente eficientes, lo cual resulta fundamental en entornos operativos donde la interacción en tiempo real es crítica.</w:t>
-      </w:r>
-    </w:p>
-    <w:p>
-      <w:pPr>
-        <w:jc w:val="both"/>
-      </w:pPr>
+        <w:t>Seguridad</w:t>
+      </w:r>
+      <w:bookmarkEnd w:id="26"/>
+      <w:r>
+        <w:rPr>
+          <w:rFonts w:eastAsia="Arial"/>
+        </w:rPr>
+        <w:t xml:space="preserve"> </w:t>
+      </w:r>
+    </w:p>
+    <w:p/>
+    <w:p>
+      <w:pPr>
+        <w:jc w:val="both"/>
+      </w:pPr>
+      <w:r>
+        <w:t>Como parte de la propuesta de solución del sistema, se contempla la implementación de un modelo de seguridad integral que garantice la protección de la información, el control de accesos y la trazabilidad de las operaciones, en cumplimiento con las buenas prácticas establecidas en GAMP 5 y lineamientos de sistemas regulados.</w:t>
+      </w:r>
+    </w:p>
+    <w:p>
+      <w:pPr>
+        <w:jc w:val="both"/>
+      </w:pPr>
+    </w:p>
+    <w:p>
+      <w:pPr>
+        <w:jc w:val="both"/>
+      </w:pPr>
+      <w:r>
+        <w:t xml:space="preserve">En primer lugar, se propone un esquema de autenticación centralizada, basado en la integración con Active </w:t>
+      </w:r>
+      <w:proofErr w:type="spellStart"/>
+      <w:r>
+        <w:t>Directory</w:t>
+      </w:r>
+      <w:proofErr w:type="spellEnd"/>
+      <w:r>
+        <w:t>, permitiendo validar la identidad de los usuarios mediante las credenciales corporativas. Este enfoque asegura que únicamente personal autorizado tenga acceso al sistema, alineándose con las políticas de seguridad de la organización.</w:t>
+      </w:r>
+    </w:p>
+    <w:p>
+      <w:pPr>
+        <w:jc w:val="both"/>
+      </w:pPr>
+    </w:p>
+    <w:p>
+      <w:pPr>
+        <w:jc w:val="both"/>
+      </w:pPr>
+      <w:r>
+        <w:t>Adicionalmente, se implementará un mecanismo de autorización basado en roles, mediante el cual se definirán distintos perfiles de usuario (como administrador, supervisor y operador), cada uno con permisos específicos sobre las funcionalidades del sistema. Esto permitirá restringir el acceso a operaciones críticas y asegurar que cada usuario solo pueda ejecutar acciones acordes a sus responsabilidades.</w:t>
+      </w:r>
+    </w:p>
+    <w:p>
+      <w:pPr>
+        <w:jc w:val="both"/>
+      </w:pPr>
+    </w:p>
+    <w:p>
+      <w:pPr>
+        <w:jc w:val="both"/>
+      </w:pPr>
+      <w:r>
+        <w:t xml:space="preserve">Para proteger la comunicación entre el </w:t>
+      </w:r>
+      <w:proofErr w:type="spellStart"/>
+      <w:r>
+        <w:t>frontend</w:t>
+      </w:r>
+      <w:proofErr w:type="spellEnd"/>
+      <w:r>
+        <w:t xml:space="preserve"> y el </w:t>
+      </w:r>
+      <w:proofErr w:type="spellStart"/>
+      <w:r>
+        <w:t>backend</w:t>
+      </w:r>
+      <w:proofErr w:type="spellEnd"/>
+      <w:r>
+        <w:t>, se propone el uso de tokens de autenticación (JWT), los cuales serán generados tras el inicio de sesión y enviados en cada solicitud a la API. Este mecanismo permitirá validar la sesión del usuario de manera segura y eficiente, evitando accesos no autorizados.</w:t>
+      </w:r>
+    </w:p>
+    <w:p>
+      <w:pPr>
+        <w:jc w:val="both"/>
+      </w:pPr>
+    </w:p>
+    <w:p>
+      <w:pPr>
+        <w:jc w:val="both"/>
+      </w:pPr>
+      <w:r>
+        <w:t>En cuanto a la gestión de datos, se plantea el uso de identificadores únicos globales (GUID) para cada entidad del sistema, con el fin de evitar duplicidades y reducir la posibilidad de manipulación de registros. Asimismo, se garantizará la integridad de la información mediante el uso de transacciones en la base de datos.</w:t>
+      </w:r>
+    </w:p>
+    <w:p>
+      <w:pPr>
+        <w:jc w:val="both"/>
+      </w:pPr>
+    </w:p>
+    <w:p>
+      <w:pPr>
+        <w:jc w:val="both"/>
+      </w:pPr>
+      <w:r>
+        <w:t xml:space="preserve">Un componente clave de la seguridad propuesta es la implementación de firmas electrónicas para operaciones críticas, como la validación de registros o el almacenamiento de muestras. Para ejecutar estas acciones, el usuario deberá </w:t>
+      </w:r>
+      <w:r>
+        <w:lastRenderedPageBreak/>
+        <w:t>reingresar sus credenciales, las cuales serán verificadas nuevamente contra el sistema de autenticación. Esto permitirá asegurar la autenticidad de las operaciones y cumplir con principios de no repudio.</w:t>
+      </w:r>
+    </w:p>
+    <w:p>
+      <w:pPr>
+        <w:jc w:val="both"/>
+      </w:pPr>
+    </w:p>
+    <w:p>
+      <w:pPr>
+        <w:jc w:val="both"/>
+      </w:pPr>
+      <w:r>
+        <w:t>De igual manera, se contempla la implementación de un Audit Trail, en el cual se registrarán todas las acciones relevantes realizadas en el sistema, incluyendo información como el usuario, la fecha, la hora y la operación ejecutada. Este registro permitirá mantener una trazabilidad completa de los procesos, facilitando auditorías y asegurando el cumplimiento de los requisitos regulatorios.</w:t>
+      </w:r>
+    </w:p>
+    <w:p>
+      <w:pPr>
+        <w:jc w:val="both"/>
+      </w:pPr>
+    </w:p>
+    <w:p>
+      <w:pPr>
+        <w:jc w:val="both"/>
+      </w:pPr>
+      <w:r>
+        <w:t xml:space="preserve">Finalmente, se establecerán mecanismos de control y validación en cada capa del sistema, asegurando que tanto el </w:t>
+      </w:r>
+      <w:proofErr w:type="spellStart"/>
+      <w:r>
+        <w:t>frontend</w:t>
+      </w:r>
+      <w:proofErr w:type="spellEnd"/>
+      <w:r>
+        <w:t xml:space="preserve"> como el </w:t>
+      </w:r>
+      <w:proofErr w:type="spellStart"/>
+      <w:r>
+        <w:t>backend</w:t>
+      </w:r>
+      <w:proofErr w:type="spellEnd"/>
+      <w:r>
+        <w:t xml:space="preserve"> contribuyan a la protección de la información y a la correcta ejecución de los procesos. En conjunto, esta propuesta de seguridad busca garantizar un sistema confiable, trazable y alineado con las exigencias de entornos regulados, asegurando la integridad de los datos y la correcta identificación de los usuarios en cada operación.</w:t>
+      </w:r>
     </w:p>
     <w:p>
       <w:pPr>
@@ -10131,163 +10537,61 @@
           <w:rFonts w:eastAsia="Arial"/>
         </w:rPr>
       </w:pPr>
-      <w:bookmarkStart w:id="25" w:name="_Toc226479086"/>
+      <w:bookmarkStart w:id="27" w:name="_Toc226608172"/>
       <w:r>
         <w:rPr>
           <w:rFonts w:eastAsia="Arial"/>
         </w:rPr>
-        <w:t>Base de datos</w:t>
-      </w:r>
-      <w:bookmarkEnd w:id="25"/>
-      <w:r>
-        <w:rPr>
-          <w:rFonts w:eastAsia="Arial"/>
-        </w:rPr>
-        <w:t xml:space="preserve"> </w:t>
-      </w:r>
-    </w:p>
-    <w:p>
-      <w:pPr>
-        <w:jc w:val="both"/>
-      </w:pPr>
-    </w:p>
-    <w:p>
-      <w:pPr>
-        <w:jc w:val="both"/>
-      </w:pPr>
-      <w:r>
-        <w:t>Se seleccionó Microsoft SQL Server como sistema gestor de base de datos debido a su robustez, confiabilidad y amplia adopción en entornos empresariales, especialmente en organizaciones que ya utilizan tecnologías del ecosistema Microsoft, como .NET Framework y Active Directory. Una de las principales ventajas de SQL Server es su capacidad para garantizar la integridad y consistencia de los datos mediante el uso de transacciones ACID, lo cual es fundamental en sistemas críticos como el de gestión de muestras de retención. Esto asegura que operaciones como el registro de muestras, almacenamiento de cajas y firmas electrónicas se realicen de manera segura y sin pérdida de información.</w:t>
-      </w:r>
-    </w:p>
-    <w:p>
-      <w:pPr>
-        <w:jc w:val="both"/>
-      </w:pPr>
-    </w:p>
-    <w:p>
-      <w:pPr>
-        <w:jc w:val="both"/>
-      </w:pPr>
-      <w:r>
-        <w:t>Asimismo, SQL Server ofrece mecanismos avanzados de seguridad, incluyendo autenticación integrada con Active Directory, control de accesos por roles y auditoría de operaciones. Estas características permiten cumplir con los requisitos de trazabilidad y control establecidos en normativas regulatorias y en lineamientos como GAMP 5.</w:t>
-      </w:r>
-    </w:p>
-    <w:p>
-      <w:pPr>
-        <w:jc w:val="both"/>
-      </w:pPr>
-    </w:p>
-    <w:p>
-      <w:pPr>
-        <w:jc w:val="both"/>
-      </w:pPr>
-      <w:r>
-        <w:t>Finalmente, su integración nativa con .NET Framework simplifica el desarrollo y mantenimiento del sistema, permitiendo una comunicación eficiente entre la capa de aplicación y la base de datos.</w:t>
-      </w:r>
-    </w:p>
-    <w:p>
-      <w:pPr>
-        <w:jc w:val="both"/>
-      </w:pPr>
-    </w:p>
-    <w:p/>
-    <w:p>
-      <w:pPr>
-        <w:pStyle w:val="Ttulo3"/>
-        <w:rPr>
-          <w:rFonts w:eastAsia="Arial"/>
-        </w:rPr>
-      </w:pPr>
-      <w:bookmarkStart w:id="26" w:name="_Toc226479087"/>
-      <w:r>
-        <w:t>Seguridad</w:t>
-      </w:r>
-      <w:bookmarkEnd w:id="26"/>
-      <w:r>
-        <w:rPr>
-          <w:rFonts w:eastAsia="Arial"/>
-        </w:rPr>
-        <w:t xml:space="preserve"> </w:t>
-      </w:r>
-    </w:p>
-    <w:p/>
-    <w:p>
-      <w:pPr>
-        <w:jc w:val="both"/>
-      </w:pPr>
-      <w:r>
-        <w:t>Como parte de la propuesta de solución del sistema, se contempla la implementación de un modelo de seguridad integral que garantice la protección de la información, el control de accesos y la trazabilidad de las operaciones, en cumplimiento con las buenas prácticas establecidas en GAMP 5 y lineamientos de sistemas regulados.</w:t>
-      </w:r>
-    </w:p>
-    <w:p>
-      <w:pPr>
-        <w:jc w:val="both"/>
-      </w:pPr>
-    </w:p>
-    <w:p>
-      <w:pPr>
-        <w:jc w:val="both"/>
-      </w:pPr>
-      <w:r>
-        <w:t>En primer lugar, se propone un esquema de autenticación centralizada, basado en la integración con Active Directory, permitiendo validar la identidad de los usuarios mediante las credenciales corporativas. Este enfoque asegura que únicamente personal autorizado tenga acceso al sistema, alineándose con las políticas de seguridad de la organización.</w:t>
-      </w:r>
-    </w:p>
-    <w:p>
-      <w:pPr>
-        <w:jc w:val="both"/>
-      </w:pPr>
-    </w:p>
-    <w:p>
-      <w:pPr>
-        <w:jc w:val="both"/>
-      </w:pPr>
-      <w:r>
-        <w:t>Adicionalmente, se implementará un mecanismo de autorización basado en roles, mediante el cual se definirán distintos perfiles de usuario (como administrador, supervisor y operador), cada uno con permisos específicos sobre las funcionalidades del sistema. Esto permitirá restringir el acceso a operaciones críticas y asegurar que cada usuario solo pueda ejecutar acciones acordes a sus responsabilidades.</w:t>
-      </w:r>
-    </w:p>
-    <w:p>
-      <w:pPr>
-        <w:jc w:val="both"/>
-      </w:pPr>
-    </w:p>
-    <w:p>
-      <w:pPr>
-        <w:jc w:val="both"/>
-      </w:pPr>
-      <w:r>
-        <w:t>Para proteger la comunicación entre el frontend y el backend, se propone el uso de tokens de autenticación (JWT), los cuales serán generados tras el inicio de sesión y enviados en cada solicitud a la API. Este mecanismo permitirá validar la sesión del usuario de manera segura y eficiente, evitando accesos no autorizados.</w:t>
-      </w:r>
-    </w:p>
-    <w:p>
-      <w:pPr>
-        <w:jc w:val="both"/>
-      </w:pPr>
-    </w:p>
-    <w:p>
-      <w:pPr>
-        <w:jc w:val="both"/>
-      </w:pPr>
-      <w:r>
-        <w:t>En cuanto a la gestión de datos, se plantea el uso de identificadores únicos globales (GUID) para cada entidad del sistema, con el fin de evitar duplicidades y reducir la posibilidad de manipulación de registros. Asimismo, se garantizará la integridad de la información mediante el uso de transacciones en la base de datos.</w:t>
-      </w:r>
-    </w:p>
-    <w:p>
-      <w:pPr>
-        <w:jc w:val="both"/>
-      </w:pPr>
-    </w:p>
-    <w:p>
-      <w:pPr>
-        <w:jc w:val="both"/>
-      </w:pPr>
-      <w:r>
-        <w:t>Un componente clave de la seguridad propuesta es la implementación de firmas electrónicas para operaciones críticas, como la validación de registros o el almacenamiento de muestras. Para ejecutar estas acciones, el usuario deberá reingresar sus credenciales, las cuales serán verificadas nuevamente contra el sistema de autenticación. Esto permitirá asegurar la autenticidad de las operaciones y cumplir con principios de no repudio.</w:t>
-      </w:r>
-    </w:p>
-    <w:p>
-      <w:pPr>
-        <w:jc w:val="both"/>
-      </w:pPr>
+        <w:t>Pruebas</w:t>
+      </w:r>
+      <w:bookmarkEnd w:id="27"/>
+    </w:p>
+    <w:p>
+      <w:pPr>
+        <w:jc w:val="both"/>
+        <w:rPr>
+          <w:rFonts w:eastAsia="Arial" w:cs="Arial"/>
+          <w:color w:val="000000" w:themeColor="text1"/>
+          <w:szCs w:val="24"/>
+        </w:rPr>
+      </w:pPr>
+    </w:p>
+    <w:p>
+      <w:pPr>
+        <w:jc w:val="both"/>
+      </w:pPr>
+      <w:r>
+        <w:t>Se plantea la implementación de una estrategia de pruebas estructurada y basada en riesgo, alineada con los lineamientos de GAMP 5, con el objetivo de garantizar la calidad, confiabilidad y cumplimiento regulatorio del sistema.</w:t>
+      </w:r>
+    </w:p>
+    <w:p>
+      <w:pPr>
+        <w:jc w:val="both"/>
+      </w:pPr>
+      <w:r>
+        <w:t>La estrategia de pruebas se diseñará en concordancia con el Modelo en V, estableciendo una relación directa entre las fases de desarrollo y sus correspondientes niveles de validación. De esta manera, cada requerimiento definido será verificado mediante pruebas específicas, asegurando la trazabilidad desde su definición hasta su validación final.</w:t>
+      </w:r>
+    </w:p>
+    <w:p>
+      <w:pPr>
+        <w:jc w:val="both"/>
+      </w:pPr>
+    </w:p>
+    <w:p>
+      <w:pPr>
+        <w:jc w:val="both"/>
+      </w:pPr>
+      <w:r>
+        <w:t xml:space="preserve">En primer lugar, se propone la realización de pruebas unitarias, enfocadas en validar el correcto funcionamiento de componentes individuales del sistema, especialmente en la lógica de negocio del </w:t>
+      </w:r>
+      <w:proofErr w:type="spellStart"/>
+      <w:r>
+        <w:t>backend</w:t>
+      </w:r>
+      <w:proofErr w:type="spellEnd"/>
+      <w:r>
+        <w:t>. Estas pruebas permitirán identificar errores de manera temprana y reducir el impacto de fallos en etapas posteriores del desarrollo.</w:t>
+      </w:r>
     </w:p>
     <w:p>
       <w:pPr>
@@ -10295,100 +10599,52 @@
       </w:pPr>
       <w:r>
         <w:lastRenderedPageBreak/>
-        <w:t>De igual manera, se contempla la implementación de un Audit Trail, en el cual se registrarán todas las acciones relevantes realizadas en el sistema, incluyendo información como el usuario, la fecha, la hora y la operación ejecutada. Este registro permitirá mantener una trazabilidad completa de los procesos, facilitando auditorías y asegurando el cumplimiento de los requisitos regulatorios.</w:t>
-      </w:r>
-    </w:p>
-    <w:p>
-      <w:pPr>
-        <w:jc w:val="both"/>
-      </w:pPr>
-    </w:p>
-    <w:p>
-      <w:pPr>
-        <w:jc w:val="both"/>
-      </w:pPr>
-      <w:r>
-        <w:t>Finalmente, se establecerán mecanismos de control y validación en cada capa del sistema, asegurando que tanto el frontend como el backend contribuyan a la protección de la información y a la correcta ejecución de los procesos. En conjunto, esta propuesta de seguridad busca garantizar un sistema confiable, trazable y alineado con las exigencias de entornos regulados, asegurando la integridad de los datos y la correcta identificación de los usuarios en cada operación.</w:t>
-      </w:r>
-    </w:p>
-    <w:p>
-      <w:pPr>
-        <w:pStyle w:val="Ttulo3"/>
-        <w:rPr>
-          <w:rFonts w:eastAsia="Arial"/>
-        </w:rPr>
-      </w:pPr>
-      <w:bookmarkStart w:id="27" w:name="_Toc226479088"/>
-      <w:r>
-        <w:rPr>
-          <w:rFonts w:eastAsia="Arial"/>
-        </w:rPr>
-        <w:t>Pruebas</w:t>
-      </w:r>
-      <w:bookmarkEnd w:id="27"/>
-    </w:p>
-    <w:p>
-      <w:pPr>
-        <w:jc w:val="both"/>
-        <w:rPr>
-          <w:rFonts w:eastAsia="Arial" w:cs="Arial"/>
-          <w:color w:val="000000" w:themeColor="text1"/>
-          <w:szCs w:val="24"/>
-        </w:rPr>
-      </w:pPr>
-    </w:p>
-    <w:p>
-      <w:pPr>
-        <w:jc w:val="both"/>
-      </w:pPr>
-      <w:r>
-        <w:t>Se plantea la implementación de una estrategia de pruebas estructurada y basada en riesgo, alineada con los lineamientos de GAMP 5, con el objetivo de garantizar la calidad, confiabilidad y cumplimiento regulatorio del sistema.</w:t>
-      </w:r>
-    </w:p>
-    <w:p>
-      <w:pPr>
-        <w:jc w:val="both"/>
-      </w:pPr>
-      <w:r>
-        <w:t>La estrategia de pruebas se diseñará en concordancia con el Modelo en V, estableciendo una relación directa entre las fases de desarrollo y sus correspondientes niveles de validación. De esta manera, cada requerimiento definido será verificado mediante pruebas específicas, asegurando la trazabilidad desde su definición hasta su validación final.</w:t>
-      </w:r>
-    </w:p>
-    <w:p>
-      <w:pPr>
-        <w:jc w:val="both"/>
-      </w:pPr>
-    </w:p>
-    <w:p>
-      <w:pPr>
-        <w:jc w:val="both"/>
-      </w:pPr>
-      <w:r>
-        <w:t>En primer lugar, se propone la realización de pruebas unitarias, enfocadas en validar el correcto funcionamiento de componentes individuales del sistema, especialmente en la lógica de negocio del backend. Estas pruebas permitirán identificar errores de manera temprana y reducir el impacto de fallos en etapas posteriores del desarrollo.</w:t>
-      </w:r>
-    </w:p>
-    <w:p>
-      <w:pPr>
-        <w:jc w:val="both"/>
-      </w:pPr>
-      <w:r>
-        <w:t xml:space="preserve">Posteriormente, se contemplan pruebas de integración, cuyo objetivo será verificar la correcta interacción entre los distintos componentes del sistema, incluyendo el frontend, el backend y la base de datos. Estas pruebas permitirán asegurar que los flujos de información se ejecuten de manera consistente, particularmente en procesos </w:t>
-      </w:r>
-      <w:r>
-        <w:lastRenderedPageBreak/>
-        <w:t>críticos como el registro de muestras, el escaneo de códigos QR y el almacenamiento de cajas.</w:t>
-      </w:r>
-    </w:p>
-    <w:p>
-      <w:pPr>
-        <w:jc w:val="both"/>
-      </w:pPr>
-    </w:p>
-    <w:p>
-      <w:pPr>
-        <w:jc w:val="both"/>
-      </w:pPr>
-      <w:r>
-        <w:t>Asimismo, se propone la ejecución de pruebas funcionales, orientadas a validar que el sistema cumpla con los casos de uso definidos. Estas pruebas se centrarán en verificar que las funcionalidades respondan correctamente a las acciones del usuario, incluyendo la gestión de batches, la administración de cajas, la visualización de shelves y la búsqueda de información.</w:t>
+        <w:t xml:space="preserve">Posteriormente, se contemplan pruebas de integración, cuyo objetivo será verificar la correcta interacción entre los distintos componentes del sistema, incluyendo el </w:t>
+      </w:r>
+      <w:proofErr w:type="spellStart"/>
+      <w:r>
+        <w:t>frontend</w:t>
+      </w:r>
+      <w:proofErr w:type="spellEnd"/>
+      <w:r>
+        <w:t xml:space="preserve">, el </w:t>
+      </w:r>
+      <w:proofErr w:type="spellStart"/>
+      <w:r>
+        <w:t>backend</w:t>
+      </w:r>
+      <w:proofErr w:type="spellEnd"/>
+      <w:r>
+        <w:t xml:space="preserve"> y la base de datos. Estas pruebas permitirán asegurar que los flujos de información se ejecuten de manera consistente, particularmente en procesos críticos como el registro de muestras, el escaneo de códigos QR y el almacenamiento de cajas.</w:t>
+      </w:r>
+    </w:p>
+    <w:p>
+      <w:pPr>
+        <w:jc w:val="both"/>
+      </w:pPr>
+    </w:p>
+    <w:p>
+      <w:pPr>
+        <w:jc w:val="both"/>
+      </w:pPr>
+      <w:r>
+        <w:t xml:space="preserve">Asimismo, se propone la ejecución de pruebas funcionales, orientadas a validar que el sistema cumpla con los casos de uso definidos. Estas pruebas se centrarán en verificar que las funcionalidades respondan correctamente a las acciones del usuario, incluyendo la gestión de </w:t>
+      </w:r>
+      <w:proofErr w:type="spellStart"/>
+      <w:r>
+        <w:t>batches</w:t>
+      </w:r>
+      <w:proofErr w:type="spellEnd"/>
+      <w:r>
+        <w:t xml:space="preserve">, la administración de cajas, la visualización de </w:t>
+      </w:r>
+      <w:proofErr w:type="spellStart"/>
+      <w:r>
+        <w:t>shelves</w:t>
+      </w:r>
+      <w:proofErr w:type="spellEnd"/>
+      <w:r>
+        <w:t xml:space="preserve"> y la búsqueda de información.</w:t>
       </w:r>
     </w:p>
     <w:p>
@@ -10479,8 +10735,9 @@
             <w:pPr>
               <w:pStyle w:val="Ttulo1"/>
               <w:spacing w:line="360" w:lineRule="auto"/>
+              <w:outlineLvl w:val="0"/>
             </w:pPr>
-            <w:bookmarkStart w:id="28" w:name="_Toc226479089"/>
+            <w:bookmarkStart w:id="28" w:name="_Toc226608173"/>
             <w:r>
               <w:lastRenderedPageBreak/>
               <w:t>DESARROLLO</w:t>
@@ -10496,7 +10753,7 @@
         <w:pStyle w:val="Ttulo2"/>
         <w:spacing w:line="360" w:lineRule="auto"/>
       </w:pPr>
-      <w:bookmarkStart w:id="29" w:name="_Toc226479090"/>
+      <w:bookmarkStart w:id="29" w:name="_Toc226608174"/>
       <w:r>
         <w:t>Inicio</w:t>
       </w:r>
@@ -10956,20 +11213,44 @@
         <w:jc w:val="both"/>
       </w:pPr>
       <w:r>
-        <w:t>Con la información obtenida en las primeras reuniones, se realizó un análisis que permitió la elaboración del Project Charter, documento que establece de manera formal el inicio del proyecto. En este documento se definieron los objetivos, el alcance, los riesgos, los supuestos y los principales entregables. Posteriormente, en una tercera reunión, el Project Charter fue presentado al cliente para su revisión y, finalmente, autorizado y firmado, marcando así el inicio formal del desarrollo del proyecto. El documento completo se encuentra disponible en el ANEXO A.</w:t>
-      </w:r>
-    </w:p>
-    <w:p>
-      <w:pPr>
-        <w:jc w:val="both"/>
-      </w:pPr>
-    </w:p>
-    <w:p>
-      <w:pPr>
-        <w:jc w:val="both"/>
-      </w:pPr>
-      <w:r>
-        <w:t>A partir del Project Charter se procedió a la elaboración del Documento Formal de Requerimientos (DFR), en el cual se describen con mayor detalle las funcionalidades que deberá cumplir el sistema. Este documento especifica tanto los requerimientos funcionales relativos a las acciones que el sistema debe ejecutar como los requerimientos no funcionales, asociados a aspectos de seguridad, rendimiento, disponibilidad y compatibilidad. En la Figura 3.1 Fragmento del DFR se presenta un extracto de dicho documento, mientras que su versión completa puede consultarse en el ANEXO B.</w:t>
+        <w:t xml:space="preserve">Con la información obtenida en las primeras reuniones, se realizó un análisis que permitió la elaboración del Project </w:t>
+      </w:r>
+      <w:proofErr w:type="spellStart"/>
+      <w:r>
+        <w:t>Charter</w:t>
+      </w:r>
+      <w:proofErr w:type="spellEnd"/>
+      <w:r>
+        <w:t xml:space="preserve">, documento que establece de manera formal el inicio del proyecto. En este documento se definieron los objetivos, el alcance, los riesgos, los supuestos y los principales entregables. Posteriormente, en una tercera reunión, el Project </w:t>
+      </w:r>
+      <w:proofErr w:type="spellStart"/>
+      <w:r>
+        <w:t>Charter</w:t>
+      </w:r>
+      <w:proofErr w:type="spellEnd"/>
+      <w:r>
+        <w:t xml:space="preserve"> fue presentado al cliente para su revisión y, finalmente, autorizado y firmado, marcando así el inicio formal del desarrollo del proyecto. El documento completo se encuentra disponible en el ANEXO A.</w:t>
+      </w:r>
+    </w:p>
+    <w:p>
+      <w:pPr>
+        <w:jc w:val="both"/>
+      </w:pPr>
+    </w:p>
+    <w:p>
+      <w:pPr>
+        <w:jc w:val="both"/>
+      </w:pPr>
+      <w:r>
+        <w:t xml:space="preserve">A partir del Project </w:t>
+      </w:r>
+      <w:proofErr w:type="spellStart"/>
+      <w:r>
+        <w:t>Charter</w:t>
+      </w:r>
+      <w:proofErr w:type="spellEnd"/>
+      <w:r>
+        <w:t xml:space="preserve"> se procedió a la elaboración del Documento Formal de Requerimientos (DFR), en el cual se describen con mayor detalle las funcionalidades que deberá cumplir el sistema. Este documento especifica tanto los requerimientos funcionales relativos a las acciones que el sistema debe ejecutar como los requerimientos no funcionales, asociados a aspectos de seguridad, rendimiento, disponibilidad y compatibilidad. En la Figura 3.1 Fragmento del DFR se presenta un extracto de dicho documento, mientras que su versión completa puede consultarse en el ANEXO B.</w:t>
       </w:r>
     </w:p>
     <w:p>
@@ -10983,7 +11264,15 @@
       </w:pPr>
       <w:r>
         <w:lastRenderedPageBreak/>
-        <w:t xml:space="preserve">Una vez que los documentos Project Charter y DFR fueron revisados y aprobados, se continuó con la representación conceptual del sistema como objetivo de visualizar de manera general los usuarios del sistema y su interacción con el sistema. </w:t>
+        <w:t xml:space="preserve">Una vez que los documentos Project </w:t>
+      </w:r>
+      <w:proofErr w:type="spellStart"/>
+      <w:r>
+        <w:t>Charter</w:t>
+      </w:r>
+      <w:proofErr w:type="spellEnd"/>
+      <w:r>
+        <w:t xml:space="preserve"> y DFR fueron revisados y aprobados, se continuó con la representación conceptual del sistema como objetivo de visualizar de manera general los usuarios del sistema y su interacción con el sistema. </w:t>
       </w:r>
       <w:r>
         <w:t xml:space="preserve">En la </w:t>
@@ -11092,51 +11381,25 @@
       <w:r>
         <w:t xml:space="preserve">Figura </w:t>
       </w:r>
-      <w:r>
-        <w:fldChar w:fldCharType="begin"/>
-      </w:r>
-      <w:r>
-        <w:instrText xml:space="preserve"> STYLEREF 1 \s </w:instrText>
-      </w:r>
-      <w:r>
-        <w:fldChar w:fldCharType="separate"/>
-      </w:r>
-      <w:r>
-        <w:rPr>
-          <w:noProof/>
-        </w:rPr>
-        <w:t>3</w:t>
-      </w:r>
-      <w:r>
-        <w:rPr>
-          <w:noProof/>
-        </w:rPr>
-        <w:fldChar w:fldCharType="end"/>
-      </w:r>
+      <w:fldSimple w:instr=" STYLEREF 1 \s ">
+        <w:r>
+          <w:rPr>
+            <w:noProof/>
+          </w:rPr>
+          <w:t>3</w:t>
+        </w:r>
+      </w:fldSimple>
       <w:r>
         <w:t>.</w:t>
       </w:r>
-      <w:r>
-        <w:fldChar w:fldCharType="begin"/>
-      </w:r>
-      <w:r>
-        <w:instrText xml:space="preserve"> SEQ Figura \* ARABIC \s 1 </w:instrText>
-      </w:r>
-      <w:r>
-        <w:fldChar w:fldCharType="separate"/>
-      </w:r>
-      <w:r>
-        <w:rPr>
-          <w:noProof/>
-        </w:rPr>
-        <w:t>1</w:t>
-      </w:r>
-      <w:r>
-        <w:rPr>
-          <w:noProof/>
-        </w:rPr>
-        <w:fldChar w:fldCharType="end"/>
-      </w:r>
+      <w:fldSimple w:instr=" SEQ Figura \* ARABIC \s 1 ">
+        <w:r>
+          <w:rPr>
+            <w:noProof/>
+          </w:rPr>
+          <w:t>1</w:t>
+        </w:r>
+      </w:fldSimple>
       <w:r>
         <w:t xml:space="preserve"> Representación Conceptual</w:t>
       </w:r>
@@ -11158,7 +11421,7 @@
         <w:pStyle w:val="Ttulo2"/>
         <w:spacing w:line="360" w:lineRule="auto"/>
       </w:pPr>
-      <w:bookmarkStart w:id="34" w:name="_Toc226479091"/>
+      <w:bookmarkStart w:id="34" w:name="_Toc226608175"/>
       <w:r>
         <w:t>Planeación</w:t>
       </w:r>
@@ -11332,51 +11595,25 @@
       <w:r>
         <w:t xml:space="preserve">Figura </w:t>
       </w:r>
-      <w:r>
-        <w:fldChar w:fldCharType="begin"/>
-      </w:r>
-      <w:r>
-        <w:instrText xml:space="preserve"> STYLEREF 1 \s </w:instrText>
-      </w:r>
-      <w:r>
-        <w:fldChar w:fldCharType="separate"/>
-      </w:r>
-      <w:r>
-        <w:rPr>
-          <w:noProof/>
-        </w:rPr>
-        <w:t>3</w:t>
-      </w:r>
-      <w:r>
-        <w:rPr>
-          <w:noProof/>
-        </w:rPr>
-        <w:fldChar w:fldCharType="end"/>
-      </w:r>
+      <w:fldSimple w:instr=" STYLEREF 1 \s ">
+        <w:r>
+          <w:rPr>
+            <w:noProof/>
+          </w:rPr>
+          <w:t>3</w:t>
+        </w:r>
+      </w:fldSimple>
       <w:r>
         <w:t>.</w:t>
       </w:r>
-      <w:r>
-        <w:fldChar w:fldCharType="begin"/>
-      </w:r>
-      <w:r>
-        <w:instrText xml:space="preserve"> SEQ Figura \* ARABIC \s 1 </w:instrText>
-      </w:r>
-      <w:r>
-        <w:fldChar w:fldCharType="separate"/>
-      </w:r>
-      <w:r>
-        <w:rPr>
-          <w:noProof/>
-        </w:rPr>
-        <w:t>2</w:t>
-      </w:r>
-      <w:r>
-        <w:rPr>
-          <w:noProof/>
-        </w:rPr>
-        <w:fldChar w:fldCharType="end"/>
-      </w:r>
+      <w:fldSimple w:instr=" SEQ Figura \* ARABIC \s 1 ">
+        <w:r>
+          <w:rPr>
+            <w:noProof/>
+          </w:rPr>
+          <w:t>2</w:t>
+        </w:r>
+      </w:fldSimple>
       <w:r>
         <w:t xml:space="preserve"> Estructura de Desglose de Trabajo</w:t>
       </w:r>
@@ -11566,51 +11803,25 @@
       <w:r>
         <w:t xml:space="preserve">Figura </w:t>
       </w:r>
-      <w:r>
-        <w:fldChar w:fldCharType="begin"/>
-      </w:r>
-      <w:r>
-        <w:instrText xml:space="preserve"> STYLEREF 1 \s </w:instrText>
-      </w:r>
-      <w:r>
-        <w:fldChar w:fldCharType="separate"/>
-      </w:r>
-      <w:r>
-        <w:rPr>
-          <w:noProof/>
-        </w:rPr>
-        <w:t>3</w:t>
-      </w:r>
-      <w:r>
-        <w:rPr>
-          <w:noProof/>
-        </w:rPr>
-        <w:fldChar w:fldCharType="end"/>
-      </w:r>
+      <w:fldSimple w:instr=" STYLEREF 1 \s ">
+        <w:r>
+          <w:rPr>
+            <w:noProof/>
+          </w:rPr>
+          <w:t>3</w:t>
+        </w:r>
+      </w:fldSimple>
       <w:r>
         <w:t>.</w:t>
       </w:r>
-      <w:r>
-        <w:fldChar w:fldCharType="begin"/>
-      </w:r>
-      <w:r>
-        <w:instrText xml:space="preserve"> SEQ Figura \* ARABIC \s 1 </w:instrText>
-      </w:r>
-      <w:r>
-        <w:fldChar w:fldCharType="separate"/>
-      </w:r>
-      <w:r>
-        <w:rPr>
-          <w:noProof/>
-        </w:rPr>
-        <w:t>3</w:t>
-      </w:r>
-      <w:r>
-        <w:rPr>
-          <w:noProof/>
-        </w:rPr>
-        <w:fldChar w:fldCharType="end"/>
-      </w:r>
+      <w:fldSimple w:instr=" SEQ Figura \* ARABIC \s 1 ">
+        <w:r>
+          <w:rPr>
+            <w:noProof/>
+          </w:rPr>
+          <w:t>3</w:t>
+        </w:r>
+      </w:fldSimple>
       <w:r>
         <w:t xml:space="preserve"> Tarea</w:t>
       </w:r>
@@ -11807,51 +12018,25 @@
       <w:r>
         <w:t xml:space="preserve">Figura </w:t>
       </w:r>
-      <w:r>
-        <w:fldChar w:fldCharType="begin"/>
-      </w:r>
-      <w:r>
-        <w:instrText xml:space="preserve"> STYLEREF 1 \s </w:instrText>
-      </w:r>
-      <w:r>
-        <w:fldChar w:fldCharType="separate"/>
-      </w:r>
-      <w:r>
-        <w:rPr>
-          <w:noProof/>
-        </w:rPr>
-        <w:t>3</w:t>
-      </w:r>
-      <w:r>
-        <w:rPr>
-          <w:noProof/>
-        </w:rPr>
-        <w:fldChar w:fldCharType="end"/>
-      </w:r>
+      <w:fldSimple w:instr=" STYLEREF 1 \s ">
+        <w:r>
+          <w:rPr>
+            <w:noProof/>
+          </w:rPr>
+          <w:t>3</w:t>
+        </w:r>
+      </w:fldSimple>
       <w:r>
         <w:t>.</w:t>
       </w:r>
-      <w:r>
-        <w:fldChar w:fldCharType="begin"/>
-      </w:r>
-      <w:r>
-        <w:instrText xml:space="preserve"> SEQ Figura \* ARABIC \s 1 </w:instrText>
-      </w:r>
-      <w:r>
-        <w:fldChar w:fldCharType="separate"/>
-      </w:r>
-      <w:r>
-        <w:rPr>
-          <w:noProof/>
-        </w:rPr>
-        <w:t>4</w:t>
-      </w:r>
-      <w:r>
-        <w:rPr>
-          <w:noProof/>
-        </w:rPr>
-        <w:fldChar w:fldCharType="end"/>
-      </w:r>
+      <w:fldSimple w:instr=" SEQ Figura \* ARABIC \s 1 ">
+        <w:r>
+          <w:rPr>
+            <w:noProof/>
+          </w:rPr>
+          <w:t>4</w:t>
+        </w:r>
+      </w:fldSimple>
       <w:bookmarkEnd w:id="42"/>
       <w:r>
         <w:t xml:space="preserve"> Fragmento de caso de uso</w:t>
@@ -11952,51 +12137,25 @@
       <w:r>
         <w:t xml:space="preserve">Figura </w:t>
       </w:r>
-      <w:r>
-        <w:fldChar w:fldCharType="begin"/>
-      </w:r>
-      <w:r>
-        <w:instrText xml:space="preserve"> STYLEREF 1 \s </w:instrText>
-      </w:r>
-      <w:r>
-        <w:fldChar w:fldCharType="separate"/>
-      </w:r>
-      <w:r>
-        <w:rPr>
-          <w:noProof/>
-        </w:rPr>
-        <w:t>3</w:t>
-      </w:r>
-      <w:r>
-        <w:rPr>
-          <w:noProof/>
-        </w:rPr>
-        <w:fldChar w:fldCharType="end"/>
-      </w:r>
+      <w:fldSimple w:instr=" STYLEREF 1 \s ">
+        <w:r>
+          <w:rPr>
+            <w:noProof/>
+          </w:rPr>
+          <w:t>3</w:t>
+        </w:r>
+      </w:fldSimple>
       <w:r>
         <w:t>.</w:t>
       </w:r>
-      <w:r>
-        <w:fldChar w:fldCharType="begin"/>
-      </w:r>
-      <w:r>
-        <w:instrText xml:space="preserve"> SEQ Figura \* ARABIC \s 1 </w:instrText>
-      </w:r>
-      <w:r>
-        <w:fldChar w:fldCharType="separate"/>
-      </w:r>
-      <w:r>
-        <w:rPr>
-          <w:noProof/>
-        </w:rPr>
-        <w:t>5</w:t>
-      </w:r>
-      <w:r>
-        <w:rPr>
-          <w:noProof/>
-        </w:rPr>
-        <w:fldChar w:fldCharType="end"/>
-      </w:r>
+      <w:fldSimple w:instr=" SEQ Figura \* ARABIC \s 1 ">
+        <w:r>
+          <w:rPr>
+            <w:noProof/>
+          </w:rPr>
+          <w:t>5</w:t>
+        </w:r>
+      </w:fldSimple>
       <w:r>
         <w:t xml:space="preserve"> Plan de riesgos</w:t>
       </w:r>
@@ -12007,7 +12166,7 @@
         <w:pStyle w:val="Ttulo2"/>
         <w:spacing w:line="360" w:lineRule="auto"/>
       </w:pPr>
-      <w:bookmarkStart w:id="45" w:name="_Toc226479092"/>
+      <w:bookmarkStart w:id="45" w:name="_Toc226608176"/>
       <w:r>
         <w:lastRenderedPageBreak/>
         <w:t>Ejecución</w:t>
@@ -12050,7 +12209,7 @@
       <w:pPr>
         <w:pStyle w:val="Ttulo3"/>
       </w:pPr>
-      <w:bookmarkStart w:id="46" w:name="_Toc226479093"/>
+      <w:bookmarkStart w:id="46" w:name="_Toc226608177"/>
       <w:r>
         <w:t>Diseño de Base de Datos</w:t>
       </w:r>
@@ -12186,51 +12345,25 @@
       <w:r>
         <w:t xml:space="preserve">Figura </w:t>
       </w:r>
-      <w:r>
-        <w:fldChar w:fldCharType="begin"/>
-      </w:r>
-      <w:r>
-        <w:instrText xml:space="preserve"> STYLEREF 1 \s </w:instrText>
-      </w:r>
-      <w:r>
-        <w:fldChar w:fldCharType="separate"/>
-      </w:r>
-      <w:r>
-        <w:rPr>
-          <w:noProof/>
-        </w:rPr>
-        <w:t>3</w:t>
-      </w:r>
-      <w:r>
-        <w:rPr>
-          <w:noProof/>
-        </w:rPr>
-        <w:fldChar w:fldCharType="end"/>
-      </w:r>
+      <w:fldSimple w:instr=" STYLEREF 1 \s ">
+        <w:r>
+          <w:rPr>
+            <w:noProof/>
+          </w:rPr>
+          <w:t>3</w:t>
+        </w:r>
+      </w:fldSimple>
       <w:r>
         <w:t>.</w:t>
       </w:r>
-      <w:r>
-        <w:fldChar w:fldCharType="begin"/>
-      </w:r>
-      <w:r>
-        <w:instrText xml:space="preserve"> SEQ Figura \* ARABIC \s 1 </w:instrText>
-      </w:r>
-      <w:r>
-        <w:fldChar w:fldCharType="separate"/>
-      </w:r>
-      <w:r>
-        <w:rPr>
-          <w:noProof/>
-        </w:rPr>
-        <w:t>6</w:t>
-      </w:r>
-      <w:r>
-        <w:rPr>
-          <w:noProof/>
-        </w:rPr>
-        <w:fldChar w:fldCharType="end"/>
-      </w:r>
+      <w:fldSimple w:instr=" SEQ Figura \* ARABIC \s 1 ">
+        <w:r>
+          <w:rPr>
+            <w:noProof/>
+          </w:rPr>
+          <w:t>6</w:t>
+        </w:r>
+      </w:fldSimple>
       <w:bookmarkEnd w:id="48"/>
       <w:r>
         <w:t xml:space="preserve"> Base de datos</w:t>
@@ -12243,11 +12376,16 @@
       <w:pPr>
         <w:pStyle w:val="Ttulo3"/>
       </w:pPr>
-      <w:bookmarkStart w:id="50" w:name="_Toc226479094"/>
-      <w:r>
-        <w:t>Diseño de Frontend</w:t>
+      <w:bookmarkStart w:id="50" w:name="_Toc226608178"/>
+      <w:r>
+        <w:t xml:space="preserve">Diseño de </w:t>
+      </w:r>
+      <w:proofErr w:type="spellStart"/>
+      <w:r>
+        <w:t>Frontend</w:t>
       </w:r>
       <w:bookmarkEnd w:id="50"/>
+      <w:proofErr w:type="spellEnd"/>
     </w:p>
     <w:p/>
     <w:p>
@@ -12255,20 +12393,52 @@
         <w:jc w:val="both"/>
       </w:pPr>
       <w:r>
-        <w:t>El desarrollo del frontend del sistema se llevó a cabo utilizando la biblioteca React, adoptando un enfoque basado en componentes que permitió construir una interfaz modular, escalable y alineada con las necesidades operativas del sistema.</w:t>
-      </w:r>
-    </w:p>
-    <w:p>
-      <w:pPr>
-        <w:jc w:val="both"/>
-      </w:pPr>
-    </w:p>
-    <w:p>
-      <w:pPr>
-        <w:jc w:val="both"/>
-      </w:pPr>
-      <w:r>
-        <w:t>Durante esta etapa, se priorizó la implementación de una interfaz intuitiva y eficiente, orientada a usuarios del área de calidad y operación, quienes interactúan constantemente con el sistema en actividades como registro de muestras, escaneo de códigos QR y almacenamiento de cajas. Para ello, se diseñaron vistas específicas para cada proceso clave, tales como la gestión de batches, administración de cajas, visualización de shelves y almacenamiento de muestras.</w:t>
+        <w:t xml:space="preserve">El desarrollo del </w:t>
+      </w:r>
+      <w:proofErr w:type="spellStart"/>
+      <w:r>
+        <w:t>frontend</w:t>
+      </w:r>
+      <w:proofErr w:type="spellEnd"/>
+      <w:r>
+        <w:t xml:space="preserve"> del sistema se llevó a cabo utilizando la biblioteca </w:t>
+      </w:r>
+      <w:proofErr w:type="spellStart"/>
+      <w:r>
+        <w:t>React</w:t>
+      </w:r>
+      <w:proofErr w:type="spellEnd"/>
+      <w:r>
+        <w:t>, adoptando un enfoque basado en componentes que permitió construir una interfaz modular, escalable y alineada con las necesidades operativas del sistema.</w:t>
+      </w:r>
+    </w:p>
+    <w:p>
+      <w:pPr>
+        <w:jc w:val="both"/>
+      </w:pPr>
+    </w:p>
+    <w:p>
+      <w:pPr>
+        <w:jc w:val="both"/>
+      </w:pPr>
+      <w:r>
+        <w:t xml:space="preserve">Durante esta etapa, se priorizó la implementación de una interfaz intuitiva y eficiente, orientada a usuarios del área de calidad y operación, quienes interactúan constantemente con el sistema en actividades como registro de muestras, escaneo de códigos QR y almacenamiento de cajas. Para ello, se diseñaron vistas específicas para cada proceso clave, tales como la gestión de </w:t>
+      </w:r>
+      <w:proofErr w:type="spellStart"/>
+      <w:r>
+        <w:t>batches</w:t>
+      </w:r>
+      <w:proofErr w:type="spellEnd"/>
+      <w:r>
+        <w:t xml:space="preserve">, administración de cajas, visualización de </w:t>
+      </w:r>
+      <w:proofErr w:type="spellStart"/>
+      <w:r>
+        <w:t>shelves</w:t>
+      </w:r>
+      <w:proofErr w:type="spellEnd"/>
+      <w:r>
+        <w:t xml:space="preserve"> y almacenamiento de muestras.</w:t>
       </w:r>
       <w:r>
         <w:t xml:space="preserve"> </w:t>
@@ -12280,46 +12450,102 @@
       </w:pPr>
       <w:r>
         <w:lastRenderedPageBreak/>
-        <w:t>El frontend se estructuró en componentes reutilizables, lo que facilitó la consistencia visual y funcional en toda la aplicación. Elementos como formularios, tablas, modales y tarjetas fueron diseñados para ser reutilizados en distintas vistas, reduciendo la duplicidad de código y mejorando la mantenibilidad del sistema.</w:t>
-      </w:r>
-    </w:p>
-    <w:p>
-      <w:pPr>
-        <w:jc w:val="both"/>
-      </w:pPr>
-    </w:p>
-    <w:p>
-      <w:pPr>
-        <w:jc w:val="both"/>
-      </w:pPr>
-      <w:r>
-        <w:t>Uno de los aspectos más relevantes en la ejecución del frontend fue la integración de funcionalidades en tiempo real, como el escaneo de códigos QR mediante la cámara del dispositivo, permitiendo identificar rápidamente cajas y ubicaciones dentro del almacén. Esta funcionalidad se integró directamente en la interfaz, proporcionando retroalimentación inmediata al usuario sin necesidad de recargar la página.</w:t>
-      </w:r>
-    </w:p>
-    <w:p>
-      <w:pPr>
-        <w:jc w:val="both"/>
-      </w:pPr>
-    </w:p>
-    <w:p>
-      <w:pPr>
-        <w:jc w:val="both"/>
-      </w:pPr>
-      <w:r>
-        <w:t>Asimismo, se implementó un sistema de navegación dinámico que permite cambiar entre diferentes vistas (dashboard, batches, cajas, shelves, etc.) de manera fluida, mejorando la experiencia del usuario. La comunicación con el backend se realizó a través de servicios centralizados, lo que permitió gestionar de manera eficiente las solicitudes a la API, el manejo de tokens de autenticación y el control de errores.</w:t>
-      </w:r>
-    </w:p>
-    <w:p>
-      <w:pPr>
-        <w:jc w:val="both"/>
-      </w:pPr>
-    </w:p>
-    <w:p>
-      <w:pPr>
-        <w:jc w:val="both"/>
-      </w:pPr>
-      <w:r>
-        <w:t>En cuanto a la seguridad desde el frontend, se integró el manejo de sesiones mediante almacenamiento seguro de tokens, así como la gestión de roles de usuario, permitiendo habilitar o restringir funcionalidades según el perfil (administrador, supervisor o usuario operativo).</w:t>
+        <w:t xml:space="preserve">El </w:t>
+      </w:r>
+      <w:proofErr w:type="spellStart"/>
+      <w:r>
+        <w:t>frontend</w:t>
+      </w:r>
+      <w:proofErr w:type="spellEnd"/>
+      <w:r>
+        <w:t xml:space="preserve"> se estructuró en componentes reutilizables, lo que facilitó la consistencia visual y funcional en toda la aplicación. Elementos como formularios, tablas, modales y tarjetas fueron diseñados para ser reutilizados en distintas vistas, reduciendo la duplicidad de código y mejorando la mantenibilidad del sistema.</w:t>
+      </w:r>
+    </w:p>
+    <w:p>
+      <w:pPr>
+        <w:jc w:val="both"/>
+      </w:pPr>
+    </w:p>
+    <w:p>
+      <w:pPr>
+        <w:jc w:val="both"/>
+      </w:pPr>
+      <w:r>
+        <w:t xml:space="preserve">Uno de los aspectos más relevantes en la ejecución del </w:t>
+      </w:r>
+      <w:proofErr w:type="spellStart"/>
+      <w:r>
+        <w:t>frontend</w:t>
+      </w:r>
+      <w:proofErr w:type="spellEnd"/>
+      <w:r>
+        <w:t xml:space="preserve"> fue la integración de funcionalidades en tiempo real, como el escaneo de códigos QR mediante la cámara del dispositivo, permitiendo identificar rápidamente cajas y ubicaciones dentro del almacén. Esta funcionalidad se integró directamente en la interfaz, proporcionando retroalimentación inmediata al usuario sin necesidad de recargar la página.</w:t>
+      </w:r>
+    </w:p>
+    <w:p>
+      <w:pPr>
+        <w:jc w:val="both"/>
+      </w:pPr>
+    </w:p>
+    <w:p>
+      <w:pPr>
+        <w:jc w:val="both"/>
+      </w:pPr>
+      <w:r>
+        <w:t>Asimismo, se implementó un sistema de navegación dinámico que permite cambiar entre diferentes vistas (</w:t>
+      </w:r>
+      <w:proofErr w:type="spellStart"/>
+      <w:r>
+        <w:t>dashboard</w:t>
+      </w:r>
+      <w:proofErr w:type="spellEnd"/>
+      <w:r>
+        <w:t xml:space="preserve">, </w:t>
+      </w:r>
+      <w:proofErr w:type="spellStart"/>
+      <w:r>
+        <w:t>batches</w:t>
+      </w:r>
+      <w:proofErr w:type="spellEnd"/>
+      <w:r>
+        <w:t xml:space="preserve">, cajas, </w:t>
+      </w:r>
+      <w:proofErr w:type="spellStart"/>
+      <w:r>
+        <w:t>shelves</w:t>
+      </w:r>
+      <w:proofErr w:type="spellEnd"/>
+      <w:r>
+        <w:t xml:space="preserve">, etc.) de manera fluida, mejorando la experiencia del usuario. La comunicación con el </w:t>
+      </w:r>
+      <w:proofErr w:type="spellStart"/>
+      <w:r>
+        <w:t>backend</w:t>
+      </w:r>
+      <w:proofErr w:type="spellEnd"/>
+      <w:r>
+        <w:t xml:space="preserve"> se realizó a través de servicios centralizados, lo que permitió gestionar de manera eficiente las solicitudes a la API, el manejo de tokens de autenticación y el control de errores.</w:t>
+      </w:r>
+    </w:p>
+    <w:p>
+      <w:pPr>
+        <w:jc w:val="both"/>
+      </w:pPr>
+    </w:p>
+    <w:p>
+      <w:pPr>
+        <w:jc w:val="both"/>
+      </w:pPr>
+      <w:r>
+        <w:t xml:space="preserve">En cuanto a la seguridad desde el </w:t>
+      </w:r>
+      <w:proofErr w:type="spellStart"/>
+      <w:r>
+        <w:t>frontend</w:t>
+      </w:r>
+      <w:proofErr w:type="spellEnd"/>
+      <w:r>
+        <w:t>, se integró el manejo de sesiones mediante almacenamiento seguro de tokens, así como la gestión de roles de usuario, permitiendo habilitar o restringir funcionalidades según el perfil (administrador, supervisor o usuario operativo).</w:t>
       </w:r>
     </w:p>
     <w:p>
@@ -12345,7 +12571,15 @@
         <w:jc w:val="both"/>
       </w:pPr>
       <w:r>
-        <w:t xml:space="preserve">El desarrollo se realizó de manera iterativa, permitiendo validar continuamente las funcionalidades implementadas y realizar ajustes con base en la retroalimentación obtenida durante las pruebas. Esto aseguró que el frontend no solo cumpliera con los </w:t>
+        <w:t xml:space="preserve">El desarrollo se realizó de manera iterativa, permitiendo validar continuamente las funcionalidades implementadas y realizar ajustes con base en la retroalimentación obtenida durante las pruebas. Esto aseguró que el </w:t>
+      </w:r>
+      <w:proofErr w:type="spellStart"/>
+      <w:r>
+        <w:t>frontend</w:t>
+      </w:r>
+      <w:proofErr w:type="spellEnd"/>
+      <w:r>
+        <w:t xml:space="preserve"> no solo cumpliera con los </w:t>
       </w:r>
       <w:r>
         <w:lastRenderedPageBreak/>
@@ -12357,7 +12591,15 @@
         <w:jc w:val="both"/>
       </w:pPr>
       <w:r>
-        <w:t>En conjunto, la ejecución del frontend permitió construir una interfaz moderna, funcional y alineada con los procesos del sistema, optimizando la interacción del usuario y facilitando la ejecución de tareas críticas dentro del flujo de trabajo.</w:t>
+        <w:t xml:space="preserve">En conjunto, la ejecución del </w:t>
+      </w:r>
+      <w:proofErr w:type="spellStart"/>
+      <w:r>
+        <w:t>frontend</w:t>
+      </w:r>
+      <w:proofErr w:type="spellEnd"/>
+      <w:r>
+        <w:t xml:space="preserve"> permitió construir una interfaz moderna, funcional y alineada con los procesos del sistema, optimizando la interacción del usuario y facilitando la ejecución de tareas críticas dentro del flujo de trabajo.</w:t>
       </w:r>
     </w:p>
     <w:p>
@@ -12374,7 +12616,7 @@
       <w:pPr>
         <w:pStyle w:val="Ttulo3"/>
       </w:pPr>
-      <w:bookmarkStart w:id="51" w:name="_Toc226479095"/>
+      <w:bookmarkStart w:id="51" w:name="_Toc226608179"/>
       <w:r>
         <w:t>Backend</w:t>
       </w:r>
@@ -12386,46 +12628,118 @@
         <w:jc w:val="both"/>
       </w:pPr>
       <w:r>
-        <w:t>El desarrollo del backend del sistema RESS se llevó a cabo utilizando .NET Framework, siguiendo una arquitectura basada en servicios que permitió estructurar de manera clara la lógica de negocio, la gestión de datos y la exposición de funcionalidades a través de una API.</w:t>
-      </w:r>
-    </w:p>
-    <w:p>
-      <w:pPr>
-        <w:jc w:val="both"/>
-      </w:pPr>
-    </w:p>
-    <w:p>
-      <w:pPr>
-        <w:jc w:val="both"/>
-      </w:pPr>
-      <w:r>
-        <w:t>Durante esta etapa, se implementaron los distintos módulos del sistema, considerando los procesos clave de la gestión de muestras de retención, tales como la creación y administración de batches, la gestión de cajas, el control de almacenamiento en shelves y la generación de etiquetas. Cada uno de estos módulos fue desarrollado como parte de un conjunto de endpoints organizados que permiten la interacción con el frontend de manera segura y eficiente.</w:t>
-      </w:r>
-    </w:p>
-    <w:p>
-      <w:pPr>
-        <w:jc w:val="both"/>
-      </w:pPr>
-    </w:p>
-    <w:p>
-      <w:pPr>
-        <w:jc w:val="both"/>
-      </w:pPr>
-      <w:r>
-        <w:t>Uno de los aspectos principales en la ejecución del backend fue la implementación de la lógica de negocio centralizada, asegurando que todas las validaciones, reglas operativas y restricciones se ejecuten en el servidor. Esto incluye validaciones como el estado de los batches, la asignación de cajas a ubicaciones específicas y el control de capacidad de los shelves, garantizando la integridad de la información y la coherencia del sistema.</w:t>
-      </w:r>
-    </w:p>
-    <w:p>
-      <w:pPr>
-        <w:jc w:val="both"/>
-      </w:pPr>
-    </w:p>
-    <w:p>
-      <w:pPr>
-        <w:jc w:val="both"/>
-      </w:pPr>
-      <w:r>
-        <w:t xml:space="preserve">Asimismo, se integró el sistema con Active Directory, permitiendo validar las credenciales de los usuarios y obtener sus roles dentro de la organización. Esta integración fue fundamental para implementar un esquema de autenticación y </w:t>
+        <w:t xml:space="preserve">El desarrollo del </w:t>
+      </w:r>
+      <w:proofErr w:type="spellStart"/>
+      <w:r>
+        <w:t>backend</w:t>
+      </w:r>
+      <w:proofErr w:type="spellEnd"/>
+      <w:r>
+        <w:t xml:space="preserve"> del sistema RESS se llevó a cabo utilizando .NET Framework, siguiendo una arquitectura basada en servicios que permitió estructurar de manera clara la lógica de negocio, la gestión de datos y la exposición de funcionalidades a través de una API.</w:t>
+      </w:r>
+    </w:p>
+    <w:p>
+      <w:pPr>
+        <w:jc w:val="both"/>
+      </w:pPr>
+    </w:p>
+    <w:p>
+      <w:pPr>
+        <w:jc w:val="both"/>
+      </w:pPr>
+      <w:r>
+        <w:t xml:space="preserve">Durante esta etapa, se implementaron los distintos módulos del sistema, considerando los procesos clave de la gestión de muestras de retención, tales como la creación y administración de </w:t>
+      </w:r>
+      <w:proofErr w:type="spellStart"/>
+      <w:r>
+        <w:t>batches</w:t>
+      </w:r>
+      <w:proofErr w:type="spellEnd"/>
+      <w:r>
+        <w:t xml:space="preserve">, la gestión de cajas, el control de almacenamiento en </w:t>
+      </w:r>
+      <w:proofErr w:type="spellStart"/>
+      <w:r>
+        <w:t>shelves</w:t>
+      </w:r>
+      <w:proofErr w:type="spellEnd"/>
+      <w:r>
+        <w:t xml:space="preserve"> y la generación de etiquetas. Cada uno de estos módulos fue desarrollado como parte de un conjunto de </w:t>
+      </w:r>
+      <w:proofErr w:type="spellStart"/>
+      <w:r>
+        <w:t>endpoints</w:t>
+      </w:r>
+      <w:proofErr w:type="spellEnd"/>
+      <w:r>
+        <w:t xml:space="preserve"> organizados que permiten la interacción con el </w:t>
+      </w:r>
+      <w:proofErr w:type="spellStart"/>
+      <w:r>
+        <w:t>frontend</w:t>
+      </w:r>
+      <w:proofErr w:type="spellEnd"/>
+      <w:r>
+        <w:t xml:space="preserve"> de manera segura y eficiente.</w:t>
+      </w:r>
+    </w:p>
+    <w:p>
+      <w:pPr>
+        <w:jc w:val="both"/>
+      </w:pPr>
+    </w:p>
+    <w:p>
+      <w:pPr>
+        <w:jc w:val="both"/>
+      </w:pPr>
+      <w:r>
+        <w:t xml:space="preserve">Uno de los aspectos principales en la ejecución del </w:t>
+      </w:r>
+      <w:proofErr w:type="spellStart"/>
+      <w:r>
+        <w:t>backend</w:t>
+      </w:r>
+      <w:proofErr w:type="spellEnd"/>
+      <w:r>
+        <w:t xml:space="preserve"> fue la implementación de la lógica de negocio centralizada, asegurando que todas las validaciones, reglas operativas y restricciones se ejecuten en el servidor. Esto incluye validaciones como el estado de los </w:t>
+      </w:r>
+      <w:proofErr w:type="spellStart"/>
+      <w:r>
+        <w:t>batches</w:t>
+      </w:r>
+      <w:proofErr w:type="spellEnd"/>
+      <w:r>
+        <w:t xml:space="preserve">, la asignación de cajas a ubicaciones específicas y el control de capacidad de los </w:t>
+      </w:r>
+      <w:proofErr w:type="spellStart"/>
+      <w:r>
+        <w:t>shelves</w:t>
+      </w:r>
+      <w:proofErr w:type="spellEnd"/>
+      <w:r>
+        <w:t>, garantizando la integridad de la información y la coherencia del sistema.</w:t>
+      </w:r>
+    </w:p>
+    <w:p>
+      <w:pPr>
+        <w:jc w:val="both"/>
+      </w:pPr>
+    </w:p>
+    <w:p>
+      <w:pPr>
+        <w:jc w:val="both"/>
+      </w:pPr>
+      <w:r>
+        <w:t xml:space="preserve">Asimismo, se integró el sistema con Active </w:t>
+      </w:r>
+      <w:proofErr w:type="spellStart"/>
+      <w:r>
+        <w:t>Directory</w:t>
+      </w:r>
+      <w:proofErr w:type="spellEnd"/>
+      <w:r>
+        <w:t xml:space="preserve">, permitiendo validar las credenciales de los usuarios y obtener sus roles dentro de la organización. Esta integración fue fundamental para implementar un esquema de autenticación y </w:t>
       </w:r>
       <w:r>
         <w:lastRenderedPageBreak/>
@@ -12437,7 +12751,23 @@
         <w:jc w:val="both"/>
       </w:pPr>
       <w:r>
-        <w:t>Un componente crítico del backend es la implementación de firmas electrónicas para operaciones sensibles, como la validación de registros o el almacenamiento de cajas. Para estas acciones, el sistema requiere la reautenticación del usuario mediante sus credenciales, lo que garantiza que cada operación quede debidamente autorizada y asociada a un responsable.</w:t>
+        <w:t xml:space="preserve">Un componente crítico del </w:t>
+      </w:r>
+      <w:proofErr w:type="spellStart"/>
+      <w:r>
+        <w:t>backend</w:t>
+      </w:r>
+      <w:proofErr w:type="spellEnd"/>
+      <w:r>
+        <w:t xml:space="preserve"> es la implementación de firmas electrónicas para operaciones sensibles, como la validación de registros o el almacenamiento de cajas. Para estas acciones, el sistema requiere la </w:t>
+      </w:r>
+      <w:proofErr w:type="spellStart"/>
+      <w:r>
+        <w:t>reautenticación</w:t>
+      </w:r>
+      <w:proofErr w:type="spellEnd"/>
+      <w:r>
+        <w:t xml:space="preserve"> del usuario mediante sus credenciales, lo que garantiza que cada operación quede debidamente autorizada y asociada a un responsable.</w:t>
       </w:r>
     </w:p>
     <w:p>
@@ -12463,28 +12793,68 @@
         <w:jc w:val="both"/>
       </w:pPr>
       <w:r>
-        <w:t>En cuanto a la persistencia de datos, el backend interactúa con una base de datos SQL Server mediante el uso de Entity Framework y consultas optimizadas, asegurando un acceso eficiente y seguro a la información. Se implementaron identificadores únicos (GUID) para garantizar la unicidad de los registros y evitar conflictos en entornos concurrentes.</w:t>
-      </w:r>
-    </w:p>
-    <w:p>
-      <w:pPr>
-        <w:jc w:val="both"/>
-      </w:pPr>
-    </w:p>
-    <w:p>
-      <w:pPr>
-        <w:jc w:val="both"/>
-      </w:pPr>
-      <w:r>
-        <w:t>El desarrollo del backend se realizó de manera iterativa, permitiendo validar progresivamente cada funcionalidad y realizar ajustes conforme a los requerimientos del sistema. Se llevaron a cabo pruebas de integración con el frontend para asegurar la correcta comunicación entre ambos componentes, verificando el flujo completo de información desde la captura de datos hasta su almacenamiento y consulta.</w:t>
-      </w:r>
-    </w:p>
-    <w:p>
-      <w:pPr>
-        <w:jc w:val="both"/>
-      </w:pPr>
-      <w:r>
-        <w:t>En conjunto, la ejecución del backend permitió construir una capa robusta, segura y alineada con los requerimientos del sistema RESS, proporcionando la base necesaria para garantizar la correcta operación, trazabilidad y cumplimiento normativo del sistema.</w:t>
+        <w:t xml:space="preserve">En cuanto a la persistencia de datos, el </w:t>
+      </w:r>
+      <w:proofErr w:type="spellStart"/>
+      <w:r>
+        <w:t>backend</w:t>
+      </w:r>
+      <w:proofErr w:type="spellEnd"/>
+      <w:r>
+        <w:t xml:space="preserve"> interactúa con una base de datos SQL Server mediante el uso de </w:t>
+      </w:r>
+      <w:proofErr w:type="spellStart"/>
+      <w:r>
+        <w:t>Entity</w:t>
+      </w:r>
+      <w:proofErr w:type="spellEnd"/>
+      <w:r>
+        <w:t xml:space="preserve"> Framework y consultas optimizadas, asegurando un acceso eficiente y seguro a la información. Se implementaron identificadores únicos (GUID) para garantizar la unicidad de los registros y evitar conflictos en entornos concurrentes.</w:t>
+      </w:r>
+    </w:p>
+    <w:p>
+      <w:pPr>
+        <w:jc w:val="both"/>
+      </w:pPr>
+    </w:p>
+    <w:p>
+      <w:pPr>
+        <w:jc w:val="both"/>
+      </w:pPr>
+      <w:r>
+        <w:t xml:space="preserve">El desarrollo del </w:t>
+      </w:r>
+      <w:proofErr w:type="spellStart"/>
+      <w:r>
+        <w:t>backend</w:t>
+      </w:r>
+      <w:proofErr w:type="spellEnd"/>
+      <w:r>
+        <w:t xml:space="preserve"> se realizó de manera iterativa, permitiendo validar progresivamente cada funcionalidad y realizar ajustes conforme a los requerimientos del sistema. Se llevaron a cabo pruebas de integración con el </w:t>
+      </w:r>
+      <w:proofErr w:type="spellStart"/>
+      <w:r>
+        <w:t>frontend</w:t>
+      </w:r>
+      <w:proofErr w:type="spellEnd"/>
+      <w:r>
+        <w:t xml:space="preserve"> para asegurar la correcta comunicación entre ambos componentes, verificando el flujo completo de información desde la captura de datos hasta su almacenamiento y consulta.</w:t>
+      </w:r>
+    </w:p>
+    <w:p>
+      <w:pPr>
+        <w:jc w:val="both"/>
+      </w:pPr>
+      <w:r>
+        <w:t xml:space="preserve">En conjunto, la ejecución del </w:t>
+      </w:r>
+      <w:proofErr w:type="spellStart"/>
+      <w:r>
+        <w:t>backend</w:t>
+      </w:r>
+      <w:proofErr w:type="spellEnd"/>
+      <w:r>
+        <w:t xml:space="preserve"> permitió construir una capa robusta, segura y alineada con los requerimientos del sistema RESS, proporcionando la base necesaria para garantizar la correcta operación, trazabilidad y cumplimiento normativo del sistema.</w:t>
       </w:r>
     </w:p>
     <w:p/>
@@ -12493,7 +12863,7 @@
       <w:pPr>
         <w:pStyle w:val="Ttulo3"/>
       </w:pPr>
-      <w:bookmarkStart w:id="52" w:name="_Toc226479096"/>
+      <w:bookmarkStart w:id="52" w:name="_Toc226608180"/>
       <w:r>
         <w:lastRenderedPageBreak/>
         <w:t>Seguridad</w:t>
@@ -12535,7 +12905,15 @@
         <w:jc w:val="both"/>
       </w:pPr>
       <w:r>
-        <w:t>Un elemento clave del sistema es la implementación de firmas electrónicas para operaciones críticas, tales como la validación de registros o el almacenamiento de cajas. Para ejecutar estas acciones, el usuario debe ingresar nuevamente sus credenciales (usuario y contraseña), las cuales son verificadas contra el sistema de autenticación corporativo (Active Directory).</w:t>
+        <w:t xml:space="preserve">Un elemento clave del sistema es la implementación de firmas electrónicas para operaciones críticas, tales como la validación de registros o el almacenamiento de cajas. Para ejecutar estas acciones, el usuario debe ingresar nuevamente sus credenciales (usuario y contraseña), las cuales son verificadas contra el sistema de autenticación corporativo (Active </w:t>
+      </w:r>
+      <w:proofErr w:type="spellStart"/>
+      <w:r>
+        <w:t>Directory</w:t>
+      </w:r>
+      <w:proofErr w:type="spellEnd"/>
+      <w:r>
+        <w:t>).</w:t>
       </w:r>
     </w:p>
     <w:p>
@@ -12561,14 +12939,38 @@
         <w:jc w:val="both"/>
       </w:pPr>
       <w:r>
-        <w:t>Finalmente, la comunicación entre frontend y backend se realiza a través de endpoints seguros, y el control de acceso se gestiona mediante roles y políticas definidas en el sistema, lo que asegura una protección integral de la información y de los procesos.</w:t>
+        <w:t xml:space="preserve">Finalmente, la comunicación entre </w:t>
+      </w:r>
+      <w:proofErr w:type="spellStart"/>
+      <w:r>
+        <w:t>frontend</w:t>
+      </w:r>
+      <w:proofErr w:type="spellEnd"/>
+      <w:r>
+        <w:t xml:space="preserve"> y </w:t>
+      </w:r>
+      <w:proofErr w:type="spellStart"/>
+      <w:r>
+        <w:t>backend</w:t>
+      </w:r>
+      <w:proofErr w:type="spellEnd"/>
+      <w:r>
+        <w:t xml:space="preserve"> se realiza a través de </w:t>
+      </w:r>
+      <w:proofErr w:type="spellStart"/>
+      <w:r>
+        <w:t>endpoints</w:t>
+      </w:r>
+      <w:proofErr w:type="spellEnd"/>
+      <w:r>
+        <w:t xml:space="preserve"> seguros, y el control de acceso se gestiona mediante roles y políticas definidas en el sistema, lo que asegura una protección integral de la información y de los procesos.</w:t>
       </w:r>
     </w:p>
     <w:p>
       <w:pPr>
         <w:pStyle w:val="Ttulo3"/>
       </w:pPr>
-      <w:bookmarkStart w:id="53" w:name="_Toc226479097"/>
+      <w:bookmarkStart w:id="53" w:name="_Toc226608181"/>
       <w:r>
         <w:lastRenderedPageBreak/>
         <w:t>Pruebas</w:t>
@@ -12647,14 +13049,32 @@
           <w:color w:val="000000" w:themeColor="text1"/>
           <w:szCs w:val="24"/>
         </w:rPr>
-        <w:t>En primer lugar, se realizaron pruebas unitarias, enfocadas en validar el correcto funcionamiento de componentes individuales del sistema, especialmente en la lógica de negocio implementada en el backend.</w:t>
-      </w:r>
+        <w:t xml:space="preserve">En primer lugar, se realizaron pruebas unitarias, enfocadas en validar el correcto funcionamiento de componentes individuales del sistema, especialmente en la lógica de negocio implementada en el </w:t>
+      </w:r>
+      <w:proofErr w:type="spellStart"/>
       <w:r>
         <w:rPr>
           <w:rFonts w:eastAsia="Arial" w:cs="Arial"/>
           <w:color w:val="000000" w:themeColor="text1"/>
           <w:szCs w:val="24"/>
         </w:rPr>
+        <w:t>backend</w:t>
+      </w:r>
+      <w:proofErr w:type="spellEnd"/>
+      <w:r>
+        <w:rPr>
+          <w:rFonts w:eastAsia="Arial" w:cs="Arial"/>
+          <w:color w:val="000000" w:themeColor="text1"/>
+          <w:szCs w:val="24"/>
+        </w:rPr>
+        <w:t>.</w:t>
+      </w:r>
+      <w:r>
+        <w:rPr>
+          <w:rFonts w:eastAsia="Arial" w:cs="Arial"/>
+          <w:color w:val="000000" w:themeColor="text1"/>
+          <w:szCs w:val="24"/>
+        </w:rPr>
         <w:t xml:space="preserve"> </w:t>
       </w:r>
       <w:r>
@@ -12663,35 +13083,125 @@
           <w:color w:val="000000" w:themeColor="text1"/>
           <w:szCs w:val="24"/>
         </w:rPr>
-        <w:t>Posteriormente, se llevaron a cabo pruebas de integración, con el fin de verificar la correcta comunicación entre los distintos módulos del sistema, incluyendo la interacción entre el frontend desarrollado en React, el backend en .NET Framework y la base de datos SQL Server. Estas pruebas aseguraron que los flujos de información, como el registro de muestras, escaneo de códigos QR y almacenamiento de cajas, se ejecuten de manera consistente y sin pérdida de datos.</w:t>
-      </w:r>
-    </w:p>
-    <w:p>
-      <w:pPr>
-        <w:jc w:val="both"/>
+        <w:t xml:space="preserve">Posteriormente, se llevaron a cabo pruebas de integración, con el fin de verificar la correcta comunicación entre los distintos módulos del sistema, incluyendo la interacción entre el </w:t>
+      </w:r>
+      <w:proofErr w:type="spellStart"/>
+      <w:r>
         <w:rPr>
           <w:rFonts w:eastAsia="Arial" w:cs="Arial"/>
           <w:color w:val="000000" w:themeColor="text1"/>
           <w:szCs w:val="24"/>
         </w:rPr>
-      </w:pPr>
-    </w:p>
-    <w:p>
-      <w:pPr>
-        <w:jc w:val="both"/>
+        <w:t>frontend</w:t>
+      </w:r>
+      <w:proofErr w:type="spellEnd"/>
+      <w:r>
         <w:rPr>
           <w:rFonts w:eastAsia="Arial" w:cs="Arial"/>
           <w:color w:val="000000" w:themeColor="text1"/>
           <w:szCs w:val="24"/>
         </w:rPr>
-      </w:pPr>
+        <w:t xml:space="preserve"> desarrollado en </w:t>
+      </w:r>
+      <w:proofErr w:type="spellStart"/>
       <w:r>
         <w:rPr>
           <w:rFonts w:eastAsia="Arial" w:cs="Arial"/>
           <w:color w:val="000000" w:themeColor="text1"/>
           <w:szCs w:val="24"/>
         </w:rPr>
-        <w:t>Asimismo, se realizaron pruebas funcionales, orientadas a validar que el sistema cumple con los casos de uso definidos, tales como la creación de batches, validación y rechazo, generación de etiquetas, almacenamiento de cajas en shelves y búsqueda de información. Estas pruebas se ejecutaron desde la perspectiva del usuario final, garantizando que el sistema responde correctamente a las operaciones reales del entorno.</w:t>
+        <w:t>React</w:t>
+      </w:r>
+      <w:proofErr w:type="spellEnd"/>
+      <w:r>
+        <w:rPr>
+          <w:rFonts w:eastAsia="Arial" w:cs="Arial"/>
+          <w:color w:val="000000" w:themeColor="text1"/>
+          <w:szCs w:val="24"/>
+        </w:rPr>
+        <w:t xml:space="preserve">, el </w:t>
+      </w:r>
+      <w:proofErr w:type="spellStart"/>
+      <w:r>
+        <w:rPr>
+          <w:rFonts w:eastAsia="Arial" w:cs="Arial"/>
+          <w:color w:val="000000" w:themeColor="text1"/>
+          <w:szCs w:val="24"/>
+        </w:rPr>
+        <w:t>backend</w:t>
+      </w:r>
+      <w:proofErr w:type="spellEnd"/>
+      <w:r>
+        <w:rPr>
+          <w:rFonts w:eastAsia="Arial" w:cs="Arial"/>
+          <w:color w:val="000000" w:themeColor="text1"/>
+          <w:szCs w:val="24"/>
+        </w:rPr>
+        <w:t xml:space="preserve"> en .NET Framework y la base de datos SQL Server. Estas pruebas aseguraron que los flujos de información, como el registro de muestras, escaneo de códigos QR y almacenamiento de cajas, se ejecuten de manera consistente y sin pérdida de datos.</w:t>
+      </w:r>
+    </w:p>
+    <w:p>
+      <w:pPr>
+        <w:jc w:val="both"/>
+        <w:rPr>
+          <w:rFonts w:eastAsia="Arial" w:cs="Arial"/>
+          <w:color w:val="000000" w:themeColor="text1"/>
+          <w:szCs w:val="24"/>
+        </w:rPr>
+      </w:pPr>
+    </w:p>
+    <w:p>
+      <w:pPr>
+        <w:jc w:val="both"/>
+        <w:rPr>
+          <w:rFonts w:eastAsia="Arial" w:cs="Arial"/>
+          <w:color w:val="000000" w:themeColor="text1"/>
+          <w:szCs w:val="24"/>
+        </w:rPr>
+      </w:pPr>
+      <w:r>
+        <w:rPr>
+          <w:rFonts w:eastAsia="Arial" w:cs="Arial"/>
+          <w:color w:val="000000" w:themeColor="text1"/>
+          <w:szCs w:val="24"/>
+        </w:rPr>
+        <w:t xml:space="preserve">Asimismo, se realizaron pruebas funcionales, orientadas a validar que el sistema cumple con los casos de uso definidos, tales como la creación de </w:t>
+      </w:r>
+      <w:proofErr w:type="spellStart"/>
+      <w:r>
+        <w:rPr>
+          <w:rFonts w:eastAsia="Arial" w:cs="Arial"/>
+          <w:color w:val="000000" w:themeColor="text1"/>
+          <w:szCs w:val="24"/>
+        </w:rPr>
+        <w:t>batches</w:t>
+      </w:r>
+      <w:proofErr w:type="spellEnd"/>
+      <w:r>
+        <w:rPr>
+          <w:rFonts w:eastAsia="Arial" w:cs="Arial"/>
+          <w:color w:val="000000" w:themeColor="text1"/>
+          <w:szCs w:val="24"/>
+        </w:rPr>
+        <w:t xml:space="preserve">, validación y rechazo, generación de etiquetas, almacenamiento de cajas en </w:t>
+      </w:r>
+      <w:proofErr w:type="spellStart"/>
+      <w:r>
+        <w:rPr>
+          <w:rFonts w:eastAsia="Arial" w:cs="Arial"/>
+          <w:color w:val="000000" w:themeColor="text1"/>
+          <w:szCs w:val="24"/>
+        </w:rPr>
+        <w:t>shelves</w:t>
+      </w:r>
+      <w:proofErr w:type="spellEnd"/>
+      <w:r>
+        <w:rPr>
+          <w:rFonts w:eastAsia="Arial" w:cs="Arial"/>
+          <w:color w:val="000000" w:themeColor="text1"/>
+          <w:szCs w:val="24"/>
+        </w:rPr>
+        <w:t xml:space="preserve"> y búsqueda de información. Estas pruebas se ejecutaron desde la perspectiva del usuario final, garantizando que el sistema responde correctamente a las operaciones reales del entorno.</w:t>
       </w:r>
     </w:p>
     <w:p>
@@ -12794,7 +13304,7 @@
         <w:pStyle w:val="Ttulo2"/>
         <w:spacing w:line="360" w:lineRule="auto"/>
       </w:pPr>
-      <w:bookmarkStart w:id="54" w:name="_Toc226479098"/>
+      <w:bookmarkStart w:id="54" w:name="_Toc226608182"/>
       <w:r>
         <w:t>Control</w:t>
       </w:r>
@@ -12807,7 +13317,7 @@
         <w:pStyle w:val="Ttulo2"/>
         <w:spacing w:line="360" w:lineRule="auto"/>
       </w:pPr>
-      <w:bookmarkStart w:id="55" w:name="_Toc226479099"/>
+      <w:bookmarkStart w:id="55" w:name="_Toc226608183"/>
       <w:r>
         <w:t>Cierre</w:t>
       </w:r>
@@ -12855,8 +13365,9 @@
             <w:pPr>
               <w:pStyle w:val="Ttulo1"/>
               <w:spacing w:line="360" w:lineRule="auto"/>
+              <w:outlineLvl w:val="0"/>
             </w:pPr>
-            <w:bookmarkStart w:id="56" w:name="_Toc226479100"/>
+            <w:bookmarkStart w:id="56" w:name="_Toc226608184"/>
             <w:r>
               <w:lastRenderedPageBreak/>
               <w:t>CONCLUSIONES</w:t>
@@ -12872,7 +13383,7 @@
         <w:pStyle w:val="Ttulo2"/>
         <w:spacing w:line="360" w:lineRule="auto"/>
       </w:pPr>
-      <w:bookmarkStart w:id="57" w:name="_Toc226479101"/>
+      <w:bookmarkStart w:id="57" w:name="_Toc226608185"/>
       <w:r>
         <w:t>Cumplimiento de objetivos</w:t>
       </w:r>
@@ -12885,7 +13396,7 @@
         <w:pStyle w:val="Ttulo2"/>
         <w:spacing w:line="360" w:lineRule="auto"/>
       </w:pPr>
-      <w:bookmarkStart w:id="58" w:name="_Toc226479102"/>
+      <w:bookmarkStart w:id="58" w:name="_Toc226608186"/>
       <w:r>
         <w:t>Resultados</w:t>
       </w:r>
@@ -12898,7 +13409,7 @@
         <w:pStyle w:val="Ttulo2"/>
         <w:spacing w:line="360" w:lineRule="auto"/>
       </w:pPr>
-      <w:bookmarkStart w:id="59" w:name="_Toc226479103"/>
+      <w:bookmarkStart w:id="59" w:name="_Toc226608187"/>
       <w:r>
         <w:t>Contribuciones</w:t>
       </w:r>
@@ -13007,6 +13518,7 @@
           <w:lang w:val="en-US"/>
         </w:rPr>
       </w:pPr>
+      <w:proofErr w:type="spellStart"/>
       <w:r>
         <w:rPr>
           <w:rFonts w:eastAsia="Arial" w:cs="Arial"/>
@@ -13014,7 +13526,17 @@
           <w:sz w:val="22"/>
           <w:lang w:val="en-US"/>
         </w:rPr>
-        <w:t xml:space="preserve">Referencia APA: Food and Drug Administration. (2023). </w:t>
+        <w:t>Referencia</w:t>
+      </w:r>
+      <w:proofErr w:type="spellEnd"/>
+      <w:r>
+        <w:rPr>
+          <w:rFonts w:eastAsia="Arial" w:cs="Arial"/>
+          <w:color w:val="000000" w:themeColor="text1"/>
+          <w:sz w:val="22"/>
+          <w:lang w:val="en-US"/>
+        </w:rPr>
+        <w:t xml:space="preserve"> APA: Food and Drug Administration. (2023). </w:t>
       </w:r>
       <w:r>
         <w:rPr>
@@ -13062,7 +13584,25 @@
           <w:sz w:val="22"/>
           <w:lang w:val="en-US"/>
         </w:rPr>
-        <w:t xml:space="preserve">International Society for Pharmaceutical Engineering (ISPE). (2008). GAMP 5: A risk-based approach to compliant GxP computerized systems. ISPE.  </w:t>
+        <w:t xml:space="preserve">International Society for Pharmaceutical Engineering (ISPE). (2008). GAMP 5: A risk-based approach to compliant </w:t>
+      </w:r>
+      <w:proofErr w:type="spellStart"/>
+      <w:r>
+        <w:rPr>
+          <w:rFonts w:eastAsia="Arial" w:cs="Arial"/>
+          <w:sz w:val="22"/>
+          <w:lang w:val="en-US"/>
+        </w:rPr>
+        <w:t>GxP</w:t>
+      </w:r>
+      <w:proofErr w:type="spellEnd"/>
+      <w:r>
+        <w:rPr>
+          <w:rFonts w:eastAsia="Arial" w:cs="Arial"/>
+          <w:sz w:val="22"/>
+          <w:lang w:val="en-US"/>
+        </w:rPr>
+        <w:t xml:space="preserve"> computerized systems. ISPE.  </w:t>
       </w:r>
     </w:p>
     <w:p/>
@@ -13174,7 +13714,7 @@
 </file>
 
 <file path=word/comments.xml><?xml version="1.0" encoding="utf-8"?>
-<w:comments xmlns:wpc="http://schemas.microsoft.com/office/word/2010/wordprocessingCanvas" xmlns:cx="http://schemas.microsoft.com/office/drawing/2014/chartex" xmlns:cx1="http://schemas.microsoft.com/office/drawing/2015/9/8/chartex" xmlns:cx2="http://schemas.microsoft.com/office/drawing/2015/10/21/chartex" xmlns:cx3="http://schemas.microsoft.com/office/drawing/2016/5/9/chartex" xmlns:cx4="http://schemas.microsoft.com/office/drawing/2016/5/10/chartex" xmlns:cx5="http://schemas.microsoft.com/office/drawing/2016/5/11/chartex" xmlns:cx6="http://schemas.microsoft.com/office/drawing/2016/5/12/chartex" xmlns:cx7="http://schemas.microsoft.com/office/drawing/2016/5/13/chartex" xmlns:cx8="http://schemas.microsoft.com/office/drawing/2016/5/14/chartex" xmlns:mc="http://schemas.openxmlformats.org/markup-compatibility/2006" xmlns:aink="http://schemas.microsoft.com/office/drawing/2016/ink" xmlns:am3d="http://schemas.microsoft.com/office/drawing/2017/model3d" xmlns:o="urn:schemas-microsoft-com:office:office" xmlns:oel="http://schemas.microsoft.com/office/2019/extlst" xmlns:r="http://schemas.openxmlformats.org/officeDocument/2006/relationships" xmlns:m="http://schemas.openxmlformats.org/officeDocument/2006/math" xmlns:v="urn:schemas-microsoft-com:vml" xmlns:wp14="http://schemas.microsoft.com/office/word/2010/wordprocessingDrawing" xmlns:wp="http://schemas.openxmlformats.org/drawingml/2006/wordprocessingDrawing" xmlns:w10="urn:schemas-microsoft-com:office:word" xmlns:w="http://schemas.openxmlformats.org/wordprocessingml/2006/main" xmlns:w14="http://schemas.microsoft.com/office/word/2010/wordml" xmlns:w15="http://schemas.microsoft.com/office/word/2012/wordml" xmlns:w16cex="http://schemas.microsoft.com/office/word/2018/wordml/cex" xmlns:w16cid="http://schemas.microsoft.com/office/word/2016/wordml/cid" xmlns:w16="http://schemas.microsoft.com/office/word/2018/wordml" xmlns:w16du="http://schemas.microsoft.com/office/word/2023/wordml/word16du" xmlns:w16sdtdh="http://schemas.microsoft.com/office/word/2020/wordml/sdtdatahash" xmlns:w16sdtfl="http://schemas.microsoft.com/office/word/2024/wordml/sdtformatlock" xmlns:w16se="http://schemas.microsoft.com/office/word/2015/wordml/symex" xmlns:wpg="http://schemas.microsoft.com/office/word/2010/wordprocessingGroup" xmlns:wpi="http://schemas.microsoft.com/office/word/2010/wordprocessingInk" xmlns:wne="http://schemas.microsoft.com/office/word/2006/wordml" xmlns:wps="http://schemas.microsoft.com/office/word/2010/wordprocessingShape" mc:Ignorable="w14 w15 w16se w16cid w16 w16cex w16sdtdh w16sdtfl w16du wp14">
+<w:comments xmlns:wpc="http://schemas.microsoft.com/office/word/2010/wordprocessingCanvas" xmlns:cx="http://schemas.microsoft.com/office/drawing/2014/chartex" xmlns:cx1="http://schemas.microsoft.com/office/drawing/2015/9/8/chartex" xmlns:cx2="http://schemas.microsoft.com/office/drawing/2015/10/21/chartex" xmlns:cx3="http://schemas.microsoft.com/office/drawing/2016/5/9/chartex" xmlns:cx4="http://schemas.microsoft.com/office/drawing/2016/5/10/chartex" xmlns:cx5="http://schemas.microsoft.com/office/drawing/2016/5/11/chartex" xmlns:cx6="http://schemas.microsoft.com/office/drawing/2016/5/12/chartex" xmlns:cx7="http://schemas.microsoft.com/office/drawing/2016/5/13/chartex" xmlns:cx8="http://schemas.microsoft.com/office/drawing/2016/5/14/chartex" xmlns:mc="http://schemas.openxmlformats.org/markup-compatibility/2006" xmlns:aink="http://schemas.microsoft.com/office/drawing/2016/ink" xmlns:am3d="http://schemas.microsoft.com/office/drawing/2017/model3d" xmlns:o="urn:schemas-microsoft-com:office:office" xmlns:r="http://schemas.openxmlformats.org/officeDocument/2006/relationships" xmlns:m="http://schemas.openxmlformats.org/officeDocument/2006/math" xmlns:v="urn:schemas-microsoft-com:vml" xmlns:wp14="http://schemas.microsoft.com/office/word/2010/wordprocessingDrawing" xmlns:wp="http://schemas.openxmlformats.org/drawingml/2006/wordprocessingDrawing" xmlns:w10="urn:schemas-microsoft-com:office:word" xmlns:w="http://schemas.openxmlformats.org/wordprocessingml/2006/main" xmlns:w14="http://schemas.microsoft.com/office/word/2010/wordml" xmlns:w15="http://schemas.microsoft.com/office/word/2012/wordml" xmlns:w16cex="http://schemas.microsoft.com/office/word/2018/wordml/cex" xmlns:w16cid="http://schemas.microsoft.com/office/word/2016/wordml/cid" xmlns:w16="http://schemas.microsoft.com/office/word/2018/wordml" xmlns:w16sdtdh="http://schemas.microsoft.com/office/word/2020/wordml/sdtdatahash" xmlns:w16se="http://schemas.microsoft.com/office/word/2015/wordml/symex" xmlns:wpg="http://schemas.microsoft.com/office/word/2010/wordprocessingGroup" xmlns:wpi="http://schemas.microsoft.com/office/word/2010/wordprocessingInk" xmlns:wne="http://schemas.microsoft.com/office/word/2006/wordml" xmlns:wps="http://schemas.microsoft.com/office/word/2010/wordprocessingShape" mc:Ignorable="w14 w15 w16se w16cid w16 w16cex w16sdtdh wp14">
   <w:comment w:id="13" w:author="neli Bp" w:date="2026-03-25T18:26:00Z" w:initials="nB">
     <w:p>
       <w:pPr>
@@ -13275,7 +13815,7 @@
 </file>
 
 <file path=word/commentsExtended.xml><?xml version="1.0" encoding="utf-8"?>
-<w15:commentsEx xmlns:wpc="http://schemas.microsoft.com/office/word/2010/wordprocessingCanvas" xmlns:cx="http://schemas.microsoft.com/office/drawing/2014/chartex" xmlns:cx1="http://schemas.microsoft.com/office/drawing/2015/9/8/chartex" xmlns:cx2="http://schemas.microsoft.com/office/drawing/2015/10/21/chartex" xmlns:cx3="http://schemas.microsoft.com/office/drawing/2016/5/9/chartex" xmlns:cx4="http://schemas.microsoft.com/office/drawing/2016/5/10/chartex" xmlns:cx5="http://schemas.microsoft.com/office/drawing/2016/5/11/chartex" xmlns:cx6="http://schemas.microsoft.com/office/drawing/2016/5/12/chartex" xmlns:cx7="http://schemas.microsoft.com/office/drawing/2016/5/13/chartex" xmlns:cx8="http://schemas.microsoft.com/office/drawing/2016/5/14/chartex" xmlns:mc="http://schemas.openxmlformats.org/markup-compatibility/2006" xmlns:aink="http://schemas.microsoft.com/office/drawing/2016/ink" xmlns:am3d="http://schemas.microsoft.com/office/drawing/2017/model3d" xmlns:o="urn:schemas-microsoft-com:office:office" xmlns:oel="http://schemas.microsoft.com/office/2019/extlst" xmlns:r="http://schemas.openxmlformats.org/officeDocument/2006/relationships" xmlns:m="http://schemas.openxmlformats.org/officeDocument/2006/math" xmlns:v="urn:schemas-microsoft-com:vml" xmlns:wp14="http://schemas.microsoft.com/office/word/2010/wordprocessingDrawing" xmlns:wp="http://schemas.openxmlformats.org/drawingml/2006/wordprocessingDrawing" xmlns:w10="urn:schemas-microsoft-com:office:word" xmlns:w="http://schemas.openxmlformats.org/wordprocessingml/2006/main" xmlns:w14="http://schemas.microsoft.com/office/word/2010/wordml" xmlns:w15="http://schemas.microsoft.com/office/word/2012/wordml" xmlns:w16cex="http://schemas.microsoft.com/office/word/2018/wordml/cex" xmlns:w16cid="http://schemas.microsoft.com/office/word/2016/wordml/cid" xmlns:w16="http://schemas.microsoft.com/office/word/2018/wordml" xmlns:w16du="http://schemas.microsoft.com/office/word/2023/wordml/word16du" xmlns:w16sdtdh="http://schemas.microsoft.com/office/word/2020/wordml/sdtdatahash" xmlns:w16sdtfl="http://schemas.microsoft.com/office/word/2024/wordml/sdtformatlock" xmlns:w16se="http://schemas.microsoft.com/office/word/2015/wordml/symex" xmlns:wpg="http://schemas.microsoft.com/office/word/2010/wordprocessingGroup" xmlns:wpi="http://schemas.microsoft.com/office/word/2010/wordprocessingInk" xmlns:wne="http://schemas.microsoft.com/office/word/2006/wordml" xmlns:wps="http://schemas.microsoft.com/office/word/2010/wordprocessingShape" mc:Ignorable="w14 w15 w16se w16cid w16 w16cex w16sdtdh w16sdtfl w16du wp14">
+<w15:commentsEx xmlns:wpc="http://schemas.microsoft.com/office/word/2010/wordprocessingCanvas" xmlns:cx="http://schemas.microsoft.com/office/drawing/2014/chartex" xmlns:cx1="http://schemas.microsoft.com/office/drawing/2015/9/8/chartex" xmlns:cx2="http://schemas.microsoft.com/office/drawing/2015/10/21/chartex" xmlns:cx3="http://schemas.microsoft.com/office/drawing/2016/5/9/chartex" xmlns:cx4="http://schemas.microsoft.com/office/drawing/2016/5/10/chartex" xmlns:cx5="http://schemas.microsoft.com/office/drawing/2016/5/11/chartex" xmlns:cx6="http://schemas.microsoft.com/office/drawing/2016/5/12/chartex" xmlns:cx7="http://schemas.microsoft.com/office/drawing/2016/5/13/chartex" xmlns:cx8="http://schemas.microsoft.com/office/drawing/2016/5/14/chartex" xmlns:mc="http://schemas.openxmlformats.org/markup-compatibility/2006" xmlns:aink="http://schemas.microsoft.com/office/drawing/2016/ink" xmlns:am3d="http://schemas.microsoft.com/office/drawing/2017/model3d" xmlns:o="urn:schemas-microsoft-com:office:office" xmlns:r="http://schemas.openxmlformats.org/officeDocument/2006/relationships" xmlns:m="http://schemas.openxmlformats.org/officeDocument/2006/math" xmlns:v="urn:schemas-microsoft-com:vml" xmlns:wp14="http://schemas.microsoft.com/office/word/2010/wordprocessingDrawing" xmlns:wp="http://schemas.openxmlformats.org/drawingml/2006/wordprocessingDrawing" xmlns:w10="urn:schemas-microsoft-com:office:word" xmlns:w="http://schemas.openxmlformats.org/wordprocessingml/2006/main" xmlns:w14="http://schemas.microsoft.com/office/word/2010/wordml" xmlns:w15="http://schemas.microsoft.com/office/word/2012/wordml" xmlns:w16cex="http://schemas.microsoft.com/office/word/2018/wordml/cex" xmlns:w16cid="http://schemas.microsoft.com/office/word/2016/wordml/cid" xmlns:w16="http://schemas.microsoft.com/office/word/2018/wordml" xmlns:w16sdtdh="http://schemas.microsoft.com/office/word/2020/wordml/sdtdatahash" xmlns:w16se="http://schemas.microsoft.com/office/word/2015/wordml/symex" xmlns:wpg="http://schemas.microsoft.com/office/word/2010/wordprocessingGroup" xmlns:wpi="http://schemas.microsoft.com/office/word/2010/wordprocessingInk" xmlns:wne="http://schemas.microsoft.com/office/word/2006/wordml" xmlns:wps="http://schemas.microsoft.com/office/word/2010/wordprocessingShape" mc:Ignorable="w14 w15 w16se w16cid w16 w16cex w16sdtdh wp14">
   <w15:commentEx w15:paraId="39ABB8E6" w15:done="1"/>
   <w15:commentEx w15:paraId="5EEB920A" w15:done="1"/>
   <w15:commentEx w15:paraId="69976AE8" w15:done="0"/>
@@ -13286,7 +13826,7 @@
 </file>
 
 <file path=word/commentsExtensible.xml><?xml version="1.0" encoding="utf-8"?>
-<w16cex:commentsExtensible xmlns:wpc="http://schemas.microsoft.com/office/word/2010/wordprocessingCanvas" xmlns:cx="http://schemas.microsoft.com/office/drawing/2014/chartex" xmlns:cx1="http://schemas.microsoft.com/office/drawing/2015/9/8/chartex" xmlns:cx2="http://schemas.microsoft.com/office/drawing/2015/10/21/chartex" xmlns:cx3="http://schemas.microsoft.com/office/drawing/2016/5/9/chartex" xmlns:cx4="http://schemas.microsoft.com/office/drawing/2016/5/10/chartex" xmlns:cx5="http://schemas.microsoft.com/office/drawing/2016/5/11/chartex" xmlns:cx6="http://schemas.microsoft.com/office/drawing/2016/5/12/chartex" xmlns:cx7="http://schemas.microsoft.com/office/drawing/2016/5/13/chartex" xmlns:cx8="http://schemas.microsoft.com/office/drawing/2016/5/14/chartex" xmlns:cr="http://schemas.microsoft.com/office/comments/2020/reactions" xmlns:mc="http://schemas.openxmlformats.org/markup-compatibility/2006" xmlns:aink="http://schemas.microsoft.com/office/drawing/2016/ink" xmlns:am3d="http://schemas.microsoft.com/office/drawing/2017/model3d" xmlns:o="urn:schemas-microsoft-com:office:office" xmlns:oel="http://schemas.microsoft.com/office/2019/extlst" xmlns:r="http://schemas.openxmlformats.org/officeDocument/2006/relationships" xmlns:m="http://schemas.openxmlformats.org/officeDocument/2006/math" xmlns:v="urn:schemas-microsoft-com:vml" xmlns:wp14="http://schemas.microsoft.com/office/word/2010/wordprocessingDrawing" xmlns:wp="http://schemas.openxmlformats.org/drawingml/2006/wordprocessingDrawing" xmlns:w10="urn:schemas-microsoft-com:office:word" xmlns:w="http://schemas.openxmlformats.org/wordprocessingml/2006/main" xmlns:w14="http://schemas.microsoft.com/office/word/2010/wordml" xmlns:w15="http://schemas.microsoft.com/office/word/2012/wordml" xmlns:w16cex="http://schemas.microsoft.com/office/word/2018/wordml/cex" xmlns:w16cid="http://schemas.microsoft.com/office/word/2016/wordml/cid" xmlns:w16="http://schemas.microsoft.com/office/word/2018/wordml" xmlns:w16du="http://schemas.microsoft.com/office/word/2023/wordml/word16du" xmlns:w16sdtdh="http://schemas.microsoft.com/office/word/2020/wordml/sdtdatahash" xmlns:w16sdtfl="http://schemas.microsoft.com/office/word/2024/wordml/sdtformatlock" xmlns:w16se="http://schemas.microsoft.com/office/word/2015/wordml/symex" xmlns:wpg="http://schemas.microsoft.com/office/word/2010/wordprocessingGroup" xmlns:wpi="http://schemas.microsoft.com/office/word/2010/wordprocessingInk" xmlns:wne="http://schemas.microsoft.com/office/word/2006/wordml" xmlns:wps="http://schemas.microsoft.com/office/word/2010/wordprocessingShape" mc:Ignorable="w14 w15 w16se w16cid w16 w16cex w16sdtdh w16sdtfl cr w16du wp14">
+<w16cex:commentsExtensible xmlns:wpc="http://schemas.microsoft.com/office/word/2010/wordprocessingCanvas" xmlns:cx="http://schemas.microsoft.com/office/drawing/2014/chartex" xmlns:cx1="http://schemas.microsoft.com/office/drawing/2015/9/8/chartex" xmlns:cx2="http://schemas.microsoft.com/office/drawing/2015/10/21/chartex" xmlns:cx3="http://schemas.microsoft.com/office/drawing/2016/5/9/chartex" xmlns:cx4="http://schemas.microsoft.com/office/drawing/2016/5/10/chartex" xmlns:cx5="http://schemas.microsoft.com/office/drawing/2016/5/11/chartex" xmlns:cx6="http://schemas.microsoft.com/office/drawing/2016/5/12/chartex" xmlns:cx7="http://schemas.microsoft.com/office/drawing/2016/5/13/chartex" xmlns:cx8="http://schemas.microsoft.com/office/drawing/2016/5/14/chartex" xmlns:mc="http://schemas.openxmlformats.org/markup-compatibility/2006" xmlns:aink="http://schemas.microsoft.com/office/drawing/2016/ink" xmlns:am3d="http://schemas.microsoft.com/office/drawing/2017/model3d" xmlns:o="urn:schemas-microsoft-com:office:office" xmlns:r="http://schemas.openxmlformats.org/officeDocument/2006/relationships" xmlns:m="http://schemas.openxmlformats.org/officeDocument/2006/math" xmlns:v="urn:schemas-microsoft-com:vml" xmlns:wp14="http://schemas.microsoft.com/office/word/2010/wordprocessingDrawing" xmlns:wp="http://schemas.openxmlformats.org/drawingml/2006/wordprocessingDrawing" xmlns:w10="urn:schemas-microsoft-com:office:word" xmlns:w="http://schemas.openxmlformats.org/wordprocessingml/2006/main" xmlns:w14="http://schemas.microsoft.com/office/word/2010/wordml" xmlns:w15="http://schemas.microsoft.com/office/word/2012/wordml" xmlns:w16cex="http://schemas.microsoft.com/office/word/2018/wordml/cex" xmlns:w16cid="http://schemas.microsoft.com/office/word/2016/wordml/cid" xmlns:w16="http://schemas.microsoft.com/office/word/2018/wordml" xmlns:w16sdtdh="http://schemas.microsoft.com/office/word/2020/wordml/sdtdatahash" xmlns:w16se="http://schemas.microsoft.com/office/word/2015/wordml/symex" xmlns:wpg="http://schemas.microsoft.com/office/word/2010/wordprocessingGroup" xmlns:wpi="http://schemas.microsoft.com/office/word/2010/wordprocessingInk" xmlns:wne="http://schemas.microsoft.com/office/word/2006/wordml" xmlns:wps="http://schemas.microsoft.com/office/word/2010/wordprocessingShape" mc:Ignorable="w14 w15 w16se w16cid w16 w16cex w16sdtdh wp14">
   <w16cex:commentExtensible w16cex:durableId="063456F9" w16cex:dateUtc="2026-03-26T00:26:00Z"/>
   <w16cex:commentExtensible w16cex:durableId="2D4FEA09" w16cex:dateUtc="2026-03-02T16:50:00Z"/>
   <w16cex:commentExtensible w16cex:durableId="27C0ECD4" w16cex:dateUtc="2026-03-25T22:20:00Z"/>
@@ -13297,7 +13837,7 @@
 </file>
 
 <file path=word/commentsIds.xml><?xml version="1.0" encoding="utf-8"?>
-<w16cid:commentsIds xmlns:wpc="http://schemas.microsoft.com/office/word/2010/wordprocessingCanvas" xmlns:cx="http://schemas.microsoft.com/office/drawing/2014/chartex" xmlns:cx1="http://schemas.microsoft.com/office/drawing/2015/9/8/chartex" xmlns:cx2="http://schemas.microsoft.com/office/drawing/2015/10/21/chartex" xmlns:cx3="http://schemas.microsoft.com/office/drawing/2016/5/9/chartex" xmlns:cx4="http://schemas.microsoft.com/office/drawing/2016/5/10/chartex" xmlns:cx5="http://schemas.microsoft.com/office/drawing/2016/5/11/chartex" xmlns:cx6="http://schemas.microsoft.com/office/drawing/2016/5/12/chartex" xmlns:cx7="http://schemas.microsoft.com/office/drawing/2016/5/13/chartex" xmlns:cx8="http://schemas.microsoft.com/office/drawing/2016/5/14/chartex" xmlns:mc="http://schemas.openxmlformats.org/markup-compatibility/2006" xmlns:aink="http://schemas.microsoft.com/office/drawing/2016/ink" xmlns:am3d="http://schemas.microsoft.com/office/drawing/2017/model3d" xmlns:o="urn:schemas-microsoft-com:office:office" xmlns:oel="http://schemas.microsoft.com/office/2019/extlst" xmlns:r="http://schemas.openxmlformats.org/officeDocument/2006/relationships" xmlns:m="http://schemas.openxmlformats.org/officeDocument/2006/math" xmlns:v="urn:schemas-microsoft-com:vml" xmlns:wp14="http://schemas.microsoft.com/office/word/2010/wordprocessingDrawing" xmlns:wp="http://schemas.openxmlformats.org/drawingml/2006/wordprocessingDrawing" xmlns:w10="urn:schemas-microsoft-com:office:word" xmlns:w="http://schemas.openxmlformats.org/wordprocessingml/2006/main" xmlns:w14="http://schemas.microsoft.com/office/word/2010/wordml" xmlns:w15="http://schemas.microsoft.com/office/word/2012/wordml" xmlns:w16cex="http://schemas.microsoft.com/office/word/2018/wordml/cex" xmlns:w16cid="http://schemas.microsoft.com/office/word/2016/wordml/cid" xmlns:w16="http://schemas.microsoft.com/office/word/2018/wordml" xmlns:w16du="http://schemas.microsoft.com/office/word/2023/wordml/word16du" xmlns:w16sdtdh="http://schemas.microsoft.com/office/word/2020/wordml/sdtdatahash" xmlns:w16sdtfl="http://schemas.microsoft.com/office/word/2024/wordml/sdtformatlock" xmlns:w16se="http://schemas.microsoft.com/office/word/2015/wordml/symex" xmlns:wpg="http://schemas.microsoft.com/office/word/2010/wordprocessingGroup" xmlns:wpi="http://schemas.microsoft.com/office/word/2010/wordprocessingInk" xmlns:wne="http://schemas.microsoft.com/office/word/2006/wordml" xmlns:wps="http://schemas.microsoft.com/office/word/2010/wordprocessingShape" mc:Ignorable="w14 w15 w16se w16cid w16 w16cex w16sdtdh w16sdtfl w16du wp14">
+<w16cid:commentsIds xmlns:wpc="http://schemas.microsoft.com/office/word/2010/wordprocessingCanvas" xmlns:cx="http://schemas.microsoft.com/office/drawing/2014/chartex" xmlns:cx1="http://schemas.microsoft.com/office/drawing/2015/9/8/chartex" xmlns:cx2="http://schemas.microsoft.com/office/drawing/2015/10/21/chartex" xmlns:cx3="http://schemas.microsoft.com/office/drawing/2016/5/9/chartex" xmlns:cx4="http://schemas.microsoft.com/office/drawing/2016/5/10/chartex" xmlns:cx5="http://schemas.microsoft.com/office/drawing/2016/5/11/chartex" xmlns:cx6="http://schemas.microsoft.com/office/drawing/2016/5/12/chartex" xmlns:cx7="http://schemas.microsoft.com/office/drawing/2016/5/13/chartex" xmlns:cx8="http://schemas.microsoft.com/office/drawing/2016/5/14/chartex" xmlns:mc="http://schemas.openxmlformats.org/markup-compatibility/2006" xmlns:aink="http://schemas.microsoft.com/office/drawing/2016/ink" xmlns:am3d="http://schemas.microsoft.com/office/drawing/2017/model3d" xmlns:o="urn:schemas-microsoft-com:office:office" xmlns:r="http://schemas.openxmlformats.org/officeDocument/2006/relationships" xmlns:m="http://schemas.openxmlformats.org/officeDocument/2006/math" xmlns:v="urn:schemas-microsoft-com:vml" xmlns:wp14="http://schemas.microsoft.com/office/word/2010/wordprocessingDrawing" xmlns:wp="http://schemas.openxmlformats.org/drawingml/2006/wordprocessingDrawing" xmlns:w10="urn:schemas-microsoft-com:office:word" xmlns:w="http://schemas.openxmlformats.org/wordprocessingml/2006/main" xmlns:w14="http://schemas.microsoft.com/office/word/2010/wordml" xmlns:w15="http://schemas.microsoft.com/office/word/2012/wordml" xmlns:w16cex="http://schemas.microsoft.com/office/word/2018/wordml/cex" xmlns:w16cid="http://schemas.microsoft.com/office/word/2016/wordml/cid" xmlns:w16="http://schemas.microsoft.com/office/word/2018/wordml" xmlns:w16sdtdh="http://schemas.microsoft.com/office/word/2020/wordml/sdtdatahash" xmlns:w16se="http://schemas.microsoft.com/office/word/2015/wordml/symex" xmlns:wpg="http://schemas.microsoft.com/office/word/2010/wordprocessingGroup" xmlns:wpi="http://schemas.microsoft.com/office/word/2010/wordprocessingInk" xmlns:wne="http://schemas.microsoft.com/office/word/2006/wordml" xmlns:wps="http://schemas.microsoft.com/office/word/2010/wordprocessingShape" mc:Ignorable="w14 w15 w16se w16cid w16 w16cex w16sdtdh wp14">
   <w16cid:commentId w16cid:paraId="39ABB8E6" w16cid:durableId="063456F9"/>
   <w16cid:commentId w16cid:paraId="5EEB920A" w16cid:durableId="2D4FEA09"/>
   <w16cid:commentId w16cid:paraId="69976AE8" w16cid:durableId="27C0ECD4"/>
@@ -13308,7 +13848,7 @@
 </file>
 
 <file path=word/endnotes.xml><?xml version="1.0" encoding="utf-8"?>
-<w:endnotes xmlns:wpc="http://schemas.microsoft.com/office/word/2010/wordprocessingCanvas" xmlns:cx="http://schemas.microsoft.com/office/drawing/2014/chartex" xmlns:cx1="http://schemas.microsoft.com/office/drawing/2015/9/8/chartex" xmlns:cx2="http://schemas.microsoft.com/office/drawing/2015/10/21/chartex" xmlns:cx3="http://schemas.microsoft.com/office/drawing/2016/5/9/chartex" xmlns:cx4="http://schemas.microsoft.com/office/drawing/2016/5/10/chartex" xmlns:cx5="http://schemas.microsoft.com/office/drawing/2016/5/11/chartex" xmlns:cx6="http://schemas.microsoft.com/office/drawing/2016/5/12/chartex" xmlns:cx7="http://schemas.microsoft.com/office/drawing/2016/5/13/chartex" xmlns:cx8="http://schemas.microsoft.com/office/drawing/2016/5/14/chartex" xmlns:mc="http://schemas.openxmlformats.org/markup-compatibility/2006" xmlns:aink="http://schemas.microsoft.com/office/drawing/2016/ink" xmlns:am3d="http://schemas.microsoft.com/office/drawing/2017/model3d" xmlns:o="urn:schemas-microsoft-com:office:office" xmlns:oel="http://schemas.microsoft.com/office/2019/extlst" xmlns:r="http://schemas.openxmlformats.org/officeDocument/2006/relationships" xmlns:m="http://schemas.openxmlformats.org/officeDocument/2006/math" xmlns:v="urn:schemas-microsoft-com:vml" xmlns:wp14="http://schemas.microsoft.com/office/word/2010/wordprocessingDrawing" xmlns:wp="http://schemas.openxmlformats.org/drawingml/2006/wordprocessingDrawing" xmlns:w10="urn:schemas-microsoft-com:office:word" xmlns:w="http://schemas.openxmlformats.org/wordprocessingml/2006/main" xmlns:w14="http://schemas.microsoft.com/office/word/2010/wordml" xmlns:w15="http://schemas.microsoft.com/office/word/2012/wordml" xmlns:w16cex="http://schemas.microsoft.com/office/word/2018/wordml/cex" xmlns:w16cid="http://schemas.microsoft.com/office/word/2016/wordml/cid" xmlns:w16="http://schemas.microsoft.com/office/word/2018/wordml" xmlns:w16du="http://schemas.microsoft.com/office/word/2023/wordml/word16du" xmlns:w16sdtdh="http://schemas.microsoft.com/office/word/2020/wordml/sdtdatahash" xmlns:w16sdtfl="http://schemas.microsoft.com/office/word/2024/wordml/sdtformatlock" xmlns:w16se="http://schemas.microsoft.com/office/word/2015/wordml/symex" xmlns:wpg="http://schemas.microsoft.com/office/word/2010/wordprocessingGroup" xmlns:wpi="http://schemas.microsoft.com/office/word/2010/wordprocessingInk" xmlns:wne="http://schemas.microsoft.com/office/word/2006/wordml" xmlns:wps="http://schemas.microsoft.com/office/word/2010/wordprocessingShape" mc:Ignorable="w14 w15 w16se w16cid w16 w16cex w16sdtdh w16sdtfl w16du wp14">
+<w:endnotes xmlns:wpc="http://schemas.microsoft.com/office/word/2010/wordprocessingCanvas" xmlns:cx="http://schemas.microsoft.com/office/drawing/2014/chartex" xmlns:cx1="http://schemas.microsoft.com/office/drawing/2015/9/8/chartex" xmlns:cx2="http://schemas.microsoft.com/office/drawing/2015/10/21/chartex" xmlns:cx3="http://schemas.microsoft.com/office/drawing/2016/5/9/chartex" xmlns:cx4="http://schemas.microsoft.com/office/drawing/2016/5/10/chartex" xmlns:cx5="http://schemas.microsoft.com/office/drawing/2016/5/11/chartex" xmlns:cx6="http://schemas.microsoft.com/office/drawing/2016/5/12/chartex" xmlns:cx7="http://schemas.microsoft.com/office/drawing/2016/5/13/chartex" xmlns:cx8="http://schemas.microsoft.com/office/drawing/2016/5/14/chartex" xmlns:mc="http://schemas.openxmlformats.org/markup-compatibility/2006" xmlns:aink="http://schemas.microsoft.com/office/drawing/2016/ink" xmlns:am3d="http://schemas.microsoft.com/office/drawing/2017/model3d" xmlns:o="urn:schemas-microsoft-com:office:office" xmlns:r="http://schemas.openxmlformats.org/officeDocument/2006/relationships" xmlns:m="http://schemas.openxmlformats.org/officeDocument/2006/math" xmlns:v="urn:schemas-microsoft-com:vml" xmlns:wp14="http://schemas.microsoft.com/office/word/2010/wordprocessingDrawing" xmlns:wp="http://schemas.openxmlformats.org/drawingml/2006/wordprocessingDrawing" xmlns:w10="urn:schemas-microsoft-com:office:word" xmlns:w="http://schemas.openxmlformats.org/wordprocessingml/2006/main" xmlns:w14="http://schemas.microsoft.com/office/word/2010/wordml" xmlns:w15="http://schemas.microsoft.com/office/word/2012/wordml" xmlns:w16cex="http://schemas.microsoft.com/office/word/2018/wordml/cex" xmlns:w16cid="http://schemas.microsoft.com/office/word/2016/wordml/cid" xmlns:w16="http://schemas.microsoft.com/office/word/2018/wordml" xmlns:w16sdtdh="http://schemas.microsoft.com/office/word/2020/wordml/sdtdatahash" xmlns:w16se="http://schemas.microsoft.com/office/word/2015/wordml/symex" xmlns:wpg="http://schemas.microsoft.com/office/word/2010/wordprocessingGroup" xmlns:wpi="http://schemas.microsoft.com/office/word/2010/wordprocessingInk" xmlns:wne="http://schemas.microsoft.com/office/word/2006/wordml" xmlns:wps="http://schemas.microsoft.com/office/word/2010/wordprocessingShape" mc:Ignorable="w14 w15 w16se w16cid w16 w16cex w16sdtdh wp14">
   <w:endnote w:type="separator" w:id="-1">
     <w:p>
       <w:pPr>
@@ -13333,7 +13873,7 @@
 </file>
 
 <file path=word/footer1.xml><?xml version="1.0" encoding="utf-8"?>
-<w:ftr xmlns:wpc="http://schemas.microsoft.com/office/word/2010/wordprocessingCanvas" xmlns:cx="http://schemas.microsoft.com/office/drawing/2014/chartex" xmlns:cx1="http://schemas.microsoft.com/office/drawing/2015/9/8/chartex" xmlns:cx2="http://schemas.microsoft.com/office/drawing/2015/10/21/chartex" xmlns:cx3="http://schemas.microsoft.com/office/drawing/2016/5/9/chartex" xmlns:cx4="http://schemas.microsoft.com/office/drawing/2016/5/10/chartex" xmlns:cx5="http://schemas.microsoft.com/office/drawing/2016/5/11/chartex" xmlns:cx6="http://schemas.microsoft.com/office/drawing/2016/5/12/chartex" xmlns:cx7="http://schemas.microsoft.com/office/drawing/2016/5/13/chartex" xmlns:cx8="http://schemas.microsoft.com/office/drawing/2016/5/14/chartex" xmlns:mc="http://schemas.openxmlformats.org/markup-compatibility/2006" xmlns:aink="http://schemas.microsoft.com/office/drawing/2016/ink" xmlns:am3d="http://schemas.microsoft.com/office/drawing/2017/model3d" xmlns:o="urn:schemas-microsoft-com:office:office" xmlns:oel="http://schemas.microsoft.com/office/2019/extlst" xmlns:r="http://schemas.openxmlformats.org/officeDocument/2006/relationships" xmlns:m="http://schemas.openxmlformats.org/officeDocument/2006/math" xmlns:v="urn:schemas-microsoft-com:vml" xmlns:wp14="http://schemas.microsoft.com/office/word/2010/wordprocessingDrawing" xmlns:wp="http://schemas.openxmlformats.org/drawingml/2006/wordprocessingDrawing" xmlns:w10="urn:schemas-microsoft-com:office:word" xmlns:w="http://schemas.openxmlformats.org/wordprocessingml/2006/main" xmlns:w14="http://schemas.microsoft.com/office/word/2010/wordml" xmlns:w15="http://schemas.microsoft.com/office/word/2012/wordml" xmlns:w16cex="http://schemas.microsoft.com/office/word/2018/wordml/cex" xmlns:w16cid="http://schemas.microsoft.com/office/word/2016/wordml/cid" xmlns:w16="http://schemas.microsoft.com/office/word/2018/wordml" xmlns:w16du="http://schemas.microsoft.com/office/word/2023/wordml/word16du" xmlns:w16sdtdh="http://schemas.microsoft.com/office/word/2020/wordml/sdtdatahash" xmlns:w16sdtfl="http://schemas.microsoft.com/office/word/2024/wordml/sdtformatlock" xmlns:w16se="http://schemas.microsoft.com/office/word/2015/wordml/symex" xmlns:wpg="http://schemas.microsoft.com/office/word/2010/wordprocessingGroup" xmlns:wpi="http://schemas.microsoft.com/office/word/2010/wordprocessingInk" xmlns:wne="http://schemas.microsoft.com/office/word/2006/wordml" xmlns:wps="http://schemas.microsoft.com/office/word/2010/wordprocessingShape" mc:Ignorable="w14 w15 w16se w16cid w16 w16cex w16sdtdh w16sdtfl w16du wp14">
+<w:ftr xmlns:wpc="http://schemas.microsoft.com/office/word/2010/wordprocessingCanvas" xmlns:cx="http://schemas.microsoft.com/office/drawing/2014/chartex" xmlns:cx1="http://schemas.microsoft.com/office/drawing/2015/9/8/chartex" xmlns:cx2="http://schemas.microsoft.com/office/drawing/2015/10/21/chartex" xmlns:cx3="http://schemas.microsoft.com/office/drawing/2016/5/9/chartex" xmlns:cx4="http://schemas.microsoft.com/office/drawing/2016/5/10/chartex" xmlns:cx5="http://schemas.microsoft.com/office/drawing/2016/5/11/chartex" xmlns:cx6="http://schemas.microsoft.com/office/drawing/2016/5/12/chartex" xmlns:cx7="http://schemas.microsoft.com/office/drawing/2016/5/13/chartex" xmlns:cx8="http://schemas.microsoft.com/office/drawing/2016/5/14/chartex" xmlns:mc="http://schemas.openxmlformats.org/markup-compatibility/2006" xmlns:aink="http://schemas.microsoft.com/office/drawing/2016/ink" xmlns:am3d="http://schemas.microsoft.com/office/drawing/2017/model3d" xmlns:o="urn:schemas-microsoft-com:office:office" xmlns:r="http://schemas.openxmlformats.org/officeDocument/2006/relationships" xmlns:m="http://schemas.openxmlformats.org/officeDocument/2006/math" xmlns:v="urn:schemas-microsoft-com:vml" xmlns:wp14="http://schemas.microsoft.com/office/word/2010/wordprocessingDrawing" xmlns:wp="http://schemas.openxmlformats.org/drawingml/2006/wordprocessingDrawing" xmlns:w10="urn:schemas-microsoft-com:office:word" xmlns:w="http://schemas.openxmlformats.org/wordprocessingml/2006/main" xmlns:w14="http://schemas.microsoft.com/office/word/2010/wordml" xmlns:w15="http://schemas.microsoft.com/office/word/2012/wordml" xmlns:w16cex="http://schemas.microsoft.com/office/word/2018/wordml/cex" xmlns:w16cid="http://schemas.microsoft.com/office/word/2016/wordml/cid" xmlns:w16="http://schemas.microsoft.com/office/word/2018/wordml" xmlns:w16sdtdh="http://schemas.microsoft.com/office/word/2020/wordml/sdtdatahash" xmlns:w16se="http://schemas.microsoft.com/office/word/2015/wordml/symex" xmlns:wpg="http://schemas.microsoft.com/office/word/2010/wordprocessingGroup" xmlns:wpi="http://schemas.microsoft.com/office/word/2010/wordprocessingInk" xmlns:wne="http://schemas.microsoft.com/office/word/2006/wordml" xmlns:wps="http://schemas.microsoft.com/office/word/2010/wordprocessingShape" mc:Ignorable="w14 w15 w16se w16cid w16 w16cex w16sdtdh wp14">
   <w:p>
     <w:pPr>
       <w:pStyle w:val="Piedepgina"/>
@@ -13552,7 +14092,7 @@
 </file>
 
 <file path=word/footer2.xml><?xml version="1.0" encoding="utf-8"?>
-<w:ftr xmlns:wpc="http://schemas.microsoft.com/office/word/2010/wordprocessingCanvas" xmlns:cx="http://schemas.microsoft.com/office/drawing/2014/chartex" xmlns:cx1="http://schemas.microsoft.com/office/drawing/2015/9/8/chartex" xmlns:cx2="http://schemas.microsoft.com/office/drawing/2015/10/21/chartex" xmlns:cx3="http://schemas.microsoft.com/office/drawing/2016/5/9/chartex" xmlns:cx4="http://schemas.microsoft.com/office/drawing/2016/5/10/chartex" xmlns:cx5="http://schemas.microsoft.com/office/drawing/2016/5/11/chartex" xmlns:cx6="http://schemas.microsoft.com/office/drawing/2016/5/12/chartex" xmlns:cx7="http://schemas.microsoft.com/office/drawing/2016/5/13/chartex" xmlns:cx8="http://schemas.microsoft.com/office/drawing/2016/5/14/chartex" xmlns:mc="http://schemas.openxmlformats.org/markup-compatibility/2006" xmlns:aink="http://schemas.microsoft.com/office/drawing/2016/ink" xmlns:am3d="http://schemas.microsoft.com/office/drawing/2017/model3d" xmlns:o="urn:schemas-microsoft-com:office:office" xmlns:oel="http://schemas.microsoft.com/office/2019/extlst" xmlns:r="http://schemas.openxmlformats.org/officeDocument/2006/relationships" xmlns:m="http://schemas.openxmlformats.org/officeDocument/2006/math" xmlns:v="urn:schemas-microsoft-com:vml" xmlns:wp14="http://schemas.microsoft.com/office/word/2010/wordprocessingDrawing" xmlns:wp="http://schemas.openxmlformats.org/drawingml/2006/wordprocessingDrawing" xmlns:w10="urn:schemas-microsoft-com:office:word" xmlns:w="http://schemas.openxmlformats.org/wordprocessingml/2006/main" xmlns:w14="http://schemas.microsoft.com/office/word/2010/wordml" xmlns:w15="http://schemas.microsoft.com/office/word/2012/wordml" xmlns:w16cex="http://schemas.microsoft.com/office/word/2018/wordml/cex" xmlns:w16cid="http://schemas.microsoft.com/office/word/2016/wordml/cid" xmlns:w16="http://schemas.microsoft.com/office/word/2018/wordml" xmlns:w16du="http://schemas.microsoft.com/office/word/2023/wordml/word16du" xmlns:w16sdtdh="http://schemas.microsoft.com/office/word/2020/wordml/sdtdatahash" xmlns:w16sdtfl="http://schemas.microsoft.com/office/word/2024/wordml/sdtformatlock" xmlns:w16se="http://schemas.microsoft.com/office/word/2015/wordml/symex" xmlns:wpg="http://schemas.microsoft.com/office/word/2010/wordprocessingGroup" xmlns:wpi="http://schemas.microsoft.com/office/word/2010/wordprocessingInk" xmlns:wne="http://schemas.microsoft.com/office/word/2006/wordml" xmlns:wps="http://schemas.microsoft.com/office/word/2010/wordprocessingShape" mc:Ignorable="w14 w15 w16se w16cid w16 w16cex w16sdtdh w16sdtfl w16du wp14">
+<w:ftr xmlns:wpc="http://schemas.microsoft.com/office/word/2010/wordprocessingCanvas" xmlns:cx="http://schemas.microsoft.com/office/drawing/2014/chartex" xmlns:cx1="http://schemas.microsoft.com/office/drawing/2015/9/8/chartex" xmlns:cx2="http://schemas.microsoft.com/office/drawing/2015/10/21/chartex" xmlns:cx3="http://schemas.microsoft.com/office/drawing/2016/5/9/chartex" xmlns:cx4="http://schemas.microsoft.com/office/drawing/2016/5/10/chartex" xmlns:cx5="http://schemas.microsoft.com/office/drawing/2016/5/11/chartex" xmlns:cx6="http://schemas.microsoft.com/office/drawing/2016/5/12/chartex" xmlns:cx7="http://schemas.microsoft.com/office/drawing/2016/5/13/chartex" xmlns:cx8="http://schemas.microsoft.com/office/drawing/2016/5/14/chartex" xmlns:mc="http://schemas.openxmlformats.org/markup-compatibility/2006" xmlns:aink="http://schemas.microsoft.com/office/drawing/2016/ink" xmlns:am3d="http://schemas.microsoft.com/office/drawing/2017/model3d" xmlns:o="urn:schemas-microsoft-com:office:office" xmlns:r="http://schemas.openxmlformats.org/officeDocument/2006/relationships" xmlns:m="http://schemas.openxmlformats.org/officeDocument/2006/math" xmlns:v="urn:schemas-microsoft-com:vml" xmlns:wp14="http://schemas.microsoft.com/office/word/2010/wordprocessingDrawing" xmlns:wp="http://schemas.openxmlformats.org/drawingml/2006/wordprocessingDrawing" xmlns:w10="urn:schemas-microsoft-com:office:word" xmlns:w="http://schemas.openxmlformats.org/wordprocessingml/2006/main" xmlns:w14="http://schemas.microsoft.com/office/word/2010/wordml" xmlns:w15="http://schemas.microsoft.com/office/word/2012/wordml" xmlns:w16cex="http://schemas.microsoft.com/office/word/2018/wordml/cex" xmlns:w16cid="http://schemas.microsoft.com/office/word/2016/wordml/cid" xmlns:w16="http://schemas.microsoft.com/office/word/2018/wordml" xmlns:w16sdtdh="http://schemas.microsoft.com/office/word/2020/wordml/sdtdatahash" xmlns:w16se="http://schemas.microsoft.com/office/word/2015/wordml/symex" xmlns:wpg="http://schemas.microsoft.com/office/word/2010/wordprocessingGroup" xmlns:wpi="http://schemas.microsoft.com/office/word/2010/wordprocessingInk" xmlns:wne="http://schemas.microsoft.com/office/word/2006/wordml" xmlns:wps="http://schemas.microsoft.com/office/word/2010/wordprocessingShape" mc:Ignorable="w14 w15 w16se w16cid w16 w16cex w16sdtdh wp14">
   <w:p>
     <w:pPr>
       <w:pStyle w:val="Piedepgina"/>
@@ -13562,7 +14102,7 @@
 </file>
 
 <file path=word/footer3.xml><?xml version="1.0" encoding="utf-8"?>
-<w:ftr xmlns:wpc="http://schemas.microsoft.com/office/word/2010/wordprocessingCanvas" xmlns:cx="http://schemas.microsoft.com/office/drawing/2014/chartex" xmlns:cx1="http://schemas.microsoft.com/office/drawing/2015/9/8/chartex" xmlns:cx2="http://schemas.microsoft.com/office/drawing/2015/10/21/chartex" xmlns:cx3="http://schemas.microsoft.com/office/drawing/2016/5/9/chartex" xmlns:cx4="http://schemas.microsoft.com/office/drawing/2016/5/10/chartex" xmlns:cx5="http://schemas.microsoft.com/office/drawing/2016/5/11/chartex" xmlns:cx6="http://schemas.microsoft.com/office/drawing/2016/5/12/chartex" xmlns:cx7="http://schemas.microsoft.com/office/drawing/2016/5/13/chartex" xmlns:cx8="http://schemas.microsoft.com/office/drawing/2016/5/14/chartex" xmlns:mc="http://schemas.openxmlformats.org/markup-compatibility/2006" xmlns:aink="http://schemas.microsoft.com/office/drawing/2016/ink" xmlns:am3d="http://schemas.microsoft.com/office/drawing/2017/model3d" xmlns:o="urn:schemas-microsoft-com:office:office" xmlns:oel="http://schemas.microsoft.com/office/2019/extlst" xmlns:r="http://schemas.openxmlformats.org/officeDocument/2006/relationships" xmlns:m="http://schemas.openxmlformats.org/officeDocument/2006/math" xmlns:v="urn:schemas-microsoft-com:vml" xmlns:wp14="http://schemas.microsoft.com/office/word/2010/wordprocessingDrawing" xmlns:wp="http://schemas.openxmlformats.org/drawingml/2006/wordprocessingDrawing" xmlns:w10="urn:schemas-microsoft-com:office:word" xmlns:w="http://schemas.openxmlformats.org/wordprocessingml/2006/main" xmlns:w14="http://schemas.microsoft.com/office/word/2010/wordml" xmlns:w15="http://schemas.microsoft.com/office/word/2012/wordml" xmlns:w16cex="http://schemas.microsoft.com/office/word/2018/wordml/cex" xmlns:w16cid="http://schemas.microsoft.com/office/word/2016/wordml/cid" xmlns:w16="http://schemas.microsoft.com/office/word/2018/wordml" xmlns:w16du="http://schemas.microsoft.com/office/word/2023/wordml/word16du" xmlns:w16sdtdh="http://schemas.microsoft.com/office/word/2020/wordml/sdtdatahash" xmlns:w16sdtfl="http://schemas.microsoft.com/office/word/2024/wordml/sdtformatlock" xmlns:w16se="http://schemas.microsoft.com/office/word/2015/wordml/symex" xmlns:wpg="http://schemas.microsoft.com/office/word/2010/wordprocessingGroup" xmlns:wpi="http://schemas.microsoft.com/office/word/2010/wordprocessingInk" xmlns:wne="http://schemas.microsoft.com/office/word/2006/wordml" xmlns:wps="http://schemas.microsoft.com/office/word/2010/wordprocessingShape" mc:Ignorable="w14 w15 w16se w16cid w16 w16cex w16sdtdh w16sdtfl w16du wp14">
+<w:ftr xmlns:wpc="http://schemas.microsoft.com/office/word/2010/wordprocessingCanvas" xmlns:cx="http://schemas.microsoft.com/office/drawing/2014/chartex" xmlns:cx1="http://schemas.microsoft.com/office/drawing/2015/9/8/chartex" xmlns:cx2="http://schemas.microsoft.com/office/drawing/2015/10/21/chartex" xmlns:cx3="http://schemas.microsoft.com/office/drawing/2016/5/9/chartex" xmlns:cx4="http://schemas.microsoft.com/office/drawing/2016/5/10/chartex" xmlns:cx5="http://schemas.microsoft.com/office/drawing/2016/5/11/chartex" xmlns:cx6="http://schemas.microsoft.com/office/drawing/2016/5/12/chartex" xmlns:cx7="http://schemas.microsoft.com/office/drawing/2016/5/13/chartex" xmlns:cx8="http://schemas.microsoft.com/office/drawing/2016/5/14/chartex" xmlns:mc="http://schemas.openxmlformats.org/markup-compatibility/2006" xmlns:aink="http://schemas.microsoft.com/office/drawing/2016/ink" xmlns:am3d="http://schemas.microsoft.com/office/drawing/2017/model3d" xmlns:o="urn:schemas-microsoft-com:office:office" xmlns:r="http://schemas.openxmlformats.org/officeDocument/2006/relationships" xmlns:m="http://schemas.openxmlformats.org/officeDocument/2006/math" xmlns:v="urn:schemas-microsoft-com:vml" xmlns:wp14="http://schemas.microsoft.com/office/word/2010/wordprocessingDrawing" xmlns:wp="http://schemas.openxmlformats.org/drawingml/2006/wordprocessingDrawing" xmlns:w10="urn:schemas-microsoft-com:office:word" xmlns:w="http://schemas.openxmlformats.org/wordprocessingml/2006/main" xmlns:w14="http://schemas.microsoft.com/office/word/2010/wordml" xmlns:w15="http://schemas.microsoft.com/office/word/2012/wordml" xmlns:w16cex="http://schemas.microsoft.com/office/word/2018/wordml/cex" xmlns:w16cid="http://schemas.microsoft.com/office/word/2016/wordml/cid" xmlns:w16="http://schemas.microsoft.com/office/word/2018/wordml" xmlns:w16sdtdh="http://schemas.microsoft.com/office/word/2020/wordml/sdtdatahash" xmlns:w16se="http://schemas.microsoft.com/office/word/2015/wordml/symex" xmlns:wpg="http://schemas.microsoft.com/office/word/2010/wordprocessingGroup" xmlns:wpi="http://schemas.microsoft.com/office/word/2010/wordprocessingInk" xmlns:wne="http://schemas.microsoft.com/office/word/2006/wordml" xmlns:wps="http://schemas.microsoft.com/office/word/2010/wordprocessingShape" mc:Ignorable="w14 w15 w16se w16cid w16 w16cex w16sdtdh wp14">
   <w:sdt>
     <w:sdtPr>
       <w:id w:val="-1234318333"/>
@@ -13630,7 +14170,7 @@
 </file>
 
 <file path=word/footer4.xml><?xml version="1.0" encoding="utf-8"?>
-<w:ftr xmlns:wpc="http://schemas.microsoft.com/office/word/2010/wordprocessingCanvas" xmlns:cx="http://schemas.microsoft.com/office/drawing/2014/chartex" xmlns:cx1="http://schemas.microsoft.com/office/drawing/2015/9/8/chartex" xmlns:cx2="http://schemas.microsoft.com/office/drawing/2015/10/21/chartex" xmlns:cx3="http://schemas.microsoft.com/office/drawing/2016/5/9/chartex" xmlns:cx4="http://schemas.microsoft.com/office/drawing/2016/5/10/chartex" xmlns:cx5="http://schemas.microsoft.com/office/drawing/2016/5/11/chartex" xmlns:cx6="http://schemas.microsoft.com/office/drawing/2016/5/12/chartex" xmlns:cx7="http://schemas.microsoft.com/office/drawing/2016/5/13/chartex" xmlns:cx8="http://schemas.microsoft.com/office/drawing/2016/5/14/chartex" xmlns:mc="http://schemas.openxmlformats.org/markup-compatibility/2006" xmlns:aink="http://schemas.microsoft.com/office/drawing/2016/ink" xmlns:am3d="http://schemas.microsoft.com/office/drawing/2017/model3d" xmlns:o="urn:schemas-microsoft-com:office:office" xmlns:oel="http://schemas.microsoft.com/office/2019/extlst" xmlns:r="http://schemas.openxmlformats.org/officeDocument/2006/relationships" xmlns:m="http://schemas.openxmlformats.org/officeDocument/2006/math" xmlns:v="urn:schemas-microsoft-com:vml" xmlns:wp14="http://schemas.microsoft.com/office/word/2010/wordprocessingDrawing" xmlns:wp="http://schemas.openxmlformats.org/drawingml/2006/wordprocessingDrawing" xmlns:w10="urn:schemas-microsoft-com:office:word" xmlns:w="http://schemas.openxmlformats.org/wordprocessingml/2006/main" xmlns:w14="http://schemas.microsoft.com/office/word/2010/wordml" xmlns:w15="http://schemas.microsoft.com/office/word/2012/wordml" xmlns:w16cex="http://schemas.microsoft.com/office/word/2018/wordml/cex" xmlns:w16cid="http://schemas.microsoft.com/office/word/2016/wordml/cid" xmlns:w16="http://schemas.microsoft.com/office/word/2018/wordml" xmlns:w16du="http://schemas.microsoft.com/office/word/2023/wordml/word16du" xmlns:w16sdtdh="http://schemas.microsoft.com/office/word/2020/wordml/sdtdatahash" xmlns:w16sdtfl="http://schemas.microsoft.com/office/word/2024/wordml/sdtformatlock" xmlns:w16se="http://schemas.microsoft.com/office/word/2015/wordml/symex" xmlns:wpg="http://schemas.microsoft.com/office/word/2010/wordprocessingGroup" xmlns:wpi="http://schemas.microsoft.com/office/word/2010/wordprocessingInk" xmlns:wne="http://schemas.microsoft.com/office/word/2006/wordml" xmlns:wps="http://schemas.microsoft.com/office/word/2010/wordprocessingShape" mc:Ignorable="w14 w15 w16se w16cid w16 w16cex w16sdtdh w16sdtfl w16du wp14">
+<w:ftr xmlns:wpc="http://schemas.microsoft.com/office/word/2010/wordprocessingCanvas" xmlns:cx="http://schemas.microsoft.com/office/drawing/2014/chartex" xmlns:cx1="http://schemas.microsoft.com/office/drawing/2015/9/8/chartex" xmlns:cx2="http://schemas.microsoft.com/office/drawing/2015/10/21/chartex" xmlns:cx3="http://schemas.microsoft.com/office/drawing/2016/5/9/chartex" xmlns:cx4="http://schemas.microsoft.com/office/drawing/2016/5/10/chartex" xmlns:cx5="http://schemas.microsoft.com/office/drawing/2016/5/11/chartex" xmlns:cx6="http://schemas.microsoft.com/office/drawing/2016/5/12/chartex" xmlns:cx7="http://schemas.microsoft.com/office/drawing/2016/5/13/chartex" xmlns:cx8="http://schemas.microsoft.com/office/drawing/2016/5/14/chartex" xmlns:mc="http://schemas.openxmlformats.org/markup-compatibility/2006" xmlns:aink="http://schemas.microsoft.com/office/drawing/2016/ink" xmlns:am3d="http://schemas.microsoft.com/office/drawing/2017/model3d" xmlns:o="urn:schemas-microsoft-com:office:office" xmlns:r="http://schemas.openxmlformats.org/officeDocument/2006/relationships" xmlns:m="http://schemas.openxmlformats.org/officeDocument/2006/math" xmlns:v="urn:schemas-microsoft-com:vml" xmlns:wp14="http://schemas.microsoft.com/office/word/2010/wordprocessingDrawing" xmlns:wp="http://schemas.openxmlformats.org/drawingml/2006/wordprocessingDrawing" xmlns:w10="urn:schemas-microsoft-com:office:word" xmlns:w="http://schemas.openxmlformats.org/wordprocessingml/2006/main" xmlns:w14="http://schemas.microsoft.com/office/word/2010/wordml" xmlns:w15="http://schemas.microsoft.com/office/word/2012/wordml" xmlns:w16cex="http://schemas.microsoft.com/office/word/2018/wordml/cex" xmlns:w16cid="http://schemas.microsoft.com/office/word/2016/wordml/cid" xmlns:w16="http://schemas.microsoft.com/office/word/2018/wordml" xmlns:w16sdtdh="http://schemas.microsoft.com/office/word/2020/wordml/sdtdatahash" xmlns:w16se="http://schemas.microsoft.com/office/word/2015/wordml/symex" xmlns:wpg="http://schemas.microsoft.com/office/word/2010/wordprocessingGroup" xmlns:wpi="http://schemas.microsoft.com/office/word/2010/wordprocessingInk" xmlns:wne="http://schemas.microsoft.com/office/word/2006/wordml" xmlns:wps="http://schemas.microsoft.com/office/word/2010/wordprocessingShape" mc:Ignorable="w14 w15 w16se w16cid w16 w16cex w16sdtdh wp14">
   <w:p>
     <w:pPr>
       <w:pStyle w:val="Piedepgina"/>
@@ -13640,7 +14180,7 @@
 </file>
 
 <file path=word/footnotes.xml><?xml version="1.0" encoding="utf-8"?>
-<w:footnotes xmlns:wpc="http://schemas.microsoft.com/office/word/2010/wordprocessingCanvas" xmlns:cx="http://schemas.microsoft.com/office/drawing/2014/chartex" xmlns:cx1="http://schemas.microsoft.com/office/drawing/2015/9/8/chartex" xmlns:cx2="http://schemas.microsoft.com/office/drawing/2015/10/21/chartex" xmlns:cx3="http://schemas.microsoft.com/office/drawing/2016/5/9/chartex" xmlns:cx4="http://schemas.microsoft.com/office/drawing/2016/5/10/chartex" xmlns:cx5="http://schemas.microsoft.com/office/drawing/2016/5/11/chartex" xmlns:cx6="http://schemas.microsoft.com/office/drawing/2016/5/12/chartex" xmlns:cx7="http://schemas.microsoft.com/office/drawing/2016/5/13/chartex" xmlns:cx8="http://schemas.microsoft.com/office/drawing/2016/5/14/chartex" xmlns:mc="http://schemas.openxmlformats.org/markup-compatibility/2006" xmlns:aink="http://schemas.microsoft.com/office/drawing/2016/ink" xmlns:am3d="http://schemas.microsoft.com/office/drawing/2017/model3d" xmlns:o="urn:schemas-microsoft-com:office:office" xmlns:oel="http://schemas.microsoft.com/office/2019/extlst" xmlns:r="http://schemas.openxmlformats.org/officeDocument/2006/relationships" xmlns:m="http://schemas.openxmlformats.org/officeDocument/2006/math" xmlns:v="urn:schemas-microsoft-com:vml" xmlns:wp14="http://schemas.microsoft.com/office/word/2010/wordprocessingDrawing" xmlns:wp="http://schemas.openxmlformats.org/drawingml/2006/wordprocessingDrawing" xmlns:w10="urn:schemas-microsoft-com:office:word" xmlns:w="http://schemas.openxmlformats.org/wordprocessingml/2006/main" xmlns:w14="http://schemas.microsoft.com/office/word/2010/wordml" xmlns:w15="http://schemas.microsoft.com/office/word/2012/wordml" xmlns:w16cex="http://schemas.microsoft.com/office/word/2018/wordml/cex" xmlns:w16cid="http://schemas.microsoft.com/office/word/2016/wordml/cid" xmlns:w16="http://schemas.microsoft.com/office/word/2018/wordml" xmlns:w16du="http://schemas.microsoft.com/office/word/2023/wordml/word16du" xmlns:w16sdtdh="http://schemas.microsoft.com/office/word/2020/wordml/sdtdatahash" xmlns:w16sdtfl="http://schemas.microsoft.com/office/word/2024/wordml/sdtformatlock" xmlns:w16se="http://schemas.microsoft.com/office/word/2015/wordml/symex" xmlns:wpg="http://schemas.microsoft.com/office/word/2010/wordprocessingGroup" xmlns:wpi="http://schemas.microsoft.com/office/word/2010/wordprocessingInk" xmlns:wne="http://schemas.microsoft.com/office/word/2006/wordml" xmlns:wps="http://schemas.microsoft.com/office/word/2010/wordprocessingShape" mc:Ignorable="w14 w15 w16se w16cid w16 w16cex w16sdtdh w16sdtfl w16du wp14">
+<w:footnotes xmlns:wpc="http://schemas.microsoft.com/office/word/2010/wordprocessingCanvas" xmlns:cx="http://schemas.microsoft.com/office/drawing/2014/chartex" xmlns:cx1="http://schemas.microsoft.com/office/drawing/2015/9/8/chartex" xmlns:cx2="http://schemas.microsoft.com/office/drawing/2015/10/21/chartex" xmlns:cx3="http://schemas.microsoft.com/office/drawing/2016/5/9/chartex" xmlns:cx4="http://schemas.microsoft.com/office/drawing/2016/5/10/chartex" xmlns:cx5="http://schemas.microsoft.com/office/drawing/2016/5/11/chartex" xmlns:cx6="http://schemas.microsoft.com/office/drawing/2016/5/12/chartex" xmlns:cx7="http://schemas.microsoft.com/office/drawing/2016/5/13/chartex" xmlns:cx8="http://schemas.microsoft.com/office/drawing/2016/5/14/chartex" xmlns:mc="http://schemas.openxmlformats.org/markup-compatibility/2006" xmlns:aink="http://schemas.microsoft.com/office/drawing/2016/ink" xmlns:am3d="http://schemas.microsoft.com/office/drawing/2017/model3d" xmlns:o="urn:schemas-microsoft-com:office:office" xmlns:r="http://schemas.openxmlformats.org/officeDocument/2006/relationships" xmlns:m="http://schemas.openxmlformats.org/officeDocument/2006/math" xmlns:v="urn:schemas-microsoft-com:vml" xmlns:wp14="http://schemas.microsoft.com/office/word/2010/wordprocessingDrawing" xmlns:wp="http://schemas.openxmlformats.org/drawingml/2006/wordprocessingDrawing" xmlns:w10="urn:schemas-microsoft-com:office:word" xmlns:w="http://schemas.openxmlformats.org/wordprocessingml/2006/main" xmlns:w14="http://schemas.microsoft.com/office/word/2010/wordml" xmlns:w15="http://schemas.microsoft.com/office/word/2012/wordml" xmlns:w16cex="http://schemas.microsoft.com/office/word/2018/wordml/cex" xmlns:w16cid="http://schemas.microsoft.com/office/word/2016/wordml/cid" xmlns:w16="http://schemas.microsoft.com/office/word/2018/wordml" xmlns:w16sdtdh="http://schemas.microsoft.com/office/word/2020/wordml/sdtdatahash" xmlns:w16se="http://schemas.microsoft.com/office/word/2015/wordml/symex" xmlns:wpg="http://schemas.microsoft.com/office/word/2010/wordprocessingGroup" xmlns:wpi="http://schemas.microsoft.com/office/word/2010/wordprocessingInk" xmlns:wne="http://schemas.microsoft.com/office/word/2006/wordml" xmlns:wps="http://schemas.microsoft.com/office/word/2010/wordprocessingShape" mc:Ignorable="w14 w15 w16se w16cid w16 w16cex w16sdtdh wp14">
   <w:footnote w:type="separator" w:id="-1">
     <w:p>
       <w:pPr>
@@ -13665,7 +14205,7 @@
 </file>
 
 <file path=word/header1.xml><?xml version="1.0" encoding="utf-8"?>
-<w:hdr xmlns:wpc="http://schemas.microsoft.com/office/word/2010/wordprocessingCanvas" xmlns:cx="http://schemas.microsoft.com/office/drawing/2014/chartex" xmlns:cx1="http://schemas.microsoft.com/office/drawing/2015/9/8/chartex" xmlns:cx2="http://schemas.microsoft.com/office/drawing/2015/10/21/chartex" xmlns:cx3="http://schemas.microsoft.com/office/drawing/2016/5/9/chartex" xmlns:cx4="http://schemas.microsoft.com/office/drawing/2016/5/10/chartex" xmlns:cx5="http://schemas.microsoft.com/office/drawing/2016/5/11/chartex" xmlns:cx6="http://schemas.microsoft.com/office/drawing/2016/5/12/chartex" xmlns:cx7="http://schemas.microsoft.com/office/drawing/2016/5/13/chartex" xmlns:cx8="http://schemas.microsoft.com/office/drawing/2016/5/14/chartex" xmlns:mc="http://schemas.openxmlformats.org/markup-compatibility/2006" xmlns:aink="http://schemas.microsoft.com/office/drawing/2016/ink" xmlns:am3d="http://schemas.microsoft.com/office/drawing/2017/model3d" xmlns:o="urn:schemas-microsoft-com:office:office" xmlns:oel="http://schemas.microsoft.com/office/2019/extlst" xmlns:r="http://schemas.openxmlformats.org/officeDocument/2006/relationships" xmlns:m="http://schemas.openxmlformats.org/officeDocument/2006/math" xmlns:v="urn:schemas-microsoft-com:vml" xmlns:wp14="http://schemas.microsoft.com/office/word/2010/wordprocessingDrawing" xmlns:wp="http://schemas.openxmlformats.org/drawingml/2006/wordprocessingDrawing" xmlns:w10="urn:schemas-microsoft-com:office:word" xmlns:w="http://schemas.openxmlformats.org/wordprocessingml/2006/main" xmlns:w14="http://schemas.microsoft.com/office/word/2010/wordml" xmlns:w15="http://schemas.microsoft.com/office/word/2012/wordml" xmlns:w16cex="http://schemas.microsoft.com/office/word/2018/wordml/cex" xmlns:w16cid="http://schemas.microsoft.com/office/word/2016/wordml/cid" xmlns:w16="http://schemas.microsoft.com/office/word/2018/wordml" xmlns:w16du="http://schemas.microsoft.com/office/word/2023/wordml/word16du" xmlns:w16sdtdh="http://schemas.microsoft.com/office/word/2020/wordml/sdtdatahash" xmlns:w16sdtfl="http://schemas.microsoft.com/office/word/2024/wordml/sdtformatlock" xmlns:w16se="http://schemas.microsoft.com/office/word/2015/wordml/symex" xmlns:wpg="http://schemas.microsoft.com/office/word/2010/wordprocessingGroup" xmlns:wpi="http://schemas.microsoft.com/office/word/2010/wordprocessingInk" xmlns:wne="http://schemas.microsoft.com/office/word/2006/wordml" xmlns:wps="http://schemas.microsoft.com/office/word/2010/wordprocessingShape" mc:Ignorable="w14 w15 w16se w16cid w16 w16cex w16sdtdh w16sdtfl w16du wp14">
+<w:hdr xmlns:wpc="http://schemas.microsoft.com/office/word/2010/wordprocessingCanvas" xmlns:cx="http://schemas.microsoft.com/office/drawing/2014/chartex" xmlns:cx1="http://schemas.microsoft.com/office/drawing/2015/9/8/chartex" xmlns:cx2="http://schemas.microsoft.com/office/drawing/2015/10/21/chartex" xmlns:cx3="http://schemas.microsoft.com/office/drawing/2016/5/9/chartex" xmlns:cx4="http://schemas.microsoft.com/office/drawing/2016/5/10/chartex" xmlns:cx5="http://schemas.microsoft.com/office/drawing/2016/5/11/chartex" xmlns:cx6="http://schemas.microsoft.com/office/drawing/2016/5/12/chartex" xmlns:cx7="http://schemas.microsoft.com/office/drawing/2016/5/13/chartex" xmlns:cx8="http://schemas.microsoft.com/office/drawing/2016/5/14/chartex" xmlns:mc="http://schemas.openxmlformats.org/markup-compatibility/2006" xmlns:aink="http://schemas.microsoft.com/office/drawing/2016/ink" xmlns:am3d="http://schemas.microsoft.com/office/drawing/2017/model3d" xmlns:o="urn:schemas-microsoft-com:office:office" xmlns:r="http://schemas.openxmlformats.org/officeDocument/2006/relationships" xmlns:m="http://schemas.openxmlformats.org/officeDocument/2006/math" xmlns:v="urn:schemas-microsoft-com:vml" xmlns:wp14="http://schemas.microsoft.com/office/word/2010/wordprocessingDrawing" xmlns:wp="http://schemas.openxmlformats.org/drawingml/2006/wordprocessingDrawing" xmlns:w10="urn:schemas-microsoft-com:office:word" xmlns:w="http://schemas.openxmlformats.org/wordprocessingml/2006/main" xmlns:w14="http://schemas.microsoft.com/office/word/2010/wordml" xmlns:w15="http://schemas.microsoft.com/office/word/2012/wordml" xmlns:w16cex="http://schemas.microsoft.com/office/word/2018/wordml/cex" xmlns:w16cid="http://schemas.microsoft.com/office/word/2016/wordml/cid" xmlns:w16="http://schemas.microsoft.com/office/word/2018/wordml" xmlns:w16sdtdh="http://schemas.microsoft.com/office/word/2020/wordml/sdtdatahash" xmlns:w16se="http://schemas.microsoft.com/office/word/2015/wordml/symex" xmlns:wpg="http://schemas.microsoft.com/office/word/2010/wordprocessingGroup" xmlns:wpi="http://schemas.microsoft.com/office/word/2010/wordprocessingInk" xmlns:wne="http://schemas.microsoft.com/office/word/2006/wordml" xmlns:wps="http://schemas.microsoft.com/office/word/2010/wordprocessingShape" mc:Ignorable="w14 w15 w16se w16cid w16 w16cex w16sdtdh wp14">
   <w:p>
     <w:pPr>
       <w:pStyle w:val="Encabezado"/>
@@ -13740,7 +14280,7 @@
 </file>
 
 <file path=word/header2.xml><?xml version="1.0" encoding="utf-8"?>
-<w:hdr xmlns:wpc="http://schemas.microsoft.com/office/word/2010/wordprocessingCanvas" xmlns:cx="http://schemas.microsoft.com/office/drawing/2014/chartex" xmlns:cx1="http://schemas.microsoft.com/office/drawing/2015/9/8/chartex" xmlns:cx2="http://schemas.microsoft.com/office/drawing/2015/10/21/chartex" xmlns:cx3="http://schemas.microsoft.com/office/drawing/2016/5/9/chartex" xmlns:cx4="http://schemas.microsoft.com/office/drawing/2016/5/10/chartex" xmlns:cx5="http://schemas.microsoft.com/office/drawing/2016/5/11/chartex" xmlns:cx6="http://schemas.microsoft.com/office/drawing/2016/5/12/chartex" xmlns:cx7="http://schemas.microsoft.com/office/drawing/2016/5/13/chartex" xmlns:cx8="http://schemas.microsoft.com/office/drawing/2016/5/14/chartex" xmlns:mc="http://schemas.openxmlformats.org/markup-compatibility/2006" xmlns:aink="http://schemas.microsoft.com/office/drawing/2016/ink" xmlns:am3d="http://schemas.microsoft.com/office/drawing/2017/model3d" xmlns:o="urn:schemas-microsoft-com:office:office" xmlns:oel="http://schemas.microsoft.com/office/2019/extlst" xmlns:r="http://schemas.openxmlformats.org/officeDocument/2006/relationships" xmlns:m="http://schemas.openxmlformats.org/officeDocument/2006/math" xmlns:v="urn:schemas-microsoft-com:vml" xmlns:wp14="http://schemas.microsoft.com/office/word/2010/wordprocessingDrawing" xmlns:wp="http://schemas.openxmlformats.org/drawingml/2006/wordprocessingDrawing" xmlns:w10="urn:schemas-microsoft-com:office:word" xmlns:w="http://schemas.openxmlformats.org/wordprocessingml/2006/main" xmlns:w14="http://schemas.microsoft.com/office/word/2010/wordml" xmlns:w15="http://schemas.microsoft.com/office/word/2012/wordml" xmlns:w16cex="http://schemas.microsoft.com/office/word/2018/wordml/cex" xmlns:w16cid="http://schemas.microsoft.com/office/word/2016/wordml/cid" xmlns:w16="http://schemas.microsoft.com/office/word/2018/wordml" xmlns:w16du="http://schemas.microsoft.com/office/word/2023/wordml/word16du" xmlns:w16sdtdh="http://schemas.microsoft.com/office/word/2020/wordml/sdtdatahash" xmlns:w16sdtfl="http://schemas.microsoft.com/office/word/2024/wordml/sdtformatlock" xmlns:w16se="http://schemas.microsoft.com/office/word/2015/wordml/symex" xmlns:wpg="http://schemas.microsoft.com/office/word/2010/wordprocessingGroup" xmlns:wpi="http://schemas.microsoft.com/office/word/2010/wordprocessingInk" xmlns:wne="http://schemas.microsoft.com/office/word/2006/wordml" xmlns:wps="http://schemas.microsoft.com/office/word/2010/wordprocessingShape" mc:Ignorable="w14 w15 w16se w16cid w16 w16cex w16sdtdh w16sdtfl w16du wp14">
+<w:hdr xmlns:wpc="http://schemas.microsoft.com/office/word/2010/wordprocessingCanvas" xmlns:cx="http://schemas.microsoft.com/office/drawing/2014/chartex" xmlns:cx1="http://schemas.microsoft.com/office/drawing/2015/9/8/chartex" xmlns:cx2="http://schemas.microsoft.com/office/drawing/2015/10/21/chartex" xmlns:cx3="http://schemas.microsoft.com/office/drawing/2016/5/9/chartex" xmlns:cx4="http://schemas.microsoft.com/office/drawing/2016/5/10/chartex" xmlns:cx5="http://schemas.microsoft.com/office/drawing/2016/5/11/chartex" xmlns:cx6="http://schemas.microsoft.com/office/drawing/2016/5/12/chartex" xmlns:cx7="http://schemas.microsoft.com/office/drawing/2016/5/13/chartex" xmlns:cx8="http://schemas.microsoft.com/office/drawing/2016/5/14/chartex" xmlns:mc="http://schemas.openxmlformats.org/markup-compatibility/2006" xmlns:aink="http://schemas.microsoft.com/office/drawing/2016/ink" xmlns:am3d="http://schemas.microsoft.com/office/drawing/2017/model3d" xmlns:o="urn:schemas-microsoft-com:office:office" xmlns:r="http://schemas.openxmlformats.org/officeDocument/2006/relationships" xmlns:m="http://schemas.openxmlformats.org/officeDocument/2006/math" xmlns:v="urn:schemas-microsoft-com:vml" xmlns:wp14="http://schemas.microsoft.com/office/word/2010/wordprocessingDrawing" xmlns:wp="http://schemas.openxmlformats.org/drawingml/2006/wordprocessingDrawing" xmlns:w10="urn:schemas-microsoft-com:office:word" xmlns:w="http://schemas.openxmlformats.org/wordprocessingml/2006/main" xmlns:w14="http://schemas.microsoft.com/office/word/2010/wordml" xmlns:w15="http://schemas.microsoft.com/office/word/2012/wordml" xmlns:w16cex="http://schemas.microsoft.com/office/word/2018/wordml/cex" xmlns:w16cid="http://schemas.microsoft.com/office/word/2016/wordml/cid" xmlns:w16="http://schemas.microsoft.com/office/word/2018/wordml" xmlns:w16sdtdh="http://schemas.microsoft.com/office/word/2020/wordml/sdtdatahash" xmlns:w16se="http://schemas.microsoft.com/office/word/2015/wordml/symex" xmlns:wpg="http://schemas.microsoft.com/office/word/2010/wordprocessingGroup" xmlns:wpi="http://schemas.microsoft.com/office/word/2010/wordprocessingInk" xmlns:wne="http://schemas.microsoft.com/office/word/2006/wordml" xmlns:wps="http://schemas.microsoft.com/office/word/2010/wordprocessingShape" mc:Ignorable="w14 w15 w16se w16cid w16 w16cex w16sdtdh wp14">
   <w:p>
     <w:pPr>
       <w:pStyle w:val="Encabezado"/>
@@ -13750,7 +14290,7 @@
 </file>
 
 <file path=word/numbering.xml><?xml version="1.0" encoding="utf-8"?>
-<w:numbering xmlns:wpc="http://schemas.microsoft.com/office/word/2010/wordprocessingCanvas" xmlns:cx="http://schemas.microsoft.com/office/drawing/2014/chartex" xmlns:cx1="http://schemas.microsoft.com/office/drawing/2015/9/8/chartex" xmlns:cx2="http://schemas.microsoft.com/office/drawing/2015/10/21/chartex" xmlns:cx3="http://schemas.microsoft.com/office/drawing/2016/5/9/chartex" xmlns:cx4="http://schemas.microsoft.com/office/drawing/2016/5/10/chartex" xmlns:cx5="http://schemas.microsoft.com/office/drawing/2016/5/11/chartex" xmlns:cx6="http://schemas.microsoft.com/office/drawing/2016/5/12/chartex" xmlns:cx7="http://schemas.microsoft.com/office/drawing/2016/5/13/chartex" xmlns:cx8="http://schemas.microsoft.com/office/drawing/2016/5/14/chartex" xmlns:mc="http://schemas.openxmlformats.org/markup-compatibility/2006" xmlns:aink="http://schemas.microsoft.com/office/drawing/2016/ink" xmlns:am3d="http://schemas.microsoft.com/office/drawing/2017/model3d" xmlns:o="urn:schemas-microsoft-com:office:office" xmlns:oel="http://schemas.microsoft.com/office/2019/extlst" xmlns:r="http://schemas.openxmlformats.org/officeDocument/2006/relationships" xmlns:m="http://schemas.openxmlformats.org/officeDocument/2006/math" xmlns:v="urn:schemas-microsoft-com:vml" xmlns:wp14="http://schemas.microsoft.com/office/word/2010/wordprocessingDrawing" xmlns:wp="http://schemas.openxmlformats.org/drawingml/2006/wordprocessingDrawing" xmlns:w10="urn:schemas-microsoft-com:office:word" xmlns:w="http://schemas.openxmlformats.org/wordprocessingml/2006/main" xmlns:w14="http://schemas.microsoft.com/office/word/2010/wordml" xmlns:w15="http://schemas.microsoft.com/office/word/2012/wordml" xmlns:w16cex="http://schemas.microsoft.com/office/word/2018/wordml/cex" xmlns:w16cid="http://schemas.microsoft.com/office/word/2016/wordml/cid" xmlns:w16="http://schemas.microsoft.com/office/word/2018/wordml" xmlns:w16du="http://schemas.microsoft.com/office/word/2023/wordml/word16du" xmlns:w16sdtdh="http://schemas.microsoft.com/office/word/2020/wordml/sdtdatahash" xmlns:w16sdtfl="http://schemas.microsoft.com/office/word/2024/wordml/sdtformatlock" xmlns:w16se="http://schemas.microsoft.com/office/word/2015/wordml/symex" xmlns:wpg="http://schemas.microsoft.com/office/word/2010/wordprocessingGroup" xmlns:wpi="http://schemas.microsoft.com/office/word/2010/wordprocessingInk" xmlns:wne="http://schemas.microsoft.com/office/word/2006/wordml" xmlns:wps="http://schemas.microsoft.com/office/word/2010/wordprocessingShape" mc:Ignorable="w14 w15 w16se w16cid w16 w16cex w16sdtdh w16sdtfl w16du wp14">
+<w:numbering xmlns:wpc="http://schemas.microsoft.com/office/word/2010/wordprocessingCanvas" xmlns:cx="http://schemas.microsoft.com/office/drawing/2014/chartex" xmlns:cx1="http://schemas.microsoft.com/office/drawing/2015/9/8/chartex" xmlns:cx2="http://schemas.microsoft.com/office/drawing/2015/10/21/chartex" xmlns:cx3="http://schemas.microsoft.com/office/drawing/2016/5/9/chartex" xmlns:cx4="http://schemas.microsoft.com/office/drawing/2016/5/10/chartex" xmlns:cx5="http://schemas.microsoft.com/office/drawing/2016/5/11/chartex" xmlns:cx6="http://schemas.microsoft.com/office/drawing/2016/5/12/chartex" xmlns:cx7="http://schemas.microsoft.com/office/drawing/2016/5/13/chartex" xmlns:cx8="http://schemas.microsoft.com/office/drawing/2016/5/14/chartex" xmlns:mc="http://schemas.openxmlformats.org/markup-compatibility/2006" xmlns:aink="http://schemas.microsoft.com/office/drawing/2016/ink" xmlns:am3d="http://schemas.microsoft.com/office/drawing/2017/model3d" xmlns:o="urn:schemas-microsoft-com:office:office" xmlns:r="http://schemas.openxmlformats.org/officeDocument/2006/relationships" xmlns:m="http://schemas.openxmlformats.org/officeDocument/2006/math" xmlns:v="urn:schemas-microsoft-com:vml" xmlns:wp14="http://schemas.microsoft.com/office/word/2010/wordprocessingDrawing" xmlns:wp="http://schemas.openxmlformats.org/drawingml/2006/wordprocessingDrawing" xmlns:w10="urn:schemas-microsoft-com:office:word" xmlns:w="http://schemas.openxmlformats.org/wordprocessingml/2006/main" xmlns:w14="http://schemas.microsoft.com/office/word/2010/wordml" xmlns:w15="http://schemas.microsoft.com/office/word/2012/wordml" xmlns:w16cex="http://schemas.microsoft.com/office/word/2018/wordml/cex" xmlns:w16cid="http://schemas.microsoft.com/office/word/2016/wordml/cid" xmlns:w16="http://schemas.microsoft.com/office/word/2018/wordml" xmlns:w16sdtdh="http://schemas.microsoft.com/office/word/2020/wordml/sdtdatahash" xmlns:w16se="http://schemas.microsoft.com/office/word/2015/wordml/symex" xmlns:wpg="http://schemas.microsoft.com/office/word/2010/wordprocessingGroup" xmlns:wpi="http://schemas.microsoft.com/office/word/2010/wordprocessingInk" xmlns:wne="http://schemas.microsoft.com/office/word/2006/wordml" xmlns:wps="http://schemas.microsoft.com/office/word/2010/wordprocessingShape" mc:Ignorable="w14 w15 w16se w16cid w16 w16cex w16sdtdh wp14">
   <w:abstractNum w:abstractNumId="0" w15:restartNumberingAfterBreak="0">
     <w:nsid w:val="029F2C51"/>
     <w:multiLevelType w:val="hybridMultilevel"/>
@@ -17453,103 +17993,103 @@
       </w:rPr>
     </w:lvl>
   </w:abstractNum>
-  <w:num w:numId="1" w16cid:durableId="1981223025">
+  <w:num w:numId="1">
     <w:abstractNumId w:val="18"/>
   </w:num>
-  <w:num w:numId="2" w16cid:durableId="1502624042">
+  <w:num w:numId="2">
     <w:abstractNumId w:val="32"/>
   </w:num>
-  <w:num w:numId="3" w16cid:durableId="503664622">
+  <w:num w:numId="3">
     <w:abstractNumId w:val="16"/>
   </w:num>
-  <w:num w:numId="4" w16cid:durableId="1035739952">
+  <w:num w:numId="4">
     <w:abstractNumId w:val="5"/>
   </w:num>
-  <w:num w:numId="5" w16cid:durableId="1037661165">
+  <w:num w:numId="5">
     <w:abstractNumId w:val="12"/>
   </w:num>
-  <w:num w:numId="6" w16cid:durableId="875386524">
+  <w:num w:numId="6">
     <w:abstractNumId w:val="7"/>
   </w:num>
-  <w:num w:numId="7" w16cid:durableId="1591573876">
+  <w:num w:numId="7">
     <w:abstractNumId w:val="15"/>
   </w:num>
-  <w:num w:numId="8" w16cid:durableId="1231889074">
+  <w:num w:numId="8">
     <w:abstractNumId w:val="11"/>
   </w:num>
-  <w:num w:numId="9" w16cid:durableId="279460654">
+  <w:num w:numId="9">
     <w:abstractNumId w:val="8"/>
   </w:num>
-  <w:num w:numId="10" w16cid:durableId="1006862208">
+  <w:num w:numId="10">
     <w:abstractNumId w:val="9"/>
   </w:num>
-  <w:num w:numId="11" w16cid:durableId="1399740651">
+  <w:num w:numId="11">
     <w:abstractNumId w:val="14"/>
   </w:num>
-  <w:num w:numId="12" w16cid:durableId="1403024373">
+  <w:num w:numId="12">
     <w:abstractNumId w:val="30"/>
   </w:num>
-  <w:num w:numId="13" w16cid:durableId="2075732432">
+  <w:num w:numId="13">
     <w:abstractNumId w:val="17"/>
   </w:num>
-  <w:num w:numId="14" w16cid:durableId="303390763">
+  <w:num w:numId="14">
     <w:abstractNumId w:val="2"/>
   </w:num>
-  <w:num w:numId="15" w16cid:durableId="265233896">
+  <w:num w:numId="15">
     <w:abstractNumId w:val="22"/>
   </w:num>
-  <w:num w:numId="16" w16cid:durableId="1815947461">
+  <w:num w:numId="16">
     <w:abstractNumId w:val="25"/>
   </w:num>
-  <w:num w:numId="17" w16cid:durableId="278417724">
+  <w:num w:numId="17">
     <w:abstractNumId w:val="6"/>
   </w:num>
-  <w:num w:numId="18" w16cid:durableId="1082678888">
+  <w:num w:numId="18">
     <w:abstractNumId w:val="21"/>
   </w:num>
-  <w:num w:numId="19" w16cid:durableId="1636135599">
+  <w:num w:numId="19">
     <w:abstractNumId w:val="31"/>
   </w:num>
-  <w:num w:numId="20" w16cid:durableId="1891260620">
+  <w:num w:numId="20">
     <w:abstractNumId w:val="3"/>
   </w:num>
-  <w:num w:numId="21" w16cid:durableId="533541374">
+  <w:num w:numId="21">
     <w:abstractNumId w:val="4"/>
   </w:num>
-  <w:num w:numId="22" w16cid:durableId="760681091">
+  <w:num w:numId="22">
     <w:abstractNumId w:val="10"/>
   </w:num>
-  <w:num w:numId="23" w16cid:durableId="1883784383">
+  <w:num w:numId="23">
     <w:abstractNumId w:val="0"/>
   </w:num>
-  <w:num w:numId="24" w16cid:durableId="1200166245">
+  <w:num w:numId="24">
     <w:abstractNumId w:val="29"/>
   </w:num>
-  <w:num w:numId="25" w16cid:durableId="1972980087">
+  <w:num w:numId="25">
     <w:abstractNumId w:val="26"/>
   </w:num>
-  <w:num w:numId="26" w16cid:durableId="1736656924">
+  <w:num w:numId="26">
     <w:abstractNumId w:val="20"/>
   </w:num>
-  <w:num w:numId="27" w16cid:durableId="1796020031">
+  <w:num w:numId="27">
     <w:abstractNumId w:val="27"/>
   </w:num>
-  <w:num w:numId="28" w16cid:durableId="138308619">
+  <w:num w:numId="28">
     <w:abstractNumId w:val="19"/>
   </w:num>
-  <w:num w:numId="29" w16cid:durableId="1294402623">
+  <w:num w:numId="29">
     <w:abstractNumId w:val="24"/>
   </w:num>
-  <w:num w:numId="30" w16cid:durableId="153570050">
+  <w:num w:numId="30">
     <w:abstractNumId w:val="13"/>
   </w:num>
-  <w:num w:numId="31" w16cid:durableId="1487479964">
+  <w:num w:numId="31">
     <w:abstractNumId w:val="23"/>
   </w:num>
-  <w:num w:numId="32" w16cid:durableId="2019381811">
+  <w:num w:numId="32">
     <w:abstractNumId w:val="1"/>
   </w:num>
-  <w:num w:numId="33" w16cid:durableId="1753307557">
+  <w:num w:numId="33">
     <w:abstractNumId w:val="28"/>
   </w:num>
   <w:numIdMacAtCleanup w:val="21"/>
@@ -17557,7 +18097,7 @@
 </file>
 
 <file path=word/people.xml><?xml version="1.0" encoding="utf-8"?>
-<w15:people xmlns:wpc="http://schemas.microsoft.com/office/word/2010/wordprocessingCanvas" xmlns:cx="http://schemas.microsoft.com/office/drawing/2014/chartex" xmlns:cx1="http://schemas.microsoft.com/office/drawing/2015/9/8/chartex" xmlns:cx2="http://schemas.microsoft.com/office/drawing/2015/10/21/chartex" xmlns:cx3="http://schemas.microsoft.com/office/drawing/2016/5/9/chartex" xmlns:cx4="http://schemas.microsoft.com/office/drawing/2016/5/10/chartex" xmlns:cx5="http://schemas.microsoft.com/office/drawing/2016/5/11/chartex" xmlns:cx6="http://schemas.microsoft.com/office/drawing/2016/5/12/chartex" xmlns:cx7="http://schemas.microsoft.com/office/drawing/2016/5/13/chartex" xmlns:cx8="http://schemas.microsoft.com/office/drawing/2016/5/14/chartex" xmlns:mc="http://schemas.openxmlformats.org/markup-compatibility/2006" xmlns:aink="http://schemas.microsoft.com/office/drawing/2016/ink" xmlns:am3d="http://schemas.microsoft.com/office/drawing/2017/model3d" xmlns:o="urn:schemas-microsoft-com:office:office" xmlns:oel="http://schemas.microsoft.com/office/2019/extlst" xmlns:r="http://schemas.openxmlformats.org/officeDocument/2006/relationships" xmlns:m="http://schemas.openxmlformats.org/officeDocument/2006/math" xmlns:v="urn:schemas-microsoft-com:vml" xmlns:wp14="http://schemas.microsoft.com/office/word/2010/wordprocessingDrawing" xmlns:wp="http://schemas.openxmlformats.org/drawingml/2006/wordprocessingDrawing" xmlns:w10="urn:schemas-microsoft-com:office:word" xmlns:w="http://schemas.openxmlformats.org/wordprocessingml/2006/main" xmlns:w14="http://schemas.microsoft.com/office/word/2010/wordml" xmlns:w15="http://schemas.microsoft.com/office/word/2012/wordml" xmlns:w16cex="http://schemas.microsoft.com/office/word/2018/wordml/cex" xmlns:w16cid="http://schemas.microsoft.com/office/word/2016/wordml/cid" xmlns:w16="http://schemas.microsoft.com/office/word/2018/wordml" xmlns:w16du="http://schemas.microsoft.com/office/word/2023/wordml/word16du" xmlns:w16sdtdh="http://schemas.microsoft.com/office/word/2020/wordml/sdtdatahash" xmlns:w16sdtfl="http://schemas.microsoft.com/office/word/2024/wordml/sdtformatlock" xmlns:w16se="http://schemas.microsoft.com/office/word/2015/wordml/symex" xmlns:wpg="http://schemas.microsoft.com/office/word/2010/wordprocessingGroup" xmlns:wpi="http://schemas.microsoft.com/office/word/2010/wordprocessingInk" xmlns:wne="http://schemas.microsoft.com/office/word/2006/wordml" xmlns:wps="http://schemas.microsoft.com/office/word/2010/wordprocessingShape" mc:Ignorable="w14 w15 w16se w16cid w16 w16cex w16sdtdh w16sdtfl w16du wp14">
+<w15:people xmlns:wpc="http://schemas.microsoft.com/office/word/2010/wordprocessingCanvas" xmlns:cx="http://schemas.microsoft.com/office/drawing/2014/chartex" xmlns:cx1="http://schemas.microsoft.com/office/drawing/2015/9/8/chartex" xmlns:cx2="http://schemas.microsoft.com/office/drawing/2015/10/21/chartex" xmlns:cx3="http://schemas.microsoft.com/office/drawing/2016/5/9/chartex" xmlns:cx4="http://schemas.microsoft.com/office/drawing/2016/5/10/chartex" xmlns:cx5="http://schemas.microsoft.com/office/drawing/2016/5/11/chartex" xmlns:cx6="http://schemas.microsoft.com/office/drawing/2016/5/12/chartex" xmlns:cx7="http://schemas.microsoft.com/office/drawing/2016/5/13/chartex" xmlns:cx8="http://schemas.microsoft.com/office/drawing/2016/5/14/chartex" xmlns:mc="http://schemas.openxmlformats.org/markup-compatibility/2006" xmlns:aink="http://schemas.microsoft.com/office/drawing/2016/ink" xmlns:am3d="http://schemas.microsoft.com/office/drawing/2017/model3d" xmlns:o="urn:schemas-microsoft-com:office:office" xmlns:r="http://schemas.openxmlformats.org/officeDocument/2006/relationships" xmlns:m="http://schemas.openxmlformats.org/officeDocument/2006/math" xmlns:v="urn:schemas-microsoft-com:vml" xmlns:wp14="http://schemas.microsoft.com/office/word/2010/wordprocessingDrawing" xmlns:wp="http://schemas.openxmlformats.org/drawingml/2006/wordprocessingDrawing" xmlns:w10="urn:schemas-microsoft-com:office:word" xmlns:w="http://schemas.openxmlformats.org/wordprocessingml/2006/main" xmlns:w14="http://schemas.microsoft.com/office/word/2010/wordml" xmlns:w15="http://schemas.microsoft.com/office/word/2012/wordml" xmlns:w16cex="http://schemas.microsoft.com/office/word/2018/wordml/cex" xmlns:w16cid="http://schemas.microsoft.com/office/word/2016/wordml/cid" xmlns:w16="http://schemas.microsoft.com/office/word/2018/wordml" xmlns:w16sdtdh="http://schemas.microsoft.com/office/word/2020/wordml/sdtdatahash" xmlns:w16se="http://schemas.microsoft.com/office/word/2015/wordml/symex" xmlns:wpg="http://schemas.microsoft.com/office/word/2010/wordprocessingGroup" xmlns:wpi="http://schemas.microsoft.com/office/word/2010/wordprocessingInk" xmlns:wne="http://schemas.microsoft.com/office/word/2006/wordml" xmlns:wps="http://schemas.microsoft.com/office/word/2010/wordprocessingShape" mc:Ignorable="w14 w15 w16se w16cid w16 w16cex w16sdtdh wp14">
   <w15:person w15:author="neli Bp">
     <w15:presenceInfo w15:providerId="Windows Live" w15:userId="31bbf27711c9f401"/>
   </w15:person>
@@ -17571,7 +18111,7 @@
 </file>
 
 <file path=word/styles.xml><?xml version="1.0" encoding="utf-8"?>
-<w:styles xmlns:mc="http://schemas.openxmlformats.org/markup-compatibility/2006" xmlns:r="http://schemas.openxmlformats.org/officeDocument/2006/relationships" xmlns:w="http://schemas.openxmlformats.org/wordprocessingml/2006/main" xmlns:w14="http://schemas.microsoft.com/office/word/2010/wordml" xmlns:w15="http://schemas.microsoft.com/office/word/2012/wordml" xmlns:w16cex="http://schemas.microsoft.com/office/word/2018/wordml/cex" xmlns:w16cid="http://schemas.microsoft.com/office/word/2016/wordml/cid" xmlns:w16="http://schemas.microsoft.com/office/word/2018/wordml" xmlns:w16du="http://schemas.microsoft.com/office/word/2023/wordml/word16du" xmlns:w16sdtdh="http://schemas.microsoft.com/office/word/2020/wordml/sdtdatahash" xmlns:w16sdtfl="http://schemas.microsoft.com/office/word/2024/wordml/sdtformatlock" xmlns:w16se="http://schemas.microsoft.com/office/word/2015/wordml/symex" mc:Ignorable="w14 w15 w16se w16cid w16 w16cex w16sdtdh w16sdtfl w16du">
+<w:styles xmlns:mc="http://schemas.openxmlformats.org/markup-compatibility/2006" xmlns:r="http://schemas.openxmlformats.org/officeDocument/2006/relationships" xmlns:w="http://schemas.openxmlformats.org/wordprocessingml/2006/main" xmlns:w14="http://schemas.microsoft.com/office/word/2010/wordml" xmlns:w15="http://schemas.microsoft.com/office/word/2012/wordml" xmlns:w16cex="http://schemas.microsoft.com/office/word/2018/wordml/cex" xmlns:w16cid="http://schemas.microsoft.com/office/word/2016/wordml/cid" xmlns:w16="http://schemas.microsoft.com/office/word/2018/wordml" xmlns:w16sdtdh="http://schemas.microsoft.com/office/word/2020/wordml/sdtdatahash" xmlns:w16se="http://schemas.microsoft.com/office/word/2015/wordml/symex" mc:Ignorable="w14 w15 w16se w16cid w16 w16cex w16sdtdh">
   <w:docDefaults>
     <w:rPrDefault>
       <w:rPr>
@@ -18095,6 +18635,7 @@
   <w:style w:type="character" w:default="1" w:styleId="Fuentedeprrafopredeter">
     <w:name w:val="Default Paragraph Font"/>
     <w:uiPriority w:val="1"/>
+    <w:semiHidden/>
     <w:unhideWhenUsed/>
   </w:style>
   <w:style w:type="table" w:default="1" w:styleId="Tablanormal">
@@ -19224,7 +19765,7 @@
       </b:Author>
     </b:Author>
     <b:JournalName>LIMS: Laboratory Information Management System Solutions.</b:JournalName>
-    <b:RefOrder>19</b:RefOrder>
+    <b:RefOrder>22</b:RefOrder>
   </b:Source>
   <b:Source>
     <b:Tag>Sie23</b:Tag>
@@ -19322,11 +19863,52 @@
     <b:Day>06</b:Day>
     <b:RefOrder>7</b:RefOrder>
   </b:Source>
+  <b:Source>
+    <b:Tag>Chr18</b:Tag>
+    <b:SourceType>Book</b:SourceType>
+    <b:Guid>{6FC1AF33-6FE5-452F-BE5F-C3AEEBC9429B}</b:Guid>
+    <b:Title>Laboratory Information Management Systems</b:Title>
+    <b:Year>2018</b:Year>
+    <b:Author>
+      <b:Author>
+        <b:NameList>
+          <b:Person>
+            <b:Last>Christine Paszko</b:Last>
+            <b:First>Elizabeth</b:First>
+            <b:Middle>Turner</b:Middle>
+          </b:Person>
+        </b:NameList>
+      </b:Author>
+    </b:Author>
+    <b:City>Florida</b:City>
+    <b:Publisher>CRC Press</b:Publisher>
+    <b:RefOrder>19</b:RefOrder>
+  </b:Source>
+  <b:Source>
+    <b:Tag>Bia09</b:Tag>
+    <b:SourceType>Book</b:SourceType>
+    <b:Guid>{1FF27D8D-FAF2-4EF8-9E66-0A5152049EE2}</b:Guid>
+    <b:Author>
+      <b:Author>
+        <b:NameList>
+          <b:Person>
+            <b:Last>Scholten</b:Last>
+            <b:First>Bianca</b:First>
+          </b:Person>
+        </b:NameList>
+      </b:Author>
+    </b:Author>
+    <b:Title>MES Guide for Executives: Why and How to Select, Implement, and Maintain a Manufacturing Execution System</b:Title>
+    <b:Year>2009</b:Year>
+    <b:City>Carolina del Norte</b:City>
+    <b:Publisher>International Society of Automation</b:Publisher>
+    <b:RefOrder>21</b:RefOrder>
+  </b:Source>
 </b:Sources>
 </file>
 
 <file path=customXml/itemProps1.xml><?xml version="1.0" encoding="utf-8"?>
-<ds:datastoreItem xmlns:ds="http://schemas.openxmlformats.org/officeDocument/2006/customXml" ds:itemID="{E5A8310C-651E-4B49-B142-4D18BEFF23B6}">
+<ds:datastoreItem xmlns:ds="http://schemas.openxmlformats.org/officeDocument/2006/customXml" ds:itemID="{8317107D-0302-457B-938B-FADD12874A28}">
   <ds:schemaRefs>
     <ds:schemaRef ds:uri="http://schemas.openxmlformats.org/officeDocument/2006/bibliography"/>
   </ds:schemaRefs>
